--- a/QuotationApp.API/Templates/QuotationTemplate_Updated.docx
+++ b/QuotationApp.API/Templates/QuotationTemplate_Updated.docx
@@ -858,6 +858,20 @@
         </w:rPr>
         <w:t>Price for Implementation</w:t>
       </w:r>
+      <w:r>
+        <w:rPr>
+          <w:b/>
+          <w:bCs/>
+          <w:caps/>
+          <w:color w:val="65AADB"/>
+          <w:sz w:val="26"/>
+          <w:szCs w:val="26"/>
+        </w:rPr>
+        <w:t xml:space="preserve"> of cqual - </w:t>
+      </w:r>
+      <w:r>
+        <w:t>{{MODULE_LIST}}</w:t>
+      </w:r>
     </w:p>
     <w:tbl>
       <w:tblPr>
@@ -1060,7 +1074,13 @@
               <w:t>Customization</w:t>
             </w:r>
             <w:r>
-              <w:t xml:space="preserve"> - any additional development beyond scope, charged at INR 7,000 / man-day.</w:t>
+              <w:t xml:space="preserve"> - any additional development beyond scope, charged at INR </w:t>
+            </w:r>
+            <w:r>
+              <w:t>8</w:t>
+            </w:r>
+            <w:r>
+              <w:t>,000 / man-day.</w:t>
             </w:r>
           </w:p>
         </w:tc>

--- a/QuotationApp.API/Templates/QuotationTemplate_Updated.docx
+++ b/QuotationApp.API/Templates/QuotationTemplate_Updated.docx
@@ -43,7 +43,25 @@
           <w:bCs/>
           <w:color w:val="65AADB"/>
         </w:rPr>
-        <w:t>{{OrganizationName}}</w:t>
+        <w:t>{{</w:t>
+      </w:r>
+      <w:proofErr w:type="spellStart"/>
+      <w:r>
+        <w:rPr>
+          <w:b/>
+          <w:bCs/>
+          <w:color w:val="65AADB"/>
+        </w:rPr>
+        <w:t>OrganizationName</w:t>
+      </w:r>
+      <w:proofErr w:type="spellEnd"/>
+      <w:r>
+        <w:rPr>
+          <w:b/>
+          <w:bCs/>
+          <w:color w:val="65AADB"/>
+        </w:rPr>
+        <w:t>}}</w:t>
       </w:r>
     </w:p>
     <w:p>
@@ -134,7 +152,21 @@
         <w:rPr>
           <w:b/>
         </w:rPr>
-        <w:t>{{QuotationNo}}</w:t>
+        <w:t>{{</w:t>
+      </w:r>
+      <w:proofErr w:type="spellStart"/>
+      <w:r>
+        <w:rPr>
+          <w:b/>
+        </w:rPr>
+        <w:t>QuotationNo</w:t>
+      </w:r>
+      <w:proofErr w:type="spellEnd"/>
+      <w:r>
+        <w:rPr>
+          <w:b/>
+        </w:rPr>
+        <w:t>}}</w:t>
       </w:r>
     </w:p>
     <w:p>
@@ -220,6 +252,7 @@
         </w:rPr>
         <w:tab/>
       </w:r>
+      <w:proofErr w:type="gramStart"/>
       <w:r>
         <w:rPr>
           <w:b/>
@@ -234,7 +267,11 @@
         <w:t xml:space="preserve"> </w:t>
       </w:r>
       <w:r>
-        <w:t>{{Date}}</w:t>
+        <w:t>{{</w:t>
+      </w:r>
+      <w:proofErr w:type="gramEnd"/>
+      <w:r>
+        <w:t>Date}}</w:t>
       </w:r>
     </w:p>
     <w:p>
@@ -260,10 +297,23 @@
           <w:bCs/>
           <w:color w:val="65AADB"/>
         </w:rPr>
-        <w:t>Contact No.: {{CONTACT_PHONE}}</w:t>
-      </w:r>
-      <w:r>
-        <w:t xml:space="preserve">   |   </w:t>
+        <w:t>Contact No.: {{CONTACT_PHONE</w:t>
+      </w:r>
+      <w:proofErr w:type="gramStart"/>
+      <w:r>
+        <w:rPr>
+          <w:b/>
+          <w:bCs/>
+          <w:color w:val="65AADB"/>
+        </w:rPr>
+        <w:t>}}</w:t>
+      </w:r>
+      <w:r>
+        <w:t xml:space="preserve">   </w:t>
+      </w:r>
+      <w:proofErr w:type="gramEnd"/>
+      <w:r>
+        <w:t xml:space="preserve">|   </w:t>
       </w:r>
       <w:r>
         <w:rPr>
@@ -352,19 +402,43 @@
         <w:rPr>
           <w:lang w:val="en-US"/>
         </w:rPr>
-        <w:t xml:space="preserve">We discussed the current challenges and solutions CQUAL can provide, based on our brief discussions, please find attached a Preliminary Business Proposal for the required changeover at </w:t>
-      </w:r>
-      <w:r>
-        <w:rPr>
-          <w:b/>
-          <w:bCs/>
-          <w:color w:val="65AADB"/>
-        </w:rPr>
-        <w:t>{{ORG_NAME}}</w:t>
+        <w:t>We discussed the current challenges and solutions CQUAL can provide</w:t>
+      </w:r>
+      <w:proofErr w:type="gramStart"/>
+      <w:r>
+        <w:rPr>
+          <w:lang w:val="en-US"/>
+        </w:rPr>
+        <w:t>, based</w:t>
+      </w:r>
+      <w:proofErr w:type="gramEnd"/>
+      <w:r>
+        <w:rPr>
+          <w:lang w:val="en-US"/>
+        </w:rPr>
+        <w:t xml:space="preserve"> on our brief discussions, please find attached a Preliminary Business Proposal for the required changeover at </w:t>
+      </w:r>
+      <w:r>
+        <w:rPr>
+          <w:b/>
+          <w:bCs/>
+          <w:color w:val="65AADB"/>
+        </w:rPr>
+        <w:t>{{ORG_</w:t>
+      </w:r>
+      <w:proofErr w:type="gramStart"/>
+      <w:r>
+        <w:rPr>
+          <w:b/>
+          <w:bCs/>
+          <w:color w:val="65AADB"/>
+        </w:rPr>
+        <w:t>NAME}}</w:t>
       </w:r>
       <w:r>
         <w:t>.</w:t>
       </w:r>
+      <w:proofErr w:type="gramEnd"/>
     </w:p>
     <w:p>
       <w:pPr>
@@ -507,7 +581,15 @@
         <w:spacing w:after="200"/>
       </w:pPr>
       <w:r>
-        <w:t>Deliverables do not include the source code. Use of the solution is under license from BlechTek Software Solutions LLP.</w:t>
+        <w:t xml:space="preserve">Deliverables do not include the source code. Use of the solution is under license from </w:t>
+      </w:r>
+      <w:proofErr w:type="spellStart"/>
+      <w:r>
+        <w:t>BlechTek</w:t>
+      </w:r>
+      <w:proofErr w:type="spellEnd"/>
+      <w:r>
+        <w:t xml:space="preserve"> Software Solutions LLP.</w:t>
       </w:r>
     </w:p>
     <w:p>
@@ -563,7 +645,25 @@
           <w:bCs/>
           <w:lang w:val="en-US"/>
         </w:rPr>
-        <w:t>For BlechTek Software Solutions LLP.</w:t>
+        <w:t xml:space="preserve">For </w:t>
+      </w:r>
+      <w:proofErr w:type="spellStart"/>
+      <w:r>
+        <w:rPr>
+          <w:b/>
+          <w:bCs/>
+          <w:lang w:val="en-US"/>
+        </w:rPr>
+        <w:t>BlechTek</w:t>
+      </w:r>
+      <w:proofErr w:type="spellEnd"/>
+      <w:r>
+        <w:rPr>
+          <w:b/>
+          <w:bCs/>
+          <w:lang w:val="en-US"/>
+        </w:rPr>
+        <w:t xml:space="preserve"> Software Solutions LLP.</w:t>
       </w:r>
     </w:p>
     <w:p>
@@ -575,26 +675,45 @@
           <w:lang w:val="en-US"/>
         </w:rPr>
       </w:pPr>
-    </w:p>
-    <w:p>
-      <w:pPr>
-        <w:spacing w:line="240" w:lineRule="auto"/>
-      </w:pPr>
-    </w:p>
-    <w:p>
-      <w:pPr>
-        <w:spacing w:line="240" w:lineRule="auto"/>
-      </w:pPr>
-    </w:p>
-    <w:p>
-      <w:pPr>
-        <w:spacing w:line="240" w:lineRule="auto"/>
-      </w:pPr>
-    </w:p>
-    <w:p>
-      <w:pPr>
-        <w:spacing w:line="240" w:lineRule="auto"/>
-      </w:pPr>
+      <w:r>
+        <w:rPr>
+          <w:noProof/>
+        </w:rPr>
+        <w:lastRenderedPageBreak/>
+        <w:drawing>
+          <wp:inline distT="0" distB="0" distL="0" distR="0" wp14:anchorId="3D41E2FB" wp14:editId="23AD92E6">
+            <wp:extent cx="1045464" cy="1033272"/>
+            <wp:effectExtent l="0" t="0" r="0" b="0"/>
+            <wp:docPr id="66384000" name="Picture 66384000"/>
+            <wp:cNvGraphicFramePr/>
+            <a:graphic xmlns:a="http://schemas.openxmlformats.org/drawingml/2006/main">
+              <a:graphicData uri="http://schemas.openxmlformats.org/drawingml/2006/picture">
+                <pic:pic xmlns:pic="http://schemas.openxmlformats.org/drawingml/2006/picture">
+                  <pic:nvPicPr>
+                    <pic:cNvPr id="97" name="Picture 97"/>
+                    <pic:cNvPicPr/>
+                  </pic:nvPicPr>
+                  <pic:blipFill>
+                    <a:blip r:embed="rId7"/>
+                    <a:stretch>
+                      <a:fillRect/>
+                    </a:stretch>
+                  </pic:blipFill>
+                  <pic:spPr>
+                    <a:xfrm>
+                      <a:off x="0" y="0"/>
+                      <a:ext cx="1045464" cy="1033272"/>
+                    </a:xfrm>
+                    <a:prstGeom prst="rect">
+                      <a:avLst/>
+                    </a:prstGeom>
+                  </pic:spPr>
+                </pic:pic>
+              </a:graphicData>
+            </a:graphic>
+          </wp:inline>
+        </w:drawing>
+      </w:r>
     </w:p>
     <w:p>
       <w:pPr>
@@ -636,7 +755,6 @@
           <w:sz w:val="26"/>
           <w:szCs w:val="26"/>
         </w:rPr>
-        <w:lastRenderedPageBreak/>
         <w:t>Scope</w:t>
       </w:r>
     </w:p>
@@ -884,6 +1002,7 @@
           <w:insideH w:val="single" w:sz="4" w:space="0" w:color="auto"/>
           <w:insideV w:val="single" w:sz="4" w:space="0" w:color="auto"/>
         </w:tblBorders>
+        <w:shd w:val="clear" w:color="auto" w:fill="FFFFFF" w:themeFill="background1"/>
         <w:tblCellMar>
           <w:left w:w="10" w:type="dxa"/>
           <w:right w:w="10" w:type="dxa"/>
@@ -973,6 +1092,7 @@
         <w:tc>
           <w:tcPr>
             <w:tcW w:w="700" w:type="dxa"/>
+            <w:shd w:val="clear" w:color="auto" w:fill="FFFFFF" w:themeFill="background1"/>
             <w:tcMar>
               <w:top w:w="80" w:type="dxa"/>
               <w:left w:w="120" w:type="dxa"/>
@@ -989,6 +1109,7 @@
         <w:tc>
           <w:tcPr>
             <w:tcW w:w="5300" w:type="dxa"/>
+            <w:shd w:val="clear" w:color="auto" w:fill="FFFFFF" w:themeFill="background1"/>
             <w:tcMar>
               <w:top w:w="80" w:type="dxa"/>
               <w:left w:w="120" w:type="dxa"/>
@@ -1017,6 +1138,7 @@
         <w:tc>
           <w:tcPr>
             <w:tcW w:w="3000" w:type="dxa"/>
+            <w:shd w:val="clear" w:color="auto" w:fill="FFFFFF" w:themeFill="background1"/>
             <w:tcMar>
               <w:top w:w="80" w:type="dxa"/>
               <w:left w:w="120" w:type="dxa"/>
@@ -1040,7 +1162,7 @@
         <w:tc>
           <w:tcPr>
             <w:tcW w:w="700" w:type="dxa"/>
-            <w:shd w:val="clear" w:color="auto" w:fill="F2F4F7"/>
+            <w:shd w:val="clear" w:color="auto" w:fill="FFFFFF" w:themeFill="background1"/>
             <w:tcMar>
               <w:top w:w="80" w:type="dxa"/>
               <w:left w:w="120" w:type="dxa"/>
@@ -1057,7 +1179,7 @@
         <w:tc>
           <w:tcPr>
             <w:tcW w:w="5300" w:type="dxa"/>
-            <w:shd w:val="clear" w:color="auto" w:fill="F2F4F7"/>
+            <w:shd w:val="clear" w:color="auto" w:fill="FFFFFF" w:themeFill="background1"/>
             <w:tcMar>
               <w:top w:w="80" w:type="dxa"/>
               <w:left w:w="120" w:type="dxa"/>
@@ -1087,7 +1209,7 @@
         <w:tc>
           <w:tcPr>
             <w:tcW w:w="3000" w:type="dxa"/>
-            <w:shd w:val="clear" w:color="auto" w:fill="F2F4F7"/>
+            <w:shd w:val="clear" w:color="auto" w:fill="FFFFFF" w:themeFill="background1"/>
             <w:tcMar>
               <w:top w:w="80" w:type="dxa"/>
               <w:left w:w="120" w:type="dxa"/>
@@ -1106,6 +1228,7 @@
         <w:tc>
           <w:tcPr>
             <w:tcW w:w="700" w:type="dxa"/>
+            <w:shd w:val="clear" w:color="auto" w:fill="FFFFFF" w:themeFill="background1"/>
             <w:tcMar>
               <w:top w:w="80" w:type="dxa"/>
               <w:left w:w="120" w:type="dxa"/>
@@ -1122,6 +1245,7 @@
         <w:tc>
           <w:tcPr>
             <w:tcW w:w="5300" w:type="dxa"/>
+            <w:shd w:val="clear" w:color="auto" w:fill="FFFFFF" w:themeFill="background1"/>
             <w:tcMar>
               <w:top w:w="80" w:type="dxa"/>
               <w:left w:w="120" w:type="dxa"/>
@@ -1145,6 +1269,7 @@
         <w:tc>
           <w:tcPr>
             <w:tcW w:w="3000" w:type="dxa"/>
+            <w:shd w:val="clear" w:color="auto" w:fill="FFFFFF" w:themeFill="background1"/>
             <w:tcMar>
               <w:top w:w="80" w:type="dxa"/>
               <w:left w:w="120" w:type="dxa"/>
@@ -1159,7 +1284,7 @@
         <w:tc>
           <w:tcPr>
             <w:tcW w:w="700" w:type="dxa"/>
-            <w:shd w:val="clear" w:color="auto" w:fill="F2F4F7"/>
+            <w:shd w:val="clear" w:color="auto" w:fill="FFFFFF" w:themeFill="background1"/>
             <w:tcMar>
               <w:top w:w="80" w:type="dxa"/>
               <w:left w:w="120" w:type="dxa"/>
@@ -1176,7 +1301,7 @@
         <w:tc>
           <w:tcPr>
             <w:tcW w:w="5300" w:type="dxa"/>
-            <w:shd w:val="clear" w:color="auto" w:fill="F2F4F7"/>
+            <w:shd w:val="clear" w:color="auto" w:fill="FFFFFF" w:themeFill="background1"/>
             <w:tcMar>
               <w:top w:w="80" w:type="dxa"/>
               <w:left w:w="120" w:type="dxa"/>
@@ -1200,7 +1325,7 @@
         <w:tc>
           <w:tcPr>
             <w:tcW w:w="3000" w:type="dxa"/>
-            <w:shd w:val="clear" w:color="auto" w:fill="F2F4F7"/>
+            <w:shd w:val="clear" w:color="auto" w:fill="FFFFFF" w:themeFill="background1"/>
             <w:tcMar>
               <w:top w:w="80" w:type="dxa"/>
               <w:left w:w="120" w:type="dxa"/>
@@ -1215,6 +1340,7 @@
         <w:tc>
           <w:tcPr>
             <w:tcW w:w="700" w:type="dxa"/>
+            <w:shd w:val="clear" w:color="auto" w:fill="FFFFFF" w:themeFill="background1"/>
             <w:tcMar>
               <w:top w:w="80" w:type="dxa"/>
               <w:left w:w="120" w:type="dxa"/>
@@ -1231,6 +1357,7 @@
         <w:tc>
           <w:tcPr>
             <w:tcW w:w="5300" w:type="dxa"/>
+            <w:shd w:val="clear" w:color="auto" w:fill="FFFFFF" w:themeFill="background1"/>
             <w:tcMar>
               <w:top w:w="80" w:type="dxa"/>
               <w:left w:w="120" w:type="dxa"/>
@@ -1275,6 +1402,7 @@
         <w:tc>
           <w:tcPr>
             <w:tcW w:w="3000" w:type="dxa"/>
+            <w:shd w:val="clear" w:color="auto" w:fill="FFFFFF" w:themeFill="background1"/>
             <w:tcMar>
               <w:top w:w="80" w:type="dxa"/>
               <w:left w:w="120" w:type="dxa"/>
@@ -1289,7 +1417,7 @@
         <w:tc>
           <w:tcPr>
             <w:tcW w:w="700" w:type="dxa"/>
-            <w:shd w:val="clear" w:color="auto" w:fill="F2F4F7"/>
+            <w:shd w:val="clear" w:color="auto" w:fill="FFFFFF" w:themeFill="background1"/>
             <w:tcMar>
               <w:top w:w="80" w:type="dxa"/>
               <w:left w:w="120" w:type="dxa"/>
@@ -1310,7 +1438,7 @@
         <w:tc>
           <w:tcPr>
             <w:tcW w:w="5300" w:type="dxa"/>
-            <w:shd w:val="clear" w:color="auto" w:fill="F2F4F7"/>
+            <w:shd w:val="clear" w:color="auto" w:fill="FFFFFF" w:themeFill="background1"/>
             <w:tcMar>
               <w:top w:w="80" w:type="dxa"/>
               <w:left w:w="120" w:type="dxa"/>
@@ -1331,7 +1459,7 @@
         <w:tc>
           <w:tcPr>
             <w:tcW w:w="3000" w:type="dxa"/>
-            <w:shd w:val="clear" w:color="auto" w:fill="F2F4F7"/>
+            <w:shd w:val="clear" w:color="auto" w:fill="FFFFFF" w:themeFill="background1"/>
             <w:tcMar>
               <w:top w:w="80" w:type="dxa"/>
               <w:left w:w="120" w:type="dxa"/>
@@ -1346,6 +1474,7 @@
         <w:tc>
           <w:tcPr>
             <w:tcW w:w="700" w:type="dxa"/>
+            <w:shd w:val="clear" w:color="auto" w:fill="FFFFFF" w:themeFill="background1"/>
             <w:tcMar>
               <w:top w:w="80" w:type="dxa"/>
               <w:left w:w="120" w:type="dxa"/>
@@ -1358,6 +1487,7 @@
         <w:tc>
           <w:tcPr>
             <w:tcW w:w="5300" w:type="dxa"/>
+            <w:shd w:val="clear" w:color="auto" w:fill="FFFFFF" w:themeFill="background1"/>
             <w:tcMar>
               <w:top w:w="80" w:type="dxa"/>
               <w:left w:w="120" w:type="dxa"/>
@@ -1403,6 +1533,7 @@
         <w:tc>
           <w:tcPr>
             <w:tcW w:w="3000" w:type="dxa"/>
+            <w:shd w:val="clear" w:color="auto" w:fill="FFFFFF" w:themeFill="background1"/>
             <w:tcMar>
               <w:top w:w="80" w:type="dxa"/>
               <w:left w:w="120" w:type="dxa"/>
@@ -1421,7 +1552,7 @@
         <w:tc>
           <w:tcPr>
             <w:tcW w:w="700" w:type="dxa"/>
-            <w:shd w:val="clear" w:color="auto" w:fill="F2F4F7"/>
+            <w:shd w:val="clear" w:color="auto" w:fill="FFFFFF" w:themeFill="background1"/>
             <w:tcMar>
               <w:top w:w="80" w:type="dxa"/>
               <w:left w:w="120" w:type="dxa"/>
@@ -1434,7 +1565,7 @@
         <w:tc>
           <w:tcPr>
             <w:tcW w:w="5300" w:type="dxa"/>
-            <w:shd w:val="clear" w:color="auto" w:fill="F2F4F7"/>
+            <w:shd w:val="clear" w:color="auto" w:fill="FFFFFF" w:themeFill="background1"/>
             <w:tcMar>
               <w:top w:w="80" w:type="dxa"/>
               <w:left w:w="120" w:type="dxa"/>
@@ -1470,14 +1601,22 @@
           </w:p>
           <w:p>
             <w:r>
-              <w:t>Identified by you or by BlechTek Software Solutions LLP.</w:t>
+              <w:t xml:space="preserve">Identified by you or by </w:t>
+            </w:r>
+            <w:proofErr w:type="spellStart"/>
+            <w:r>
+              <w:t>BlechTek</w:t>
+            </w:r>
+            <w:proofErr w:type="spellEnd"/>
+            <w:r>
+              <w:t xml:space="preserve"> Software Solutions LLP.</w:t>
             </w:r>
           </w:p>
         </w:tc>
         <w:tc>
           <w:tcPr>
             <w:tcW w:w="3000" w:type="dxa"/>
-            <w:shd w:val="clear" w:color="auto" w:fill="F2F4F7"/>
+            <w:shd w:val="clear" w:color="auto" w:fill="FFFFFF" w:themeFill="background1"/>
             <w:tcMar>
               <w:top w:w="80" w:type="dxa"/>
               <w:left w:w="120" w:type="dxa"/>
@@ -1496,6 +1635,7 @@
         <w:tc>
           <w:tcPr>
             <w:tcW w:w="700" w:type="dxa"/>
+            <w:shd w:val="clear" w:color="auto" w:fill="FFFFFF" w:themeFill="background1"/>
             <w:tcMar>
               <w:top w:w="80" w:type="dxa"/>
               <w:left w:w="120" w:type="dxa"/>
@@ -1508,6 +1648,7 @@
         <w:tc>
           <w:tcPr>
             <w:tcW w:w="5300" w:type="dxa"/>
+            <w:shd w:val="clear" w:color="auto" w:fill="FFFFFF" w:themeFill="background1"/>
             <w:tcMar>
               <w:top w:w="80" w:type="dxa"/>
               <w:left w:w="120" w:type="dxa"/>
@@ -1553,6 +1694,7 @@
         <w:tc>
           <w:tcPr>
             <w:tcW w:w="3000" w:type="dxa"/>
+            <w:shd w:val="clear" w:color="auto" w:fill="FFFFFF" w:themeFill="background1"/>
             <w:tcMar>
               <w:top w:w="80" w:type="dxa"/>
               <w:left w:w="120" w:type="dxa"/>
@@ -1571,7 +1713,7 @@
         <w:tc>
           <w:tcPr>
             <w:tcW w:w="700" w:type="dxa"/>
-            <w:shd w:val="clear" w:color="auto" w:fill="F2F4F7"/>
+            <w:shd w:val="clear" w:color="auto" w:fill="FFFFFF" w:themeFill="background1"/>
             <w:tcMar>
               <w:top w:w="80" w:type="dxa"/>
               <w:left w:w="120" w:type="dxa"/>
@@ -1584,7 +1726,7 @@
         <w:tc>
           <w:tcPr>
             <w:tcW w:w="5300" w:type="dxa"/>
-            <w:shd w:val="clear" w:color="auto" w:fill="F2F4F7"/>
+            <w:shd w:val="clear" w:color="auto" w:fill="FFFFFF" w:themeFill="background1"/>
             <w:tcMar>
               <w:top w:w="80" w:type="dxa"/>
               <w:left w:w="120" w:type="dxa"/>
@@ -1623,14 +1765,22 @@
           </w:p>
           <w:p>
             <w:r>
-              <w:t>As done by BlechTek Software Solutions LLP on its own.</w:t>
+              <w:t xml:space="preserve">As done by </w:t>
+            </w:r>
+            <w:proofErr w:type="spellStart"/>
+            <w:r>
+              <w:t>BlechTek</w:t>
+            </w:r>
+            <w:proofErr w:type="spellEnd"/>
+            <w:r>
+              <w:t xml:space="preserve"> Software Solutions LLP on its own.</w:t>
             </w:r>
           </w:p>
         </w:tc>
         <w:tc>
           <w:tcPr>
             <w:tcW w:w="3000" w:type="dxa"/>
-            <w:shd w:val="clear" w:color="auto" w:fill="F2F4F7"/>
+            <w:shd w:val="clear" w:color="auto" w:fill="FFFFFF" w:themeFill="background1"/>
             <w:tcMar>
               <w:top w:w="80" w:type="dxa"/>
               <w:left w:w="120" w:type="dxa"/>
@@ -1649,6 +1799,7 @@
         <w:tc>
           <w:tcPr>
             <w:tcW w:w="700" w:type="dxa"/>
+            <w:shd w:val="clear" w:color="auto" w:fill="FFFFFF" w:themeFill="background1"/>
             <w:tcMar>
               <w:top w:w="80" w:type="dxa"/>
               <w:left w:w="120" w:type="dxa"/>
@@ -1661,6 +1812,7 @@
         <w:tc>
           <w:tcPr>
             <w:tcW w:w="5300" w:type="dxa"/>
+            <w:shd w:val="clear" w:color="auto" w:fill="FFFFFF" w:themeFill="background1"/>
             <w:tcMar>
               <w:top w:w="80" w:type="dxa"/>
               <w:left w:w="120" w:type="dxa"/>
@@ -1696,13 +1848,22 @@
           </w:p>
           <w:p>
             <w:r>
-              <w:t>Master updation, new feature implementation.</w:t>
+              <w:t xml:space="preserve">Master </w:t>
+            </w:r>
+            <w:proofErr w:type="spellStart"/>
+            <w:r>
+              <w:t>updation</w:t>
+            </w:r>
+            <w:proofErr w:type="spellEnd"/>
+            <w:r>
+              <w:t>, new feature implementation.</w:t>
             </w:r>
           </w:p>
         </w:tc>
         <w:tc>
           <w:tcPr>
             <w:tcW w:w="3000" w:type="dxa"/>
+            <w:shd w:val="clear" w:color="auto" w:fill="FFFFFF" w:themeFill="background1"/>
             <w:tcMar>
               <w:top w:w="80" w:type="dxa"/>
               <w:left w:w="120" w:type="dxa"/>
@@ -1721,7 +1882,7 @@
         <w:tc>
           <w:tcPr>
             <w:tcW w:w="700" w:type="dxa"/>
-            <w:shd w:val="clear" w:color="auto" w:fill="F2F4F7"/>
+            <w:shd w:val="clear" w:color="auto" w:fill="FFFFFF" w:themeFill="background1"/>
             <w:tcMar>
               <w:top w:w="80" w:type="dxa"/>
               <w:left w:w="120" w:type="dxa"/>
@@ -1738,7 +1899,7 @@
         <w:tc>
           <w:tcPr>
             <w:tcW w:w="5300" w:type="dxa"/>
-            <w:shd w:val="clear" w:color="auto" w:fill="F2F4F7"/>
+            <w:shd w:val="clear" w:color="auto" w:fill="FFFFFF" w:themeFill="background1"/>
             <w:tcMar>
               <w:top w:w="80" w:type="dxa"/>
               <w:left w:w="120" w:type="dxa"/>
@@ -1755,7 +1916,7 @@
         <w:tc>
           <w:tcPr>
             <w:tcW w:w="3000" w:type="dxa"/>
-            <w:shd w:val="clear" w:color="auto" w:fill="F2F4F7"/>
+            <w:shd w:val="clear" w:color="auto" w:fill="FFFFFF" w:themeFill="background1"/>
             <w:tcMar>
               <w:top w:w="80" w:type="dxa"/>
               <w:left w:w="120" w:type="dxa"/>
@@ -1795,8 +1956,260 @@
           <w:sz w:val="26"/>
           <w:szCs w:val="26"/>
         </w:rPr>
+        <w:t>Terms and Conditions</w:t>
+      </w:r>
+    </w:p>
+    <w:p>
+      <w:pPr>
+        <w:spacing w:before="160" w:after="40"/>
+      </w:pPr>
+      <w:r>
+        <w:rPr>
+          <w:b/>
+          <w:bCs/>
+          <w:color w:val="65AADB"/>
+        </w:rPr>
+        <w:t>1. Confidentiality</w:t>
+      </w:r>
+    </w:p>
+    <w:p>
+      <w:pPr>
+        <w:spacing w:after="60"/>
+      </w:pPr>
+      <w:proofErr w:type="spellStart"/>
+      <w:r>
+        <w:t>BlechTek</w:t>
+      </w:r>
+      <w:proofErr w:type="spellEnd"/>
+      <w:r>
+        <w:t xml:space="preserve"> Software Solutions LLP agrees to maintain the confidentiality of all insights gained into your organization.</w:t>
+      </w:r>
+    </w:p>
+    <w:p>
+      <w:pPr>
+        <w:spacing w:before="160" w:after="40"/>
+      </w:pPr>
+      <w:r>
+        <w:rPr>
+          <w:b/>
+          <w:bCs/>
+          <w:color w:val="65AADB"/>
+        </w:rPr>
+        <w:t>2. License</w:t>
+      </w:r>
+    </w:p>
+    <w:p>
+      <w:pPr>
+        <w:spacing w:after="60"/>
+      </w:pPr>
+      <w:r>
+        <w:t>You are responsible for holding valid licenses for any Operating System software required.</w:t>
+      </w:r>
+    </w:p>
+    <w:p>
+      <w:pPr>
+        <w:spacing w:before="160" w:after="40"/>
+      </w:pPr>
+      <w:r>
+        <w:rPr>
+          <w:b/>
+          <w:bCs/>
+          <w:color w:val="65AADB"/>
+        </w:rPr>
+        <w:t>3. Ownership of Source Code</w:t>
+      </w:r>
+    </w:p>
+    <w:p>
+      <w:pPr>
+        <w:spacing w:after="60"/>
+      </w:pPr>
+      <w:r>
+        <w:t xml:space="preserve">Source Code remains the property of </w:t>
+      </w:r>
+      <w:proofErr w:type="spellStart"/>
+      <w:r>
+        <w:t>BlechTek</w:t>
+      </w:r>
+      <w:proofErr w:type="spellEnd"/>
+      <w:r>
+        <w:t xml:space="preserve"> Software Solutions LLP. The customer shall not claim any right in or to any patent, copyright, trademark or other proprietary right of the original manufacturer, developer or licensor. The software, hardware or other goods supplied are in accordance with the export laws of the respective countries, and diversion contrary to these laws or regulations is prohibited.</w:t>
+      </w:r>
+    </w:p>
+    <w:p>
+      <w:pPr>
+        <w:spacing w:before="160" w:after="40"/>
+      </w:pPr>
+      <w:r>
+        <w:rPr>
+          <w:b/>
+          <w:bCs/>
+          <w:color w:val="65AADB"/>
+        </w:rPr>
+        <w:t>4. Warranty</w:t>
+      </w:r>
+    </w:p>
+    <w:p>
+      <w:pPr>
+        <w:spacing w:after="60"/>
+      </w:pPr>
+      <w:proofErr w:type="spellStart"/>
+      <w:r>
+        <w:t>BlechTek</w:t>
+      </w:r>
+      <w:proofErr w:type="spellEnd"/>
+      <w:r>
+        <w:t xml:space="preserve"> offers a standard warranty against development defects for 3 months from the date of installation. </w:t>
+      </w:r>
+      <w:proofErr w:type="spellStart"/>
+      <w:r>
+        <w:t>BlechTek</w:t>
+      </w:r>
+      <w:proofErr w:type="spellEnd"/>
+      <w:r>
+        <w:t xml:space="preserve"> is not responsible for data loss due to platform, cyber-security or virus issues.</w:t>
+      </w:r>
+    </w:p>
+    <w:p>
+      <w:pPr>
+        <w:spacing w:before="160" w:after="40"/>
+      </w:pPr>
+      <w:r>
+        <w:rPr>
+          <w:b/>
+          <w:bCs/>
+          <w:color w:val="65AADB"/>
+        </w:rPr>
+        <w:t>5. Installation of Software</w:t>
+      </w:r>
+    </w:p>
+    <w:p>
+      <w:pPr>
+        <w:spacing w:after="60"/>
+      </w:pPr>
+      <w:r>
+        <w:t xml:space="preserve">The software is considered installed once loaded on the server. For </w:t>
+      </w:r>
+      <w:proofErr w:type="gramStart"/>
+      <w:r>
+        <w:t>on-premise</w:t>
+      </w:r>
+      <w:proofErr w:type="gramEnd"/>
+      <w:r>
+        <w:t xml:space="preserve"> servers, installation will be carried out only after receipt of a Site Readiness report from you, a copy of which will be forwarded to you along with our Order Acceptance / Request for Installation.</w:t>
+      </w:r>
+    </w:p>
+    <w:p>
+      <w:pPr>
+        <w:spacing w:before="160" w:after="40"/>
+      </w:pPr>
+      <w:r>
+        <w:rPr>
+          <w:b/>
+          <w:bCs/>
+          <w:color w:val="65AADB"/>
+        </w:rPr>
+        <w:t>6. Excused Performance</w:t>
+      </w:r>
+    </w:p>
+    <w:p>
+      <w:pPr>
+        <w:spacing w:after="60"/>
+      </w:pPr>
+      <w:proofErr w:type="spellStart"/>
+      <w:r>
+        <w:t>BlechTek</w:t>
+      </w:r>
+      <w:proofErr w:type="spellEnd"/>
+      <w:r>
+        <w:t xml:space="preserve"> is not liable for delay or failure in performance due to strikes, riots, war, fire, acts of God, governmental regulation, or failure of hardware/network outside its control.</w:t>
+      </w:r>
+    </w:p>
+    <w:p>
+      <w:pPr>
+        <w:spacing w:before="160" w:after="40"/>
+      </w:pPr>
+      <w:r>
+        <w:rPr>
+          <w:b/>
+          <w:bCs/>
+          <w:color w:val="65AADB"/>
+        </w:rPr>
+        <w:t>7. Discontinuation of Contract</w:t>
+      </w:r>
+    </w:p>
+    <w:p>
+      <w:pPr>
+        <w:spacing w:after="60"/>
+      </w:pPr>
+      <w:r>
+        <w:t xml:space="preserve">You will be required to pay the balance amount to </w:t>
+      </w:r>
+      <w:proofErr w:type="spellStart"/>
+      <w:r>
+        <w:t>BlechTek</w:t>
+      </w:r>
+      <w:proofErr w:type="spellEnd"/>
+      <w:r>
+        <w:t xml:space="preserve"> immediately in case of the following: (</w:t>
+      </w:r>
+      <w:proofErr w:type="spellStart"/>
+      <w:r>
+        <w:t>i</w:t>
+      </w:r>
+      <w:proofErr w:type="spellEnd"/>
+      <w:r>
+        <w:t xml:space="preserve">) discontinuation of the contract for reasons that are not related to </w:t>
+      </w:r>
+      <w:proofErr w:type="spellStart"/>
+      <w:r>
+        <w:t>BlechTek</w:t>
+      </w:r>
+      <w:proofErr w:type="spellEnd"/>
+      <w:r>
+        <w:t>; or (ii) the contract is stalled by you at any stage for a period of more than 60 days.</w:t>
+      </w:r>
+    </w:p>
+    <w:p>
+      <w:pPr>
+        <w:spacing w:before="160" w:after="40"/>
+      </w:pPr>
+      <w:r>
+        <w:rPr>
+          <w:b/>
+          <w:bCs/>
+          <w:color w:val="65AADB"/>
+        </w:rPr>
+        <w:t>8. TDS</w:t>
+      </w:r>
+    </w:p>
+    <w:p>
+      <w:pPr>
+        <w:spacing w:after="60"/>
+      </w:pPr>
+      <w:r>
+        <w:t>Any TDS deducted must be supported by a certificate within 6 months or by the end of the financial year, failing which the deducted amount becomes payable.</w:t>
+      </w:r>
+    </w:p>
+    <w:p>
+      <w:pPr>
+        <w:spacing w:before="160" w:after="40"/>
+      </w:pPr>
+      <w:r>
+        <w:rPr>
+          <w:b/>
+          <w:bCs/>
+          <w:color w:val="65AADB"/>
+        </w:rPr>
         <w:lastRenderedPageBreak/>
-        <w:t>Terms and Conditions</w:t>
+        <w:t>9. Validity of the Offer</w:t>
+      </w:r>
+    </w:p>
+    <w:p>
+      <w:pPr>
+        <w:spacing w:after="60"/>
+      </w:pPr>
+      <w:r>
+        <w:t>This offer is valid up to {{VALIDATION_DATE}}.</w:t>
       </w:r>
     </w:p>
     <w:p>
@@ -1809,7 +2222,7 @@
           <w:bCs/>
           <w:color w:val="65AADB"/>
         </w:rPr>
-        <w:t>1. Confidentiality</w:t>
+        <w:t>10. Suggestions by Auditors / Consultants</w:t>
       </w:r>
     </w:p>
     <w:p>
@@ -1817,7 +2230,7 @@
         <w:spacing w:after="60"/>
       </w:pPr>
       <w:r>
-        <w:t>BlechTek Software Solutions LLP agrees to maintain the confidentiality of all insights gained into your organization.</w:t>
+        <w:t>Any changes suggested by auditors or consultants must be raised before order finalization; later changes are chargeable separately.</w:t>
       </w:r>
     </w:p>
     <w:p>
@@ -1830,7 +2243,7 @@
           <w:bCs/>
           <w:color w:val="65AADB"/>
         </w:rPr>
-        <w:t>2. License</w:t>
+        <w:t>11. Legal</w:t>
       </w:r>
     </w:p>
     <w:p>
@@ -1838,195 +2251,6 @@
         <w:spacing w:after="60"/>
       </w:pPr>
       <w:r>
-        <w:t>You are responsible for holding valid licenses for any Operating System software required.</w:t>
-      </w:r>
-    </w:p>
-    <w:p>
-      <w:pPr>
-        <w:spacing w:before="160" w:after="40"/>
-      </w:pPr>
-      <w:r>
-        <w:rPr>
-          <w:b/>
-          <w:bCs/>
-          <w:color w:val="65AADB"/>
-        </w:rPr>
-        <w:t>3. Ownership of Source Code</w:t>
-      </w:r>
-    </w:p>
-    <w:p>
-      <w:pPr>
-        <w:spacing w:after="60"/>
-      </w:pPr>
-      <w:r>
-        <w:t>Source Code remains the property of BlechTek Software Solutions LLP. The customer shall not claim any right in or to any patent, copyright, trademark or other proprietary right of the original manufacturer, developer or licensor. The software, hardware or other goods supplied are in accordance with the export laws of the respective countries, and diversion contrary to these laws or regulations is prohibited.</w:t>
-      </w:r>
-    </w:p>
-    <w:p>
-      <w:pPr>
-        <w:spacing w:before="160" w:after="40"/>
-      </w:pPr>
-      <w:r>
-        <w:rPr>
-          <w:b/>
-          <w:bCs/>
-          <w:color w:val="65AADB"/>
-        </w:rPr>
-        <w:t>4. Warranty</w:t>
-      </w:r>
-    </w:p>
-    <w:p>
-      <w:pPr>
-        <w:spacing w:after="60"/>
-      </w:pPr>
-      <w:r>
-        <w:t>BlechTek offers a standard warranty against development defects for 3 months from the date of installation. BlechTek is not responsible for data loss due to platform, cyber-security or virus issues.</w:t>
-      </w:r>
-    </w:p>
-    <w:p>
-      <w:pPr>
-        <w:spacing w:before="160" w:after="40"/>
-      </w:pPr>
-      <w:r>
-        <w:rPr>
-          <w:b/>
-          <w:bCs/>
-          <w:color w:val="65AADB"/>
-        </w:rPr>
-        <w:t>5. Installation of Software</w:t>
-      </w:r>
-    </w:p>
-    <w:p>
-      <w:pPr>
-        <w:spacing w:after="60"/>
-      </w:pPr>
-      <w:r>
-        <w:t>The software is considered installed once loaded on the server. For on-premise servers, installation will be carried out only after receipt of a Site Readiness report from you, a copy of which will be forwarded to you along with our Order Acceptance / Request for Installation.</w:t>
-      </w:r>
-    </w:p>
-    <w:p>
-      <w:pPr>
-        <w:spacing w:before="160" w:after="40"/>
-      </w:pPr>
-      <w:r>
-        <w:rPr>
-          <w:b/>
-          <w:bCs/>
-          <w:color w:val="65AADB"/>
-        </w:rPr>
-        <w:t>6. Excused Performance</w:t>
-      </w:r>
-    </w:p>
-    <w:p>
-      <w:pPr>
-        <w:spacing w:after="60"/>
-      </w:pPr>
-      <w:r>
-        <w:t>BlechTek is not liable for delay or failure in performance due to strikes, riots, war, fire, acts of God, governmental regulation, or failure of hardware/network outside its control.</w:t>
-      </w:r>
-    </w:p>
-    <w:p>
-      <w:pPr>
-        <w:spacing w:before="160" w:after="40"/>
-      </w:pPr>
-      <w:r>
-        <w:rPr>
-          <w:b/>
-          <w:bCs/>
-          <w:color w:val="65AADB"/>
-        </w:rPr>
-        <w:t>7. Discontinuation of Contract</w:t>
-      </w:r>
-    </w:p>
-    <w:p>
-      <w:pPr>
-        <w:spacing w:after="60"/>
-      </w:pPr>
-      <w:r>
-        <w:t>You will be required to pay the balance amount to BlechTek immediately in case of the following: (i) discontinuation of the contract for reasons that are not related to BlechTek; or (ii) the contract is stalled by you at any stage for a period of more than 60 days.</w:t>
-      </w:r>
-    </w:p>
-    <w:p>
-      <w:pPr>
-        <w:spacing w:before="160" w:after="40"/>
-      </w:pPr>
-      <w:r>
-        <w:rPr>
-          <w:b/>
-          <w:bCs/>
-          <w:color w:val="65AADB"/>
-        </w:rPr>
-        <w:t>8. TDS</w:t>
-      </w:r>
-    </w:p>
-    <w:p>
-      <w:pPr>
-        <w:spacing w:after="60"/>
-      </w:pPr>
-      <w:r>
-        <w:t>Any TDS deducted must be supported by a certificate within 6 months or by the end of the financial year, failing which the deducted amount becomes payable.</w:t>
-      </w:r>
-    </w:p>
-    <w:p>
-      <w:pPr>
-        <w:spacing w:before="160" w:after="40"/>
-      </w:pPr>
-      <w:r>
-        <w:rPr>
-          <w:b/>
-          <w:bCs/>
-          <w:color w:val="65AADB"/>
-        </w:rPr>
-        <w:t>9. Validity of the Offer</w:t>
-      </w:r>
-    </w:p>
-    <w:p>
-      <w:pPr>
-        <w:spacing w:after="60"/>
-      </w:pPr>
-      <w:r>
-        <w:t>This offer is valid up to {{VALIDATION_DATE}}.</w:t>
-      </w:r>
-    </w:p>
-    <w:p>
-      <w:pPr>
-        <w:spacing w:before="160" w:after="40"/>
-      </w:pPr>
-      <w:r>
-        <w:rPr>
-          <w:b/>
-          <w:bCs/>
-          <w:color w:val="65AADB"/>
-        </w:rPr>
-        <w:t>10. Suggestions by Auditors / Consultants</w:t>
-      </w:r>
-    </w:p>
-    <w:p>
-      <w:pPr>
-        <w:spacing w:after="60"/>
-      </w:pPr>
-      <w:r>
-        <w:t>Any changes suggested by auditors or consultants must be raised before order finalization; later changes are chargeable separately.</w:t>
-      </w:r>
-    </w:p>
-    <w:p>
-      <w:pPr>
-        <w:spacing w:before="160" w:after="40"/>
-      </w:pPr>
-      <w:r>
-        <w:rPr>
-          <w:b/>
-          <w:bCs/>
-          <w:color w:val="65AADB"/>
-        </w:rPr>
-        <w:t>11. Legal</w:t>
-      </w:r>
-    </w:p>
-    <w:p>
-      <w:pPr>
-        <w:spacing w:after="60"/>
-      </w:pPr>
-      <w:r>
         <w:t>Disputes arising from this order are subject to the jurisdiction of courts at Pune, Maharashtra.</w:t>
       </w:r>
     </w:p>
@@ -2040,7 +2264,6 @@
         <w:spacing w:before="300" w:after="40"/>
       </w:pPr>
       <w:r>
-        <w:lastRenderedPageBreak/>
         <w:t>We hope this document aligns with our discussions. Please feel free to reach out for any clarification. Thanking you in anticipation.</w:t>
       </w:r>
     </w:p>
@@ -2067,72 +2290,73 @@
           <w:bCs/>
           <w:color w:val="65AADB"/>
         </w:rPr>
-        <w:t>For BlechTek Software Solutions LLP</w:t>
+        <w:t xml:space="preserve">For </w:t>
+      </w:r>
+      <w:proofErr w:type="spellStart"/>
+      <w:r>
+        <w:rPr>
+          <w:b/>
+          <w:bCs/>
+          <w:color w:val="65AADB"/>
+        </w:rPr>
+        <w:t>BlechTek</w:t>
+      </w:r>
+      <w:proofErr w:type="spellEnd"/>
+      <w:r>
+        <w:rPr>
+          <w:b/>
+          <w:bCs/>
+          <w:color w:val="65AADB"/>
+        </w:rPr>
+        <w:t xml:space="preserve"> Software Solutions LLP</w:t>
       </w:r>
     </w:p>
     <w:p>
       <w:pPr>
         <w:spacing w:after="20"/>
-        <w:rPr>
-          <w:b/>
-          <w:bCs/>
-          <w:color w:val="65AADB"/>
-        </w:rPr>
-      </w:pPr>
+      </w:pPr>
+      <w:r>
+        <w:rPr>
+          <w:noProof/>
+        </w:rPr>
+        <w:drawing>
+          <wp:inline distT="0" distB="0" distL="0" distR="0" wp14:anchorId="5F628F96" wp14:editId="632B5E55">
+            <wp:extent cx="1045464" cy="1033272"/>
+            <wp:effectExtent l="0" t="0" r="0" b="0"/>
+            <wp:docPr id="97" name="Picture 97"/>
+            <wp:cNvGraphicFramePr/>
+            <a:graphic xmlns:a="http://schemas.openxmlformats.org/drawingml/2006/main">
+              <a:graphicData uri="http://schemas.openxmlformats.org/drawingml/2006/picture">
+                <pic:pic xmlns:pic="http://schemas.openxmlformats.org/drawingml/2006/picture">
+                  <pic:nvPicPr>
+                    <pic:cNvPr id="97" name="Picture 97"/>
+                    <pic:cNvPicPr/>
+                  </pic:nvPicPr>
+                  <pic:blipFill>
+                    <a:blip r:embed="rId7"/>
+                    <a:stretch>
+                      <a:fillRect/>
+                    </a:stretch>
+                  </pic:blipFill>
+                  <pic:spPr>
+                    <a:xfrm>
+                      <a:off x="0" y="0"/>
+                      <a:ext cx="1045464" cy="1033272"/>
+                    </a:xfrm>
+                    <a:prstGeom prst="rect">
+                      <a:avLst/>
+                    </a:prstGeom>
+                  </pic:spPr>
+                </pic:pic>
+              </a:graphicData>
+            </a:graphic>
+          </wp:inline>
+        </w:drawing>
+      </w:r>
     </w:p>
     <w:p>
       <w:pPr>
         <w:spacing w:after="20"/>
-        <w:rPr>
-          <w:b/>
-          <w:bCs/>
-          <w:color w:val="65AADB"/>
-        </w:rPr>
-      </w:pPr>
-    </w:p>
-    <w:p>
-      <w:pPr>
-        <w:spacing w:after="20"/>
-        <w:rPr>
-          <w:b/>
-          <w:bCs/>
-          <w:color w:val="65AADB"/>
-        </w:rPr>
-      </w:pPr>
-    </w:p>
-    <w:p>
-      <w:pPr>
-        <w:spacing w:after="20"/>
-      </w:pPr>
-    </w:p>
-    <w:p>
-      <w:pPr>
-        <w:spacing w:after="20"/>
-      </w:pPr>
-    </w:p>
-    <w:p>
-      <w:pPr>
-        <w:spacing w:after="20"/>
-      </w:pPr>
-    </w:p>
-    <w:p>
-      <w:pPr>
-        <w:spacing w:after="20"/>
-      </w:pPr>
-    </w:p>
-    <w:p>
-      <w:pPr>
-        <w:spacing w:after="20"/>
-      </w:pPr>
-    </w:p>
-    <w:p>
-      <w:pPr>
-        <w:spacing w:after="20"/>
-      </w:pPr>
-    </w:p>
-    <w:p>
-      <w:pPr>
-        <w:spacing w:before="200"/>
       </w:pPr>
       <w:r>
         <w:rPr>
@@ -2144,12 +2368,8 @@
       </w:r>
     </w:p>
     <w:sectPr>
-      <w:headerReference w:type="even" r:id="rId7"/>
       <w:headerReference w:type="default" r:id="rId8"/>
-      <w:footerReference w:type="even" r:id="rId9"/>
-      <w:footerReference w:type="default" r:id="rId10"/>
-      <w:headerReference w:type="first" r:id="rId11"/>
-      <w:footerReference w:type="first" r:id="rId12"/>
+      <w:footerReference w:type="default" r:id="rId9"/>
       <w:pgSz w:w="12240" w:h="15840"/>
       <w:pgMar w:top="1000" w:right="1100" w:bottom="1000" w:left="1100" w:header="708" w:footer="737" w:gutter="0"/>
       <w:cols w:space="720"/>
@@ -2185,16 +2405,6 @@
 </file>
 
 <file path=word/footer1.xml><?xml version="1.0" encoding="utf-8"?>
-<w:ftr xmlns:wpc="http://schemas.microsoft.com/office/word/2010/wordprocessingCanvas" xmlns:cx="http://schemas.microsoft.com/office/drawing/2014/chartex" xmlns:cx1="http://schemas.microsoft.com/office/drawing/2015/9/8/chartex" xmlns:cx2="http://schemas.microsoft.com/office/drawing/2015/10/21/chartex" xmlns:cx3="http://schemas.microsoft.com/office/drawing/2016/5/9/chartex" xmlns:cx4="http://schemas.microsoft.com/office/drawing/2016/5/10/chartex" xmlns:cx5="http://schemas.microsoft.com/office/drawing/2016/5/11/chartex" xmlns:cx6="http://schemas.microsoft.com/office/drawing/2016/5/12/chartex" xmlns:cx7="http://schemas.microsoft.com/office/drawing/2016/5/13/chartex" xmlns:cx8="http://schemas.microsoft.com/office/drawing/2016/5/14/chartex" xmlns:mc="http://schemas.openxmlformats.org/markup-compatibility/2006" xmlns:aink="http://schemas.microsoft.com/office/drawing/2016/ink" xmlns:am3d="http://schemas.microsoft.com/office/drawing/2017/model3d" xmlns:o="urn:schemas-microsoft-com:office:office" xmlns:oel="http://schemas.microsoft.com/office/2019/extlst" xmlns:r="http://schemas.openxmlformats.org/officeDocument/2006/relationships" xmlns:m="http://schemas.openxmlformats.org/officeDocument/2006/math" xmlns:v="urn:schemas-microsoft-com:vml" xmlns:wp14="http://schemas.microsoft.com/office/word/2010/wordprocessingDrawing" xmlns:wp="http://schemas.openxmlformats.org/drawingml/2006/wordprocessingDrawing" xmlns:w10="urn:schemas-microsoft-com:office:word" xmlns:w="http://schemas.openxmlformats.org/wordprocessingml/2006/main" xmlns:w14="http://schemas.microsoft.com/office/word/2010/wordml" xmlns:w15="http://schemas.microsoft.com/office/word/2012/wordml" xmlns:w16cex="http://schemas.microsoft.com/office/word/2018/wordml/cex" xmlns:w16cid="http://schemas.microsoft.com/office/word/2016/wordml/cid" xmlns:w16="http://schemas.microsoft.com/office/word/2018/wordml" xmlns:w16du="http://schemas.microsoft.com/office/word/2023/wordml/word16du" xmlns:w16sdtdh="http://schemas.microsoft.com/office/word/2020/wordml/sdtdatahash" xmlns:w16sdtfl="http://schemas.microsoft.com/office/word/2024/wordml/sdtformatlock" xmlns:w16se="http://schemas.microsoft.com/office/word/2015/wordml/symex" xmlns:wpg="http://schemas.microsoft.com/office/word/2010/wordprocessingGroup" xmlns:wpi="http://schemas.microsoft.com/office/word/2010/wordprocessingInk" xmlns:wne="http://schemas.microsoft.com/office/word/2006/wordml" xmlns:wps="http://schemas.microsoft.com/office/word/2010/wordprocessingShape" mc:Ignorable="w14 w15 w16se w16cid w16 w16cex w16sdtdh w16sdtfl w16du wp14">
-  <w:p>
-    <w:pPr>
-      <w:pStyle w:val="Footer"/>
-    </w:pPr>
-  </w:p>
-</w:ftr>
-</file>
-
-<file path=word/footer2.xml><?xml version="1.0" encoding="utf-8"?>
 <w:ftr xmlns:wpc="http://schemas.microsoft.com/office/word/2010/wordprocessingCanvas" xmlns:cx="http://schemas.microsoft.com/office/drawing/2014/chartex" xmlns:cx1="http://schemas.microsoft.com/office/drawing/2015/9/8/chartex" xmlns:cx2="http://schemas.microsoft.com/office/drawing/2015/10/21/chartex" xmlns:cx3="http://schemas.microsoft.com/office/drawing/2016/5/9/chartex" xmlns:cx4="http://schemas.microsoft.com/office/drawing/2016/5/10/chartex" xmlns:cx5="http://schemas.microsoft.com/office/drawing/2016/5/11/chartex" xmlns:cx6="http://schemas.microsoft.com/office/drawing/2016/5/12/chartex" xmlns:cx7="http://schemas.microsoft.com/office/drawing/2016/5/13/chartex" xmlns:cx8="http://schemas.microsoft.com/office/drawing/2016/5/14/chartex" xmlns:mc="http://schemas.openxmlformats.org/markup-compatibility/2006" xmlns:aink="http://schemas.microsoft.com/office/drawing/2016/ink" xmlns:am3d="http://schemas.microsoft.com/office/drawing/2017/model3d" xmlns:o="urn:schemas-microsoft-com:office:office" xmlns:oel="http://schemas.microsoft.com/office/2019/extlst" xmlns:r="http://schemas.openxmlformats.org/officeDocument/2006/relationships" xmlns:m="http://schemas.openxmlformats.org/officeDocument/2006/math" xmlns:v="urn:schemas-microsoft-com:vml" xmlns:wp14="http://schemas.microsoft.com/office/word/2010/wordprocessingDrawing" xmlns:wp="http://schemas.openxmlformats.org/drawingml/2006/wordprocessingDrawing" xmlns:w10="urn:schemas-microsoft-com:office:word" xmlns:w="http://schemas.openxmlformats.org/wordprocessingml/2006/main" xmlns:w14="http://schemas.microsoft.com/office/word/2010/wordml" xmlns:w15="http://schemas.microsoft.com/office/word/2012/wordml" xmlns:w16cex="http://schemas.microsoft.com/office/word/2018/wordml/cex" xmlns:w16cid="http://schemas.microsoft.com/office/word/2016/wordml/cid" xmlns:w16="http://schemas.microsoft.com/office/word/2018/wordml" xmlns:w16du="http://schemas.microsoft.com/office/word/2023/wordml/word16du" xmlns:w16sdtdh="http://schemas.microsoft.com/office/word/2020/wordml/sdtdatahash" xmlns:w16sdtfl="http://schemas.microsoft.com/office/word/2024/wordml/sdtformatlock" xmlns:w16se="http://schemas.microsoft.com/office/word/2015/wordml/symex" xmlns:wpg="http://schemas.microsoft.com/office/word/2010/wordprocessingGroup" xmlns:wpi="http://schemas.microsoft.com/office/word/2010/wordprocessingInk" xmlns:wne="http://schemas.microsoft.com/office/word/2006/wordml" xmlns:wps="http://schemas.microsoft.com/office/word/2010/wordprocessingShape" mc:Ignorable="w14 w15 w16se w16cid w16 w16cex w16sdtdh w16sdtfl w16du wp14">
   <w:p>
     <w:pPr>
@@ -2246,13 +2456,23 @@
     <w:pPr>
       <w:jc w:val="center"/>
     </w:pPr>
+    <w:proofErr w:type="spellStart"/>
     <w:r>
       <w:rPr>
         <w:color w:val="5B6478"/>
         <w:sz w:val="16"/>
         <w:szCs w:val="16"/>
       </w:rPr>
-      <w:t>BlechTek Software Solutions LLP</w:t>
+      <w:t>BlechTek</w:t>
+    </w:r>
+    <w:proofErr w:type="spellEnd"/>
+    <w:r>
+      <w:rPr>
+        <w:color w:val="5B6478"/>
+        <w:sz w:val="16"/>
+        <w:szCs w:val="16"/>
+      </w:rPr>
+      <w:t xml:space="preserve"> Software Solutions LLP</w:t>
     </w:r>
   </w:p>
   <w:p>
@@ -2265,7 +2485,79 @@
         <w:sz w:val="14"/>
         <w:szCs w:val="14"/>
       </w:rPr>
-      <w:t>Address: S.NO. 257/2/2A/4 ABC Business Center, S Floor, Opp. WindMill Village Road, WindMill Village, Bavdhan, Pune 411021, Maharashtra</w:t>
+      <w:t xml:space="preserve">Address: S.NO. 257/2/2A/4 ABC Business </w:t>
+    </w:r>
+    <w:proofErr w:type="spellStart"/>
+    <w:r>
+      <w:rPr>
+        <w:color w:val="5B6478"/>
+        <w:sz w:val="14"/>
+        <w:szCs w:val="14"/>
+      </w:rPr>
+      <w:t>Center</w:t>
+    </w:r>
+    <w:proofErr w:type="spellEnd"/>
+    <w:r>
+      <w:rPr>
+        <w:color w:val="5B6478"/>
+        <w:sz w:val="14"/>
+        <w:szCs w:val="14"/>
+      </w:rPr>
+      <w:t xml:space="preserve">, S Floor, Opp. </w:t>
+    </w:r>
+    <w:proofErr w:type="spellStart"/>
+    <w:r>
+      <w:rPr>
+        <w:color w:val="5B6478"/>
+        <w:sz w:val="14"/>
+        <w:szCs w:val="14"/>
+      </w:rPr>
+      <w:t>WindMill</w:t>
+    </w:r>
+    <w:proofErr w:type="spellEnd"/>
+    <w:r>
+      <w:rPr>
+        <w:color w:val="5B6478"/>
+        <w:sz w:val="14"/>
+        <w:szCs w:val="14"/>
+      </w:rPr>
+      <w:t xml:space="preserve"> Village Road, </w:t>
+    </w:r>
+    <w:proofErr w:type="spellStart"/>
+    <w:r>
+      <w:rPr>
+        <w:color w:val="5B6478"/>
+        <w:sz w:val="14"/>
+        <w:szCs w:val="14"/>
+      </w:rPr>
+      <w:t>WindMill</w:t>
+    </w:r>
+    <w:proofErr w:type="spellEnd"/>
+    <w:r>
+      <w:rPr>
+        <w:color w:val="5B6478"/>
+        <w:sz w:val="14"/>
+        <w:szCs w:val="14"/>
+      </w:rPr>
+      <w:t xml:space="preserve"> Village, </w:t>
+    </w:r>
+    <w:proofErr w:type="spellStart"/>
+    <w:r>
+      <w:rPr>
+        <w:color w:val="5B6478"/>
+        <w:sz w:val="14"/>
+        <w:szCs w:val="14"/>
+      </w:rPr>
+      <w:t>Bavdhan</w:t>
+    </w:r>
+    <w:proofErr w:type="spellEnd"/>
+    <w:r>
+      <w:rPr>
+        <w:color w:val="5B6478"/>
+        <w:sz w:val="14"/>
+        <w:szCs w:val="14"/>
+      </w:rPr>
+      <w:t>, Pune 411021, Maharashtra</w:t>
     </w:r>
   </w:p>
   <w:p>
@@ -2284,16 +2576,6 @@
 </w:ftr>
 </file>
 
-<file path=word/footer3.xml><?xml version="1.0" encoding="utf-8"?>
-<w:ftr xmlns:wpc="http://schemas.microsoft.com/office/word/2010/wordprocessingCanvas" xmlns:cx="http://schemas.microsoft.com/office/drawing/2014/chartex" xmlns:cx1="http://schemas.microsoft.com/office/drawing/2015/9/8/chartex" xmlns:cx2="http://schemas.microsoft.com/office/drawing/2015/10/21/chartex" xmlns:cx3="http://schemas.microsoft.com/office/drawing/2016/5/9/chartex" xmlns:cx4="http://schemas.microsoft.com/office/drawing/2016/5/10/chartex" xmlns:cx5="http://schemas.microsoft.com/office/drawing/2016/5/11/chartex" xmlns:cx6="http://schemas.microsoft.com/office/drawing/2016/5/12/chartex" xmlns:cx7="http://schemas.microsoft.com/office/drawing/2016/5/13/chartex" xmlns:cx8="http://schemas.microsoft.com/office/drawing/2016/5/14/chartex" xmlns:mc="http://schemas.openxmlformats.org/markup-compatibility/2006" xmlns:aink="http://schemas.microsoft.com/office/drawing/2016/ink" xmlns:am3d="http://schemas.microsoft.com/office/drawing/2017/model3d" xmlns:o="urn:schemas-microsoft-com:office:office" xmlns:oel="http://schemas.microsoft.com/office/2019/extlst" xmlns:r="http://schemas.openxmlformats.org/officeDocument/2006/relationships" xmlns:m="http://schemas.openxmlformats.org/officeDocument/2006/math" xmlns:v="urn:schemas-microsoft-com:vml" xmlns:wp14="http://schemas.microsoft.com/office/word/2010/wordprocessingDrawing" xmlns:wp="http://schemas.openxmlformats.org/drawingml/2006/wordprocessingDrawing" xmlns:w10="urn:schemas-microsoft-com:office:word" xmlns:w="http://schemas.openxmlformats.org/wordprocessingml/2006/main" xmlns:w14="http://schemas.microsoft.com/office/word/2010/wordml" xmlns:w15="http://schemas.microsoft.com/office/word/2012/wordml" xmlns:w16cex="http://schemas.microsoft.com/office/word/2018/wordml/cex" xmlns:w16cid="http://schemas.microsoft.com/office/word/2016/wordml/cid" xmlns:w16="http://schemas.microsoft.com/office/word/2018/wordml" xmlns:w16du="http://schemas.microsoft.com/office/word/2023/wordml/word16du" xmlns:w16sdtdh="http://schemas.microsoft.com/office/word/2020/wordml/sdtdatahash" xmlns:w16sdtfl="http://schemas.microsoft.com/office/word/2024/wordml/sdtformatlock" xmlns:w16se="http://schemas.microsoft.com/office/word/2015/wordml/symex" xmlns:wpg="http://schemas.microsoft.com/office/word/2010/wordprocessingGroup" xmlns:wpi="http://schemas.microsoft.com/office/word/2010/wordprocessingInk" xmlns:wne="http://schemas.microsoft.com/office/word/2006/wordml" xmlns:wps="http://schemas.microsoft.com/office/word/2010/wordprocessingShape" mc:Ignorable="w14 w15 w16se w16cid w16 w16cex w16sdtdh w16sdtfl w16du wp14">
-  <w:p>
-    <w:pPr>
-      <w:pStyle w:val="Footer"/>
-    </w:pPr>
-  </w:p>
-</w:ftr>
-</file>
-
 <file path=word/footnotes.xml><?xml version="1.0" encoding="utf-8"?>
 <w:footnotes xmlns:wpc="http://schemas.microsoft.com/office/word/2010/wordprocessingCanvas" xmlns:cx="http://schemas.microsoft.com/office/drawing/2014/chartex" xmlns:cx1="http://schemas.microsoft.com/office/drawing/2015/9/8/chartex" xmlns:cx2="http://schemas.microsoft.com/office/drawing/2015/10/21/chartex" xmlns:cx3="http://schemas.microsoft.com/office/drawing/2016/5/9/chartex" xmlns:cx4="http://schemas.microsoft.com/office/drawing/2016/5/10/chartex" xmlns:cx5="http://schemas.microsoft.com/office/drawing/2016/5/11/chartex" xmlns:cx6="http://schemas.microsoft.com/office/drawing/2016/5/12/chartex" xmlns:cx7="http://schemas.microsoft.com/office/drawing/2016/5/13/chartex" xmlns:cx8="http://schemas.microsoft.com/office/drawing/2016/5/14/chartex" xmlns:mc="http://schemas.openxmlformats.org/markup-compatibility/2006" xmlns:aink="http://schemas.microsoft.com/office/drawing/2016/ink" xmlns:am3d="http://schemas.microsoft.com/office/drawing/2017/model3d" xmlns:o="urn:schemas-microsoft-com:office:office" xmlns:oel="http://schemas.microsoft.com/office/2019/extlst" xmlns:r="http://schemas.openxmlformats.org/officeDocument/2006/relationships" xmlns:m="http://schemas.openxmlformats.org/officeDocument/2006/math" xmlns:v="urn:schemas-microsoft-com:vml" xmlns:wp14="http://schemas.microsoft.com/office/word/2010/wordprocessingDrawing" xmlns:wp="http://schemas.openxmlformats.org/drawingml/2006/wordprocessingDrawing" xmlns:w10="urn:schemas-microsoft-com:office:word" xmlns:w="http://schemas.openxmlformats.org/wordprocessingml/2006/main" xmlns:w14="http://schemas.microsoft.com/office/word/2010/wordml" xmlns:w15="http://schemas.microsoft.com/office/word/2012/wordml" xmlns:w16cex="http://schemas.microsoft.com/office/word/2018/wordml/cex" xmlns:w16cid="http://schemas.microsoft.com/office/word/2016/wordml/cid" xmlns:w16="http://schemas.microsoft.com/office/word/2018/wordml" xmlns:w16du="http://schemas.microsoft.com/office/word/2023/wordml/word16du" xmlns:w16sdtdh="http://schemas.microsoft.com/office/word/2020/wordml/sdtdatahash" xmlns:w16sdtfl="http://schemas.microsoft.com/office/word/2024/wordml/sdtformatlock" xmlns:w16se="http://schemas.microsoft.com/office/word/2015/wordml/symex" xmlns:wpg="http://schemas.microsoft.com/office/word/2010/wordprocessingGroup" xmlns:wpi="http://schemas.microsoft.com/office/word/2010/wordprocessingInk" xmlns:wne="http://schemas.microsoft.com/office/word/2006/wordml" xmlns:wps="http://schemas.microsoft.com/office/word/2010/wordprocessingShape" mc:Ignorable="w14 w15 w16se w16cid w16 w16cex w16sdtdh w16sdtfl w16du wp14">
   <w:footnote w:type="separator" w:id="-1">
@@ -2320,16 +2602,6 @@
 </file>
 
 <file path=word/header1.xml><?xml version="1.0" encoding="utf-8"?>
-<w:hdr xmlns:wpc="http://schemas.microsoft.com/office/word/2010/wordprocessingCanvas" xmlns:cx="http://schemas.microsoft.com/office/drawing/2014/chartex" xmlns:cx1="http://schemas.microsoft.com/office/drawing/2015/9/8/chartex" xmlns:cx2="http://schemas.microsoft.com/office/drawing/2015/10/21/chartex" xmlns:cx3="http://schemas.microsoft.com/office/drawing/2016/5/9/chartex" xmlns:cx4="http://schemas.microsoft.com/office/drawing/2016/5/10/chartex" xmlns:cx5="http://schemas.microsoft.com/office/drawing/2016/5/11/chartex" xmlns:cx6="http://schemas.microsoft.com/office/drawing/2016/5/12/chartex" xmlns:cx7="http://schemas.microsoft.com/office/drawing/2016/5/13/chartex" xmlns:cx8="http://schemas.microsoft.com/office/drawing/2016/5/14/chartex" xmlns:mc="http://schemas.openxmlformats.org/markup-compatibility/2006" xmlns:aink="http://schemas.microsoft.com/office/drawing/2016/ink" xmlns:am3d="http://schemas.microsoft.com/office/drawing/2017/model3d" xmlns:o="urn:schemas-microsoft-com:office:office" xmlns:oel="http://schemas.microsoft.com/office/2019/extlst" xmlns:r="http://schemas.openxmlformats.org/officeDocument/2006/relationships" xmlns:m="http://schemas.openxmlformats.org/officeDocument/2006/math" xmlns:v="urn:schemas-microsoft-com:vml" xmlns:wp14="http://schemas.microsoft.com/office/word/2010/wordprocessingDrawing" xmlns:wp="http://schemas.openxmlformats.org/drawingml/2006/wordprocessingDrawing" xmlns:w10="urn:schemas-microsoft-com:office:word" xmlns:w="http://schemas.openxmlformats.org/wordprocessingml/2006/main" xmlns:w14="http://schemas.microsoft.com/office/word/2010/wordml" xmlns:w15="http://schemas.microsoft.com/office/word/2012/wordml" xmlns:w16cex="http://schemas.microsoft.com/office/word/2018/wordml/cex" xmlns:w16cid="http://schemas.microsoft.com/office/word/2016/wordml/cid" xmlns:w16="http://schemas.microsoft.com/office/word/2018/wordml" xmlns:w16du="http://schemas.microsoft.com/office/word/2023/wordml/word16du" xmlns:w16sdtdh="http://schemas.microsoft.com/office/word/2020/wordml/sdtdatahash" xmlns:w16sdtfl="http://schemas.microsoft.com/office/word/2024/wordml/sdtformatlock" xmlns:w16se="http://schemas.microsoft.com/office/word/2015/wordml/symex" xmlns:wpg="http://schemas.microsoft.com/office/word/2010/wordprocessingGroup" xmlns:wpi="http://schemas.microsoft.com/office/word/2010/wordprocessingInk" xmlns:wne="http://schemas.microsoft.com/office/word/2006/wordml" xmlns:wps="http://schemas.microsoft.com/office/word/2010/wordprocessingShape" mc:Ignorable="w14 w15 w16se w16cid w16 w16cex w16sdtdh w16sdtfl w16du wp14">
-  <w:p>
-    <w:pPr>
-      <w:pStyle w:val="Header"/>
-    </w:pPr>
-  </w:p>
-</w:hdr>
-</file>
-
-<file path=word/header2.xml><?xml version="1.0" encoding="utf-8"?>
 <w:hdr xmlns:wpc="http://schemas.microsoft.com/office/word/2010/wordprocessingCanvas" xmlns:cx="http://schemas.microsoft.com/office/drawing/2014/chartex" xmlns:cx1="http://schemas.microsoft.com/office/drawing/2015/9/8/chartex" xmlns:cx2="http://schemas.microsoft.com/office/drawing/2015/10/21/chartex" xmlns:cx3="http://schemas.microsoft.com/office/drawing/2016/5/9/chartex" xmlns:cx4="http://schemas.microsoft.com/office/drawing/2016/5/10/chartex" xmlns:cx5="http://schemas.microsoft.com/office/drawing/2016/5/11/chartex" xmlns:cx6="http://schemas.microsoft.com/office/drawing/2016/5/12/chartex" xmlns:cx7="http://schemas.microsoft.com/office/drawing/2016/5/13/chartex" xmlns:cx8="http://schemas.microsoft.com/office/drawing/2016/5/14/chartex" xmlns:mc="http://schemas.openxmlformats.org/markup-compatibility/2006" xmlns:aink="http://schemas.microsoft.com/office/drawing/2016/ink" xmlns:am3d="http://schemas.microsoft.com/office/drawing/2017/model3d" xmlns:o="urn:schemas-microsoft-com:office:office" xmlns:oel="http://schemas.microsoft.com/office/2019/extlst" xmlns:r="http://schemas.openxmlformats.org/officeDocument/2006/relationships" xmlns:m="http://schemas.openxmlformats.org/officeDocument/2006/math" xmlns:v="urn:schemas-microsoft-com:vml" xmlns:wp14="http://schemas.microsoft.com/office/word/2010/wordprocessingDrawing" xmlns:wp="http://schemas.openxmlformats.org/drawingml/2006/wordprocessingDrawing" xmlns:w10="urn:schemas-microsoft-com:office:word" xmlns:w="http://schemas.openxmlformats.org/wordprocessingml/2006/main" xmlns:w14="http://schemas.microsoft.com/office/word/2010/wordml" xmlns:w15="http://schemas.microsoft.com/office/word/2012/wordml" xmlns:w16cex="http://schemas.microsoft.com/office/word/2018/wordml/cex" xmlns:w16cid="http://schemas.microsoft.com/office/word/2016/wordml/cid" xmlns:w16="http://schemas.microsoft.com/office/word/2018/wordml" xmlns:w16du="http://schemas.microsoft.com/office/word/2023/wordml/word16du" xmlns:w16sdtdh="http://schemas.microsoft.com/office/word/2020/wordml/sdtdatahash" xmlns:w16sdtfl="http://schemas.microsoft.com/office/word/2024/wordml/sdtformatlock" xmlns:w16se="http://schemas.microsoft.com/office/word/2015/wordml/symex" xmlns:wpg="http://schemas.microsoft.com/office/word/2010/wordprocessingGroup" xmlns:wpi="http://schemas.microsoft.com/office/word/2010/wordprocessingInk" xmlns:wne="http://schemas.microsoft.com/office/word/2006/wordml" xmlns:wps="http://schemas.microsoft.com/office/word/2010/wordprocessingShape" mc:Ignorable="w14 w15 w16se w16cid w16 w16cex w16sdtdh w16sdtfl w16du wp14">
   <w:p>
     <w:pPr>
@@ -2342,13 +2614,49 @@
     </w:pPr>
     <w:r>
       <w:rPr>
-        <w:b/>
-        <w:bCs/>
-        <w:color w:val="65AADB"/>
-        <w:sz w:val="24"/>
-        <w:szCs w:val="24"/>
+        <w:noProof/>
       </w:rPr>
-      <w:t>BlechTek Software Solutions LLP</w:t>
+      <w:drawing>
+        <wp:anchor distT="0" distB="0" distL="114300" distR="114300" simplePos="0" relativeHeight="251659264" behindDoc="0" locked="0" layoutInCell="1" allowOverlap="0" wp14:anchorId="72C9EF95" wp14:editId="652DBCE7">
+          <wp:simplePos x="0" y="0"/>
+          <wp:positionH relativeFrom="margin">
+            <wp:align>left</wp:align>
+          </wp:positionH>
+          <wp:positionV relativeFrom="page">
+            <wp:posOffset>384589</wp:posOffset>
+          </wp:positionV>
+          <wp:extent cx="1475232" cy="438912"/>
+          <wp:effectExtent l="0" t="0" r="0" b="0"/>
+          <wp:wrapSquare wrapText="bothSides"/>
+          <wp:docPr id="1637576006" name="Picture 1637576006"/>
+          <wp:cNvGraphicFramePr/>
+          <a:graphic xmlns:a="http://schemas.openxmlformats.org/drawingml/2006/main">
+            <a:graphicData uri="http://schemas.openxmlformats.org/drawingml/2006/picture">
+              <pic:pic xmlns:pic="http://schemas.openxmlformats.org/drawingml/2006/picture">
+                <pic:nvPicPr>
+                  <pic:cNvPr id="11" name="Picture 11"/>
+                  <pic:cNvPicPr/>
+                </pic:nvPicPr>
+                <pic:blipFill>
+                  <a:blip r:embed="rId1"/>
+                  <a:stretch>
+                    <a:fillRect/>
+                  </a:stretch>
+                </pic:blipFill>
+                <pic:spPr>
+                  <a:xfrm>
+                    <a:off x="0" y="0"/>
+                    <a:ext cx="1475232" cy="438912"/>
+                  </a:xfrm>
+                  <a:prstGeom prst="rect">
+                    <a:avLst/>
+                  </a:prstGeom>
+                </pic:spPr>
+              </pic:pic>
+            </a:graphicData>
+          </a:graphic>
+        </wp:anchor>
+      </w:drawing>
     </w:r>
     <w:r>
       <w:rPr>
@@ -2360,24 +2668,13 @@
     </w:r>
     <w:r>
       <w:rPr>
-        <w:b/>
-        <w:bCs/>
-        <w:color w:val="65AADB"/>
-        <w:sz w:val="28"/>
-        <w:szCs w:val="28"/>
+        <w:rFonts w:ascii="Times New Roman" w:hAnsi="Times New Roman" w:cs="Times New Roman"/>
+        <w:color w:val="000000" w:themeColor="text1"/>
+        <w:sz w:val="36"/>
+        <w:szCs w:val="36"/>
       </w:rPr>
       <w:t>QUOTATION</w:t>
     </w:r>
-  </w:p>
-</w:hdr>
-</file>
-
-<file path=word/header3.xml><?xml version="1.0" encoding="utf-8"?>
-<w:hdr xmlns:wpc="http://schemas.microsoft.com/office/word/2010/wordprocessingCanvas" xmlns:cx="http://schemas.microsoft.com/office/drawing/2014/chartex" xmlns:cx1="http://schemas.microsoft.com/office/drawing/2015/9/8/chartex" xmlns:cx2="http://schemas.microsoft.com/office/drawing/2015/10/21/chartex" xmlns:cx3="http://schemas.microsoft.com/office/drawing/2016/5/9/chartex" xmlns:cx4="http://schemas.microsoft.com/office/drawing/2016/5/10/chartex" xmlns:cx5="http://schemas.microsoft.com/office/drawing/2016/5/11/chartex" xmlns:cx6="http://schemas.microsoft.com/office/drawing/2016/5/12/chartex" xmlns:cx7="http://schemas.microsoft.com/office/drawing/2016/5/13/chartex" xmlns:cx8="http://schemas.microsoft.com/office/drawing/2016/5/14/chartex" xmlns:mc="http://schemas.openxmlformats.org/markup-compatibility/2006" xmlns:aink="http://schemas.microsoft.com/office/drawing/2016/ink" xmlns:am3d="http://schemas.microsoft.com/office/drawing/2017/model3d" xmlns:o="urn:schemas-microsoft-com:office:office" xmlns:oel="http://schemas.microsoft.com/office/2019/extlst" xmlns:r="http://schemas.openxmlformats.org/officeDocument/2006/relationships" xmlns:m="http://schemas.openxmlformats.org/officeDocument/2006/math" xmlns:v="urn:schemas-microsoft-com:vml" xmlns:wp14="http://schemas.microsoft.com/office/word/2010/wordprocessingDrawing" xmlns:wp="http://schemas.openxmlformats.org/drawingml/2006/wordprocessingDrawing" xmlns:w10="urn:schemas-microsoft-com:office:word" xmlns:w="http://schemas.openxmlformats.org/wordprocessingml/2006/main" xmlns:w14="http://schemas.microsoft.com/office/word/2010/wordml" xmlns:w15="http://schemas.microsoft.com/office/word/2012/wordml" xmlns:w16cex="http://schemas.microsoft.com/office/word/2018/wordml/cex" xmlns:w16cid="http://schemas.microsoft.com/office/word/2016/wordml/cid" xmlns:w16="http://schemas.microsoft.com/office/word/2018/wordml" xmlns:w16du="http://schemas.microsoft.com/office/word/2023/wordml/word16du" xmlns:w16sdtdh="http://schemas.microsoft.com/office/word/2020/wordml/sdtdatahash" xmlns:w16sdtfl="http://schemas.microsoft.com/office/word/2024/wordml/sdtformatlock" xmlns:w16se="http://schemas.microsoft.com/office/word/2015/wordml/symex" xmlns:wpg="http://schemas.microsoft.com/office/word/2010/wordprocessingGroup" xmlns:wpi="http://schemas.microsoft.com/office/word/2010/wordprocessingInk" xmlns:wne="http://schemas.microsoft.com/office/word/2006/wordml" xmlns:wps="http://schemas.microsoft.com/office/word/2010/wordprocessingShape" mc:Ignorable="w14 w15 w16se w16cid w16 w16cex w16sdtdh w16sdtfl w16du wp14">
-  <w:p>
-    <w:pPr>
-      <w:pStyle w:val="Header"/>
-    </w:pPr>
   </w:p>
 </w:hdr>
 </file>

--- a/QuotationApp.API/Templates/QuotationTemplate_Updated.docx
+++ b/QuotationApp.API/Templates/QuotationTemplate_Updated.docx
@@ -6,6 +6,7 @@
       <w:pPr>
         <w:spacing w:after="120"/>
         <w:rPr>
+          <w:rFonts w:ascii="Times New Roman" w:hAnsi="Times New Roman" w:cs="Times New Roman"/>
           <w:b/>
           <w:bCs/>
           <w:color w:val="65AADB"/>
@@ -16,426 +17,577 @@
       <w:pPr>
         <w:spacing w:after="120"/>
         <w:rPr>
+          <w:rFonts w:ascii="Times New Roman" w:hAnsi="Times New Roman" w:cs="Times New Roman"/>
+          <w:color w:val="000000" w:themeColor="text1"/>
+          <w:sz w:val="22"/>
+          <w:szCs w:val="22"/>
+        </w:rPr>
+      </w:pPr>
+      <w:r>
+        <w:rPr>
+          <w:rFonts w:ascii="Times New Roman" w:hAnsi="Times New Roman" w:cs="Times New Roman"/>
+          <w:color w:val="000000" w:themeColor="text1"/>
+          <w:sz w:val="22"/>
+          <w:szCs w:val="22"/>
+        </w:rPr>
+        <w:t>QUOTATION TO</w:t>
+      </w:r>
+      <w:r>
+        <w:rPr>
+          <w:rFonts w:ascii="Times New Roman" w:hAnsi="Times New Roman" w:cs="Times New Roman"/>
+          <w:color w:val="000000" w:themeColor="text1"/>
+          <w:sz w:val="22"/>
+          <w:szCs w:val="22"/>
+        </w:rPr>
+        <w:t xml:space="preserve"> - {{</w:t>
+      </w:r>
+      <w:proofErr w:type="spellStart"/>
+      <w:r>
+        <w:rPr>
+          <w:rFonts w:ascii="Times New Roman" w:hAnsi="Times New Roman" w:cs="Times New Roman"/>
+          <w:color w:val="000000" w:themeColor="text1"/>
+          <w:sz w:val="22"/>
+          <w:szCs w:val="22"/>
+        </w:rPr>
+        <w:t>OrganizationName</w:t>
+      </w:r>
+      <w:proofErr w:type="spellEnd"/>
+      <w:r>
+        <w:rPr>
+          <w:rFonts w:ascii="Times New Roman" w:hAnsi="Times New Roman" w:cs="Times New Roman"/>
+          <w:color w:val="000000" w:themeColor="text1"/>
+          <w:sz w:val="22"/>
+          <w:szCs w:val="22"/>
+        </w:rPr>
+        <w:t>}}</w:t>
+      </w:r>
+    </w:p>
+    <w:p>
+      <w:pPr>
+        <w:rPr>
+          <w:rFonts w:ascii="Times New Roman" w:hAnsi="Times New Roman" w:cs="Times New Roman"/>
+          <w:color w:val="000000" w:themeColor="text1"/>
+          <w:sz w:val="18"/>
+          <w:szCs w:val="18"/>
+        </w:rPr>
+      </w:pPr>
+      <w:r>
+        <w:rPr>
+          <w:rFonts w:ascii="Times New Roman" w:hAnsi="Times New Roman" w:cs="Times New Roman"/>
+          <w:color w:val="000000" w:themeColor="text1"/>
+          <w:sz w:val="18"/>
+          <w:szCs w:val="18"/>
+        </w:rPr>
+        <w:t>Name: {{CONTACT_NAME}}</w:t>
+      </w:r>
+      <w:r>
+        <w:rPr>
+          <w:rFonts w:ascii="Times New Roman" w:hAnsi="Times New Roman" w:cs="Times New Roman"/>
+          <w:color w:val="000000" w:themeColor="text1"/>
+          <w:sz w:val="18"/>
+          <w:szCs w:val="18"/>
+        </w:rPr>
+        <w:tab/>
+      </w:r>
+      <w:r>
+        <w:rPr>
+          <w:rFonts w:ascii="Times New Roman" w:hAnsi="Times New Roman" w:cs="Times New Roman"/>
+          <w:color w:val="000000" w:themeColor="text1"/>
+          <w:sz w:val="18"/>
+          <w:szCs w:val="18"/>
+        </w:rPr>
+        <w:tab/>
+      </w:r>
+      <w:r>
+        <w:rPr>
+          <w:rFonts w:ascii="Times New Roman" w:hAnsi="Times New Roman" w:cs="Times New Roman"/>
+          <w:color w:val="000000" w:themeColor="text1"/>
+          <w:sz w:val="18"/>
+          <w:szCs w:val="18"/>
+        </w:rPr>
+        <w:tab/>
+      </w:r>
+      <w:r>
+        <w:rPr>
+          <w:rFonts w:ascii="Times New Roman" w:hAnsi="Times New Roman" w:cs="Times New Roman"/>
+          <w:color w:val="000000" w:themeColor="text1"/>
+          <w:sz w:val="18"/>
+          <w:szCs w:val="18"/>
+        </w:rPr>
+        <w:tab/>
+      </w:r>
+      <w:r>
+        <w:rPr>
+          <w:rFonts w:ascii="Times New Roman" w:hAnsi="Times New Roman" w:cs="Times New Roman"/>
+          <w:color w:val="000000" w:themeColor="text1"/>
+          <w:sz w:val="18"/>
+          <w:szCs w:val="18"/>
+        </w:rPr>
+        <w:tab/>
+      </w:r>
+      <w:r>
+        <w:rPr>
+          <w:rFonts w:ascii="Times New Roman" w:hAnsi="Times New Roman" w:cs="Times New Roman"/>
+          <w:color w:val="000000" w:themeColor="text1"/>
+          <w:sz w:val="18"/>
+          <w:szCs w:val="18"/>
+        </w:rPr>
+        <w:tab/>
+      </w:r>
+      <w:r>
+        <w:rPr>
+          <w:rFonts w:ascii="Times New Roman" w:hAnsi="Times New Roman" w:cs="Times New Roman"/>
+          <w:color w:val="000000" w:themeColor="text1"/>
+          <w:sz w:val="18"/>
+          <w:szCs w:val="18"/>
+        </w:rPr>
+        <w:tab/>
+      </w:r>
+      <w:r>
+        <w:rPr>
+          <w:rFonts w:ascii="Times New Roman" w:hAnsi="Times New Roman" w:cs="Times New Roman"/>
+          <w:color w:val="000000" w:themeColor="text1"/>
+          <w:sz w:val="18"/>
+          <w:szCs w:val="18"/>
+          <w:lang w:val="en-US"/>
+        </w:rPr>
+        <w:t>Quotation No:</w:t>
+      </w:r>
+      <w:r>
+        <w:rPr>
+          <w:rFonts w:ascii="Times New Roman" w:hAnsi="Times New Roman" w:cs="Times New Roman"/>
+          <w:color w:val="000000" w:themeColor="text1"/>
+          <w:sz w:val="18"/>
+          <w:szCs w:val="18"/>
+          <w:lang w:val="en-US"/>
+        </w:rPr>
+        <w:t xml:space="preserve"> </w:t>
+      </w:r>
+      <w:r>
+        <w:rPr>
+          <w:rFonts w:ascii="Times New Roman" w:hAnsi="Times New Roman" w:cs="Times New Roman"/>
+          <w:color w:val="000000" w:themeColor="text1"/>
+          <w:sz w:val="18"/>
+          <w:szCs w:val="18"/>
+        </w:rPr>
+        <w:t>{{</w:t>
+      </w:r>
+      <w:proofErr w:type="spellStart"/>
+      <w:r>
+        <w:rPr>
+          <w:rFonts w:ascii="Times New Roman" w:hAnsi="Times New Roman" w:cs="Times New Roman"/>
+          <w:color w:val="000000" w:themeColor="text1"/>
+          <w:sz w:val="18"/>
+          <w:szCs w:val="18"/>
+        </w:rPr>
+        <w:t>QuotationNo</w:t>
+      </w:r>
+      <w:proofErr w:type="spellEnd"/>
+      <w:r>
+        <w:rPr>
+          <w:rFonts w:ascii="Times New Roman" w:hAnsi="Times New Roman" w:cs="Times New Roman"/>
+          <w:color w:val="000000" w:themeColor="text1"/>
+          <w:sz w:val="18"/>
+          <w:szCs w:val="18"/>
+        </w:rPr>
+        <w:t>}}</w:t>
+      </w:r>
+    </w:p>
+    <w:p>
+      <w:pPr>
+        <w:rPr>
+          <w:rFonts w:ascii="Times New Roman" w:hAnsi="Times New Roman" w:cs="Times New Roman"/>
+          <w:color w:val="000000" w:themeColor="text1"/>
+          <w:sz w:val="18"/>
+          <w:szCs w:val="18"/>
+        </w:rPr>
+      </w:pPr>
+      <w:r>
+        <w:rPr>
+          <w:rFonts w:ascii="Times New Roman" w:hAnsi="Times New Roman" w:cs="Times New Roman"/>
+          <w:color w:val="000000" w:themeColor="text1"/>
+          <w:sz w:val="18"/>
+          <w:szCs w:val="18"/>
+          <w:lang w:val="en-US"/>
+        </w:rPr>
+        <w:t xml:space="preserve">  </w:t>
+      </w:r>
+      <w:r>
+        <w:rPr>
+          <w:rFonts w:ascii="Times New Roman" w:hAnsi="Times New Roman" w:cs="Times New Roman"/>
+          <w:color w:val="000000" w:themeColor="text1"/>
+          <w:sz w:val="18"/>
+          <w:szCs w:val="18"/>
+          <w:lang w:val="en-US"/>
+        </w:rPr>
+        <w:tab/>
+      </w:r>
+      <w:r>
+        <w:rPr>
+          <w:rFonts w:ascii="Times New Roman" w:hAnsi="Times New Roman" w:cs="Times New Roman"/>
+          <w:color w:val="000000" w:themeColor="text1"/>
+          <w:sz w:val="18"/>
+          <w:szCs w:val="18"/>
+          <w:lang w:val="en-US"/>
+        </w:rPr>
+        <w:tab/>
+      </w:r>
+      <w:r>
+        <w:rPr>
+          <w:rFonts w:ascii="Times New Roman" w:hAnsi="Times New Roman" w:cs="Times New Roman"/>
+          <w:color w:val="000000" w:themeColor="text1"/>
+          <w:sz w:val="18"/>
+          <w:szCs w:val="18"/>
+          <w:lang w:val="en-US"/>
+        </w:rPr>
+        <w:tab/>
+      </w:r>
+      <w:r>
+        <w:rPr>
+          <w:rFonts w:ascii="Times New Roman" w:hAnsi="Times New Roman" w:cs="Times New Roman"/>
+          <w:color w:val="000000" w:themeColor="text1"/>
+          <w:sz w:val="18"/>
+          <w:szCs w:val="18"/>
+          <w:lang w:val="en-US"/>
+        </w:rPr>
+        <w:tab/>
+      </w:r>
+      <w:r>
+        <w:rPr>
+          <w:rFonts w:ascii="Times New Roman" w:hAnsi="Times New Roman" w:cs="Times New Roman"/>
+          <w:color w:val="000000" w:themeColor="text1"/>
+          <w:sz w:val="18"/>
+          <w:szCs w:val="18"/>
+          <w:lang w:val="en-US"/>
+        </w:rPr>
+        <w:tab/>
+      </w:r>
+      <w:r>
+        <w:rPr>
+          <w:rFonts w:ascii="Times New Roman" w:hAnsi="Times New Roman" w:cs="Times New Roman"/>
+          <w:color w:val="000000" w:themeColor="text1"/>
+          <w:sz w:val="18"/>
+          <w:szCs w:val="18"/>
+          <w:lang w:val="en-US"/>
+        </w:rPr>
+        <w:tab/>
+      </w:r>
+      <w:r>
+        <w:rPr>
+          <w:rFonts w:ascii="Times New Roman" w:hAnsi="Times New Roman" w:cs="Times New Roman"/>
+          <w:color w:val="000000" w:themeColor="text1"/>
+          <w:sz w:val="18"/>
+          <w:szCs w:val="18"/>
+          <w:lang w:val="en-US"/>
+        </w:rPr>
+        <w:tab/>
+      </w:r>
+      <w:r>
+        <w:rPr>
+          <w:rFonts w:ascii="Times New Roman" w:hAnsi="Times New Roman" w:cs="Times New Roman"/>
+          <w:color w:val="000000" w:themeColor="text1"/>
+          <w:sz w:val="18"/>
+          <w:szCs w:val="18"/>
+          <w:lang w:val="en-US"/>
+        </w:rPr>
+        <w:tab/>
+      </w:r>
+      <w:r>
+        <w:rPr>
+          <w:rFonts w:ascii="Times New Roman" w:hAnsi="Times New Roman" w:cs="Times New Roman"/>
+          <w:color w:val="000000" w:themeColor="text1"/>
+          <w:sz w:val="18"/>
+          <w:szCs w:val="18"/>
+          <w:lang w:val="en-US"/>
+        </w:rPr>
+        <w:tab/>
+      </w:r>
+      <w:r>
+        <w:rPr>
+          <w:rFonts w:ascii="Times New Roman" w:hAnsi="Times New Roman" w:cs="Times New Roman"/>
+          <w:color w:val="000000" w:themeColor="text1"/>
+          <w:sz w:val="18"/>
+          <w:szCs w:val="18"/>
+          <w:lang w:val="en-US"/>
+        </w:rPr>
+        <w:tab/>
+      </w:r>
+      <w:proofErr w:type="gramStart"/>
+      <w:r>
+        <w:rPr>
+          <w:rFonts w:ascii="Times New Roman" w:hAnsi="Times New Roman" w:cs="Times New Roman"/>
+          <w:color w:val="000000" w:themeColor="text1"/>
+          <w:sz w:val="18"/>
+          <w:szCs w:val="18"/>
+          <w:lang w:val="en-US"/>
+        </w:rPr>
+        <w:t xml:space="preserve">Date: </w:t>
+      </w:r>
+      <w:r>
+        <w:rPr>
+          <w:rFonts w:ascii="Times New Roman" w:hAnsi="Times New Roman" w:cs="Times New Roman"/>
+          <w:color w:val="000000" w:themeColor="text1"/>
+          <w:sz w:val="18"/>
+          <w:szCs w:val="18"/>
+        </w:rPr>
+        <w:t>{{</w:t>
+      </w:r>
+      <w:proofErr w:type="gramEnd"/>
+      <w:r>
+        <w:rPr>
+          <w:rFonts w:ascii="Times New Roman" w:hAnsi="Times New Roman" w:cs="Times New Roman"/>
+          <w:color w:val="000000" w:themeColor="text1"/>
+          <w:sz w:val="18"/>
+          <w:szCs w:val="18"/>
+        </w:rPr>
+        <w:t>Date}}</w:t>
+      </w:r>
+    </w:p>
+    <w:p>
+      <w:pPr>
+        <w:spacing w:after="120"/>
+        <w:rPr>
+          <w:rFonts w:ascii="Times New Roman" w:hAnsi="Times New Roman" w:cs="Times New Roman"/>
+          <w:color w:val="000000" w:themeColor="text1"/>
+          <w:sz w:val="18"/>
+          <w:szCs w:val="18"/>
+        </w:rPr>
+      </w:pPr>
+      <w:r>
+        <w:rPr>
+          <w:rFonts w:ascii="Times New Roman" w:hAnsi="Times New Roman" w:cs="Times New Roman"/>
+          <w:color w:val="000000" w:themeColor="text1"/>
+          <w:sz w:val="18"/>
+          <w:szCs w:val="18"/>
+        </w:rPr>
+        <w:t>Address: {{CONTACT_ADDRESS}}</w:t>
+      </w:r>
+    </w:p>
+    <w:p>
+      <w:pPr>
+        <w:spacing w:after="200"/>
+        <w:rPr>
+          <w:rFonts w:ascii="Times New Roman" w:hAnsi="Times New Roman" w:cs="Times New Roman"/>
+          <w:color w:val="000000" w:themeColor="text1"/>
+          <w:sz w:val="18"/>
+          <w:szCs w:val="18"/>
+        </w:rPr>
+      </w:pPr>
+      <w:r>
+        <w:rPr>
+          <w:rFonts w:ascii="Times New Roman" w:hAnsi="Times New Roman" w:cs="Times New Roman"/>
+          <w:color w:val="000000" w:themeColor="text1"/>
+          <w:sz w:val="18"/>
+          <w:szCs w:val="18"/>
+        </w:rPr>
+        <w:t>Contact No.: {{CONTACT_PHONE</w:t>
+      </w:r>
+      <w:proofErr w:type="gramStart"/>
+      <w:r>
+        <w:rPr>
+          <w:rFonts w:ascii="Times New Roman" w:hAnsi="Times New Roman" w:cs="Times New Roman"/>
+          <w:color w:val="000000" w:themeColor="text1"/>
+          <w:sz w:val="18"/>
+          <w:szCs w:val="18"/>
+        </w:rPr>
+        <w:t xml:space="preserve">}}   </w:t>
+      </w:r>
+      <w:proofErr w:type="gramEnd"/>
+      <w:r>
+        <w:rPr>
+          <w:rFonts w:ascii="Times New Roman" w:hAnsi="Times New Roman" w:cs="Times New Roman"/>
+          <w:color w:val="000000" w:themeColor="text1"/>
+          <w:sz w:val="18"/>
+          <w:szCs w:val="18"/>
+        </w:rPr>
+        <w:t>|   Email: {{CONTACT_EMAIL}}</w:t>
+      </w:r>
+    </w:p>
+    <w:p>
+      <w:pPr>
+        <w:spacing w:after="80"/>
+        <w:rPr>
+          <w:rFonts w:ascii="Times New Roman" w:hAnsi="Times New Roman" w:cs="Times New Roman"/>
+          <w:color w:val="000000" w:themeColor="text1"/>
+        </w:rPr>
+      </w:pPr>
+      <w:r>
+        <w:rPr>
+          <w:rFonts w:ascii="Times New Roman" w:hAnsi="Times New Roman" w:cs="Times New Roman"/>
+          <w:color w:val="000000" w:themeColor="text1"/>
+        </w:rPr>
+        <w:t>Reference:</w:t>
+      </w:r>
+      <w:r>
+        <w:rPr>
+          <w:rFonts w:ascii="Times New Roman" w:hAnsi="Times New Roman" w:cs="Times New Roman"/>
           <w:b/>
           <w:bCs/>
-          <w:color w:val="65AADB"/>
-        </w:rPr>
-      </w:pPr>
-      <w:r>
-        <w:rPr>
+          <w:color w:val="000000" w:themeColor="text1"/>
+        </w:rPr>
+        <w:t xml:space="preserve"> </w:t>
+      </w:r>
+      <w:r>
+        <w:rPr>
+          <w:rFonts w:ascii="Times New Roman" w:hAnsi="Times New Roman" w:cs="Times New Roman"/>
+          <w:color w:val="000000" w:themeColor="text1"/>
+        </w:rPr>
+        <w:t xml:space="preserve">Our discussions on implementation of </w:t>
+      </w:r>
+      <w:r>
+        <w:rPr>
+          <w:rFonts w:ascii="Times New Roman" w:hAnsi="Times New Roman" w:cs="Times New Roman"/>
           <w:b/>
           <w:bCs/>
-          <w:color w:val="65AADB"/>
-        </w:rPr>
-        <w:t>QUOTATION TO</w:t>
-      </w:r>
-      <w:r>
-        <w:rPr>
+          <w:color w:val="000000" w:themeColor="text1"/>
+        </w:rPr>
+        <w:t>{{MODULE_LIST}}</w:t>
+      </w:r>
+      <w:r>
+        <w:rPr>
+          <w:rFonts w:ascii="Times New Roman" w:hAnsi="Times New Roman" w:cs="Times New Roman"/>
+          <w:color w:val="000000" w:themeColor="text1"/>
+        </w:rPr>
+        <w:t xml:space="preserve"> in your organization.</w:t>
+      </w:r>
+    </w:p>
+    <w:p>
+      <w:pPr>
+        <w:spacing w:after="200"/>
+        <w:rPr>
+          <w:rFonts w:ascii="Times New Roman" w:hAnsi="Times New Roman" w:cs="Times New Roman"/>
+          <w:color w:val="000000" w:themeColor="text1"/>
+        </w:rPr>
+      </w:pPr>
+      <w:r>
+        <w:rPr>
+          <w:rFonts w:ascii="Times New Roman" w:hAnsi="Times New Roman" w:cs="Times New Roman"/>
+          <w:color w:val="000000" w:themeColor="text1"/>
+        </w:rPr>
+        <w:t>Subject:</w:t>
+      </w:r>
+      <w:r>
+        <w:rPr>
+          <w:rFonts w:ascii="Times New Roman" w:hAnsi="Times New Roman" w:cs="Times New Roman"/>
           <w:b/>
           <w:bCs/>
-          <w:color w:val="65AADB"/>
-        </w:rPr>
-        <w:t xml:space="preserve"> - </w:t>
-      </w:r>
-      <w:r>
-        <w:rPr>
+          <w:color w:val="000000" w:themeColor="text1"/>
+        </w:rPr>
+        <w:t xml:space="preserve"> </w:t>
+      </w:r>
+      <w:r>
+        <w:rPr>
+          <w:rFonts w:ascii="Times New Roman" w:hAnsi="Times New Roman" w:cs="Times New Roman"/>
+          <w:color w:val="000000" w:themeColor="text1"/>
+        </w:rPr>
+        <w:t xml:space="preserve">Business proposal for IT &amp; Operations changeover consultancy and implementation of </w:t>
+      </w:r>
+      <w:r>
+        <w:rPr>
+          <w:rFonts w:ascii="Times New Roman" w:hAnsi="Times New Roman" w:cs="Times New Roman"/>
           <w:b/>
           <w:bCs/>
-          <w:color w:val="65AADB"/>
-        </w:rPr>
-        <w:t>{{</w:t>
-      </w:r>
-      <w:proofErr w:type="spellStart"/>
-      <w:r>
-        <w:rPr>
+          <w:color w:val="000000" w:themeColor="text1"/>
+        </w:rPr>
+        <w:t>{{MODULE_LIST}}</w:t>
+      </w:r>
+      <w:r>
+        <w:rPr>
+          <w:rFonts w:ascii="Times New Roman" w:hAnsi="Times New Roman" w:cs="Times New Roman"/>
+          <w:color w:val="000000" w:themeColor="text1"/>
+        </w:rPr>
+        <w:t>.</w:t>
+      </w:r>
+    </w:p>
+    <w:p>
+      <w:pPr>
+        <w:spacing w:after="160"/>
+        <w:rPr>
+          <w:rFonts w:ascii="Times New Roman" w:hAnsi="Times New Roman" w:cs="Times New Roman"/>
+          <w:color w:val="000000" w:themeColor="text1"/>
+        </w:rPr>
+      </w:pPr>
+      <w:r>
+        <w:rPr>
+          <w:rFonts w:ascii="Times New Roman" w:hAnsi="Times New Roman" w:cs="Times New Roman"/>
+          <w:color w:val="000000" w:themeColor="text1"/>
+        </w:rPr>
+        <w:t>Dear Sir,</w:t>
+      </w:r>
+    </w:p>
+    <w:p>
+      <w:pPr>
+        <w:spacing w:after="160"/>
+        <w:rPr>
+          <w:rFonts w:ascii="Times New Roman" w:hAnsi="Times New Roman" w:cs="Times New Roman"/>
+          <w:color w:val="000000" w:themeColor="text1"/>
+        </w:rPr>
+      </w:pPr>
+      <w:r>
+        <w:rPr>
+          <w:rFonts w:ascii="Times New Roman" w:hAnsi="Times New Roman" w:cs="Times New Roman"/>
+          <w:color w:val="000000" w:themeColor="text1"/>
+        </w:rPr>
+        <w:t>This is in reference to our discussions during our visit to your office. We thank you and your team for your valuable time during the presentation of CQUAL.</w:t>
+      </w:r>
+    </w:p>
+    <w:p>
+      <w:pPr>
+        <w:spacing w:after="200"/>
+        <w:rPr>
+          <w:rFonts w:ascii="Times New Roman" w:hAnsi="Times New Roman" w:cs="Times New Roman"/>
+        </w:rPr>
+      </w:pPr>
+      <w:r>
+        <w:rPr>
+          <w:rFonts w:ascii="Times New Roman" w:hAnsi="Times New Roman" w:cs="Times New Roman"/>
+          <w:color w:val="000000" w:themeColor="text1"/>
+          <w:lang w:val="en-US"/>
+        </w:rPr>
+        <w:t>We discussed the current challenges and solutions CQUAL can provide</w:t>
+      </w:r>
+      <w:proofErr w:type="gramStart"/>
+      <w:r>
+        <w:rPr>
+          <w:rFonts w:ascii="Times New Roman" w:hAnsi="Times New Roman" w:cs="Times New Roman"/>
+          <w:color w:val="000000" w:themeColor="text1"/>
+          <w:lang w:val="en-US"/>
+        </w:rPr>
+        <w:t>, based</w:t>
+      </w:r>
+      <w:proofErr w:type="gramEnd"/>
+      <w:r>
+        <w:rPr>
+          <w:rFonts w:ascii="Times New Roman" w:hAnsi="Times New Roman" w:cs="Times New Roman"/>
+          <w:color w:val="000000" w:themeColor="text1"/>
+          <w:lang w:val="en-US"/>
+        </w:rPr>
+        <w:t xml:space="preserve"> on our brief discussions, please find attached a Preliminary Business Proposal for the required changeover at </w:t>
+      </w:r>
+      <w:r>
+        <w:rPr>
+          <w:rFonts w:ascii="Times New Roman" w:hAnsi="Times New Roman" w:cs="Times New Roman"/>
           <w:b/>
           <w:bCs/>
-          <w:color w:val="65AADB"/>
-        </w:rPr>
-        <w:t>OrganizationName</w:t>
-      </w:r>
-      <w:proofErr w:type="spellEnd"/>
-      <w:r>
-        <w:rPr>
+          <w:color w:val="000000" w:themeColor="text1"/>
+        </w:rPr>
+        <w:t>{{ORG_</w:t>
+      </w:r>
+      <w:proofErr w:type="gramStart"/>
+      <w:r>
+        <w:rPr>
+          <w:rFonts w:ascii="Times New Roman" w:hAnsi="Times New Roman" w:cs="Times New Roman"/>
           <w:b/>
           <w:bCs/>
-          <w:color w:val="65AADB"/>
-        </w:rPr>
-        <w:t>}}</w:t>
-      </w:r>
-    </w:p>
-    <w:p>
-      <w:pPr>
-        <w:rPr>
-          <w:b/>
-        </w:rPr>
-      </w:pPr>
-      <w:r>
-        <w:rPr>
-          <w:b/>
-          <w:bCs/>
-          <w:color w:val="65AADB"/>
-        </w:rPr>
-        <w:t>Name: {{CONTACT_NAME}}</w:t>
-      </w:r>
-      <w:r>
-        <w:rPr>
-          <w:b/>
-          <w:bCs/>
-          <w:color w:val="65AADB"/>
-        </w:rPr>
-        <w:tab/>
-      </w:r>
-      <w:r>
-        <w:rPr>
-          <w:b/>
-          <w:bCs/>
-          <w:color w:val="65AADB"/>
-        </w:rPr>
-        <w:tab/>
-      </w:r>
-      <w:r>
-        <w:rPr>
-          <w:b/>
-          <w:bCs/>
-          <w:color w:val="65AADB"/>
-        </w:rPr>
-        <w:tab/>
-      </w:r>
-      <w:r>
-        <w:rPr>
-          <w:b/>
-          <w:bCs/>
-          <w:color w:val="65AADB"/>
-        </w:rPr>
-        <w:tab/>
-      </w:r>
-      <w:r>
-        <w:rPr>
-          <w:b/>
-          <w:bCs/>
-          <w:color w:val="65AADB"/>
-        </w:rPr>
-        <w:tab/>
-      </w:r>
-      <w:r>
-        <w:rPr>
-          <w:b/>
-          <w:bCs/>
-          <w:color w:val="65AADB"/>
-        </w:rPr>
-        <w:tab/>
-      </w:r>
-      <w:r>
-        <w:rPr>
-          <w:b/>
-          <w:bCs/>
-          <w:color w:val="65AADB"/>
-        </w:rPr>
-        <w:tab/>
-      </w:r>
-      <w:r>
-        <w:rPr>
-          <w:b/>
-          <w:lang w:val="en-US"/>
-        </w:rPr>
-        <w:t>Quotation No:</w:t>
-      </w:r>
-      <w:r>
-        <w:rPr>
-          <w:b/>
-          <w:lang w:val="en-US"/>
-        </w:rPr>
-        <w:t xml:space="preserve"> </w:t>
-      </w:r>
-      <w:r>
-        <w:rPr>
-          <w:b/>
-        </w:rPr>
-        <w:t>{{</w:t>
-      </w:r>
-      <w:proofErr w:type="spellStart"/>
-      <w:r>
-        <w:rPr>
-          <w:b/>
-        </w:rPr>
-        <w:t>QuotationNo</w:t>
-      </w:r>
-      <w:proofErr w:type="spellEnd"/>
-      <w:r>
-        <w:rPr>
-          <w:b/>
-        </w:rPr>
-        <w:t>}}</w:t>
-      </w:r>
-    </w:p>
-    <w:p>
-      <w:pPr>
-        <w:rPr>
-          <w:sz w:val="18"/>
-        </w:rPr>
-      </w:pPr>
-      <w:r>
-        <w:rPr>
-          <w:b/>
-          <w:lang w:val="en-US"/>
-        </w:rPr>
-        <w:t xml:space="preserve">  </w:t>
-      </w:r>
-      <w:r>
-        <w:rPr>
-          <w:b/>
-          <w:lang w:val="en-US"/>
-        </w:rPr>
-        <w:tab/>
-      </w:r>
-      <w:r>
-        <w:rPr>
-          <w:b/>
-          <w:lang w:val="en-US"/>
-        </w:rPr>
-        <w:tab/>
-      </w:r>
-      <w:r>
-        <w:rPr>
-          <w:b/>
-          <w:lang w:val="en-US"/>
-        </w:rPr>
-        <w:tab/>
-      </w:r>
-      <w:r>
-        <w:rPr>
-          <w:b/>
-          <w:lang w:val="en-US"/>
-        </w:rPr>
-        <w:tab/>
-      </w:r>
-      <w:r>
-        <w:rPr>
-          <w:b/>
-          <w:lang w:val="en-US"/>
-        </w:rPr>
-        <w:tab/>
-      </w:r>
-      <w:r>
-        <w:rPr>
-          <w:b/>
-          <w:lang w:val="en-US"/>
-        </w:rPr>
-        <w:tab/>
-      </w:r>
-      <w:r>
-        <w:rPr>
-          <w:b/>
-          <w:lang w:val="en-US"/>
-        </w:rPr>
-        <w:tab/>
-      </w:r>
-      <w:r>
-        <w:rPr>
-          <w:b/>
-          <w:lang w:val="en-US"/>
-        </w:rPr>
-        <w:tab/>
-      </w:r>
-      <w:r>
-        <w:rPr>
-          <w:b/>
-          <w:lang w:val="en-US"/>
-        </w:rPr>
-        <w:tab/>
-      </w:r>
-      <w:r>
-        <w:rPr>
-          <w:b/>
-          <w:lang w:val="en-US"/>
-        </w:rPr>
-        <w:tab/>
-      </w:r>
-      <w:proofErr w:type="gramStart"/>
-      <w:r>
-        <w:rPr>
-          <w:b/>
-          <w:lang w:val="en-US"/>
-        </w:rPr>
-        <w:t>Date:</w:t>
-      </w:r>
-      <w:r>
-        <w:rPr>
-          <w:lang w:val="en-US"/>
-        </w:rPr>
-        <w:t xml:space="preserve"> </w:t>
-      </w:r>
-      <w:r>
-        <w:t>{{</w:t>
-      </w:r>
-      <w:proofErr w:type="gramEnd"/>
-      <w:r>
-        <w:t>Date}}</w:t>
-      </w:r>
-    </w:p>
-    <w:p>
-      <w:pPr>
-        <w:spacing w:after="120"/>
-      </w:pPr>
-      <w:r>
-        <w:rPr>
-          <w:b/>
-          <w:bCs/>
-          <w:color w:val="65AADB"/>
-        </w:rPr>
-        <w:t>Address: {{CONTACT_ADDRESS}}</w:t>
-      </w:r>
-    </w:p>
-    <w:p>
-      <w:pPr>
-        <w:spacing w:after="200"/>
-      </w:pPr>
-      <w:r>
-        <w:rPr>
-          <w:b/>
-          <w:bCs/>
-          <w:color w:val="65AADB"/>
-        </w:rPr>
-        <w:t>Contact No.: {{CONTACT_PHONE</w:t>
-      </w:r>
-      <w:proofErr w:type="gramStart"/>
-      <w:r>
-        <w:rPr>
-          <w:b/>
-          <w:bCs/>
-          <w:color w:val="65AADB"/>
-        </w:rPr>
-        <w:t>}}</w:t>
-      </w:r>
-      <w:r>
-        <w:t xml:space="preserve">   </w:t>
-      </w:r>
-      <w:proofErr w:type="gramEnd"/>
-      <w:r>
-        <w:t xml:space="preserve">|   </w:t>
-      </w:r>
-      <w:r>
-        <w:rPr>
-          <w:b/>
-          <w:bCs/>
-          <w:color w:val="65AADB"/>
-        </w:rPr>
-        <w:t>Email: {{CONTACT_EMAIL}}</w:t>
-      </w:r>
-    </w:p>
-    <w:p>
-      <w:pPr>
-        <w:spacing w:after="80"/>
-      </w:pPr>
-      <w:r>
-        <w:rPr>
-          <w:b/>
-          <w:bCs/>
-          <w:color w:val="65AADB"/>
-        </w:rPr>
-        <w:t xml:space="preserve">Reference: </w:t>
-      </w:r>
-      <w:r>
-        <w:t xml:space="preserve">Our discussions on implementation of </w:t>
-      </w:r>
-      <w:r>
-        <w:rPr>
-          <w:b/>
-          <w:bCs/>
-          <w:color w:val="65AADB"/>
-        </w:rPr>
-        <w:t>{{MODULE_LIST}}</w:t>
-      </w:r>
-      <w:r>
-        <w:t xml:space="preserve"> in your organization.</w:t>
-      </w:r>
-    </w:p>
-    <w:p>
-      <w:pPr>
-        <w:spacing w:after="200"/>
-      </w:pPr>
-      <w:r>
-        <w:rPr>
-          <w:b/>
-          <w:bCs/>
-          <w:color w:val="65AADB"/>
-        </w:rPr>
-        <w:t xml:space="preserve">Subject: </w:t>
-      </w:r>
-      <w:r>
-        <w:t xml:space="preserve">Business proposal for IT &amp; Operations changeover consultancy and implementation of </w:t>
-      </w:r>
-      <w:r>
-        <w:rPr>
-          <w:b/>
-          <w:bCs/>
-          <w:color w:val="65AADB"/>
-        </w:rPr>
-        <w:t>{{MODULE_LIST}}</w:t>
-      </w:r>
-      <w:r>
-        <w:t>.</w:t>
-      </w:r>
-    </w:p>
-    <w:p>
-      <w:pPr>
-        <w:spacing w:after="160"/>
-      </w:pPr>
-      <w:r>
-        <w:t>Dear Sir / Madam,</w:t>
-      </w:r>
-    </w:p>
-    <w:p>
-      <w:pPr>
-        <w:spacing w:after="160"/>
-      </w:pPr>
-      <w:r>
-        <w:t>This is in reference to our discussions during our visit to your office. We thank you and your team for your valuable time during the presentation of CQUAL.</w:t>
-      </w:r>
-    </w:p>
-    <w:p>
-      <w:pPr>
-        <w:spacing w:after="200"/>
-      </w:pPr>
-      <w:r>
-        <w:rPr>
-          <w:lang w:val="en-US"/>
-        </w:rPr>
-        <w:t>We discussed the current challenges and solutions CQUAL can provide</w:t>
-      </w:r>
-      <w:proofErr w:type="gramStart"/>
-      <w:r>
-        <w:rPr>
-          <w:lang w:val="en-US"/>
-        </w:rPr>
-        <w:t>, based</w:t>
-      </w:r>
-      <w:proofErr w:type="gramEnd"/>
-      <w:r>
-        <w:rPr>
-          <w:lang w:val="en-US"/>
-        </w:rPr>
-        <w:t xml:space="preserve"> on our brief discussions, please find attached a Preliminary Business Proposal for the required changeover at </w:t>
-      </w:r>
-      <w:r>
-        <w:rPr>
-          <w:b/>
-          <w:bCs/>
-          <w:color w:val="65AADB"/>
-        </w:rPr>
-        <w:t>{{ORG_</w:t>
-      </w:r>
-      <w:proofErr w:type="gramStart"/>
-      <w:r>
-        <w:rPr>
-          <w:b/>
-          <w:bCs/>
-          <w:color w:val="65AADB"/>
+          <w:color w:val="000000" w:themeColor="text1"/>
         </w:rPr>
         <w:t>NAME}}</w:t>
       </w:r>
       <w:r>
+        <w:rPr>
+          <w:rFonts w:ascii="Times New Roman" w:hAnsi="Times New Roman" w:cs="Times New Roman"/>
+          <w:color w:val="000000" w:themeColor="text1"/>
+        </w:rPr>
         <w:t>.</w:t>
       </w:r>
       <w:proofErr w:type="gramEnd"/>
@@ -446,15 +598,17 @@
           <w:bottom w:val="single" w:sz="6" w:space="4" w:color="65AADB"/>
         </w:pBdr>
         <w:spacing w:before="300" w:after="150"/>
-      </w:pPr>
-      <w:r>
-        <w:rPr>
+        <w:rPr>
+          <w:rFonts w:ascii="Times New Roman" w:hAnsi="Times New Roman" w:cs="Times New Roman"/>
+        </w:rPr>
+      </w:pPr>
+      <w:r>
+        <w:rPr>
+          <w:rFonts w:ascii="Times New Roman" w:hAnsi="Times New Roman" w:cs="Times New Roman"/>
           <w:b/>
           <w:bCs/>
           <w:caps/>
           <w:color w:val="65AADB"/>
-          <w:sz w:val="26"/>
-          <w:szCs w:val="26"/>
         </w:rPr>
         <w:t>Goals and Expectations</w:t>
       </w:r>
@@ -462,12 +616,19 @@
     <w:p>
       <w:pPr>
         <w:spacing w:after="120"/>
-      </w:pPr>
-      <w:r>
+        <w:rPr>
+          <w:rFonts w:ascii="Times New Roman" w:hAnsi="Times New Roman" w:cs="Times New Roman"/>
+        </w:rPr>
+      </w:pPr>
+      <w:r>
+        <w:rPr>
+          <w:rFonts w:ascii="Times New Roman" w:hAnsi="Times New Roman" w:cs="Times New Roman"/>
+        </w:rPr>
         <w:t xml:space="preserve">Our experts will be involved in redefining the operations setup for sustainable growth and required digitalization at </w:t>
       </w:r>
       <w:r>
         <w:rPr>
+          <w:rFonts w:ascii="Times New Roman" w:hAnsi="Times New Roman" w:cs="Times New Roman"/>
           <w:b/>
           <w:bCs/>
           <w:color w:val="65AADB"/>
@@ -475,18 +636,28 @@
         <w:t>{{ORG_NAME}}</w:t>
       </w:r>
       <w:r>
+        <w:rPr>
+          <w:rFonts w:ascii="Times New Roman" w:hAnsi="Times New Roman" w:cs="Times New Roman"/>
+        </w:rPr>
         <w:t>.</w:t>
       </w:r>
     </w:p>
     <w:p>
       <w:pPr>
         <w:spacing w:after="100"/>
-      </w:pPr>
-      <w:r>
+        <w:rPr>
+          <w:rFonts w:ascii="Times New Roman" w:hAnsi="Times New Roman" w:cs="Times New Roman"/>
+        </w:rPr>
+      </w:pPr>
+      <w:r>
+        <w:rPr>
+          <w:rFonts w:ascii="Times New Roman" w:hAnsi="Times New Roman" w:cs="Times New Roman"/>
+        </w:rPr>
         <w:t xml:space="preserve">Digitization of </w:t>
       </w:r>
       <w:r>
         <w:rPr>
+          <w:rFonts w:ascii="Times New Roman" w:hAnsi="Times New Roman" w:cs="Times New Roman"/>
           <w:b/>
           <w:bCs/>
           <w:color w:val="65AADB"/>
@@ -494,6 +665,9 @@
         <w:t>{{MODULE_LIST}}</w:t>
       </w:r>
       <w:r>
+        <w:rPr>
+          <w:rFonts w:ascii="Times New Roman" w:hAnsi="Times New Roman" w:cs="Times New Roman"/>
+        </w:rPr>
         <w:t xml:space="preserve"> replaces manual documentation, significantly accelerates approval process with centralized data management and improved traceability, reduced and lower administrative interfaces.</w:t>
       </w:r>
     </w:p>
@@ -503,15 +677,17 @@
           <w:bottom w:val="single" w:sz="6" w:space="4" w:color="65AADB"/>
         </w:pBdr>
         <w:spacing w:before="300" w:after="150"/>
-      </w:pPr>
-      <w:r>
-        <w:rPr>
+        <w:rPr>
+          <w:rFonts w:ascii="Times New Roman" w:hAnsi="Times New Roman" w:cs="Times New Roman"/>
+        </w:rPr>
+      </w:pPr>
+      <w:r>
+        <w:rPr>
+          <w:rFonts w:ascii="Times New Roman" w:hAnsi="Times New Roman" w:cs="Times New Roman"/>
           <w:b/>
           <w:bCs/>
           <w:caps/>
           <w:color w:val="65AADB"/>
-          <w:sz w:val="26"/>
-          <w:szCs w:val="26"/>
         </w:rPr>
         <w:t>Scope of Work</w:t>
       </w:r>
@@ -524,8 +700,14 @@
           <w:numId w:val="1"/>
         </w:numPr>
         <w:spacing w:after="80"/>
-      </w:pPr>
-      <w:r>
+        <w:rPr>
+          <w:rFonts w:ascii="Times New Roman" w:hAnsi="Times New Roman" w:cs="Times New Roman"/>
+        </w:rPr>
+      </w:pPr>
+      <w:r>
+        <w:rPr>
+          <w:rFonts w:ascii="Times New Roman" w:hAnsi="Times New Roman" w:cs="Times New Roman"/>
+        </w:rPr>
         <w:t>Confirmation of your requirement specifications</w:t>
       </w:r>
     </w:p>
@@ -537,8 +719,14 @@
           <w:numId w:val="1"/>
         </w:numPr>
         <w:spacing w:after="80"/>
-      </w:pPr>
-      <w:r>
+        <w:rPr>
+          <w:rFonts w:ascii="Times New Roman" w:hAnsi="Times New Roman" w:cs="Times New Roman"/>
+        </w:rPr>
+      </w:pPr>
+      <w:r>
+        <w:rPr>
+          <w:rFonts w:ascii="Times New Roman" w:hAnsi="Times New Roman" w:cs="Times New Roman"/>
+        </w:rPr>
         <w:t>Requirement analysis</w:t>
       </w:r>
     </w:p>
@@ -550,8 +738,14 @@
           <w:numId w:val="1"/>
         </w:numPr>
         <w:spacing w:after="80"/>
-      </w:pPr>
-      <w:r>
+        <w:rPr>
+          <w:rFonts w:ascii="Times New Roman" w:hAnsi="Times New Roman" w:cs="Times New Roman"/>
+        </w:rPr>
+      </w:pPr>
+      <w:r>
+        <w:rPr>
+          <w:rFonts w:ascii="Times New Roman" w:hAnsi="Times New Roman" w:cs="Times New Roman"/>
+        </w:rPr>
         <w:t>Delivery of the required solution</w:t>
       </w:r>
     </w:p>
@@ -563,12 +757,19 @@
           <w:numId w:val="1"/>
         </w:numPr>
         <w:spacing w:after="200"/>
-      </w:pPr>
-      <w:r>
+        <w:rPr>
+          <w:rFonts w:ascii="Times New Roman" w:hAnsi="Times New Roman" w:cs="Times New Roman"/>
+        </w:rPr>
+      </w:pPr>
+      <w:r>
+        <w:rPr>
+          <w:rFonts w:ascii="Times New Roman" w:hAnsi="Times New Roman" w:cs="Times New Roman"/>
+        </w:rPr>
         <w:t xml:space="preserve">Training and implementation using CQUAL </w:t>
       </w:r>
       <w:r>
         <w:rPr>
+          <w:rFonts w:ascii="Times New Roman" w:hAnsi="Times New Roman" w:cs="Times New Roman"/>
           <w:b/>
           <w:bCs/>
           <w:color w:val="65AADB"/>
@@ -579,16 +780,28 @@
     <w:p>
       <w:pPr>
         <w:spacing w:after="200"/>
-      </w:pPr>
-      <w:r>
+        <w:rPr>
+          <w:rFonts w:ascii="Times New Roman" w:hAnsi="Times New Roman" w:cs="Times New Roman"/>
+        </w:rPr>
+      </w:pPr>
+      <w:r>
+        <w:rPr>
+          <w:rFonts w:ascii="Times New Roman" w:hAnsi="Times New Roman" w:cs="Times New Roman"/>
+        </w:rPr>
         <w:t xml:space="preserve">Deliverables do not include the source code. Use of the solution is under license from </w:t>
       </w:r>
       <w:proofErr w:type="spellStart"/>
       <w:r>
+        <w:rPr>
+          <w:rFonts w:ascii="Times New Roman" w:hAnsi="Times New Roman" w:cs="Times New Roman"/>
+        </w:rPr>
         <w:t>BlechTek</w:t>
       </w:r>
       <w:proofErr w:type="spellEnd"/>
       <w:r>
+        <w:rPr>
+          <w:rFonts w:ascii="Times New Roman" w:hAnsi="Times New Roman" w:cs="Times New Roman"/>
+        </w:rPr>
         <w:t xml:space="preserve"> Software Solutions LLP.</w:t>
       </w:r>
     </w:p>
@@ -596,11 +809,13 @@
       <w:pPr>
         <w:spacing w:line="240" w:lineRule="auto"/>
         <w:rPr>
+          <w:rFonts w:ascii="Times New Roman" w:hAnsi="Times New Roman" w:cs="Times New Roman"/>
           <w:lang w:val="en-US"/>
         </w:rPr>
       </w:pPr>
       <w:r>
         <w:rPr>
+          <w:rFonts w:ascii="Times New Roman" w:hAnsi="Times New Roman" w:cs="Times New Roman"/>
           <w:lang w:val="en-US"/>
         </w:rPr>
         <w:t>We hope that this Document along with the enclosed Business Proposal is in line with your requirements. In case of any query, please feel free to call us.</w:t>
@@ -609,17 +824,22 @@
     <w:p>
       <w:pPr>
         <w:spacing w:line="240" w:lineRule="auto"/>
+        <w:rPr>
+          <w:rFonts w:ascii="Times New Roman" w:hAnsi="Times New Roman" w:cs="Times New Roman"/>
+        </w:rPr>
       </w:pPr>
     </w:p>
     <w:p>
       <w:pPr>
         <w:spacing w:line="240" w:lineRule="auto"/>
         <w:rPr>
+          <w:rFonts w:ascii="Times New Roman" w:hAnsi="Times New Roman" w:cs="Times New Roman"/>
           <w:lang w:val="en-US"/>
         </w:rPr>
       </w:pPr>
       <w:r>
         <w:rPr>
+          <w:rFonts w:ascii="Times New Roman" w:hAnsi="Times New Roman" w:cs="Times New Roman"/>
           <w:lang w:val="en-US"/>
         </w:rPr>
         <w:t>Sincerely,</w:t>
@@ -628,12 +848,48 @@
     <w:p>
       <w:pPr>
         <w:spacing w:line="240" w:lineRule="auto"/>
+        <w:rPr>
+          <w:rFonts w:ascii="Times New Roman" w:hAnsi="Times New Roman" w:cs="Times New Roman"/>
+        </w:rPr>
       </w:pPr>
     </w:p>
     <w:p>
       <w:pPr>
         <w:spacing w:line="240" w:lineRule="auto"/>
         <w:rPr>
+          <w:rFonts w:ascii="Times New Roman" w:hAnsi="Times New Roman" w:cs="Times New Roman"/>
+          <w:lang w:val="en-US"/>
+        </w:rPr>
+      </w:pPr>
+      <w:r>
+        <w:rPr>
+          <w:rFonts w:ascii="Times New Roman" w:hAnsi="Times New Roman" w:cs="Times New Roman"/>
+          <w:lang w:val="en-US"/>
+        </w:rPr>
+        <w:t xml:space="preserve">For </w:t>
+      </w:r>
+      <w:proofErr w:type="spellStart"/>
+      <w:r>
+        <w:rPr>
+          <w:rFonts w:ascii="Times New Roman" w:hAnsi="Times New Roman" w:cs="Times New Roman"/>
+          <w:lang w:val="en-US"/>
+        </w:rPr>
+        <w:t>BlechTek</w:t>
+      </w:r>
+      <w:proofErr w:type="spellEnd"/>
+      <w:r>
+        <w:rPr>
+          <w:rFonts w:ascii="Times New Roman" w:hAnsi="Times New Roman" w:cs="Times New Roman"/>
+          <w:lang w:val="en-US"/>
+        </w:rPr>
+        <w:t xml:space="preserve"> Software Solutions LLP.</w:t>
+      </w:r>
+    </w:p>
+    <w:p>
+      <w:pPr>
+        <w:spacing w:line="240" w:lineRule="auto"/>
+        <w:rPr>
+          <w:rFonts w:ascii="Times New Roman" w:hAnsi="Times New Roman" w:cs="Times New Roman"/>
           <w:b/>
           <w:bCs/>
           <w:lang w:val="en-US"/>
@@ -641,45 +897,9 @@
       </w:pPr>
       <w:r>
         <w:rPr>
-          <w:b/>
-          <w:bCs/>
-          <w:lang w:val="en-US"/>
-        </w:rPr>
-        <w:t xml:space="preserve">For </w:t>
-      </w:r>
-      <w:proofErr w:type="spellStart"/>
-      <w:r>
-        <w:rPr>
-          <w:b/>
-          <w:bCs/>
-          <w:lang w:val="en-US"/>
-        </w:rPr>
-        <w:t>BlechTek</w:t>
-      </w:r>
-      <w:proofErr w:type="spellEnd"/>
-      <w:r>
-        <w:rPr>
-          <w:b/>
-          <w:bCs/>
-          <w:lang w:val="en-US"/>
-        </w:rPr>
-        <w:t xml:space="preserve"> Software Solutions LLP.</w:t>
-      </w:r>
-    </w:p>
-    <w:p>
-      <w:pPr>
-        <w:spacing w:line="240" w:lineRule="auto"/>
-        <w:rPr>
-          <w:b/>
-          <w:bCs/>
-          <w:lang w:val="en-US"/>
-        </w:rPr>
-      </w:pPr>
-      <w:r>
-        <w:rPr>
+          <w:rFonts w:ascii="Times New Roman" w:hAnsi="Times New Roman" w:cs="Times New Roman"/>
           <w:noProof/>
         </w:rPr>
-        <w:lastRenderedPageBreak/>
         <w:drawing>
           <wp:inline distT="0" distB="0" distL="0" distR="0" wp14:anchorId="3D41E2FB" wp14:editId="23AD92E6">
             <wp:extent cx="1045464" cy="1033272"/>
@@ -694,7 +914,7 @@
                     <pic:cNvPicPr/>
                   </pic:nvPicPr>
                   <pic:blipFill>
-                    <a:blip r:embed="rId7"/>
+                    <a:blip r:embed="rId8"/>
                     <a:stretch>
                       <a:fillRect/>
                     </a:stretch>
@@ -719,21 +939,20 @@
       <w:pPr>
         <w:spacing w:after="200"/>
         <w:rPr>
-          <w:b/>
-          <w:bCs/>
+          <w:rFonts w:ascii="Times New Roman" w:hAnsi="Times New Roman" w:cs="Times New Roman"/>
           <w:lang w:val="en-US"/>
         </w:rPr>
       </w:pPr>
       <w:r>
         <w:rPr>
+          <w:rFonts w:ascii="Times New Roman" w:hAnsi="Times New Roman" w:cs="Times New Roman"/>
           <w:lang w:val="en-US"/>
         </w:rPr>
         <w:t> </w:t>
       </w:r>
       <w:r>
         <w:rPr>
-          <w:b/>
-          <w:bCs/>
+          <w:rFonts w:ascii="Times New Roman" w:hAnsi="Times New Roman" w:cs="Times New Roman"/>
           <w:lang w:val="en-US"/>
         </w:rPr>
         <w:t>Sushama Inamdar</w:t>
@@ -745,16 +964,19 @@
           <w:bottom w:val="single" w:sz="6" w:space="4" w:color="65AADB"/>
         </w:pBdr>
         <w:spacing w:before="300" w:after="150"/>
-      </w:pPr>
-      <w:r>
-        <w:rPr>
+        <w:rPr>
+          <w:rFonts w:ascii="Times New Roman" w:hAnsi="Times New Roman" w:cs="Times New Roman"/>
+        </w:rPr>
+      </w:pPr>
+      <w:r>
+        <w:rPr>
+          <w:rFonts w:ascii="Times New Roman" w:hAnsi="Times New Roman" w:cs="Times New Roman"/>
           <w:b/>
           <w:bCs/>
           <w:caps/>
           <w:color w:val="65AADB"/>
-          <w:sz w:val="26"/>
-          <w:szCs w:val="26"/>
-        </w:rPr>
+        </w:rPr>
+        <w:lastRenderedPageBreak/>
         <w:t>Scope</w:t>
       </w:r>
     </w:p>
@@ -776,9 +998,9 @@
         <w:tblLook w:val="04A0" w:firstRow="1" w:lastRow="0" w:firstColumn="1" w:lastColumn="0" w:noHBand="0" w:noVBand="1"/>
       </w:tblPr>
       <w:tblGrid>
-        <w:gridCol w:w="2089"/>
-        <w:gridCol w:w="4789"/>
-        <w:gridCol w:w="1577"/>
+        <w:gridCol w:w="2080"/>
+        <w:gridCol w:w="4752"/>
+        <w:gridCol w:w="1623"/>
       </w:tblGrid>
       <w:tr>
         <w:trPr>
@@ -797,8 +1019,14 @@
             <w:vAlign w:val="center"/>
           </w:tcPr>
           <w:p>
-            <w:r>
-              <w:rPr>
+            <w:pPr>
+              <w:rPr>
+                <w:rFonts w:ascii="Times New Roman" w:hAnsi="Times New Roman" w:cs="Times New Roman"/>
+              </w:rPr>
+            </w:pPr>
+            <w:r>
+              <w:rPr>
+                <w:rFonts w:ascii="Times New Roman" w:hAnsi="Times New Roman" w:cs="Times New Roman"/>
                 <w:b/>
                 <w:bCs/>
                 <w:color w:val="FFFFFF"/>
@@ -823,8 +1051,14 @@
             <w:vAlign w:val="center"/>
           </w:tcPr>
           <w:p>
-            <w:r>
-              <w:rPr>
+            <w:pPr>
+              <w:rPr>
+                <w:rFonts w:ascii="Times New Roman" w:hAnsi="Times New Roman" w:cs="Times New Roman"/>
+              </w:rPr>
+            </w:pPr>
+            <w:r>
+              <w:rPr>
+                <w:rFonts w:ascii="Times New Roman" w:hAnsi="Times New Roman" w:cs="Times New Roman"/>
                 <w:b/>
                 <w:bCs/>
                 <w:color w:val="FFFFFF"/>
@@ -846,8 +1080,14 @@
             <w:vAlign w:val="center"/>
           </w:tcPr>
           <w:p>
-            <w:r>
-              <w:rPr>
+            <w:pPr>
+              <w:rPr>
+                <w:rFonts w:ascii="Times New Roman" w:hAnsi="Times New Roman" w:cs="Times New Roman"/>
+              </w:rPr>
+            </w:pPr>
+            <w:r>
+              <w:rPr>
+                <w:rFonts w:ascii="Times New Roman" w:hAnsi="Times New Roman" w:cs="Times New Roman"/>
                 <w:b/>
                 <w:bCs/>
                 <w:color w:val="FFFFFF"/>
@@ -876,6 +1116,7 @@
           <w:p>
             <w:pPr>
               <w:rPr>
+                <w:rFonts w:ascii="Times New Roman" w:hAnsi="Times New Roman" w:cs="Times New Roman"/>
                 <w:b/>
                 <w:bCs/>
                 <w:color w:val="FFFFFF"/>
@@ -883,6 +1124,7 @@
             </w:pPr>
             <w:r>
               <w:rPr>
+                <w:rFonts w:ascii="Times New Roman" w:hAnsi="Times New Roman" w:cs="Times New Roman"/>
                 <w:b/>
                 <w:bCs/>
               </w:rPr>
@@ -908,6 +1150,7 @@
           <w:p>
             <w:pPr>
               <w:rPr>
+                <w:rFonts w:ascii="Times New Roman" w:hAnsi="Times New Roman" w:cs="Times New Roman"/>
                 <w:b/>
                 <w:bCs/>
                 <w:color w:val="FFFFFF"/>
@@ -915,6 +1158,7 @@
             </w:pPr>
             <w:r>
               <w:rPr>
+                <w:rFonts w:ascii="Times New Roman" w:hAnsi="Times New Roman" w:cs="Times New Roman"/>
                 <w:b/>
                 <w:bCs/>
               </w:rPr>
@@ -937,6 +1181,7 @@
           <w:p>
             <w:pPr>
               <w:rPr>
+                <w:rFonts w:ascii="Times New Roman" w:hAnsi="Times New Roman" w:cs="Times New Roman"/>
                 <w:b/>
                 <w:bCs/>
                 <w:color w:val="FFFFFF"/>
@@ -944,6 +1189,7 @@
             </w:pPr>
             <w:r>
               <w:rPr>
+                <w:rFonts w:ascii="Times New Roman" w:hAnsi="Times New Roman" w:cs="Times New Roman"/>
                 <w:b/>
                 <w:bCs/>
               </w:rPr>
@@ -956,6 +1202,9 @@
     <w:p>
       <w:pPr>
         <w:spacing w:after="200"/>
+        <w:rPr>
+          <w:rFonts w:ascii="Times New Roman" w:hAnsi="Times New Roman" w:cs="Times New Roman"/>
+        </w:rPr>
       </w:pPr>
     </w:p>
     <w:p>
@@ -964,35 +1213,41 @@
           <w:bottom w:val="single" w:sz="6" w:space="4" w:color="65AADB"/>
         </w:pBdr>
         <w:spacing w:before="300" w:after="150"/>
-      </w:pPr>
-      <w:r>
-        <w:rPr>
+        <w:rPr>
+          <w:rFonts w:ascii="Times New Roman" w:hAnsi="Times New Roman" w:cs="Times New Roman"/>
+        </w:rPr>
+      </w:pPr>
+      <w:r>
+        <w:rPr>
+          <w:rFonts w:ascii="Times New Roman" w:hAnsi="Times New Roman" w:cs="Times New Roman"/>
           <w:b/>
           <w:bCs/>
           <w:caps/>
           <w:color w:val="65AADB"/>
-          <w:sz w:val="26"/>
-          <w:szCs w:val="26"/>
         </w:rPr>
         <w:t>Price for Implementation</w:t>
       </w:r>
       <w:r>
         <w:rPr>
+          <w:rFonts w:ascii="Times New Roman" w:hAnsi="Times New Roman" w:cs="Times New Roman"/>
           <w:b/>
           <w:bCs/>
           <w:caps/>
           <w:color w:val="65AADB"/>
-          <w:sz w:val="26"/>
-          <w:szCs w:val="26"/>
         </w:rPr>
         <w:t xml:space="preserve"> of cqual - </w:t>
       </w:r>
       <w:r>
+        <w:rPr>
+          <w:rFonts w:ascii="Times New Roman" w:hAnsi="Times New Roman" w:cs="Times New Roman"/>
+        </w:rPr>
         <w:t>{{MODULE_LIST}}</w:t>
       </w:r>
     </w:p>
     <w:tbl>
       <w:tblPr>
+        <w:tblpPr w:leftFromText="180" w:rightFromText="180" w:vertAnchor="text" w:tblpY="1"/>
+        <w:tblOverlap w:val="never"/>
         <w:tblW w:w="9000" w:type="dxa"/>
         <w:tblBorders>
           <w:top w:val="single" w:sz="4" w:space="0" w:color="auto"/>
@@ -1031,8 +1286,14 @@
             <w:vAlign w:val="center"/>
           </w:tcPr>
           <w:p>
-            <w:r>
-              <w:rPr>
+            <w:pPr>
+              <w:rPr>
+                <w:rFonts w:ascii="Times New Roman" w:hAnsi="Times New Roman" w:cs="Times New Roman"/>
+              </w:rPr>
+            </w:pPr>
+            <w:r>
+              <w:rPr>
+                <w:rFonts w:ascii="Times New Roman" w:hAnsi="Times New Roman" w:cs="Times New Roman"/>
                 <w:b/>
                 <w:bCs/>
                 <w:color w:val="FFFFFF"/>
@@ -1054,8 +1315,14 @@
             <w:vAlign w:val="center"/>
           </w:tcPr>
           <w:p>
-            <w:r>
-              <w:rPr>
+            <w:pPr>
+              <w:rPr>
+                <w:rFonts w:ascii="Times New Roman" w:hAnsi="Times New Roman" w:cs="Times New Roman"/>
+              </w:rPr>
+            </w:pPr>
+            <w:r>
+              <w:rPr>
+                <w:rFonts w:ascii="Times New Roman" w:hAnsi="Times New Roman" w:cs="Times New Roman"/>
                 <w:b/>
                 <w:bCs/>
                 <w:color w:val="FFFFFF"/>
@@ -1077,8 +1344,14 @@
             <w:vAlign w:val="center"/>
           </w:tcPr>
           <w:p>
-            <w:r>
-              <w:rPr>
+            <w:pPr>
+              <w:rPr>
+                <w:rFonts w:ascii="Times New Roman" w:hAnsi="Times New Roman" w:cs="Times New Roman"/>
+              </w:rPr>
+            </w:pPr>
+            <w:r>
+              <w:rPr>
+                <w:rFonts w:ascii="Times New Roman" w:hAnsi="Times New Roman" w:cs="Times New Roman"/>
                 <w:b/>
                 <w:bCs/>
                 <w:color w:val="FFFFFF"/>
@@ -1101,7 +1374,15 @@
             </w:tcMar>
           </w:tcPr>
           <w:p>
-            <w:r>
+            <w:pPr>
+              <w:rPr>
+                <w:rFonts w:ascii="Times New Roman" w:hAnsi="Times New Roman" w:cs="Times New Roman"/>
+              </w:rPr>
+            </w:pPr>
+            <w:r>
+              <w:rPr>
+                <w:rFonts w:ascii="Times New Roman" w:hAnsi="Times New Roman" w:cs="Times New Roman"/>
+              </w:rPr>
               <w:t>1</w:t>
             </w:r>
           </w:p>
@@ -1118,19 +1399,36 @@
             </w:tcMar>
           </w:tcPr>
           <w:p>
-            <w:r>
-              <w:rPr>
+            <w:pPr>
+              <w:rPr>
+                <w:rFonts w:ascii="Times New Roman" w:hAnsi="Times New Roman" w:cs="Times New Roman"/>
+              </w:rPr>
+            </w:pPr>
+            <w:r>
+              <w:rPr>
+                <w:rFonts w:ascii="Times New Roman" w:hAnsi="Times New Roman" w:cs="Times New Roman"/>
                 <w:b/>
                 <w:bCs/>
               </w:rPr>
               <w:t>Product License</w:t>
             </w:r>
             <w:r>
+              <w:rPr>
+                <w:rFonts w:ascii="Times New Roman" w:hAnsi="Times New Roman" w:cs="Times New Roman"/>
+              </w:rPr>
               <w:t xml:space="preserve"> - {{MODULE_LIST}} (single installation). Scope as listed above.</w:t>
             </w:r>
           </w:p>
           <w:p>
-            <w:r>
+            <w:pPr>
+              <w:rPr>
+                <w:rFonts w:ascii="Times New Roman" w:hAnsi="Times New Roman" w:cs="Times New Roman"/>
+              </w:rPr>
+            </w:pPr>
+            <w:r>
+              <w:rPr>
+                <w:rFonts w:ascii="Times New Roman" w:hAnsi="Times New Roman" w:cs="Times New Roman"/>
+              </w:rPr>
               <w:t>{{MODULE_DETAILS}}</w:t>
             </w:r>
           </w:p>
@@ -1147,12 +1445,28 @@
             </w:tcMar>
           </w:tcPr>
           <w:p>
-            <w:r>
+            <w:pPr>
+              <w:rPr>
+                <w:rFonts w:ascii="Times New Roman" w:hAnsi="Times New Roman" w:cs="Times New Roman"/>
+              </w:rPr>
+            </w:pPr>
+            <w:r>
+              <w:rPr>
+                <w:rFonts w:ascii="Times New Roman" w:hAnsi="Times New Roman" w:cs="Times New Roman"/>
+              </w:rPr>
               <w:t>{{MODULE_PRICING}}</w:t>
             </w:r>
           </w:p>
           <w:p>
-            <w:r>
+            <w:pPr>
+              <w:rPr>
+                <w:rFonts w:ascii="Times New Roman" w:hAnsi="Times New Roman" w:cs="Times New Roman"/>
+              </w:rPr>
+            </w:pPr>
+            <w:r>
+              <w:rPr>
+                <w:rFonts w:ascii="Times New Roman" w:hAnsi="Times New Roman" w:cs="Times New Roman"/>
+              </w:rPr>
               <w:t>{{OVERALL_PRICING}}</w:t>
             </w:r>
           </w:p>
@@ -1171,7 +1485,15 @@
             </w:tcMar>
           </w:tcPr>
           <w:p>
-            <w:r>
+            <w:pPr>
+              <w:rPr>
+                <w:rFonts w:ascii="Times New Roman" w:hAnsi="Times New Roman" w:cs="Times New Roman"/>
+              </w:rPr>
+            </w:pPr>
+            <w:r>
+              <w:rPr>
+                <w:rFonts w:ascii="Times New Roman" w:hAnsi="Times New Roman" w:cs="Times New Roman"/>
+              </w:rPr>
               <w:t>2</w:t>
             </w:r>
           </w:p>
@@ -1188,20 +1510,35 @@
             </w:tcMar>
           </w:tcPr>
           <w:p>
-            <w:r>
-              <w:rPr>
+            <w:pPr>
+              <w:rPr>
+                <w:rFonts w:ascii="Times New Roman" w:hAnsi="Times New Roman" w:cs="Times New Roman"/>
+              </w:rPr>
+            </w:pPr>
+            <w:r>
+              <w:rPr>
+                <w:rFonts w:ascii="Times New Roman" w:hAnsi="Times New Roman" w:cs="Times New Roman"/>
                 <w:b/>
                 <w:bCs/>
               </w:rPr>
               <w:t>Customization</w:t>
             </w:r>
             <w:r>
+              <w:rPr>
+                <w:rFonts w:ascii="Times New Roman" w:hAnsi="Times New Roman" w:cs="Times New Roman"/>
+              </w:rPr>
               <w:t xml:space="preserve"> - any additional development beyond scope, charged at INR </w:t>
             </w:r>
             <w:r>
+              <w:rPr>
+                <w:rFonts w:ascii="Times New Roman" w:hAnsi="Times New Roman" w:cs="Times New Roman"/>
+              </w:rPr>
               <w:t>8</w:t>
             </w:r>
             <w:r>
+              <w:rPr>
+                <w:rFonts w:ascii="Times New Roman" w:hAnsi="Times New Roman" w:cs="Times New Roman"/>
+              </w:rPr>
               <w:t>,000 / man-day.</w:t>
             </w:r>
           </w:p>
@@ -1218,7 +1555,15 @@
             </w:tcMar>
           </w:tcPr>
           <w:p>
-            <w:r>
+            <w:pPr>
+              <w:rPr>
+                <w:rFonts w:ascii="Times New Roman" w:hAnsi="Times New Roman" w:cs="Times New Roman"/>
+              </w:rPr>
+            </w:pPr>
+            <w:r>
+              <w:rPr>
+                <w:rFonts w:ascii="Times New Roman" w:hAnsi="Times New Roman" w:cs="Times New Roman"/>
+              </w:rPr>
               <w:t>TBD</w:t>
             </w:r>
           </w:p>
@@ -1237,7 +1582,15 @@
             </w:tcMar>
           </w:tcPr>
           <w:p>
-            <w:r>
+            <w:pPr>
+              <w:rPr>
+                <w:rFonts w:ascii="Times New Roman" w:hAnsi="Times New Roman" w:cs="Times New Roman"/>
+              </w:rPr>
+            </w:pPr>
+            <w:r>
+              <w:rPr>
+                <w:rFonts w:ascii="Times New Roman" w:hAnsi="Times New Roman" w:cs="Times New Roman"/>
+              </w:rPr>
               <w:t>3</w:t>
             </w:r>
           </w:p>
@@ -1254,14 +1607,23 @@
             </w:tcMar>
           </w:tcPr>
           <w:p>
-            <w:r>
-              <w:rPr>
+            <w:pPr>
+              <w:rPr>
+                <w:rFonts w:ascii="Times New Roman" w:hAnsi="Times New Roman" w:cs="Times New Roman"/>
+              </w:rPr>
+            </w:pPr>
+            <w:r>
+              <w:rPr>
+                <w:rFonts w:ascii="Times New Roman" w:hAnsi="Times New Roman" w:cs="Times New Roman"/>
                 <w:b/>
                 <w:bCs/>
               </w:rPr>
               <w:t>Annual License Renewal</w:t>
             </w:r>
             <w:r>
+              <w:rPr>
+                <w:rFonts w:ascii="Times New Roman" w:hAnsi="Times New Roman" w:cs="Times New Roman"/>
+              </w:rPr>
               <w:t xml:space="preserve"> - covers upgrades, bug fixes &amp; statutory changes. Includes 7 man-days; excess is chargeable.</w:t>
             </w:r>
           </w:p>
@@ -1277,7 +1639,13 @@
               <w:right w:w="120" w:type="dxa"/>
             </w:tcMar>
           </w:tcPr>
-          <w:p/>
+          <w:p>
+            <w:pPr>
+              <w:rPr>
+                <w:rFonts w:ascii="Times New Roman" w:hAnsi="Times New Roman" w:cs="Times New Roman"/>
+              </w:rPr>
+            </w:pPr>
+          </w:p>
         </w:tc>
       </w:tr>
       <w:tr>
@@ -1293,7 +1661,15 @@
             </w:tcMar>
           </w:tcPr>
           <w:p>
-            <w:r>
+            <w:pPr>
+              <w:rPr>
+                <w:rFonts w:ascii="Times New Roman" w:hAnsi="Times New Roman" w:cs="Times New Roman"/>
+              </w:rPr>
+            </w:pPr>
+            <w:r>
+              <w:rPr>
+                <w:rFonts w:ascii="Times New Roman" w:hAnsi="Times New Roman" w:cs="Times New Roman"/>
+              </w:rPr>
               <w:t>4</w:t>
             </w:r>
           </w:p>
@@ -1310,14 +1686,23 @@
             </w:tcMar>
           </w:tcPr>
           <w:p>
-            <w:r>
-              <w:rPr>
+            <w:pPr>
+              <w:rPr>
+                <w:rFonts w:ascii="Times New Roman" w:hAnsi="Times New Roman" w:cs="Times New Roman"/>
+              </w:rPr>
+            </w:pPr>
+            <w:r>
+              <w:rPr>
+                <w:rFonts w:ascii="Times New Roman" w:hAnsi="Times New Roman" w:cs="Times New Roman"/>
                 <w:b/>
                 <w:bCs/>
               </w:rPr>
               <w:t>Support Services</w:t>
             </w:r>
             <w:r>
+              <w:rPr>
+                <w:rFonts w:ascii="Times New Roman" w:hAnsi="Times New Roman" w:cs="Times New Roman"/>
+              </w:rPr>
               <w:t xml:space="preserve"> - commence 1 month after Go-Live.</w:t>
             </w:r>
           </w:p>
@@ -1333,7 +1718,13 @@
               <w:right w:w="120" w:type="dxa"/>
             </w:tcMar>
           </w:tcPr>
-          <w:p/>
+          <w:p>
+            <w:pPr>
+              <w:rPr>
+                <w:rFonts w:ascii="Times New Roman" w:hAnsi="Times New Roman" w:cs="Times New Roman"/>
+              </w:rPr>
+            </w:pPr>
+          </w:p>
         </w:tc>
       </w:tr>
       <w:tr>
@@ -1349,7 +1740,15 @@
             </w:tcMar>
           </w:tcPr>
           <w:p>
-            <w:r>
+            <w:pPr>
+              <w:rPr>
+                <w:rFonts w:ascii="Times New Roman" w:hAnsi="Times New Roman" w:cs="Times New Roman"/>
+              </w:rPr>
+            </w:pPr>
+            <w:r>
+              <w:rPr>
+                <w:rFonts w:ascii="Times New Roman" w:hAnsi="Times New Roman" w:cs="Times New Roman"/>
+              </w:rPr>
               <w:t>5</w:t>
             </w:r>
           </w:p>
@@ -1366,35 +1765,74 @@
             </w:tcMar>
           </w:tcPr>
           <w:p>
-            <w:r>
-              <w:rPr>
+            <w:pPr>
+              <w:rPr>
+                <w:rFonts w:ascii="Times New Roman" w:hAnsi="Times New Roman" w:cs="Times New Roman"/>
+              </w:rPr>
+            </w:pPr>
+            <w:r>
+              <w:rPr>
+                <w:rFonts w:ascii="Times New Roman" w:hAnsi="Times New Roman" w:cs="Times New Roman"/>
                 <w:b/>
                 <w:bCs/>
               </w:rPr>
               <w:t>Payment Terms</w:t>
             </w:r>
             <w:r>
+              <w:rPr>
+                <w:rFonts w:ascii="Times New Roman" w:hAnsi="Times New Roman" w:cs="Times New Roman"/>
+              </w:rPr>
               <w:t xml:space="preserve"> </w:t>
             </w:r>
             <w:r>
+              <w:rPr>
+                <w:rFonts w:ascii="Times New Roman" w:hAnsi="Times New Roman" w:cs="Times New Roman"/>
+              </w:rPr>
               <w:t>–</w:t>
             </w:r>
             <w:r>
+              <w:rPr>
+                <w:rFonts w:ascii="Times New Roman" w:hAnsi="Times New Roman" w:cs="Times New Roman"/>
+              </w:rPr>
               <w:t xml:space="preserve"> </w:t>
             </w:r>
           </w:p>
           <w:p>
-            <w:r>
+            <w:pPr>
+              <w:rPr>
+                <w:rFonts w:ascii="Times New Roman" w:hAnsi="Times New Roman" w:cs="Times New Roman"/>
+              </w:rPr>
+            </w:pPr>
+            <w:r>
+              <w:rPr>
+                <w:rFonts w:ascii="Times New Roman" w:hAnsi="Times New Roman" w:cs="Times New Roman"/>
+              </w:rPr>
               <w:t>70% advance with PO</w:t>
             </w:r>
           </w:p>
           <w:p>
-            <w:r>
+            <w:pPr>
+              <w:rPr>
+                <w:rFonts w:ascii="Times New Roman" w:hAnsi="Times New Roman" w:cs="Times New Roman"/>
+              </w:rPr>
+            </w:pPr>
+            <w:r>
+              <w:rPr>
+                <w:rFonts w:ascii="Times New Roman" w:hAnsi="Times New Roman" w:cs="Times New Roman"/>
+              </w:rPr>
               <w:t>20% on implementation</w:t>
             </w:r>
           </w:p>
           <w:p>
-            <w:r>
+            <w:pPr>
+              <w:rPr>
+                <w:rFonts w:ascii="Times New Roman" w:hAnsi="Times New Roman" w:cs="Times New Roman"/>
+              </w:rPr>
+            </w:pPr>
+            <w:r>
+              <w:rPr>
+                <w:rFonts w:ascii="Times New Roman" w:hAnsi="Times New Roman" w:cs="Times New Roman"/>
+              </w:rPr>
               <w:t>10% on Go-Live.</w:t>
             </w:r>
           </w:p>
@@ -1410,7 +1848,13 @@
               <w:right w:w="120" w:type="dxa"/>
             </w:tcMar>
           </w:tcPr>
-          <w:p/>
+          <w:p>
+            <w:pPr>
+              <w:rPr>
+                <w:rFonts w:ascii="Times New Roman" w:hAnsi="Times New Roman" w:cs="Times New Roman"/>
+              </w:rPr>
+            </w:pPr>
+          </w:p>
         </w:tc>
       </w:tr>
       <w:tr>
@@ -1426,8 +1870,14 @@
             </w:tcMar>
           </w:tcPr>
           <w:p>
-            <w:r>
-              <w:rPr>
+            <w:pPr>
+              <w:rPr>
+                <w:rFonts w:ascii="Times New Roman" w:hAnsi="Times New Roman" w:cs="Times New Roman"/>
+              </w:rPr>
+            </w:pPr>
+            <w:r>
+              <w:rPr>
+                <w:rFonts w:ascii="Times New Roman" w:hAnsi="Times New Roman" w:cs="Times New Roman"/>
                 <w:b/>
                 <w:bCs/>
               </w:rPr>
@@ -1447,8 +1897,14 @@
             </w:tcMar>
           </w:tcPr>
           <w:p>
-            <w:r>
-              <w:rPr>
+            <w:pPr>
+              <w:rPr>
+                <w:rFonts w:ascii="Times New Roman" w:hAnsi="Times New Roman" w:cs="Times New Roman"/>
+              </w:rPr>
+            </w:pPr>
+            <w:r>
+              <w:rPr>
+                <w:rFonts w:ascii="Times New Roman" w:hAnsi="Times New Roman" w:cs="Times New Roman"/>
                 <w:b/>
                 <w:bCs/>
               </w:rPr>
@@ -1467,7 +1923,13 @@
               <w:right w:w="120" w:type="dxa"/>
             </w:tcMar>
           </w:tcPr>
-          <w:p/>
+          <w:p>
+            <w:pPr>
+              <w:rPr>
+                <w:rFonts w:ascii="Times New Roman" w:hAnsi="Times New Roman" w:cs="Times New Roman"/>
+              </w:rPr>
+            </w:pPr>
+          </w:p>
         </w:tc>
       </w:tr>
       <w:tr>
@@ -1482,7 +1944,13 @@
               <w:right w:w="120" w:type="dxa"/>
             </w:tcMar>
           </w:tcPr>
-          <w:p/>
+          <w:p>
+            <w:pPr>
+              <w:rPr>
+                <w:rFonts w:ascii="Times New Roman" w:hAnsi="Times New Roman" w:cs="Times New Roman"/>
+              </w:rPr>
+            </w:pPr>
+          </w:p>
         </w:tc>
         <w:tc>
           <w:tcPr>
@@ -1496,18 +1964,28 @@
             </w:tcMar>
           </w:tcPr>
           <w:p>
-            <w:r>
-              <w:rPr>
+            <w:pPr>
+              <w:rPr>
+                <w:rFonts w:ascii="Times New Roman" w:hAnsi="Times New Roman" w:cs="Times New Roman"/>
+              </w:rPr>
+            </w:pPr>
+            <w:r>
+              <w:rPr>
+                <w:rFonts w:ascii="Times New Roman" w:hAnsi="Times New Roman" w:cs="Times New Roman"/>
                 <w:b/>
                 <w:bCs/>
               </w:rPr>
               <w:t>L1:</w:t>
             </w:r>
             <w:r>
+              <w:rPr>
+                <w:rFonts w:ascii="Times New Roman" w:hAnsi="Times New Roman" w:cs="Times New Roman"/>
+              </w:rPr>
               <w:t xml:space="preserve"> </w:t>
             </w:r>
             <w:r>
               <w:rPr>
+                <w:rFonts w:ascii="Times New Roman" w:hAnsi="Times New Roman" w:cs="Times New Roman"/>
                 <w:b/>
                 <w:bCs/>
               </w:rPr>
@@ -1515,17 +1993,29 @@
             </w:r>
             <w:r>
               <w:rPr>
+                <w:rFonts w:ascii="Times New Roman" w:hAnsi="Times New Roman" w:cs="Times New Roman"/>
                 <w:b/>
                 <w:bCs/>
               </w:rPr>
               <w:t>–</w:t>
             </w:r>
             <w:r>
+              <w:rPr>
+                <w:rFonts w:ascii="Times New Roman" w:hAnsi="Times New Roman" w:cs="Times New Roman"/>
+              </w:rPr>
               <w:t xml:space="preserve"> </w:t>
             </w:r>
           </w:p>
           <w:p>
-            <w:r>
+            <w:pPr>
+              <w:rPr>
+                <w:rFonts w:ascii="Times New Roman" w:hAnsi="Times New Roman" w:cs="Times New Roman"/>
+              </w:rPr>
+            </w:pPr>
+            <w:r>
+              <w:rPr>
+                <w:rFonts w:ascii="Times New Roman" w:hAnsi="Times New Roman" w:cs="Times New Roman"/>
+              </w:rPr>
               <w:t>Queries, understanding a feature, problem solving, etc.</w:t>
             </w:r>
           </w:p>
@@ -1542,7 +2032,15 @@
             </w:tcMar>
           </w:tcPr>
           <w:p>
-            <w:r>
+            <w:pPr>
+              <w:rPr>
+                <w:rFonts w:ascii="Times New Roman" w:hAnsi="Times New Roman" w:cs="Times New Roman"/>
+              </w:rPr>
+            </w:pPr>
+            <w:r>
+              <w:rPr>
+                <w:rFonts w:ascii="Times New Roman" w:hAnsi="Times New Roman" w:cs="Times New Roman"/>
+              </w:rPr>
               <w:t>Chargeable</w:t>
             </w:r>
           </w:p>
@@ -1560,7 +2058,13 @@
               <w:right w:w="120" w:type="dxa"/>
             </w:tcMar>
           </w:tcPr>
-          <w:p/>
+          <w:p>
+            <w:pPr>
+              <w:rPr>
+                <w:rFonts w:ascii="Times New Roman" w:hAnsi="Times New Roman" w:cs="Times New Roman"/>
+              </w:rPr>
+            </w:pPr>
+          </w:p>
         </w:tc>
         <w:tc>
           <w:tcPr>
@@ -1574,18 +2078,28 @@
             </w:tcMar>
           </w:tcPr>
           <w:p>
-            <w:r>
-              <w:rPr>
+            <w:pPr>
+              <w:rPr>
+                <w:rFonts w:ascii="Times New Roman" w:hAnsi="Times New Roman" w:cs="Times New Roman"/>
+              </w:rPr>
+            </w:pPr>
+            <w:r>
+              <w:rPr>
+                <w:rFonts w:ascii="Times New Roman" w:hAnsi="Times New Roman" w:cs="Times New Roman"/>
                 <w:b/>
                 <w:bCs/>
               </w:rPr>
               <w:t>L2:</w:t>
             </w:r>
             <w:r>
+              <w:rPr>
+                <w:rFonts w:ascii="Times New Roman" w:hAnsi="Times New Roman" w:cs="Times New Roman"/>
+              </w:rPr>
               <w:t xml:space="preserve"> </w:t>
             </w:r>
             <w:r>
               <w:rPr>
+                <w:rFonts w:ascii="Times New Roman" w:hAnsi="Times New Roman" w:cs="Times New Roman"/>
                 <w:b/>
                 <w:bCs/>
               </w:rPr>
@@ -1593,6 +2107,7 @@
             </w:r>
             <w:r>
               <w:rPr>
+                <w:rFonts w:ascii="Times New Roman" w:hAnsi="Times New Roman" w:cs="Times New Roman"/>
                 <w:b/>
                 <w:bCs/>
               </w:rPr>
@@ -1600,15 +2115,29 @@
             </w:r>
           </w:p>
           <w:p>
-            <w:r>
+            <w:pPr>
+              <w:rPr>
+                <w:rFonts w:ascii="Times New Roman" w:hAnsi="Times New Roman" w:cs="Times New Roman"/>
+              </w:rPr>
+            </w:pPr>
+            <w:r>
+              <w:rPr>
+                <w:rFonts w:ascii="Times New Roman" w:hAnsi="Times New Roman" w:cs="Times New Roman"/>
+              </w:rPr>
               <w:t xml:space="preserve">Identified by you or by </w:t>
             </w:r>
             <w:proofErr w:type="spellStart"/>
             <w:r>
+              <w:rPr>
+                <w:rFonts w:ascii="Times New Roman" w:hAnsi="Times New Roman" w:cs="Times New Roman"/>
+              </w:rPr>
               <w:t>BlechTek</w:t>
             </w:r>
             <w:proofErr w:type="spellEnd"/>
             <w:r>
+              <w:rPr>
+                <w:rFonts w:ascii="Times New Roman" w:hAnsi="Times New Roman" w:cs="Times New Roman"/>
+              </w:rPr>
               <w:t xml:space="preserve"> Software Solutions LLP.</w:t>
             </w:r>
           </w:p>
@@ -1625,7 +2154,15 @@
             </w:tcMar>
           </w:tcPr>
           <w:p>
-            <w:r>
+            <w:pPr>
+              <w:rPr>
+                <w:rFonts w:ascii="Times New Roman" w:hAnsi="Times New Roman" w:cs="Times New Roman"/>
+              </w:rPr>
+            </w:pPr>
+            <w:r>
+              <w:rPr>
+                <w:rFonts w:ascii="Times New Roman" w:hAnsi="Times New Roman" w:cs="Times New Roman"/>
+              </w:rPr>
               <w:t>Free, under License Fee Renewal</w:t>
             </w:r>
           </w:p>
@@ -1643,7 +2180,13 @@
               <w:right w:w="120" w:type="dxa"/>
             </w:tcMar>
           </w:tcPr>
-          <w:p/>
+          <w:p>
+            <w:pPr>
+              <w:rPr>
+                <w:rFonts w:ascii="Times New Roman" w:hAnsi="Times New Roman" w:cs="Times New Roman"/>
+              </w:rPr>
+            </w:pPr>
+          </w:p>
         </w:tc>
         <w:tc>
           <w:tcPr>
@@ -1657,18 +2200,28 @@
             </w:tcMar>
           </w:tcPr>
           <w:p>
-            <w:r>
-              <w:rPr>
+            <w:pPr>
+              <w:rPr>
+                <w:rFonts w:ascii="Times New Roman" w:hAnsi="Times New Roman" w:cs="Times New Roman"/>
+              </w:rPr>
+            </w:pPr>
+            <w:r>
+              <w:rPr>
+                <w:rFonts w:ascii="Times New Roman" w:hAnsi="Times New Roman" w:cs="Times New Roman"/>
                 <w:b/>
                 <w:bCs/>
               </w:rPr>
               <w:t>L3:</w:t>
             </w:r>
             <w:r>
+              <w:rPr>
+                <w:rFonts w:ascii="Times New Roman" w:hAnsi="Times New Roman" w:cs="Times New Roman"/>
+              </w:rPr>
               <w:t xml:space="preserve"> </w:t>
             </w:r>
             <w:r>
               <w:rPr>
+                <w:rFonts w:ascii="Times New Roman" w:hAnsi="Times New Roman" w:cs="Times New Roman"/>
                 <w:b/>
                 <w:bCs/>
               </w:rPr>
@@ -1676,17 +2229,29 @@
             </w:r>
             <w:r>
               <w:rPr>
+                <w:rFonts w:ascii="Times New Roman" w:hAnsi="Times New Roman" w:cs="Times New Roman"/>
                 <w:b/>
                 <w:bCs/>
               </w:rPr>
               <w:t>–</w:t>
             </w:r>
             <w:r>
+              <w:rPr>
+                <w:rFonts w:ascii="Times New Roman" w:hAnsi="Times New Roman" w:cs="Times New Roman"/>
+              </w:rPr>
               <w:t xml:space="preserve"> </w:t>
             </w:r>
           </w:p>
           <w:p>
-            <w:r>
+            <w:pPr>
+              <w:rPr>
+                <w:rFonts w:ascii="Times New Roman" w:hAnsi="Times New Roman" w:cs="Times New Roman"/>
+              </w:rPr>
+            </w:pPr>
+            <w:r>
+              <w:rPr>
+                <w:rFonts w:ascii="Times New Roman" w:hAnsi="Times New Roman" w:cs="Times New Roman"/>
+              </w:rPr>
               <w:t>New/change in document printing format, new/change in reports.</w:t>
             </w:r>
           </w:p>
@@ -1703,7 +2268,15 @@
             </w:tcMar>
           </w:tcPr>
           <w:p>
-            <w:r>
+            <w:pPr>
+              <w:rPr>
+                <w:rFonts w:ascii="Times New Roman" w:hAnsi="Times New Roman" w:cs="Times New Roman"/>
+              </w:rPr>
+            </w:pPr>
+            <w:r>
+              <w:rPr>
+                <w:rFonts w:ascii="Times New Roman" w:hAnsi="Times New Roman" w:cs="Times New Roman"/>
+              </w:rPr>
               <w:t>Chargeable</w:t>
             </w:r>
           </w:p>
@@ -1721,7 +2294,13 @@
               <w:right w:w="120" w:type="dxa"/>
             </w:tcMar>
           </w:tcPr>
-          <w:p/>
+          <w:p>
+            <w:pPr>
+              <w:rPr>
+                <w:rFonts w:ascii="Times New Roman" w:hAnsi="Times New Roman" w:cs="Times New Roman"/>
+              </w:rPr>
+            </w:pPr>
+          </w:p>
         </w:tc>
         <w:tc>
           <w:tcPr>
@@ -1735,18 +2314,28 @@
             </w:tcMar>
           </w:tcPr>
           <w:p>
-            <w:r>
-              <w:rPr>
+            <w:pPr>
+              <w:rPr>
+                <w:rFonts w:ascii="Times New Roman" w:hAnsi="Times New Roman" w:cs="Times New Roman"/>
+              </w:rPr>
+            </w:pPr>
+            <w:r>
+              <w:rPr>
+                <w:rFonts w:ascii="Times New Roman" w:hAnsi="Times New Roman" w:cs="Times New Roman"/>
                 <w:b/>
                 <w:bCs/>
               </w:rPr>
               <w:t>L4:</w:t>
             </w:r>
             <w:r>
+              <w:rPr>
+                <w:rFonts w:ascii="Times New Roman" w:hAnsi="Times New Roman" w:cs="Times New Roman"/>
+              </w:rPr>
               <w:t xml:space="preserve"> </w:t>
             </w:r>
             <w:r>
               <w:rPr>
+                <w:rFonts w:ascii="Times New Roman" w:hAnsi="Times New Roman" w:cs="Times New Roman"/>
                 <w:b/>
                 <w:bCs/>
               </w:rPr>
@@ -1754,25 +2343,43 @@
             </w:r>
             <w:r>
               <w:rPr>
+                <w:rFonts w:ascii="Times New Roman" w:hAnsi="Times New Roman" w:cs="Times New Roman"/>
                 <w:b/>
                 <w:bCs/>
               </w:rPr>
               <w:t>–</w:t>
             </w:r>
             <w:r>
+              <w:rPr>
+                <w:rFonts w:ascii="Times New Roman" w:hAnsi="Times New Roman" w:cs="Times New Roman"/>
+              </w:rPr>
               <w:t xml:space="preserve"> </w:t>
             </w:r>
           </w:p>
           <w:p>
-            <w:r>
+            <w:pPr>
+              <w:rPr>
+                <w:rFonts w:ascii="Times New Roman" w:hAnsi="Times New Roman" w:cs="Times New Roman"/>
+              </w:rPr>
+            </w:pPr>
+            <w:r>
+              <w:rPr>
+                <w:rFonts w:ascii="Times New Roman" w:hAnsi="Times New Roman" w:cs="Times New Roman"/>
+              </w:rPr>
               <w:t xml:space="preserve">As done by </w:t>
             </w:r>
             <w:proofErr w:type="spellStart"/>
             <w:r>
+              <w:rPr>
+                <w:rFonts w:ascii="Times New Roman" w:hAnsi="Times New Roman" w:cs="Times New Roman"/>
+              </w:rPr>
               <w:t>BlechTek</w:t>
             </w:r>
             <w:proofErr w:type="spellEnd"/>
             <w:r>
+              <w:rPr>
+                <w:rFonts w:ascii="Times New Roman" w:hAnsi="Times New Roman" w:cs="Times New Roman"/>
+              </w:rPr>
               <w:t xml:space="preserve"> Software Solutions LLP on its own.</w:t>
             </w:r>
           </w:p>
@@ -1789,7 +2396,15 @@
             </w:tcMar>
           </w:tcPr>
           <w:p>
-            <w:r>
+            <w:pPr>
+              <w:rPr>
+                <w:rFonts w:ascii="Times New Roman" w:hAnsi="Times New Roman" w:cs="Times New Roman"/>
+              </w:rPr>
+            </w:pPr>
+            <w:r>
+              <w:rPr>
+                <w:rFonts w:ascii="Times New Roman" w:hAnsi="Times New Roman" w:cs="Times New Roman"/>
+              </w:rPr>
               <w:t>Free, under License Fee Renewal</w:t>
             </w:r>
           </w:p>
@@ -1807,7 +2422,13 @@
               <w:right w:w="120" w:type="dxa"/>
             </w:tcMar>
           </w:tcPr>
-          <w:p/>
+          <w:p>
+            <w:pPr>
+              <w:rPr>
+                <w:rFonts w:ascii="Times New Roman" w:hAnsi="Times New Roman" w:cs="Times New Roman"/>
+              </w:rPr>
+            </w:pPr>
+          </w:p>
         </w:tc>
         <w:tc>
           <w:tcPr>
@@ -1821,18 +2442,28 @@
             </w:tcMar>
           </w:tcPr>
           <w:p>
-            <w:r>
-              <w:rPr>
+            <w:pPr>
+              <w:rPr>
+                <w:rFonts w:ascii="Times New Roman" w:hAnsi="Times New Roman" w:cs="Times New Roman"/>
+              </w:rPr>
+            </w:pPr>
+            <w:r>
+              <w:rPr>
+                <w:rFonts w:ascii="Times New Roman" w:hAnsi="Times New Roman" w:cs="Times New Roman"/>
                 <w:b/>
                 <w:bCs/>
               </w:rPr>
               <w:t>L5:</w:t>
             </w:r>
             <w:r>
+              <w:rPr>
+                <w:rFonts w:ascii="Times New Roman" w:hAnsi="Times New Roman" w:cs="Times New Roman"/>
+              </w:rPr>
               <w:t xml:space="preserve"> </w:t>
             </w:r>
             <w:r>
               <w:rPr>
+                <w:rFonts w:ascii="Times New Roman" w:hAnsi="Times New Roman" w:cs="Times New Roman"/>
                 <w:b/>
                 <w:bCs/>
               </w:rPr>
@@ -1840,6 +2471,7 @@
             </w:r>
             <w:r>
               <w:rPr>
+                <w:rFonts w:ascii="Times New Roman" w:hAnsi="Times New Roman" w:cs="Times New Roman"/>
                 <w:b/>
                 <w:bCs/>
               </w:rPr>
@@ -1847,15 +2479,29 @@
             </w:r>
           </w:p>
           <w:p>
-            <w:r>
+            <w:pPr>
+              <w:rPr>
+                <w:rFonts w:ascii="Times New Roman" w:hAnsi="Times New Roman" w:cs="Times New Roman"/>
+              </w:rPr>
+            </w:pPr>
+            <w:r>
+              <w:rPr>
+                <w:rFonts w:ascii="Times New Roman" w:hAnsi="Times New Roman" w:cs="Times New Roman"/>
+              </w:rPr>
               <w:t xml:space="preserve">Master </w:t>
             </w:r>
             <w:proofErr w:type="spellStart"/>
             <w:r>
+              <w:rPr>
+                <w:rFonts w:ascii="Times New Roman" w:hAnsi="Times New Roman" w:cs="Times New Roman"/>
+              </w:rPr>
               <w:t>updation</w:t>
             </w:r>
             <w:proofErr w:type="spellEnd"/>
             <w:r>
+              <w:rPr>
+                <w:rFonts w:ascii="Times New Roman" w:hAnsi="Times New Roman" w:cs="Times New Roman"/>
+              </w:rPr>
               <w:t>, new feature implementation.</w:t>
             </w:r>
           </w:p>
@@ -1872,7 +2518,15 @@
             </w:tcMar>
           </w:tcPr>
           <w:p>
-            <w:r>
+            <w:pPr>
+              <w:rPr>
+                <w:rFonts w:ascii="Times New Roman" w:hAnsi="Times New Roman" w:cs="Times New Roman"/>
+              </w:rPr>
+            </w:pPr>
+            <w:r>
+              <w:rPr>
+                <w:rFonts w:ascii="Times New Roman" w:hAnsi="Times New Roman" w:cs="Times New Roman"/>
+              </w:rPr>
               <w:t>Chargeable</w:t>
             </w:r>
           </w:p>
@@ -1891,7 +2545,15 @@
             </w:tcMar>
           </w:tcPr>
           <w:p>
-            <w:r>
+            <w:pPr>
+              <w:rPr>
+                <w:rFonts w:ascii="Times New Roman" w:hAnsi="Times New Roman" w:cs="Times New Roman"/>
+              </w:rPr>
+            </w:pPr>
+            <w:r>
+              <w:rPr>
+                <w:rFonts w:ascii="Times New Roman" w:hAnsi="Times New Roman" w:cs="Times New Roman"/>
+              </w:rPr>
               <w:t>7</w:t>
             </w:r>
           </w:p>
@@ -1908,7 +2570,15 @@
             </w:tcMar>
           </w:tcPr>
           <w:p>
-            <w:r>
+            <w:pPr>
+              <w:rPr>
+                <w:rFonts w:ascii="Times New Roman" w:hAnsi="Times New Roman" w:cs="Times New Roman"/>
+              </w:rPr>
+            </w:pPr>
+            <w:r>
+              <w:rPr>
+                <w:rFonts w:ascii="Times New Roman" w:hAnsi="Times New Roman" w:cs="Times New Roman"/>
+              </w:rPr>
               <w:t>Taxes</w:t>
             </w:r>
           </w:p>
@@ -1925,9 +2595,14 @@
             </w:tcMar>
           </w:tcPr>
           <w:p>
-            <w:r>
-              <w:rPr>
-                <w:rFonts w:cstheme="minorHAnsi"/>
+            <w:pPr>
+              <w:rPr>
+                <w:rFonts w:ascii="Times New Roman" w:hAnsi="Times New Roman" w:cs="Times New Roman"/>
+              </w:rPr>
+            </w:pPr>
+            <w:r>
+              <w:rPr>
+                <w:rFonts w:ascii="Times New Roman" w:hAnsi="Times New Roman" w:cs="Times New Roman"/>
               </w:rPr>
               <w:t>As Applicable</w:t>
             </w:r>
@@ -1938,6 +2613,31 @@
     <w:p>
       <w:pPr>
         <w:spacing w:after="200"/>
+        <w:rPr>
+          <w:rFonts w:ascii="Times New Roman" w:hAnsi="Times New Roman" w:cs="Times New Roman"/>
+        </w:rPr>
+      </w:pPr>
+      <w:r>
+        <w:rPr>
+          <w:rFonts w:ascii="Times New Roman" w:hAnsi="Times New Roman" w:cs="Times New Roman"/>
+        </w:rPr>
+        <w:br w:type="textWrapping" w:clear="all"/>
+      </w:r>
+    </w:p>
+    <w:p>
+      <w:pPr>
+        <w:spacing w:after="200"/>
+        <w:rPr>
+          <w:rFonts w:ascii="Times New Roman" w:hAnsi="Times New Roman" w:cs="Times New Roman"/>
+        </w:rPr>
+      </w:pPr>
+    </w:p>
+    <w:p>
+      <w:pPr>
+        <w:spacing w:after="200"/>
+        <w:rPr>
+          <w:rFonts w:ascii="Times New Roman" w:hAnsi="Times New Roman" w:cs="Times New Roman"/>
+        </w:rPr>
       </w:pPr>
     </w:p>
     <w:p>
@@ -1946,15 +2646,17 @@
           <w:bottom w:val="single" w:sz="6" w:space="4" w:color="65AADB"/>
         </w:pBdr>
         <w:spacing w:before="300" w:after="150"/>
-      </w:pPr>
-      <w:r>
-        <w:rPr>
+        <w:rPr>
+          <w:rFonts w:ascii="Times New Roman" w:hAnsi="Times New Roman" w:cs="Times New Roman"/>
+        </w:rPr>
+      </w:pPr>
+      <w:r>
+        <w:rPr>
+          <w:rFonts w:ascii="Times New Roman" w:hAnsi="Times New Roman" w:cs="Times New Roman"/>
           <w:b/>
           <w:bCs/>
           <w:caps/>
           <w:color w:val="65AADB"/>
-          <w:sz w:val="26"/>
-          <w:szCs w:val="26"/>
         </w:rPr>
         <w:t>Terms and Conditions</w:t>
       </w:r>
@@ -1962,12 +2664,15 @@
     <w:p>
       <w:pPr>
         <w:spacing w:before="160" w:after="40"/>
-      </w:pPr>
-      <w:r>
-        <w:rPr>
-          <w:b/>
-          <w:bCs/>
-          <w:color w:val="65AADB"/>
+        <w:rPr>
+          <w:rFonts w:ascii="Times New Roman" w:hAnsi="Times New Roman" w:cs="Times New Roman"/>
+          <w:color w:val="000000" w:themeColor="text1"/>
+        </w:rPr>
+      </w:pPr>
+      <w:r>
+        <w:rPr>
+          <w:rFonts w:ascii="Times New Roman" w:hAnsi="Times New Roman" w:cs="Times New Roman"/>
+          <w:color w:val="000000" w:themeColor="text1"/>
         </w:rPr>
         <w:t>1. Confidentiality</w:t>
       </w:r>
@@ -1975,25 +2680,37 @@
     <w:p>
       <w:pPr>
         <w:spacing w:after="60"/>
+        <w:rPr>
+          <w:rFonts w:ascii="Times New Roman" w:hAnsi="Times New Roman" w:cs="Times New Roman"/>
+        </w:rPr>
       </w:pPr>
       <w:proofErr w:type="spellStart"/>
       <w:r>
+        <w:rPr>
+          <w:rFonts w:ascii="Times New Roman" w:hAnsi="Times New Roman" w:cs="Times New Roman"/>
+        </w:rPr>
         <w:t>BlechTek</w:t>
       </w:r>
       <w:proofErr w:type="spellEnd"/>
       <w:r>
+        <w:rPr>
+          <w:rFonts w:ascii="Times New Roman" w:hAnsi="Times New Roman" w:cs="Times New Roman"/>
+        </w:rPr>
         <w:t xml:space="preserve"> Software Solutions LLP agrees to maintain the confidentiality of all insights gained into your organization.</w:t>
       </w:r>
     </w:p>
     <w:p>
       <w:pPr>
         <w:spacing w:before="160" w:after="40"/>
-      </w:pPr>
-      <w:r>
-        <w:rPr>
-          <w:b/>
-          <w:bCs/>
-          <w:color w:val="65AADB"/>
+        <w:rPr>
+          <w:rFonts w:ascii="Times New Roman" w:hAnsi="Times New Roman" w:cs="Times New Roman"/>
+          <w:color w:val="000000" w:themeColor="text1"/>
+        </w:rPr>
+      </w:pPr>
+      <w:r>
+        <w:rPr>
+          <w:rFonts w:ascii="Times New Roman" w:hAnsi="Times New Roman" w:cs="Times New Roman"/>
+          <w:color w:val="000000" w:themeColor="text1"/>
         </w:rPr>
         <w:t>2. License</w:t>
       </w:r>
@@ -2001,20 +2718,29 @@
     <w:p>
       <w:pPr>
         <w:spacing w:after="60"/>
-      </w:pPr>
-      <w:r>
+        <w:rPr>
+          <w:rFonts w:ascii="Times New Roman" w:hAnsi="Times New Roman" w:cs="Times New Roman"/>
+        </w:rPr>
+      </w:pPr>
+      <w:r>
+        <w:rPr>
+          <w:rFonts w:ascii="Times New Roman" w:hAnsi="Times New Roman" w:cs="Times New Roman"/>
+        </w:rPr>
         <w:t>You are responsible for holding valid licenses for any Operating System software required.</w:t>
       </w:r>
     </w:p>
     <w:p>
       <w:pPr>
         <w:spacing w:before="160" w:after="40"/>
-      </w:pPr>
-      <w:r>
-        <w:rPr>
-          <w:b/>
-          <w:bCs/>
-          <w:color w:val="65AADB"/>
+        <w:rPr>
+          <w:rFonts w:ascii="Times New Roman" w:hAnsi="Times New Roman" w:cs="Times New Roman"/>
+          <w:color w:val="000000" w:themeColor="text1"/>
+        </w:rPr>
+      </w:pPr>
+      <w:r>
+        <w:rPr>
+          <w:rFonts w:ascii="Times New Roman" w:hAnsi="Times New Roman" w:cs="Times New Roman"/>
+          <w:color w:val="000000" w:themeColor="text1"/>
         </w:rPr>
         <w:t>3. Ownership of Source Code</w:t>
       </w:r>
@@ -2022,28 +2748,43 @@
     <w:p>
       <w:pPr>
         <w:spacing w:after="60"/>
-      </w:pPr>
-      <w:r>
+        <w:rPr>
+          <w:rFonts w:ascii="Times New Roman" w:hAnsi="Times New Roman" w:cs="Times New Roman"/>
+        </w:rPr>
+      </w:pPr>
+      <w:r>
+        <w:rPr>
+          <w:rFonts w:ascii="Times New Roman" w:hAnsi="Times New Roman" w:cs="Times New Roman"/>
+        </w:rPr>
         <w:t xml:space="preserve">Source Code remains the property of </w:t>
       </w:r>
       <w:proofErr w:type="spellStart"/>
       <w:r>
+        <w:rPr>
+          <w:rFonts w:ascii="Times New Roman" w:hAnsi="Times New Roman" w:cs="Times New Roman"/>
+        </w:rPr>
         <w:t>BlechTek</w:t>
       </w:r>
       <w:proofErr w:type="spellEnd"/>
       <w:r>
+        <w:rPr>
+          <w:rFonts w:ascii="Times New Roman" w:hAnsi="Times New Roman" w:cs="Times New Roman"/>
+        </w:rPr>
         <w:t xml:space="preserve"> Software Solutions LLP. The customer shall not claim any right in or to any patent, copyright, trademark or other proprietary right of the original manufacturer, developer or licensor. The software, hardware or other goods supplied are in accordance with the export laws of the respective countries, and diversion contrary to these laws or regulations is prohibited.</w:t>
       </w:r>
     </w:p>
     <w:p>
       <w:pPr>
         <w:spacing w:before="160" w:after="40"/>
-      </w:pPr>
-      <w:r>
-        <w:rPr>
-          <w:b/>
-          <w:bCs/>
-          <w:color w:val="65AADB"/>
+        <w:rPr>
+          <w:rFonts w:ascii="Times New Roman" w:hAnsi="Times New Roman" w:cs="Times New Roman"/>
+          <w:color w:val="000000" w:themeColor="text1"/>
+        </w:rPr>
+      </w:pPr>
+      <w:r>
+        <w:rPr>
+          <w:rFonts w:ascii="Times New Roman" w:hAnsi="Times New Roman" w:cs="Times New Roman"/>
+          <w:color w:val="000000" w:themeColor="text1"/>
         </w:rPr>
         <w:t>4. Warranty</w:t>
       </w:r>
@@ -2051,33 +2792,51 @@
     <w:p>
       <w:pPr>
         <w:spacing w:after="60"/>
+        <w:rPr>
+          <w:rFonts w:ascii="Times New Roman" w:hAnsi="Times New Roman" w:cs="Times New Roman"/>
+        </w:rPr>
       </w:pPr>
       <w:proofErr w:type="spellStart"/>
       <w:r>
+        <w:rPr>
+          <w:rFonts w:ascii="Times New Roman" w:hAnsi="Times New Roman" w:cs="Times New Roman"/>
+        </w:rPr>
         <w:t>BlechTek</w:t>
       </w:r>
       <w:proofErr w:type="spellEnd"/>
       <w:r>
+        <w:rPr>
+          <w:rFonts w:ascii="Times New Roman" w:hAnsi="Times New Roman" w:cs="Times New Roman"/>
+        </w:rPr>
         <w:t xml:space="preserve"> offers a standard warranty against development defects for 3 months from the date of installation. </w:t>
       </w:r>
       <w:proofErr w:type="spellStart"/>
       <w:r>
+        <w:rPr>
+          <w:rFonts w:ascii="Times New Roman" w:hAnsi="Times New Roman" w:cs="Times New Roman"/>
+        </w:rPr>
         <w:t>BlechTek</w:t>
       </w:r>
       <w:proofErr w:type="spellEnd"/>
       <w:r>
+        <w:rPr>
+          <w:rFonts w:ascii="Times New Roman" w:hAnsi="Times New Roman" w:cs="Times New Roman"/>
+        </w:rPr>
         <w:t xml:space="preserve"> is not responsible for data loss due to platform, cyber-security or virus issues.</w:t>
       </w:r>
     </w:p>
     <w:p>
       <w:pPr>
         <w:spacing w:before="160" w:after="40"/>
-      </w:pPr>
-      <w:r>
-        <w:rPr>
-          <w:b/>
-          <w:bCs/>
-          <w:color w:val="65AADB"/>
+        <w:rPr>
+          <w:rFonts w:ascii="Times New Roman" w:hAnsi="Times New Roman" w:cs="Times New Roman"/>
+          <w:color w:val="000000" w:themeColor="text1"/>
+        </w:rPr>
+      </w:pPr>
+      <w:r>
+        <w:rPr>
+          <w:rFonts w:ascii="Times New Roman" w:hAnsi="Times New Roman" w:cs="Times New Roman"/>
+          <w:color w:val="000000" w:themeColor="text1"/>
         </w:rPr>
         <w:t>5. Installation of Software</w:t>
       </w:r>
@@ -2085,28 +2844,43 @@
     <w:p>
       <w:pPr>
         <w:spacing w:after="60"/>
-      </w:pPr>
-      <w:r>
+        <w:rPr>
+          <w:rFonts w:ascii="Times New Roman" w:hAnsi="Times New Roman" w:cs="Times New Roman"/>
+        </w:rPr>
+      </w:pPr>
+      <w:r>
+        <w:rPr>
+          <w:rFonts w:ascii="Times New Roman" w:hAnsi="Times New Roman" w:cs="Times New Roman"/>
+        </w:rPr>
         <w:t xml:space="preserve">The software is considered installed once loaded on the server. For </w:t>
       </w:r>
       <w:proofErr w:type="gramStart"/>
       <w:r>
+        <w:rPr>
+          <w:rFonts w:ascii="Times New Roman" w:hAnsi="Times New Roman" w:cs="Times New Roman"/>
+        </w:rPr>
         <w:t>on-premise</w:t>
       </w:r>
       <w:proofErr w:type="gramEnd"/>
       <w:r>
+        <w:rPr>
+          <w:rFonts w:ascii="Times New Roman" w:hAnsi="Times New Roman" w:cs="Times New Roman"/>
+        </w:rPr>
         <w:t xml:space="preserve"> servers, installation will be carried out only after receipt of a Site Readiness report from you, a copy of which will be forwarded to you along with our Order Acceptance / Request for Installation.</w:t>
       </w:r>
     </w:p>
     <w:p>
       <w:pPr>
         <w:spacing w:before="160" w:after="40"/>
-      </w:pPr>
-      <w:r>
-        <w:rPr>
-          <w:b/>
-          <w:bCs/>
-          <w:color w:val="65AADB"/>
+        <w:rPr>
+          <w:rFonts w:ascii="Times New Roman" w:hAnsi="Times New Roman" w:cs="Times New Roman"/>
+          <w:color w:val="000000" w:themeColor="text1"/>
+        </w:rPr>
+      </w:pPr>
+      <w:r>
+        <w:rPr>
+          <w:rFonts w:ascii="Times New Roman" w:hAnsi="Times New Roman" w:cs="Times New Roman"/>
+          <w:color w:val="000000" w:themeColor="text1"/>
         </w:rPr>
         <w:t>6. Excused Performance</w:t>
       </w:r>
@@ -2114,25 +2888,37 @@
     <w:p>
       <w:pPr>
         <w:spacing w:after="60"/>
+        <w:rPr>
+          <w:rFonts w:ascii="Times New Roman" w:hAnsi="Times New Roman" w:cs="Times New Roman"/>
+        </w:rPr>
       </w:pPr>
       <w:proofErr w:type="spellStart"/>
       <w:r>
+        <w:rPr>
+          <w:rFonts w:ascii="Times New Roman" w:hAnsi="Times New Roman" w:cs="Times New Roman"/>
+        </w:rPr>
         <w:t>BlechTek</w:t>
       </w:r>
       <w:proofErr w:type="spellEnd"/>
       <w:r>
+        <w:rPr>
+          <w:rFonts w:ascii="Times New Roman" w:hAnsi="Times New Roman" w:cs="Times New Roman"/>
+        </w:rPr>
         <w:t xml:space="preserve"> is not liable for delay or failure in performance due to strikes, riots, war, fire, acts of God, governmental regulation, or failure of hardware/network outside its control.</w:t>
       </w:r>
     </w:p>
     <w:p>
       <w:pPr>
         <w:spacing w:before="160" w:after="40"/>
-      </w:pPr>
-      <w:r>
-        <w:rPr>
-          <w:b/>
-          <w:bCs/>
-          <w:color w:val="65AADB"/>
+        <w:rPr>
+          <w:rFonts w:ascii="Times New Roman" w:hAnsi="Times New Roman" w:cs="Times New Roman"/>
+          <w:color w:val="000000" w:themeColor="text1"/>
+        </w:rPr>
+      </w:pPr>
+      <w:r>
+        <w:rPr>
+          <w:rFonts w:ascii="Times New Roman" w:hAnsi="Times New Roman" w:cs="Times New Roman"/>
+          <w:color w:val="000000" w:themeColor="text1"/>
         </w:rPr>
         <w:t>7. Discontinuation of Contract</w:t>
       </w:r>
@@ -2140,44 +2926,71 @@
     <w:p>
       <w:pPr>
         <w:spacing w:after="60"/>
-      </w:pPr>
-      <w:r>
+        <w:rPr>
+          <w:rFonts w:ascii="Times New Roman" w:hAnsi="Times New Roman" w:cs="Times New Roman"/>
+        </w:rPr>
+      </w:pPr>
+      <w:r>
+        <w:rPr>
+          <w:rFonts w:ascii="Times New Roman" w:hAnsi="Times New Roman" w:cs="Times New Roman"/>
+        </w:rPr>
         <w:t xml:space="preserve">You will be required to pay the balance amount to </w:t>
       </w:r>
       <w:proofErr w:type="spellStart"/>
       <w:r>
+        <w:rPr>
+          <w:rFonts w:ascii="Times New Roman" w:hAnsi="Times New Roman" w:cs="Times New Roman"/>
+        </w:rPr>
         <w:t>BlechTek</w:t>
       </w:r>
       <w:proofErr w:type="spellEnd"/>
       <w:r>
+        <w:rPr>
+          <w:rFonts w:ascii="Times New Roman" w:hAnsi="Times New Roman" w:cs="Times New Roman"/>
+        </w:rPr>
         <w:t xml:space="preserve"> immediately in case of the following: (</w:t>
       </w:r>
       <w:proofErr w:type="spellStart"/>
       <w:r>
+        <w:rPr>
+          <w:rFonts w:ascii="Times New Roman" w:hAnsi="Times New Roman" w:cs="Times New Roman"/>
+        </w:rPr>
         <w:t>i</w:t>
       </w:r>
       <w:proofErr w:type="spellEnd"/>
       <w:r>
+        <w:rPr>
+          <w:rFonts w:ascii="Times New Roman" w:hAnsi="Times New Roman" w:cs="Times New Roman"/>
+        </w:rPr>
         <w:t xml:space="preserve">) discontinuation of the contract for reasons that are not related to </w:t>
       </w:r>
       <w:proofErr w:type="spellStart"/>
       <w:r>
+        <w:rPr>
+          <w:rFonts w:ascii="Times New Roman" w:hAnsi="Times New Roman" w:cs="Times New Roman"/>
+        </w:rPr>
         <w:t>BlechTek</w:t>
       </w:r>
       <w:proofErr w:type="spellEnd"/>
       <w:r>
+        <w:rPr>
+          <w:rFonts w:ascii="Times New Roman" w:hAnsi="Times New Roman" w:cs="Times New Roman"/>
+        </w:rPr>
         <w:t>; or (ii) the contract is stalled by you at any stage for a period of more than 60 days.</w:t>
       </w:r>
     </w:p>
     <w:p>
       <w:pPr>
         <w:spacing w:before="160" w:after="40"/>
-      </w:pPr>
-      <w:r>
-        <w:rPr>
-          <w:b/>
-          <w:bCs/>
-          <w:color w:val="65AADB"/>
+        <w:rPr>
+          <w:rFonts w:ascii="Times New Roman" w:hAnsi="Times New Roman" w:cs="Times New Roman"/>
+          <w:color w:val="000000" w:themeColor="text1"/>
+        </w:rPr>
+      </w:pPr>
+      <w:r>
+        <w:rPr>
+          <w:rFonts w:ascii="Times New Roman" w:hAnsi="Times New Roman" w:cs="Times New Roman"/>
+          <w:color w:val="000000" w:themeColor="text1"/>
         </w:rPr>
         <w:t>8. TDS</w:t>
       </w:r>
@@ -2185,93 +2998,141 @@
     <w:p>
       <w:pPr>
         <w:spacing w:after="60"/>
-      </w:pPr>
-      <w:r>
+        <w:rPr>
+          <w:rFonts w:ascii="Times New Roman" w:hAnsi="Times New Roman" w:cs="Times New Roman"/>
+        </w:rPr>
+      </w:pPr>
+      <w:r>
+        <w:rPr>
+          <w:rFonts w:ascii="Times New Roman" w:hAnsi="Times New Roman" w:cs="Times New Roman"/>
+        </w:rPr>
         <w:t>Any TDS deducted must be supported by a certificate within 6 months or by the end of the financial year, failing which the deducted amount becomes payable.</w:t>
       </w:r>
     </w:p>
     <w:p>
       <w:pPr>
         <w:spacing w:before="160" w:after="40"/>
-      </w:pPr>
-      <w:r>
-        <w:rPr>
-          <w:b/>
-          <w:bCs/>
-          <w:color w:val="65AADB"/>
+        <w:rPr>
+          <w:rFonts w:ascii="Times New Roman" w:hAnsi="Times New Roman" w:cs="Times New Roman"/>
+          <w:color w:val="000000" w:themeColor="text1"/>
+        </w:rPr>
+      </w:pPr>
+      <w:r>
+        <w:rPr>
+          <w:rFonts w:ascii="Times New Roman" w:hAnsi="Times New Roman" w:cs="Times New Roman"/>
+          <w:color w:val="000000" w:themeColor="text1"/>
+        </w:rPr>
+        <w:t>9. Validity of the Offer</w:t>
+      </w:r>
+    </w:p>
+    <w:p>
+      <w:pPr>
+        <w:spacing w:after="60"/>
+        <w:rPr>
+          <w:rFonts w:ascii="Times New Roman" w:hAnsi="Times New Roman" w:cs="Times New Roman"/>
+        </w:rPr>
+      </w:pPr>
+      <w:r>
+        <w:rPr>
+          <w:rFonts w:ascii="Times New Roman" w:hAnsi="Times New Roman" w:cs="Times New Roman"/>
+        </w:rPr>
+        <w:t>This offer is valid up to {{VALIDATION_DATE}}.</w:t>
+      </w:r>
+    </w:p>
+    <w:p>
+      <w:pPr>
+        <w:spacing w:before="160" w:after="40"/>
+        <w:rPr>
+          <w:rFonts w:ascii="Times New Roman" w:hAnsi="Times New Roman" w:cs="Times New Roman"/>
+          <w:color w:val="000000" w:themeColor="text1"/>
+        </w:rPr>
+      </w:pPr>
+      <w:r>
+        <w:rPr>
+          <w:rFonts w:ascii="Times New Roman" w:hAnsi="Times New Roman" w:cs="Times New Roman"/>
+          <w:color w:val="000000" w:themeColor="text1"/>
+        </w:rPr>
+        <w:t>10. Suggestions by Auditors / Consultants</w:t>
+      </w:r>
+    </w:p>
+    <w:p>
+      <w:pPr>
+        <w:spacing w:after="60"/>
+        <w:rPr>
+          <w:rFonts w:ascii="Times New Roman" w:hAnsi="Times New Roman" w:cs="Times New Roman"/>
+        </w:rPr>
+      </w:pPr>
+      <w:r>
+        <w:rPr>
+          <w:rFonts w:ascii="Times New Roman" w:hAnsi="Times New Roman" w:cs="Times New Roman"/>
+        </w:rPr>
+        <w:t>Any changes suggested by auditors or consultants must be raised before order finalization; later changes are chargeable separately.</w:t>
+      </w:r>
+    </w:p>
+    <w:p>
+      <w:pPr>
+        <w:spacing w:before="160" w:after="40"/>
+        <w:rPr>
+          <w:rFonts w:ascii="Times New Roman" w:hAnsi="Times New Roman" w:cs="Times New Roman"/>
+          <w:color w:val="000000" w:themeColor="text1"/>
+        </w:rPr>
+      </w:pPr>
+      <w:r>
+        <w:rPr>
+          <w:rFonts w:ascii="Times New Roman" w:hAnsi="Times New Roman" w:cs="Times New Roman"/>
+          <w:color w:val="000000" w:themeColor="text1"/>
+        </w:rPr>
+        <w:t>11. Legal</w:t>
+      </w:r>
+    </w:p>
+    <w:p>
+      <w:pPr>
+        <w:spacing w:after="60"/>
+        <w:rPr>
+          <w:rFonts w:ascii="Times New Roman" w:hAnsi="Times New Roman" w:cs="Times New Roman"/>
+        </w:rPr>
+      </w:pPr>
+      <w:r>
+        <w:rPr>
+          <w:rFonts w:ascii="Times New Roman" w:hAnsi="Times New Roman" w:cs="Times New Roman"/>
+        </w:rPr>
+        <w:t>Disputes arising from this order are subject to the jurisdiction of courts at Pune, Maharashtra.</w:t>
+      </w:r>
+    </w:p>
+    <w:p>
+      <w:pPr>
+        <w:spacing w:before="300" w:after="40"/>
+        <w:rPr>
+          <w:rFonts w:ascii="Times New Roman" w:hAnsi="Times New Roman" w:cs="Times New Roman"/>
+        </w:rPr>
+      </w:pPr>
+    </w:p>
+    <w:p>
+      <w:pPr>
+        <w:spacing w:before="300" w:after="40"/>
+        <w:rPr>
+          <w:rFonts w:ascii="Times New Roman" w:hAnsi="Times New Roman" w:cs="Times New Roman"/>
+        </w:rPr>
+      </w:pPr>
+      <w:r>
+        <w:rPr>
+          <w:rFonts w:ascii="Times New Roman" w:hAnsi="Times New Roman" w:cs="Times New Roman"/>
         </w:rPr>
         <w:lastRenderedPageBreak/>
-        <w:t>9. Validity of the Offer</w:t>
-      </w:r>
-    </w:p>
-    <w:p>
-      <w:pPr>
-        <w:spacing w:after="60"/>
-      </w:pPr>
-      <w:r>
-        <w:t>This offer is valid up to {{VALIDATION_DATE}}.</w:t>
-      </w:r>
-    </w:p>
-    <w:p>
-      <w:pPr>
-        <w:spacing w:before="160" w:after="40"/>
-      </w:pPr>
-      <w:r>
-        <w:rPr>
-          <w:b/>
-          <w:bCs/>
-          <w:color w:val="65AADB"/>
-        </w:rPr>
-        <w:t>10. Suggestions by Auditors / Consultants</w:t>
-      </w:r>
-    </w:p>
-    <w:p>
-      <w:pPr>
-        <w:spacing w:after="60"/>
-      </w:pPr>
-      <w:r>
-        <w:t>Any changes suggested by auditors or consultants must be raised before order finalization; later changes are chargeable separately.</w:t>
-      </w:r>
-    </w:p>
-    <w:p>
-      <w:pPr>
-        <w:spacing w:before="160" w:after="40"/>
-      </w:pPr>
-      <w:r>
-        <w:rPr>
-          <w:b/>
-          <w:bCs/>
-          <w:color w:val="65AADB"/>
-        </w:rPr>
-        <w:t>11. Legal</w:t>
-      </w:r>
-    </w:p>
-    <w:p>
-      <w:pPr>
-        <w:spacing w:after="60"/>
-      </w:pPr>
-      <w:r>
-        <w:t>Disputes arising from this order are subject to the jurisdiction of courts at Pune, Maharashtra.</w:t>
-      </w:r>
-    </w:p>
-    <w:p>
-      <w:pPr>
-        <w:spacing w:before="300" w:after="40"/>
-      </w:pPr>
-    </w:p>
-    <w:p>
-      <w:pPr>
-        <w:spacing w:before="300" w:after="40"/>
-      </w:pPr>
-      <w:r>
         <w:t>We hope this document aligns with our discussions. Please feel free to reach out for any clarification. Thanking you in anticipation.</w:t>
       </w:r>
     </w:p>
     <w:p>
       <w:pPr>
         <w:spacing w:before="200" w:after="40"/>
-      </w:pPr>
-      <w:r>
+        <w:rPr>
+          <w:rFonts w:ascii="Times New Roman" w:hAnsi="Times New Roman" w:cs="Times New Roman"/>
+        </w:rPr>
+      </w:pPr>
+      <w:r>
+        <w:rPr>
+          <w:rFonts w:ascii="Times New Roman" w:hAnsi="Times New Roman" w:cs="Times New Roman"/>
+        </w:rPr>
         <w:t>Sincerely,</w:t>
       </w:r>
     </w:p>
@@ -2279,34 +3140,30 @@
       <w:pPr>
         <w:spacing w:after="20"/>
         <w:rPr>
-          <w:b/>
-          <w:bCs/>
-          <w:color w:val="65AADB"/>
-        </w:rPr>
-      </w:pPr>
-      <w:r>
-        <w:rPr>
-          <w:b/>
-          <w:bCs/>
-          <w:color w:val="65AADB"/>
+          <w:rFonts w:ascii="Times New Roman" w:hAnsi="Times New Roman" w:cs="Times New Roman"/>
+          <w:color w:val="000000" w:themeColor="text1"/>
+        </w:rPr>
+      </w:pPr>
+      <w:r>
+        <w:rPr>
+          <w:rFonts w:ascii="Times New Roman" w:hAnsi="Times New Roman" w:cs="Times New Roman"/>
+          <w:color w:val="000000" w:themeColor="text1"/>
         </w:rPr>
         <w:t xml:space="preserve">For </w:t>
       </w:r>
       <w:proofErr w:type="spellStart"/>
       <w:r>
         <w:rPr>
-          <w:b/>
-          <w:bCs/>
-          <w:color w:val="65AADB"/>
+          <w:rFonts w:ascii="Times New Roman" w:hAnsi="Times New Roman" w:cs="Times New Roman"/>
+          <w:color w:val="000000" w:themeColor="text1"/>
         </w:rPr>
         <w:t>BlechTek</w:t>
       </w:r>
       <w:proofErr w:type="spellEnd"/>
       <w:r>
         <w:rPr>
-          <w:b/>
-          <w:bCs/>
-          <w:color w:val="65AADB"/>
+          <w:rFonts w:ascii="Times New Roman" w:hAnsi="Times New Roman" w:cs="Times New Roman"/>
+          <w:color w:val="000000" w:themeColor="text1"/>
         </w:rPr>
         <w:t xml:space="preserve"> Software Solutions LLP</w:t>
       </w:r>
@@ -2314,9 +3171,13 @@
     <w:p>
       <w:pPr>
         <w:spacing w:after="20"/>
-      </w:pPr>
-      <w:r>
-        <w:rPr>
+        <w:rPr>
+          <w:rFonts w:ascii="Times New Roman" w:hAnsi="Times New Roman" w:cs="Times New Roman"/>
+        </w:rPr>
+      </w:pPr>
+      <w:r>
+        <w:rPr>
+          <w:rFonts w:ascii="Times New Roman" w:hAnsi="Times New Roman" w:cs="Times New Roman"/>
           <w:noProof/>
         </w:rPr>
         <w:drawing>
@@ -2333,7 +3194,7 @@
                     <pic:cNvPicPr/>
                   </pic:nvPicPr>
                   <pic:blipFill>
-                    <a:blip r:embed="rId7"/>
+                    <a:blip r:embed="rId8"/>
                     <a:stretch>
                       <a:fillRect/>
                     </a:stretch>
@@ -2357,19 +3218,36 @@
     <w:p>
       <w:pPr>
         <w:spacing w:after="20"/>
-      </w:pPr>
-      <w:r>
-        <w:rPr>
-          <w:b/>
-          <w:bCs/>
-          <w:color w:val="65AADB"/>
+        <w:rPr>
+          <w:rFonts w:ascii="Times New Roman" w:hAnsi="Times New Roman" w:cs="Times New Roman"/>
+        </w:rPr>
+      </w:pPr>
+      <w:r>
+        <w:rPr>
+          <w:rFonts w:ascii="Times New Roman" w:hAnsi="Times New Roman" w:cs="Times New Roman"/>
+        </w:rPr>
+        <w:t>should pay us the deducted TDS amount immediately.</w:t>
+      </w:r>
+    </w:p>
+    <w:p>
+      <w:pPr>
+        <w:spacing w:after="20"/>
+        <w:rPr>
+          <w:rFonts w:ascii="Times New Roman" w:hAnsi="Times New Roman" w:cs="Times New Roman"/>
+          <w:color w:val="000000" w:themeColor="text1"/>
+        </w:rPr>
+      </w:pPr>
+      <w:r>
+        <w:rPr>
+          <w:rFonts w:ascii="Times New Roman" w:hAnsi="Times New Roman" w:cs="Times New Roman"/>
+          <w:color w:val="000000" w:themeColor="text1"/>
         </w:rPr>
         <w:t>Sushama Inamdar</w:t>
       </w:r>
     </w:p>
     <w:sectPr>
-      <w:headerReference w:type="default" r:id="rId8"/>
-      <w:footerReference w:type="default" r:id="rId9"/>
+      <w:headerReference w:type="default" r:id="rId9"/>
+      <w:footerReference w:type="default" r:id="rId10"/>
       <w:pgSz w:w="12240" w:h="15840"/>
       <w:pgMar w:top="1000" w:right="1100" w:bottom="1000" w:left="1100" w:header="708" w:footer="737" w:gutter="0"/>
       <w:cols w:space="720"/>
@@ -2409,48 +3287,7 @@
   <w:p>
     <w:pPr>
       <w:spacing w:after="60"/>
-      <w:jc w:val="center"/>
     </w:pPr>
-    <w:r>
-      <w:rPr>
-        <w:noProof/>
-      </w:rPr>
-      <w:drawing>
-        <wp:inline distT="0" distB="0" distL="0" distR="0" wp14:anchorId="1A2B3C4D" wp14:editId="1A2B3C4E">
-          <wp:extent cx="6375400" cy="48007"/>
-          <wp:effectExtent l="0" t="0" r="0" b="0"/>
-          <wp:docPr id="1" name="Footer Line"/>
-          <wp:cNvGraphicFramePr>
-            <a:graphicFrameLocks xmlns:a="http://schemas.openxmlformats.org/drawingml/2006/main" noChangeAspect="1"/>
-          </wp:cNvGraphicFramePr>
-          <a:graphic xmlns:a="http://schemas.openxmlformats.org/drawingml/2006/main">
-            <a:graphicData uri="http://schemas.openxmlformats.org/drawingml/2006/picture">
-              <pic:pic xmlns:pic="http://schemas.openxmlformats.org/drawingml/2006/picture">
-                <pic:nvPicPr>
-                  <pic:cNvPr id="1" name="Footer Line"/>
-                  <pic:cNvPicPr/>
-                </pic:nvPicPr>
-                <pic:blipFill>
-                  <a:blip r:embed="rId1"/>
-                  <a:stretch>
-                    <a:fillRect/>
-                  </a:stretch>
-                </pic:blipFill>
-                <pic:spPr>
-                  <a:xfrm>
-                    <a:off x="0" y="0"/>
-                    <a:ext cx="6375400" cy="48007"/>
-                  </a:xfrm>
-                  <a:prstGeom prst="rect">
-                    <a:avLst/>
-                  </a:prstGeom>
-                </pic:spPr>
-              </pic:pic>
-            </a:graphicData>
-          </a:graphic>
-        </wp:inline>
-      </w:drawing>
-    </w:r>
   </w:p>
   <w:p>
     <w:pPr>
@@ -2478,6 +3315,11 @@
   <w:p>
     <w:pPr>
       <w:jc w:val="center"/>
+      <w:rPr>
+        <w:color w:val="5B6478"/>
+        <w:sz w:val="14"/>
+        <w:szCs w:val="14"/>
+      </w:rPr>
     </w:pPr>
     <w:r>
       <w:rPr>
@@ -2558,6 +3400,46 @@
         <w:szCs w:val="14"/>
       </w:rPr>
       <w:t>, Pune 411021, Maharashtra</w:t>
+    </w:r>
+    <w:r>
+      <w:rPr>
+        <w:noProof/>
+      </w:rPr>
+      <w:drawing>
+        <wp:inline distT="0" distB="0" distL="0" distR="0" wp14:anchorId="0C7DB755" wp14:editId="4C568021">
+          <wp:extent cx="6375400" cy="47625"/>
+          <wp:effectExtent l="0" t="0" r="6350" b="9525"/>
+          <wp:docPr id="1" name="Footer Line"/>
+          <wp:cNvGraphicFramePr>
+            <a:graphicFrameLocks xmlns:a="http://schemas.openxmlformats.org/drawingml/2006/main" noChangeAspect="1"/>
+          </wp:cNvGraphicFramePr>
+          <a:graphic xmlns:a="http://schemas.openxmlformats.org/drawingml/2006/main">
+            <a:graphicData uri="http://schemas.openxmlformats.org/drawingml/2006/picture">
+              <pic:pic xmlns:pic="http://schemas.openxmlformats.org/drawingml/2006/picture">
+                <pic:nvPicPr>
+                  <pic:cNvPr id="1" name="Footer Line"/>
+                  <pic:cNvPicPr/>
+                </pic:nvPicPr>
+                <pic:blipFill>
+                  <a:blip r:embed="rId1"/>
+                  <a:stretch>
+                    <a:fillRect/>
+                  </a:stretch>
+                </pic:blipFill>
+                <pic:spPr>
+                  <a:xfrm>
+                    <a:off x="0" y="0"/>
+                    <a:ext cx="6375400" cy="47625"/>
+                  </a:xfrm>
+                  <a:prstGeom prst="rect">
+                    <a:avLst/>
+                  </a:prstGeom>
+                </pic:spPr>
+              </pic:pic>
+            </a:graphicData>
+          </a:graphic>
+        </wp:inline>
+      </w:drawing>
     </w:r>
   </w:p>
   <w:p>
@@ -3734,4 +4616,16 @@
     </a:ext>
   </a:extLst>
 </a:theme>
+</file>
+
+<file path=customXml/item1.xml><?xml version="1.0" encoding="utf-8"?>
+<b:Sources xmlns:b="http://schemas.openxmlformats.org/officeDocument/2006/bibliography" xmlns="http://schemas.openxmlformats.org/officeDocument/2006/bibliography" SelectedStyle="\APASixthEditionOfficeOnline.xsl" StyleName="APA" Version="6"/>
+</file>
+
+<file path=customXml/itemProps1.xml><?xml version="1.0" encoding="utf-8"?>
+<ds:datastoreItem xmlns:ds="http://schemas.openxmlformats.org/officeDocument/2006/customXml" ds:itemID="{5E9A604C-DCBE-4FA7-8134-7A5CFE84147D}">
+  <ds:schemaRefs>
+    <ds:schemaRef ds:uri="http://schemas.openxmlformats.org/officeDocument/2006/bibliography"/>
+  </ds:schemaRefs>
+</ds:datastoreItem>
 </file>
--- a/QuotationApp.API/Templates/QuotationTemplate_Updated.docx
+++ b/QuotationApp.API/Templates/QuotationTemplate_Updated.docx
@@ -64,6 +64,7 @@
     </w:p>
     <w:p>
       <w:pPr>
+        <w:spacing w:line="360" w:lineRule="auto"/>
         <w:rPr>
           <w:rFonts w:ascii="Times New Roman" w:hAnsi="Times New Roman" w:cs="Times New Roman"/>
           <w:color w:val="000000" w:themeColor="text1"/>
@@ -195,14 +196,7 @@
     </w:p>
     <w:p>
       <w:pPr>
-        <w:rPr>
-          <w:rFonts w:ascii="Times New Roman" w:hAnsi="Times New Roman" w:cs="Times New Roman"/>
-          <w:color w:val="000000" w:themeColor="text1"/>
-          <w:sz w:val="18"/>
-          <w:szCs w:val="18"/>
-        </w:rPr>
-      </w:pPr>
-      <w:r>
+        <w:spacing w:line="360" w:lineRule="auto"/>
         <w:rPr>
           <w:rFonts w:ascii="Times New Roman" w:hAnsi="Times New Roman" w:cs="Times New Roman"/>
           <w:color w:val="000000" w:themeColor="text1"/>
@@ -210,8 +204,7 @@
           <w:szCs w:val="18"/>
           <w:lang w:val="en-US"/>
         </w:rPr>
-        <w:t xml:space="preserve">  </w:t>
-      </w:r>
+      </w:pPr>
       <w:r>
         <w:rPr>
           <w:rFonts w:ascii="Times New Roman" w:hAnsi="Times New Roman" w:cs="Times New Roman"/>
@@ -220,7 +213,7 @@
           <w:szCs w:val="18"/>
           <w:lang w:val="en-US"/>
         </w:rPr>
-        <w:tab/>
+        <w:t xml:space="preserve">  </w:t>
       </w:r>
       <w:r>
         <w:rPr>
@@ -312,7 +305,6 @@
         </w:rPr>
         <w:tab/>
       </w:r>
-      <w:proofErr w:type="gramStart"/>
       <w:r>
         <w:rPr>
           <w:rFonts w:ascii="Times New Roman" w:hAnsi="Times New Roman" w:cs="Times New Roman"/>
@@ -321,18 +313,19 @@
           <w:szCs w:val="18"/>
           <w:lang w:val="en-US"/>
         </w:rPr>
-        <w:t xml:space="preserve">Date: </w:t>
-      </w:r>
+        <w:tab/>
+      </w:r>
+      <w:proofErr w:type="gramStart"/>
       <w:r>
         <w:rPr>
           <w:rFonts w:ascii="Times New Roman" w:hAnsi="Times New Roman" w:cs="Times New Roman"/>
           <w:color w:val="000000" w:themeColor="text1"/>
           <w:sz w:val="18"/>
           <w:szCs w:val="18"/>
-        </w:rPr>
-        <w:t>{{</w:t>
-      </w:r>
-      <w:proofErr w:type="gramEnd"/>
+          <w:lang w:val="en-US"/>
+        </w:rPr>
+        <w:t xml:space="preserve">Date: </w:t>
+      </w:r>
       <w:r>
         <w:rPr>
           <w:rFonts w:ascii="Times New Roman" w:hAnsi="Times New Roman" w:cs="Times New Roman"/>
@@ -340,49 +333,49 @@
           <w:sz w:val="18"/>
           <w:szCs w:val="18"/>
         </w:rPr>
-        <w:t>Date}}</w:t>
-      </w:r>
-    </w:p>
-    <w:p>
-      <w:pPr>
-        <w:spacing w:after="120"/>
+        <w:t>{{</w:t>
+      </w:r>
+      <w:proofErr w:type="gramEnd"/>
+      <w:r>
         <w:rPr>
           <w:rFonts w:ascii="Times New Roman" w:hAnsi="Times New Roman" w:cs="Times New Roman"/>
           <w:color w:val="000000" w:themeColor="text1"/>
           <w:sz w:val="18"/>
           <w:szCs w:val="18"/>
         </w:rPr>
-      </w:pPr>
-      <w:r>
+        <w:t>Date}}</w:t>
+      </w:r>
+    </w:p>
+    <w:p>
+      <w:pPr>
+        <w:spacing w:after="120" w:line="240" w:lineRule="auto"/>
         <w:rPr>
           <w:rFonts w:ascii="Times New Roman" w:hAnsi="Times New Roman" w:cs="Times New Roman"/>
           <w:color w:val="000000" w:themeColor="text1"/>
           <w:sz w:val="18"/>
           <w:szCs w:val="18"/>
         </w:rPr>
-        <w:t>Address: {{CONTACT_ADDRESS}}</w:t>
-      </w:r>
-    </w:p>
-    <w:p>
-      <w:pPr>
-        <w:spacing w:after="200"/>
+      </w:pPr>
+      <w:r>
         <w:rPr>
           <w:rFonts w:ascii="Times New Roman" w:hAnsi="Times New Roman" w:cs="Times New Roman"/>
           <w:color w:val="000000" w:themeColor="text1"/>
           <w:sz w:val="18"/>
           <w:szCs w:val="18"/>
         </w:rPr>
-      </w:pPr>
-      <w:r>
+        <w:t>Address: {{CONTACT_ADDRESS}}</w:t>
+      </w:r>
+    </w:p>
+    <w:p>
+      <w:pPr>
+        <w:spacing w:after="200" w:line="240" w:lineRule="auto"/>
         <w:rPr>
           <w:rFonts w:ascii="Times New Roman" w:hAnsi="Times New Roman" w:cs="Times New Roman"/>
           <w:color w:val="000000" w:themeColor="text1"/>
           <w:sz w:val="18"/>
           <w:szCs w:val="18"/>
         </w:rPr>
-        <w:t>Contact No.: {{CONTACT_PHONE</w:t>
-      </w:r>
-      <w:proofErr w:type="gramStart"/>
+      </w:pPr>
       <w:r>
         <w:rPr>
           <w:rFonts w:ascii="Times New Roman" w:hAnsi="Times New Roman" w:cs="Times New Roman"/>
@@ -390,9 +383,9 @@
           <w:sz w:val="18"/>
           <w:szCs w:val="18"/>
         </w:rPr>
-        <w:t xml:space="preserve">}}   </w:t>
-      </w:r>
-      <w:proofErr w:type="gramEnd"/>
+        <w:t>Contact No.: {{CONTACT_PHONE</w:t>
+      </w:r>
+      <w:proofErr w:type="gramStart"/>
       <w:r>
         <w:rPr>
           <w:rFonts w:ascii="Times New Roman" w:hAnsi="Times New Roman" w:cs="Times New Roman"/>
@@ -400,17 +393,40 @@
           <w:sz w:val="18"/>
           <w:szCs w:val="18"/>
         </w:rPr>
+        <w:t xml:space="preserve">}}   </w:t>
+      </w:r>
+      <w:proofErr w:type="gramEnd"/>
+      <w:r>
+        <w:rPr>
+          <w:rFonts w:ascii="Times New Roman" w:hAnsi="Times New Roman" w:cs="Times New Roman"/>
+          <w:color w:val="000000" w:themeColor="text1"/>
+          <w:sz w:val="18"/>
+          <w:szCs w:val="18"/>
+        </w:rPr>
         <w:t>|   Email: {{CONTACT_EMAIL}}</w:t>
       </w:r>
     </w:p>
     <w:p>
       <w:pPr>
-        <w:spacing w:after="80"/>
-        <w:rPr>
-          <w:rFonts w:ascii="Times New Roman" w:hAnsi="Times New Roman" w:cs="Times New Roman"/>
-          <w:color w:val="000000" w:themeColor="text1"/>
-        </w:rPr>
-      </w:pPr>
+        <w:spacing w:after="200"/>
+        <w:rPr>
+          <w:rFonts w:ascii="Times New Roman" w:hAnsi="Times New Roman" w:cs="Times New Roman"/>
+          <w:color w:val="000000" w:themeColor="text1"/>
+          <w:sz w:val="18"/>
+          <w:szCs w:val="18"/>
+        </w:rPr>
+      </w:pPr>
+      <w:r>
+        <w:rPr>
+          <w:rFonts w:ascii="Times New Roman" w:hAnsi="Times New Roman" w:cs="Times New Roman"/>
+          <w:color w:val="000000" w:themeColor="text1"/>
+          <w:sz w:val="18"/>
+          <w:szCs w:val="18"/>
+        </w:rPr>
+        <w:pict w14:anchorId="23C204BC">
+          <v:rect id="_x0000_i1025" style="width:502pt;height:1.5pt;mso-position-horizontal:absolute;mso-position-horizontal-relative:text;mso-position-vertical:absolute;mso-position-vertical-relative:text" o:hralign="center" o:hrstd="t" o:hrnoshade="t" o:hr="t" fillcolor="#4e95d9 [1631]" stroked="f"/>
+        </w:pict>
+      </w:r>
       <w:r>
         <w:rPr>
           <w:rFonts w:ascii="Times New Roman" w:hAnsi="Times New Roman" w:cs="Times New Roman"/>
@@ -594,23 +610,22 @@
     </w:p>
     <w:p>
       <w:pPr>
-        <w:pBdr>
-          <w:bottom w:val="single" w:sz="6" w:space="4" w:color="65AADB"/>
-        </w:pBdr>
         <w:spacing w:before="300" w:after="150"/>
         <w:rPr>
           <w:rFonts w:ascii="Times New Roman" w:hAnsi="Times New Roman" w:cs="Times New Roman"/>
-        </w:rPr>
-      </w:pPr>
-      <w:r>
-        <w:rPr>
-          <w:rFonts w:ascii="Times New Roman" w:hAnsi="Times New Roman" w:cs="Times New Roman"/>
-          <w:b/>
-          <w:bCs/>
-          <w:caps/>
-          <w:color w:val="65AADB"/>
-        </w:rPr>
-        <w:t>Goals and Expectations</w:t>
+          <w:color w:val="000000" w:themeColor="text1"/>
+          <w:sz w:val="16"/>
+          <w:szCs w:val="16"/>
+          <w:u w:val="single"/>
+        </w:rPr>
+      </w:pPr>
+      <w:r>
+        <w:rPr>
+          <w:rFonts w:ascii="Times New Roman" w:hAnsi="Times New Roman" w:cs="Times New Roman"/>
+          <w:color w:val="000000" w:themeColor="text1"/>
+          <w:u w:val="single"/>
+        </w:rPr>
+        <w:t>Goals And Expectations</w:t>
       </w:r>
     </w:p>
     <w:p>
@@ -673,23 +688,31 @@
     </w:p>
     <w:p>
       <w:pPr>
-        <w:pBdr>
-          <w:bottom w:val="single" w:sz="6" w:space="4" w:color="65AADB"/>
-        </w:pBdr>
+        <w:tabs>
+          <w:tab w:val="center" w:pos="5020"/>
+        </w:tabs>
         <w:spacing w:before="300" w:after="150"/>
         <w:rPr>
           <w:rFonts w:ascii="Times New Roman" w:hAnsi="Times New Roman" w:cs="Times New Roman"/>
-        </w:rPr>
-      </w:pPr>
-      <w:r>
-        <w:rPr>
-          <w:rFonts w:ascii="Times New Roman" w:hAnsi="Times New Roman" w:cs="Times New Roman"/>
-          <w:b/>
-          <w:bCs/>
-          <w:caps/>
-          <w:color w:val="65AADB"/>
-        </w:rPr>
-        <w:t>Scope of Work</w:t>
+          <w:color w:val="000000" w:themeColor="text1"/>
+          <w:u w:val="single"/>
+        </w:rPr>
+      </w:pPr>
+      <w:r>
+        <w:rPr>
+          <w:rFonts w:ascii="Times New Roman" w:hAnsi="Times New Roman" w:cs="Times New Roman"/>
+          <w:color w:val="000000" w:themeColor="text1"/>
+          <w:u w:val="single"/>
+        </w:rPr>
+        <w:t>Scope of Wor</w:t>
+      </w:r>
+      <w:r>
+        <w:rPr>
+          <w:rFonts w:ascii="Times New Roman" w:hAnsi="Times New Roman" w:cs="Times New Roman"/>
+          <w:color w:val="000000" w:themeColor="text1"/>
+          <w:u w:val="single"/>
+        </w:rPr>
+        <w:t>k</w:t>
       </w:r>
     </w:p>
     <w:p>
@@ -697,9 +720,9 @@
         <w:pStyle w:val="ListParagraph"/>
         <w:numPr>
           <w:ilvl w:val="0"/>
-          <w:numId w:val="1"/>
+          <w:numId w:val="3"/>
         </w:numPr>
-        <w:spacing w:after="80"/>
+        <w:spacing w:after="80" w:line="240" w:lineRule="auto"/>
         <w:rPr>
           <w:rFonts w:ascii="Times New Roman" w:hAnsi="Times New Roman" w:cs="Times New Roman"/>
         </w:rPr>
@@ -716,9 +739,9 @@
         <w:pStyle w:val="ListParagraph"/>
         <w:numPr>
           <w:ilvl w:val="0"/>
-          <w:numId w:val="1"/>
+          <w:numId w:val="3"/>
         </w:numPr>
-        <w:spacing w:after="80"/>
+        <w:spacing w:after="80" w:line="240" w:lineRule="auto"/>
         <w:rPr>
           <w:rFonts w:ascii="Times New Roman" w:hAnsi="Times New Roman" w:cs="Times New Roman"/>
         </w:rPr>
@@ -735,9 +758,9 @@
         <w:pStyle w:val="ListParagraph"/>
         <w:numPr>
           <w:ilvl w:val="0"/>
-          <w:numId w:val="1"/>
+          <w:numId w:val="3"/>
         </w:numPr>
-        <w:spacing w:after="80"/>
+        <w:spacing w:after="80" w:line="240" w:lineRule="auto"/>
         <w:rPr>
           <w:rFonts w:ascii="Times New Roman" w:hAnsi="Times New Roman" w:cs="Times New Roman"/>
         </w:rPr>
@@ -754,9 +777,9 @@
         <w:pStyle w:val="ListParagraph"/>
         <w:numPr>
           <w:ilvl w:val="0"/>
-          <w:numId w:val="1"/>
+          <w:numId w:val="3"/>
         </w:numPr>
-        <w:spacing w:after="200"/>
+        <w:spacing w:after="200" w:line="240" w:lineRule="auto"/>
         <w:rPr>
           <w:rFonts w:ascii="Times New Roman" w:hAnsi="Times New Roman" w:cs="Times New Roman"/>
         </w:rPr>
@@ -901,9 +924,9 @@
           <w:noProof/>
         </w:rPr>
         <w:drawing>
-          <wp:inline distT="0" distB="0" distL="0" distR="0" wp14:anchorId="3D41E2FB" wp14:editId="23AD92E6">
-            <wp:extent cx="1045464" cy="1033272"/>
-            <wp:effectExtent l="0" t="0" r="0" b="0"/>
+          <wp:inline distT="0" distB="0" distL="0" distR="0" wp14:anchorId="3D41E2FB" wp14:editId="066ABAF3">
+            <wp:extent cx="923925" cy="838200"/>
+            <wp:effectExtent l="0" t="0" r="9525" b="0"/>
             <wp:docPr id="66384000" name="Picture 66384000"/>
             <wp:cNvGraphicFramePr/>
             <a:graphic xmlns:a="http://schemas.openxmlformats.org/drawingml/2006/main">
@@ -922,7 +945,7 @@
                   <pic:spPr>
                     <a:xfrm>
                       <a:off x="0" y="0"/>
-                      <a:ext cx="1045464" cy="1033272"/>
+                      <a:ext cx="924153" cy="838407"/>
                     </a:xfrm>
                     <a:prstGeom prst="rect">
                       <a:avLst/>
@@ -960,29 +983,39 @@
     </w:p>
     <w:p>
       <w:pPr>
-        <w:pBdr>
-          <w:bottom w:val="single" w:sz="6" w:space="4" w:color="65AADB"/>
-        </w:pBdr>
+        <w:spacing w:after="200"/>
+        <w:rPr>
+          <w:rFonts w:ascii="Times New Roman" w:hAnsi="Times New Roman" w:cs="Times New Roman"/>
+          <w:lang w:val="en-US"/>
+        </w:rPr>
+      </w:pPr>
+    </w:p>
+    <w:p>
+      <w:pPr>
         <w:spacing w:before="300" w:after="150"/>
         <w:rPr>
           <w:rFonts w:ascii="Times New Roman" w:hAnsi="Times New Roman" w:cs="Times New Roman"/>
-        </w:rPr>
-      </w:pPr>
-      <w:r>
-        <w:rPr>
-          <w:rFonts w:ascii="Times New Roman" w:hAnsi="Times New Roman" w:cs="Times New Roman"/>
-          <w:b/>
-          <w:bCs/>
-          <w:caps/>
-          <w:color w:val="65AADB"/>
-        </w:rPr>
-        <w:lastRenderedPageBreak/>
+          <w:color w:val="000000" w:themeColor="text1"/>
+        </w:rPr>
+      </w:pPr>
+      <w:r>
+        <w:rPr>
+          <w:rFonts w:ascii="Times New Roman" w:hAnsi="Times New Roman" w:cs="Times New Roman"/>
+          <w:color w:val="000000" w:themeColor="text1"/>
+        </w:rPr>
         <w:t>Scope</w:t>
+      </w:r>
+      <w:r>
+        <w:rPr>
+          <w:rFonts w:ascii="Times New Roman" w:hAnsi="Times New Roman" w:cs="Times New Roman"/>
+          <w:color w:val="000000" w:themeColor="text1"/>
+        </w:rPr>
+        <w:t>:</w:t>
       </w:r>
     </w:p>
     <w:tbl>
       <w:tblPr>
-        <w:tblW w:w="8455" w:type="dxa"/>
+        <w:tblW w:w="9768" w:type="dxa"/>
         <w:tblBorders>
           <w:top w:val="single" w:sz="4" w:space="0" w:color="auto"/>
           <w:left w:val="single" w:sz="4" w:space="0" w:color="auto"/>
@@ -998,112 +1031,18 @@
         <w:tblLook w:val="04A0" w:firstRow="1" w:lastRow="0" w:firstColumn="1" w:lastColumn="0" w:noHBand="0" w:noVBand="1"/>
       </w:tblPr>
       <w:tblGrid>
-        <w:gridCol w:w="2080"/>
-        <w:gridCol w:w="4752"/>
-        <w:gridCol w:w="1623"/>
+        <w:gridCol w:w="1696"/>
+        <w:gridCol w:w="6197"/>
+        <w:gridCol w:w="1875"/>
       </w:tblGrid>
       <w:tr>
         <w:trPr>
+          <w:trHeight w:val="60"/>
           <w:tblHeader/>
         </w:trPr>
         <w:tc>
           <w:tcPr>
-            <w:tcW w:w="2089" w:type="dxa"/>
-            <w:shd w:val="clear" w:color="auto" w:fill="65AADB"/>
-            <w:tcMar>
-              <w:top w:w="80" w:type="dxa"/>
-              <w:left w:w="120" w:type="dxa"/>
-              <w:bottom w:w="80" w:type="dxa"/>
-              <w:right w:w="120" w:type="dxa"/>
-            </w:tcMar>
-            <w:vAlign w:val="center"/>
-          </w:tcPr>
-          <w:p>
-            <w:pPr>
-              <w:rPr>
-                <w:rFonts w:ascii="Times New Roman" w:hAnsi="Times New Roman" w:cs="Times New Roman"/>
-              </w:rPr>
-            </w:pPr>
-            <w:r>
-              <w:rPr>
-                <w:rFonts w:ascii="Times New Roman" w:hAnsi="Times New Roman" w:cs="Times New Roman"/>
-                <w:b/>
-                <w:bCs/>
-                <w:color w:val="FFFFFF"/>
-              </w:rPr>
-              <w:t>Pillar</w:t>
-            </w:r>
-          </w:p>
-        </w:tc>
-        <w:tc>
-          <w:tcPr>
-            <w:tcW w:w="4789" w:type="dxa"/>
-            <w:tcBorders>
-              <w:bottom w:val="single" w:sz="4" w:space="0" w:color="auto"/>
-            </w:tcBorders>
-            <w:shd w:val="clear" w:color="auto" w:fill="65AADB"/>
-            <w:tcMar>
-              <w:top w:w="80" w:type="dxa"/>
-              <w:left w:w="120" w:type="dxa"/>
-              <w:bottom w:w="80" w:type="dxa"/>
-              <w:right w:w="120" w:type="dxa"/>
-            </w:tcMar>
-            <w:vAlign w:val="center"/>
-          </w:tcPr>
-          <w:p>
-            <w:pPr>
-              <w:rPr>
-                <w:rFonts w:ascii="Times New Roman" w:hAnsi="Times New Roman" w:cs="Times New Roman"/>
-              </w:rPr>
-            </w:pPr>
-            <w:r>
-              <w:rPr>
-                <w:rFonts w:ascii="Times New Roman" w:hAnsi="Times New Roman" w:cs="Times New Roman"/>
-                <w:b/>
-                <w:bCs/>
-                <w:color w:val="FFFFFF"/>
-              </w:rPr>
-              <w:t>Module</w:t>
-            </w:r>
-          </w:p>
-        </w:tc>
-        <w:tc>
-          <w:tcPr>
-            <w:tcW w:w="1577" w:type="dxa"/>
-            <w:shd w:val="clear" w:color="auto" w:fill="65AADB"/>
-            <w:tcMar>
-              <w:top w:w="80" w:type="dxa"/>
-              <w:left w:w="120" w:type="dxa"/>
-              <w:bottom w:w="80" w:type="dxa"/>
-              <w:right w:w="120" w:type="dxa"/>
-            </w:tcMar>
-            <w:vAlign w:val="center"/>
-          </w:tcPr>
-          <w:p>
-            <w:pPr>
-              <w:rPr>
-                <w:rFonts w:ascii="Times New Roman" w:hAnsi="Times New Roman" w:cs="Times New Roman"/>
-              </w:rPr>
-            </w:pPr>
-            <w:r>
-              <w:rPr>
-                <w:rFonts w:ascii="Times New Roman" w:hAnsi="Times New Roman" w:cs="Times New Roman"/>
-                <w:b/>
-                <w:bCs/>
-                <w:color w:val="FFFFFF"/>
-              </w:rPr>
-              <w:t>Selected</w:t>
-            </w:r>
-          </w:p>
-        </w:tc>
-      </w:tr>
-      <w:tr>
-        <w:trPr>
-          <w:tblHeader/>
-        </w:trPr>
-        <w:tc>
-          <w:tcPr>
-            <w:tcW w:w="2089" w:type="dxa"/>
+            <w:tcW w:w="1696" w:type="dxa"/>
             <w:shd w:val="clear" w:color="auto" w:fill="FFFFFF" w:themeFill="background1"/>
             <w:tcMar>
               <w:top w:w="80" w:type="dxa"/>
@@ -1117,24 +1056,21 @@
             <w:pPr>
               <w:rPr>
                 <w:rFonts w:ascii="Times New Roman" w:hAnsi="Times New Roman" w:cs="Times New Roman"/>
-                <w:b/>
-                <w:bCs/>
-                <w:color w:val="FFFFFF"/>
-              </w:rPr>
-            </w:pPr>
-            <w:r>
-              <w:rPr>
-                <w:rFonts w:ascii="Times New Roman" w:hAnsi="Times New Roman" w:cs="Times New Roman"/>
-                <w:b/>
-                <w:bCs/>
-              </w:rPr>
-              <w:t>{{PILLAR}}</w:t>
-            </w:r>
-          </w:p>
-        </w:tc>
-        <w:tc>
-          <w:tcPr>
-            <w:tcW w:w="4789" w:type="dxa"/>
+                <w:color w:val="000000" w:themeColor="text1"/>
+              </w:rPr>
+            </w:pPr>
+            <w:r>
+              <w:rPr>
+                <w:rFonts w:ascii="Times New Roman" w:hAnsi="Times New Roman" w:cs="Times New Roman"/>
+                <w:color w:val="000000" w:themeColor="text1"/>
+              </w:rPr>
+              <w:t>Pillar</w:t>
+            </w:r>
+          </w:p>
+        </w:tc>
+        <w:tc>
+          <w:tcPr>
+            <w:tcW w:w="6197" w:type="dxa"/>
             <w:tcBorders>
               <w:bottom w:val="single" w:sz="4" w:space="0" w:color="auto"/>
             </w:tcBorders>
@@ -1151,24 +1087,21 @@
             <w:pPr>
               <w:rPr>
                 <w:rFonts w:ascii="Times New Roman" w:hAnsi="Times New Roman" w:cs="Times New Roman"/>
-                <w:b/>
-                <w:bCs/>
-                <w:color w:val="FFFFFF"/>
-              </w:rPr>
-            </w:pPr>
-            <w:r>
-              <w:rPr>
-                <w:rFonts w:ascii="Times New Roman" w:hAnsi="Times New Roman" w:cs="Times New Roman"/>
-                <w:b/>
-                <w:bCs/>
-              </w:rPr>
-              <w:t>{{MODULE}}</w:t>
-            </w:r>
-          </w:p>
-        </w:tc>
-        <w:tc>
-          <w:tcPr>
-            <w:tcW w:w="1577" w:type="dxa"/>
+                <w:color w:val="000000" w:themeColor="text1"/>
+              </w:rPr>
+            </w:pPr>
+            <w:r>
+              <w:rPr>
+                <w:rFonts w:ascii="Times New Roman" w:hAnsi="Times New Roman" w:cs="Times New Roman"/>
+                <w:color w:val="000000" w:themeColor="text1"/>
+              </w:rPr>
+              <w:t>Module</w:t>
+            </w:r>
+          </w:p>
+        </w:tc>
+        <w:tc>
+          <w:tcPr>
+            <w:tcW w:w="1875" w:type="dxa"/>
             <w:shd w:val="clear" w:color="auto" w:fill="FFFFFF" w:themeFill="background1"/>
             <w:tcMar>
               <w:top w:w="80" w:type="dxa"/>
@@ -1182,6 +1115,39 @@
             <w:pPr>
               <w:rPr>
                 <w:rFonts w:ascii="Times New Roman" w:hAnsi="Times New Roman" w:cs="Times New Roman"/>
+                <w:color w:val="000000" w:themeColor="text1"/>
+              </w:rPr>
+            </w:pPr>
+            <w:r>
+              <w:rPr>
+                <w:rFonts w:ascii="Times New Roman" w:hAnsi="Times New Roman" w:cs="Times New Roman"/>
+              </w:rPr>
+              <w:t>Required</w:t>
+            </w:r>
+          </w:p>
+        </w:tc>
+      </w:tr>
+      <w:tr>
+        <w:trPr>
+          <w:trHeight w:val="384"/>
+          <w:tblHeader/>
+        </w:trPr>
+        <w:tc>
+          <w:tcPr>
+            <w:tcW w:w="1696" w:type="dxa"/>
+            <w:shd w:val="clear" w:color="auto" w:fill="FFFFFF" w:themeFill="background1"/>
+            <w:tcMar>
+              <w:top w:w="80" w:type="dxa"/>
+              <w:left w:w="120" w:type="dxa"/>
+              <w:bottom w:w="80" w:type="dxa"/>
+              <w:right w:w="120" w:type="dxa"/>
+            </w:tcMar>
+            <w:vAlign w:val="center"/>
+          </w:tcPr>
+          <w:p>
+            <w:pPr>
+              <w:rPr>
+                <w:rFonts w:ascii="Times New Roman" w:hAnsi="Times New Roman" w:cs="Times New Roman"/>
                 <w:b/>
                 <w:bCs/>
                 <w:color w:val="FFFFFF"/>
@@ -1193,6 +1159,71 @@
                 <w:b/>
                 <w:bCs/>
               </w:rPr>
+              <w:t>{{PILLAR}}</w:t>
+            </w:r>
+          </w:p>
+        </w:tc>
+        <w:tc>
+          <w:tcPr>
+            <w:tcW w:w="6197" w:type="dxa"/>
+            <w:tcBorders>
+              <w:bottom w:val="single" w:sz="4" w:space="0" w:color="auto"/>
+            </w:tcBorders>
+            <w:shd w:val="clear" w:color="auto" w:fill="FFFFFF" w:themeFill="background1"/>
+            <w:tcMar>
+              <w:top w:w="80" w:type="dxa"/>
+              <w:left w:w="120" w:type="dxa"/>
+              <w:bottom w:w="80" w:type="dxa"/>
+              <w:right w:w="120" w:type="dxa"/>
+            </w:tcMar>
+            <w:vAlign w:val="center"/>
+          </w:tcPr>
+          <w:p>
+            <w:pPr>
+              <w:rPr>
+                <w:rFonts w:ascii="Times New Roman" w:hAnsi="Times New Roman" w:cs="Times New Roman"/>
+                <w:b/>
+                <w:bCs/>
+                <w:color w:val="FFFFFF"/>
+              </w:rPr>
+            </w:pPr>
+            <w:r>
+              <w:rPr>
+                <w:rFonts w:ascii="Times New Roman" w:hAnsi="Times New Roman" w:cs="Times New Roman"/>
+                <w:b/>
+                <w:bCs/>
+              </w:rPr>
+              <w:t>{{MODULE}}</w:t>
+            </w:r>
+          </w:p>
+        </w:tc>
+        <w:tc>
+          <w:tcPr>
+            <w:tcW w:w="1875" w:type="dxa"/>
+            <w:shd w:val="clear" w:color="auto" w:fill="FFFFFF" w:themeFill="background1"/>
+            <w:tcMar>
+              <w:top w:w="80" w:type="dxa"/>
+              <w:left w:w="120" w:type="dxa"/>
+              <w:bottom w:w="80" w:type="dxa"/>
+              <w:right w:w="120" w:type="dxa"/>
+            </w:tcMar>
+            <w:vAlign w:val="center"/>
+          </w:tcPr>
+          <w:p>
+            <w:pPr>
+              <w:rPr>
+                <w:rFonts w:ascii="Times New Roman" w:hAnsi="Times New Roman" w:cs="Times New Roman"/>
+                <w:b/>
+                <w:bCs/>
+                <w:color w:val="FFFFFF"/>
+              </w:rPr>
+            </w:pPr>
+            <w:r>
+              <w:rPr>
+                <w:rFonts w:ascii="Times New Roman" w:hAnsi="Times New Roman" w:cs="Times New Roman"/>
+                <w:b/>
+                <w:bCs/>
+              </w:rPr>
               <w:t>{{SELECTED}}</w:t>
             </w:r>
           </w:p>
@@ -1209,33 +1240,49 @@
     </w:p>
     <w:p>
       <w:pPr>
-        <w:pBdr>
-          <w:bottom w:val="single" w:sz="6" w:space="4" w:color="65AADB"/>
-        </w:pBdr>
         <w:spacing w:before="300" w:after="150"/>
         <w:rPr>
           <w:rFonts w:ascii="Times New Roman" w:hAnsi="Times New Roman" w:cs="Times New Roman"/>
         </w:rPr>
       </w:pPr>
+      <w:r>
+        <w:rPr>
+          <w:rFonts w:ascii="Times New Roman" w:hAnsi="Times New Roman" w:cs="Times New Roman"/>
+          <w:color w:val="000000" w:themeColor="text1"/>
+        </w:rPr>
+        <w:t xml:space="preserve">Price for </w:t>
+      </w:r>
+      <w:r>
+        <w:rPr>
+          <w:rFonts w:ascii="Times New Roman" w:hAnsi="Times New Roman" w:cs="Times New Roman"/>
+          <w:color w:val="000000" w:themeColor="text1"/>
+        </w:rPr>
+        <w:t>I</w:t>
+      </w:r>
+      <w:r>
+        <w:rPr>
+          <w:rFonts w:ascii="Times New Roman" w:hAnsi="Times New Roman" w:cs="Times New Roman"/>
+          <w:color w:val="000000" w:themeColor="text1"/>
+        </w:rPr>
+        <w:t xml:space="preserve">mplementation of </w:t>
+      </w:r>
+      <w:r>
+        <w:rPr>
+          <w:rFonts w:ascii="Times New Roman" w:hAnsi="Times New Roman" w:cs="Times New Roman"/>
+          <w:caps/>
+          <w:color w:val="000000" w:themeColor="text1"/>
+        </w:rPr>
+        <w:t>cqual -</w:t>
+      </w:r>
       <w:r>
         <w:rPr>
           <w:rFonts w:ascii="Times New Roman" w:hAnsi="Times New Roman" w:cs="Times New Roman"/>
           <w:b/>
           <w:bCs/>
           <w:caps/>
-          <w:color w:val="65AADB"/>
-        </w:rPr>
-        <w:t>Price for Implementation</w:t>
-      </w:r>
-      <w:r>
-        <w:rPr>
-          <w:rFonts w:ascii="Times New Roman" w:hAnsi="Times New Roman" w:cs="Times New Roman"/>
-          <w:b/>
-          <w:bCs/>
-          <w:caps/>
-          <w:color w:val="65AADB"/>
-        </w:rPr>
-        <w:t xml:space="preserve"> of cqual - </w:t>
+          <w:color w:val="000000" w:themeColor="text1"/>
+        </w:rPr>
+        <w:t xml:space="preserve"> </w:t>
       </w:r>
       <w:r>
         <w:rPr>
@@ -1248,7 +1295,7 @@
       <w:tblPr>
         <w:tblpPr w:leftFromText="180" w:rightFromText="180" w:vertAnchor="text" w:tblpY="1"/>
         <w:tblOverlap w:val="never"/>
-        <w:tblW w:w="9000" w:type="dxa"/>
+        <w:tblW w:w="9799" w:type="dxa"/>
         <w:tblBorders>
           <w:top w:val="single" w:sz="4" w:space="0" w:color="auto"/>
           <w:left w:val="single" w:sz="4" w:space="0" w:color="auto"/>
@@ -1265,18 +1312,19 @@
         <w:tblLook w:val="04A0" w:firstRow="1" w:lastRow="0" w:firstColumn="1" w:lastColumn="0" w:noHBand="0" w:noVBand="1"/>
       </w:tblPr>
       <w:tblGrid>
-        <w:gridCol w:w="700"/>
-        <w:gridCol w:w="5300"/>
-        <w:gridCol w:w="3000"/>
+        <w:gridCol w:w="988"/>
+        <w:gridCol w:w="5670"/>
+        <w:gridCol w:w="3141"/>
       </w:tblGrid>
       <w:tr>
         <w:trPr>
+          <w:trHeight w:val="336"/>
           <w:tblHeader/>
         </w:trPr>
         <w:tc>
           <w:tcPr>
-            <w:tcW w:w="700" w:type="dxa"/>
-            <w:shd w:val="clear" w:color="auto" w:fill="65AADB"/>
+            <w:tcW w:w="988" w:type="dxa"/>
+            <w:shd w:val="clear" w:color="auto" w:fill="FFFFFF" w:themeFill="background1"/>
             <w:tcMar>
               <w:top w:w="80" w:type="dxa"/>
               <w:left w:w="120" w:type="dxa"/>
@@ -1289,14 +1337,13 @@
             <w:pPr>
               <w:rPr>
                 <w:rFonts w:ascii="Times New Roman" w:hAnsi="Times New Roman" w:cs="Times New Roman"/>
-              </w:rPr>
-            </w:pPr>
-            <w:r>
-              <w:rPr>
-                <w:rFonts w:ascii="Times New Roman" w:hAnsi="Times New Roman" w:cs="Times New Roman"/>
-                <w:b/>
-                <w:bCs/>
-                <w:color w:val="FFFFFF"/>
+                <w:color w:val="000000" w:themeColor="text1"/>
+              </w:rPr>
+            </w:pPr>
+            <w:r>
+              <w:rPr>
+                <w:rFonts w:ascii="Times New Roman" w:hAnsi="Times New Roman" w:cs="Times New Roman"/>
+                <w:color w:val="000000" w:themeColor="text1"/>
               </w:rPr>
               <w:t>Sr. No.</w:t>
             </w:r>
@@ -1304,8 +1351,8 @@
         </w:tc>
         <w:tc>
           <w:tcPr>
-            <w:tcW w:w="5300" w:type="dxa"/>
-            <w:shd w:val="clear" w:color="auto" w:fill="65AADB"/>
+            <w:tcW w:w="5670" w:type="dxa"/>
+            <w:shd w:val="clear" w:color="auto" w:fill="FFFFFF" w:themeFill="background1"/>
             <w:tcMar>
               <w:top w:w="80" w:type="dxa"/>
               <w:left w:w="120" w:type="dxa"/>
@@ -1318,14 +1365,13 @@
             <w:pPr>
               <w:rPr>
                 <w:rFonts w:ascii="Times New Roman" w:hAnsi="Times New Roman" w:cs="Times New Roman"/>
-              </w:rPr>
-            </w:pPr>
-            <w:r>
-              <w:rPr>
-                <w:rFonts w:ascii="Times New Roman" w:hAnsi="Times New Roman" w:cs="Times New Roman"/>
-                <w:b/>
-                <w:bCs/>
-                <w:color w:val="FFFFFF"/>
+                <w:color w:val="000000" w:themeColor="text1"/>
+              </w:rPr>
+            </w:pPr>
+            <w:r>
+              <w:rPr>
+                <w:rFonts w:ascii="Times New Roman" w:hAnsi="Times New Roman" w:cs="Times New Roman"/>
+                <w:color w:val="000000" w:themeColor="text1"/>
               </w:rPr>
               <w:t>Particulars</w:t>
             </w:r>
@@ -1333,8 +1379,8 @@
         </w:tc>
         <w:tc>
           <w:tcPr>
-            <w:tcW w:w="3000" w:type="dxa"/>
-            <w:shd w:val="clear" w:color="auto" w:fill="65AADB"/>
+            <w:tcW w:w="3141" w:type="dxa"/>
+            <w:shd w:val="clear" w:color="auto" w:fill="FFFFFF" w:themeFill="background1"/>
             <w:tcMar>
               <w:top w:w="80" w:type="dxa"/>
               <w:left w:w="120" w:type="dxa"/>
@@ -1347,24 +1393,40 @@
             <w:pPr>
               <w:rPr>
                 <w:rFonts w:ascii="Times New Roman" w:hAnsi="Times New Roman" w:cs="Times New Roman"/>
-              </w:rPr>
-            </w:pPr>
-            <w:r>
-              <w:rPr>
-                <w:rFonts w:ascii="Times New Roman" w:hAnsi="Times New Roman" w:cs="Times New Roman"/>
-                <w:b/>
-                <w:bCs/>
-                <w:color w:val="FFFFFF"/>
-              </w:rPr>
-              <w:t>Price (INR)</w:t>
+                <w:color w:val="000000" w:themeColor="text1"/>
+              </w:rPr>
+            </w:pPr>
+            <w:r>
+              <w:rPr>
+                <w:rFonts w:ascii="Times New Roman" w:hAnsi="Times New Roman" w:cs="Times New Roman"/>
+                <w:color w:val="000000" w:themeColor="text1"/>
+              </w:rPr>
+              <w:t xml:space="preserve">Price </w:t>
+            </w:r>
+            <w:r>
+              <w:rPr>
+                <w:rFonts w:ascii="Times New Roman" w:hAnsi="Times New Roman" w:cs="Times New Roman"/>
+                <w:color w:val="000000" w:themeColor="text1"/>
+              </w:rPr>
+              <w:t xml:space="preserve">in </w:t>
+            </w:r>
+            <w:r>
+              <w:rPr>
+                <w:rFonts w:ascii="Times New Roman" w:hAnsi="Times New Roman" w:cs="Times New Roman"/>
+                <w:color w:val="000000" w:themeColor="text1"/>
+              </w:rPr>
+              <w:t>INR</w:t>
             </w:r>
           </w:p>
         </w:tc>
       </w:tr>
       <w:tr>
-        <w:tc>
-          <w:tcPr>
-            <w:tcW w:w="700" w:type="dxa"/>
+        <w:trPr>
+          <w:trHeight w:val="814"/>
+        </w:trPr>
+        <w:tc>
+          <w:tcPr>
+            <w:tcW w:w="988" w:type="dxa"/>
             <w:shd w:val="clear" w:color="auto" w:fill="FFFFFF" w:themeFill="background1"/>
             <w:tcMar>
               <w:top w:w="80" w:type="dxa"/>
@@ -1389,7 +1451,7 @@
         </w:tc>
         <w:tc>
           <w:tcPr>
-            <w:tcW w:w="5300" w:type="dxa"/>
+            <w:tcW w:w="5670" w:type="dxa"/>
             <w:shd w:val="clear" w:color="auto" w:fill="FFFFFF" w:themeFill="background1"/>
             <w:tcMar>
               <w:top w:w="80" w:type="dxa"/>
@@ -1435,7 +1497,7 @@
         </w:tc>
         <w:tc>
           <w:tcPr>
-            <w:tcW w:w="3000" w:type="dxa"/>
+            <w:tcW w:w="3141" w:type="dxa"/>
             <w:shd w:val="clear" w:color="auto" w:fill="FFFFFF" w:themeFill="background1"/>
             <w:tcMar>
               <w:top w:w="80" w:type="dxa"/>
@@ -1473,9 +1535,12 @@
         </w:tc>
       </w:tr>
       <w:tr>
-        <w:tc>
-          <w:tcPr>
-            <w:tcW w:w="700" w:type="dxa"/>
+        <w:trPr>
+          <w:trHeight w:val="547"/>
+        </w:trPr>
+        <w:tc>
+          <w:tcPr>
+            <w:tcW w:w="988" w:type="dxa"/>
             <w:shd w:val="clear" w:color="auto" w:fill="FFFFFF" w:themeFill="background1"/>
             <w:tcMar>
               <w:top w:w="80" w:type="dxa"/>
@@ -1500,7 +1565,7 @@
         </w:tc>
         <w:tc>
           <w:tcPr>
-            <w:tcW w:w="5300" w:type="dxa"/>
+            <w:tcW w:w="5670" w:type="dxa"/>
             <w:shd w:val="clear" w:color="auto" w:fill="FFFFFF" w:themeFill="background1"/>
             <w:tcMar>
               <w:top w:w="80" w:type="dxa"/>
@@ -1545,7 +1610,7 @@
         </w:tc>
         <w:tc>
           <w:tcPr>
-            <w:tcW w:w="3000" w:type="dxa"/>
+            <w:tcW w:w="3141" w:type="dxa"/>
             <w:shd w:val="clear" w:color="auto" w:fill="FFFFFF" w:themeFill="background1"/>
             <w:tcMar>
               <w:top w:w="80" w:type="dxa"/>
@@ -1570,9 +1635,12 @@
         </w:tc>
       </w:tr>
       <w:tr>
-        <w:tc>
-          <w:tcPr>
-            <w:tcW w:w="700" w:type="dxa"/>
+        <w:trPr>
+          <w:trHeight w:val="535"/>
+        </w:trPr>
+        <w:tc>
+          <w:tcPr>
+            <w:tcW w:w="988" w:type="dxa"/>
             <w:shd w:val="clear" w:color="auto" w:fill="FFFFFF" w:themeFill="background1"/>
             <w:tcMar>
               <w:top w:w="80" w:type="dxa"/>
@@ -1597,7 +1665,7 @@
         </w:tc>
         <w:tc>
           <w:tcPr>
-            <w:tcW w:w="5300" w:type="dxa"/>
+            <w:tcW w:w="5670" w:type="dxa"/>
             <w:shd w:val="clear" w:color="auto" w:fill="FFFFFF" w:themeFill="background1"/>
             <w:tcMar>
               <w:top w:w="80" w:type="dxa"/>
@@ -1630,7 +1698,7 @@
         </w:tc>
         <w:tc>
           <w:tcPr>
-            <w:tcW w:w="3000" w:type="dxa"/>
+            <w:tcW w:w="3141" w:type="dxa"/>
             <w:shd w:val="clear" w:color="auto" w:fill="FFFFFF" w:themeFill="background1"/>
             <w:tcMar>
               <w:top w:w="80" w:type="dxa"/>
@@ -1649,9 +1717,12 @@
         </w:tc>
       </w:tr>
       <w:tr>
-        <w:tc>
-          <w:tcPr>
-            <w:tcW w:w="700" w:type="dxa"/>
+        <w:trPr>
+          <w:trHeight w:val="279"/>
+        </w:trPr>
+        <w:tc>
+          <w:tcPr>
+            <w:tcW w:w="988" w:type="dxa"/>
             <w:shd w:val="clear" w:color="auto" w:fill="FFFFFF" w:themeFill="background1"/>
             <w:tcMar>
               <w:top w:w="80" w:type="dxa"/>
@@ -1676,7 +1747,7 @@
         </w:tc>
         <w:tc>
           <w:tcPr>
-            <w:tcW w:w="5300" w:type="dxa"/>
+            <w:tcW w:w="5670" w:type="dxa"/>
             <w:shd w:val="clear" w:color="auto" w:fill="FFFFFF" w:themeFill="background1"/>
             <w:tcMar>
               <w:top w:w="80" w:type="dxa"/>
@@ -1709,7 +1780,7 @@
         </w:tc>
         <w:tc>
           <w:tcPr>
-            <w:tcW w:w="3000" w:type="dxa"/>
+            <w:tcW w:w="3141" w:type="dxa"/>
             <w:shd w:val="clear" w:color="auto" w:fill="FFFFFF" w:themeFill="background1"/>
             <w:tcMar>
               <w:top w:w="80" w:type="dxa"/>
@@ -1728,9 +1799,12 @@
         </w:tc>
       </w:tr>
       <w:tr>
-        <w:tc>
-          <w:tcPr>
-            <w:tcW w:w="700" w:type="dxa"/>
+        <w:trPr>
+          <w:trHeight w:val="1082"/>
+        </w:trPr>
+        <w:tc>
+          <w:tcPr>
+            <w:tcW w:w="988" w:type="dxa"/>
             <w:shd w:val="clear" w:color="auto" w:fill="FFFFFF" w:themeFill="background1"/>
             <w:tcMar>
               <w:top w:w="80" w:type="dxa"/>
@@ -1755,7 +1829,7 @@
         </w:tc>
         <w:tc>
           <w:tcPr>
-            <w:tcW w:w="5300" w:type="dxa"/>
+            <w:tcW w:w="5670" w:type="dxa"/>
             <w:shd w:val="clear" w:color="auto" w:fill="FFFFFF" w:themeFill="background1"/>
             <w:tcMar>
               <w:top w:w="80" w:type="dxa"/>
@@ -1839,7 +1913,7 @@
         </w:tc>
         <w:tc>
           <w:tcPr>
-            <w:tcW w:w="3000" w:type="dxa"/>
+            <w:tcW w:w="3141" w:type="dxa"/>
             <w:shd w:val="clear" w:color="auto" w:fill="FFFFFF" w:themeFill="background1"/>
             <w:tcMar>
               <w:top w:w="80" w:type="dxa"/>
@@ -1858,9 +1932,12 @@
         </w:tc>
       </w:tr>
       <w:tr>
-        <w:tc>
-          <w:tcPr>
-            <w:tcW w:w="700" w:type="dxa"/>
+        <w:trPr>
+          <w:trHeight w:val="279"/>
+        </w:trPr>
+        <w:tc>
+          <w:tcPr>
+            <w:tcW w:w="988" w:type="dxa"/>
             <w:shd w:val="clear" w:color="auto" w:fill="FFFFFF" w:themeFill="background1"/>
             <w:tcMar>
               <w:top w:w="80" w:type="dxa"/>
@@ -1887,7 +1964,7 @@
         </w:tc>
         <w:tc>
           <w:tcPr>
-            <w:tcW w:w="5300" w:type="dxa"/>
+            <w:tcW w:w="5670" w:type="dxa"/>
             <w:shd w:val="clear" w:color="auto" w:fill="FFFFFF" w:themeFill="background1"/>
             <w:tcMar>
               <w:top w:w="80" w:type="dxa"/>
@@ -1914,7 +1991,7 @@
         </w:tc>
         <w:tc>
           <w:tcPr>
-            <w:tcW w:w="3000" w:type="dxa"/>
+            <w:tcW w:w="3141" w:type="dxa"/>
             <w:shd w:val="clear" w:color="auto" w:fill="FFFFFF" w:themeFill="background1"/>
             <w:tcMar>
               <w:top w:w="80" w:type="dxa"/>
@@ -1933,9 +2010,12 @@
         </w:tc>
       </w:tr>
       <w:tr>
-        <w:tc>
-          <w:tcPr>
-            <w:tcW w:w="700" w:type="dxa"/>
+        <w:trPr>
+          <w:trHeight w:val="547"/>
+        </w:trPr>
+        <w:tc>
+          <w:tcPr>
+            <w:tcW w:w="988" w:type="dxa"/>
             <w:shd w:val="clear" w:color="auto" w:fill="FFFFFF" w:themeFill="background1"/>
             <w:tcMar>
               <w:top w:w="80" w:type="dxa"/>
@@ -1954,7 +2034,7 @@
         </w:tc>
         <w:tc>
           <w:tcPr>
-            <w:tcW w:w="5300" w:type="dxa"/>
+            <w:tcW w:w="5670" w:type="dxa"/>
             <w:shd w:val="clear" w:color="auto" w:fill="FFFFFF" w:themeFill="background1"/>
             <w:tcMar>
               <w:top w:w="80" w:type="dxa"/>
@@ -2022,7 +2102,7 @@
         </w:tc>
         <w:tc>
           <w:tcPr>
-            <w:tcW w:w="3000" w:type="dxa"/>
+            <w:tcW w:w="3141" w:type="dxa"/>
             <w:shd w:val="clear" w:color="auto" w:fill="FFFFFF" w:themeFill="background1"/>
             <w:tcMar>
               <w:top w:w="80" w:type="dxa"/>
@@ -2033,23 +2113,41 @@
           </w:tcPr>
           <w:p>
             <w:pPr>
-              <w:rPr>
-                <w:rFonts w:ascii="Times New Roman" w:hAnsi="Times New Roman" w:cs="Times New Roman"/>
-              </w:rPr>
-            </w:pPr>
-            <w:r>
-              <w:rPr>
-                <w:rFonts w:ascii="Times New Roman" w:hAnsi="Times New Roman" w:cs="Times New Roman"/>
-              </w:rPr>
-              <w:t>Chargeable</w:t>
+              <w:spacing w:line="259" w:lineRule="auto"/>
+              <w:ind w:left="1"/>
+              <w:rPr>
+                <w:rFonts w:ascii="Times New Roman" w:hAnsi="Times New Roman" w:cs="Times New Roman"/>
+              </w:rPr>
+            </w:pPr>
+            <w:r>
+              <w:rPr>
+                <w:rFonts w:ascii="Times New Roman" w:hAnsi="Times New Roman" w:cs="Times New Roman"/>
+              </w:rPr>
+              <w:t xml:space="preserve">Chargeable  </w:t>
+            </w:r>
+          </w:p>
+          <w:p>
+            <w:pPr>
+              <w:rPr>
+                <w:rFonts w:ascii="Times New Roman" w:hAnsi="Times New Roman" w:cs="Times New Roman"/>
+              </w:rPr>
+            </w:pPr>
+            <w:r>
+              <w:rPr>
+                <w:rFonts w:ascii="Times New Roman" w:hAnsi="Times New Roman" w:cs="Times New Roman"/>
+              </w:rPr>
+              <w:t>As per Sr. No. 4</w:t>
             </w:r>
           </w:p>
         </w:tc>
       </w:tr>
       <w:tr>
-        <w:tc>
-          <w:tcPr>
-            <w:tcW w:w="700" w:type="dxa"/>
+        <w:trPr>
+          <w:trHeight w:val="535"/>
+        </w:trPr>
+        <w:tc>
+          <w:tcPr>
+            <w:tcW w:w="988" w:type="dxa"/>
             <w:shd w:val="clear" w:color="auto" w:fill="FFFFFF" w:themeFill="background1"/>
             <w:tcMar>
               <w:top w:w="80" w:type="dxa"/>
@@ -2068,7 +2166,7 @@
         </w:tc>
         <w:tc>
           <w:tcPr>
-            <w:tcW w:w="5300" w:type="dxa"/>
+            <w:tcW w:w="5670" w:type="dxa"/>
             <w:shd w:val="clear" w:color="auto" w:fill="FFFFFF" w:themeFill="background1"/>
             <w:tcMar>
               <w:top w:w="80" w:type="dxa"/>
@@ -2124,6 +2222,12 @@
               <w:rPr>
                 <w:rFonts w:ascii="Times New Roman" w:hAnsi="Times New Roman" w:cs="Times New Roman"/>
               </w:rPr>
+              <w:t xml:space="preserve">Bugs </w:t>
+            </w:r>
+            <w:r>
+              <w:rPr>
+                <w:rFonts w:ascii="Times New Roman" w:hAnsi="Times New Roman" w:cs="Times New Roman"/>
+              </w:rPr>
               <w:t xml:space="preserve">Identified by you or by </w:t>
             </w:r>
             <w:proofErr w:type="spellStart"/>
@@ -2144,7 +2248,7 @@
         </w:tc>
         <w:tc>
           <w:tcPr>
-            <w:tcW w:w="3000" w:type="dxa"/>
+            <w:tcW w:w="3141" w:type="dxa"/>
             <w:shd w:val="clear" w:color="auto" w:fill="FFFFFF" w:themeFill="background1"/>
             <w:tcMar>
               <w:top w:w="80" w:type="dxa"/>
@@ -2169,9 +2273,12 @@
         </w:tc>
       </w:tr>
       <w:tr>
-        <w:tc>
-          <w:tcPr>
-            <w:tcW w:w="700" w:type="dxa"/>
+        <w:trPr>
+          <w:trHeight w:val="814"/>
+        </w:trPr>
+        <w:tc>
+          <w:tcPr>
+            <w:tcW w:w="988" w:type="dxa"/>
             <w:shd w:val="clear" w:color="auto" w:fill="FFFFFF" w:themeFill="background1"/>
             <w:tcMar>
               <w:top w:w="80" w:type="dxa"/>
@@ -2190,7 +2297,7 @@
         </w:tc>
         <w:tc>
           <w:tcPr>
-            <w:tcW w:w="5300" w:type="dxa"/>
+            <w:tcW w:w="5670" w:type="dxa"/>
             <w:shd w:val="clear" w:color="auto" w:fill="FFFFFF" w:themeFill="background1"/>
             <w:tcMar>
               <w:top w:w="80" w:type="dxa"/>
@@ -2225,15 +2332,7 @@
                 <w:b/>
                 <w:bCs/>
               </w:rPr>
-              <w:t xml:space="preserve">Customer Specific Enhancements </w:t>
-            </w:r>
-            <w:r>
-              <w:rPr>
-                <w:rFonts w:ascii="Times New Roman" w:hAnsi="Times New Roman" w:cs="Times New Roman"/>
-                <w:b/>
-                <w:bCs/>
-              </w:rPr>
-              <w:t>–</w:t>
+              <w:t>Customer Specific Enhancements –</w:t>
             </w:r>
             <w:r>
               <w:rPr>
@@ -2252,13 +2351,13 @@
               <w:rPr>
                 <w:rFonts w:ascii="Times New Roman" w:hAnsi="Times New Roman" w:cs="Times New Roman"/>
               </w:rPr>
-              <w:t>New/change in document printing format, new/change in reports.</w:t>
-            </w:r>
-          </w:p>
-        </w:tc>
-        <w:tc>
-          <w:tcPr>
-            <w:tcW w:w="3000" w:type="dxa"/>
+              <w:t>New/Change in Document Prin ng format, New/Changes in Reports, New/Change in Reports</w:t>
+            </w:r>
+          </w:p>
+        </w:tc>
+        <w:tc>
+          <w:tcPr>
+            <w:tcW w:w="3141" w:type="dxa"/>
             <w:shd w:val="clear" w:color="auto" w:fill="FFFFFF" w:themeFill="background1"/>
             <w:tcMar>
               <w:top w:w="80" w:type="dxa"/>
@@ -2269,23 +2368,41 @@
           </w:tcPr>
           <w:p>
             <w:pPr>
-              <w:rPr>
-                <w:rFonts w:ascii="Times New Roman" w:hAnsi="Times New Roman" w:cs="Times New Roman"/>
-              </w:rPr>
-            </w:pPr>
-            <w:r>
-              <w:rPr>
-                <w:rFonts w:ascii="Times New Roman" w:hAnsi="Times New Roman" w:cs="Times New Roman"/>
-              </w:rPr>
-              <w:t>Chargeable</w:t>
+              <w:spacing w:line="259" w:lineRule="auto"/>
+              <w:ind w:left="1"/>
+              <w:rPr>
+                <w:rFonts w:ascii="Times New Roman" w:hAnsi="Times New Roman" w:cs="Times New Roman"/>
+              </w:rPr>
+            </w:pPr>
+            <w:r>
+              <w:rPr>
+                <w:rFonts w:ascii="Times New Roman" w:hAnsi="Times New Roman" w:cs="Times New Roman"/>
+              </w:rPr>
+              <w:t xml:space="preserve">Chargeable  </w:t>
+            </w:r>
+          </w:p>
+          <w:p>
+            <w:pPr>
+              <w:rPr>
+                <w:rFonts w:ascii="Times New Roman" w:hAnsi="Times New Roman" w:cs="Times New Roman"/>
+              </w:rPr>
+            </w:pPr>
+            <w:r>
+              <w:rPr>
+                <w:rFonts w:ascii="Times New Roman" w:hAnsi="Times New Roman" w:cs="Times New Roman"/>
+              </w:rPr>
+              <w:t>As per Sr. No. 4</w:t>
             </w:r>
           </w:p>
         </w:tc>
       </w:tr>
       <w:tr>
-        <w:tc>
-          <w:tcPr>
-            <w:tcW w:w="700" w:type="dxa"/>
+        <w:trPr>
+          <w:trHeight w:val="547"/>
+        </w:trPr>
+        <w:tc>
+          <w:tcPr>
+            <w:tcW w:w="988" w:type="dxa"/>
             <w:shd w:val="clear" w:color="auto" w:fill="FFFFFF" w:themeFill="background1"/>
             <w:tcMar>
               <w:top w:w="80" w:type="dxa"/>
@@ -2304,7 +2421,7 @@
         </w:tc>
         <w:tc>
           <w:tcPr>
-            <w:tcW w:w="5300" w:type="dxa"/>
+            <w:tcW w:w="5670" w:type="dxa"/>
             <w:shd w:val="clear" w:color="auto" w:fill="FFFFFF" w:themeFill="background1"/>
             <w:tcMar>
               <w:top w:w="80" w:type="dxa"/>
@@ -2339,15 +2456,7 @@
                 <w:b/>
                 <w:bCs/>
               </w:rPr>
-              <w:t xml:space="preserve">Product Upgrade </w:t>
-            </w:r>
-            <w:r>
-              <w:rPr>
-                <w:rFonts w:ascii="Times New Roman" w:hAnsi="Times New Roman" w:cs="Times New Roman"/>
-                <w:b/>
-                <w:bCs/>
-              </w:rPr>
-              <w:t>–</w:t>
+              <w:t>Product Upgrade –</w:t>
             </w:r>
             <w:r>
               <w:rPr>
@@ -2366,7 +2475,7 @@
               <w:rPr>
                 <w:rFonts w:ascii="Times New Roman" w:hAnsi="Times New Roman" w:cs="Times New Roman"/>
               </w:rPr>
-              <w:t xml:space="preserve">As done by </w:t>
+              <w:t xml:space="preserve">Product Upgrade as done by </w:t>
             </w:r>
             <w:proofErr w:type="spellStart"/>
             <w:r>
@@ -2380,13 +2489,27 @@
               <w:rPr>
                 <w:rFonts w:ascii="Times New Roman" w:hAnsi="Times New Roman" w:cs="Times New Roman"/>
               </w:rPr>
-              <w:t xml:space="preserve"> Software Solutions LLP on its own.</w:t>
-            </w:r>
-          </w:p>
-        </w:tc>
-        <w:tc>
-          <w:tcPr>
-            <w:tcW w:w="3000" w:type="dxa"/>
+              <w:t xml:space="preserve"> So ware Solu </w:t>
+            </w:r>
+            <w:proofErr w:type="spellStart"/>
+            <w:r>
+              <w:rPr>
+                <w:rFonts w:ascii="Times New Roman" w:hAnsi="Times New Roman" w:cs="Times New Roman"/>
+              </w:rPr>
+              <w:t>ons</w:t>
+            </w:r>
+            <w:proofErr w:type="spellEnd"/>
+            <w:r>
+              <w:rPr>
+                <w:rFonts w:ascii="Times New Roman" w:hAnsi="Times New Roman" w:cs="Times New Roman"/>
+              </w:rPr>
+              <w:t xml:space="preserve"> LLP on their own  </w:t>
+            </w:r>
+          </w:p>
+        </w:tc>
+        <w:tc>
+          <w:tcPr>
+            <w:tcW w:w="3141" w:type="dxa"/>
             <w:shd w:val="clear" w:color="auto" w:fill="FFFFFF" w:themeFill="background1"/>
             <w:tcMar>
               <w:top w:w="80" w:type="dxa"/>
@@ -2405,15 +2528,30 @@
               <w:rPr>
                 <w:rFonts w:ascii="Times New Roman" w:hAnsi="Times New Roman" w:cs="Times New Roman"/>
               </w:rPr>
-              <w:t>Free, under License Fee Renewal</w:t>
+              <w:t>Free, under License Fee</w:t>
+            </w:r>
+            <w:r>
+              <w:rPr>
+                <w:rFonts w:ascii="Times New Roman" w:hAnsi="Times New Roman" w:cs="Times New Roman"/>
+              </w:rPr>
+              <w:t>`</w:t>
+            </w:r>
+            <w:r>
+              <w:rPr>
+                <w:rFonts w:ascii="Times New Roman" w:hAnsi="Times New Roman" w:cs="Times New Roman"/>
+              </w:rPr>
+              <w:t xml:space="preserve"> Renewal</w:t>
             </w:r>
           </w:p>
         </w:tc>
       </w:tr>
       <w:tr>
-        <w:tc>
-          <w:tcPr>
-            <w:tcW w:w="700" w:type="dxa"/>
+        <w:trPr>
+          <w:trHeight w:val="547"/>
+        </w:trPr>
+        <w:tc>
+          <w:tcPr>
+            <w:tcW w:w="988" w:type="dxa"/>
             <w:shd w:val="clear" w:color="auto" w:fill="FFFFFF" w:themeFill="background1"/>
             <w:tcMar>
               <w:top w:w="80" w:type="dxa"/>
@@ -2432,7 +2570,7 @@
         </w:tc>
         <w:tc>
           <w:tcPr>
-            <w:tcW w:w="5300" w:type="dxa"/>
+            <w:tcW w:w="5670" w:type="dxa"/>
             <w:shd w:val="clear" w:color="auto" w:fill="FFFFFF" w:themeFill="background1"/>
             <w:tcMar>
               <w:top w:w="80" w:type="dxa"/>
@@ -2467,15 +2605,7 @@
                 <w:b/>
                 <w:bCs/>
               </w:rPr>
-              <w:t xml:space="preserve">Implementation </w:t>
-            </w:r>
-            <w:r>
-              <w:rPr>
-                <w:rFonts w:ascii="Times New Roman" w:hAnsi="Times New Roman" w:cs="Times New Roman"/>
-                <w:b/>
-                <w:bCs/>
-              </w:rPr>
-              <w:t>–</w:t>
+              <w:t>Implementation –</w:t>
             </w:r>
           </w:p>
           <w:p>
@@ -2508,7 +2638,7 @@
         </w:tc>
         <w:tc>
           <w:tcPr>
-            <w:tcW w:w="3000" w:type="dxa"/>
+            <w:tcW w:w="3141" w:type="dxa"/>
             <w:shd w:val="clear" w:color="auto" w:fill="FFFFFF" w:themeFill="background1"/>
             <w:tcMar>
               <w:top w:w="80" w:type="dxa"/>
@@ -2527,15 +2657,31 @@
               <w:rPr>
                 <w:rFonts w:ascii="Times New Roman" w:hAnsi="Times New Roman" w:cs="Times New Roman"/>
               </w:rPr>
-              <w:t>Chargeable</w:t>
+              <w:t xml:space="preserve">Chargeable  </w:t>
+            </w:r>
+          </w:p>
+          <w:p>
+            <w:pPr>
+              <w:rPr>
+                <w:rFonts w:ascii="Times New Roman" w:hAnsi="Times New Roman" w:cs="Times New Roman"/>
+              </w:rPr>
+            </w:pPr>
+            <w:r>
+              <w:rPr>
+                <w:rFonts w:ascii="Times New Roman" w:hAnsi="Times New Roman" w:cs="Times New Roman"/>
+              </w:rPr>
+              <w:t>As per Sr. No. 4</w:t>
             </w:r>
           </w:p>
         </w:tc>
       </w:tr>
       <w:tr>
-        <w:tc>
-          <w:tcPr>
-            <w:tcW w:w="700" w:type="dxa"/>
+        <w:trPr>
+          <w:trHeight w:val="279"/>
+        </w:trPr>
+        <w:tc>
+          <w:tcPr>
+            <w:tcW w:w="988" w:type="dxa"/>
             <w:shd w:val="clear" w:color="auto" w:fill="FFFFFF" w:themeFill="background1"/>
             <w:tcMar>
               <w:top w:w="80" w:type="dxa"/>
@@ -2554,13 +2700,14 @@
               <w:rPr>
                 <w:rFonts w:ascii="Times New Roman" w:hAnsi="Times New Roman" w:cs="Times New Roman"/>
               </w:rPr>
+              <w:lastRenderedPageBreak/>
               <w:t>7</w:t>
             </w:r>
           </w:p>
         </w:tc>
         <w:tc>
           <w:tcPr>
-            <w:tcW w:w="5300" w:type="dxa"/>
+            <w:tcW w:w="5670" w:type="dxa"/>
             <w:shd w:val="clear" w:color="auto" w:fill="FFFFFF" w:themeFill="background1"/>
             <w:tcMar>
               <w:top w:w="80" w:type="dxa"/>
@@ -2585,7 +2732,7 @@
         </w:tc>
         <w:tc>
           <w:tcPr>
-            <w:tcW w:w="3000" w:type="dxa"/>
+            <w:tcW w:w="3141" w:type="dxa"/>
             <w:shd w:val="clear" w:color="auto" w:fill="FFFFFF" w:themeFill="background1"/>
             <w:tcMar>
               <w:top w:w="80" w:type="dxa"/>
@@ -2617,12 +2764,6 @@
           <w:rFonts w:ascii="Times New Roman" w:hAnsi="Times New Roman" w:cs="Times New Roman"/>
         </w:rPr>
       </w:pPr>
-      <w:r>
-        <w:rPr>
-          <w:rFonts w:ascii="Times New Roman" w:hAnsi="Times New Roman" w:cs="Times New Roman"/>
-        </w:rPr>
-        <w:br w:type="textWrapping" w:clear="all"/>
-      </w:r>
     </w:p>
     <w:p>
       <w:pPr>
@@ -2639,26 +2780,1266 @@
           <w:rFonts w:ascii="Times New Roman" w:hAnsi="Times New Roman" w:cs="Times New Roman"/>
         </w:rPr>
       </w:pPr>
-    </w:p>
-    <w:p>
-      <w:pPr>
-        <w:pBdr>
-          <w:bottom w:val="single" w:sz="6" w:space="4" w:color="65AADB"/>
-        </w:pBdr>
+      <w:r>
+        <w:rPr>
+          <w:rFonts w:ascii="Times New Roman" w:hAnsi="Times New Roman" w:cs="Times New Roman"/>
+        </w:rPr>
+        <w:t xml:space="preserve">Price Summary  </w:t>
+      </w:r>
+    </w:p>
+    <w:tbl>
+      <w:tblPr>
+        <w:tblStyle w:val="TableGrid"/>
+        <w:tblW w:w="9636" w:type="dxa"/>
+        <w:tblInd w:w="106" w:type="dxa"/>
+        <w:tblCellMar>
+          <w:top w:w="14" w:type="dxa"/>
+          <w:left w:w="28" w:type="dxa"/>
+          <w:right w:w="48" w:type="dxa"/>
+        </w:tblCellMar>
+        <w:tblLook w:val="04A0" w:firstRow="1" w:lastRow="0" w:firstColumn="1" w:lastColumn="0" w:noHBand="0" w:noVBand="1"/>
+      </w:tblPr>
+      <w:tblGrid>
+        <w:gridCol w:w="1922"/>
+        <w:gridCol w:w="949"/>
+        <w:gridCol w:w="949"/>
+        <w:gridCol w:w="872"/>
+        <w:gridCol w:w="872"/>
+        <w:gridCol w:w="872"/>
+        <w:gridCol w:w="872"/>
+        <w:gridCol w:w="1197"/>
+        <w:gridCol w:w="1131"/>
+      </w:tblGrid>
+      <w:tr>
+        <w:trPr>
+          <w:trHeight w:val="217"/>
+        </w:trPr>
+        <w:tc>
+          <w:tcPr>
+            <w:tcW w:w="1922" w:type="dxa"/>
+            <w:tcBorders>
+              <w:top w:val="single" w:sz="4" w:space="0" w:color="000000"/>
+              <w:left w:val="single" w:sz="4" w:space="0" w:color="000000"/>
+              <w:bottom w:val="single" w:sz="5" w:space="0" w:color="000000"/>
+              <w:right w:val="single" w:sz="4" w:space="0" w:color="000000"/>
+            </w:tcBorders>
+            <w:shd w:val="clear" w:color="auto" w:fill="D9D9D9"/>
+          </w:tcPr>
+          <w:p>
+            <w:pPr>
+              <w:spacing w:line="259" w:lineRule="auto"/>
+            </w:pPr>
+            <w:r>
+              <w:rPr>
+                <w:sz w:val="14"/>
+              </w:rPr>
+              <w:t>CQUAL Product Platform</w:t>
+            </w:r>
+          </w:p>
+        </w:tc>
+        <w:tc>
+          <w:tcPr>
+            <w:tcW w:w="949" w:type="dxa"/>
+            <w:tcBorders>
+              <w:top w:val="single" w:sz="4" w:space="0" w:color="000000"/>
+              <w:left w:val="single" w:sz="4" w:space="0" w:color="000000"/>
+              <w:bottom w:val="single" w:sz="5" w:space="0" w:color="000000"/>
+              <w:right w:val="single" w:sz="4" w:space="0" w:color="000000"/>
+            </w:tcBorders>
+            <w:shd w:val="clear" w:color="auto" w:fill="D9D9D9"/>
+          </w:tcPr>
+          <w:p>
+            <w:pPr>
+              <w:spacing w:line="259" w:lineRule="auto"/>
+              <w:ind w:left="1"/>
+            </w:pPr>
+            <w:r>
+              <w:rPr>
+                <w:sz w:val="14"/>
+              </w:rPr>
+              <w:t>No of Users</w:t>
+            </w:r>
+          </w:p>
+        </w:tc>
+        <w:tc>
+          <w:tcPr>
+            <w:tcW w:w="949" w:type="dxa"/>
+            <w:tcBorders>
+              <w:top w:val="single" w:sz="4" w:space="0" w:color="000000"/>
+              <w:left w:val="single" w:sz="4" w:space="0" w:color="000000"/>
+              <w:bottom w:val="single" w:sz="5" w:space="0" w:color="000000"/>
+              <w:right w:val="single" w:sz="4" w:space="0" w:color="000000"/>
+            </w:tcBorders>
+            <w:shd w:val="clear" w:color="auto" w:fill="D9D9D9"/>
+          </w:tcPr>
+          <w:p>
+            <w:pPr>
+              <w:spacing w:line="259" w:lineRule="auto"/>
+              <w:ind w:left="28"/>
+              <w:jc w:val="center"/>
+            </w:pPr>
+            <w:r>
+              <w:rPr>
+                <w:sz w:val="14"/>
+              </w:rPr>
+              <w:t>Y1</w:t>
+            </w:r>
+          </w:p>
+        </w:tc>
+        <w:tc>
+          <w:tcPr>
+            <w:tcW w:w="872" w:type="dxa"/>
+            <w:tcBorders>
+              <w:top w:val="single" w:sz="4" w:space="0" w:color="000000"/>
+              <w:left w:val="single" w:sz="4" w:space="0" w:color="000000"/>
+              <w:bottom w:val="single" w:sz="5" w:space="0" w:color="000000"/>
+              <w:right w:val="single" w:sz="4" w:space="0" w:color="000000"/>
+            </w:tcBorders>
+            <w:shd w:val="clear" w:color="auto" w:fill="D9D9D9"/>
+          </w:tcPr>
+          <w:p>
+            <w:pPr>
+              <w:spacing w:line="259" w:lineRule="auto"/>
+              <w:ind w:left="32"/>
+              <w:jc w:val="center"/>
+            </w:pPr>
+            <w:r>
+              <w:rPr>
+                <w:sz w:val="14"/>
+              </w:rPr>
+              <w:t>Y2</w:t>
+            </w:r>
+          </w:p>
+        </w:tc>
+        <w:tc>
+          <w:tcPr>
+            <w:tcW w:w="872" w:type="dxa"/>
+            <w:tcBorders>
+              <w:top w:val="single" w:sz="4" w:space="0" w:color="000000"/>
+              <w:left w:val="single" w:sz="4" w:space="0" w:color="000000"/>
+              <w:bottom w:val="single" w:sz="5" w:space="0" w:color="000000"/>
+              <w:right w:val="single" w:sz="4" w:space="0" w:color="000000"/>
+            </w:tcBorders>
+            <w:shd w:val="clear" w:color="auto" w:fill="D9D9D9"/>
+          </w:tcPr>
+          <w:p>
+            <w:pPr>
+              <w:spacing w:line="259" w:lineRule="auto"/>
+              <w:ind w:left="33"/>
+              <w:jc w:val="center"/>
+            </w:pPr>
+            <w:r>
+              <w:rPr>
+                <w:sz w:val="14"/>
+              </w:rPr>
+              <w:t>Y3</w:t>
+            </w:r>
+          </w:p>
+        </w:tc>
+        <w:tc>
+          <w:tcPr>
+            <w:tcW w:w="872" w:type="dxa"/>
+            <w:tcBorders>
+              <w:top w:val="single" w:sz="4" w:space="0" w:color="000000"/>
+              <w:left w:val="single" w:sz="4" w:space="0" w:color="000000"/>
+              <w:bottom w:val="single" w:sz="5" w:space="0" w:color="000000"/>
+              <w:right w:val="single" w:sz="4" w:space="0" w:color="000000"/>
+            </w:tcBorders>
+            <w:shd w:val="clear" w:color="auto" w:fill="D9D9D9"/>
+          </w:tcPr>
+          <w:p>
+            <w:pPr>
+              <w:spacing w:line="259" w:lineRule="auto"/>
+              <w:ind w:left="31"/>
+              <w:jc w:val="center"/>
+            </w:pPr>
+            <w:r>
+              <w:rPr>
+                <w:sz w:val="14"/>
+              </w:rPr>
+              <w:t>Y4</w:t>
+            </w:r>
+          </w:p>
+        </w:tc>
+        <w:tc>
+          <w:tcPr>
+            <w:tcW w:w="872" w:type="dxa"/>
+            <w:tcBorders>
+              <w:top w:val="single" w:sz="4" w:space="0" w:color="000000"/>
+              <w:left w:val="single" w:sz="4" w:space="0" w:color="000000"/>
+              <w:bottom w:val="single" w:sz="5" w:space="0" w:color="000000"/>
+              <w:right w:val="single" w:sz="4" w:space="0" w:color="000000"/>
+            </w:tcBorders>
+            <w:shd w:val="clear" w:color="auto" w:fill="D9D9D9"/>
+          </w:tcPr>
+          <w:p>
+            <w:pPr>
+              <w:spacing w:line="259" w:lineRule="auto"/>
+              <w:ind w:left="32"/>
+              <w:jc w:val="center"/>
+            </w:pPr>
+            <w:r>
+              <w:rPr>
+                <w:sz w:val="14"/>
+              </w:rPr>
+              <w:t>Y5</w:t>
+            </w:r>
+          </w:p>
+        </w:tc>
+        <w:tc>
+          <w:tcPr>
+            <w:tcW w:w="1197" w:type="dxa"/>
+            <w:tcBorders>
+              <w:top w:val="single" w:sz="4" w:space="0" w:color="000000"/>
+              <w:left w:val="single" w:sz="4" w:space="0" w:color="000000"/>
+              <w:bottom w:val="single" w:sz="5" w:space="0" w:color="000000"/>
+              <w:right w:val="single" w:sz="5" w:space="0" w:color="000000"/>
+            </w:tcBorders>
+            <w:shd w:val="clear" w:color="auto" w:fill="D9D9D9"/>
+          </w:tcPr>
+          <w:p>
+            <w:pPr>
+              <w:spacing w:line="259" w:lineRule="auto"/>
+              <w:ind w:left="23"/>
+              <w:jc w:val="center"/>
+            </w:pPr>
+            <w:proofErr w:type="spellStart"/>
+            <w:r>
+              <w:rPr>
+                <w:sz w:val="14"/>
+              </w:rPr>
+              <w:t>Avg</w:t>
+            </w:r>
+            <w:proofErr w:type="spellEnd"/>
+            <w:r>
+              <w:rPr>
+                <w:sz w:val="14"/>
+              </w:rPr>
+              <w:t xml:space="preserve"> Cost/ Year</w:t>
+            </w:r>
+          </w:p>
+        </w:tc>
+        <w:tc>
+          <w:tcPr>
+            <w:tcW w:w="1131" w:type="dxa"/>
+            <w:tcBorders>
+              <w:top w:val="single" w:sz="4" w:space="0" w:color="000000"/>
+              <w:left w:val="single" w:sz="5" w:space="0" w:color="000000"/>
+              <w:bottom w:val="single" w:sz="5" w:space="0" w:color="000000"/>
+              <w:right w:val="single" w:sz="5" w:space="0" w:color="000000"/>
+            </w:tcBorders>
+            <w:shd w:val="clear" w:color="auto" w:fill="D9D9D9"/>
+          </w:tcPr>
+          <w:p>
+            <w:pPr>
+              <w:spacing w:line="259" w:lineRule="auto"/>
+              <w:ind w:left="26"/>
+              <w:jc w:val="both"/>
+            </w:pPr>
+            <w:r>
+              <w:rPr>
+                <w:sz w:val="14"/>
+              </w:rPr>
+              <w:t>Cost /User /Year</w:t>
+            </w:r>
+          </w:p>
+        </w:tc>
+      </w:tr>
+      <w:tr>
+        <w:trPr>
+          <w:trHeight w:val="215"/>
+        </w:trPr>
+        <w:tc>
+          <w:tcPr>
+            <w:tcW w:w="1922" w:type="dxa"/>
+            <w:tcBorders>
+              <w:top w:val="single" w:sz="5" w:space="0" w:color="000000"/>
+              <w:left w:val="single" w:sz="4" w:space="0" w:color="000000"/>
+              <w:bottom w:val="single" w:sz="5" w:space="0" w:color="000000"/>
+              <w:right w:val="single" w:sz="4" w:space="0" w:color="000000"/>
+            </w:tcBorders>
+            <w:shd w:val="clear" w:color="auto" w:fill="DAE9F8"/>
+          </w:tcPr>
+          <w:p>
+            <w:pPr>
+              <w:spacing w:line="259" w:lineRule="auto"/>
+            </w:pPr>
+            <w:r>
+              <w:rPr>
+                <w:sz w:val="14"/>
+              </w:rPr>
+              <w:t>LPA</w:t>
+            </w:r>
+          </w:p>
+        </w:tc>
+        <w:tc>
+          <w:tcPr>
+            <w:tcW w:w="949" w:type="dxa"/>
+            <w:tcBorders>
+              <w:top w:val="single" w:sz="5" w:space="0" w:color="000000"/>
+              <w:left w:val="single" w:sz="4" w:space="0" w:color="000000"/>
+              <w:bottom w:val="single" w:sz="5" w:space="0" w:color="000000"/>
+              <w:right w:val="single" w:sz="4" w:space="0" w:color="000000"/>
+            </w:tcBorders>
+            <w:shd w:val="clear" w:color="auto" w:fill="DAE9F8"/>
+          </w:tcPr>
+          <w:p>
+            <w:pPr>
+              <w:spacing w:line="259" w:lineRule="auto"/>
+              <w:ind w:left="27"/>
+              <w:jc w:val="center"/>
+            </w:pPr>
+            <w:r>
+              <w:rPr>
+                <w:sz w:val="14"/>
+              </w:rPr>
+              <w:t>20</w:t>
+            </w:r>
+          </w:p>
+        </w:tc>
+        <w:tc>
+          <w:tcPr>
+            <w:tcW w:w="949" w:type="dxa"/>
+            <w:tcBorders>
+              <w:top w:val="single" w:sz="5" w:space="0" w:color="000000"/>
+              <w:left w:val="single" w:sz="4" w:space="0" w:color="000000"/>
+              <w:bottom w:val="single" w:sz="5" w:space="0" w:color="000000"/>
+              <w:right w:val="single" w:sz="4" w:space="0" w:color="000000"/>
+            </w:tcBorders>
+            <w:shd w:val="clear" w:color="auto" w:fill="DAE9F8"/>
+          </w:tcPr>
+          <w:p>
+            <w:pPr>
+              <w:spacing w:line="259" w:lineRule="auto"/>
+              <w:ind w:left="25"/>
+              <w:jc w:val="both"/>
+            </w:pPr>
+            <w:r>
+              <w:rPr>
+                <w:sz w:val="14"/>
+              </w:rPr>
+              <w:t xml:space="preserve">    </w:t>
+            </w:r>
+          </w:p>
+        </w:tc>
+        <w:tc>
+          <w:tcPr>
+            <w:tcW w:w="872" w:type="dxa"/>
+            <w:tcBorders>
+              <w:top w:val="single" w:sz="5" w:space="0" w:color="000000"/>
+              <w:left w:val="single" w:sz="4" w:space="0" w:color="000000"/>
+              <w:bottom w:val="single" w:sz="5" w:space="0" w:color="000000"/>
+              <w:right w:val="single" w:sz="4" w:space="0" w:color="000000"/>
+            </w:tcBorders>
+            <w:shd w:val="clear" w:color="auto" w:fill="DAE9F8"/>
+          </w:tcPr>
+          <w:p>
+            <w:pPr>
+              <w:spacing w:line="259" w:lineRule="auto"/>
+              <w:ind w:left="25"/>
+              <w:jc w:val="both"/>
+            </w:pPr>
+            <w:r>
+              <w:rPr>
+                <w:sz w:val="14"/>
+              </w:rPr>
+              <w:t xml:space="preserve"> </w:t>
+            </w:r>
+          </w:p>
+        </w:tc>
+        <w:tc>
+          <w:tcPr>
+            <w:tcW w:w="872" w:type="dxa"/>
+            <w:tcBorders>
+              <w:top w:val="single" w:sz="5" w:space="0" w:color="000000"/>
+              <w:left w:val="single" w:sz="4" w:space="0" w:color="000000"/>
+              <w:bottom w:val="single" w:sz="5" w:space="0" w:color="000000"/>
+              <w:right w:val="single" w:sz="4" w:space="0" w:color="000000"/>
+            </w:tcBorders>
+            <w:shd w:val="clear" w:color="auto" w:fill="DAE9F8"/>
+          </w:tcPr>
+          <w:p>
+            <w:pPr>
+              <w:spacing w:line="259" w:lineRule="auto"/>
+              <w:ind w:left="25"/>
+              <w:jc w:val="both"/>
+            </w:pPr>
+          </w:p>
+        </w:tc>
+        <w:tc>
+          <w:tcPr>
+            <w:tcW w:w="872" w:type="dxa"/>
+            <w:tcBorders>
+              <w:top w:val="single" w:sz="5" w:space="0" w:color="000000"/>
+              <w:left w:val="single" w:sz="4" w:space="0" w:color="000000"/>
+              <w:bottom w:val="single" w:sz="5" w:space="0" w:color="000000"/>
+              <w:right w:val="single" w:sz="4" w:space="0" w:color="000000"/>
+            </w:tcBorders>
+            <w:shd w:val="clear" w:color="auto" w:fill="DAE9F8"/>
+          </w:tcPr>
+          <w:p>
+            <w:pPr>
+              <w:spacing w:line="259" w:lineRule="auto"/>
+              <w:ind w:left="25"/>
+              <w:jc w:val="both"/>
+            </w:pPr>
+          </w:p>
+        </w:tc>
+        <w:tc>
+          <w:tcPr>
+            <w:tcW w:w="872" w:type="dxa"/>
+            <w:tcBorders>
+              <w:top w:val="single" w:sz="5" w:space="0" w:color="000000"/>
+              <w:left w:val="single" w:sz="4" w:space="0" w:color="000000"/>
+              <w:bottom w:val="single" w:sz="5" w:space="0" w:color="000000"/>
+              <w:right w:val="single" w:sz="4" w:space="0" w:color="000000"/>
+            </w:tcBorders>
+            <w:shd w:val="clear" w:color="auto" w:fill="DAE9F8"/>
+          </w:tcPr>
+          <w:p>
+            <w:pPr>
+              <w:spacing w:line="259" w:lineRule="auto"/>
+              <w:ind w:left="25"/>
+              <w:jc w:val="both"/>
+            </w:pPr>
+          </w:p>
+        </w:tc>
+        <w:tc>
+          <w:tcPr>
+            <w:tcW w:w="1197" w:type="dxa"/>
+            <w:tcBorders>
+              <w:top w:val="single" w:sz="5" w:space="0" w:color="000000"/>
+              <w:left w:val="single" w:sz="4" w:space="0" w:color="000000"/>
+              <w:bottom w:val="single" w:sz="5" w:space="0" w:color="000000"/>
+              <w:right w:val="single" w:sz="5" w:space="0" w:color="000000"/>
+            </w:tcBorders>
+            <w:shd w:val="clear" w:color="auto" w:fill="DAE9F8"/>
+          </w:tcPr>
+          <w:p>
+            <w:pPr>
+              <w:spacing w:line="259" w:lineRule="auto"/>
+              <w:ind w:left="25"/>
+            </w:pPr>
+          </w:p>
+        </w:tc>
+        <w:tc>
+          <w:tcPr>
+            <w:tcW w:w="1131" w:type="dxa"/>
+            <w:tcBorders>
+              <w:top w:val="single" w:sz="5" w:space="0" w:color="000000"/>
+              <w:left w:val="single" w:sz="5" w:space="0" w:color="000000"/>
+              <w:bottom w:val="single" w:sz="5" w:space="0" w:color="000000"/>
+              <w:right w:val="single" w:sz="5" w:space="0" w:color="000000"/>
+            </w:tcBorders>
+            <w:shd w:val="clear" w:color="auto" w:fill="DAE9F8"/>
+          </w:tcPr>
+          <w:p>
+            <w:pPr>
+              <w:spacing w:line="259" w:lineRule="auto"/>
+              <w:ind w:left="26"/>
+            </w:pPr>
+          </w:p>
+        </w:tc>
+      </w:tr>
+      <w:tr>
+        <w:trPr>
+          <w:trHeight w:val="217"/>
+        </w:trPr>
+        <w:tc>
+          <w:tcPr>
+            <w:tcW w:w="1922" w:type="dxa"/>
+            <w:tcBorders>
+              <w:top w:val="single" w:sz="5" w:space="0" w:color="000000"/>
+              <w:left w:val="single" w:sz="4" w:space="0" w:color="000000"/>
+              <w:bottom w:val="single" w:sz="5" w:space="0" w:color="000000"/>
+              <w:right w:val="single" w:sz="4" w:space="0" w:color="000000"/>
+            </w:tcBorders>
+            <w:shd w:val="clear" w:color="auto" w:fill="DAE9F8"/>
+          </w:tcPr>
+          <w:p>
+            <w:pPr>
+              <w:spacing w:line="259" w:lineRule="auto"/>
+            </w:pPr>
+            <w:r>
+              <w:rPr>
+                <w:sz w:val="14"/>
+              </w:rPr>
+              <w:t>Internal Audit Management</w:t>
+            </w:r>
+          </w:p>
+        </w:tc>
+        <w:tc>
+          <w:tcPr>
+            <w:tcW w:w="949" w:type="dxa"/>
+            <w:tcBorders>
+              <w:top w:val="single" w:sz="5" w:space="0" w:color="000000"/>
+              <w:left w:val="single" w:sz="4" w:space="0" w:color="000000"/>
+              <w:bottom w:val="single" w:sz="5" w:space="0" w:color="000000"/>
+              <w:right w:val="single" w:sz="4" w:space="0" w:color="000000"/>
+            </w:tcBorders>
+            <w:shd w:val="clear" w:color="auto" w:fill="DAE9F8"/>
+          </w:tcPr>
+          <w:p>
+            <w:pPr>
+              <w:spacing w:line="259" w:lineRule="auto"/>
+              <w:ind w:left="27"/>
+              <w:jc w:val="center"/>
+            </w:pPr>
+            <w:r>
+              <w:rPr>
+                <w:sz w:val="14"/>
+              </w:rPr>
+              <w:t>20</w:t>
+            </w:r>
+          </w:p>
+        </w:tc>
+        <w:tc>
+          <w:tcPr>
+            <w:tcW w:w="949" w:type="dxa"/>
+            <w:tcBorders>
+              <w:top w:val="single" w:sz="5" w:space="0" w:color="000000"/>
+              <w:left w:val="single" w:sz="4" w:space="0" w:color="000000"/>
+              <w:bottom w:val="single" w:sz="5" w:space="0" w:color="000000"/>
+              <w:right w:val="single" w:sz="4" w:space="0" w:color="000000"/>
+            </w:tcBorders>
+            <w:shd w:val="clear" w:color="auto" w:fill="DAE9F8"/>
+          </w:tcPr>
+          <w:p>
+            <w:pPr>
+              <w:spacing w:line="259" w:lineRule="auto"/>
+              <w:ind w:left="25"/>
+              <w:jc w:val="both"/>
+            </w:pPr>
+          </w:p>
+        </w:tc>
+        <w:tc>
+          <w:tcPr>
+            <w:tcW w:w="872" w:type="dxa"/>
+            <w:tcBorders>
+              <w:top w:val="single" w:sz="5" w:space="0" w:color="000000"/>
+              <w:left w:val="single" w:sz="4" w:space="0" w:color="000000"/>
+              <w:bottom w:val="single" w:sz="5" w:space="0" w:color="000000"/>
+              <w:right w:val="single" w:sz="4" w:space="0" w:color="000000"/>
+            </w:tcBorders>
+            <w:shd w:val="clear" w:color="auto" w:fill="DAE9F8"/>
+          </w:tcPr>
+          <w:p>
+            <w:pPr>
+              <w:spacing w:line="259" w:lineRule="auto"/>
+              <w:ind w:left="25"/>
+            </w:pPr>
+            <w:r>
+              <w:rPr>
+                <w:sz w:val="14"/>
+              </w:rPr>
+              <w:t xml:space="preserve">      </w:t>
+            </w:r>
+          </w:p>
+        </w:tc>
+        <w:tc>
+          <w:tcPr>
+            <w:tcW w:w="872" w:type="dxa"/>
+            <w:tcBorders>
+              <w:top w:val="single" w:sz="5" w:space="0" w:color="000000"/>
+              <w:left w:val="single" w:sz="4" w:space="0" w:color="000000"/>
+              <w:bottom w:val="single" w:sz="5" w:space="0" w:color="000000"/>
+              <w:right w:val="single" w:sz="4" w:space="0" w:color="000000"/>
+            </w:tcBorders>
+            <w:shd w:val="clear" w:color="auto" w:fill="DAE9F8"/>
+          </w:tcPr>
+          <w:p>
+            <w:pPr>
+              <w:spacing w:line="259" w:lineRule="auto"/>
+              <w:ind w:left="25"/>
+            </w:pPr>
+          </w:p>
+        </w:tc>
+        <w:tc>
+          <w:tcPr>
+            <w:tcW w:w="872" w:type="dxa"/>
+            <w:tcBorders>
+              <w:top w:val="single" w:sz="5" w:space="0" w:color="000000"/>
+              <w:left w:val="single" w:sz="4" w:space="0" w:color="000000"/>
+              <w:bottom w:val="single" w:sz="5" w:space="0" w:color="000000"/>
+              <w:right w:val="single" w:sz="4" w:space="0" w:color="000000"/>
+            </w:tcBorders>
+            <w:shd w:val="clear" w:color="auto" w:fill="DAE9F8"/>
+          </w:tcPr>
+          <w:p>
+            <w:pPr>
+              <w:spacing w:line="259" w:lineRule="auto"/>
+              <w:ind w:left="25"/>
+            </w:pPr>
+          </w:p>
+        </w:tc>
+        <w:tc>
+          <w:tcPr>
+            <w:tcW w:w="872" w:type="dxa"/>
+            <w:tcBorders>
+              <w:top w:val="single" w:sz="5" w:space="0" w:color="000000"/>
+              <w:left w:val="single" w:sz="4" w:space="0" w:color="000000"/>
+              <w:bottom w:val="single" w:sz="5" w:space="0" w:color="000000"/>
+              <w:right w:val="single" w:sz="4" w:space="0" w:color="000000"/>
+            </w:tcBorders>
+            <w:shd w:val="clear" w:color="auto" w:fill="DAE9F8"/>
+          </w:tcPr>
+          <w:p>
+            <w:pPr>
+              <w:spacing w:line="259" w:lineRule="auto"/>
+              <w:ind w:left="25"/>
+            </w:pPr>
+          </w:p>
+        </w:tc>
+        <w:tc>
+          <w:tcPr>
+            <w:tcW w:w="1197" w:type="dxa"/>
+            <w:tcBorders>
+              <w:top w:val="single" w:sz="5" w:space="0" w:color="000000"/>
+              <w:left w:val="single" w:sz="4" w:space="0" w:color="000000"/>
+              <w:bottom w:val="single" w:sz="5" w:space="0" w:color="000000"/>
+              <w:right w:val="single" w:sz="5" w:space="0" w:color="000000"/>
+            </w:tcBorders>
+            <w:shd w:val="clear" w:color="auto" w:fill="DAE9F8"/>
+          </w:tcPr>
+          <w:p>
+            <w:pPr>
+              <w:spacing w:line="259" w:lineRule="auto"/>
+              <w:ind w:left="25"/>
+            </w:pPr>
+          </w:p>
+        </w:tc>
+        <w:tc>
+          <w:tcPr>
+            <w:tcW w:w="1131" w:type="dxa"/>
+            <w:tcBorders>
+              <w:top w:val="single" w:sz="5" w:space="0" w:color="000000"/>
+              <w:left w:val="single" w:sz="5" w:space="0" w:color="000000"/>
+              <w:bottom w:val="single" w:sz="5" w:space="0" w:color="000000"/>
+              <w:right w:val="single" w:sz="5" w:space="0" w:color="000000"/>
+            </w:tcBorders>
+            <w:shd w:val="clear" w:color="auto" w:fill="DAE9F8"/>
+          </w:tcPr>
+          <w:p>
+            <w:pPr>
+              <w:spacing w:line="259" w:lineRule="auto"/>
+              <w:ind w:left="26"/>
+            </w:pPr>
+          </w:p>
+        </w:tc>
+      </w:tr>
+      <w:tr>
+        <w:trPr>
+          <w:trHeight w:val="219"/>
+        </w:trPr>
+        <w:tc>
+          <w:tcPr>
+            <w:tcW w:w="1922" w:type="dxa"/>
+            <w:tcBorders>
+              <w:top w:val="single" w:sz="5" w:space="0" w:color="000000"/>
+              <w:left w:val="single" w:sz="4" w:space="0" w:color="000000"/>
+              <w:bottom w:val="single" w:sz="5" w:space="0" w:color="000000"/>
+              <w:right w:val="single" w:sz="4" w:space="0" w:color="000000"/>
+            </w:tcBorders>
+            <w:shd w:val="clear" w:color="auto" w:fill="DAE9F8"/>
+          </w:tcPr>
+          <w:p>
+            <w:pPr>
+              <w:spacing w:line="259" w:lineRule="auto"/>
+            </w:pPr>
+            <w:r>
+              <w:rPr>
+                <w:sz w:val="14"/>
+              </w:rPr>
+              <w:t>KPI I MRM</w:t>
+            </w:r>
+          </w:p>
+        </w:tc>
+        <w:tc>
+          <w:tcPr>
+            <w:tcW w:w="949" w:type="dxa"/>
+            <w:tcBorders>
+              <w:top w:val="single" w:sz="5" w:space="0" w:color="000000"/>
+              <w:left w:val="single" w:sz="4" w:space="0" w:color="000000"/>
+              <w:bottom w:val="single" w:sz="5" w:space="0" w:color="000000"/>
+              <w:right w:val="single" w:sz="4" w:space="0" w:color="000000"/>
+            </w:tcBorders>
+            <w:shd w:val="clear" w:color="auto" w:fill="DAE9F8"/>
+          </w:tcPr>
+          <w:p>
+            <w:pPr>
+              <w:spacing w:line="259" w:lineRule="auto"/>
+              <w:ind w:left="27"/>
+              <w:jc w:val="center"/>
+            </w:pPr>
+            <w:r>
+              <w:rPr>
+                <w:sz w:val="14"/>
+              </w:rPr>
+              <w:t>20</w:t>
+            </w:r>
+          </w:p>
+        </w:tc>
+        <w:tc>
+          <w:tcPr>
+            <w:tcW w:w="949" w:type="dxa"/>
+            <w:tcBorders>
+              <w:top w:val="single" w:sz="5" w:space="0" w:color="000000"/>
+              <w:left w:val="single" w:sz="4" w:space="0" w:color="000000"/>
+              <w:bottom w:val="single" w:sz="5" w:space="0" w:color="000000"/>
+              <w:right w:val="single" w:sz="4" w:space="0" w:color="000000"/>
+            </w:tcBorders>
+            <w:shd w:val="clear" w:color="auto" w:fill="DAE9F8"/>
+          </w:tcPr>
+          <w:p>
+            <w:pPr>
+              <w:spacing w:line="259" w:lineRule="auto"/>
+              <w:ind w:left="25"/>
+              <w:jc w:val="both"/>
+            </w:pPr>
+            <w:r>
+              <w:rPr>
+                <w:sz w:val="14"/>
+              </w:rPr>
+              <w:t xml:space="preserve">    </w:t>
+            </w:r>
+          </w:p>
+        </w:tc>
+        <w:tc>
+          <w:tcPr>
+            <w:tcW w:w="872" w:type="dxa"/>
+            <w:tcBorders>
+              <w:top w:val="single" w:sz="5" w:space="0" w:color="000000"/>
+              <w:left w:val="single" w:sz="4" w:space="0" w:color="000000"/>
+              <w:bottom w:val="single" w:sz="5" w:space="0" w:color="000000"/>
+              <w:right w:val="single" w:sz="4" w:space="0" w:color="000000"/>
+            </w:tcBorders>
+            <w:shd w:val="clear" w:color="auto" w:fill="DAE9F8"/>
+          </w:tcPr>
+          <w:p>
+            <w:pPr>
+              <w:spacing w:line="259" w:lineRule="auto"/>
+              <w:ind w:left="25"/>
+            </w:pPr>
+          </w:p>
+        </w:tc>
+        <w:tc>
+          <w:tcPr>
+            <w:tcW w:w="872" w:type="dxa"/>
+            <w:tcBorders>
+              <w:top w:val="single" w:sz="5" w:space="0" w:color="000000"/>
+              <w:left w:val="single" w:sz="4" w:space="0" w:color="000000"/>
+              <w:bottom w:val="single" w:sz="5" w:space="0" w:color="000000"/>
+              <w:right w:val="single" w:sz="4" w:space="0" w:color="000000"/>
+            </w:tcBorders>
+            <w:shd w:val="clear" w:color="auto" w:fill="DAE9F8"/>
+          </w:tcPr>
+          <w:p>
+            <w:pPr>
+              <w:spacing w:line="259" w:lineRule="auto"/>
+              <w:ind w:left="25"/>
+            </w:pPr>
+          </w:p>
+        </w:tc>
+        <w:tc>
+          <w:tcPr>
+            <w:tcW w:w="872" w:type="dxa"/>
+            <w:tcBorders>
+              <w:top w:val="single" w:sz="5" w:space="0" w:color="000000"/>
+              <w:left w:val="single" w:sz="4" w:space="0" w:color="000000"/>
+              <w:bottom w:val="single" w:sz="5" w:space="0" w:color="000000"/>
+              <w:right w:val="single" w:sz="4" w:space="0" w:color="000000"/>
+            </w:tcBorders>
+            <w:shd w:val="clear" w:color="auto" w:fill="DAE9F8"/>
+          </w:tcPr>
+          <w:p>
+            <w:pPr>
+              <w:spacing w:line="259" w:lineRule="auto"/>
+              <w:ind w:left="25"/>
+            </w:pPr>
+          </w:p>
+        </w:tc>
+        <w:tc>
+          <w:tcPr>
+            <w:tcW w:w="872" w:type="dxa"/>
+            <w:tcBorders>
+              <w:top w:val="single" w:sz="5" w:space="0" w:color="000000"/>
+              <w:left w:val="single" w:sz="4" w:space="0" w:color="000000"/>
+              <w:bottom w:val="single" w:sz="5" w:space="0" w:color="000000"/>
+              <w:right w:val="single" w:sz="4" w:space="0" w:color="000000"/>
+            </w:tcBorders>
+            <w:shd w:val="clear" w:color="auto" w:fill="DAE9F8"/>
+          </w:tcPr>
+          <w:p>
+            <w:pPr>
+              <w:spacing w:line="259" w:lineRule="auto"/>
+              <w:ind w:left="25"/>
+            </w:pPr>
+          </w:p>
+        </w:tc>
+        <w:tc>
+          <w:tcPr>
+            <w:tcW w:w="1197" w:type="dxa"/>
+            <w:tcBorders>
+              <w:top w:val="single" w:sz="5" w:space="0" w:color="000000"/>
+              <w:left w:val="single" w:sz="4" w:space="0" w:color="000000"/>
+              <w:bottom w:val="single" w:sz="5" w:space="0" w:color="000000"/>
+              <w:right w:val="single" w:sz="5" w:space="0" w:color="000000"/>
+            </w:tcBorders>
+            <w:shd w:val="clear" w:color="auto" w:fill="DAE9F8"/>
+          </w:tcPr>
+          <w:p>
+            <w:pPr>
+              <w:spacing w:line="259" w:lineRule="auto"/>
+              <w:ind w:left="25"/>
+            </w:pPr>
+          </w:p>
+        </w:tc>
+        <w:tc>
+          <w:tcPr>
+            <w:tcW w:w="1131" w:type="dxa"/>
+            <w:tcBorders>
+              <w:top w:val="single" w:sz="5" w:space="0" w:color="000000"/>
+              <w:left w:val="single" w:sz="5" w:space="0" w:color="000000"/>
+              <w:bottom w:val="single" w:sz="5" w:space="0" w:color="000000"/>
+              <w:right w:val="single" w:sz="5" w:space="0" w:color="000000"/>
+            </w:tcBorders>
+            <w:shd w:val="clear" w:color="auto" w:fill="DAE9F8"/>
+          </w:tcPr>
+          <w:p>
+            <w:pPr>
+              <w:spacing w:line="259" w:lineRule="auto"/>
+              <w:ind w:left="26"/>
+            </w:pPr>
+          </w:p>
+        </w:tc>
+      </w:tr>
+    </w:tbl>
+    <w:p>
+      <w:pPr>
+        <w:spacing w:after="200"/>
+        <w:rPr>
+          <w:rFonts w:ascii="Times New Roman" w:hAnsi="Times New Roman" w:cs="Times New Roman"/>
+        </w:rPr>
+      </w:pPr>
+    </w:p>
+    <w:p>
+      <w:pPr>
+        <w:spacing w:after="160" w:line="259" w:lineRule="auto"/>
+      </w:pPr>
+      <w:r>
+        <w:rPr>
+          <w:w w:val="101"/>
+        </w:rPr>
+        <w:t>Time</w:t>
+      </w:r>
+      <w:r>
+        <w:rPr>
+          <w:spacing w:val="-3"/>
+          <w:w w:val="101"/>
+        </w:rPr>
+        <w:t xml:space="preserve"> </w:t>
+      </w:r>
+      <w:r>
+        <w:rPr>
+          <w:w w:val="101"/>
+        </w:rPr>
+        <w:t>Estimate</w:t>
+      </w:r>
+      <w:r>
+        <w:rPr>
+          <w:spacing w:val="-5"/>
+          <w:w w:val="101"/>
+        </w:rPr>
+        <w:t xml:space="preserve"> </w:t>
+      </w:r>
+    </w:p>
+    <w:p>
+      <w:pPr>
+        <w:spacing w:after="160" w:line="259" w:lineRule="auto"/>
+      </w:pPr>
+    </w:p>
+    <w:p>
+      <w:pPr>
         <w:spacing w:before="300" w:after="150"/>
         <w:rPr>
           <w:rFonts w:ascii="Times New Roman" w:hAnsi="Times New Roman" w:cs="Times New Roman"/>
-        </w:rPr>
-      </w:pPr>
-      <w:r>
-        <w:rPr>
-          <w:rFonts w:ascii="Times New Roman" w:hAnsi="Times New Roman" w:cs="Times New Roman"/>
-          <w:b/>
-          <w:bCs/>
-          <w:caps/>
-          <w:color w:val="65AADB"/>
-        </w:rPr>
-        <w:t>Terms and Conditions</w:t>
+          <w:color w:val="000000" w:themeColor="text1"/>
+        </w:rPr>
+      </w:pPr>
+    </w:p>
+    <w:p>
+      <w:pPr>
+        <w:spacing w:before="300" w:after="150"/>
+        <w:rPr>
+          <w:rFonts w:ascii="Times New Roman" w:hAnsi="Times New Roman" w:cs="Times New Roman"/>
+          <w:color w:val="000000" w:themeColor="text1"/>
+        </w:rPr>
+      </w:pPr>
+    </w:p>
+    <w:p>
+      <w:pPr>
+        <w:spacing w:before="300" w:after="150"/>
+        <w:rPr>
+          <w:rFonts w:ascii="Times New Roman" w:hAnsi="Times New Roman" w:cs="Times New Roman"/>
+          <w:color w:val="000000" w:themeColor="text1"/>
+        </w:rPr>
+      </w:pPr>
+    </w:p>
+    <w:p>
+      <w:pPr>
+        <w:spacing w:before="300" w:after="150"/>
+        <w:rPr>
+          <w:rFonts w:ascii="Times New Roman" w:hAnsi="Times New Roman" w:cs="Times New Roman"/>
+          <w:w w:val="101"/>
+        </w:rPr>
+      </w:pPr>
+      <w:r>
+        <w:rPr>
+          <w:rFonts w:ascii="Times New Roman" w:hAnsi="Times New Roman" w:cs="Times New Roman"/>
+          <w:w w:val="101"/>
+        </w:rPr>
+        <w:t>We</w:t>
+      </w:r>
+      <w:r>
+        <w:rPr>
+          <w:rFonts w:ascii="Times New Roman" w:hAnsi="Times New Roman" w:cs="Times New Roman"/>
+          <w:spacing w:val="-5"/>
+          <w:w w:val="101"/>
+        </w:rPr>
+        <w:t xml:space="preserve"> </w:t>
+      </w:r>
+      <w:r>
+        <w:rPr>
+          <w:rFonts w:ascii="Times New Roman" w:hAnsi="Times New Roman" w:cs="Times New Roman"/>
+          <w:w w:val="101"/>
+        </w:rPr>
+        <w:t>agree</w:t>
+      </w:r>
+      <w:r>
+        <w:rPr>
+          <w:rFonts w:ascii="Times New Roman" w:hAnsi="Times New Roman" w:cs="Times New Roman"/>
+          <w:spacing w:val="-6"/>
+          <w:w w:val="101"/>
+        </w:rPr>
+        <w:t xml:space="preserve"> </w:t>
+      </w:r>
+      <w:r>
+        <w:rPr>
+          <w:rFonts w:ascii="Times New Roman" w:hAnsi="Times New Roman" w:cs="Times New Roman"/>
+          <w:w w:val="101"/>
+        </w:rPr>
+        <w:t>to</w:t>
+      </w:r>
+      <w:r>
+        <w:rPr>
+          <w:rFonts w:ascii="Times New Roman" w:hAnsi="Times New Roman" w:cs="Times New Roman"/>
+          <w:spacing w:val="-2"/>
+          <w:w w:val="101"/>
+        </w:rPr>
+        <w:t xml:space="preserve"> </w:t>
+      </w:r>
+      <w:r>
+        <w:rPr>
+          <w:rFonts w:ascii="Times New Roman" w:hAnsi="Times New Roman" w:cs="Times New Roman"/>
+          <w:w w:val="101"/>
+        </w:rPr>
+        <w:t>maintain</w:t>
+      </w:r>
+      <w:r>
+        <w:rPr>
+          <w:rFonts w:ascii="Times New Roman" w:hAnsi="Times New Roman" w:cs="Times New Roman"/>
+          <w:spacing w:val="-5"/>
+          <w:w w:val="101"/>
+        </w:rPr>
+        <w:t xml:space="preserve"> </w:t>
+      </w:r>
+      <w:r>
+        <w:rPr>
+          <w:rFonts w:ascii="Times New Roman" w:hAnsi="Times New Roman" w:cs="Times New Roman"/>
+          <w:w w:val="101"/>
+        </w:rPr>
+        <w:t>the</w:t>
+      </w:r>
+      <w:r>
+        <w:rPr>
+          <w:rFonts w:ascii="Times New Roman" w:hAnsi="Times New Roman" w:cs="Times New Roman"/>
+          <w:spacing w:val="-5"/>
+          <w:w w:val="101"/>
+        </w:rPr>
+        <w:t xml:space="preserve"> </w:t>
+      </w:r>
+      <w:r>
+        <w:rPr>
+          <w:rFonts w:ascii="Times New Roman" w:hAnsi="Times New Roman" w:cs="Times New Roman"/>
+          <w:w w:val="101"/>
+        </w:rPr>
+        <w:t>secrecy</w:t>
+      </w:r>
+      <w:r>
+        <w:rPr>
+          <w:rFonts w:ascii="Times New Roman" w:hAnsi="Times New Roman" w:cs="Times New Roman"/>
+          <w:spacing w:val="-3"/>
+          <w:w w:val="101"/>
+        </w:rPr>
+        <w:t xml:space="preserve"> </w:t>
+      </w:r>
+      <w:r>
+        <w:rPr>
+          <w:rFonts w:ascii="Times New Roman" w:hAnsi="Times New Roman" w:cs="Times New Roman"/>
+          <w:w w:val="101"/>
+        </w:rPr>
+        <w:t>of</w:t>
+      </w:r>
+      <w:r>
+        <w:rPr>
+          <w:rFonts w:ascii="Times New Roman" w:hAnsi="Times New Roman" w:cs="Times New Roman"/>
+          <w:spacing w:val="-5"/>
+          <w:w w:val="101"/>
+        </w:rPr>
+        <w:t xml:space="preserve"> </w:t>
+      </w:r>
+      <w:r>
+        <w:rPr>
+          <w:rFonts w:ascii="Times New Roman" w:hAnsi="Times New Roman" w:cs="Times New Roman"/>
+          <w:w w:val="101"/>
+        </w:rPr>
+        <w:t>insight</w:t>
+      </w:r>
+      <w:r>
+        <w:rPr>
+          <w:rFonts w:ascii="Times New Roman" w:hAnsi="Times New Roman" w:cs="Times New Roman"/>
+          <w:spacing w:val="-2"/>
+          <w:w w:val="101"/>
+        </w:rPr>
+        <w:t xml:space="preserve"> </w:t>
+      </w:r>
+      <w:r>
+        <w:rPr>
+          <w:rFonts w:ascii="Times New Roman" w:hAnsi="Times New Roman" w:cs="Times New Roman"/>
+          <w:w w:val="101"/>
+        </w:rPr>
+        <w:t>into</w:t>
+      </w:r>
+      <w:r>
+        <w:rPr>
+          <w:rFonts w:ascii="Times New Roman" w:hAnsi="Times New Roman" w:cs="Times New Roman"/>
+          <w:spacing w:val="-5"/>
+          <w:w w:val="101"/>
+        </w:rPr>
+        <w:t xml:space="preserve"> </w:t>
+      </w:r>
+      <w:r>
+        <w:rPr>
+          <w:rFonts w:ascii="Times New Roman" w:hAnsi="Times New Roman" w:cs="Times New Roman"/>
+          <w:w w:val="101"/>
+        </w:rPr>
+        <w:t>your</w:t>
+      </w:r>
+      <w:r>
+        <w:rPr>
+          <w:rFonts w:ascii="Times New Roman" w:hAnsi="Times New Roman" w:cs="Times New Roman"/>
+          <w:spacing w:val="-5"/>
+          <w:w w:val="101"/>
+        </w:rPr>
+        <w:t xml:space="preserve"> </w:t>
+      </w:r>
+      <w:proofErr w:type="gramStart"/>
+      <w:r>
+        <w:rPr>
+          <w:rFonts w:ascii="Times New Roman" w:hAnsi="Times New Roman" w:cs="Times New Roman"/>
+          <w:w w:val="101"/>
+        </w:rPr>
+        <w:t>Organization</w:t>
+      </w:r>
+      <w:proofErr w:type="gramEnd"/>
+    </w:p>
+    <w:p>
+      <w:pPr>
+        <w:spacing w:before="300" w:after="150"/>
+        <w:rPr>
+          <w:rFonts w:ascii="Times New Roman" w:hAnsi="Times New Roman" w:cs="Times New Roman"/>
+        </w:rPr>
+      </w:pPr>
+      <w:r>
+        <w:rPr>
+          <w:rFonts w:ascii="Times New Roman" w:hAnsi="Times New Roman" w:cs="Times New Roman"/>
+        </w:rPr>
+        <w:t>You</w:t>
+      </w:r>
+      <w:r>
+        <w:rPr>
+          <w:rFonts w:ascii="Times New Roman" w:hAnsi="Times New Roman" w:cs="Times New Roman"/>
+          <w:spacing w:val="-2"/>
+        </w:rPr>
+        <w:t xml:space="preserve"> </w:t>
+      </w:r>
+      <w:r>
+        <w:rPr>
+          <w:rFonts w:ascii="Times New Roman" w:hAnsi="Times New Roman" w:cs="Times New Roman"/>
+        </w:rPr>
+        <w:t>should</w:t>
+      </w:r>
+      <w:r>
+        <w:rPr>
+          <w:rFonts w:ascii="Times New Roman" w:hAnsi="Times New Roman" w:cs="Times New Roman"/>
+          <w:spacing w:val="-2"/>
+        </w:rPr>
+        <w:t xml:space="preserve"> </w:t>
+      </w:r>
+      <w:r>
+        <w:rPr>
+          <w:rFonts w:ascii="Times New Roman" w:hAnsi="Times New Roman" w:cs="Times New Roman"/>
+        </w:rPr>
+        <w:t>hold</w:t>
+      </w:r>
+      <w:r>
+        <w:rPr>
+          <w:rFonts w:ascii="Times New Roman" w:hAnsi="Times New Roman" w:cs="Times New Roman"/>
+          <w:spacing w:val="-6"/>
+        </w:rPr>
+        <w:t xml:space="preserve"> </w:t>
+      </w:r>
+      <w:r>
+        <w:rPr>
+          <w:rFonts w:ascii="Times New Roman" w:hAnsi="Times New Roman" w:cs="Times New Roman"/>
+        </w:rPr>
+        <w:t>Licenses</w:t>
+      </w:r>
+      <w:r>
+        <w:rPr>
+          <w:rFonts w:ascii="Times New Roman" w:hAnsi="Times New Roman" w:cs="Times New Roman"/>
+          <w:spacing w:val="-3"/>
+        </w:rPr>
+        <w:t xml:space="preserve"> </w:t>
+      </w:r>
+      <w:r>
+        <w:rPr>
+          <w:rFonts w:ascii="Times New Roman" w:hAnsi="Times New Roman" w:cs="Times New Roman"/>
+        </w:rPr>
+        <w:t>of</w:t>
+      </w:r>
+      <w:r>
+        <w:rPr>
+          <w:rFonts w:ascii="Times New Roman" w:hAnsi="Times New Roman" w:cs="Times New Roman"/>
+          <w:spacing w:val="-6"/>
+        </w:rPr>
+        <w:t xml:space="preserve"> </w:t>
+      </w:r>
+      <w:r>
+        <w:rPr>
+          <w:rFonts w:ascii="Times New Roman" w:hAnsi="Times New Roman" w:cs="Times New Roman"/>
+        </w:rPr>
+        <w:t>any</w:t>
+      </w:r>
+      <w:r>
+        <w:rPr>
+          <w:rFonts w:ascii="Times New Roman" w:hAnsi="Times New Roman" w:cs="Times New Roman"/>
+          <w:spacing w:val="-3"/>
+        </w:rPr>
+        <w:t xml:space="preserve"> </w:t>
+      </w:r>
+      <w:r>
+        <w:rPr>
+          <w:rFonts w:ascii="Times New Roman" w:hAnsi="Times New Roman" w:cs="Times New Roman"/>
+        </w:rPr>
+        <w:t>Operating</w:t>
+      </w:r>
+      <w:r>
+        <w:rPr>
+          <w:rFonts w:ascii="Times New Roman" w:hAnsi="Times New Roman" w:cs="Times New Roman"/>
+          <w:spacing w:val="-5"/>
+        </w:rPr>
+        <w:t xml:space="preserve"> </w:t>
+      </w:r>
+      <w:r>
+        <w:rPr>
+          <w:rFonts w:ascii="Times New Roman" w:hAnsi="Times New Roman" w:cs="Times New Roman"/>
+        </w:rPr>
+        <w:t>System</w:t>
+      </w:r>
+      <w:r>
+        <w:rPr>
+          <w:rFonts w:ascii="Times New Roman" w:hAnsi="Times New Roman" w:cs="Times New Roman"/>
+          <w:spacing w:val="-5"/>
+        </w:rPr>
+        <w:t xml:space="preserve"> </w:t>
+      </w:r>
+      <w:r>
+        <w:rPr>
+          <w:rFonts w:ascii="Times New Roman" w:hAnsi="Times New Roman" w:cs="Times New Roman"/>
+        </w:rPr>
+        <w:t>Software</w:t>
+      </w:r>
+      <w:r>
+        <w:rPr>
+          <w:rFonts w:ascii="Times New Roman" w:hAnsi="Times New Roman" w:cs="Times New Roman"/>
+          <w:spacing w:val="-6"/>
+        </w:rPr>
+        <w:t xml:space="preserve"> </w:t>
+      </w:r>
+      <w:r>
+        <w:rPr>
+          <w:rFonts w:ascii="Times New Roman" w:hAnsi="Times New Roman" w:cs="Times New Roman"/>
+        </w:rPr>
+        <w:t>required.</w:t>
+      </w:r>
+    </w:p>
+    <w:p>
+      <w:pPr>
+        <w:spacing w:before="300" w:after="150"/>
+        <w:rPr>
+          <w:rFonts w:ascii="Times New Roman" w:hAnsi="Times New Roman" w:cs="Times New Roman"/>
+        </w:rPr>
+      </w:pPr>
+    </w:p>
+    <w:p>
+      <w:pPr>
+        <w:spacing w:before="300" w:after="150"/>
+        <w:rPr>
+          <w:rFonts w:ascii="Times New Roman" w:hAnsi="Times New Roman" w:cs="Times New Roman"/>
+        </w:rPr>
+      </w:pPr>
+      <w:r>
+        <w:rPr>
+          <w:rFonts w:ascii="Times New Roman" w:hAnsi="Times New Roman" w:cs="Times New Roman"/>
+        </w:rPr>
+        <w:t xml:space="preserve">Source Code remains the property of </w:t>
+      </w:r>
+      <w:proofErr w:type="spellStart"/>
+      <w:r>
+        <w:rPr>
+          <w:rFonts w:ascii="Times New Roman" w:hAnsi="Times New Roman" w:cs="Times New Roman"/>
+        </w:rPr>
+        <w:t>BleckTek</w:t>
+      </w:r>
+      <w:proofErr w:type="spellEnd"/>
+      <w:r>
+        <w:rPr>
+          <w:rFonts w:ascii="Times New Roman" w:hAnsi="Times New Roman" w:cs="Times New Roman"/>
+        </w:rPr>
+        <w:t xml:space="preserve"> Software Solutions LLP. The customer shall not claim any right in or to any patent, copyright, trademark or other proprietary right of the original manufacturer, developer or licensor. The software, hardware or other goods supplies are in accordance with the export laws of the respective countries, and diversion contrary to these laws or regulations is prohibited.</w:t>
+      </w:r>
+    </w:p>
+    <w:p>
+      <w:pPr>
+        <w:spacing w:before="300" w:after="150"/>
+        <w:rPr>
+          <w:rFonts w:ascii="Times New Roman" w:hAnsi="Times New Roman" w:cs="Times New Roman"/>
+        </w:rPr>
+      </w:pPr>
+    </w:p>
+    <w:p>
+      <w:pPr>
+        <w:spacing w:before="300" w:after="150"/>
+        <w:rPr>
+          <w:rFonts w:ascii="Times New Roman" w:hAnsi="Times New Roman" w:cs="Times New Roman"/>
+        </w:rPr>
+      </w:pPr>
+      <w:r>
+        <w:rPr>
+          <w:rFonts w:ascii="Times New Roman" w:hAnsi="Times New Roman" w:cs="Times New Roman"/>
+        </w:rPr>
+        <w:t xml:space="preserve">Terms and Conditions  </w:t>
       </w:r>
     </w:p>
     <w:p>
@@ -2742,6 +4123,7 @@
           <w:rFonts w:ascii="Times New Roman" w:hAnsi="Times New Roman" w:cs="Times New Roman"/>
           <w:color w:val="000000" w:themeColor="text1"/>
         </w:rPr>
+        <w:lastRenderedPageBreak/>
         <w:t>3. Ownership of Source Code</w:t>
       </w:r>
     </w:p>
@@ -2791,6 +4173,116 @@
     </w:p>
     <w:p>
       <w:pPr>
+        <w:spacing w:before="160" w:after="40"/>
+        <w:rPr>
+          <w:rFonts w:ascii="Times New Roman" w:hAnsi="Times New Roman" w:cs="Times New Roman"/>
+        </w:rPr>
+      </w:pPr>
+      <w:proofErr w:type="spellStart"/>
+      <w:r>
+        <w:rPr>
+          <w:rFonts w:ascii="Times New Roman" w:hAnsi="Times New Roman" w:cs="Times New Roman"/>
+        </w:rPr>
+        <w:t>BlechTek</w:t>
+      </w:r>
+      <w:proofErr w:type="spellEnd"/>
+      <w:r>
+        <w:rPr>
+          <w:rFonts w:ascii="Times New Roman" w:hAnsi="Times New Roman" w:cs="Times New Roman"/>
+        </w:rPr>
+        <w:t xml:space="preserve"> Software Solutions LLP offers a Standard Warranty against Development defects for the period of 3 Months from the Date of Installation. And </w:t>
+      </w:r>
+      <w:proofErr w:type="spellStart"/>
+      <w:r>
+        <w:rPr>
+          <w:rFonts w:ascii="Times New Roman" w:hAnsi="Times New Roman" w:cs="Times New Roman"/>
+        </w:rPr>
+        <w:t>BlechTek</w:t>
+      </w:r>
+      <w:proofErr w:type="spellEnd"/>
+      <w:r>
+        <w:rPr>
+          <w:rFonts w:ascii="Times New Roman" w:hAnsi="Times New Roman" w:cs="Times New Roman"/>
+        </w:rPr>
+        <w:t xml:space="preserve"> Software Solutions LLP is not responsible for the loss of Data due to any Platform related or Cyber Security Issues or Virus problems. </w:t>
+      </w:r>
+    </w:p>
+    <w:p>
+      <w:pPr>
+        <w:spacing w:before="160" w:after="40"/>
+        <w:rPr>
+          <w:rFonts w:ascii="Times New Roman" w:hAnsi="Times New Roman" w:cs="Times New Roman"/>
+          <w:color w:val="000000" w:themeColor="text1"/>
+        </w:rPr>
+      </w:pPr>
+      <w:r>
+        <w:rPr>
+          <w:rFonts w:ascii="Times New Roman" w:hAnsi="Times New Roman" w:cs="Times New Roman"/>
+          <w:color w:val="000000" w:themeColor="text1"/>
+        </w:rPr>
+        <w:t>5. Installation of Software</w:t>
+      </w:r>
+    </w:p>
+    <w:p>
+      <w:pPr>
+        <w:spacing w:before="160" w:after="40"/>
+        <w:rPr>
+          <w:rFonts w:ascii="Times New Roman" w:hAnsi="Times New Roman" w:cs="Times New Roman"/>
+        </w:rPr>
+      </w:pPr>
+      <w:r>
+        <w:rPr>
+          <w:rFonts w:ascii="Times New Roman" w:hAnsi="Times New Roman" w:cs="Times New Roman"/>
+          <w:u w:val="single" w:color="000000"/>
+        </w:rPr>
+        <w:t>Definition</w:t>
+      </w:r>
+      <w:r>
+        <w:rPr>
+          <w:rFonts w:ascii="Times New Roman" w:hAnsi="Times New Roman" w:cs="Times New Roman"/>
+        </w:rPr>
+        <w:t>: The Software will be considered as installed when it is loaded on the Server.</w:t>
+      </w:r>
+    </w:p>
+    <w:p>
+      <w:pPr>
+        <w:ind w:right="273"/>
+        <w:rPr>
+          <w:rFonts w:ascii="Times New Roman" w:hAnsi="Times New Roman" w:cs="Times New Roman"/>
+        </w:rPr>
+      </w:pPr>
+      <w:r>
+        <w:rPr>
+          <w:rFonts w:ascii="Times New Roman" w:hAnsi="Times New Roman" w:cs="Times New Roman"/>
+          <w:u w:val="single" w:color="000000"/>
+        </w:rPr>
+        <w:t>Installation pre-requisites (in case of on-premise Server)</w:t>
+      </w:r>
+      <w:r>
+        <w:rPr>
+          <w:rFonts w:ascii="Times New Roman" w:hAnsi="Times New Roman" w:cs="Times New Roman"/>
+        </w:rPr>
+        <w:t xml:space="preserve">: We will install the Software only after we receive the Site readiness report from you. A Copy of which will be forwarded to you along with our Order Acceptance / Request for Installation. </w:t>
+      </w:r>
+    </w:p>
+    <w:p>
+      <w:pPr>
+        <w:spacing w:before="160" w:after="40"/>
+        <w:rPr>
+          <w:rFonts w:ascii="Times New Roman" w:hAnsi="Times New Roman" w:cs="Times New Roman"/>
+          <w:color w:val="000000" w:themeColor="text1"/>
+        </w:rPr>
+      </w:pPr>
+      <w:r>
+        <w:rPr>
+          <w:rFonts w:ascii="Times New Roman" w:hAnsi="Times New Roman" w:cs="Times New Roman"/>
+          <w:color w:val="000000" w:themeColor="text1"/>
+        </w:rPr>
+        <w:t>6. Excused Performance</w:t>
+      </w:r>
+    </w:p>
+    <w:p>
+      <w:pPr>
         <w:spacing w:after="60"/>
         <w:rPr>
           <w:rFonts w:ascii="Times New Roman" w:hAnsi="Times New Roman" w:cs="Times New Roman"/>
@@ -2808,13 +4300,27 @@
         <w:rPr>
           <w:rFonts w:ascii="Times New Roman" w:hAnsi="Times New Roman" w:cs="Times New Roman"/>
         </w:rPr>
-        <w:t xml:space="preserve"> offers a standard warranty against development defects for 3 months from the date of installation. </w:t>
+        <w:t xml:space="preserve"> shall not be liable or deemed to be in default for any delay or failure in performance under this Contract or interruption of services due to strike or </w:t>
       </w:r>
       <w:proofErr w:type="spellStart"/>
       <w:r>
         <w:rPr>
           <w:rFonts w:ascii="Times New Roman" w:hAnsi="Times New Roman" w:cs="Times New Roman"/>
         </w:rPr>
+        <w:t>labor</w:t>
+      </w:r>
+      <w:proofErr w:type="spellEnd"/>
+      <w:r>
+        <w:rPr>
+          <w:rFonts w:ascii="Times New Roman" w:hAnsi="Times New Roman" w:cs="Times New Roman"/>
+        </w:rPr>
+        <w:t xml:space="preserve"> disputes, riots, war, fire, acts of God or governmental regulations. </w:t>
+      </w:r>
+      <w:proofErr w:type="spellStart"/>
+      <w:r>
+        <w:rPr>
+          <w:rFonts w:ascii="Times New Roman" w:hAnsi="Times New Roman" w:cs="Times New Roman"/>
+        </w:rPr>
         <w:t>BlechTek</w:t>
       </w:r>
       <w:proofErr w:type="spellEnd"/>
@@ -2822,7 +4328,21 @@
         <w:rPr>
           <w:rFonts w:ascii="Times New Roman" w:hAnsi="Times New Roman" w:cs="Times New Roman"/>
         </w:rPr>
-        <w:t xml:space="preserve"> is not responsible for data loss due to platform, cyber-security or virus issues.</w:t>
+        <w:t xml:space="preserve"> should not be held responsible, directly or indirectly for </w:t>
+      </w:r>
+      <w:proofErr w:type="spellStart"/>
+      <w:r>
+        <w:rPr>
+          <w:rFonts w:ascii="Times New Roman" w:hAnsi="Times New Roman" w:cs="Times New Roman"/>
+        </w:rPr>
+        <w:t>nonperformance</w:t>
+      </w:r>
+      <w:proofErr w:type="spellEnd"/>
+      <w:r>
+        <w:rPr>
+          <w:rFonts w:ascii="Times New Roman" w:hAnsi="Times New Roman" w:cs="Times New Roman"/>
+        </w:rPr>
+        <w:t xml:space="preserve"> of our software due to failure or malfunction of computer or telecommunications hardware, network or related equipment at your installation site.</w:t>
       </w:r>
     </w:p>
     <w:p>
@@ -2838,7 +4358,7 @@
           <w:rFonts w:ascii="Times New Roman" w:hAnsi="Times New Roman" w:cs="Times New Roman"/>
           <w:color w:val="000000" w:themeColor="text1"/>
         </w:rPr>
-        <w:t>5. Installation of Software</w:t>
+        <w:t>7. Discontinuation of Contract</w:t>
       </w:r>
     </w:p>
     <w:p>
@@ -2852,21 +4372,87 @@
         <w:rPr>
           <w:rFonts w:ascii="Times New Roman" w:hAnsi="Times New Roman" w:cs="Times New Roman"/>
         </w:rPr>
-        <w:t xml:space="preserve">The software is considered installed once loaded on the server. For </w:t>
+        <w:t xml:space="preserve">You will be required to pay the balance amount to </w:t>
+      </w:r>
+      <w:proofErr w:type="spellStart"/>
+      <w:r>
+        <w:rPr>
+          <w:rFonts w:ascii="Times New Roman" w:hAnsi="Times New Roman" w:cs="Times New Roman"/>
+        </w:rPr>
+        <w:t>BlechTek</w:t>
+      </w:r>
+      <w:proofErr w:type="spellEnd"/>
+      <w:r>
+        <w:rPr>
+          <w:rFonts w:ascii="Times New Roman" w:hAnsi="Times New Roman" w:cs="Times New Roman"/>
+        </w:rPr>
+        <w:t xml:space="preserve"> immediately in case of the </w:t>
       </w:r>
       <w:proofErr w:type="gramStart"/>
       <w:r>
         <w:rPr>
           <w:rFonts w:ascii="Times New Roman" w:hAnsi="Times New Roman" w:cs="Times New Roman"/>
         </w:rPr>
-        <w:t>on-premise</w:t>
+        <w:t>following</w:t>
+      </w:r>
+      <w:r>
+        <w:rPr>
+          <w:rFonts w:ascii="Times New Roman" w:hAnsi="Times New Roman" w:cs="Times New Roman"/>
+        </w:rPr>
+        <w:t>..</w:t>
       </w:r>
       <w:proofErr w:type="gramEnd"/>
-      <w:r>
-        <w:rPr>
-          <w:rFonts w:ascii="Times New Roman" w:hAnsi="Times New Roman" w:cs="Times New Roman"/>
-        </w:rPr>
-        <w:t xml:space="preserve"> servers, installation will be carried out only after receipt of a Site Readiness report from you, a copy of which will be forwarded to you along with our Order Acceptance / Request for Installation.</w:t>
+    </w:p>
+    <w:p>
+      <w:pPr>
+        <w:pStyle w:val="ListParagraph"/>
+        <w:numPr>
+          <w:ilvl w:val="0"/>
+          <w:numId w:val="4"/>
+        </w:numPr>
+        <w:spacing w:after="60"/>
+        <w:rPr>
+          <w:rFonts w:ascii="Times New Roman" w:hAnsi="Times New Roman" w:cs="Times New Roman"/>
+        </w:rPr>
+      </w:pPr>
+      <w:r>
+        <w:rPr>
+          <w:rFonts w:ascii="Times New Roman" w:hAnsi="Times New Roman" w:cs="Times New Roman"/>
+        </w:rPr>
+        <w:t xml:space="preserve">discontinuation of the contract for reasons that are not related to </w:t>
+      </w:r>
+      <w:proofErr w:type="spellStart"/>
+      <w:r>
+        <w:rPr>
+          <w:rFonts w:ascii="Times New Roman" w:hAnsi="Times New Roman" w:cs="Times New Roman"/>
+        </w:rPr>
+        <w:t>BlechTek</w:t>
+      </w:r>
+      <w:proofErr w:type="spellEnd"/>
+    </w:p>
+    <w:p>
+      <w:pPr>
+        <w:pStyle w:val="ListParagraph"/>
+        <w:numPr>
+          <w:ilvl w:val="0"/>
+          <w:numId w:val="4"/>
+        </w:numPr>
+        <w:spacing w:after="60"/>
+        <w:rPr>
+          <w:rFonts w:ascii="Times New Roman" w:hAnsi="Times New Roman" w:cs="Times New Roman"/>
+        </w:rPr>
+      </w:pPr>
+      <w:r>
+        <w:rPr>
+          <w:rFonts w:ascii="Times New Roman" w:hAnsi="Times New Roman" w:cs="Times New Roman"/>
+        </w:rPr>
+        <w:t xml:space="preserve">If </w:t>
+      </w:r>
+      <w:r>
+        <w:rPr>
+          <w:rFonts w:ascii="Times New Roman" w:hAnsi="Times New Roman" w:cs="Times New Roman"/>
+        </w:rPr>
+        <w:t>the contract is stalled by you at any stage for a period of more than 60 days.</w:t>
       </w:r>
     </w:p>
     <w:p>
@@ -2882,7 +4468,65 @@
           <w:rFonts w:ascii="Times New Roman" w:hAnsi="Times New Roman" w:cs="Times New Roman"/>
           <w:color w:val="000000" w:themeColor="text1"/>
         </w:rPr>
-        <w:t>6. Excused Performance</w:t>
+        <w:t>8. TDS</w:t>
+      </w:r>
+    </w:p>
+    <w:p>
+      <w:pPr>
+        <w:spacing w:before="160" w:after="40"/>
+        <w:rPr>
+          <w:rFonts w:ascii="Times New Roman" w:hAnsi="Times New Roman" w:cs="Times New Roman"/>
+        </w:rPr>
+      </w:pPr>
+      <w:r>
+        <w:rPr>
+          <w:rFonts w:ascii="Times New Roman" w:hAnsi="Times New Roman" w:cs="Times New Roman"/>
+        </w:rPr>
+        <w:t xml:space="preserve">In case of deduction of TDS Amount, </w:t>
+      </w:r>
+      <w:proofErr w:type="gramStart"/>
+      <w:r>
+        <w:rPr>
+          <w:rFonts w:ascii="Times New Roman" w:hAnsi="Times New Roman" w:cs="Times New Roman"/>
+        </w:rPr>
+        <w:t>You</w:t>
+      </w:r>
+      <w:proofErr w:type="gramEnd"/>
+      <w:r>
+        <w:rPr>
+          <w:rFonts w:ascii="Times New Roman" w:hAnsi="Times New Roman" w:cs="Times New Roman"/>
+        </w:rPr>
+        <w:t xml:space="preserve"> </w:t>
+      </w:r>
+      <w:proofErr w:type="gramStart"/>
+      <w:r>
+        <w:rPr>
+          <w:rFonts w:ascii="Times New Roman" w:hAnsi="Times New Roman" w:cs="Times New Roman"/>
+        </w:rPr>
+        <w:t>have to</w:t>
+      </w:r>
+      <w:proofErr w:type="gramEnd"/>
+      <w:r>
+        <w:rPr>
+          <w:rFonts w:ascii="Times New Roman" w:hAnsi="Times New Roman" w:cs="Times New Roman"/>
+        </w:rPr>
+        <w:t xml:space="preserve"> give us the TDS certificate immediately along with our Payment. If we do not receive the TDS Certificate within 6 months or by the end of the Financial Year, you </w:t>
+      </w:r>
+    </w:p>
+    <w:p>
+      <w:pPr>
+        <w:spacing w:before="160" w:after="40"/>
+        <w:rPr>
+          <w:rFonts w:ascii="Times New Roman" w:hAnsi="Times New Roman" w:cs="Times New Roman"/>
+          <w:color w:val="000000" w:themeColor="text1"/>
+        </w:rPr>
+      </w:pPr>
+      <w:r>
+        <w:rPr>
+          <w:rFonts w:ascii="Times New Roman" w:hAnsi="Times New Roman" w:cs="Times New Roman"/>
+          <w:color w:val="000000" w:themeColor="text1"/>
+        </w:rPr>
+        <w:t>9. Validity of the Offer</w:t>
       </w:r>
     </w:p>
     <w:p>
@@ -2892,10 +4536,165 @@
           <w:rFonts w:ascii="Times New Roman" w:hAnsi="Times New Roman" w:cs="Times New Roman"/>
         </w:rPr>
       </w:pPr>
+      <w:r>
+        <w:rPr>
+          <w:rFonts w:ascii="Times New Roman" w:hAnsi="Times New Roman" w:cs="Times New Roman"/>
+        </w:rPr>
+        <w:t>This offer is valid up to {{VALIDATION_DATE}}.</w:t>
+      </w:r>
+    </w:p>
+    <w:p>
+      <w:pPr>
+        <w:spacing w:before="160" w:after="40"/>
+        <w:rPr>
+          <w:rFonts w:ascii="Times New Roman" w:hAnsi="Times New Roman" w:cs="Times New Roman"/>
+          <w:color w:val="000000" w:themeColor="text1"/>
+        </w:rPr>
+      </w:pPr>
+    </w:p>
+    <w:p>
+      <w:pPr>
+        <w:spacing w:before="160" w:after="40"/>
+        <w:rPr>
+          <w:rFonts w:ascii="Times New Roman" w:hAnsi="Times New Roman" w:cs="Times New Roman"/>
+          <w:color w:val="000000" w:themeColor="text1"/>
+        </w:rPr>
+      </w:pPr>
+      <w:r>
+        <w:rPr>
+          <w:rFonts w:ascii="Times New Roman" w:hAnsi="Times New Roman" w:cs="Times New Roman"/>
+          <w:color w:val="000000" w:themeColor="text1"/>
+        </w:rPr>
+        <w:t>10. Suggestions by Auditors / Consultants</w:t>
+      </w:r>
+    </w:p>
+    <w:p>
+      <w:pPr>
+        <w:spacing w:before="160" w:after="40"/>
+        <w:rPr>
+          <w:rFonts w:ascii="Times New Roman" w:hAnsi="Times New Roman" w:cs="Times New Roman"/>
+        </w:rPr>
+      </w:pPr>
+      <w:r>
+        <w:rPr>
+          <w:rFonts w:ascii="Times New Roman" w:hAnsi="Times New Roman" w:cs="Times New Roman"/>
+        </w:rPr>
+        <w:t xml:space="preserve">Any suggestions by your Auditors and / or Consultants should be discussed before the finalization of the Order. If any suggestions are made after the finalization of the order, the same will be considered only after the completion of this </w:t>
+      </w:r>
+      <w:proofErr w:type="gramStart"/>
+      <w:r>
+        <w:rPr>
+          <w:rFonts w:ascii="Times New Roman" w:hAnsi="Times New Roman" w:cs="Times New Roman"/>
+        </w:rPr>
+        <w:t>Order, and</w:t>
+      </w:r>
+      <w:proofErr w:type="gramEnd"/>
+      <w:r>
+        <w:rPr>
+          <w:rFonts w:ascii="Times New Roman" w:hAnsi="Times New Roman" w:cs="Times New Roman"/>
+        </w:rPr>
+        <w:t xml:space="preserve"> would be charged extra. </w:t>
+      </w:r>
+    </w:p>
+    <w:p>
+      <w:pPr>
+        <w:spacing w:before="160" w:after="40"/>
+        <w:rPr>
+          <w:rFonts w:ascii="Times New Roman" w:hAnsi="Times New Roman" w:cs="Times New Roman"/>
+          <w:color w:val="000000" w:themeColor="text1"/>
+        </w:rPr>
+      </w:pPr>
+      <w:r>
+        <w:rPr>
+          <w:rFonts w:ascii="Times New Roman" w:hAnsi="Times New Roman" w:cs="Times New Roman"/>
+          <w:color w:val="000000" w:themeColor="text1"/>
+        </w:rPr>
+        <w:t>11. Legal</w:t>
+      </w:r>
+    </w:p>
+    <w:p>
+      <w:pPr>
+        <w:spacing w:after="60"/>
+        <w:rPr>
+          <w:rFonts w:ascii="Times New Roman" w:hAnsi="Times New Roman" w:cs="Times New Roman"/>
+        </w:rPr>
+      </w:pPr>
+      <w:r>
+        <w:rPr>
+          <w:rFonts w:ascii="Times New Roman" w:hAnsi="Times New Roman" w:cs="Times New Roman"/>
+        </w:rPr>
+        <w:t>Any disputes arising out of in relation to this order is subject to jurisdiction of courts at Pune, Maharashtra.</w:t>
+      </w:r>
+    </w:p>
+    <w:p>
+      <w:pPr>
+        <w:spacing w:before="300" w:after="40"/>
+        <w:rPr>
+          <w:rFonts w:ascii="Times New Roman" w:hAnsi="Times New Roman" w:cs="Times New Roman"/>
+        </w:rPr>
+      </w:pPr>
+    </w:p>
+    <w:p>
+      <w:pPr>
+        <w:spacing w:before="300" w:after="40"/>
+        <w:rPr>
+          <w:rFonts w:ascii="Times New Roman" w:hAnsi="Times New Roman" w:cs="Times New Roman"/>
+        </w:rPr>
+      </w:pPr>
+      <w:r>
+        <w:rPr>
+          <w:rFonts w:ascii="Times New Roman" w:hAnsi="Times New Roman" w:cs="Times New Roman"/>
+        </w:rPr>
+        <w:lastRenderedPageBreak/>
+        <w:t xml:space="preserve">We hope this document aligns with our discussions. Please feel free to reach out for any clarification. </w:t>
+      </w:r>
+    </w:p>
+    <w:p>
+      <w:pPr>
+        <w:spacing w:before="300" w:after="40" w:line="360" w:lineRule="auto"/>
+        <w:rPr>
+          <w:rFonts w:ascii="Times New Roman" w:hAnsi="Times New Roman" w:cs="Times New Roman"/>
+        </w:rPr>
+      </w:pPr>
+      <w:r>
+        <w:rPr>
+          <w:rFonts w:ascii="Times New Roman" w:hAnsi="Times New Roman" w:cs="Times New Roman"/>
+        </w:rPr>
+        <w:t>Thanking you in anticipation.</w:t>
+      </w:r>
+      <w:r>
+        <w:rPr>
+          <w:rFonts w:ascii="Times New Roman" w:hAnsi="Times New Roman" w:cs="Times New Roman"/>
+        </w:rPr>
+        <w:t xml:space="preserve"> </w:t>
+      </w:r>
+      <w:r>
+        <w:rPr>
+          <w:rFonts w:ascii="Times New Roman" w:hAnsi="Times New Roman" w:cs="Times New Roman"/>
+        </w:rPr>
+        <w:t>Sincerely,</w:t>
+      </w:r>
+    </w:p>
+    <w:p>
+      <w:pPr>
+        <w:spacing w:after="20" w:line="360" w:lineRule="auto"/>
+        <w:rPr>
+          <w:rFonts w:ascii="Times New Roman" w:hAnsi="Times New Roman" w:cs="Times New Roman"/>
+          <w:color w:val="000000" w:themeColor="text1"/>
+        </w:rPr>
+      </w:pPr>
+      <w:r>
+        <w:rPr>
+          <w:rFonts w:ascii="Times New Roman" w:hAnsi="Times New Roman" w:cs="Times New Roman"/>
+          <w:color w:val="000000" w:themeColor="text1"/>
+        </w:rPr>
+        <w:t xml:space="preserve">For </w:t>
+      </w:r>
       <w:proofErr w:type="spellStart"/>
       <w:r>
         <w:rPr>
           <w:rFonts w:ascii="Times New Roman" w:hAnsi="Times New Roman" w:cs="Times New Roman"/>
+          <w:color w:val="000000" w:themeColor="text1"/>
         </w:rPr>
         <w:t>BlechTek</w:t>
       </w:r>
@@ -2903,237 +4702,9 @@
       <w:r>
         <w:rPr>
           <w:rFonts w:ascii="Times New Roman" w:hAnsi="Times New Roman" w:cs="Times New Roman"/>
-        </w:rPr>
-        <w:t xml:space="preserve"> is not liable for delay or failure in performance due to strikes, riots, war, fire, acts of God, governmental regulation, or failure of hardware/network outside its control.</w:t>
-      </w:r>
-    </w:p>
-    <w:p>
-      <w:pPr>
-        <w:spacing w:before="160" w:after="40"/>
-        <w:rPr>
-          <w:rFonts w:ascii="Times New Roman" w:hAnsi="Times New Roman" w:cs="Times New Roman"/>
-          <w:color w:val="000000" w:themeColor="text1"/>
-        </w:rPr>
-      </w:pPr>
-      <w:r>
-        <w:rPr>
-          <w:rFonts w:ascii="Times New Roman" w:hAnsi="Times New Roman" w:cs="Times New Roman"/>
-          <w:color w:val="000000" w:themeColor="text1"/>
-        </w:rPr>
-        <w:t>7. Discontinuation of Contract</w:t>
-      </w:r>
-    </w:p>
-    <w:p>
-      <w:pPr>
-        <w:spacing w:after="60"/>
-        <w:rPr>
-          <w:rFonts w:ascii="Times New Roman" w:hAnsi="Times New Roman" w:cs="Times New Roman"/>
-        </w:rPr>
-      </w:pPr>
-      <w:r>
-        <w:rPr>
-          <w:rFonts w:ascii="Times New Roman" w:hAnsi="Times New Roman" w:cs="Times New Roman"/>
-        </w:rPr>
-        <w:t xml:space="preserve">You will be required to pay the balance amount to </w:t>
-      </w:r>
-      <w:proofErr w:type="spellStart"/>
-      <w:r>
-        <w:rPr>
-          <w:rFonts w:ascii="Times New Roman" w:hAnsi="Times New Roman" w:cs="Times New Roman"/>
-        </w:rPr>
-        <w:t>BlechTek</w:t>
-      </w:r>
-      <w:proofErr w:type="spellEnd"/>
-      <w:r>
-        <w:rPr>
-          <w:rFonts w:ascii="Times New Roman" w:hAnsi="Times New Roman" w:cs="Times New Roman"/>
-        </w:rPr>
-        <w:t xml:space="preserve"> immediately in case of the following: (</w:t>
-      </w:r>
-      <w:proofErr w:type="spellStart"/>
-      <w:r>
-        <w:rPr>
-          <w:rFonts w:ascii="Times New Roman" w:hAnsi="Times New Roman" w:cs="Times New Roman"/>
-        </w:rPr>
-        <w:t>i</w:t>
-      </w:r>
-      <w:proofErr w:type="spellEnd"/>
-      <w:r>
-        <w:rPr>
-          <w:rFonts w:ascii="Times New Roman" w:hAnsi="Times New Roman" w:cs="Times New Roman"/>
-        </w:rPr>
-        <w:t xml:space="preserve">) discontinuation of the contract for reasons that are not related to </w:t>
-      </w:r>
-      <w:proofErr w:type="spellStart"/>
-      <w:r>
-        <w:rPr>
-          <w:rFonts w:ascii="Times New Roman" w:hAnsi="Times New Roman" w:cs="Times New Roman"/>
-        </w:rPr>
-        <w:t>BlechTek</w:t>
-      </w:r>
-      <w:proofErr w:type="spellEnd"/>
-      <w:r>
-        <w:rPr>
-          <w:rFonts w:ascii="Times New Roman" w:hAnsi="Times New Roman" w:cs="Times New Roman"/>
-        </w:rPr>
-        <w:t>; or (ii) the contract is stalled by you at any stage for a period of more than 60 days.</w:t>
-      </w:r>
-    </w:p>
-    <w:p>
-      <w:pPr>
-        <w:spacing w:before="160" w:after="40"/>
-        <w:rPr>
-          <w:rFonts w:ascii="Times New Roman" w:hAnsi="Times New Roman" w:cs="Times New Roman"/>
-          <w:color w:val="000000" w:themeColor="text1"/>
-        </w:rPr>
-      </w:pPr>
-      <w:r>
-        <w:rPr>
-          <w:rFonts w:ascii="Times New Roman" w:hAnsi="Times New Roman" w:cs="Times New Roman"/>
-          <w:color w:val="000000" w:themeColor="text1"/>
-        </w:rPr>
-        <w:t>8. TDS</w:t>
-      </w:r>
-    </w:p>
-    <w:p>
-      <w:pPr>
-        <w:spacing w:after="60"/>
-        <w:rPr>
-          <w:rFonts w:ascii="Times New Roman" w:hAnsi="Times New Roman" w:cs="Times New Roman"/>
-        </w:rPr>
-      </w:pPr>
-      <w:r>
-        <w:rPr>
-          <w:rFonts w:ascii="Times New Roman" w:hAnsi="Times New Roman" w:cs="Times New Roman"/>
-        </w:rPr>
-        <w:t>Any TDS deducted must be supported by a certificate within 6 months or by the end of the financial year, failing which the deducted amount becomes payable.</w:t>
-      </w:r>
-    </w:p>
-    <w:p>
-      <w:pPr>
-        <w:spacing w:before="160" w:after="40"/>
-        <w:rPr>
-          <w:rFonts w:ascii="Times New Roman" w:hAnsi="Times New Roman" w:cs="Times New Roman"/>
-          <w:color w:val="000000" w:themeColor="text1"/>
-        </w:rPr>
-      </w:pPr>
-      <w:r>
-        <w:rPr>
-          <w:rFonts w:ascii="Times New Roman" w:hAnsi="Times New Roman" w:cs="Times New Roman"/>
-          <w:color w:val="000000" w:themeColor="text1"/>
-        </w:rPr>
-        <w:t>9. Validity of the Offer</w:t>
-      </w:r>
-    </w:p>
-    <w:p>
-      <w:pPr>
-        <w:spacing w:after="60"/>
-        <w:rPr>
-          <w:rFonts w:ascii="Times New Roman" w:hAnsi="Times New Roman" w:cs="Times New Roman"/>
-        </w:rPr>
-      </w:pPr>
-      <w:r>
-        <w:rPr>
-          <w:rFonts w:ascii="Times New Roman" w:hAnsi="Times New Roman" w:cs="Times New Roman"/>
-        </w:rPr>
-        <w:t>This offer is valid up to {{VALIDATION_DATE}}.</w:t>
-      </w:r>
-    </w:p>
-    <w:p>
-      <w:pPr>
-        <w:spacing w:before="160" w:after="40"/>
-        <w:rPr>
-          <w:rFonts w:ascii="Times New Roman" w:hAnsi="Times New Roman" w:cs="Times New Roman"/>
-          <w:color w:val="000000" w:themeColor="text1"/>
-        </w:rPr>
-      </w:pPr>
-      <w:r>
-        <w:rPr>
-          <w:rFonts w:ascii="Times New Roman" w:hAnsi="Times New Roman" w:cs="Times New Roman"/>
-          <w:color w:val="000000" w:themeColor="text1"/>
-        </w:rPr>
-        <w:t>10. Suggestions by Auditors / Consultants</w:t>
-      </w:r>
-    </w:p>
-    <w:p>
-      <w:pPr>
-        <w:spacing w:after="60"/>
-        <w:rPr>
-          <w:rFonts w:ascii="Times New Roman" w:hAnsi="Times New Roman" w:cs="Times New Roman"/>
-        </w:rPr>
-      </w:pPr>
-      <w:r>
-        <w:rPr>
-          <w:rFonts w:ascii="Times New Roman" w:hAnsi="Times New Roman" w:cs="Times New Roman"/>
-        </w:rPr>
-        <w:t>Any changes suggested by auditors or consultants must be raised before order finalization; later changes are chargeable separately.</w:t>
-      </w:r>
-    </w:p>
-    <w:p>
-      <w:pPr>
-        <w:spacing w:before="160" w:after="40"/>
-        <w:rPr>
-          <w:rFonts w:ascii="Times New Roman" w:hAnsi="Times New Roman" w:cs="Times New Roman"/>
-          <w:color w:val="000000" w:themeColor="text1"/>
-        </w:rPr>
-      </w:pPr>
-      <w:r>
-        <w:rPr>
-          <w:rFonts w:ascii="Times New Roman" w:hAnsi="Times New Roman" w:cs="Times New Roman"/>
-          <w:color w:val="000000" w:themeColor="text1"/>
-        </w:rPr>
-        <w:t>11. Legal</w:t>
-      </w:r>
-    </w:p>
-    <w:p>
-      <w:pPr>
-        <w:spacing w:after="60"/>
-        <w:rPr>
-          <w:rFonts w:ascii="Times New Roman" w:hAnsi="Times New Roman" w:cs="Times New Roman"/>
-        </w:rPr>
-      </w:pPr>
-      <w:r>
-        <w:rPr>
-          <w:rFonts w:ascii="Times New Roman" w:hAnsi="Times New Roman" w:cs="Times New Roman"/>
-        </w:rPr>
-        <w:t>Disputes arising from this order are subject to the jurisdiction of courts at Pune, Maharashtra.</w:t>
-      </w:r>
-    </w:p>
-    <w:p>
-      <w:pPr>
-        <w:spacing w:before="300" w:after="40"/>
-        <w:rPr>
-          <w:rFonts w:ascii="Times New Roman" w:hAnsi="Times New Roman" w:cs="Times New Roman"/>
-        </w:rPr>
-      </w:pPr>
-    </w:p>
-    <w:p>
-      <w:pPr>
-        <w:spacing w:before="300" w:after="40"/>
-        <w:rPr>
-          <w:rFonts w:ascii="Times New Roman" w:hAnsi="Times New Roman" w:cs="Times New Roman"/>
-        </w:rPr>
-      </w:pPr>
-      <w:r>
-        <w:rPr>
-          <w:rFonts w:ascii="Times New Roman" w:hAnsi="Times New Roman" w:cs="Times New Roman"/>
-        </w:rPr>
-        <w:lastRenderedPageBreak/>
-        <w:t>We hope this document aligns with our discussions. Please feel free to reach out for any clarification. Thanking you in anticipation.</w:t>
-      </w:r>
-    </w:p>
-    <w:p>
-      <w:pPr>
-        <w:spacing w:before="200" w:after="40"/>
-        <w:rPr>
-          <w:rFonts w:ascii="Times New Roman" w:hAnsi="Times New Roman" w:cs="Times New Roman"/>
-        </w:rPr>
-      </w:pPr>
-      <w:r>
-        <w:rPr>
-          <w:rFonts w:ascii="Times New Roman" w:hAnsi="Times New Roman" w:cs="Times New Roman"/>
-        </w:rPr>
-        <w:t>Sincerely,</w:t>
+          <w:color w:val="000000" w:themeColor="text1"/>
+        </w:rPr>
+        <w:t xml:space="preserve"> Software Solutions LLP</w:t>
       </w:r>
     </w:p>
     <w:p>
@@ -3141,38 +4712,6 @@
         <w:spacing w:after="20"/>
         <w:rPr>
           <w:rFonts w:ascii="Times New Roman" w:hAnsi="Times New Roman" w:cs="Times New Roman"/>
-          <w:color w:val="000000" w:themeColor="text1"/>
-        </w:rPr>
-      </w:pPr>
-      <w:r>
-        <w:rPr>
-          <w:rFonts w:ascii="Times New Roman" w:hAnsi="Times New Roman" w:cs="Times New Roman"/>
-          <w:color w:val="000000" w:themeColor="text1"/>
-        </w:rPr>
-        <w:t xml:space="preserve">For </w:t>
-      </w:r>
-      <w:proofErr w:type="spellStart"/>
-      <w:r>
-        <w:rPr>
-          <w:rFonts w:ascii="Times New Roman" w:hAnsi="Times New Roman" w:cs="Times New Roman"/>
-          <w:color w:val="000000" w:themeColor="text1"/>
-        </w:rPr>
-        <w:t>BlechTek</w:t>
-      </w:r>
-      <w:proofErr w:type="spellEnd"/>
-      <w:r>
-        <w:rPr>
-          <w:rFonts w:ascii="Times New Roman" w:hAnsi="Times New Roman" w:cs="Times New Roman"/>
-          <w:color w:val="000000" w:themeColor="text1"/>
-        </w:rPr>
-        <w:t xml:space="preserve"> Software Solutions LLP</w:t>
-      </w:r>
-    </w:p>
-    <w:p>
-      <w:pPr>
-        <w:spacing w:after="20"/>
-        <w:rPr>
-          <w:rFonts w:ascii="Times New Roman" w:hAnsi="Times New Roman" w:cs="Times New Roman"/>
         </w:rPr>
       </w:pPr>
       <w:r>
@@ -3181,9 +4720,9 @@
           <w:noProof/>
         </w:rPr>
         <w:drawing>
-          <wp:inline distT="0" distB="0" distL="0" distR="0" wp14:anchorId="5F628F96" wp14:editId="632B5E55">
-            <wp:extent cx="1045464" cy="1033272"/>
-            <wp:effectExtent l="0" t="0" r="0" b="0"/>
+          <wp:inline distT="0" distB="0" distL="0" distR="0" wp14:anchorId="5F628F96" wp14:editId="0FE70ACE">
+            <wp:extent cx="1045210" cy="942975"/>
+            <wp:effectExtent l="0" t="0" r="2540" b="9525"/>
             <wp:docPr id="97" name="Picture 97"/>
             <wp:cNvGraphicFramePr/>
             <a:graphic xmlns:a="http://schemas.openxmlformats.org/drawingml/2006/main">
@@ -3202,7 +4741,7 @@
                   <pic:spPr>
                     <a:xfrm>
                       <a:off x="0" y="0"/>
-                      <a:ext cx="1045464" cy="1033272"/>
+                      <a:ext cx="1045464" cy="943204"/>
                     </a:xfrm>
                     <a:prstGeom prst="rect">
                       <a:avLst/>
@@ -3246,10 +4785,14 @@
       </w:r>
     </w:p>
     <w:sectPr>
-      <w:headerReference w:type="default" r:id="rId9"/>
-      <w:footerReference w:type="default" r:id="rId10"/>
+      <w:headerReference w:type="even" r:id="rId9"/>
+      <w:headerReference w:type="default" r:id="rId10"/>
+      <w:footerReference w:type="even" r:id="rId11"/>
+      <w:footerReference w:type="default" r:id="rId12"/>
+      <w:headerReference w:type="first" r:id="rId13"/>
+      <w:footerReference w:type="first" r:id="rId14"/>
       <w:pgSz w:w="12240" w:h="15840"/>
-      <w:pgMar w:top="1000" w:right="1100" w:bottom="1000" w:left="1100" w:header="708" w:footer="737" w:gutter="0"/>
+      <w:pgMar w:top="1000" w:right="1100" w:bottom="1000" w:left="1100" w:header="680" w:footer="737" w:gutter="0"/>
       <w:cols w:space="720"/>
       <w:docGrid w:linePitch="360"/>
     </w:sectPr>
@@ -3286,30 +4829,102 @@
 <w:ftr xmlns:wpc="http://schemas.microsoft.com/office/word/2010/wordprocessingCanvas" xmlns:cx="http://schemas.microsoft.com/office/drawing/2014/chartex" xmlns:cx1="http://schemas.microsoft.com/office/drawing/2015/9/8/chartex" xmlns:cx2="http://schemas.microsoft.com/office/drawing/2015/10/21/chartex" xmlns:cx3="http://schemas.microsoft.com/office/drawing/2016/5/9/chartex" xmlns:cx4="http://schemas.microsoft.com/office/drawing/2016/5/10/chartex" xmlns:cx5="http://schemas.microsoft.com/office/drawing/2016/5/11/chartex" xmlns:cx6="http://schemas.microsoft.com/office/drawing/2016/5/12/chartex" xmlns:cx7="http://schemas.microsoft.com/office/drawing/2016/5/13/chartex" xmlns:cx8="http://schemas.microsoft.com/office/drawing/2016/5/14/chartex" xmlns:mc="http://schemas.openxmlformats.org/markup-compatibility/2006" xmlns:aink="http://schemas.microsoft.com/office/drawing/2016/ink" xmlns:am3d="http://schemas.microsoft.com/office/drawing/2017/model3d" xmlns:o="urn:schemas-microsoft-com:office:office" xmlns:oel="http://schemas.microsoft.com/office/2019/extlst" xmlns:r="http://schemas.openxmlformats.org/officeDocument/2006/relationships" xmlns:m="http://schemas.openxmlformats.org/officeDocument/2006/math" xmlns:v="urn:schemas-microsoft-com:vml" xmlns:wp14="http://schemas.microsoft.com/office/word/2010/wordprocessingDrawing" xmlns:wp="http://schemas.openxmlformats.org/drawingml/2006/wordprocessingDrawing" xmlns:w10="urn:schemas-microsoft-com:office:word" xmlns:w="http://schemas.openxmlformats.org/wordprocessingml/2006/main" xmlns:w14="http://schemas.microsoft.com/office/word/2010/wordml" xmlns:w15="http://schemas.microsoft.com/office/word/2012/wordml" xmlns:w16cex="http://schemas.microsoft.com/office/word/2018/wordml/cex" xmlns:w16cid="http://schemas.microsoft.com/office/word/2016/wordml/cid" xmlns:w16="http://schemas.microsoft.com/office/word/2018/wordml" xmlns:w16du="http://schemas.microsoft.com/office/word/2023/wordml/word16du" xmlns:w16sdtdh="http://schemas.microsoft.com/office/word/2020/wordml/sdtdatahash" xmlns:w16sdtfl="http://schemas.microsoft.com/office/word/2024/wordml/sdtformatlock" xmlns:w16se="http://schemas.microsoft.com/office/word/2015/wordml/symex" xmlns:wpg="http://schemas.microsoft.com/office/word/2010/wordprocessingGroup" xmlns:wpi="http://schemas.microsoft.com/office/word/2010/wordprocessingInk" xmlns:wne="http://schemas.microsoft.com/office/word/2006/wordml" xmlns:wps="http://schemas.microsoft.com/office/word/2010/wordprocessingShape" mc:Ignorable="w14 w15 w16se w16cid w16 w16cex w16sdtdh w16sdtfl w16du wp14">
   <w:p>
     <w:pPr>
+      <w:pStyle w:val="Footer"/>
+    </w:pPr>
+  </w:p>
+</w:ftr>
+</file>
+
+<file path=word/footer2.xml><?xml version="1.0" encoding="utf-8"?>
+<w:ftr xmlns:wpc="http://schemas.microsoft.com/office/word/2010/wordprocessingCanvas" xmlns:cx="http://schemas.microsoft.com/office/drawing/2014/chartex" xmlns:cx1="http://schemas.microsoft.com/office/drawing/2015/9/8/chartex" xmlns:cx2="http://schemas.microsoft.com/office/drawing/2015/10/21/chartex" xmlns:cx3="http://schemas.microsoft.com/office/drawing/2016/5/9/chartex" xmlns:cx4="http://schemas.microsoft.com/office/drawing/2016/5/10/chartex" xmlns:cx5="http://schemas.microsoft.com/office/drawing/2016/5/11/chartex" xmlns:cx6="http://schemas.microsoft.com/office/drawing/2016/5/12/chartex" xmlns:cx7="http://schemas.microsoft.com/office/drawing/2016/5/13/chartex" xmlns:cx8="http://schemas.microsoft.com/office/drawing/2016/5/14/chartex" xmlns:mc="http://schemas.openxmlformats.org/markup-compatibility/2006" xmlns:aink="http://schemas.microsoft.com/office/drawing/2016/ink" xmlns:am3d="http://schemas.microsoft.com/office/drawing/2017/model3d" xmlns:o="urn:schemas-microsoft-com:office:office" xmlns:oel="http://schemas.microsoft.com/office/2019/extlst" xmlns:r="http://schemas.openxmlformats.org/officeDocument/2006/relationships" xmlns:m="http://schemas.openxmlformats.org/officeDocument/2006/math" xmlns:v="urn:schemas-microsoft-com:vml" xmlns:wp14="http://schemas.microsoft.com/office/word/2010/wordprocessingDrawing" xmlns:wp="http://schemas.openxmlformats.org/drawingml/2006/wordprocessingDrawing" xmlns:w10="urn:schemas-microsoft-com:office:word" xmlns:w="http://schemas.openxmlformats.org/wordprocessingml/2006/main" xmlns:w14="http://schemas.microsoft.com/office/word/2010/wordml" xmlns:w15="http://schemas.microsoft.com/office/word/2012/wordml" xmlns:w16cex="http://schemas.microsoft.com/office/word/2018/wordml/cex" xmlns:w16cid="http://schemas.microsoft.com/office/word/2016/wordml/cid" xmlns:w16="http://schemas.microsoft.com/office/word/2018/wordml" xmlns:w16du="http://schemas.microsoft.com/office/word/2023/wordml/word16du" xmlns:w16sdtdh="http://schemas.microsoft.com/office/word/2020/wordml/sdtdatahash" xmlns:w16sdtfl="http://schemas.microsoft.com/office/word/2024/wordml/sdtformatlock" xmlns:w16se="http://schemas.microsoft.com/office/word/2015/wordml/symex" xmlns:wpg="http://schemas.microsoft.com/office/word/2010/wordprocessingGroup" xmlns:wpi="http://schemas.microsoft.com/office/word/2010/wordprocessingInk" xmlns:wne="http://schemas.microsoft.com/office/word/2006/wordml" xmlns:wps="http://schemas.microsoft.com/office/word/2010/wordprocessingShape" mc:Ignorable="w14 w15 w16se w16cid w16 w16cex w16sdtdh w16sdtfl w16du wp14">
+  <w:p>
+    <w:pPr>
       <w:spacing w:after="60"/>
     </w:pPr>
   </w:p>
   <w:p>
     <w:pPr>
       <w:jc w:val="center"/>
+      <w:rPr>
+        <w:rFonts w:ascii="Times New Roman" w:hAnsi="Times New Roman" w:cs="Times New Roman"/>
+        <w:color w:val="000000" w:themeColor="text1"/>
+      </w:rPr>
     </w:pPr>
     <w:proofErr w:type="spellStart"/>
     <w:r>
       <w:rPr>
-        <w:color w:val="5B6478"/>
-        <w:sz w:val="16"/>
-        <w:szCs w:val="16"/>
+        <w:rFonts w:ascii="Times New Roman" w:hAnsi="Times New Roman" w:cs="Times New Roman"/>
+        <w:color w:val="000000" w:themeColor="text1"/>
       </w:rPr>
       <w:t>BlechTek</w:t>
     </w:r>
     <w:proofErr w:type="spellEnd"/>
     <w:r>
       <w:rPr>
-        <w:color w:val="5B6478"/>
-        <w:sz w:val="16"/>
-        <w:szCs w:val="16"/>
+        <w:rFonts w:ascii="Times New Roman" w:hAnsi="Times New Roman" w:cs="Times New Roman"/>
+        <w:color w:val="000000" w:themeColor="text1"/>
       </w:rPr>
       <w:t xml:space="preserve"> Software Solutions LLP</w:t>
+    </w:r>
+  </w:p>
+  <w:p>
+    <w:pPr>
+      <w:jc w:val="center"/>
+      <w:rPr>
+        <w:rFonts w:ascii="Times New Roman" w:hAnsi="Times New Roman" w:cs="Times New Roman"/>
+        <w:color w:val="000000" w:themeColor="text1"/>
+        <w:sz w:val="18"/>
+        <w:szCs w:val="18"/>
+      </w:rPr>
+    </w:pPr>
+    <w:r>
+      <w:rPr>
+        <w:rFonts w:ascii="Times New Roman" w:hAnsi="Times New Roman" w:cs="Times New Roman"/>
+        <w:color w:val="000000" w:themeColor="text1"/>
+        <w:sz w:val="18"/>
+        <w:szCs w:val="18"/>
+      </w:rPr>
+      <w:t xml:space="preserve">Address: S.NO. 257/2/2A/4 ABC Business </w:t>
+    </w:r>
+    <w:proofErr w:type="spellStart"/>
+    <w:r>
+      <w:rPr>
+        <w:rFonts w:ascii="Times New Roman" w:hAnsi="Times New Roman" w:cs="Times New Roman"/>
+        <w:color w:val="000000" w:themeColor="text1"/>
+        <w:sz w:val="18"/>
+        <w:szCs w:val="18"/>
+      </w:rPr>
+      <w:t>Center</w:t>
+    </w:r>
+    <w:proofErr w:type="spellEnd"/>
+    <w:r>
+      <w:rPr>
+        <w:rFonts w:ascii="Times New Roman" w:hAnsi="Times New Roman" w:cs="Times New Roman"/>
+        <w:color w:val="000000" w:themeColor="text1"/>
+        <w:sz w:val="18"/>
+        <w:szCs w:val="18"/>
+      </w:rPr>
+      <w:t xml:space="preserve">, S Floor, Opp. </w:t>
+    </w:r>
+    <w:proofErr w:type="spellStart"/>
+    <w:r>
+      <w:rPr>
+        <w:rFonts w:ascii="Times New Roman" w:hAnsi="Times New Roman" w:cs="Times New Roman"/>
+        <w:color w:val="000000" w:themeColor="text1"/>
+        <w:sz w:val="18"/>
+        <w:szCs w:val="18"/>
+      </w:rPr>
+      <w:t>WindMill</w:t>
+    </w:r>
+    <w:proofErr w:type="spellEnd"/>
+    <w:r>
+      <w:rPr>
+        <w:rFonts w:ascii="Times New Roman" w:hAnsi="Times New Roman" w:cs="Times New Roman"/>
+        <w:color w:val="000000" w:themeColor="text1"/>
+        <w:sz w:val="18"/>
+        <w:szCs w:val="18"/>
+      </w:rPr>
+      <w:t xml:space="preserve"> Village Road, </w:t>
     </w:r>
   </w:p>
   <w:p>
@@ -3321,83 +4936,43 @@
         <w:szCs w:val="14"/>
       </w:rPr>
     </w:pPr>
-    <w:r>
-      <w:rPr>
-        <w:color w:val="5B6478"/>
-        <w:sz w:val="14"/>
-        <w:szCs w:val="14"/>
-      </w:rPr>
-      <w:t xml:space="preserve">Address: S.NO. 257/2/2A/4 ABC Business </w:t>
-    </w:r>
     <w:proofErr w:type="spellStart"/>
     <w:r>
       <w:rPr>
-        <w:color w:val="5B6478"/>
-        <w:sz w:val="14"/>
-        <w:szCs w:val="14"/>
-      </w:rPr>
-      <w:t>Center</w:t>
-    </w:r>
-    <w:proofErr w:type="spellEnd"/>
-    <w:r>
-      <w:rPr>
-        <w:color w:val="5B6478"/>
-        <w:sz w:val="14"/>
-        <w:szCs w:val="14"/>
-      </w:rPr>
-      <w:t xml:space="preserve">, S Floor, Opp. </w:t>
-    </w:r>
-    <w:proofErr w:type="spellStart"/>
-    <w:r>
-      <w:rPr>
-        <w:color w:val="5B6478"/>
-        <w:sz w:val="14"/>
-        <w:szCs w:val="14"/>
+        <w:rFonts w:ascii="Times New Roman" w:hAnsi="Times New Roman" w:cs="Times New Roman"/>
+        <w:color w:val="000000" w:themeColor="text1"/>
+        <w:sz w:val="18"/>
+        <w:szCs w:val="18"/>
       </w:rPr>
       <w:t>WindMill</w:t>
     </w:r>
     <w:proofErr w:type="spellEnd"/>
     <w:r>
       <w:rPr>
-        <w:color w:val="5B6478"/>
-        <w:sz w:val="14"/>
-        <w:szCs w:val="14"/>
-      </w:rPr>
-      <w:t xml:space="preserve"> Village Road, </w:t>
-    </w:r>
-    <w:proofErr w:type="spellStart"/>
-    <w:r>
-      <w:rPr>
-        <w:color w:val="5B6478"/>
-        <w:sz w:val="14"/>
-        <w:szCs w:val="14"/>
-      </w:rPr>
-      <w:t>WindMill</w:t>
-    </w:r>
-    <w:proofErr w:type="spellEnd"/>
-    <w:r>
-      <w:rPr>
-        <w:color w:val="5B6478"/>
-        <w:sz w:val="14"/>
-        <w:szCs w:val="14"/>
+        <w:rFonts w:ascii="Times New Roman" w:hAnsi="Times New Roman" w:cs="Times New Roman"/>
+        <w:color w:val="000000" w:themeColor="text1"/>
+        <w:sz w:val="18"/>
+        <w:szCs w:val="18"/>
       </w:rPr>
       <w:t xml:space="preserve"> Village, </w:t>
     </w:r>
     <w:proofErr w:type="spellStart"/>
     <w:r>
       <w:rPr>
-        <w:color w:val="5B6478"/>
-        <w:sz w:val="14"/>
-        <w:szCs w:val="14"/>
+        <w:rFonts w:ascii="Times New Roman" w:hAnsi="Times New Roman" w:cs="Times New Roman"/>
+        <w:color w:val="000000" w:themeColor="text1"/>
+        <w:sz w:val="18"/>
+        <w:szCs w:val="18"/>
       </w:rPr>
       <w:t>Bavdhan</w:t>
     </w:r>
     <w:proofErr w:type="spellEnd"/>
     <w:r>
       <w:rPr>
-        <w:color w:val="5B6478"/>
-        <w:sz w:val="14"/>
-        <w:szCs w:val="14"/>
+        <w:rFonts w:ascii="Times New Roman" w:hAnsi="Times New Roman" w:cs="Times New Roman"/>
+        <w:color w:val="000000" w:themeColor="text1"/>
+        <w:sz w:val="18"/>
+        <w:szCs w:val="18"/>
       </w:rPr>
       <w:t>, Pune 411021, Maharashtra</w:t>
     </w:r>
@@ -3445,15 +5020,122 @@
   <w:p>
     <w:pPr>
       <w:jc w:val="center"/>
+      <w:rPr>
+        <w:rFonts w:ascii="Times New Roman" w:hAnsi="Times New Roman" w:cs="Times New Roman"/>
+        <w:color w:val="000000" w:themeColor="text1"/>
+        <w:sz w:val="18"/>
+        <w:szCs w:val="18"/>
+      </w:rPr>
     </w:pPr>
     <w:r>
       <w:rPr>
-        <w:color w:val="5B6478"/>
-        <w:sz w:val="14"/>
-        <w:szCs w:val="14"/>
+        <w:rFonts w:ascii="Times New Roman" w:hAnsi="Times New Roman" w:cs="Times New Roman"/>
+        <w:color w:val="000000" w:themeColor="text1"/>
+        <w:sz w:val="18"/>
+        <w:szCs w:val="18"/>
       </w:rPr>
-      <w:t>LLP No.: ACD-6620 | GST NO.: 27ABCFB0283B1Z0 | MSME Certificate No.: UDYAM-MH-26-0746115</w:t>
+      <w:t>LLP No.: ACD-6620</w:t>
     </w:r>
+    <w:r>
+      <w:rPr>
+        <w:rFonts w:ascii="Times New Roman" w:hAnsi="Times New Roman" w:cs="Times New Roman"/>
+        <w:color w:val="000000" w:themeColor="text1"/>
+        <w:sz w:val="18"/>
+        <w:szCs w:val="18"/>
+      </w:rPr>
+      <w:t xml:space="preserve">   </w:t>
+    </w:r>
+    <w:r>
+      <w:rPr>
+        <w:rFonts w:ascii="Times New Roman" w:hAnsi="Times New Roman" w:cs="Times New Roman"/>
+        <w:color w:val="000000" w:themeColor="text1"/>
+        <w:sz w:val="18"/>
+        <w:szCs w:val="18"/>
+      </w:rPr>
+      <w:t xml:space="preserve"> |</w:t>
+    </w:r>
+    <w:r>
+      <w:rPr>
+        <w:rFonts w:ascii="Times New Roman" w:hAnsi="Times New Roman" w:cs="Times New Roman"/>
+        <w:color w:val="000000" w:themeColor="text1"/>
+        <w:sz w:val="18"/>
+        <w:szCs w:val="18"/>
+      </w:rPr>
+      <w:t xml:space="preserve"> </w:t>
+    </w:r>
+    <w:r>
+      <w:rPr>
+        <w:rFonts w:ascii="Times New Roman" w:hAnsi="Times New Roman" w:cs="Times New Roman"/>
+        <w:color w:val="000000" w:themeColor="text1"/>
+        <w:sz w:val="18"/>
+        <w:szCs w:val="18"/>
+      </w:rPr>
+      <w:t xml:space="preserve"> </w:t>
+    </w:r>
+    <w:r>
+      <w:rPr>
+        <w:rFonts w:ascii="Times New Roman" w:hAnsi="Times New Roman" w:cs="Times New Roman"/>
+        <w:color w:val="000000" w:themeColor="text1"/>
+        <w:sz w:val="18"/>
+        <w:szCs w:val="18"/>
+      </w:rPr>
+      <w:t xml:space="preserve"> </w:t>
+    </w:r>
+    <w:r>
+      <w:rPr>
+        <w:rFonts w:ascii="Times New Roman" w:hAnsi="Times New Roman" w:cs="Times New Roman"/>
+        <w:color w:val="000000" w:themeColor="text1"/>
+        <w:sz w:val="18"/>
+        <w:szCs w:val="18"/>
+      </w:rPr>
+      <w:t>GST NO.: 27ABCFB0283B1Z0</w:t>
+    </w:r>
+    <w:r>
+      <w:rPr>
+        <w:rFonts w:ascii="Times New Roman" w:hAnsi="Times New Roman" w:cs="Times New Roman"/>
+        <w:color w:val="000000" w:themeColor="text1"/>
+        <w:sz w:val="18"/>
+        <w:szCs w:val="18"/>
+      </w:rPr>
+      <w:t xml:space="preserve">   </w:t>
+    </w:r>
+    <w:r>
+      <w:rPr>
+        <w:rFonts w:ascii="Times New Roman" w:hAnsi="Times New Roman" w:cs="Times New Roman"/>
+        <w:color w:val="000000" w:themeColor="text1"/>
+        <w:sz w:val="18"/>
+        <w:szCs w:val="18"/>
+      </w:rPr>
+      <w:t xml:space="preserve"> | </w:t>
+    </w:r>
+    <w:r>
+      <w:rPr>
+        <w:rFonts w:ascii="Times New Roman" w:hAnsi="Times New Roman" w:cs="Times New Roman"/>
+        <w:color w:val="000000" w:themeColor="text1"/>
+        <w:sz w:val="18"/>
+        <w:szCs w:val="18"/>
+      </w:rPr>
+      <w:t xml:space="preserve">   </w:t>
+    </w:r>
+    <w:r>
+      <w:rPr>
+        <w:rFonts w:ascii="Times New Roman" w:hAnsi="Times New Roman" w:cs="Times New Roman"/>
+        <w:color w:val="000000" w:themeColor="text1"/>
+        <w:sz w:val="18"/>
+        <w:szCs w:val="18"/>
+      </w:rPr>
+      <w:t>MSME Certificate No.: UDYAM-MH-26-0746115</w:t>
+    </w:r>
+  </w:p>
+</w:ftr>
+</file>
+
+<file path=word/footer3.xml><?xml version="1.0" encoding="utf-8"?>
+<w:ftr xmlns:wpc="http://schemas.microsoft.com/office/word/2010/wordprocessingCanvas" xmlns:cx="http://schemas.microsoft.com/office/drawing/2014/chartex" xmlns:cx1="http://schemas.microsoft.com/office/drawing/2015/9/8/chartex" xmlns:cx2="http://schemas.microsoft.com/office/drawing/2015/10/21/chartex" xmlns:cx3="http://schemas.microsoft.com/office/drawing/2016/5/9/chartex" xmlns:cx4="http://schemas.microsoft.com/office/drawing/2016/5/10/chartex" xmlns:cx5="http://schemas.microsoft.com/office/drawing/2016/5/11/chartex" xmlns:cx6="http://schemas.microsoft.com/office/drawing/2016/5/12/chartex" xmlns:cx7="http://schemas.microsoft.com/office/drawing/2016/5/13/chartex" xmlns:cx8="http://schemas.microsoft.com/office/drawing/2016/5/14/chartex" xmlns:mc="http://schemas.openxmlformats.org/markup-compatibility/2006" xmlns:aink="http://schemas.microsoft.com/office/drawing/2016/ink" xmlns:am3d="http://schemas.microsoft.com/office/drawing/2017/model3d" xmlns:o="urn:schemas-microsoft-com:office:office" xmlns:oel="http://schemas.microsoft.com/office/2019/extlst" xmlns:r="http://schemas.openxmlformats.org/officeDocument/2006/relationships" xmlns:m="http://schemas.openxmlformats.org/officeDocument/2006/math" xmlns:v="urn:schemas-microsoft-com:vml" xmlns:wp14="http://schemas.microsoft.com/office/word/2010/wordprocessingDrawing" xmlns:wp="http://schemas.openxmlformats.org/drawingml/2006/wordprocessingDrawing" xmlns:w10="urn:schemas-microsoft-com:office:word" xmlns:w="http://schemas.openxmlformats.org/wordprocessingml/2006/main" xmlns:w14="http://schemas.microsoft.com/office/word/2010/wordml" xmlns:w15="http://schemas.microsoft.com/office/word/2012/wordml" xmlns:w16cex="http://schemas.microsoft.com/office/word/2018/wordml/cex" xmlns:w16cid="http://schemas.microsoft.com/office/word/2016/wordml/cid" xmlns:w16="http://schemas.microsoft.com/office/word/2018/wordml" xmlns:w16du="http://schemas.microsoft.com/office/word/2023/wordml/word16du" xmlns:w16sdtdh="http://schemas.microsoft.com/office/word/2020/wordml/sdtdatahash" xmlns:w16sdtfl="http://schemas.microsoft.com/office/word/2024/wordml/sdtformatlock" xmlns:w16se="http://schemas.microsoft.com/office/word/2015/wordml/symex" xmlns:wpg="http://schemas.microsoft.com/office/word/2010/wordprocessingGroup" xmlns:wpi="http://schemas.microsoft.com/office/word/2010/wordprocessingInk" xmlns:wne="http://schemas.microsoft.com/office/word/2006/wordml" xmlns:wps="http://schemas.microsoft.com/office/word/2010/wordprocessingShape" mc:Ignorable="w14 w15 w16se w16cid w16 w16cex w16sdtdh w16sdtfl w16du wp14">
+  <w:p>
+    <w:pPr>
+      <w:pStyle w:val="Footer"/>
+    </w:pPr>
   </w:p>
 </w:ftr>
 </file>
@@ -3487,13 +5169,66 @@
 <w:hdr xmlns:wpc="http://schemas.microsoft.com/office/word/2010/wordprocessingCanvas" xmlns:cx="http://schemas.microsoft.com/office/drawing/2014/chartex" xmlns:cx1="http://schemas.microsoft.com/office/drawing/2015/9/8/chartex" xmlns:cx2="http://schemas.microsoft.com/office/drawing/2015/10/21/chartex" xmlns:cx3="http://schemas.microsoft.com/office/drawing/2016/5/9/chartex" xmlns:cx4="http://schemas.microsoft.com/office/drawing/2016/5/10/chartex" xmlns:cx5="http://schemas.microsoft.com/office/drawing/2016/5/11/chartex" xmlns:cx6="http://schemas.microsoft.com/office/drawing/2016/5/12/chartex" xmlns:cx7="http://schemas.microsoft.com/office/drawing/2016/5/13/chartex" xmlns:cx8="http://schemas.microsoft.com/office/drawing/2016/5/14/chartex" xmlns:mc="http://schemas.openxmlformats.org/markup-compatibility/2006" xmlns:aink="http://schemas.microsoft.com/office/drawing/2016/ink" xmlns:am3d="http://schemas.microsoft.com/office/drawing/2017/model3d" xmlns:o="urn:schemas-microsoft-com:office:office" xmlns:oel="http://schemas.microsoft.com/office/2019/extlst" xmlns:r="http://schemas.openxmlformats.org/officeDocument/2006/relationships" xmlns:m="http://schemas.openxmlformats.org/officeDocument/2006/math" xmlns:v="urn:schemas-microsoft-com:vml" xmlns:wp14="http://schemas.microsoft.com/office/word/2010/wordprocessingDrawing" xmlns:wp="http://schemas.openxmlformats.org/drawingml/2006/wordprocessingDrawing" xmlns:w10="urn:schemas-microsoft-com:office:word" xmlns:w="http://schemas.openxmlformats.org/wordprocessingml/2006/main" xmlns:w14="http://schemas.microsoft.com/office/word/2010/wordml" xmlns:w15="http://schemas.microsoft.com/office/word/2012/wordml" xmlns:w16cex="http://schemas.microsoft.com/office/word/2018/wordml/cex" xmlns:w16cid="http://schemas.microsoft.com/office/word/2016/wordml/cid" xmlns:w16="http://schemas.microsoft.com/office/word/2018/wordml" xmlns:w16du="http://schemas.microsoft.com/office/word/2023/wordml/word16du" xmlns:w16sdtdh="http://schemas.microsoft.com/office/word/2020/wordml/sdtdatahash" xmlns:w16sdtfl="http://schemas.microsoft.com/office/word/2024/wordml/sdtformatlock" xmlns:w16se="http://schemas.microsoft.com/office/word/2015/wordml/symex" xmlns:wpg="http://schemas.microsoft.com/office/word/2010/wordprocessingGroup" xmlns:wpi="http://schemas.microsoft.com/office/word/2010/wordprocessingInk" xmlns:wne="http://schemas.microsoft.com/office/word/2006/wordml" xmlns:wps="http://schemas.microsoft.com/office/word/2010/wordprocessingShape" mc:Ignorable="w14 w15 w16se w16cid w16 w16cex w16sdtdh w16sdtfl w16du wp14">
   <w:p>
     <w:pPr>
-      <w:pBdr>
-        <w:bottom w:val="single" w:sz="12" w:space="6" w:color="65AADB"/>
-      </w:pBdr>
+      <w:pStyle w:val="Header"/>
+    </w:pPr>
+  </w:p>
+</w:hdr>
+</file>
+
+<file path=word/header2.xml><?xml version="1.0" encoding="utf-8"?>
+<w:hdr xmlns:wpc="http://schemas.microsoft.com/office/word/2010/wordprocessingCanvas" xmlns:cx="http://schemas.microsoft.com/office/drawing/2014/chartex" xmlns:cx1="http://schemas.microsoft.com/office/drawing/2015/9/8/chartex" xmlns:cx2="http://schemas.microsoft.com/office/drawing/2015/10/21/chartex" xmlns:cx3="http://schemas.microsoft.com/office/drawing/2016/5/9/chartex" xmlns:cx4="http://schemas.microsoft.com/office/drawing/2016/5/10/chartex" xmlns:cx5="http://schemas.microsoft.com/office/drawing/2016/5/11/chartex" xmlns:cx6="http://schemas.microsoft.com/office/drawing/2016/5/12/chartex" xmlns:cx7="http://schemas.microsoft.com/office/drawing/2016/5/13/chartex" xmlns:cx8="http://schemas.microsoft.com/office/drawing/2016/5/14/chartex" xmlns:mc="http://schemas.openxmlformats.org/markup-compatibility/2006" xmlns:aink="http://schemas.microsoft.com/office/drawing/2016/ink" xmlns:am3d="http://schemas.microsoft.com/office/drawing/2017/model3d" xmlns:o="urn:schemas-microsoft-com:office:office" xmlns:oel="http://schemas.microsoft.com/office/2019/extlst" xmlns:r="http://schemas.openxmlformats.org/officeDocument/2006/relationships" xmlns:m="http://schemas.openxmlformats.org/officeDocument/2006/math" xmlns:v="urn:schemas-microsoft-com:vml" xmlns:wp14="http://schemas.microsoft.com/office/word/2010/wordprocessingDrawing" xmlns:wp="http://schemas.openxmlformats.org/drawingml/2006/wordprocessingDrawing" xmlns:w10="urn:schemas-microsoft-com:office:word" xmlns:w="http://schemas.openxmlformats.org/wordprocessingml/2006/main" xmlns:w14="http://schemas.microsoft.com/office/word/2010/wordml" xmlns:w15="http://schemas.microsoft.com/office/word/2012/wordml" xmlns:w16cex="http://schemas.microsoft.com/office/word/2018/wordml/cex" xmlns:w16cid="http://schemas.microsoft.com/office/word/2016/wordml/cid" xmlns:w16="http://schemas.microsoft.com/office/word/2018/wordml" xmlns:w16du="http://schemas.microsoft.com/office/word/2023/wordml/word16du" xmlns:w16sdtdh="http://schemas.microsoft.com/office/word/2020/wordml/sdtdatahash" xmlns:w16sdtfl="http://schemas.microsoft.com/office/word/2024/wordml/sdtformatlock" xmlns:w16se="http://schemas.microsoft.com/office/word/2015/wordml/symex" xmlns:wpg="http://schemas.microsoft.com/office/word/2010/wordprocessingGroup" xmlns:wpi="http://schemas.microsoft.com/office/word/2010/wordprocessingInk" xmlns:wne="http://schemas.microsoft.com/office/word/2006/wordml" xmlns:wps="http://schemas.microsoft.com/office/word/2010/wordprocessingShape" mc:Ignorable="w14 w15 w16se w16cid w16 w16cex w16sdtdh w16sdtfl w16du wp14">
+  <w:p>
+    <w:pPr>
       <w:tabs>
         <w:tab w:val="right" w:pos="9026"/>
       </w:tabs>
     </w:pPr>
+    <w:r>
+      <w:rPr>
+        <w:noProof/>
+      </w:rPr>
+      <w:drawing>
+        <wp:anchor distT="0" distB="0" distL="114300" distR="114300" simplePos="0" relativeHeight="251661312" behindDoc="0" locked="0" layoutInCell="1" allowOverlap="1" wp14:anchorId="666FBD31" wp14:editId="35E7A410">
+          <wp:simplePos x="0" y="0"/>
+          <wp:positionH relativeFrom="column">
+            <wp:posOffset>1398021</wp:posOffset>
+          </wp:positionH>
+          <wp:positionV relativeFrom="paragraph">
+            <wp:posOffset>2949243</wp:posOffset>
+          </wp:positionV>
+          <wp:extent cx="2912249" cy="3307021"/>
+          <wp:effectExtent l="0" t="0" r="0" b="0"/>
+          <wp:wrapNone/>
+          <wp:docPr id="592" name="Picture 1"/>
+          <wp:cNvGraphicFramePr/>
+          <a:graphic xmlns:a="http://schemas.openxmlformats.org/drawingml/2006/main">
+            <a:graphicData uri="http://schemas.openxmlformats.org/drawingml/2006/picture">
+              <pic:pic xmlns:pic="http://schemas.openxmlformats.org/drawingml/2006/picture">
+                <pic:nvPicPr>
+                  <pic:cNvPr id="592" name="Picture 592"/>
+                  <pic:cNvPicPr/>
+                </pic:nvPicPr>
+                <pic:blipFill>
+                  <a:blip r:embed="rId1"/>
+                  <a:stretch>
+                    <a:fillRect/>
+                  </a:stretch>
+                </pic:blipFill>
+                <pic:spPr>
+                  <a:xfrm>
+                    <a:off x="0" y="0"/>
+                    <a:ext cx="2912249" cy="3307021"/>
+                  </a:xfrm>
+                  <a:prstGeom prst="rect">
+                    <a:avLst/>
+                  </a:prstGeom>
+                </pic:spPr>
+              </pic:pic>
+            </a:graphicData>
+          </a:graphic>
+        </wp:anchor>
+      </w:drawing>
+    </w:r>
     <w:r>
       <w:rPr>
         <w:noProof/>
@@ -3520,7 +5255,7 @@
                   <pic:cNvPicPr/>
                 </pic:nvPicPr>
                 <pic:blipFill>
-                  <a:blip r:embed="rId1"/>
+                  <a:blip r:embed="rId2"/>
                   <a:stretch>
                     <a:fillRect/>
                   </a:stretch>
@@ -3550,6 +5285,22 @@
     </w:r>
     <w:r>
       <w:rPr>
+        <w:b/>
+        <w:bCs/>
+        <w:color w:val="65AADB"/>
+      </w:rPr>
+      <w:t xml:space="preserve">           </w:t>
+    </w:r>
+    <w:r>
+      <w:rPr>
+        <w:b/>
+        <w:bCs/>
+        <w:color w:val="65AADB"/>
+      </w:rPr>
+      <w:t xml:space="preserve">    </w:t>
+    </w:r>
+    <w:r>
+      <w:rPr>
         <w:rFonts w:ascii="Times New Roman" w:hAnsi="Times New Roman" w:cs="Times New Roman"/>
         <w:color w:val="000000" w:themeColor="text1"/>
         <w:sz w:val="36"/>
@@ -3561,20 +5312,33 @@
 </w:hdr>
 </file>
 
+<file path=word/header3.xml><?xml version="1.0" encoding="utf-8"?>
+<w:hdr xmlns:wpc="http://schemas.microsoft.com/office/word/2010/wordprocessingCanvas" xmlns:cx="http://schemas.microsoft.com/office/drawing/2014/chartex" xmlns:cx1="http://schemas.microsoft.com/office/drawing/2015/9/8/chartex" xmlns:cx2="http://schemas.microsoft.com/office/drawing/2015/10/21/chartex" xmlns:cx3="http://schemas.microsoft.com/office/drawing/2016/5/9/chartex" xmlns:cx4="http://schemas.microsoft.com/office/drawing/2016/5/10/chartex" xmlns:cx5="http://schemas.microsoft.com/office/drawing/2016/5/11/chartex" xmlns:cx6="http://schemas.microsoft.com/office/drawing/2016/5/12/chartex" xmlns:cx7="http://schemas.microsoft.com/office/drawing/2016/5/13/chartex" xmlns:cx8="http://schemas.microsoft.com/office/drawing/2016/5/14/chartex" xmlns:mc="http://schemas.openxmlformats.org/markup-compatibility/2006" xmlns:aink="http://schemas.microsoft.com/office/drawing/2016/ink" xmlns:am3d="http://schemas.microsoft.com/office/drawing/2017/model3d" xmlns:o="urn:schemas-microsoft-com:office:office" xmlns:oel="http://schemas.microsoft.com/office/2019/extlst" xmlns:r="http://schemas.openxmlformats.org/officeDocument/2006/relationships" xmlns:m="http://schemas.openxmlformats.org/officeDocument/2006/math" xmlns:v="urn:schemas-microsoft-com:vml" xmlns:wp14="http://schemas.microsoft.com/office/word/2010/wordprocessingDrawing" xmlns:wp="http://schemas.openxmlformats.org/drawingml/2006/wordprocessingDrawing" xmlns:w10="urn:schemas-microsoft-com:office:word" xmlns:w="http://schemas.openxmlformats.org/wordprocessingml/2006/main" xmlns:w14="http://schemas.microsoft.com/office/word/2010/wordml" xmlns:w15="http://schemas.microsoft.com/office/word/2012/wordml" xmlns:w16cex="http://schemas.microsoft.com/office/word/2018/wordml/cex" xmlns:w16cid="http://schemas.microsoft.com/office/word/2016/wordml/cid" xmlns:w16="http://schemas.microsoft.com/office/word/2018/wordml" xmlns:w16du="http://schemas.microsoft.com/office/word/2023/wordml/word16du" xmlns:w16sdtdh="http://schemas.microsoft.com/office/word/2020/wordml/sdtdatahash" xmlns:w16sdtfl="http://schemas.microsoft.com/office/word/2024/wordml/sdtformatlock" xmlns:w16se="http://schemas.microsoft.com/office/word/2015/wordml/symex" xmlns:wpg="http://schemas.microsoft.com/office/word/2010/wordprocessingGroup" xmlns:wpi="http://schemas.microsoft.com/office/word/2010/wordprocessingInk" xmlns:wne="http://schemas.microsoft.com/office/word/2006/wordml" xmlns:wps="http://schemas.microsoft.com/office/word/2010/wordprocessingShape" mc:Ignorable="w14 w15 w16se w16cid w16 w16cex w16sdtdh w16sdtfl w16du wp14">
+  <w:p>
+    <w:pPr>
+      <w:pStyle w:val="Header"/>
+    </w:pPr>
+  </w:p>
+</w:hdr>
+</file>
+
 <file path=word/numbering.xml><?xml version="1.0" encoding="utf-8"?>
 <w:numbering xmlns:wpc="http://schemas.microsoft.com/office/word/2010/wordprocessingCanvas" xmlns:cx="http://schemas.microsoft.com/office/drawing/2014/chartex" xmlns:cx1="http://schemas.microsoft.com/office/drawing/2015/9/8/chartex" xmlns:cx2="http://schemas.microsoft.com/office/drawing/2015/10/21/chartex" xmlns:cx3="http://schemas.microsoft.com/office/drawing/2016/5/9/chartex" xmlns:cx4="http://schemas.microsoft.com/office/drawing/2016/5/10/chartex" xmlns:cx5="http://schemas.microsoft.com/office/drawing/2016/5/11/chartex" xmlns:cx6="http://schemas.microsoft.com/office/drawing/2016/5/12/chartex" xmlns:cx7="http://schemas.microsoft.com/office/drawing/2016/5/13/chartex" xmlns:cx8="http://schemas.microsoft.com/office/drawing/2016/5/14/chartex" xmlns:mc="http://schemas.openxmlformats.org/markup-compatibility/2006" xmlns:aink="http://schemas.microsoft.com/office/drawing/2016/ink" xmlns:am3d="http://schemas.microsoft.com/office/drawing/2017/model3d" xmlns:o="urn:schemas-microsoft-com:office:office" xmlns:oel="http://schemas.microsoft.com/office/2019/extlst" xmlns:r="http://schemas.openxmlformats.org/officeDocument/2006/relationships" xmlns:m="http://schemas.openxmlformats.org/officeDocument/2006/math" xmlns:v="urn:schemas-microsoft-com:vml" xmlns:wp14="http://schemas.microsoft.com/office/word/2010/wordprocessingDrawing" xmlns:wp="http://schemas.openxmlformats.org/drawingml/2006/wordprocessingDrawing" xmlns:w10="urn:schemas-microsoft-com:office:word" xmlns:w="http://schemas.openxmlformats.org/wordprocessingml/2006/main" xmlns:w14="http://schemas.microsoft.com/office/word/2010/wordml" xmlns:w15="http://schemas.microsoft.com/office/word/2012/wordml" xmlns:w16cex="http://schemas.microsoft.com/office/word/2018/wordml/cex" xmlns:w16cid="http://schemas.microsoft.com/office/word/2016/wordml/cid" xmlns:w16="http://schemas.microsoft.com/office/word/2018/wordml" xmlns:w16du="http://schemas.microsoft.com/office/word/2023/wordml/word16du" xmlns:w16sdtdh="http://schemas.microsoft.com/office/word/2020/wordml/sdtdatahash" xmlns:w16sdtfl="http://schemas.microsoft.com/office/word/2024/wordml/sdtformatlock" xmlns:w16se="http://schemas.microsoft.com/office/word/2015/wordml/symex" xmlns:wpg="http://schemas.microsoft.com/office/word/2010/wordprocessingGroup" xmlns:wpi="http://schemas.microsoft.com/office/word/2010/wordprocessingInk" xmlns:wne="http://schemas.microsoft.com/office/word/2006/wordml" xmlns:wps="http://schemas.microsoft.com/office/word/2010/wordprocessingShape" mc:Ignorable="w14 w15 w16se w16cid w16 w16cex w16sdtdh w16sdtfl w16du wp14">
   <w:abstractNum w:abstractNumId="0" w15:restartNumberingAfterBreak="0">
     <w:nsid w:val="38E15CEE"/>
     <w:multiLevelType w:val="hybridMultilevel"/>
-    <w:tmpl w:val="B2420D4E"/>
-    <w:lvl w:ilvl="0" w:tplc="C95204BE">
+    <w:tmpl w:val="64F0E106"/>
+    <w:lvl w:ilvl="0" w:tplc="40090001">
       <w:start w:val="1"/>
       <w:numFmt w:val="bullet"/>
-      <w:lvlText w:val="●"/>
+      <w:lvlText w:val=""/>
       <w:lvlJc w:val="left"/>
       <w:pPr>
         <w:ind w:left="720" w:hanging="360"/>
       </w:pPr>
+      <w:rPr>
+        <w:rFonts w:ascii="Symbol" w:hAnsi="Symbol" w:hint="default"/>
+      </w:rPr>
     </w:lvl>
     <w:lvl w:ilvl="1" w:tplc="27069C90">
       <w:start w:val="1"/>
@@ -3649,11 +5413,206 @@
       </w:pPr>
     </w:lvl>
   </w:abstractNum>
+  <w:abstractNum w:abstractNumId="1" w15:restartNumberingAfterBreak="0">
+    <w:nsid w:val="4F7620AF"/>
+    <w:multiLevelType w:val="hybridMultilevel"/>
+    <w:tmpl w:val="C5F292CE"/>
+    <w:lvl w:ilvl="0" w:tplc="BC58205E">
+      <w:start w:val="1"/>
+      <w:numFmt w:val="bullet"/>
+      <w:lvlText w:val="•"/>
+      <w:lvlJc w:val="left"/>
+      <w:pPr>
+        <w:ind w:left="720" w:hanging="360"/>
+      </w:pPr>
+      <w:rPr>
+        <w:rFonts w:ascii="Times New Roman" w:eastAsia="Times New Roman" w:hAnsi="Times New Roman" w:cs="Times New Roman" w:hint="default"/>
+        <w:b w:val="0"/>
+        <w:i w:val="0"/>
+        <w:strike w:val="0"/>
+        <w:dstrike w:val="0"/>
+        <w:color w:val="000000"/>
+        <w:sz w:val="20"/>
+        <w:szCs w:val="20"/>
+        <w:u w:val="none" w:color="000000"/>
+        <w:bdr w:val="none" w:sz="0" w:space="0" w:color="auto"/>
+        <w:shd w:val="clear" w:color="auto" w:fill="auto"/>
+        <w:vertAlign w:val="baseline"/>
+      </w:rPr>
+    </w:lvl>
+    <w:lvl w:ilvl="1" w:tplc="FFFFFFFF">
+      <w:start w:val="1"/>
+      <w:numFmt w:val="bullet"/>
+      <w:lvlText w:val="○"/>
+      <w:lvlJc w:val="left"/>
+      <w:pPr>
+        <w:ind w:left="1440" w:hanging="360"/>
+      </w:pPr>
+    </w:lvl>
+    <w:lvl w:ilvl="2" w:tplc="FFFFFFFF">
+      <w:start w:val="1"/>
+      <w:numFmt w:val="bullet"/>
+      <w:lvlText w:val="■"/>
+      <w:lvlJc w:val="left"/>
+      <w:pPr>
+        <w:ind w:left="2160" w:hanging="360"/>
+      </w:pPr>
+    </w:lvl>
+    <w:lvl w:ilvl="3" w:tplc="FFFFFFFF">
+      <w:start w:val="1"/>
+      <w:numFmt w:val="bullet"/>
+      <w:lvlText w:val="●"/>
+      <w:lvlJc w:val="left"/>
+      <w:pPr>
+        <w:ind w:left="2880" w:hanging="360"/>
+      </w:pPr>
+    </w:lvl>
+    <w:lvl w:ilvl="4" w:tplc="FFFFFFFF">
+      <w:start w:val="1"/>
+      <w:numFmt w:val="bullet"/>
+      <w:lvlText w:val="○"/>
+      <w:lvlJc w:val="left"/>
+      <w:pPr>
+        <w:ind w:left="3600" w:hanging="360"/>
+      </w:pPr>
+    </w:lvl>
+    <w:lvl w:ilvl="5" w:tplc="FFFFFFFF">
+      <w:start w:val="1"/>
+      <w:numFmt w:val="bullet"/>
+      <w:lvlText w:val="■"/>
+      <w:lvlJc w:val="left"/>
+      <w:pPr>
+        <w:ind w:left="4320" w:hanging="360"/>
+      </w:pPr>
+    </w:lvl>
+    <w:lvl w:ilvl="6" w:tplc="FFFFFFFF">
+      <w:start w:val="1"/>
+      <w:numFmt w:val="bullet"/>
+      <w:lvlText w:val="●"/>
+      <w:lvlJc w:val="left"/>
+      <w:pPr>
+        <w:ind w:left="5040" w:hanging="360"/>
+      </w:pPr>
+    </w:lvl>
+    <w:lvl w:ilvl="7" w:tplc="FFFFFFFF">
+      <w:start w:val="1"/>
+      <w:numFmt w:val="bullet"/>
+      <w:lvlText w:val="●"/>
+      <w:lvlJc w:val="left"/>
+      <w:pPr>
+        <w:ind w:left="5760" w:hanging="360"/>
+      </w:pPr>
+    </w:lvl>
+    <w:lvl w:ilvl="8" w:tplc="FFFFFFFF">
+      <w:start w:val="1"/>
+      <w:numFmt w:val="bullet"/>
+      <w:lvlText w:val="●"/>
+      <w:lvlJc w:val="left"/>
+      <w:pPr>
+        <w:ind w:left="6480" w:hanging="360"/>
+      </w:pPr>
+    </w:lvl>
+  </w:abstractNum>
+  <w:abstractNum w:abstractNumId="2" w15:restartNumberingAfterBreak="0">
+    <w:nsid w:val="73671023"/>
+    <w:multiLevelType w:val="hybridMultilevel"/>
+    <w:tmpl w:val="F19208A2"/>
+    <w:lvl w:ilvl="0" w:tplc="BD922B5C">
+      <w:start w:val="1"/>
+      <w:numFmt w:val="lowerRoman"/>
+      <w:lvlText w:val="%1."/>
+      <w:lvlJc w:val="left"/>
+      <w:pPr>
+        <w:ind w:left="1080" w:hanging="720"/>
+      </w:pPr>
+      <w:rPr>
+        <w:rFonts w:hint="default"/>
+      </w:rPr>
+    </w:lvl>
+    <w:lvl w:ilvl="1" w:tplc="40090019" w:tentative="1">
+      <w:start w:val="1"/>
+      <w:numFmt w:val="lowerLetter"/>
+      <w:lvlText w:val="%2."/>
+      <w:lvlJc w:val="left"/>
+      <w:pPr>
+        <w:ind w:left="1440" w:hanging="360"/>
+      </w:pPr>
+    </w:lvl>
+    <w:lvl w:ilvl="2" w:tplc="4009001B" w:tentative="1">
+      <w:start w:val="1"/>
+      <w:numFmt w:val="lowerRoman"/>
+      <w:lvlText w:val="%3."/>
+      <w:lvlJc w:val="right"/>
+      <w:pPr>
+        <w:ind w:left="2160" w:hanging="180"/>
+      </w:pPr>
+    </w:lvl>
+    <w:lvl w:ilvl="3" w:tplc="4009000F" w:tentative="1">
+      <w:start w:val="1"/>
+      <w:numFmt w:val="decimal"/>
+      <w:lvlText w:val="%4."/>
+      <w:lvlJc w:val="left"/>
+      <w:pPr>
+        <w:ind w:left="2880" w:hanging="360"/>
+      </w:pPr>
+    </w:lvl>
+    <w:lvl w:ilvl="4" w:tplc="40090019" w:tentative="1">
+      <w:start w:val="1"/>
+      <w:numFmt w:val="lowerLetter"/>
+      <w:lvlText w:val="%5."/>
+      <w:lvlJc w:val="left"/>
+      <w:pPr>
+        <w:ind w:left="3600" w:hanging="360"/>
+      </w:pPr>
+    </w:lvl>
+    <w:lvl w:ilvl="5" w:tplc="4009001B" w:tentative="1">
+      <w:start w:val="1"/>
+      <w:numFmt w:val="lowerRoman"/>
+      <w:lvlText w:val="%6."/>
+      <w:lvlJc w:val="right"/>
+      <w:pPr>
+        <w:ind w:left="4320" w:hanging="180"/>
+      </w:pPr>
+    </w:lvl>
+    <w:lvl w:ilvl="6" w:tplc="4009000F" w:tentative="1">
+      <w:start w:val="1"/>
+      <w:numFmt w:val="decimal"/>
+      <w:lvlText w:val="%7."/>
+      <w:lvlJc w:val="left"/>
+      <w:pPr>
+        <w:ind w:left="5040" w:hanging="360"/>
+      </w:pPr>
+    </w:lvl>
+    <w:lvl w:ilvl="7" w:tplc="40090019" w:tentative="1">
+      <w:start w:val="1"/>
+      <w:numFmt w:val="lowerLetter"/>
+      <w:lvlText w:val="%8."/>
+      <w:lvlJc w:val="left"/>
+      <w:pPr>
+        <w:ind w:left="5760" w:hanging="360"/>
+      </w:pPr>
+    </w:lvl>
+    <w:lvl w:ilvl="8" w:tplc="4009001B" w:tentative="1">
+      <w:start w:val="1"/>
+      <w:numFmt w:val="lowerRoman"/>
+      <w:lvlText w:val="%9."/>
+      <w:lvlJc w:val="right"/>
+      <w:pPr>
+        <w:ind w:left="6480" w:hanging="180"/>
+      </w:pPr>
+    </w:lvl>
+  </w:abstractNum>
   <w:num w:numId="1" w16cid:durableId="2139183551">
     <w:abstractNumId w:val="0"/>
-    <w:lvlOverride w:ilvl="0">
-      <w:startOverride w:val="1"/>
-    </w:lvlOverride>
+  </w:num>
+  <w:num w:numId="2" w16cid:durableId="572934052">
+    <w:abstractNumId w:val="0"/>
+  </w:num>
+  <w:num w:numId="3" w16cid:durableId="60252258">
+    <w:abstractNumId w:val="1"/>
+  </w:num>
+  <w:num w:numId="4" w16cid:durableId="791559310">
+    <w:abstractNumId w:val="2"/>
   </w:num>
 </w:numbering>
 </file>
@@ -4139,10 +6098,80 @@
       <w:color w:val="1F4D78"/>
     </w:rPr>
   </w:style>
+  <w:style w:type="paragraph" w:styleId="Heading7">
+    <w:name w:val="heading 7"/>
+    <w:basedOn w:val="Normal"/>
+    <w:next w:val="Normal"/>
+    <w:link w:val="Heading7Char"/>
+    <w:uiPriority w:val="9"/>
+    <w:semiHidden/>
+    <w:unhideWhenUsed/>
+    <w:qFormat/>
+    <w:rsid w:val="00841608"/>
+    <w:pPr>
+      <w:keepNext/>
+      <w:keepLines/>
+      <w:spacing w:before="40"/>
+      <w:outlineLvl w:val="6"/>
+    </w:pPr>
+    <w:rPr>
+      <w:rFonts w:asciiTheme="majorHAnsi" w:eastAsiaTheme="majorEastAsia" w:hAnsiTheme="majorHAnsi" w:cstheme="majorBidi"/>
+      <w:i/>
+      <w:iCs/>
+      <w:color w:val="0A2F40" w:themeColor="accent1" w:themeShade="7F"/>
+    </w:rPr>
+  </w:style>
+  <w:style w:type="paragraph" w:styleId="Heading8">
+    <w:name w:val="heading 8"/>
+    <w:basedOn w:val="Normal"/>
+    <w:next w:val="Normal"/>
+    <w:link w:val="Heading8Char"/>
+    <w:uiPriority w:val="9"/>
+    <w:semiHidden/>
+    <w:unhideWhenUsed/>
+    <w:qFormat/>
+    <w:rsid w:val="00841608"/>
+    <w:pPr>
+      <w:keepNext/>
+      <w:keepLines/>
+      <w:spacing w:before="40"/>
+      <w:outlineLvl w:val="7"/>
+    </w:pPr>
+    <w:rPr>
+      <w:rFonts w:asciiTheme="majorHAnsi" w:eastAsiaTheme="majorEastAsia" w:hAnsiTheme="majorHAnsi" w:cstheme="majorBidi"/>
+      <w:color w:val="272727" w:themeColor="text1" w:themeTint="D8"/>
+      <w:sz w:val="21"/>
+      <w:szCs w:val="21"/>
+    </w:rPr>
+  </w:style>
+  <w:style w:type="paragraph" w:styleId="Heading9">
+    <w:name w:val="heading 9"/>
+    <w:basedOn w:val="Normal"/>
+    <w:next w:val="Normal"/>
+    <w:link w:val="Heading9Char"/>
+    <w:uiPriority w:val="9"/>
+    <w:semiHidden/>
+    <w:unhideWhenUsed/>
+    <w:qFormat/>
+    <w:rsid w:val="00841608"/>
+    <w:pPr>
+      <w:keepNext/>
+      <w:keepLines/>
+      <w:spacing w:before="40"/>
+      <w:outlineLvl w:val="8"/>
+    </w:pPr>
+    <w:rPr>
+      <w:rFonts w:asciiTheme="majorHAnsi" w:eastAsiaTheme="majorEastAsia" w:hAnsiTheme="majorHAnsi" w:cstheme="majorBidi"/>
+      <w:i/>
+      <w:iCs/>
+      <w:color w:val="272727" w:themeColor="text1" w:themeTint="D8"/>
+      <w:sz w:val="21"/>
+      <w:szCs w:val="21"/>
+    </w:rPr>
+  </w:style>
   <w:style w:type="character" w:default="1" w:styleId="DefaultParagraphFont">
     <w:name w:val="Default Paragraph Font"/>
     <w:uiPriority w:val="1"/>
-    <w:semiHidden/>
     <w:unhideWhenUsed/>
   </w:style>
   <w:style w:type="table" w:default="1" w:styleId="TableNormal">
@@ -4299,6 +6328,308 @@
     <w:link w:val="Footer"/>
     <w:uiPriority w:val="99"/>
     <w:rsid w:val="00BE6CA4"/>
+  </w:style>
+  <w:style w:type="table" w:customStyle="1" w:styleId="TableGrid">
+    <w:name w:val="TableGrid"/>
+    <w:rsid w:val="00437C15"/>
+    <w:pPr>
+      <w:spacing w:line="240" w:lineRule="auto"/>
+    </w:pPr>
+    <w:rPr>
+      <w:rFonts w:asciiTheme="minorHAnsi" w:eastAsiaTheme="minorEastAsia" w:hAnsiTheme="minorHAnsi" w:cstheme="minorBidi"/>
+      <w:kern w:val="2"/>
+      <w:sz w:val="24"/>
+      <w:szCs w:val="24"/>
+      <w14:ligatures w14:val="standardContextual"/>
+    </w:rPr>
+    <w:tblPr>
+      <w:tblCellMar>
+        <w:top w:w="0" w:type="dxa"/>
+        <w:left w:w="0" w:type="dxa"/>
+        <w:bottom w:w="0" w:type="dxa"/>
+        <w:right w:w="0" w:type="dxa"/>
+      </w:tblCellMar>
+    </w:tblPr>
+  </w:style>
+  <w:style w:type="character" w:styleId="BookTitle">
+    <w:name w:val="Book Title"/>
+    <w:basedOn w:val="DefaultParagraphFont"/>
+    <w:uiPriority w:val="33"/>
+    <w:qFormat/>
+    <w:rsid w:val="00841608"/>
+    <w:rPr>
+      <w:b/>
+      <w:bCs/>
+      <w:i/>
+      <w:iCs/>
+      <w:spacing w:val="5"/>
+    </w:rPr>
+  </w:style>
+  <w:style w:type="paragraph" w:styleId="Caption">
+    <w:name w:val="caption"/>
+    <w:basedOn w:val="Normal"/>
+    <w:next w:val="Normal"/>
+    <w:uiPriority w:val="35"/>
+    <w:semiHidden/>
+    <w:unhideWhenUsed/>
+    <w:qFormat/>
+    <w:rsid w:val="00841608"/>
+    <w:pPr>
+      <w:spacing w:after="200" w:line="240" w:lineRule="auto"/>
+    </w:pPr>
+    <w:rPr>
+      <w:i/>
+      <w:iCs/>
+      <w:color w:val="0E2841" w:themeColor="text2"/>
+      <w:sz w:val="18"/>
+      <w:szCs w:val="18"/>
+    </w:rPr>
+  </w:style>
+  <w:style w:type="character" w:styleId="Emphasis">
+    <w:name w:val="Emphasis"/>
+    <w:basedOn w:val="DefaultParagraphFont"/>
+    <w:uiPriority w:val="20"/>
+    <w:qFormat/>
+    <w:rsid w:val="00841608"/>
+    <w:rPr>
+      <w:i/>
+      <w:iCs/>
+    </w:rPr>
+  </w:style>
+  <w:style w:type="character" w:customStyle="1" w:styleId="Heading7Char">
+    <w:name w:val="Heading 7 Char"/>
+    <w:basedOn w:val="DefaultParagraphFont"/>
+    <w:link w:val="Heading7"/>
+    <w:uiPriority w:val="9"/>
+    <w:semiHidden/>
+    <w:rsid w:val="00841608"/>
+    <w:rPr>
+      <w:rFonts w:asciiTheme="majorHAnsi" w:eastAsiaTheme="majorEastAsia" w:hAnsiTheme="majorHAnsi" w:cstheme="majorBidi"/>
+      <w:i/>
+      <w:iCs/>
+      <w:color w:val="0A2F40" w:themeColor="accent1" w:themeShade="7F"/>
+    </w:rPr>
+  </w:style>
+  <w:style w:type="character" w:customStyle="1" w:styleId="Heading8Char">
+    <w:name w:val="Heading 8 Char"/>
+    <w:basedOn w:val="DefaultParagraphFont"/>
+    <w:link w:val="Heading8"/>
+    <w:uiPriority w:val="9"/>
+    <w:semiHidden/>
+    <w:rsid w:val="00841608"/>
+    <w:rPr>
+      <w:rFonts w:asciiTheme="majorHAnsi" w:eastAsiaTheme="majorEastAsia" w:hAnsiTheme="majorHAnsi" w:cstheme="majorBidi"/>
+      <w:color w:val="272727" w:themeColor="text1" w:themeTint="D8"/>
+      <w:sz w:val="21"/>
+      <w:szCs w:val="21"/>
+    </w:rPr>
+  </w:style>
+  <w:style w:type="character" w:customStyle="1" w:styleId="Heading9Char">
+    <w:name w:val="Heading 9 Char"/>
+    <w:basedOn w:val="DefaultParagraphFont"/>
+    <w:link w:val="Heading9"/>
+    <w:uiPriority w:val="9"/>
+    <w:semiHidden/>
+    <w:rsid w:val="00841608"/>
+    <w:rPr>
+      <w:rFonts w:asciiTheme="majorHAnsi" w:eastAsiaTheme="majorEastAsia" w:hAnsiTheme="majorHAnsi" w:cstheme="majorBidi"/>
+      <w:i/>
+      <w:iCs/>
+      <w:color w:val="272727" w:themeColor="text1" w:themeTint="D8"/>
+      <w:sz w:val="21"/>
+      <w:szCs w:val="21"/>
+    </w:rPr>
+  </w:style>
+  <w:style w:type="character" w:styleId="IntenseEmphasis">
+    <w:name w:val="Intense Emphasis"/>
+    <w:basedOn w:val="DefaultParagraphFont"/>
+    <w:uiPriority w:val="21"/>
+    <w:qFormat/>
+    <w:rsid w:val="00841608"/>
+    <w:rPr>
+      <w:i/>
+      <w:iCs/>
+      <w:color w:val="156082" w:themeColor="accent1"/>
+    </w:rPr>
+  </w:style>
+  <w:style w:type="paragraph" w:styleId="IntenseQuote">
+    <w:name w:val="Intense Quote"/>
+    <w:basedOn w:val="Normal"/>
+    <w:next w:val="Normal"/>
+    <w:link w:val="IntenseQuoteChar"/>
+    <w:uiPriority w:val="30"/>
+    <w:qFormat/>
+    <w:rsid w:val="00841608"/>
+    <w:pPr>
+      <w:pBdr>
+        <w:top w:val="single" w:sz="4" w:space="10" w:color="156082" w:themeColor="accent1"/>
+        <w:bottom w:val="single" w:sz="4" w:space="10" w:color="156082" w:themeColor="accent1"/>
+      </w:pBdr>
+      <w:spacing w:before="360" w:after="360"/>
+      <w:ind w:left="864" w:right="864"/>
+      <w:jc w:val="center"/>
+    </w:pPr>
+    <w:rPr>
+      <w:i/>
+      <w:iCs/>
+      <w:color w:val="156082" w:themeColor="accent1"/>
+    </w:rPr>
+  </w:style>
+  <w:style w:type="character" w:customStyle="1" w:styleId="IntenseQuoteChar">
+    <w:name w:val="Intense Quote Char"/>
+    <w:basedOn w:val="DefaultParagraphFont"/>
+    <w:link w:val="IntenseQuote"/>
+    <w:uiPriority w:val="30"/>
+    <w:rsid w:val="00841608"/>
+    <w:rPr>
+      <w:i/>
+      <w:iCs/>
+      <w:color w:val="156082" w:themeColor="accent1"/>
+    </w:rPr>
+  </w:style>
+  <w:style w:type="character" w:styleId="IntenseReference">
+    <w:name w:val="Intense Reference"/>
+    <w:basedOn w:val="DefaultParagraphFont"/>
+    <w:uiPriority w:val="32"/>
+    <w:qFormat/>
+    <w:rsid w:val="00841608"/>
+    <w:rPr>
+      <w:b/>
+      <w:bCs/>
+      <w:smallCaps/>
+      <w:color w:val="156082" w:themeColor="accent1"/>
+      <w:spacing w:val="5"/>
+    </w:rPr>
+  </w:style>
+  <w:style w:type="paragraph" w:styleId="NoSpacing">
+    <w:name w:val="No Spacing"/>
+    <w:uiPriority w:val="1"/>
+    <w:qFormat/>
+    <w:rsid w:val="00841608"/>
+    <w:pPr>
+      <w:spacing w:line="240" w:lineRule="auto"/>
+    </w:pPr>
+  </w:style>
+  <w:style w:type="paragraph" w:styleId="Quote">
+    <w:name w:val="Quote"/>
+    <w:basedOn w:val="Normal"/>
+    <w:next w:val="Normal"/>
+    <w:link w:val="QuoteChar"/>
+    <w:uiPriority w:val="29"/>
+    <w:qFormat/>
+    <w:rsid w:val="00841608"/>
+    <w:pPr>
+      <w:spacing w:before="200" w:after="160"/>
+      <w:ind w:left="864" w:right="864"/>
+      <w:jc w:val="center"/>
+    </w:pPr>
+    <w:rPr>
+      <w:i/>
+      <w:iCs/>
+      <w:color w:val="404040" w:themeColor="text1" w:themeTint="BF"/>
+    </w:rPr>
+  </w:style>
+  <w:style w:type="character" w:customStyle="1" w:styleId="QuoteChar">
+    <w:name w:val="Quote Char"/>
+    <w:basedOn w:val="DefaultParagraphFont"/>
+    <w:link w:val="Quote"/>
+    <w:uiPriority w:val="29"/>
+    <w:rsid w:val="00841608"/>
+    <w:rPr>
+      <w:i/>
+      <w:iCs/>
+      <w:color w:val="404040" w:themeColor="text1" w:themeTint="BF"/>
+    </w:rPr>
+  </w:style>
+  <w:style w:type="character" w:styleId="Strong">
+    <w:name w:val="Strong"/>
+    <w:basedOn w:val="DefaultParagraphFont"/>
+    <w:uiPriority w:val="22"/>
+    <w:qFormat/>
+    <w:rsid w:val="00841608"/>
+    <w:rPr>
+      <w:b/>
+      <w:bCs/>
+    </w:rPr>
+  </w:style>
+  <w:style w:type="paragraph" w:styleId="Subtitle">
+    <w:name w:val="Subtitle"/>
+    <w:basedOn w:val="Normal"/>
+    <w:next w:val="Normal"/>
+    <w:link w:val="SubtitleChar"/>
+    <w:uiPriority w:val="11"/>
+    <w:qFormat/>
+    <w:rsid w:val="00841608"/>
+    <w:pPr>
+      <w:numPr>
+        <w:ilvl w:val="1"/>
+      </w:numPr>
+      <w:spacing w:after="160"/>
+    </w:pPr>
+    <w:rPr>
+      <w:rFonts w:asciiTheme="minorHAnsi" w:eastAsiaTheme="minorEastAsia" w:hAnsiTheme="minorHAnsi" w:cstheme="minorBidi"/>
+      <w:color w:val="5A5A5A" w:themeColor="text1" w:themeTint="A5"/>
+      <w:spacing w:val="15"/>
+      <w:sz w:val="22"/>
+      <w:szCs w:val="22"/>
+    </w:rPr>
+  </w:style>
+  <w:style w:type="character" w:customStyle="1" w:styleId="SubtitleChar">
+    <w:name w:val="Subtitle Char"/>
+    <w:basedOn w:val="DefaultParagraphFont"/>
+    <w:link w:val="Subtitle"/>
+    <w:uiPriority w:val="11"/>
+    <w:rsid w:val="00841608"/>
+    <w:rPr>
+      <w:rFonts w:asciiTheme="minorHAnsi" w:eastAsiaTheme="minorEastAsia" w:hAnsiTheme="minorHAnsi" w:cstheme="minorBidi"/>
+      <w:color w:val="5A5A5A" w:themeColor="text1" w:themeTint="A5"/>
+      <w:spacing w:val="15"/>
+      <w:sz w:val="22"/>
+      <w:szCs w:val="22"/>
+    </w:rPr>
+  </w:style>
+  <w:style w:type="character" w:styleId="SubtleEmphasis">
+    <w:name w:val="Subtle Emphasis"/>
+    <w:basedOn w:val="DefaultParagraphFont"/>
+    <w:uiPriority w:val="19"/>
+    <w:qFormat/>
+    <w:rsid w:val="00841608"/>
+    <w:rPr>
+      <w:i/>
+      <w:iCs/>
+      <w:color w:val="404040" w:themeColor="text1" w:themeTint="BF"/>
+    </w:rPr>
+  </w:style>
+  <w:style w:type="character" w:styleId="SubtleReference">
+    <w:name w:val="Subtle Reference"/>
+    <w:basedOn w:val="DefaultParagraphFont"/>
+    <w:uiPriority w:val="31"/>
+    <w:qFormat/>
+    <w:rsid w:val="00841608"/>
+    <w:rPr>
+      <w:smallCaps/>
+      <w:color w:val="5A5A5A" w:themeColor="text1" w:themeTint="A5"/>
+    </w:rPr>
+  </w:style>
+  <w:style w:type="paragraph" w:styleId="TOCHeading">
+    <w:name w:val="TOC Heading"/>
+    <w:basedOn w:val="Heading1"/>
+    <w:next w:val="Normal"/>
+    <w:uiPriority w:val="39"/>
+    <w:semiHidden/>
+    <w:unhideWhenUsed/>
+    <w:qFormat/>
+    <w:rsid w:val="00841608"/>
+    <w:pPr>
+      <w:keepNext/>
+      <w:keepLines/>
+      <w:spacing w:before="240"/>
+      <w:outlineLvl w:val="9"/>
+    </w:pPr>
+    <w:rPr>
+      <w:rFonts w:asciiTheme="majorHAnsi" w:eastAsiaTheme="majorEastAsia" w:hAnsiTheme="majorHAnsi" w:cstheme="majorBidi"/>
+      <w:color w:val="0F4761" w:themeColor="accent1" w:themeShade="BF"/>
+    </w:rPr>
   </w:style>
 </w:styles>
 </file>

--- a/QuotationApp.API/Templates/QuotationTemplate_Updated.docx
+++ b/QuotationApp.API/Templates/QuotationTemplate_Updated.docx
@@ -39,27 +39,7 @@
           <w:sz w:val="22"/>
           <w:szCs w:val="22"/>
         </w:rPr>
-        <w:t xml:space="preserve"> - {{</w:t>
-      </w:r>
-      <w:proofErr w:type="spellStart"/>
-      <w:r>
-        <w:rPr>
-          <w:rFonts w:ascii="Times New Roman" w:hAnsi="Times New Roman" w:cs="Times New Roman"/>
-          <w:color w:val="000000" w:themeColor="text1"/>
-          <w:sz w:val="22"/>
-          <w:szCs w:val="22"/>
-        </w:rPr>
-        <w:t>OrganizationName</w:t>
-      </w:r>
-      <w:proofErr w:type="spellEnd"/>
-      <w:r>
-        <w:rPr>
-          <w:rFonts w:ascii="Times New Roman" w:hAnsi="Times New Roman" w:cs="Times New Roman"/>
-          <w:color w:val="000000" w:themeColor="text1"/>
-          <w:sz w:val="22"/>
-          <w:szCs w:val="22"/>
-        </w:rPr>
-        <w:t>}}</w:t>
+        <w:t xml:space="preserve"> - {{OrganizationName}}</w:t>
       </w:r>
     </w:p>
     <w:p>
@@ -79,7 +59,16 @@
           <w:sz w:val="18"/>
           <w:szCs w:val="18"/>
         </w:rPr>
-        <w:t>Name: {{CONTACT_NAME}}</w:t>
+        <w:t xml:space="preserve">Name: </w:t>
+      </w:r>
+      <w:r>
+        <w:rPr>
+          <w:rFonts w:ascii="Times New Roman" w:hAnsi="Times New Roman" w:cs="Times New Roman"/>
+          <w:color w:val="65AADB"/>
+          <w:sz w:val="18"/>
+          <w:szCs w:val="18"/>
+        </w:rPr>
+        <w:t>{{CONTACT_NAME}}</w:t>
       </w:r>
       <w:r>
         <w:rPr>
@@ -167,31 +156,11 @@
       <w:r>
         <w:rPr>
           <w:rFonts w:ascii="Times New Roman" w:hAnsi="Times New Roman" w:cs="Times New Roman"/>
-          <w:color w:val="000000" w:themeColor="text1"/>
+          <w:color w:val="65AADB"/>
           <w:sz w:val="18"/>
           <w:szCs w:val="18"/>
         </w:rPr>
-        <w:t>{{</w:t>
-      </w:r>
-      <w:proofErr w:type="spellStart"/>
-      <w:r>
-        <w:rPr>
-          <w:rFonts w:ascii="Times New Roman" w:hAnsi="Times New Roman" w:cs="Times New Roman"/>
-          <w:color w:val="000000" w:themeColor="text1"/>
-          <w:sz w:val="18"/>
-          <w:szCs w:val="18"/>
-        </w:rPr>
-        <w:t>QuotationNo</w:t>
-      </w:r>
-      <w:proofErr w:type="spellEnd"/>
-      <w:r>
-        <w:rPr>
-          <w:rFonts w:ascii="Times New Roman" w:hAnsi="Times New Roman" w:cs="Times New Roman"/>
-          <w:color w:val="000000" w:themeColor="text1"/>
-          <w:sz w:val="18"/>
-          <w:szCs w:val="18"/>
-        </w:rPr>
-        <w:t>}}</w:t>
+        <w:t>{{QuotationNo}}</w:t>
       </w:r>
     </w:p>
     <w:p>
@@ -315,7 +284,6 @@
         </w:rPr>
         <w:tab/>
       </w:r>
-      <w:proofErr w:type="gramStart"/>
       <w:r>
         <w:rPr>
           <w:rFonts w:ascii="Times New Roman" w:hAnsi="Times New Roman" w:cs="Times New Roman"/>
@@ -329,41 +297,40 @@
       <w:r>
         <w:rPr>
           <w:rFonts w:ascii="Times New Roman" w:hAnsi="Times New Roman" w:cs="Times New Roman"/>
-          <w:color w:val="000000" w:themeColor="text1"/>
+          <w:color w:val="65AADB"/>
           <w:sz w:val="18"/>
           <w:szCs w:val="18"/>
         </w:rPr>
-        <w:t>{{</w:t>
-      </w:r>
-      <w:proofErr w:type="gramEnd"/>
-      <w:r>
-        <w:rPr>
-          <w:rFonts w:ascii="Times New Roman" w:hAnsi="Times New Roman" w:cs="Times New Roman"/>
-          <w:color w:val="000000" w:themeColor="text1"/>
+        <w:t>{{Date}}</w:t>
+      </w:r>
+    </w:p>
+    <w:p>
+      <w:pPr>
+        <w:spacing w:after="120" w:line="240" w:lineRule="auto"/>
+        <w:rPr>
+          <w:rFonts w:ascii="Times New Roman" w:hAnsi="Times New Roman" w:cs="Times New Roman"/>
+          <w:color w:val="65AADB"/>
           <w:sz w:val="18"/>
           <w:szCs w:val="18"/>
         </w:rPr>
-        <w:t>Date}}</w:t>
-      </w:r>
-    </w:p>
-    <w:p>
-      <w:pPr>
-        <w:spacing w:after="120" w:line="240" w:lineRule="auto"/>
+      </w:pPr>
+      <w:r>
         <w:rPr>
           <w:rFonts w:ascii="Times New Roman" w:hAnsi="Times New Roman" w:cs="Times New Roman"/>
           <w:color w:val="000000" w:themeColor="text1"/>
           <w:sz w:val="18"/>
           <w:szCs w:val="18"/>
         </w:rPr>
-      </w:pPr>
-      <w:r>
-        <w:rPr>
-          <w:rFonts w:ascii="Times New Roman" w:hAnsi="Times New Roman" w:cs="Times New Roman"/>
-          <w:color w:val="000000" w:themeColor="text1"/>
+        <w:t xml:space="preserve">Address: </w:t>
+      </w:r>
+      <w:r>
+        <w:rPr>
+          <w:rFonts w:ascii="Times New Roman" w:hAnsi="Times New Roman" w:cs="Times New Roman"/>
+          <w:color w:val="65AADB"/>
           <w:sz w:val="18"/>
           <w:szCs w:val="18"/>
         </w:rPr>
-        <w:t>Address: {{CONTACT_ADDRESS}}</w:t>
+        <w:t>{{CONTACT_ADDRESS}}</w:t>
       </w:r>
     </w:p>
     <w:p>
@@ -383,19 +350,17 @@
           <w:sz w:val="18"/>
           <w:szCs w:val="18"/>
         </w:rPr>
-        <w:t>Contact No.: {{CONTACT_PHONE</w:t>
-      </w:r>
-      <w:proofErr w:type="gramStart"/>
-      <w:r>
-        <w:rPr>
-          <w:rFonts w:ascii="Times New Roman" w:hAnsi="Times New Roman" w:cs="Times New Roman"/>
-          <w:color w:val="000000" w:themeColor="text1"/>
+        <w:t xml:space="preserve">Contact No.: </w:t>
+      </w:r>
+      <w:r>
+        <w:rPr>
+          <w:rFonts w:ascii="Times New Roman" w:hAnsi="Times New Roman" w:cs="Times New Roman"/>
+          <w:color w:val="65AADB"/>
           <w:sz w:val="18"/>
           <w:szCs w:val="18"/>
         </w:rPr>
-        <w:t xml:space="preserve">}}   </w:t>
-      </w:r>
-      <w:proofErr w:type="gramEnd"/>
+        <w:t xml:space="preserve">{{CONTACT_PHONE}}   </w:t>
+      </w:r>
       <w:r>
         <w:rPr>
           <w:rFonts w:ascii="Times New Roman" w:hAnsi="Times New Roman" w:cs="Times New Roman"/>
@@ -403,7 +368,16 @@
           <w:sz w:val="18"/>
           <w:szCs w:val="18"/>
         </w:rPr>
-        <w:t>|   Email: {{CONTACT_EMAIL}}</w:t>
+        <w:t xml:space="preserve">|   Email: </w:t>
+      </w:r>
+      <w:r>
+        <w:rPr>
+          <w:rFonts w:ascii="Times New Roman" w:hAnsi="Times New Roman" w:cs="Times New Roman"/>
+          <w:color w:val="65AADB"/>
+          <w:sz w:val="18"/>
+          <w:szCs w:val="18"/>
+        </w:rPr>
+        <w:t>{{CONTACT_EMAIL}}</w:t>
       </w:r>
     </w:p>
     <w:p>
@@ -455,16 +429,23 @@
           <w:rFonts w:ascii="Times New Roman" w:hAnsi="Times New Roman" w:cs="Times New Roman"/>
           <w:b/>
           <w:bCs/>
-          <w:color w:val="000000" w:themeColor="text1"/>
+          <w:color w:val="65AADB"/>
         </w:rPr>
         <w:t>{{MODULE_LIST}}</w:t>
       </w:r>
       <w:r>
         <w:rPr>
           <w:rFonts w:ascii="Times New Roman" w:hAnsi="Times New Roman" w:cs="Times New Roman"/>
-          <w:color w:val="000000" w:themeColor="text1"/>
-        </w:rPr>
-        <w:t xml:space="preserve"> in your organization.</w:t>
+          <w:color w:val="65AADB"/>
+        </w:rPr>
+        <w:t xml:space="preserve"> </w:t>
+      </w:r>
+      <w:r>
+        <w:rPr>
+          <w:rFonts w:ascii="Times New Roman" w:hAnsi="Times New Roman" w:cs="Times New Roman"/>
+          <w:color w:val="000000" w:themeColor="text1"/>
+        </w:rPr>
+        <w:t>in your organization.</w:t>
       </w:r>
     </w:p>
     <w:p>
@@ -503,14 +484,14 @@
           <w:rFonts w:ascii="Times New Roman" w:hAnsi="Times New Roman" w:cs="Times New Roman"/>
           <w:b/>
           <w:bCs/>
-          <w:color w:val="000000" w:themeColor="text1"/>
+          <w:color w:val="65AADB"/>
         </w:rPr>
         <w:t>{{MODULE_LIST}}</w:t>
       </w:r>
       <w:r>
         <w:rPr>
           <w:rFonts w:ascii="Times New Roman" w:hAnsi="Times New Roman" w:cs="Times New Roman"/>
-          <w:color w:val="000000" w:themeColor="text1"/>
+          <w:color w:val="65AADB"/>
         </w:rPr>
         <w:t>.</w:t>
       </w:r>
@@ -560,32 +541,14 @@
           <w:color w:val="000000" w:themeColor="text1"/>
           <w:lang w:val="en-US"/>
         </w:rPr>
-        <w:t>We discussed the current challenges and solutions CQUAL can provide</w:t>
-      </w:r>
-      <w:proofErr w:type="gramStart"/>
-      <w:r>
-        <w:rPr>
-          <w:rFonts w:ascii="Times New Roman" w:hAnsi="Times New Roman" w:cs="Times New Roman"/>
-          <w:color w:val="000000" w:themeColor="text1"/>
-          <w:lang w:val="en-US"/>
-        </w:rPr>
-        <w:t>, based</w:t>
-      </w:r>
-      <w:proofErr w:type="gramEnd"/>
-      <w:r>
-        <w:rPr>
-          <w:rFonts w:ascii="Times New Roman" w:hAnsi="Times New Roman" w:cs="Times New Roman"/>
-          <w:color w:val="000000" w:themeColor="text1"/>
-          <w:lang w:val="en-US"/>
-        </w:rPr>
-        <w:t xml:space="preserve"> on our brief discussions, please find attached a Preliminary Business Proposal for the required changeover at </w:t>
+        <w:t xml:space="preserve">We discussed the current challenges and solutions CQUAL can provide, based on our brief discussions, please find attached a Preliminary Business Proposal for the required changeover at </w:t>
       </w:r>
       <w:r>
         <w:rPr>
           <w:rFonts w:ascii="Times New Roman" w:hAnsi="Times New Roman" w:cs="Times New Roman"/>
           <w:b/>
           <w:bCs/>
-          <w:color w:val="000000" w:themeColor="text1"/>
+          <w:color w:val="65AADB"/>
         </w:rPr>
         <w:t>{{ORG_</w:t>
       </w:r>
@@ -595,14 +558,14 @@
           <w:rFonts w:ascii="Times New Roman" w:hAnsi="Times New Roman" w:cs="Times New Roman"/>
           <w:b/>
           <w:bCs/>
-          <w:color w:val="000000" w:themeColor="text1"/>
+          <w:color w:val="65AADB"/>
         </w:rPr>
         <w:t>NAME}}</w:t>
       </w:r>
       <w:r>
         <w:rPr>
           <w:rFonts w:ascii="Times New Roman" w:hAnsi="Times New Roman" w:cs="Times New Roman"/>
-          <w:color w:val="000000" w:themeColor="text1"/>
+          <w:color w:val="65AADB"/>
         </w:rPr>
         <w:t>.</w:t>
       </w:r>
@@ -682,8 +645,15 @@
       <w:r>
         <w:rPr>
           <w:rFonts w:ascii="Times New Roman" w:hAnsi="Times New Roman" w:cs="Times New Roman"/>
-        </w:rPr>
-        <w:t xml:space="preserve"> replaces manual documentation, significantly accelerates approval process with centralized data management and improved traceability, reduced and lower administrative interfaces.</w:t>
+          <w:color w:val="65AADB"/>
+        </w:rPr>
+        <w:t xml:space="preserve"> </w:t>
+      </w:r>
+      <w:r>
+        <w:rPr>
+          <w:rFonts w:ascii="Times New Roman" w:hAnsi="Times New Roman" w:cs="Times New Roman"/>
+        </w:rPr>
+        <w:t>replaces manual documentation, significantly accelerates approval process with centralized data management and improved traceability, reduced and lower administrative interfaces.</w:t>
       </w:r>
     </w:p>
     <w:p>
@@ -811,21 +781,7 @@
         <w:rPr>
           <w:rFonts w:ascii="Times New Roman" w:hAnsi="Times New Roman" w:cs="Times New Roman"/>
         </w:rPr>
-        <w:t xml:space="preserve">Deliverables do not include the source code. Use of the solution is under license from </w:t>
-      </w:r>
-      <w:proofErr w:type="spellStart"/>
-      <w:r>
-        <w:rPr>
-          <w:rFonts w:ascii="Times New Roman" w:hAnsi="Times New Roman" w:cs="Times New Roman"/>
-        </w:rPr>
-        <w:t>BlechTek</w:t>
-      </w:r>
-      <w:proofErr w:type="spellEnd"/>
-      <w:r>
-        <w:rPr>
-          <w:rFonts w:ascii="Times New Roman" w:hAnsi="Times New Roman" w:cs="Times New Roman"/>
-        </w:rPr>
-        <w:t xml:space="preserve"> Software Solutions LLP.</w:t>
+        <w:t>Deliverables do not include the source code. Use of the solution is under license from BlechTek Software Solutions LLP.</w:t>
       </w:r>
     </w:p>
     <w:p>
@@ -889,24 +845,44 @@
           <w:rFonts w:ascii="Times New Roman" w:hAnsi="Times New Roman" w:cs="Times New Roman"/>
           <w:lang w:val="en-US"/>
         </w:rPr>
-        <w:t xml:space="preserve">For </w:t>
-      </w:r>
-      <w:proofErr w:type="spellStart"/>
-      <w:r>
-        <w:rPr>
-          <w:rFonts w:ascii="Times New Roman" w:hAnsi="Times New Roman" w:cs="Times New Roman"/>
-          <w:lang w:val="en-US"/>
-        </w:rPr>
-        <w:t>BlechTek</w:t>
-      </w:r>
-      <w:proofErr w:type="spellEnd"/>
-      <w:r>
-        <w:rPr>
-          <w:rFonts w:ascii="Times New Roman" w:hAnsi="Times New Roman" w:cs="Times New Roman"/>
-          <w:lang w:val="en-US"/>
-        </w:rPr>
-        <w:t xml:space="preserve"> Software Solutions LLP.</w:t>
-      </w:r>
+        <w:t>For BlechTek Software Solutions LLP.</w:t>
+      </w:r>
+    </w:p>
+    <w:p>
+      <w:pPr>
+        <w:spacing w:line="240" w:lineRule="auto"/>
+        <w:rPr>
+          <w:rFonts w:ascii="Times New Roman" w:hAnsi="Times New Roman" w:cs="Times New Roman"/>
+          <w:noProof/>
+        </w:rPr>
+      </w:pPr>
+    </w:p>
+    <w:p>
+      <w:pPr>
+        <w:spacing w:line="240" w:lineRule="auto"/>
+        <w:rPr>
+          <w:rFonts w:ascii="Times New Roman" w:hAnsi="Times New Roman" w:cs="Times New Roman"/>
+          <w:noProof/>
+        </w:rPr>
+      </w:pPr>
+    </w:p>
+    <w:p>
+      <w:pPr>
+        <w:spacing w:line="240" w:lineRule="auto"/>
+        <w:rPr>
+          <w:rFonts w:ascii="Times New Roman" w:hAnsi="Times New Roman" w:cs="Times New Roman"/>
+          <w:noProof/>
+        </w:rPr>
+      </w:pPr>
+    </w:p>
+    <w:p>
+      <w:pPr>
+        <w:spacing w:line="240" w:lineRule="auto"/>
+        <w:rPr>
+          <w:rFonts w:ascii="Times New Roman" w:hAnsi="Times New Roman" w:cs="Times New Roman"/>
+          <w:noProof/>
+        </w:rPr>
+      </w:pPr>
     </w:p>
     <w:p>
       <w:pPr>
@@ -918,45 +894,6 @@
           <w:lang w:val="en-US"/>
         </w:rPr>
       </w:pPr>
-      <w:r>
-        <w:rPr>
-          <w:rFonts w:ascii="Times New Roman" w:hAnsi="Times New Roman" w:cs="Times New Roman"/>
-          <w:noProof/>
-        </w:rPr>
-        <w:drawing>
-          <wp:inline distT="0" distB="0" distL="0" distR="0" wp14:anchorId="3D41E2FB" wp14:editId="066ABAF3">
-            <wp:extent cx="923925" cy="838200"/>
-            <wp:effectExtent l="0" t="0" r="9525" b="0"/>
-            <wp:docPr id="66384000" name="Picture 66384000"/>
-            <wp:cNvGraphicFramePr/>
-            <a:graphic xmlns:a="http://schemas.openxmlformats.org/drawingml/2006/main">
-              <a:graphicData uri="http://schemas.openxmlformats.org/drawingml/2006/picture">
-                <pic:pic xmlns:pic="http://schemas.openxmlformats.org/drawingml/2006/picture">
-                  <pic:nvPicPr>
-                    <pic:cNvPr id="97" name="Picture 97"/>
-                    <pic:cNvPicPr/>
-                  </pic:nvPicPr>
-                  <pic:blipFill>
-                    <a:blip r:embed="rId8"/>
-                    <a:stretch>
-                      <a:fillRect/>
-                    </a:stretch>
-                  </pic:blipFill>
-                  <pic:spPr>
-                    <a:xfrm>
-                      <a:off x="0" y="0"/>
-                      <a:ext cx="924153" cy="838407"/>
-                    </a:xfrm>
-                    <a:prstGeom prst="rect">
-                      <a:avLst/>
-                    </a:prstGeom>
-                  </pic:spPr>
-                </pic:pic>
-              </a:graphicData>
-            </a:graphic>
-          </wp:inline>
-        </w:drawing>
-      </w:r>
     </w:p>
     <w:p>
       <w:pPr>
@@ -1015,7 +952,7 @@
     </w:p>
     <w:tbl>
       <w:tblPr>
-        <w:tblW w:w="9768" w:type="dxa"/>
+        <w:tblW w:w="9786" w:type="dxa"/>
         <w:tblBorders>
           <w:top w:val="single" w:sz="4" w:space="0" w:color="auto"/>
           <w:left w:val="single" w:sz="4" w:space="0" w:color="auto"/>
@@ -1031,18 +968,18 @@
         <w:tblLook w:val="04A0" w:firstRow="1" w:lastRow="0" w:firstColumn="1" w:lastColumn="0" w:noHBand="0" w:noVBand="1"/>
       </w:tblPr>
       <w:tblGrid>
-        <w:gridCol w:w="1696"/>
-        <w:gridCol w:w="6197"/>
-        <w:gridCol w:w="1875"/>
+        <w:gridCol w:w="1697"/>
+        <w:gridCol w:w="6212"/>
+        <w:gridCol w:w="1877"/>
       </w:tblGrid>
       <w:tr>
         <w:trPr>
-          <w:trHeight w:val="60"/>
+          <w:trHeight w:val="20"/>
           <w:tblHeader/>
         </w:trPr>
         <w:tc>
           <w:tcPr>
-            <w:tcW w:w="1696" w:type="dxa"/>
+            <w:tcW w:w="1697" w:type="dxa"/>
             <w:shd w:val="clear" w:color="auto" w:fill="FFFFFF" w:themeFill="background1"/>
             <w:tcMar>
               <w:top w:w="80" w:type="dxa"/>
@@ -1070,7 +1007,7 @@
         </w:tc>
         <w:tc>
           <w:tcPr>
-            <w:tcW w:w="6197" w:type="dxa"/>
+            <w:tcW w:w="6212" w:type="dxa"/>
             <w:tcBorders>
               <w:bottom w:val="single" w:sz="4" w:space="0" w:color="auto"/>
             </w:tcBorders>
@@ -1101,7 +1038,7 @@
         </w:tc>
         <w:tc>
           <w:tcPr>
-            <w:tcW w:w="1875" w:type="dxa"/>
+            <w:tcW w:w="1877" w:type="dxa"/>
             <w:shd w:val="clear" w:color="auto" w:fill="FFFFFF" w:themeFill="background1"/>
             <w:tcMar>
               <w:top w:w="80" w:type="dxa"/>
@@ -1129,12 +1066,12 @@
       </w:tr>
       <w:tr>
         <w:trPr>
-          <w:trHeight w:val="384"/>
+          <w:trHeight w:val="20"/>
           <w:tblHeader/>
         </w:trPr>
         <w:tc>
           <w:tcPr>
-            <w:tcW w:w="1696" w:type="dxa"/>
+            <w:tcW w:w="1697" w:type="dxa"/>
             <w:shd w:val="clear" w:color="auto" w:fill="FFFFFF" w:themeFill="background1"/>
             <w:tcMar>
               <w:top w:w="80" w:type="dxa"/>
@@ -1148,16 +1085,12 @@
             <w:pPr>
               <w:rPr>
                 <w:rFonts w:ascii="Times New Roman" w:hAnsi="Times New Roman" w:cs="Times New Roman"/>
-                <w:b/>
-                <w:bCs/>
                 <w:color w:val="FFFFFF"/>
               </w:rPr>
             </w:pPr>
             <w:r>
               <w:rPr>
                 <w:rFonts w:ascii="Times New Roman" w:hAnsi="Times New Roman" w:cs="Times New Roman"/>
-                <w:b/>
-                <w:bCs/>
               </w:rPr>
               <w:t>{{PILLAR}}</w:t>
             </w:r>
@@ -1165,7 +1098,7 @@
         </w:tc>
         <w:tc>
           <w:tcPr>
-            <w:tcW w:w="6197" w:type="dxa"/>
+            <w:tcW w:w="6212" w:type="dxa"/>
             <w:tcBorders>
               <w:bottom w:val="single" w:sz="4" w:space="0" w:color="auto"/>
             </w:tcBorders>
@@ -1182,16 +1115,12 @@
             <w:pPr>
               <w:rPr>
                 <w:rFonts w:ascii="Times New Roman" w:hAnsi="Times New Roman" w:cs="Times New Roman"/>
-                <w:b/>
-                <w:bCs/>
                 <w:color w:val="FFFFFF"/>
               </w:rPr>
             </w:pPr>
             <w:r>
               <w:rPr>
                 <w:rFonts w:ascii="Times New Roman" w:hAnsi="Times New Roman" w:cs="Times New Roman"/>
-                <w:b/>
-                <w:bCs/>
               </w:rPr>
               <w:t>{{MODULE}}</w:t>
             </w:r>
@@ -1199,7 +1128,7 @@
         </w:tc>
         <w:tc>
           <w:tcPr>
-            <w:tcW w:w="1875" w:type="dxa"/>
+            <w:tcW w:w="1877" w:type="dxa"/>
             <w:shd w:val="clear" w:color="auto" w:fill="FFFFFF" w:themeFill="background1"/>
             <w:tcMar>
               <w:top w:w="80" w:type="dxa"/>
@@ -1213,16 +1142,12 @@
             <w:pPr>
               <w:rPr>
                 <w:rFonts w:ascii="Times New Roman" w:hAnsi="Times New Roman" w:cs="Times New Roman"/>
-                <w:b/>
-                <w:bCs/>
                 <w:color w:val="FFFFFF"/>
               </w:rPr>
             </w:pPr>
             <w:r>
               <w:rPr>
                 <w:rFonts w:ascii="Times New Roman" w:hAnsi="Times New Roman" w:cs="Times New Roman"/>
-                <w:b/>
-                <w:bCs/>
               </w:rPr>
               <w:t>{{SELECTED}}</w:t>
             </w:r>
@@ -1318,7 +1243,7 @@
       </w:tblGrid>
       <w:tr>
         <w:trPr>
-          <w:trHeight w:val="336"/>
+          <w:trHeight w:val="20"/>
           <w:tblHeader/>
         </w:trPr>
         <w:tc>
@@ -1422,7 +1347,7 @@
       </w:tr>
       <w:tr>
         <w:trPr>
-          <w:trHeight w:val="814"/>
+          <w:trHeight w:val="20"/>
         </w:trPr>
         <w:tc>
           <w:tcPr>
@@ -1469,16 +1394,14 @@
             <w:r>
               <w:rPr>
                 <w:rFonts w:ascii="Times New Roman" w:hAnsi="Times New Roman" w:cs="Times New Roman"/>
-                <w:b/>
-                <w:bCs/>
-              </w:rPr>
-              <w:t>Product License</w:t>
-            </w:r>
-            <w:r>
-              <w:rPr>
-                <w:rFonts w:ascii="Times New Roman" w:hAnsi="Times New Roman" w:cs="Times New Roman"/>
-              </w:rPr>
-              <w:t xml:space="preserve"> - {{MODULE_LIST}} (single installation). Scope as listed above.</w:t>
+              </w:rPr>
+              <w:t>Product License -</w:t>
+            </w:r>
+            <w:r>
+              <w:rPr>
+                <w:rFonts w:ascii="Times New Roman" w:hAnsi="Times New Roman" w:cs="Times New Roman"/>
+              </w:rPr>
+              <w:t xml:space="preserve"> {{MODULE_LIST}} (single installation). Scope as listed above.</w:t>
             </w:r>
           </w:p>
           <w:p>
@@ -1536,7 +1459,7 @@
       </w:tr>
       <w:tr>
         <w:trPr>
-          <w:trHeight w:val="547"/>
+          <w:trHeight w:val="20"/>
         </w:trPr>
         <w:tc>
           <w:tcPr>
@@ -1583,16 +1506,14 @@
             <w:r>
               <w:rPr>
                 <w:rFonts w:ascii="Times New Roman" w:hAnsi="Times New Roman" w:cs="Times New Roman"/>
-                <w:b/>
-                <w:bCs/>
-              </w:rPr>
-              <w:t>Customization</w:t>
-            </w:r>
-            <w:r>
-              <w:rPr>
-                <w:rFonts w:ascii="Times New Roman" w:hAnsi="Times New Roman" w:cs="Times New Roman"/>
-              </w:rPr>
-              <w:t xml:space="preserve"> - any additional development beyond scope, charged at INR </w:t>
+              </w:rPr>
+              <w:t>Customization -</w:t>
+            </w:r>
+            <w:r>
+              <w:rPr>
+                <w:rFonts w:ascii="Times New Roman" w:hAnsi="Times New Roman" w:cs="Times New Roman"/>
+              </w:rPr>
+              <w:t xml:space="preserve"> any additional development beyond scope, charged at INR </w:t>
             </w:r>
             <w:r>
               <w:rPr>
@@ -1636,7 +1557,7 @@
       </w:tr>
       <w:tr>
         <w:trPr>
-          <w:trHeight w:val="535"/>
+          <w:trHeight w:val="20"/>
         </w:trPr>
         <w:tc>
           <w:tcPr>
@@ -1683,16 +1604,14 @@
             <w:r>
               <w:rPr>
                 <w:rFonts w:ascii="Times New Roman" w:hAnsi="Times New Roman" w:cs="Times New Roman"/>
-                <w:b/>
-                <w:bCs/>
-              </w:rPr>
-              <w:t>Annual License Renewal</w:t>
-            </w:r>
-            <w:r>
-              <w:rPr>
-                <w:rFonts w:ascii="Times New Roman" w:hAnsi="Times New Roman" w:cs="Times New Roman"/>
-              </w:rPr>
-              <w:t xml:space="preserve"> - covers upgrades, bug fixes &amp; statutory changes. Includes 7 man-days; excess is chargeable.</w:t>
+              </w:rPr>
+              <w:t>Annual License Renewal -</w:t>
+            </w:r>
+            <w:r>
+              <w:rPr>
+                <w:rFonts w:ascii="Times New Roman" w:hAnsi="Times New Roman" w:cs="Times New Roman"/>
+              </w:rPr>
+              <w:t xml:space="preserve"> covers upgrades, bug fixes &amp; statutory changes. Includes 7 man-days; excess is chargeable.</w:t>
             </w:r>
           </w:p>
         </w:tc>
@@ -1718,7 +1637,7 @@
       </w:tr>
       <w:tr>
         <w:trPr>
-          <w:trHeight w:val="279"/>
+          <w:trHeight w:val="20"/>
         </w:trPr>
         <w:tc>
           <w:tcPr>
@@ -1765,8 +1684,6 @@
             <w:r>
               <w:rPr>
                 <w:rFonts w:ascii="Times New Roman" w:hAnsi="Times New Roman" w:cs="Times New Roman"/>
-                <w:b/>
-                <w:bCs/>
               </w:rPr>
               <w:t>Support Services</w:t>
             </w:r>
@@ -1800,7 +1717,7 @@
       </w:tr>
       <w:tr>
         <w:trPr>
-          <w:trHeight w:val="1082"/>
+          <w:trHeight w:val="20"/>
         </w:trPr>
         <w:tc>
           <w:tcPr>
@@ -1847,8 +1764,6 @@
             <w:r>
               <w:rPr>
                 <w:rFonts w:ascii="Times New Roman" w:hAnsi="Times New Roman" w:cs="Times New Roman"/>
-                <w:b/>
-                <w:bCs/>
               </w:rPr>
               <w:t>Payment Terms</w:t>
             </w:r>
@@ -1881,7 +1796,7 @@
               <w:rPr>
                 <w:rFonts w:ascii="Times New Roman" w:hAnsi="Times New Roman" w:cs="Times New Roman"/>
               </w:rPr>
-              <w:t>70% advance with PO</w:t>
+              <w:t xml:space="preserve">70% in Advance along with Purchase Order </w:t>
             </w:r>
           </w:p>
           <w:p>
@@ -1907,7 +1822,31 @@
               <w:rPr>
                 <w:rFonts w:ascii="Times New Roman" w:hAnsi="Times New Roman" w:cs="Times New Roman"/>
               </w:rPr>
-              <w:t>10% on Go-Live.</w:t>
+              <w:t>10% against GO LIVE or One Month from comple</w:t>
+            </w:r>
+            <w:r>
+              <w:rPr>
+                <w:rFonts w:ascii="Times New Roman" w:hAnsi="Times New Roman" w:cs="Times New Roman"/>
+              </w:rPr>
+              <w:t>ti</w:t>
+            </w:r>
+            <w:r>
+              <w:rPr>
+                <w:rFonts w:ascii="Times New Roman" w:hAnsi="Times New Roman" w:cs="Times New Roman"/>
+              </w:rPr>
+              <w:t>on of implementa</w:t>
+            </w:r>
+            <w:r>
+              <w:rPr>
+                <w:rFonts w:ascii="Times New Roman" w:hAnsi="Times New Roman" w:cs="Times New Roman"/>
+              </w:rPr>
+              <w:t>ti</w:t>
+            </w:r>
+            <w:r>
+              <w:rPr>
+                <w:rFonts w:ascii="Times New Roman" w:hAnsi="Times New Roman" w:cs="Times New Roman"/>
+              </w:rPr>
+              <w:t>on.</w:t>
             </w:r>
           </w:p>
         </w:tc>
@@ -1933,7 +1872,7 @@
       </w:tr>
       <w:tr>
         <w:trPr>
-          <w:trHeight w:val="279"/>
+          <w:trHeight w:val="20"/>
         </w:trPr>
         <w:tc>
           <w:tcPr>
@@ -1955,8 +1894,6 @@
             <w:r>
               <w:rPr>
                 <w:rFonts w:ascii="Times New Roman" w:hAnsi="Times New Roman" w:cs="Times New Roman"/>
-                <w:b/>
-                <w:bCs/>
               </w:rPr>
               <w:t>6</w:t>
             </w:r>
@@ -1982,8 +1919,6 @@
             <w:r>
               <w:rPr>
                 <w:rFonts w:ascii="Times New Roman" w:hAnsi="Times New Roman" w:cs="Times New Roman"/>
-                <w:b/>
-                <w:bCs/>
               </w:rPr>
               <w:t>Support Level</w:t>
             </w:r>
@@ -2011,7 +1946,7 @@
       </w:tr>
       <w:tr>
         <w:trPr>
-          <w:trHeight w:val="547"/>
+          <w:trHeight w:val="20"/>
         </w:trPr>
         <w:tc>
           <w:tcPr>
@@ -2052,24 +1987,16 @@
             <w:r>
               <w:rPr>
                 <w:rFonts w:ascii="Times New Roman" w:hAnsi="Times New Roman" w:cs="Times New Roman"/>
+              </w:rPr>
+              <w:t>L1: Telephone Support</w:t>
+            </w:r>
+            <w:r>
+              <w:rPr>
+                <w:rFonts w:ascii="Times New Roman" w:hAnsi="Times New Roman" w:cs="Times New Roman"/>
                 <w:b/>
                 <w:bCs/>
               </w:rPr>
-              <w:t>L1:</w:t>
-            </w:r>
-            <w:r>
-              <w:rPr>
-                <w:rFonts w:ascii="Times New Roman" w:hAnsi="Times New Roman" w:cs="Times New Roman"/>
-              </w:rPr>
               <w:t xml:space="preserve"> </w:t>
-            </w:r>
-            <w:r>
-              <w:rPr>
-                <w:rFonts w:ascii="Times New Roman" w:hAnsi="Times New Roman" w:cs="Times New Roman"/>
-                <w:b/>
-                <w:bCs/>
-              </w:rPr>
-              <w:t xml:space="preserve">Telephone Support </w:t>
             </w:r>
             <w:r>
               <w:rPr>
@@ -2143,7 +2070,7 @@
       </w:tr>
       <w:tr>
         <w:trPr>
-          <w:trHeight w:val="535"/>
+          <w:trHeight w:val="20"/>
         </w:trPr>
         <w:tc>
           <w:tcPr>
@@ -2184,15 +2111,15 @@
             <w:r>
               <w:rPr>
                 <w:rFonts w:ascii="Times New Roman" w:hAnsi="Times New Roman" w:cs="Times New Roman"/>
+              </w:rPr>
+              <w:t>L2: Bugs</w:t>
+            </w:r>
+            <w:r>
+              <w:rPr>
+                <w:rFonts w:ascii="Times New Roman" w:hAnsi="Times New Roman" w:cs="Times New Roman"/>
                 <w:b/>
                 <w:bCs/>
               </w:rPr>
-              <w:t>L2:</w:t>
-            </w:r>
-            <w:r>
-              <w:rPr>
-                <w:rFonts w:ascii="Times New Roman" w:hAnsi="Times New Roman" w:cs="Times New Roman"/>
-              </w:rPr>
               <w:t xml:space="preserve"> </w:t>
             </w:r>
             <w:r>
@@ -2201,48 +2128,26 @@
                 <w:b/>
                 <w:bCs/>
               </w:rPr>
+              <w:t>–</w:t>
+            </w:r>
+          </w:p>
+          <w:p>
+            <w:pPr>
+              <w:rPr>
+                <w:rFonts w:ascii="Times New Roman" w:hAnsi="Times New Roman" w:cs="Times New Roman"/>
+              </w:rPr>
+            </w:pPr>
+            <w:r>
+              <w:rPr>
+                <w:rFonts w:ascii="Times New Roman" w:hAnsi="Times New Roman" w:cs="Times New Roman"/>
+              </w:rPr>
               <w:t xml:space="preserve">Bugs </w:t>
             </w:r>
             <w:r>
               <w:rPr>
                 <w:rFonts w:ascii="Times New Roman" w:hAnsi="Times New Roman" w:cs="Times New Roman"/>
-                <w:b/>
-                <w:bCs/>
-              </w:rPr>
-              <w:t>–</w:t>
-            </w:r>
-          </w:p>
-          <w:p>
-            <w:pPr>
-              <w:rPr>
-                <w:rFonts w:ascii="Times New Roman" w:hAnsi="Times New Roman" w:cs="Times New Roman"/>
-              </w:rPr>
-            </w:pPr>
-            <w:r>
-              <w:rPr>
-                <w:rFonts w:ascii="Times New Roman" w:hAnsi="Times New Roman" w:cs="Times New Roman"/>
-              </w:rPr>
-              <w:t xml:space="preserve">Bugs </w:t>
-            </w:r>
-            <w:r>
-              <w:rPr>
-                <w:rFonts w:ascii="Times New Roman" w:hAnsi="Times New Roman" w:cs="Times New Roman"/>
-              </w:rPr>
-              <w:t xml:space="preserve">Identified by you or by </w:t>
-            </w:r>
-            <w:proofErr w:type="spellStart"/>
-            <w:r>
-              <w:rPr>
-                <w:rFonts w:ascii="Times New Roman" w:hAnsi="Times New Roman" w:cs="Times New Roman"/>
-              </w:rPr>
-              <w:t>BlechTek</w:t>
-            </w:r>
-            <w:proofErr w:type="spellEnd"/>
-            <w:r>
-              <w:rPr>
-                <w:rFonts w:ascii="Times New Roman" w:hAnsi="Times New Roman" w:cs="Times New Roman"/>
-              </w:rPr>
-              <w:t xml:space="preserve"> Software Solutions LLP.</w:t>
+              </w:rPr>
+              <w:t>Identified by you or by BlechTek Software Solutions LLP.</w:t>
             </w:r>
           </w:p>
         </w:tc>
@@ -2274,7 +2179,7 @@
       </w:tr>
       <w:tr>
         <w:trPr>
-          <w:trHeight w:val="814"/>
+          <w:trHeight w:val="20"/>
         </w:trPr>
         <w:tc>
           <w:tcPr>
@@ -2315,24 +2220,16 @@
             <w:r>
               <w:rPr>
                 <w:rFonts w:ascii="Times New Roman" w:hAnsi="Times New Roman" w:cs="Times New Roman"/>
+              </w:rPr>
+              <w:t>L3: Customer Specific Enhancements</w:t>
+            </w:r>
+            <w:r>
+              <w:rPr>
+                <w:rFonts w:ascii="Times New Roman" w:hAnsi="Times New Roman" w:cs="Times New Roman"/>
                 <w:b/>
                 <w:bCs/>
               </w:rPr>
-              <w:t>L3:</w:t>
-            </w:r>
-            <w:r>
-              <w:rPr>
-                <w:rFonts w:ascii="Times New Roman" w:hAnsi="Times New Roman" w:cs="Times New Roman"/>
-              </w:rPr>
-              <w:t xml:space="preserve"> </w:t>
-            </w:r>
-            <w:r>
-              <w:rPr>
-                <w:rFonts w:ascii="Times New Roman" w:hAnsi="Times New Roman" w:cs="Times New Roman"/>
-                <w:b/>
-                <w:bCs/>
-              </w:rPr>
-              <w:t>Customer Specific Enhancements –</w:t>
+              <w:t xml:space="preserve"> –</w:t>
             </w:r>
             <w:r>
               <w:rPr>
@@ -2398,7 +2295,7 @@
       </w:tr>
       <w:tr>
         <w:trPr>
-          <w:trHeight w:val="547"/>
+          <w:trHeight w:val="20"/>
         </w:trPr>
         <w:tc>
           <w:tcPr>
@@ -2439,10 +2336,16 @@
             <w:r>
               <w:rPr>
                 <w:rFonts w:ascii="Times New Roman" w:hAnsi="Times New Roman" w:cs="Times New Roman"/>
+              </w:rPr>
+              <w:t>L4: Product Upgrade</w:t>
+            </w:r>
+            <w:r>
+              <w:rPr>
+                <w:rFonts w:ascii="Times New Roman" w:hAnsi="Times New Roman" w:cs="Times New Roman"/>
                 <w:b/>
                 <w:bCs/>
               </w:rPr>
-              <w:t>L4:</w:t>
+              <w:t xml:space="preserve"> –</w:t>
             </w:r>
             <w:r>
               <w:rPr>
@@ -2450,60 +2353,30 @@
               </w:rPr>
               <w:t xml:space="preserve"> </w:t>
             </w:r>
-            <w:r>
-              <w:rPr>
-                <w:rFonts w:ascii="Times New Roman" w:hAnsi="Times New Roman" w:cs="Times New Roman"/>
-                <w:b/>
-                <w:bCs/>
-              </w:rPr>
-              <w:t>Product Upgrade –</w:t>
-            </w:r>
-            <w:r>
-              <w:rPr>
-                <w:rFonts w:ascii="Times New Roman" w:hAnsi="Times New Roman" w:cs="Times New Roman"/>
-              </w:rPr>
-              <w:t xml:space="preserve"> </w:t>
-            </w:r>
-          </w:p>
-          <w:p>
-            <w:pPr>
-              <w:rPr>
-                <w:rFonts w:ascii="Times New Roman" w:hAnsi="Times New Roman" w:cs="Times New Roman"/>
-              </w:rPr>
-            </w:pPr>
-            <w:r>
-              <w:rPr>
-                <w:rFonts w:ascii="Times New Roman" w:hAnsi="Times New Roman" w:cs="Times New Roman"/>
-              </w:rPr>
-              <w:t xml:space="preserve">Product Upgrade as done by </w:t>
-            </w:r>
-            <w:proofErr w:type="spellStart"/>
-            <w:r>
-              <w:rPr>
-                <w:rFonts w:ascii="Times New Roman" w:hAnsi="Times New Roman" w:cs="Times New Roman"/>
-              </w:rPr>
-              <w:t>BlechTek</w:t>
-            </w:r>
-            <w:proofErr w:type="spellEnd"/>
-            <w:r>
-              <w:rPr>
-                <w:rFonts w:ascii="Times New Roman" w:hAnsi="Times New Roman" w:cs="Times New Roman"/>
-              </w:rPr>
-              <w:t xml:space="preserve"> So ware Solu </w:t>
-            </w:r>
-            <w:proofErr w:type="spellStart"/>
-            <w:r>
-              <w:rPr>
-                <w:rFonts w:ascii="Times New Roman" w:hAnsi="Times New Roman" w:cs="Times New Roman"/>
-              </w:rPr>
-              <w:t>ons</w:t>
-            </w:r>
-            <w:proofErr w:type="spellEnd"/>
-            <w:r>
-              <w:rPr>
-                <w:rFonts w:ascii="Times New Roman" w:hAnsi="Times New Roman" w:cs="Times New Roman"/>
-              </w:rPr>
-              <w:t xml:space="preserve"> LLP on their own  </w:t>
+          </w:p>
+          <w:p>
+            <w:pPr>
+              <w:rPr>
+                <w:rFonts w:ascii="Times New Roman" w:hAnsi="Times New Roman" w:cs="Times New Roman"/>
+              </w:rPr>
+            </w:pPr>
+            <w:r>
+              <w:rPr>
+                <w:rFonts w:ascii="Times New Roman" w:hAnsi="Times New Roman" w:cs="Times New Roman"/>
+              </w:rPr>
+              <w:t>Product Upgrade as done by BlechTek So ware Solu</w:t>
+            </w:r>
+            <w:r>
+              <w:rPr>
+                <w:rFonts w:ascii="Times New Roman" w:hAnsi="Times New Roman" w:cs="Times New Roman"/>
+              </w:rPr>
+              <w:t>ti</w:t>
+            </w:r>
+            <w:r>
+              <w:rPr>
+                <w:rFonts w:ascii="Times New Roman" w:hAnsi="Times New Roman" w:cs="Times New Roman"/>
+              </w:rPr>
+              <w:t xml:space="preserve">ons LLP on their own  </w:t>
             </w:r>
           </w:p>
         </w:tc>
@@ -2547,7 +2420,7 @@
       </w:tr>
       <w:tr>
         <w:trPr>
-          <w:trHeight w:val="547"/>
+          <w:trHeight w:val="20"/>
         </w:trPr>
         <w:tc>
           <w:tcPr>
@@ -2588,51 +2461,29 @@
             <w:r>
               <w:rPr>
                 <w:rFonts w:ascii="Times New Roman" w:hAnsi="Times New Roman" w:cs="Times New Roman"/>
+              </w:rPr>
+              <w:t>L5: Implementation</w:t>
+            </w:r>
+            <w:r>
+              <w:rPr>
+                <w:rFonts w:ascii="Times New Roman" w:hAnsi="Times New Roman" w:cs="Times New Roman"/>
                 <w:b/>
                 <w:bCs/>
               </w:rPr>
-              <w:t>L5:</w:t>
-            </w:r>
-            <w:r>
-              <w:rPr>
-                <w:rFonts w:ascii="Times New Roman" w:hAnsi="Times New Roman" w:cs="Times New Roman"/>
-              </w:rPr>
-              <w:t xml:space="preserve"> </w:t>
-            </w:r>
-            <w:r>
-              <w:rPr>
-                <w:rFonts w:ascii="Times New Roman" w:hAnsi="Times New Roman" w:cs="Times New Roman"/>
-                <w:b/>
-                <w:bCs/>
-              </w:rPr>
-              <w:t>Implementation –</w:t>
-            </w:r>
-          </w:p>
-          <w:p>
-            <w:pPr>
-              <w:rPr>
-                <w:rFonts w:ascii="Times New Roman" w:hAnsi="Times New Roman" w:cs="Times New Roman"/>
-              </w:rPr>
-            </w:pPr>
-            <w:r>
-              <w:rPr>
-                <w:rFonts w:ascii="Times New Roman" w:hAnsi="Times New Roman" w:cs="Times New Roman"/>
-              </w:rPr>
-              <w:t xml:space="preserve">Master </w:t>
-            </w:r>
-            <w:proofErr w:type="spellStart"/>
-            <w:r>
-              <w:rPr>
-                <w:rFonts w:ascii="Times New Roman" w:hAnsi="Times New Roman" w:cs="Times New Roman"/>
-              </w:rPr>
-              <w:t>updation</w:t>
-            </w:r>
-            <w:proofErr w:type="spellEnd"/>
-            <w:r>
-              <w:rPr>
-                <w:rFonts w:ascii="Times New Roman" w:hAnsi="Times New Roman" w:cs="Times New Roman"/>
-              </w:rPr>
-              <w:t>, new feature implementation.</w:t>
+              <w:t xml:space="preserve"> –</w:t>
+            </w:r>
+          </w:p>
+          <w:p>
+            <w:pPr>
+              <w:rPr>
+                <w:rFonts w:ascii="Times New Roman" w:hAnsi="Times New Roman" w:cs="Times New Roman"/>
+              </w:rPr>
+            </w:pPr>
+            <w:r>
+              <w:rPr>
+                <w:rFonts w:ascii="Times New Roman" w:hAnsi="Times New Roman" w:cs="Times New Roman"/>
+              </w:rPr>
+              <w:t>Master updation, new feature implementation.</w:t>
             </w:r>
           </w:p>
         </w:tc>
@@ -2677,7 +2528,7 @@
       </w:tr>
       <w:tr>
         <w:trPr>
-          <w:trHeight w:val="279"/>
+          <w:trHeight w:val="20"/>
         </w:trPr>
         <w:tc>
           <w:tcPr>
@@ -2790,7 +2641,7 @@
     <w:tbl>
       <w:tblPr>
         <w:tblStyle w:val="TableGrid"/>
-        <w:tblW w:w="9636" w:type="dxa"/>
+        <w:tblW w:w="9749" w:type="dxa"/>
         <w:tblInd w:w="106" w:type="dxa"/>
         <w:tblCellMar>
           <w:top w:w="14" w:type="dxa"/>
@@ -2800,23 +2651,23 @@
         <w:tblLook w:val="04A0" w:firstRow="1" w:lastRow="0" w:firstColumn="1" w:lastColumn="0" w:noHBand="0" w:noVBand="1"/>
       </w:tblPr>
       <w:tblGrid>
-        <w:gridCol w:w="1922"/>
-        <w:gridCol w:w="949"/>
-        <w:gridCol w:w="949"/>
-        <w:gridCol w:w="872"/>
-        <w:gridCol w:w="872"/>
-        <w:gridCol w:w="872"/>
-        <w:gridCol w:w="872"/>
-        <w:gridCol w:w="1197"/>
-        <w:gridCol w:w="1131"/>
+        <w:gridCol w:w="1945"/>
+        <w:gridCol w:w="960"/>
+        <w:gridCol w:w="960"/>
+        <w:gridCol w:w="882"/>
+        <w:gridCol w:w="882"/>
+        <w:gridCol w:w="882"/>
+        <w:gridCol w:w="882"/>
+        <w:gridCol w:w="1211"/>
+        <w:gridCol w:w="1145"/>
       </w:tblGrid>
       <w:tr>
         <w:trPr>
-          <w:trHeight w:val="217"/>
+          <w:trHeight w:val="237"/>
         </w:trPr>
         <w:tc>
           <w:tcPr>
-            <w:tcW w:w="1922" w:type="dxa"/>
+            <w:tcW w:w="1945" w:type="dxa"/>
             <w:tcBorders>
               <w:top w:val="single" w:sz="4" w:space="0" w:color="000000"/>
               <w:left w:val="single" w:sz="4" w:space="0" w:color="000000"/>
@@ -2839,7 +2690,7 @@
         </w:tc>
         <w:tc>
           <w:tcPr>
-            <w:tcW w:w="949" w:type="dxa"/>
+            <w:tcW w:w="960" w:type="dxa"/>
             <w:tcBorders>
               <w:top w:val="single" w:sz="4" w:space="0" w:color="000000"/>
               <w:left w:val="single" w:sz="4" w:space="0" w:color="000000"/>
@@ -2863,7 +2714,7 @@
         </w:tc>
         <w:tc>
           <w:tcPr>
-            <w:tcW w:w="949" w:type="dxa"/>
+            <w:tcW w:w="960" w:type="dxa"/>
             <w:tcBorders>
               <w:top w:val="single" w:sz="4" w:space="0" w:color="000000"/>
               <w:left w:val="single" w:sz="4" w:space="0" w:color="000000"/>
@@ -2888,7 +2739,7 @@
         </w:tc>
         <w:tc>
           <w:tcPr>
-            <w:tcW w:w="872" w:type="dxa"/>
+            <w:tcW w:w="882" w:type="dxa"/>
             <w:tcBorders>
               <w:top w:val="single" w:sz="4" w:space="0" w:color="000000"/>
               <w:left w:val="single" w:sz="4" w:space="0" w:color="000000"/>
@@ -2913,7 +2764,7 @@
         </w:tc>
         <w:tc>
           <w:tcPr>
-            <w:tcW w:w="872" w:type="dxa"/>
+            <w:tcW w:w="882" w:type="dxa"/>
             <w:tcBorders>
               <w:top w:val="single" w:sz="4" w:space="0" w:color="000000"/>
               <w:left w:val="single" w:sz="4" w:space="0" w:color="000000"/>
@@ -2938,7 +2789,7 @@
         </w:tc>
         <w:tc>
           <w:tcPr>
-            <w:tcW w:w="872" w:type="dxa"/>
+            <w:tcW w:w="882" w:type="dxa"/>
             <w:tcBorders>
               <w:top w:val="single" w:sz="4" w:space="0" w:color="000000"/>
               <w:left w:val="single" w:sz="4" w:space="0" w:color="000000"/>
@@ -2963,7 +2814,7 @@
         </w:tc>
         <w:tc>
           <w:tcPr>
-            <w:tcW w:w="872" w:type="dxa"/>
+            <w:tcW w:w="882" w:type="dxa"/>
             <w:tcBorders>
               <w:top w:val="single" w:sz="4" w:space="0" w:color="000000"/>
               <w:left w:val="single" w:sz="4" w:space="0" w:color="000000"/>
@@ -2988,7 +2839,7 @@
         </w:tc>
         <w:tc>
           <w:tcPr>
-            <w:tcW w:w="1197" w:type="dxa"/>
+            <w:tcW w:w="1211" w:type="dxa"/>
             <w:tcBorders>
               <w:top w:val="single" w:sz="4" w:space="0" w:color="000000"/>
               <w:left w:val="single" w:sz="4" w:space="0" w:color="000000"/>
@@ -3003,25 +2854,17 @@
               <w:ind w:left="23"/>
               <w:jc w:val="center"/>
             </w:pPr>
-            <w:proofErr w:type="spellStart"/>
             <w:r>
               <w:rPr>
                 <w:sz w:val="14"/>
               </w:rPr>
-              <w:t>Avg</w:t>
-            </w:r>
-            <w:proofErr w:type="spellEnd"/>
-            <w:r>
-              <w:rPr>
-                <w:sz w:val="14"/>
-              </w:rPr>
-              <w:t xml:space="preserve"> Cost/ Year</w:t>
-            </w:r>
-          </w:p>
-        </w:tc>
-        <w:tc>
-          <w:tcPr>
-            <w:tcW w:w="1131" w:type="dxa"/>
+              <w:t>Avg Cost/ Year</w:t>
+            </w:r>
+          </w:p>
+        </w:tc>
+        <w:tc>
+          <w:tcPr>
+            <w:tcW w:w="1145" w:type="dxa"/>
             <w:tcBorders>
               <w:top w:val="single" w:sz="4" w:space="0" w:color="000000"/>
               <w:left w:val="single" w:sz="5" w:space="0" w:color="000000"/>
@@ -3047,11 +2890,11 @@
       </w:tr>
       <w:tr>
         <w:trPr>
-          <w:trHeight w:val="215"/>
+          <w:trHeight w:val="235"/>
         </w:trPr>
         <w:tc>
           <w:tcPr>
-            <w:tcW w:w="1922" w:type="dxa"/>
+            <w:tcW w:w="1945" w:type="dxa"/>
             <w:tcBorders>
               <w:top w:val="single" w:sz="5" w:space="0" w:color="000000"/>
               <w:left w:val="single" w:sz="4" w:space="0" w:color="000000"/>
@@ -3074,7 +2917,7 @@
         </w:tc>
         <w:tc>
           <w:tcPr>
-            <w:tcW w:w="949" w:type="dxa"/>
+            <w:tcW w:w="960" w:type="dxa"/>
             <w:tcBorders>
               <w:top w:val="single" w:sz="5" w:space="0" w:color="000000"/>
               <w:left w:val="single" w:sz="4" w:space="0" w:color="000000"/>
@@ -3099,7 +2942,7 @@
         </w:tc>
         <w:tc>
           <w:tcPr>
-            <w:tcW w:w="949" w:type="dxa"/>
+            <w:tcW w:w="960" w:type="dxa"/>
             <w:tcBorders>
               <w:top w:val="single" w:sz="5" w:space="0" w:color="000000"/>
               <w:left w:val="single" w:sz="4" w:space="0" w:color="000000"/>
@@ -3124,7 +2967,7 @@
         </w:tc>
         <w:tc>
           <w:tcPr>
-            <w:tcW w:w="872" w:type="dxa"/>
+            <w:tcW w:w="882" w:type="dxa"/>
             <w:tcBorders>
               <w:top w:val="single" w:sz="5" w:space="0" w:color="000000"/>
               <w:left w:val="single" w:sz="4" w:space="0" w:color="000000"/>
@@ -3149,7 +2992,7 @@
         </w:tc>
         <w:tc>
           <w:tcPr>
-            <w:tcW w:w="872" w:type="dxa"/>
+            <w:tcW w:w="882" w:type="dxa"/>
             <w:tcBorders>
               <w:top w:val="single" w:sz="5" w:space="0" w:color="000000"/>
               <w:left w:val="single" w:sz="4" w:space="0" w:color="000000"/>
@@ -3168,7 +3011,7 @@
         </w:tc>
         <w:tc>
           <w:tcPr>
-            <w:tcW w:w="872" w:type="dxa"/>
+            <w:tcW w:w="882" w:type="dxa"/>
             <w:tcBorders>
               <w:top w:val="single" w:sz="5" w:space="0" w:color="000000"/>
               <w:left w:val="single" w:sz="4" w:space="0" w:color="000000"/>
@@ -3187,7 +3030,7 @@
         </w:tc>
         <w:tc>
           <w:tcPr>
-            <w:tcW w:w="872" w:type="dxa"/>
+            <w:tcW w:w="882" w:type="dxa"/>
             <w:tcBorders>
               <w:top w:val="single" w:sz="5" w:space="0" w:color="000000"/>
               <w:left w:val="single" w:sz="4" w:space="0" w:color="000000"/>
@@ -3206,7 +3049,7 @@
         </w:tc>
         <w:tc>
           <w:tcPr>
-            <w:tcW w:w="1197" w:type="dxa"/>
+            <w:tcW w:w="1211" w:type="dxa"/>
             <w:tcBorders>
               <w:top w:val="single" w:sz="5" w:space="0" w:color="000000"/>
               <w:left w:val="single" w:sz="4" w:space="0" w:color="000000"/>
@@ -3224,7 +3067,7 @@
         </w:tc>
         <w:tc>
           <w:tcPr>
-            <w:tcW w:w="1131" w:type="dxa"/>
+            <w:tcW w:w="1145" w:type="dxa"/>
             <w:tcBorders>
               <w:top w:val="single" w:sz="5" w:space="0" w:color="000000"/>
               <w:left w:val="single" w:sz="5" w:space="0" w:color="000000"/>
@@ -3243,11 +3086,11 @@
       </w:tr>
       <w:tr>
         <w:trPr>
-          <w:trHeight w:val="217"/>
+          <w:trHeight w:val="237"/>
         </w:trPr>
         <w:tc>
           <w:tcPr>
-            <w:tcW w:w="1922" w:type="dxa"/>
+            <w:tcW w:w="1945" w:type="dxa"/>
             <w:tcBorders>
               <w:top w:val="single" w:sz="5" w:space="0" w:color="000000"/>
               <w:left w:val="single" w:sz="4" w:space="0" w:color="000000"/>
@@ -3270,7 +3113,7 @@
         </w:tc>
         <w:tc>
           <w:tcPr>
-            <w:tcW w:w="949" w:type="dxa"/>
+            <w:tcW w:w="960" w:type="dxa"/>
             <w:tcBorders>
               <w:top w:val="single" w:sz="5" w:space="0" w:color="000000"/>
               <w:left w:val="single" w:sz="4" w:space="0" w:color="000000"/>
@@ -3295,7 +3138,7 @@
         </w:tc>
         <w:tc>
           <w:tcPr>
-            <w:tcW w:w="949" w:type="dxa"/>
+            <w:tcW w:w="960" w:type="dxa"/>
             <w:tcBorders>
               <w:top w:val="single" w:sz="5" w:space="0" w:color="000000"/>
               <w:left w:val="single" w:sz="4" w:space="0" w:color="000000"/>
@@ -3314,7 +3157,7 @@
         </w:tc>
         <w:tc>
           <w:tcPr>
-            <w:tcW w:w="872" w:type="dxa"/>
+            <w:tcW w:w="882" w:type="dxa"/>
             <w:tcBorders>
               <w:top w:val="single" w:sz="5" w:space="0" w:color="000000"/>
               <w:left w:val="single" w:sz="4" w:space="0" w:color="000000"/>
@@ -3338,7 +3181,7 @@
         </w:tc>
         <w:tc>
           <w:tcPr>
-            <w:tcW w:w="872" w:type="dxa"/>
+            <w:tcW w:w="882" w:type="dxa"/>
             <w:tcBorders>
               <w:top w:val="single" w:sz="5" w:space="0" w:color="000000"/>
               <w:left w:val="single" w:sz="4" w:space="0" w:color="000000"/>
@@ -3356,7 +3199,7 @@
         </w:tc>
         <w:tc>
           <w:tcPr>
-            <w:tcW w:w="872" w:type="dxa"/>
+            <w:tcW w:w="882" w:type="dxa"/>
             <w:tcBorders>
               <w:top w:val="single" w:sz="5" w:space="0" w:color="000000"/>
               <w:left w:val="single" w:sz="4" w:space="0" w:color="000000"/>
@@ -3374,7 +3217,7 @@
         </w:tc>
         <w:tc>
           <w:tcPr>
-            <w:tcW w:w="872" w:type="dxa"/>
+            <w:tcW w:w="882" w:type="dxa"/>
             <w:tcBorders>
               <w:top w:val="single" w:sz="5" w:space="0" w:color="000000"/>
               <w:left w:val="single" w:sz="4" w:space="0" w:color="000000"/>
@@ -3392,7 +3235,7 @@
         </w:tc>
         <w:tc>
           <w:tcPr>
-            <w:tcW w:w="1197" w:type="dxa"/>
+            <w:tcW w:w="1211" w:type="dxa"/>
             <w:tcBorders>
               <w:top w:val="single" w:sz="5" w:space="0" w:color="000000"/>
               <w:left w:val="single" w:sz="4" w:space="0" w:color="000000"/>
@@ -3410,7 +3253,7 @@
         </w:tc>
         <w:tc>
           <w:tcPr>
-            <w:tcW w:w="1131" w:type="dxa"/>
+            <w:tcW w:w="1145" w:type="dxa"/>
             <w:tcBorders>
               <w:top w:val="single" w:sz="5" w:space="0" w:color="000000"/>
               <w:left w:val="single" w:sz="5" w:space="0" w:color="000000"/>
@@ -3429,11 +3272,11 @@
       </w:tr>
       <w:tr>
         <w:trPr>
-          <w:trHeight w:val="219"/>
+          <w:trHeight w:val="239"/>
         </w:trPr>
         <w:tc>
           <w:tcPr>
-            <w:tcW w:w="1922" w:type="dxa"/>
+            <w:tcW w:w="1945" w:type="dxa"/>
             <w:tcBorders>
               <w:top w:val="single" w:sz="5" w:space="0" w:color="000000"/>
               <w:left w:val="single" w:sz="4" w:space="0" w:color="000000"/>
@@ -3456,7 +3299,7 @@
         </w:tc>
         <w:tc>
           <w:tcPr>
-            <w:tcW w:w="949" w:type="dxa"/>
+            <w:tcW w:w="960" w:type="dxa"/>
             <w:tcBorders>
               <w:top w:val="single" w:sz="5" w:space="0" w:color="000000"/>
               <w:left w:val="single" w:sz="4" w:space="0" w:color="000000"/>
@@ -3481,7 +3324,7 @@
         </w:tc>
         <w:tc>
           <w:tcPr>
-            <w:tcW w:w="949" w:type="dxa"/>
+            <w:tcW w:w="960" w:type="dxa"/>
             <w:tcBorders>
               <w:top w:val="single" w:sz="5" w:space="0" w:color="000000"/>
               <w:left w:val="single" w:sz="4" w:space="0" w:color="000000"/>
@@ -3506,7 +3349,7 @@
         </w:tc>
         <w:tc>
           <w:tcPr>
-            <w:tcW w:w="872" w:type="dxa"/>
+            <w:tcW w:w="882" w:type="dxa"/>
             <w:tcBorders>
               <w:top w:val="single" w:sz="5" w:space="0" w:color="000000"/>
               <w:left w:val="single" w:sz="4" w:space="0" w:color="000000"/>
@@ -3524,7 +3367,7 @@
         </w:tc>
         <w:tc>
           <w:tcPr>
-            <w:tcW w:w="872" w:type="dxa"/>
+            <w:tcW w:w="882" w:type="dxa"/>
             <w:tcBorders>
               <w:top w:val="single" w:sz="5" w:space="0" w:color="000000"/>
               <w:left w:val="single" w:sz="4" w:space="0" w:color="000000"/>
@@ -3542,7 +3385,7 @@
         </w:tc>
         <w:tc>
           <w:tcPr>
-            <w:tcW w:w="872" w:type="dxa"/>
+            <w:tcW w:w="882" w:type="dxa"/>
             <w:tcBorders>
               <w:top w:val="single" w:sz="5" w:space="0" w:color="000000"/>
               <w:left w:val="single" w:sz="4" w:space="0" w:color="000000"/>
@@ -3560,7 +3403,7 @@
         </w:tc>
         <w:tc>
           <w:tcPr>
-            <w:tcW w:w="872" w:type="dxa"/>
+            <w:tcW w:w="882" w:type="dxa"/>
             <w:tcBorders>
               <w:top w:val="single" w:sz="5" w:space="0" w:color="000000"/>
               <w:left w:val="single" w:sz="4" w:space="0" w:color="000000"/>
@@ -3578,7 +3421,7 @@
         </w:tc>
         <w:tc>
           <w:tcPr>
-            <w:tcW w:w="1197" w:type="dxa"/>
+            <w:tcW w:w="1211" w:type="dxa"/>
             <w:tcBorders>
               <w:top w:val="single" w:sz="5" w:space="0" w:color="000000"/>
               <w:left w:val="single" w:sz="4" w:space="0" w:color="000000"/>
@@ -3596,7 +3439,7 @@
         </w:tc>
         <w:tc>
           <w:tcPr>
-            <w:tcW w:w="1131" w:type="dxa"/>
+            <w:tcW w:w="1145" w:type="dxa"/>
             <w:tcBorders>
               <w:top w:val="single" w:sz="5" w:space="0" w:color="000000"/>
               <w:left w:val="single" w:sz="5" w:space="0" w:color="000000"/>
@@ -3653,29 +3496,657 @@
         <w:t xml:space="preserve"> </w:t>
       </w:r>
     </w:p>
-    <w:p>
-      <w:pPr>
-        <w:spacing w:after="160" w:line="259" w:lineRule="auto"/>
-      </w:pPr>
-    </w:p>
-    <w:p>
-      <w:pPr>
-        <w:spacing w:before="300" w:after="150"/>
-        <w:rPr>
-          <w:rFonts w:ascii="Times New Roman" w:hAnsi="Times New Roman" w:cs="Times New Roman"/>
-          <w:color w:val="000000" w:themeColor="text1"/>
-        </w:rPr>
-      </w:pPr>
-    </w:p>
-    <w:p>
-      <w:pPr>
-        <w:spacing w:before="300" w:after="150"/>
-        <w:rPr>
-          <w:rFonts w:ascii="Times New Roman" w:hAnsi="Times New Roman" w:cs="Times New Roman"/>
-          <w:color w:val="000000" w:themeColor="text1"/>
-        </w:rPr>
-      </w:pPr>
-    </w:p>
+    <w:tbl>
+      <w:tblPr>
+        <w:tblStyle w:val="TableGrid0"/>
+        <w:tblW w:w="0" w:type="auto"/>
+        <w:tblLook w:val="04A0" w:firstRow="1" w:lastRow="0" w:firstColumn="1" w:lastColumn="0" w:noHBand="0" w:noVBand="1"/>
+      </w:tblPr>
+      <w:tblGrid>
+        <w:gridCol w:w="2734"/>
+        <w:gridCol w:w="3626"/>
+        <w:gridCol w:w="3670"/>
+      </w:tblGrid>
+      <w:tr>
+        <w:trPr>
+          <w:trHeight w:val="759"/>
+        </w:trPr>
+        <w:tc>
+          <w:tcPr>
+            <w:tcW w:w="2830" w:type="dxa"/>
+          </w:tcPr>
+          <w:p>
+            <w:pPr>
+              <w:spacing w:after="160" w:line="259" w:lineRule="auto"/>
+              <w:jc w:val="center"/>
+              <w:rPr>
+                <w:rFonts w:ascii="Times New Roman" w:hAnsi="Times New Roman" w:cs="Times New Roman"/>
+              </w:rPr>
+            </w:pPr>
+            <w:r>
+              <w:rPr>
+                <w:rFonts w:ascii="Times New Roman" w:hAnsi="Times New Roman" w:cs="Times New Roman"/>
+              </w:rPr>
+              <w:t>Main Stages</w:t>
+            </w:r>
+          </w:p>
+        </w:tc>
+        <w:tc>
+          <w:tcPr>
+            <w:tcW w:w="3626" w:type="dxa"/>
+            <w:tcBorders>
+              <w:bottom w:val="single" w:sz="2" w:space="0" w:color="auto"/>
+            </w:tcBorders>
+          </w:tcPr>
+          <w:p>
+            <w:pPr>
+              <w:spacing w:after="160" w:line="259" w:lineRule="auto"/>
+              <w:rPr>
+                <w:rFonts w:ascii="Times New Roman" w:hAnsi="Times New Roman" w:cs="Times New Roman"/>
+              </w:rPr>
+            </w:pPr>
+            <w:r>
+              <w:rPr>
+                <w:rFonts w:ascii="Times New Roman" w:hAnsi="Times New Roman" w:cs="Times New Roman"/>
+              </w:rPr>
+              <w:t>Month 1</w:t>
+            </w:r>
+          </w:p>
+          <w:tbl>
+            <w:tblPr>
+              <w:tblStyle w:val="TableGrid0"/>
+              <w:tblpPr w:leftFromText="180" w:rightFromText="180" w:vertAnchor="text" w:horzAnchor="margin" w:tblpY="40"/>
+              <w:tblOverlap w:val="never"/>
+              <w:tblW w:w="3397" w:type="dxa"/>
+              <w:tblLook w:val="04A0" w:firstRow="1" w:lastRow="0" w:firstColumn="1" w:lastColumn="0" w:noHBand="0" w:noVBand="1"/>
+            </w:tblPr>
+            <w:tblGrid>
+              <w:gridCol w:w="952"/>
+              <w:gridCol w:w="886"/>
+              <w:gridCol w:w="851"/>
+              <w:gridCol w:w="708"/>
+            </w:tblGrid>
+            <w:tr>
+              <w:trPr>
+                <w:trHeight w:val="405"/>
+              </w:trPr>
+              <w:tc>
+                <w:tcPr>
+                  <w:tcW w:w="952" w:type="dxa"/>
+                </w:tcPr>
+                <w:p>
+                  <w:pPr>
+                    <w:spacing w:after="160" w:line="259" w:lineRule="auto"/>
+                    <w:rPr>
+                      <w:rFonts w:ascii="Times New Roman" w:hAnsi="Times New Roman" w:cs="Times New Roman"/>
+                    </w:rPr>
+                  </w:pPr>
+                  <w:r>
+                    <w:rPr>
+                      <w:rFonts w:ascii="Times New Roman" w:hAnsi="Times New Roman" w:cs="Times New Roman"/>
+                    </w:rPr>
+                    <w:t>WK1</w:t>
+                  </w:r>
+                </w:p>
+              </w:tc>
+              <w:tc>
+                <w:tcPr>
+                  <w:tcW w:w="886" w:type="dxa"/>
+                </w:tcPr>
+                <w:p>
+                  <w:pPr>
+                    <w:spacing w:after="160" w:line="259" w:lineRule="auto"/>
+                    <w:rPr>
+                      <w:rFonts w:ascii="Times New Roman" w:hAnsi="Times New Roman" w:cs="Times New Roman"/>
+                    </w:rPr>
+                  </w:pPr>
+                  <w:r>
+                    <w:rPr>
+                      <w:rFonts w:ascii="Times New Roman" w:hAnsi="Times New Roman" w:cs="Times New Roman"/>
+                    </w:rPr>
+                    <w:t>WK2</w:t>
+                  </w:r>
+                </w:p>
+              </w:tc>
+              <w:tc>
+                <w:tcPr>
+                  <w:tcW w:w="851" w:type="dxa"/>
+                </w:tcPr>
+                <w:p>
+                  <w:pPr>
+                    <w:spacing w:after="160" w:line="259" w:lineRule="auto"/>
+                    <w:rPr>
+                      <w:rFonts w:ascii="Times New Roman" w:hAnsi="Times New Roman" w:cs="Times New Roman"/>
+                    </w:rPr>
+                  </w:pPr>
+                  <w:r>
+                    <w:rPr>
+                      <w:rFonts w:ascii="Times New Roman" w:hAnsi="Times New Roman" w:cs="Times New Roman"/>
+                    </w:rPr>
+                    <w:t>WK3</w:t>
+                  </w:r>
+                </w:p>
+              </w:tc>
+              <w:tc>
+                <w:tcPr>
+                  <w:tcW w:w="708" w:type="dxa"/>
+                </w:tcPr>
+                <w:p>
+                  <w:pPr>
+                    <w:spacing w:after="160" w:line="259" w:lineRule="auto"/>
+                    <w:rPr>
+                      <w:rFonts w:ascii="Times New Roman" w:hAnsi="Times New Roman" w:cs="Times New Roman"/>
+                    </w:rPr>
+                  </w:pPr>
+                  <w:r>
+                    <w:rPr>
+                      <w:rFonts w:ascii="Times New Roman" w:hAnsi="Times New Roman" w:cs="Times New Roman"/>
+                    </w:rPr>
+                    <w:t>WK4</w:t>
+                  </w:r>
+                </w:p>
+              </w:tc>
+            </w:tr>
+          </w:tbl>
+          <w:p>
+            <w:pPr>
+              <w:spacing w:after="160" w:line="259" w:lineRule="auto"/>
+              <w:rPr>
+                <w:rFonts w:ascii="Times New Roman" w:hAnsi="Times New Roman" w:cs="Times New Roman"/>
+              </w:rPr>
+            </w:pPr>
+          </w:p>
+        </w:tc>
+        <w:tc>
+          <w:tcPr>
+            <w:tcW w:w="3574" w:type="dxa"/>
+          </w:tcPr>
+          <w:p>
+            <w:pPr>
+              <w:spacing w:after="160" w:line="259" w:lineRule="auto"/>
+              <w:rPr>
+                <w:rFonts w:ascii="Times New Roman" w:hAnsi="Times New Roman" w:cs="Times New Roman"/>
+              </w:rPr>
+            </w:pPr>
+            <w:r>
+              <w:rPr>
+                <w:rFonts w:ascii="Times New Roman" w:hAnsi="Times New Roman" w:cs="Times New Roman"/>
+              </w:rPr>
+              <w:t>Month 2</w:t>
+            </w:r>
+          </w:p>
+          <w:tbl>
+            <w:tblPr>
+              <w:tblStyle w:val="TableGrid0"/>
+              <w:tblpPr w:leftFromText="180" w:rightFromText="180" w:vertAnchor="text" w:tblpY="25"/>
+              <w:tblOverlap w:val="never"/>
+              <w:tblW w:w="3444" w:type="dxa"/>
+              <w:tblLook w:val="04A0" w:firstRow="1" w:lastRow="0" w:firstColumn="1" w:lastColumn="0" w:noHBand="0" w:noVBand="1"/>
+            </w:tblPr>
+            <w:tblGrid>
+              <w:gridCol w:w="861"/>
+              <w:gridCol w:w="861"/>
+              <w:gridCol w:w="861"/>
+              <w:gridCol w:w="861"/>
+            </w:tblGrid>
+            <w:tr>
+              <w:trPr>
+                <w:trHeight w:val="415"/>
+              </w:trPr>
+              <w:tc>
+                <w:tcPr>
+                  <w:tcW w:w="861" w:type="dxa"/>
+                </w:tcPr>
+                <w:p>
+                  <w:pPr>
+                    <w:spacing w:after="160" w:line="259" w:lineRule="auto"/>
+                    <w:rPr>
+                      <w:rFonts w:ascii="Times New Roman" w:hAnsi="Times New Roman" w:cs="Times New Roman"/>
+                    </w:rPr>
+                  </w:pPr>
+                  <w:r>
+                    <w:rPr>
+                      <w:rFonts w:ascii="Times New Roman" w:hAnsi="Times New Roman" w:cs="Times New Roman"/>
+                    </w:rPr>
+                    <w:t>WK1</w:t>
+                  </w:r>
+                </w:p>
+              </w:tc>
+              <w:tc>
+                <w:tcPr>
+                  <w:tcW w:w="861" w:type="dxa"/>
+                </w:tcPr>
+                <w:p>
+                  <w:pPr>
+                    <w:spacing w:after="160" w:line="259" w:lineRule="auto"/>
+                    <w:rPr>
+                      <w:rFonts w:ascii="Times New Roman" w:hAnsi="Times New Roman" w:cs="Times New Roman"/>
+                    </w:rPr>
+                  </w:pPr>
+                  <w:r>
+                    <w:rPr>
+                      <w:rFonts w:ascii="Times New Roman" w:hAnsi="Times New Roman" w:cs="Times New Roman"/>
+                    </w:rPr>
+                    <w:t>WK2</w:t>
+                  </w:r>
+                </w:p>
+              </w:tc>
+              <w:tc>
+                <w:tcPr>
+                  <w:tcW w:w="861" w:type="dxa"/>
+                </w:tcPr>
+                <w:p>
+                  <w:pPr>
+                    <w:spacing w:after="160" w:line="259" w:lineRule="auto"/>
+                    <w:rPr>
+                      <w:rFonts w:ascii="Times New Roman" w:hAnsi="Times New Roman" w:cs="Times New Roman"/>
+                    </w:rPr>
+                  </w:pPr>
+                  <w:r>
+                    <w:rPr>
+                      <w:rFonts w:ascii="Times New Roman" w:hAnsi="Times New Roman" w:cs="Times New Roman"/>
+                    </w:rPr>
+                    <w:t>WK3</w:t>
+                  </w:r>
+                </w:p>
+              </w:tc>
+              <w:tc>
+                <w:tcPr>
+                  <w:tcW w:w="861" w:type="dxa"/>
+                </w:tcPr>
+                <w:p>
+                  <w:pPr>
+                    <w:spacing w:after="160" w:line="259" w:lineRule="auto"/>
+                    <w:rPr>
+                      <w:rFonts w:ascii="Times New Roman" w:hAnsi="Times New Roman" w:cs="Times New Roman"/>
+                    </w:rPr>
+                  </w:pPr>
+                  <w:r>
+                    <w:rPr>
+                      <w:rFonts w:ascii="Times New Roman" w:hAnsi="Times New Roman" w:cs="Times New Roman"/>
+                    </w:rPr>
+                    <w:t>WK4</w:t>
+                  </w:r>
+                </w:p>
+              </w:tc>
+            </w:tr>
+          </w:tbl>
+          <w:p>
+            <w:pPr>
+              <w:spacing w:after="160" w:line="259" w:lineRule="auto"/>
+              <w:rPr>
+                <w:rFonts w:ascii="Times New Roman" w:hAnsi="Times New Roman" w:cs="Times New Roman"/>
+              </w:rPr>
+            </w:pPr>
+          </w:p>
+        </w:tc>
+      </w:tr>
+      <w:tr>
+        <w:trPr>
+          <w:trHeight w:val="393"/>
+        </w:trPr>
+        <w:tc>
+          <w:tcPr>
+            <w:tcW w:w="2830" w:type="dxa"/>
+          </w:tcPr>
+          <w:p>
+            <w:pPr>
+              <w:spacing w:after="160" w:line="259" w:lineRule="auto"/>
+              <w:rPr>
+                <w:rFonts w:ascii="Times New Roman" w:hAnsi="Times New Roman" w:cs="Times New Roman"/>
+              </w:rPr>
+            </w:pPr>
+            <w:r>
+              <w:rPr>
+                <w:rFonts w:ascii="Times New Roman" w:hAnsi="Times New Roman" w:cs="Times New Roman"/>
+              </w:rPr>
+              <w:t>Pre-Implementation Visits</w:t>
+            </w:r>
+          </w:p>
+        </w:tc>
+        <w:tc>
+          <w:tcPr>
+            <w:tcW w:w="3626" w:type="dxa"/>
+            <w:tcBorders>
+              <w:top w:val="single" w:sz="2" w:space="0" w:color="auto"/>
+            </w:tcBorders>
+          </w:tcPr>
+          <w:p>
+            <w:pPr>
+              <w:spacing w:after="160" w:line="259" w:lineRule="auto"/>
+              <w:rPr>
+                <w:rFonts w:ascii="Times New Roman" w:hAnsi="Times New Roman" w:cs="Times New Roman"/>
+              </w:rPr>
+            </w:pPr>
+          </w:p>
+        </w:tc>
+        <w:tc>
+          <w:tcPr>
+            <w:tcW w:w="3574" w:type="dxa"/>
+          </w:tcPr>
+          <w:p>
+            <w:pPr>
+              <w:spacing w:after="160" w:line="259" w:lineRule="auto"/>
+              <w:rPr>
+                <w:rFonts w:ascii="Times New Roman" w:hAnsi="Times New Roman" w:cs="Times New Roman"/>
+              </w:rPr>
+            </w:pPr>
+          </w:p>
+        </w:tc>
+      </w:tr>
+      <w:tr>
+        <w:trPr>
+          <w:trHeight w:val="393"/>
+        </w:trPr>
+        <w:tc>
+          <w:tcPr>
+            <w:tcW w:w="2830" w:type="dxa"/>
+          </w:tcPr>
+          <w:p>
+            <w:pPr>
+              <w:spacing w:after="160" w:line="259" w:lineRule="auto"/>
+              <w:rPr>
+                <w:rFonts w:ascii="Times New Roman" w:hAnsi="Times New Roman" w:cs="Times New Roman"/>
+              </w:rPr>
+            </w:pPr>
+            <w:r>
+              <w:rPr>
+                <w:rFonts w:ascii="Times New Roman" w:hAnsi="Times New Roman" w:cs="Times New Roman"/>
+              </w:rPr>
+              <w:t>Master Preparations</w:t>
+            </w:r>
+          </w:p>
+        </w:tc>
+        <w:tc>
+          <w:tcPr>
+            <w:tcW w:w="3626" w:type="dxa"/>
+          </w:tcPr>
+          <w:p>
+            <w:pPr>
+              <w:spacing w:after="160" w:line="259" w:lineRule="auto"/>
+              <w:rPr>
+                <w:rFonts w:ascii="Times New Roman" w:hAnsi="Times New Roman" w:cs="Times New Roman"/>
+              </w:rPr>
+            </w:pPr>
+          </w:p>
+        </w:tc>
+        <w:tc>
+          <w:tcPr>
+            <w:tcW w:w="3574" w:type="dxa"/>
+          </w:tcPr>
+          <w:p>
+            <w:pPr>
+              <w:spacing w:after="160" w:line="259" w:lineRule="auto"/>
+              <w:rPr>
+                <w:rFonts w:ascii="Times New Roman" w:hAnsi="Times New Roman" w:cs="Times New Roman"/>
+              </w:rPr>
+            </w:pPr>
+          </w:p>
+        </w:tc>
+      </w:tr>
+      <w:tr>
+        <w:trPr>
+          <w:trHeight w:val="393"/>
+        </w:trPr>
+        <w:tc>
+          <w:tcPr>
+            <w:tcW w:w="2830" w:type="dxa"/>
+          </w:tcPr>
+          <w:p>
+            <w:pPr>
+              <w:spacing w:after="160" w:line="259" w:lineRule="auto"/>
+              <w:rPr>
+                <w:rFonts w:ascii="Times New Roman" w:hAnsi="Times New Roman" w:cs="Times New Roman"/>
+              </w:rPr>
+            </w:pPr>
+            <w:r>
+              <w:rPr>
+                <w:rFonts w:ascii="Times New Roman" w:hAnsi="Times New Roman" w:cs="Times New Roman"/>
+              </w:rPr>
+              <w:t>{{MODULE_LIST}}</w:t>
+            </w:r>
+            <w:r>
+              <w:rPr>
+                <w:rFonts w:ascii="Times New Roman" w:hAnsi="Times New Roman" w:cs="Times New Roman"/>
+              </w:rPr>
+              <w:t xml:space="preserve"> </w:t>
+            </w:r>
+            <w:r>
+              <w:rPr>
+                <w:rFonts w:ascii="Times New Roman" w:hAnsi="Times New Roman" w:cs="Times New Roman"/>
+              </w:rPr>
+              <w:t>Configuration &amp; Set Up</w:t>
+            </w:r>
+          </w:p>
+        </w:tc>
+        <w:tc>
+          <w:tcPr>
+            <w:tcW w:w="3626" w:type="dxa"/>
+          </w:tcPr>
+          <w:p>
+            <w:pPr>
+              <w:spacing w:after="160" w:line="259" w:lineRule="auto"/>
+              <w:rPr>
+                <w:rFonts w:ascii="Times New Roman" w:hAnsi="Times New Roman" w:cs="Times New Roman"/>
+              </w:rPr>
+            </w:pPr>
+          </w:p>
+        </w:tc>
+        <w:tc>
+          <w:tcPr>
+            <w:tcW w:w="3574" w:type="dxa"/>
+          </w:tcPr>
+          <w:p>
+            <w:pPr>
+              <w:spacing w:after="160" w:line="259" w:lineRule="auto"/>
+              <w:rPr>
+                <w:rFonts w:ascii="Times New Roman" w:hAnsi="Times New Roman" w:cs="Times New Roman"/>
+              </w:rPr>
+            </w:pPr>
+          </w:p>
+        </w:tc>
+      </w:tr>
+      <w:tr>
+        <w:trPr>
+          <w:trHeight w:val="393"/>
+        </w:trPr>
+        <w:tc>
+          <w:tcPr>
+            <w:tcW w:w="2830" w:type="dxa"/>
+          </w:tcPr>
+          <w:p>
+            <w:pPr>
+              <w:spacing w:after="160" w:line="259" w:lineRule="auto"/>
+              <w:rPr>
+                <w:rFonts w:ascii="Times New Roman" w:hAnsi="Times New Roman" w:cs="Times New Roman"/>
+              </w:rPr>
+            </w:pPr>
+            <w:r>
+              <w:rPr>
+                <w:rFonts w:ascii="Times New Roman" w:hAnsi="Times New Roman" w:cs="Times New Roman"/>
+              </w:rPr>
+              <w:t>Trainings and Pilot run</w:t>
+            </w:r>
+          </w:p>
+        </w:tc>
+        <w:tc>
+          <w:tcPr>
+            <w:tcW w:w="3626" w:type="dxa"/>
+          </w:tcPr>
+          <w:p>
+            <w:pPr>
+              <w:spacing w:after="160" w:line="259" w:lineRule="auto"/>
+              <w:rPr>
+                <w:rFonts w:ascii="Times New Roman" w:hAnsi="Times New Roman" w:cs="Times New Roman"/>
+              </w:rPr>
+            </w:pPr>
+          </w:p>
+        </w:tc>
+        <w:tc>
+          <w:tcPr>
+            <w:tcW w:w="3574" w:type="dxa"/>
+          </w:tcPr>
+          <w:p>
+            <w:pPr>
+              <w:spacing w:after="160" w:line="259" w:lineRule="auto"/>
+              <w:rPr>
+                <w:rFonts w:ascii="Times New Roman" w:hAnsi="Times New Roman" w:cs="Times New Roman"/>
+              </w:rPr>
+            </w:pPr>
+          </w:p>
+        </w:tc>
+      </w:tr>
+      <w:tr>
+        <w:trPr>
+          <w:trHeight w:val="377"/>
+        </w:trPr>
+        <w:tc>
+          <w:tcPr>
+            <w:tcW w:w="2830" w:type="dxa"/>
+          </w:tcPr>
+          <w:p>
+            <w:pPr>
+              <w:spacing w:after="160" w:line="259" w:lineRule="auto"/>
+              <w:rPr>
+                <w:rFonts w:ascii="Times New Roman" w:hAnsi="Times New Roman" w:cs="Times New Roman"/>
+              </w:rPr>
+            </w:pPr>
+            <w:r>
+              <w:rPr>
+                <w:rFonts w:ascii="Times New Roman" w:hAnsi="Times New Roman" w:cs="Times New Roman"/>
+              </w:rPr>
+              <w:t>Data Preparation for Go-Live</w:t>
+            </w:r>
+          </w:p>
+        </w:tc>
+        <w:tc>
+          <w:tcPr>
+            <w:tcW w:w="3626" w:type="dxa"/>
+          </w:tcPr>
+          <w:p>
+            <w:pPr>
+              <w:spacing w:after="160" w:line="259" w:lineRule="auto"/>
+              <w:rPr>
+                <w:rFonts w:ascii="Times New Roman" w:hAnsi="Times New Roman" w:cs="Times New Roman"/>
+              </w:rPr>
+            </w:pPr>
+          </w:p>
+        </w:tc>
+        <w:tc>
+          <w:tcPr>
+            <w:tcW w:w="3574" w:type="dxa"/>
+          </w:tcPr>
+          <w:p>
+            <w:pPr>
+              <w:spacing w:after="160" w:line="259" w:lineRule="auto"/>
+              <w:rPr>
+                <w:rFonts w:ascii="Times New Roman" w:hAnsi="Times New Roman" w:cs="Times New Roman"/>
+              </w:rPr>
+            </w:pPr>
+          </w:p>
+        </w:tc>
+      </w:tr>
+      <w:tr>
+        <w:trPr>
+          <w:trHeight w:val="393"/>
+        </w:trPr>
+        <w:tc>
+          <w:tcPr>
+            <w:tcW w:w="2830" w:type="dxa"/>
+          </w:tcPr>
+          <w:p>
+            <w:pPr>
+              <w:spacing w:after="160" w:line="259" w:lineRule="auto"/>
+              <w:rPr>
+                <w:rFonts w:ascii="Times New Roman" w:hAnsi="Times New Roman" w:cs="Times New Roman"/>
+              </w:rPr>
+            </w:pPr>
+            <w:r>
+              <w:rPr>
+                <w:rFonts w:ascii="Times New Roman" w:hAnsi="Times New Roman" w:cs="Times New Roman"/>
+              </w:rPr>
+              <w:t>Go-Live</w:t>
+            </w:r>
+          </w:p>
+        </w:tc>
+        <w:tc>
+          <w:tcPr>
+            <w:tcW w:w="3626" w:type="dxa"/>
+          </w:tcPr>
+          <w:p>
+            <w:pPr>
+              <w:spacing w:after="160" w:line="259" w:lineRule="auto"/>
+              <w:rPr>
+                <w:rFonts w:ascii="Times New Roman" w:hAnsi="Times New Roman" w:cs="Times New Roman"/>
+              </w:rPr>
+            </w:pPr>
+          </w:p>
+        </w:tc>
+        <w:tc>
+          <w:tcPr>
+            <w:tcW w:w="3574" w:type="dxa"/>
+          </w:tcPr>
+          <w:p>
+            <w:pPr>
+              <w:spacing w:after="160" w:line="259" w:lineRule="auto"/>
+              <w:rPr>
+                <w:rFonts w:ascii="Times New Roman" w:hAnsi="Times New Roman" w:cs="Times New Roman"/>
+              </w:rPr>
+            </w:pPr>
+          </w:p>
+        </w:tc>
+      </w:tr>
+      <w:tr>
+        <w:trPr>
+          <w:trHeight w:val="65"/>
+        </w:trPr>
+        <w:tc>
+          <w:tcPr>
+            <w:tcW w:w="2830" w:type="dxa"/>
+          </w:tcPr>
+          <w:p>
+            <w:pPr>
+              <w:spacing w:after="160" w:line="259" w:lineRule="auto"/>
+              <w:rPr>
+                <w:rFonts w:ascii="Times New Roman" w:hAnsi="Times New Roman" w:cs="Times New Roman"/>
+              </w:rPr>
+            </w:pPr>
+            <w:r>
+              <w:rPr>
+                <w:rFonts w:ascii="Times New Roman" w:hAnsi="Times New Roman" w:cs="Times New Roman"/>
+              </w:rPr>
+              <w:t>Go-Live Support</w:t>
+            </w:r>
+          </w:p>
+        </w:tc>
+        <w:tc>
+          <w:tcPr>
+            <w:tcW w:w="3626" w:type="dxa"/>
+          </w:tcPr>
+          <w:p>
+            <w:pPr>
+              <w:spacing w:after="160" w:line="259" w:lineRule="auto"/>
+              <w:rPr>
+                <w:rFonts w:ascii="Times New Roman" w:hAnsi="Times New Roman" w:cs="Times New Roman"/>
+              </w:rPr>
+            </w:pPr>
+          </w:p>
+        </w:tc>
+        <w:tc>
+          <w:tcPr>
+            <w:tcW w:w="3574" w:type="dxa"/>
+          </w:tcPr>
+          <w:p>
+            <w:pPr>
+              <w:spacing w:after="160" w:line="259" w:lineRule="auto"/>
+              <w:rPr>
+                <w:rFonts w:ascii="Times New Roman" w:hAnsi="Times New Roman" w:cs="Times New Roman"/>
+              </w:rPr>
+            </w:pPr>
+          </w:p>
+        </w:tc>
+      </w:tr>
+    </w:tbl>
     <w:p>
       <w:pPr>
         <w:spacing w:before="300" w:after="150"/>
@@ -3843,7 +4314,6 @@
         </w:rPr>
         <w:t xml:space="preserve"> </w:t>
       </w:r>
-      <w:proofErr w:type="gramStart"/>
       <w:r>
         <w:rPr>
           <w:rFonts w:ascii="Times New Roman" w:hAnsi="Times New Roman" w:cs="Times New Roman"/>
@@ -3851,7 +4321,6 @@
         </w:rPr>
         <w:t>Organization</w:t>
       </w:r>
-      <w:proofErr w:type="gramEnd"/>
     </w:p>
     <w:p>
       <w:pPr>
@@ -3991,6 +4460,12 @@
           <w:rFonts w:ascii="Times New Roman" w:hAnsi="Times New Roman" w:cs="Times New Roman"/>
         </w:rPr>
       </w:pPr>
+      <w:r>
+        <w:rPr>
+          <w:rFonts w:ascii="Times New Roman" w:hAnsi="Times New Roman" w:cs="Times New Roman"/>
+        </w:rPr>
+        <w:t>Source Code remains the property of BleckTek Software Solutions LLP. The customer shall not claim any right in or to any patent, copyright, trademark or other proprietary right of the original manufacturer, developer or licensor. The software, hardware or other goods supplies are in accordance with the export laws of the respective countries, and diversion contrary to these laws or regulations is prohibited.</w:t>
+      </w:r>
     </w:p>
     <w:p>
       <w:pPr>
@@ -3999,26 +4474,6 @@
           <w:rFonts w:ascii="Times New Roman" w:hAnsi="Times New Roman" w:cs="Times New Roman"/>
         </w:rPr>
       </w:pPr>
-      <w:r>
-        <w:rPr>
-          <w:rFonts w:ascii="Times New Roman" w:hAnsi="Times New Roman" w:cs="Times New Roman"/>
-        </w:rPr>
-        <w:t xml:space="preserve">Source Code remains the property of </w:t>
-      </w:r>
-      <w:proofErr w:type="spellStart"/>
-      <w:r>
-        <w:rPr>
-          <w:rFonts w:ascii="Times New Roman" w:hAnsi="Times New Roman" w:cs="Times New Roman"/>
-        </w:rPr>
-        <w:t>BleckTek</w:t>
-      </w:r>
-      <w:proofErr w:type="spellEnd"/>
-      <w:r>
-        <w:rPr>
-          <w:rFonts w:ascii="Times New Roman" w:hAnsi="Times New Roman" w:cs="Times New Roman"/>
-        </w:rPr>
-        <w:t xml:space="preserve"> Software Solutions LLP. The customer shall not claim any right in or to any patent, copyright, trademark or other proprietary right of the original manufacturer, developer or licensor. The software, hardware or other goods supplies are in accordance with the export laws of the respective countries, and diversion contrary to these laws or regulations is prohibited.</w:t>
-      </w:r>
     </w:p>
     <w:p>
       <w:pPr>
@@ -4065,19 +4520,11 @@
           <w:rFonts w:ascii="Times New Roman" w:hAnsi="Times New Roman" w:cs="Times New Roman"/>
         </w:rPr>
       </w:pPr>
-      <w:proofErr w:type="spellStart"/>
-      <w:r>
-        <w:rPr>
-          <w:rFonts w:ascii="Times New Roman" w:hAnsi="Times New Roman" w:cs="Times New Roman"/>
-        </w:rPr>
-        <w:t>BlechTek</w:t>
-      </w:r>
-      <w:proofErr w:type="spellEnd"/>
-      <w:r>
-        <w:rPr>
-          <w:rFonts w:ascii="Times New Roman" w:hAnsi="Times New Roman" w:cs="Times New Roman"/>
-        </w:rPr>
-        <w:t xml:space="preserve"> Software Solutions LLP agrees to maintain the confidentiality of all insights gained into your organization.</w:t>
+      <w:r>
+        <w:rPr>
+          <w:rFonts w:ascii="Times New Roman" w:hAnsi="Times New Roman" w:cs="Times New Roman"/>
+        </w:rPr>
+        <w:t>BlechTek Software Solutions LLP agrees to maintain the confidentiality of all insights gained into your organization.</w:t>
       </w:r>
     </w:p>
     <w:p>
@@ -4123,7 +4570,6 @@
           <w:rFonts w:ascii="Times New Roman" w:hAnsi="Times New Roman" w:cs="Times New Roman"/>
           <w:color w:val="000000" w:themeColor="text1"/>
         </w:rPr>
-        <w:lastRenderedPageBreak/>
         <w:t>3. Ownership of Source Code</w:t>
       </w:r>
     </w:p>
@@ -4138,21 +4584,7 @@
         <w:rPr>
           <w:rFonts w:ascii="Times New Roman" w:hAnsi="Times New Roman" w:cs="Times New Roman"/>
         </w:rPr>
-        <w:t xml:space="preserve">Source Code remains the property of </w:t>
-      </w:r>
-      <w:proofErr w:type="spellStart"/>
-      <w:r>
-        <w:rPr>
-          <w:rFonts w:ascii="Times New Roman" w:hAnsi="Times New Roman" w:cs="Times New Roman"/>
-        </w:rPr>
-        <w:t>BlechTek</w:t>
-      </w:r>
-      <w:proofErr w:type="spellEnd"/>
-      <w:r>
-        <w:rPr>
-          <w:rFonts w:ascii="Times New Roman" w:hAnsi="Times New Roman" w:cs="Times New Roman"/>
-        </w:rPr>
-        <w:t xml:space="preserve"> Software Solutions LLP. The customer shall not claim any right in or to any patent, copyright, trademark or other proprietary right of the original manufacturer, developer or licensor. The software, hardware or other goods supplied are in accordance with the export laws of the respective countries, and diversion contrary to these laws or regulations is prohibited.</w:t>
+        <w:t>Source Code remains the property of BlechTek Software Solutions LLP. The customer shall not claim any right in or to any patent, copyright, trademark or other proprietary right of the original manufacturer, developer or licensor. The software, hardware or other goods supplied are in accordance with the export laws of the respective countries, and diversion contrary to these laws or regulations is prohibited.</w:t>
       </w:r>
     </w:p>
     <w:p>
@@ -4178,33 +4610,11 @@
           <w:rFonts w:ascii="Times New Roman" w:hAnsi="Times New Roman" w:cs="Times New Roman"/>
         </w:rPr>
       </w:pPr>
-      <w:proofErr w:type="spellStart"/>
-      <w:r>
-        <w:rPr>
-          <w:rFonts w:ascii="Times New Roman" w:hAnsi="Times New Roman" w:cs="Times New Roman"/>
-        </w:rPr>
-        <w:t>BlechTek</w:t>
-      </w:r>
-      <w:proofErr w:type="spellEnd"/>
-      <w:r>
-        <w:rPr>
-          <w:rFonts w:ascii="Times New Roman" w:hAnsi="Times New Roman" w:cs="Times New Roman"/>
-        </w:rPr>
-        <w:t xml:space="preserve"> Software Solutions LLP offers a Standard Warranty against Development defects for the period of 3 Months from the Date of Installation. And </w:t>
-      </w:r>
-      <w:proofErr w:type="spellStart"/>
-      <w:r>
-        <w:rPr>
-          <w:rFonts w:ascii="Times New Roman" w:hAnsi="Times New Roman" w:cs="Times New Roman"/>
-        </w:rPr>
-        <w:t>BlechTek</w:t>
-      </w:r>
-      <w:proofErr w:type="spellEnd"/>
-      <w:r>
-        <w:rPr>
-          <w:rFonts w:ascii="Times New Roman" w:hAnsi="Times New Roman" w:cs="Times New Roman"/>
-        </w:rPr>
-        <w:t xml:space="preserve"> Software Solutions LLP is not responsible for the loss of Data due to any Platform related or Cyber Security Issues or Virus problems. </w:t>
+      <w:r>
+        <w:rPr>
+          <w:rFonts w:ascii="Times New Roman" w:hAnsi="Times New Roman" w:cs="Times New Roman"/>
+        </w:rPr>
+        <w:t xml:space="preserve">BlechTek Software Solutions LLP offers a Standard Warranty against Development defects for the period of 3 Months from the Date of Installation. And BlechTek Software Solutions LLP is not responsible for the loss of Data due to any Platform related or Cyber Security Issues or Virus problems. </w:t>
       </w:r>
     </w:p>
     <w:p>
@@ -4288,56 +4698,30 @@
           <w:rFonts w:ascii="Times New Roman" w:hAnsi="Times New Roman" w:cs="Times New Roman"/>
         </w:rPr>
       </w:pPr>
-      <w:proofErr w:type="spellStart"/>
-      <w:r>
-        <w:rPr>
-          <w:rFonts w:ascii="Times New Roman" w:hAnsi="Times New Roman" w:cs="Times New Roman"/>
-        </w:rPr>
-        <w:t>BlechTek</w:t>
-      </w:r>
-      <w:proofErr w:type="spellEnd"/>
-      <w:r>
-        <w:rPr>
-          <w:rFonts w:ascii="Times New Roman" w:hAnsi="Times New Roman" w:cs="Times New Roman"/>
-        </w:rPr>
-        <w:t xml:space="preserve"> shall not be liable or deemed to be in default for any delay or failure in performance under this Contract or interruption of services due to strike or </w:t>
-      </w:r>
-      <w:proofErr w:type="spellStart"/>
-      <w:r>
-        <w:rPr>
-          <w:rFonts w:ascii="Times New Roman" w:hAnsi="Times New Roman" w:cs="Times New Roman"/>
-        </w:rPr>
-        <w:t>labor</w:t>
-      </w:r>
-      <w:proofErr w:type="spellEnd"/>
-      <w:r>
-        <w:rPr>
-          <w:rFonts w:ascii="Times New Roman" w:hAnsi="Times New Roman" w:cs="Times New Roman"/>
-        </w:rPr>
-        <w:t xml:space="preserve"> disputes, riots, war, fire, acts of God or governmental regulations. </w:t>
-      </w:r>
-      <w:proofErr w:type="spellStart"/>
-      <w:r>
-        <w:rPr>
-          <w:rFonts w:ascii="Times New Roman" w:hAnsi="Times New Roman" w:cs="Times New Roman"/>
-        </w:rPr>
-        <w:t>BlechTek</w:t>
-      </w:r>
-      <w:proofErr w:type="spellEnd"/>
-      <w:r>
-        <w:rPr>
-          <w:rFonts w:ascii="Times New Roman" w:hAnsi="Times New Roman" w:cs="Times New Roman"/>
-        </w:rPr>
-        <w:t xml:space="preserve"> should not be held responsible, directly or indirectly for </w:t>
-      </w:r>
-      <w:proofErr w:type="spellStart"/>
-      <w:r>
-        <w:rPr>
-          <w:rFonts w:ascii="Times New Roman" w:hAnsi="Times New Roman" w:cs="Times New Roman"/>
-        </w:rPr>
-        <w:t>nonperformance</w:t>
-      </w:r>
-      <w:proofErr w:type="spellEnd"/>
+      <w:r>
+        <w:rPr>
+          <w:rFonts w:ascii="Times New Roman" w:hAnsi="Times New Roman" w:cs="Times New Roman"/>
+        </w:rPr>
+        <w:t xml:space="preserve">BlechTek shall not be liable or deemed to be in default for any delay or failure in performance under this Contract or interruption of services due to strike or </w:t>
+      </w:r>
+      <w:r>
+        <w:rPr>
+          <w:rFonts w:ascii="Times New Roman" w:hAnsi="Times New Roman" w:cs="Times New Roman"/>
+        </w:rPr>
+        <w:t>labour</w:t>
+      </w:r>
+      <w:r>
+        <w:rPr>
+          <w:rFonts w:ascii="Times New Roman" w:hAnsi="Times New Roman" w:cs="Times New Roman"/>
+        </w:rPr>
+        <w:t xml:space="preserve"> disputes, riots, war, fire, acts of God or governmental regulations. BlechTek should not be held responsible, directly or indirectly for </w:t>
+      </w:r>
+      <w:r>
+        <w:rPr>
+          <w:rFonts w:ascii="Times New Roman" w:hAnsi="Times New Roman" w:cs="Times New Roman"/>
+        </w:rPr>
+        <w:t>non-performance</w:t>
+      </w:r>
       <w:r>
         <w:rPr>
           <w:rFonts w:ascii="Times New Roman" w:hAnsi="Times New Roman" w:cs="Times New Roman"/>
@@ -4372,23 +4756,8 @@
         <w:rPr>
           <w:rFonts w:ascii="Times New Roman" w:hAnsi="Times New Roman" w:cs="Times New Roman"/>
         </w:rPr>
-        <w:t xml:space="preserve">You will be required to pay the balance amount to </w:t>
-      </w:r>
-      <w:proofErr w:type="spellStart"/>
-      <w:r>
-        <w:rPr>
-          <w:rFonts w:ascii="Times New Roman" w:hAnsi="Times New Roman" w:cs="Times New Roman"/>
-        </w:rPr>
-        <w:t>BlechTek</w:t>
-      </w:r>
-      <w:proofErr w:type="spellEnd"/>
-      <w:r>
-        <w:rPr>
-          <w:rFonts w:ascii="Times New Roman" w:hAnsi="Times New Roman" w:cs="Times New Roman"/>
-        </w:rPr>
-        <w:t xml:space="preserve"> immediately in case of the </w:t>
-      </w:r>
-      <w:proofErr w:type="gramStart"/>
+        <w:t xml:space="preserve">You will be required to pay the balance amount to BlechTek immediately in case of the </w:t>
+      </w:r>
       <w:r>
         <w:rPr>
           <w:rFonts w:ascii="Times New Roman" w:hAnsi="Times New Roman" w:cs="Times New Roman"/>
@@ -4399,9 +4768,8 @@
         <w:rPr>
           <w:rFonts w:ascii="Times New Roman" w:hAnsi="Times New Roman" w:cs="Times New Roman"/>
         </w:rPr>
-        <w:t>..</w:t>
-      </w:r>
-      <w:proofErr w:type="gramEnd"/>
+        <w:t>...</w:t>
+      </w:r>
     </w:p>
     <w:p>
       <w:pPr>
@@ -4419,16 +4787,14 @@
         <w:rPr>
           <w:rFonts w:ascii="Times New Roman" w:hAnsi="Times New Roman" w:cs="Times New Roman"/>
         </w:rPr>
-        <w:t xml:space="preserve">discontinuation of the contract for reasons that are not related to </w:t>
-      </w:r>
-      <w:proofErr w:type="spellStart"/>
-      <w:r>
-        <w:rPr>
-          <w:rFonts w:ascii="Times New Roman" w:hAnsi="Times New Roman" w:cs="Times New Roman"/>
-        </w:rPr>
-        <w:t>BlechTek</w:t>
-      </w:r>
-      <w:proofErr w:type="spellEnd"/>
+        <w:t>D</w:t>
+      </w:r>
+      <w:r>
+        <w:rPr>
+          <w:rFonts w:ascii="Times New Roman" w:hAnsi="Times New Roman" w:cs="Times New Roman"/>
+        </w:rPr>
+        <w:t>iscontinuation of the contract for reasons that are not related to BlechTek</w:t>
+      </w:r>
     </w:p>
     <w:p>
       <w:pPr>
@@ -4482,192 +4848,162 @@
         <w:rPr>
           <w:rFonts w:ascii="Times New Roman" w:hAnsi="Times New Roman" w:cs="Times New Roman"/>
         </w:rPr>
-        <w:t xml:space="preserve">In case of deduction of TDS Amount, </w:t>
-      </w:r>
-      <w:proofErr w:type="gramStart"/>
-      <w:r>
-        <w:rPr>
-          <w:rFonts w:ascii="Times New Roman" w:hAnsi="Times New Roman" w:cs="Times New Roman"/>
-        </w:rPr>
-        <w:t>You</w:t>
-      </w:r>
-      <w:proofErr w:type="gramEnd"/>
+        <w:t xml:space="preserve">In case of deduction of TDS Amount, You have to give us the TDS certificate immediately along with our Payment. If we do not receive the TDS Certificate within 6 months or by the end of the Financial Year, you </w:t>
+      </w:r>
+    </w:p>
+    <w:p>
+      <w:pPr>
+        <w:spacing w:before="160" w:after="40"/>
+        <w:rPr>
+          <w:rFonts w:ascii="Times New Roman" w:hAnsi="Times New Roman" w:cs="Times New Roman"/>
+          <w:color w:val="000000" w:themeColor="text1"/>
+        </w:rPr>
+      </w:pPr>
+      <w:r>
+        <w:rPr>
+          <w:rFonts w:ascii="Times New Roman" w:hAnsi="Times New Roman" w:cs="Times New Roman"/>
+          <w:color w:val="000000" w:themeColor="text1"/>
+        </w:rPr>
+        <w:t>9. Validity of the Offer</w:t>
+      </w:r>
+    </w:p>
+    <w:p>
+      <w:pPr>
+        <w:spacing w:after="60"/>
+        <w:rPr>
+          <w:rFonts w:ascii="Times New Roman" w:hAnsi="Times New Roman" w:cs="Times New Roman"/>
+        </w:rPr>
+      </w:pPr>
+      <w:r>
+        <w:rPr>
+          <w:rFonts w:ascii="Times New Roman" w:hAnsi="Times New Roman" w:cs="Times New Roman"/>
+        </w:rPr>
+        <w:t>This offer is valid up to {{VALIDATION_DATE}}.</w:t>
+      </w:r>
+    </w:p>
+    <w:p>
+      <w:pPr>
+        <w:spacing w:before="160" w:after="40"/>
+        <w:rPr>
+          <w:rFonts w:ascii="Times New Roman" w:hAnsi="Times New Roman" w:cs="Times New Roman"/>
+          <w:color w:val="000000" w:themeColor="text1"/>
+        </w:rPr>
+      </w:pPr>
+    </w:p>
+    <w:p>
+      <w:pPr>
+        <w:spacing w:before="160" w:after="40"/>
+        <w:rPr>
+          <w:rFonts w:ascii="Times New Roman" w:hAnsi="Times New Roman" w:cs="Times New Roman"/>
+          <w:color w:val="000000" w:themeColor="text1"/>
+        </w:rPr>
+      </w:pPr>
+    </w:p>
+    <w:p>
+      <w:pPr>
+        <w:spacing w:before="160" w:after="40"/>
+        <w:rPr>
+          <w:rFonts w:ascii="Times New Roman" w:hAnsi="Times New Roman" w:cs="Times New Roman"/>
+          <w:color w:val="000000" w:themeColor="text1"/>
+        </w:rPr>
+      </w:pPr>
+      <w:r>
+        <w:rPr>
+          <w:rFonts w:ascii="Times New Roman" w:hAnsi="Times New Roman" w:cs="Times New Roman"/>
+          <w:color w:val="000000" w:themeColor="text1"/>
+        </w:rPr>
+        <w:t>10. Suggestions by Auditors / Consultants</w:t>
+      </w:r>
+    </w:p>
+    <w:p>
+      <w:pPr>
+        <w:spacing w:before="160" w:after="40"/>
+        <w:rPr>
+          <w:rFonts w:ascii="Times New Roman" w:hAnsi="Times New Roman" w:cs="Times New Roman"/>
+        </w:rPr>
+      </w:pPr>
+      <w:r>
+        <w:rPr>
+          <w:rFonts w:ascii="Times New Roman" w:hAnsi="Times New Roman" w:cs="Times New Roman"/>
+        </w:rPr>
+        <w:t xml:space="preserve">Any suggestions by your Auditors and / or Consultants should be discussed before the finalization of the Order. If any suggestions are made after the finalization of the order, the same will be considered only after the completion of this </w:t>
+      </w:r>
+      <w:r>
+        <w:rPr>
+          <w:rFonts w:ascii="Times New Roman" w:hAnsi="Times New Roman" w:cs="Times New Roman"/>
+        </w:rPr>
+        <w:t>Order and</w:t>
+      </w:r>
+      <w:r>
+        <w:rPr>
+          <w:rFonts w:ascii="Times New Roman" w:hAnsi="Times New Roman" w:cs="Times New Roman"/>
+        </w:rPr>
+        <w:t xml:space="preserve"> would be charged extra. </w:t>
+      </w:r>
+    </w:p>
+    <w:p>
+      <w:pPr>
+        <w:spacing w:before="160" w:after="40"/>
+        <w:rPr>
+          <w:rFonts w:ascii="Times New Roman" w:hAnsi="Times New Roman" w:cs="Times New Roman"/>
+          <w:color w:val="000000" w:themeColor="text1"/>
+        </w:rPr>
+      </w:pPr>
+      <w:r>
+        <w:rPr>
+          <w:rFonts w:ascii="Times New Roman" w:hAnsi="Times New Roman" w:cs="Times New Roman"/>
+          <w:color w:val="000000" w:themeColor="text1"/>
+        </w:rPr>
+        <w:t>11. Legal</w:t>
+      </w:r>
+    </w:p>
+    <w:p>
+      <w:pPr>
+        <w:spacing w:after="60"/>
+        <w:rPr>
+          <w:rFonts w:ascii="Times New Roman" w:hAnsi="Times New Roman" w:cs="Times New Roman"/>
+        </w:rPr>
+      </w:pPr>
+      <w:r>
+        <w:rPr>
+          <w:rFonts w:ascii="Times New Roman" w:hAnsi="Times New Roman" w:cs="Times New Roman"/>
+        </w:rPr>
+        <w:t>Any disputes arising out of in relation to this order is subject to jurisdiction of courts at Pune, Maharashtra.</w:t>
+      </w:r>
+    </w:p>
+    <w:p>
+      <w:pPr>
+        <w:spacing w:before="300" w:after="40"/>
+        <w:rPr>
+          <w:rFonts w:ascii="Times New Roman" w:hAnsi="Times New Roman" w:cs="Times New Roman"/>
+        </w:rPr>
+      </w:pPr>
+      <w:r>
+        <w:rPr>
+          <w:rFonts w:ascii="Times New Roman" w:hAnsi="Times New Roman" w:cs="Times New Roman"/>
+        </w:rPr>
+        <w:t xml:space="preserve">We hope this document aligns with our discussions. Please feel free to reach out for any clarification. </w:t>
+      </w:r>
+    </w:p>
+    <w:p>
+      <w:pPr>
+        <w:spacing w:before="300" w:after="40" w:line="360" w:lineRule="auto"/>
+        <w:rPr>
+          <w:rFonts w:ascii="Times New Roman" w:hAnsi="Times New Roman" w:cs="Times New Roman"/>
+        </w:rPr>
+      </w:pPr>
+      <w:r>
+        <w:rPr>
+          <w:rFonts w:ascii="Times New Roman" w:hAnsi="Times New Roman" w:cs="Times New Roman"/>
+        </w:rPr>
+        <w:t>Thanking you in anticipation.</w:t>
+      </w:r>
       <w:r>
         <w:rPr>
           <w:rFonts w:ascii="Times New Roman" w:hAnsi="Times New Roman" w:cs="Times New Roman"/>
         </w:rPr>
         <w:t xml:space="preserve"> </w:t>
       </w:r>
-      <w:proofErr w:type="gramStart"/>
-      <w:r>
-        <w:rPr>
-          <w:rFonts w:ascii="Times New Roman" w:hAnsi="Times New Roman" w:cs="Times New Roman"/>
-        </w:rPr>
-        <w:t>have to</w:t>
-      </w:r>
-      <w:proofErr w:type="gramEnd"/>
-      <w:r>
-        <w:rPr>
-          <w:rFonts w:ascii="Times New Roman" w:hAnsi="Times New Roman" w:cs="Times New Roman"/>
-        </w:rPr>
-        <w:t xml:space="preserve"> give us the TDS certificate immediately along with our Payment. If we do not receive the TDS Certificate within 6 months or by the end of the Financial Year, you </w:t>
-      </w:r>
-    </w:p>
-    <w:p>
-      <w:pPr>
-        <w:spacing w:before="160" w:after="40"/>
-        <w:rPr>
-          <w:rFonts w:ascii="Times New Roman" w:hAnsi="Times New Roman" w:cs="Times New Roman"/>
-          <w:color w:val="000000" w:themeColor="text1"/>
-        </w:rPr>
-      </w:pPr>
-      <w:r>
-        <w:rPr>
-          <w:rFonts w:ascii="Times New Roman" w:hAnsi="Times New Roman" w:cs="Times New Roman"/>
-          <w:color w:val="000000" w:themeColor="text1"/>
-        </w:rPr>
-        <w:t>9. Validity of the Offer</w:t>
-      </w:r>
-    </w:p>
-    <w:p>
-      <w:pPr>
-        <w:spacing w:after="60"/>
-        <w:rPr>
-          <w:rFonts w:ascii="Times New Roman" w:hAnsi="Times New Roman" w:cs="Times New Roman"/>
-        </w:rPr>
-      </w:pPr>
-      <w:r>
-        <w:rPr>
-          <w:rFonts w:ascii="Times New Roman" w:hAnsi="Times New Roman" w:cs="Times New Roman"/>
-        </w:rPr>
-        <w:t>This offer is valid up to {{VALIDATION_DATE}}.</w:t>
-      </w:r>
-    </w:p>
-    <w:p>
-      <w:pPr>
-        <w:spacing w:before="160" w:after="40"/>
-        <w:rPr>
-          <w:rFonts w:ascii="Times New Roman" w:hAnsi="Times New Roman" w:cs="Times New Roman"/>
-          <w:color w:val="000000" w:themeColor="text1"/>
-        </w:rPr>
-      </w:pPr>
-    </w:p>
-    <w:p>
-      <w:pPr>
-        <w:spacing w:before="160" w:after="40"/>
-        <w:rPr>
-          <w:rFonts w:ascii="Times New Roman" w:hAnsi="Times New Roman" w:cs="Times New Roman"/>
-          <w:color w:val="000000" w:themeColor="text1"/>
-        </w:rPr>
-      </w:pPr>
-      <w:r>
-        <w:rPr>
-          <w:rFonts w:ascii="Times New Roman" w:hAnsi="Times New Roman" w:cs="Times New Roman"/>
-          <w:color w:val="000000" w:themeColor="text1"/>
-        </w:rPr>
-        <w:t>10. Suggestions by Auditors / Consultants</w:t>
-      </w:r>
-    </w:p>
-    <w:p>
-      <w:pPr>
-        <w:spacing w:before="160" w:after="40"/>
-        <w:rPr>
-          <w:rFonts w:ascii="Times New Roman" w:hAnsi="Times New Roman" w:cs="Times New Roman"/>
-        </w:rPr>
-      </w:pPr>
-      <w:r>
-        <w:rPr>
-          <w:rFonts w:ascii="Times New Roman" w:hAnsi="Times New Roman" w:cs="Times New Roman"/>
-        </w:rPr>
-        <w:t xml:space="preserve">Any suggestions by your Auditors and / or Consultants should be discussed before the finalization of the Order. If any suggestions are made after the finalization of the order, the same will be considered only after the completion of this </w:t>
-      </w:r>
-      <w:proofErr w:type="gramStart"/>
-      <w:r>
-        <w:rPr>
-          <w:rFonts w:ascii="Times New Roman" w:hAnsi="Times New Roman" w:cs="Times New Roman"/>
-        </w:rPr>
-        <w:t>Order, and</w:t>
-      </w:r>
-      <w:proofErr w:type="gramEnd"/>
-      <w:r>
-        <w:rPr>
-          <w:rFonts w:ascii="Times New Roman" w:hAnsi="Times New Roman" w:cs="Times New Roman"/>
-        </w:rPr>
-        <w:t xml:space="preserve"> would be charged extra. </w:t>
-      </w:r>
-    </w:p>
-    <w:p>
-      <w:pPr>
-        <w:spacing w:before="160" w:after="40"/>
-        <w:rPr>
-          <w:rFonts w:ascii="Times New Roman" w:hAnsi="Times New Roman" w:cs="Times New Roman"/>
-          <w:color w:val="000000" w:themeColor="text1"/>
-        </w:rPr>
-      </w:pPr>
-      <w:r>
-        <w:rPr>
-          <w:rFonts w:ascii="Times New Roman" w:hAnsi="Times New Roman" w:cs="Times New Roman"/>
-          <w:color w:val="000000" w:themeColor="text1"/>
-        </w:rPr>
-        <w:t>11. Legal</w:t>
-      </w:r>
-    </w:p>
-    <w:p>
-      <w:pPr>
-        <w:spacing w:after="60"/>
-        <w:rPr>
-          <w:rFonts w:ascii="Times New Roman" w:hAnsi="Times New Roman" w:cs="Times New Roman"/>
-        </w:rPr>
-      </w:pPr>
-      <w:r>
-        <w:rPr>
-          <w:rFonts w:ascii="Times New Roman" w:hAnsi="Times New Roman" w:cs="Times New Roman"/>
-        </w:rPr>
-        <w:t>Any disputes arising out of in relation to this order is subject to jurisdiction of courts at Pune, Maharashtra.</w:t>
-      </w:r>
-    </w:p>
-    <w:p>
-      <w:pPr>
-        <w:spacing w:before="300" w:after="40"/>
-        <w:rPr>
-          <w:rFonts w:ascii="Times New Roman" w:hAnsi="Times New Roman" w:cs="Times New Roman"/>
-        </w:rPr>
-      </w:pPr>
-    </w:p>
-    <w:p>
-      <w:pPr>
-        <w:spacing w:before="300" w:after="40"/>
-        <w:rPr>
-          <w:rFonts w:ascii="Times New Roman" w:hAnsi="Times New Roman" w:cs="Times New Roman"/>
-        </w:rPr>
-      </w:pPr>
-      <w:r>
-        <w:rPr>
-          <w:rFonts w:ascii="Times New Roman" w:hAnsi="Times New Roman" w:cs="Times New Roman"/>
-        </w:rPr>
-        <w:lastRenderedPageBreak/>
-        <w:t xml:space="preserve">We hope this document aligns with our discussions. Please feel free to reach out for any clarification. </w:t>
-      </w:r>
-    </w:p>
-    <w:p>
-      <w:pPr>
-        <w:spacing w:before="300" w:after="40" w:line="360" w:lineRule="auto"/>
-        <w:rPr>
-          <w:rFonts w:ascii="Times New Roman" w:hAnsi="Times New Roman" w:cs="Times New Roman"/>
-        </w:rPr>
-      </w:pPr>
-      <w:r>
-        <w:rPr>
-          <w:rFonts w:ascii="Times New Roman" w:hAnsi="Times New Roman" w:cs="Times New Roman"/>
-        </w:rPr>
-        <w:t>Thanking you in anticipation.</w:t>
-      </w:r>
-      <w:r>
-        <w:rPr>
-          <w:rFonts w:ascii="Times New Roman" w:hAnsi="Times New Roman" w:cs="Times New Roman"/>
-        </w:rPr>
-        <w:t xml:space="preserve"> </w:t>
-      </w:r>
       <w:r>
         <w:rPr>
           <w:rFonts w:ascii="Times New Roman" w:hAnsi="Times New Roman" w:cs="Times New Roman"/>
@@ -4688,23 +5024,7 @@
           <w:rFonts w:ascii="Times New Roman" w:hAnsi="Times New Roman" w:cs="Times New Roman"/>
           <w:color w:val="000000" w:themeColor="text1"/>
         </w:rPr>
-        <w:t xml:space="preserve">For </w:t>
-      </w:r>
-      <w:proofErr w:type="spellStart"/>
-      <w:r>
-        <w:rPr>
-          <w:rFonts w:ascii="Times New Roman" w:hAnsi="Times New Roman" w:cs="Times New Roman"/>
-          <w:color w:val="000000" w:themeColor="text1"/>
-        </w:rPr>
-        <w:t>BlechTek</w:t>
-      </w:r>
-      <w:proofErr w:type="spellEnd"/>
-      <w:r>
-        <w:rPr>
-          <w:rFonts w:ascii="Times New Roman" w:hAnsi="Times New Roman" w:cs="Times New Roman"/>
-          <w:color w:val="000000" w:themeColor="text1"/>
-        </w:rPr>
-        <w:t xml:space="preserve"> Software Solutions LLP</w:t>
+        <w:t>For BlechTek Software Solutions LLP</w:t>
       </w:r>
     </w:p>
     <w:p>
@@ -4712,53 +5032,59 @@
         <w:spacing w:after="20"/>
         <w:rPr>
           <w:rFonts w:ascii="Times New Roman" w:hAnsi="Times New Roman" w:cs="Times New Roman"/>
-        </w:rPr>
-      </w:pPr>
-      <w:r>
-        <w:rPr>
-          <w:rFonts w:ascii="Times New Roman" w:hAnsi="Times New Roman" w:cs="Times New Roman"/>
           <w:noProof/>
         </w:rPr>
-        <w:drawing>
-          <wp:inline distT="0" distB="0" distL="0" distR="0" wp14:anchorId="5F628F96" wp14:editId="0FE70ACE">
-            <wp:extent cx="1045210" cy="942975"/>
-            <wp:effectExtent l="0" t="0" r="2540" b="9525"/>
-            <wp:docPr id="97" name="Picture 97"/>
-            <wp:cNvGraphicFramePr/>
-            <a:graphic xmlns:a="http://schemas.openxmlformats.org/drawingml/2006/main">
-              <a:graphicData uri="http://schemas.openxmlformats.org/drawingml/2006/picture">
-                <pic:pic xmlns:pic="http://schemas.openxmlformats.org/drawingml/2006/picture">
-                  <pic:nvPicPr>
-                    <pic:cNvPr id="97" name="Picture 97"/>
-                    <pic:cNvPicPr/>
-                  </pic:nvPicPr>
-                  <pic:blipFill>
-                    <a:blip r:embed="rId8"/>
-                    <a:stretch>
-                      <a:fillRect/>
-                    </a:stretch>
-                  </pic:blipFill>
-                  <pic:spPr>
-                    <a:xfrm>
-                      <a:off x="0" y="0"/>
-                      <a:ext cx="1045464" cy="943204"/>
-                    </a:xfrm>
-                    <a:prstGeom prst="rect">
-                      <a:avLst/>
-                    </a:prstGeom>
-                  </pic:spPr>
-                </pic:pic>
-              </a:graphicData>
-            </a:graphic>
-          </wp:inline>
-        </w:drawing>
-      </w:r>
+      </w:pPr>
     </w:p>
     <w:p>
       <w:pPr>
         <w:spacing w:after="20"/>
         <w:rPr>
           <w:rFonts w:ascii="Times New Roman" w:hAnsi="Times New Roman" w:cs="Times New Roman"/>
+          <w:noProof/>
+        </w:rPr>
+      </w:pPr>
+    </w:p>
+    <w:p>
+      <w:pPr>
+        <w:spacing w:after="20"/>
+        <w:rPr>
+          <w:rFonts w:ascii="Times New Roman" w:hAnsi="Times New Roman" w:cs="Times New Roman"/>
+          <w:noProof/>
+        </w:rPr>
+      </w:pPr>
+    </w:p>
+    <w:p>
+      <w:pPr>
+        <w:spacing w:after="20"/>
+        <w:rPr>
+          <w:rFonts w:ascii="Times New Roman" w:hAnsi="Times New Roman" w:cs="Times New Roman"/>
+          <w:noProof/>
+        </w:rPr>
+      </w:pPr>
+    </w:p>
+    <w:p>
+      <w:pPr>
+        <w:spacing w:after="20"/>
+        <w:rPr>
+          <w:rFonts w:ascii="Times New Roman" w:hAnsi="Times New Roman" w:cs="Times New Roman"/>
+          <w:noProof/>
+        </w:rPr>
+      </w:pPr>
+    </w:p>
+    <w:p>
+      <w:pPr>
+        <w:spacing w:after="20"/>
+        <w:rPr>
+          <w:rFonts w:ascii="Times New Roman" w:hAnsi="Times New Roman" w:cs="Times New Roman"/>
+        </w:rPr>
+      </w:pPr>
+    </w:p>
+    <w:p>
+      <w:pPr>
+        <w:spacing w:after="20"/>
+        <w:rPr>
+          <w:rFonts w:ascii="Times New Roman" w:hAnsi="Times New Roman" w:cs="Times New Roman"/>
         </w:rPr>
       </w:pPr>
       <w:r>
@@ -4785,12 +5111,12 @@
       </w:r>
     </w:p>
     <w:sectPr>
-      <w:headerReference w:type="even" r:id="rId9"/>
-      <w:headerReference w:type="default" r:id="rId10"/>
-      <w:footerReference w:type="even" r:id="rId11"/>
-      <w:footerReference w:type="default" r:id="rId12"/>
-      <w:headerReference w:type="first" r:id="rId13"/>
-      <w:footerReference w:type="first" r:id="rId14"/>
+      <w:headerReference w:type="even" r:id="rId8"/>
+      <w:headerReference w:type="default" r:id="rId9"/>
+      <w:footerReference w:type="even" r:id="rId10"/>
+      <w:footerReference w:type="default" r:id="rId11"/>
+      <w:headerReference w:type="first" r:id="rId12"/>
+      <w:footerReference w:type="first" r:id="rId13"/>
       <w:pgSz w:w="12240" w:h="15840"/>
       <w:pgMar w:top="1000" w:right="1100" w:bottom="1000" w:left="1100" w:header="680" w:footer="737" w:gutter="0"/>
       <w:cols w:space="720"/>
@@ -4850,21 +5176,12 @@
         <w:color w:val="000000" w:themeColor="text1"/>
       </w:rPr>
     </w:pPr>
-    <w:proofErr w:type="spellStart"/>
     <w:r>
       <w:rPr>
         <w:rFonts w:ascii="Times New Roman" w:hAnsi="Times New Roman" w:cs="Times New Roman"/>
         <w:color w:val="000000" w:themeColor="text1"/>
       </w:rPr>
-      <w:t>BlechTek</w:t>
-    </w:r>
-    <w:proofErr w:type="spellEnd"/>
-    <w:r>
-      <w:rPr>
-        <w:rFonts w:ascii="Times New Roman" w:hAnsi="Times New Roman" w:cs="Times New Roman"/>
-        <w:color w:val="000000" w:themeColor="text1"/>
-      </w:rPr>
-      <w:t xml:space="preserve"> Software Solutions LLP</w:t>
+      <w:t>BlechTek Software Solutions LLP</w:t>
     </w:r>
   </w:p>
   <w:p>
@@ -4884,47 +5201,7 @@
         <w:sz w:val="18"/>
         <w:szCs w:val="18"/>
       </w:rPr>
-      <w:t xml:space="preserve">Address: S.NO. 257/2/2A/4 ABC Business </w:t>
-    </w:r>
-    <w:proofErr w:type="spellStart"/>
-    <w:r>
-      <w:rPr>
-        <w:rFonts w:ascii="Times New Roman" w:hAnsi="Times New Roman" w:cs="Times New Roman"/>
-        <w:color w:val="000000" w:themeColor="text1"/>
-        <w:sz w:val="18"/>
-        <w:szCs w:val="18"/>
-      </w:rPr>
-      <w:t>Center</w:t>
-    </w:r>
-    <w:proofErr w:type="spellEnd"/>
-    <w:r>
-      <w:rPr>
-        <w:rFonts w:ascii="Times New Roman" w:hAnsi="Times New Roman" w:cs="Times New Roman"/>
-        <w:color w:val="000000" w:themeColor="text1"/>
-        <w:sz w:val="18"/>
-        <w:szCs w:val="18"/>
-      </w:rPr>
-      <w:t xml:space="preserve">, S Floor, Opp. </w:t>
-    </w:r>
-    <w:proofErr w:type="spellStart"/>
-    <w:r>
-      <w:rPr>
-        <w:rFonts w:ascii="Times New Roman" w:hAnsi="Times New Roman" w:cs="Times New Roman"/>
-        <w:color w:val="000000" w:themeColor="text1"/>
-        <w:sz w:val="18"/>
-        <w:szCs w:val="18"/>
-      </w:rPr>
-      <w:t>WindMill</w:t>
-    </w:r>
-    <w:proofErr w:type="spellEnd"/>
-    <w:r>
-      <w:rPr>
-        <w:rFonts w:ascii="Times New Roman" w:hAnsi="Times New Roman" w:cs="Times New Roman"/>
-        <w:color w:val="000000" w:themeColor="text1"/>
-        <w:sz w:val="18"/>
-        <w:szCs w:val="18"/>
-      </w:rPr>
-      <w:t xml:space="preserve"> Village Road, </w:t>
+      <w:t xml:space="preserve">Address: S.NO. 257/2/2A/4 ABC Business Center, S Floor, Opp. WindMill Village Road, </w:t>
     </w:r>
   </w:p>
   <w:p>
@@ -4936,7 +5213,6 @@
         <w:szCs w:val="14"/>
       </w:rPr>
     </w:pPr>
-    <w:proofErr w:type="spellStart"/>
     <w:r>
       <w:rPr>
         <w:rFonts w:ascii="Times New Roman" w:hAnsi="Times New Roman" w:cs="Times New Roman"/>
@@ -4944,37 +5220,7 @@
         <w:sz w:val="18"/>
         <w:szCs w:val="18"/>
       </w:rPr>
-      <w:t>WindMill</w:t>
-    </w:r>
-    <w:proofErr w:type="spellEnd"/>
-    <w:r>
-      <w:rPr>
-        <w:rFonts w:ascii="Times New Roman" w:hAnsi="Times New Roman" w:cs="Times New Roman"/>
-        <w:color w:val="000000" w:themeColor="text1"/>
-        <w:sz w:val="18"/>
-        <w:szCs w:val="18"/>
-      </w:rPr>
-      <w:t xml:space="preserve"> Village, </w:t>
-    </w:r>
-    <w:proofErr w:type="spellStart"/>
-    <w:r>
-      <w:rPr>
-        <w:rFonts w:ascii="Times New Roman" w:hAnsi="Times New Roman" w:cs="Times New Roman"/>
-        <w:color w:val="000000" w:themeColor="text1"/>
-        <w:sz w:val="18"/>
-        <w:szCs w:val="18"/>
-      </w:rPr>
-      <w:t>Bavdhan</w:t>
-    </w:r>
-    <w:proofErr w:type="spellEnd"/>
-    <w:r>
-      <w:rPr>
-        <w:rFonts w:ascii="Times New Roman" w:hAnsi="Times New Roman" w:cs="Times New Roman"/>
-        <w:color w:val="000000" w:themeColor="text1"/>
-        <w:sz w:val="18"/>
-        <w:szCs w:val="18"/>
-      </w:rPr>
-      <w:t>, Pune 411021, Maharashtra</w:t>
+      <w:t>WindMill Village, Bavdhan, Pune 411021, Maharashtra</w:t>
     </w:r>
     <w:r>
       <w:rPr>
@@ -6013,6 +6259,7 @@
   <w:style w:type="paragraph" w:default="1" w:styleId="Normal">
     <w:name w:val="Normal"/>
     <w:qFormat/>
+    <w:rsid w:val="00BC150E"/>
   </w:style>
   <w:style w:type="paragraph" w:styleId="Heading1">
     <w:name w:val="heading 1"/>
@@ -6631,6 +6878,25 @@
       <w:color w:val="0F4761" w:themeColor="accent1" w:themeShade="BF"/>
     </w:rPr>
   </w:style>
+  <w:style w:type="table" w:styleId="TableGrid0">
+    <w:name w:val="Table Grid"/>
+    <w:basedOn w:val="TableNormal"/>
+    <w:uiPriority w:val="39"/>
+    <w:rsid w:val="00493816"/>
+    <w:pPr>
+      <w:spacing w:line="240" w:lineRule="auto"/>
+    </w:pPr>
+    <w:tblPr>
+      <w:tblBorders>
+        <w:top w:val="single" w:sz="4" w:space="0" w:color="auto"/>
+        <w:left w:val="single" w:sz="4" w:space="0" w:color="auto"/>
+        <w:bottom w:val="single" w:sz="4" w:space="0" w:color="auto"/>
+        <w:right w:val="single" w:sz="4" w:space="0" w:color="auto"/>
+        <w:insideH w:val="single" w:sz="4" w:space="0" w:color="auto"/>
+        <w:insideV w:val="single" w:sz="4" w:space="0" w:color="auto"/>
+      </w:tblBorders>
+    </w:tblPr>
+  </w:style>
 </w:styles>
 </file>
 

--- a/QuotationApp.API/Templates/QuotationTemplate_Updated.docx
+++ b/QuotationApp.API/Templates/QuotationTemplate_Updated.docx
@@ -1163,6 +1163,308 @@
         </w:rPr>
       </w:pPr>
     </w:p>
+    <w:p>
+      <w:pPr>
+        <w:spacing w:after="200"/>
+        <w:rPr>
+          <w:rFonts w:ascii="Times New Roman" w:hAnsi="Times New Roman" w:cs="Times New Roman"/>
+        </w:rPr>
+      </w:pPr>
+      <w:r>
+        <w:rPr>
+          <w:rFonts w:ascii="Times New Roman" w:hAnsi="Times New Roman" w:cs="Times New Roman"/>
+        </w:rPr>
+        <w:t>Additional Scope:</w:t>
+      </w:r>
+    </w:p>
+    <w:tbl>
+      <w:tblPr>
+        <w:tblStyle w:val="TableGrid0"/>
+        <w:tblW w:w="9837" w:type="dxa"/>
+        <w:tblInd w:w="-5" w:type="dxa"/>
+        <w:tblLayout w:type="fixed"/>
+        <w:tblLook w:val="04A0" w:firstRow="1" w:lastRow="0" w:firstColumn="1" w:lastColumn="0" w:noHBand="0" w:noVBand="1"/>
+      </w:tblPr>
+      <w:tblGrid>
+        <w:gridCol w:w="1802"/>
+        <w:gridCol w:w="2218"/>
+        <w:gridCol w:w="1802"/>
+        <w:gridCol w:w="1248"/>
+        <w:gridCol w:w="1386"/>
+        <w:gridCol w:w="1381"/>
+      </w:tblGrid>
+      <w:tr>
+        <w:trPr>
+          <w:trHeight w:val="514"/>
+        </w:trPr>
+        <w:tc>
+          <w:tcPr>
+            <w:tcW w:w="1802" w:type="dxa"/>
+          </w:tcPr>
+          <w:p>
+            <w:pPr>
+              <w:spacing w:after="240" w:line="276" w:lineRule="auto"/>
+              <w:rPr>
+                <w:rFonts w:ascii="Times New Roman" w:hAnsi="Times New Roman" w:cs="Times New Roman"/>
+                <w:color w:val="000000" w:themeColor="text1"/>
+              </w:rPr>
+            </w:pPr>
+            <w:r>
+              <w:rPr>
+                <w:rFonts w:ascii="Times New Roman" w:hAnsi="Times New Roman" w:cs="Times New Roman"/>
+                <w:color w:val="000000" w:themeColor="text1"/>
+              </w:rPr>
+              <w:t>Requirements</w:t>
+            </w:r>
+          </w:p>
+        </w:tc>
+        <w:tc>
+          <w:tcPr>
+            <w:tcW w:w="2218" w:type="dxa"/>
+          </w:tcPr>
+          <w:p>
+            <w:pPr>
+              <w:spacing w:after="240" w:line="276" w:lineRule="auto"/>
+              <w:rPr>
+                <w:rFonts w:ascii="Times New Roman" w:hAnsi="Times New Roman" w:cs="Times New Roman"/>
+                <w:color w:val="000000" w:themeColor="text1"/>
+              </w:rPr>
+            </w:pPr>
+            <w:r>
+              <w:rPr>
+                <w:rFonts w:ascii="Times New Roman" w:hAnsi="Times New Roman" w:cs="Times New Roman"/>
+                <w:color w:val="000000" w:themeColor="text1"/>
+              </w:rPr>
+              <w:t>Module</w:t>
+            </w:r>
+          </w:p>
+        </w:tc>
+        <w:tc>
+          <w:tcPr>
+            <w:tcW w:w="1802" w:type="dxa"/>
+          </w:tcPr>
+          <w:p>
+            <w:pPr>
+              <w:spacing w:after="240" w:line="276" w:lineRule="auto"/>
+              <w:rPr>
+                <w:rFonts w:ascii="Times New Roman" w:hAnsi="Times New Roman" w:cs="Times New Roman"/>
+                <w:color w:val="000000" w:themeColor="text1"/>
+              </w:rPr>
+            </w:pPr>
+            <w:r>
+              <w:rPr>
+                <w:rFonts w:ascii="Times New Roman" w:hAnsi="Times New Roman" w:cs="Times New Roman"/>
+                <w:color w:val="000000" w:themeColor="text1"/>
+              </w:rPr>
+              <w:t xml:space="preserve">No. of </w:t>
+            </w:r>
+            <w:proofErr w:type="gramStart"/>
+            <w:r>
+              <w:rPr>
+                <w:rFonts w:ascii="Times New Roman" w:hAnsi="Times New Roman" w:cs="Times New Roman"/>
+                <w:color w:val="000000" w:themeColor="text1"/>
+              </w:rPr>
+              <w:t>Man Power</w:t>
+            </w:r>
+            <w:proofErr w:type="gramEnd"/>
+          </w:p>
+        </w:tc>
+        <w:tc>
+          <w:tcPr>
+            <w:tcW w:w="1248" w:type="dxa"/>
+          </w:tcPr>
+          <w:p>
+            <w:pPr>
+              <w:spacing w:after="240" w:line="276" w:lineRule="auto"/>
+              <w:rPr>
+                <w:rFonts w:ascii="Times New Roman" w:hAnsi="Times New Roman" w:cs="Times New Roman"/>
+                <w:color w:val="000000" w:themeColor="text1"/>
+              </w:rPr>
+            </w:pPr>
+            <w:r>
+              <w:rPr>
+                <w:rFonts w:ascii="Times New Roman" w:hAnsi="Times New Roman" w:cs="Times New Roman"/>
+                <w:color w:val="000000" w:themeColor="text1"/>
+              </w:rPr>
+              <w:t>No. of Days</w:t>
+            </w:r>
+          </w:p>
+        </w:tc>
+        <w:tc>
+          <w:tcPr>
+            <w:tcW w:w="1386" w:type="dxa"/>
+          </w:tcPr>
+          <w:p>
+            <w:pPr>
+              <w:spacing w:after="240" w:line="276" w:lineRule="auto"/>
+              <w:rPr>
+                <w:rFonts w:ascii="Times New Roman" w:hAnsi="Times New Roman" w:cs="Times New Roman"/>
+                <w:color w:val="000000" w:themeColor="text1"/>
+              </w:rPr>
+            </w:pPr>
+            <w:r>
+              <w:rPr>
+                <w:rFonts w:ascii="Times New Roman" w:hAnsi="Times New Roman" w:cs="Times New Roman"/>
+                <w:color w:val="000000" w:themeColor="text1"/>
+              </w:rPr>
+              <w:t xml:space="preserve">Rate </w:t>
+            </w:r>
+          </w:p>
+        </w:tc>
+        <w:tc>
+          <w:tcPr>
+            <w:tcW w:w="1381" w:type="dxa"/>
+          </w:tcPr>
+          <w:p>
+            <w:pPr>
+              <w:spacing w:after="240" w:line="276" w:lineRule="auto"/>
+              <w:rPr>
+                <w:rFonts w:ascii="Times New Roman" w:hAnsi="Times New Roman" w:cs="Times New Roman"/>
+                <w:color w:val="000000" w:themeColor="text1"/>
+              </w:rPr>
+            </w:pPr>
+            <w:r>
+              <w:rPr>
+                <w:rFonts w:ascii="Times New Roman" w:hAnsi="Times New Roman" w:cs="Times New Roman"/>
+                <w:color w:val="000000" w:themeColor="text1"/>
+              </w:rPr>
+              <w:t>Amount</w:t>
+            </w:r>
+          </w:p>
+        </w:tc>
+      </w:tr>
+      <w:tr>
+        <w:trPr>
+          <w:trHeight w:val="1028"/>
+        </w:trPr>
+        <w:tc>
+          <w:tcPr>
+            <w:tcW w:w="1802" w:type="dxa"/>
+          </w:tcPr>
+          <w:p>
+            <w:pPr>
+              <w:spacing w:after="240" w:line="276" w:lineRule="auto"/>
+              <w:rPr>
+                <w:rFonts w:ascii="Times New Roman" w:hAnsi="Times New Roman" w:cs="Times New Roman"/>
+                <w:color w:val="000000" w:themeColor="text1"/>
+              </w:rPr>
+            </w:pPr>
+            <w:r>
+              <w:rPr>
+                <w:rFonts w:ascii="Times New Roman" w:hAnsi="Times New Roman" w:cs="Times New Roman"/>
+                <w:color w:val="000000" w:themeColor="text1"/>
+              </w:rPr>
+              <w:t>{{ADD_SCOPE_REQUIREMENT}}</w:t>
+            </w:r>
+          </w:p>
+        </w:tc>
+        <w:tc>
+          <w:tcPr>
+            <w:tcW w:w="2218" w:type="dxa"/>
+          </w:tcPr>
+          <w:p>
+            <w:pPr>
+              <w:spacing w:after="240" w:line="276" w:lineRule="auto"/>
+              <w:rPr>
+                <w:rFonts w:ascii="Times New Roman" w:hAnsi="Times New Roman" w:cs="Times New Roman"/>
+                <w:color w:val="000000" w:themeColor="text1"/>
+              </w:rPr>
+            </w:pPr>
+            <w:r>
+              <w:rPr>
+                <w:rFonts w:ascii="Times New Roman" w:hAnsi="Times New Roman" w:cs="Times New Roman"/>
+                <w:color w:val="000000" w:themeColor="text1"/>
+              </w:rPr>
+              <w:t>{{ADD_SCOPE_MODULE}}</w:t>
+            </w:r>
+          </w:p>
+        </w:tc>
+        <w:tc>
+          <w:tcPr>
+            <w:tcW w:w="1802" w:type="dxa"/>
+          </w:tcPr>
+          <w:p>
+            <w:pPr>
+              <w:spacing w:after="240" w:line="276" w:lineRule="auto"/>
+              <w:rPr>
+                <w:rFonts w:ascii="Times New Roman" w:hAnsi="Times New Roman" w:cs="Times New Roman"/>
+                <w:color w:val="000000" w:themeColor="text1"/>
+              </w:rPr>
+            </w:pPr>
+            <w:r>
+              <w:rPr>
+                <w:rFonts w:ascii="Times New Roman" w:hAnsi="Times New Roman" w:cs="Times New Roman"/>
+                <w:color w:val="000000" w:themeColor="text1"/>
+              </w:rPr>
+              <w:t>{{ADD_SCOPE_MANPOWER}}</w:t>
+            </w:r>
+          </w:p>
+        </w:tc>
+        <w:tc>
+          <w:tcPr>
+            <w:tcW w:w="1248" w:type="dxa"/>
+          </w:tcPr>
+          <w:p>
+            <w:pPr>
+              <w:spacing w:after="240" w:line="276" w:lineRule="auto"/>
+              <w:rPr>
+                <w:rFonts w:ascii="Times New Roman" w:hAnsi="Times New Roman" w:cs="Times New Roman"/>
+                <w:color w:val="000000" w:themeColor="text1"/>
+              </w:rPr>
+            </w:pPr>
+            <w:r>
+              <w:rPr>
+                <w:rFonts w:ascii="Times New Roman" w:hAnsi="Times New Roman" w:cs="Times New Roman"/>
+                <w:color w:val="000000" w:themeColor="text1"/>
+              </w:rPr>
+              <w:t>{{ADD_SCOPE_DAYS}}</w:t>
+            </w:r>
+          </w:p>
+        </w:tc>
+        <w:tc>
+          <w:tcPr>
+            <w:tcW w:w="1386" w:type="dxa"/>
+          </w:tcPr>
+          <w:p>
+            <w:pPr>
+              <w:spacing w:after="240" w:line="276" w:lineRule="auto"/>
+              <w:rPr>
+                <w:rFonts w:ascii="Times New Roman" w:hAnsi="Times New Roman" w:cs="Times New Roman"/>
+                <w:color w:val="000000" w:themeColor="text1"/>
+              </w:rPr>
+            </w:pPr>
+            <w:r>
+              <w:rPr>
+                <w:rFonts w:ascii="Times New Roman" w:hAnsi="Times New Roman" w:cs="Times New Roman"/>
+                <w:color w:val="000000" w:themeColor="text1"/>
+              </w:rPr>
+              <w:t>{{ADD_SCOPE_RATE}}</w:t>
+            </w:r>
+          </w:p>
+        </w:tc>
+        <w:tc>
+          <w:tcPr>
+            <w:tcW w:w="1381" w:type="dxa"/>
+          </w:tcPr>
+          <w:p>
+            <w:pPr>
+              <w:spacing w:after="240" w:line="276" w:lineRule="auto"/>
+              <w:rPr>
+                <w:rFonts w:ascii="Times New Roman" w:hAnsi="Times New Roman" w:cs="Times New Roman"/>
+                <w:color w:val="000000" w:themeColor="text1"/>
+              </w:rPr>
+            </w:pPr>
+            <w:r>
+              <w:rPr>
+                <w:rFonts w:ascii="Times New Roman" w:hAnsi="Times New Roman" w:cs="Times New Roman"/>
+                <w:color w:val="000000" w:themeColor="text1"/>
+              </w:rPr>
+              <w:t>{{ADD_SCOPE_AMOUNT}}</w:t>
+            </w:r>
+          </w:p>
+        </w:tc>
+      </w:tr>
+    </w:tbl>
     <w:p>
       <w:pPr>
         <w:spacing w:before="300" w:after="150"/>
@@ -2248,6 +2550,7 @@
               <w:rPr>
                 <w:rFonts w:ascii="Times New Roman" w:hAnsi="Times New Roman" w:cs="Times New Roman"/>
               </w:rPr>
+              <w:lastRenderedPageBreak/>
               <w:t>New/Change in Document Prin ng format, New/Changes in Reports, New/Change in Reports</w:t>
             </w:r>
           </w:p>
@@ -2275,6 +2578,7 @@
               <w:rPr>
                 <w:rFonts w:ascii="Times New Roman" w:hAnsi="Times New Roman" w:cs="Times New Roman"/>
               </w:rPr>
+              <w:lastRenderedPageBreak/>
               <w:t xml:space="preserve">Chargeable  </w:t>
             </w:r>
           </w:p>
@@ -2551,7 +2855,6 @@
               <w:rPr>
                 <w:rFonts w:ascii="Times New Roman" w:hAnsi="Times New Roman" w:cs="Times New Roman"/>
               </w:rPr>
-              <w:lastRenderedPageBreak/>
               <w:t>7</w:t>
             </w:r>
           </w:p>
@@ -3468,15 +3771,20 @@
     <w:p>
       <w:pPr>
         <w:spacing w:after="160" w:line="259" w:lineRule="auto"/>
-      </w:pPr>
-      <w:r>
-        <w:rPr>
+        <w:rPr>
+          <w:rFonts w:ascii="Times New Roman" w:hAnsi="Times New Roman" w:cs="Times New Roman"/>
+        </w:rPr>
+      </w:pPr>
+      <w:r>
+        <w:rPr>
+          <w:rFonts w:ascii="Times New Roman" w:hAnsi="Times New Roman" w:cs="Times New Roman"/>
           <w:w w:val="101"/>
         </w:rPr>
         <w:t>Time</w:t>
       </w:r>
       <w:r>
         <w:rPr>
+          <w:rFonts w:ascii="Times New Roman" w:hAnsi="Times New Roman" w:cs="Times New Roman"/>
           <w:spacing w:val="-3"/>
           <w:w w:val="101"/>
         </w:rPr>
@@ -3484,12 +3792,14 @@
       </w:r>
       <w:r>
         <w:rPr>
+          <w:rFonts w:ascii="Times New Roman" w:hAnsi="Times New Roman" w:cs="Times New Roman"/>
           <w:w w:val="101"/>
         </w:rPr>
         <w:t>Estimate</w:t>
       </w:r>
       <w:r>
         <w:rPr>
+          <w:rFonts w:ascii="Times New Roman" w:hAnsi="Times New Roman" w:cs="Times New Roman"/>
           <w:spacing w:val="-5"/>
           <w:w w:val="101"/>
         </w:rPr>
@@ -4333,6 +4643,7 @@
         <w:rPr>
           <w:rFonts w:ascii="Times New Roman" w:hAnsi="Times New Roman" w:cs="Times New Roman"/>
         </w:rPr>
+        <w:lastRenderedPageBreak/>
         <w:t>You</w:t>
       </w:r>
       <w:r>
@@ -4834,6 +5145,7 @@
           <w:rFonts w:ascii="Times New Roman" w:hAnsi="Times New Roman" w:cs="Times New Roman"/>
           <w:color w:val="000000" w:themeColor="text1"/>
         </w:rPr>
+        <w:lastRenderedPageBreak/>
         <w:t>8. TDS</w:t>
       </w:r>
     </w:p>

--- a/QuotationApp.API/Templates/QuotationTemplate_Updated.docx
+++ b/QuotationApp.API/Templates/QuotationTemplate_Updated.docx
@@ -952,7 +952,7 @@
     </w:p>
     <w:tbl>
       <w:tblPr>
-        <w:tblW w:w="9786" w:type="dxa"/>
+        <w:tblW w:w="9995" w:type="dxa"/>
         <w:tblBorders>
           <w:top w:val="single" w:sz="4" w:space="0" w:color="auto"/>
           <w:left w:val="single" w:sz="4" w:space="0" w:color="auto"/>
@@ -968,18 +968,18 @@
         <w:tblLook w:val="04A0" w:firstRow="1" w:lastRow="0" w:firstColumn="1" w:lastColumn="0" w:noHBand="0" w:noVBand="1"/>
       </w:tblPr>
       <w:tblGrid>
-        <w:gridCol w:w="1697"/>
-        <w:gridCol w:w="6212"/>
-        <w:gridCol w:w="1877"/>
+        <w:gridCol w:w="1733"/>
+        <w:gridCol w:w="6345"/>
+        <w:gridCol w:w="1917"/>
       </w:tblGrid>
       <w:tr>
         <w:trPr>
-          <w:trHeight w:val="20"/>
+          <w:trHeight w:val="22"/>
           <w:tblHeader/>
         </w:trPr>
         <w:tc>
           <w:tcPr>
-            <w:tcW w:w="1697" w:type="dxa"/>
+            <w:tcW w:w="1733" w:type="dxa"/>
             <w:shd w:val="clear" w:color="auto" w:fill="FFFFFF" w:themeFill="background1"/>
             <w:tcMar>
               <w:top w:w="80" w:type="dxa"/>
@@ -1007,7 +1007,7 @@
         </w:tc>
         <w:tc>
           <w:tcPr>
-            <w:tcW w:w="6212" w:type="dxa"/>
+            <w:tcW w:w="6345" w:type="dxa"/>
             <w:tcBorders>
               <w:bottom w:val="single" w:sz="4" w:space="0" w:color="auto"/>
             </w:tcBorders>
@@ -1038,7 +1038,7 @@
         </w:tc>
         <w:tc>
           <w:tcPr>
-            <w:tcW w:w="1877" w:type="dxa"/>
+            <w:tcW w:w="1917" w:type="dxa"/>
             <w:shd w:val="clear" w:color="auto" w:fill="FFFFFF" w:themeFill="background1"/>
             <w:tcMar>
               <w:top w:w="80" w:type="dxa"/>
@@ -1066,12 +1066,12 @@
       </w:tr>
       <w:tr>
         <w:trPr>
-          <w:trHeight w:val="20"/>
+          <w:trHeight w:val="22"/>
           <w:tblHeader/>
         </w:trPr>
         <w:tc>
           <w:tcPr>
-            <w:tcW w:w="1697" w:type="dxa"/>
+            <w:tcW w:w="1733" w:type="dxa"/>
             <w:shd w:val="clear" w:color="auto" w:fill="FFFFFF" w:themeFill="background1"/>
             <w:tcMar>
               <w:top w:w="80" w:type="dxa"/>
@@ -1098,7 +1098,7 @@
         </w:tc>
         <w:tc>
           <w:tcPr>
-            <w:tcW w:w="6212" w:type="dxa"/>
+            <w:tcW w:w="6345" w:type="dxa"/>
             <w:tcBorders>
               <w:bottom w:val="single" w:sz="4" w:space="0" w:color="auto"/>
             </w:tcBorders>
@@ -1128,7 +1128,7 @@
         </w:tc>
         <w:tc>
           <w:tcPr>
-            <w:tcW w:w="1877" w:type="dxa"/>
+            <w:tcW w:w="1917" w:type="dxa"/>
             <w:shd w:val="clear" w:color="auto" w:fill="FFFFFF" w:themeFill="background1"/>
             <w:tcMar>
               <w:top w:w="80" w:type="dxa"/>
@@ -1180,26 +1180,26 @@
     <w:tbl>
       <w:tblPr>
         <w:tblStyle w:val="TableGrid0"/>
-        <w:tblW w:w="9837" w:type="dxa"/>
+        <w:tblW w:w="10013" w:type="dxa"/>
         <w:tblInd w:w="-5" w:type="dxa"/>
         <w:tblLayout w:type="fixed"/>
         <w:tblLook w:val="04A0" w:firstRow="1" w:lastRow="0" w:firstColumn="1" w:lastColumn="0" w:noHBand="0" w:noVBand="1"/>
       </w:tblPr>
       <w:tblGrid>
-        <w:gridCol w:w="1802"/>
-        <w:gridCol w:w="2218"/>
-        <w:gridCol w:w="1802"/>
-        <w:gridCol w:w="1248"/>
-        <w:gridCol w:w="1386"/>
-        <w:gridCol w:w="1381"/>
+        <w:gridCol w:w="1834"/>
+        <w:gridCol w:w="2258"/>
+        <w:gridCol w:w="1834"/>
+        <w:gridCol w:w="1270"/>
+        <w:gridCol w:w="1411"/>
+        <w:gridCol w:w="1406"/>
       </w:tblGrid>
       <w:tr>
         <w:trPr>
-          <w:trHeight w:val="514"/>
+          <w:trHeight w:val="568"/>
         </w:trPr>
         <w:tc>
           <w:tcPr>
-            <w:tcW w:w="1802" w:type="dxa"/>
+            <w:tcW w:w="1834" w:type="dxa"/>
           </w:tcPr>
           <w:p>
             <w:pPr>
@@ -1220,7 +1220,7 @@
         </w:tc>
         <w:tc>
           <w:tcPr>
-            <w:tcW w:w="2218" w:type="dxa"/>
+            <w:tcW w:w="2258" w:type="dxa"/>
           </w:tcPr>
           <w:p>
             <w:pPr>
@@ -1241,7 +1241,7 @@
         </w:tc>
         <w:tc>
           <w:tcPr>
-            <w:tcW w:w="1802" w:type="dxa"/>
+            <w:tcW w:w="1834" w:type="dxa"/>
           </w:tcPr>
           <w:p>
             <w:pPr>
@@ -1271,7 +1271,7 @@
         </w:tc>
         <w:tc>
           <w:tcPr>
-            <w:tcW w:w="1248" w:type="dxa"/>
+            <w:tcW w:w="1270" w:type="dxa"/>
           </w:tcPr>
           <w:p>
             <w:pPr>
@@ -1292,7 +1292,7 @@
         </w:tc>
         <w:tc>
           <w:tcPr>
-            <w:tcW w:w="1386" w:type="dxa"/>
+            <w:tcW w:w="1411" w:type="dxa"/>
           </w:tcPr>
           <w:p>
             <w:pPr>
@@ -1313,7 +1313,7 @@
         </w:tc>
         <w:tc>
           <w:tcPr>
-            <w:tcW w:w="1381" w:type="dxa"/>
+            <w:tcW w:w="1406" w:type="dxa"/>
           </w:tcPr>
           <w:p>
             <w:pPr>
@@ -1335,11 +1335,11 @@
       </w:tr>
       <w:tr>
         <w:trPr>
-          <w:trHeight w:val="1028"/>
+          <w:trHeight w:val="1136"/>
         </w:trPr>
         <w:tc>
           <w:tcPr>
-            <w:tcW w:w="1802" w:type="dxa"/>
+            <w:tcW w:w="1834" w:type="dxa"/>
           </w:tcPr>
           <w:p>
             <w:pPr>
@@ -1360,7 +1360,7 @@
         </w:tc>
         <w:tc>
           <w:tcPr>
-            <w:tcW w:w="2218" w:type="dxa"/>
+            <w:tcW w:w="2258" w:type="dxa"/>
           </w:tcPr>
           <w:p>
             <w:pPr>
@@ -1381,7 +1381,7 @@
         </w:tc>
         <w:tc>
           <w:tcPr>
-            <w:tcW w:w="1802" w:type="dxa"/>
+            <w:tcW w:w="1834" w:type="dxa"/>
           </w:tcPr>
           <w:p>
             <w:pPr>
@@ -1402,7 +1402,7 @@
         </w:tc>
         <w:tc>
           <w:tcPr>
-            <w:tcW w:w="1248" w:type="dxa"/>
+            <w:tcW w:w="1270" w:type="dxa"/>
           </w:tcPr>
           <w:p>
             <w:pPr>
@@ -1423,7 +1423,7 @@
         </w:tc>
         <w:tc>
           <w:tcPr>
-            <w:tcW w:w="1386" w:type="dxa"/>
+            <w:tcW w:w="1411" w:type="dxa"/>
           </w:tcPr>
           <w:p>
             <w:pPr>
@@ -1444,7 +1444,7 @@
         </w:tc>
         <w:tc>
           <w:tcPr>
-            <w:tcW w:w="1381" w:type="dxa"/>
+            <w:tcW w:w="1406" w:type="dxa"/>
           </w:tcPr>
           <w:p>
             <w:pPr>
@@ -1522,7 +1522,7 @@
       <w:tblPr>
         <w:tblpPr w:leftFromText="180" w:rightFromText="180" w:vertAnchor="text" w:tblpY="1"/>
         <w:tblOverlap w:val="never"/>
-        <w:tblW w:w="9799" w:type="dxa"/>
+        <w:tblW w:w="9992" w:type="dxa"/>
         <w:tblBorders>
           <w:top w:val="single" w:sz="4" w:space="0" w:color="auto"/>
           <w:left w:val="single" w:sz="4" w:space="0" w:color="auto"/>
@@ -1539,9 +1539,9 @@
         <w:tblLook w:val="04A0" w:firstRow="1" w:lastRow="0" w:firstColumn="1" w:lastColumn="0" w:noHBand="0" w:noVBand="1"/>
       </w:tblPr>
       <w:tblGrid>
-        <w:gridCol w:w="988"/>
-        <w:gridCol w:w="5670"/>
-        <w:gridCol w:w="3141"/>
+        <w:gridCol w:w="1007"/>
+        <w:gridCol w:w="6360"/>
+        <w:gridCol w:w="2625"/>
       </w:tblGrid>
       <w:tr>
         <w:trPr>
@@ -1550,7 +1550,7 @@
         </w:trPr>
         <w:tc>
           <w:tcPr>
-            <w:tcW w:w="988" w:type="dxa"/>
+            <w:tcW w:w="1007" w:type="dxa"/>
             <w:shd w:val="clear" w:color="auto" w:fill="FFFFFF" w:themeFill="background1"/>
             <w:tcMar>
               <w:top w:w="80" w:type="dxa"/>
@@ -1578,7 +1578,7 @@
         </w:tc>
         <w:tc>
           <w:tcPr>
-            <w:tcW w:w="5670" w:type="dxa"/>
+            <w:tcW w:w="6360" w:type="dxa"/>
             <w:shd w:val="clear" w:color="auto" w:fill="FFFFFF" w:themeFill="background1"/>
             <w:tcMar>
               <w:top w:w="80" w:type="dxa"/>
@@ -1606,7 +1606,7 @@
         </w:tc>
         <w:tc>
           <w:tcPr>
-            <w:tcW w:w="3141" w:type="dxa"/>
+            <w:tcW w:w="2625" w:type="dxa"/>
             <w:shd w:val="clear" w:color="auto" w:fill="FFFFFF" w:themeFill="background1"/>
             <w:tcMar>
               <w:top w:w="80" w:type="dxa"/>
@@ -1653,7 +1653,7 @@
         </w:trPr>
         <w:tc>
           <w:tcPr>
-            <w:tcW w:w="988" w:type="dxa"/>
+            <w:tcW w:w="1007" w:type="dxa"/>
             <w:shd w:val="clear" w:color="auto" w:fill="FFFFFF" w:themeFill="background1"/>
             <w:tcMar>
               <w:top w:w="80" w:type="dxa"/>
@@ -1678,7 +1678,7 @@
         </w:tc>
         <w:tc>
           <w:tcPr>
-            <w:tcW w:w="5670" w:type="dxa"/>
+            <w:tcW w:w="6360" w:type="dxa"/>
             <w:shd w:val="clear" w:color="auto" w:fill="FFFFFF" w:themeFill="background1"/>
             <w:tcMar>
               <w:top w:w="80" w:type="dxa"/>
@@ -1697,21 +1697,39 @@
               <w:rPr>
                 <w:rFonts w:ascii="Times New Roman" w:hAnsi="Times New Roman" w:cs="Times New Roman"/>
               </w:rPr>
-              <w:t>Product License -</w:t>
-            </w:r>
-            <w:r>
-              <w:rPr>
-                <w:rFonts w:ascii="Times New Roman" w:hAnsi="Times New Roman" w:cs="Times New Roman"/>
-              </w:rPr>
-              <w:t xml:space="preserve"> {{MODULE_LIST}} (single installation). Scope as listed above.</w:t>
-            </w:r>
-          </w:p>
-          <w:p>
-            <w:pPr>
-              <w:rPr>
-                <w:rFonts w:ascii="Times New Roman" w:hAnsi="Times New Roman" w:cs="Times New Roman"/>
-              </w:rPr>
-            </w:pPr>
+              <w:t>CQUAL</w:t>
+            </w:r>
+            <w:r>
+              <w:rPr>
+                <w:rFonts w:ascii="Times New Roman" w:hAnsi="Times New Roman" w:cs="Times New Roman"/>
+              </w:rPr>
+              <w:t xml:space="preserve"> </w:t>
+            </w:r>
+            <w:r>
+              <w:rPr>
+                <w:rFonts w:ascii="Times New Roman" w:hAnsi="Times New Roman" w:cs="Times New Roman"/>
+              </w:rPr>
+              <w:t xml:space="preserve"> {{MODULE_LIST}} </w:t>
+            </w:r>
+          </w:p>
+          <w:p>
+            <w:pPr>
+              <w:rPr>
+                <w:rFonts w:ascii="Times New Roman" w:hAnsi="Times New Roman" w:cs="Times New Roman"/>
+              </w:rPr>
+            </w:pPr>
+            <w:r>
+              <w:rPr>
+                <w:rFonts w:ascii="Times New Roman" w:hAnsi="Times New Roman" w:cs="Times New Roman"/>
+              </w:rPr>
+              <w:t>Product License applicable for single site -</w:t>
+            </w:r>
+            <w:r>
+              <w:rPr>
+                <w:rFonts w:ascii="Times New Roman" w:hAnsi="Times New Roman" w:cs="Times New Roman"/>
+              </w:rPr>
+              <w:t xml:space="preserve"> Users</w:t>
+            </w:r>
             <w:r>
               <w:rPr>
                 <w:rFonts w:ascii="Times New Roman" w:hAnsi="Times New Roman" w:cs="Times New Roman"/>
@@ -1722,7 +1740,7 @@
         </w:tc>
         <w:tc>
           <w:tcPr>
-            <w:tcW w:w="3141" w:type="dxa"/>
+            <w:tcW w:w="2625" w:type="dxa"/>
             <w:shd w:val="clear" w:color="auto" w:fill="FFFFFF" w:themeFill="background1"/>
             <w:tcMar>
               <w:top w:w="80" w:type="dxa"/>
@@ -1765,7 +1783,7 @@
         </w:trPr>
         <w:tc>
           <w:tcPr>
-            <w:tcW w:w="988" w:type="dxa"/>
+            <w:tcW w:w="1007" w:type="dxa"/>
             <w:shd w:val="clear" w:color="auto" w:fill="FFFFFF" w:themeFill="background1"/>
             <w:tcMar>
               <w:top w:w="80" w:type="dxa"/>
@@ -1790,7 +1808,7 @@
         </w:tc>
         <w:tc>
           <w:tcPr>
-            <w:tcW w:w="5670" w:type="dxa"/>
+            <w:tcW w:w="6360" w:type="dxa"/>
             <w:shd w:val="clear" w:color="auto" w:fill="FFFFFF" w:themeFill="background1"/>
             <w:tcMar>
               <w:top w:w="80" w:type="dxa"/>
@@ -1809,31 +1827,13 @@
               <w:rPr>
                 <w:rFonts w:ascii="Times New Roman" w:hAnsi="Times New Roman" w:cs="Times New Roman"/>
               </w:rPr>
-              <w:t>Customization -</w:t>
-            </w:r>
-            <w:r>
-              <w:rPr>
-                <w:rFonts w:ascii="Times New Roman" w:hAnsi="Times New Roman" w:cs="Times New Roman"/>
-              </w:rPr>
-              <w:t xml:space="preserve"> any additional development beyond scope, charged at INR </w:t>
-            </w:r>
-            <w:r>
-              <w:rPr>
-                <w:rFonts w:ascii="Times New Roman" w:hAnsi="Times New Roman" w:cs="Times New Roman"/>
-              </w:rPr>
-              <w:t>8</w:t>
-            </w:r>
-            <w:r>
-              <w:rPr>
-                <w:rFonts w:ascii="Times New Roman" w:hAnsi="Times New Roman" w:cs="Times New Roman"/>
-              </w:rPr>
-              <w:t>,000 / man-day.</w:t>
-            </w:r>
-          </w:p>
-        </w:tc>
-        <w:tc>
-          <w:tcPr>
-            <w:tcW w:w="3141" w:type="dxa"/>
+              <w:t>Customization</w:t>
+            </w:r>
+          </w:p>
+        </w:tc>
+        <w:tc>
+          <w:tcPr>
+            <w:tcW w:w="2625" w:type="dxa"/>
             <w:shd w:val="clear" w:color="auto" w:fill="FFFFFF" w:themeFill="background1"/>
             <w:tcMar>
               <w:top w:w="80" w:type="dxa"/>
@@ -1863,7 +1863,7 @@
         </w:trPr>
         <w:tc>
           <w:tcPr>
-            <w:tcW w:w="988" w:type="dxa"/>
+            <w:tcW w:w="1007" w:type="dxa"/>
             <w:shd w:val="clear" w:color="auto" w:fill="FFFFFF" w:themeFill="background1"/>
             <w:tcMar>
               <w:top w:w="80" w:type="dxa"/>
@@ -1882,13 +1882,13 @@
               <w:rPr>
                 <w:rFonts w:ascii="Times New Roman" w:hAnsi="Times New Roman" w:cs="Times New Roman"/>
               </w:rPr>
-              <w:t>3</w:t>
-            </w:r>
-          </w:p>
-        </w:tc>
-        <w:tc>
-          <w:tcPr>
-            <w:tcW w:w="5670" w:type="dxa"/>
+              <w:t xml:space="preserve"> 2.1</w:t>
+            </w:r>
+          </w:p>
+        </w:tc>
+        <w:tc>
+          <w:tcPr>
+            <w:tcW w:w="6360" w:type="dxa"/>
             <w:shd w:val="clear" w:color="auto" w:fill="FFFFFF" w:themeFill="background1"/>
             <w:tcMar>
               <w:top w:w="80" w:type="dxa"/>
@@ -1907,19 +1907,13 @@
               <w:rPr>
                 <w:rFonts w:ascii="Times New Roman" w:hAnsi="Times New Roman" w:cs="Times New Roman"/>
               </w:rPr>
-              <w:t>Annual License Renewal -</w:t>
-            </w:r>
-            <w:r>
-              <w:rPr>
-                <w:rFonts w:ascii="Times New Roman" w:hAnsi="Times New Roman" w:cs="Times New Roman"/>
-              </w:rPr>
-              <w:t xml:space="preserve"> covers upgrades, bug fixes &amp; statutory changes. Includes 7 man-days; excess is chargeable.</w:t>
-            </w:r>
-          </w:p>
-        </w:tc>
-        <w:tc>
-          <w:tcPr>
-            <w:tcW w:w="3141" w:type="dxa"/>
+              <w:t>In case of any additional development required which will be consider 8000 per man day additional to above proposal.</w:t>
+            </w:r>
+          </w:p>
+        </w:tc>
+        <w:tc>
+          <w:tcPr>
+            <w:tcW w:w="2625" w:type="dxa"/>
             <w:shd w:val="clear" w:color="auto" w:fill="FFFFFF" w:themeFill="background1"/>
             <w:tcMar>
               <w:top w:w="80" w:type="dxa"/>
@@ -1943,7 +1937,7 @@
         </w:trPr>
         <w:tc>
           <w:tcPr>
-            <w:tcW w:w="988" w:type="dxa"/>
+            <w:tcW w:w="1007" w:type="dxa"/>
             <w:shd w:val="clear" w:color="auto" w:fill="FFFFFF" w:themeFill="background1"/>
             <w:tcMar>
               <w:top w:w="80" w:type="dxa"/>
@@ -1962,13 +1956,13 @@
               <w:rPr>
                 <w:rFonts w:ascii="Times New Roman" w:hAnsi="Times New Roman" w:cs="Times New Roman"/>
               </w:rPr>
-              <w:t>4</w:t>
-            </w:r>
-          </w:p>
-        </w:tc>
-        <w:tc>
-          <w:tcPr>
-            <w:tcW w:w="5670" w:type="dxa"/>
+              <w:t>3</w:t>
+            </w:r>
+          </w:p>
+        </w:tc>
+        <w:tc>
+          <w:tcPr>
+            <w:tcW w:w="6360" w:type="dxa"/>
             <w:shd w:val="clear" w:color="auto" w:fill="FFFFFF" w:themeFill="background1"/>
             <w:tcMar>
               <w:top w:w="80" w:type="dxa"/>
@@ -1987,19 +1981,13 @@
               <w:rPr>
                 <w:rFonts w:ascii="Times New Roman" w:hAnsi="Times New Roman" w:cs="Times New Roman"/>
               </w:rPr>
-              <w:t>Support Services</w:t>
-            </w:r>
-            <w:r>
-              <w:rPr>
-                <w:rFonts w:ascii="Times New Roman" w:hAnsi="Times New Roman" w:cs="Times New Roman"/>
-              </w:rPr>
-              <w:t xml:space="preserve"> - commence 1 month after Go-Live.</w:t>
-            </w:r>
-          </w:p>
-        </w:tc>
-        <w:tc>
-          <w:tcPr>
-            <w:tcW w:w="3141" w:type="dxa"/>
+              <w:t>Renewal and Support from next year onwards</w:t>
+            </w:r>
+          </w:p>
+        </w:tc>
+        <w:tc>
+          <w:tcPr>
+            <w:tcW w:w="2625" w:type="dxa"/>
             <w:shd w:val="clear" w:color="auto" w:fill="FFFFFF" w:themeFill="background1"/>
             <w:tcMar>
               <w:top w:w="80" w:type="dxa"/>
@@ -2023,7 +2011,7 @@
         </w:trPr>
         <w:tc>
           <w:tcPr>
-            <w:tcW w:w="988" w:type="dxa"/>
+            <w:tcW w:w="1007" w:type="dxa"/>
             <w:shd w:val="clear" w:color="auto" w:fill="FFFFFF" w:themeFill="background1"/>
             <w:tcMar>
               <w:top w:w="80" w:type="dxa"/>
@@ -2042,13 +2030,25 @@
               <w:rPr>
                 <w:rFonts w:ascii="Times New Roman" w:hAnsi="Times New Roman" w:cs="Times New Roman"/>
               </w:rPr>
-              <w:t>5</w:t>
-            </w:r>
-          </w:p>
-        </w:tc>
-        <w:tc>
-          <w:tcPr>
-            <w:tcW w:w="5670" w:type="dxa"/>
+              <w:t xml:space="preserve"> </w:t>
+            </w:r>
+            <w:r>
+              <w:rPr>
+                <w:rFonts w:ascii="Times New Roman" w:hAnsi="Times New Roman" w:cs="Times New Roman"/>
+              </w:rPr>
+              <w:t>3</w:t>
+            </w:r>
+            <w:r>
+              <w:rPr>
+                <w:rFonts w:ascii="Times New Roman" w:hAnsi="Times New Roman" w:cs="Times New Roman"/>
+              </w:rPr>
+              <w:t>.1</w:t>
+            </w:r>
+          </w:p>
+        </w:tc>
+        <w:tc>
+          <w:tcPr>
+            <w:tcW w:w="6360" w:type="dxa"/>
             <w:shd w:val="clear" w:color="auto" w:fill="FFFFFF" w:themeFill="background1"/>
             <w:tcMar>
               <w:top w:w="80" w:type="dxa"/>
@@ -2067,94 +2067,26 @@
               <w:rPr>
                 <w:rFonts w:ascii="Times New Roman" w:hAnsi="Times New Roman" w:cs="Times New Roman"/>
               </w:rPr>
-              <w:t>Payment Terms</w:t>
-            </w:r>
-            <w:r>
-              <w:rPr>
-                <w:rFonts w:ascii="Times New Roman" w:hAnsi="Times New Roman" w:cs="Times New Roman"/>
-              </w:rPr>
-              <w:t xml:space="preserve"> </w:t>
-            </w:r>
-            <w:r>
-              <w:rPr>
-                <w:rFonts w:ascii="Times New Roman" w:hAnsi="Times New Roman" w:cs="Times New Roman"/>
-              </w:rPr>
-              <w:t>–</w:t>
-            </w:r>
-            <w:r>
-              <w:rPr>
-                <w:rFonts w:ascii="Times New Roman" w:hAnsi="Times New Roman" w:cs="Times New Roman"/>
-              </w:rPr>
-              <w:t xml:space="preserve"> </w:t>
-            </w:r>
-          </w:p>
-          <w:p>
-            <w:pPr>
-              <w:rPr>
-                <w:rFonts w:ascii="Times New Roman" w:hAnsi="Times New Roman" w:cs="Times New Roman"/>
-              </w:rPr>
-            </w:pPr>
-            <w:r>
-              <w:rPr>
-                <w:rFonts w:ascii="Times New Roman" w:hAnsi="Times New Roman" w:cs="Times New Roman"/>
-              </w:rPr>
-              <w:t xml:space="preserve">70% in Advance along with Purchase Order </w:t>
-            </w:r>
-          </w:p>
-          <w:p>
-            <w:pPr>
-              <w:rPr>
-                <w:rFonts w:ascii="Times New Roman" w:hAnsi="Times New Roman" w:cs="Times New Roman"/>
-              </w:rPr>
-            </w:pPr>
-            <w:r>
-              <w:rPr>
-                <w:rFonts w:ascii="Times New Roman" w:hAnsi="Times New Roman" w:cs="Times New Roman"/>
-              </w:rPr>
-              <w:t>20% on implementation</w:t>
-            </w:r>
-          </w:p>
-          <w:p>
-            <w:pPr>
-              <w:rPr>
-                <w:rFonts w:ascii="Times New Roman" w:hAnsi="Times New Roman" w:cs="Times New Roman"/>
-              </w:rPr>
-            </w:pPr>
-            <w:r>
-              <w:rPr>
-                <w:rFonts w:ascii="Times New Roman" w:hAnsi="Times New Roman" w:cs="Times New Roman"/>
-              </w:rPr>
-              <w:t>10% against GO LIVE or One Month from comple</w:t>
-            </w:r>
-            <w:r>
-              <w:rPr>
-                <w:rFonts w:ascii="Times New Roman" w:hAnsi="Times New Roman" w:cs="Times New Roman"/>
-              </w:rPr>
-              <w:t>ti</w:t>
-            </w:r>
-            <w:r>
-              <w:rPr>
-                <w:rFonts w:ascii="Times New Roman" w:hAnsi="Times New Roman" w:cs="Times New Roman"/>
-              </w:rPr>
-              <w:t>on of implementa</w:t>
-            </w:r>
-            <w:r>
-              <w:rPr>
-                <w:rFonts w:ascii="Times New Roman" w:hAnsi="Times New Roman" w:cs="Times New Roman"/>
-              </w:rPr>
-              <w:t>ti</w:t>
-            </w:r>
-            <w:r>
-              <w:rPr>
-                <w:rFonts w:ascii="Times New Roman" w:hAnsi="Times New Roman" w:cs="Times New Roman"/>
-              </w:rPr>
-              <w:t>on.</w:t>
-            </w:r>
-          </w:p>
-        </w:tc>
-        <w:tc>
-          <w:tcPr>
-            <w:tcW w:w="3141" w:type="dxa"/>
+              <w:t xml:space="preserve">The License renewal would be required to be done every Year These renewal fees will facilitate to have the Product Upgrades, which would cover improvements, bug fixes, and changes in AIAG VDA compliances. </w:t>
+            </w:r>
+          </w:p>
+          <w:p>
+            <w:pPr>
+              <w:rPr>
+                <w:rFonts w:ascii="Times New Roman" w:hAnsi="Times New Roman" w:cs="Times New Roman"/>
+              </w:rPr>
+            </w:pPr>
+            <w:r>
+              <w:rPr>
+                <w:rFonts w:ascii="Times New Roman" w:hAnsi="Times New Roman" w:cs="Times New Roman"/>
+              </w:rPr>
+              <w:t xml:space="preserve">Support of 7 Man days is included in this price.  </w:t>
+            </w:r>
+          </w:p>
+        </w:tc>
+        <w:tc>
+          <w:tcPr>
+            <w:tcW w:w="2625" w:type="dxa"/>
             <w:shd w:val="clear" w:color="auto" w:fill="FFFFFF" w:themeFill="background1"/>
             <w:tcMar>
               <w:top w:w="80" w:type="dxa"/>
@@ -2169,6 +2101,31 @@
                 <w:rFonts w:ascii="Times New Roman" w:hAnsi="Times New Roman" w:cs="Times New Roman"/>
               </w:rPr>
             </w:pPr>
+            <w:r>
+              <w:rPr>
+                <w:rFonts w:ascii="Times New Roman" w:hAnsi="Times New Roman" w:cs="Times New Roman"/>
+              </w:rPr>
+              <w:t>{{MODULE_</w:t>
+            </w:r>
+            <w:r>
+              <w:rPr>
+                <w:rFonts w:ascii="Times New Roman" w:hAnsi="Times New Roman" w:cs="Times New Roman"/>
+              </w:rPr>
+              <w:t>NAME</w:t>
+            </w:r>
+            <w:r>
+              <w:rPr>
+                <w:rFonts w:ascii="Times New Roman" w:hAnsi="Times New Roman" w:cs="Times New Roman"/>
+              </w:rPr>
+              <w:t>}}</w:t>
+            </w:r>
+          </w:p>
+          <w:p>
+            <w:pPr>
+              <w:rPr>
+                <w:rFonts w:ascii="Times New Roman" w:hAnsi="Times New Roman" w:cs="Times New Roman"/>
+              </w:rPr>
+            </w:pPr>
           </w:p>
         </w:tc>
       </w:tr>
@@ -2178,7 +2135,7 @@
         </w:trPr>
         <w:tc>
           <w:tcPr>
-            <w:tcW w:w="988" w:type="dxa"/>
+            <w:tcW w:w="1007" w:type="dxa"/>
             <w:shd w:val="clear" w:color="auto" w:fill="FFFFFF" w:themeFill="background1"/>
             <w:tcMar>
               <w:top w:w="80" w:type="dxa"/>
@@ -2197,13 +2154,13 @@
               <w:rPr>
                 <w:rFonts w:ascii="Times New Roman" w:hAnsi="Times New Roman" w:cs="Times New Roman"/>
               </w:rPr>
-              <w:t>6</w:t>
-            </w:r>
-          </w:p>
-        </w:tc>
-        <w:tc>
-          <w:tcPr>
-            <w:tcW w:w="5670" w:type="dxa"/>
+              <w:t>4</w:t>
+            </w:r>
+          </w:p>
+        </w:tc>
+        <w:tc>
+          <w:tcPr>
+            <w:tcW w:w="6360" w:type="dxa"/>
             <w:shd w:val="clear" w:color="auto" w:fill="FFFFFF" w:themeFill="background1"/>
             <w:tcMar>
               <w:top w:w="80" w:type="dxa"/>
@@ -2222,13 +2179,13 @@
               <w:rPr>
                 <w:rFonts w:ascii="Times New Roman" w:hAnsi="Times New Roman" w:cs="Times New Roman"/>
               </w:rPr>
-              <w:t>Support Level</w:t>
-            </w:r>
-          </w:p>
-        </w:tc>
-        <w:tc>
-          <w:tcPr>
-            <w:tcW w:w="3141" w:type="dxa"/>
+              <w:t>Support Services</w:t>
+            </w:r>
+          </w:p>
+        </w:tc>
+        <w:tc>
+          <w:tcPr>
+            <w:tcW w:w="2625" w:type="dxa"/>
             <w:shd w:val="clear" w:color="auto" w:fill="FFFFFF" w:themeFill="background1"/>
             <w:tcMar>
               <w:top w:w="80" w:type="dxa"/>
@@ -2243,6 +2200,12 @@
                 <w:rFonts w:ascii="Times New Roman" w:hAnsi="Times New Roman" w:cs="Times New Roman"/>
               </w:rPr>
             </w:pPr>
+            <w:r>
+              <w:rPr>
+                <w:rFonts w:ascii="Times New Roman" w:hAnsi="Times New Roman" w:cs="Times New Roman"/>
+              </w:rPr>
+              <w:t>8000 per Man Day</w:t>
+            </w:r>
           </w:p>
         </w:tc>
       </w:tr>
@@ -2252,7 +2215,7 @@
         </w:trPr>
         <w:tc>
           <w:tcPr>
-            <w:tcW w:w="988" w:type="dxa"/>
+            <w:tcW w:w="1007" w:type="dxa"/>
             <w:shd w:val="clear" w:color="auto" w:fill="FFFFFF" w:themeFill="background1"/>
             <w:tcMar>
               <w:top w:w="80" w:type="dxa"/>
@@ -2267,11 +2230,17 @@
                 <w:rFonts w:ascii="Times New Roman" w:hAnsi="Times New Roman" w:cs="Times New Roman"/>
               </w:rPr>
             </w:pPr>
-          </w:p>
-        </w:tc>
-        <w:tc>
-          <w:tcPr>
-            <w:tcW w:w="5670" w:type="dxa"/>
+            <w:r>
+              <w:rPr>
+                <w:rFonts w:ascii="Times New Roman" w:hAnsi="Times New Roman" w:cs="Times New Roman"/>
+              </w:rPr>
+              <w:t xml:space="preserve"> 4.1</w:t>
+            </w:r>
+          </w:p>
+        </w:tc>
+        <w:tc>
+          <w:tcPr>
+            <w:tcW w:w="6360" w:type="dxa"/>
             <w:shd w:val="clear" w:color="auto" w:fill="FFFFFF" w:themeFill="background1"/>
             <w:tcMar>
               <w:top w:w="80" w:type="dxa"/>
@@ -2290,48 +2259,27 @@
               <w:rPr>
                 <w:rFonts w:ascii="Times New Roman" w:hAnsi="Times New Roman" w:cs="Times New Roman"/>
               </w:rPr>
-              <w:t>L1: Telephone Support</w:t>
-            </w:r>
-            <w:r>
-              <w:rPr>
-                <w:rFonts w:ascii="Times New Roman" w:hAnsi="Times New Roman" w:cs="Times New Roman"/>
-                <w:b/>
-                <w:bCs/>
-              </w:rPr>
-              <w:t xml:space="preserve"> </w:t>
-            </w:r>
-            <w:r>
-              <w:rPr>
-                <w:rFonts w:ascii="Times New Roman" w:hAnsi="Times New Roman" w:cs="Times New Roman"/>
-                <w:b/>
-                <w:bCs/>
-              </w:rPr>
-              <w:t>–</w:t>
-            </w:r>
-            <w:r>
-              <w:rPr>
-                <w:rFonts w:ascii="Times New Roman" w:hAnsi="Times New Roman" w:cs="Times New Roman"/>
-              </w:rPr>
-              <w:t xml:space="preserve"> </w:t>
-            </w:r>
-          </w:p>
-          <w:p>
-            <w:pPr>
-              <w:rPr>
-                <w:rFonts w:ascii="Times New Roman" w:hAnsi="Times New Roman" w:cs="Times New Roman"/>
-              </w:rPr>
-            </w:pPr>
-            <w:r>
-              <w:rPr>
-                <w:rFonts w:ascii="Times New Roman" w:hAnsi="Times New Roman" w:cs="Times New Roman"/>
-              </w:rPr>
-              <w:t>Queries, understanding a feature, problem solving, etc.</w:t>
-            </w:r>
-          </w:p>
-        </w:tc>
-        <w:tc>
-          <w:tcPr>
-            <w:tcW w:w="3141" w:type="dxa"/>
+              <w:t xml:space="preserve">First Year - These Services start a er 1 Month from start of Go Live. Subsequent Years – A er </w:t>
+            </w:r>
+            <w:proofErr w:type="spellStart"/>
+            <w:r>
+              <w:rPr>
+                <w:rFonts w:ascii="Times New Roman" w:hAnsi="Times New Roman" w:cs="Times New Roman"/>
+              </w:rPr>
+              <w:t>comple</w:t>
+            </w:r>
+            <w:proofErr w:type="spellEnd"/>
+            <w:r>
+              <w:rPr>
+                <w:rFonts w:ascii="Times New Roman" w:hAnsi="Times New Roman" w:cs="Times New Roman"/>
+              </w:rPr>
+              <w:t xml:space="preserve"> on of 7 Man Days</w:t>
+            </w:r>
+          </w:p>
+        </w:tc>
+        <w:tc>
+          <w:tcPr>
+            <w:tcW w:w="2625" w:type="dxa"/>
             <w:shd w:val="clear" w:color="auto" w:fill="FFFFFF" w:themeFill="background1"/>
             <w:tcMar>
               <w:top w:w="80" w:type="dxa"/>
@@ -2342,31 +2290,10 @@
           </w:tcPr>
           <w:p>
             <w:pPr>
-              <w:spacing w:line="259" w:lineRule="auto"/>
-              <w:ind w:left="1"/>
-              <w:rPr>
-                <w:rFonts w:ascii="Times New Roman" w:hAnsi="Times New Roman" w:cs="Times New Roman"/>
-              </w:rPr>
-            </w:pPr>
-            <w:r>
-              <w:rPr>
-                <w:rFonts w:ascii="Times New Roman" w:hAnsi="Times New Roman" w:cs="Times New Roman"/>
-              </w:rPr>
-              <w:t xml:space="preserve">Chargeable  </w:t>
-            </w:r>
-          </w:p>
-          <w:p>
-            <w:pPr>
-              <w:rPr>
-                <w:rFonts w:ascii="Times New Roman" w:hAnsi="Times New Roman" w:cs="Times New Roman"/>
-              </w:rPr>
-            </w:pPr>
-            <w:r>
-              <w:rPr>
-                <w:rFonts w:ascii="Times New Roman" w:hAnsi="Times New Roman" w:cs="Times New Roman"/>
-              </w:rPr>
-              <w:t>As per Sr. No. 4</w:t>
-            </w:r>
+              <w:rPr>
+                <w:rFonts w:ascii="Times New Roman" w:hAnsi="Times New Roman" w:cs="Times New Roman"/>
+              </w:rPr>
+            </w:pPr>
           </w:p>
         </w:tc>
       </w:tr>
@@ -2376,7 +2303,7 @@
         </w:trPr>
         <w:tc>
           <w:tcPr>
-            <w:tcW w:w="988" w:type="dxa"/>
+            <w:tcW w:w="1007" w:type="dxa"/>
             <w:shd w:val="clear" w:color="auto" w:fill="FFFFFF" w:themeFill="background1"/>
             <w:tcMar>
               <w:top w:w="80" w:type="dxa"/>
@@ -2391,11 +2318,17 @@
                 <w:rFonts w:ascii="Times New Roman" w:hAnsi="Times New Roman" w:cs="Times New Roman"/>
               </w:rPr>
             </w:pPr>
-          </w:p>
-        </w:tc>
-        <w:tc>
-          <w:tcPr>
-            <w:tcW w:w="5670" w:type="dxa"/>
+            <w:r>
+              <w:rPr>
+                <w:rFonts w:ascii="Times New Roman" w:hAnsi="Times New Roman" w:cs="Times New Roman"/>
+              </w:rPr>
+              <w:t>5</w:t>
+            </w:r>
+          </w:p>
+        </w:tc>
+        <w:tc>
+          <w:tcPr>
+            <w:tcW w:w="6360" w:type="dxa"/>
             <w:shd w:val="clear" w:color="auto" w:fill="FFFFFF" w:themeFill="background1"/>
             <w:tcMar>
               <w:top w:w="80" w:type="dxa"/>
@@ -2414,48 +2347,13 @@
               <w:rPr>
                 <w:rFonts w:ascii="Times New Roman" w:hAnsi="Times New Roman" w:cs="Times New Roman"/>
               </w:rPr>
-              <w:t>L2: Bugs</w:t>
-            </w:r>
-            <w:r>
-              <w:rPr>
-                <w:rFonts w:ascii="Times New Roman" w:hAnsi="Times New Roman" w:cs="Times New Roman"/>
-                <w:b/>
-                <w:bCs/>
-              </w:rPr>
-              <w:t xml:space="preserve"> </w:t>
-            </w:r>
-            <w:r>
-              <w:rPr>
-                <w:rFonts w:ascii="Times New Roman" w:hAnsi="Times New Roman" w:cs="Times New Roman"/>
-                <w:b/>
-                <w:bCs/>
-              </w:rPr>
-              <w:t>–</w:t>
-            </w:r>
-          </w:p>
-          <w:p>
-            <w:pPr>
-              <w:rPr>
-                <w:rFonts w:ascii="Times New Roman" w:hAnsi="Times New Roman" w:cs="Times New Roman"/>
-              </w:rPr>
-            </w:pPr>
-            <w:r>
-              <w:rPr>
-                <w:rFonts w:ascii="Times New Roman" w:hAnsi="Times New Roman" w:cs="Times New Roman"/>
-              </w:rPr>
-              <w:t xml:space="preserve">Bugs </w:t>
-            </w:r>
-            <w:r>
-              <w:rPr>
-                <w:rFonts w:ascii="Times New Roman" w:hAnsi="Times New Roman" w:cs="Times New Roman"/>
-              </w:rPr>
-              <w:t>Identified by you or by BlechTek Software Solutions LLP.</w:t>
-            </w:r>
-          </w:p>
-        </w:tc>
-        <w:tc>
-          <w:tcPr>
-            <w:tcW w:w="3141" w:type="dxa"/>
+              <w:t>Payment Terms</w:t>
+            </w:r>
+          </w:p>
+        </w:tc>
+        <w:tc>
+          <w:tcPr>
+            <w:tcW w:w="2625" w:type="dxa"/>
             <w:shd w:val="clear" w:color="auto" w:fill="FFFFFF" w:themeFill="background1"/>
             <w:tcMar>
               <w:top w:w="80" w:type="dxa"/>
@@ -2470,12 +2368,6 @@
                 <w:rFonts w:ascii="Times New Roman" w:hAnsi="Times New Roman" w:cs="Times New Roman"/>
               </w:rPr>
             </w:pPr>
-            <w:r>
-              <w:rPr>
-                <w:rFonts w:ascii="Times New Roman" w:hAnsi="Times New Roman" w:cs="Times New Roman"/>
-              </w:rPr>
-              <w:t>Free, under License Fee Renewal</w:t>
-            </w:r>
           </w:p>
         </w:tc>
       </w:tr>
@@ -2485,7 +2377,7 @@
         </w:trPr>
         <w:tc>
           <w:tcPr>
-            <w:tcW w:w="988" w:type="dxa"/>
+            <w:tcW w:w="1007" w:type="dxa"/>
             <w:shd w:val="clear" w:color="auto" w:fill="FFFFFF" w:themeFill="background1"/>
             <w:tcMar>
               <w:top w:w="80" w:type="dxa"/>
@@ -2500,11 +2392,17 @@
                 <w:rFonts w:ascii="Times New Roman" w:hAnsi="Times New Roman" w:cs="Times New Roman"/>
               </w:rPr>
             </w:pPr>
-          </w:p>
-        </w:tc>
-        <w:tc>
-          <w:tcPr>
-            <w:tcW w:w="5670" w:type="dxa"/>
+            <w:r>
+              <w:rPr>
+                <w:rFonts w:ascii="Times New Roman" w:hAnsi="Times New Roman" w:cs="Times New Roman"/>
+              </w:rPr>
+              <w:t xml:space="preserve"> 5.1</w:t>
+            </w:r>
+          </w:p>
+        </w:tc>
+        <w:tc>
+          <w:tcPr>
+            <w:tcW w:w="6360" w:type="dxa"/>
             <w:shd w:val="clear" w:color="auto" w:fill="FFFFFF" w:themeFill="background1"/>
             <w:tcMar>
               <w:top w:w="80" w:type="dxa"/>
@@ -2523,41 +2421,13 @@
               <w:rPr>
                 <w:rFonts w:ascii="Times New Roman" w:hAnsi="Times New Roman" w:cs="Times New Roman"/>
               </w:rPr>
-              <w:t>L3: Customer Specific Enhancements</w:t>
-            </w:r>
-            <w:r>
-              <w:rPr>
-                <w:rFonts w:ascii="Times New Roman" w:hAnsi="Times New Roman" w:cs="Times New Roman"/>
-                <w:b/>
-                <w:bCs/>
-              </w:rPr>
-              <w:t xml:space="preserve"> –</w:t>
-            </w:r>
-            <w:r>
-              <w:rPr>
-                <w:rFonts w:ascii="Times New Roman" w:hAnsi="Times New Roman" w:cs="Times New Roman"/>
-              </w:rPr>
-              <w:t xml:space="preserve"> </w:t>
-            </w:r>
-          </w:p>
-          <w:p>
-            <w:pPr>
-              <w:rPr>
-                <w:rFonts w:ascii="Times New Roman" w:hAnsi="Times New Roman" w:cs="Times New Roman"/>
-              </w:rPr>
-            </w:pPr>
-            <w:r>
-              <w:rPr>
-                <w:rFonts w:ascii="Times New Roman" w:hAnsi="Times New Roman" w:cs="Times New Roman"/>
-              </w:rPr>
-              <w:lastRenderedPageBreak/>
-              <w:t>New/Change in Document Prin ng format, New/Changes in Reports, New/Change in Reports</w:t>
-            </w:r>
-          </w:p>
-        </w:tc>
-        <w:tc>
-          <w:tcPr>
-            <w:tcW w:w="3141" w:type="dxa"/>
+              <w:t xml:space="preserve">70% in Advance along with Purchase Order </w:t>
+            </w:r>
+          </w:p>
+        </w:tc>
+        <w:tc>
+          <w:tcPr>
+            <w:tcW w:w="2625" w:type="dxa"/>
             <w:shd w:val="clear" w:color="auto" w:fill="FFFFFF" w:themeFill="background1"/>
             <w:tcMar>
               <w:top w:w="80" w:type="dxa"/>
@@ -2568,32 +2438,10 @@
           </w:tcPr>
           <w:p>
             <w:pPr>
-              <w:spacing w:line="259" w:lineRule="auto"/>
-              <w:ind w:left="1"/>
-              <w:rPr>
-                <w:rFonts w:ascii="Times New Roman" w:hAnsi="Times New Roman" w:cs="Times New Roman"/>
-              </w:rPr>
-            </w:pPr>
-            <w:r>
-              <w:rPr>
-                <w:rFonts w:ascii="Times New Roman" w:hAnsi="Times New Roman" w:cs="Times New Roman"/>
-              </w:rPr>
-              <w:lastRenderedPageBreak/>
-              <w:t xml:space="preserve">Chargeable  </w:t>
-            </w:r>
-          </w:p>
-          <w:p>
-            <w:pPr>
-              <w:rPr>
-                <w:rFonts w:ascii="Times New Roman" w:hAnsi="Times New Roman" w:cs="Times New Roman"/>
-              </w:rPr>
-            </w:pPr>
-            <w:r>
-              <w:rPr>
-                <w:rFonts w:ascii="Times New Roman" w:hAnsi="Times New Roman" w:cs="Times New Roman"/>
-              </w:rPr>
-              <w:t>As per Sr. No. 4</w:t>
-            </w:r>
+              <w:rPr>
+                <w:rFonts w:ascii="Times New Roman" w:hAnsi="Times New Roman" w:cs="Times New Roman"/>
+              </w:rPr>
+            </w:pPr>
           </w:p>
         </w:tc>
       </w:tr>
@@ -2603,7 +2451,7 @@
         </w:trPr>
         <w:tc>
           <w:tcPr>
-            <w:tcW w:w="988" w:type="dxa"/>
+            <w:tcW w:w="1007" w:type="dxa"/>
             <w:shd w:val="clear" w:color="auto" w:fill="FFFFFF" w:themeFill="background1"/>
             <w:tcMar>
               <w:top w:w="80" w:type="dxa"/>
@@ -2618,11 +2466,17 @@
                 <w:rFonts w:ascii="Times New Roman" w:hAnsi="Times New Roman" w:cs="Times New Roman"/>
               </w:rPr>
             </w:pPr>
-          </w:p>
-        </w:tc>
-        <w:tc>
-          <w:tcPr>
-            <w:tcW w:w="5670" w:type="dxa"/>
+            <w:r>
+              <w:rPr>
+                <w:rFonts w:ascii="Times New Roman" w:hAnsi="Times New Roman" w:cs="Times New Roman"/>
+              </w:rPr>
+              <w:t xml:space="preserve"> 5.2</w:t>
+            </w:r>
+          </w:p>
+        </w:tc>
+        <w:tc>
+          <w:tcPr>
+            <w:tcW w:w="6360" w:type="dxa"/>
             <w:shd w:val="clear" w:color="auto" w:fill="FFFFFF" w:themeFill="background1"/>
             <w:tcMar>
               <w:top w:w="80" w:type="dxa"/>
@@ -2641,52 +2495,25 @@
               <w:rPr>
                 <w:rFonts w:ascii="Times New Roman" w:hAnsi="Times New Roman" w:cs="Times New Roman"/>
               </w:rPr>
-              <w:t>L4: Product Upgrade</w:t>
-            </w:r>
-            <w:r>
-              <w:rPr>
-                <w:rFonts w:ascii="Times New Roman" w:hAnsi="Times New Roman" w:cs="Times New Roman"/>
-                <w:b/>
-                <w:bCs/>
-              </w:rPr>
-              <w:t xml:space="preserve"> –</w:t>
-            </w:r>
-            <w:r>
-              <w:rPr>
-                <w:rFonts w:ascii="Times New Roman" w:hAnsi="Times New Roman" w:cs="Times New Roman"/>
-              </w:rPr>
-              <w:t xml:space="preserve"> </w:t>
-            </w:r>
-          </w:p>
-          <w:p>
-            <w:pPr>
-              <w:rPr>
-                <w:rFonts w:ascii="Times New Roman" w:hAnsi="Times New Roman" w:cs="Times New Roman"/>
-              </w:rPr>
-            </w:pPr>
-            <w:r>
-              <w:rPr>
-                <w:rFonts w:ascii="Times New Roman" w:hAnsi="Times New Roman" w:cs="Times New Roman"/>
-              </w:rPr>
-              <w:t>Product Upgrade as done by BlechTek So ware Solu</w:t>
-            </w:r>
-            <w:r>
-              <w:rPr>
-                <w:rFonts w:ascii="Times New Roman" w:hAnsi="Times New Roman" w:cs="Times New Roman"/>
-              </w:rPr>
-              <w:t>ti</w:t>
-            </w:r>
-            <w:r>
-              <w:rPr>
-                <w:rFonts w:ascii="Times New Roman" w:hAnsi="Times New Roman" w:cs="Times New Roman"/>
-              </w:rPr>
-              <w:t xml:space="preserve">ons LLP on their own  </w:t>
-            </w:r>
-          </w:p>
-        </w:tc>
-        <w:tc>
-          <w:tcPr>
-            <w:tcW w:w="3141" w:type="dxa"/>
+              <w:t xml:space="preserve">20% on </w:t>
+            </w:r>
+            <w:r>
+              <w:rPr>
+                <w:rFonts w:ascii="Times New Roman" w:hAnsi="Times New Roman" w:cs="Times New Roman"/>
+              </w:rPr>
+              <w:t>I</w:t>
+            </w:r>
+            <w:r>
+              <w:rPr>
+                <w:rFonts w:ascii="Times New Roman" w:hAnsi="Times New Roman" w:cs="Times New Roman"/>
+              </w:rPr>
+              <w:t>mplementation</w:t>
+            </w:r>
+          </w:p>
+        </w:tc>
+        <w:tc>
+          <w:tcPr>
+            <w:tcW w:w="2625" w:type="dxa"/>
             <w:shd w:val="clear" w:color="auto" w:fill="FFFFFF" w:themeFill="background1"/>
             <w:tcMar>
               <w:top w:w="80" w:type="dxa"/>
@@ -2701,24 +2528,6 @@
                 <w:rFonts w:ascii="Times New Roman" w:hAnsi="Times New Roman" w:cs="Times New Roman"/>
               </w:rPr>
             </w:pPr>
-            <w:r>
-              <w:rPr>
-                <w:rFonts w:ascii="Times New Roman" w:hAnsi="Times New Roman" w:cs="Times New Roman"/>
-              </w:rPr>
-              <w:t>Free, under License Fee</w:t>
-            </w:r>
-            <w:r>
-              <w:rPr>
-                <w:rFonts w:ascii="Times New Roman" w:hAnsi="Times New Roman" w:cs="Times New Roman"/>
-              </w:rPr>
-              <w:t>`</w:t>
-            </w:r>
-            <w:r>
-              <w:rPr>
-                <w:rFonts w:ascii="Times New Roman" w:hAnsi="Times New Roman" w:cs="Times New Roman"/>
-              </w:rPr>
-              <w:t xml:space="preserve"> Renewal</w:t>
-            </w:r>
           </w:p>
         </w:tc>
       </w:tr>
@@ -2728,7 +2537,7 @@
         </w:trPr>
         <w:tc>
           <w:tcPr>
-            <w:tcW w:w="988" w:type="dxa"/>
+            <w:tcW w:w="1007" w:type="dxa"/>
             <w:shd w:val="clear" w:color="auto" w:fill="FFFFFF" w:themeFill="background1"/>
             <w:tcMar>
               <w:top w:w="80" w:type="dxa"/>
@@ -2743,11 +2552,17 @@
                 <w:rFonts w:ascii="Times New Roman" w:hAnsi="Times New Roman" w:cs="Times New Roman"/>
               </w:rPr>
             </w:pPr>
-          </w:p>
-        </w:tc>
-        <w:tc>
-          <w:tcPr>
-            <w:tcW w:w="5670" w:type="dxa"/>
+            <w:r>
+              <w:rPr>
+                <w:rFonts w:ascii="Times New Roman" w:hAnsi="Times New Roman" w:cs="Times New Roman"/>
+              </w:rPr>
+              <w:t xml:space="preserve"> 5.3</w:t>
+            </w:r>
+          </w:p>
+        </w:tc>
+        <w:tc>
+          <w:tcPr>
+            <w:tcW w:w="6360" w:type="dxa"/>
             <w:shd w:val="clear" w:color="auto" w:fill="FFFFFF" w:themeFill="background1"/>
             <w:tcMar>
               <w:top w:w="80" w:type="dxa"/>
@@ -2766,34 +2581,13 @@
               <w:rPr>
                 <w:rFonts w:ascii="Times New Roman" w:hAnsi="Times New Roman" w:cs="Times New Roman"/>
               </w:rPr>
-              <w:t>L5: Implementation</w:t>
-            </w:r>
-            <w:r>
-              <w:rPr>
-                <w:rFonts w:ascii="Times New Roman" w:hAnsi="Times New Roman" w:cs="Times New Roman"/>
-                <w:b/>
-                <w:bCs/>
-              </w:rPr>
-              <w:t xml:space="preserve"> –</w:t>
-            </w:r>
-          </w:p>
-          <w:p>
-            <w:pPr>
-              <w:rPr>
-                <w:rFonts w:ascii="Times New Roman" w:hAnsi="Times New Roman" w:cs="Times New Roman"/>
-              </w:rPr>
-            </w:pPr>
-            <w:r>
-              <w:rPr>
-                <w:rFonts w:ascii="Times New Roman" w:hAnsi="Times New Roman" w:cs="Times New Roman"/>
-              </w:rPr>
-              <w:t>Master updation, new feature implementation.</w:t>
-            </w:r>
-          </w:p>
-        </w:tc>
-        <w:tc>
-          <w:tcPr>
-            <w:tcW w:w="3141" w:type="dxa"/>
+              <w:t>10% against GO LIVE or One Month from completion of implementation.</w:t>
+            </w:r>
+          </w:p>
+        </w:tc>
+        <w:tc>
+          <w:tcPr>
+            <w:tcW w:w="2625" w:type="dxa"/>
             <w:shd w:val="clear" w:color="auto" w:fill="FFFFFF" w:themeFill="background1"/>
             <w:tcMar>
               <w:top w:w="80" w:type="dxa"/>
@@ -2808,25 +2602,6 @@
                 <w:rFonts w:ascii="Times New Roman" w:hAnsi="Times New Roman" w:cs="Times New Roman"/>
               </w:rPr>
             </w:pPr>
-            <w:r>
-              <w:rPr>
-                <w:rFonts w:ascii="Times New Roman" w:hAnsi="Times New Roman" w:cs="Times New Roman"/>
-              </w:rPr>
-              <w:t xml:space="preserve">Chargeable  </w:t>
-            </w:r>
-          </w:p>
-          <w:p>
-            <w:pPr>
-              <w:rPr>
-                <w:rFonts w:ascii="Times New Roman" w:hAnsi="Times New Roman" w:cs="Times New Roman"/>
-              </w:rPr>
-            </w:pPr>
-            <w:r>
-              <w:rPr>
-                <w:rFonts w:ascii="Times New Roman" w:hAnsi="Times New Roman" w:cs="Times New Roman"/>
-              </w:rPr>
-              <w:t>As per Sr. No. 4</w:t>
-            </w:r>
           </w:p>
         </w:tc>
       </w:tr>
@@ -2836,7 +2611,7 @@
         </w:trPr>
         <w:tc>
           <w:tcPr>
-            <w:tcW w:w="988" w:type="dxa"/>
+            <w:tcW w:w="1007" w:type="dxa"/>
             <w:shd w:val="clear" w:color="auto" w:fill="FFFFFF" w:themeFill="background1"/>
             <w:tcMar>
               <w:top w:w="80" w:type="dxa"/>
@@ -2855,13 +2630,14 @@
               <w:rPr>
                 <w:rFonts w:ascii="Times New Roman" w:hAnsi="Times New Roman" w:cs="Times New Roman"/>
               </w:rPr>
-              <w:t>7</w:t>
-            </w:r>
-          </w:p>
-        </w:tc>
-        <w:tc>
-          <w:tcPr>
-            <w:tcW w:w="5670" w:type="dxa"/>
+              <w:lastRenderedPageBreak/>
+              <w:t>6</w:t>
+            </w:r>
+          </w:p>
+        </w:tc>
+        <w:tc>
+          <w:tcPr>
+            <w:tcW w:w="6360" w:type="dxa"/>
             <w:shd w:val="clear" w:color="auto" w:fill="FFFFFF" w:themeFill="background1"/>
             <w:tcMar>
               <w:top w:w="80" w:type="dxa"/>
@@ -2880,13 +2656,13 @@
               <w:rPr>
                 <w:rFonts w:ascii="Times New Roman" w:hAnsi="Times New Roman" w:cs="Times New Roman"/>
               </w:rPr>
-              <w:t>Taxes</w:t>
-            </w:r>
-          </w:p>
-        </w:tc>
-        <w:tc>
-          <w:tcPr>
-            <w:tcW w:w="3141" w:type="dxa"/>
+              <w:t>Support Level</w:t>
+            </w:r>
+          </w:p>
+        </w:tc>
+        <w:tc>
+          <w:tcPr>
+            <w:tcW w:w="2625" w:type="dxa"/>
             <w:shd w:val="clear" w:color="auto" w:fill="FFFFFF" w:themeFill="background1"/>
             <w:tcMar>
               <w:top w:w="80" w:type="dxa"/>
@@ -2901,6 +2677,680 @@
                 <w:rFonts w:ascii="Times New Roman" w:hAnsi="Times New Roman" w:cs="Times New Roman"/>
               </w:rPr>
             </w:pPr>
+          </w:p>
+        </w:tc>
+      </w:tr>
+      <w:tr>
+        <w:trPr>
+          <w:trHeight w:val="20"/>
+        </w:trPr>
+        <w:tc>
+          <w:tcPr>
+            <w:tcW w:w="1007" w:type="dxa"/>
+            <w:shd w:val="clear" w:color="auto" w:fill="FFFFFF" w:themeFill="background1"/>
+            <w:tcMar>
+              <w:top w:w="80" w:type="dxa"/>
+              <w:left w:w="120" w:type="dxa"/>
+              <w:bottom w:w="80" w:type="dxa"/>
+              <w:right w:w="120" w:type="dxa"/>
+            </w:tcMar>
+          </w:tcPr>
+          <w:p>
+            <w:pPr>
+              <w:rPr>
+                <w:rFonts w:ascii="Times New Roman" w:hAnsi="Times New Roman" w:cs="Times New Roman"/>
+              </w:rPr>
+            </w:pPr>
+            <w:r>
+              <w:rPr>
+                <w:rFonts w:ascii="Times New Roman" w:hAnsi="Times New Roman" w:cs="Times New Roman"/>
+              </w:rPr>
+              <w:t xml:space="preserve"> 6.1</w:t>
+            </w:r>
+          </w:p>
+        </w:tc>
+        <w:tc>
+          <w:tcPr>
+            <w:tcW w:w="6360" w:type="dxa"/>
+            <w:shd w:val="clear" w:color="auto" w:fill="FFFFFF" w:themeFill="background1"/>
+            <w:tcMar>
+              <w:top w:w="80" w:type="dxa"/>
+              <w:left w:w="120" w:type="dxa"/>
+              <w:bottom w:w="80" w:type="dxa"/>
+              <w:right w:w="120" w:type="dxa"/>
+            </w:tcMar>
+          </w:tcPr>
+          <w:p>
+            <w:pPr>
+              <w:rPr>
+                <w:rFonts w:ascii="Times New Roman" w:hAnsi="Times New Roman" w:cs="Times New Roman"/>
+              </w:rPr>
+            </w:pPr>
+            <w:r>
+              <w:rPr>
+                <w:rFonts w:ascii="Times New Roman" w:hAnsi="Times New Roman" w:cs="Times New Roman"/>
+              </w:rPr>
+              <w:t>L1: Telephone Support</w:t>
+            </w:r>
+            <w:r>
+              <w:rPr>
+                <w:rFonts w:ascii="Times New Roman" w:hAnsi="Times New Roman" w:cs="Times New Roman"/>
+                <w:b/>
+                <w:bCs/>
+              </w:rPr>
+              <w:t xml:space="preserve"> </w:t>
+            </w:r>
+            <w:r>
+              <w:rPr>
+                <w:rFonts w:ascii="Times New Roman" w:hAnsi="Times New Roman" w:cs="Times New Roman"/>
+                <w:b/>
+                <w:bCs/>
+              </w:rPr>
+              <w:t>–</w:t>
+            </w:r>
+            <w:r>
+              <w:rPr>
+                <w:rFonts w:ascii="Times New Roman" w:hAnsi="Times New Roman" w:cs="Times New Roman"/>
+              </w:rPr>
+              <w:t xml:space="preserve"> </w:t>
+            </w:r>
+          </w:p>
+          <w:p>
+            <w:pPr>
+              <w:rPr>
+                <w:rFonts w:ascii="Times New Roman" w:hAnsi="Times New Roman" w:cs="Times New Roman"/>
+              </w:rPr>
+            </w:pPr>
+            <w:r>
+              <w:rPr>
+                <w:rFonts w:ascii="Times New Roman" w:hAnsi="Times New Roman" w:cs="Times New Roman"/>
+              </w:rPr>
+              <w:t>Queries, understanding a feature, problem solving, etc.</w:t>
+            </w:r>
+          </w:p>
+        </w:tc>
+        <w:tc>
+          <w:tcPr>
+            <w:tcW w:w="2625" w:type="dxa"/>
+            <w:shd w:val="clear" w:color="auto" w:fill="FFFFFF" w:themeFill="background1"/>
+            <w:tcMar>
+              <w:top w:w="80" w:type="dxa"/>
+              <w:left w:w="120" w:type="dxa"/>
+              <w:bottom w:w="80" w:type="dxa"/>
+              <w:right w:w="120" w:type="dxa"/>
+            </w:tcMar>
+          </w:tcPr>
+          <w:p>
+            <w:pPr>
+              <w:spacing w:line="259" w:lineRule="auto"/>
+              <w:ind w:left="1"/>
+              <w:rPr>
+                <w:rFonts w:ascii="Times New Roman" w:hAnsi="Times New Roman" w:cs="Times New Roman"/>
+              </w:rPr>
+            </w:pPr>
+            <w:r>
+              <w:rPr>
+                <w:rFonts w:ascii="Times New Roman" w:hAnsi="Times New Roman" w:cs="Times New Roman"/>
+              </w:rPr>
+              <w:t xml:space="preserve">Chargeable  </w:t>
+            </w:r>
+          </w:p>
+          <w:p>
+            <w:pPr>
+              <w:rPr>
+                <w:rFonts w:ascii="Times New Roman" w:hAnsi="Times New Roman" w:cs="Times New Roman"/>
+              </w:rPr>
+            </w:pPr>
+            <w:r>
+              <w:rPr>
+                <w:rFonts w:ascii="Times New Roman" w:hAnsi="Times New Roman" w:cs="Times New Roman"/>
+              </w:rPr>
+              <w:t>As per Sr. No. 4</w:t>
+            </w:r>
+          </w:p>
+        </w:tc>
+      </w:tr>
+      <w:tr>
+        <w:trPr>
+          <w:trHeight w:val="20"/>
+        </w:trPr>
+        <w:tc>
+          <w:tcPr>
+            <w:tcW w:w="1007" w:type="dxa"/>
+            <w:shd w:val="clear" w:color="auto" w:fill="FFFFFF" w:themeFill="background1"/>
+            <w:tcMar>
+              <w:top w:w="80" w:type="dxa"/>
+              <w:left w:w="120" w:type="dxa"/>
+              <w:bottom w:w="80" w:type="dxa"/>
+              <w:right w:w="120" w:type="dxa"/>
+            </w:tcMar>
+          </w:tcPr>
+          <w:p>
+            <w:pPr>
+              <w:rPr>
+                <w:rFonts w:ascii="Times New Roman" w:hAnsi="Times New Roman" w:cs="Times New Roman"/>
+              </w:rPr>
+            </w:pPr>
+            <w:r>
+              <w:rPr>
+                <w:rFonts w:ascii="Times New Roman" w:hAnsi="Times New Roman" w:cs="Times New Roman"/>
+              </w:rPr>
+              <w:t xml:space="preserve"> 6.2</w:t>
+            </w:r>
+          </w:p>
+        </w:tc>
+        <w:tc>
+          <w:tcPr>
+            <w:tcW w:w="6360" w:type="dxa"/>
+            <w:shd w:val="clear" w:color="auto" w:fill="FFFFFF" w:themeFill="background1"/>
+            <w:tcMar>
+              <w:top w:w="80" w:type="dxa"/>
+              <w:left w:w="120" w:type="dxa"/>
+              <w:bottom w:w="80" w:type="dxa"/>
+              <w:right w:w="120" w:type="dxa"/>
+            </w:tcMar>
+          </w:tcPr>
+          <w:p>
+            <w:pPr>
+              <w:rPr>
+                <w:rFonts w:ascii="Times New Roman" w:hAnsi="Times New Roman" w:cs="Times New Roman"/>
+              </w:rPr>
+            </w:pPr>
+            <w:r>
+              <w:rPr>
+                <w:rFonts w:ascii="Times New Roman" w:hAnsi="Times New Roman" w:cs="Times New Roman"/>
+              </w:rPr>
+              <w:t>L2: Bugs</w:t>
+            </w:r>
+            <w:r>
+              <w:rPr>
+                <w:rFonts w:ascii="Times New Roman" w:hAnsi="Times New Roman" w:cs="Times New Roman"/>
+                <w:b/>
+                <w:bCs/>
+              </w:rPr>
+              <w:t xml:space="preserve"> </w:t>
+            </w:r>
+            <w:r>
+              <w:rPr>
+                <w:rFonts w:ascii="Times New Roman" w:hAnsi="Times New Roman" w:cs="Times New Roman"/>
+                <w:b/>
+                <w:bCs/>
+              </w:rPr>
+              <w:t>–</w:t>
+            </w:r>
+          </w:p>
+          <w:p>
+            <w:pPr>
+              <w:rPr>
+                <w:rFonts w:ascii="Times New Roman" w:hAnsi="Times New Roman" w:cs="Times New Roman"/>
+              </w:rPr>
+            </w:pPr>
+            <w:r>
+              <w:rPr>
+                <w:rFonts w:ascii="Times New Roman" w:hAnsi="Times New Roman" w:cs="Times New Roman"/>
+              </w:rPr>
+              <w:t xml:space="preserve">Bugs </w:t>
+            </w:r>
+            <w:r>
+              <w:rPr>
+                <w:rFonts w:ascii="Times New Roman" w:hAnsi="Times New Roman" w:cs="Times New Roman"/>
+              </w:rPr>
+              <w:t>Identified by you or by BlechTek Software Solutions LLP.</w:t>
+            </w:r>
+          </w:p>
+        </w:tc>
+        <w:tc>
+          <w:tcPr>
+            <w:tcW w:w="2625" w:type="dxa"/>
+            <w:shd w:val="clear" w:color="auto" w:fill="FFFFFF" w:themeFill="background1"/>
+            <w:tcMar>
+              <w:top w:w="80" w:type="dxa"/>
+              <w:left w:w="120" w:type="dxa"/>
+              <w:bottom w:w="80" w:type="dxa"/>
+              <w:right w:w="120" w:type="dxa"/>
+            </w:tcMar>
+          </w:tcPr>
+          <w:p>
+            <w:pPr>
+              <w:rPr>
+                <w:rFonts w:ascii="Times New Roman" w:hAnsi="Times New Roman" w:cs="Times New Roman"/>
+              </w:rPr>
+            </w:pPr>
+            <w:r>
+              <w:rPr>
+                <w:rFonts w:ascii="Times New Roman" w:hAnsi="Times New Roman" w:cs="Times New Roman"/>
+              </w:rPr>
+              <w:t>Free, under License Fee Renewal</w:t>
+            </w:r>
+          </w:p>
+        </w:tc>
+      </w:tr>
+      <w:tr>
+        <w:trPr>
+          <w:trHeight w:val="20"/>
+        </w:trPr>
+        <w:tc>
+          <w:tcPr>
+            <w:tcW w:w="1007" w:type="dxa"/>
+            <w:shd w:val="clear" w:color="auto" w:fill="FFFFFF" w:themeFill="background1"/>
+            <w:tcMar>
+              <w:top w:w="80" w:type="dxa"/>
+              <w:left w:w="120" w:type="dxa"/>
+              <w:bottom w:w="80" w:type="dxa"/>
+              <w:right w:w="120" w:type="dxa"/>
+            </w:tcMar>
+          </w:tcPr>
+          <w:p>
+            <w:pPr>
+              <w:rPr>
+                <w:rFonts w:ascii="Times New Roman" w:hAnsi="Times New Roman" w:cs="Times New Roman"/>
+              </w:rPr>
+            </w:pPr>
+            <w:r>
+              <w:rPr>
+                <w:rFonts w:ascii="Times New Roman" w:hAnsi="Times New Roman" w:cs="Times New Roman"/>
+              </w:rPr>
+              <w:t xml:space="preserve"> 6.3</w:t>
+            </w:r>
+          </w:p>
+        </w:tc>
+        <w:tc>
+          <w:tcPr>
+            <w:tcW w:w="6360" w:type="dxa"/>
+            <w:shd w:val="clear" w:color="auto" w:fill="FFFFFF" w:themeFill="background1"/>
+            <w:tcMar>
+              <w:top w:w="80" w:type="dxa"/>
+              <w:left w:w="120" w:type="dxa"/>
+              <w:bottom w:w="80" w:type="dxa"/>
+              <w:right w:w="120" w:type="dxa"/>
+            </w:tcMar>
+          </w:tcPr>
+          <w:p>
+            <w:pPr>
+              <w:rPr>
+                <w:rFonts w:ascii="Times New Roman" w:hAnsi="Times New Roman" w:cs="Times New Roman"/>
+              </w:rPr>
+            </w:pPr>
+            <w:r>
+              <w:rPr>
+                <w:rFonts w:ascii="Times New Roman" w:hAnsi="Times New Roman" w:cs="Times New Roman"/>
+              </w:rPr>
+              <w:t>L3: Customer Specific Enhancements</w:t>
+            </w:r>
+            <w:r>
+              <w:rPr>
+                <w:rFonts w:ascii="Times New Roman" w:hAnsi="Times New Roman" w:cs="Times New Roman"/>
+                <w:b/>
+                <w:bCs/>
+              </w:rPr>
+              <w:t xml:space="preserve"> –</w:t>
+            </w:r>
+            <w:r>
+              <w:rPr>
+                <w:rFonts w:ascii="Times New Roman" w:hAnsi="Times New Roman" w:cs="Times New Roman"/>
+              </w:rPr>
+              <w:t xml:space="preserve"> </w:t>
+            </w:r>
+          </w:p>
+          <w:p>
+            <w:pPr>
+              <w:rPr>
+                <w:rFonts w:ascii="Times New Roman" w:hAnsi="Times New Roman" w:cs="Times New Roman"/>
+              </w:rPr>
+            </w:pPr>
+            <w:r>
+              <w:rPr>
+                <w:rFonts w:ascii="Times New Roman" w:hAnsi="Times New Roman" w:cs="Times New Roman"/>
+              </w:rPr>
+              <w:t>New/Change in Document Prin ng format, New/Changes in Reports, New/Change in Reports</w:t>
+            </w:r>
+          </w:p>
+        </w:tc>
+        <w:tc>
+          <w:tcPr>
+            <w:tcW w:w="2625" w:type="dxa"/>
+            <w:shd w:val="clear" w:color="auto" w:fill="FFFFFF" w:themeFill="background1"/>
+            <w:tcMar>
+              <w:top w:w="80" w:type="dxa"/>
+              <w:left w:w="120" w:type="dxa"/>
+              <w:bottom w:w="80" w:type="dxa"/>
+              <w:right w:w="120" w:type="dxa"/>
+            </w:tcMar>
+          </w:tcPr>
+          <w:p>
+            <w:pPr>
+              <w:spacing w:line="259" w:lineRule="auto"/>
+              <w:ind w:left="1"/>
+              <w:rPr>
+                <w:rFonts w:ascii="Times New Roman" w:hAnsi="Times New Roman" w:cs="Times New Roman"/>
+              </w:rPr>
+            </w:pPr>
+            <w:r>
+              <w:rPr>
+                <w:rFonts w:ascii="Times New Roman" w:hAnsi="Times New Roman" w:cs="Times New Roman"/>
+              </w:rPr>
+              <w:t xml:space="preserve">Chargeable  </w:t>
+            </w:r>
+          </w:p>
+          <w:p>
+            <w:pPr>
+              <w:rPr>
+                <w:rFonts w:ascii="Times New Roman" w:hAnsi="Times New Roman" w:cs="Times New Roman"/>
+              </w:rPr>
+            </w:pPr>
+            <w:r>
+              <w:rPr>
+                <w:rFonts w:ascii="Times New Roman" w:hAnsi="Times New Roman" w:cs="Times New Roman"/>
+              </w:rPr>
+              <w:t>As per Sr. No. 4</w:t>
+            </w:r>
+          </w:p>
+        </w:tc>
+      </w:tr>
+      <w:tr>
+        <w:trPr>
+          <w:trHeight w:val="20"/>
+        </w:trPr>
+        <w:tc>
+          <w:tcPr>
+            <w:tcW w:w="1007" w:type="dxa"/>
+            <w:shd w:val="clear" w:color="auto" w:fill="FFFFFF" w:themeFill="background1"/>
+            <w:tcMar>
+              <w:top w:w="80" w:type="dxa"/>
+              <w:left w:w="120" w:type="dxa"/>
+              <w:bottom w:w="80" w:type="dxa"/>
+              <w:right w:w="120" w:type="dxa"/>
+            </w:tcMar>
+          </w:tcPr>
+          <w:p>
+            <w:pPr>
+              <w:rPr>
+                <w:rFonts w:ascii="Times New Roman" w:hAnsi="Times New Roman" w:cs="Times New Roman"/>
+              </w:rPr>
+            </w:pPr>
+            <w:r>
+              <w:rPr>
+                <w:rFonts w:ascii="Times New Roman" w:hAnsi="Times New Roman" w:cs="Times New Roman"/>
+              </w:rPr>
+              <w:t xml:space="preserve"> 6.4</w:t>
+            </w:r>
+          </w:p>
+        </w:tc>
+        <w:tc>
+          <w:tcPr>
+            <w:tcW w:w="6360" w:type="dxa"/>
+            <w:shd w:val="clear" w:color="auto" w:fill="FFFFFF" w:themeFill="background1"/>
+            <w:tcMar>
+              <w:top w:w="80" w:type="dxa"/>
+              <w:left w:w="120" w:type="dxa"/>
+              <w:bottom w:w="80" w:type="dxa"/>
+              <w:right w:w="120" w:type="dxa"/>
+            </w:tcMar>
+          </w:tcPr>
+          <w:p>
+            <w:pPr>
+              <w:rPr>
+                <w:rFonts w:ascii="Times New Roman" w:hAnsi="Times New Roman" w:cs="Times New Roman"/>
+              </w:rPr>
+            </w:pPr>
+            <w:r>
+              <w:rPr>
+                <w:rFonts w:ascii="Times New Roman" w:hAnsi="Times New Roman" w:cs="Times New Roman"/>
+              </w:rPr>
+              <w:t>L4: Product Upgrade</w:t>
+            </w:r>
+            <w:r>
+              <w:rPr>
+                <w:rFonts w:ascii="Times New Roman" w:hAnsi="Times New Roman" w:cs="Times New Roman"/>
+                <w:b/>
+                <w:bCs/>
+              </w:rPr>
+              <w:t xml:space="preserve"> –</w:t>
+            </w:r>
+            <w:r>
+              <w:rPr>
+                <w:rFonts w:ascii="Times New Roman" w:hAnsi="Times New Roman" w:cs="Times New Roman"/>
+              </w:rPr>
+              <w:t xml:space="preserve"> </w:t>
+            </w:r>
+          </w:p>
+          <w:p>
+            <w:pPr>
+              <w:rPr>
+                <w:rFonts w:ascii="Times New Roman" w:hAnsi="Times New Roman" w:cs="Times New Roman"/>
+              </w:rPr>
+            </w:pPr>
+            <w:r>
+              <w:rPr>
+                <w:rFonts w:ascii="Times New Roman" w:hAnsi="Times New Roman" w:cs="Times New Roman"/>
+              </w:rPr>
+              <w:t>Product Upgrade as done by BlechTek So ware Solu</w:t>
+            </w:r>
+            <w:r>
+              <w:rPr>
+                <w:rFonts w:ascii="Times New Roman" w:hAnsi="Times New Roman" w:cs="Times New Roman"/>
+              </w:rPr>
+              <w:t>ti</w:t>
+            </w:r>
+            <w:r>
+              <w:rPr>
+                <w:rFonts w:ascii="Times New Roman" w:hAnsi="Times New Roman" w:cs="Times New Roman"/>
+              </w:rPr>
+              <w:t xml:space="preserve">ons LLP on their own  </w:t>
+            </w:r>
+          </w:p>
+        </w:tc>
+        <w:tc>
+          <w:tcPr>
+            <w:tcW w:w="2625" w:type="dxa"/>
+            <w:shd w:val="clear" w:color="auto" w:fill="FFFFFF" w:themeFill="background1"/>
+            <w:tcMar>
+              <w:top w:w="80" w:type="dxa"/>
+              <w:left w:w="120" w:type="dxa"/>
+              <w:bottom w:w="80" w:type="dxa"/>
+              <w:right w:w="120" w:type="dxa"/>
+            </w:tcMar>
+          </w:tcPr>
+          <w:p>
+            <w:pPr>
+              <w:rPr>
+                <w:rFonts w:ascii="Times New Roman" w:hAnsi="Times New Roman" w:cs="Times New Roman"/>
+              </w:rPr>
+            </w:pPr>
+            <w:r>
+              <w:rPr>
+                <w:rFonts w:ascii="Times New Roman" w:hAnsi="Times New Roman" w:cs="Times New Roman"/>
+              </w:rPr>
+              <w:t>Free, under License Fee Renewal</w:t>
+            </w:r>
+          </w:p>
+        </w:tc>
+      </w:tr>
+      <w:tr>
+        <w:trPr>
+          <w:trHeight w:val="20"/>
+        </w:trPr>
+        <w:tc>
+          <w:tcPr>
+            <w:tcW w:w="1007" w:type="dxa"/>
+            <w:shd w:val="clear" w:color="auto" w:fill="FFFFFF" w:themeFill="background1"/>
+            <w:tcMar>
+              <w:top w:w="80" w:type="dxa"/>
+              <w:left w:w="120" w:type="dxa"/>
+              <w:bottom w:w="80" w:type="dxa"/>
+              <w:right w:w="120" w:type="dxa"/>
+            </w:tcMar>
+          </w:tcPr>
+          <w:p>
+            <w:pPr>
+              <w:rPr>
+                <w:rFonts w:ascii="Times New Roman" w:hAnsi="Times New Roman" w:cs="Times New Roman"/>
+              </w:rPr>
+            </w:pPr>
+            <w:r>
+              <w:rPr>
+                <w:rFonts w:ascii="Times New Roman" w:hAnsi="Times New Roman" w:cs="Times New Roman"/>
+              </w:rPr>
+              <w:t xml:space="preserve"> 6.5</w:t>
+            </w:r>
+          </w:p>
+        </w:tc>
+        <w:tc>
+          <w:tcPr>
+            <w:tcW w:w="6360" w:type="dxa"/>
+            <w:shd w:val="clear" w:color="auto" w:fill="FFFFFF" w:themeFill="background1"/>
+            <w:tcMar>
+              <w:top w:w="80" w:type="dxa"/>
+              <w:left w:w="120" w:type="dxa"/>
+              <w:bottom w:w="80" w:type="dxa"/>
+              <w:right w:w="120" w:type="dxa"/>
+            </w:tcMar>
+          </w:tcPr>
+          <w:p>
+            <w:pPr>
+              <w:rPr>
+                <w:rFonts w:ascii="Times New Roman" w:hAnsi="Times New Roman" w:cs="Times New Roman"/>
+              </w:rPr>
+            </w:pPr>
+            <w:r>
+              <w:rPr>
+                <w:rFonts w:ascii="Times New Roman" w:hAnsi="Times New Roman" w:cs="Times New Roman"/>
+              </w:rPr>
+              <w:t>L5: Implementation</w:t>
+            </w:r>
+            <w:r>
+              <w:rPr>
+                <w:rFonts w:ascii="Times New Roman" w:hAnsi="Times New Roman" w:cs="Times New Roman"/>
+                <w:b/>
+                <w:bCs/>
+              </w:rPr>
+              <w:t xml:space="preserve"> –</w:t>
+            </w:r>
+          </w:p>
+          <w:p>
+            <w:pPr>
+              <w:rPr>
+                <w:rFonts w:ascii="Times New Roman" w:hAnsi="Times New Roman" w:cs="Times New Roman"/>
+              </w:rPr>
+            </w:pPr>
+            <w:r>
+              <w:rPr>
+                <w:rFonts w:ascii="Times New Roman" w:hAnsi="Times New Roman" w:cs="Times New Roman"/>
+              </w:rPr>
+              <w:t>Master updation, new feature implementation.</w:t>
+            </w:r>
+          </w:p>
+        </w:tc>
+        <w:tc>
+          <w:tcPr>
+            <w:tcW w:w="2625" w:type="dxa"/>
+            <w:shd w:val="clear" w:color="auto" w:fill="FFFFFF" w:themeFill="background1"/>
+            <w:tcMar>
+              <w:top w:w="80" w:type="dxa"/>
+              <w:left w:w="120" w:type="dxa"/>
+              <w:bottom w:w="80" w:type="dxa"/>
+              <w:right w:w="120" w:type="dxa"/>
+            </w:tcMar>
+          </w:tcPr>
+          <w:p>
+            <w:pPr>
+              <w:rPr>
+                <w:rFonts w:ascii="Times New Roman" w:hAnsi="Times New Roman" w:cs="Times New Roman"/>
+              </w:rPr>
+            </w:pPr>
+            <w:r>
+              <w:rPr>
+                <w:rFonts w:ascii="Times New Roman" w:hAnsi="Times New Roman" w:cs="Times New Roman"/>
+              </w:rPr>
+              <w:t xml:space="preserve">Chargeable  </w:t>
+            </w:r>
+          </w:p>
+          <w:p>
+            <w:pPr>
+              <w:rPr>
+                <w:rFonts w:ascii="Times New Roman" w:hAnsi="Times New Roman" w:cs="Times New Roman"/>
+              </w:rPr>
+            </w:pPr>
+            <w:r>
+              <w:rPr>
+                <w:rFonts w:ascii="Times New Roman" w:hAnsi="Times New Roman" w:cs="Times New Roman"/>
+              </w:rPr>
+              <w:t>As per Sr. No. 4</w:t>
+            </w:r>
+          </w:p>
+        </w:tc>
+      </w:tr>
+      <w:tr>
+        <w:trPr>
+          <w:trHeight w:val="20"/>
+        </w:trPr>
+        <w:tc>
+          <w:tcPr>
+            <w:tcW w:w="1007" w:type="dxa"/>
+            <w:shd w:val="clear" w:color="auto" w:fill="FFFFFF" w:themeFill="background1"/>
+            <w:tcMar>
+              <w:top w:w="80" w:type="dxa"/>
+              <w:left w:w="120" w:type="dxa"/>
+              <w:bottom w:w="80" w:type="dxa"/>
+              <w:right w:w="120" w:type="dxa"/>
+            </w:tcMar>
+          </w:tcPr>
+          <w:p>
+            <w:pPr>
+              <w:rPr>
+                <w:rFonts w:ascii="Times New Roman" w:hAnsi="Times New Roman" w:cs="Times New Roman"/>
+              </w:rPr>
+            </w:pPr>
+            <w:r>
+              <w:rPr>
+                <w:rFonts w:ascii="Times New Roman" w:hAnsi="Times New Roman" w:cs="Times New Roman"/>
+              </w:rPr>
+              <w:t>7</w:t>
+            </w:r>
+          </w:p>
+        </w:tc>
+        <w:tc>
+          <w:tcPr>
+            <w:tcW w:w="6360" w:type="dxa"/>
+            <w:shd w:val="clear" w:color="auto" w:fill="FFFFFF" w:themeFill="background1"/>
+            <w:tcMar>
+              <w:top w:w="80" w:type="dxa"/>
+              <w:left w:w="120" w:type="dxa"/>
+              <w:bottom w:w="80" w:type="dxa"/>
+              <w:right w:w="120" w:type="dxa"/>
+            </w:tcMar>
+          </w:tcPr>
+          <w:p>
+            <w:pPr>
+              <w:rPr>
+                <w:rFonts w:ascii="Times New Roman" w:hAnsi="Times New Roman" w:cs="Times New Roman"/>
+              </w:rPr>
+            </w:pPr>
+            <w:r>
+              <w:rPr>
+                <w:rFonts w:ascii="Times New Roman" w:hAnsi="Times New Roman" w:cs="Times New Roman"/>
+              </w:rPr>
+              <w:t>Taxes</w:t>
+            </w:r>
+          </w:p>
+        </w:tc>
+        <w:tc>
+          <w:tcPr>
+            <w:tcW w:w="2625" w:type="dxa"/>
+            <w:shd w:val="clear" w:color="auto" w:fill="FFFFFF" w:themeFill="background1"/>
+            <w:tcMar>
+              <w:top w:w="80" w:type="dxa"/>
+              <w:left w:w="120" w:type="dxa"/>
+              <w:bottom w:w="80" w:type="dxa"/>
+              <w:right w:w="120" w:type="dxa"/>
+            </w:tcMar>
+          </w:tcPr>
+          <w:p>
+            <w:pPr>
+              <w:rPr>
+                <w:rFonts w:ascii="Times New Roman" w:hAnsi="Times New Roman" w:cs="Times New Roman"/>
+              </w:rPr>
+            </w:pPr>
             <w:r>
               <w:rPr>
                 <w:rFonts w:ascii="Times New Roman" w:hAnsi="Times New Roman" w:cs="Times New Roman"/>
@@ -2944,7 +3394,7 @@
     <w:tbl>
       <w:tblPr>
         <w:tblStyle w:val="TableGrid"/>
-        <w:tblW w:w="9749" w:type="dxa"/>
+        <w:tblW w:w="9925" w:type="dxa"/>
         <w:tblInd w:w="106" w:type="dxa"/>
         <w:tblCellMar>
           <w:top w:w="14" w:type="dxa"/>
@@ -2954,23 +3404,23 @@
         <w:tblLook w:val="04A0" w:firstRow="1" w:lastRow="0" w:firstColumn="1" w:lastColumn="0" w:noHBand="0" w:noVBand="1"/>
       </w:tblPr>
       <w:tblGrid>
-        <w:gridCol w:w="1945"/>
-        <w:gridCol w:w="960"/>
-        <w:gridCol w:w="960"/>
-        <w:gridCol w:w="882"/>
-        <w:gridCol w:w="882"/>
-        <w:gridCol w:w="882"/>
-        <w:gridCol w:w="882"/>
-        <w:gridCol w:w="1211"/>
-        <w:gridCol w:w="1145"/>
+        <w:gridCol w:w="1980"/>
+        <w:gridCol w:w="886"/>
+        <w:gridCol w:w="851"/>
+        <w:gridCol w:w="850"/>
+        <w:gridCol w:w="851"/>
+        <w:gridCol w:w="850"/>
+        <w:gridCol w:w="851"/>
+        <w:gridCol w:w="1417"/>
+        <w:gridCol w:w="1389"/>
       </w:tblGrid>
       <w:tr>
         <w:trPr>
-          <w:trHeight w:val="237"/>
+          <w:trHeight w:val="250"/>
         </w:trPr>
         <w:tc>
           <w:tcPr>
-            <w:tcW w:w="1945" w:type="dxa"/>
+            <w:tcW w:w="1980" w:type="dxa"/>
             <w:tcBorders>
               <w:top w:val="single" w:sz="4" w:space="0" w:color="000000"/>
               <w:left w:val="single" w:sz="4" w:space="0" w:color="000000"/>
@@ -2982,10 +3432,17 @@
           <w:p>
             <w:pPr>
               <w:spacing w:line="259" w:lineRule="auto"/>
-            </w:pPr>
-            <w:r>
-              <w:rPr>
-                <w:sz w:val="14"/>
+              <w:rPr>
+                <w:rFonts w:ascii="Times New Roman" w:hAnsi="Times New Roman" w:cs="Times New Roman"/>
+                <w:sz w:val="20"/>
+                <w:szCs w:val="20"/>
+              </w:rPr>
+            </w:pPr>
+            <w:r>
+              <w:rPr>
+                <w:rFonts w:ascii="Times New Roman" w:hAnsi="Times New Roman" w:cs="Times New Roman"/>
+                <w:sz w:val="20"/>
+                <w:szCs w:val="20"/>
               </w:rPr>
               <w:t>CQUAL Product Platform</w:t>
             </w:r>
@@ -2993,7 +3450,7 @@
         </w:tc>
         <w:tc>
           <w:tcPr>
-            <w:tcW w:w="960" w:type="dxa"/>
+            <w:tcW w:w="886" w:type="dxa"/>
             <w:tcBorders>
               <w:top w:val="single" w:sz="4" w:space="0" w:color="000000"/>
               <w:left w:val="single" w:sz="4" w:space="0" w:color="000000"/>
@@ -3006,10 +3463,17 @@
             <w:pPr>
               <w:spacing w:line="259" w:lineRule="auto"/>
               <w:ind w:left="1"/>
-            </w:pPr>
-            <w:r>
-              <w:rPr>
-                <w:sz w:val="14"/>
+              <w:rPr>
+                <w:rFonts w:ascii="Times New Roman" w:hAnsi="Times New Roman" w:cs="Times New Roman"/>
+                <w:sz w:val="20"/>
+                <w:szCs w:val="20"/>
+              </w:rPr>
+            </w:pPr>
+            <w:r>
+              <w:rPr>
+                <w:rFonts w:ascii="Times New Roman" w:hAnsi="Times New Roman" w:cs="Times New Roman"/>
+                <w:sz w:val="20"/>
+                <w:szCs w:val="20"/>
               </w:rPr>
               <w:t>No of Users</w:t>
             </w:r>
@@ -3017,7 +3481,7 @@
         </w:tc>
         <w:tc>
           <w:tcPr>
-            <w:tcW w:w="960" w:type="dxa"/>
+            <w:tcW w:w="851" w:type="dxa"/>
             <w:tcBorders>
               <w:top w:val="single" w:sz="4" w:space="0" w:color="000000"/>
               <w:left w:val="single" w:sz="4" w:space="0" w:color="000000"/>
@@ -3031,10 +3495,17 @@
               <w:spacing w:line="259" w:lineRule="auto"/>
               <w:ind w:left="28"/>
               <w:jc w:val="center"/>
-            </w:pPr>
-            <w:r>
-              <w:rPr>
-                <w:sz w:val="14"/>
+              <w:rPr>
+                <w:rFonts w:ascii="Times New Roman" w:hAnsi="Times New Roman" w:cs="Times New Roman"/>
+                <w:sz w:val="20"/>
+                <w:szCs w:val="20"/>
+              </w:rPr>
+            </w:pPr>
+            <w:r>
+              <w:rPr>
+                <w:rFonts w:ascii="Times New Roman" w:hAnsi="Times New Roman" w:cs="Times New Roman"/>
+                <w:sz w:val="20"/>
+                <w:szCs w:val="20"/>
               </w:rPr>
               <w:t>Y1</w:t>
             </w:r>
@@ -3042,7 +3513,7 @@
         </w:tc>
         <w:tc>
           <w:tcPr>
-            <w:tcW w:w="882" w:type="dxa"/>
+            <w:tcW w:w="850" w:type="dxa"/>
             <w:tcBorders>
               <w:top w:val="single" w:sz="4" w:space="0" w:color="000000"/>
               <w:left w:val="single" w:sz="4" w:space="0" w:color="000000"/>
@@ -3056,10 +3527,17 @@
               <w:spacing w:line="259" w:lineRule="auto"/>
               <w:ind w:left="32"/>
               <w:jc w:val="center"/>
-            </w:pPr>
-            <w:r>
-              <w:rPr>
-                <w:sz w:val="14"/>
+              <w:rPr>
+                <w:rFonts w:ascii="Times New Roman" w:hAnsi="Times New Roman" w:cs="Times New Roman"/>
+                <w:sz w:val="20"/>
+                <w:szCs w:val="20"/>
+              </w:rPr>
+            </w:pPr>
+            <w:r>
+              <w:rPr>
+                <w:rFonts w:ascii="Times New Roman" w:hAnsi="Times New Roman" w:cs="Times New Roman"/>
+                <w:sz w:val="20"/>
+                <w:szCs w:val="20"/>
               </w:rPr>
               <w:t>Y2</w:t>
             </w:r>
@@ -3067,7 +3545,7 @@
         </w:tc>
         <w:tc>
           <w:tcPr>
-            <w:tcW w:w="882" w:type="dxa"/>
+            <w:tcW w:w="851" w:type="dxa"/>
             <w:tcBorders>
               <w:top w:val="single" w:sz="4" w:space="0" w:color="000000"/>
               <w:left w:val="single" w:sz="4" w:space="0" w:color="000000"/>
@@ -3081,10 +3559,17 @@
               <w:spacing w:line="259" w:lineRule="auto"/>
               <w:ind w:left="33"/>
               <w:jc w:val="center"/>
-            </w:pPr>
-            <w:r>
-              <w:rPr>
-                <w:sz w:val="14"/>
+              <w:rPr>
+                <w:rFonts w:ascii="Times New Roman" w:hAnsi="Times New Roman" w:cs="Times New Roman"/>
+                <w:sz w:val="20"/>
+                <w:szCs w:val="20"/>
+              </w:rPr>
+            </w:pPr>
+            <w:r>
+              <w:rPr>
+                <w:rFonts w:ascii="Times New Roman" w:hAnsi="Times New Roman" w:cs="Times New Roman"/>
+                <w:sz w:val="20"/>
+                <w:szCs w:val="20"/>
               </w:rPr>
               <w:t>Y3</w:t>
             </w:r>
@@ -3092,7 +3577,7 @@
         </w:tc>
         <w:tc>
           <w:tcPr>
-            <w:tcW w:w="882" w:type="dxa"/>
+            <w:tcW w:w="850" w:type="dxa"/>
             <w:tcBorders>
               <w:top w:val="single" w:sz="4" w:space="0" w:color="000000"/>
               <w:left w:val="single" w:sz="4" w:space="0" w:color="000000"/>
@@ -3106,10 +3591,17 @@
               <w:spacing w:line="259" w:lineRule="auto"/>
               <w:ind w:left="31"/>
               <w:jc w:val="center"/>
-            </w:pPr>
-            <w:r>
-              <w:rPr>
-                <w:sz w:val="14"/>
+              <w:rPr>
+                <w:rFonts w:ascii="Times New Roman" w:hAnsi="Times New Roman" w:cs="Times New Roman"/>
+                <w:sz w:val="20"/>
+                <w:szCs w:val="20"/>
+              </w:rPr>
+            </w:pPr>
+            <w:r>
+              <w:rPr>
+                <w:rFonts w:ascii="Times New Roman" w:hAnsi="Times New Roman" w:cs="Times New Roman"/>
+                <w:sz w:val="20"/>
+                <w:szCs w:val="20"/>
               </w:rPr>
               <w:t>Y4</w:t>
             </w:r>
@@ -3117,7 +3609,7 @@
         </w:tc>
         <w:tc>
           <w:tcPr>
-            <w:tcW w:w="882" w:type="dxa"/>
+            <w:tcW w:w="851" w:type="dxa"/>
             <w:tcBorders>
               <w:top w:val="single" w:sz="4" w:space="0" w:color="000000"/>
               <w:left w:val="single" w:sz="4" w:space="0" w:color="000000"/>
@@ -3131,10 +3623,17 @@
               <w:spacing w:line="259" w:lineRule="auto"/>
               <w:ind w:left="32"/>
               <w:jc w:val="center"/>
-            </w:pPr>
-            <w:r>
-              <w:rPr>
-                <w:sz w:val="14"/>
+              <w:rPr>
+                <w:rFonts w:ascii="Times New Roman" w:hAnsi="Times New Roman" w:cs="Times New Roman"/>
+                <w:sz w:val="20"/>
+                <w:szCs w:val="20"/>
+              </w:rPr>
+            </w:pPr>
+            <w:r>
+              <w:rPr>
+                <w:rFonts w:ascii="Times New Roman" w:hAnsi="Times New Roman" w:cs="Times New Roman"/>
+                <w:sz w:val="20"/>
+                <w:szCs w:val="20"/>
               </w:rPr>
               <w:t>Y5</w:t>
             </w:r>
@@ -3142,7 +3641,7 @@
         </w:tc>
         <w:tc>
           <w:tcPr>
-            <w:tcW w:w="1211" w:type="dxa"/>
+            <w:tcW w:w="1417" w:type="dxa"/>
             <w:tcBorders>
               <w:top w:val="single" w:sz="4" w:space="0" w:color="000000"/>
               <w:left w:val="single" w:sz="4" w:space="0" w:color="000000"/>
@@ -3156,10 +3655,17 @@
               <w:spacing w:line="259" w:lineRule="auto"/>
               <w:ind w:left="23"/>
               <w:jc w:val="center"/>
-            </w:pPr>
-            <w:r>
-              <w:rPr>
-                <w:sz w:val="14"/>
+              <w:rPr>
+                <w:rFonts w:ascii="Times New Roman" w:hAnsi="Times New Roman" w:cs="Times New Roman"/>
+                <w:sz w:val="20"/>
+                <w:szCs w:val="20"/>
+              </w:rPr>
+            </w:pPr>
+            <w:r>
+              <w:rPr>
+                <w:rFonts w:ascii="Times New Roman" w:hAnsi="Times New Roman" w:cs="Times New Roman"/>
+                <w:sz w:val="20"/>
+                <w:szCs w:val="20"/>
               </w:rPr>
               <w:t>Avg Cost/ Year</w:t>
             </w:r>
@@ -3167,7 +3673,7 @@
         </w:tc>
         <w:tc>
           <w:tcPr>
-            <w:tcW w:w="1145" w:type="dxa"/>
+            <w:tcW w:w="1389" w:type="dxa"/>
             <w:tcBorders>
               <w:top w:val="single" w:sz="4" w:space="0" w:color="000000"/>
               <w:left w:val="single" w:sz="5" w:space="0" w:color="000000"/>
@@ -3181,23 +3687,30 @@
               <w:spacing w:line="259" w:lineRule="auto"/>
               <w:ind w:left="26"/>
               <w:jc w:val="both"/>
-            </w:pPr>
-            <w:r>
-              <w:rPr>
-                <w:sz w:val="14"/>
-              </w:rPr>
-              <w:t>Cost /User /Year</w:t>
+              <w:rPr>
+                <w:rFonts w:ascii="Times New Roman" w:hAnsi="Times New Roman" w:cs="Times New Roman"/>
+                <w:sz w:val="20"/>
+                <w:szCs w:val="20"/>
+              </w:rPr>
+            </w:pPr>
+            <w:r>
+              <w:rPr>
+                <w:rFonts w:ascii="Times New Roman" w:hAnsi="Times New Roman" w:cs="Times New Roman"/>
+                <w:sz w:val="20"/>
+                <w:szCs w:val="20"/>
+              </w:rPr>
+              <w:t>Cost/User /Year</w:t>
             </w:r>
           </w:p>
         </w:tc>
       </w:tr>
       <w:tr>
         <w:trPr>
-          <w:trHeight w:val="235"/>
+          <w:trHeight w:val="248"/>
         </w:trPr>
         <w:tc>
           <w:tcPr>
-            <w:tcW w:w="1945" w:type="dxa"/>
+            <w:tcW w:w="1980" w:type="dxa"/>
             <w:tcBorders>
               <w:top w:val="single" w:sz="5" w:space="0" w:color="000000"/>
               <w:left w:val="single" w:sz="4" w:space="0" w:color="000000"/>
@@ -3209,10 +3722,17 @@
           <w:p>
             <w:pPr>
               <w:spacing w:line="259" w:lineRule="auto"/>
-            </w:pPr>
-            <w:r>
-              <w:rPr>
-                <w:sz w:val="14"/>
+              <w:rPr>
+                <w:rFonts w:ascii="Times New Roman" w:hAnsi="Times New Roman" w:cs="Times New Roman"/>
+                <w:sz w:val="20"/>
+                <w:szCs w:val="20"/>
+              </w:rPr>
+            </w:pPr>
+            <w:r>
+              <w:rPr>
+                <w:rFonts w:ascii="Times New Roman" w:hAnsi="Times New Roman" w:cs="Times New Roman"/>
+                <w:sz w:val="20"/>
+                <w:szCs w:val="20"/>
               </w:rPr>
               <w:t>LPA</w:t>
             </w:r>
@@ -3220,7 +3740,7 @@
         </w:tc>
         <w:tc>
           <w:tcPr>
-            <w:tcW w:w="960" w:type="dxa"/>
+            <w:tcW w:w="886" w:type="dxa"/>
             <w:tcBorders>
               <w:top w:val="single" w:sz="5" w:space="0" w:color="000000"/>
               <w:left w:val="single" w:sz="4" w:space="0" w:color="000000"/>
@@ -3234,10 +3754,17 @@
               <w:spacing w:line="259" w:lineRule="auto"/>
               <w:ind w:left="27"/>
               <w:jc w:val="center"/>
-            </w:pPr>
-            <w:r>
-              <w:rPr>
-                <w:sz w:val="14"/>
+              <w:rPr>
+                <w:rFonts w:ascii="Times New Roman" w:hAnsi="Times New Roman" w:cs="Times New Roman"/>
+                <w:sz w:val="20"/>
+                <w:szCs w:val="20"/>
+              </w:rPr>
+            </w:pPr>
+            <w:r>
+              <w:rPr>
+                <w:rFonts w:ascii="Times New Roman" w:hAnsi="Times New Roman" w:cs="Times New Roman"/>
+                <w:sz w:val="20"/>
+                <w:szCs w:val="20"/>
               </w:rPr>
               <w:t>20</w:t>
             </w:r>
@@ -3245,7 +3772,7 @@
         </w:tc>
         <w:tc>
           <w:tcPr>
-            <w:tcW w:w="960" w:type="dxa"/>
+            <w:tcW w:w="851" w:type="dxa"/>
             <w:tcBorders>
               <w:top w:val="single" w:sz="5" w:space="0" w:color="000000"/>
               <w:left w:val="single" w:sz="4" w:space="0" w:color="000000"/>
@@ -3259,10 +3786,17 @@
               <w:spacing w:line="259" w:lineRule="auto"/>
               <w:ind w:left="25"/>
               <w:jc w:val="both"/>
-            </w:pPr>
-            <w:r>
-              <w:rPr>
-                <w:sz w:val="14"/>
+              <w:rPr>
+                <w:rFonts w:ascii="Times New Roman" w:hAnsi="Times New Roman" w:cs="Times New Roman"/>
+                <w:sz w:val="20"/>
+                <w:szCs w:val="20"/>
+              </w:rPr>
+            </w:pPr>
+            <w:r>
+              <w:rPr>
+                <w:rFonts w:ascii="Times New Roman" w:hAnsi="Times New Roman" w:cs="Times New Roman"/>
+                <w:sz w:val="20"/>
+                <w:szCs w:val="20"/>
               </w:rPr>
               <w:t xml:space="preserve">    </w:t>
             </w:r>
@@ -3270,7 +3804,7 @@
         </w:tc>
         <w:tc>
           <w:tcPr>
-            <w:tcW w:w="882" w:type="dxa"/>
+            <w:tcW w:w="850" w:type="dxa"/>
             <w:tcBorders>
               <w:top w:val="single" w:sz="5" w:space="0" w:color="000000"/>
               <w:left w:val="single" w:sz="4" w:space="0" w:color="000000"/>
@@ -3284,10 +3818,17 @@
               <w:spacing w:line="259" w:lineRule="auto"/>
               <w:ind w:left="25"/>
               <w:jc w:val="both"/>
-            </w:pPr>
-            <w:r>
-              <w:rPr>
-                <w:sz w:val="14"/>
+              <w:rPr>
+                <w:rFonts w:ascii="Times New Roman" w:hAnsi="Times New Roman" w:cs="Times New Roman"/>
+                <w:sz w:val="20"/>
+                <w:szCs w:val="20"/>
+              </w:rPr>
+            </w:pPr>
+            <w:r>
+              <w:rPr>
+                <w:rFonts w:ascii="Times New Roman" w:hAnsi="Times New Roman" w:cs="Times New Roman"/>
+                <w:sz w:val="20"/>
+                <w:szCs w:val="20"/>
               </w:rPr>
               <w:t xml:space="preserve"> </w:t>
             </w:r>
@@ -3295,7 +3836,7 @@
         </w:tc>
         <w:tc>
           <w:tcPr>
-            <w:tcW w:w="882" w:type="dxa"/>
+            <w:tcW w:w="851" w:type="dxa"/>
             <w:tcBorders>
               <w:top w:val="single" w:sz="5" w:space="0" w:color="000000"/>
               <w:left w:val="single" w:sz="4" w:space="0" w:color="000000"/>
@@ -3309,12 +3850,17 @@
               <w:spacing w:line="259" w:lineRule="auto"/>
               <w:ind w:left="25"/>
               <w:jc w:val="both"/>
-            </w:pPr>
-          </w:p>
-        </w:tc>
-        <w:tc>
-          <w:tcPr>
-            <w:tcW w:w="882" w:type="dxa"/>
+              <w:rPr>
+                <w:rFonts w:ascii="Times New Roman" w:hAnsi="Times New Roman" w:cs="Times New Roman"/>
+                <w:sz w:val="20"/>
+                <w:szCs w:val="20"/>
+              </w:rPr>
+            </w:pPr>
+          </w:p>
+        </w:tc>
+        <w:tc>
+          <w:tcPr>
+            <w:tcW w:w="850" w:type="dxa"/>
             <w:tcBorders>
               <w:top w:val="single" w:sz="5" w:space="0" w:color="000000"/>
               <w:left w:val="single" w:sz="4" w:space="0" w:color="000000"/>
@@ -3328,12 +3874,17 @@
               <w:spacing w:line="259" w:lineRule="auto"/>
               <w:ind w:left="25"/>
               <w:jc w:val="both"/>
-            </w:pPr>
-          </w:p>
-        </w:tc>
-        <w:tc>
-          <w:tcPr>
-            <w:tcW w:w="882" w:type="dxa"/>
+              <w:rPr>
+                <w:rFonts w:ascii="Times New Roman" w:hAnsi="Times New Roman" w:cs="Times New Roman"/>
+                <w:sz w:val="20"/>
+                <w:szCs w:val="20"/>
+              </w:rPr>
+            </w:pPr>
+          </w:p>
+        </w:tc>
+        <w:tc>
+          <w:tcPr>
+            <w:tcW w:w="851" w:type="dxa"/>
             <w:tcBorders>
               <w:top w:val="single" w:sz="5" w:space="0" w:color="000000"/>
               <w:left w:val="single" w:sz="4" w:space="0" w:color="000000"/>
@@ -3347,12 +3898,17 @@
               <w:spacing w:line="259" w:lineRule="auto"/>
               <w:ind w:left="25"/>
               <w:jc w:val="both"/>
-            </w:pPr>
-          </w:p>
-        </w:tc>
-        <w:tc>
-          <w:tcPr>
-            <w:tcW w:w="1211" w:type="dxa"/>
+              <w:rPr>
+                <w:rFonts w:ascii="Times New Roman" w:hAnsi="Times New Roman" w:cs="Times New Roman"/>
+                <w:sz w:val="20"/>
+                <w:szCs w:val="20"/>
+              </w:rPr>
+            </w:pPr>
+          </w:p>
+        </w:tc>
+        <w:tc>
+          <w:tcPr>
+            <w:tcW w:w="1417" w:type="dxa"/>
             <w:tcBorders>
               <w:top w:val="single" w:sz="5" w:space="0" w:color="000000"/>
               <w:left w:val="single" w:sz="4" w:space="0" w:color="000000"/>
@@ -3365,12 +3921,17 @@
             <w:pPr>
               <w:spacing w:line="259" w:lineRule="auto"/>
               <w:ind w:left="25"/>
-            </w:pPr>
-          </w:p>
-        </w:tc>
-        <w:tc>
-          <w:tcPr>
-            <w:tcW w:w="1145" w:type="dxa"/>
+              <w:rPr>
+                <w:rFonts w:ascii="Times New Roman" w:hAnsi="Times New Roman" w:cs="Times New Roman"/>
+                <w:sz w:val="20"/>
+                <w:szCs w:val="20"/>
+              </w:rPr>
+            </w:pPr>
+          </w:p>
+        </w:tc>
+        <w:tc>
+          <w:tcPr>
+            <w:tcW w:w="1389" w:type="dxa"/>
             <w:tcBorders>
               <w:top w:val="single" w:sz="5" w:space="0" w:color="000000"/>
               <w:left w:val="single" w:sz="5" w:space="0" w:color="000000"/>
@@ -3383,17 +3944,22 @@
             <w:pPr>
               <w:spacing w:line="259" w:lineRule="auto"/>
               <w:ind w:left="26"/>
+              <w:rPr>
+                <w:rFonts w:ascii="Times New Roman" w:hAnsi="Times New Roman" w:cs="Times New Roman"/>
+                <w:sz w:val="20"/>
+                <w:szCs w:val="20"/>
+              </w:rPr>
             </w:pPr>
           </w:p>
         </w:tc>
       </w:tr>
       <w:tr>
         <w:trPr>
-          <w:trHeight w:val="237"/>
+          <w:trHeight w:val="250"/>
         </w:trPr>
         <w:tc>
           <w:tcPr>
-            <w:tcW w:w="1945" w:type="dxa"/>
+            <w:tcW w:w="1980" w:type="dxa"/>
             <w:tcBorders>
               <w:top w:val="single" w:sz="5" w:space="0" w:color="000000"/>
               <w:left w:val="single" w:sz="4" w:space="0" w:color="000000"/>
@@ -3405,10 +3971,17 @@
           <w:p>
             <w:pPr>
               <w:spacing w:line="259" w:lineRule="auto"/>
-            </w:pPr>
-            <w:r>
-              <w:rPr>
-                <w:sz w:val="14"/>
+              <w:rPr>
+                <w:rFonts w:ascii="Times New Roman" w:hAnsi="Times New Roman" w:cs="Times New Roman"/>
+                <w:sz w:val="20"/>
+                <w:szCs w:val="20"/>
+              </w:rPr>
+            </w:pPr>
+            <w:r>
+              <w:rPr>
+                <w:rFonts w:ascii="Times New Roman" w:hAnsi="Times New Roman" w:cs="Times New Roman"/>
+                <w:sz w:val="20"/>
+                <w:szCs w:val="20"/>
               </w:rPr>
               <w:t>Internal Audit Management</w:t>
             </w:r>
@@ -3416,7 +3989,7 @@
         </w:tc>
         <w:tc>
           <w:tcPr>
-            <w:tcW w:w="960" w:type="dxa"/>
+            <w:tcW w:w="886" w:type="dxa"/>
             <w:tcBorders>
               <w:top w:val="single" w:sz="5" w:space="0" w:color="000000"/>
               <w:left w:val="single" w:sz="4" w:space="0" w:color="000000"/>
@@ -3430,10 +4003,17 @@
               <w:spacing w:line="259" w:lineRule="auto"/>
               <w:ind w:left="27"/>
               <w:jc w:val="center"/>
-            </w:pPr>
-            <w:r>
-              <w:rPr>
-                <w:sz w:val="14"/>
+              <w:rPr>
+                <w:rFonts w:ascii="Times New Roman" w:hAnsi="Times New Roman" w:cs="Times New Roman"/>
+                <w:sz w:val="20"/>
+                <w:szCs w:val="20"/>
+              </w:rPr>
+            </w:pPr>
+            <w:r>
+              <w:rPr>
+                <w:rFonts w:ascii="Times New Roman" w:hAnsi="Times New Roman" w:cs="Times New Roman"/>
+                <w:sz w:val="20"/>
+                <w:szCs w:val="20"/>
               </w:rPr>
               <w:t>20</w:t>
             </w:r>
@@ -3441,7 +4021,7 @@
         </w:tc>
         <w:tc>
           <w:tcPr>
-            <w:tcW w:w="960" w:type="dxa"/>
+            <w:tcW w:w="851" w:type="dxa"/>
             <w:tcBorders>
               <w:top w:val="single" w:sz="5" w:space="0" w:color="000000"/>
               <w:left w:val="single" w:sz="4" w:space="0" w:color="000000"/>
@@ -3455,12 +4035,17 @@
               <w:spacing w:line="259" w:lineRule="auto"/>
               <w:ind w:left="25"/>
               <w:jc w:val="both"/>
-            </w:pPr>
-          </w:p>
-        </w:tc>
-        <w:tc>
-          <w:tcPr>
-            <w:tcW w:w="882" w:type="dxa"/>
+              <w:rPr>
+                <w:rFonts w:ascii="Times New Roman" w:hAnsi="Times New Roman" w:cs="Times New Roman"/>
+                <w:sz w:val="20"/>
+                <w:szCs w:val="20"/>
+              </w:rPr>
+            </w:pPr>
+          </w:p>
+        </w:tc>
+        <w:tc>
+          <w:tcPr>
+            <w:tcW w:w="850" w:type="dxa"/>
             <w:tcBorders>
               <w:top w:val="single" w:sz="5" w:space="0" w:color="000000"/>
               <w:left w:val="single" w:sz="4" w:space="0" w:color="000000"/>
@@ -3473,10 +4058,17 @@
             <w:pPr>
               <w:spacing w:line="259" w:lineRule="auto"/>
               <w:ind w:left="25"/>
-            </w:pPr>
-            <w:r>
-              <w:rPr>
-                <w:sz w:val="14"/>
+              <w:rPr>
+                <w:rFonts w:ascii="Times New Roman" w:hAnsi="Times New Roman" w:cs="Times New Roman"/>
+                <w:sz w:val="20"/>
+                <w:szCs w:val="20"/>
+              </w:rPr>
+            </w:pPr>
+            <w:r>
+              <w:rPr>
+                <w:rFonts w:ascii="Times New Roman" w:hAnsi="Times New Roman" w:cs="Times New Roman"/>
+                <w:sz w:val="20"/>
+                <w:szCs w:val="20"/>
               </w:rPr>
               <w:t xml:space="preserve">      </w:t>
             </w:r>
@@ -3484,7 +4076,7 @@
         </w:tc>
         <w:tc>
           <w:tcPr>
-            <w:tcW w:w="882" w:type="dxa"/>
+            <w:tcW w:w="851" w:type="dxa"/>
             <w:tcBorders>
               <w:top w:val="single" w:sz="5" w:space="0" w:color="000000"/>
               <w:left w:val="single" w:sz="4" w:space="0" w:color="000000"/>
@@ -3497,12 +4089,17 @@
             <w:pPr>
               <w:spacing w:line="259" w:lineRule="auto"/>
               <w:ind w:left="25"/>
-            </w:pPr>
-          </w:p>
-        </w:tc>
-        <w:tc>
-          <w:tcPr>
-            <w:tcW w:w="882" w:type="dxa"/>
+              <w:rPr>
+                <w:rFonts w:ascii="Times New Roman" w:hAnsi="Times New Roman" w:cs="Times New Roman"/>
+                <w:sz w:val="20"/>
+                <w:szCs w:val="20"/>
+              </w:rPr>
+            </w:pPr>
+          </w:p>
+        </w:tc>
+        <w:tc>
+          <w:tcPr>
+            <w:tcW w:w="850" w:type="dxa"/>
             <w:tcBorders>
               <w:top w:val="single" w:sz="5" w:space="0" w:color="000000"/>
               <w:left w:val="single" w:sz="4" w:space="0" w:color="000000"/>
@@ -3515,12 +4112,17 @@
             <w:pPr>
               <w:spacing w:line="259" w:lineRule="auto"/>
               <w:ind w:left="25"/>
-            </w:pPr>
-          </w:p>
-        </w:tc>
-        <w:tc>
-          <w:tcPr>
-            <w:tcW w:w="882" w:type="dxa"/>
+              <w:rPr>
+                <w:rFonts w:ascii="Times New Roman" w:hAnsi="Times New Roman" w:cs="Times New Roman"/>
+                <w:sz w:val="20"/>
+                <w:szCs w:val="20"/>
+              </w:rPr>
+            </w:pPr>
+          </w:p>
+        </w:tc>
+        <w:tc>
+          <w:tcPr>
+            <w:tcW w:w="851" w:type="dxa"/>
             <w:tcBorders>
               <w:top w:val="single" w:sz="5" w:space="0" w:color="000000"/>
               <w:left w:val="single" w:sz="4" w:space="0" w:color="000000"/>
@@ -3533,12 +4135,17 @@
             <w:pPr>
               <w:spacing w:line="259" w:lineRule="auto"/>
               <w:ind w:left="25"/>
-            </w:pPr>
-          </w:p>
-        </w:tc>
-        <w:tc>
-          <w:tcPr>
-            <w:tcW w:w="1211" w:type="dxa"/>
+              <w:rPr>
+                <w:rFonts w:ascii="Times New Roman" w:hAnsi="Times New Roman" w:cs="Times New Roman"/>
+                <w:sz w:val="20"/>
+                <w:szCs w:val="20"/>
+              </w:rPr>
+            </w:pPr>
+          </w:p>
+        </w:tc>
+        <w:tc>
+          <w:tcPr>
+            <w:tcW w:w="1417" w:type="dxa"/>
             <w:tcBorders>
               <w:top w:val="single" w:sz="5" w:space="0" w:color="000000"/>
               <w:left w:val="single" w:sz="4" w:space="0" w:color="000000"/>
@@ -3551,12 +4158,17 @@
             <w:pPr>
               <w:spacing w:line="259" w:lineRule="auto"/>
               <w:ind w:left="25"/>
-            </w:pPr>
-          </w:p>
-        </w:tc>
-        <w:tc>
-          <w:tcPr>
-            <w:tcW w:w="1145" w:type="dxa"/>
+              <w:rPr>
+                <w:rFonts w:ascii="Times New Roman" w:hAnsi="Times New Roman" w:cs="Times New Roman"/>
+                <w:sz w:val="20"/>
+                <w:szCs w:val="20"/>
+              </w:rPr>
+            </w:pPr>
+          </w:p>
+        </w:tc>
+        <w:tc>
+          <w:tcPr>
+            <w:tcW w:w="1389" w:type="dxa"/>
             <w:tcBorders>
               <w:top w:val="single" w:sz="5" w:space="0" w:color="000000"/>
               <w:left w:val="single" w:sz="5" w:space="0" w:color="000000"/>
@@ -3569,17 +4181,22 @@
             <w:pPr>
               <w:spacing w:line="259" w:lineRule="auto"/>
               <w:ind w:left="26"/>
+              <w:rPr>
+                <w:rFonts w:ascii="Times New Roman" w:hAnsi="Times New Roman" w:cs="Times New Roman"/>
+                <w:sz w:val="20"/>
+                <w:szCs w:val="20"/>
+              </w:rPr>
             </w:pPr>
           </w:p>
         </w:tc>
       </w:tr>
       <w:tr>
         <w:trPr>
-          <w:trHeight w:val="239"/>
+          <w:trHeight w:val="252"/>
         </w:trPr>
         <w:tc>
           <w:tcPr>
-            <w:tcW w:w="1945" w:type="dxa"/>
+            <w:tcW w:w="1980" w:type="dxa"/>
             <w:tcBorders>
               <w:top w:val="single" w:sz="5" w:space="0" w:color="000000"/>
               <w:left w:val="single" w:sz="4" w:space="0" w:color="000000"/>
@@ -3591,10 +4208,17 @@
           <w:p>
             <w:pPr>
               <w:spacing w:line="259" w:lineRule="auto"/>
-            </w:pPr>
-            <w:r>
-              <w:rPr>
-                <w:sz w:val="14"/>
+              <w:rPr>
+                <w:rFonts w:ascii="Times New Roman" w:hAnsi="Times New Roman" w:cs="Times New Roman"/>
+                <w:sz w:val="20"/>
+                <w:szCs w:val="20"/>
+              </w:rPr>
+            </w:pPr>
+            <w:r>
+              <w:rPr>
+                <w:rFonts w:ascii="Times New Roman" w:hAnsi="Times New Roman" w:cs="Times New Roman"/>
+                <w:sz w:val="20"/>
+                <w:szCs w:val="20"/>
               </w:rPr>
               <w:t>KPI I MRM</w:t>
             </w:r>
@@ -3602,7 +4226,7 @@
         </w:tc>
         <w:tc>
           <w:tcPr>
-            <w:tcW w:w="960" w:type="dxa"/>
+            <w:tcW w:w="886" w:type="dxa"/>
             <w:tcBorders>
               <w:top w:val="single" w:sz="5" w:space="0" w:color="000000"/>
               <w:left w:val="single" w:sz="4" w:space="0" w:color="000000"/>
@@ -3616,10 +4240,17 @@
               <w:spacing w:line="259" w:lineRule="auto"/>
               <w:ind w:left="27"/>
               <w:jc w:val="center"/>
-            </w:pPr>
-            <w:r>
-              <w:rPr>
-                <w:sz w:val="14"/>
+              <w:rPr>
+                <w:rFonts w:ascii="Times New Roman" w:hAnsi="Times New Roman" w:cs="Times New Roman"/>
+                <w:sz w:val="20"/>
+                <w:szCs w:val="20"/>
+              </w:rPr>
+            </w:pPr>
+            <w:r>
+              <w:rPr>
+                <w:rFonts w:ascii="Times New Roman" w:hAnsi="Times New Roman" w:cs="Times New Roman"/>
+                <w:sz w:val="20"/>
+                <w:szCs w:val="20"/>
               </w:rPr>
               <w:t>20</w:t>
             </w:r>
@@ -3627,7 +4258,7 @@
         </w:tc>
         <w:tc>
           <w:tcPr>
-            <w:tcW w:w="960" w:type="dxa"/>
+            <w:tcW w:w="851" w:type="dxa"/>
             <w:tcBorders>
               <w:top w:val="single" w:sz="5" w:space="0" w:color="000000"/>
               <w:left w:val="single" w:sz="4" w:space="0" w:color="000000"/>
@@ -3641,10 +4272,17 @@
               <w:spacing w:line="259" w:lineRule="auto"/>
               <w:ind w:left="25"/>
               <w:jc w:val="both"/>
-            </w:pPr>
-            <w:r>
-              <w:rPr>
-                <w:sz w:val="14"/>
+              <w:rPr>
+                <w:rFonts w:ascii="Times New Roman" w:hAnsi="Times New Roman" w:cs="Times New Roman"/>
+                <w:sz w:val="20"/>
+                <w:szCs w:val="20"/>
+              </w:rPr>
+            </w:pPr>
+            <w:r>
+              <w:rPr>
+                <w:rFonts w:ascii="Times New Roman" w:hAnsi="Times New Roman" w:cs="Times New Roman"/>
+                <w:sz w:val="20"/>
+                <w:szCs w:val="20"/>
               </w:rPr>
               <w:t xml:space="preserve">    </w:t>
             </w:r>
@@ -3652,7 +4290,7 @@
         </w:tc>
         <w:tc>
           <w:tcPr>
-            <w:tcW w:w="882" w:type="dxa"/>
+            <w:tcW w:w="850" w:type="dxa"/>
             <w:tcBorders>
               <w:top w:val="single" w:sz="5" w:space="0" w:color="000000"/>
               <w:left w:val="single" w:sz="4" w:space="0" w:color="000000"/>
@@ -3665,12 +4303,17 @@
             <w:pPr>
               <w:spacing w:line="259" w:lineRule="auto"/>
               <w:ind w:left="25"/>
-            </w:pPr>
-          </w:p>
-        </w:tc>
-        <w:tc>
-          <w:tcPr>
-            <w:tcW w:w="882" w:type="dxa"/>
+              <w:rPr>
+                <w:rFonts w:ascii="Times New Roman" w:hAnsi="Times New Roman" w:cs="Times New Roman"/>
+                <w:sz w:val="20"/>
+                <w:szCs w:val="20"/>
+              </w:rPr>
+            </w:pPr>
+          </w:p>
+        </w:tc>
+        <w:tc>
+          <w:tcPr>
+            <w:tcW w:w="851" w:type="dxa"/>
             <w:tcBorders>
               <w:top w:val="single" w:sz="5" w:space="0" w:color="000000"/>
               <w:left w:val="single" w:sz="4" w:space="0" w:color="000000"/>
@@ -3683,12 +4326,17 @@
             <w:pPr>
               <w:spacing w:line="259" w:lineRule="auto"/>
               <w:ind w:left="25"/>
-            </w:pPr>
-          </w:p>
-        </w:tc>
-        <w:tc>
-          <w:tcPr>
-            <w:tcW w:w="882" w:type="dxa"/>
+              <w:rPr>
+                <w:rFonts w:ascii="Times New Roman" w:hAnsi="Times New Roman" w:cs="Times New Roman"/>
+                <w:sz w:val="20"/>
+                <w:szCs w:val="20"/>
+              </w:rPr>
+            </w:pPr>
+          </w:p>
+        </w:tc>
+        <w:tc>
+          <w:tcPr>
+            <w:tcW w:w="850" w:type="dxa"/>
             <w:tcBorders>
               <w:top w:val="single" w:sz="5" w:space="0" w:color="000000"/>
               <w:left w:val="single" w:sz="4" w:space="0" w:color="000000"/>
@@ -3701,12 +4349,17 @@
             <w:pPr>
               <w:spacing w:line="259" w:lineRule="auto"/>
               <w:ind w:left="25"/>
-            </w:pPr>
-          </w:p>
-        </w:tc>
-        <w:tc>
-          <w:tcPr>
-            <w:tcW w:w="882" w:type="dxa"/>
+              <w:rPr>
+                <w:rFonts w:ascii="Times New Roman" w:hAnsi="Times New Roman" w:cs="Times New Roman"/>
+                <w:sz w:val="20"/>
+                <w:szCs w:val="20"/>
+              </w:rPr>
+            </w:pPr>
+          </w:p>
+        </w:tc>
+        <w:tc>
+          <w:tcPr>
+            <w:tcW w:w="851" w:type="dxa"/>
             <w:tcBorders>
               <w:top w:val="single" w:sz="5" w:space="0" w:color="000000"/>
               <w:left w:val="single" w:sz="4" w:space="0" w:color="000000"/>
@@ -3719,12 +4372,17 @@
             <w:pPr>
               <w:spacing w:line="259" w:lineRule="auto"/>
               <w:ind w:left="25"/>
-            </w:pPr>
-          </w:p>
-        </w:tc>
-        <w:tc>
-          <w:tcPr>
-            <w:tcW w:w="1211" w:type="dxa"/>
+              <w:rPr>
+                <w:rFonts w:ascii="Times New Roman" w:hAnsi="Times New Roman" w:cs="Times New Roman"/>
+                <w:sz w:val="20"/>
+                <w:szCs w:val="20"/>
+              </w:rPr>
+            </w:pPr>
+          </w:p>
+        </w:tc>
+        <w:tc>
+          <w:tcPr>
+            <w:tcW w:w="1417" w:type="dxa"/>
             <w:tcBorders>
               <w:top w:val="single" w:sz="5" w:space="0" w:color="000000"/>
               <w:left w:val="single" w:sz="4" w:space="0" w:color="000000"/>
@@ -3737,12 +4395,17 @@
             <w:pPr>
               <w:spacing w:line="259" w:lineRule="auto"/>
               <w:ind w:left="25"/>
-            </w:pPr>
-          </w:p>
-        </w:tc>
-        <w:tc>
-          <w:tcPr>
-            <w:tcW w:w="1145" w:type="dxa"/>
+              <w:rPr>
+                <w:rFonts w:ascii="Times New Roman" w:hAnsi="Times New Roman" w:cs="Times New Roman"/>
+                <w:sz w:val="20"/>
+                <w:szCs w:val="20"/>
+              </w:rPr>
+            </w:pPr>
+          </w:p>
+        </w:tc>
+        <w:tc>
+          <w:tcPr>
+            <w:tcW w:w="1389" w:type="dxa"/>
             <w:tcBorders>
               <w:top w:val="single" w:sz="5" w:space="0" w:color="000000"/>
               <w:left w:val="single" w:sz="5" w:space="0" w:color="000000"/>
@@ -3755,6 +4418,11 @@
             <w:pPr>
               <w:spacing w:line="259" w:lineRule="auto"/>
               <w:ind w:left="26"/>
+              <w:rPr>
+                <w:rFonts w:ascii="Times New Roman" w:hAnsi="Times New Roman" w:cs="Times New Roman"/>
+                <w:sz w:val="20"/>
+                <w:szCs w:val="20"/>
+              </w:rPr>
             </w:pPr>
           </w:p>
         </w:tc>
@@ -4375,6 +5043,7 @@
               <w:rPr>
                 <w:rFonts w:ascii="Times New Roman" w:hAnsi="Times New Roman" w:cs="Times New Roman"/>
               </w:rPr>
+              <w:lastRenderedPageBreak/>
               <w:t>Go-Live</w:t>
             </w:r>
           </w:p>
@@ -4643,376 +5312,376 @@
         <w:rPr>
           <w:rFonts w:ascii="Times New Roman" w:hAnsi="Times New Roman" w:cs="Times New Roman"/>
         </w:rPr>
+        <w:t>You</w:t>
+      </w:r>
+      <w:r>
+        <w:rPr>
+          <w:rFonts w:ascii="Times New Roman" w:hAnsi="Times New Roman" w:cs="Times New Roman"/>
+          <w:spacing w:val="-2"/>
+        </w:rPr>
+        <w:t xml:space="preserve"> </w:t>
+      </w:r>
+      <w:r>
+        <w:rPr>
+          <w:rFonts w:ascii="Times New Roman" w:hAnsi="Times New Roman" w:cs="Times New Roman"/>
+        </w:rPr>
+        <w:t>should</w:t>
+      </w:r>
+      <w:r>
+        <w:rPr>
+          <w:rFonts w:ascii="Times New Roman" w:hAnsi="Times New Roman" w:cs="Times New Roman"/>
+          <w:spacing w:val="-2"/>
+        </w:rPr>
+        <w:t xml:space="preserve"> </w:t>
+      </w:r>
+      <w:r>
+        <w:rPr>
+          <w:rFonts w:ascii="Times New Roman" w:hAnsi="Times New Roman" w:cs="Times New Roman"/>
+        </w:rPr>
+        <w:t>hold</w:t>
+      </w:r>
+      <w:r>
+        <w:rPr>
+          <w:rFonts w:ascii="Times New Roman" w:hAnsi="Times New Roman" w:cs="Times New Roman"/>
+          <w:spacing w:val="-6"/>
+        </w:rPr>
+        <w:t xml:space="preserve"> </w:t>
+      </w:r>
+      <w:r>
+        <w:rPr>
+          <w:rFonts w:ascii="Times New Roman" w:hAnsi="Times New Roman" w:cs="Times New Roman"/>
+        </w:rPr>
+        <w:t>Licenses</w:t>
+      </w:r>
+      <w:r>
+        <w:rPr>
+          <w:rFonts w:ascii="Times New Roman" w:hAnsi="Times New Roman" w:cs="Times New Roman"/>
+          <w:spacing w:val="-3"/>
+        </w:rPr>
+        <w:t xml:space="preserve"> </w:t>
+      </w:r>
+      <w:r>
+        <w:rPr>
+          <w:rFonts w:ascii="Times New Roman" w:hAnsi="Times New Roman" w:cs="Times New Roman"/>
+        </w:rPr>
+        <w:t>of</w:t>
+      </w:r>
+      <w:r>
+        <w:rPr>
+          <w:rFonts w:ascii="Times New Roman" w:hAnsi="Times New Roman" w:cs="Times New Roman"/>
+          <w:spacing w:val="-6"/>
+        </w:rPr>
+        <w:t xml:space="preserve"> </w:t>
+      </w:r>
+      <w:r>
+        <w:rPr>
+          <w:rFonts w:ascii="Times New Roman" w:hAnsi="Times New Roman" w:cs="Times New Roman"/>
+        </w:rPr>
+        <w:t>any</w:t>
+      </w:r>
+      <w:r>
+        <w:rPr>
+          <w:rFonts w:ascii="Times New Roman" w:hAnsi="Times New Roman" w:cs="Times New Roman"/>
+          <w:spacing w:val="-3"/>
+        </w:rPr>
+        <w:t xml:space="preserve"> </w:t>
+      </w:r>
+      <w:r>
+        <w:rPr>
+          <w:rFonts w:ascii="Times New Roman" w:hAnsi="Times New Roman" w:cs="Times New Roman"/>
+        </w:rPr>
+        <w:t>Operating</w:t>
+      </w:r>
+      <w:r>
+        <w:rPr>
+          <w:rFonts w:ascii="Times New Roman" w:hAnsi="Times New Roman" w:cs="Times New Roman"/>
+          <w:spacing w:val="-5"/>
+        </w:rPr>
+        <w:t xml:space="preserve"> </w:t>
+      </w:r>
+      <w:r>
+        <w:rPr>
+          <w:rFonts w:ascii="Times New Roman" w:hAnsi="Times New Roman" w:cs="Times New Roman"/>
+        </w:rPr>
+        <w:t>System</w:t>
+      </w:r>
+      <w:r>
+        <w:rPr>
+          <w:rFonts w:ascii="Times New Roman" w:hAnsi="Times New Roman" w:cs="Times New Roman"/>
+          <w:spacing w:val="-5"/>
+        </w:rPr>
+        <w:t xml:space="preserve"> </w:t>
+      </w:r>
+      <w:r>
+        <w:rPr>
+          <w:rFonts w:ascii="Times New Roman" w:hAnsi="Times New Roman" w:cs="Times New Roman"/>
+        </w:rPr>
+        <w:t>Software</w:t>
+      </w:r>
+      <w:r>
+        <w:rPr>
+          <w:rFonts w:ascii="Times New Roman" w:hAnsi="Times New Roman" w:cs="Times New Roman"/>
+          <w:spacing w:val="-6"/>
+        </w:rPr>
+        <w:t xml:space="preserve"> </w:t>
+      </w:r>
+      <w:r>
+        <w:rPr>
+          <w:rFonts w:ascii="Times New Roman" w:hAnsi="Times New Roman" w:cs="Times New Roman"/>
+        </w:rPr>
+        <w:t>required.</w:t>
+      </w:r>
+    </w:p>
+    <w:p>
+      <w:pPr>
+        <w:spacing w:before="300" w:after="150"/>
+        <w:rPr>
+          <w:rFonts w:ascii="Times New Roman" w:hAnsi="Times New Roman" w:cs="Times New Roman"/>
+        </w:rPr>
+      </w:pPr>
+      <w:r>
+        <w:rPr>
+          <w:rFonts w:ascii="Times New Roman" w:hAnsi="Times New Roman" w:cs="Times New Roman"/>
+        </w:rPr>
+        <w:t>Source Code remains the property of BleckTek Software Solutions LLP. The customer shall not claim any right in or to any patent, copyright, trademark or other proprietary right of the original manufacturer, developer or licensor. The software, hardware or other goods supplies are in accordance with the export laws of the respective countries, and diversion contrary to these laws or regulations is prohibited.</w:t>
+      </w:r>
+    </w:p>
+    <w:p>
+      <w:pPr>
+        <w:spacing w:before="300" w:after="150"/>
+        <w:rPr>
+          <w:rFonts w:ascii="Times New Roman" w:hAnsi="Times New Roman" w:cs="Times New Roman"/>
+        </w:rPr>
+      </w:pPr>
+    </w:p>
+    <w:p>
+      <w:pPr>
+        <w:spacing w:before="300" w:after="150"/>
+        <w:rPr>
+          <w:rFonts w:ascii="Times New Roman" w:hAnsi="Times New Roman" w:cs="Times New Roman"/>
+        </w:rPr>
+      </w:pPr>
+    </w:p>
+    <w:p>
+      <w:pPr>
+        <w:spacing w:before="300" w:after="150"/>
+        <w:rPr>
+          <w:rFonts w:ascii="Times New Roman" w:hAnsi="Times New Roman" w:cs="Times New Roman"/>
+        </w:rPr>
+      </w:pPr>
+      <w:r>
+        <w:rPr>
+          <w:rFonts w:ascii="Times New Roman" w:hAnsi="Times New Roman" w:cs="Times New Roman"/>
+        </w:rPr>
+        <w:t xml:space="preserve">Terms and Conditions  </w:t>
+      </w:r>
+    </w:p>
+    <w:p>
+      <w:pPr>
+        <w:spacing w:before="160" w:after="40"/>
+        <w:rPr>
+          <w:rFonts w:ascii="Times New Roman" w:hAnsi="Times New Roman" w:cs="Times New Roman"/>
+          <w:color w:val="000000" w:themeColor="text1"/>
+        </w:rPr>
+      </w:pPr>
+      <w:r>
+        <w:rPr>
+          <w:rFonts w:ascii="Times New Roman" w:hAnsi="Times New Roman" w:cs="Times New Roman"/>
+          <w:color w:val="000000" w:themeColor="text1"/>
+        </w:rPr>
+        <w:t>1. Confidentiality</w:t>
+      </w:r>
+    </w:p>
+    <w:p>
+      <w:pPr>
+        <w:spacing w:after="60"/>
+        <w:rPr>
+          <w:rFonts w:ascii="Times New Roman" w:hAnsi="Times New Roman" w:cs="Times New Roman"/>
+        </w:rPr>
+      </w:pPr>
+      <w:r>
+        <w:rPr>
+          <w:rFonts w:ascii="Times New Roman" w:hAnsi="Times New Roman" w:cs="Times New Roman"/>
+        </w:rPr>
+        <w:t>BlechTek Software Solutions LLP agrees to maintain the confidentiality of all insights gained into your organization.</w:t>
+      </w:r>
+    </w:p>
+    <w:p>
+      <w:pPr>
+        <w:spacing w:before="160" w:after="40"/>
+        <w:rPr>
+          <w:rFonts w:ascii="Times New Roman" w:hAnsi="Times New Roman" w:cs="Times New Roman"/>
+          <w:color w:val="000000" w:themeColor="text1"/>
+        </w:rPr>
+      </w:pPr>
+      <w:r>
+        <w:rPr>
+          <w:rFonts w:ascii="Times New Roman" w:hAnsi="Times New Roman" w:cs="Times New Roman"/>
+          <w:color w:val="000000" w:themeColor="text1"/>
+        </w:rPr>
+        <w:t>2. License</w:t>
+      </w:r>
+    </w:p>
+    <w:p>
+      <w:pPr>
+        <w:spacing w:after="60"/>
+        <w:rPr>
+          <w:rFonts w:ascii="Times New Roman" w:hAnsi="Times New Roman" w:cs="Times New Roman"/>
+        </w:rPr>
+      </w:pPr>
+      <w:r>
+        <w:rPr>
+          <w:rFonts w:ascii="Times New Roman" w:hAnsi="Times New Roman" w:cs="Times New Roman"/>
+        </w:rPr>
+        <w:t>You are responsible for holding valid licenses for any Operating System software required.</w:t>
+      </w:r>
+    </w:p>
+    <w:p>
+      <w:pPr>
+        <w:spacing w:before="160" w:after="40"/>
+        <w:rPr>
+          <w:rFonts w:ascii="Times New Roman" w:hAnsi="Times New Roman" w:cs="Times New Roman"/>
+          <w:color w:val="000000" w:themeColor="text1"/>
+        </w:rPr>
+      </w:pPr>
+      <w:r>
+        <w:rPr>
+          <w:rFonts w:ascii="Times New Roman" w:hAnsi="Times New Roman" w:cs="Times New Roman"/>
+          <w:color w:val="000000" w:themeColor="text1"/>
+        </w:rPr>
+        <w:t>3. Ownership of Source Code</w:t>
+      </w:r>
+    </w:p>
+    <w:p>
+      <w:pPr>
+        <w:spacing w:after="60"/>
+        <w:rPr>
+          <w:rFonts w:ascii="Times New Roman" w:hAnsi="Times New Roman" w:cs="Times New Roman"/>
+        </w:rPr>
+      </w:pPr>
+      <w:r>
+        <w:rPr>
+          <w:rFonts w:ascii="Times New Roman" w:hAnsi="Times New Roman" w:cs="Times New Roman"/>
+        </w:rPr>
+        <w:t>Source Code remains the property of BlechTek Software Solutions LLP. The customer shall not claim any right in or to any patent, copyright, trademark or other proprietary right of the original manufacturer, developer or licensor. The software, hardware or other goods supplied are in accordance with the export laws of the respective countries, and diversion contrary to these laws or regulations is prohibited.</w:t>
+      </w:r>
+    </w:p>
+    <w:p>
+      <w:pPr>
+        <w:spacing w:before="160" w:after="40"/>
+        <w:rPr>
+          <w:rFonts w:ascii="Times New Roman" w:hAnsi="Times New Roman" w:cs="Times New Roman"/>
+          <w:color w:val="000000" w:themeColor="text1"/>
+        </w:rPr>
+      </w:pPr>
+      <w:r>
+        <w:rPr>
+          <w:rFonts w:ascii="Times New Roman" w:hAnsi="Times New Roman" w:cs="Times New Roman"/>
+          <w:color w:val="000000" w:themeColor="text1"/>
+        </w:rPr>
+        <w:t>4. Warranty</w:t>
+      </w:r>
+    </w:p>
+    <w:p>
+      <w:pPr>
+        <w:spacing w:before="160" w:after="40"/>
+        <w:rPr>
+          <w:rFonts w:ascii="Times New Roman" w:hAnsi="Times New Roman" w:cs="Times New Roman"/>
+        </w:rPr>
+      </w:pPr>
+      <w:r>
+        <w:rPr>
+          <w:rFonts w:ascii="Times New Roman" w:hAnsi="Times New Roman" w:cs="Times New Roman"/>
+        </w:rPr>
+        <w:t xml:space="preserve">BlechTek Software Solutions LLP offers a Standard Warranty against Development defects for the period of 3 Months from the Date of Installation. And BlechTek Software Solutions LLP is not responsible for the loss of Data due to any Platform related or Cyber Security Issues or Virus problems. </w:t>
+      </w:r>
+    </w:p>
+    <w:p>
+      <w:pPr>
+        <w:spacing w:before="160" w:after="40"/>
+        <w:rPr>
+          <w:rFonts w:ascii="Times New Roman" w:hAnsi="Times New Roman" w:cs="Times New Roman"/>
+          <w:color w:val="000000" w:themeColor="text1"/>
+        </w:rPr>
+      </w:pPr>
+      <w:r>
+        <w:rPr>
+          <w:rFonts w:ascii="Times New Roman" w:hAnsi="Times New Roman" w:cs="Times New Roman"/>
+          <w:color w:val="000000" w:themeColor="text1"/>
+        </w:rPr>
+        <w:t>5. Installation of Software</w:t>
+      </w:r>
+    </w:p>
+    <w:p>
+      <w:pPr>
+        <w:spacing w:before="160" w:after="40"/>
+        <w:rPr>
+          <w:rFonts w:ascii="Times New Roman" w:hAnsi="Times New Roman" w:cs="Times New Roman"/>
+        </w:rPr>
+      </w:pPr>
+      <w:r>
+        <w:rPr>
+          <w:rFonts w:ascii="Times New Roman" w:hAnsi="Times New Roman" w:cs="Times New Roman"/>
+          <w:u w:val="single" w:color="000000"/>
+        </w:rPr>
+        <w:t>Definition</w:t>
+      </w:r>
+      <w:r>
+        <w:rPr>
+          <w:rFonts w:ascii="Times New Roman" w:hAnsi="Times New Roman" w:cs="Times New Roman"/>
+        </w:rPr>
+        <w:t>: The Software will be considered as installed when it is loaded on the Server.</w:t>
+      </w:r>
+    </w:p>
+    <w:p>
+      <w:pPr>
+        <w:ind w:right="273"/>
+        <w:rPr>
+          <w:rFonts w:ascii="Times New Roman" w:hAnsi="Times New Roman" w:cs="Times New Roman"/>
+        </w:rPr>
+      </w:pPr>
+      <w:r>
+        <w:rPr>
+          <w:rFonts w:ascii="Times New Roman" w:hAnsi="Times New Roman" w:cs="Times New Roman"/>
+          <w:u w:val="single" w:color="000000"/>
+        </w:rPr>
+        <w:t>Installation pre-requisites (in case of on-premise Server)</w:t>
+      </w:r>
+      <w:r>
+        <w:rPr>
+          <w:rFonts w:ascii="Times New Roman" w:hAnsi="Times New Roman" w:cs="Times New Roman"/>
+        </w:rPr>
+        <w:t xml:space="preserve">: We will install the Software only after we receive the Site readiness report from you. A Copy of which will be forwarded to you along with our Order Acceptance / Request for Installation. </w:t>
+      </w:r>
+    </w:p>
+    <w:p>
+      <w:pPr>
+        <w:spacing w:before="160" w:after="40"/>
+        <w:rPr>
+          <w:rFonts w:ascii="Times New Roman" w:hAnsi="Times New Roman" w:cs="Times New Roman"/>
+          <w:color w:val="000000" w:themeColor="text1"/>
+        </w:rPr>
+      </w:pPr>
+      <w:r>
+        <w:rPr>
+          <w:rFonts w:ascii="Times New Roman" w:hAnsi="Times New Roman" w:cs="Times New Roman"/>
+          <w:color w:val="000000" w:themeColor="text1"/>
+        </w:rPr>
+        <w:t>6. Excused Performance</w:t>
+      </w:r>
+    </w:p>
+    <w:p>
+      <w:pPr>
+        <w:spacing w:after="60"/>
+        <w:rPr>
+          <w:rFonts w:ascii="Times New Roman" w:hAnsi="Times New Roman" w:cs="Times New Roman"/>
+        </w:rPr>
+      </w:pPr>
+      <w:r>
+        <w:rPr>
+          <w:rFonts w:ascii="Times New Roman" w:hAnsi="Times New Roman" w:cs="Times New Roman"/>
+        </w:rPr>
         <w:lastRenderedPageBreak/>
-        <w:t>You</w:t>
-      </w:r>
-      <w:r>
-        <w:rPr>
-          <w:rFonts w:ascii="Times New Roman" w:hAnsi="Times New Roman" w:cs="Times New Roman"/>
-          <w:spacing w:val="-2"/>
-        </w:rPr>
-        <w:t xml:space="preserve"> </w:t>
-      </w:r>
-      <w:r>
-        <w:rPr>
-          <w:rFonts w:ascii="Times New Roman" w:hAnsi="Times New Roman" w:cs="Times New Roman"/>
-        </w:rPr>
-        <w:t>should</w:t>
-      </w:r>
-      <w:r>
-        <w:rPr>
-          <w:rFonts w:ascii="Times New Roman" w:hAnsi="Times New Roman" w:cs="Times New Roman"/>
-          <w:spacing w:val="-2"/>
-        </w:rPr>
-        <w:t xml:space="preserve"> </w:t>
-      </w:r>
-      <w:r>
-        <w:rPr>
-          <w:rFonts w:ascii="Times New Roman" w:hAnsi="Times New Roman" w:cs="Times New Roman"/>
-        </w:rPr>
-        <w:t>hold</w:t>
-      </w:r>
-      <w:r>
-        <w:rPr>
-          <w:rFonts w:ascii="Times New Roman" w:hAnsi="Times New Roman" w:cs="Times New Roman"/>
-          <w:spacing w:val="-6"/>
-        </w:rPr>
-        <w:t xml:space="preserve"> </w:t>
-      </w:r>
-      <w:r>
-        <w:rPr>
-          <w:rFonts w:ascii="Times New Roman" w:hAnsi="Times New Roman" w:cs="Times New Roman"/>
-        </w:rPr>
-        <w:t>Licenses</w:t>
-      </w:r>
-      <w:r>
-        <w:rPr>
-          <w:rFonts w:ascii="Times New Roman" w:hAnsi="Times New Roman" w:cs="Times New Roman"/>
-          <w:spacing w:val="-3"/>
-        </w:rPr>
-        <w:t xml:space="preserve"> </w:t>
-      </w:r>
-      <w:r>
-        <w:rPr>
-          <w:rFonts w:ascii="Times New Roman" w:hAnsi="Times New Roman" w:cs="Times New Roman"/>
-        </w:rPr>
-        <w:t>of</w:t>
-      </w:r>
-      <w:r>
-        <w:rPr>
-          <w:rFonts w:ascii="Times New Roman" w:hAnsi="Times New Roman" w:cs="Times New Roman"/>
-          <w:spacing w:val="-6"/>
-        </w:rPr>
-        <w:t xml:space="preserve"> </w:t>
-      </w:r>
-      <w:r>
-        <w:rPr>
-          <w:rFonts w:ascii="Times New Roman" w:hAnsi="Times New Roman" w:cs="Times New Roman"/>
-        </w:rPr>
-        <w:t>any</w:t>
-      </w:r>
-      <w:r>
-        <w:rPr>
-          <w:rFonts w:ascii="Times New Roman" w:hAnsi="Times New Roman" w:cs="Times New Roman"/>
-          <w:spacing w:val="-3"/>
-        </w:rPr>
-        <w:t xml:space="preserve"> </w:t>
-      </w:r>
-      <w:r>
-        <w:rPr>
-          <w:rFonts w:ascii="Times New Roman" w:hAnsi="Times New Roman" w:cs="Times New Roman"/>
-        </w:rPr>
-        <w:t>Operating</w:t>
-      </w:r>
-      <w:r>
-        <w:rPr>
-          <w:rFonts w:ascii="Times New Roman" w:hAnsi="Times New Roman" w:cs="Times New Roman"/>
-          <w:spacing w:val="-5"/>
-        </w:rPr>
-        <w:t xml:space="preserve"> </w:t>
-      </w:r>
-      <w:r>
-        <w:rPr>
-          <w:rFonts w:ascii="Times New Roman" w:hAnsi="Times New Roman" w:cs="Times New Roman"/>
-        </w:rPr>
-        <w:t>System</w:t>
-      </w:r>
-      <w:r>
-        <w:rPr>
-          <w:rFonts w:ascii="Times New Roman" w:hAnsi="Times New Roman" w:cs="Times New Roman"/>
-          <w:spacing w:val="-5"/>
-        </w:rPr>
-        <w:t xml:space="preserve"> </w:t>
-      </w:r>
-      <w:r>
-        <w:rPr>
-          <w:rFonts w:ascii="Times New Roman" w:hAnsi="Times New Roman" w:cs="Times New Roman"/>
-        </w:rPr>
-        <w:t>Software</w:t>
-      </w:r>
-      <w:r>
-        <w:rPr>
-          <w:rFonts w:ascii="Times New Roman" w:hAnsi="Times New Roman" w:cs="Times New Roman"/>
-          <w:spacing w:val="-6"/>
-        </w:rPr>
-        <w:t xml:space="preserve"> </w:t>
-      </w:r>
-      <w:r>
-        <w:rPr>
-          <w:rFonts w:ascii="Times New Roman" w:hAnsi="Times New Roman" w:cs="Times New Roman"/>
-        </w:rPr>
-        <w:t>required.</w:t>
-      </w:r>
-    </w:p>
-    <w:p>
-      <w:pPr>
-        <w:spacing w:before="300" w:after="150"/>
-        <w:rPr>
-          <w:rFonts w:ascii="Times New Roman" w:hAnsi="Times New Roman" w:cs="Times New Roman"/>
-        </w:rPr>
-      </w:pPr>
-      <w:r>
-        <w:rPr>
-          <w:rFonts w:ascii="Times New Roman" w:hAnsi="Times New Roman" w:cs="Times New Roman"/>
-        </w:rPr>
-        <w:t>Source Code remains the property of BleckTek Software Solutions LLP. The customer shall not claim any right in or to any patent, copyright, trademark or other proprietary right of the original manufacturer, developer or licensor. The software, hardware or other goods supplies are in accordance with the export laws of the respective countries, and diversion contrary to these laws or regulations is prohibited.</w:t>
-      </w:r>
-    </w:p>
-    <w:p>
-      <w:pPr>
-        <w:spacing w:before="300" w:after="150"/>
-        <w:rPr>
-          <w:rFonts w:ascii="Times New Roman" w:hAnsi="Times New Roman" w:cs="Times New Roman"/>
-        </w:rPr>
-      </w:pPr>
-    </w:p>
-    <w:p>
-      <w:pPr>
-        <w:spacing w:before="300" w:after="150"/>
-        <w:rPr>
-          <w:rFonts w:ascii="Times New Roman" w:hAnsi="Times New Roman" w:cs="Times New Roman"/>
-        </w:rPr>
-      </w:pPr>
-    </w:p>
-    <w:p>
-      <w:pPr>
-        <w:spacing w:before="300" w:after="150"/>
-        <w:rPr>
-          <w:rFonts w:ascii="Times New Roman" w:hAnsi="Times New Roman" w:cs="Times New Roman"/>
-        </w:rPr>
-      </w:pPr>
-      <w:r>
-        <w:rPr>
-          <w:rFonts w:ascii="Times New Roman" w:hAnsi="Times New Roman" w:cs="Times New Roman"/>
-        </w:rPr>
-        <w:t xml:space="preserve">Terms and Conditions  </w:t>
-      </w:r>
-    </w:p>
-    <w:p>
-      <w:pPr>
-        <w:spacing w:before="160" w:after="40"/>
-        <w:rPr>
-          <w:rFonts w:ascii="Times New Roman" w:hAnsi="Times New Roman" w:cs="Times New Roman"/>
-          <w:color w:val="000000" w:themeColor="text1"/>
-        </w:rPr>
-      </w:pPr>
-      <w:r>
-        <w:rPr>
-          <w:rFonts w:ascii="Times New Roman" w:hAnsi="Times New Roman" w:cs="Times New Roman"/>
-          <w:color w:val="000000" w:themeColor="text1"/>
-        </w:rPr>
-        <w:t>1. Confidentiality</w:t>
-      </w:r>
-    </w:p>
-    <w:p>
-      <w:pPr>
-        <w:spacing w:after="60"/>
-        <w:rPr>
-          <w:rFonts w:ascii="Times New Roman" w:hAnsi="Times New Roman" w:cs="Times New Roman"/>
-        </w:rPr>
-      </w:pPr>
-      <w:r>
-        <w:rPr>
-          <w:rFonts w:ascii="Times New Roman" w:hAnsi="Times New Roman" w:cs="Times New Roman"/>
-        </w:rPr>
-        <w:t>BlechTek Software Solutions LLP agrees to maintain the confidentiality of all insights gained into your organization.</w:t>
-      </w:r>
-    </w:p>
-    <w:p>
-      <w:pPr>
-        <w:spacing w:before="160" w:after="40"/>
-        <w:rPr>
-          <w:rFonts w:ascii="Times New Roman" w:hAnsi="Times New Roman" w:cs="Times New Roman"/>
-          <w:color w:val="000000" w:themeColor="text1"/>
-        </w:rPr>
-      </w:pPr>
-      <w:r>
-        <w:rPr>
-          <w:rFonts w:ascii="Times New Roman" w:hAnsi="Times New Roman" w:cs="Times New Roman"/>
-          <w:color w:val="000000" w:themeColor="text1"/>
-        </w:rPr>
-        <w:t>2. License</w:t>
-      </w:r>
-    </w:p>
-    <w:p>
-      <w:pPr>
-        <w:spacing w:after="60"/>
-        <w:rPr>
-          <w:rFonts w:ascii="Times New Roman" w:hAnsi="Times New Roman" w:cs="Times New Roman"/>
-        </w:rPr>
-      </w:pPr>
-      <w:r>
-        <w:rPr>
-          <w:rFonts w:ascii="Times New Roman" w:hAnsi="Times New Roman" w:cs="Times New Roman"/>
-        </w:rPr>
-        <w:t>You are responsible for holding valid licenses for any Operating System software required.</w:t>
-      </w:r>
-    </w:p>
-    <w:p>
-      <w:pPr>
-        <w:spacing w:before="160" w:after="40"/>
-        <w:rPr>
-          <w:rFonts w:ascii="Times New Roman" w:hAnsi="Times New Roman" w:cs="Times New Roman"/>
-          <w:color w:val="000000" w:themeColor="text1"/>
-        </w:rPr>
-      </w:pPr>
-      <w:r>
-        <w:rPr>
-          <w:rFonts w:ascii="Times New Roman" w:hAnsi="Times New Roman" w:cs="Times New Roman"/>
-          <w:color w:val="000000" w:themeColor="text1"/>
-        </w:rPr>
-        <w:t>3. Ownership of Source Code</w:t>
-      </w:r>
-    </w:p>
-    <w:p>
-      <w:pPr>
-        <w:spacing w:after="60"/>
-        <w:rPr>
-          <w:rFonts w:ascii="Times New Roman" w:hAnsi="Times New Roman" w:cs="Times New Roman"/>
-        </w:rPr>
-      </w:pPr>
-      <w:r>
-        <w:rPr>
-          <w:rFonts w:ascii="Times New Roman" w:hAnsi="Times New Roman" w:cs="Times New Roman"/>
-        </w:rPr>
-        <w:t>Source Code remains the property of BlechTek Software Solutions LLP. The customer shall not claim any right in or to any patent, copyright, trademark or other proprietary right of the original manufacturer, developer or licensor. The software, hardware or other goods supplied are in accordance with the export laws of the respective countries, and diversion contrary to these laws or regulations is prohibited.</w:t>
-      </w:r>
-    </w:p>
-    <w:p>
-      <w:pPr>
-        <w:spacing w:before="160" w:after="40"/>
-        <w:rPr>
-          <w:rFonts w:ascii="Times New Roman" w:hAnsi="Times New Roman" w:cs="Times New Roman"/>
-          <w:color w:val="000000" w:themeColor="text1"/>
-        </w:rPr>
-      </w:pPr>
-      <w:r>
-        <w:rPr>
-          <w:rFonts w:ascii="Times New Roman" w:hAnsi="Times New Roman" w:cs="Times New Roman"/>
-          <w:color w:val="000000" w:themeColor="text1"/>
-        </w:rPr>
-        <w:t>4. Warranty</w:t>
-      </w:r>
-    </w:p>
-    <w:p>
-      <w:pPr>
-        <w:spacing w:before="160" w:after="40"/>
-        <w:rPr>
-          <w:rFonts w:ascii="Times New Roman" w:hAnsi="Times New Roman" w:cs="Times New Roman"/>
-        </w:rPr>
-      </w:pPr>
-      <w:r>
-        <w:rPr>
-          <w:rFonts w:ascii="Times New Roman" w:hAnsi="Times New Roman" w:cs="Times New Roman"/>
-        </w:rPr>
-        <w:t xml:space="preserve">BlechTek Software Solutions LLP offers a Standard Warranty against Development defects for the period of 3 Months from the Date of Installation. And BlechTek Software Solutions LLP is not responsible for the loss of Data due to any Platform related or Cyber Security Issues or Virus problems. </w:t>
-      </w:r>
-    </w:p>
-    <w:p>
-      <w:pPr>
-        <w:spacing w:before="160" w:after="40"/>
-        <w:rPr>
-          <w:rFonts w:ascii="Times New Roman" w:hAnsi="Times New Roman" w:cs="Times New Roman"/>
-          <w:color w:val="000000" w:themeColor="text1"/>
-        </w:rPr>
-      </w:pPr>
-      <w:r>
-        <w:rPr>
-          <w:rFonts w:ascii="Times New Roman" w:hAnsi="Times New Roman" w:cs="Times New Roman"/>
-          <w:color w:val="000000" w:themeColor="text1"/>
-        </w:rPr>
-        <w:t>5. Installation of Software</w:t>
-      </w:r>
-    </w:p>
-    <w:p>
-      <w:pPr>
-        <w:spacing w:before="160" w:after="40"/>
-        <w:rPr>
-          <w:rFonts w:ascii="Times New Roman" w:hAnsi="Times New Roman" w:cs="Times New Roman"/>
-        </w:rPr>
-      </w:pPr>
-      <w:r>
-        <w:rPr>
-          <w:rFonts w:ascii="Times New Roman" w:hAnsi="Times New Roman" w:cs="Times New Roman"/>
-          <w:u w:val="single" w:color="000000"/>
-        </w:rPr>
-        <w:t>Definition</w:t>
-      </w:r>
-      <w:r>
-        <w:rPr>
-          <w:rFonts w:ascii="Times New Roman" w:hAnsi="Times New Roman" w:cs="Times New Roman"/>
-        </w:rPr>
-        <w:t>: The Software will be considered as installed when it is loaded on the Server.</w:t>
-      </w:r>
-    </w:p>
-    <w:p>
-      <w:pPr>
-        <w:ind w:right="273"/>
-        <w:rPr>
-          <w:rFonts w:ascii="Times New Roman" w:hAnsi="Times New Roman" w:cs="Times New Roman"/>
-        </w:rPr>
-      </w:pPr>
-      <w:r>
-        <w:rPr>
-          <w:rFonts w:ascii="Times New Roman" w:hAnsi="Times New Roman" w:cs="Times New Roman"/>
-          <w:u w:val="single" w:color="000000"/>
-        </w:rPr>
-        <w:t>Installation pre-requisites (in case of on-premise Server)</w:t>
-      </w:r>
-      <w:r>
-        <w:rPr>
-          <w:rFonts w:ascii="Times New Roman" w:hAnsi="Times New Roman" w:cs="Times New Roman"/>
-        </w:rPr>
-        <w:t xml:space="preserve">: We will install the Software only after we receive the Site readiness report from you. A Copy of which will be forwarded to you along with our Order Acceptance / Request for Installation. </w:t>
-      </w:r>
-    </w:p>
-    <w:p>
-      <w:pPr>
-        <w:spacing w:before="160" w:after="40"/>
-        <w:rPr>
-          <w:rFonts w:ascii="Times New Roman" w:hAnsi="Times New Roman" w:cs="Times New Roman"/>
-          <w:color w:val="000000" w:themeColor="text1"/>
-        </w:rPr>
-      </w:pPr>
-      <w:r>
-        <w:rPr>
-          <w:rFonts w:ascii="Times New Roman" w:hAnsi="Times New Roman" w:cs="Times New Roman"/>
-          <w:color w:val="000000" w:themeColor="text1"/>
-        </w:rPr>
-        <w:t>6. Excused Performance</w:t>
-      </w:r>
-    </w:p>
-    <w:p>
-      <w:pPr>
-        <w:spacing w:after="60"/>
-        <w:rPr>
-          <w:rFonts w:ascii="Times New Roman" w:hAnsi="Times New Roman" w:cs="Times New Roman"/>
-        </w:rPr>
-      </w:pPr>
-      <w:r>
-        <w:rPr>
-          <w:rFonts w:ascii="Times New Roman" w:hAnsi="Times New Roman" w:cs="Times New Roman"/>
-        </w:rPr>
         <w:t xml:space="preserve">BlechTek shall not be liable or deemed to be in default for any delay or failure in performance under this Contract or interruption of services due to strike or </w:t>
       </w:r>
       <w:r>
@@ -5145,7 +5814,6 @@
           <w:rFonts w:ascii="Times New Roman" w:hAnsi="Times New Roman" w:cs="Times New Roman"/>
           <w:color w:val="000000" w:themeColor="text1"/>
         </w:rPr>
-        <w:lastRenderedPageBreak/>
         <w:t>8. TDS</w:t>
       </w:r>
     </w:p>
@@ -6571,7 +7239,7 @@
   <w:style w:type="paragraph" w:default="1" w:styleId="Normal">
     <w:name w:val="Normal"/>
     <w:qFormat/>
-    <w:rsid w:val="00BC150E"/>
+    <w:rsid w:val="003779C6"/>
   </w:style>
   <w:style w:type="paragraph" w:styleId="Heading1">
     <w:name w:val="heading 1"/>

--- a/QuotationApp.API/Templates/QuotationTemplate_Updated.docx
+++ b/QuotationApp.API/Templates/QuotationTemplate_Updated.docx
@@ -1195,7 +1195,7 @@
       </w:tblGrid>
       <w:tr>
         <w:trPr>
-          <w:trHeight w:val="568"/>
+          <w:trHeight w:val="308"/>
         </w:trPr>
         <w:tc>
           <w:tcPr>
@@ -1203,7 +1203,7 @@
           </w:tcPr>
           <w:p>
             <w:pPr>
-              <w:spacing w:after="240" w:line="276" w:lineRule="auto"/>
+              <w:spacing w:line="276" w:lineRule="auto"/>
               <w:rPr>
                 <w:rFonts w:ascii="Times New Roman" w:hAnsi="Times New Roman" w:cs="Times New Roman"/>
                 <w:color w:val="000000" w:themeColor="text1"/>
@@ -1224,7 +1224,7 @@
           </w:tcPr>
           <w:p>
             <w:pPr>
-              <w:spacing w:after="240" w:line="276" w:lineRule="auto"/>
+              <w:spacing w:line="276" w:lineRule="auto"/>
               <w:rPr>
                 <w:rFonts w:ascii="Times New Roman" w:hAnsi="Times New Roman" w:cs="Times New Roman"/>
                 <w:color w:val="000000" w:themeColor="text1"/>
@@ -1245,7 +1245,7 @@
           </w:tcPr>
           <w:p>
             <w:pPr>
-              <w:spacing w:after="240" w:line="276" w:lineRule="auto"/>
+              <w:spacing w:line="276" w:lineRule="auto"/>
               <w:rPr>
                 <w:rFonts w:ascii="Times New Roman" w:hAnsi="Times New Roman" w:cs="Times New Roman"/>
                 <w:color w:val="000000" w:themeColor="text1"/>
@@ -1256,58 +1256,49 @@
                 <w:rFonts w:ascii="Times New Roman" w:hAnsi="Times New Roman" w:cs="Times New Roman"/>
                 <w:color w:val="000000" w:themeColor="text1"/>
               </w:rPr>
-              <w:t xml:space="preserve">No. of </w:t>
-            </w:r>
-            <w:proofErr w:type="gramStart"/>
-            <w:r>
+              <w:t>No. of Man Power</w:t>
+            </w:r>
+          </w:p>
+        </w:tc>
+        <w:tc>
+          <w:tcPr>
+            <w:tcW w:w="1270" w:type="dxa"/>
+          </w:tcPr>
+          <w:p>
+            <w:pPr>
+              <w:spacing w:line="276" w:lineRule="auto"/>
               <w:rPr>
                 <w:rFonts w:ascii="Times New Roman" w:hAnsi="Times New Roman" w:cs="Times New Roman"/>
                 <w:color w:val="000000" w:themeColor="text1"/>
               </w:rPr>
-              <w:t>Man Power</w:t>
-            </w:r>
-            <w:proofErr w:type="gramEnd"/>
-          </w:p>
-        </w:tc>
-        <w:tc>
-          <w:tcPr>
-            <w:tcW w:w="1270" w:type="dxa"/>
-          </w:tcPr>
-          <w:p>
-            <w:pPr>
-              <w:spacing w:after="240" w:line="276" w:lineRule="auto"/>
+            </w:pPr>
+            <w:r>
               <w:rPr>
                 <w:rFonts w:ascii="Times New Roman" w:hAnsi="Times New Roman" w:cs="Times New Roman"/>
                 <w:color w:val="000000" w:themeColor="text1"/>
               </w:rPr>
-            </w:pPr>
-            <w:r>
+              <w:t>No. of Days</w:t>
+            </w:r>
+          </w:p>
+        </w:tc>
+        <w:tc>
+          <w:tcPr>
+            <w:tcW w:w="1411" w:type="dxa"/>
+          </w:tcPr>
+          <w:p>
+            <w:pPr>
+              <w:spacing w:line="276" w:lineRule="auto"/>
               <w:rPr>
                 <w:rFonts w:ascii="Times New Roman" w:hAnsi="Times New Roman" w:cs="Times New Roman"/>
                 <w:color w:val="000000" w:themeColor="text1"/>
               </w:rPr>
-              <w:t>No. of Days</w:t>
-            </w:r>
-          </w:p>
-        </w:tc>
-        <w:tc>
-          <w:tcPr>
-            <w:tcW w:w="1411" w:type="dxa"/>
-          </w:tcPr>
-          <w:p>
-            <w:pPr>
-              <w:spacing w:after="240" w:line="276" w:lineRule="auto"/>
+            </w:pPr>
+            <w:r>
               <w:rPr>
                 <w:rFonts w:ascii="Times New Roman" w:hAnsi="Times New Roman" w:cs="Times New Roman"/>
                 <w:color w:val="000000" w:themeColor="text1"/>
               </w:rPr>
-            </w:pPr>
-            <w:r>
-              <w:rPr>
-                <w:rFonts w:ascii="Times New Roman" w:hAnsi="Times New Roman" w:cs="Times New Roman"/>
-                <w:color w:val="000000" w:themeColor="text1"/>
-              </w:rPr>
-              <w:t xml:space="preserve">Rate </w:t>
+              <w:t>Rate</w:t>
             </w:r>
           </w:p>
         </w:tc>
@@ -1317,7 +1308,7 @@
           </w:tcPr>
           <w:p>
             <w:pPr>
-              <w:spacing w:after="240" w:line="276" w:lineRule="auto"/>
+              <w:spacing w:line="276" w:lineRule="auto"/>
               <w:rPr>
                 <w:rFonts w:ascii="Times New Roman" w:hAnsi="Times New Roman" w:cs="Times New Roman"/>
                 <w:color w:val="000000" w:themeColor="text1"/>
@@ -1343,7 +1334,7 @@
           </w:tcPr>
           <w:p>
             <w:pPr>
-              <w:spacing w:after="240" w:line="276" w:lineRule="auto"/>
+              <w:spacing w:before="240" w:after="240"/>
               <w:rPr>
                 <w:rFonts w:ascii="Times New Roman" w:hAnsi="Times New Roman" w:cs="Times New Roman"/>
                 <w:color w:val="000000" w:themeColor="text1"/>
@@ -1364,7 +1355,7 @@
           </w:tcPr>
           <w:p>
             <w:pPr>
-              <w:spacing w:after="240" w:line="276" w:lineRule="auto"/>
+              <w:spacing w:before="240" w:after="240"/>
               <w:rPr>
                 <w:rFonts w:ascii="Times New Roman" w:hAnsi="Times New Roman" w:cs="Times New Roman"/>
                 <w:color w:val="000000" w:themeColor="text1"/>
@@ -1385,7 +1376,7 @@
           </w:tcPr>
           <w:p>
             <w:pPr>
-              <w:spacing w:after="240" w:line="276" w:lineRule="auto"/>
+              <w:spacing w:before="240" w:after="240"/>
               <w:rPr>
                 <w:rFonts w:ascii="Times New Roman" w:hAnsi="Times New Roman" w:cs="Times New Roman"/>
                 <w:color w:val="000000" w:themeColor="text1"/>
@@ -1406,7 +1397,7 @@
           </w:tcPr>
           <w:p>
             <w:pPr>
-              <w:spacing w:after="240" w:line="276" w:lineRule="auto"/>
+              <w:spacing w:before="240" w:after="240"/>
               <w:rPr>
                 <w:rFonts w:ascii="Times New Roman" w:hAnsi="Times New Roman" w:cs="Times New Roman"/>
                 <w:color w:val="000000" w:themeColor="text1"/>
@@ -1427,7 +1418,7 @@
           </w:tcPr>
           <w:p>
             <w:pPr>
-              <w:spacing w:after="240" w:line="276" w:lineRule="auto"/>
+              <w:spacing w:before="240" w:after="240"/>
               <w:rPr>
                 <w:rFonts w:ascii="Times New Roman" w:hAnsi="Times New Roman" w:cs="Times New Roman"/>
                 <w:color w:val="000000" w:themeColor="text1"/>
@@ -1448,7 +1439,7 @@
           </w:tcPr>
           <w:p>
             <w:pPr>
-              <w:spacing w:after="240" w:line="276" w:lineRule="auto"/>
+              <w:spacing w:before="240" w:after="240"/>
               <w:rPr>
                 <w:rFonts w:ascii="Times New Roman" w:hAnsi="Times New Roman" w:cs="Times New Roman"/>
                 <w:color w:val="000000" w:themeColor="text1"/>
@@ -1562,6 +1553,7 @@
           </w:tcPr>
           <w:p>
             <w:pPr>
+              <w:spacing w:line="240" w:lineRule="auto"/>
               <w:rPr>
                 <w:rFonts w:ascii="Times New Roman" w:hAnsi="Times New Roman" w:cs="Times New Roman"/>
                 <w:color w:val="000000" w:themeColor="text1"/>
@@ -1590,6 +1582,7 @@
           </w:tcPr>
           <w:p>
             <w:pPr>
+              <w:spacing w:line="240" w:lineRule="auto"/>
               <w:rPr>
                 <w:rFonts w:ascii="Times New Roman" w:hAnsi="Times New Roman" w:cs="Times New Roman"/>
                 <w:color w:val="000000" w:themeColor="text1"/>
@@ -1618,6 +1611,7 @@
           </w:tcPr>
           <w:p>
             <w:pPr>
+              <w:spacing w:line="240" w:lineRule="auto"/>
               <w:rPr>
                 <w:rFonts w:ascii="Times New Roman" w:hAnsi="Times New Roman" w:cs="Times New Roman"/>
                 <w:color w:val="000000" w:themeColor="text1"/>
@@ -1728,13 +1722,25 @@
               <w:rPr>
                 <w:rFonts w:ascii="Times New Roman" w:hAnsi="Times New Roman" w:cs="Times New Roman"/>
               </w:rPr>
+              <w:t xml:space="preserve"> </w:t>
+            </w:r>
+            <w:r>
+              <w:rPr>
+                <w:rFonts w:ascii="Times New Roman" w:hAnsi="Times New Roman" w:cs="Times New Roman"/>
+              </w:rPr>
+              <w:t>{{NO_OF_USERS</w:t>
+            </w:r>
+            <w:r>
+              <w:rPr>
+                <w:rFonts w:ascii="Times New Roman" w:hAnsi="Times New Roman" w:cs="Times New Roman"/>
+              </w:rPr>
+              <w:t>}}</w:t>
+            </w:r>
+            <w:r>
+              <w:rPr>
+                <w:rFonts w:ascii="Times New Roman" w:hAnsi="Times New Roman" w:cs="Times New Roman"/>
+              </w:rPr>
               <w:t xml:space="preserve"> Users</w:t>
-            </w:r>
-            <w:r>
-              <w:rPr>
-                <w:rFonts w:ascii="Times New Roman" w:hAnsi="Times New Roman" w:cs="Times New Roman"/>
-              </w:rPr>
-              <w:t>{{MODULE_DETAILS}}</w:t>
             </w:r>
           </w:p>
         </w:tc>
@@ -1759,20 +1765,7 @@
               <w:rPr>
                 <w:rFonts w:ascii="Times New Roman" w:hAnsi="Times New Roman" w:cs="Times New Roman"/>
               </w:rPr>
-              <w:t>{{MODULE_PRICING}}</w:t>
-            </w:r>
-          </w:p>
-          <w:p>
-            <w:pPr>
-              <w:rPr>
-                <w:rFonts w:ascii="Times New Roman" w:hAnsi="Times New Roman" w:cs="Times New Roman"/>
-              </w:rPr>
-            </w:pPr>
-            <w:r>
-              <w:rPr>
-                <w:rFonts w:ascii="Times New Roman" w:hAnsi="Times New Roman" w:cs="Times New Roman"/>
-              </w:rPr>
-              <w:t>{{OVERALL_PRICING}}</w:t>
+              <w:t>{{MODULE_PRICE}}</w:t>
             </w:r>
           </w:p>
         </w:tc>
@@ -1802,7 +1795,7 @@
               <w:rPr>
                 <w:rFonts w:ascii="Times New Roman" w:hAnsi="Times New Roman" w:cs="Times New Roman"/>
               </w:rPr>
-              <w:t>2</w:t>
+              <w:t xml:space="preserve"> 1.1</w:t>
             </w:r>
           </w:p>
         </w:tc>
@@ -1827,7 +1820,49 @@
               <w:rPr>
                 <w:rFonts w:ascii="Times New Roman" w:hAnsi="Times New Roman" w:cs="Times New Roman"/>
               </w:rPr>
-              <w:t>Customization</w:t>
+              <w:t>Implementation (</w:t>
+            </w:r>
+            <w:r>
+              <w:rPr>
+                <w:rFonts w:ascii="Times New Roman" w:hAnsi="Times New Roman" w:cs="Times New Roman"/>
+              </w:rPr>
+              <w:t>{{NO_OF_USERS</w:t>
+            </w:r>
+            <w:r>
+              <w:rPr>
+                <w:rFonts w:ascii="Times New Roman" w:hAnsi="Times New Roman" w:cs="Times New Roman"/>
+              </w:rPr>
+              <w:t>}}</w:t>
+            </w:r>
+            <w:r>
+              <w:rPr>
+                <w:rFonts w:ascii="Times New Roman" w:hAnsi="Times New Roman" w:cs="Times New Roman"/>
+              </w:rPr>
+              <w:t xml:space="preserve"> Man</w:t>
+            </w:r>
+            <w:r>
+              <w:rPr>
+                <w:rFonts w:ascii="Times New Roman" w:hAnsi="Times New Roman" w:cs="Times New Roman"/>
+              </w:rPr>
+              <w:t xml:space="preserve"> Day * </w:t>
+            </w:r>
+            <w:r>
+              <w:rPr>
+                <w:rFonts w:ascii="Times New Roman" w:hAnsi="Times New Roman" w:cs="Times New Roman"/>
+              </w:rPr>
+              <w:t>{{IMPL_RATE}}</w:t>
+            </w:r>
+            <w:r>
+              <w:rPr>
+                <w:rFonts w:ascii="Times New Roman" w:hAnsi="Times New Roman" w:cs="Times New Roman"/>
+              </w:rPr>
+              <w:t xml:space="preserve"> </w:t>
+            </w:r>
+            <w:r>
+              <w:rPr>
+                <w:rFonts w:ascii="Times New Roman" w:hAnsi="Times New Roman" w:cs="Times New Roman"/>
+              </w:rPr>
+              <w:t>per Man Day)</w:t>
             </w:r>
           </w:p>
         </w:tc>
@@ -1852,7 +1887,7 @@
               <w:rPr>
                 <w:rFonts w:ascii="Times New Roman" w:hAnsi="Times New Roman" w:cs="Times New Roman"/>
               </w:rPr>
-              <w:t>TBD</w:t>
+              <w:t>{{IMPL_TOTAL}}</w:t>
             </w:r>
           </w:p>
         </w:tc>
@@ -1882,7 +1917,7 @@
               <w:rPr>
                 <w:rFonts w:ascii="Times New Roman" w:hAnsi="Times New Roman" w:cs="Times New Roman"/>
               </w:rPr>
-              <w:t xml:space="preserve"> 2.1</w:t>
+              <w:t>2</w:t>
             </w:r>
           </w:p>
         </w:tc>
@@ -1907,7 +1942,7 @@
               <w:rPr>
                 <w:rFonts w:ascii="Times New Roman" w:hAnsi="Times New Roman" w:cs="Times New Roman"/>
               </w:rPr>
-              <w:t>In case of any additional development required which will be consider 8000 per man day additional to above proposal.</w:t>
+              <w:t>Customization</w:t>
             </w:r>
           </w:p>
         </w:tc>
@@ -1928,6 +1963,12 @@
                 <w:rFonts w:ascii="Times New Roman" w:hAnsi="Times New Roman" w:cs="Times New Roman"/>
               </w:rPr>
             </w:pPr>
+            <w:r>
+              <w:rPr>
+                <w:rFonts w:ascii="Times New Roman" w:hAnsi="Times New Roman" w:cs="Times New Roman"/>
+              </w:rPr>
+              <w:t>TBD</w:t>
+            </w:r>
           </w:p>
         </w:tc>
       </w:tr>
@@ -1956,7 +1997,7 @@
               <w:rPr>
                 <w:rFonts w:ascii="Times New Roman" w:hAnsi="Times New Roman" w:cs="Times New Roman"/>
               </w:rPr>
-              <w:t>3</w:t>
+              <w:t xml:space="preserve"> 2.1</w:t>
             </w:r>
           </w:p>
         </w:tc>
@@ -1981,7 +2022,7 @@
               <w:rPr>
                 <w:rFonts w:ascii="Times New Roman" w:hAnsi="Times New Roman" w:cs="Times New Roman"/>
               </w:rPr>
-              <w:t>Renewal and Support from next year onwards</w:t>
+              <w:t>In case of any additional development required which will be consider 8000 per man day additional to above proposal.</w:t>
             </w:r>
           </w:p>
         </w:tc>
@@ -2030,19 +2071,7 @@
               <w:rPr>
                 <w:rFonts w:ascii="Times New Roman" w:hAnsi="Times New Roman" w:cs="Times New Roman"/>
               </w:rPr>
-              <w:t xml:space="preserve"> </w:t>
-            </w:r>
-            <w:r>
-              <w:rPr>
-                <w:rFonts w:ascii="Times New Roman" w:hAnsi="Times New Roman" w:cs="Times New Roman"/>
-              </w:rPr>
               <w:t>3</w:t>
-            </w:r>
-            <w:r>
-              <w:rPr>
-                <w:rFonts w:ascii="Times New Roman" w:hAnsi="Times New Roman" w:cs="Times New Roman"/>
-              </w:rPr>
-              <w:t>.1</w:t>
             </w:r>
           </w:p>
         </w:tc>
@@ -2067,20 +2096,7 @@
               <w:rPr>
                 <w:rFonts w:ascii="Times New Roman" w:hAnsi="Times New Roman" w:cs="Times New Roman"/>
               </w:rPr>
-              <w:t xml:space="preserve">The License renewal would be required to be done every Year These renewal fees will facilitate to have the Product Upgrades, which would cover improvements, bug fixes, and changes in AIAG VDA compliances. </w:t>
-            </w:r>
-          </w:p>
-          <w:p>
-            <w:pPr>
-              <w:rPr>
-                <w:rFonts w:ascii="Times New Roman" w:hAnsi="Times New Roman" w:cs="Times New Roman"/>
-              </w:rPr>
-            </w:pPr>
-            <w:r>
-              <w:rPr>
-                <w:rFonts w:ascii="Times New Roman" w:hAnsi="Times New Roman" w:cs="Times New Roman"/>
-              </w:rPr>
-              <w:t xml:space="preserve">Support of 7 Man days is included in this price.  </w:t>
+              <w:t>Renewal and Support from next year onwards</w:t>
             </w:r>
           </w:p>
         </w:tc>
@@ -2101,31 +2117,6 @@
                 <w:rFonts w:ascii="Times New Roman" w:hAnsi="Times New Roman" w:cs="Times New Roman"/>
               </w:rPr>
             </w:pPr>
-            <w:r>
-              <w:rPr>
-                <w:rFonts w:ascii="Times New Roman" w:hAnsi="Times New Roman" w:cs="Times New Roman"/>
-              </w:rPr>
-              <w:t>{{MODULE_</w:t>
-            </w:r>
-            <w:r>
-              <w:rPr>
-                <w:rFonts w:ascii="Times New Roman" w:hAnsi="Times New Roman" w:cs="Times New Roman"/>
-              </w:rPr>
-              <w:t>NAME</w:t>
-            </w:r>
-            <w:r>
-              <w:rPr>
-                <w:rFonts w:ascii="Times New Roman" w:hAnsi="Times New Roman" w:cs="Times New Roman"/>
-              </w:rPr>
-              <w:t>}}</w:t>
-            </w:r>
-          </w:p>
-          <w:p>
-            <w:pPr>
-              <w:rPr>
-                <w:rFonts w:ascii="Times New Roman" w:hAnsi="Times New Roman" w:cs="Times New Roman"/>
-              </w:rPr>
-            </w:pPr>
           </w:p>
         </w:tc>
       </w:tr>
@@ -2154,7 +2145,19 @@
               <w:rPr>
                 <w:rFonts w:ascii="Times New Roman" w:hAnsi="Times New Roman" w:cs="Times New Roman"/>
               </w:rPr>
-              <w:t>4</w:t>
+              <w:t xml:space="preserve"> </w:t>
+            </w:r>
+            <w:r>
+              <w:rPr>
+                <w:rFonts w:ascii="Times New Roman" w:hAnsi="Times New Roman" w:cs="Times New Roman"/>
+              </w:rPr>
+              <w:t>3</w:t>
+            </w:r>
+            <w:r>
+              <w:rPr>
+                <w:rFonts w:ascii="Times New Roman" w:hAnsi="Times New Roman" w:cs="Times New Roman"/>
+              </w:rPr>
+              <w:t>.1</w:t>
             </w:r>
           </w:p>
         </w:tc>
@@ -2179,7 +2182,20 @@
               <w:rPr>
                 <w:rFonts w:ascii="Times New Roman" w:hAnsi="Times New Roman" w:cs="Times New Roman"/>
               </w:rPr>
-              <w:t>Support Services</w:t>
+              <w:t xml:space="preserve">The License renewal would be required to be done every Year These renewal fees will facilitate to have the Product Upgrades, which would cover improvements, bug fixes, and changes in AIAG VDA compliances. </w:t>
+            </w:r>
+          </w:p>
+          <w:p>
+            <w:pPr>
+              <w:rPr>
+                <w:rFonts w:ascii="Times New Roman" w:hAnsi="Times New Roman" w:cs="Times New Roman"/>
+              </w:rPr>
+            </w:pPr>
+            <w:r>
+              <w:rPr>
+                <w:rFonts w:ascii="Times New Roman" w:hAnsi="Times New Roman" w:cs="Times New Roman"/>
+              </w:rPr>
+              <w:t xml:space="preserve">Support of 7 Man days is included in this price.  </w:t>
             </w:r>
           </w:p>
         </w:tc>
@@ -2204,8 +2220,27 @@
               <w:rPr>
                 <w:rFonts w:ascii="Times New Roman" w:hAnsi="Times New Roman" w:cs="Times New Roman"/>
               </w:rPr>
-              <w:t>8000 per Man Day</w:t>
-            </w:r>
+              <w:t>{{MODULE_</w:t>
+            </w:r>
+            <w:r>
+              <w:rPr>
+                <w:rFonts w:ascii="Times New Roman" w:hAnsi="Times New Roman" w:cs="Times New Roman"/>
+              </w:rPr>
+              <w:t>NAME</w:t>
+            </w:r>
+            <w:r>
+              <w:rPr>
+                <w:rFonts w:ascii="Times New Roman" w:hAnsi="Times New Roman" w:cs="Times New Roman"/>
+              </w:rPr>
+              <w:t>}}</w:t>
+            </w:r>
+          </w:p>
+          <w:p>
+            <w:pPr>
+              <w:rPr>
+                <w:rFonts w:ascii="Times New Roman" w:hAnsi="Times New Roman" w:cs="Times New Roman"/>
+              </w:rPr>
+            </w:pPr>
           </w:p>
         </w:tc>
       </w:tr>
@@ -2234,7 +2269,7 @@
               <w:rPr>
                 <w:rFonts w:ascii="Times New Roman" w:hAnsi="Times New Roman" w:cs="Times New Roman"/>
               </w:rPr>
-              <w:t xml:space="preserve"> 4.1</w:t>
+              <w:t>4</w:t>
             </w:r>
           </w:p>
         </w:tc>
@@ -2259,21 +2294,7 @@
               <w:rPr>
                 <w:rFonts w:ascii="Times New Roman" w:hAnsi="Times New Roman" w:cs="Times New Roman"/>
               </w:rPr>
-              <w:t xml:space="preserve">First Year - These Services start a er 1 Month from start of Go Live. Subsequent Years – A er </w:t>
-            </w:r>
-            <w:proofErr w:type="spellStart"/>
-            <w:r>
-              <w:rPr>
-                <w:rFonts w:ascii="Times New Roman" w:hAnsi="Times New Roman" w:cs="Times New Roman"/>
-              </w:rPr>
-              <w:t>comple</w:t>
-            </w:r>
-            <w:proofErr w:type="spellEnd"/>
-            <w:r>
-              <w:rPr>
-                <w:rFonts w:ascii="Times New Roman" w:hAnsi="Times New Roman" w:cs="Times New Roman"/>
-              </w:rPr>
-              <w:t xml:space="preserve"> on of 7 Man Days</w:t>
+              <w:t>Support Services</w:t>
             </w:r>
           </w:p>
         </w:tc>
@@ -2294,6 +2315,12 @@
                 <w:rFonts w:ascii="Times New Roman" w:hAnsi="Times New Roman" w:cs="Times New Roman"/>
               </w:rPr>
             </w:pPr>
+            <w:r>
+              <w:rPr>
+                <w:rFonts w:ascii="Times New Roman" w:hAnsi="Times New Roman" w:cs="Times New Roman"/>
+              </w:rPr>
+              <w:t>8000 per Man Day</w:t>
+            </w:r>
           </w:p>
         </w:tc>
       </w:tr>
@@ -2322,7 +2349,7 @@
               <w:rPr>
                 <w:rFonts w:ascii="Times New Roman" w:hAnsi="Times New Roman" w:cs="Times New Roman"/>
               </w:rPr>
-              <w:t>5</w:t>
+              <w:t xml:space="preserve"> 4.1</w:t>
             </w:r>
           </w:p>
         </w:tc>
@@ -2347,7 +2374,21 @@
               <w:rPr>
                 <w:rFonts w:ascii="Times New Roman" w:hAnsi="Times New Roman" w:cs="Times New Roman"/>
               </w:rPr>
-              <w:t>Payment Terms</w:t>
+              <w:t xml:space="preserve">First Year - These Services start a er 1 Month from start of Go Live. Subsequent Years – A er </w:t>
+            </w:r>
+            <w:proofErr w:type="spellStart"/>
+            <w:r>
+              <w:rPr>
+                <w:rFonts w:ascii="Times New Roman" w:hAnsi="Times New Roman" w:cs="Times New Roman"/>
+              </w:rPr>
+              <w:t>comple</w:t>
+            </w:r>
+            <w:proofErr w:type="spellEnd"/>
+            <w:r>
+              <w:rPr>
+                <w:rFonts w:ascii="Times New Roman" w:hAnsi="Times New Roman" w:cs="Times New Roman"/>
+              </w:rPr>
+              <w:t xml:space="preserve"> on of 7 Man Days</w:t>
             </w:r>
           </w:p>
         </w:tc>
@@ -2396,7 +2437,7 @@
               <w:rPr>
                 <w:rFonts w:ascii="Times New Roman" w:hAnsi="Times New Roman" w:cs="Times New Roman"/>
               </w:rPr>
-              <w:t xml:space="preserve"> 5.1</w:t>
+              <w:t>5</w:t>
             </w:r>
           </w:p>
         </w:tc>
@@ -2421,7 +2462,7 @@
               <w:rPr>
                 <w:rFonts w:ascii="Times New Roman" w:hAnsi="Times New Roman" w:cs="Times New Roman"/>
               </w:rPr>
-              <w:t xml:space="preserve">70% in Advance along with Purchase Order </w:t>
+              <w:t>Payment Terms</w:t>
             </w:r>
           </w:p>
         </w:tc>
@@ -2470,7 +2511,7 @@
               <w:rPr>
                 <w:rFonts w:ascii="Times New Roman" w:hAnsi="Times New Roman" w:cs="Times New Roman"/>
               </w:rPr>
-              <w:t xml:space="preserve"> 5.2</w:t>
+              <w:t xml:space="preserve"> 5.1</w:t>
             </w:r>
           </w:p>
         </w:tc>
@@ -2495,19 +2536,7 @@
               <w:rPr>
                 <w:rFonts w:ascii="Times New Roman" w:hAnsi="Times New Roman" w:cs="Times New Roman"/>
               </w:rPr>
-              <w:t xml:space="preserve">20% on </w:t>
-            </w:r>
-            <w:r>
-              <w:rPr>
-                <w:rFonts w:ascii="Times New Roman" w:hAnsi="Times New Roman" w:cs="Times New Roman"/>
-              </w:rPr>
-              <w:t>I</w:t>
-            </w:r>
-            <w:r>
-              <w:rPr>
-                <w:rFonts w:ascii="Times New Roman" w:hAnsi="Times New Roman" w:cs="Times New Roman"/>
-              </w:rPr>
-              <w:t>mplementation</w:t>
+              <w:t xml:space="preserve">70% in Advance along with Purchase Order </w:t>
             </w:r>
           </w:p>
         </w:tc>
@@ -2556,7 +2585,7 @@
               <w:rPr>
                 <w:rFonts w:ascii="Times New Roman" w:hAnsi="Times New Roman" w:cs="Times New Roman"/>
               </w:rPr>
-              <w:t xml:space="preserve"> 5.3</w:t>
+              <w:t xml:space="preserve"> 5.2</w:t>
             </w:r>
           </w:p>
         </w:tc>
@@ -2581,7 +2610,19 @@
               <w:rPr>
                 <w:rFonts w:ascii="Times New Roman" w:hAnsi="Times New Roman" w:cs="Times New Roman"/>
               </w:rPr>
-              <w:t>10% against GO LIVE or One Month from completion of implementation.</w:t>
+              <w:t xml:space="preserve">20% on </w:t>
+            </w:r>
+            <w:r>
+              <w:rPr>
+                <w:rFonts w:ascii="Times New Roman" w:hAnsi="Times New Roman" w:cs="Times New Roman"/>
+              </w:rPr>
+              <w:t>I</w:t>
+            </w:r>
+            <w:r>
+              <w:rPr>
+                <w:rFonts w:ascii="Times New Roman" w:hAnsi="Times New Roman" w:cs="Times New Roman"/>
+              </w:rPr>
+              <w:t>mplementation</w:t>
             </w:r>
           </w:p>
         </w:tc>
@@ -2631,6 +2672,80 @@
                 <w:rFonts w:ascii="Times New Roman" w:hAnsi="Times New Roman" w:cs="Times New Roman"/>
               </w:rPr>
               <w:lastRenderedPageBreak/>
+              <w:t xml:space="preserve"> 5.3</w:t>
+            </w:r>
+          </w:p>
+        </w:tc>
+        <w:tc>
+          <w:tcPr>
+            <w:tcW w:w="6360" w:type="dxa"/>
+            <w:shd w:val="clear" w:color="auto" w:fill="FFFFFF" w:themeFill="background1"/>
+            <w:tcMar>
+              <w:top w:w="80" w:type="dxa"/>
+              <w:left w:w="120" w:type="dxa"/>
+              <w:bottom w:w="80" w:type="dxa"/>
+              <w:right w:w="120" w:type="dxa"/>
+            </w:tcMar>
+          </w:tcPr>
+          <w:p>
+            <w:pPr>
+              <w:rPr>
+                <w:rFonts w:ascii="Times New Roman" w:hAnsi="Times New Roman" w:cs="Times New Roman"/>
+              </w:rPr>
+            </w:pPr>
+            <w:r>
+              <w:rPr>
+                <w:rFonts w:ascii="Times New Roman" w:hAnsi="Times New Roman" w:cs="Times New Roman"/>
+              </w:rPr>
+              <w:t>10% against GO LIVE or One Month from completion of implementation.</w:t>
+            </w:r>
+          </w:p>
+        </w:tc>
+        <w:tc>
+          <w:tcPr>
+            <w:tcW w:w="2625" w:type="dxa"/>
+            <w:shd w:val="clear" w:color="auto" w:fill="FFFFFF" w:themeFill="background1"/>
+            <w:tcMar>
+              <w:top w:w="80" w:type="dxa"/>
+              <w:left w:w="120" w:type="dxa"/>
+              <w:bottom w:w="80" w:type="dxa"/>
+              <w:right w:w="120" w:type="dxa"/>
+            </w:tcMar>
+          </w:tcPr>
+          <w:p>
+            <w:pPr>
+              <w:rPr>
+                <w:rFonts w:ascii="Times New Roman" w:hAnsi="Times New Roman" w:cs="Times New Roman"/>
+              </w:rPr>
+            </w:pPr>
+          </w:p>
+        </w:tc>
+      </w:tr>
+      <w:tr>
+        <w:trPr>
+          <w:trHeight w:val="20"/>
+        </w:trPr>
+        <w:tc>
+          <w:tcPr>
+            <w:tcW w:w="1007" w:type="dxa"/>
+            <w:shd w:val="clear" w:color="auto" w:fill="FFFFFF" w:themeFill="background1"/>
+            <w:tcMar>
+              <w:top w:w="80" w:type="dxa"/>
+              <w:left w:w="120" w:type="dxa"/>
+              <w:bottom w:w="80" w:type="dxa"/>
+              <w:right w:w="120" w:type="dxa"/>
+            </w:tcMar>
+          </w:tcPr>
+          <w:p>
+            <w:pPr>
+              <w:rPr>
+                <w:rFonts w:ascii="Times New Roman" w:hAnsi="Times New Roman" w:cs="Times New Roman"/>
+              </w:rPr>
+            </w:pPr>
+            <w:r>
+              <w:rPr>
+                <w:rFonts w:ascii="Times New Roman" w:hAnsi="Times New Roman" w:cs="Times New Roman"/>
+              </w:rPr>
               <w:t>6</w:t>
             </w:r>
           </w:p>
@@ -4993,6 +5108,7 @@
               <w:rPr>
                 <w:rFonts w:ascii="Times New Roman" w:hAnsi="Times New Roman" w:cs="Times New Roman"/>
               </w:rPr>
+              <w:lastRenderedPageBreak/>
               <w:t>Data Preparation for Go-Live</w:t>
             </w:r>
           </w:p>
@@ -5043,7 +5159,6 @@
               <w:rPr>
                 <w:rFonts w:ascii="Times New Roman" w:hAnsi="Times New Roman" w:cs="Times New Roman"/>
               </w:rPr>
-              <w:lastRenderedPageBreak/>
               <w:t>Go-Live</w:t>
             </w:r>
           </w:p>
@@ -5667,6 +5782,7 @@
           <w:rFonts w:ascii="Times New Roman" w:hAnsi="Times New Roman" w:cs="Times New Roman"/>
           <w:color w:val="000000" w:themeColor="text1"/>
         </w:rPr>
+        <w:lastRenderedPageBreak/>
         <w:t>6. Excused Performance</w:t>
       </w:r>
     </w:p>
@@ -5681,7 +5797,6 @@
         <w:rPr>
           <w:rFonts w:ascii="Times New Roman" w:hAnsi="Times New Roman" w:cs="Times New Roman"/>
         </w:rPr>
-        <w:lastRenderedPageBreak/>
         <w:t xml:space="preserve">BlechTek shall not be liable or deemed to be in default for any delay or failure in performance under this Contract or interruption of services due to strike or </w:t>
       </w:r>
       <w:r>
@@ -7239,7 +7354,7 @@
   <w:style w:type="paragraph" w:default="1" w:styleId="Normal">
     <w:name w:val="Normal"/>
     <w:qFormat/>
-    <w:rsid w:val="003779C6"/>
+    <w:rsid w:val="00E84263"/>
   </w:style>
   <w:style w:type="paragraph" w:styleId="Heading1">
     <w:name w:val="heading 1"/>

--- a/QuotationApp.API/Templates/QuotationTemplate_Updated.docx
+++ b/QuotationApp.API/Templates/QuotationTemplate_Updated.docx
@@ -550,26 +550,15 @@
           <w:bCs/>
           <w:color w:val="65AADB"/>
         </w:rPr>
-        <w:t>{{ORG_</w:t>
-      </w:r>
-      <w:proofErr w:type="gramStart"/>
-      <w:r>
-        <w:rPr>
-          <w:rFonts w:ascii="Times New Roman" w:hAnsi="Times New Roman" w:cs="Times New Roman"/>
-          <w:b/>
-          <w:bCs/>
+        <w:t>{{ORG_NAME}}</w:t>
+      </w:r>
+      <w:r>
+        <w:rPr>
+          <w:rFonts w:ascii="Times New Roman" w:hAnsi="Times New Roman" w:cs="Times New Roman"/>
           <w:color w:val="65AADB"/>
         </w:rPr>
-        <w:t>NAME}}</w:t>
-      </w:r>
-      <w:r>
-        <w:rPr>
-          <w:rFonts w:ascii="Times New Roman" w:hAnsi="Times New Roman" w:cs="Times New Roman"/>
-          <w:color w:val="65AADB"/>
-        </w:rPr>
         <w:t>.</w:t>
       </w:r>
-      <w:proofErr w:type="gramEnd"/>
     </w:p>
     <w:p>
       <w:pPr>
@@ -1743,6 +1732,31 @@
               <w:t xml:space="preserve"> Users</w:t>
             </w:r>
           </w:p>
+          <w:p>
+            <w:pPr>
+              <w:rPr>
+                <w:rFonts w:ascii="Times New Roman" w:hAnsi="Times New Roman" w:cs="Times New Roman"/>
+              </w:rPr>
+            </w:pPr>
+            <w:r>
+              <w:rPr>
+                <w:rFonts w:ascii="Times New Roman" w:hAnsi="Times New Roman" w:cs="Times New Roman"/>
+              </w:rPr>
+              <w:t>Discount ({{MODULE_DISCOUNT_PCT</w:t>
+            </w:r>
+            <w:r>
+              <w:rPr>
+                <w:rFonts w:ascii="Times New Roman" w:hAnsi="Times New Roman" w:cs="Times New Roman"/>
+              </w:rPr>
+              <w:t>}} %</w:t>
+            </w:r>
+            <w:r>
+              <w:rPr>
+                <w:rFonts w:ascii="Times New Roman" w:hAnsi="Times New Roman" w:cs="Times New Roman"/>
+              </w:rPr>
+              <w:t>):</w:t>
+            </w:r>
+          </w:p>
         </w:tc>
         <w:tc>
           <w:tcPr>
@@ -1768,6 +1782,19 @@
               <w:t>{{MODULE_PRICE}}</w:t>
             </w:r>
           </w:p>
+          <w:p>
+            <w:pPr>
+              <w:rPr>
+                <w:rFonts w:ascii="Times New Roman" w:hAnsi="Times New Roman" w:cs="Times New Roman"/>
+              </w:rPr>
+            </w:pPr>
+            <w:r>
+              <w:rPr>
+                <w:rFonts w:ascii="Times New Roman" w:hAnsi="Times New Roman" w:cs="Times New Roman"/>
+              </w:rPr>
+              <w:t>{{MODULE_DISCOUNT}}</w:t>
+            </w:r>
+          </w:p>
         </w:tc>
       </w:tr>
       <w:tr>
@@ -2374,21 +2401,7 @@
               <w:rPr>
                 <w:rFonts w:ascii="Times New Roman" w:hAnsi="Times New Roman" w:cs="Times New Roman"/>
               </w:rPr>
-              <w:t xml:space="preserve">First Year - These Services start a er 1 Month from start of Go Live. Subsequent Years – A er </w:t>
-            </w:r>
-            <w:proofErr w:type="spellStart"/>
-            <w:r>
-              <w:rPr>
-                <w:rFonts w:ascii="Times New Roman" w:hAnsi="Times New Roman" w:cs="Times New Roman"/>
-              </w:rPr>
-              <w:t>comple</w:t>
-            </w:r>
-            <w:proofErr w:type="spellEnd"/>
-            <w:r>
-              <w:rPr>
-                <w:rFonts w:ascii="Times New Roman" w:hAnsi="Times New Roman" w:cs="Times New Roman"/>
-              </w:rPr>
-              <w:t xml:space="preserve"> on of 7 Man Days</w:t>
+              <w:t>First Year - These Services start a er 1 Month from start of Go Live. Subsequent Years – A er comple on of 7 Man Days</w:t>
             </w:r>
           </w:p>
         </w:tc>
@@ -5246,15 +5259,6 @@
         <w:spacing w:before="300" w:after="150"/>
         <w:rPr>
           <w:rFonts w:ascii="Times New Roman" w:hAnsi="Times New Roman" w:cs="Times New Roman"/>
-          <w:color w:val="000000" w:themeColor="text1"/>
-        </w:rPr>
-      </w:pPr>
-    </w:p>
-    <w:p>
-      <w:pPr>
-        <w:spacing w:before="300" w:after="150"/>
-        <w:rPr>
-          <w:rFonts w:ascii="Times New Roman" w:hAnsi="Times New Roman" w:cs="Times New Roman"/>
           <w:w w:val="101"/>
         </w:rPr>
       </w:pPr>
@@ -5568,22 +5572,6 @@
           <w:rFonts w:ascii="Times New Roman" w:hAnsi="Times New Roman" w:cs="Times New Roman"/>
         </w:rPr>
       </w:pPr>
-    </w:p>
-    <w:p>
-      <w:pPr>
-        <w:spacing w:before="300" w:after="150"/>
-        <w:rPr>
-          <w:rFonts w:ascii="Times New Roman" w:hAnsi="Times New Roman" w:cs="Times New Roman"/>
-        </w:rPr>
-      </w:pPr>
-    </w:p>
-    <w:p>
-      <w:pPr>
-        <w:spacing w:before="300" w:after="150"/>
-        <w:rPr>
-          <w:rFonts w:ascii="Times New Roman" w:hAnsi="Times New Roman" w:cs="Times New Roman"/>
-        </w:rPr>
-      </w:pPr>
       <w:r>
         <w:rPr>
           <w:rFonts w:ascii="Times New Roman" w:hAnsi="Times New Roman" w:cs="Times New Roman"/>
@@ -5782,7 +5770,6 @@
           <w:rFonts w:ascii="Times New Roman" w:hAnsi="Times New Roman" w:cs="Times New Roman"/>
           <w:color w:val="000000" w:themeColor="text1"/>
         </w:rPr>
-        <w:lastRenderedPageBreak/>
         <w:t>6. Excused Performance</w:t>
       </w:r>
     </w:p>
@@ -5823,6 +5810,15 @@
         </w:rPr>
         <w:t xml:space="preserve"> of our software due to failure or malfunction of computer or telecommunications hardware, network or related equipment at your installation site.</w:t>
       </w:r>
+    </w:p>
+    <w:p>
+      <w:pPr>
+        <w:spacing w:before="160" w:after="40"/>
+        <w:rPr>
+          <w:rFonts w:ascii="Times New Roman" w:hAnsi="Times New Roman" w:cs="Times New Roman"/>
+          <w:color w:val="000000" w:themeColor="text1"/>
+        </w:rPr>
+      </w:pPr>
     </w:p>
     <w:p>
       <w:pPr>
@@ -5975,24 +5971,6 @@
         </w:rPr>
         <w:t>This offer is valid up to {{VALIDATION_DATE}}.</w:t>
       </w:r>
-    </w:p>
-    <w:p>
-      <w:pPr>
-        <w:spacing w:before="160" w:after="40"/>
-        <w:rPr>
-          <w:rFonts w:ascii="Times New Roman" w:hAnsi="Times New Roman" w:cs="Times New Roman"/>
-          <w:color w:val="000000" w:themeColor="text1"/>
-        </w:rPr>
-      </w:pPr>
-    </w:p>
-    <w:p>
-      <w:pPr>
-        <w:spacing w:before="160" w:after="40"/>
-        <w:rPr>
-          <w:rFonts w:ascii="Times New Roman" w:hAnsi="Times New Roman" w:cs="Times New Roman"/>
-          <w:color w:val="000000" w:themeColor="text1"/>
-        </w:rPr>
-      </w:pPr>
     </w:p>
     <w:p>
       <w:pPr>

--- a/QuotationApp.API/Templates/QuotationTemplate_Updated.docx
+++ b/QuotationApp.API/Templates/QuotationTemplate_Updated.docx
@@ -1680,19 +1680,31 @@
               <w:rPr>
                 <w:rFonts w:ascii="Times New Roman" w:hAnsi="Times New Roman" w:cs="Times New Roman"/>
               </w:rPr>
-              <w:t>CQUAL</w:t>
-            </w:r>
-            <w:r>
-              <w:rPr>
-                <w:rFonts w:ascii="Times New Roman" w:hAnsi="Times New Roman" w:cs="Times New Roman"/>
-              </w:rPr>
-              <w:t xml:space="preserve"> </w:t>
-            </w:r>
-            <w:r>
-              <w:rPr>
-                <w:rFonts w:ascii="Times New Roman" w:hAnsi="Times New Roman" w:cs="Times New Roman"/>
-              </w:rPr>
-              <w:t xml:space="preserve"> {{MODULE_LIST}} </w:t>
+              <w:t xml:space="preserve">CQUAL </w:t>
+            </w:r>
+            <w:r>
+              <w:rPr>
+                <w:rFonts w:ascii="Times New Roman" w:hAnsi="Times New Roman" w:cs="Times New Roman"/>
+              </w:rPr>
+              <w:t>{</w:t>
+            </w:r>
+            <w:r>
+              <w:rPr>
+                <w:rFonts w:ascii="Times New Roman" w:hAnsi="Times New Roman" w:cs="Times New Roman"/>
+              </w:rPr>
+              <w:t>{MODULE_</w:t>
+            </w:r>
+            <w:r>
+              <w:rPr>
+                <w:rFonts w:ascii="Times New Roman" w:hAnsi="Times New Roman" w:cs="Times New Roman"/>
+              </w:rPr>
+              <w:t>NAME</w:t>
+            </w:r>
+            <w:r>
+              <w:rPr>
+                <w:rFonts w:ascii="Times New Roman" w:hAnsi="Times New Roman" w:cs="Times New Roman"/>
+              </w:rPr>
+              <w:t>}}</w:t>
             </w:r>
           </w:p>
           <w:p>
@@ -1788,6 +1800,13 @@
                 <w:rFonts w:ascii="Times New Roman" w:hAnsi="Times New Roman" w:cs="Times New Roman"/>
               </w:rPr>
             </w:pPr>
+          </w:p>
+          <w:p>
+            <w:pPr>
+              <w:rPr>
+                <w:rFonts w:ascii="Times New Roman" w:hAnsi="Times New Roman" w:cs="Times New Roman"/>
+              </w:rPr>
+            </w:pPr>
             <w:r>
               <w:rPr>
                 <w:rFonts w:ascii="Times New Roman" w:hAnsi="Times New Roman" w:cs="Times New Roman"/>
@@ -1818,12 +1837,6 @@
                 <w:rFonts w:ascii="Times New Roman" w:hAnsi="Times New Roman" w:cs="Times New Roman"/>
               </w:rPr>
             </w:pPr>
-            <w:r>
-              <w:rPr>
-                <w:rFonts w:ascii="Times New Roman" w:hAnsi="Times New Roman" w:cs="Times New Roman"/>
-              </w:rPr>
-              <w:t xml:space="preserve"> 1.1</w:t>
-            </w:r>
           </w:p>
         </w:tc>
         <w:tc>
@@ -1847,49 +1860,13 @@
               <w:rPr>
                 <w:rFonts w:ascii="Times New Roman" w:hAnsi="Times New Roman" w:cs="Times New Roman"/>
               </w:rPr>
-              <w:t>Implementation (</w:t>
-            </w:r>
-            <w:r>
-              <w:rPr>
-                <w:rFonts w:ascii="Times New Roman" w:hAnsi="Times New Roman" w:cs="Times New Roman"/>
-              </w:rPr>
-              <w:t>{{NO_OF_USERS</w:t>
-            </w:r>
-            <w:r>
-              <w:rPr>
-                <w:rFonts w:ascii="Times New Roman" w:hAnsi="Times New Roman" w:cs="Times New Roman"/>
-              </w:rPr>
-              <w:t>}}</w:t>
-            </w:r>
-            <w:r>
-              <w:rPr>
-                <w:rFonts w:ascii="Times New Roman" w:hAnsi="Times New Roman" w:cs="Times New Roman"/>
-              </w:rPr>
-              <w:t xml:space="preserve"> Man</w:t>
-            </w:r>
-            <w:r>
-              <w:rPr>
-                <w:rFonts w:ascii="Times New Roman" w:hAnsi="Times New Roman" w:cs="Times New Roman"/>
-              </w:rPr>
-              <w:t xml:space="preserve"> Day * </w:t>
-            </w:r>
-            <w:r>
-              <w:rPr>
-                <w:rFonts w:ascii="Times New Roman" w:hAnsi="Times New Roman" w:cs="Times New Roman"/>
-              </w:rPr>
-              <w:t>{{IMPL_RATE}}</w:t>
-            </w:r>
-            <w:r>
-              <w:rPr>
-                <w:rFonts w:ascii="Times New Roman" w:hAnsi="Times New Roman" w:cs="Times New Roman"/>
-              </w:rPr>
-              <w:t xml:space="preserve"> </w:t>
-            </w:r>
-            <w:r>
-              <w:rPr>
-                <w:rFonts w:ascii="Times New Roman" w:hAnsi="Times New Roman" w:cs="Times New Roman"/>
-              </w:rPr>
-              <w:t>per Man Day)</w:t>
+              <w:t>Module Subtotal</w:t>
+            </w:r>
+            <w:r>
+              <w:rPr>
+                <w:rFonts w:ascii="Times New Roman" w:hAnsi="Times New Roman" w:cs="Times New Roman"/>
+              </w:rPr>
+              <w:t>:</w:t>
             </w:r>
           </w:p>
         </w:tc>
@@ -1914,7 +1891,7 @@
               <w:rPr>
                 <w:rFonts w:ascii="Times New Roman" w:hAnsi="Times New Roman" w:cs="Times New Roman"/>
               </w:rPr>
-              <w:t>{{IMPL_TOTAL}}</w:t>
+              <w:t>{{MODULE_SUBTOTAL}}</w:t>
             </w:r>
           </w:p>
         </w:tc>
@@ -1944,7 +1921,7 @@
               <w:rPr>
                 <w:rFonts w:ascii="Times New Roman" w:hAnsi="Times New Roman" w:cs="Times New Roman"/>
               </w:rPr>
-              <w:t>2</w:t>
+              <w:t xml:space="preserve"> 1.1</w:t>
             </w:r>
           </w:p>
         </w:tc>
@@ -1969,7 +1946,49 @@
               <w:rPr>
                 <w:rFonts w:ascii="Times New Roman" w:hAnsi="Times New Roman" w:cs="Times New Roman"/>
               </w:rPr>
-              <w:t>Customization</w:t>
+              <w:t>Implementation (</w:t>
+            </w:r>
+            <w:r>
+              <w:rPr>
+                <w:rFonts w:ascii="Times New Roman" w:hAnsi="Times New Roman" w:cs="Times New Roman"/>
+              </w:rPr>
+              <w:t>{{NO_OF_USERS</w:t>
+            </w:r>
+            <w:r>
+              <w:rPr>
+                <w:rFonts w:ascii="Times New Roman" w:hAnsi="Times New Roman" w:cs="Times New Roman"/>
+              </w:rPr>
+              <w:t>}}</w:t>
+            </w:r>
+            <w:r>
+              <w:rPr>
+                <w:rFonts w:ascii="Times New Roman" w:hAnsi="Times New Roman" w:cs="Times New Roman"/>
+              </w:rPr>
+              <w:t xml:space="preserve"> Man</w:t>
+            </w:r>
+            <w:r>
+              <w:rPr>
+                <w:rFonts w:ascii="Times New Roman" w:hAnsi="Times New Roman" w:cs="Times New Roman"/>
+              </w:rPr>
+              <w:t xml:space="preserve"> Day * </w:t>
+            </w:r>
+            <w:r>
+              <w:rPr>
+                <w:rFonts w:ascii="Times New Roman" w:hAnsi="Times New Roman" w:cs="Times New Roman"/>
+              </w:rPr>
+              <w:t>{{IMPL_RATE}}</w:t>
+            </w:r>
+            <w:r>
+              <w:rPr>
+                <w:rFonts w:ascii="Times New Roman" w:hAnsi="Times New Roman" w:cs="Times New Roman"/>
+              </w:rPr>
+              <w:t xml:space="preserve"> </w:t>
+            </w:r>
+            <w:r>
+              <w:rPr>
+                <w:rFonts w:ascii="Times New Roman" w:hAnsi="Times New Roman" w:cs="Times New Roman"/>
+              </w:rPr>
+              <w:t>per Man Day)</w:t>
             </w:r>
           </w:p>
         </w:tc>
@@ -1994,7 +2013,7 @@
               <w:rPr>
                 <w:rFonts w:ascii="Times New Roman" w:hAnsi="Times New Roman" w:cs="Times New Roman"/>
               </w:rPr>
-              <w:t>TBD</w:t>
+              <w:t>{{IMPL_TOTAL}}</w:t>
             </w:r>
           </w:p>
         </w:tc>
@@ -2020,12 +2039,6 @@
                 <w:rFonts w:ascii="Times New Roman" w:hAnsi="Times New Roman" w:cs="Times New Roman"/>
               </w:rPr>
             </w:pPr>
-            <w:r>
-              <w:rPr>
-                <w:rFonts w:ascii="Times New Roman" w:hAnsi="Times New Roman" w:cs="Times New Roman"/>
-              </w:rPr>
-              <w:t xml:space="preserve"> 2.1</w:t>
-            </w:r>
           </w:p>
         </w:tc>
         <w:tc>
@@ -2049,7 +2062,7 @@
               <w:rPr>
                 <w:rFonts w:ascii="Times New Roman" w:hAnsi="Times New Roman" w:cs="Times New Roman"/>
               </w:rPr>
-              <w:t>In case of any additional development required which will be consider 8000 per man day additional to above proposal.</w:t>
+              <w:t>Total of All Modules Final Price:</w:t>
             </w:r>
           </w:p>
         </w:tc>
@@ -2070,6 +2083,12 @@
                 <w:rFonts w:ascii="Times New Roman" w:hAnsi="Times New Roman" w:cs="Times New Roman"/>
               </w:rPr>
             </w:pPr>
+            <w:r>
+              <w:rPr>
+                <w:rFonts w:ascii="Times New Roman" w:hAnsi="Times New Roman" w:cs="Times New Roman"/>
+              </w:rPr>
+              <w:t>{{OVERALL_VALUE}}</w:t>
+            </w:r>
           </w:p>
         </w:tc>
       </w:tr>
@@ -2098,7 +2117,7 @@
               <w:rPr>
                 <w:rFonts w:ascii="Times New Roman" w:hAnsi="Times New Roman" w:cs="Times New Roman"/>
               </w:rPr>
-              <w:t>3</w:t>
+              <w:t>2</w:t>
             </w:r>
           </w:p>
         </w:tc>
@@ -2123,7 +2142,7 @@
               <w:rPr>
                 <w:rFonts w:ascii="Times New Roman" w:hAnsi="Times New Roman" w:cs="Times New Roman"/>
               </w:rPr>
-              <w:t>Renewal and Support from next year onwards</w:t>
+              <w:t>Customization</w:t>
             </w:r>
           </w:p>
         </w:tc>
@@ -2144,6 +2163,12 @@
                 <w:rFonts w:ascii="Times New Roman" w:hAnsi="Times New Roman" w:cs="Times New Roman"/>
               </w:rPr>
             </w:pPr>
+            <w:r>
+              <w:rPr>
+                <w:rFonts w:ascii="Times New Roman" w:hAnsi="Times New Roman" w:cs="Times New Roman"/>
+              </w:rPr>
+              <w:t>TBD</w:t>
+            </w:r>
           </w:p>
         </w:tc>
       </w:tr>
@@ -2172,19 +2197,7 @@
               <w:rPr>
                 <w:rFonts w:ascii="Times New Roman" w:hAnsi="Times New Roman" w:cs="Times New Roman"/>
               </w:rPr>
-              <w:t xml:space="preserve"> </w:t>
-            </w:r>
-            <w:r>
-              <w:rPr>
-                <w:rFonts w:ascii="Times New Roman" w:hAnsi="Times New Roman" w:cs="Times New Roman"/>
-              </w:rPr>
-              <w:t>3</w:t>
-            </w:r>
-            <w:r>
-              <w:rPr>
-                <w:rFonts w:ascii="Times New Roman" w:hAnsi="Times New Roman" w:cs="Times New Roman"/>
-              </w:rPr>
-              <w:t>.1</w:t>
+              <w:t xml:space="preserve"> 2.1</w:t>
             </w:r>
           </w:p>
         </w:tc>
@@ -2209,20 +2222,7 @@
               <w:rPr>
                 <w:rFonts w:ascii="Times New Roman" w:hAnsi="Times New Roman" w:cs="Times New Roman"/>
               </w:rPr>
-              <w:t xml:space="preserve">The License renewal would be required to be done every Year These renewal fees will facilitate to have the Product Upgrades, which would cover improvements, bug fixes, and changes in AIAG VDA compliances. </w:t>
-            </w:r>
-          </w:p>
-          <w:p>
-            <w:pPr>
-              <w:rPr>
-                <w:rFonts w:ascii="Times New Roman" w:hAnsi="Times New Roman" w:cs="Times New Roman"/>
-              </w:rPr>
-            </w:pPr>
-            <w:r>
-              <w:rPr>
-                <w:rFonts w:ascii="Times New Roman" w:hAnsi="Times New Roman" w:cs="Times New Roman"/>
-              </w:rPr>
-              <w:t xml:space="preserve">Support of 7 Man days is included in this price.  </w:t>
+              <w:t>In case of any additional development required which will be consider 8000 per man day additional to above proposal.</w:t>
             </w:r>
           </w:p>
         </w:tc>
@@ -2243,31 +2243,6 @@
                 <w:rFonts w:ascii="Times New Roman" w:hAnsi="Times New Roman" w:cs="Times New Roman"/>
               </w:rPr>
             </w:pPr>
-            <w:r>
-              <w:rPr>
-                <w:rFonts w:ascii="Times New Roman" w:hAnsi="Times New Roman" w:cs="Times New Roman"/>
-              </w:rPr>
-              <w:t>{{MODULE_</w:t>
-            </w:r>
-            <w:r>
-              <w:rPr>
-                <w:rFonts w:ascii="Times New Roman" w:hAnsi="Times New Roman" w:cs="Times New Roman"/>
-              </w:rPr>
-              <w:t>NAME</w:t>
-            </w:r>
-            <w:r>
-              <w:rPr>
-                <w:rFonts w:ascii="Times New Roman" w:hAnsi="Times New Roman" w:cs="Times New Roman"/>
-              </w:rPr>
-              <w:t>}}</w:t>
-            </w:r>
-          </w:p>
-          <w:p>
-            <w:pPr>
-              <w:rPr>
-                <w:rFonts w:ascii="Times New Roman" w:hAnsi="Times New Roman" w:cs="Times New Roman"/>
-              </w:rPr>
-            </w:pPr>
           </w:p>
         </w:tc>
       </w:tr>
@@ -2296,7 +2271,7 @@
               <w:rPr>
                 <w:rFonts w:ascii="Times New Roman" w:hAnsi="Times New Roman" w:cs="Times New Roman"/>
               </w:rPr>
-              <w:t>4</w:t>
+              <w:t>3</w:t>
             </w:r>
           </w:p>
         </w:tc>
@@ -2321,7 +2296,7 @@
               <w:rPr>
                 <w:rFonts w:ascii="Times New Roman" w:hAnsi="Times New Roman" w:cs="Times New Roman"/>
               </w:rPr>
-              <w:t>Support Services</w:t>
+              <w:t>Renewal and Support from next year onwards</w:t>
             </w:r>
           </w:p>
         </w:tc>
@@ -2342,12 +2317,6 @@
                 <w:rFonts w:ascii="Times New Roman" w:hAnsi="Times New Roman" w:cs="Times New Roman"/>
               </w:rPr>
             </w:pPr>
-            <w:r>
-              <w:rPr>
-                <w:rFonts w:ascii="Times New Roman" w:hAnsi="Times New Roman" w:cs="Times New Roman"/>
-              </w:rPr>
-              <w:t>8000 per Man Day</w:t>
-            </w:r>
           </w:p>
         </w:tc>
       </w:tr>
@@ -2376,7 +2345,19 @@
               <w:rPr>
                 <w:rFonts w:ascii="Times New Roman" w:hAnsi="Times New Roman" w:cs="Times New Roman"/>
               </w:rPr>
-              <w:t xml:space="preserve"> 4.1</w:t>
+              <w:t xml:space="preserve"> </w:t>
+            </w:r>
+            <w:r>
+              <w:rPr>
+                <w:rFonts w:ascii="Times New Roman" w:hAnsi="Times New Roman" w:cs="Times New Roman"/>
+              </w:rPr>
+              <w:t>3</w:t>
+            </w:r>
+            <w:r>
+              <w:rPr>
+                <w:rFonts w:ascii="Times New Roman" w:hAnsi="Times New Roman" w:cs="Times New Roman"/>
+              </w:rPr>
+              <w:t>.1</w:t>
             </w:r>
           </w:p>
         </w:tc>
@@ -2401,7 +2382,20 @@
               <w:rPr>
                 <w:rFonts w:ascii="Times New Roman" w:hAnsi="Times New Roman" w:cs="Times New Roman"/>
               </w:rPr>
-              <w:t>First Year - These Services start a er 1 Month from start of Go Live. Subsequent Years – A er comple on of 7 Man Days</w:t>
+              <w:t xml:space="preserve">The License renewal would be required to be done every Year These renewal fees will facilitate to have the Product Upgrades, which would cover improvements, bug fixes, and changes in AIAG VDA compliances. </w:t>
+            </w:r>
+          </w:p>
+          <w:p>
+            <w:pPr>
+              <w:rPr>
+                <w:rFonts w:ascii="Times New Roman" w:hAnsi="Times New Roman" w:cs="Times New Roman"/>
+              </w:rPr>
+            </w:pPr>
+            <w:r>
+              <w:rPr>
+                <w:rFonts w:ascii="Times New Roman" w:hAnsi="Times New Roman" w:cs="Times New Roman"/>
+              </w:rPr>
+              <w:t xml:space="preserve">Support of 7 Man days is included in this price.  </w:t>
             </w:r>
           </w:p>
         </w:tc>
@@ -2422,6 +2416,31 @@
                 <w:rFonts w:ascii="Times New Roman" w:hAnsi="Times New Roman" w:cs="Times New Roman"/>
               </w:rPr>
             </w:pPr>
+            <w:r>
+              <w:rPr>
+                <w:rFonts w:ascii="Times New Roman" w:hAnsi="Times New Roman" w:cs="Times New Roman"/>
+              </w:rPr>
+              <w:t>{{MODULE_</w:t>
+            </w:r>
+            <w:r>
+              <w:rPr>
+                <w:rFonts w:ascii="Times New Roman" w:hAnsi="Times New Roman" w:cs="Times New Roman"/>
+              </w:rPr>
+              <w:t>NAME</w:t>
+            </w:r>
+            <w:r>
+              <w:rPr>
+                <w:rFonts w:ascii="Times New Roman" w:hAnsi="Times New Roman" w:cs="Times New Roman"/>
+              </w:rPr>
+              <w:t>}}</w:t>
+            </w:r>
+          </w:p>
+          <w:p>
+            <w:pPr>
+              <w:rPr>
+                <w:rFonts w:ascii="Times New Roman" w:hAnsi="Times New Roman" w:cs="Times New Roman"/>
+              </w:rPr>
+            </w:pPr>
           </w:p>
         </w:tc>
       </w:tr>
@@ -2450,7 +2469,7 @@
               <w:rPr>
                 <w:rFonts w:ascii="Times New Roman" w:hAnsi="Times New Roman" w:cs="Times New Roman"/>
               </w:rPr>
-              <w:t>5</w:t>
+              <w:t>4</w:t>
             </w:r>
           </w:p>
         </w:tc>
@@ -2475,7 +2494,7 @@
               <w:rPr>
                 <w:rFonts w:ascii="Times New Roman" w:hAnsi="Times New Roman" w:cs="Times New Roman"/>
               </w:rPr>
-              <w:t>Payment Terms</w:t>
+              <w:t>Support Services</w:t>
             </w:r>
           </w:p>
         </w:tc>
@@ -2496,6 +2515,12 @@
                 <w:rFonts w:ascii="Times New Roman" w:hAnsi="Times New Roman" w:cs="Times New Roman"/>
               </w:rPr>
             </w:pPr>
+            <w:r>
+              <w:rPr>
+                <w:rFonts w:ascii="Times New Roman" w:hAnsi="Times New Roman" w:cs="Times New Roman"/>
+              </w:rPr>
+              <w:t>8000 per Man Day</w:t>
+            </w:r>
           </w:p>
         </w:tc>
       </w:tr>
@@ -2524,7 +2549,7 @@
               <w:rPr>
                 <w:rFonts w:ascii="Times New Roman" w:hAnsi="Times New Roman" w:cs="Times New Roman"/>
               </w:rPr>
-              <w:t xml:space="preserve"> 5.1</w:t>
+              <w:t xml:space="preserve"> 4.1</w:t>
             </w:r>
           </w:p>
         </w:tc>
@@ -2549,7 +2574,7 @@
               <w:rPr>
                 <w:rFonts w:ascii="Times New Roman" w:hAnsi="Times New Roman" w:cs="Times New Roman"/>
               </w:rPr>
-              <w:t xml:space="preserve">70% in Advance along with Purchase Order </w:t>
+              <w:t>First Year - These Services start a er 1 Month from start of Go Live. Subsequent Years – A er comple on of 7 Man Days</w:t>
             </w:r>
           </w:p>
         </w:tc>
@@ -2598,7 +2623,7 @@
               <w:rPr>
                 <w:rFonts w:ascii="Times New Roman" w:hAnsi="Times New Roman" w:cs="Times New Roman"/>
               </w:rPr>
-              <w:t xml:space="preserve"> 5.2</w:t>
+              <w:t>5</w:t>
             </w:r>
           </w:p>
         </w:tc>
@@ -2623,19 +2648,7 @@
               <w:rPr>
                 <w:rFonts w:ascii="Times New Roman" w:hAnsi="Times New Roman" w:cs="Times New Roman"/>
               </w:rPr>
-              <w:t xml:space="preserve">20% on </w:t>
-            </w:r>
-            <w:r>
-              <w:rPr>
-                <w:rFonts w:ascii="Times New Roman" w:hAnsi="Times New Roman" w:cs="Times New Roman"/>
-              </w:rPr>
-              <w:t>I</w:t>
-            </w:r>
-            <w:r>
-              <w:rPr>
-                <w:rFonts w:ascii="Times New Roman" w:hAnsi="Times New Roman" w:cs="Times New Roman"/>
-              </w:rPr>
-              <w:t>mplementation</w:t>
+              <w:t>Payment Terms</w:t>
             </w:r>
           </w:p>
         </w:tc>
@@ -2685,6 +2698,166 @@
                 <w:rFonts w:ascii="Times New Roman" w:hAnsi="Times New Roman" w:cs="Times New Roman"/>
               </w:rPr>
               <w:lastRenderedPageBreak/>
+              <w:t xml:space="preserve"> 5.1</w:t>
+            </w:r>
+          </w:p>
+        </w:tc>
+        <w:tc>
+          <w:tcPr>
+            <w:tcW w:w="6360" w:type="dxa"/>
+            <w:shd w:val="clear" w:color="auto" w:fill="FFFFFF" w:themeFill="background1"/>
+            <w:tcMar>
+              <w:top w:w="80" w:type="dxa"/>
+              <w:left w:w="120" w:type="dxa"/>
+              <w:bottom w:w="80" w:type="dxa"/>
+              <w:right w:w="120" w:type="dxa"/>
+            </w:tcMar>
+          </w:tcPr>
+          <w:p>
+            <w:pPr>
+              <w:rPr>
+                <w:rFonts w:ascii="Times New Roman" w:hAnsi="Times New Roman" w:cs="Times New Roman"/>
+              </w:rPr>
+            </w:pPr>
+            <w:r>
+              <w:rPr>
+                <w:rFonts w:ascii="Times New Roman" w:hAnsi="Times New Roman" w:cs="Times New Roman"/>
+              </w:rPr>
+              <w:t xml:space="preserve">70% in Advance along with Purchase Order </w:t>
+            </w:r>
+          </w:p>
+        </w:tc>
+        <w:tc>
+          <w:tcPr>
+            <w:tcW w:w="2625" w:type="dxa"/>
+            <w:shd w:val="clear" w:color="auto" w:fill="FFFFFF" w:themeFill="background1"/>
+            <w:tcMar>
+              <w:top w:w="80" w:type="dxa"/>
+              <w:left w:w="120" w:type="dxa"/>
+              <w:bottom w:w="80" w:type="dxa"/>
+              <w:right w:w="120" w:type="dxa"/>
+            </w:tcMar>
+          </w:tcPr>
+          <w:p>
+            <w:pPr>
+              <w:rPr>
+                <w:rFonts w:ascii="Times New Roman" w:hAnsi="Times New Roman" w:cs="Times New Roman"/>
+              </w:rPr>
+            </w:pPr>
+          </w:p>
+        </w:tc>
+      </w:tr>
+      <w:tr>
+        <w:trPr>
+          <w:trHeight w:val="20"/>
+        </w:trPr>
+        <w:tc>
+          <w:tcPr>
+            <w:tcW w:w="1007" w:type="dxa"/>
+            <w:shd w:val="clear" w:color="auto" w:fill="FFFFFF" w:themeFill="background1"/>
+            <w:tcMar>
+              <w:top w:w="80" w:type="dxa"/>
+              <w:left w:w="120" w:type="dxa"/>
+              <w:bottom w:w="80" w:type="dxa"/>
+              <w:right w:w="120" w:type="dxa"/>
+            </w:tcMar>
+          </w:tcPr>
+          <w:p>
+            <w:pPr>
+              <w:rPr>
+                <w:rFonts w:ascii="Times New Roman" w:hAnsi="Times New Roman" w:cs="Times New Roman"/>
+              </w:rPr>
+            </w:pPr>
+            <w:r>
+              <w:rPr>
+                <w:rFonts w:ascii="Times New Roman" w:hAnsi="Times New Roman" w:cs="Times New Roman"/>
+              </w:rPr>
+              <w:t xml:space="preserve"> 5.2</w:t>
+            </w:r>
+          </w:p>
+        </w:tc>
+        <w:tc>
+          <w:tcPr>
+            <w:tcW w:w="6360" w:type="dxa"/>
+            <w:shd w:val="clear" w:color="auto" w:fill="FFFFFF" w:themeFill="background1"/>
+            <w:tcMar>
+              <w:top w:w="80" w:type="dxa"/>
+              <w:left w:w="120" w:type="dxa"/>
+              <w:bottom w:w="80" w:type="dxa"/>
+              <w:right w:w="120" w:type="dxa"/>
+            </w:tcMar>
+          </w:tcPr>
+          <w:p>
+            <w:pPr>
+              <w:rPr>
+                <w:rFonts w:ascii="Times New Roman" w:hAnsi="Times New Roman" w:cs="Times New Roman"/>
+              </w:rPr>
+            </w:pPr>
+            <w:r>
+              <w:rPr>
+                <w:rFonts w:ascii="Times New Roman" w:hAnsi="Times New Roman" w:cs="Times New Roman"/>
+              </w:rPr>
+              <w:t xml:space="preserve">20% on </w:t>
+            </w:r>
+            <w:r>
+              <w:rPr>
+                <w:rFonts w:ascii="Times New Roman" w:hAnsi="Times New Roman" w:cs="Times New Roman"/>
+              </w:rPr>
+              <w:t>I</w:t>
+            </w:r>
+            <w:r>
+              <w:rPr>
+                <w:rFonts w:ascii="Times New Roman" w:hAnsi="Times New Roman" w:cs="Times New Roman"/>
+              </w:rPr>
+              <w:t>mplementation</w:t>
+            </w:r>
+          </w:p>
+        </w:tc>
+        <w:tc>
+          <w:tcPr>
+            <w:tcW w:w="2625" w:type="dxa"/>
+            <w:shd w:val="clear" w:color="auto" w:fill="FFFFFF" w:themeFill="background1"/>
+            <w:tcMar>
+              <w:top w:w="80" w:type="dxa"/>
+              <w:left w:w="120" w:type="dxa"/>
+              <w:bottom w:w="80" w:type="dxa"/>
+              <w:right w:w="120" w:type="dxa"/>
+            </w:tcMar>
+          </w:tcPr>
+          <w:p>
+            <w:pPr>
+              <w:rPr>
+                <w:rFonts w:ascii="Times New Roman" w:hAnsi="Times New Roman" w:cs="Times New Roman"/>
+              </w:rPr>
+            </w:pPr>
+          </w:p>
+        </w:tc>
+      </w:tr>
+      <w:tr>
+        <w:trPr>
+          <w:trHeight w:val="20"/>
+        </w:trPr>
+        <w:tc>
+          <w:tcPr>
+            <w:tcW w:w="1007" w:type="dxa"/>
+            <w:shd w:val="clear" w:color="auto" w:fill="FFFFFF" w:themeFill="background1"/>
+            <w:tcMar>
+              <w:top w:w="80" w:type="dxa"/>
+              <w:left w:w="120" w:type="dxa"/>
+              <w:bottom w:w="80" w:type="dxa"/>
+              <w:right w:w="120" w:type="dxa"/>
+            </w:tcMar>
+          </w:tcPr>
+          <w:p>
+            <w:pPr>
+              <w:rPr>
+                <w:rFonts w:ascii="Times New Roman" w:hAnsi="Times New Roman" w:cs="Times New Roman"/>
+              </w:rPr>
+            </w:pPr>
+            <w:r>
+              <w:rPr>
+                <w:rFonts w:ascii="Times New Roman" w:hAnsi="Times New Roman" w:cs="Times New Roman"/>
+              </w:rPr>
               <w:t xml:space="preserve"> 5.3</w:t>
             </w:r>
           </w:p>
@@ -5009,6 +5182,7 @@
               <w:rPr>
                 <w:rFonts w:ascii="Times New Roman" w:hAnsi="Times New Roman" w:cs="Times New Roman"/>
               </w:rPr>
+              <w:lastRenderedPageBreak/>
               <w:t>{{MODULE_LIST}}</w:t>
             </w:r>
             <w:r>
@@ -5121,7 +5295,6 @@
               <w:rPr>
                 <w:rFonts w:ascii="Times New Roman" w:hAnsi="Times New Roman" w:cs="Times New Roman"/>
               </w:rPr>
-              <w:lastRenderedPageBreak/>
               <w:t>Data Preparation for Go-Live</w:t>
             </w:r>
           </w:p>
@@ -5784,6 +5957,7 @@
         <w:rPr>
           <w:rFonts w:ascii="Times New Roman" w:hAnsi="Times New Roman" w:cs="Times New Roman"/>
         </w:rPr>
+        <w:lastRenderedPageBreak/>
         <w:t xml:space="preserve">BlechTek shall not be liable or deemed to be in default for any delay or failure in performance under this Contract or interruption of services due to strike or </w:t>
       </w:r>
       <w:r>
@@ -7332,7 +7506,7 @@
   <w:style w:type="paragraph" w:default="1" w:styleId="Normal">
     <w:name w:val="Normal"/>
     <w:qFormat/>
-    <w:rsid w:val="00E84263"/>
+    <w:rsid w:val="007F787B"/>
   </w:style>
   <w:style w:type="paragraph" w:styleId="Heading1">
     <w:name w:val="heading 1"/>

--- a/QuotationApp.API/Templates/QuotationTemplate_Updated.docx
+++ b/QuotationApp.API/Templates/QuotationTemplate_Updated.docx
@@ -550,15 +550,26 @@
           <w:bCs/>
           <w:color w:val="65AADB"/>
         </w:rPr>
-        <w:t>{{ORG_NAME}}</w:t>
-      </w:r>
-      <w:r>
-        <w:rPr>
-          <w:rFonts w:ascii="Times New Roman" w:hAnsi="Times New Roman" w:cs="Times New Roman"/>
+        <w:t>{{ORG_</w:t>
+      </w:r>
+      <w:proofErr w:type="gramStart"/>
+      <w:r>
+        <w:rPr>
+          <w:rFonts w:ascii="Times New Roman" w:hAnsi="Times New Roman" w:cs="Times New Roman"/>
+          <w:b/>
+          <w:bCs/>
           <w:color w:val="65AADB"/>
         </w:rPr>
+        <w:t>NAME}}</w:t>
+      </w:r>
+      <w:r>
+        <w:rPr>
+          <w:rFonts w:ascii="Times New Roman" w:hAnsi="Times New Roman" w:cs="Times New Roman"/>
+          <w:color w:val="65AADB"/>
+        </w:rPr>
         <w:t>.</w:t>
       </w:r>
+      <w:proofErr w:type="gramEnd"/>
     </w:p>
     <w:p>
       <w:pPr>
@@ -1837,6 +1848,12 @@
                 <w:rFonts w:ascii="Times New Roman" w:hAnsi="Times New Roman" w:cs="Times New Roman"/>
               </w:rPr>
             </w:pPr>
+            <w:r>
+              <w:rPr>
+                <w:rFonts w:ascii="Times New Roman" w:hAnsi="Times New Roman" w:cs="Times New Roman"/>
+              </w:rPr>
+              <w:t xml:space="preserve"> 1.1</w:t>
+            </w:r>
           </w:p>
         </w:tc>
         <w:tc>
@@ -1860,13 +1877,49 @@
               <w:rPr>
                 <w:rFonts w:ascii="Times New Roman" w:hAnsi="Times New Roman" w:cs="Times New Roman"/>
               </w:rPr>
-              <w:t>Module Subtotal</w:t>
-            </w:r>
-            <w:r>
-              <w:rPr>
-                <w:rFonts w:ascii="Times New Roman" w:hAnsi="Times New Roman" w:cs="Times New Roman"/>
-              </w:rPr>
-              <w:t>:</w:t>
+              <w:t>Implementation (</w:t>
+            </w:r>
+            <w:r>
+              <w:rPr>
+                <w:rFonts w:ascii="Times New Roman" w:hAnsi="Times New Roman" w:cs="Times New Roman"/>
+              </w:rPr>
+              <w:t>{{NO_OF_USERS</w:t>
+            </w:r>
+            <w:r>
+              <w:rPr>
+                <w:rFonts w:ascii="Times New Roman" w:hAnsi="Times New Roman" w:cs="Times New Roman"/>
+              </w:rPr>
+              <w:t>}}</w:t>
+            </w:r>
+            <w:r>
+              <w:rPr>
+                <w:rFonts w:ascii="Times New Roman" w:hAnsi="Times New Roman" w:cs="Times New Roman"/>
+              </w:rPr>
+              <w:t xml:space="preserve"> Man</w:t>
+            </w:r>
+            <w:r>
+              <w:rPr>
+                <w:rFonts w:ascii="Times New Roman" w:hAnsi="Times New Roman" w:cs="Times New Roman"/>
+              </w:rPr>
+              <w:t xml:space="preserve"> Day * </w:t>
+            </w:r>
+            <w:r>
+              <w:rPr>
+                <w:rFonts w:ascii="Times New Roman" w:hAnsi="Times New Roman" w:cs="Times New Roman"/>
+              </w:rPr>
+              <w:t>{{IMPL_RATE}}</w:t>
+            </w:r>
+            <w:r>
+              <w:rPr>
+                <w:rFonts w:ascii="Times New Roman" w:hAnsi="Times New Roman" w:cs="Times New Roman"/>
+              </w:rPr>
+              <w:t xml:space="preserve"> </w:t>
+            </w:r>
+            <w:r>
+              <w:rPr>
+                <w:rFonts w:ascii="Times New Roman" w:hAnsi="Times New Roman" w:cs="Times New Roman"/>
+              </w:rPr>
+              <w:t>per Man Day)</w:t>
             </w:r>
           </w:p>
         </w:tc>
@@ -1891,7 +1944,7 @@
               <w:rPr>
                 <w:rFonts w:ascii="Times New Roman" w:hAnsi="Times New Roman" w:cs="Times New Roman"/>
               </w:rPr>
-              <w:t>{{MODULE_SUBTOTAL}}</w:t>
+              <w:t>{{IMPL_TOTAL}}</w:t>
             </w:r>
           </w:p>
         </w:tc>
@@ -1917,12 +1970,6 @@
                 <w:rFonts w:ascii="Times New Roman" w:hAnsi="Times New Roman" w:cs="Times New Roman"/>
               </w:rPr>
             </w:pPr>
-            <w:r>
-              <w:rPr>
-                <w:rFonts w:ascii="Times New Roman" w:hAnsi="Times New Roman" w:cs="Times New Roman"/>
-              </w:rPr>
-              <w:t xml:space="preserve"> 1.1</w:t>
-            </w:r>
           </w:p>
         </w:tc>
         <w:tc>
@@ -1946,49 +1993,13 @@
               <w:rPr>
                 <w:rFonts w:ascii="Times New Roman" w:hAnsi="Times New Roman" w:cs="Times New Roman"/>
               </w:rPr>
-              <w:t>Implementation (</w:t>
-            </w:r>
-            <w:r>
-              <w:rPr>
-                <w:rFonts w:ascii="Times New Roman" w:hAnsi="Times New Roman" w:cs="Times New Roman"/>
-              </w:rPr>
-              <w:t>{{NO_OF_USERS</w:t>
-            </w:r>
-            <w:r>
-              <w:rPr>
-                <w:rFonts w:ascii="Times New Roman" w:hAnsi="Times New Roman" w:cs="Times New Roman"/>
-              </w:rPr>
-              <w:t>}}</w:t>
-            </w:r>
-            <w:r>
-              <w:rPr>
-                <w:rFonts w:ascii="Times New Roman" w:hAnsi="Times New Roman" w:cs="Times New Roman"/>
-              </w:rPr>
-              <w:t xml:space="preserve"> Man</w:t>
-            </w:r>
-            <w:r>
-              <w:rPr>
-                <w:rFonts w:ascii="Times New Roman" w:hAnsi="Times New Roman" w:cs="Times New Roman"/>
-              </w:rPr>
-              <w:t xml:space="preserve"> Day * </w:t>
-            </w:r>
-            <w:r>
-              <w:rPr>
-                <w:rFonts w:ascii="Times New Roman" w:hAnsi="Times New Roman" w:cs="Times New Roman"/>
-              </w:rPr>
-              <w:t>{{IMPL_RATE}}</w:t>
-            </w:r>
-            <w:r>
-              <w:rPr>
-                <w:rFonts w:ascii="Times New Roman" w:hAnsi="Times New Roman" w:cs="Times New Roman"/>
-              </w:rPr>
-              <w:t xml:space="preserve"> </w:t>
-            </w:r>
-            <w:r>
-              <w:rPr>
-                <w:rFonts w:ascii="Times New Roman" w:hAnsi="Times New Roman" w:cs="Times New Roman"/>
-              </w:rPr>
-              <w:t>per Man Day)</w:t>
+              <w:t>Module Subtotal</w:t>
+            </w:r>
+            <w:r>
+              <w:rPr>
+                <w:rFonts w:ascii="Times New Roman" w:hAnsi="Times New Roman" w:cs="Times New Roman"/>
+              </w:rPr>
+              <w:t>:</w:t>
             </w:r>
           </w:p>
         </w:tc>
@@ -2013,7 +2024,7 @@
               <w:rPr>
                 <w:rFonts w:ascii="Times New Roman" w:hAnsi="Times New Roman" w:cs="Times New Roman"/>
               </w:rPr>
-              <w:t>{{IMPL_TOTAL}}</w:t>
+              <w:t>{{MODULE_SUBTOTAL}}</w:t>
             </w:r>
           </w:p>
         </w:tc>
@@ -2574,7 +2585,21 @@
               <w:rPr>
                 <w:rFonts w:ascii="Times New Roman" w:hAnsi="Times New Roman" w:cs="Times New Roman"/>
               </w:rPr>
-              <w:t>First Year - These Services start a er 1 Month from start of Go Live. Subsequent Years – A er comple on of 7 Man Days</w:t>
+              <w:t xml:space="preserve">First Year - These Services start a er 1 Month from start of Go Live. Subsequent Years – A er </w:t>
+            </w:r>
+            <w:proofErr w:type="spellStart"/>
+            <w:r>
+              <w:rPr>
+                <w:rFonts w:ascii="Times New Roman" w:hAnsi="Times New Roman" w:cs="Times New Roman"/>
+              </w:rPr>
+              <w:t>comple</w:t>
+            </w:r>
+            <w:proofErr w:type="spellEnd"/>
+            <w:r>
+              <w:rPr>
+                <w:rFonts w:ascii="Times New Roman" w:hAnsi="Times New Roman" w:cs="Times New Roman"/>
+              </w:rPr>
+              <w:t xml:space="preserve"> on of 7 Man Days</w:t>
             </w:r>
           </w:p>
         </w:tc>
@@ -5585,6 +5610,7 @@
         </w:rPr>
         <w:t xml:space="preserve"> </w:t>
       </w:r>
+      <w:proofErr w:type="gramStart"/>
       <w:r>
         <w:rPr>
           <w:rFonts w:ascii="Times New Roman" w:hAnsi="Times New Roman" w:cs="Times New Roman"/>
@@ -5592,6 +5618,7 @@
         </w:rPr>
         <w:t>Organization</w:t>
       </w:r>
+      <w:proofErr w:type="gramEnd"/>
     </w:p>
     <w:p>
       <w:pPr>

--- a/QuotationApp.API/Templates/QuotationTemplate_Updated.docx
+++ b/QuotationApp.API/Templates/QuotationTemplate_Updated.docx
@@ -1338,12 +1338,16 @@
               <w:rPr>
                 <w:rFonts w:ascii="Times New Roman" w:hAnsi="Times New Roman" w:cs="Times New Roman"/>
                 <w:color w:val="000000" w:themeColor="text1"/>
+                <w:sz w:val="18"/>
+                <w:szCs w:val="18"/>
               </w:rPr>
             </w:pPr>
             <w:r>
               <w:rPr>
                 <w:rFonts w:ascii="Times New Roman" w:hAnsi="Times New Roman" w:cs="Times New Roman"/>
                 <w:color w:val="000000" w:themeColor="text1"/>
+                <w:sz w:val="18"/>
+                <w:szCs w:val="18"/>
               </w:rPr>
               <w:t>{{ADD_SCOPE_REQUIREMENT}}</w:t>
             </w:r>
@@ -1359,12 +1363,16 @@
               <w:rPr>
                 <w:rFonts w:ascii="Times New Roman" w:hAnsi="Times New Roman" w:cs="Times New Roman"/>
                 <w:color w:val="000000" w:themeColor="text1"/>
+                <w:sz w:val="18"/>
+                <w:szCs w:val="18"/>
               </w:rPr>
             </w:pPr>
             <w:r>
               <w:rPr>
                 <w:rFonts w:ascii="Times New Roman" w:hAnsi="Times New Roman" w:cs="Times New Roman"/>
                 <w:color w:val="000000" w:themeColor="text1"/>
+                <w:sz w:val="18"/>
+                <w:szCs w:val="18"/>
               </w:rPr>
               <w:t>{{ADD_SCOPE_MODULE}}</w:t>
             </w:r>
@@ -1380,12 +1388,16 @@
               <w:rPr>
                 <w:rFonts w:ascii="Times New Roman" w:hAnsi="Times New Roman" w:cs="Times New Roman"/>
                 <w:color w:val="000000" w:themeColor="text1"/>
+                <w:sz w:val="18"/>
+                <w:szCs w:val="18"/>
               </w:rPr>
             </w:pPr>
             <w:r>
               <w:rPr>
                 <w:rFonts w:ascii="Times New Roman" w:hAnsi="Times New Roman" w:cs="Times New Roman"/>
                 <w:color w:val="000000" w:themeColor="text1"/>
+                <w:sz w:val="18"/>
+                <w:szCs w:val="18"/>
               </w:rPr>
               <w:t>{{ADD_SCOPE_MANPOWER}}</w:t>
             </w:r>
@@ -1401,12 +1413,16 @@
               <w:rPr>
                 <w:rFonts w:ascii="Times New Roman" w:hAnsi="Times New Roman" w:cs="Times New Roman"/>
                 <w:color w:val="000000" w:themeColor="text1"/>
+                <w:sz w:val="18"/>
+                <w:szCs w:val="18"/>
               </w:rPr>
             </w:pPr>
             <w:r>
               <w:rPr>
                 <w:rFonts w:ascii="Times New Roman" w:hAnsi="Times New Roman" w:cs="Times New Roman"/>
                 <w:color w:val="000000" w:themeColor="text1"/>
+                <w:sz w:val="18"/>
+                <w:szCs w:val="18"/>
               </w:rPr>
               <w:t>{{ADD_SCOPE_DAYS}}</w:t>
             </w:r>
@@ -1422,12 +1438,16 @@
               <w:rPr>
                 <w:rFonts w:ascii="Times New Roman" w:hAnsi="Times New Roman" w:cs="Times New Roman"/>
                 <w:color w:val="000000" w:themeColor="text1"/>
+                <w:sz w:val="18"/>
+                <w:szCs w:val="18"/>
               </w:rPr>
             </w:pPr>
             <w:r>
               <w:rPr>
                 <w:rFonts w:ascii="Times New Roman" w:hAnsi="Times New Roman" w:cs="Times New Roman"/>
                 <w:color w:val="000000" w:themeColor="text1"/>
+                <w:sz w:val="18"/>
+                <w:szCs w:val="18"/>
               </w:rPr>
               <w:t>{{ADD_SCOPE_RATE}}</w:t>
             </w:r>
@@ -1443,12 +1463,16 @@
               <w:rPr>
                 <w:rFonts w:ascii="Times New Roman" w:hAnsi="Times New Roman" w:cs="Times New Roman"/>
                 <w:color w:val="000000" w:themeColor="text1"/>
+                <w:sz w:val="18"/>
+                <w:szCs w:val="18"/>
               </w:rPr>
             </w:pPr>
             <w:r>
               <w:rPr>
                 <w:rFonts w:ascii="Times New Roman" w:hAnsi="Times New Roman" w:cs="Times New Roman"/>
                 <w:color w:val="000000" w:themeColor="text1"/>
+                <w:sz w:val="18"/>
+                <w:szCs w:val="18"/>
               </w:rPr>
               <w:t>{{ADD_SCOPE_AMOUNT}}</w:t>
             </w:r>

--- a/QuotationApp.API/Templates/QuotationTemplate_Updated.docx
+++ b/QuotationApp.API/Templates/QuotationTemplate_Updated.docx
@@ -4827,13 +4827,14 @@
     <w:tbl>
       <w:tblPr>
         <w:tblStyle w:val="TableGrid0"/>
-        <w:tblW w:w="0" w:type="auto"/>
+        <w:tblW w:w="10060" w:type="dxa"/>
+        <w:tblLayout w:type="fixed"/>
         <w:tblLook w:val="04A0" w:firstRow="1" w:lastRow="0" w:firstColumn="1" w:lastColumn="0" w:noHBand="0" w:noVBand="1"/>
       </w:tblPr>
       <w:tblGrid>
-        <w:gridCol w:w="2734"/>
-        <w:gridCol w:w="3626"/>
-        <w:gridCol w:w="3670"/>
+        <w:gridCol w:w="2689"/>
+        <w:gridCol w:w="3827"/>
+        <w:gridCol w:w="3544"/>
       </w:tblGrid>
       <w:tr>
         <w:trPr>
@@ -4841,7 +4842,7 @@
         </w:trPr>
         <w:tc>
           <w:tcPr>
-            <w:tcW w:w="2830" w:type="dxa"/>
+            <w:tcW w:w="2689" w:type="dxa"/>
           </w:tcPr>
           <w:p>
             <w:pPr>
@@ -4861,7 +4862,7 @@
         </w:tc>
         <w:tc>
           <w:tcPr>
-            <w:tcW w:w="3626" w:type="dxa"/>
+            <w:tcW w:w="3827" w:type="dxa"/>
             <w:tcBorders>
               <w:bottom w:val="single" w:sz="2" w:space="0" w:color="auto"/>
             </w:tcBorders>
@@ -4871,11 +4872,15 @@
               <w:spacing w:after="160" w:line="259" w:lineRule="auto"/>
               <w:rPr>
                 <w:rFonts w:ascii="Times New Roman" w:hAnsi="Times New Roman" w:cs="Times New Roman"/>
-              </w:rPr>
-            </w:pPr>
-            <w:r>
-              <w:rPr>
-                <w:rFonts w:ascii="Times New Roman" w:hAnsi="Times New Roman" w:cs="Times New Roman"/>
+                <w:sz w:val="18"/>
+                <w:szCs w:val="18"/>
+              </w:rPr>
+            </w:pPr>
+            <w:r>
+              <w:rPr>
+                <w:rFonts w:ascii="Times New Roman" w:hAnsi="Times New Roman" w:cs="Times New Roman"/>
+                <w:sz w:val="18"/>
+                <w:szCs w:val="18"/>
               </w:rPr>
               <w:t>Month 1</w:t>
             </w:r>
@@ -4883,16 +4888,17 @@
           <w:tbl>
             <w:tblPr>
               <w:tblStyle w:val="TableGrid0"/>
-              <w:tblpPr w:leftFromText="180" w:rightFromText="180" w:vertAnchor="text" w:horzAnchor="margin" w:tblpY="40"/>
+              <w:tblpPr w:leftFromText="180" w:rightFromText="180" w:vertAnchor="text" w:horzAnchor="margin" w:tblpX="-147" w:tblpY="40"/>
               <w:tblOverlap w:val="never"/>
-              <w:tblW w:w="3397" w:type="dxa"/>
+              <w:tblW w:w="3823" w:type="dxa"/>
+              <w:tblLayout w:type="fixed"/>
               <w:tblLook w:val="04A0" w:firstRow="1" w:lastRow="0" w:firstColumn="1" w:lastColumn="0" w:noHBand="0" w:noVBand="1"/>
             </w:tblPr>
             <w:tblGrid>
-              <w:gridCol w:w="952"/>
+              <w:gridCol w:w="1099"/>
               <w:gridCol w:w="886"/>
               <w:gridCol w:w="851"/>
-              <w:gridCol w:w="708"/>
+              <w:gridCol w:w="987"/>
             </w:tblGrid>
             <w:tr>
               <w:trPr>
@@ -4900,18 +4906,22 @@
               </w:trPr>
               <w:tc>
                 <w:tcPr>
-                  <w:tcW w:w="952" w:type="dxa"/>
+                  <w:tcW w:w="1099" w:type="dxa"/>
                 </w:tcPr>
                 <w:p>
                   <w:pPr>
                     <w:spacing w:after="160" w:line="259" w:lineRule="auto"/>
                     <w:rPr>
                       <w:rFonts w:ascii="Times New Roman" w:hAnsi="Times New Roman" w:cs="Times New Roman"/>
+                      <w:sz w:val="18"/>
+                      <w:szCs w:val="18"/>
                     </w:rPr>
                   </w:pPr>
                   <w:r>
                     <w:rPr>
                       <w:rFonts w:ascii="Times New Roman" w:hAnsi="Times New Roman" w:cs="Times New Roman"/>
+                      <w:sz w:val="18"/>
+                      <w:szCs w:val="18"/>
                     </w:rPr>
                     <w:t>WK1</w:t>
                   </w:r>
@@ -4926,11 +4936,15 @@
                     <w:spacing w:after="160" w:line="259" w:lineRule="auto"/>
                     <w:rPr>
                       <w:rFonts w:ascii="Times New Roman" w:hAnsi="Times New Roman" w:cs="Times New Roman"/>
+                      <w:sz w:val="18"/>
+                      <w:szCs w:val="18"/>
                     </w:rPr>
                   </w:pPr>
                   <w:r>
                     <w:rPr>
                       <w:rFonts w:ascii="Times New Roman" w:hAnsi="Times New Roman" w:cs="Times New Roman"/>
+                      <w:sz w:val="18"/>
+                      <w:szCs w:val="18"/>
                     </w:rPr>
                     <w:t>WK2</w:t>
                   </w:r>
@@ -4945,11 +4959,15 @@
                     <w:spacing w:after="160" w:line="259" w:lineRule="auto"/>
                     <w:rPr>
                       <w:rFonts w:ascii="Times New Roman" w:hAnsi="Times New Roman" w:cs="Times New Roman"/>
+                      <w:sz w:val="18"/>
+                      <w:szCs w:val="18"/>
                     </w:rPr>
                   </w:pPr>
                   <w:r>
                     <w:rPr>
                       <w:rFonts w:ascii="Times New Roman" w:hAnsi="Times New Roman" w:cs="Times New Roman"/>
+                      <w:sz w:val="18"/>
+                      <w:szCs w:val="18"/>
                     </w:rPr>
                     <w:t>WK3</w:t>
                   </w:r>
@@ -4957,18 +4975,22 @@
               </w:tc>
               <w:tc>
                 <w:tcPr>
-                  <w:tcW w:w="708" w:type="dxa"/>
+                  <w:tcW w:w="987" w:type="dxa"/>
                 </w:tcPr>
                 <w:p>
                   <w:pPr>
                     <w:spacing w:after="160" w:line="259" w:lineRule="auto"/>
                     <w:rPr>
                       <w:rFonts w:ascii="Times New Roman" w:hAnsi="Times New Roman" w:cs="Times New Roman"/>
+                      <w:sz w:val="18"/>
+                      <w:szCs w:val="18"/>
                     </w:rPr>
                   </w:pPr>
                   <w:r>
                     <w:rPr>
                       <w:rFonts w:ascii="Times New Roman" w:hAnsi="Times New Roman" w:cs="Times New Roman"/>
+                      <w:sz w:val="18"/>
+                      <w:szCs w:val="18"/>
                     </w:rPr>
                     <w:t>WK4</w:t>
                   </w:r>
@@ -4981,24 +5003,30 @@
               <w:spacing w:after="160" w:line="259" w:lineRule="auto"/>
               <w:rPr>
                 <w:rFonts w:ascii="Times New Roman" w:hAnsi="Times New Roman" w:cs="Times New Roman"/>
-              </w:rPr>
-            </w:pPr>
-          </w:p>
-        </w:tc>
-        <w:tc>
-          <w:tcPr>
-            <w:tcW w:w="3574" w:type="dxa"/>
+                <w:sz w:val="18"/>
+                <w:szCs w:val="18"/>
+              </w:rPr>
+            </w:pPr>
+          </w:p>
+        </w:tc>
+        <w:tc>
+          <w:tcPr>
+            <w:tcW w:w="3544" w:type="dxa"/>
           </w:tcPr>
           <w:p>
             <w:pPr>
               <w:spacing w:after="160" w:line="259" w:lineRule="auto"/>
               <w:rPr>
                 <w:rFonts w:ascii="Times New Roman" w:hAnsi="Times New Roman" w:cs="Times New Roman"/>
-              </w:rPr>
-            </w:pPr>
-            <w:r>
-              <w:rPr>
-                <w:rFonts w:ascii="Times New Roman" w:hAnsi="Times New Roman" w:cs="Times New Roman"/>
+                <w:sz w:val="18"/>
+                <w:szCs w:val="18"/>
+              </w:rPr>
+            </w:pPr>
+            <w:r>
+              <w:rPr>
+                <w:rFonts w:ascii="Times New Roman" w:hAnsi="Times New Roman" w:cs="Times New Roman"/>
+                <w:sz w:val="18"/>
+                <w:szCs w:val="18"/>
               </w:rPr>
               <w:t>Month 2</w:t>
             </w:r>
@@ -5006,13 +5034,14 @@
           <w:tbl>
             <w:tblPr>
               <w:tblStyle w:val="TableGrid0"/>
-              <w:tblpPr w:leftFromText="180" w:rightFromText="180" w:vertAnchor="text" w:tblpY="25"/>
+              <w:tblpPr w:leftFromText="180" w:rightFromText="180" w:vertAnchor="text" w:horzAnchor="margin" w:tblpY="24"/>
               <w:tblOverlap w:val="never"/>
-              <w:tblW w:w="3444" w:type="dxa"/>
+              <w:tblW w:w="3591" w:type="dxa"/>
+              <w:tblLayout w:type="fixed"/>
               <w:tblLook w:val="04A0" w:firstRow="1" w:lastRow="0" w:firstColumn="1" w:lastColumn="0" w:noHBand="0" w:noVBand="1"/>
             </w:tblPr>
             <w:tblGrid>
-              <w:gridCol w:w="861"/>
+              <w:gridCol w:w="1008"/>
               <w:gridCol w:w="861"/>
               <w:gridCol w:w="861"/>
               <w:gridCol w:w="861"/>
@@ -5023,18 +5052,22 @@
               </w:trPr>
               <w:tc>
                 <w:tcPr>
-                  <w:tcW w:w="861" w:type="dxa"/>
+                  <w:tcW w:w="1008" w:type="dxa"/>
                 </w:tcPr>
                 <w:p>
                   <w:pPr>
                     <w:spacing w:after="160" w:line="259" w:lineRule="auto"/>
                     <w:rPr>
                       <w:rFonts w:ascii="Times New Roman" w:hAnsi="Times New Roman" w:cs="Times New Roman"/>
+                      <w:sz w:val="18"/>
+                      <w:szCs w:val="18"/>
                     </w:rPr>
                   </w:pPr>
                   <w:r>
                     <w:rPr>
                       <w:rFonts w:ascii="Times New Roman" w:hAnsi="Times New Roman" w:cs="Times New Roman"/>
+                      <w:sz w:val="18"/>
+                      <w:szCs w:val="18"/>
                     </w:rPr>
                     <w:t>WK1</w:t>
                   </w:r>
@@ -5049,11 +5082,15 @@
                     <w:spacing w:after="160" w:line="259" w:lineRule="auto"/>
                     <w:rPr>
                       <w:rFonts w:ascii="Times New Roman" w:hAnsi="Times New Roman" w:cs="Times New Roman"/>
+                      <w:sz w:val="18"/>
+                      <w:szCs w:val="18"/>
                     </w:rPr>
                   </w:pPr>
                   <w:r>
                     <w:rPr>
                       <w:rFonts w:ascii="Times New Roman" w:hAnsi="Times New Roman" w:cs="Times New Roman"/>
+                      <w:sz w:val="18"/>
+                      <w:szCs w:val="18"/>
                     </w:rPr>
                     <w:t>WK2</w:t>
                   </w:r>
@@ -5068,11 +5105,15 @@
                     <w:spacing w:after="160" w:line="259" w:lineRule="auto"/>
                     <w:rPr>
                       <w:rFonts w:ascii="Times New Roman" w:hAnsi="Times New Roman" w:cs="Times New Roman"/>
+                      <w:sz w:val="18"/>
+                      <w:szCs w:val="18"/>
                     </w:rPr>
                   </w:pPr>
                   <w:r>
                     <w:rPr>
                       <w:rFonts w:ascii="Times New Roman" w:hAnsi="Times New Roman" w:cs="Times New Roman"/>
+                      <w:sz w:val="18"/>
+                      <w:szCs w:val="18"/>
                     </w:rPr>
                     <w:t>WK3</w:t>
                   </w:r>
@@ -5087,11 +5128,15 @@
                     <w:spacing w:after="160" w:line="259" w:lineRule="auto"/>
                     <w:rPr>
                       <w:rFonts w:ascii="Times New Roman" w:hAnsi="Times New Roman" w:cs="Times New Roman"/>
+                      <w:sz w:val="18"/>
+                      <w:szCs w:val="18"/>
                     </w:rPr>
                   </w:pPr>
                   <w:r>
                     <w:rPr>
                       <w:rFonts w:ascii="Times New Roman" w:hAnsi="Times New Roman" w:cs="Times New Roman"/>
+                      <w:sz w:val="18"/>
+                      <w:szCs w:val="18"/>
                     </w:rPr>
                     <w:t>WK4</w:t>
                   </w:r>
@@ -5104,6 +5149,8 @@
               <w:spacing w:after="160" w:line="259" w:lineRule="auto"/>
               <w:rPr>
                 <w:rFonts w:ascii="Times New Roman" w:hAnsi="Times New Roman" w:cs="Times New Roman"/>
+                <w:sz w:val="18"/>
+                <w:szCs w:val="18"/>
               </w:rPr>
             </w:pPr>
           </w:p>
@@ -5115,7 +5162,7 @@
         </w:trPr>
         <w:tc>
           <w:tcPr>
-            <w:tcW w:w="2830" w:type="dxa"/>
+            <w:tcW w:w="2689" w:type="dxa"/>
           </w:tcPr>
           <w:p>
             <w:pPr>
@@ -5134,7 +5181,7 @@
         </w:tc>
         <w:tc>
           <w:tcPr>
-            <w:tcW w:w="3626" w:type="dxa"/>
+            <w:tcW w:w="3827" w:type="dxa"/>
             <w:tcBorders>
               <w:top w:val="single" w:sz="2" w:space="0" w:color="auto"/>
             </w:tcBorders>
@@ -5150,7 +5197,7 @@
         </w:tc>
         <w:tc>
           <w:tcPr>
-            <w:tcW w:w="3574" w:type="dxa"/>
+            <w:tcW w:w="3544" w:type="dxa"/>
           </w:tcPr>
           <w:p>
             <w:pPr>
@@ -5168,7 +5215,7 @@
         </w:trPr>
         <w:tc>
           <w:tcPr>
-            <w:tcW w:w="2830" w:type="dxa"/>
+            <w:tcW w:w="2689" w:type="dxa"/>
           </w:tcPr>
           <w:p>
             <w:pPr>
@@ -5187,7 +5234,7 @@
         </w:tc>
         <w:tc>
           <w:tcPr>
-            <w:tcW w:w="3626" w:type="dxa"/>
+            <w:tcW w:w="3827" w:type="dxa"/>
           </w:tcPr>
           <w:p>
             <w:pPr>
@@ -5200,7 +5247,7 @@
         </w:tc>
         <w:tc>
           <w:tcPr>
-            <w:tcW w:w="3574" w:type="dxa"/>
+            <w:tcW w:w="3544" w:type="dxa"/>
           </w:tcPr>
           <w:p>
             <w:pPr>
@@ -5218,7 +5265,7 @@
         </w:trPr>
         <w:tc>
           <w:tcPr>
-            <w:tcW w:w="2830" w:type="dxa"/>
+            <w:tcW w:w="2689" w:type="dxa"/>
           </w:tcPr>
           <w:p>
             <w:pPr>
@@ -5250,7 +5297,7 @@
         </w:tc>
         <w:tc>
           <w:tcPr>
-            <w:tcW w:w="3626" w:type="dxa"/>
+            <w:tcW w:w="3827" w:type="dxa"/>
           </w:tcPr>
           <w:p>
             <w:pPr>
@@ -5263,7 +5310,7 @@
         </w:tc>
         <w:tc>
           <w:tcPr>
-            <w:tcW w:w="3574" w:type="dxa"/>
+            <w:tcW w:w="3544" w:type="dxa"/>
           </w:tcPr>
           <w:p>
             <w:pPr>
@@ -5281,7 +5328,7 @@
         </w:trPr>
         <w:tc>
           <w:tcPr>
-            <w:tcW w:w="2830" w:type="dxa"/>
+            <w:tcW w:w="2689" w:type="dxa"/>
           </w:tcPr>
           <w:p>
             <w:pPr>
@@ -5300,7 +5347,7 @@
         </w:tc>
         <w:tc>
           <w:tcPr>
-            <w:tcW w:w="3626" w:type="dxa"/>
+            <w:tcW w:w="3827" w:type="dxa"/>
           </w:tcPr>
           <w:p>
             <w:pPr>
@@ -5313,7 +5360,7 @@
         </w:tc>
         <w:tc>
           <w:tcPr>
-            <w:tcW w:w="3574" w:type="dxa"/>
+            <w:tcW w:w="3544" w:type="dxa"/>
           </w:tcPr>
           <w:p>
             <w:pPr>
@@ -5331,7 +5378,7 @@
         </w:trPr>
         <w:tc>
           <w:tcPr>
-            <w:tcW w:w="2830" w:type="dxa"/>
+            <w:tcW w:w="2689" w:type="dxa"/>
           </w:tcPr>
           <w:p>
             <w:pPr>
@@ -5350,7 +5397,7 @@
         </w:tc>
         <w:tc>
           <w:tcPr>
-            <w:tcW w:w="3626" w:type="dxa"/>
+            <w:tcW w:w="3827" w:type="dxa"/>
           </w:tcPr>
           <w:p>
             <w:pPr>
@@ -5363,7 +5410,7 @@
         </w:tc>
         <w:tc>
           <w:tcPr>
-            <w:tcW w:w="3574" w:type="dxa"/>
+            <w:tcW w:w="3544" w:type="dxa"/>
           </w:tcPr>
           <w:p>
             <w:pPr>
@@ -5381,7 +5428,7 @@
         </w:trPr>
         <w:tc>
           <w:tcPr>
-            <w:tcW w:w="2830" w:type="dxa"/>
+            <w:tcW w:w="2689" w:type="dxa"/>
           </w:tcPr>
           <w:p>
             <w:pPr>
@@ -5400,7 +5447,7 @@
         </w:tc>
         <w:tc>
           <w:tcPr>
-            <w:tcW w:w="3626" w:type="dxa"/>
+            <w:tcW w:w="3827" w:type="dxa"/>
           </w:tcPr>
           <w:p>
             <w:pPr>
@@ -5413,7 +5460,7 @@
         </w:tc>
         <w:tc>
           <w:tcPr>
-            <w:tcW w:w="3574" w:type="dxa"/>
+            <w:tcW w:w="3544" w:type="dxa"/>
           </w:tcPr>
           <w:p>
             <w:pPr>
@@ -5431,7 +5478,7 @@
         </w:trPr>
         <w:tc>
           <w:tcPr>
-            <w:tcW w:w="2830" w:type="dxa"/>
+            <w:tcW w:w="2689" w:type="dxa"/>
           </w:tcPr>
           <w:p>
             <w:pPr>
@@ -5450,7 +5497,7 @@
         </w:tc>
         <w:tc>
           <w:tcPr>
-            <w:tcW w:w="3626" w:type="dxa"/>
+            <w:tcW w:w="3827" w:type="dxa"/>
           </w:tcPr>
           <w:p>
             <w:pPr>
@@ -5463,7 +5510,7 @@
         </w:tc>
         <w:tc>
           <w:tcPr>
-            <w:tcW w:w="3574" w:type="dxa"/>
+            <w:tcW w:w="3544" w:type="dxa"/>
           </w:tcPr>
           <w:p>
             <w:pPr>

--- a/QuotationApp.API/Templates/QuotationTemplate_Updated.docx
+++ b/QuotationApp.API/Templates/QuotationTemplate_Updated.docx
@@ -550,26 +550,15 @@
           <w:bCs/>
           <w:color w:val="65AADB"/>
         </w:rPr>
-        <w:t>{{ORG_</w:t>
-      </w:r>
-      <w:proofErr w:type="gramStart"/>
-      <w:r>
-        <w:rPr>
-          <w:rFonts w:ascii="Times New Roman" w:hAnsi="Times New Roman" w:cs="Times New Roman"/>
-          <w:b/>
-          <w:bCs/>
+        <w:t>{{ORG_NAME}}</w:t>
+      </w:r>
+      <w:r>
+        <w:rPr>
+          <w:rFonts w:ascii="Times New Roman" w:hAnsi="Times New Roman" w:cs="Times New Roman"/>
           <w:color w:val="65AADB"/>
         </w:rPr>
-        <w:t>NAME}}</w:t>
-      </w:r>
-      <w:r>
-        <w:rPr>
-          <w:rFonts w:ascii="Times New Roman" w:hAnsi="Times New Roman" w:cs="Times New Roman"/>
-          <w:color w:val="65AADB"/>
-        </w:rPr>
         <w:t>.</w:t>
       </w:r>
-      <w:proofErr w:type="gramEnd"/>
     </w:p>
     <w:p>
       <w:pPr>
@@ -1779,31 +1768,6 @@
               <w:t xml:space="preserve"> Users</w:t>
             </w:r>
           </w:p>
-          <w:p>
-            <w:pPr>
-              <w:rPr>
-                <w:rFonts w:ascii="Times New Roman" w:hAnsi="Times New Roman" w:cs="Times New Roman"/>
-              </w:rPr>
-            </w:pPr>
-            <w:r>
-              <w:rPr>
-                <w:rFonts w:ascii="Times New Roman" w:hAnsi="Times New Roman" w:cs="Times New Roman"/>
-              </w:rPr>
-              <w:t>Discount ({{MODULE_DISCOUNT_PCT</w:t>
-            </w:r>
-            <w:r>
-              <w:rPr>
-                <w:rFonts w:ascii="Times New Roman" w:hAnsi="Times New Roman" w:cs="Times New Roman"/>
-              </w:rPr>
-              <w:t>}} %</w:t>
-            </w:r>
-            <w:r>
-              <w:rPr>
-                <w:rFonts w:ascii="Times New Roman" w:hAnsi="Times New Roman" w:cs="Times New Roman"/>
-              </w:rPr>
-              <w:t>):</w:t>
-            </w:r>
-          </w:p>
         </w:tc>
         <w:tc>
           <w:tcPr>
@@ -1836,19 +1800,6 @@
               </w:rPr>
             </w:pPr>
           </w:p>
-          <w:p>
-            <w:pPr>
-              <w:rPr>
-                <w:rFonts w:ascii="Times New Roman" w:hAnsi="Times New Roman" w:cs="Times New Roman"/>
-              </w:rPr>
-            </w:pPr>
-            <w:r>
-              <w:rPr>
-                <w:rFonts w:ascii="Times New Roman" w:hAnsi="Times New Roman" w:cs="Times New Roman"/>
-              </w:rPr>
-              <w:t>{{MODULE_DISCOUNT}}</w:t>
-            </w:r>
-          </w:p>
         </w:tc>
       </w:tr>
       <w:tr>
@@ -1872,12 +1823,6 @@
                 <w:rFonts w:ascii="Times New Roman" w:hAnsi="Times New Roman" w:cs="Times New Roman"/>
               </w:rPr>
             </w:pPr>
-            <w:r>
-              <w:rPr>
-                <w:rFonts w:ascii="Times New Roman" w:hAnsi="Times New Roman" w:cs="Times New Roman"/>
-              </w:rPr>
-              <w:t xml:space="preserve"> 1.1</w:t>
-            </w:r>
           </w:p>
         </w:tc>
         <w:tc>
@@ -1901,49 +1846,7 @@
               <w:rPr>
                 <w:rFonts w:ascii="Times New Roman" w:hAnsi="Times New Roman" w:cs="Times New Roman"/>
               </w:rPr>
-              <w:t>Implementation (</w:t>
-            </w:r>
-            <w:r>
-              <w:rPr>
-                <w:rFonts w:ascii="Times New Roman" w:hAnsi="Times New Roman" w:cs="Times New Roman"/>
-              </w:rPr>
-              <w:t>{{NO_OF_USERS</w:t>
-            </w:r>
-            <w:r>
-              <w:rPr>
-                <w:rFonts w:ascii="Times New Roman" w:hAnsi="Times New Roman" w:cs="Times New Roman"/>
-              </w:rPr>
-              <w:t>}}</w:t>
-            </w:r>
-            <w:r>
-              <w:rPr>
-                <w:rFonts w:ascii="Times New Roman" w:hAnsi="Times New Roman" w:cs="Times New Roman"/>
-              </w:rPr>
-              <w:t xml:space="preserve"> Man</w:t>
-            </w:r>
-            <w:r>
-              <w:rPr>
-                <w:rFonts w:ascii="Times New Roman" w:hAnsi="Times New Roman" w:cs="Times New Roman"/>
-              </w:rPr>
-              <w:t xml:space="preserve"> Day * </w:t>
-            </w:r>
-            <w:r>
-              <w:rPr>
-                <w:rFonts w:ascii="Times New Roman" w:hAnsi="Times New Roman" w:cs="Times New Roman"/>
-              </w:rPr>
-              <w:t>{{IMPL_RATE}}</w:t>
-            </w:r>
-            <w:r>
-              <w:rPr>
-                <w:rFonts w:ascii="Times New Roman" w:hAnsi="Times New Roman" w:cs="Times New Roman"/>
-              </w:rPr>
-              <w:t xml:space="preserve"> </w:t>
-            </w:r>
-            <w:r>
-              <w:rPr>
-                <w:rFonts w:ascii="Times New Roman" w:hAnsi="Times New Roman" w:cs="Times New Roman"/>
-              </w:rPr>
-              <w:t>per Man Day)</w:t>
+              <w:t>Discount ({{MODULE_DISCOUNT_PCT}} %):</w:t>
             </w:r>
           </w:p>
         </w:tc>
@@ -1968,7 +1871,7 @@
               <w:rPr>
                 <w:rFonts w:ascii="Times New Roman" w:hAnsi="Times New Roman" w:cs="Times New Roman"/>
               </w:rPr>
-              <w:t>{{IMPL_TOTAL}}</w:t>
+              <w:t>{{MODULE_DISCOUNT}}</w:t>
             </w:r>
           </w:p>
         </w:tc>
@@ -1994,6 +1897,12 @@
                 <w:rFonts w:ascii="Times New Roman" w:hAnsi="Times New Roman" w:cs="Times New Roman"/>
               </w:rPr>
             </w:pPr>
+            <w:r>
+              <w:rPr>
+                <w:rFonts w:ascii="Times New Roman" w:hAnsi="Times New Roman" w:cs="Times New Roman"/>
+              </w:rPr>
+              <w:t xml:space="preserve"> 1.1</w:t>
+            </w:r>
           </w:p>
         </w:tc>
         <w:tc>
@@ -2017,13 +1926,49 @@
               <w:rPr>
                 <w:rFonts w:ascii="Times New Roman" w:hAnsi="Times New Roman" w:cs="Times New Roman"/>
               </w:rPr>
-              <w:t>Module Subtotal</w:t>
-            </w:r>
-            <w:r>
-              <w:rPr>
-                <w:rFonts w:ascii="Times New Roman" w:hAnsi="Times New Roman" w:cs="Times New Roman"/>
-              </w:rPr>
-              <w:t>:</w:t>
+              <w:t>Implementation (</w:t>
+            </w:r>
+            <w:r>
+              <w:rPr>
+                <w:rFonts w:ascii="Times New Roman" w:hAnsi="Times New Roman" w:cs="Times New Roman"/>
+              </w:rPr>
+              <w:t>{{NO_OF_USERS</w:t>
+            </w:r>
+            <w:r>
+              <w:rPr>
+                <w:rFonts w:ascii="Times New Roman" w:hAnsi="Times New Roman" w:cs="Times New Roman"/>
+              </w:rPr>
+              <w:t>}}</w:t>
+            </w:r>
+            <w:r>
+              <w:rPr>
+                <w:rFonts w:ascii="Times New Roman" w:hAnsi="Times New Roman" w:cs="Times New Roman"/>
+              </w:rPr>
+              <w:t xml:space="preserve"> Man</w:t>
+            </w:r>
+            <w:r>
+              <w:rPr>
+                <w:rFonts w:ascii="Times New Roman" w:hAnsi="Times New Roman" w:cs="Times New Roman"/>
+              </w:rPr>
+              <w:t xml:space="preserve"> Day * </w:t>
+            </w:r>
+            <w:r>
+              <w:rPr>
+                <w:rFonts w:ascii="Times New Roman" w:hAnsi="Times New Roman" w:cs="Times New Roman"/>
+              </w:rPr>
+              <w:t>{{IMPL_RATE}}</w:t>
+            </w:r>
+            <w:r>
+              <w:rPr>
+                <w:rFonts w:ascii="Times New Roman" w:hAnsi="Times New Roman" w:cs="Times New Roman"/>
+              </w:rPr>
+              <w:t xml:space="preserve"> </w:t>
+            </w:r>
+            <w:r>
+              <w:rPr>
+                <w:rFonts w:ascii="Times New Roman" w:hAnsi="Times New Roman" w:cs="Times New Roman"/>
+              </w:rPr>
+              <w:t>per Man Day)</w:t>
             </w:r>
           </w:p>
         </w:tc>
@@ -2048,7 +1993,7 @@
               <w:rPr>
                 <w:rFonts w:ascii="Times New Roman" w:hAnsi="Times New Roman" w:cs="Times New Roman"/>
               </w:rPr>
-              <w:t>{{MODULE_SUBTOTAL}}</w:t>
+              <w:t>{{IMPL_TOTAL}}</w:t>
             </w:r>
           </w:p>
         </w:tc>
@@ -2097,7 +2042,13 @@
               <w:rPr>
                 <w:rFonts w:ascii="Times New Roman" w:hAnsi="Times New Roman" w:cs="Times New Roman"/>
               </w:rPr>
-              <w:t>Total of All Modules Final Price:</w:t>
+              <w:t>Module Subtotal</w:t>
+            </w:r>
+            <w:r>
+              <w:rPr>
+                <w:rFonts w:ascii="Times New Roman" w:hAnsi="Times New Roman" w:cs="Times New Roman"/>
+              </w:rPr>
+              <w:t>:</w:t>
             </w:r>
           </w:p>
         </w:tc>
@@ -2122,7 +2073,7 @@
               <w:rPr>
                 <w:rFonts w:ascii="Times New Roman" w:hAnsi="Times New Roman" w:cs="Times New Roman"/>
               </w:rPr>
-              <w:t>{{OVERALL_VALUE}}</w:t>
+              <w:t>{{MODULE_SUBTOTAL}}</w:t>
             </w:r>
           </w:p>
         </w:tc>
@@ -2148,12 +2099,6 @@
                 <w:rFonts w:ascii="Times New Roman" w:hAnsi="Times New Roman" w:cs="Times New Roman"/>
               </w:rPr>
             </w:pPr>
-            <w:r>
-              <w:rPr>
-                <w:rFonts w:ascii="Times New Roman" w:hAnsi="Times New Roman" w:cs="Times New Roman"/>
-              </w:rPr>
-              <w:t>2</w:t>
-            </w:r>
           </w:p>
         </w:tc>
         <w:tc>
@@ -2177,7 +2122,7 @@
               <w:rPr>
                 <w:rFonts w:ascii="Times New Roman" w:hAnsi="Times New Roman" w:cs="Times New Roman"/>
               </w:rPr>
-              <w:t>Customization</w:t>
+              <w:t>Total of All Modules Final Price:</w:t>
             </w:r>
           </w:p>
         </w:tc>
@@ -2202,7 +2147,7 @@
               <w:rPr>
                 <w:rFonts w:ascii="Times New Roman" w:hAnsi="Times New Roman" w:cs="Times New Roman"/>
               </w:rPr>
-              <w:t>TBD</w:t>
+              <w:t>{{OVERALL_VALUE}}</w:t>
             </w:r>
           </w:p>
         </w:tc>
@@ -2232,7 +2177,7 @@
               <w:rPr>
                 <w:rFonts w:ascii="Times New Roman" w:hAnsi="Times New Roman" w:cs="Times New Roman"/>
               </w:rPr>
-              <w:t xml:space="preserve"> 2.1</w:t>
+              <w:t>2</w:t>
             </w:r>
           </w:p>
         </w:tc>
@@ -2257,7 +2202,7 @@
               <w:rPr>
                 <w:rFonts w:ascii="Times New Roman" w:hAnsi="Times New Roman" w:cs="Times New Roman"/>
               </w:rPr>
-              <w:t>In case of any additional development required which will be consider 8000 per man day additional to above proposal.</w:t>
+              <w:t>Customization</w:t>
             </w:r>
           </w:p>
         </w:tc>
@@ -2278,6 +2223,12 @@
                 <w:rFonts w:ascii="Times New Roman" w:hAnsi="Times New Roman" w:cs="Times New Roman"/>
               </w:rPr>
             </w:pPr>
+            <w:r>
+              <w:rPr>
+                <w:rFonts w:ascii="Times New Roman" w:hAnsi="Times New Roman" w:cs="Times New Roman"/>
+              </w:rPr>
+              <w:t>TBD</w:t>
+            </w:r>
           </w:p>
         </w:tc>
       </w:tr>
@@ -2306,7 +2257,7 @@
               <w:rPr>
                 <w:rFonts w:ascii="Times New Roman" w:hAnsi="Times New Roman" w:cs="Times New Roman"/>
               </w:rPr>
-              <w:t>3</w:t>
+              <w:t xml:space="preserve"> 2.1</w:t>
             </w:r>
           </w:p>
         </w:tc>
@@ -2331,7 +2282,7 @@
               <w:rPr>
                 <w:rFonts w:ascii="Times New Roman" w:hAnsi="Times New Roman" w:cs="Times New Roman"/>
               </w:rPr>
-              <w:t>Renewal and Support from next year onwards</w:t>
+              <w:t>In case of any additional development required which will be consider 8000 per man day additional to above proposal.</w:t>
             </w:r>
           </w:p>
         </w:tc>
@@ -2380,19 +2331,7 @@
               <w:rPr>
                 <w:rFonts w:ascii="Times New Roman" w:hAnsi="Times New Roman" w:cs="Times New Roman"/>
               </w:rPr>
-              <w:t xml:space="preserve"> </w:t>
-            </w:r>
-            <w:r>
-              <w:rPr>
-                <w:rFonts w:ascii="Times New Roman" w:hAnsi="Times New Roman" w:cs="Times New Roman"/>
-              </w:rPr>
               <w:t>3</w:t>
-            </w:r>
-            <w:r>
-              <w:rPr>
-                <w:rFonts w:ascii="Times New Roman" w:hAnsi="Times New Roman" w:cs="Times New Roman"/>
-              </w:rPr>
-              <w:t>.1</w:t>
             </w:r>
           </w:p>
         </w:tc>
@@ -2417,20 +2356,7 @@
               <w:rPr>
                 <w:rFonts w:ascii="Times New Roman" w:hAnsi="Times New Roman" w:cs="Times New Roman"/>
               </w:rPr>
-              <w:t xml:space="preserve">The License renewal would be required to be done every Year These renewal fees will facilitate to have the Product Upgrades, which would cover improvements, bug fixes, and changes in AIAG VDA compliances. </w:t>
-            </w:r>
-          </w:p>
-          <w:p>
-            <w:pPr>
-              <w:rPr>
-                <w:rFonts w:ascii="Times New Roman" w:hAnsi="Times New Roman" w:cs="Times New Roman"/>
-              </w:rPr>
-            </w:pPr>
-            <w:r>
-              <w:rPr>
-                <w:rFonts w:ascii="Times New Roman" w:hAnsi="Times New Roman" w:cs="Times New Roman"/>
-              </w:rPr>
-              <w:t xml:space="preserve">Support of 7 Man days is included in this price.  </w:t>
+              <w:t>Renewal and Support from next year onwards</w:t>
             </w:r>
           </w:p>
         </w:tc>
@@ -2451,31 +2377,6 @@
                 <w:rFonts w:ascii="Times New Roman" w:hAnsi="Times New Roman" w:cs="Times New Roman"/>
               </w:rPr>
             </w:pPr>
-            <w:r>
-              <w:rPr>
-                <w:rFonts w:ascii="Times New Roman" w:hAnsi="Times New Roman" w:cs="Times New Roman"/>
-              </w:rPr>
-              <w:t>{{MODULE_</w:t>
-            </w:r>
-            <w:r>
-              <w:rPr>
-                <w:rFonts w:ascii="Times New Roman" w:hAnsi="Times New Roman" w:cs="Times New Roman"/>
-              </w:rPr>
-              <w:t>NAME</w:t>
-            </w:r>
-            <w:r>
-              <w:rPr>
-                <w:rFonts w:ascii="Times New Roman" w:hAnsi="Times New Roman" w:cs="Times New Roman"/>
-              </w:rPr>
-              <w:t>}}</w:t>
-            </w:r>
-          </w:p>
-          <w:p>
-            <w:pPr>
-              <w:rPr>
-                <w:rFonts w:ascii="Times New Roman" w:hAnsi="Times New Roman" w:cs="Times New Roman"/>
-              </w:rPr>
-            </w:pPr>
           </w:p>
         </w:tc>
       </w:tr>
@@ -2504,7 +2405,19 @@
               <w:rPr>
                 <w:rFonts w:ascii="Times New Roman" w:hAnsi="Times New Roman" w:cs="Times New Roman"/>
               </w:rPr>
-              <w:t>4</w:t>
+              <w:t xml:space="preserve"> </w:t>
+            </w:r>
+            <w:r>
+              <w:rPr>
+                <w:rFonts w:ascii="Times New Roman" w:hAnsi="Times New Roman" w:cs="Times New Roman"/>
+              </w:rPr>
+              <w:t>3</w:t>
+            </w:r>
+            <w:r>
+              <w:rPr>
+                <w:rFonts w:ascii="Times New Roman" w:hAnsi="Times New Roman" w:cs="Times New Roman"/>
+              </w:rPr>
+              <w:t>.1</w:t>
             </w:r>
           </w:p>
         </w:tc>
@@ -2529,7 +2442,20 @@
               <w:rPr>
                 <w:rFonts w:ascii="Times New Roman" w:hAnsi="Times New Roman" w:cs="Times New Roman"/>
               </w:rPr>
-              <w:t>Support Services</w:t>
+              <w:t xml:space="preserve">The License renewal would be required to be done every Year These renewal fees will facilitate to have the Product Upgrades, which would cover improvements, bug fixes, and changes in AIAG VDA compliances. </w:t>
+            </w:r>
+          </w:p>
+          <w:p>
+            <w:pPr>
+              <w:rPr>
+                <w:rFonts w:ascii="Times New Roman" w:hAnsi="Times New Roman" w:cs="Times New Roman"/>
+              </w:rPr>
+            </w:pPr>
+            <w:r>
+              <w:rPr>
+                <w:rFonts w:ascii="Times New Roman" w:hAnsi="Times New Roman" w:cs="Times New Roman"/>
+              </w:rPr>
+              <w:t xml:space="preserve">Support of 7 Man days is included in this price.  </w:t>
             </w:r>
           </w:p>
         </w:tc>
@@ -2554,8 +2480,27 @@
               <w:rPr>
                 <w:rFonts w:ascii="Times New Roman" w:hAnsi="Times New Roman" w:cs="Times New Roman"/>
               </w:rPr>
-              <w:t>8000 per Man Day</w:t>
-            </w:r>
+              <w:t>{{MODULE_</w:t>
+            </w:r>
+            <w:r>
+              <w:rPr>
+                <w:rFonts w:ascii="Times New Roman" w:hAnsi="Times New Roman" w:cs="Times New Roman"/>
+              </w:rPr>
+              <w:t>NAME</w:t>
+            </w:r>
+            <w:r>
+              <w:rPr>
+                <w:rFonts w:ascii="Times New Roman" w:hAnsi="Times New Roman" w:cs="Times New Roman"/>
+              </w:rPr>
+              <w:t>}}</w:t>
+            </w:r>
+          </w:p>
+          <w:p>
+            <w:pPr>
+              <w:rPr>
+                <w:rFonts w:ascii="Times New Roman" w:hAnsi="Times New Roman" w:cs="Times New Roman"/>
+              </w:rPr>
+            </w:pPr>
           </w:p>
         </w:tc>
       </w:tr>
@@ -2584,7 +2529,7 @@
               <w:rPr>
                 <w:rFonts w:ascii="Times New Roman" w:hAnsi="Times New Roman" w:cs="Times New Roman"/>
               </w:rPr>
-              <w:t xml:space="preserve"> 4.1</w:t>
+              <w:t>4</w:t>
             </w:r>
           </w:p>
         </w:tc>
@@ -2609,21 +2554,7 @@
               <w:rPr>
                 <w:rFonts w:ascii="Times New Roman" w:hAnsi="Times New Roman" w:cs="Times New Roman"/>
               </w:rPr>
-              <w:t xml:space="preserve">First Year - These Services start a er 1 Month from start of Go Live. Subsequent Years – A er </w:t>
-            </w:r>
-            <w:proofErr w:type="spellStart"/>
-            <w:r>
-              <w:rPr>
-                <w:rFonts w:ascii="Times New Roman" w:hAnsi="Times New Roman" w:cs="Times New Roman"/>
-              </w:rPr>
-              <w:t>comple</w:t>
-            </w:r>
-            <w:proofErr w:type="spellEnd"/>
-            <w:r>
-              <w:rPr>
-                <w:rFonts w:ascii="Times New Roman" w:hAnsi="Times New Roman" w:cs="Times New Roman"/>
-              </w:rPr>
-              <w:t xml:space="preserve"> on of 7 Man Days</w:t>
+              <w:t>Support Services</w:t>
             </w:r>
           </w:p>
         </w:tc>
@@ -2644,6 +2575,12 @@
                 <w:rFonts w:ascii="Times New Roman" w:hAnsi="Times New Roman" w:cs="Times New Roman"/>
               </w:rPr>
             </w:pPr>
+            <w:r>
+              <w:rPr>
+                <w:rFonts w:ascii="Times New Roman" w:hAnsi="Times New Roman" w:cs="Times New Roman"/>
+              </w:rPr>
+              <w:t>8000 per Man Day</w:t>
+            </w:r>
           </w:p>
         </w:tc>
       </w:tr>
@@ -2672,7 +2609,7 @@
               <w:rPr>
                 <w:rFonts w:ascii="Times New Roman" w:hAnsi="Times New Roman" w:cs="Times New Roman"/>
               </w:rPr>
-              <w:t>5</w:t>
+              <w:t xml:space="preserve"> 4.1</w:t>
             </w:r>
           </w:p>
         </w:tc>
@@ -2697,7 +2634,21 @@
               <w:rPr>
                 <w:rFonts w:ascii="Times New Roman" w:hAnsi="Times New Roman" w:cs="Times New Roman"/>
               </w:rPr>
-              <w:t>Payment Terms</w:t>
+              <w:t xml:space="preserve">First Year - These Services start a er 1 Month from start of Go Live. Subsequent Years – A er </w:t>
+            </w:r>
+            <w:proofErr w:type="spellStart"/>
+            <w:r>
+              <w:rPr>
+                <w:rFonts w:ascii="Times New Roman" w:hAnsi="Times New Roman" w:cs="Times New Roman"/>
+              </w:rPr>
+              <w:t>comple</w:t>
+            </w:r>
+            <w:proofErr w:type="spellEnd"/>
+            <w:r>
+              <w:rPr>
+                <w:rFonts w:ascii="Times New Roman" w:hAnsi="Times New Roman" w:cs="Times New Roman"/>
+              </w:rPr>
+              <w:t xml:space="preserve"> on of 7 Man Days</w:t>
             </w:r>
           </w:p>
         </w:tc>
@@ -2747,6 +2698,80 @@
                 <w:rFonts w:ascii="Times New Roman" w:hAnsi="Times New Roman" w:cs="Times New Roman"/>
               </w:rPr>
               <w:lastRenderedPageBreak/>
+              <w:t>5</w:t>
+            </w:r>
+          </w:p>
+        </w:tc>
+        <w:tc>
+          <w:tcPr>
+            <w:tcW w:w="6360" w:type="dxa"/>
+            <w:shd w:val="clear" w:color="auto" w:fill="FFFFFF" w:themeFill="background1"/>
+            <w:tcMar>
+              <w:top w:w="80" w:type="dxa"/>
+              <w:left w:w="120" w:type="dxa"/>
+              <w:bottom w:w="80" w:type="dxa"/>
+              <w:right w:w="120" w:type="dxa"/>
+            </w:tcMar>
+          </w:tcPr>
+          <w:p>
+            <w:pPr>
+              <w:rPr>
+                <w:rFonts w:ascii="Times New Roman" w:hAnsi="Times New Roman" w:cs="Times New Roman"/>
+              </w:rPr>
+            </w:pPr>
+            <w:r>
+              <w:rPr>
+                <w:rFonts w:ascii="Times New Roman" w:hAnsi="Times New Roman" w:cs="Times New Roman"/>
+              </w:rPr>
+              <w:t>Payment Terms</w:t>
+            </w:r>
+          </w:p>
+        </w:tc>
+        <w:tc>
+          <w:tcPr>
+            <w:tcW w:w="2625" w:type="dxa"/>
+            <w:shd w:val="clear" w:color="auto" w:fill="FFFFFF" w:themeFill="background1"/>
+            <w:tcMar>
+              <w:top w:w="80" w:type="dxa"/>
+              <w:left w:w="120" w:type="dxa"/>
+              <w:bottom w:w="80" w:type="dxa"/>
+              <w:right w:w="120" w:type="dxa"/>
+            </w:tcMar>
+          </w:tcPr>
+          <w:p>
+            <w:pPr>
+              <w:rPr>
+                <w:rFonts w:ascii="Times New Roman" w:hAnsi="Times New Roman" w:cs="Times New Roman"/>
+              </w:rPr>
+            </w:pPr>
+          </w:p>
+        </w:tc>
+      </w:tr>
+      <w:tr>
+        <w:trPr>
+          <w:trHeight w:val="20"/>
+        </w:trPr>
+        <w:tc>
+          <w:tcPr>
+            <w:tcW w:w="1007" w:type="dxa"/>
+            <w:shd w:val="clear" w:color="auto" w:fill="FFFFFF" w:themeFill="background1"/>
+            <w:tcMar>
+              <w:top w:w="80" w:type="dxa"/>
+              <w:left w:w="120" w:type="dxa"/>
+              <w:bottom w:w="80" w:type="dxa"/>
+              <w:right w:w="120" w:type="dxa"/>
+            </w:tcMar>
+          </w:tcPr>
+          <w:p>
+            <w:pPr>
+              <w:rPr>
+                <w:rFonts w:ascii="Times New Roman" w:hAnsi="Times New Roman" w:cs="Times New Roman"/>
+              </w:rPr>
+            </w:pPr>
+            <w:r>
+              <w:rPr>
+                <w:rFonts w:ascii="Times New Roman" w:hAnsi="Times New Roman" w:cs="Times New Roman"/>
+              </w:rPr>
               <w:t xml:space="preserve"> 5.1</w:t>
             </w:r>
           </w:p>
@@ -5228,6 +5253,7 @@
               <w:rPr>
                 <w:rFonts w:ascii="Times New Roman" w:hAnsi="Times New Roman" w:cs="Times New Roman"/>
               </w:rPr>
+              <w:lastRenderedPageBreak/>
               <w:t>Master Preparations</w:t>
             </w:r>
           </w:p>
@@ -5278,7 +5304,6 @@
               <w:rPr>
                 <w:rFonts w:ascii="Times New Roman" w:hAnsi="Times New Roman" w:cs="Times New Roman"/>
               </w:rPr>
-              <w:lastRenderedPageBreak/>
               <w:t>{{MODULE_LIST}}</w:t>
             </w:r>
             <w:r>
@@ -5681,7 +5706,6 @@
         </w:rPr>
         <w:t xml:space="preserve"> </w:t>
       </w:r>
-      <w:proofErr w:type="gramStart"/>
       <w:r>
         <w:rPr>
           <w:rFonts w:ascii="Times New Roman" w:hAnsi="Times New Roman" w:cs="Times New Roman"/>
@@ -5689,7 +5713,6 @@
         </w:rPr>
         <w:t>Organization</w:t>
       </w:r>
-      <w:proofErr w:type="gramEnd"/>
     </w:p>
     <w:p>
       <w:pPr>
@@ -6041,6 +6064,7 @@
           <w:rFonts w:ascii="Times New Roman" w:hAnsi="Times New Roman" w:cs="Times New Roman"/>
           <w:color w:val="000000" w:themeColor="text1"/>
         </w:rPr>
+        <w:lastRenderedPageBreak/>
         <w:t>6. Excused Performance</w:t>
       </w:r>
     </w:p>
@@ -6055,7 +6079,6 @@
         <w:rPr>
           <w:rFonts w:ascii="Times New Roman" w:hAnsi="Times New Roman" w:cs="Times New Roman"/>
         </w:rPr>
-        <w:lastRenderedPageBreak/>
         <w:t xml:space="preserve">BlechTek shall not be liable or deemed to be in default for any delay or failure in performance under this Contract or interruption of services due to strike or </w:t>
       </w:r>
       <w:r>

--- a/QuotationApp.API/Templates/QuotationTemplate_Updated.docx
+++ b/QuotationApp.API/Templates/QuotationTemplate_Updated.docx
@@ -550,15 +550,26 @@
           <w:bCs/>
           <w:color w:val="65AADB"/>
         </w:rPr>
-        <w:t>{{ORG_NAME}}</w:t>
-      </w:r>
-      <w:r>
-        <w:rPr>
-          <w:rFonts w:ascii="Times New Roman" w:hAnsi="Times New Roman" w:cs="Times New Roman"/>
+        <w:t>{{ORG_</w:t>
+      </w:r>
+      <w:proofErr w:type="gramStart"/>
+      <w:r>
+        <w:rPr>
+          <w:rFonts w:ascii="Times New Roman" w:hAnsi="Times New Roman" w:cs="Times New Roman"/>
+          <w:b/>
+          <w:bCs/>
           <w:color w:val="65AADB"/>
         </w:rPr>
+        <w:t>NAME}}</w:t>
+      </w:r>
+      <w:r>
+        <w:rPr>
+          <w:rFonts w:ascii="Times New Roman" w:hAnsi="Times New Roman" w:cs="Times New Roman"/>
+          <w:color w:val="65AADB"/>
+        </w:rPr>
         <w:t>.</w:t>
       </w:r>
+      <w:proofErr w:type="gramEnd"/>
     </w:p>
     <w:p>
       <w:pPr>
@@ -3751,14 +3762,6 @@
           <w:rFonts w:ascii="Times New Roman" w:hAnsi="Times New Roman" w:cs="Times New Roman"/>
         </w:rPr>
       </w:pPr>
-    </w:p>
-    <w:p>
-      <w:pPr>
-        <w:spacing w:after="200"/>
-        <w:rPr>
-          <w:rFonts w:ascii="Times New Roman" w:hAnsi="Times New Roman" w:cs="Times New Roman"/>
-        </w:rPr>
-      </w:pPr>
       <w:r>
         <w:rPr>
           <w:rFonts w:ascii="Times New Roman" w:hAnsi="Times New Roman" w:cs="Times New Roman"/>
@@ -3779,15 +3782,15 @@
         <w:tblLook w:val="04A0" w:firstRow="1" w:lastRow="0" w:firstColumn="1" w:lastColumn="0" w:noHBand="0" w:noVBand="1"/>
       </w:tblPr>
       <w:tblGrid>
-        <w:gridCol w:w="1980"/>
-        <w:gridCol w:w="886"/>
+        <w:gridCol w:w="1918"/>
+        <w:gridCol w:w="1591"/>
+        <w:gridCol w:w="916"/>
         <w:gridCol w:w="851"/>
         <w:gridCol w:w="850"/>
-        <w:gridCol w:w="851"/>
-        <w:gridCol w:w="850"/>
-        <w:gridCol w:w="851"/>
-        <w:gridCol w:w="1417"/>
-        <w:gridCol w:w="1389"/>
+        <w:gridCol w:w="709"/>
+        <w:gridCol w:w="809"/>
+        <w:gridCol w:w="1077"/>
+        <w:gridCol w:w="1204"/>
       </w:tblGrid>
       <w:tr>
         <w:trPr>
@@ -3795,7 +3798,7 @@
         </w:trPr>
         <w:tc>
           <w:tcPr>
-            <w:tcW w:w="1980" w:type="dxa"/>
+            <w:tcW w:w="1918" w:type="dxa"/>
             <w:tcBorders>
               <w:top w:val="single" w:sz="4" w:space="0" w:color="000000"/>
               <w:left w:val="single" w:sz="4" w:space="0" w:color="000000"/>
@@ -3825,7 +3828,7 @@
         </w:tc>
         <w:tc>
           <w:tcPr>
-            <w:tcW w:w="886" w:type="dxa"/>
+            <w:tcW w:w="1591" w:type="dxa"/>
             <w:tcBorders>
               <w:top w:val="single" w:sz="4" w:space="0" w:color="000000"/>
               <w:left w:val="single" w:sz="4" w:space="0" w:color="000000"/>
@@ -3851,6 +3854,38 @@
                 <w:szCs w:val="20"/>
               </w:rPr>
               <w:t>No of Users</w:t>
+            </w:r>
+          </w:p>
+        </w:tc>
+        <w:tc>
+          <w:tcPr>
+            <w:tcW w:w="916" w:type="dxa"/>
+            <w:tcBorders>
+              <w:top w:val="single" w:sz="4" w:space="0" w:color="000000"/>
+              <w:left w:val="single" w:sz="4" w:space="0" w:color="000000"/>
+              <w:bottom w:val="single" w:sz="5" w:space="0" w:color="000000"/>
+              <w:right w:val="single" w:sz="4" w:space="0" w:color="000000"/>
+            </w:tcBorders>
+            <w:shd w:val="clear" w:color="auto" w:fill="D9D9D9"/>
+          </w:tcPr>
+          <w:p>
+            <w:pPr>
+              <w:spacing w:line="259" w:lineRule="auto"/>
+              <w:ind w:left="28"/>
+              <w:jc w:val="center"/>
+              <w:rPr>
+                <w:rFonts w:ascii="Times New Roman" w:hAnsi="Times New Roman" w:cs="Times New Roman"/>
+                <w:sz w:val="20"/>
+                <w:szCs w:val="20"/>
+              </w:rPr>
+            </w:pPr>
+            <w:r>
+              <w:rPr>
+                <w:rFonts w:ascii="Times New Roman" w:hAnsi="Times New Roman" w:cs="Times New Roman"/>
+                <w:sz w:val="20"/>
+                <w:szCs w:val="20"/>
+              </w:rPr>
+              <w:t>Y1</w:t>
             </w:r>
           </w:p>
         </w:tc>
@@ -3868,7 +3903,7 @@
           <w:p>
             <w:pPr>
               <w:spacing w:line="259" w:lineRule="auto"/>
-              <w:ind w:left="28"/>
+              <w:ind w:left="32"/>
               <w:jc w:val="center"/>
               <w:rPr>
                 <w:rFonts w:ascii="Times New Roman" w:hAnsi="Times New Roman" w:cs="Times New Roman"/>
@@ -3882,7 +3917,7 @@
                 <w:sz w:val="20"/>
                 <w:szCs w:val="20"/>
               </w:rPr>
-              <w:t>Y1</w:t>
+              <w:t>Y2</w:t>
             </w:r>
           </w:p>
         </w:tc>
@@ -3900,7 +3935,7 @@
           <w:p>
             <w:pPr>
               <w:spacing w:line="259" w:lineRule="auto"/>
-              <w:ind w:left="32"/>
+              <w:ind w:left="33"/>
               <w:jc w:val="center"/>
               <w:rPr>
                 <w:rFonts w:ascii="Times New Roman" w:hAnsi="Times New Roman" w:cs="Times New Roman"/>
@@ -3914,13 +3949,13 @@
                 <w:sz w:val="20"/>
                 <w:szCs w:val="20"/>
               </w:rPr>
-              <w:t>Y2</w:t>
-            </w:r>
-          </w:p>
-        </w:tc>
-        <w:tc>
-          <w:tcPr>
-            <w:tcW w:w="851" w:type="dxa"/>
+              <w:t>Y3</w:t>
+            </w:r>
+          </w:p>
+        </w:tc>
+        <w:tc>
+          <w:tcPr>
+            <w:tcW w:w="709" w:type="dxa"/>
             <w:tcBorders>
               <w:top w:val="single" w:sz="4" w:space="0" w:color="000000"/>
               <w:left w:val="single" w:sz="4" w:space="0" w:color="000000"/>
@@ -3932,7 +3967,7 @@
           <w:p>
             <w:pPr>
               <w:spacing w:line="259" w:lineRule="auto"/>
-              <w:ind w:left="33"/>
+              <w:ind w:left="31"/>
               <w:jc w:val="center"/>
               <w:rPr>
                 <w:rFonts w:ascii="Times New Roman" w:hAnsi="Times New Roman" w:cs="Times New Roman"/>
@@ -3946,13 +3981,13 @@
                 <w:sz w:val="20"/>
                 <w:szCs w:val="20"/>
               </w:rPr>
-              <w:t>Y3</w:t>
-            </w:r>
-          </w:p>
-        </w:tc>
-        <w:tc>
-          <w:tcPr>
-            <w:tcW w:w="850" w:type="dxa"/>
+              <w:t>Y4</w:t>
+            </w:r>
+          </w:p>
+        </w:tc>
+        <w:tc>
+          <w:tcPr>
+            <w:tcW w:w="809" w:type="dxa"/>
             <w:tcBorders>
               <w:top w:val="single" w:sz="4" w:space="0" w:color="000000"/>
               <w:left w:val="single" w:sz="4" w:space="0" w:color="000000"/>
@@ -3964,7 +3999,7 @@
           <w:p>
             <w:pPr>
               <w:spacing w:line="259" w:lineRule="auto"/>
-              <w:ind w:left="31"/>
+              <w:ind w:left="32"/>
               <w:jc w:val="center"/>
               <w:rPr>
                 <w:rFonts w:ascii="Times New Roman" w:hAnsi="Times New Roman" w:cs="Times New Roman"/>
@@ -3978,45 +4013,13 @@
                 <w:sz w:val="20"/>
                 <w:szCs w:val="20"/>
               </w:rPr>
-              <w:t>Y4</w:t>
-            </w:r>
-          </w:p>
-        </w:tc>
-        <w:tc>
-          <w:tcPr>
-            <w:tcW w:w="851" w:type="dxa"/>
-            <w:tcBorders>
-              <w:top w:val="single" w:sz="4" w:space="0" w:color="000000"/>
-              <w:left w:val="single" w:sz="4" w:space="0" w:color="000000"/>
-              <w:bottom w:val="single" w:sz="5" w:space="0" w:color="000000"/>
-              <w:right w:val="single" w:sz="4" w:space="0" w:color="000000"/>
-            </w:tcBorders>
-            <w:shd w:val="clear" w:color="auto" w:fill="D9D9D9"/>
-          </w:tcPr>
-          <w:p>
-            <w:pPr>
-              <w:spacing w:line="259" w:lineRule="auto"/>
-              <w:ind w:left="32"/>
-              <w:jc w:val="center"/>
-              <w:rPr>
-                <w:rFonts w:ascii="Times New Roman" w:hAnsi="Times New Roman" w:cs="Times New Roman"/>
-                <w:sz w:val="20"/>
-                <w:szCs w:val="20"/>
-              </w:rPr>
-            </w:pPr>
-            <w:r>
-              <w:rPr>
-                <w:rFonts w:ascii="Times New Roman" w:hAnsi="Times New Roman" w:cs="Times New Roman"/>
-                <w:sz w:val="20"/>
-                <w:szCs w:val="20"/>
-              </w:rPr>
               <w:t>Y5</w:t>
             </w:r>
           </w:p>
         </w:tc>
         <w:tc>
           <w:tcPr>
-            <w:tcW w:w="1417" w:type="dxa"/>
+            <w:tcW w:w="1077" w:type="dxa"/>
             <w:tcBorders>
               <w:top w:val="single" w:sz="4" w:space="0" w:color="000000"/>
               <w:left w:val="single" w:sz="4" w:space="0" w:color="000000"/>
@@ -4048,7 +4051,7 @@
         </w:tc>
         <w:tc>
           <w:tcPr>
-            <w:tcW w:w="1389" w:type="dxa"/>
+            <w:tcW w:w="1204" w:type="dxa"/>
             <w:tcBorders>
               <w:top w:val="single" w:sz="4" w:space="0" w:color="000000"/>
               <w:left w:val="single" w:sz="5" w:space="0" w:color="000000"/>
@@ -4085,7 +4088,7 @@
         </w:trPr>
         <w:tc>
           <w:tcPr>
-            <w:tcW w:w="1980" w:type="dxa"/>
+            <w:tcW w:w="1918" w:type="dxa"/>
             <w:tcBorders>
               <w:top w:val="single" w:sz="5" w:space="0" w:color="000000"/>
               <w:left w:val="single" w:sz="4" w:space="0" w:color="000000"/>
@@ -4096,26 +4099,25 @@
           </w:tcPr>
           <w:p>
             <w:pPr>
-              <w:spacing w:line="259" w:lineRule="auto"/>
-              <w:rPr>
-                <w:rFonts w:ascii="Times New Roman" w:hAnsi="Times New Roman" w:cs="Times New Roman"/>
-                <w:sz w:val="20"/>
-                <w:szCs w:val="20"/>
-              </w:rPr>
-            </w:pPr>
-            <w:r>
-              <w:rPr>
-                <w:rFonts w:ascii="Times New Roman" w:hAnsi="Times New Roman" w:cs="Times New Roman"/>
-                <w:sz w:val="20"/>
-                <w:szCs w:val="20"/>
-              </w:rPr>
-              <w:t>LPA</w:t>
-            </w:r>
-          </w:p>
-        </w:tc>
-        <w:tc>
-          <w:tcPr>
-            <w:tcW w:w="886" w:type="dxa"/>
+              <w:rPr>
+                <w:rFonts w:ascii="Times New Roman" w:hAnsi="Times New Roman" w:cs="Times New Roman"/>
+                <w:sz w:val="18"/>
+                <w:szCs w:val="18"/>
+              </w:rPr>
+            </w:pPr>
+            <w:r>
+              <w:rPr>
+                <w:rFonts w:ascii="Times New Roman" w:hAnsi="Times New Roman" w:cs="Times New Roman"/>
+                <w:sz w:val="18"/>
+                <w:szCs w:val="18"/>
+              </w:rPr>
+              <w:t>{{MODULE_NAME}}</w:t>
+            </w:r>
+          </w:p>
+        </w:tc>
+        <w:tc>
+          <w:tcPr>
+            <w:tcW w:w="1591" w:type="dxa"/>
             <w:tcBorders>
               <w:top w:val="single" w:sz="5" w:space="0" w:color="000000"/>
               <w:left w:val="single" w:sz="4" w:space="0" w:color="000000"/>
@@ -4131,6 +4133,40 @@
               <w:jc w:val="center"/>
               <w:rPr>
                 <w:rFonts w:ascii="Times New Roman" w:hAnsi="Times New Roman" w:cs="Times New Roman"/>
+                <w:sz w:val="18"/>
+                <w:szCs w:val="18"/>
+              </w:rPr>
+            </w:pPr>
+            <w:r>
+              <w:rPr>
+                <w:rFonts w:ascii="Times New Roman" w:hAnsi="Times New Roman" w:cs="Times New Roman"/>
+                <w:i/>
+                <w:iCs/>
+                <w:sz w:val="18"/>
+                <w:szCs w:val="18"/>
+              </w:rPr>
+              <w:t>{{NO_OF_USERS}}</w:t>
+            </w:r>
+          </w:p>
+        </w:tc>
+        <w:tc>
+          <w:tcPr>
+            <w:tcW w:w="916" w:type="dxa"/>
+            <w:tcBorders>
+              <w:top w:val="single" w:sz="5" w:space="0" w:color="000000"/>
+              <w:left w:val="single" w:sz="4" w:space="0" w:color="000000"/>
+              <w:bottom w:val="single" w:sz="5" w:space="0" w:color="000000"/>
+              <w:right w:val="single" w:sz="4" w:space="0" w:color="000000"/>
+            </w:tcBorders>
+            <w:shd w:val="clear" w:color="auto" w:fill="DAE9F8"/>
+          </w:tcPr>
+          <w:p>
+            <w:pPr>
+              <w:spacing w:line="259" w:lineRule="auto"/>
+              <w:ind w:left="25"/>
+              <w:jc w:val="both"/>
+              <w:rPr>
+                <w:rFonts w:ascii="Times New Roman" w:hAnsi="Times New Roman" w:cs="Times New Roman"/>
                 <w:sz w:val="20"/>
                 <w:szCs w:val="20"/>
               </w:rPr>
@@ -4141,7 +4177,7 @@
                 <w:sz w:val="20"/>
                 <w:szCs w:val="20"/>
               </w:rPr>
-              <w:t>20</w:t>
+              <w:t xml:space="preserve">    </w:t>
             </w:r>
           </w:p>
         </w:tc>
@@ -4173,7 +4209,7 @@
                 <w:sz w:val="20"/>
                 <w:szCs w:val="20"/>
               </w:rPr>
-              <w:t xml:space="preserve">    </w:t>
+              <w:t xml:space="preserve"> </w:t>
             </w:r>
           </w:p>
         </w:tc>
@@ -4199,19 +4235,11 @@
                 <w:szCs w:val="20"/>
               </w:rPr>
             </w:pPr>
-            <w:r>
-              <w:rPr>
-                <w:rFonts w:ascii="Times New Roman" w:hAnsi="Times New Roman" w:cs="Times New Roman"/>
-                <w:sz w:val="20"/>
-                <w:szCs w:val="20"/>
-              </w:rPr>
-              <w:t xml:space="preserve"> </w:t>
-            </w:r>
-          </w:p>
-        </w:tc>
-        <w:tc>
-          <w:tcPr>
-            <w:tcW w:w="851" w:type="dxa"/>
+          </w:p>
+        </w:tc>
+        <w:tc>
+          <w:tcPr>
+            <w:tcW w:w="709" w:type="dxa"/>
             <w:tcBorders>
               <w:top w:val="single" w:sz="5" w:space="0" w:color="000000"/>
               <w:left w:val="single" w:sz="4" w:space="0" w:color="000000"/>
@@ -4235,7 +4263,7 @@
         </w:tc>
         <w:tc>
           <w:tcPr>
-            <w:tcW w:w="850" w:type="dxa"/>
+            <w:tcW w:w="809" w:type="dxa"/>
             <w:tcBorders>
               <w:top w:val="single" w:sz="5" w:space="0" w:color="000000"/>
               <w:left w:val="single" w:sz="4" w:space="0" w:color="000000"/>
@@ -4259,31 +4287,7 @@
         </w:tc>
         <w:tc>
           <w:tcPr>
-            <w:tcW w:w="851" w:type="dxa"/>
-            <w:tcBorders>
-              <w:top w:val="single" w:sz="5" w:space="0" w:color="000000"/>
-              <w:left w:val="single" w:sz="4" w:space="0" w:color="000000"/>
-              <w:bottom w:val="single" w:sz="5" w:space="0" w:color="000000"/>
-              <w:right w:val="single" w:sz="4" w:space="0" w:color="000000"/>
-            </w:tcBorders>
-            <w:shd w:val="clear" w:color="auto" w:fill="DAE9F8"/>
-          </w:tcPr>
-          <w:p>
-            <w:pPr>
-              <w:spacing w:line="259" w:lineRule="auto"/>
-              <w:ind w:left="25"/>
-              <w:jc w:val="both"/>
-              <w:rPr>
-                <w:rFonts w:ascii="Times New Roman" w:hAnsi="Times New Roman" w:cs="Times New Roman"/>
-                <w:sz w:val="20"/>
-                <w:szCs w:val="20"/>
-              </w:rPr>
-            </w:pPr>
-          </w:p>
-        </w:tc>
-        <w:tc>
-          <w:tcPr>
-            <w:tcW w:w="1417" w:type="dxa"/>
+            <w:tcW w:w="1077" w:type="dxa"/>
             <w:tcBorders>
               <w:top w:val="single" w:sz="5" w:space="0" w:color="000000"/>
               <w:left w:val="single" w:sz="4" w:space="0" w:color="000000"/>
@@ -4306,7 +4310,7 @@
         </w:tc>
         <w:tc>
           <w:tcPr>
-            <w:tcW w:w="1389" w:type="dxa"/>
+            <w:tcW w:w="1204" w:type="dxa"/>
             <w:tcBorders>
               <w:top w:val="single" w:sz="5" w:space="0" w:color="000000"/>
               <w:left w:val="single" w:sz="5" w:space="0" w:color="000000"/>
@@ -4328,551 +4332,60 @@
           </w:p>
         </w:tc>
       </w:tr>
-      <w:tr>
-        <w:trPr>
-          <w:trHeight w:val="250"/>
-        </w:trPr>
-        <w:tc>
-          <w:tcPr>
-            <w:tcW w:w="1980" w:type="dxa"/>
-            <w:tcBorders>
-              <w:top w:val="single" w:sz="5" w:space="0" w:color="000000"/>
-              <w:left w:val="single" w:sz="4" w:space="0" w:color="000000"/>
-              <w:bottom w:val="single" w:sz="5" w:space="0" w:color="000000"/>
-              <w:right w:val="single" w:sz="4" w:space="0" w:color="000000"/>
-            </w:tcBorders>
-            <w:shd w:val="clear" w:color="auto" w:fill="DAE9F8"/>
-          </w:tcPr>
-          <w:p>
-            <w:pPr>
-              <w:spacing w:line="259" w:lineRule="auto"/>
-              <w:rPr>
-                <w:rFonts w:ascii="Times New Roman" w:hAnsi="Times New Roman" w:cs="Times New Roman"/>
-                <w:sz w:val="20"/>
-                <w:szCs w:val="20"/>
-              </w:rPr>
-            </w:pPr>
-            <w:r>
-              <w:rPr>
-                <w:rFonts w:ascii="Times New Roman" w:hAnsi="Times New Roman" w:cs="Times New Roman"/>
-                <w:sz w:val="20"/>
-                <w:szCs w:val="20"/>
-              </w:rPr>
-              <w:t>Internal Audit Management</w:t>
-            </w:r>
-          </w:p>
-        </w:tc>
-        <w:tc>
-          <w:tcPr>
-            <w:tcW w:w="886" w:type="dxa"/>
-            <w:tcBorders>
-              <w:top w:val="single" w:sz="5" w:space="0" w:color="000000"/>
-              <w:left w:val="single" w:sz="4" w:space="0" w:color="000000"/>
-              <w:bottom w:val="single" w:sz="5" w:space="0" w:color="000000"/>
-              <w:right w:val="single" w:sz="4" w:space="0" w:color="000000"/>
-            </w:tcBorders>
-            <w:shd w:val="clear" w:color="auto" w:fill="DAE9F8"/>
-          </w:tcPr>
-          <w:p>
-            <w:pPr>
-              <w:spacing w:line="259" w:lineRule="auto"/>
-              <w:ind w:left="27"/>
-              <w:jc w:val="center"/>
-              <w:rPr>
-                <w:rFonts w:ascii="Times New Roman" w:hAnsi="Times New Roman" w:cs="Times New Roman"/>
-                <w:sz w:val="20"/>
-                <w:szCs w:val="20"/>
-              </w:rPr>
-            </w:pPr>
-            <w:r>
-              <w:rPr>
-                <w:rFonts w:ascii="Times New Roman" w:hAnsi="Times New Roman" w:cs="Times New Roman"/>
-                <w:sz w:val="20"/>
-                <w:szCs w:val="20"/>
-              </w:rPr>
-              <w:t>20</w:t>
-            </w:r>
-          </w:p>
-        </w:tc>
-        <w:tc>
-          <w:tcPr>
-            <w:tcW w:w="851" w:type="dxa"/>
-            <w:tcBorders>
-              <w:top w:val="single" w:sz="5" w:space="0" w:color="000000"/>
-              <w:left w:val="single" w:sz="4" w:space="0" w:color="000000"/>
-              <w:bottom w:val="single" w:sz="5" w:space="0" w:color="000000"/>
-              <w:right w:val="single" w:sz="4" w:space="0" w:color="000000"/>
-            </w:tcBorders>
-            <w:shd w:val="clear" w:color="auto" w:fill="DAE9F8"/>
-          </w:tcPr>
-          <w:p>
-            <w:pPr>
-              <w:spacing w:line="259" w:lineRule="auto"/>
-              <w:ind w:left="25"/>
-              <w:jc w:val="both"/>
-              <w:rPr>
-                <w:rFonts w:ascii="Times New Roman" w:hAnsi="Times New Roman" w:cs="Times New Roman"/>
-                <w:sz w:val="20"/>
-                <w:szCs w:val="20"/>
-              </w:rPr>
-            </w:pPr>
-          </w:p>
-        </w:tc>
-        <w:tc>
-          <w:tcPr>
-            <w:tcW w:w="850" w:type="dxa"/>
-            <w:tcBorders>
-              <w:top w:val="single" w:sz="5" w:space="0" w:color="000000"/>
-              <w:left w:val="single" w:sz="4" w:space="0" w:color="000000"/>
-              <w:bottom w:val="single" w:sz="5" w:space="0" w:color="000000"/>
-              <w:right w:val="single" w:sz="4" w:space="0" w:color="000000"/>
-            </w:tcBorders>
-            <w:shd w:val="clear" w:color="auto" w:fill="DAE9F8"/>
-          </w:tcPr>
-          <w:p>
-            <w:pPr>
-              <w:spacing w:line="259" w:lineRule="auto"/>
-              <w:ind w:left="25"/>
-              <w:rPr>
-                <w:rFonts w:ascii="Times New Roman" w:hAnsi="Times New Roman" w:cs="Times New Roman"/>
-                <w:sz w:val="20"/>
-                <w:szCs w:val="20"/>
-              </w:rPr>
-            </w:pPr>
-            <w:r>
-              <w:rPr>
-                <w:rFonts w:ascii="Times New Roman" w:hAnsi="Times New Roman" w:cs="Times New Roman"/>
-                <w:sz w:val="20"/>
-                <w:szCs w:val="20"/>
-              </w:rPr>
-              <w:t xml:space="preserve">      </w:t>
-            </w:r>
-          </w:p>
-        </w:tc>
-        <w:tc>
-          <w:tcPr>
-            <w:tcW w:w="851" w:type="dxa"/>
-            <w:tcBorders>
-              <w:top w:val="single" w:sz="5" w:space="0" w:color="000000"/>
-              <w:left w:val="single" w:sz="4" w:space="0" w:color="000000"/>
-              <w:bottom w:val="single" w:sz="5" w:space="0" w:color="000000"/>
-              <w:right w:val="single" w:sz="4" w:space="0" w:color="000000"/>
-            </w:tcBorders>
-            <w:shd w:val="clear" w:color="auto" w:fill="DAE9F8"/>
-          </w:tcPr>
-          <w:p>
-            <w:pPr>
-              <w:spacing w:line="259" w:lineRule="auto"/>
-              <w:ind w:left="25"/>
-              <w:rPr>
-                <w:rFonts w:ascii="Times New Roman" w:hAnsi="Times New Roman" w:cs="Times New Roman"/>
-                <w:sz w:val="20"/>
-                <w:szCs w:val="20"/>
-              </w:rPr>
-            </w:pPr>
-          </w:p>
-        </w:tc>
-        <w:tc>
-          <w:tcPr>
-            <w:tcW w:w="850" w:type="dxa"/>
-            <w:tcBorders>
-              <w:top w:val="single" w:sz="5" w:space="0" w:color="000000"/>
-              <w:left w:val="single" w:sz="4" w:space="0" w:color="000000"/>
-              <w:bottom w:val="single" w:sz="5" w:space="0" w:color="000000"/>
-              <w:right w:val="single" w:sz="4" w:space="0" w:color="000000"/>
-            </w:tcBorders>
-            <w:shd w:val="clear" w:color="auto" w:fill="DAE9F8"/>
-          </w:tcPr>
-          <w:p>
-            <w:pPr>
-              <w:spacing w:line="259" w:lineRule="auto"/>
-              <w:ind w:left="25"/>
-              <w:rPr>
-                <w:rFonts w:ascii="Times New Roman" w:hAnsi="Times New Roman" w:cs="Times New Roman"/>
-                <w:sz w:val="20"/>
-                <w:szCs w:val="20"/>
-              </w:rPr>
-            </w:pPr>
-          </w:p>
-        </w:tc>
-        <w:tc>
-          <w:tcPr>
-            <w:tcW w:w="851" w:type="dxa"/>
-            <w:tcBorders>
-              <w:top w:val="single" w:sz="5" w:space="0" w:color="000000"/>
-              <w:left w:val="single" w:sz="4" w:space="0" w:color="000000"/>
-              <w:bottom w:val="single" w:sz="5" w:space="0" w:color="000000"/>
-              <w:right w:val="single" w:sz="4" w:space="0" w:color="000000"/>
-            </w:tcBorders>
-            <w:shd w:val="clear" w:color="auto" w:fill="DAE9F8"/>
-          </w:tcPr>
-          <w:p>
-            <w:pPr>
-              <w:spacing w:line="259" w:lineRule="auto"/>
-              <w:ind w:left="25"/>
-              <w:rPr>
-                <w:rFonts w:ascii="Times New Roman" w:hAnsi="Times New Roman" w:cs="Times New Roman"/>
-                <w:sz w:val="20"/>
-                <w:szCs w:val="20"/>
-              </w:rPr>
-            </w:pPr>
-          </w:p>
-        </w:tc>
-        <w:tc>
-          <w:tcPr>
-            <w:tcW w:w="1417" w:type="dxa"/>
-            <w:tcBorders>
-              <w:top w:val="single" w:sz="5" w:space="0" w:color="000000"/>
-              <w:left w:val="single" w:sz="4" w:space="0" w:color="000000"/>
-              <w:bottom w:val="single" w:sz="5" w:space="0" w:color="000000"/>
-              <w:right w:val="single" w:sz="5" w:space="0" w:color="000000"/>
-            </w:tcBorders>
-            <w:shd w:val="clear" w:color="auto" w:fill="DAE9F8"/>
-          </w:tcPr>
-          <w:p>
-            <w:pPr>
-              <w:spacing w:line="259" w:lineRule="auto"/>
-              <w:ind w:left="25"/>
-              <w:rPr>
-                <w:rFonts w:ascii="Times New Roman" w:hAnsi="Times New Roman" w:cs="Times New Roman"/>
-                <w:sz w:val="20"/>
-                <w:szCs w:val="20"/>
-              </w:rPr>
-            </w:pPr>
-          </w:p>
-        </w:tc>
-        <w:tc>
-          <w:tcPr>
-            <w:tcW w:w="1389" w:type="dxa"/>
-            <w:tcBorders>
-              <w:top w:val="single" w:sz="5" w:space="0" w:color="000000"/>
-              <w:left w:val="single" w:sz="5" w:space="0" w:color="000000"/>
-              <w:bottom w:val="single" w:sz="5" w:space="0" w:color="000000"/>
-              <w:right w:val="single" w:sz="5" w:space="0" w:color="000000"/>
-            </w:tcBorders>
-            <w:shd w:val="clear" w:color="auto" w:fill="DAE9F8"/>
-          </w:tcPr>
-          <w:p>
-            <w:pPr>
-              <w:spacing w:line="259" w:lineRule="auto"/>
-              <w:ind w:left="26"/>
-              <w:rPr>
-                <w:rFonts w:ascii="Times New Roman" w:hAnsi="Times New Roman" w:cs="Times New Roman"/>
-                <w:sz w:val="20"/>
-                <w:szCs w:val="20"/>
-              </w:rPr>
-            </w:pPr>
-          </w:p>
-        </w:tc>
-      </w:tr>
-      <w:tr>
-        <w:trPr>
-          <w:trHeight w:val="252"/>
-        </w:trPr>
-        <w:tc>
-          <w:tcPr>
-            <w:tcW w:w="1980" w:type="dxa"/>
-            <w:tcBorders>
-              <w:top w:val="single" w:sz="5" w:space="0" w:color="000000"/>
-              <w:left w:val="single" w:sz="4" w:space="0" w:color="000000"/>
-              <w:bottom w:val="single" w:sz="5" w:space="0" w:color="000000"/>
-              <w:right w:val="single" w:sz="4" w:space="0" w:color="000000"/>
-            </w:tcBorders>
-            <w:shd w:val="clear" w:color="auto" w:fill="DAE9F8"/>
-          </w:tcPr>
-          <w:p>
-            <w:pPr>
-              <w:spacing w:line="259" w:lineRule="auto"/>
-              <w:rPr>
-                <w:rFonts w:ascii="Times New Roman" w:hAnsi="Times New Roman" w:cs="Times New Roman"/>
-                <w:sz w:val="20"/>
-                <w:szCs w:val="20"/>
-              </w:rPr>
-            </w:pPr>
-            <w:r>
-              <w:rPr>
-                <w:rFonts w:ascii="Times New Roman" w:hAnsi="Times New Roman" w:cs="Times New Roman"/>
-                <w:sz w:val="20"/>
-                <w:szCs w:val="20"/>
-              </w:rPr>
-              <w:t>KPI I MRM</w:t>
-            </w:r>
-          </w:p>
-        </w:tc>
-        <w:tc>
-          <w:tcPr>
-            <w:tcW w:w="886" w:type="dxa"/>
-            <w:tcBorders>
-              <w:top w:val="single" w:sz="5" w:space="0" w:color="000000"/>
-              <w:left w:val="single" w:sz="4" w:space="0" w:color="000000"/>
-              <w:bottom w:val="single" w:sz="5" w:space="0" w:color="000000"/>
-              <w:right w:val="single" w:sz="4" w:space="0" w:color="000000"/>
-            </w:tcBorders>
-            <w:shd w:val="clear" w:color="auto" w:fill="DAE9F8"/>
-          </w:tcPr>
-          <w:p>
-            <w:pPr>
-              <w:spacing w:line="259" w:lineRule="auto"/>
-              <w:ind w:left="27"/>
-              <w:jc w:val="center"/>
-              <w:rPr>
-                <w:rFonts w:ascii="Times New Roman" w:hAnsi="Times New Roman" w:cs="Times New Roman"/>
-                <w:sz w:val="20"/>
-                <w:szCs w:val="20"/>
-              </w:rPr>
-            </w:pPr>
-            <w:r>
-              <w:rPr>
-                <w:rFonts w:ascii="Times New Roman" w:hAnsi="Times New Roman" w:cs="Times New Roman"/>
-                <w:sz w:val="20"/>
-                <w:szCs w:val="20"/>
-              </w:rPr>
-              <w:t>20</w:t>
-            </w:r>
-          </w:p>
-        </w:tc>
-        <w:tc>
-          <w:tcPr>
-            <w:tcW w:w="851" w:type="dxa"/>
-            <w:tcBorders>
-              <w:top w:val="single" w:sz="5" w:space="0" w:color="000000"/>
-              <w:left w:val="single" w:sz="4" w:space="0" w:color="000000"/>
-              <w:bottom w:val="single" w:sz="5" w:space="0" w:color="000000"/>
-              <w:right w:val="single" w:sz="4" w:space="0" w:color="000000"/>
-            </w:tcBorders>
-            <w:shd w:val="clear" w:color="auto" w:fill="DAE9F8"/>
-          </w:tcPr>
-          <w:p>
-            <w:pPr>
-              <w:spacing w:line="259" w:lineRule="auto"/>
-              <w:ind w:left="25"/>
-              <w:jc w:val="both"/>
-              <w:rPr>
-                <w:rFonts w:ascii="Times New Roman" w:hAnsi="Times New Roman" w:cs="Times New Roman"/>
-                <w:sz w:val="20"/>
-                <w:szCs w:val="20"/>
-              </w:rPr>
-            </w:pPr>
-            <w:r>
-              <w:rPr>
-                <w:rFonts w:ascii="Times New Roman" w:hAnsi="Times New Roman" w:cs="Times New Roman"/>
-                <w:sz w:val="20"/>
-                <w:szCs w:val="20"/>
-              </w:rPr>
-              <w:t xml:space="preserve">    </w:t>
-            </w:r>
-          </w:p>
-        </w:tc>
-        <w:tc>
-          <w:tcPr>
-            <w:tcW w:w="850" w:type="dxa"/>
-            <w:tcBorders>
-              <w:top w:val="single" w:sz="5" w:space="0" w:color="000000"/>
-              <w:left w:val="single" w:sz="4" w:space="0" w:color="000000"/>
-              <w:bottom w:val="single" w:sz="5" w:space="0" w:color="000000"/>
-              <w:right w:val="single" w:sz="4" w:space="0" w:color="000000"/>
-            </w:tcBorders>
-            <w:shd w:val="clear" w:color="auto" w:fill="DAE9F8"/>
-          </w:tcPr>
-          <w:p>
-            <w:pPr>
-              <w:spacing w:line="259" w:lineRule="auto"/>
-              <w:ind w:left="25"/>
-              <w:rPr>
-                <w:rFonts w:ascii="Times New Roman" w:hAnsi="Times New Roman" w:cs="Times New Roman"/>
-                <w:sz w:val="20"/>
-                <w:szCs w:val="20"/>
-              </w:rPr>
-            </w:pPr>
-          </w:p>
-        </w:tc>
-        <w:tc>
-          <w:tcPr>
-            <w:tcW w:w="851" w:type="dxa"/>
-            <w:tcBorders>
-              <w:top w:val="single" w:sz="5" w:space="0" w:color="000000"/>
-              <w:left w:val="single" w:sz="4" w:space="0" w:color="000000"/>
-              <w:bottom w:val="single" w:sz="5" w:space="0" w:color="000000"/>
-              <w:right w:val="single" w:sz="4" w:space="0" w:color="000000"/>
-            </w:tcBorders>
-            <w:shd w:val="clear" w:color="auto" w:fill="DAE9F8"/>
-          </w:tcPr>
-          <w:p>
-            <w:pPr>
-              <w:spacing w:line="259" w:lineRule="auto"/>
-              <w:ind w:left="25"/>
-              <w:rPr>
-                <w:rFonts w:ascii="Times New Roman" w:hAnsi="Times New Roman" w:cs="Times New Roman"/>
-                <w:sz w:val="20"/>
-                <w:szCs w:val="20"/>
-              </w:rPr>
-            </w:pPr>
-          </w:p>
-        </w:tc>
-        <w:tc>
-          <w:tcPr>
-            <w:tcW w:w="850" w:type="dxa"/>
-            <w:tcBorders>
-              <w:top w:val="single" w:sz="5" w:space="0" w:color="000000"/>
-              <w:left w:val="single" w:sz="4" w:space="0" w:color="000000"/>
-              <w:bottom w:val="single" w:sz="5" w:space="0" w:color="000000"/>
-              <w:right w:val="single" w:sz="4" w:space="0" w:color="000000"/>
-            </w:tcBorders>
-            <w:shd w:val="clear" w:color="auto" w:fill="DAE9F8"/>
-          </w:tcPr>
-          <w:p>
-            <w:pPr>
-              <w:spacing w:line="259" w:lineRule="auto"/>
-              <w:ind w:left="25"/>
-              <w:rPr>
-                <w:rFonts w:ascii="Times New Roman" w:hAnsi="Times New Roman" w:cs="Times New Roman"/>
-                <w:sz w:val="20"/>
-                <w:szCs w:val="20"/>
-              </w:rPr>
-            </w:pPr>
-          </w:p>
-        </w:tc>
-        <w:tc>
-          <w:tcPr>
-            <w:tcW w:w="851" w:type="dxa"/>
-            <w:tcBorders>
-              <w:top w:val="single" w:sz="5" w:space="0" w:color="000000"/>
-              <w:left w:val="single" w:sz="4" w:space="0" w:color="000000"/>
-              <w:bottom w:val="single" w:sz="5" w:space="0" w:color="000000"/>
-              <w:right w:val="single" w:sz="4" w:space="0" w:color="000000"/>
-            </w:tcBorders>
-            <w:shd w:val="clear" w:color="auto" w:fill="DAE9F8"/>
-          </w:tcPr>
-          <w:p>
-            <w:pPr>
-              <w:spacing w:line="259" w:lineRule="auto"/>
-              <w:ind w:left="25"/>
-              <w:rPr>
-                <w:rFonts w:ascii="Times New Roman" w:hAnsi="Times New Roman" w:cs="Times New Roman"/>
-                <w:sz w:val="20"/>
-                <w:szCs w:val="20"/>
-              </w:rPr>
-            </w:pPr>
-          </w:p>
-        </w:tc>
-        <w:tc>
-          <w:tcPr>
-            <w:tcW w:w="1417" w:type="dxa"/>
-            <w:tcBorders>
-              <w:top w:val="single" w:sz="5" w:space="0" w:color="000000"/>
-              <w:left w:val="single" w:sz="4" w:space="0" w:color="000000"/>
-              <w:bottom w:val="single" w:sz="5" w:space="0" w:color="000000"/>
-              <w:right w:val="single" w:sz="5" w:space="0" w:color="000000"/>
-            </w:tcBorders>
-            <w:shd w:val="clear" w:color="auto" w:fill="DAE9F8"/>
-          </w:tcPr>
-          <w:p>
-            <w:pPr>
-              <w:spacing w:line="259" w:lineRule="auto"/>
-              <w:ind w:left="25"/>
-              <w:rPr>
-                <w:rFonts w:ascii="Times New Roman" w:hAnsi="Times New Roman" w:cs="Times New Roman"/>
-                <w:sz w:val="20"/>
-                <w:szCs w:val="20"/>
-              </w:rPr>
-            </w:pPr>
-          </w:p>
-        </w:tc>
-        <w:tc>
-          <w:tcPr>
-            <w:tcW w:w="1389" w:type="dxa"/>
-            <w:tcBorders>
-              <w:top w:val="single" w:sz="5" w:space="0" w:color="000000"/>
-              <w:left w:val="single" w:sz="5" w:space="0" w:color="000000"/>
-              <w:bottom w:val="single" w:sz="5" w:space="0" w:color="000000"/>
-              <w:right w:val="single" w:sz="5" w:space="0" w:color="000000"/>
-            </w:tcBorders>
-            <w:shd w:val="clear" w:color="auto" w:fill="DAE9F8"/>
-          </w:tcPr>
-          <w:p>
-            <w:pPr>
-              <w:spacing w:line="259" w:lineRule="auto"/>
-              <w:ind w:left="26"/>
-              <w:rPr>
-                <w:rFonts w:ascii="Times New Roman" w:hAnsi="Times New Roman" w:cs="Times New Roman"/>
-                <w:sz w:val="20"/>
-                <w:szCs w:val="20"/>
-              </w:rPr>
-            </w:pPr>
-          </w:p>
-        </w:tc>
-      </w:tr>
     </w:tbl>
     <w:p>
       <w:pPr>
-        <w:spacing w:after="200"/>
-        <w:rPr>
-          <w:rFonts w:ascii="Times New Roman" w:hAnsi="Times New Roman" w:cs="Times New Roman"/>
+        <w:spacing w:before="300" w:after="150"/>
+        <w:rPr>
+          <w:rFonts w:ascii="Times New Roman" w:hAnsi="Times New Roman" w:cs="Times New Roman"/>
+          <w:w w:val="101"/>
         </w:rPr>
       </w:pPr>
     </w:p>
     <w:p>
       <w:pPr>
-        <w:spacing w:after="160" w:line="259" w:lineRule="auto"/>
-        <w:rPr>
-          <w:rFonts w:ascii="Times New Roman" w:hAnsi="Times New Roman" w:cs="Times New Roman"/>
-        </w:rPr>
-      </w:pPr>
-      <w:r>
+        <w:spacing w:before="300" w:after="150"/>
         <w:rPr>
           <w:rFonts w:ascii="Times New Roman" w:hAnsi="Times New Roman" w:cs="Times New Roman"/>
           <w:w w:val="101"/>
         </w:rPr>
-        <w:t>Time</w:t>
-      </w:r>
-      <w:r>
-        <w:rPr>
-          <w:rFonts w:ascii="Times New Roman" w:hAnsi="Times New Roman" w:cs="Times New Roman"/>
-          <w:spacing w:val="-3"/>
+      </w:pPr>
+      <w:r>
+        <w:rPr>
+          <w:rFonts w:ascii="Times New Roman" w:hAnsi="Times New Roman" w:cs="Times New Roman"/>
           <w:w w:val="101"/>
         </w:rPr>
-        <w:t xml:space="preserve"> </w:t>
-      </w:r>
-      <w:r>
-        <w:rPr>
-          <w:rFonts w:ascii="Times New Roman" w:hAnsi="Times New Roman" w:cs="Times New Roman"/>
-          <w:w w:val="101"/>
-        </w:rPr>
-        <w:t>Estimate</w:t>
-      </w:r>
-      <w:r>
-        <w:rPr>
-          <w:rFonts w:ascii="Times New Roman" w:hAnsi="Times New Roman" w:cs="Times New Roman"/>
-          <w:spacing w:val="-5"/>
-          <w:w w:val="101"/>
-        </w:rPr>
-        <w:t xml:space="preserve"> </w:t>
+        <w:t>Time Estimate</w:t>
       </w:r>
     </w:p>
     <w:tbl>
       <w:tblPr>
         <w:tblStyle w:val="TableGrid0"/>
-        <w:tblW w:w="10060" w:type="dxa"/>
-        <w:tblLayout w:type="fixed"/>
+        <w:tblW w:w="10063" w:type="dxa"/>
         <w:tblLook w:val="04A0" w:firstRow="1" w:lastRow="0" w:firstColumn="1" w:lastColumn="0" w:noHBand="0" w:noVBand="1"/>
       </w:tblPr>
       <w:tblGrid>
-        <w:gridCol w:w="2689"/>
-        <w:gridCol w:w="3827"/>
-        <w:gridCol w:w="3544"/>
+        <w:gridCol w:w="4162"/>
+        <w:gridCol w:w="744"/>
+        <w:gridCol w:w="744"/>
+        <w:gridCol w:w="744"/>
+        <w:gridCol w:w="745"/>
+        <w:gridCol w:w="744"/>
+        <w:gridCol w:w="744"/>
+        <w:gridCol w:w="744"/>
+        <w:gridCol w:w="692"/>
       </w:tblGrid>
       <w:tr>
         <w:trPr>
-          <w:trHeight w:val="759"/>
+          <w:trHeight w:val="305"/>
         </w:trPr>
         <w:tc>
           <w:tcPr>
-            <w:tcW w:w="2689" w:type="dxa"/>
-          </w:tcPr>
-          <w:p>
-            <w:pPr>
-              <w:spacing w:after="160" w:line="259" w:lineRule="auto"/>
-              <w:jc w:val="center"/>
+            <w:tcW w:w="4162" w:type="dxa"/>
+            <w:vMerge w:val="restart"/>
+          </w:tcPr>
+          <w:p>
+            <w:pPr>
               <w:rPr>
                 <w:rFonts w:ascii="Times New Roman" w:hAnsi="Times New Roman" w:cs="Times New Roman"/>
               </w:rPr>
@@ -4887,397 +4400,317 @@
         </w:tc>
         <w:tc>
           <w:tcPr>
-            <w:tcW w:w="3827" w:type="dxa"/>
-            <w:tcBorders>
-              <w:bottom w:val="single" w:sz="2" w:space="0" w:color="auto"/>
-            </w:tcBorders>
-          </w:tcPr>
-          <w:p>
-            <w:pPr>
-              <w:spacing w:after="160" w:line="259" w:lineRule="auto"/>
-              <w:rPr>
-                <w:rFonts w:ascii="Times New Roman" w:hAnsi="Times New Roman" w:cs="Times New Roman"/>
-                <w:sz w:val="18"/>
-                <w:szCs w:val="18"/>
-              </w:rPr>
-            </w:pPr>
-            <w:r>
-              <w:rPr>
-                <w:rFonts w:ascii="Times New Roman" w:hAnsi="Times New Roman" w:cs="Times New Roman"/>
-                <w:sz w:val="18"/>
-                <w:szCs w:val="18"/>
+            <w:tcW w:w="2977" w:type="dxa"/>
+            <w:gridSpan w:val="4"/>
+          </w:tcPr>
+          <w:p>
+            <w:pPr>
+              <w:rPr>
+                <w:rFonts w:ascii="Times New Roman" w:hAnsi="Times New Roman" w:cs="Times New Roman"/>
+              </w:rPr>
+            </w:pPr>
+            <w:r>
+              <w:rPr>
+                <w:rFonts w:ascii="Times New Roman" w:hAnsi="Times New Roman" w:cs="Times New Roman"/>
               </w:rPr>
               <w:t>Month 1</w:t>
             </w:r>
           </w:p>
-          <w:tbl>
-            <w:tblPr>
-              <w:tblStyle w:val="TableGrid0"/>
-              <w:tblpPr w:leftFromText="180" w:rightFromText="180" w:vertAnchor="text" w:horzAnchor="margin" w:tblpX="-147" w:tblpY="40"/>
-              <w:tblOverlap w:val="never"/>
-              <w:tblW w:w="3823" w:type="dxa"/>
-              <w:tblLayout w:type="fixed"/>
-              <w:tblLook w:val="04A0" w:firstRow="1" w:lastRow="0" w:firstColumn="1" w:lastColumn="0" w:noHBand="0" w:noVBand="1"/>
-            </w:tblPr>
-            <w:tblGrid>
-              <w:gridCol w:w="1099"/>
-              <w:gridCol w:w="886"/>
-              <w:gridCol w:w="851"/>
-              <w:gridCol w:w="987"/>
-            </w:tblGrid>
-            <w:tr>
-              <w:trPr>
-                <w:trHeight w:val="405"/>
-              </w:trPr>
-              <w:tc>
-                <w:tcPr>
-                  <w:tcW w:w="1099" w:type="dxa"/>
-                </w:tcPr>
-                <w:p>
-                  <w:pPr>
-                    <w:spacing w:after="160" w:line="259" w:lineRule="auto"/>
-                    <w:rPr>
-                      <w:rFonts w:ascii="Times New Roman" w:hAnsi="Times New Roman" w:cs="Times New Roman"/>
-                      <w:sz w:val="18"/>
-                      <w:szCs w:val="18"/>
-                    </w:rPr>
-                  </w:pPr>
-                  <w:r>
-                    <w:rPr>
-                      <w:rFonts w:ascii="Times New Roman" w:hAnsi="Times New Roman" w:cs="Times New Roman"/>
-                      <w:sz w:val="18"/>
-                      <w:szCs w:val="18"/>
-                    </w:rPr>
-                    <w:t>WK1</w:t>
-                  </w:r>
-                </w:p>
-              </w:tc>
-              <w:tc>
-                <w:tcPr>
-                  <w:tcW w:w="886" w:type="dxa"/>
-                </w:tcPr>
-                <w:p>
-                  <w:pPr>
-                    <w:spacing w:after="160" w:line="259" w:lineRule="auto"/>
-                    <w:rPr>
-                      <w:rFonts w:ascii="Times New Roman" w:hAnsi="Times New Roman" w:cs="Times New Roman"/>
-                      <w:sz w:val="18"/>
-                      <w:szCs w:val="18"/>
-                    </w:rPr>
-                  </w:pPr>
-                  <w:r>
-                    <w:rPr>
-                      <w:rFonts w:ascii="Times New Roman" w:hAnsi="Times New Roman" w:cs="Times New Roman"/>
-                      <w:sz w:val="18"/>
-                      <w:szCs w:val="18"/>
-                    </w:rPr>
-                    <w:t>WK2</w:t>
-                  </w:r>
-                </w:p>
-              </w:tc>
-              <w:tc>
-                <w:tcPr>
-                  <w:tcW w:w="851" w:type="dxa"/>
-                </w:tcPr>
-                <w:p>
-                  <w:pPr>
-                    <w:spacing w:after="160" w:line="259" w:lineRule="auto"/>
-                    <w:rPr>
-                      <w:rFonts w:ascii="Times New Roman" w:hAnsi="Times New Roman" w:cs="Times New Roman"/>
-                      <w:sz w:val="18"/>
-                      <w:szCs w:val="18"/>
-                    </w:rPr>
-                  </w:pPr>
-                  <w:r>
-                    <w:rPr>
-                      <w:rFonts w:ascii="Times New Roman" w:hAnsi="Times New Roman" w:cs="Times New Roman"/>
-                      <w:sz w:val="18"/>
-                      <w:szCs w:val="18"/>
-                    </w:rPr>
-                    <w:t>WK3</w:t>
-                  </w:r>
-                </w:p>
-              </w:tc>
-              <w:tc>
-                <w:tcPr>
-                  <w:tcW w:w="987" w:type="dxa"/>
-                </w:tcPr>
-                <w:p>
-                  <w:pPr>
-                    <w:spacing w:after="160" w:line="259" w:lineRule="auto"/>
-                    <w:rPr>
-                      <w:rFonts w:ascii="Times New Roman" w:hAnsi="Times New Roman" w:cs="Times New Roman"/>
-                      <w:sz w:val="18"/>
-                      <w:szCs w:val="18"/>
-                    </w:rPr>
-                  </w:pPr>
-                  <w:r>
-                    <w:rPr>
-                      <w:rFonts w:ascii="Times New Roman" w:hAnsi="Times New Roman" w:cs="Times New Roman"/>
-                      <w:sz w:val="18"/>
-                      <w:szCs w:val="18"/>
-                    </w:rPr>
-                    <w:t>WK4</w:t>
-                  </w:r>
-                </w:p>
-              </w:tc>
-            </w:tr>
-          </w:tbl>
-          <w:p>
-            <w:pPr>
-              <w:spacing w:after="160" w:line="259" w:lineRule="auto"/>
-              <w:rPr>
-                <w:rFonts w:ascii="Times New Roman" w:hAnsi="Times New Roman" w:cs="Times New Roman"/>
-                <w:sz w:val="18"/>
-                <w:szCs w:val="18"/>
-              </w:rPr>
-            </w:pPr>
-          </w:p>
-        </w:tc>
-        <w:tc>
-          <w:tcPr>
-            <w:tcW w:w="3544" w:type="dxa"/>
-          </w:tcPr>
-          <w:p>
-            <w:pPr>
-              <w:spacing w:after="160" w:line="259" w:lineRule="auto"/>
-              <w:rPr>
-                <w:rFonts w:ascii="Times New Roman" w:hAnsi="Times New Roman" w:cs="Times New Roman"/>
-                <w:sz w:val="18"/>
-                <w:szCs w:val="18"/>
-              </w:rPr>
-            </w:pPr>
-            <w:r>
-              <w:rPr>
-                <w:rFonts w:ascii="Times New Roman" w:hAnsi="Times New Roman" w:cs="Times New Roman"/>
-                <w:sz w:val="18"/>
-                <w:szCs w:val="18"/>
+        </w:tc>
+        <w:tc>
+          <w:tcPr>
+            <w:tcW w:w="2924" w:type="dxa"/>
+            <w:gridSpan w:val="4"/>
+          </w:tcPr>
+          <w:p>
+            <w:pPr>
+              <w:rPr>
+                <w:rFonts w:ascii="Times New Roman" w:hAnsi="Times New Roman" w:cs="Times New Roman"/>
+              </w:rPr>
+            </w:pPr>
+            <w:r>
+              <w:rPr>
+                <w:rFonts w:ascii="Times New Roman" w:hAnsi="Times New Roman" w:cs="Times New Roman"/>
               </w:rPr>
               <w:t>Month 2</w:t>
             </w:r>
-          </w:p>
-          <w:tbl>
-            <w:tblPr>
-              <w:tblStyle w:val="TableGrid0"/>
-              <w:tblpPr w:leftFromText="180" w:rightFromText="180" w:vertAnchor="text" w:horzAnchor="margin" w:tblpY="24"/>
-              <w:tblOverlap w:val="never"/>
-              <w:tblW w:w="3591" w:type="dxa"/>
-              <w:tblLayout w:type="fixed"/>
-              <w:tblLook w:val="04A0" w:firstRow="1" w:lastRow="0" w:firstColumn="1" w:lastColumn="0" w:noHBand="0" w:noVBand="1"/>
-            </w:tblPr>
-            <w:tblGrid>
-              <w:gridCol w:w="1008"/>
-              <w:gridCol w:w="861"/>
-              <w:gridCol w:w="861"/>
-              <w:gridCol w:w="861"/>
-            </w:tblGrid>
-            <w:tr>
-              <w:trPr>
-                <w:trHeight w:val="415"/>
-              </w:trPr>
-              <w:tc>
-                <w:tcPr>
-                  <w:tcW w:w="1008" w:type="dxa"/>
-                </w:tcPr>
-                <w:p>
-                  <w:pPr>
-                    <w:spacing w:after="160" w:line="259" w:lineRule="auto"/>
-                    <w:rPr>
-                      <w:rFonts w:ascii="Times New Roman" w:hAnsi="Times New Roman" w:cs="Times New Roman"/>
-                      <w:sz w:val="18"/>
-                      <w:szCs w:val="18"/>
-                    </w:rPr>
-                  </w:pPr>
-                  <w:r>
-                    <w:rPr>
-                      <w:rFonts w:ascii="Times New Roman" w:hAnsi="Times New Roman" w:cs="Times New Roman"/>
-                      <w:sz w:val="18"/>
-                      <w:szCs w:val="18"/>
-                    </w:rPr>
-                    <w:t>WK1</w:t>
-                  </w:r>
-                </w:p>
-              </w:tc>
-              <w:tc>
-                <w:tcPr>
-                  <w:tcW w:w="861" w:type="dxa"/>
-                </w:tcPr>
-                <w:p>
-                  <w:pPr>
-                    <w:spacing w:after="160" w:line="259" w:lineRule="auto"/>
-                    <w:rPr>
-                      <w:rFonts w:ascii="Times New Roman" w:hAnsi="Times New Roman" w:cs="Times New Roman"/>
-                      <w:sz w:val="18"/>
-                      <w:szCs w:val="18"/>
-                    </w:rPr>
-                  </w:pPr>
-                  <w:r>
-                    <w:rPr>
-                      <w:rFonts w:ascii="Times New Roman" w:hAnsi="Times New Roman" w:cs="Times New Roman"/>
-                      <w:sz w:val="18"/>
-                      <w:szCs w:val="18"/>
-                    </w:rPr>
-                    <w:t>WK2</w:t>
-                  </w:r>
-                </w:p>
-              </w:tc>
-              <w:tc>
-                <w:tcPr>
-                  <w:tcW w:w="861" w:type="dxa"/>
-                </w:tcPr>
-                <w:p>
-                  <w:pPr>
-                    <w:spacing w:after="160" w:line="259" w:lineRule="auto"/>
-                    <w:rPr>
-                      <w:rFonts w:ascii="Times New Roman" w:hAnsi="Times New Roman" w:cs="Times New Roman"/>
-                      <w:sz w:val="18"/>
-                      <w:szCs w:val="18"/>
-                    </w:rPr>
-                  </w:pPr>
-                  <w:r>
-                    <w:rPr>
-                      <w:rFonts w:ascii="Times New Roman" w:hAnsi="Times New Roman" w:cs="Times New Roman"/>
-                      <w:sz w:val="18"/>
-                      <w:szCs w:val="18"/>
-                    </w:rPr>
-                    <w:t>WK3</w:t>
-                  </w:r>
-                </w:p>
-              </w:tc>
-              <w:tc>
-                <w:tcPr>
-                  <w:tcW w:w="861" w:type="dxa"/>
-                </w:tcPr>
-                <w:p>
-                  <w:pPr>
-                    <w:spacing w:after="160" w:line="259" w:lineRule="auto"/>
-                    <w:rPr>
-                      <w:rFonts w:ascii="Times New Roman" w:hAnsi="Times New Roman" w:cs="Times New Roman"/>
-                      <w:sz w:val="18"/>
-                      <w:szCs w:val="18"/>
-                    </w:rPr>
-                  </w:pPr>
-                  <w:r>
-                    <w:rPr>
-                      <w:rFonts w:ascii="Times New Roman" w:hAnsi="Times New Roman" w:cs="Times New Roman"/>
-                      <w:sz w:val="18"/>
-                      <w:szCs w:val="18"/>
-                    </w:rPr>
-                    <w:t>WK4</w:t>
-                  </w:r>
-                </w:p>
-              </w:tc>
-            </w:tr>
-          </w:tbl>
-          <w:p>
-            <w:pPr>
-              <w:spacing w:after="160" w:line="259" w:lineRule="auto"/>
-              <w:rPr>
-                <w:rFonts w:ascii="Times New Roman" w:hAnsi="Times New Roman" w:cs="Times New Roman"/>
-                <w:sz w:val="18"/>
-                <w:szCs w:val="18"/>
-              </w:rPr>
-            </w:pPr>
           </w:p>
         </w:tc>
       </w:tr>
       <w:tr>
         <w:trPr>
-          <w:trHeight w:val="393"/>
+          <w:trHeight w:val="305"/>
         </w:trPr>
         <w:tc>
           <w:tcPr>
-            <w:tcW w:w="2689" w:type="dxa"/>
-          </w:tcPr>
-          <w:p>
-            <w:pPr>
-              <w:spacing w:after="160" w:line="259" w:lineRule="auto"/>
-              <w:rPr>
-                <w:rFonts w:ascii="Times New Roman" w:hAnsi="Times New Roman" w:cs="Times New Roman"/>
-              </w:rPr>
-            </w:pPr>
-            <w:r>
-              <w:rPr>
-                <w:rFonts w:ascii="Times New Roman" w:hAnsi="Times New Roman" w:cs="Times New Roman"/>
-              </w:rPr>
-              <w:t>Pre-Implementation Visits</w:t>
-            </w:r>
-          </w:p>
-        </w:tc>
-        <w:tc>
-          <w:tcPr>
-            <w:tcW w:w="3827" w:type="dxa"/>
-            <w:tcBorders>
-              <w:top w:val="single" w:sz="2" w:space="0" w:color="auto"/>
-            </w:tcBorders>
-          </w:tcPr>
-          <w:p>
-            <w:pPr>
-              <w:spacing w:after="160" w:line="259" w:lineRule="auto"/>
-              <w:rPr>
-                <w:rFonts w:ascii="Times New Roman" w:hAnsi="Times New Roman" w:cs="Times New Roman"/>
-              </w:rPr>
-            </w:pPr>
-          </w:p>
-        </w:tc>
-        <w:tc>
-          <w:tcPr>
-            <w:tcW w:w="3544" w:type="dxa"/>
-          </w:tcPr>
-          <w:p>
-            <w:pPr>
-              <w:spacing w:after="160" w:line="259" w:lineRule="auto"/>
-              <w:rPr>
-                <w:rFonts w:ascii="Times New Roman" w:hAnsi="Times New Roman" w:cs="Times New Roman"/>
-              </w:rPr>
-            </w:pPr>
+            <w:tcW w:w="4162" w:type="dxa"/>
+            <w:vMerge/>
+          </w:tcPr>
+          <w:p>
+            <w:pPr>
+              <w:rPr>
+                <w:rFonts w:ascii="Times New Roman" w:hAnsi="Times New Roman" w:cs="Times New Roman"/>
+              </w:rPr>
+            </w:pPr>
+          </w:p>
+        </w:tc>
+        <w:tc>
+          <w:tcPr>
+            <w:tcW w:w="744" w:type="dxa"/>
+          </w:tcPr>
+          <w:p>
+            <w:pPr>
+              <w:rPr>
+                <w:rFonts w:ascii="Times New Roman" w:hAnsi="Times New Roman" w:cs="Times New Roman"/>
+              </w:rPr>
+            </w:pPr>
+            <w:r>
+              <w:rPr>
+                <w:rFonts w:ascii="Times New Roman" w:hAnsi="Times New Roman" w:cs="Times New Roman"/>
+              </w:rPr>
+              <w:t>WK1</w:t>
+            </w:r>
+          </w:p>
+        </w:tc>
+        <w:tc>
+          <w:tcPr>
+            <w:tcW w:w="744" w:type="dxa"/>
+          </w:tcPr>
+          <w:p>
+            <w:pPr>
+              <w:rPr>
+                <w:rFonts w:ascii="Times New Roman" w:hAnsi="Times New Roman" w:cs="Times New Roman"/>
+              </w:rPr>
+            </w:pPr>
+            <w:r>
+              <w:rPr>
+                <w:rFonts w:ascii="Times New Roman" w:hAnsi="Times New Roman" w:cs="Times New Roman"/>
+              </w:rPr>
+              <w:t>WK2</w:t>
+            </w:r>
+          </w:p>
+        </w:tc>
+        <w:tc>
+          <w:tcPr>
+            <w:tcW w:w="744" w:type="dxa"/>
+          </w:tcPr>
+          <w:p>
+            <w:pPr>
+              <w:rPr>
+                <w:rFonts w:ascii="Times New Roman" w:hAnsi="Times New Roman" w:cs="Times New Roman"/>
+              </w:rPr>
+            </w:pPr>
+            <w:r>
+              <w:rPr>
+                <w:rFonts w:ascii="Times New Roman" w:hAnsi="Times New Roman" w:cs="Times New Roman"/>
+              </w:rPr>
+              <w:t>WK3</w:t>
+            </w:r>
+          </w:p>
+        </w:tc>
+        <w:tc>
+          <w:tcPr>
+            <w:tcW w:w="743" w:type="dxa"/>
+          </w:tcPr>
+          <w:p>
+            <w:pPr>
+              <w:rPr>
+                <w:rFonts w:ascii="Times New Roman" w:hAnsi="Times New Roman" w:cs="Times New Roman"/>
+              </w:rPr>
+            </w:pPr>
+            <w:r>
+              <w:rPr>
+                <w:rFonts w:ascii="Times New Roman" w:hAnsi="Times New Roman" w:cs="Times New Roman"/>
+              </w:rPr>
+              <w:t>WK4</w:t>
+            </w:r>
+          </w:p>
+        </w:tc>
+        <w:tc>
+          <w:tcPr>
+            <w:tcW w:w="744" w:type="dxa"/>
+          </w:tcPr>
+          <w:p>
+            <w:pPr>
+              <w:rPr>
+                <w:rFonts w:ascii="Times New Roman" w:hAnsi="Times New Roman" w:cs="Times New Roman"/>
+              </w:rPr>
+            </w:pPr>
+            <w:r>
+              <w:rPr>
+                <w:rFonts w:ascii="Times New Roman" w:hAnsi="Times New Roman" w:cs="Times New Roman"/>
+              </w:rPr>
+              <w:t>WK1</w:t>
+            </w:r>
+          </w:p>
+        </w:tc>
+        <w:tc>
+          <w:tcPr>
+            <w:tcW w:w="744" w:type="dxa"/>
+          </w:tcPr>
+          <w:p>
+            <w:pPr>
+              <w:rPr>
+                <w:rFonts w:ascii="Times New Roman" w:hAnsi="Times New Roman" w:cs="Times New Roman"/>
+              </w:rPr>
+            </w:pPr>
+            <w:r>
+              <w:rPr>
+                <w:rFonts w:ascii="Times New Roman" w:hAnsi="Times New Roman" w:cs="Times New Roman"/>
+              </w:rPr>
+              <w:t>WK2</w:t>
+            </w:r>
+          </w:p>
+        </w:tc>
+        <w:tc>
+          <w:tcPr>
+            <w:tcW w:w="744" w:type="dxa"/>
+          </w:tcPr>
+          <w:p>
+            <w:pPr>
+              <w:rPr>
+                <w:rFonts w:ascii="Times New Roman" w:hAnsi="Times New Roman" w:cs="Times New Roman"/>
+              </w:rPr>
+            </w:pPr>
+            <w:r>
+              <w:rPr>
+                <w:rFonts w:ascii="Times New Roman" w:hAnsi="Times New Roman" w:cs="Times New Roman"/>
+              </w:rPr>
+              <w:t>WK3</w:t>
+            </w:r>
+          </w:p>
+        </w:tc>
+        <w:tc>
+          <w:tcPr>
+            <w:tcW w:w="690" w:type="dxa"/>
+          </w:tcPr>
+          <w:p>
+            <w:pPr>
+              <w:rPr>
+                <w:rFonts w:ascii="Times New Roman" w:hAnsi="Times New Roman" w:cs="Times New Roman"/>
+              </w:rPr>
+            </w:pPr>
+            <w:r>
+              <w:rPr>
+                <w:rFonts w:ascii="Times New Roman" w:hAnsi="Times New Roman" w:cs="Times New Roman"/>
+              </w:rPr>
+              <w:t>WK4</w:t>
+            </w:r>
           </w:p>
         </w:tc>
       </w:tr>
       <w:tr>
         <w:trPr>
-          <w:trHeight w:val="393"/>
+          <w:trHeight w:val="305"/>
         </w:trPr>
         <w:tc>
           <w:tcPr>
-            <w:tcW w:w="2689" w:type="dxa"/>
-          </w:tcPr>
-          <w:p>
-            <w:pPr>
-              <w:spacing w:after="160" w:line="259" w:lineRule="auto"/>
-              <w:rPr>
-                <w:rFonts w:ascii="Times New Roman" w:hAnsi="Times New Roman" w:cs="Times New Roman"/>
-              </w:rPr>
-            </w:pPr>
-            <w:r>
-              <w:rPr>
-                <w:rFonts w:ascii="Times New Roman" w:hAnsi="Times New Roman" w:cs="Times New Roman"/>
-              </w:rPr>
-              <w:lastRenderedPageBreak/>
-              <w:t>Master Preparations</w:t>
-            </w:r>
-          </w:p>
-        </w:tc>
-        <w:tc>
-          <w:tcPr>
-            <w:tcW w:w="3827" w:type="dxa"/>
-          </w:tcPr>
-          <w:p>
-            <w:pPr>
-              <w:spacing w:after="160" w:line="259" w:lineRule="auto"/>
-              <w:rPr>
-                <w:rFonts w:ascii="Times New Roman" w:hAnsi="Times New Roman" w:cs="Times New Roman"/>
-              </w:rPr>
-            </w:pPr>
-          </w:p>
-        </w:tc>
-        <w:tc>
-          <w:tcPr>
-            <w:tcW w:w="3544" w:type="dxa"/>
-          </w:tcPr>
-          <w:p>
-            <w:pPr>
-              <w:spacing w:after="160" w:line="259" w:lineRule="auto"/>
+            <w:tcW w:w="4162" w:type="dxa"/>
+          </w:tcPr>
+          <w:p>
+            <w:pPr>
+              <w:rPr>
+                <w:rFonts w:ascii="Times New Roman" w:hAnsi="Times New Roman" w:cs="Times New Roman"/>
+              </w:rPr>
+            </w:pPr>
+            <w:r>
+              <w:rPr>
+                <w:rFonts w:ascii="Times New Roman" w:hAnsi="Times New Roman" w:cs="Times New Roman"/>
+              </w:rPr>
+              <w:t>Pre-Implementation Visits</w:t>
+            </w:r>
+          </w:p>
+        </w:tc>
+        <w:tc>
+          <w:tcPr>
+            <w:tcW w:w="744" w:type="dxa"/>
+          </w:tcPr>
+          <w:p>
+            <w:pPr>
+              <w:rPr>
+                <w:rFonts w:ascii="Times New Roman" w:hAnsi="Times New Roman" w:cs="Times New Roman"/>
+              </w:rPr>
+            </w:pPr>
+          </w:p>
+        </w:tc>
+        <w:tc>
+          <w:tcPr>
+            <w:tcW w:w="744" w:type="dxa"/>
+          </w:tcPr>
+          <w:p>
+            <w:pPr>
+              <w:rPr>
+                <w:rFonts w:ascii="Times New Roman" w:hAnsi="Times New Roman" w:cs="Times New Roman"/>
+              </w:rPr>
+            </w:pPr>
+          </w:p>
+        </w:tc>
+        <w:tc>
+          <w:tcPr>
+            <w:tcW w:w="744" w:type="dxa"/>
+          </w:tcPr>
+          <w:p>
+            <w:pPr>
+              <w:rPr>
+                <w:rFonts w:ascii="Times New Roman" w:hAnsi="Times New Roman" w:cs="Times New Roman"/>
+              </w:rPr>
+            </w:pPr>
+          </w:p>
+        </w:tc>
+        <w:tc>
+          <w:tcPr>
+            <w:tcW w:w="743" w:type="dxa"/>
+          </w:tcPr>
+          <w:p>
+            <w:pPr>
+              <w:rPr>
+                <w:rFonts w:ascii="Times New Roman" w:hAnsi="Times New Roman" w:cs="Times New Roman"/>
+              </w:rPr>
+            </w:pPr>
+          </w:p>
+        </w:tc>
+        <w:tc>
+          <w:tcPr>
+            <w:tcW w:w="744" w:type="dxa"/>
+          </w:tcPr>
+          <w:p>
+            <w:pPr>
+              <w:rPr>
+                <w:rFonts w:ascii="Times New Roman" w:hAnsi="Times New Roman" w:cs="Times New Roman"/>
+              </w:rPr>
+            </w:pPr>
+          </w:p>
+        </w:tc>
+        <w:tc>
+          <w:tcPr>
+            <w:tcW w:w="744" w:type="dxa"/>
+          </w:tcPr>
+          <w:p>
+            <w:pPr>
+              <w:rPr>
+                <w:rFonts w:ascii="Times New Roman" w:hAnsi="Times New Roman" w:cs="Times New Roman"/>
+              </w:rPr>
+            </w:pPr>
+          </w:p>
+        </w:tc>
+        <w:tc>
+          <w:tcPr>
+            <w:tcW w:w="744" w:type="dxa"/>
+          </w:tcPr>
+          <w:p>
+            <w:pPr>
+              <w:rPr>
+                <w:rFonts w:ascii="Times New Roman" w:hAnsi="Times New Roman" w:cs="Times New Roman"/>
+              </w:rPr>
+            </w:pPr>
+          </w:p>
+        </w:tc>
+        <w:tc>
+          <w:tcPr>
+            <w:tcW w:w="690" w:type="dxa"/>
+          </w:tcPr>
+          <w:p>
+            <w:pPr>
               <w:rPr>
                 <w:rFonts w:ascii="Times New Roman" w:hAnsi="Times New Roman" w:cs="Times New Roman"/>
               </w:rPr>
@@ -5287,59 +4720,116 @@
       </w:tr>
       <w:tr>
         <w:trPr>
-          <w:trHeight w:val="393"/>
+          <w:trHeight w:val="305"/>
         </w:trPr>
         <w:tc>
           <w:tcPr>
-            <w:tcW w:w="2689" w:type="dxa"/>
-          </w:tcPr>
-          <w:p>
-            <w:pPr>
-              <w:spacing w:after="160" w:line="259" w:lineRule="auto"/>
-              <w:rPr>
-                <w:rFonts w:ascii="Times New Roman" w:hAnsi="Times New Roman" w:cs="Times New Roman"/>
-              </w:rPr>
-            </w:pPr>
-            <w:r>
-              <w:rPr>
-                <w:rFonts w:ascii="Times New Roman" w:hAnsi="Times New Roman" w:cs="Times New Roman"/>
-              </w:rPr>
-              <w:t>{{MODULE_LIST}}</w:t>
-            </w:r>
-            <w:r>
-              <w:rPr>
-                <w:rFonts w:ascii="Times New Roman" w:hAnsi="Times New Roman" w:cs="Times New Roman"/>
-              </w:rPr>
-              <w:t xml:space="preserve"> </w:t>
-            </w:r>
-            <w:r>
-              <w:rPr>
-                <w:rFonts w:ascii="Times New Roman" w:hAnsi="Times New Roman" w:cs="Times New Roman"/>
-              </w:rPr>
-              <w:t>Configuration &amp; Set Up</w:t>
-            </w:r>
-          </w:p>
-        </w:tc>
-        <w:tc>
-          <w:tcPr>
-            <w:tcW w:w="3827" w:type="dxa"/>
-          </w:tcPr>
-          <w:p>
-            <w:pPr>
-              <w:spacing w:after="160" w:line="259" w:lineRule="auto"/>
-              <w:rPr>
-                <w:rFonts w:ascii="Times New Roman" w:hAnsi="Times New Roman" w:cs="Times New Roman"/>
-              </w:rPr>
-            </w:pPr>
-          </w:p>
-        </w:tc>
-        <w:tc>
-          <w:tcPr>
-            <w:tcW w:w="3544" w:type="dxa"/>
-          </w:tcPr>
-          <w:p>
-            <w:pPr>
-              <w:spacing w:after="160" w:line="259" w:lineRule="auto"/>
+            <w:tcW w:w="4162" w:type="dxa"/>
+          </w:tcPr>
+          <w:p>
+            <w:pPr>
+              <w:rPr>
+                <w:rFonts w:ascii="Times New Roman" w:hAnsi="Times New Roman" w:cs="Times New Roman"/>
+              </w:rPr>
+            </w:pPr>
+            <w:r>
+              <w:rPr>
+                <w:rFonts w:ascii="Times New Roman" w:hAnsi="Times New Roman" w:cs="Times New Roman"/>
+              </w:rPr>
+              <w:t>Master Preparations</w:t>
+            </w:r>
+          </w:p>
+        </w:tc>
+        <w:tc>
+          <w:tcPr>
+            <w:tcW w:w="744" w:type="dxa"/>
+          </w:tcPr>
+          <w:p>
+            <w:pPr>
+              <w:rPr>
+                <w:rFonts w:ascii="Times New Roman" w:hAnsi="Times New Roman" w:cs="Times New Roman"/>
+              </w:rPr>
+            </w:pPr>
+          </w:p>
+        </w:tc>
+        <w:tc>
+          <w:tcPr>
+            <w:tcW w:w="744" w:type="dxa"/>
+          </w:tcPr>
+          <w:p>
+            <w:pPr>
+              <w:rPr>
+                <w:rFonts w:ascii="Times New Roman" w:hAnsi="Times New Roman" w:cs="Times New Roman"/>
+              </w:rPr>
+            </w:pPr>
+          </w:p>
+        </w:tc>
+        <w:tc>
+          <w:tcPr>
+            <w:tcW w:w="744" w:type="dxa"/>
+          </w:tcPr>
+          <w:p>
+            <w:pPr>
+              <w:rPr>
+                <w:rFonts w:ascii="Times New Roman" w:hAnsi="Times New Roman" w:cs="Times New Roman"/>
+              </w:rPr>
+            </w:pPr>
+          </w:p>
+        </w:tc>
+        <w:tc>
+          <w:tcPr>
+            <w:tcW w:w="743" w:type="dxa"/>
+          </w:tcPr>
+          <w:p>
+            <w:pPr>
+              <w:rPr>
+                <w:rFonts w:ascii="Times New Roman" w:hAnsi="Times New Roman" w:cs="Times New Roman"/>
+              </w:rPr>
+            </w:pPr>
+          </w:p>
+        </w:tc>
+        <w:tc>
+          <w:tcPr>
+            <w:tcW w:w="744" w:type="dxa"/>
+          </w:tcPr>
+          <w:p>
+            <w:pPr>
+              <w:rPr>
+                <w:rFonts w:ascii="Times New Roman" w:hAnsi="Times New Roman" w:cs="Times New Roman"/>
+              </w:rPr>
+            </w:pPr>
+          </w:p>
+        </w:tc>
+        <w:tc>
+          <w:tcPr>
+            <w:tcW w:w="744" w:type="dxa"/>
+          </w:tcPr>
+          <w:p>
+            <w:pPr>
+              <w:rPr>
+                <w:rFonts w:ascii="Times New Roman" w:hAnsi="Times New Roman" w:cs="Times New Roman"/>
+              </w:rPr>
+            </w:pPr>
+          </w:p>
+        </w:tc>
+        <w:tc>
+          <w:tcPr>
+            <w:tcW w:w="744" w:type="dxa"/>
+          </w:tcPr>
+          <w:p>
+            <w:pPr>
+              <w:rPr>
+                <w:rFonts w:ascii="Times New Roman" w:hAnsi="Times New Roman" w:cs="Times New Roman"/>
+              </w:rPr>
+            </w:pPr>
+          </w:p>
+        </w:tc>
+        <w:tc>
+          <w:tcPr>
+            <w:tcW w:w="690" w:type="dxa"/>
+          </w:tcPr>
+          <w:p>
+            <w:pPr>
               <w:rPr>
                 <w:rFonts w:ascii="Times New Roman" w:hAnsi="Times New Roman" w:cs="Times New Roman"/>
               </w:rPr>
@@ -5349,47 +4839,116 @@
       </w:tr>
       <w:tr>
         <w:trPr>
-          <w:trHeight w:val="393"/>
+          <w:trHeight w:val="305"/>
         </w:trPr>
         <w:tc>
           <w:tcPr>
-            <w:tcW w:w="2689" w:type="dxa"/>
-          </w:tcPr>
-          <w:p>
-            <w:pPr>
-              <w:spacing w:after="160" w:line="259" w:lineRule="auto"/>
-              <w:rPr>
-                <w:rFonts w:ascii="Times New Roman" w:hAnsi="Times New Roman" w:cs="Times New Roman"/>
-              </w:rPr>
-            </w:pPr>
-            <w:r>
-              <w:rPr>
-                <w:rFonts w:ascii="Times New Roman" w:hAnsi="Times New Roman" w:cs="Times New Roman"/>
-              </w:rPr>
-              <w:t>Trainings and Pilot run</w:t>
-            </w:r>
-          </w:p>
-        </w:tc>
-        <w:tc>
-          <w:tcPr>
-            <w:tcW w:w="3827" w:type="dxa"/>
-          </w:tcPr>
-          <w:p>
-            <w:pPr>
-              <w:spacing w:after="160" w:line="259" w:lineRule="auto"/>
-              <w:rPr>
-                <w:rFonts w:ascii="Times New Roman" w:hAnsi="Times New Roman" w:cs="Times New Roman"/>
-              </w:rPr>
-            </w:pPr>
-          </w:p>
-        </w:tc>
-        <w:tc>
-          <w:tcPr>
-            <w:tcW w:w="3544" w:type="dxa"/>
-          </w:tcPr>
-          <w:p>
-            <w:pPr>
-              <w:spacing w:after="160" w:line="259" w:lineRule="auto"/>
+            <w:tcW w:w="4162" w:type="dxa"/>
+          </w:tcPr>
+          <w:p>
+            <w:pPr>
+              <w:rPr>
+                <w:rFonts w:ascii="Times New Roman" w:hAnsi="Times New Roman" w:cs="Times New Roman"/>
+              </w:rPr>
+            </w:pPr>
+            <w:r>
+              <w:rPr>
+                <w:rFonts w:ascii="Times New Roman" w:hAnsi="Times New Roman" w:cs="Times New Roman"/>
+              </w:rPr>
+              <w:t>{{MODULE_LIST}} Configuration &amp; Set Up</w:t>
+            </w:r>
+          </w:p>
+        </w:tc>
+        <w:tc>
+          <w:tcPr>
+            <w:tcW w:w="744" w:type="dxa"/>
+          </w:tcPr>
+          <w:p>
+            <w:pPr>
+              <w:rPr>
+                <w:rFonts w:ascii="Times New Roman" w:hAnsi="Times New Roman" w:cs="Times New Roman"/>
+              </w:rPr>
+            </w:pPr>
+          </w:p>
+        </w:tc>
+        <w:tc>
+          <w:tcPr>
+            <w:tcW w:w="744" w:type="dxa"/>
+          </w:tcPr>
+          <w:p>
+            <w:pPr>
+              <w:rPr>
+                <w:rFonts w:ascii="Times New Roman" w:hAnsi="Times New Roman" w:cs="Times New Roman"/>
+              </w:rPr>
+            </w:pPr>
+          </w:p>
+        </w:tc>
+        <w:tc>
+          <w:tcPr>
+            <w:tcW w:w="744" w:type="dxa"/>
+          </w:tcPr>
+          <w:p>
+            <w:pPr>
+              <w:rPr>
+                <w:rFonts w:ascii="Times New Roman" w:hAnsi="Times New Roman" w:cs="Times New Roman"/>
+              </w:rPr>
+            </w:pPr>
+          </w:p>
+        </w:tc>
+        <w:tc>
+          <w:tcPr>
+            <w:tcW w:w="743" w:type="dxa"/>
+          </w:tcPr>
+          <w:p>
+            <w:pPr>
+              <w:rPr>
+                <w:rFonts w:ascii="Times New Roman" w:hAnsi="Times New Roman" w:cs="Times New Roman"/>
+              </w:rPr>
+            </w:pPr>
+          </w:p>
+        </w:tc>
+        <w:tc>
+          <w:tcPr>
+            <w:tcW w:w="744" w:type="dxa"/>
+          </w:tcPr>
+          <w:p>
+            <w:pPr>
+              <w:rPr>
+                <w:rFonts w:ascii="Times New Roman" w:hAnsi="Times New Roman" w:cs="Times New Roman"/>
+              </w:rPr>
+            </w:pPr>
+          </w:p>
+        </w:tc>
+        <w:tc>
+          <w:tcPr>
+            <w:tcW w:w="744" w:type="dxa"/>
+          </w:tcPr>
+          <w:p>
+            <w:pPr>
+              <w:rPr>
+                <w:rFonts w:ascii="Times New Roman" w:hAnsi="Times New Roman" w:cs="Times New Roman"/>
+              </w:rPr>
+            </w:pPr>
+          </w:p>
+        </w:tc>
+        <w:tc>
+          <w:tcPr>
+            <w:tcW w:w="744" w:type="dxa"/>
+          </w:tcPr>
+          <w:p>
+            <w:pPr>
+              <w:rPr>
+                <w:rFonts w:ascii="Times New Roman" w:hAnsi="Times New Roman" w:cs="Times New Roman"/>
+              </w:rPr>
+            </w:pPr>
+          </w:p>
+        </w:tc>
+        <w:tc>
+          <w:tcPr>
+            <w:tcW w:w="690" w:type="dxa"/>
+          </w:tcPr>
+          <w:p>
+            <w:pPr>
               <w:rPr>
                 <w:rFonts w:ascii="Times New Roman" w:hAnsi="Times New Roman" w:cs="Times New Roman"/>
               </w:rPr>
@@ -5399,47 +4958,116 @@
       </w:tr>
       <w:tr>
         <w:trPr>
-          <w:trHeight w:val="377"/>
+          <w:trHeight w:val="305"/>
         </w:trPr>
         <w:tc>
           <w:tcPr>
-            <w:tcW w:w="2689" w:type="dxa"/>
-          </w:tcPr>
-          <w:p>
-            <w:pPr>
-              <w:spacing w:after="160" w:line="259" w:lineRule="auto"/>
-              <w:rPr>
-                <w:rFonts w:ascii="Times New Roman" w:hAnsi="Times New Roman" w:cs="Times New Roman"/>
-              </w:rPr>
-            </w:pPr>
-            <w:r>
-              <w:rPr>
-                <w:rFonts w:ascii="Times New Roman" w:hAnsi="Times New Roman" w:cs="Times New Roman"/>
-              </w:rPr>
-              <w:t>Data Preparation for Go-Live</w:t>
-            </w:r>
-          </w:p>
-        </w:tc>
-        <w:tc>
-          <w:tcPr>
-            <w:tcW w:w="3827" w:type="dxa"/>
-          </w:tcPr>
-          <w:p>
-            <w:pPr>
-              <w:spacing w:after="160" w:line="259" w:lineRule="auto"/>
-              <w:rPr>
-                <w:rFonts w:ascii="Times New Roman" w:hAnsi="Times New Roman" w:cs="Times New Roman"/>
-              </w:rPr>
-            </w:pPr>
-          </w:p>
-        </w:tc>
-        <w:tc>
-          <w:tcPr>
-            <w:tcW w:w="3544" w:type="dxa"/>
-          </w:tcPr>
-          <w:p>
-            <w:pPr>
-              <w:spacing w:after="160" w:line="259" w:lineRule="auto"/>
+            <w:tcW w:w="4162" w:type="dxa"/>
+          </w:tcPr>
+          <w:p>
+            <w:pPr>
+              <w:rPr>
+                <w:rFonts w:ascii="Times New Roman" w:hAnsi="Times New Roman" w:cs="Times New Roman"/>
+              </w:rPr>
+            </w:pPr>
+            <w:r>
+              <w:rPr>
+                <w:rFonts w:ascii="Times New Roman" w:hAnsi="Times New Roman" w:cs="Times New Roman"/>
+              </w:rPr>
+              <w:t>Trainings and Pilot run</w:t>
+            </w:r>
+          </w:p>
+        </w:tc>
+        <w:tc>
+          <w:tcPr>
+            <w:tcW w:w="744" w:type="dxa"/>
+          </w:tcPr>
+          <w:p>
+            <w:pPr>
+              <w:rPr>
+                <w:rFonts w:ascii="Times New Roman" w:hAnsi="Times New Roman" w:cs="Times New Roman"/>
+              </w:rPr>
+            </w:pPr>
+          </w:p>
+        </w:tc>
+        <w:tc>
+          <w:tcPr>
+            <w:tcW w:w="744" w:type="dxa"/>
+          </w:tcPr>
+          <w:p>
+            <w:pPr>
+              <w:rPr>
+                <w:rFonts w:ascii="Times New Roman" w:hAnsi="Times New Roman" w:cs="Times New Roman"/>
+              </w:rPr>
+            </w:pPr>
+          </w:p>
+        </w:tc>
+        <w:tc>
+          <w:tcPr>
+            <w:tcW w:w="744" w:type="dxa"/>
+          </w:tcPr>
+          <w:p>
+            <w:pPr>
+              <w:rPr>
+                <w:rFonts w:ascii="Times New Roman" w:hAnsi="Times New Roman" w:cs="Times New Roman"/>
+              </w:rPr>
+            </w:pPr>
+          </w:p>
+        </w:tc>
+        <w:tc>
+          <w:tcPr>
+            <w:tcW w:w="743" w:type="dxa"/>
+          </w:tcPr>
+          <w:p>
+            <w:pPr>
+              <w:rPr>
+                <w:rFonts w:ascii="Times New Roman" w:hAnsi="Times New Roman" w:cs="Times New Roman"/>
+              </w:rPr>
+            </w:pPr>
+          </w:p>
+        </w:tc>
+        <w:tc>
+          <w:tcPr>
+            <w:tcW w:w="744" w:type="dxa"/>
+          </w:tcPr>
+          <w:p>
+            <w:pPr>
+              <w:rPr>
+                <w:rFonts w:ascii="Times New Roman" w:hAnsi="Times New Roman" w:cs="Times New Roman"/>
+              </w:rPr>
+            </w:pPr>
+          </w:p>
+        </w:tc>
+        <w:tc>
+          <w:tcPr>
+            <w:tcW w:w="744" w:type="dxa"/>
+          </w:tcPr>
+          <w:p>
+            <w:pPr>
+              <w:rPr>
+                <w:rFonts w:ascii="Times New Roman" w:hAnsi="Times New Roman" w:cs="Times New Roman"/>
+              </w:rPr>
+            </w:pPr>
+          </w:p>
+        </w:tc>
+        <w:tc>
+          <w:tcPr>
+            <w:tcW w:w="744" w:type="dxa"/>
+          </w:tcPr>
+          <w:p>
+            <w:pPr>
+              <w:rPr>
+                <w:rFonts w:ascii="Times New Roman" w:hAnsi="Times New Roman" w:cs="Times New Roman"/>
+              </w:rPr>
+            </w:pPr>
+          </w:p>
+        </w:tc>
+        <w:tc>
+          <w:tcPr>
+            <w:tcW w:w="690" w:type="dxa"/>
+          </w:tcPr>
+          <w:p>
+            <w:pPr>
               <w:rPr>
                 <w:rFonts w:ascii="Times New Roman" w:hAnsi="Times New Roman" w:cs="Times New Roman"/>
               </w:rPr>
@@ -5449,47 +5077,116 @@
       </w:tr>
       <w:tr>
         <w:trPr>
-          <w:trHeight w:val="393"/>
+          <w:trHeight w:val="322"/>
         </w:trPr>
         <w:tc>
           <w:tcPr>
-            <w:tcW w:w="2689" w:type="dxa"/>
-          </w:tcPr>
-          <w:p>
-            <w:pPr>
-              <w:spacing w:after="160" w:line="259" w:lineRule="auto"/>
-              <w:rPr>
-                <w:rFonts w:ascii="Times New Roman" w:hAnsi="Times New Roman" w:cs="Times New Roman"/>
-              </w:rPr>
-            </w:pPr>
-            <w:r>
-              <w:rPr>
-                <w:rFonts w:ascii="Times New Roman" w:hAnsi="Times New Roman" w:cs="Times New Roman"/>
-              </w:rPr>
-              <w:t>Go-Live</w:t>
-            </w:r>
-          </w:p>
-        </w:tc>
-        <w:tc>
-          <w:tcPr>
-            <w:tcW w:w="3827" w:type="dxa"/>
-          </w:tcPr>
-          <w:p>
-            <w:pPr>
-              <w:spacing w:after="160" w:line="259" w:lineRule="auto"/>
-              <w:rPr>
-                <w:rFonts w:ascii="Times New Roman" w:hAnsi="Times New Roman" w:cs="Times New Roman"/>
-              </w:rPr>
-            </w:pPr>
-          </w:p>
-        </w:tc>
-        <w:tc>
-          <w:tcPr>
-            <w:tcW w:w="3544" w:type="dxa"/>
-          </w:tcPr>
-          <w:p>
-            <w:pPr>
-              <w:spacing w:after="160" w:line="259" w:lineRule="auto"/>
+            <w:tcW w:w="4162" w:type="dxa"/>
+          </w:tcPr>
+          <w:p>
+            <w:pPr>
+              <w:rPr>
+                <w:rFonts w:ascii="Times New Roman" w:hAnsi="Times New Roman" w:cs="Times New Roman"/>
+              </w:rPr>
+            </w:pPr>
+            <w:r>
+              <w:rPr>
+                <w:rFonts w:ascii="Times New Roman" w:hAnsi="Times New Roman" w:cs="Times New Roman"/>
+              </w:rPr>
+              <w:t>Data Preparation for Go-Live</w:t>
+            </w:r>
+          </w:p>
+        </w:tc>
+        <w:tc>
+          <w:tcPr>
+            <w:tcW w:w="744" w:type="dxa"/>
+          </w:tcPr>
+          <w:p>
+            <w:pPr>
+              <w:rPr>
+                <w:rFonts w:ascii="Times New Roman" w:hAnsi="Times New Roman" w:cs="Times New Roman"/>
+              </w:rPr>
+            </w:pPr>
+          </w:p>
+        </w:tc>
+        <w:tc>
+          <w:tcPr>
+            <w:tcW w:w="744" w:type="dxa"/>
+          </w:tcPr>
+          <w:p>
+            <w:pPr>
+              <w:rPr>
+                <w:rFonts w:ascii="Times New Roman" w:hAnsi="Times New Roman" w:cs="Times New Roman"/>
+              </w:rPr>
+            </w:pPr>
+          </w:p>
+        </w:tc>
+        <w:tc>
+          <w:tcPr>
+            <w:tcW w:w="744" w:type="dxa"/>
+          </w:tcPr>
+          <w:p>
+            <w:pPr>
+              <w:rPr>
+                <w:rFonts w:ascii="Times New Roman" w:hAnsi="Times New Roman" w:cs="Times New Roman"/>
+              </w:rPr>
+            </w:pPr>
+          </w:p>
+        </w:tc>
+        <w:tc>
+          <w:tcPr>
+            <w:tcW w:w="743" w:type="dxa"/>
+          </w:tcPr>
+          <w:p>
+            <w:pPr>
+              <w:rPr>
+                <w:rFonts w:ascii="Times New Roman" w:hAnsi="Times New Roman" w:cs="Times New Roman"/>
+              </w:rPr>
+            </w:pPr>
+          </w:p>
+        </w:tc>
+        <w:tc>
+          <w:tcPr>
+            <w:tcW w:w="744" w:type="dxa"/>
+          </w:tcPr>
+          <w:p>
+            <w:pPr>
+              <w:rPr>
+                <w:rFonts w:ascii="Times New Roman" w:hAnsi="Times New Roman" w:cs="Times New Roman"/>
+              </w:rPr>
+            </w:pPr>
+          </w:p>
+        </w:tc>
+        <w:tc>
+          <w:tcPr>
+            <w:tcW w:w="744" w:type="dxa"/>
+          </w:tcPr>
+          <w:p>
+            <w:pPr>
+              <w:rPr>
+                <w:rFonts w:ascii="Times New Roman" w:hAnsi="Times New Roman" w:cs="Times New Roman"/>
+              </w:rPr>
+            </w:pPr>
+          </w:p>
+        </w:tc>
+        <w:tc>
+          <w:tcPr>
+            <w:tcW w:w="744" w:type="dxa"/>
+          </w:tcPr>
+          <w:p>
+            <w:pPr>
+              <w:rPr>
+                <w:rFonts w:ascii="Times New Roman" w:hAnsi="Times New Roman" w:cs="Times New Roman"/>
+              </w:rPr>
+            </w:pPr>
+          </w:p>
+        </w:tc>
+        <w:tc>
+          <w:tcPr>
+            <w:tcW w:w="690" w:type="dxa"/>
+          </w:tcPr>
+          <w:p>
+            <w:pPr>
               <w:rPr>
                 <w:rFonts w:ascii="Times New Roman" w:hAnsi="Times New Roman" w:cs="Times New Roman"/>
               </w:rPr>
@@ -5499,15 +5196,134 @@
       </w:tr>
       <w:tr>
         <w:trPr>
-          <w:trHeight w:val="65"/>
+          <w:trHeight w:val="305"/>
         </w:trPr>
         <w:tc>
           <w:tcPr>
-            <w:tcW w:w="2689" w:type="dxa"/>
-          </w:tcPr>
-          <w:p>
-            <w:pPr>
-              <w:spacing w:after="160" w:line="259" w:lineRule="auto"/>
+            <w:tcW w:w="4162" w:type="dxa"/>
+          </w:tcPr>
+          <w:p>
+            <w:pPr>
+              <w:rPr>
+                <w:rFonts w:ascii="Times New Roman" w:hAnsi="Times New Roman" w:cs="Times New Roman"/>
+              </w:rPr>
+            </w:pPr>
+            <w:r>
+              <w:rPr>
+                <w:rFonts w:ascii="Times New Roman" w:hAnsi="Times New Roman" w:cs="Times New Roman"/>
+              </w:rPr>
+              <w:lastRenderedPageBreak/>
+              <w:t>Go-Live</w:t>
+            </w:r>
+          </w:p>
+        </w:tc>
+        <w:tc>
+          <w:tcPr>
+            <w:tcW w:w="744" w:type="dxa"/>
+          </w:tcPr>
+          <w:p>
+            <w:pPr>
+              <w:rPr>
+                <w:rFonts w:ascii="Times New Roman" w:hAnsi="Times New Roman" w:cs="Times New Roman"/>
+              </w:rPr>
+            </w:pPr>
+          </w:p>
+        </w:tc>
+        <w:tc>
+          <w:tcPr>
+            <w:tcW w:w="744" w:type="dxa"/>
+          </w:tcPr>
+          <w:p>
+            <w:pPr>
+              <w:rPr>
+                <w:rFonts w:ascii="Times New Roman" w:hAnsi="Times New Roman" w:cs="Times New Roman"/>
+              </w:rPr>
+            </w:pPr>
+          </w:p>
+        </w:tc>
+        <w:tc>
+          <w:tcPr>
+            <w:tcW w:w="744" w:type="dxa"/>
+          </w:tcPr>
+          <w:p>
+            <w:pPr>
+              <w:rPr>
+                <w:rFonts w:ascii="Times New Roman" w:hAnsi="Times New Roman" w:cs="Times New Roman"/>
+              </w:rPr>
+            </w:pPr>
+          </w:p>
+        </w:tc>
+        <w:tc>
+          <w:tcPr>
+            <w:tcW w:w="743" w:type="dxa"/>
+          </w:tcPr>
+          <w:p>
+            <w:pPr>
+              <w:rPr>
+                <w:rFonts w:ascii="Times New Roman" w:hAnsi="Times New Roman" w:cs="Times New Roman"/>
+              </w:rPr>
+            </w:pPr>
+          </w:p>
+        </w:tc>
+        <w:tc>
+          <w:tcPr>
+            <w:tcW w:w="744" w:type="dxa"/>
+          </w:tcPr>
+          <w:p>
+            <w:pPr>
+              <w:rPr>
+                <w:rFonts w:ascii="Times New Roman" w:hAnsi="Times New Roman" w:cs="Times New Roman"/>
+              </w:rPr>
+            </w:pPr>
+          </w:p>
+        </w:tc>
+        <w:tc>
+          <w:tcPr>
+            <w:tcW w:w="744" w:type="dxa"/>
+          </w:tcPr>
+          <w:p>
+            <w:pPr>
+              <w:rPr>
+                <w:rFonts w:ascii="Times New Roman" w:hAnsi="Times New Roman" w:cs="Times New Roman"/>
+              </w:rPr>
+            </w:pPr>
+          </w:p>
+        </w:tc>
+        <w:tc>
+          <w:tcPr>
+            <w:tcW w:w="744" w:type="dxa"/>
+          </w:tcPr>
+          <w:p>
+            <w:pPr>
+              <w:rPr>
+                <w:rFonts w:ascii="Times New Roman" w:hAnsi="Times New Roman" w:cs="Times New Roman"/>
+              </w:rPr>
+            </w:pPr>
+          </w:p>
+        </w:tc>
+        <w:tc>
+          <w:tcPr>
+            <w:tcW w:w="690" w:type="dxa"/>
+          </w:tcPr>
+          <w:p>
+            <w:pPr>
+              <w:rPr>
+                <w:rFonts w:ascii="Times New Roman" w:hAnsi="Times New Roman" w:cs="Times New Roman"/>
+              </w:rPr>
+            </w:pPr>
+          </w:p>
+        </w:tc>
+      </w:tr>
+      <w:tr>
+        <w:trPr>
+          <w:trHeight w:val="305"/>
+        </w:trPr>
+        <w:tc>
+          <w:tcPr>
+            <w:tcW w:w="4162" w:type="dxa"/>
+          </w:tcPr>
+          <w:p>
+            <w:pPr>
               <w:rPr>
                 <w:rFonts w:ascii="Times New Roman" w:hAnsi="Times New Roman" w:cs="Times New Roman"/>
               </w:rPr>
@@ -5522,24 +5338,94 @@
         </w:tc>
         <w:tc>
           <w:tcPr>
-            <w:tcW w:w="3827" w:type="dxa"/>
-          </w:tcPr>
-          <w:p>
-            <w:pPr>
-              <w:spacing w:after="160" w:line="259" w:lineRule="auto"/>
-              <w:rPr>
-                <w:rFonts w:ascii="Times New Roman" w:hAnsi="Times New Roman" w:cs="Times New Roman"/>
-              </w:rPr>
-            </w:pPr>
-          </w:p>
-        </w:tc>
-        <w:tc>
-          <w:tcPr>
-            <w:tcW w:w="3544" w:type="dxa"/>
-          </w:tcPr>
-          <w:p>
-            <w:pPr>
-              <w:spacing w:after="160" w:line="259" w:lineRule="auto"/>
+            <w:tcW w:w="744" w:type="dxa"/>
+          </w:tcPr>
+          <w:p>
+            <w:pPr>
+              <w:rPr>
+                <w:rFonts w:ascii="Times New Roman" w:hAnsi="Times New Roman" w:cs="Times New Roman"/>
+              </w:rPr>
+            </w:pPr>
+          </w:p>
+        </w:tc>
+        <w:tc>
+          <w:tcPr>
+            <w:tcW w:w="744" w:type="dxa"/>
+          </w:tcPr>
+          <w:p>
+            <w:pPr>
+              <w:rPr>
+                <w:rFonts w:ascii="Times New Roman" w:hAnsi="Times New Roman" w:cs="Times New Roman"/>
+              </w:rPr>
+            </w:pPr>
+          </w:p>
+        </w:tc>
+        <w:tc>
+          <w:tcPr>
+            <w:tcW w:w="744" w:type="dxa"/>
+          </w:tcPr>
+          <w:p>
+            <w:pPr>
+              <w:rPr>
+                <w:rFonts w:ascii="Times New Roman" w:hAnsi="Times New Roman" w:cs="Times New Roman"/>
+              </w:rPr>
+            </w:pPr>
+          </w:p>
+        </w:tc>
+        <w:tc>
+          <w:tcPr>
+            <w:tcW w:w="743" w:type="dxa"/>
+          </w:tcPr>
+          <w:p>
+            <w:pPr>
+              <w:rPr>
+                <w:rFonts w:ascii="Times New Roman" w:hAnsi="Times New Roman" w:cs="Times New Roman"/>
+              </w:rPr>
+            </w:pPr>
+          </w:p>
+        </w:tc>
+        <w:tc>
+          <w:tcPr>
+            <w:tcW w:w="744" w:type="dxa"/>
+          </w:tcPr>
+          <w:p>
+            <w:pPr>
+              <w:rPr>
+                <w:rFonts w:ascii="Times New Roman" w:hAnsi="Times New Roman" w:cs="Times New Roman"/>
+              </w:rPr>
+            </w:pPr>
+          </w:p>
+        </w:tc>
+        <w:tc>
+          <w:tcPr>
+            <w:tcW w:w="744" w:type="dxa"/>
+          </w:tcPr>
+          <w:p>
+            <w:pPr>
+              <w:rPr>
+                <w:rFonts w:ascii="Times New Roman" w:hAnsi="Times New Roman" w:cs="Times New Roman"/>
+              </w:rPr>
+            </w:pPr>
+          </w:p>
+        </w:tc>
+        <w:tc>
+          <w:tcPr>
+            <w:tcW w:w="744" w:type="dxa"/>
+          </w:tcPr>
+          <w:p>
+            <w:pPr>
+              <w:rPr>
+                <w:rFonts w:ascii="Times New Roman" w:hAnsi="Times New Roman" w:cs="Times New Roman"/>
+              </w:rPr>
+            </w:pPr>
+          </w:p>
+        </w:tc>
+        <w:tc>
+          <w:tcPr>
+            <w:tcW w:w="690" w:type="dxa"/>
+          </w:tcPr>
+          <w:p>
+            <w:pPr>
               <w:rPr>
                 <w:rFonts w:ascii="Times New Roman" w:hAnsi="Times New Roman" w:cs="Times New Roman"/>
               </w:rPr>
@@ -5706,6 +5592,7 @@
         </w:rPr>
         <w:t xml:space="preserve"> </w:t>
       </w:r>
+      <w:proofErr w:type="gramStart"/>
       <w:r>
         <w:rPr>
           <w:rFonts w:ascii="Times New Roman" w:hAnsi="Times New Roman" w:cs="Times New Roman"/>
@@ -5713,6 +5600,7 @@
         </w:rPr>
         <w:t>Organization</w:t>
       </w:r>
+      <w:proofErr w:type="gramEnd"/>
     </w:p>
     <w:p>
       <w:pPr>
@@ -6064,7 +5952,6 @@
           <w:rFonts w:ascii="Times New Roman" w:hAnsi="Times New Roman" w:cs="Times New Roman"/>
           <w:color w:val="000000" w:themeColor="text1"/>
         </w:rPr>
-        <w:lastRenderedPageBreak/>
         <w:t>6. Excused Performance</w:t>
       </w:r>
     </w:p>
@@ -6142,6 +6029,7 @@
         <w:rPr>
           <w:rFonts w:ascii="Times New Roman" w:hAnsi="Times New Roman" w:cs="Times New Roman"/>
         </w:rPr>
+        <w:lastRenderedPageBreak/>
         <w:t xml:space="preserve">You will be required to pay the balance amount to BlechTek immediately in case of the </w:t>
       </w:r>
       <w:r>
@@ -7627,7 +7515,7 @@
   <w:style w:type="paragraph" w:default="1" w:styleId="Normal">
     <w:name w:val="Normal"/>
     <w:qFormat/>
-    <w:rsid w:val="007F787B"/>
+    <w:rsid w:val="00240486"/>
   </w:style>
   <w:style w:type="paragraph" w:styleId="Heading1">
     <w:name w:val="heading 1"/>

--- a/QuotationApp.API/Templates/QuotationTemplate_Updated.docx
+++ b/QuotationApp.API/Templates/QuotationTemplate_Updated.docx
@@ -3772,8 +3772,8 @@
     <w:tbl>
       <w:tblPr>
         <w:tblStyle w:val="TableGrid"/>
-        <w:tblW w:w="9925" w:type="dxa"/>
-        <w:tblInd w:w="106" w:type="dxa"/>
+        <w:tblW w:w="10036" w:type="dxa"/>
+        <w:tblInd w:w="-5" w:type="dxa"/>
         <w:tblCellMar>
           <w:top w:w="14" w:type="dxa"/>
           <w:left w:w="28" w:type="dxa"/>
@@ -3782,15 +3782,15 @@
         <w:tblLook w:val="04A0" w:firstRow="1" w:lastRow="0" w:firstColumn="1" w:lastColumn="0" w:noHBand="0" w:noVBand="1"/>
       </w:tblPr>
       <w:tblGrid>
-        <w:gridCol w:w="1918"/>
+        <w:gridCol w:w="2029"/>
         <w:gridCol w:w="1591"/>
         <w:gridCol w:w="916"/>
         <w:gridCol w:w="851"/>
         <w:gridCol w:w="850"/>
-        <w:gridCol w:w="709"/>
-        <w:gridCol w:w="809"/>
-        <w:gridCol w:w="1077"/>
-        <w:gridCol w:w="1204"/>
+        <w:gridCol w:w="851"/>
+        <w:gridCol w:w="992"/>
+        <w:gridCol w:w="992"/>
+        <w:gridCol w:w="964"/>
       </w:tblGrid>
       <w:tr>
         <w:trPr>
@@ -3798,7 +3798,7 @@
         </w:trPr>
         <w:tc>
           <w:tcPr>
-            <w:tcW w:w="1918" w:type="dxa"/>
+            <w:tcW w:w="2029" w:type="dxa"/>
             <w:tcBorders>
               <w:top w:val="single" w:sz="4" w:space="0" w:color="000000"/>
               <w:left w:val="single" w:sz="4" w:space="0" w:color="000000"/>
@@ -3812,15 +3812,15 @@
               <w:spacing w:line="259" w:lineRule="auto"/>
               <w:rPr>
                 <w:rFonts w:ascii="Times New Roman" w:hAnsi="Times New Roman" w:cs="Times New Roman"/>
-                <w:sz w:val="20"/>
-                <w:szCs w:val="20"/>
-              </w:rPr>
-            </w:pPr>
-            <w:r>
-              <w:rPr>
-                <w:rFonts w:ascii="Times New Roman" w:hAnsi="Times New Roman" w:cs="Times New Roman"/>
-                <w:sz w:val="20"/>
-                <w:szCs w:val="20"/>
+                <w:sz w:val="18"/>
+                <w:szCs w:val="18"/>
+              </w:rPr>
+            </w:pPr>
+            <w:r>
+              <w:rPr>
+                <w:rFonts w:ascii="Times New Roman" w:hAnsi="Times New Roman" w:cs="Times New Roman"/>
+                <w:sz w:val="18"/>
+                <w:szCs w:val="18"/>
               </w:rPr>
               <w:t>CQUAL Product Platform</w:t>
             </w:r>
@@ -3843,15 +3843,15 @@
               <w:ind w:left="1"/>
               <w:rPr>
                 <w:rFonts w:ascii="Times New Roman" w:hAnsi="Times New Roman" w:cs="Times New Roman"/>
-                <w:sz w:val="20"/>
-                <w:szCs w:val="20"/>
-              </w:rPr>
-            </w:pPr>
-            <w:r>
-              <w:rPr>
-                <w:rFonts w:ascii="Times New Roman" w:hAnsi="Times New Roman" w:cs="Times New Roman"/>
-                <w:sz w:val="20"/>
-                <w:szCs w:val="20"/>
+                <w:sz w:val="18"/>
+                <w:szCs w:val="18"/>
+              </w:rPr>
+            </w:pPr>
+            <w:r>
+              <w:rPr>
+                <w:rFonts w:ascii="Times New Roman" w:hAnsi="Times New Roman" w:cs="Times New Roman"/>
+                <w:sz w:val="18"/>
+                <w:szCs w:val="18"/>
               </w:rPr>
               <w:t>No of Users</w:t>
             </w:r>
@@ -3875,15 +3875,15 @@
               <w:jc w:val="center"/>
               <w:rPr>
                 <w:rFonts w:ascii="Times New Roman" w:hAnsi="Times New Roman" w:cs="Times New Roman"/>
-                <w:sz w:val="20"/>
-                <w:szCs w:val="20"/>
-              </w:rPr>
-            </w:pPr>
-            <w:r>
-              <w:rPr>
-                <w:rFonts w:ascii="Times New Roman" w:hAnsi="Times New Roman" w:cs="Times New Roman"/>
-                <w:sz w:val="20"/>
-                <w:szCs w:val="20"/>
+                <w:sz w:val="18"/>
+                <w:szCs w:val="18"/>
+              </w:rPr>
+            </w:pPr>
+            <w:r>
+              <w:rPr>
+                <w:rFonts w:ascii="Times New Roman" w:hAnsi="Times New Roman" w:cs="Times New Roman"/>
+                <w:sz w:val="18"/>
+                <w:szCs w:val="18"/>
               </w:rPr>
               <w:t>Y1</w:t>
             </w:r>
@@ -3907,15 +3907,15 @@
               <w:jc w:val="center"/>
               <w:rPr>
                 <w:rFonts w:ascii="Times New Roman" w:hAnsi="Times New Roman" w:cs="Times New Roman"/>
-                <w:sz w:val="20"/>
-                <w:szCs w:val="20"/>
-              </w:rPr>
-            </w:pPr>
-            <w:r>
-              <w:rPr>
-                <w:rFonts w:ascii="Times New Roman" w:hAnsi="Times New Roman" w:cs="Times New Roman"/>
-                <w:sz w:val="20"/>
-                <w:szCs w:val="20"/>
+                <w:sz w:val="18"/>
+                <w:szCs w:val="18"/>
+              </w:rPr>
+            </w:pPr>
+            <w:r>
+              <w:rPr>
+                <w:rFonts w:ascii="Times New Roman" w:hAnsi="Times New Roman" w:cs="Times New Roman"/>
+                <w:sz w:val="18"/>
+                <w:szCs w:val="18"/>
               </w:rPr>
               <w:t>Y2</w:t>
             </w:r>
@@ -3939,15 +3939,15 @@
               <w:jc w:val="center"/>
               <w:rPr>
                 <w:rFonts w:ascii="Times New Roman" w:hAnsi="Times New Roman" w:cs="Times New Roman"/>
-                <w:sz w:val="20"/>
-                <w:szCs w:val="20"/>
-              </w:rPr>
-            </w:pPr>
-            <w:r>
-              <w:rPr>
-                <w:rFonts w:ascii="Times New Roman" w:hAnsi="Times New Roman" w:cs="Times New Roman"/>
-                <w:sz w:val="20"/>
-                <w:szCs w:val="20"/>
+                <w:sz w:val="18"/>
+                <w:szCs w:val="18"/>
+              </w:rPr>
+            </w:pPr>
+            <w:r>
+              <w:rPr>
+                <w:rFonts w:ascii="Times New Roman" w:hAnsi="Times New Roman" w:cs="Times New Roman"/>
+                <w:sz w:val="18"/>
+                <w:szCs w:val="18"/>
               </w:rPr>
               <w:t>Y3</w:t>
             </w:r>
@@ -3955,7 +3955,7 @@
         </w:tc>
         <w:tc>
           <w:tcPr>
-            <w:tcW w:w="709" w:type="dxa"/>
+            <w:tcW w:w="851" w:type="dxa"/>
             <w:tcBorders>
               <w:top w:val="single" w:sz="4" w:space="0" w:color="000000"/>
               <w:left w:val="single" w:sz="4" w:space="0" w:color="000000"/>
@@ -3971,15 +3971,15 @@
               <w:jc w:val="center"/>
               <w:rPr>
                 <w:rFonts w:ascii="Times New Roman" w:hAnsi="Times New Roman" w:cs="Times New Roman"/>
-                <w:sz w:val="20"/>
-                <w:szCs w:val="20"/>
-              </w:rPr>
-            </w:pPr>
-            <w:r>
-              <w:rPr>
-                <w:rFonts w:ascii="Times New Roman" w:hAnsi="Times New Roman" w:cs="Times New Roman"/>
-                <w:sz w:val="20"/>
-                <w:szCs w:val="20"/>
+                <w:sz w:val="18"/>
+                <w:szCs w:val="18"/>
+              </w:rPr>
+            </w:pPr>
+            <w:r>
+              <w:rPr>
+                <w:rFonts w:ascii="Times New Roman" w:hAnsi="Times New Roman" w:cs="Times New Roman"/>
+                <w:sz w:val="18"/>
+                <w:szCs w:val="18"/>
               </w:rPr>
               <w:t>Y4</w:t>
             </w:r>
@@ -3987,7 +3987,7 @@
         </w:tc>
         <w:tc>
           <w:tcPr>
-            <w:tcW w:w="809" w:type="dxa"/>
+            <w:tcW w:w="992" w:type="dxa"/>
             <w:tcBorders>
               <w:top w:val="single" w:sz="4" w:space="0" w:color="000000"/>
               <w:left w:val="single" w:sz="4" w:space="0" w:color="000000"/>
@@ -4003,15 +4003,15 @@
               <w:jc w:val="center"/>
               <w:rPr>
                 <w:rFonts w:ascii="Times New Roman" w:hAnsi="Times New Roman" w:cs="Times New Roman"/>
-                <w:sz w:val="20"/>
-                <w:szCs w:val="20"/>
-              </w:rPr>
-            </w:pPr>
-            <w:r>
-              <w:rPr>
-                <w:rFonts w:ascii="Times New Roman" w:hAnsi="Times New Roman" w:cs="Times New Roman"/>
-                <w:sz w:val="20"/>
-                <w:szCs w:val="20"/>
+                <w:sz w:val="18"/>
+                <w:szCs w:val="18"/>
+              </w:rPr>
+            </w:pPr>
+            <w:r>
+              <w:rPr>
+                <w:rFonts w:ascii="Times New Roman" w:hAnsi="Times New Roman" w:cs="Times New Roman"/>
+                <w:sz w:val="18"/>
+                <w:szCs w:val="18"/>
               </w:rPr>
               <w:t>Y5</w:t>
             </w:r>
@@ -4019,7 +4019,7 @@
         </w:tc>
         <w:tc>
           <w:tcPr>
-            <w:tcW w:w="1077" w:type="dxa"/>
+            <w:tcW w:w="992" w:type="dxa"/>
             <w:tcBorders>
               <w:top w:val="single" w:sz="4" w:space="0" w:color="000000"/>
               <w:left w:val="single" w:sz="4" w:space="0" w:color="000000"/>
@@ -4035,15 +4035,15 @@
               <w:jc w:val="center"/>
               <w:rPr>
                 <w:rFonts w:ascii="Times New Roman" w:hAnsi="Times New Roman" w:cs="Times New Roman"/>
-                <w:sz w:val="20"/>
-                <w:szCs w:val="20"/>
-              </w:rPr>
-            </w:pPr>
-            <w:r>
-              <w:rPr>
-                <w:rFonts w:ascii="Times New Roman" w:hAnsi="Times New Roman" w:cs="Times New Roman"/>
-                <w:sz w:val="20"/>
-                <w:szCs w:val="20"/>
+                <w:sz w:val="18"/>
+                <w:szCs w:val="18"/>
+              </w:rPr>
+            </w:pPr>
+            <w:r>
+              <w:rPr>
+                <w:rFonts w:ascii="Times New Roman" w:hAnsi="Times New Roman" w:cs="Times New Roman"/>
+                <w:sz w:val="18"/>
+                <w:szCs w:val="18"/>
               </w:rPr>
               <w:t>Avg Cost/ Year</w:t>
             </w:r>
@@ -4051,7 +4051,7 @@
         </w:tc>
         <w:tc>
           <w:tcPr>
-            <w:tcW w:w="1204" w:type="dxa"/>
+            <w:tcW w:w="964" w:type="dxa"/>
             <w:tcBorders>
               <w:top w:val="single" w:sz="4" w:space="0" w:color="000000"/>
               <w:left w:val="single" w:sz="5" w:space="0" w:color="000000"/>
@@ -4067,15 +4067,15 @@
               <w:jc w:val="both"/>
               <w:rPr>
                 <w:rFonts w:ascii="Times New Roman" w:hAnsi="Times New Roman" w:cs="Times New Roman"/>
-                <w:sz w:val="20"/>
-                <w:szCs w:val="20"/>
-              </w:rPr>
-            </w:pPr>
-            <w:r>
-              <w:rPr>
-                <w:rFonts w:ascii="Times New Roman" w:hAnsi="Times New Roman" w:cs="Times New Roman"/>
-                <w:sz w:val="20"/>
-                <w:szCs w:val="20"/>
+                <w:sz w:val="18"/>
+                <w:szCs w:val="18"/>
+              </w:rPr>
+            </w:pPr>
+            <w:r>
+              <w:rPr>
+                <w:rFonts w:ascii="Times New Roman" w:hAnsi="Times New Roman" w:cs="Times New Roman"/>
+                <w:sz w:val="18"/>
+                <w:szCs w:val="18"/>
               </w:rPr>
               <w:t>Cost/User /Year</w:t>
             </w:r>
@@ -4088,7 +4088,7 @@
         </w:trPr>
         <w:tc>
           <w:tcPr>
-            <w:tcW w:w="1918" w:type="dxa"/>
+            <w:tcW w:w="2029" w:type="dxa"/>
             <w:tcBorders>
               <w:top w:val="single" w:sz="5" w:space="0" w:color="000000"/>
               <w:left w:val="single" w:sz="4" w:space="0" w:color="000000"/>
@@ -4167,15 +4167,15 @@
               <w:jc w:val="both"/>
               <w:rPr>
                 <w:rFonts w:ascii="Times New Roman" w:hAnsi="Times New Roman" w:cs="Times New Roman"/>
-                <w:sz w:val="20"/>
-                <w:szCs w:val="20"/>
-              </w:rPr>
-            </w:pPr>
-            <w:r>
-              <w:rPr>
-                <w:rFonts w:ascii="Times New Roman" w:hAnsi="Times New Roman" w:cs="Times New Roman"/>
-                <w:sz w:val="20"/>
-                <w:szCs w:val="20"/>
+                <w:sz w:val="18"/>
+                <w:szCs w:val="18"/>
+              </w:rPr>
+            </w:pPr>
+            <w:r>
+              <w:rPr>
+                <w:rFonts w:ascii="Times New Roman" w:hAnsi="Times New Roman" w:cs="Times New Roman"/>
+                <w:sz w:val="18"/>
+                <w:szCs w:val="18"/>
               </w:rPr>
               <w:t xml:space="preserve">    </w:t>
             </w:r>
@@ -4199,15 +4199,15 @@
               <w:jc w:val="both"/>
               <w:rPr>
                 <w:rFonts w:ascii="Times New Roman" w:hAnsi="Times New Roman" w:cs="Times New Roman"/>
-                <w:sz w:val="20"/>
-                <w:szCs w:val="20"/>
-              </w:rPr>
-            </w:pPr>
-            <w:r>
-              <w:rPr>
-                <w:rFonts w:ascii="Times New Roman" w:hAnsi="Times New Roman" w:cs="Times New Roman"/>
-                <w:sz w:val="20"/>
-                <w:szCs w:val="20"/>
+                <w:sz w:val="18"/>
+                <w:szCs w:val="18"/>
+              </w:rPr>
+            </w:pPr>
+            <w:r>
+              <w:rPr>
+                <w:rFonts w:ascii="Times New Roman" w:hAnsi="Times New Roman" w:cs="Times New Roman"/>
+                <w:sz w:val="18"/>
+                <w:szCs w:val="18"/>
               </w:rPr>
               <w:t xml:space="preserve"> </w:t>
             </w:r>
@@ -4231,15 +4231,15 @@
               <w:jc w:val="both"/>
               <w:rPr>
                 <w:rFonts w:ascii="Times New Roman" w:hAnsi="Times New Roman" w:cs="Times New Roman"/>
-                <w:sz w:val="20"/>
-                <w:szCs w:val="20"/>
-              </w:rPr>
-            </w:pPr>
-          </w:p>
-        </w:tc>
-        <w:tc>
-          <w:tcPr>
-            <w:tcW w:w="709" w:type="dxa"/>
+                <w:sz w:val="18"/>
+                <w:szCs w:val="18"/>
+              </w:rPr>
+            </w:pPr>
+          </w:p>
+        </w:tc>
+        <w:tc>
+          <w:tcPr>
+            <w:tcW w:w="851" w:type="dxa"/>
             <w:tcBorders>
               <w:top w:val="single" w:sz="5" w:space="0" w:color="000000"/>
               <w:left w:val="single" w:sz="4" w:space="0" w:color="000000"/>
@@ -4255,15 +4255,15 @@
               <w:jc w:val="both"/>
               <w:rPr>
                 <w:rFonts w:ascii="Times New Roman" w:hAnsi="Times New Roman" w:cs="Times New Roman"/>
-                <w:sz w:val="20"/>
-                <w:szCs w:val="20"/>
-              </w:rPr>
-            </w:pPr>
-          </w:p>
-        </w:tc>
-        <w:tc>
-          <w:tcPr>
-            <w:tcW w:w="809" w:type="dxa"/>
+                <w:sz w:val="18"/>
+                <w:szCs w:val="18"/>
+              </w:rPr>
+            </w:pPr>
+          </w:p>
+        </w:tc>
+        <w:tc>
+          <w:tcPr>
+            <w:tcW w:w="992" w:type="dxa"/>
             <w:tcBorders>
               <w:top w:val="single" w:sz="5" w:space="0" w:color="000000"/>
               <w:left w:val="single" w:sz="4" w:space="0" w:color="000000"/>
@@ -4279,15 +4279,15 @@
               <w:jc w:val="both"/>
               <w:rPr>
                 <w:rFonts w:ascii="Times New Roman" w:hAnsi="Times New Roman" w:cs="Times New Roman"/>
-                <w:sz w:val="20"/>
-                <w:szCs w:val="20"/>
-              </w:rPr>
-            </w:pPr>
-          </w:p>
-        </w:tc>
-        <w:tc>
-          <w:tcPr>
-            <w:tcW w:w="1077" w:type="dxa"/>
+                <w:sz w:val="18"/>
+                <w:szCs w:val="18"/>
+              </w:rPr>
+            </w:pPr>
+          </w:p>
+        </w:tc>
+        <w:tc>
+          <w:tcPr>
+            <w:tcW w:w="992" w:type="dxa"/>
             <w:tcBorders>
               <w:top w:val="single" w:sz="5" w:space="0" w:color="000000"/>
               <w:left w:val="single" w:sz="4" w:space="0" w:color="000000"/>
@@ -4302,15 +4302,15 @@
               <w:ind w:left="25"/>
               <w:rPr>
                 <w:rFonts w:ascii="Times New Roman" w:hAnsi="Times New Roman" w:cs="Times New Roman"/>
-                <w:sz w:val="20"/>
-                <w:szCs w:val="20"/>
-              </w:rPr>
-            </w:pPr>
-          </w:p>
-        </w:tc>
-        <w:tc>
-          <w:tcPr>
-            <w:tcW w:w="1204" w:type="dxa"/>
+                <w:sz w:val="18"/>
+                <w:szCs w:val="18"/>
+              </w:rPr>
+            </w:pPr>
+          </w:p>
+        </w:tc>
+        <w:tc>
+          <w:tcPr>
+            <w:tcW w:w="964" w:type="dxa"/>
             <w:tcBorders>
               <w:top w:val="single" w:sz="5" w:space="0" w:color="000000"/>
               <w:left w:val="single" w:sz="5" w:space="0" w:color="000000"/>
@@ -4325,23 +4325,14 @@
               <w:ind w:left="26"/>
               <w:rPr>
                 <w:rFonts w:ascii="Times New Roman" w:hAnsi="Times New Roman" w:cs="Times New Roman"/>
-                <w:sz w:val="20"/>
-                <w:szCs w:val="20"/>
+                <w:sz w:val="18"/>
+                <w:szCs w:val="18"/>
               </w:rPr>
             </w:pPr>
           </w:p>
         </w:tc>
       </w:tr>
     </w:tbl>
-    <w:p>
-      <w:pPr>
-        <w:spacing w:before="300" w:after="150"/>
-        <w:rPr>
-          <w:rFonts w:ascii="Times New Roman" w:hAnsi="Times New Roman" w:cs="Times New Roman"/>
-          <w:w w:val="101"/>
-        </w:rPr>
-      </w:pPr>
-    </w:p>
     <w:p>
       <w:pPr>
         <w:spacing w:before="300" w:after="150"/>
@@ -5212,7 +5203,6 @@
               <w:rPr>
                 <w:rFonts w:ascii="Times New Roman" w:hAnsi="Times New Roman" w:cs="Times New Roman"/>
               </w:rPr>
-              <w:lastRenderedPageBreak/>
               <w:t>Go-Live</w:t>
             </w:r>
           </w:p>
@@ -5442,6 +5432,15 @@
           <w:w w:val="101"/>
         </w:rPr>
       </w:pPr>
+    </w:p>
+    <w:p>
+      <w:pPr>
+        <w:spacing w:before="300" w:after="150"/>
+        <w:rPr>
+          <w:rFonts w:ascii="Times New Roman" w:hAnsi="Times New Roman" w:cs="Times New Roman"/>
+          <w:w w:val="101"/>
+        </w:rPr>
+      </w:pPr>
       <w:r>
         <w:rPr>
           <w:rFonts w:ascii="Times New Roman" w:hAnsi="Times New Roman" w:cs="Times New Roman"/>
@@ -5592,7 +5591,6 @@
         </w:rPr>
         <w:t xml:space="preserve"> </w:t>
       </w:r>
-      <w:proofErr w:type="gramStart"/>
       <w:r>
         <w:rPr>
           <w:rFonts w:ascii="Times New Roman" w:hAnsi="Times New Roman" w:cs="Times New Roman"/>
@@ -5600,7 +5598,6 @@
         </w:rPr>
         <w:t>Organization</w:t>
       </w:r>
-      <w:proofErr w:type="gramEnd"/>
     </w:p>
     <w:p>
       <w:pPr>
@@ -6001,25 +5998,16 @@
           <w:color w:val="000000" w:themeColor="text1"/>
         </w:rPr>
       </w:pPr>
+      <w:r>
+        <w:rPr>
+          <w:rFonts w:ascii="Times New Roman" w:hAnsi="Times New Roman" w:cs="Times New Roman"/>
+          <w:color w:val="000000" w:themeColor="text1"/>
+        </w:rPr>
+        <w:t>7. Discontinuation of Contract</w:t>
+      </w:r>
     </w:p>
     <w:p>
       <w:pPr>
-        <w:spacing w:before="160" w:after="40"/>
-        <w:rPr>
-          <w:rFonts w:ascii="Times New Roman" w:hAnsi="Times New Roman" w:cs="Times New Roman"/>
-          <w:color w:val="000000" w:themeColor="text1"/>
-        </w:rPr>
-      </w:pPr>
-      <w:r>
-        <w:rPr>
-          <w:rFonts w:ascii="Times New Roman" w:hAnsi="Times New Roman" w:cs="Times New Roman"/>
-          <w:color w:val="000000" w:themeColor="text1"/>
-        </w:rPr>
-        <w:t>7. Discontinuation of Contract</w:t>
-      </w:r>
-    </w:p>
-    <w:p>
-      <w:pPr>
         <w:spacing w:after="60"/>
         <w:rPr>
           <w:rFonts w:ascii="Times New Roman" w:hAnsi="Times New Roman" w:cs="Times New Roman"/>
@@ -6029,7 +6017,6 @@
         <w:rPr>
           <w:rFonts w:ascii="Times New Roman" w:hAnsi="Times New Roman" w:cs="Times New Roman"/>
         </w:rPr>
-        <w:lastRenderedPageBreak/>
         <w:t xml:space="preserve">You will be required to pay the balance amount to BlechTek immediately in case of the </w:t>
       </w:r>
       <w:r>
@@ -6094,6 +6081,15 @@
         </w:rPr>
         <w:t>the contract is stalled by you at any stage for a period of more than 60 days.</w:t>
       </w:r>
+    </w:p>
+    <w:p>
+      <w:pPr>
+        <w:spacing w:before="160" w:after="40"/>
+        <w:rPr>
+          <w:rFonts w:ascii="Times New Roman" w:hAnsi="Times New Roman" w:cs="Times New Roman"/>
+          <w:color w:val="000000" w:themeColor="text1"/>
+        </w:rPr>
+      </w:pPr>
     </w:p>
     <w:p>
       <w:pPr>

--- a/QuotationApp.API/Templates/QuotationTemplate_Updated.docx
+++ b/QuotationApp.API/Templates/QuotationTemplate_Updated.docx
@@ -42,9 +42,212 @@
         <w:t xml:space="preserve"> - {{OrganizationName}}</w:t>
       </w:r>
     </w:p>
+    <w:tbl>
+      <w:tblPr>
+        <w:tblStyle w:val="TableGrid"/>
+        <w:tblW w:w="10154" w:type="dxa"/>
+        <w:tblInd w:w="5" w:type="dxa"/>
+        <w:tblLook w:val="04A0" w:firstRow="1" w:lastRow="0" w:firstColumn="1" w:lastColumn="0" w:noHBand="0" w:noVBand="1"/>
+      </w:tblPr>
+      <w:tblGrid>
+        <w:gridCol w:w="7019"/>
+        <w:gridCol w:w="3135"/>
+      </w:tblGrid>
+      <w:tr>
+        <w:trPr>
+          <w:trHeight w:val="341"/>
+        </w:trPr>
+        <w:tc>
+          <w:tcPr>
+            <w:tcW w:w="7019" w:type="dxa"/>
+          </w:tcPr>
+          <w:p>
+            <w:pPr>
+              <w:spacing w:line="360" w:lineRule="auto"/>
+            </w:pPr>
+            <w:r>
+              <w:rPr>
+                <w:rFonts w:ascii="Times New Roman" w:hAnsi="Times New Roman" w:cs="Times New Roman"/>
+                <w:color w:val="000000" w:themeColor="text1"/>
+                <w:sz w:val="18"/>
+                <w:szCs w:val="18"/>
+              </w:rPr>
+              <w:t xml:space="preserve">Name: </w:t>
+            </w:r>
+            <w:r>
+              <w:rPr>
+                <w:rFonts w:ascii="Times New Roman" w:hAnsi="Times New Roman" w:cs="Times New Roman"/>
+                <w:color w:val="65AADB"/>
+                <w:sz w:val="18"/>
+                <w:szCs w:val="18"/>
+              </w:rPr>
+              <w:t>{{CONTACT_NAME}}</w:t>
+            </w:r>
+          </w:p>
+        </w:tc>
+        <w:tc>
+          <w:tcPr>
+            <w:tcW w:w="3135" w:type="dxa"/>
+          </w:tcPr>
+          <w:p>
+            <w:pPr>
+              <w:spacing w:line="360" w:lineRule="auto"/>
+            </w:pPr>
+            <w:r>
+              <w:rPr>
+                <w:rFonts w:ascii="Times New Roman" w:hAnsi="Times New Roman" w:cs="Times New Roman"/>
+                <w:color w:val="000000" w:themeColor="text1"/>
+                <w:sz w:val="18"/>
+                <w:szCs w:val="18"/>
+                <w:lang w:val="en-US"/>
+              </w:rPr>
+              <w:t xml:space="preserve">Quotation No: </w:t>
+            </w:r>
+            <w:r>
+              <w:rPr>
+                <w:rFonts w:ascii="Times New Roman" w:hAnsi="Times New Roman" w:cs="Times New Roman"/>
+                <w:color w:val="65AADB"/>
+                <w:sz w:val="18"/>
+                <w:szCs w:val="18"/>
+              </w:rPr>
+              <w:t>{{QuotationNo}}</w:t>
+            </w:r>
+          </w:p>
+        </w:tc>
+      </w:tr>
+      <w:tr>
+        <w:trPr>
+          <w:trHeight w:val="341"/>
+        </w:trPr>
+        <w:tc>
+          <w:tcPr>
+            <w:tcW w:w="7019" w:type="dxa"/>
+          </w:tcPr>
+          <w:p>
+            <w:pPr>
+              <w:spacing w:line="360" w:lineRule="auto"/>
+            </w:pPr>
+            <w:r>
+              <w:rPr>
+                <w:rFonts w:ascii="Times New Roman" w:hAnsi="Times New Roman" w:cs="Times New Roman"/>
+                <w:color w:val="000000" w:themeColor="text1"/>
+                <w:sz w:val="18"/>
+                <w:szCs w:val="18"/>
+              </w:rPr>
+              <w:t xml:space="preserve">Address: </w:t>
+            </w:r>
+            <w:r>
+              <w:rPr>
+                <w:rFonts w:ascii="Times New Roman" w:hAnsi="Times New Roman" w:cs="Times New Roman"/>
+                <w:color w:val="65AADB"/>
+                <w:sz w:val="18"/>
+                <w:szCs w:val="18"/>
+              </w:rPr>
+              <w:t>{{CONTACT_ADDRESS}}</w:t>
+            </w:r>
+          </w:p>
+        </w:tc>
+        <w:tc>
+          <w:tcPr>
+            <w:tcW w:w="3135" w:type="dxa"/>
+          </w:tcPr>
+          <w:p>
+            <w:pPr>
+              <w:spacing w:line="360" w:lineRule="auto"/>
+            </w:pPr>
+            <w:r>
+              <w:rPr>
+                <w:rFonts w:ascii="Times New Roman" w:hAnsi="Times New Roman" w:cs="Times New Roman"/>
+                <w:color w:val="000000" w:themeColor="text1"/>
+                <w:sz w:val="18"/>
+                <w:szCs w:val="18"/>
+                <w:lang w:val="en-US"/>
+              </w:rPr>
+              <w:t xml:space="preserve">Date: </w:t>
+            </w:r>
+            <w:r>
+              <w:rPr>
+                <w:rFonts w:ascii="Times New Roman" w:hAnsi="Times New Roman" w:cs="Times New Roman"/>
+                <w:color w:val="65AADB"/>
+                <w:sz w:val="18"/>
+                <w:szCs w:val="18"/>
+              </w:rPr>
+              <w:t>{{Date}}</w:t>
+            </w:r>
+          </w:p>
+        </w:tc>
+      </w:tr>
+      <w:tr>
+        <w:trPr>
+          <w:trHeight w:val="414"/>
+        </w:trPr>
+        <w:tc>
+          <w:tcPr>
+            <w:tcW w:w="7019" w:type="dxa"/>
+          </w:tcPr>
+          <w:p>
+            <w:pPr>
+              <w:spacing w:after="200" w:line="360" w:lineRule="auto"/>
+              <w:rPr>
+                <w:rFonts w:ascii="Times New Roman" w:hAnsi="Times New Roman" w:cs="Times New Roman"/>
+                <w:color w:val="000000" w:themeColor="text1"/>
+                <w:sz w:val="18"/>
+                <w:szCs w:val="18"/>
+              </w:rPr>
+            </w:pPr>
+            <w:r>
+              <w:rPr>
+                <w:rFonts w:ascii="Times New Roman" w:hAnsi="Times New Roman" w:cs="Times New Roman"/>
+                <w:color w:val="000000" w:themeColor="text1"/>
+                <w:sz w:val="18"/>
+                <w:szCs w:val="18"/>
+              </w:rPr>
+              <w:t xml:space="preserve">Contact No.: </w:t>
+            </w:r>
+            <w:r>
+              <w:rPr>
+                <w:rFonts w:ascii="Times New Roman" w:hAnsi="Times New Roman" w:cs="Times New Roman"/>
+                <w:color w:val="65AADB"/>
+                <w:sz w:val="18"/>
+                <w:szCs w:val="18"/>
+              </w:rPr>
+              <w:t xml:space="preserve">{{CONTACT_PHONE}}  </w:t>
+            </w:r>
+            <w:r>
+              <w:rPr>
+                <w:rFonts w:ascii="Times New Roman" w:hAnsi="Times New Roman" w:cs="Times New Roman"/>
+                <w:color w:val="000000" w:themeColor="text1"/>
+                <w:sz w:val="18"/>
+                <w:szCs w:val="18"/>
+              </w:rPr>
+              <w:t xml:space="preserve">|   Email: </w:t>
+            </w:r>
+            <w:r>
+              <w:rPr>
+                <w:rFonts w:ascii="Times New Roman" w:hAnsi="Times New Roman" w:cs="Times New Roman"/>
+                <w:color w:val="65AADB"/>
+                <w:sz w:val="18"/>
+                <w:szCs w:val="18"/>
+              </w:rPr>
+              <w:t>{{CONTACT_EMAIL}}</w:t>
+            </w:r>
+          </w:p>
+        </w:tc>
+        <w:tc>
+          <w:tcPr>
+            <w:tcW w:w="3135" w:type="dxa"/>
+          </w:tcPr>
+          <w:p>
+            <w:pPr>
+              <w:spacing w:line="360" w:lineRule="auto"/>
+            </w:pPr>
+          </w:p>
+        </w:tc>
+      </w:tr>
+    </w:tbl>
     <w:p>
       <w:pPr>
-        <w:spacing w:line="360" w:lineRule="auto"/>
+        <w:spacing w:after="200"/>
         <w:rPr>
           <w:rFonts w:ascii="Times New Roman" w:hAnsi="Times New Roman" w:cs="Times New Roman"/>
           <w:color w:val="000000" w:themeColor="text1"/>
@@ -59,344 +262,6 @@
           <w:sz w:val="18"/>
           <w:szCs w:val="18"/>
         </w:rPr>
-        <w:t xml:space="preserve">Name: </w:t>
-      </w:r>
-      <w:r>
-        <w:rPr>
-          <w:rFonts w:ascii="Times New Roman" w:hAnsi="Times New Roman" w:cs="Times New Roman"/>
-          <w:color w:val="65AADB"/>
-          <w:sz w:val="18"/>
-          <w:szCs w:val="18"/>
-        </w:rPr>
-        <w:t>{{CONTACT_NAME}}</w:t>
-      </w:r>
-      <w:r>
-        <w:rPr>
-          <w:rFonts w:ascii="Times New Roman" w:hAnsi="Times New Roman" w:cs="Times New Roman"/>
-          <w:color w:val="000000" w:themeColor="text1"/>
-          <w:sz w:val="18"/>
-          <w:szCs w:val="18"/>
-        </w:rPr>
-        <w:tab/>
-      </w:r>
-      <w:r>
-        <w:rPr>
-          <w:rFonts w:ascii="Times New Roman" w:hAnsi="Times New Roman" w:cs="Times New Roman"/>
-          <w:color w:val="000000" w:themeColor="text1"/>
-          <w:sz w:val="18"/>
-          <w:szCs w:val="18"/>
-        </w:rPr>
-        <w:tab/>
-      </w:r>
-      <w:r>
-        <w:rPr>
-          <w:rFonts w:ascii="Times New Roman" w:hAnsi="Times New Roman" w:cs="Times New Roman"/>
-          <w:color w:val="000000" w:themeColor="text1"/>
-          <w:sz w:val="18"/>
-          <w:szCs w:val="18"/>
-        </w:rPr>
-        <w:tab/>
-      </w:r>
-      <w:r>
-        <w:rPr>
-          <w:rFonts w:ascii="Times New Roman" w:hAnsi="Times New Roman" w:cs="Times New Roman"/>
-          <w:color w:val="000000" w:themeColor="text1"/>
-          <w:sz w:val="18"/>
-          <w:szCs w:val="18"/>
-        </w:rPr>
-        <w:tab/>
-      </w:r>
-      <w:r>
-        <w:rPr>
-          <w:rFonts w:ascii="Times New Roman" w:hAnsi="Times New Roman" w:cs="Times New Roman"/>
-          <w:color w:val="000000" w:themeColor="text1"/>
-          <w:sz w:val="18"/>
-          <w:szCs w:val="18"/>
-        </w:rPr>
-        <w:tab/>
-      </w:r>
-      <w:r>
-        <w:rPr>
-          <w:rFonts w:ascii="Times New Roman" w:hAnsi="Times New Roman" w:cs="Times New Roman"/>
-          <w:color w:val="000000" w:themeColor="text1"/>
-          <w:sz w:val="18"/>
-          <w:szCs w:val="18"/>
-        </w:rPr>
-        <w:tab/>
-      </w:r>
-      <w:r>
-        <w:rPr>
-          <w:rFonts w:ascii="Times New Roman" w:hAnsi="Times New Roman" w:cs="Times New Roman"/>
-          <w:color w:val="000000" w:themeColor="text1"/>
-          <w:sz w:val="18"/>
-          <w:szCs w:val="18"/>
-        </w:rPr>
-        <w:tab/>
-      </w:r>
-      <w:r>
-        <w:rPr>
-          <w:rFonts w:ascii="Times New Roman" w:hAnsi="Times New Roman" w:cs="Times New Roman"/>
-          <w:color w:val="000000" w:themeColor="text1"/>
-          <w:sz w:val="18"/>
-          <w:szCs w:val="18"/>
-          <w:lang w:val="en-US"/>
-        </w:rPr>
-        <w:t>Quotation No:</w:t>
-      </w:r>
-      <w:r>
-        <w:rPr>
-          <w:rFonts w:ascii="Times New Roman" w:hAnsi="Times New Roman" w:cs="Times New Roman"/>
-          <w:color w:val="000000" w:themeColor="text1"/>
-          <w:sz w:val="18"/>
-          <w:szCs w:val="18"/>
-          <w:lang w:val="en-US"/>
-        </w:rPr>
-        <w:t xml:space="preserve"> </w:t>
-      </w:r>
-      <w:r>
-        <w:rPr>
-          <w:rFonts w:ascii="Times New Roman" w:hAnsi="Times New Roman" w:cs="Times New Roman"/>
-          <w:color w:val="65AADB"/>
-          <w:sz w:val="18"/>
-          <w:szCs w:val="18"/>
-        </w:rPr>
-        <w:t>{{QuotationNo}}</w:t>
-      </w:r>
-    </w:p>
-    <w:p>
-      <w:pPr>
-        <w:spacing w:line="360" w:lineRule="auto"/>
-        <w:rPr>
-          <w:rFonts w:ascii="Times New Roman" w:hAnsi="Times New Roman" w:cs="Times New Roman"/>
-          <w:color w:val="000000" w:themeColor="text1"/>
-          <w:sz w:val="18"/>
-          <w:szCs w:val="18"/>
-          <w:lang w:val="en-US"/>
-        </w:rPr>
-      </w:pPr>
-      <w:r>
-        <w:rPr>
-          <w:rFonts w:ascii="Times New Roman" w:hAnsi="Times New Roman" w:cs="Times New Roman"/>
-          <w:color w:val="000000" w:themeColor="text1"/>
-          <w:sz w:val="18"/>
-          <w:szCs w:val="18"/>
-          <w:lang w:val="en-US"/>
-        </w:rPr>
-        <w:t xml:space="preserve">  </w:t>
-      </w:r>
-      <w:r>
-        <w:rPr>
-          <w:rFonts w:ascii="Times New Roman" w:hAnsi="Times New Roman" w:cs="Times New Roman"/>
-          <w:color w:val="000000" w:themeColor="text1"/>
-          <w:sz w:val="18"/>
-          <w:szCs w:val="18"/>
-          <w:lang w:val="en-US"/>
-        </w:rPr>
-        <w:tab/>
-      </w:r>
-      <w:r>
-        <w:rPr>
-          <w:rFonts w:ascii="Times New Roman" w:hAnsi="Times New Roman" w:cs="Times New Roman"/>
-          <w:color w:val="000000" w:themeColor="text1"/>
-          <w:sz w:val="18"/>
-          <w:szCs w:val="18"/>
-          <w:lang w:val="en-US"/>
-        </w:rPr>
-        <w:tab/>
-      </w:r>
-      <w:r>
-        <w:rPr>
-          <w:rFonts w:ascii="Times New Roman" w:hAnsi="Times New Roman" w:cs="Times New Roman"/>
-          <w:color w:val="000000" w:themeColor="text1"/>
-          <w:sz w:val="18"/>
-          <w:szCs w:val="18"/>
-          <w:lang w:val="en-US"/>
-        </w:rPr>
-        <w:tab/>
-      </w:r>
-      <w:r>
-        <w:rPr>
-          <w:rFonts w:ascii="Times New Roman" w:hAnsi="Times New Roman" w:cs="Times New Roman"/>
-          <w:color w:val="000000" w:themeColor="text1"/>
-          <w:sz w:val="18"/>
-          <w:szCs w:val="18"/>
-          <w:lang w:val="en-US"/>
-        </w:rPr>
-        <w:tab/>
-      </w:r>
-      <w:r>
-        <w:rPr>
-          <w:rFonts w:ascii="Times New Roman" w:hAnsi="Times New Roman" w:cs="Times New Roman"/>
-          <w:color w:val="000000" w:themeColor="text1"/>
-          <w:sz w:val="18"/>
-          <w:szCs w:val="18"/>
-          <w:lang w:val="en-US"/>
-        </w:rPr>
-        <w:tab/>
-      </w:r>
-      <w:r>
-        <w:rPr>
-          <w:rFonts w:ascii="Times New Roman" w:hAnsi="Times New Roman" w:cs="Times New Roman"/>
-          <w:color w:val="000000" w:themeColor="text1"/>
-          <w:sz w:val="18"/>
-          <w:szCs w:val="18"/>
-          <w:lang w:val="en-US"/>
-        </w:rPr>
-        <w:tab/>
-      </w:r>
-      <w:r>
-        <w:rPr>
-          <w:rFonts w:ascii="Times New Roman" w:hAnsi="Times New Roman" w:cs="Times New Roman"/>
-          <w:color w:val="000000" w:themeColor="text1"/>
-          <w:sz w:val="18"/>
-          <w:szCs w:val="18"/>
-          <w:lang w:val="en-US"/>
-        </w:rPr>
-        <w:tab/>
-      </w:r>
-      <w:r>
-        <w:rPr>
-          <w:rFonts w:ascii="Times New Roman" w:hAnsi="Times New Roman" w:cs="Times New Roman"/>
-          <w:color w:val="000000" w:themeColor="text1"/>
-          <w:sz w:val="18"/>
-          <w:szCs w:val="18"/>
-          <w:lang w:val="en-US"/>
-        </w:rPr>
-        <w:tab/>
-      </w:r>
-      <w:r>
-        <w:rPr>
-          <w:rFonts w:ascii="Times New Roman" w:hAnsi="Times New Roman" w:cs="Times New Roman"/>
-          <w:color w:val="000000" w:themeColor="text1"/>
-          <w:sz w:val="18"/>
-          <w:szCs w:val="18"/>
-          <w:lang w:val="en-US"/>
-        </w:rPr>
-        <w:tab/>
-      </w:r>
-      <w:r>
-        <w:rPr>
-          <w:rFonts w:ascii="Times New Roman" w:hAnsi="Times New Roman" w:cs="Times New Roman"/>
-          <w:color w:val="000000" w:themeColor="text1"/>
-          <w:sz w:val="18"/>
-          <w:szCs w:val="18"/>
-          <w:lang w:val="en-US"/>
-        </w:rPr>
-        <w:tab/>
-      </w:r>
-      <w:r>
-        <w:rPr>
-          <w:rFonts w:ascii="Times New Roman" w:hAnsi="Times New Roman" w:cs="Times New Roman"/>
-          <w:color w:val="000000" w:themeColor="text1"/>
-          <w:sz w:val="18"/>
-          <w:szCs w:val="18"/>
-          <w:lang w:val="en-US"/>
-        </w:rPr>
-        <w:t xml:space="preserve">Date: </w:t>
-      </w:r>
-      <w:r>
-        <w:rPr>
-          <w:rFonts w:ascii="Times New Roman" w:hAnsi="Times New Roman" w:cs="Times New Roman"/>
-          <w:color w:val="65AADB"/>
-          <w:sz w:val="18"/>
-          <w:szCs w:val="18"/>
-        </w:rPr>
-        <w:t>{{Date}}</w:t>
-      </w:r>
-    </w:p>
-    <w:p>
-      <w:pPr>
-        <w:spacing w:after="120" w:line="240" w:lineRule="auto"/>
-        <w:rPr>
-          <w:rFonts w:ascii="Times New Roman" w:hAnsi="Times New Roman" w:cs="Times New Roman"/>
-          <w:color w:val="65AADB"/>
-          <w:sz w:val="18"/>
-          <w:szCs w:val="18"/>
-        </w:rPr>
-      </w:pPr>
-      <w:r>
-        <w:rPr>
-          <w:rFonts w:ascii="Times New Roman" w:hAnsi="Times New Roman" w:cs="Times New Roman"/>
-          <w:color w:val="000000" w:themeColor="text1"/>
-          <w:sz w:val="18"/>
-          <w:szCs w:val="18"/>
-        </w:rPr>
-        <w:t xml:space="preserve">Address: </w:t>
-      </w:r>
-      <w:r>
-        <w:rPr>
-          <w:rFonts w:ascii="Times New Roman" w:hAnsi="Times New Roman" w:cs="Times New Roman"/>
-          <w:color w:val="65AADB"/>
-          <w:sz w:val="18"/>
-          <w:szCs w:val="18"/>
-        </w:rPr>
-        <w:t>{{CONTACT_ADDRESS}}</w:t>
-      </w:r>
-    </w:p>
-    <w:p>
-      <w:pPr>
-        <w:spacing w:after="200" w:line="240" w:lineRule="auto"/>
-        <w:rPr>
-          <w:rFonts w:ascii="Times New Roman" w:hAnsi="Times New Roman" w:cs="Times New Roman"/>
-          <w:color w:val="000000" w:themeColor="text1"/>
-          <w:sz w:val="18"/>
-          <w:szCs w:val="18"/>
-        </w:rPr>
-      </w:pPr>
-      <w:r>
-        <w:rPr>
-          <w:rFonts w:ascii="Times New Roman" w:hAnsi="Times New Roman" w:cs="Times New Roman"/>
-          <w:color w:val="000000" w:themeColor="text1"/>
-          <w:sz w:val="18"/>
-          <w:szCs w:val="18"/>
-        </w:rPr>
-        <w:t xml:space="preserve">Contact No.: </w:t>
-      </w:r>
-      <w:r>
-        <w:rPr>
-          <w:rFonts w:ascii="Times New Roman" w:hAnsi="Times New Roman" w:cs="Times New Roman"/>
-          <w:color w:val="65AADB"/>
-          <w:sz w:val="18"/>
-          <w:szCs w:val="18"/>
-        </w:rPr>
-        <w:t xml:space="preserve">{{CONTACT_PHONE}}   </w:t>
-      </w:r>
-      <w:r>
-        <w:rPr>
-          <w:rFonts w:ascii="Times New Roman" w:hAnsi="Times New Roman" w:cs="Times New Roman"/>
-          <w:color w:val="000000" w:themeColor="text1"/>
-          <w:sz w:val="18"/>
-          <w:szCs w:val="18"/>
-        </w:rPr>
-        <w:t xml:space="preserve">|   Email: </w:t>
-      </w:r>
-      <w:r>
-        <w:rPr>
-          <w:rFonts w:ascii="Times New Roman" w:hAnsi="Times New Roman" w:cs="Times New Roman"/>
-          <w:color w:val="65AADB"/>
-          <w:sz w:val="18"/>
-          <w:szCs w:val="18"/>
-        </w:rPr>
-        <w:t>{{CONTACT_EMAIL}}</w:t>
-      </w:r>
-    </w:p>
-    <w:p>
-      <w:pPr>
-        <w:spacing w:after="200"/>
-        <w:rPr>
-          <w:rFonts w:ascii="Times New Roman" w:hAnsi="Times New Roman" w:cs="Times New Roman"/>
-          <w:color w:val="000000" w:themeColor="text1"/>
-          <w:sz w:val="18"/>
-          <w:szCs w:val="18"/>
-        </w:rPr>
-      </w:pPr>
-      <w:r>
-        <w:rPr>
-          <w:rFonts w:ascii="Times New Roman" w:hAnsi="Times New Roman" w:cs="Times New Roman"/>
-          <w:color w:val="000000" w:themeColor="text1"/>
-          <w:sz w:val="18"/>
-          <w:szCs w:val="18"/>
-        </w:rPr>
         <w:pict w14:anchorId="23C204BC">
           <v:rect id="_x0000_i1025" style="width:502pt;height:1.5pt;mso-position-horizontal:absolute;mso-position-horizontal-relative:text;mso-position-vertical:absolute;mso-position-vertical-relative:text" o:hralign="center" o:hrstd="t" o:hrnoshade="t" o:hr="t" fillcolor="#4e95d9 [1631]" stroked="f"/>
         </w:pict>
@@ -550,26 +415,15 @@
           <w:bCs/>
           <w:color w:val="65AADB"/>
         </w:rPr>
-        <w:t>{{ORG_</w:t>
-      </w:r>
-      <w:proofErr w:type="gramStart"/>
-      <w:r>
-        <w:rPr>
-          <w:rFonts w:ascii="Times New Roman" w:hAnsi="Times New Roman" w:cs="Times New Roman"/>
-          <w:b/>
-          <w:bCs/>
+        <w:t>{{ORG_NAME}}</w:t>
+      </w:r>
+      <w:r>
+        <w:rPr>
+          <w:rFonts w:ascii="Times New Roman" w:hAnsi="Times New Roman" w:cs="Times New Roman"/>
           <w:color w:val="65AADB"/>
         </w:rPr>
-        <w:t>NAME}}</w:t>
-      </w:r>
-      <w:r>
-        <w:rPr>
-          <w:rFonts w:ascii="Times New Roman" w:hAnsi="Times New Roman" w:cs="Times New Roman"/>
-          <w:color w:val="65AADB"/>
-        </w:rPr>
         <w:t>.</w:t>
       </w:r>
-      <w:proofErr w:type="gramEnd"/>
     </w:p>
     <w:p>
       <w:pPr>
@@ -2645,21 +2499,7 @@
               <w:rPr>
                 <w:rFonts w:ascii="Times New Roman" w:hAnsi="Times New Roman" w:cs="Times New Roman"/>
               </w:rPr>
-              <w:t xml:space="preserve">First Year - These Services start a er 1 Month from start of Go Live. Subsequent Years – A er </w:t>
-            </w:r>
-            <w:proofErr w:type="spellStart"/>
-            <w:r>
-              <w:rPr>
-                <w:rFonts w:ascii="Times New Roman" w:hAnsi="Times New Roman" w:cs="Times New Roman"/>
-              </w:rPr>
-              <w:t>comple</w:t>
-            </w:r>
-            <w:proofErr w:type="spellEnd"/>
-            <w:r>
-              <w:rPr>
-                <w:rFonts w:ascii="Times New Roman" w:hAnsi="Times New Roman" w:cs="Times New Roman"/>
-              </w:rPr>
-              <w:t xml:space="preserve"> on of 7 Man Days</w:t>
+              <w:t>First Year - These Services start a er 1 Month from start of Go Live. Subsequent Years – A er comple on of 7 Man Days</w:t>
             </w:r>
           </w:p>
         </w:tc>

--- a/QuotationApp.API/Templates/QuotationTemplate_Updated.docx
+++ b/QuotationApp.API/Templates/QuotationTemplate_Updated.docx
@@ -2,17 +2,6 @@
 <file path=word/document.xml><?xml version="1.0" encoding="utf-8"?>
 <w:document xmlns:wpc="http://schemas.microsoft.com/office/word/2010/wordprocessingCanvas" xmlns:cx="http://schemas.microsoft.com/office/drawing/2014/chartex" xmlns:cx1="http://schemas.microsoft.com/office/drawing/2015/9/8/chartex" xmlns:cx2="http://schemas.microsoft.com/office/drawing/2015/10/21/chartex" xmlns:cx3="http://schemas.microsoft.com/office/drawing/2016/5/9/chartex" xmlns:cx4="http://schemas.microsoft.com/office/drawing/2016/5/10/chartex" xmlns:cx5="http://schemas.microsoft.com/office/drawing/2016/5/11/chartex" xmlns:cx6="http://schemas.microsoft.com/office/drawing/2016/5/12/chartex" xmlns:cx7="http://schemas.microsoft.com/office/drawing/2016/5/13/chartex" xmlns:cx8="http://schemas.microsoft.com/office/drawing/2016/5/14/chartex" xmlns:mc="http://schemas.openxmlformats.org/markup-compatibility/2006" xmlns:aink="http://schemas.microsoft.com/office/drawing/2016/ink" xmlns:am3d="http://schemas.microsoft.com/office/drawing/2017/model3d" xmlns:o="urn:schemas-microsoft-com:office:office" xmlns:oel="http://schemas.microsoft.com/office/2019/extlst" xmlns:r="http://schemas.openxmlformats.org/officeDocument/2006/relationships" xmlns:m="http://schemas.openxmlformats.org/officeDocument/2006/math" xmlns:v="urn:schemas-microsoft-com:vml" xmlns:wp14="http://schemas.microsoft.com/office/word/2010/wordprocessingDrawing" xmlns:wp="http://schemas.openxmlformats.org/drawingml/2006/wordprocessingDrawing" xmlns:w10="urn:schemas-microsoft-com:office:word" xmlns:w="http://schemas.openxmlformats.org/wordprocessingml/2006/main" xmlns:w14="http://schemas.microsoft.com/office/word/2010/wordml" xmlns:w15="http://schemas.microsoft.com/office/word/2012/wordml" xmlns:w16cex="http://schemas.microsoft.com/office/word/2018/wordml/cex" xmlns:w16cid="http://schemas.microsoft.com/office/word/2016/wordml/cid" xmlns:w16="http://schemas.microsoft.com/office/word/2018/wordml" xmlns:w16du="http://schemas.microsoft.com/office/word/2023/wordml/word16du" xmlns:w16sdtdh="http://schemas.microsoft.com/office/word/2020/wordml/sdtdatahash" xmlns:w16sdtfl="http://schemas.microsoft.com/office/word/2024/wordml/sdtformatlock" xmlns:w16se="http://schemas.microsoft.com/office/word/2015/wordml/symex" xmlns:wpg="http://schemas.microsoft.com/office/word/2010/wordprocessingGroup" xmlns:wpi="http://schemas.microsoft.com/office/word/2010/wordprocessingInk" xmlns:wne="http://schemas.microsoft.com/office/word/2006/wordml" xmlns:wps="http://schemas.microsoft.com/office/word/2010/wordprocessingShape" mc:Ignorable="w14 w15 w16se w16cid w16 w16cex w16sdtdh w16sdtfl w16du wp14">
   <w:body>
-    <w:p>
-      <w:pPr>
-        <w:spacing w:after="120"/>
-        <w:rPr>
-          <w:rFonts w:ascii="Times New Roman" w:hAnsi="Times New Roman" w:cs="Times New Roman"/>
-          <w:b/>
-          <w:bCs/>
-          <w:color w:val="65AADB"/>
-        </w:rPr>
-      </w:pPr>
-    </w:p>
     <w:p>
       <w:pPr>
         <w:spacing w:after="120"/>
@@ -743,6 +732,24 @@
         <w:spacing w:line="240" w:lineRule="auto"/>
         <w:rPr>
           <w:rFonts w:ascii="Times New Roman" w:hAnsi="Times New Roman" w:cs="Times New Roman"/>
+          <w:noProof/>
+        </w:rPr>
+      </w:pPr>
+    </w:p>
+    <w:p>
+      <w:pPr>
+        <w:spacing w:line="240" w:lineRule="auto"/>
+        <w:rPr>
+          <w:rFonts w:ascii="Times New Roman" w:hAnsi="Times New Roman" w:cs="Times New Roman"/>
+          <w:noProof/>
+        </w:rPr>
+      </w:pPr>
+    </w:p>
+    <w:p>
+      <w:pPr>
+        <w:spacing w:line="240" w:lineRule="auto"/>
+        <w:rPr>
+          <w:rFonts w:ascii="Times New Roman" w:hAnsi="Times New Roman" w:cs="Times New Roman"/>
           <w:b/>
           <w:bCs/>
           <w:lang w:val="en-US"/>
@@ -774,15 +781,6 @@
     </w:p>
     <w:p>
       <w:pPr>
-        <w:spacing w:after="200"/>
-        <w:rPr>
-          <w:rFonts w:ascii="Times New Roman" w:hAnsi="Times New Roman" w:cs="Times New Roman"/>
-          <w:lang w:val="en-US"/>
-        </w:rPr>
-      </w:pPr>
-    </w:p>
-    <w:p>
-      <w:pPr>
         <w:spacing w:before="300" w:after="150"/>
         <w:rPr>
           <w:rFonts w:ascii="Times New Roman" w:hAnsi="Times New Roman" w:cs="Times New Roman"/>
@@ -794,6 +792,7 @@
           <w:rFonts w:ascii="Times New Roman" w:hAnsi="Times New Roman" w:cs="Times New Roman"/>
           <w:color w:val="000000" w:themeColor="text1"/>
         </w:rPr>
+        <w:lastRenderedPageBreak/>
         <w:t>Scope</w:t>
       </w:r>
       <w:r>
@@ -2499,7 +2498,21 @@
               <w:rPr>
                 <w:rFonts w:ascii="Times New Roman" w:hAnsi="Times New Roman" w:cs="Times New Roman"/>
               </w:rPr>
-              <w:t>First Year - These Services start a er 1 Month from start of Go Live. Subsequent Years – A er comple on of 7 Man Days</w:t>
+              <w:t xml:space="preserve">First Year - These Services start a er 1 Month from start of Go Live. Subsequent Years – A er </w:t>
+            </w:r>
+            <w:proofErr w:type="spellStart"/>
+            <w:r>
+              <w:rPr>
+                <w:rFonts w:ascii="Times New Roman" w:hAnsi="Times New Roman" w:cs="Times New Roman"/>
+              </w:rPr>
+              <w:t>comple</w:t>
+            </w:r>
+            <w:proofErr w:type="spellEnd"/>
+            <w:r>
+              <w:rPr>
+                <w:rFonts w:ascii="Times New Roman" w:hAnsi="Times New Roman" w:cs="Times New Roman"/>
+              </w:rPr>
+              <w:t xml:space="preserve"> on of 7 Man Days</w:t>
             </w:r>
           </w:p>
         </w:tc>
@@ -2548,7 +2561,6 @@
               <w:rPr>
                 <w:rFonts w:ascii="Times New Roman" w:hAnsi="Times New Roman" w:cs="Times New Roman"/>
               </w:rPr>
-              <w:lastRenderedPageBreak/>
               <w:t>5</w:t>
             </w:r>
           </w:p>
@@ -2623,6 +2635,7 @@
               <w:rPr>
                 <w:rFonts w:ascii="Times New Roman" w:hAnsi="Times New Roman" w:cs="Times New Roman"/>
               </w:rPr>
+              <w:lastRenderedPageBreak/>
               <w:t xml:space="preserve"> 5.1</w:t>
             </w:r>
           </w:p>
@@ -5272,184 +5285,176 @@
           <w:w w:val="101"/>
         </w:rPr>
       </w:pPr>
+      <w:r>
+        <w:rPr>
+          <w:rFonts w:ascii="Times New Roman" w:hAnsi="Times New Roman" w:cs="Times New Roman"/>
+          <w:w w:val="101"/>
+        </w:rPr>
+        <w:t>We</w:t>
+      </w:r>
+      <w:r>
+        <w:rPr>
+          <w:rFonts w:ascii="Times New Roman" w:hAnsi="Times New Roman" w:cs="Times New Roman"/>
+          <w:spacing w:val="-5"/>
+          <w:w w:val="101"/>
+        </w:rPr>
+        <w:t xml:space="preserve"> </w:t>
+      </w:r>
+      <w:r>
+        <w:rPr>
+          <w:rFonts w:ascii="Times New Roman" w:hAnsi="Times New Roman" w:cs="Times New Roman"/>
+          <w:w w:val="101"/>
+        </w:rPr>
+        <w:t>agree</w:t>
+      </w:r>
+      <w:r>
+        <w:rPr>
+          <w:rFonts w:ascii="Times New Roman" w:hAnsi="Times New Roman" w:cs="Times New Roman"/>
+          <w:spacing w:val="-6"/>
+          <w:w w:val="101"/>
+        </w:rPr>
+        <w:t xml:space="preserve"> </w:t>
+      </w:r>
+      <w:r>
+        <w:rPr>
+          <w:rFonts w:ascii="Times New Roman" w:hAnsi="Times New Roman" w:cs="Times New Roman"/>
+          <w:w w:val="101"/>
+        </w:rPr>
+        <w:t>to</w:t>
+      </w:r>
+      <w:r>
+        <w:rPr>
+          <w:rFonts w:ascii="Times New Roman" w:hAnsi="Times New Roman" w:cs="Times New Roman"/>
+          <w:spacing w:val="-2"/>
+          <w:w w:val="101"/>
+        </w:rPr>
+        <w:t xml:space="preserve"> </w:t>
+      </w:r>
+      <w:r>
+        <w:rPr>
+          <w:rFonts w:ascii="Times New Roman" w:hAnsi="Times New Roman" w:cs="Times New Roman"/>
+          <w:w w:val="101"/>
+        </w:rPr>
+        <w:t>maintain</w:t>
+      </w:r>
+      <w:r>
+        <w:rPr>
+          <w:rFonts w:ascii="Times New Roman" w:hAnsi="Times New Roman" w:cs="Times New Roman"/>
+          <w:spacing w:val="-5"/>
+          <w:w w:val="101"/>
+        </w:rPr>
+        <w:t xml:space="preserve"> </w:t>
+      </w:r>
+      <w:r>
+        <w:rPr>
+          <w:rFonts w:ascii="Times New Roman" w:hAnsi="Times New Roman" w:cs="Times New Roman"/>
+          <w:w w:val="101"/>
+        </w:rPr>
+        <w:t>the</w:t>
+      </w:r>
+      <w:r>
+        <w:rPr>
+          <w:rFonts w:ascii="Times New Roman" w:hAnsi="Times New Roman" w:cs="Times New Roman"/>
+          <w:spacing w:val="-5"/>
+          <w:w w:val="101"/>
+        </w:rPr>
+        <w:t xml:space="preserve"> </w:t>
+      </w:r>
+      <w:r>
+        <w:rPr>
+          <w:rFonts w:ascii="Times New Roman" w:hAnsi="Times New Roman" w:cs="Times New Roman"/>
+          <w:w w:val="101"/>
+        </w:rPr>
+        <w:t>secrecy</w:t>
+      </w:r>
+      <w:r>
+        <w:rPr>
+          <w:rFonts w:ascii="Times New Roman" w:hAnsi="Times New Roman" w:cs="Times New Roman"/>
+          <w:spacing w:val="-3"/>
+          <w:w w:val="101"/>
+        </w:rPr>
+        <w:t xml:space="preserve"> </w:t>
+      </w:r>
+      <w:r>
+        <w:rPr>
+          <w:rFonts w:ascii="Times New Roman" w:hAnsi="Times New Roman" w:cs="Times New Roman"/>
+          <w:w w:val="101"/>
+        </w:rPr>
+        <w:t>of</w:t>
+      </w:r>
+      <w:r>
+        <w:rPr>
+          <w:rFonts w:ascii="Times New Roman" w:hAnsi="Times New Roman" w:cs="Times New Roman"/>
+          <w:spacing w:val="-5"/>
+          <w:w w:val="101"/>
+        </w:rPr>
+        <w:t xml:space="preserve"> </w:t>
+      </w:r>
+      <w:r>
+        <w:rPr>
+          <w:rFonts w:ascii="Times New Roman" w:hAnsi="Times New Roman" w:cs="Times New Roman"/>
+          <w:w w:val="101"/>
+        </w:rPr>
+        <w:t>insight</w:t>
+      </w:r>
+      <w:r>
+        <w:rPr>
+          <w:rFonts w:ascii="Times New Roman" w:hAnsi="Times New Roman" w:cs="Times New Roman"/>
+          <w:spacing w:val="-2"/>
+          <w:w w:val="101"/>
+        </w:rPr>
+        <w:t xml:space="preserve"> </w:t>
+      </w:r>
+      <w:r>
+        <w:rPr>
+          <w:rFonts w:ascii="Times New Roman" w:hAnsi="Times New Roman" w:cs="Times New Roman"/>
+          <w:w w:val="101"/>
+        </w:rPr>
+        <w:t>into</w:t>
+      </w:r>
+      <w:r>
+        <w:rPr>
+          <w:rFonts w:ascii="Times New Roman" w:hAnsi="Times New Roman" w:cs="Times New Roman"/>
+          <w:spacing w:val="-5"/>
+          <w:w w:val="101"/>
+        </w:rPr>
+        <w:t xml:space="preserve"> </w:t>
+      </w:r>
+      <w:r>
+        <w:rPr>
+          <w:rFonts w:ascii="Times New Roman" w:hAnsi="Times New Roman" w:cs="Times New Roman"/>
+          <w:w w:val="101"/>
+        </w:rPr>
+        <w:t>your</w:t>
+      </w:r>
+      <w:r>
+        <w:rPr>
+          <w:rFonts w:ascii="Times New Roman" w:hAnsi="Times New Roman" w:cs="Times New Roman"/>
+          <w:spacing w:val="-5"/>
+          <w:w w:val="101"/>
+        </w:rPr>
+        <w:t xml:space="preserve"> </w:t>
+      </w:r>
+      <w:r>
+        <w:rPr>
+          <w:rFonts w:ascii="Times New Roman" w:hAnsi="Times New Roman" w:cs="Times New Roman"/>
+          <w:w w:val="101"/>
+        </w:rPr>
+        <w:t>Organization</w:t>
+      </w:r>
     </w:p>
     <w:p>
       <w:pPr>
         <w:spacing w:before="300" w:after="150"/>
         <w:rPr>
           <w:rFonts w:ascii="Times New Roman" w:hAnsi="Times New Roman" w:cs="Times New Roman"/>
-          <w:w w:val="101"/>
-        </w:rPr>
-      </w:pPr>
-      <w:r>
-        <w:rPr>
-          <w:rFonts w:ascii="Times New Roman" w:hAnsi="Times New Roman" w:cs="Times New Roman"/>
-          <w:w w:val="101"/>
-        </w:rPr>
-        <w:t>We</w:t>
-      </w:r>
-      <w:r>
-        <w:rPr>
-          <w:rFonts w:ascii="Times New Roman" w:hAnsi="Times New Roman" w:cs="Times New Roman"/>
-          <w:spacing w:val="-5"/>
-          <w:w w:val="101"/>
-        </w:rPr>
-        <w:t xml:space="preserve"> </w:t>
-      </w:r>
-      <w:r>
-        <w:rPr>
-          <w:rFonts w:ascii="Times New Roman" w:hAnsi="Times New Roman" w:cs="Times New Roman"/>
-          <w:w w:val="101"/>
-        </w:rPr>
-        <w:t>agree</w:t>
-      </w:r>
-      <w:r>
-        <w:rPr>
-          <w:rFonts w:ascii="Times New Roman" w:hAnsi="Times New Roman" w:cs="Times New Roman"/>
-          <w:spacing w:val="-6"/>
-          <w:w w:val="101"/>
-        </w:rPr>
-        <w:t xml:space="preserve"> </w:t>
-      </w:r>
-      <w:r>
-        <w:rPr>
-          <w:rFonts w:ascii="Times New Roman" w:hAnsi="Times New Roman" w:cs="Times New Roman"/>
-          <w:w w:val="101"/>
-        </w:rPr>
-        <w:t>to</w:t>
-      </w:r>
-      <w:r>
-        <w:rPr>
-          <w:rFonts w:ascii="Times New Roman" w:hAnsi="Times New Roman" w:cs="Times New Roman"/>
-          <w:spacing w:val="-2"/>
-          <w:w w:val="101"/>
-        </w:rPr>
-        <w:t xml:space="preserve"> </w:t>
-      </w:r>
-      <w:r>
-        <w:rPr>
-          <w:rFonts w:ascii="Times New Roman" w:hAnsi="Times New Roman" w:cs="Times New Roman"/>
-          <w:w w:val="101"/>
-        </w:rPr>
-        <w:t>maintain</w:t>
-      </w:r>
-      <w:r>
-        <w:rPr>
-          <w:rFonts w:ascii="Times New Roman" w:hAnsi="Times New Roman" w:cs="Times New Roman"/>
-          <w:spacing w:val="-5"/>
-          <w:w w:val="101"/>
-        </w:rPr>
-        <w:t xml:space="preserve"> </w:t>
-      </w:r>
-      <w:r>
-        <w:rPr>
-          <w:rFonts w:ascii="Times New Roman" w:hAnsi="Times New Roman" w:cs="Times New Roman"/>
-          <w:w w:val="101"/>
-        </w:rPr>
-        <w:t>the</w:t>
-      </w:r>
-      <w:r>
-        <w:rPr>
-          <w:rFonts w:ascii="Times New Roman" w:hAnsi="Times New Roman" w:cs="Times New Roman"/>
-          <w:spacing w:val="-5"/>
-          <w:w w:val="101"/>
-        </w:rPr>
-        <w:t xml:space="preserve"> </w:t>
-      </w:r>
-      <w:r>
-        <w:rPr>
-          <w:rFonts w:ascii="Times New Roman" w:hAnsi="Times New Roman" w:cs="Times New Roman"/>
-          <w:w w:val="101"/>
-        </w:rPr>
-        <w:t>secrecy</w:t>
-      </w:r>
-      <w:r>
-        <w:rPr>
-          <w:rFonts w:ascii="Times New Roman" w:hAnsi="Times New Roman" w:cs="Times New Roman"/>
-          <w:spacing w:val="-3"/>
-          <w:w w:val="101"/>
-        </w:rPr>
-        <w:t xml:space="preserve"> </w:t>
-      </w:r>
-      <w:r>
-        <w:rPr>
-          <w:rFonts w:ascii="Times New Roman" w:hAnsi="Times New Roman" w:cs="Times New Roman"/>
-          <w:w w:val="101"/>
-        </w:rPr>
-        <w:t>of</w:t>
-      </w:r>
-      <w:r>
-        <w:rPr>
-          <w:rFonts w:ascii="Times New Roman" w:hAnsi="Times New Roman" w:cs="Times New Roman"/>
-          <w:spacing w:val="-5"/>
-          <w:w w:val="101"/>
-        </w:rPr>
-        <w:t xml:space="preserve"> </w:t>
-      </w:r>
-      <w:r>
-        <w:rPr>
-          <w:rFonts w:ascii="Times New Roman" w:hAnsi="Times New Roman" w:cs="Times New Roman"/>
-          <w:w w:val="101"/>
-        </w:rPr>
-        <w:t>insight</w:t>
-      </w:r>
-      <w:r>
-        <w:rPr>
-          <w:rFonts w:ascii="Times New Roman" w:hAnsi="Times New Roman" w:cs="Times New Roman"/>
-          <w:spacing w:val="-2"/>
-          <w:w w:val="101"/>
-        </w:rPr>
-        <w:t xml:space="preserve"> </w:t>
-      </w:r>
-      <w:r>
-        <w:rPr>
-          <w:rFonts w:ascii="Times New Roman" w:hAnsi="Times New Roman" w:cs="Times New Roman"/>
-          <w:w w:val="101"/>
-        </w:rPr>
-        <w:t>into</w:t>
-      </w:r>
-      <w:r>
-        <w:rPr>
-          <w:rFonts w:ascii="Times New Roman" w:hAnsi="Times New Roman" w:cs="Times New Roman"/>
-          <w:spacing w:val="-5"/>
-          <w:w w:val="101"/>
-        </w:rPr>
-        <w:t xml:space="preserve"> </w:t>
-      </w:r>
-      <w:r>
-        <w:rPr>
-          <w:rFonts w:ascii="Times New Roman" w:hAnsi="Times New Roman" w:cs="Times New Roman"/>
-          <w:w w:val="101"/>
-        </w:rPr>
-        <w:t>your</w:t>
-      </w:r>
-      <w:r>
-        <w:rPr>
-          <w:rFonts w:ascii="Times New Roman" w:hAnsi="Times New Roman" w:cs="Times New Roman"/>
-          <w:spacing w:val="-5"/>
-          <w:w w:val="101"/>
-        </w:rPr>
-        <w:t xml:space="preserve"> </w:t>
-      </w:r>
-      <w:r>
-        <w:rPr>
-          <w:rFonts w:ascii="Times New Roman" w:hAnsi="Times New Roman" w:cs="Times New Roman"/>
-          <w:w w:val="101"/>
-        </w:rPr>
-        <w:t>Organization</w:t>
-      </w:r>
-    </w:p>
-    <w:p>
-      <w:pPr>
-        <w:spacing w:before="300" w:after="150"/>
-        <w:rPr>
-          <w:rFonts w:ascii="Times New Roman" w:hAnsi="Times New Roman" w:cs="Times New Roman"/>
-        </w:rPr>
-      </w:pPr>
-      <w:r>
-        <w:rPr>
-          <w:rFonts w:ascii="Times New Roman" w:hAnsi="Times New Roman" w:cs="Times New Roman"/>
-        </w:rPr>
+        </w:rPr>
+      </w:pPr>
+      <w:r>
+        <w:rPr>
+          <w:rFonts w:ascii="Times New Roman" w:hAnsi="Times New Roman" w:cs="Times New Roman"/>
+        </w:rPr>
+        <w:lastRenderedPageBreak/>
         <w:t>You</w:t>
       </w:r>
       <w:r>
@@ -5939,11 +5944,21 @@
           <w:color w:val="000000" w:themeColor="text1"/>
         </w:rPr>
       </w:pPr>
-      <w:r>
+    </w:p>
+    <w:p>
+      <w:pPr>
+        <w:spacing w:before="160" w:after="40"/>
         <w:rPr>
           <w:rFonts w:ascii="Times New Roman" w:hAnsi="Times New Roman" w:cs="Times New Roman"/>
           <w:color w:val="000000" w:themeColor="text1"/>
         </w:rPr>
+      </w:pPr>
+      <w:r>
+        <w:rPr>
+          <w:rFonts w:ascii="Times New Roman" w:hAnsi="Times New Roman" w:cs="Times New Roman"/>
+          <w:color w:val="000000" w:themeColor="text1"/>
+        </w:rPr>
+        <w:lastRenderedPageBreak/>
         <w:t>8. TDS</w:t>
       </w:r>
     </w:p>
@@ -6210,7 +6225,7 @@
       <w:headerReference w:type="first" r:id="rId12"/>
       <w:footerReference w:type="first" r:id="rId13"/>
       <w:pgSz w:w="12240" w:h="15840"/>
-      <w:pgMar w:top="1000" w:right="1100" w:bottom="1000" w:left="1100" w:header="680" w:footer="737" w:gutter="0"/>
+      <w:pgMar w:top="1000" w:right="1100" w:bottom="1000" w:left="1100" w:header="1020" w:footer="340" w:gutter="0"/>
       <w:cols w:space="720"/>
       <w:docGrid w:linePitch="360"/>
     </w:sectPr>
@@ -6300,9 +6315,10 @@
     <w:pPr>
       <w:jc w:val="center"/>
       <w:rPr>
-        <w:color w:val="5B6478"/>
-        <w:sz w:val="14"/>
-        <w:szCs w:val="14"/>
+        <w:rFonts w:ascii="Times New Roman" w:hAnsi="Times New Roman" w:cs="Times New Roman"/>
+        <w:color w:val="000000" w:themeColor="text1"/>
+        <w:sz w:val="18"/>
+        <w:szCs w:val="18"/>
       </w:rPr>
     </w:pPr>
     <w:r>
@@ -6314,6 +6330,27 @@
       </w:rPr>
       <w:t>WindMill Village, Bavdhan, Pune 411021, Maharashtra</w:t>
     </w:r>
+  </w:p>
+  <w:p>
+    <w:pPr>
+      <w:jc w:val="center"/>
+      <w:rPr>
+        <w:rFonts w:ascii="Times New Roman" w:hAnsi="Times New Roman" w:cs="Times New Roman"/>
+        <w:color w:val="000000" w:themeColor="text1"/>
+        <w:sz w:val="18"/>
+        <w:szCs w:val="18"/>
+      </w:rPr>
+    </w:pPr>
+  </w:p>
+  <w:p>
+    <w:pPr>
+      <w:jc w:val="center"/>
+      <w:rPr>
+        <w:color w:val="5B6478"/>
+        <w:sz w:val="14"/>
+        <w:szCs w:val="14"/>
+      </w:rPr>
+    </w:pPr>
     <w:r>
       <w:rPr>
         <w:noProof/>
@@ -6322,7 +6359,7 @@
         <wp:inline distT="0" distB="0" distL="0" distR="0" wp14:anchorId="0C7DB755" wp14:editId="4C568021">
           <wp:extent cx="6375400" cy="47625"/>
           <wp:effectExtent l="0" t="0" r="6350" b="9525"/>
-          <wp:docPr id="1" name="Footer Line"/>
+          <wp:docPr id="1622519558" name="Footer Line"/>
           <wp:cNvGraphicFramePr>
             <a:graphicFrameLocks xmlns:a="http://schemas.openxmlformats.org/drawingml/2006/main" noChangeAspect="1"/>
           </wp:cNvGraphicFramePr>
@@ -6537,7 +6574,7 @@
           <wp:extent cx="2912249" cy="3307021"/>
           <wp:effectExtent l="0" t="0" r="0" b="0"/>
           <wp:wrapNone/>
-          <wp:docPr id="592" name="Picture 1"/>
+          <wp:docPr id="1233503933" name="Picture 1"/>
           <wp:cNvGraphicFramePr/>
           <a:graphic xmlns:a="http://schemas.openxmlformats.org/drawingml/2006/main">
             <a:graphicData uri="http://schemas.openxmlformats.org/drawingml/2006/picture">
@@ -6583,7 +6620,7 @@
           <wp:extent cx="1475232" cy="438912"/>
           <wp:effectExtent l="0" t="0" r="0" b="0"/>
           <wp:wrapSquare wrapText="bothSides"/>
-          <wp:docPr id="1637576006" name="Picture 1637576006"/>
+          <wp:docPr id="520551588" name="Picture 520551588"/>
           <wp:cNvGraphicFramePr/>
           <a:graphic xmlns:a="http://schemas.openxmlformats.org/drawingml/2006/main">
             <a:graphicData uri="http://schemas.openxmlformats.org/drawingml/2006/picture">
@@ -6628,14 +6665,6 @@
         <w:color w:val="65AADB"/>
       </w:rPr>
       <w:t xml:space="preserve">           </w:t>
-    </w:r>
-    <w:r>
-      <w:rPr>
-        <w:b/>
-        <w:bCs/>
-        <w:color w:val="65AADB"/>
-      </w:rPr>
-      <w:t xml:space="preserve">    </w:t>
     </w:r>
     <w:r>
       <w:rPr>

--- a/QuotationApp.API/Templates/QuotationTemplate_Updated.docx
+++ b/QuotationApp.API/Templates/QuotationTemplate_Updated.docx
@@ -90,7 +90,18 @@
                 <w:szCs w:val="18"/>
                 <w:lang w:val="en-US"/>
               </w:rPr>
-              <w:t xml:space="preserve">Quotation No: </w:t>
+              <w:t xml:space="preserve">Quotation </w:t>
+            </w:r>
+            <w:proofErr w:type="gramStart"/>
+            <w:r>
+              <w:rPr>
+                <w:rFonts w:ascii="Times New Roman" w:hAnsi="Times New Roman" w:cs="Times New Roman"/>
+                <w:color w:val="000000" w:themeColor="text1"/>
+                <w:sz w:val="18"/>
+                <w:szCs w:val="18"/>
+                <w:lang w:val="en-US"/>
+              </w:rPr>
+              <w:t xml:space="preserve">No: </w:t>
             </w:r>
             <w:r>
               <w:rPr>
@@ -99,7 +110,17 @@
                 <w:sz w:val="18"/>
                 <w:szCs w:val="18"/>
               </w:rPr>
-              <w:t>{{QuotationNo}}</w:t>
+              <w:t>{{</w:t>
+            </w:r>
+            <w:proofErr w:type="gramEnd"/>
+            <w:r>
+              <w:rPr>
+                <w:rFonts w:ascii="Times New Roman" w:hAnsi="Times New Roman" w:cs="Times New Roman"/>
+                <w:color w:val="65AADB"/>
+                <w:sz w:val="18"/>
+                <w:szCs w:val="18"/>
+              </w:rPr>
+              <w:t>QuotationNo}}</w:t>
             </w:r>
           </w:p>
         </w:tc>
@@ -144,6 +165,7 @@
             <w:pPr>
               <w:spacing w:line="360" w:lineRule="auto"/>
             </w:pPr>
+            <w:proofErr w:type="gramStart"/>
             <w:r>
               <w:rPr>
                 <w:rFonts w:ascii="Times New Roman" w:hAnsi="Times New Roman" w:cs="Times New Roman"/>
@@ -161,7 +183,17 @@
                 <w:sz w:val="18"/>
                 <w:szCs w:val="18"/>
               </w:rPr>
-              <w:t>{{Date}}</w:t>
+              <w:t>{{</w:t>
+            </w:r>
+            <w:proofErr w:type="gramEnd"/>
+            <w:r>
+              <w:rPr>
+                <w:rFonts w:ascii="Times New Roman" w:hAnsi="Times New Roman" w:cs="Times New Roman"/>
+                <w:color w:val="65AADB"/>
+                <w:sz w:val="18"/>
+                <w:szCs w:val="18"/>
+              </w:rPr>
+              <w:t>Date}}</w:t>
             </w:r>
           </w:p>
         </w:tc>
@@ -200,7 +232,17 @@
                 <w:sz w:val="18"/>
                 <w:szCs w:val="18"/>
               </w:rPr>
-              <w:t xml:space="preserve">{{CONTACT_PHONE}}  </w:t>
+              <w:t>{{CONTACT_PHONE</w:t>
+            </w:r>
+            <w:proofErr w:type="gramStart"/>
+            <w:r>
+              <w:rPr>
+                <w:rFonts w:ascii="Times New Roman" w:hAnsi="Times New Roman" w:cs="Times New Roman"/>
+                <w:color w:val="65AADB"/>
+                <w:sz w:val="18"/>
+                <w:szCs w:val="18"/>
+              </w:rPr>
+              <w:t xml:space="preserve">}}  </w:t>
             </w:r>
             <w:r>
               <w:rPr>
@@ -209,7 +251,17 @@
                 <w:sz w:val="18"/>
                 <w:szCs w:val="18"/>
               </w:rPr>
-              <w:t xml:space="preserve">|   Email: </w:t>
+              <w:t>|</w:t>
+            </w:r>
+            <w:proofErr w:type="gramEnd"/>
+            <w:r>
+              <w:rPr>
+                <w:rFonts w:ascii="Times New Roman" w:hAnsi="Times New Roman" w:cs="Times New Roman"/>
+                <w:color w:val="000000" w:themeColor="text1"/>
+                <w:sz w:val="18"/>
+                <w:szCs w:val="18"/>
+              </w:rPr>
+              <w:t xml:space="preserve">   Email: </w:t>
             </w:r>
             <w:r>
               <w:rPr>
@@ -404,15 +456,26 @@
           <w:bCs/>
           <w:color w:val="65AADB"/>
         </w:rPr>
-        <w:t>{{ORG_NAME}}</w:t>
-      </w:r>
-      <w:r>
-        <w:rPr>
-          <w:rFonts w:ascii="Times New Roman" w:hAnsi="Times New Roman" w:cs="Times New Roman"/>
+        <w:t>{{ORG_</w:t>
+      </w:r>
+      <w:proofErr w:type="gramStart"/>
+      <w:r>
+        <w:rPr>
+          <w:rFonts w:ascii="Times New Roman" w:hAnsi="Times New Roman" w:cs="Times New Roman"/>
+          <w:b/>
+          <w:bCs/>
           <w:color w:val="65AADB"/>
         </w:rPr>
+        <w:t>NAME}}</w:t>
+      </w:r>
+      <w:r>
+        <w:rPr>
+          <w:rFonts w:ascii="Times New Roman" w:hAnsi="Times New Roman" w:cs="Times New Roman"/>
+          <w:color w:val="65AADB"/>
+        </w:rPr>
         <w:t>.</w:t>
       </w:r>
+      <w:proofErr w:type="gramEnd"/>
     </w:p>
     <w:p>
       <w:pPr>
@@ -732,16 +795,9 @@
         <w:spacing w:line="240" w:lineRule="auto"/>
         <w:rPr>
           <w:rFonts w:ascii="Times New Roman" w:hAnsi="Times New Roman" w:cs="Times New Roman"/>
-          <w:noProof/>
-        </w:rPr>
-      </w:pPr>
-    </w:p>
-    <w:p>
-      <w:pPr>
-        <w:spacing w:line="240" w:lineRule="auto"/>
-        <w:rPr>
-          <w:rFonts w:ascii="Times New Roman" w:hAnsi="Times New Roman" w:cs="Times New Roman"/>
-          <w:noProof/>
+          <w:b/>
+          <w:bCs/>
+          <w:lang w:val="en-US"/>
         </w:rPr>
       </w:pPr>
     </w:p>
@@ -5435,6 +5491,7 @@
         </w:rPr>
         <w:t xml:space="preserve"> </w:t>
       </w:r>
+      <w:proofErr w:type="gramStart"/>
       <w:r>
         <w:rPr>
           <w:rFonts w:ascii="Times New Roman" w:hAnsi="Times New Roman" w:cs="Times New Roman"/>
@@ -5442,6 +5499,7 @@
         </w:rPr>
         <w:t>Organization</w:t>
       </w:r>
+      <w:proofErr w:type="gramEnd"/>
     </w:p>
     <w:p>
       <w:pPr>
@@ -5935,6 +5993,13 @@
           <w:color w:val="000000" w:themeColor="text1"/>
         </w:rPr>
       </w:pPr>
+      <w:r>
+        <w:rPr>
+          <w:rFonts w:ascii="Times New Roman" w:hAnsi="Times New Roman" w:cs="Times New Roman"/>
+          <w:color w:val="000000" w:themeColor="text1"/>
+        </w:rPr>
+        <w:t>8. TDS</w:t>
+      </w:r>
     </w:p>
     <w:p>
       <w:pPr>
@@ -5944,36 +6009,40 @@
           <w:color w:val="000000" w:themeColor="text1"/>
         </w:rPr>
       </w:pPr>
-    </w:p>
-    <w:p>
-      <w:pPr>
-        <w:spacing w:before="160" w:after="40"/>
-        <w:rPr>
-          <w:rFonts w:ascii="Times New Roman" w:hAnsi="Times New Roman" w:cs="Times New Roman"/>
-          <w:color w:val="000000" w:themeColor="text1"/>
-        </w:rPr>
-      </w:pPr>
-      <w:r>
-        <w:rPr>
-          <w:rFonts w:ascii="Times New Roman" w:hAnsi="Times New Roman" w:cs="Times New Roman"/>
-          <w:color w:val="000000" w:themeColor="text1"/>
+      <w:r>
+        <w:rPr>
+          <w:rFonts w:ascii="Times New Roman" w:hAnsi="Times New Roman" w:cs="Times New Roman"/>
         </w:rPr>
         <w:lastRenderedPageBreak/>
-        <w:t>8. TDS</w:t>
-      </w:r>
-    </w:p>
-    <w:p>
-      <w:pPr>
-        <w:spacing w:before="160" w:after="40"/>
-        <w:rPr>
-          <w:rFonts w:ascii="Times New Roman" w:hAnsi="Times New Roman" w:cs="Times New Roman"/>
-        </w:rPr>
-      </w:pPr>
-      <w:r>
-        <w:rPr>
-          <w:rFonts w:ascii="Times New Roman" w:hAnsi="Times New Roman" w:cs="Times New Roman"/>
-        </w:rPr>
-        <w:t xml:space="preserve">In case of deduction of TDS Amount, You have to give us the TDS certificate immediately along with our Payment. If we do not receive the TDS Certificate within 6 months or by the end of the Financial Year, you </w:t>
+        <w:t xml:space="preserve">In case of deduction of TDS Amount, </w:t>
+      </w:r>
+      <w:proofErr w:type="gramStart"/>
+      <w:r>
+        <w:rPr>
+          <w:rFonts w:ascii="Times New Roman" w:hAnsi="Times New Roman" w:cs="Times New Roman"/>
+        </w:rPr>
+        <w:t>You</w:t>
+      </w:r>
+      <w:proofErr w:type="gramEnd"/>
+      <w:r>
+        <w:rPr>
+          <w:rFonts w:ascii="Times New Roman" w:hAnsi="Times New Roman" w:cs="Times New Roman"/>
+        </w:rPr>
+        <w:t xml:space="preserve"> </w:t>
+      </w:r>
+      <w:proofErr w:type="gramStart"/>
+      <w:r>
+        <w:rPr>
+          <w:rFonts w:ascii="Times New Roman" w:hAnsi="Times New Roman" w:cs="Times New Roman"/>
+        </w:rPr>
+        <w:t>have to</w:t>
+      </w:r>
+      <w:proofErr w:type="gramEnd"/>
+      <w:r>
+        <w:rPr>
+          <w:rFonts w:ascii="Times New Roman" w:hAnsi="Times New Roman" w:cs="Times New Roman"/>
+        </w:rPr>
+        <w:t xml:space="preserve"> give us the TDS certificate immediately along with our Payment. If we do not receive the TDS Certificate within 6 months or by the end of the Financial Year, you </w:t>
       </w:r>
     </w:p>
     <w:p>

--- a/QuotationApp.API/Templates/QuotationTemplate_Updated.docx
+++ b/QuotationApp.API/Templates/QuotationTemplate_Updated.docx
@@ -787,17 +787,6 @@
         <w:rPr>
           <w:rFonts w:ascii="Times New Roman" w:hAnsi="Times New Roman" w:cs="Times New Roman"/>
           <w:noProof/>
-        </w:rPr>
-      </w:pPr>
-    </w:p>
-    <w:p>
-      <w:pPr>
-        <w:spacing w:line="240" w:lineRule="auto"/>
-        <w:rPr>
-          <w:rFonts w:ascii="Times New Roman" w:hAnsi="Times New Roman" w:cs="Times New Roman"/>
-          <w:b/>
-          <w:bCs/>
-          <w:lang w:val="en-US"/>
         </w:rPr>
       </w:pPr>
     </w:p>
@@ -2617,6 +2606,7 @@
               <w:rPr>
                 <w:rFonts w:ascii="Times New Roman" w:hAnsi="Times New Roman" w:cs="Times New Roman"/>
               </w:rPr>
+              <w:lastRenderedPageBreak/>
               <w:t>5</w:t>
             </w:r>
           </w:p>
@@ -2691,7 +2681,6 @@
               <w:rPr>
                 <w:rFonts w:ascii="Times New Roman" w:hAnsi="Times New Roman" w:cs="Times New Roman"/>
               </w:rPr>
-              <w:lastRenderedPageBreak/>
               <w:t xml:space="preserve"> 5.1</w:t>
             </w:r>
           </w:p>
@@ -4410,7 +4399,7 @@
         </w:tc>
         <w:tc>
           <w:tcPr>
-            <w:tcW w:w="743" w:type="dxa"/>
+            <w:tcW w:w="745" w:type="dxa"/>
           </w:tcPr>
           <w:p>
             <w:pPr>
@@ -4482,7 +4471,7 @@
         </w:tc>
         <w:tc>
           <w:tcPr>
-            <w:tcW w:w="690" w:type="dxa"/>
+            <w:tcW w:w="692" w:type="dxa"/>
           </w:tcPr>
           <w:p>
             <w:pPr>
@@ -4505,116 +4494,21 @@
         </w:trPr>
         <w:tc>
           <w:tcPr>
-            <w:tcW w:w="4162" w:type="dxa"/>
-          </w:tcPr>
-          <w:p>
-            <w:pPr>
-              <w:rPr>
-                <w:rFonts w:ascii="Times New Roman" w:hAnsi="Times New Roman" w:cs="Times New Roman"/>
-              </w:rPr>
-            </w:pPr>
-            <w:r>
-              <w:rPr>
-                <w:rFonts w:ascii="Times New Roman" w:hAnsi="Times New Roman" w:cs="Times New Roman"/>
-              </w:rPr>
-              <w:t>Pre-Implementation Visits</w:t>
-            </w:r>
-          </w:p>
-        </w:tc>
-        <w:tc>
-          <w:tcPr>
-            <w:tcW w:w="744" w:type="dxa"/>
-          </w:tcPr>
-          <w:p>
-            <w:pPr>
-              <w:rPr>
-                <w:rFonts w:ascii="Times New Roman" w:hAnsi="Times New Roman" w:cs="Times New Roman"/>
-              </w:rPr>
-            </w:pPr>
-          </w:p>
-        </w:tc>
-        <w:tc>
-          <w:tcPr>
-            <w:tcW w:w="744" w:type="dxa"/>
-          </w:tcPr>
-          <w:p>
-            <w:pPr>
-              <w:rPr>
-                <w:rFonts w:ascii="Times New Roman" w:hAnsi="Times New Roman" w:cs="Times New Roman"/>
-              </w:rPr>
-            </w:pPr>
-          </w:p>
-        </w:tc>
-        <w:tc>
-          <w:tcPr>
-            <w:tcW w:w="744" w:type="dxa"/>
-          </w:tcPr>
-          <w:p>
-            <w:pPr>
-              <w:rPr>
-                <w:rFonts w:ascii="Times New Roman" w:hAnsi="Times New Roman" w:cs="Times New Roman"/>
-              </w:rPr>
-            </w:pPr>
-          </w:p>
-        </w:tc>
-        <w:tc>
-          <w:tcPr>
-            <w:tcW w:w="743" w:type="dxa"/>
-          </w:tcPr>
-          <w:p>
-            <w:pPr>
-              <w:rPr>
-                <w:rFonts w:ascii="Times New Roman" w:hAnsi="Times New Roman" w:cs="Times New Roman"/>
-              </w:rPr>
-            </w:pPr>
-          </w:p>
-        </w:tc>
-        <w:tc>
-          <w:tcPr>
-            <w:tcW w:w="744" w:type="dxa"/>
-          </w:tcPr>
-          <w:p>
-            <w:pPr>
-              <w:rPr>
-                <w:rFonts w:ascii="Times New Roman" w:hAnsi="Times New Roman" w:cs="Times New Roman"/>
-              </w:rPr>
-            </w:pPr>
-          </w:p>
-        </w:tc>
-        <w:tc>
-          <w:tcPr>
-            <w:tcW w:w="744" w:type="dxa"/>
-          </w:tcPr>
-          <w:p>
-            <w:pPr>
-              <w:rPr>
-                <w:rFonts w:ascii="Times New Roman" w:hAnsi="Times New Roman" w:cs="Times New Roman"/>
-              </w:rPr>
-            </w:pPr>
-          </w:p>
-        </w:tc>
-        <w:tc>
-          <w:tcPr>
-            <w:tcW w:w="744" w:type="dxa"/>
-          </w:tcPr>
-          <w:p>
-            <w:pPr>
-              <w:rPr>
-                <w:rFonts w:ascii="Times New Roman" w:hAnsi="Times New Roman" w:cs="Times New Roman"/>
-              </w:rPr>
-            </w:pPr>
-          </w:p>
-        </w:tc>
-        <w:tc>
-          <w:tcPr>
-            <w:tcW w:w="690" w:type="dxa"/>
-          </w:tcPr>
-          <w:p>
-            <w:pPr>
-              <w:rPr>
-                <w:rFonts w:ascii="Times New Roman" w:hAnsi="Times New Roman" w:cs="Times New Roman"/>
-              </w:rPr>
-            </w:pPr>
+            <w:tcW w:w="10063" w:type="dxa"/>
+            <w:gridSpan w:val="9"/>
+          </w:tcPr>
+          <w:p>
+            <w:pPr>
+              <w:rPr>
+                <w:rFonts w:ascii="Times New Roman" w:hAnsi="Times New Roman" w:cs="Times New Roman"/>
+              </w:rPr>
+            </w:pPr>
+            <w:r>
+              <w:rPr>
+                <w:rFonts w:ascii="Times New Roman" w:hAnsi="Times New Roman" w:cs="Times New Roman"/>
+              </w:rPr>
+              <w:t>{{MODULE_NAME}}</w:t>
+            </w:r>
           </w:p>
         </w:tc>
       </w:tr>
@@ -4636,7 +4530,7 @@
               <w:rPr>
                 <w:rFonts w:ascii="Times New Roman" w:hAnsi="Times New Roman" w:cs="Times New Roman"/>
               </w:rPr>
-              <w:t>Master Preparations</w:t>
+              <w:t>Pre-Implementation Visits</w:t>
             </w:r>
           </w:p>
         </w:tc>
@@ -4678,7 +4572,7 @@
         </w:tc>
         <w:tc>
           <w:tcPr>
-            <w:tcW w:w="743" w:type="dxa"/>
+            <w:tcW w:w="745" w:type="dxa"/>
           </w:tcPr>
           <w:p>
             <w:pPr>
@@ -4726,7 +4620,7 @@
         </w:tc>
         <w:tc>
           <w:tcPr>
-            <w:tcW w:w="690" w:type="dxa"/>
+            <w:tcW w:w="692" w:type="dxa"/>
           </w:tcPr>
           <w:p>
             <w:pPr>
@@ -4755,7 +4649,7 @@
               <w:rPr>
                 <w:rFonts w:ascii="Times New Roman" w:hAnsi="Times New Roman" w:cs="Times New Roman"/>
               </w:rPr>
-              <w:t>{{MODULE_LIST}} Configuration &amp; Set Up</w:t>
+              <w:t>Master Preparations</w:t>
             </w:r>
           </w:p>
         </w:tc>
@@ -4797,7 +4691,7 @@
         </w:tc>
         <w:tc>
           <w:tcPr>
-            <w:tcW w:w="743" w:type="dxa"/>
+            <w:tcW w:w="745" w:type="dxa"/>
           </w:tcPr>
           <w:p>
             <w:pPr>
@@ -4845,7 +4739,7 @@
         </w:tc>
         <w:tc>
           <w:tcPr>
-            <w:tcW w:w="690" w:type="dxa"/>
+            <w:tcW w:w="692" w:type="dxa"/>
           </w:tcPr>
           <w:p>
             <w:pPr>
@@ -4874,6 +4768,125 @@
               <w:rPr>
                 <w:rFonts w:ascii="Times New Roman" w:hAnsi="Times New Roman" w:cs="Times New Roman"/>
               </w:rPr>
+              <w:t>{{MODULE_LIST}} Configuration &amp; Set Up</w:t>
+            </w:r>
+          </w:p>
+        </w:tc>
+        <w:tc>
+          <w:tcPr>
+            <w:tcW w:w="744" w:type="dxa"/>
+          </w:tcPr>
+          <w:p>
+            <w:pPr>
+              <w:rPr>
+                <w:rFonts w:ascii="Times New Roman" w:hAnsi="Times New Roman" w:cs="Times New Roman"/>
+              </w:rPr>
+            </w:pPr>
+          </w:p>
+        </w:tc>
+        <w:tc>
+          <w:tcPr>
+            <w:tcW w:w="744" w:type="dxa"/>
+          </w:tcPr>
+          <w:p>
+            <w:pPr>
+              <w:rPr>
+                <w:rFonts w:ascii="Times New Roman" w:hAnsi="Times New Roman" w:cs="Times New Roman"/>
+              </w:rPr>
+            </w:pPr>
+          </w:p>
+        </w:tc>
+        <w:tc>
+          <w:tcPr>
+            <w:tcW w:w="744" w:type="dxa"/>
+          </w:tcPr>
+          <w:p>
+            <w:pPr>
+              <w:rPr>
+                <w:rFonts w:ascii="Times New Roman" w:hAnsi="Times New Roman" w:cs="Times New Roman"/>
+              </w:rPr>
+            </w:pPr>
+          </w:p>
+        </w:tc>
+        <w:tc>
+          <w:tcPr>
+            <w:tcW w:w="745" w:type="dxa"/>
+          </w:tcPr>
+          <w:p>
+            <w:pPr>
+              <w:rPr>
+                <w:rFonts w:ascii="Times New Roman" w:hAnsi="Times New Roman" w:cs="Times New Roman"/>
+              </w:rPr>
+            </w:pPr>
+          </w:p>
+        </w:tc>
+        <w:tc>
+          <w:tcPr>
+            <w:tcW w:w="744" w:type="dxa"/>
+          </w:tcPr>
+          <w:p>
+            <w:pPr>
+              <w:rPr>
+                <w:rFonts w:ascii="Times New Roman" w:hAnsi="Times New Roman" w:cs="Times New Roman"/>
+              </w:rPr>
+            </w:pPr>
+          </w:p>
+        </w:tc>
+        <w:tc>
+          <w:tcPr>
+            <w:tcW w:w="744" w:type="dxa"/>
+          </w:tcPr>
+          <w:p>
+            <w:pPr>
+              <w:rPr>
+                <w:rFonts w:ascii="Times New Roman" w:hAnsi="Times New Roman" w:cs="Times New Roman"/>
+              </w:rPr>
+            </w:pPr>
+          </w:p>
+        </w:tc>
+        <w:tc>
+          <w:tcPr>
+            <w:tcW w:w="744" w:type="dxa"/>
+          </w:tcPr>
+          <w:p>
+            <w:pPr>
+              <w:rPr>
+                <w:rFonts w:ascii="Times New Roman" w:hAnsi="Times New Roman" w:cs="Times New Roman"/>
+              </w:rPr>
+            </w:pPr>
+          </w:p>
+        </w:tc>
+        <w:tc>
+          <w:tcPr>
+            <w:tcW w:w="692" w:type="dxa"/>
+          </w:tcPr>
+          <w:p>
+            <w:pPr>
+              <w:rPr>
+                <w:rFonts w:ascii="Times New Roman" w:hAnsi="Times New Roman" w:cs="Times New Roman"/>
+              </w:rPr>
+            </w:pPr>
+          </w:p>
+        </w:tc>
+      </w:tr>
+      <w:tr>
+        <w:trPr>
+          <w:trHeight w:val="305"/>
+        </w:trPr>
+        <w:tc>
+          <w:tcPr>
+            <w:tcW w:w="4162" w:type="dxa"/>
+          </w:tcPr>
+          <w:p>
+            <w:pPr>
+              <w:rPr>
+                <w:rFonts w:ascii="Times New Roman" w:hAnsi="Times New Roman" w:cs="Times New Roman"/>
+              </w:rPr>
+            </w:pPr>
+            <w:r>
+              <w:rPr>
+                <w:rFonts w:ascii="Times New Roman" w:hAnsi="Times New Roman" w:cs="Times New Roman"/>
+              </w:rPr>
               <w:t>Trainings and Pilot run</w:t>
             </w:r>
           </w:p>
@@ -4916,7 +4929,7 @@
         </w:tc>
         <w:tc>
           <w:tcPr>
-            <w:tcW w:w="743" w:type="dxa"/>
+            <w:tcW w:w="745" w:type="dxa"/>
           </w:tcPr>
           <w:p>
             <w:pPr>
@@ -4964,7 +4977,7 @@
         </w:tc>
         <w:tc>
           <w:tcPr>
-            <w:tcW w:w="690" w:type="dxa"/>
+            <w:tcW w:w="692" w:type="dxa"/>
           </w:tcPr>
           <w:p>
             <w:pPr>
@@ -4993,6 +5006,7 @@
               <w:rPr>
                 <w:rFonts w:ascii="Times New Roman" w:hAnsi="Times New Roman" w:cs="Times New Roman"/>
               </w:rPr>
+              <w:lastRenderedPageBreak/>
               <w:t>Data Preparation for Go-Live</w:t>
             </w:r>
           </w:p>
@@ -5035,7 +5049,7 @@
         </w:tc>
         <w:tc>
           <w:tcPr>
-            <w:tcW w:w="743" w:type="dxa"/>
+            <w:tcW w:w="745" w:type="dxa"/>
           </w:tcPr>
           <w:p>
             <w:pPr>
@@ -5083,7 +5097,7 @@
         </w:tc>
         <w:tc>
           <w:tcPr>
-            <w:tcW w:w="690" w:type="dxa"/>
+            <w:tcW w:w="692" w:type="dxa"/>
           </w:tcPr>
           <w:p>
             <w:pPr>
@@ -5154,7 +5168,7 @@
         </w:tc>
         <w:tc>
           <w:tcPr>
-            <w:tcW w:w="743" w:type="dxa"/>
+            <w:tcW w:w="745" w:type="dxa"/>
           </w:tcPr>
           <w:p>
             <w:pPr>
@@ -5202,7 +5216,7 @@
         </w:tc>
         <w:tc>
           <w:tcPr>
-            <w:tcW w:w="690" w:type="dxa"/>
+            <w:tcW w:w="692" w:type="dxa"/>
           </w:tcPr>
           <w:p>
             <w:pPr>
@@ -5273,7 +5287,7 @@
         </w:tc>
         <w:tc>
           <w:tcPr>
-            <w:tcW w:w="743" w:type="dxa"/>
+            <w:tcW w:w="745" w:type="dxa"/>
           </w:tcPr>
           <w:p>
             <w:pPr>
@@ -5321,7 +5335,7 @@
         </w:tc>
         <w:tc>
           <w:tcPr>
-            <w:tcW w:w="690" w:type="dxa"/>
+            <w:tcW w:w="692" w:type="dxa"/>
           </w:tcPr>
           <w:p>
             <w:pPr>
@@ -5512,7 +5526,6 @@
         <w:rPr>
           <w:rFonts w:ascii="Times New Roman" w:hAnsi="Times New Roman" w:cs="Times New Roman"/>
         </w:rPr>
-        <w:lastRenderedPageBreak/>
         <w:t>You</w:t>
       </w:r>
       <w:r>
@@ -5857,9 +5870,10 @@
     </w:p>
     <w:p>
       <w:pPr>
-        <w:spacing w:after="60"/>
-        <w:rPr>
-          <w:rFonts w:ascii="Times New Roman" w:hAnsi="Times New Roman" w:cs="Times New Roman"/>
+        <w:spacing w:before="160" w:after="40"/>
+        <w:rPr>
+          <w:rFonts w:ascii="Times New Roman" w:hAnsi="Times New Roman" w:cs="Times New Roman"/>
+          <w:color w:val="000000" w:themeColor="text1"/>
         </w:rPr>
       </w:pPr>
       <w:r>
@@ -5906,6 +5920,7 @@
           <w:rFonts w:ascii="Times New Roman" w:hAnsi="Times New Roman" w:cs="Times New Roman"/>
           <w:color w:val="000000" w:themeColor="text1"/>
         </w:rPr>
+        <w:lastRenderedPageBreak/>
         <w:t>7. Discontinuation of Contract</w:t>
       </w:r>
     </w:p>
@@ -6013,7 +6028,6 @@
         <w:rPr>
           <w:rFonts w:ascii="Times New Roman" w:hAnsi="Times New Roman" w:cs="Times New Roman"/>
         </w:rPr>
-        <w:lastRenderedPageBreak/>
         <w:t xml:space="preserve">In case of deduction of TDS Amount, </w:t>
       </w:r>
       <w:proofErr w:type="gramStart"/>
@@ -6294,7 +6308,7 @@
       <w:headerReference w:type="first" r:id="rId12"/>
       <w:footerReference w:type="first" r:id="rId13"/>
       <w:pgSz w:w="12240" w:h="15840"/>
-      <w:pgMar w:top="1000" w:right="1100" w:bottom="1000" w:left="1100" w:header="1020" w:footer="340" w:gutter="0"/>
+      <w:pgMar w:top="1000" w:right="1100" w:bottom="1000" w:left="1100" w:header="1077" w:footer="340" w:gutter="0"/>
       <w:cols w:space="720"/>
       <w:docGrid w:linePitch="360"/>
     </w:sectPr>
@@ -6623,16 +6637,85 @@
 <w:hdr xmlns:wpc="http://schemas.microsoft.com/office/word/2010/wordprocessingCanvas" xmlns:cx="http://schemas.microsoft.com/office/drawing/2014/chartex" xmlns:cx1="http://schemas.microsoft.com/office/drawing/2015/9/8/chartex" xmlns:cx2="http://schemas.microsoft.com/office/drawing/2015/10/21/chartex" xmlns:cx3="http://schemas.microsoft.com/office/drawing/2016/5/9/chartex" xmlns:cx4="http://schemas.microsoft.com/office/drawing/2016/5/10/chartex" xmlns:cx5="http://schemas.microsoft.com/office/drawing/2016/5/11/chartex" xmlns:cx6="http://schemas.microsoft.com/office/drawing/2016/5/12/chartex" xmlns:cx7="http://schemas.microsoft.com/office/drawing/2016/5/13/chartex" xmlns:cx8="http://schemas.microsoft.com/office/drawing/2016/5/14/chartex" xmlns:mc="http://schemas.openxmlformats.org/markup-compatibility/2006" xmlns:aink="http://schemas.microsoft.com/office/drawing/2016/ink" xmlns:am3d="http://schemas.microsoft.com/office/drawing/2017/model3d" xmlns:o="urn:schemas-microsoft-com:office:office" xmlns:oel="http://schemas.microsoft.com/office/2019/extlst" xmlns:r="http://schemas.openxmlformats.org/officeDocument/2006/relationships" xmlns:m="http://schemas.openxmlformats.org/officeDocument/2006/math" xmlns:v="urn:schemas-microsoft-com:vml" xmlns:wp14="http://schemas.microsoft.com/office/word/2010/wordprocessingDrawing" xmlns:wp="http://schemas.openxmlformats.org/drawingml/2006/wordprocessingDrawing" xmlns:w10="urn:schemas-microsoft-com:office:word" xmlns:w="http://schemas.openxmlformats.org/wordprocessingml/2006/main" xmlns:w14="http://schemas.microsoft.com/office/word/2010/wordml" xmlns:w15="http://schemas.microsoft.com/office/word/2012/wordml" xmlns:w16cex="http://schemas.microsoft.com/office/word/2018/wordml/cex" xmlns:w16cid="http://schemas.microsoft.com/office/word/2016/wordml/cid" xmlns:w16="http://schemas.microsoft.com/office/word/2018/wordml" xmlns:w16du="http://schemas.microsoft.com/office/word/2023/wordml/word16du" xmlns:w16sdtdh="http://schemas.microsoft.com/office/word/2020/wordml/sdtdatahash" xmlns:w16sdtfl="http://schemas.microsoft.com/office/word/2024/wordml/sdtformatlock" xmlns:w16se="http://schemas.microsoft.com/office/word/2015/wordml/symex" xmlns:wpg="http://schemas.microsoft.com/office/word/2010/wordprocessingGroup" xmlns:wpi="http://schemas.microsoft.com/office/word/2010/wordprocessingInk" xmlns:wne="http://schemas.microsoft.com/office/word/2006/wordml" xmlns:wps="http://schemas.microsoft.com/office/word/2010/wordprocessingShape" mc:Ignorable="w14 w15 w16se w16cid w16 w16cex w16sdtdh w16sdtfl w16du wp14">
   <w:p>
     <w:pPr>
-      <w:tabs>
-        <w:tab w:val="right" w:pos="9026"/>
-      </w:tabs>
+      <w:pStyle w:val="Header"/>
+      <w:rPr>
+        <w:b/>
+        <w:bCs/>
+        <w:color w:val="65AADB"/>
+      </w:rPr>
     </w:pPr>
     <w:r>
       <w:rPr>
         <w:noProof/>
       </w:rPr>
       <w:drawing>
-        <wp:anchor distT="0" distB="0" distL="114300" distR="114300" simplePos="0" relativeHeight="251661312" behindDoc="0" locked="0" layoutInCell="1" allowOverlap="1" wp14:anchorId="666FBD31" wp14:editId="35E7A410">
+        <wp:anchor distT="0" distB="0" distL="114300" distR="114300" simplePos="0" relativeHeight="251663360" behindDoc="0" locked="0" layoutInCell="1" allowOverlap="0" wp14:anchorId="0B6759F3" wp14:editId="4B73887B">
+          <wp:simplePos x="0" y="0"/>
+          <wp:positionH relativeFrom="page">
+            <wp:posOffset>819150</wp:posOffset>
+          </wp:positionH>
+          <wp:positionV relativeFrom="page">
+            <wp:posOffset>503555</wp:posOffset>
+          </wp:positionV>
+          <wp:extent cx="1475232" cy="438912"/>
+          <wp:effectExtent l="0" t="0" r="0" b="0"/>
+          <wp:wrapSquare wrapText="bothSides"/>
+          <wp:docPr id="1637576006" name="Picture 1637576006"/>
+          <wp:cNvGraphicFramePr/>
+          <a:graphic xmlns:a="http://schemas.openxmlformats.org/drawingml/2006/main">
+            <a:graphicData uri="http://schemas.openxmlformats.org/drawingml/2006/picture">
+              <pic:pic xmlns:pic="http://schemas.openxmlformats.org/drawingml/2006/picture">
+                <pic:nvPicPr>
+                  <pic:cNvPr id="11" name="Picture 11"/>
+                  <pic:cNvPicPr/>
+                </pic:nvPicPr>
+                <pic:blipFill>
+                  <a:blip r:embed="rId1"/>
+                  <a:stretch>
+                    <a:fillRect/>
+                  </a:stretch>
+                </pic:blipFill>
+                <pic:spPr>
+                  <a:xfrm>
+                    <a:off x="0" y="0"/>
+                    <a:ext cx="1475232" cy="438912"/>
+                  </a:xfrm>
+                  <a:prstGeom prst="rect">
+                    <a:avLst/>
+                  </a:prstGeom>
+                </pic:spPr>
+              </pic:pic>
+            </a:graphicData>
+          </a:graphic>
+        </wp:anchor>
+      </w:drawing>
+    </w:r>
+    <w:r>
+      <w:rPr>
+        <w:sz w:val="36"/>
+      </w:rPr>
+      <w:t xml:space="preserve">                                                               </w:t>
+    </w:r>
+    <w:r>
+      <w:rPr>
+        <w:rFonts w:ascii="Times New Roman" w:hAnsi="Times New Roman" w:cs="Times New Roman"/>
+        <w:sz w:val="36"/>
+      </w:rPr>
+      <w:t>QUOTATION</w:t>
+    </w:r>
+    <w:r>
+      <w:rPr>
+        <w:rFonts w:ascii="Times New Roman" w:hAnsi="Times New Roman" w:cs="Times New Roman"/>
+        <w:noProof/>
+      </w:rPr>
+      <w:t xml:space="preserve"> </w:t>
+    </w:r>
+    <w:r>
+      <w:rPr>
+        <w:noProof/>
+      </w:rPr>
+      <w:drawing>
+        <wp:anchor distT="0" distB="0" distL="114300" distR="114300" simplePos="0" relativeHeight="251661312" behindDoc="0" locked="0" layoutInCell="1" allowOverlap="1" wp14:anchorId="666FBD31" wp14:editId="4B3A5522">
           <wp:simplePos x="0" y="0"/>
           <wp:positionH relativeFrom="column">
             <wp:posOffset>1398021</wp:posOffset>
@@ -6653,7 +6736,7 @@
                   <pic:cNvPicPr/>
                 </pic:nvPicPr>
                 <pic:blipFill>
-                  <a:blip r:embed="rId1"/>
+                  <a:blip r:embed="rId2"/>
                   <a:stretch>
                     <a:fillRect/>
                   </a:stretch>
@@ -6662,52 +6745,6 @@
                   <a:xfrm>
                     <a:off x="0" y="0"/>
                     <a:ext cx="2912249" cy="3307021"/>
-                  </a:xfrm>
-                  <a:prstGeom prst="rect">
-                    <a:avLst/>
-                  </a:prstGeom>
-                </pic:spPr>
-              </pic:pic>
-            </a:graphicData>
-          </a:graphic>
-        </wp:anchor>
-      </w:drawing>
-    </w:r>
-    <w:r>
-      <w:rPr>
-        <w:noProof/>
-      </w:rPr>
-      <w:drawing>
-        <wp:anchor distT="0" distB="0" distL="114300" distR="114300" simplePos="0" relativeHeight="251659264" behindDoc="0" locked="0" layoutInCell="1" allowOverlap="0" wp14:anchorId="72C9EF95" wp14:editId="652DBCE7">
-          <wp:simplePos x="0" y="0"/>
-          <wp:positionH relativeFrom="margin">
-            <wp:align>left</wp:align>
-          </wp:positionH>
-          <wp:positionV relativeFrom="page">
-            <wp:posOffset>384589</wp:posOffset>
-          </wp:positionV>
-          <wp:extent cx="1475232" cy="438912"/>
-          <wp:effectExtent l="0" t="0" r="0" b="0"/>
-          <wp:wrapSquare wrapText="bothSides"/>
-          <wp:docPr id="520551588" name="Picture 520551588"/>
-          <wp:cNvGraphicFramePr/>
-          <a:graphic xmlns:a="http://schemas.openxmlformats.org/drawingml/2006/main">
-            <a:graphicData uri="http://schemas.openxmlformats.org/drawingml/2006/picture">
-              <pic:pic xmlns:pic="http://schemas.openxmlformats.org/drawingml/2006/picture">
-                <pic:nvPicPr>
-                  <pic:cNvPr id="11" name="Picture 11"/>
-                  <pic:cNvPicPr/>
-                </pic:nvPicPr>
-                <pic:blipFill>
-                  <a:blip r:embed="rId2"/>
-                  <a:stretch>
-                    <a:fillRect/>
-                  </a:stretch>
-                </pic:blipFill>
-                <pic:spPr>
-                  <a:xfrm>
-                    <a:off x="0" y="0"/>
-                    <a:ext cx="1475232" cy="438912"/>
                   </a:xfrm>
                   <a:prstGeom prst="rect">
                     <a:avLst/>
@@ -6735,15 +6772,16 @@
       </w:rPr>
       <w:t xml:space="preserve">           </w:t>
     </w:r>
-    <w:r>
+  </w:p>
+  <w:p>
+    <w:pPr>
+      <w:pStyle w:val="Header"/>
       <w:rPr>
-        <w:rFonts w:ascii="Times New Roman" w:hAnsi="Times New Roman" w:cs="Times New Roman"/>
-        <w:color w:val="000000" w:themeColor="text1"/>
-        <w:sz w:val="36"/>
-        <w:szCs w:val="36"/>
+        <w:b/>
+        <w:bCs/>
+        <w:color w:val="65AADB"/>
       </w:rPr>
-      <w:t>QUOTATION</w:t>
-    </w:r>
+    </w:pPr>
   </w:p>
 </w:hdr>
 </file>

--- a/QuotationApp.API/Templates/QuotationTemplate_Updated.docx
+++ b/QuotationApp.API/Templates/QuotationTemplate_Updated.docx
@@ -90,18 +90,7 @@
                 <w:szCs w:val="18"/>
                 <w:lang w:val="en-US"/>
               </w:rPr>
-              <w:t xml:space="preserve">Quotation </w:t>
-            </w:r>
-            <w:proofErr w:type="gramStart"/>
-            <w:r>
-              <w:rPr>
-                <w:rFonts w:ascii="Times New Roman" w:hAnsi="Times New Roman" w:cs="Times New Roman"/>
-                <w:color w:val="000000" w:themeColor="text1"/>
-                <w:sz w:val="18"/>
-                <w:szCs w:val="18"/>
-                <w:lang w:val="en-US"/>
-              </w:rPr>
-              <w:t xml:space="preserve">No: </w:t>
+              <w:t xml:space="preserve">Quotation No: </w:t>
             </w:r>
             <w:r>
               <w:rPr>
@@ -110,17 +99,7 @@
                 <w:sz w:val="18"/>
                 <w:szCs w:val="18"/>
               </w:rPr>
-              <w:t>{{</w:t>
-            </w:r>
-            <w:proofErr w:type="gramEnd"/>
-            <w:r>
-              <w:rPr>
-                <w:rFonts w:ascii="Times New Roman" w:hAnsi="Times New Roman" w:cs="Times New Roman"/>
-                <w:color w:val="65AADB"/>
-                <w:sz w:val="18"/>
-                <w:szCs w:val="18"/>
-              </w:rPr>
-              <w:t>QuotationNo}}</w:t>
+              <w:t>{{QuotationNo}}</w:t>
             </w:r>
           </w:p>
         </w:tc>
@@ -165,7 +144,6 @@
             <w:pPr>
               <w:spacing w:line="360" w:lineRule="auto"/>
             </w:pPr>
-            <w:proofErr w:type="gramStart"/>
             <w:r>
               <w:rPr>
                 <w:rFonts w:ascii="Times New Roman" w:hAnsi="Times New Roman" w:cs="Times New Roman"/>
@@ -183,17 +161,7 @@
                 <w:sz w:val="18"/>
                 <w:szCs w:val="18"/>
               </w:rPr>
-              <w:t>{{</w:t>
-            </w:r>
-            <w:proofErr w:type="gramEnd"/>
-            <w:r>
-              <w:rPr>
-                <w:rFonts w:ascii="Times New Roman" w:hAnsi="Times New Roman" w:cs="Times New Roman"/>
-                <w:color w:val="65AADB"/>
-                <w:sz w:val="18"/>
-                <w:szCs w:val="18"/>
-              </w:rPr>
-              <w:t>Date}}</w:t>
+              <w:t>{{Date}}</w:t>
             </w:r>
           </w:p>
         </w:tc>
@@ -232,9 +200,17 @@
                 <w:sz w:val="18"/>
                 <w:szCs w:val="18"/>
               </w:rPr>
-              <w:t>{{CONTACT_PHONE</w:t>
-            </w:r>
-            <w:proofErr w:type="gramStart"/>
+              <w:t xml:space="preserve">{{CONTACT_PHONE}}  </w:t>
+            </w:r>
+            <w:r>
+              <w:rPr>
+                <w:rFonts w:ascii="Times New Roman" w:hAnsi="Times New Roman" w:cs="Times New Roman"/>
+                <w:color w:val="000000" w:themeColor="text1"/>
+                <w:sz w:val="18"/>
+                <w:szCs w:val="18"/>
+              </w:rPr>
+              <w:t xml:space="preserve">|   Email: </w:t>
+            </w:r>
             <w:r>
               <w:rPr>
                 <w:rFonts w:ascii="Times New Roman" w:hAnsi="Times New Roman" w:cs="Times New Roman"/>
@@ -242,34 +218,6 @@
                 <w:sz w:val="18"/>
                 <w:szCs w:val="18"/>
               </w:rPr>
-              <w:t xml:space="preserve">}}  </w:t>
-            </w:r>
-            <w:r>
-              <w:rPr>
-                <w:rFonts w:ascii="Times New Roman" w:hAnsi="Times New Roman" w:cs="Times New Roman"/>
-                <w:color w:val="000000" w:themeColor="text1"/>
-                <w:sz w:val="18"/>
-                <w:szCs w:val="18"/>
-              </w:rPr>
-              <w:t>|</w:t>
-            </w:r>
-            <w:proofErr w:type="gramEnd"/>
-            <w:r>
-              <w:rPr>
-                <w:rFonts w:ascii="Times New Roman" w:hAnsi="Times New Roman" w:cs="Times New Roman"/>
-                <w:color w:val="000000" w:themeColor="text1"/>
-                <w:sz w:val="18"/>
-                <w:szCs w:val="18"/>
-              </w:rPr>
-              <w:t xml:space="preserve">   Email: </w:t>
-            </w:r>
-            <w:r>
-              <w:rPr>
-                <w:rFonts w:ascii="Times New Roman" w:hAnsi="Times New Roman" w:cs="Times New Roman"/>
-                <w:color w:val="65AADB"/>
-                <w:sz w:val="18"/>
-                <w:szCs w:val="18"/>
-              </w:rPr>
               <w:t>{{CONTACT_EMAIL}}</w:t>
             </w:r>
           </w:p>
@@ -304,7 +252,7 @@
           <w:szCs w:val="18"/>
         </w:rPr>
         <w:pict w14:anchorId="23C204BC">
-          <v:rect id="_x0000_i1025" style="width:502pt;height:1.5pt;mso-position-horizontal:absolute;mso-position-horizontal-relative:text;mso-position-vertical:absolute;mso-position-vertical-relative:text" o:hralign="center" o:hrstd="t" o:hrnoshade="t" o:hr="t" fillcolor="#4e95d9 [1631]" stroked="f"/>
+          <v:rect id="_x0000_i1052" style="width:502pt;height:1pt;mso-position-horizontal:absolute;mso-position-horizontal-relative:text;mso-position-vertical:absolute;mso-position-vertical-relative:text" o:hralign="center" o:hrstd="t" o:hrnoshade="t" o:hr="t" fillcolor="#4e95d9 [1631]" stroked="f"/>
         </w:pict>
       </w:r>
       <w:r>
@@ -456,26 +404,15 @@
           <w:bCs/>
           <w:color w:val="65AADB"/>
         </w:rPr>
-        <w:t>{{ORG_</w:t>
-      </w:r>
-      <w:proofErr w:type="gramStart"/>
-      <w:r>
-        <w:rPr>
-          <w:rFonts w:ascii="Times New Roman" w:hAnsi="Times New Roman" w:cs="Times New Roman"/>
-          <w:b/>
-          <w:bCs/>
+        <w:t>{{ORG_NAME}}</w:t>
+      </w:r>
+      <w:r>
+        <w:rPr>
+          <w:rFonts w:ascii="Times New Roman" w:hAnsi="Times New Roman" w:cs="Times New Roman"/>
           <w:color w:val="65AADB"/>
         </w:rPr>
-        <w:t>NAME}}</w:t>
-      </w:r>
-      <w:r>
-        <w:rPr>
-          <w:rFonts w:ascii="Times New Roman" w:hAnsi="Times New Roman" w:cs="Times New Roman"/>
-          <w:color w:val="65AADB"/>
-        </w:rPr>
         <w:t>.</w:t>
       </w:r>
-      <w:proofErr w:type="gramEnd"/>
     </w:p>
     <w:p>
       <w:pPr>
@@ -787,6 +724,17 @@
         <w:rPr>
           <w:rFonts w:ascii="Times New Roman" w:hAnsi="Times New Roman" w:cs="Times New Roman"/>
           <w:noProof/>
+        </w:rPr>
+      </w:pPr>
+    </w:p>
+    <w:p>
+      <w:pPr>
+        <w:spacing w:line="240" w:lineRule="auto"/>
+        <w:rPr>
+          <w:rFonts w:ascii="Times New Roman" w:hAnsi="Times New Roman" w:cs="Times New Roman"/>
+          <w:b/>
+          <w:bCs/>
+          <w:lang w:val="en-US"/>
         </w:rPr>
       </w:pPr>
     </w:p>
@@ -2543,21 +2491,7 @@
               <w:rPr>
                 <w:rFonts w:ascii="Times New Roman" w:hAnsi="Times New Roman" w:cs="Times New Roman"/>
               </w:rPr>
-              <w:t xml:space="preserve">First Year - These Services start a er 1 Month from start of Go Live. Subsequent Years – A er </w:t>
-            </w:r>
-            <w:proofErr w:type="spellStart"/>
-            <w:r>
-              <w:rPr>
-                <w:rFonts w:ascii="Times New Roman" w:hAnsi="Times New Roman" w:cs="Times New Roman"/>
-              </w:rPr>
-              <w:t>comple</w:t>
-            </w:r>
-            <w:proofErr w:type="spellEnd"/>
-            <w:r>
-              <w:rPr>
-                <w:rFonts w:ascii="Times New Roman" w:hAnsi="Times New Roman" w:cs="Times New Roman"/>
-              </w:rPr>
-              <w:t xml:space="preserve"> on of 7 Man Days</w:t>
+              <w:t>First Year - These Services start a er 1 Month from start of Go Live. Subsequent Years – A er comple on of 7 Man Days</w:t>
             </w:r>
           </w:p>
         </w:tc>
@@ -2606,7 +2540,6 @@
               <w:rPr>
                 <w:rFonts w:ascii="Times New Roman" w:hAnsi="Times New Roman" w:cs="Times New Roman"/>
               </w:rPr>
-              <w:lastRenderedPageBreak/>
               <w:t>5</w:t>
             </w:r>
           </w:p>
@@ -2681,6 +2614,7 @@
               <w:rPr>
                 <w:rFonts w:ascii="Times New Roman" w:hAnsi="Times New Roman" w:cs="Times New Roman"/>
               </w:rPr>
+              <w:lastRenderedPageBreak/>
               <w:t xml:space="preserve"> 5.1</w:t>
             </w:r>
           </w:p>
@@ -5006,7 +4940,6 @@
               <w:rPr>
                 <w:rFonts w:ascii="Times New Roman" w:hAnsi="Times New Roman" w:cs="Times New Roman"/>
               </w:rPr>
-              <w:lastRenderedPageBreak/>
               <w:t>Data Preparation for Go-Live</w:t>
             </w:r>
           </w:p>
@@ -5360,6 +5293,7 @@
           <w:rFonts w:ascii="Times New Roman" w:hAnsi="Times New Roman" w:cs="Times New Roman"/>
           <w:w w:val="101"/>
         </w:rPr>
+        <w:lastRenderedPageBreak/>
         <w:t>We</w:t>
       </w:r>
       <w:r>
@@ -5505,7 +5439,6 @@
         </w:rPr>
         <w:t xml:space="preserve"> </w:t>
       </w:r>
-      <w:proofErr w:type="gramStart"/>
       <w:r>
         <w:rPr>
           <w:rFonts w:ascii="Times New Roman" w:hAnsi="Times New Roman" w:cs="Times New Roman"/>
@@ -5513,7 +5446,6 @@
         </w:rPr>
         <w:t>Organization</w:t>
       </w:r>
-      <w:proofErr w:type="gramEnd"/>
     </w:p>
     <w:p>
       <w:pPr>
@@ -5920,7 +5852,6 @@
           <w:rFonts w:ascii="Times New Roman" w:hAnsi="Times New Roman" w:cs="Times New Roman"/>
           <w:color w:val="000000" w:themeColor="text1"/>
         </w:rPr>
-        <w:lastRenderedPageBreak/>
         <w:t>7. Discontinuation of Contract</w:t>
       </w:r>
     </w:p>
@@ -6013,6 +5944,7 @@
           <w:rFonts w:ascii="Times New Roman" w:hAnsi="Times New Roman" w:cs="Times New Roman"/>
           <w:color w:val="000000" w:themeColor="text1"/>
         </w:rPr>
+        <w:lastRenderedPageBreak/>
         <w:t>8. TDS</w:t>
       </w:r>
     </w:p>
@@ -6028,35 +5960,7 @@
         <w:rPr>
           <w:rFonts w:ascii="Times New Roman" w:hAnsi="Times New Roman" w:cs="Times New Roman"/>
         </w:rPr>
-        <w:t xml:space="preserve">In case of deduction of TDS Amount, </w:t>
-      </w:r>
-      <w:proofErr w:type="gramStart"/>
-      <w:r>
-        <w:rPr>
-          <w:rFonts w:ascii="Times New Roman" w:hAnsi="Times New Roman" w:cs="Times New Roman"/>
-        </w:rPr>
-        <w:t>You</w:t>
-      </w:r>
-      <w:proofErr w:type="gramEnd"/>
-      <w:r>
-        <w:rPr>
-          <w:rFonts w:ascii="Times New Roman" w:hAnsi="Times New Roman" w:cs="Times New Roman"/>
-        </w:rPr>
-        <w:t xml:space="preserve"> </w:t>
-      </w:r>
-      <w:proofErr w:type="gramStart"/>
-      <w:r>
-        <w:rPr>
-          <w:rFonts w:ascii="Times New Roman" w:hAnsi="Times New Roman" w:cs="Times New Roman"/>
-        </w:rPr>
-        <w:t>have to</w:t>
-      </w:r>
-      <w:proofErr w:type="gramEnd"/>
-      <w:r>
-        <w:rPr>
-          <w:rFonts w:ascii="Times New Roman" w:hAnsi="Times New Roman" w:cs="Times New Roman"/>
-        </w:rPr>
-        <w:t xml:space="preserve"> give us the TDS certificate immediately along with our Payment. If we do not receive the TDS Certificate within 6 months or by the end of the Financial Year, you </w:t>
+        <w:t xml:space="preserve">In case of deduction of TDS Amount, You have to give us the TDS certificate immediately along with our Payment. If we do not receive the TDS Certificate within 6 months or by the end of the Financial Year, you </w:t>
       </w:r>
     </w:p>
     <w:p>
@@ -6308,7 +6212,7 @@
       <w:headerReference w:type="first" r:id="rId12"/>
       <w:footerReference w:type="first" r:id="rId13"/>
       <w:pgSz w:w="12240" w:h="15840"/>
-      <w:pgMar w:top="1000" w:right="1100" w:bottom="1000" w:left="1100" w:header="1077" w:footer="340" w:gutter="0"/>
+      <w:pgMar w:top="1000" w:right="1100" w:bottom="1000" w:left="1100" w:header="737" w:footer="227" w:gutter="0"/>
       <w:cols w:space="720"/>
       <w:docGrid w:linePitch="360"/>
     </w:sectPr>
@@ -6635,80 +6539,156 @@
 
 <file path=word/header2.xml><?xml version="1.0" encoding="utf-8"?>
 <w:hdr xmlns:wpc="http://schemas.microsoft.com/office/word/2010/wordprocessingCanvas" xmlns:cx="http://schemas.microsoft.com/office/drawing/2014/chartex" xmlns:cx1="http://schemas.microsoft.com/office/drawing/2015/9/8/chartex" xmlns:cx2="http://schemas.microsoft.com/office/drawing/2015/10/21/chartex" xmlns:cx3="http://schemas.microsoft.com/office/drawing/2016/5/9/chartex" xmlns:cx4="http://schemas.microsoft.com/office/drawing/2016/5/10/chartex" xmlns:cx5="http://schemas.microsoft.com/office/drawing/2016/5/11/chartex" xmlns:cx6="http://schemas.microsoft.com/office/drawing/2016/5/12/chartex" xmlns:cx7="http://schemas.microsoft.com/office/drawing/2016/5/13/chartex" xmlns:cx8="http://schemas.microsoft.com/office/drawing/2016/5/14/chartex" xmlns:mc="http://schemas.openxmlformats.org/markup-compatibility/2006" xmlns:aink="http://schemas.microsoft.com/office/drawing/2016/ink" xmlns:am3d="http://schemas.microsoft.com/office/drawing/2017/model3d" xmlns:o="urn:schemas-microsoft-com:office:office" xmlns:oel="http://schemas.microsoft.com/office/2019/extlst" xmlns:r="http://schemas.openxmlformats.org/officeDocument/2006/relationships" xmlns:m="http://schemas.openxmlformats.org/officeDocument/2006/math" xmlns:v="urn:schemas-microsoft-com:vml" xmlns:wp14="http://schemas.microsoft.com/office/word/2010/wordprocessingDrawing" xmlns:wp="http://schemas.openxmlformats.org/drawingml/2006/wordprocessingDrawing" xmlns:w10="urn:schemas-microsoft-com:office:word" xmlns:w="http://schemas.openxmlformats.org/wordprocessingml/2006/main" xmlns:w14="http://schemas.microsoft.com/office/word/2010/wordml" xmlns:w15="http://schemas.microsoft.com/office/word/2012/wordml" xmlns:w16cex="http://schemas.microsoft.com/office/word/2018/wordml/cex" xmlns:w16cid="http://schemas.microsoft.com/office/word/2016/wordml/cid" xmlns:w16="http://schemas.microsoft.com/office/word/2018/wordml" xmlns:w16du="http://schemas.microsoft.com/office/word/2023/wordml/word16du" xmlns:w16sdtdh="http://schemas.microsoft.com/office/word/2020/wordml/sdtdatahash" xmlns:w16sdtfl="http://schemas.microsoft.com/office/word/2024/wordml/sdtformatlock" xmlns:w16se="http://schemas.microsoft.com/office/word/2015/wordml/symex" xmlns:wpg="http://schemas.microsoft.com/office/word/2010/wordprocessingGroup" xmlns:wpi="http://schemas.microsoft.com/office/word/2010/wordprocessingInk" xmlns:wne="http://schemas.microsoft.com/office/word/2006/wordml" xmlns:wps="http://schemas.microsoft.com/office/word/2010/wordprocessingShape" mc:Ignorable="w14 w15 w16se w16cid w16 w16cex w16sdtdh w16sdtfl w16du wp14">
+  <w:tbl>
+    <w:tblPr>
+      <w:tblStyle w:val="TableGrid"/>
+      <w:tblW w:w="0" w:type="auto"/>
+      <w:tblInd w:w="5" w:type="dxa"/>
+      <w:tblLook w:val="04A0" w:firstRow="1" w:lastRow="0" w:firstColumn="1" w:lastColumn="0" w:noHBand="0" w:noVBand="1"/>
+    </w:tblPr>
+    <w:tblGrid>
+      <w:gridCol w:w="5015"/>
+      <w:gridCol w:w="5015"/>
+    </w:tblGrid>
+    <w:tr>
+      <w:trPr>
+        <w:trHeight w:val="841"/>
+      </w:trPr>
+      <w:tc>
+        <w:tcPr>
+          <w:tcW w:w="5015" w:type="dxa"/>
+        </w:tcPr>
+        <w:p>
+          <w:pPr>
+            <w:pStyle w:val="Header"/>
+            <w:rPr>
+              <w:sz w:val="36"/>
+            </w:rPr>
+          </w:pPr>
+          <w:r>
+            <w:rPr>
+              <w:rFonts w:ascii="Times New Roman" w:hAnsi="Times New Roman" w:cs="Times New Roman"/>
+              <w:noProof/>
+            </w:rPr>
+            <w:drawing>
+              <wp:anchor distT="0" distB="0" distL="114300" distR="114300" simplePos="0" relativeHeight="251665408" behindDoc="0" locked="0" layoutInCell="1" allowOverlap="0" wp14:anchorId="52376E0E" wp14:editId="217BC90E">
+                <wp:simplePos x="0" y="0"/>
+                <wp:positionH relativeFrom="margin">
+                  <wp:posOffset>0</wp:posOffset>
+                </wp:positionH>
+                <wp:positionV relativeFrom="page">
+                  <wp:posOffset>0</wp:posOffset>
+                </wp:positionV>
+                <wp:extent cx="1475232" cy="438912"/>
+                <wp:effectExtent l="0" t="0" r="0" b="0"/>
+                <wp:wrapSquare wrapText="bothSides"/>
+                <wp:docPr id="571305928" name="Picture 571305928"/>
+                <wp:cNvGraphicFramePr/>
+                <a:graphic xmlns:a="http://schemas.openxmlformats.org/drawingml/2006/main">
+                  <a:graphicData uri="http://schemas.openxmlformats.org/drawingml/2006/picture">
+                    <pic:pic xmlns:pic="http://schemas.openxmlformats.org/drawingml/2006/picture">
+                      <pic:nvPicPr>
+                        <pic:cNvPr id="11" name="Picture 11"/>
+                        <pic:cNvPicPr/>
+                      </pic:nvPicPr>
+                      <pic:blipFill>
+                        <a:blip r:embed="rId1"/>
+                        <a:stretch>
+                          <a:fillRect/>
+                        </a:stretch>
+                      </pic:blipFill>
+                      <pic:spPr>
+                        <a:xfrm>
+                          <a:off x="0" y="0"/>
+                          <a:ext cx="1475232" cy="438912"/>
+                        </a:xfrm>
+                        <a:prstGeom prst="rect">
+                          <a:avLst/>
+                        </a:prstGeom>
+                      </pic:spPr>
+                    </pic:pic>
+                  </a:graphicData>
+                </a:graphic>
+              </wp:anchor>
+            </w:drawing>
+          </w:r>
+        </w:p>
+      </w:tc>
+      <w:tc>
+        <w:tcPr>
+          <w:tcW w:w="5015" w:type="dxa"/>
+        </w:tcPr>
+        <w:p>
+          <w:pPr>
+            <w:pStyle w:val="Header"/>
+            <w:spacing w:line="276" w:lineRule="auto"/>
+            <w:rPr>
+              <w:rFonts w:ascii="Times New Roman" w:hAnsi="Times New Roman" w:cs="Times New Roman"/>
+              <w:sz w:val="36"/>
+            </w:rPr>
+          </w:pPr>
+          <w:r>
+            <w:rPr>
+              <w:rFonts w:ascii="Times New Roman" w:hAnsi="Times New Roman" w:cs="Times New Roman"/>
+              <w:sz w:val="36"/>
+            </w:rPr>
+            <w:t xml:space="preserve">                            </w:t>
+          </w:r>
+          <w:r>
+            <w:rPr>
+              <w:rFonts w:ascii="Times New Roman" w:hAnsi="Times New Roman" w:cs="Times New Roman"/>
+              <w:sz w:val="36"/>
+            </w:rPr>
+            <w:t xml:space="preserve">   </w:t>
+          </w:r>
+          <w:r>
+            <w:rPr>
+              <w:rFonts w:ascii="Times New Roman" w:hAnsi="Times New Roman" w:cs="Times New Roman"/>
+              <w:sz w:val="36"/>
+            </w:rPr>
+            <w:t xml:space="preserve"> </w:t>
+          </w:r>
+          <w:r>
+            <w:rPr>
+              <w:rFonts w:ascii="Times New Roman" w:hAnsi="Times New Roman" w:cs="Times New Roman"/>
+              <w:sz w:val="36"/>
+            </w:rPr>
+            <w:t>QUOTATION</w:t>
+          </w:r>
+        </w:p>
+      </w:tc>
+    </w:tr>
+  </w:tbl>
   <w:p>
     <w:pPr>
       <w:pStyle w:val="Header"/>
       <w:rPr>
-        <w:b/>
-        <w:bCs/>
-        <w:color w:val="65AADB"/>
+        <w:rFonts w:ascii="Times New Roman" w:hAnsi="Times New Roman" w:cs="Times New Roman"/>
       </w:rPr>
     </w:pPr>
     <w:r>
       <w:rPr>
-        <w:noProof/>
+        <w:sz w:val="36"/>
       </w:rPr>
-      <w:drawing>
-        <wp:anchor distT="0" distB="0" distL="114300" distR="114300" simplePos="0" relativeHeight="251663360" behindDoc="0" locked="0" layoutInCell="1" allowOverlap="0" wp14:anchorId="0B6759F3" wp14:editId="4B73887B">
-          <wp:simplePos x="0" y="0"/>
-          <wp:positionH relativeFrom="page">
-            <wp:posOffset>819150</wp:posOffset>
-          </wp:positionH>
-          <wp:positionV relativeFrom="page">
-            <wp:posOffset>503555</wp:posOffset>
-          </wp:positionV>
-          <wp:extent cx="1475232" cy="438912"/>
-          <wp:effectExtent l="0" t="0" r="0" b="0"/>
-          <wp:wrapSquare wrapText="bothSides"/>
-          <wp:docPr id="1637576006" name="Picture 1637576006"/>
-          <wp:cNvGraphicFramePr/>
-          <a:graphic xmlns:a="http://schemas.openxmlformats.org/drawingml/2006/main">
-            <a:graphicData uri="http://schemas.openxmlformats.org/drawingml/2006/picture">
-              <pic:pic xmlns:pic="http://schemas.openxmlformats.org/drawingml/2006/picture">
-                <pic:nvPicPr>
-                  <pic:cNvPr id="11" name="Picture 11"/>
-                  <pic:cNvPicPr/>
-                </pic:nvPicPr>
-                <pic:blipFill>
-                  <a:blip r:embed="rId1"/>
-                  <a:stretch>
-                    <a:fillRect/>
-                  </a:stretch>
-                </pic:blipFill>
-                <pic:spPr>
-                  <a:xfrm>
-                    <a:off x="0" y="0"/>
-                    <a:ext cx="1475232" cy="438912"/>
-                  </a:xfrm>
-                  <a:prstGeom prst="rect">
-                    <a:avLst/>
-                  </a:prstGeom>
-                </pic:spPr>
-              </pic:pic>
-            </a:graphicData>
-          </a:graphic>
-        </wp:anchor>
-      </w:drawing>
+      <w:t xml:space="preserve">                                                             </w:t>
     </w:r>
     <w:r>
       <w:rPr>
         <w:sz w:val="36"/>
       </w:rPr>
-      <w:t xml:space="preserve">                                                               </w:t>
+      <w:t xml:space="preserve"> </w:t>
     </w:r>
     <w:r>
       <w:rPr>
-        <w:rFonts w:ascii="Times New Roman" w:hAnsi="Times New Roman" w:cs="Times New Roman"/>
         <w:sz w:val="36"/>
       </w:rPr>
-      <w:t>QUOTATION</w:t>
+      <w:t xml:space="preserve"> </w:t>
     </w:r>
     <w:r>
       <w:rPr>
-        <w:rFonts w:ascii="Times New Roman" w:hAnsi="Times New Roman" w:cs="Times New Roman"/>
-        <w:noProof/>
+        <w:sz w:val="36"/>
       </w:rPr>
-      <w:t xml:space="preserve"> </w:t>
+      <w:t xml:space="preserve">   </w:t>
     </w:r>
     <w:r>
       <w:rPr>
@@ -6772,16 +6752,6 @@
       </w:rPr>
       <w:t xml:space="preserve">           </w:t>
     </w:r>
-  </w:p>
-  <w:p>
-    <w:pPr>
-      <w:pStyle w:val="Header"/>
-      <w:rPr>
-        <w:b/>
-        <w:bCs/>
-        <w:color w:val="65AADB"/>
-      </w:rPr>
-    </w:pPr>
   </w:p>
 </w:hdr>
 </file>

--- a/QuotationApp.API/Templates/QuotationTemplate_Updated.docx
+++ b/QuotationApp.API/Templates/QuotationTemplate_Updated.docx
@@ -5,6 +5,7 @@
     <w:p>
       <w:pPr>
         <w:spacing w:after="120"/>
+        <w:jc w:val="both"/>
         <w:rPr>
           <w:rFonts w:ascii="Times New Roman" w:hAnsi="Times New Roman" w:cs="Times New Roman"/>
           <w:color w:val="000000" w:themeColor="text1"/>
@@ -53,6 +54,7 @@
           <w:p>
             <w:pPr>
               <w:spacing w:line="360" w:lineRule="auto"/>
+              <w:jc w:val="both"/>
             </w:pPr>
             <w:r>
               <w:rPr>
@@ -81,6 +83,7 @@
           <w:p>
             <w:pPr>
               <w:spacing w:line="360" w:lineRule="auto"/>
+              <w:jc w:val="both"/>
             </w:pPr>
             <w:r>
               <w:rPr>
@@ -115,6 +118,7 @@
           <w:p>
             <w:pPr>
               <w:spacing w:line="360" w:lineRule="auto"/>
+              <w:jc w:val="both"/>
             </w:pPr>
             <w:r>
               <w:rPr>
@@ -143,6 +147,7 @@
           <w:p>
             <w:pPr>
               <w:spacing w:line="360" w:lineRule="auto"/>
+              <w:jc w:val="both"/>
             </w:pPr>
             <w:r>
               <w:rPr>
@@ -177,6 +182,7 @@
           <w:p>
             <w:pPr>
               <w:spacing w:after="200" w:line="360" w:lineRule="auto"/>
+              <w:jc w:val="both"/>
               <w:rPr>
                 <w:rFonts w:ascii="Times New Roman" w:hAnsi="Times New Roman" w:cs="Times New Roman"/>
                 <w:color w:val="000000" w:themeColor="text1"/>
@@ -200,7 +206,16 @@
                 <w:sz w:val="18"/>
                 <w:szCs w:val="18"/>
               </w:rPr>
-              <w:t xml:space="preserve">{{CONTACT_PHONE}}  </w:t>
+              <w:t>{{CONTACT_PHONE</w:t>
+            </w:r>
+            <w:r>
+              <w:rPr>
+                <w:rFonts w:ascii="Times New Roman" w:hAnsi="Times New Roman" w:cs="Times New Roman"/>
+                <w:color w:val="65AADB"/>
+                <w:sz w:val="18"/>
+                <w:szCs w:val="18"/>
+              </w:rPr>
+              <w:t>}} |</w:t>
             </w:r>
             <w:r>
               <w:rPr>
@@ -209,7 +224,7 @@
                 <w:sz w:val="18"/>
                 <w:szCs w:val="18"/>
               </w:rPr>
-              <w:t xml:space="preserve">|   Email: </w:t>
+              <w:t xml:space="preserve">   Email: </w:t>
             </w:r>
             <w:r>
               <w:rPr>
@@ -229,6 +244,7 @@
           <w:p>
             <w:pPr>
               <w:spacing w:line="360" w:lineRule="auto"/>
+              <w:jc w:val="both"/>
             </w:pPr>
           </w:p>
         </w:tc>
@@ -237,6 +253,7 @@
     <w:p>
       <w:pPr>
         <w:spacing w:after="200"/>
+        <w:jc w:val="both"/>
         <w:rPr>
           <w:rFonts w:ascii="Times New Roman" w:hAnsi="Times New Roman" w:cs="Times New Roman"/>
           <w:color w:val="000000" w:themeColor="text1"/>
@@ -305,6 +322,7 @@
     <w:p>
       <w:pPr>
         <w:spacing w:after="200"/>
+        <w:jc w:val="both"/>
         <w:rPr>
           <w:rFonts w:ascii="Times New Roman" w:hAnsi="Times New Roman" w:cs="Times New Roman"/>
           <w:color w:val="000000" w:themeColor="text1"/>
@@ -353,6 +371,7 @@
     <w:p>
       <w:pPr>
         <w:spacing w:after="160"/>
+        <w:jc w:val="both"/>
         <w:rPr>
           <w:rFonts w:ascii="Times New Roman" w:hAnsi="Times New Roman" w:cs="Times New Roman"/>
           <w:color w:val="000000" w:themeColor="text1"/>
@@ -369,6 +388,7 @@
     <w:p>
       <w:pPr>
         <w:spacing w:after="160"/>
+        <w:jc w:val="both"/>
         <w:rPr>
           <w:rFonts w:ascii="Times New Roman" w:hAnsi="Times New Roman" w:cs="Times New Roman"/>
           <w:color w:val="000000" w:themeColor="text1"/>
@@ -385,6 +405,7 @@
     <w:p>
       <w:pPr>
         <w:spacing w:after="200"/>
+        <w:jc w:val="both"/>
         <w:rPr>
           <w:rFonts w:ascii="Times New Roman" w:hAnsi="Times New Roman" w:cs="Times New Roman"/>
         </w:rPr>
@@ -417,6 +438,7 @@
     <w:p>
       <w:pPr>
         <w:spacing w:before="300" w:after="150"/>
+        <w:jc w:val="both"/>
         <w:rPr>
           <w:rFonts w:ascii="Times New Roman" w:hAnsi="Times New Roman" w:cs="Times New Roman"/>
           <w:color w:val="000000" w:themeColor="text1"/>
@@ -437,6 +459,7 @@
     <w:p>
       <w:pPr>
         <w:spacing w:after="120"/>
+        <w:jc w:val="both"/>
         <w:rPr>
           <w:rFonts w:ascii="Times New Roman" w:hAnsi="Times New Roman" w:cs="Times New Roman"/>
         </w:rPr>
@@ -466,6 +489,7 @@
     <w:p>
       <w:pPr>
         <w:spacing w:after="100"/>
+        <w:jc w:val="both"/>
         <w:rPr>
           <w:rFonts w:ascii="Times New Roman" w:hAnsi="Times New Roman" w:cs="Times New Roman"/>
         </w:rPr>
@@ -505,6 +529,7 @@
           <w:tab w:val="center" w:pos="5020"/>
         </w:tabs>
         <w:spacing w:before="300" w:after="150"/>
+        <w:jc w:val="both"/>
         <w:rPr>
           <w:rFonts w:ascii="Times New Roman" w:hAnsi="Times New Roman" w:cs="Times New Roman"/>
           <w:color w:val="000000" w:themeColor="text1"/>
@@ -536,6 +561,7 @@
           <w:numId w:val="3"/>
         </w:numPr>
         <w:spacing w:after="80" w:line="240" w:lineRule="auto"/>
+        <w:jc w:val="both"/>
         <w:rPr>
           <w:rFonts w:ascii="Times New Roman" w:hAnsi="Times New Roman" w:cs="Times New Roman"/>
         </w:rPr>
@@ -555,6 +581,7 @@
           <w:numId w:val="3"/>
         </w:numPr>
         <w:spacing w:after="80" w:line="240" w:lineRule="auto"/>
+        <w:jc w:val="both"/>
         <w:rPr>
           <w:rFonts w:ascii="Times New Roman" w:hAnsi="Times New Roman" w:cs="Times New Roman"/>
         </w:rPr>
@@ -574,6 +601,7 @@
           <w:numId w:val="3"/>
         </w:numPr>
         <w:spacing w:after="80" w:line="240" w:lineRule="auto"/>
+        <w:jc w:val="both"/>
         <w:rPr>
           <w:rFonts w:ascii="Times New Roman" w:hAnsi="Times New Roman" w:cs="Times New Roman"/>
         </w:rPr>
@@ -593,6 +621,7 @@
           <w:numId w:val="3"/>
         </w:numPr>
         <w:spacing w:after="200" w:line="240" w:lineRule="auto"/>
+        <w:jc w:val="both"/>
         <w:rPr>
           <w:rFonts w:ascii="Times New Roman" w:hAnsi="Times New Roman" w:cs="Times New Roman"/>
         </w:rPr>
@@ -616,6 +645,7 @@
     <w:p>
       <w:pPr>
         <w:spacing w:after="200"/>
+        <w:jc w:val="both"/>
         <w:rPr>
           <w:rFonts w:ascii="Times New Roman" w:hAnsi="Times New Roman" w:cs="Times New Roman"/>
         </w:rPr>
@@ -630,6 +660,7 @@
     <w:p>
       <w:pPr>
         <w:spacing w:line="240" w:lineRule="auto"/>
+        <w:jc w:val="both"/>
         <w:rPr>
           <w:rFonts w:ascii="Times New Roman" w:hAnsi="Times New Roman" w:cs="Times New Roman"/>
           <w:lang w:val="en-US"/>
@@ -646,6 +677,7 @@
     <w:p>
       <w:pPr>
         <w:spacing w:line="240" w:lineRule="auto"/>
+        <w:jc w:val="both"/>
         <w:rPr>
           <w:rFonts w:ascii="Times New Roman" w:hAnsi="Times New Roman" w:cs="Times New Roman"/>
         </w:rPr>
@@ -654,6 +686,7 @@
     <w:p>
       <w:pPr>
         <w:spacing w:line="240" w:lineRule="auto"/>
+        <w:jc w:val="both"/>
         <w:rPr>
           <w:rFonts w:ascii="Times New Roman" w:hAnsi="Times New Roman" w:cs="Times New Roman"/>
           <w:lang w:val="en-US"/>
@@ -670,6 +703,7 @@
     <w:p>
       <w:pPr>
         <w:spacing w:line="240" w:lineRule="auto"/>
+        <w:jc w:val="both"/>
         <w:rPr>
           <w:rFonts w:ascii="Times New Roman" w:hAnsi="Times New Roman" w:cs="Times New Roman"/>
         </w:rPr>
@@ -678,6 +712,7 @@
     <w:p>
       <w:pPr>
         <w:spacing w:line="240" w:lineRule="auto"/>
+        <w:jc w:val="both"/>
         <w:rPr>
           <w:rFonts w:ascii="Times New Roman" w:hAnsi="Times New Roman" w:cs="Times New Roman"/>
           <w:lang w:val="en-US"/>
@@ -1026,26 +1061,26 @@
     <w:tbl>
       <w:tblPr>
         <w:tblStyle w:val="TableGrid0"/>
-        <w:tblW w:w="10013" w:type="dxa"/>
+        <w:tblW w:w="10143" w:type="dxa"/>
         <w:tblInd w:w="-5" w:type="dxa"/>
         <w:tblLayout w:type="fixed"/>
         <w:tblLook w:val="04A0" w:firstRow="1" w:lastRow="0" w:firstColumn="1" w:lastColumn="0" w:noHBand="0" w:noVBand="1"/>
       </w:tblPr>
       <w:tblGrid>
-        <w:gridCol w:w="1834"/>
-        <w:gridCol w:w="2258"/>
-        <w:gridCol w:w="1834"/>
-        <w:gridCol w:w="1270"/>
-        <w:gridCol w:w="1411"/>
-        <w:gridCol w:w="1406"/>
+        <w:gridCol w:w="1858"/>
+        <w:gridCol w:w="2288"/>
+        <w:gridCol w:w="1858"/>
+        <w:gridCol w:w="1286"/>
+        <w:gridCol w:w="1429"/>
+        <w:gridCol w:w="1424"/>
       </w:tblGrid>
       <w:tr>
         <w:trPr>
-          <w:trHeight w:val="308"/>
+          <w:trHeight w:val="166"/>
         </w:trPr>
         <w:tc>
           <w:tcPr>
-            <w:tcW w:w="1834" w:type="dxa"/>
+            <w:tcW w:w="1858" w:type="dxa"/>
           </w:tcPr>
           <w:p>
             <w:pPr>
@@ -1066,7 +1101,7 @@
         </w:tc>
         <w:tc>
           <w:tcPr>
-            <w:tcW w:w="2258" w:type="dxa"/>
+            <w:tcW w:w="2288" w:type="dxa"/>
           </w:tcPr>
           <w:p>
             <w:pPr>
@@ -1087,7 +1122,7 @@
         </w:tc>
         <w:tc>
           <w:tcPr>
-            <w:tcW w:w="1834" w:type="dxa"/>
+            <w:tcW w:w="1858" w:type="dxa"/>
           </w:tcPr>
           <w:p>
             <w:pPr>
@@ -1108,7 +1143,7 @@
         </w:tc>
         <w:tc>
           <w:tcPr>
-            <w:tcW w:w="1270" w:type="dxa"/>
+            <w:tcW w:w="1286" w:type="dxa"/>
           </w:tcPr>
           <w:p>
             <w:pPr>
@@ -1129,7 +1164,7 @@
         </w:tc>
         <w:tc>
           <w:tcPr>
-            <w:tcW w:w="1411" w:type="dxa"/>
+            <w:tcW w:w="1429" w:type="dxa"/>
           </w:tcPr>
           <w:p>
             <w:pPr>
@@ -1150,7 +1185,7 @@
         </w:tc>
         <w:tc>
           <w:tcPr>
-            <w:tcW w:w="1406" w:type="dxa"/>
+            <w:tcW w:w="1424" w:type="dxa"/>
           </w:tcPr>
           <w:p>
             <w:pPr>
@@ -1172,11 +1207,11 @@
       </w:tr>
       <w:tr>
         <w:trPr>
-          <w:trHeight w:val="1136"/>
+          <w:trHeight w:val="512"/>
         </w:trPr>
         <w:tc>
           <w:tcPr>
-            <w:tcW w:w="1834" w:type="dxa"/>
+            <w:tcW w:w="1858" w:type="dxa"/>
           </w:tcPr>
           <w:p>
             <w:pPr>
@@ -1201,7 +1236,7 @@
         </w:tc>
         <w:tc>
           <w:tcPr>
-            <w:tcW w:w="2258" w:type="dxa"/>
+            <w:tcW w:w="2288" w:type="dxa"/>
           </w:tcPr>
           <w:p>
             <w:pPr>
@@ -1226,7 +1261,7 @@
         </w:tc>
         <w:tc>
           <w:tcPr>
-            <w:tcW w:w="1834" w:type="dxa"/>
+            <w:tcW w:w="1858" w:type="dxa"/>
           </w:tcPr>
           <w:p>
             <w:pPr>
@@ -1251,7 +1286,7 @@
         </w:tc>
         <w:tc>
           <w:tcPr>
-            <w:tcW w:w="1270" w:type="dxa"/>
+            <w:tcW w:w="1286" w:type="dxa"/>
           </w:tcPr>
           <w:p>
             <w:pPr>
@@ -1276,7 +1311,7 @@
         </w:tc>
         <w:tc>
           <w:tcPr>
-            <w:tcW w:w="1411" w:type="dxa"/>
+            <w:tcW w:w="1429" w:type="dxa"/>
           </w:tcPr>
           <w:p>
             <w:pPr>
@@ -1301,7 +1336,7 @@
         </w:tc>
         <w:tc>
           <w:tcPr>
-            <w:tcW w:w="1406" w:type="dxa"/>
+            <w:tcW w:w="1424" w:type="dxa"/>
           </w:tcPr>
           <w:p>
             <w:pPr>
@@ -2491,7 +2526,21 @@
               <w:rPr>
                 <w:rFonts w:ascii="Times New Roman" w:hAnsi="Times New Roman" w:cs="Times New Roman"/>
               </w:rPr>
-              <w:t>First Year - These Services start a er 1 Month from start of Go Live. Subsequent Years – A er comple on of 7 Man Days</w:t>
+              <w:t xml:space="preserve">First Year - These Services start a er 1 Month from start of Go Live. Subsequent Years – A er </w:t>
+            </w:r>
+            <w:proofErr w:type="spellStart"/>
+            <w:r>
+              <w:rPr>
+                <w:rFonts w:ascii="Times New Roman" w:hAnsi="Times New Roman" w:cs="Times New Roman"/>
+              </w:rPr>
+              <w:t>comple</w:t>
+            </w:r>
+            <w:proofErr w:type="spellEnd"/>
+            <w:r>
+              <w:rPr>
+                <w:rFonts w:ascii="Times New Roman" w:hAnsi="Times New Roman" w:cs="Times New Roman"/>
+              </w:rPr>
+              <w:t xml:space="preserve"> on of 7 Man Days</w:t>
             </w:r>
           </w:p>
         </w:tc>
@@ -5283,6 +5332,7 @@
     <w:p>
       <w:pPr>
         <w:spacing w:before="300" w:after="150"/>
+        <w:jc w:val="both"/>
         <w:rPr>
           <w:rFonts w:ascii="Times New Roman" w:hAnsi="Times New Roman" w:cs="Times New Roman"/>
           <w:w w:val="101"/>
@@ -5444,12 +5494,13 @@
           <w:rFonts w:ascii="Times New Roman" w:hAnsi="Times New Roman" w:cs="Times New Roman"/>
           <w:w w:val="101"/>
         </w:rPr>
-        <w:t>Organization</w:t>
+        <w:t>organization</w:t>
       </w:r>
     </w:p>
     <w:p>
       <w:pPr>
         <w:spacing w:before="300" w:after="150"/>
+        <w:jc w:val="both"/>
         <w:rPr>
           <w:rFonts w:ascii="Times New Roman" w:hAnsi="Times New Roman" w:cs="Times New Roman"/>
         </w:rPr>
@@ -5581,6 +5632,7 @@
     <w:p>
       <w:pPr>
         <w:spacing w:before="300" w:after="150"/>
+        <w:jc w:val="both"/>
         <w:rPr>
           <w:rFonts w:ascii="Times New Roman" w:hAnsi="Times New Roman" w:cs="Times New Roman"/>
         </w:rPr>
@@ -5595,6 +5647,7 @@
     <w:p>
       <w:pPr>
         <w:spacing w:before="300" w:after="150"/>
+        <w:jc w:val="both"/>
         <w:rPr>
           <w:rFonts w:ascii="Times New Roman" w:hAnsi="Times New Roman" w:cs="Times New Roman"/>
         </w:rPr>
@@ -5609,6 +5662,7 @@
     <w:p>
       <w:pPr>
         <w:spacing w:before="160" w:after="40"/>
+        <w:jc w:val="both"/>
         <w:rPr>
           <w:rFonts w:ascii="Times New Roman" w:hAnsi="Times New Roman" w:cs="Times New Roman"/>
           <w:color w:val="000000" w:themeColor="text1"/>
@@ -5625,6 +5679,7 @@
     <w:p>
       <w:pPr>
         <w:spacing w:after="60"/>
+        <w:jc w:val="both"/>
         <w:rPr>
           <w:rFonts w:ascii="Times New Roman" w:hAnsi="Times New Roman" w:cs="Times New Roman"/>
         </w:rPr>
@@ -5639,6 +5694,7 @@
     <w:p>
       <w:pPr>
         <w:spacing w:before="160" w:after="40"/>
+        <w:jc w:val="both"/>
         <w:rPr>
           <w:rFonts w:ascii="Times New Roman" w:hAnsi="Times New Roman" w:cs="Times New Roman"/>
           <w:color w:val="000000" w:themeColor="text1"/>
@@ -5655,6 +5711,7 @@
     <w:p>
       <w:pPr>
         <w:spacing w:after="60"/>
+        <w:jc w:val="both"/>
         <w:rPr>
           <w:rFonts w:ascii="Times New Roman" w:hAnsi="Times New Roman" w:cs="Times New Roman"/>
         </w:rPr>
@@ -5669,6 +5726,7 @@
     <w:p>
       <w:pPr>
         <w:spacing w:before="160" w:after="40"/>
+        <w:jc w:val="both"/>
         <w:rPr>
           <w:rFonts w:ascii="Times New Roman" w:hAnsi="Times New Roman" w:cs="Times New Roman"/>
           <w:color w:val="000000" w:themeColor="text1"/>
@@ -5685,6 +5743,7 @@
     <w:p>
       <w:pPr>
         <w:spacing w:after="60"/>
+        <w:jc w:val="both"/>
         <w:rPr>
           <w:rFonts w:ascii="Times New Roman" w:hAnsi="Times New Roman" w:cs="Times New Roman"/>
         </w:rPr>
@@ -5699,6 +5758,7 @@
     <w:p>
       <w:pPr>
         <w:spacing w:before="160" w:after="40"/>
+        <w:jc w:val="both"/>
         <w:rPr>
           <w:rFonts w:ascii="Times New Roman" w:hAnsi="Times New Roman" w:cs="Times New Roman"/>
           <w:color w:val="000000" w:themeColor="text1"/>
@@ -5715,6 +5775,7 @@
     <w:p>
       <w:pPr>
         <w:spacing w:before="160" w:after="40"/>
+        <w:jc w:val="both"/>
         <w:rPr>
           <w:rFonts w:ascii="Times New Roman" w:hAnsi="Times New Roman" w:cs="Times New Roman"/>
         </w:rPr>
@@ -5729,6 +5790,7 @@
     <w:p>
       <w:pPr>
         <w:spacing w:before="160" w:after="40"/>
+        <w:jc w:val="both"/>
         <w:rPr>
           <w:rFonts w:ascii="Times New Roman" w:hAnsi="Times New Roman" w:cs="Times New Roman"/>
           <w:color w:val="000000" w:themeColor="text1"/>
@@ -5745,6 +5807,7 @@
     <w:p>
       <w:pPr>
         <w:spacing w:before="160" w:after="40"/>
+        <w:jc w:val="both"/>
         <w:rPr>
           <w:rFonts w:ascii="Times New Roman" w:hAnsi="Times New Roman" w:cs="Times New Roman"/>
         </w:rPr>
@@ -5766,6 +5829,7 @@
     <w:p>
       <w:pPr>
         <w:ind w:right="273"/>
+        <w:jc w:val="both"/>
         <w:rPr>
           <w:rFonts w:ascii="Times New Roman" w:hAnsi="Times New Roman" w:cs="Times New Roman"/>
         </w:rPr>
@@ -5787,6 +5851,7 @@
     <w:p>
       <w:pPr>
         <w:spacing w:before="160" w:after="40"/>
+        <w:jc w:val="both"/>
         <w:rPr>
           <w:rFonts w:ascii="Times New Roman" w:hAnsi="Times New Roman" w:cs="Times New Roman"/>
           <w:color w:val="000000" w:themeColor="text1"/>
@@ -5803,6 +5868,7 @@
     <w:p>
       <w:pPr>
         <w:spacing w:before="160" w:after="40"/>
+        <w:jc w:val="both"/>
         <w:rPr>
           <w:rFonts w:ascii="Times New Roman" w:hAnsi="Times New Roman" w:cs="Times New Roman"/>
           <w:color w:val="000000" w:themeColor="text1"/>
@@ -5842,6 +5908,7 @@
     <w:p>
       <w:pPr>
         <w:spacing w:before="160" w:after="40"/>
+        <w:jc w:val="both"/>
         <w:rPr>
           <w:rFonts w:ascii="Times New Roman" w:hAnsi="Times New Roman" w:cs="Times New Roman"/>
           <w:color w:val="000000" w:themeColor="text1"/>
@@ -5858,6 +5925,7 @@
     <w:p>
       <w:pPr>
         <w:spacing w:after="60"/>
+        <w:jc w:val="both"/>
         <w:rPr>
           <w:rFonts w:ascii="Times New Roman" w:hAnsi="Times New Roman" w:cs="Times New Roman"/>
         </w:rPr>
@@ -5889,6 +5957,7 @@
           <w:numId w:val="4"/>
         </w:numPr>
         <w:spacing w:after="60"/>
+        <w:jc w:val="both"/>
         <w:rPr>
           <w:rFonts w:ascii="Times New Roman" w:hAnsi="Times New Roman" w:cs="Times New Roman"/>
         </w:rPr>
@@ -5914,6 +5983,7 @@
           <w:numId w:val="4"/>
         </w:numPr>
         <w:spacing w:after="60"/>
+        <w:jc w:val="both"/>
         <w:rPr>
           <w:rFonts w:ascii="Times New Roman" w:hAnsi="Times New Roman" w:cs="Times New Roman"/>
         </w:rPr>
@@ -5934,6 +6004,7 @@
     <w:p>
       <w:pPr>
         <w:spacing w:before="160" w:after="40"/>
+        <w:jc w:val="both"/>
         <w:rPr>
           <w:rFonts w:ascii="Times New Roman" w:hAnsi="Times New Roman" w:cs="Times New Roman"/>
           <w:color w:val="000000" w:themeColor="text1"/>
@@ -5951,6 +6022,7 @@
     <w:p>
       <w:pPr>
         <w:spacing w:before="160" w:after="40"/>
+        <w:jc w:val="both"/>
         <w:rPr>
           <w:rFonts w:ascii="Times New Roman" w:hAnsi="Times New Roman" w:cs="Times New Roman"/>
           <w:color w:val="000000" w:themeColor="text1"/>
@@ -5960,12 +6032,25 @@
         <w:rPr>
           <w:rFonts w:ascii="Times New Roman" w:hAnsi="Times New Roman" w:cs="Times New Roman"/>
         </w:rPr>
-        <w:t xml:space="preserve">In case of deduction of TDS Amount, You have to give us the TDS certificate immediately along with our Payment. If we do not receive the TDS Certificate within 6 months or by the end of the Financial Year, you </w:t>
+        <w:t xml:space="preserve">In case of deduction of TDS Amount, You </w:t>
+      </w:r>
+      <w:r>
+        <w:rPr>
+          <w:rFonts w:ascii="Times New Roman" w:hAnsi="Times New Roman" w:cs="Times New Roman"/>
+        </w:rPr>
+        <w:t>must</w:t>
+      </w:r>
+      <w:r>
+        <w:rPr>
+          <w:rFonts w:ascii="Times New Roman" w:hAnsi="Times New Roman" w:cs="Times New Roman"/>
+        </w:rPr>
+        <w:t xml:space="preserve"> give us the TDS certificate immediately along with our Payment. If we do not receive the TDS Certificate within 6 months or by the end of the Financial Year, you </w:t>
       </w:r>
     </w:p>
     <w:p>
       <w:pPr>
         <w:spacing w:before="160" w:after="40"/>
+        <w:jc w:val="both"/>
         <w:rPr>
           <w:rFonts w:ascii="Times New Roman" w:hAnsi="Times New Roman" w:cs="Times New Roman"/>
           <w:color w:val="000000" w:themeColor="text1"/>
@@ -5982,6 +6067,7 @@
     <w:p>
       <w:pPr>
         <w:spacing w:after="60"/>
+        <w:jc w:val="both"/>
         <w:rPr>
           <w:rFonts w:ascii="Times New Roman" w:hAnsi="Times New Roman" w:cs="Times New Roman"/>
         </w:rPr>
@@ -5996,6 +6082,7 @@
     <w:p>
       <w:pPr>
         <w:spacing w:before="160" w:after="40"/>
+        <w:jc w:val="both"/>
         <w:rPr>
           <w:rFonts w:ascii="Times New Roman" w:hAnsi="Times New Roman" w:cs="Times New Roman"/>
           <w:color w:val="000000" w:themeColor="text1"/>
@@ -6012,6 +6099,7 @@
     <w:p>
       <w:pPr>
         <w:spacing w:before="160" w:after="40"/>
+        <w:jc w:val="both"/>
         <w:rPr>
           <w:rFonts w:ascii="Times New Roman" w:hAnsi="Times New Roman" w:cs="Times New Roman"/>
         </w:rPr>
@@ -6038,6 +6126,7 @@
     <w:p>
       <w:pPr>
         <w:spacing w:before="160" w:after="40"/>
+        <w:jc w:val="both"/>
         <w:rPr>
           <w:rFonts w:ascii="Times New Roman" w:hAnsi="Times New Roman" w:cs="Times New Roman"/>
           <w:color w:val="000000" w:themeColor="text1"/>
@@ -6054,6 +6143,7 @@
     <w:p>
       <w:pPr>
         <w:spacing w:after="60"/>
+        <w:jc w:val="both"/>
         <w:rPr>
           <w:rFonts w:ascii="Times New Roman" w:hAnsi="Times New Roman" w:cs="Times New Roman"/>
         </w:rPr>
@@ -6068,6 +6158,7 @@
     <w:p>
       <w:pPr>
         <w:spacing w:before="300" w:after="40"/>
+        <w:jc w:val="both"/>
         <w:rPr>
           <w:rFonts w:ascii="Times New Roman" w:hAnsi="Times New Roman" w:cs="Times New Roman"/>
         </w:rPr>
@@ -6082,6 +6173,7 @@
     <w:p>
       <w:pPr>
         <w:spacing w:before="300" w:after="40" w:line="360" w:lineRule="auto"/>
+        <w:jc w:val="both"/>
         <w:rPr>
           <w:rFonts w:ascii="Times New Roman" w:hAnsi="Times New Roman" w:cs="Times New Roman"/>
         </w:rPr>
@@ -6108,6 +6200,7 @@
     <w:p>
       <w:pPr>
         <w:spacing w:after="20" w:line="360" w:lineRule="auto"/>
+        <w:jc w:val="both"/>
         <w:rPr>
           <w:rFonts w:ascii="Times New Roman" w:hAnsi="Times New Roman" w:cs="Times New Roman"/>
           <w:color w:val="000000" w:themeColor="text1"/>
@@ -6124,6 +6217,7 @@
     <w:p>
       <w:pPr>
         <w:spacing w:after="20"/>
+        <w:jc w:val="both"/>
         <w:rPr>
           <w:rFonts w:ascii="Times New Roman" w:hAnsi="Times New Roman" w:cs="Times New Roman"/>
           <w:noProof/>
@@ -6133,6 +6227,7 @@
     <w:p>
       <w:pPr>
         <w:spacing w:after="20"/>
+        <w:jc w:val="both"/>
         <w:rPr>
           <w:rFonts w:ascii="Times New Roman" w:hAnsi="Times New Roman" w:cs="Times New Roman"/>
           <w:noProof/>
@@ -6142,6 +6237,7 @@
     <w:p>
       <w:pPr>
         <w:spacing w:after="20"/>
+        <w:jc w:val="both"/>
         <w:rPr>
           <w:rFonts w:ascii="Times New Roman" w:hAnsi="Times New Roman" w:cs="Times New Roman"/>
           <w:noProof/>
@@ -6151,6 +6247,7 @@
     <w:p>
       <w:pPr>
         <w:spacing w:after="20"/>
+        <w:jc w:val="both"/>
         <w:rPr>
           <w:rFonts w:ascii="Times New Roman" w:hAnsi="Times New Roman" w:cs="Times New Roman"/>
           <w:noProof/>
@@ -6160,6 +6257,7 @@
     <w:p>
       <w:pPr>
         <w:spacing w:after="20"/>
+        <w:jc w:val="both"/>
         <w:rPr>
           <w:rFonts w:ascii="Times New Roman" w:hAnsi="Times New Roman" w:cs="Times New Roman"/>
           <w:noProof/>
@@ -6169,6 +6267,7 @@
     <w:p>
       <w:pPr>
         <w:spacing w:after="20"/>
+        <w:jc w:val="both"/>
         <w:rPr>
           <w:rFonts w:ascii="Times New Roman" w:hAnsi="Times New Roman" w:cs="Times New Roman"/>
         </w:rPr>
@@ -6177,6 +6276,7 @@
     <w:p>
       <w:pPr>
         <w:spacing w:after="20"/>
+        <w:jc w:val="both"/>
         <w:rPr>
           <w:rFonts w:ascii="Times New Roman" w:hAnsi="Times New Roman" w:cs="Times New Roman"/>
         </w:rPr>
@@ -6191,6 +6291,7 @@
     <w:p>
       <w:pPr>
         <w:spacing w:after="20"/>
+        <w:jc w:val="both"/>
         <w:rPr>
           <w:rFonts w:ascii="Times New Roman" w:hAnsi="Times New Roman" w:cs="Times New Roman"/>
           <w:color w:val="000000" w:themeColor="text1"/>

--- a/QuotationApp.API/Templates/QuotationTemplate_Updated.docx
+++ b/QuotationApp.API/Templates/QuotationTemplate_Updated.docx
@@ -93,7 +93,18 @@
                 <w:szCs w:val="18"/>
                 <w:lang w:val="en-US"/>
               </w:rPr>
-              <w:t xml:space="preserve">Quotation No: </w:t>
+              <w:t xml:space="preserve">Quotation </w:t>
+            </w:r>
+            <w:proofErr w:type="gramStart"/>
+            <w:r>
+              <w:rPr>
+                <w:rFonts w:ascii="Times New Roman" w:hAnsi="Times New Roman" w:cs="Times New Roman"/>
+                <w:color w:val="000000" w:themeColor="text1"/>
+                <w:sz w:val="18"/>
+                <w:szCs w:val="18"/>
+                <w:lang w:val="en-US"/>
+              </w:rPr>
+              <w:t xml:space="preserve">No: </w:t>
             </w:r>
             <w:r>
               <w:rPr>
@@ -102,7 +113,17 @@
                 <w:sz w:val="18"/>
                 <w:szCs w:val="18"/>
               </w:rPr>
-              <w:t>{{QuotationNo}}</w:t>
+              <w:t>{{</w:t>
+            </w:r>
+            <w:proofErr w:type="gramEnd"/>
+            <w:r>
+              <w:rPr>
+                <w:rFonts w:ascii="Times New Roman" w:hAnsi="Times New Roman" w:cs="Times New Roman"/>
+                <w:color w:val="65AADB"/>
+                <w:sz w:val="18"/>
+                <w:szCs w:val="18"/>
+              </w:rPr>
+              <w:t>QuotationNo}}</w:t>
             </w:r>
           </w:p>
         </w:tc>
@@ -149,6 +170,7 @@
               <w:spacing w:line="360" w:lineRule="auto"/>
               <w:jc w:val="both"/>
             </w:pPr>
+            <w:proofErr w:type="gramStart"/>
             <w:r>
               <w:rPr>
                 <w:rFonts w:ascii="Times New Roman" w:hAnsi="Times New Roman" w:cs="Times New Roman"/>
@@ -166,7 +188,17 @@
                 <w:sz w:val="18"/>
                 <w:szCs w:val="18"/>
               </w:rPr>
-              <w:t>{{Date}}</w:t>
+              <w:t>{{</w:t>
+            </w:r>
+            <w:proofErr w:type="gramEnd"/>
+            <w:r>
+              <w:rPr>
+                <w:rFonts w:ascii="Times New Roman" w:hAnsi="Times New Roman" w:cs="Times New Roman"/>
+                <w:color w:val="65AADB"/>
+                <w:sz w:val="18"/>
+                <w:szCs w:val="18"/>
+              </w:rPr>
+              <w:t>Date}}</w:t>
             </w:r>
           </w:p>
         </w:tc>
@@ -425,15 +457,26 @@
           <w:bCs/>
           <w:color w:val="65AADB"/>
         </w:rPr>
-        <w:t>{{ORG_NAME}}</w:t>
-      </w:r>
-      <w:r>
-        <w:rPr>
-          <w:rFonts w:ascii="Times New Roman" w:hAnsi="Times New Roman" w:cs="Times New Roman"/>
+        <w:t>{{ORG_</w:t>
+      </w:r>
+      <w:proofErr w:type="gramStart"/>
+      <w:r>
+        <w:rPr>
+          <w:rFonts w:ascii="Times New Roman" w:hAnsi="Times New Roman" w:cs="Times New Roman"/>
+          <w:b/>
+          <w:bCs/>
           <w:color w:val="65AADB"/>
         </w:rPr>
+        <w:t>NAME}}</w:t>
+      </w:r>
+      <w:r>
+        <w:rPr>
+          <w:rFonts w:ascii="Times New Roman" w:hAnsi="Times New Roman" w:cs="Times New Roman"/>
+          <w:color w:val="65AADB"/>
+        </w:rPr>
         <w:t>.</w:t>
       </w:r>
+      <w:proofErr w:type="gramEnd"/>
     </w:p>
     <w:p>
       <w:pPr>
@@ -1418,7 +1461,7 @@
       <w:tblPr>
         <w:tblpPr w:leftFromText="180" w:rightFromText="180" w:vertAnchor="text" w:tblpY="1"/>
         <w:tblOverlap w:val="never"/>
-        <w:tblW w:w="9992" w:type="dxa"/>
+        <w:tblW w:w="10060" w:type="dxa"/>
         <w:tblBorders>
           <w:top w:val="single" w:sz="4" w:space="0" w:color="auto"/>
           <w:left w:val="single" w:sz="4" w:space="0" w:color="auto"/>
@@ -1435,9 +1478,9 @@
         <w:tblLook w:val="04A0" w:firstRow="1" w:lastRow="0" w:firstColumn="1" w:lastColumn="0" w:noHBand="0" w:noVBand="1"/>
       </w:tblPr>
       <w:tblGrid>
-        <w:gridCol w:w="1007"/>
-        <w:gridCol w:w="6360"/>
-        <w:gridCol w:w="2625"/>
+        <w:gridCol w:w="866"/>
+        <w:gridCol w:w="5390"/>
+        <w:gridCol w:w="3804"/>
       </w:tblGrid>
       <w:tr>
         <w:trPr>
@@ -1446,7 +1489,7 @@
         </w:trPr>
         <w:tc>
           <w:tcPr>
-            <w:tcW w:w="1007" w:type="dxa"/>
+            <w:tcW w:w="866" w:type="dxa"/>
             <w:shd w:val="clear" w:color="auto" w:fill="FFFFFF" w:themeFill="background1"/>
             <w:tcMar>
               <w:top w:w="80" w:type="dxa"/>
@@ -1475,7 +1518,7 @@
         </w:tc>
         <w:tc>
           <w:tcPr>
-            <w:tcW w:w="6360" w:type="dxa"/>
+            <w:tcW w:w="5390" w:type="dxa"/>
             <w:shd w:val="clear" w:color="auto" w:fill="FFFFFF" w:themeFill="background1"/>
             <w:tcMar>
               <w:top w:w="80" w:type="dxa"/>
@@ -1504,7 +1547,7 @@
         </w:tc>
         <w:tc>
           <w:tcPr>
-            <w:tcW w:w="2625" w:type="dxa"/>
+            <w:tcW w:w="3804" w:type="dxa"/>
             <w:shd w:val="clear" w:color="auto" w:fill="FFFFFF" w:themeFill="background1"/>
             <w:tcMar>
               <w:top w:w="80" w:type="dxa"/>
@@ -1552,7 +1595,7 @@
         </w:trPr>
         <w:tc>
           <w:tcPr>
-            <w:tcW w:w="1007" w:type="dxa"/>
+            <w:tcW w:w="866" w:type="dxa"/>
             <w:shd w:val="clear" w:color="auto" w:fill="FFFFFF" w:themeFill="background1"/>
             <w:tcMar>
               <w:top w:w="80" w:type="dxa"/>
@@ -1577,7 +1620,7 @@
         </w:tc>
         <w:tc>
           <w:tcPr>
-            <w:tcW w:w="6360" w:type="dxa"/>
+            <w:tcW w:w="5390" w:type="dxa"/>
             <w:shd w:val="clear" w:color="auto" w:fill="FFFFFF" w:themeFill="background1"/>
             <w:tcMar>
               <w:top w:w="80" w:type="dxa"/>
@@ -1663,7 +1706,7 @@
         </w:tc>
         <w:tc>
           <w:tcPr>
-            <w:tcW w:w="2625" w:type="dxa"/>
+            <w:tcW w:w="3804" w:type="dxa"/>
             <w:shd w:val="clear" w:color="auto" w:fill="FFFFFF" w:themeFill="background1"/>
             <w:tcMar>
               <w:top w:w="80" w:type="dxa"/>
@@ -1700,7 +1743,7 @@
         </w:trPr>
         <w:tc>
           <w:tcPr>
-            <w:tcW w:w="1007" w:type="dxa"/>
+            <w:tcW w:w="866" w:type="dxa"/>
             <w:shd w:val="clear" w:color="auto" w:fill="FFFFFF" w:themeFill="background1"/>
             <w:tcMar>
               <w:top w:w="80" w:type="dxa"/>
@@ -1719,7 +1762,7 @@
         </w:tc>
         <w:tc>
           <w:tcPr>
-            <w:tcW w:w="6360" w:type="dxa"/>
+            <w:tcW w:w="5390" w:type="dxa"/>
             <w:shd w:val="clear" w:color="auto" w:fill="FFFFFF" w:themeFill="background1"/>
             <w:tcMar>
               <w:top w:w="80" w:type="dxa"/>
@@ -1744,7 +1787,7 @@
         </w:tc>
         <w:tc>
           <w:tcPr>
-            <w:tcW w:w="2625" w:type="dxa"/>
+            <w:tcW w:w="3804" w:type="dxa"/>
             <w:shd w:val="clear" w:color="auto" w:fill="FFFFFF" w:themeFill="background1"/>
             <w:tcMar>
               <w:top w:w="80" w:type="dxa"/>
@@ -1774,7 +1817,7 @@
         </w:trPr>
         <w:tc>
           <w:tcPr>
-            <w:tcW w:w="1007" w:type="dxa"/>
+            <w:tcW w:w="866" w:type="dxa"/>
             <w:shd w:val="clear" w:color="auto" w:fill="FFFFFF" w:themeFill="background1"/>
             <w:tcMar>
               <w:top w:w="80" w:type="dxa"/>
@@ -1799,7 +1842,7 @@
         </w:tc>
         <w:tc>
           <w:tcPr>
-            <w:tcW w:w="6360" w:type="dxa"/>
+            <w:tcW w:w="5390" w:type="dxa"/>
             <w:shd w:val="clear" w:color="auto" w:fill="FFFFFF" w:themeFill="background1"/>
             <w:tcMar>
               <w:top w:w="80" w:type="dxa"/>
@@ -1866,7 +1909,7 @@
         </w:tc>
         <w:tc>
           <w:tcPr>
-            <w:tcW w:w="2625" w:type="dxa"/>
+            <w:tcW w:w="3804" w:type="dxa"/>
             <w:shd w:val="clear" w:color="auto" w:fill="FFFFFF" w:themeFill="background1"/>
             <w:tcMar>
               <w:top w:w="80" w:type="dxa"/>
@@ -1896,7 +1939,7 @@
         </w:trPr>
         <w:tc>
           <w:tcPr>
-            <w:tcW w:w="1007" w:type="dxa"/>
+            <w:tcW w:w="866" w:type="dxa"/>
             <w:shd w:val="clear" w:color="auto" w:fill="FFFFFF" w:themeFill="background1"/>
             <w:tcMar>
               <w:top w:w="80" w:type="dxa"/>
@@ -1915,7 +1958,7 @@
         </w:tc>
         <w:tc>
           <w:tcPr>
-            <w:tcW w:w="6360" w:type="dxa"/>
+            <w:tcW w:w="5390" w:type="dxa"/>
             <w:shd w:val="clear" w:color="auto" w:fill="FFFFFF" w:themeFill="background1"/>
             <w:tcMar>
               <w:top w:w="80" w:type="dxa"/>
@@ -1946,7 +1989,7 @@
         </w:tc>
         <w:tc>
           <w:tcPr>
-            <w:tcW w:w="2625" w:type="dxa"/>
+            <w:tcW w:w="3804" w:type="dxa"/>
             <w:shd w:val="clear" w:color="auto" w:fill="FFFFFF" w:themeFill="background1"/>
             <w:tcMar>
               <w:top w:w="80" w:type="dxa"/>
@@ -1976,7 +2019,7 @@
         </w:trPr>
         <w:tc>
           <w:tcPr>
-            <w:tcW w:w="1007" w:type="dxa"/>
+            <w:tcW w:w="866" w:type="dxa"/>
             <w:shd w:val="clear" w:color="auto" w:fill="FFFFFF" w:themeFill="background1"/>
             <w:tcMar>
               <w:top w:w="80" w:type="dxa"/>
@@ -1995,7 +2038,7 @@
         </w:tc>
         <w:tc>
           <w:tcPr>
-            <w:tcW w:w="6360" w:type="dxa"/>
+            <w:tcW w:w="5390" w:type="dxa"/>
             <w:shd w:val="clear" w:color="auto" w:fill="FFFFFF" w:themeFill="background1"/>
             <w:tcMar>
               <w:top w:w="80" w:type="dxa"/>
@@ -2014,13 +2057,13 @@
               <w:rPr>
                 <w:rFonts w:ascii="Times New Roman" w:hAnsi="Times New Roman" w:cs="Times New Roman"/>
               </w:rPr>
-              <w:t>Total of All Modules Final Price:</w:t>
-            </w:r>
-          </w:p>
-        </w:tc>
-        <w:tc>
-          <w:tcPr>
-            <w:tcW w:w="2625" w:type="dxa"/>
+              <w:t>Additional Scope:</w:t>
+            </w:r>
+          </w:p>
+        </w:tc>
+        <w:tc>
+          <w:tcPr>
+            <w:tcW w:w="3804" w:type="dxa"/>
             <w:shd w:val="clear" w:color="auto" w:fill="FFFFFF" w:themeFill="background1"/>
             <w:tcMar>
               <w:top w:w="80" w:type="dxa"/>
@@ -2039,7 +2082,7 @@
               <w:rPr>
                 <w:rFonts w:ascii="Times New Roman" w:hAnsi="Times New Roman" w:cs="Times New Roman"/>
               </w:rPr>
-              <w:t>{{OVERALL_VALUE}}</w:t>
+              <w:t>{{ADDITIONAL_SCOPE_SUBTOTAL}}</w:t>
             </w:r>
           </w:p>
         </w:tc>
@@ -2050,7 +2093,7 @@
         </w:trPr>
         <w:tc>
           <w:tcPr>
-            <w:tcW w:w="1007" w:type="dxa"/>
+            <w:tcW w:w="866" w:type="dxa"/>
             <w:shd w:val="clear" w:color="auto" w:fill="FFFFFF" w:themeFill="background1"/>
             <w:tcMar>
               <w:top w:w="80" w:type="dxa"/>
@@ -2065,17 +2108,11 @@
                 <w:rFonts w:ascii="Times New Roman" w:hAnsi="Times New Roman" w:cs="Times New Roman"/>
               </w:rPr>
             </w:pPr>
-            <w:r>
-              <w:rPr>
-                <w:rFonts w:ascii="Times New Roman" w:hAnsi="Times New Roman" w:cs="Times New Roman"/>
-              </w:rPr>
-              <w:t>2</w:t>
-            </w:r>
-          </w:p>
-        </w:tc>
-        <w:tc>
-          <w:tcPr>
-            <w:tcW w:w="6360" w:type="dxa"/>
+          </w:p>
+        </w:tc>
+        <w:tc>
+          <w:tcPr>
+            <w:tcW w:w="5390" w:type="dxa"/>
             <w:shd w:val="clear" w:color="auto" w:fill="FFFFFF" w:themeFill="background1"/>
             <w:tcMar>
               <w:top w:w="80" w:type="dxa"/>
@@ -2094,13 +2131,13 @@
               <w:rPr>
                 <w:rFonts w:ascii="Times New Roman" w:hAnsi="Times New Roman" w:cs="Times New Roman"/>
               </w:rPr>
-              <w:t>Customization</w:t>
-            </w:r>
-          </w:p>
-        </w:tc>
-        <w:tc>
-          <w:tcPr>
-            <w:tcW w:w="2625" w:type="dxa"/>
+              <w:t>Total of All Modules Final Price:</w:t>
+            </w:r>
+          </w:p>
+        </w:tc>
+        <w:tc>
+          <w:tcPr>
+            <w:tcW w:w="3804" w:type="dxa"/>
             <w:shd w:val="clear" w:color="auto" w:fill="FFFFFF" w:themeFill="background1"/>
             <w:tcMar>
               <w:top w:w="80" w:type="dxa"/>
@@ -2119,7 +2156,7 @@
               <w:rPr>
                 <w:rFonts w:ascii="Times New Roman" w:hAnsi="Times New Roman" w:cs="Times New Roman"/>
               </w:rPr>
-              <w:t>TBD</w:t>
+              <w:t>{{OVERALL_VALUE}}</w:t>
             </w:r>
           </w:p>
         </w:tc>
@@ -2130,7 +2167,7 @@
         </w:trPr>
         <w:tc>
           <w:tcPr>
-            <w:tcW w:w="1007" w:type="dxa"/>
+            <w:tcW w:w="866" w:type="dxa"/>
             <w:shd w:val="clear" w:color="auto" w:fill="FFFFFF" w:themeFill="background1"/>
             <w:tcMar>
               <w:top w:w="80" w:type="dxa"/>
@@ -2149,13 +2186,13 @@
               <w:rPr>
                 <w:rFonts w:ascii="Times New Roman" w:hAnsi="Times New Roman" w:cs="Times New Roman"/>
               </w:rPr>
-              <w:t xml:space="preserve"> 2.1</w:t>
-            </w:r>
-          </w:p>
-        </w:tc>
-        <w:tc>
-          <w:tcPr>
-            <w:tcW w:w="6360" w:type="dxa"/>
+              <w:t>2</w:t>
+            </w:r>
+          </w:p>
+        </w:tc>
+        <w:tc>
+          <w:tcPr>
+            <w:tcW w:w="5390" w:type="dxa"/>
             <w:shd w:val="clear" w:color="auto" w:fill="FFFFFF" w:themeFill="background1"/>
             <w:tcMar>
               <w:top w:w="80" w:type="dxa"/>
@@ -2174,13 +2211,13 @@
               <w:rPr>
                 <w:rFonts w:ascii="Times New Roman" w:hAnsi="Times New Roman" w:cs="Times New Roman"/>
               </w:rPr>
-              <w:t>In case of any additional development required which will be consider 8000 per man day additional to above proposal.</w:t>
-            </w:r>
-          </w:p>
-        </w:tc>
-        <w:tc>
-          <w:tcPr>
-            <w:tcW w:w="2625" w:type="dxa"/>
+              <w:t>Customization</w:t>
+            </w:r>
+          </w:p>
+        </w:tc>
+        <w:tc>
+          <w:tcPr>
+            <w:tcW w:w="3804" w:type="dxa"/>
             <w:shd w:val="clear" w:color="auto" w:fill="FFFFFF" w:themeFill="background1"/>
             <w:tcMar>
               <w:top w:w="80" w:type="dxa"/>
@@ -2195,6 +2232,12 @@
                 <w:rFonts w:ascii="Times New Roman" w:hAnsi="Times New Roman" w:cs="Times New Roman"/>
               </w:rPr>
             </w:pPr>
+            <w:r>
+              <w:rPr>
+                <w:rFonts w:ascii="Times New Roman" w:hAnsi="Times New Roman" w:cs="Times New Roman"/>
+              </w:rPr>
+              <w:t>TBD</w:t>
+            </w:r>
           </w:p>
         </w:tc>
       </w:tr>
@@ -2204,7 +2247,7 @@
         </w:trPr>
         <w:tc>
           <w:tcPr>
-            <w:tcW w:w="1007" w:type="dxa"/>
+            <w:tcW w:w="866" w:type="dxa"/>
             <w:shd w:val="clear" w:color="auto" w:fill="FFFFFF" w:themeFill="background1"/>
             <w:tcMar>
               <w:top w:w="80" w:type="dxa"/>
@@ -2223,13 +2266,13 @@
               <w:rPr>
                 <w:rFonts w:ascii="Times New Roman" w:hAnsi="Times New Roman" w:cs="Times New Roman"/>
               </w:rPr>
-              <w:t>3</w:t>
-            </w:r>
-          </w:p>
-        </w:tc>
-        <w:tc>
-          <w:tcPr>
-            <w:tcW w:w="6360" w:type="dxa"/>
+              <w:t xml:space="preserve"> 2.1</w:t>
+            </w:r>
+          </w:p>
+        </w:tc>
+        <w:tc>
+          <w:tcPr>
+            <w:tcW w:w="5390" w:type="dxa"/>
             <w:shd w:val="clear" w:color="auto" w:fill="FFFFFF" w:themeFill="background1"/>
             <w:tcMar>
               <w:top w:w="80" w:type="dxa"/>
@@ -2248,13 +2291,13 @@
               <w:rPr>
                 <w:rFonts w:ascii="Times New Roman" w:hAnsi="Times New Roman" w:cs="Times New Roman"/>
               </w:rPr>
-              <w:t>Renewal and Support from next year onwards</w:t>
-            </w:r>
-          </w:p>
-        </w:tc>
-        <w:tc>
-          <w:tcPr>
-            <w:tcW w:w="2625" w:type="dxa"/>
+              <w:t>In case of any additional development required which will be consider 8000 per man day additional to above proposal.</w:t>
+            </w:r>
+          </w:p>
+        </w:tc>
+        <w:tc>
+          <w:tcPr>
+            <w:tcW w:w="3804" w:type="dxa"/>
             <w:shd w:val="clear" w:color="auto" w:fill="FFFFFF" w:themeFill="background1"/>
             <w:tcMar>
               <w:top w:w="80" w:type="dxa"/>
@@ -2278,7 +2321,7 @@
         </w:trPr>
         <w:tc>
           <w:tcPr>
-            <w:tcW w:w="1007" w:type="dxa"/>
+            <w:tcW w:w="866" w:type="dxa"/>
             <w:shd w:val="clear" w:color="auto" w:fill="FFFFFF" w:themeFill="background1"/>
             <w:tcMar>
               <w:top w:w="80" w:type="dxa"/>
@@ -2297,25 +2340,13 @@
               <w:rPr>
                 <w:rFonts w:ascii="Times New Roman" w:hAnsi="Times New Roman" w:cs="Times New Roman"/>
               </w:rPr>
-              <w:t xml:space="preserve"> </w:t>
-            </w:r>
-            <w:r>
-              <w:rPr>
-                <w:rFonts w:ascii="Times New Roman" w:hAnsi="Times New Roman" w:cs="Times New Roman"/>
-              </w:rPr>
               <w:t>3</w:t>
             </w:r>
-            <w:r>
-              <w:rPr>
-                <w:rFonts w:ascii="Times New Roman" w:hAnsi="Times New Roman" w:cs="Times New Roman"/>
-              </w:rPr>
-              <w:t>.1</w:t>
-            </w:r>
-          </w:p>
-        </w:tc>
-        <w:tc>
-          <w:tcPr>
-            <w:tcW w:w="6360" w:type="dxa"/>
+          </w:p>
+        </w:tc>
+        <w:tc>
+          <w:tcPr>
+            <w:tcW w:w="5390" w:type="dxa"/>
             <w:shd w:val="clear" w:color="auto" w:fill="FFFFFF" w:themeFill="background1"/>
             <w:tcMar>
               <w:top w:w="80" w:type="dxa"/>
@@ -2334,26 +2365,13 @@
               <w:rPr>
                 <w:rFonts w:ascii="Times New Roman" w:hAnsi="Times New Roman" w:cs="Times New Roman"/>
               </w:rPr>
-              <w:t xml:space="preserve">The License renewal would be required to be done every Year These renewal fees will facilitate to have the Product Upgrades, which would cover improvements, bug fixes, and changes in AIAG VDA compliances. </w:t>
-            </w:r>
-          </w:p>
-          <w:p>
-            <w:pPr>
-              <w:rPr>
-                <w:rFonts w:ascii="Times New Roman" w:hAnsi="Times New Roman" w:cs="Times New Roman"/>
-              </w:rPr>
-            </w:pPr>
-            <w:r>
-              <w:rPr>
-                <w:rFonts w:ascii="Times New Roman" w:hAnsi="Times New Roman" w:cs="Times New Roman"/>
-              </w:rPr>
-              <w:t xml:space="preserve">Support of 7 Man days is included in this price.  </w:t>
-            </w:r>
-          </w:p>
-        </w:tc>
-        <w:tc>
-          <w:tcPr>
-            <w:tcW w:w="2625" w:type="dxa"/>
+              <w:t>Renewal and Support from next year onwards</w:t>
+            </w:r>
+          </w:p>
+        </w:tc>
+        <w:tc>
+          <w:tcPr>
+            <w:tcW w:w="3804" w:type="dxa"/>
             <w:shd w:val="clear" w:color="auto" w:fill="FFFFFF" w:themeFill="background1"/>
             <w:tcMar>
               <w:top w:w="80" w:type="dxa"/>
@@ -2368,31 +2386,6 @@
                 <w:rFonts w:ascii="Times New Roman" w:hAnsi="Times New Roman" w:cs="Times New Roman"/>
               </w:rPr>
             </w:pPr>
-            <w:r>
-              <w:rPr>
-                <w:rFonts w:ascii="Times New Roman" w:hAnsi="Times New Roman" w:cs="Times New Roman"/>
-              </w:rPr>
-              <w:t>{{MODULE_</w:t>
-            </w:r>
-            <w:r>
-              <w:rPr>
-                <w:rFonts w:ascii="Times New Roman" w:hAnsi="Times New Roman" w:cs="Times New Roman"/>
-              </w:rPr>
-              <w:t>NAME</w:t>
-            </w:r>
-            <w:r>
-              <w:rPr>
-                <w:rFonts w:ascii="Times New Roman" w:hAnsi="Times New Roman" w:cs="Times New Roman"/>
-              </w:rPr>
-              <w:t>}}</w:t>
-            </w:r>
-          </w:p>
-          <w:p>
-            <w:pPr>
-              <w:rPr>
-                <w:rFonts w:ascii="Times New Roman" w:hAnsi="Times New Roman" w:cs="Times New Roman"/>
-              </w:rPr>
-            </w:pPr>
           </w:p>
         </w:tc>
       </w:tr>
@@ -2402,7 +2395,7 @@
         </w:trPr>
         <w:tc>
           <w:tcPr>
-            <w:tcW w:w="1007" w:type="dxa"/>
+            <w:tcW w:w="866" w:type="dxa"/>
             <w:shd w:val="clear" w:color="auto" w:fill="FFFFFF" w:themeFill="background1"/>
             <w:tcMar>
               <w:top w:w="80" w:type="dxa"/>
@@ -2421,13 +2414,25 @@
               <w:rPr>
                 <w:rFonts w:ascii="Times New Roman" w:hAnsi="Times New Roman" w:cs="Times New Roman"/>
               </w:rPr>
-              <w:t>4</w:t>
-            </w:r>
-          </w:p>
-        </w:tc>
-        <w:tc>
-          <w:tcPr>
-            <w:tcW w:w="6360" w:type="dxa"/>
+              <w:t xml:space="preserve"> </w:t>
+            </w:r>
+            <w:r>
+              <w:rPr>
+                <w:rFonts w:ascii="Times New Roman" w:hAnsi="Times New Roman" w:cs="Times New Roman"/>
+              </w:rPr>
+              <w:t>3</w:t>
+            </w:r>
+            <w:r>
+              <w:rPr>
+                <w:rFonts w:ascii="Times New Roman" w:hAnsi="Times New Roman" w:cs="Times New Roman"/>
+              </w:rPr>
+              <w:t>.1</w:t>
+            </w:r>
+          </w:p>
+        </w:tc>
+        <w:tc>
+          <w:tcPr>
+            <w:tcW w:w="5390" w:type="dxa"/>
             <w:shd w:val="clear" w:color="auto" w:fill="FFFFFF" w:themeFill="background1"/>
             <w:tcMar>
               <w:top w:w="80" w:type="dxa"/>
@@ -2446,13 +2451,26 @@
               <w:rPr>
                 <w:rFonts w:ascii="Times New Roman" w:hAnsi="Times New Roman" w:cs="Times New Roman"/>
               </w:rPr>
-              <w:t>Support Services</w:t>
-            </w:r>
-          </w:p>
-        </w:tc>
-        <w:tc>
-          <w:tcPr>
-            <w:tcW w:w="2625" w:type="dxa"/>
+              <w:t xml:space="preserve">The License renewal would be required to be done every Year These renewal fees will facilitate to have the Product Upgrades, which would cover improvements, bug fixes, and changes in AIAG VDA compliances. </w:t>
+            </w:r>
+          </w:p>
+          <w:p>
+            <w:pPr>
+              <w:rPr>
+                <w:rFonts w:ascii="Times New Roman" w:hAnsi="Times New Roman" w:cs="Times New Roman"/>
+              </w:rPr>
+            </w:pPr>
+            <w:r>
+              <w:rPr>
+                <w:rFonts w:ascii="Times New Roman" w:hAnsi="Times New Roman" w:cs="Times New Roman"/>
+              </w:rPr>
+              <w:t xml:space="preserve">Support of 7 Man days is included in this price.  </w:t>
+            </w:r>
+          </w:p>
+        </w:tc>
+        <w:tc>
+          <w:tcPr>
+            <w:tcW w:w="3804" w:type="dxa"/>
             <w:shd w:val="clear" w:color="auto" w:fill="FFFFFF" w:themeFill="background1"/>
             <w:tcMar>
               <w:top w:w="80" w:type="dxa"/>
@@ -2471,8 +2489,27 @@
               <w:rPr>
                 <w:rFonts w:ascii="Times New Roman" w:hAnsi="Times New Roman" w:cs="Times New Roman"/>
               </w:rPr>
-              <w:t>8000 per Man Day</w:t>
-            </w:r>
+              <w:t>{{MODULE_</w:t>
+            </w:r>
+            <w:r>
+              <w:rPr>
+                <w:rFonts w:ascii="Times New Roman" w:hAnsi="Times New Roman" w:cs="Times New Roman"/>
+              </w:rPr>
+              <w:t>NAME</w:t>
+            </w:r>
+            <w:r>
+              <w:rPr>
+                <w:rFonts w:ascii="Times New Roman" w:hAnsi="Times New Roman" w:cs="Times New Roman"/>
+              </w:rPr>
+              <w:t>}}</w:t>
+            </w:r>
+          </w:p>
+          <w:p>
+            <w:pPr>
+              <w:rPr>
+                <w:rFonts w:ascii="Times New Roman" w:hAnsi="Times New Roman" w:cs="Times New Roman"/>
+              </w:rPr>
+            </w:pPr>
           </w:p>
         </w:tc>
       </w:tr>
@@ -2482,7 +2519,7 @@
         </w:trPr>
         <w:tc>
           <w:tcPr>
-            <w:tcW w:w="1007" w:type="dxa"/>
+            <w:tcW w:w="866" w:type="dxa"/>
             <w:shd w:val="clear" w:color="auto" w:fill="FFFFFF" w:themeFill="background1"/>
             <w:tcMar>
               <w:top w:w="80" w:type="dxa"/>
@@ -2501,13 +2538,13 @@
               <w:rPr>
                 <w:rFonts w:ascii="Times New Roman" w:hAnsi="Times New Roman" w:cs="Times New Roman"/>
               </w:rPr>
-              <w:t xml:space="preserve"> 4.1</w:t>
-            </w:r>
-          </w:p>
-        </w:tc>
-        <w:tc>
-          <w:tcPr>
-            <w:tcW w:w="6360" w:type="dxa"/>
+              <w:t>4</w:t>
+            </w:r>
+          </w:p>
+        </w:tc>
+        <w:tc>
+          <w:tcPr>
+            <w:tcW w:w="5390" w:type="dxa"/>
             <w:shd w:val="clear" w:color="auto" w:fill="FFFFFF" w:themeFill="background1"/>
             <w:tcMar>
               <w:top w:w="80" w:type="dxa"/>
@@ -2526,27 +2563,13 @@
               <w:rPr>
                 <w:rFonts w:ascii="Times New Roman" w:hAnsi="Times New Roman" w:cs="Times New Roman"/>
               </w:rPr>
-              <w:t xml:space="preserve">First Year - These Services start a er 1 Month from start of Go Live. Subsequent Years – A er </w:t>
-            </w:r>
-            <w:proofErr w:type="spellStart"/>
-            <w:r>
-              <w:rPr>
-                <w:rFonts w:ascii="Times New Roman" w:hAnsi="Times New Roman" w:cs="Times New Roman"/>
-              </w:rPr>
-              <w:t>comple</w:t>
-            </w:r>
-            <w:proofErr w:type="spellEnd"/>
-            <w:r>
-              <w:rPr>
-                <w:rFonts w:ascii="Times New Roman" w:hAnsi="Times New Roman" w:cs="Times New Roman"/>
-              </w:rPr>
-              <w:t xml:space="preserve"> on of 7 Man Days</w:t>
-            </w:r>
-          </w:p>
-        </w:tc>
-        <w:tc>
-          <w:tcPr>
-            <w:tcW w:w="2625" w:type="dxa"/>
+              <w:t>Support Services</w:t>
+            </w:r>
+          </w:p>
+        </w:tc>
+        <w:tc>
+          <w:tcPr>
+            <w:tcW w:w="3804" w:type="dxa"/>
             <w:shd w:val="clear" w:color="auto" w:fill="FFFFFF" w:themeFill="background1"/>
             <w:tcMar>
               <w:top w:w="80" w:type="dxa"/>
@@ -2561,6 +2584,12 @@
                 <w:rFonts w:ascii="Times New Roman" w:hAnsi="Times New Roman" w:cs="Times New Roman"/>
               </w:rPr>
             </w:pPr>
+            <w:r>
+              <w:rPr>
+                <w:rFonts w:ascii="Times New Roman" w:hAnsi="Times New Roman" w:cs="Times New Roman"/>
+              </w:rPr>
+              <w:t>8000 per Man Day</w:t>
+            </w:r>
           </w:p>
         </w:tc>
       </w:tr>
@@ -2570,7 +2599,7 @@
         </w:trPr>
         <w:tc>
           <w:tcPr>
-            <w:tcW w:w="1007" w:type="dxa"/>
+            <w:tcW w:w="866" w:type="dxa"/>
             <w:shd w:val="clear" w:color="auto" w:fill="FFFFFF" w:themeFill="background1"/>
             <w:tcMar>
               <w:top w:w="80" w:type="dxa"/>
@@ -2589,13 +2618,14 @@
               <w:rPr>
                 <w:rFonts w:ascii="Times New Roman" w:hAnsi="Times New Roman" w:cs="Times New Roman"/>
               </w:rPr>
-              <w:t>5</w:t>
-            </w:r>
-          </w:p>
-        </w:tc>
-        <w:tc>
-          <w:tcPr>
-            <w:tcW w:w="6360" w:type="dxa"/>
+              <w:lastRenderedPageBreak/>
+              <w:t xml:space="preserve"> 4.1</w:t>
+            </w:r>
+          </w:p>
+        </w:tc>
+        <w:tc>
+          <w:tcPr>
+            <w:tcW w:w="5390" w:type="dxa"/>
             <w:shd w:val="clear" w:color="auto" w:fill="FFFFFF" w:themeFill="background1"/>
             <w:tcMar>
               <w:top w:w="80" w:type="dxa"/>
@@ -2614,13 +2644,27 @@
               <w:rPr>
                 <w:rFonts w:ascii="Times New Roman" w:hAnsi="Times New Roman" w:cs="Times New Roman"/>
               </w:rPr>
-              <w:t>Payment Terms</w:t>
-            </w:r>
-          </w:p>
-        </w:tc>
-        <w:tc>
-          <w:tcPr>
-            <w:tcW w:w="2625" w:type="dxa"/>
+              <w:t xml:space="preserve">First Year - These Services start a er 1 Month from start of Go Live. Subsequent Years – A er </w:t>
+            </w:r>
+            <w:proofErr w:type="spellStart"/>
+            <w:r>
+              <w:rPr>
+                <w:rFonts w:ascii="Times New Roman" w:hAnsi="Times New Roman" w:cs="Times New Roman"/>
+              </w:rPr>
+              <w:t>comple</w:t>
+            </w:r>
+            <w:proofErr w:type="spellEnd"/>
+            <w:r>
+              <w:rPr>
+                <w:rFonts w:ascii="Times New Roman" w:hAnsi="Times New Roman" w:cs="Times New Roman"/>
+              </w:rPr>
+              <w:t xml:space="preserve"> on of 7 Man Days</w:t>
+            </w:r>
+          </w:p>
+        </w:tc>
+        <w:tc>
+          <w:tcPr>
+            <w:tcW w:w="3804" w:type="dxa"/>
             <w:shd w:val="clear" w:color="auto" w:fill="FFFFFF" w:themeFill="background1"/>
             <w:tcMar>
               <w:top w:w="80" w:type="dxa"/>
@@ -2644,7 +2688,7 @@
         </w:trPr>
         <w:tc>
           <w:tcPr>
-            <w:tcW w:w="1007" w:type="dxa"/>
+            <w:tcW w:w="866" w:type="dxa"/>
             <w:shd w:val="clear" w:color="auto" w:fill="FFFFFF" w:themeFill="background1"/>
             <w:tcMar>
               <w:top w:w="80" w:type="dxa"/>
@@ -2663,14 +2707,13 @@
               <w:rPr>
                 <w:rFonts w:ascii="Times New Roman" w:hAnsi="Times New Roman" w:cs="Times New Roman"/>
               </w:rPr>
-              <w:lastRenderedPageBreak/>
-              <w:t xml:space="preserve"> 5.1</w:t>
-            </w:r>
-          </w:p>
-        </w:tc>
-        <w:tc>
-          <w:tcPr>
-            <w:tcW w:w="6360" w:type="dxa"/>
+              <w:t>5</w:t>
+            </w:r>
+          </w:p>
+        </w:tc>
+        <w:tc>
+          <w:tcPr>
+            <w:tcW w:w="5390" w:type="dxa"/>
             <w:shd w:val="clear" w:color="auto" w:fill="FFFFFF" w:themeFill="background1"/>
             <w:tcMar>
               <w:top w:w="80" w:type="dxa"/>
@@ -2689,13 +2732,13 @@
               <w:rPr>
                 <w:rFonts w:ascii="Times New Roman" w:hAnsi="Times New Roman" w:cs="Times New Roman"/>
               </w:rPr>
-              <w:t xml:space="preserve">70% in Advance along with Purchase Order </w:t>
-            </w:r>
-          </w:p>
-        </w:tc>
-        <w:tc>
-          <w:tcPr>
-            <w:tcW w:w="2625" w:type="dxa"/>
+              <w:t>Payment Terms</w:t>
+            </w:r>
+          </w:p>
+        </w:tc>
+        <w:tc>
+          <w:tcPr>
+            <w:tcW w:w="3804" w:type="dxa"/>
             <w:shd w:val="clear" w:color="auto" w:fill="FFFFFF" w:themeFill="background1"/>
             <w:tcMar>
               <w:top w:w="80" w:type="dxa"/>
@@ -2719,7 +2762,7 @@
         </w:trPr>
         <w:tc>
           <w:tcPr>
-            <w:tcW w:w="1007" w:type="dxa"/>
+            <w:tcW w:w="866" w:type="dxa"/>
             <w:shd w:val="clear" w:color="auto" w:fill="FFFFFF" w:themeFill="background1"/>
             <w:tcMar>
               <w:top w:w="80" w:type="dxa"/>
@@ -2738,13 +2781,13 @@
               <w:rPr>
                 <w:rFonts w:ascii="Times New Roman" w:hAnsi="Times New Roman" w:cs="Times New Roman"/>
               </w:rPr>
-              <w:t xml:space="preserve"> 5.2</w:t>
-            </w:r>
-          </w:p>
-        </w:tc>
-        <w:tc>
-          <w:tcPr>
-            <w:tcW w:w="6360" w:type="dxa"/>
+              <w:t xml:space="preserve"> 5.1</w:t>
+            </w:r>
+          </w:p>
+        </w:tc>
+        <w:tc>
+          <w:tcPr>
+            <w:tcW w:w="5390" w:type="dxa"/>
             <w:shd w:val="clear" w:color="auto" w:fill="FFFFFF" w:themeFill="background1"/>
             <w:tcMar>
               <w:top w:w="80" w:type="dxa"/>
@@ -2763,25 +2806,13 @@
               <w:rPr>
                 <w:rFonts w:ascii="Times New Roman" w:hAnsi="Times New Roman" w:cs="Times New Roman"/>
               </w:rPr>
-              <w:t xml:space="preserve">20% on </w:t>
-            </w:r>
-            <w:r>
-              <w:rPr>
-                <w:rFonts w:ascii="Times New Roman" w:hAnsi="Times New Roman" w:cs="Times New Roman"/>
-              </w:rPr>
-              <w:t>I</w:t>
-            </w:r>
-            <w:r>
-              <w:rPr>
-                <w:rFonts w:ascii="Times New Roman" w:hAnsi="Times New Roman" w:cs="Times New Roman"/>
-              </w:rPr>
-              <w:t>mplementation</w:t>
-            </w:r>
-          </w:p>
-        </w:tc>
-        <w:tc>
-          <w:tcPr>
-            <w:tcW w:w="2625" w:type="dxa"/>
+              <w:t xml:space="preserve">70% in Advance along with Purchase Order </w:t>
+            </w:r>
+          </w:p>
+        </w:tc>
+        <w:tc>
+          <w:tcPr>
+            <w:tcW w:w="3804" w:type="dxa"/>
             <w:shd w:val="clear" w:color="auto" w:fill="FFFFFF" w:themeFill="background1"/>
             <w:tcMar>
               <w:top w:w="80" w:type="dxa"/>
@@ -2805,7 +2836,7 @@
         </w:trPr>
         <w:tc>
           <w:tcPr>
-            <w:tcW w:w="1007" w:type="dxa"/>
+            <w:tcW w:w="866" w:type="dxa"/>
             <w:shd w:val="clear" w:color="auto" w:fill="FFFFFF" w:themeFill="background1"/>
             <w:tcMar>
               <w:top w:w="80" w:type="dxa"/>
@@ -2824,13 +2855,13 @@
               <w:rPr>
                 <w:rFonts w:ascii="Times New Roman" w:hAnsi="Times New Roman" w:cs="Times New Roman"/>
               </w:rPr>
-              <w:t xml:space="preserve"> 5.3</w:t>
-            </w:r>
-          </w:p>
-        </w:tc>
-        <w:tc>
-          <w:tcPr>
-            <w:tcW w:w="6360" w:type="dxa"/>
+              <w:t xml:space="preserve"> 5.2</w:t>
+            </w:r>
+          </w:p>
+        </w:tc>
+        <w:tc>
+          <w:tcPr>
+            <w:tcW w:w="5390" w:type="dxa"/>
             <w:shd w:val="clear" w:color="auto" w:fill="FFFFFF" w:themeFill="background1"/>
             <w:tcMar>
               <w:top w:w="80" w:type="dxa"/>
@@ -2849,13 +2880,25 @@
               <w:rPr>
                 <w:rFonts w:ascii="Times New Roman" w:hAnsi="Times New Roman" w:cs="Times New Roman"/>
               </w:rPr>
-              <w:t>10% against GO LIVE or One Month from completion of implementation.</w:t>
-            </w:r>
-          </w:p>
-        </w:tc>
-        <w:tc>
-          <w:tcPr>
-            <w:tcW w:w="2625" w:type="dxa"/>
+              <w:t xml:space="preserve">20% on </w:t>
+            </w:r>
+            <w:r>
+              <w:rPr>
+                <w:rFonts w:ascii="Times New Roman" w:hAnsi="Times New Roman" w:cs="Times New Roman"/>
+              </w:rPr>
+              <w:t>I</w:t>
+            </w:r>
+            <w:r>
+              <w:rPr>
+                <w:rFonts w:ascii="Times New Roman" w:hAnsi="Times New Roman" w:cs="Times New Roman"/>
+              </w:rPr>
+              <w:t>mplementation</w:t>
+            </w:r>
+          </w:p>
+        </w:tc>
+        <w:tc>
+          <w:tcPr>
+            <w:tcW w:w="3804" w:type="dxa"/>
             <w:shd w:val="clear" w:color="auto" w:fill="FFFFFF" w:themeFill="background1"/>
             <w:tcMar>
               <w:top w:w="80" w:type="dxa"/>
@@ -2879,7 +2922,7 @@
         </w:trPr>
         <w:tc>
           <w:tcPr>
-            <w:tcW w:w="1007" w:type="dxa"/>
+            <w:tcW w:w="866" w:type="dxa"/>
             <w:shd w:val="clear" w:color="auto" w:fill="FFFFFF" w:themeFill="background1"/>
             <w:tcMar>
               <w:top w:w="80" w:type="dxa"/>
@@ -2898,13 +2941,13 @@
               <w:rPr>
                 <w:rFonts w:ascii="Times New Roman" w:hAnsi="Times New Roman" w:cs="Times New Roman"/>
               </w:rPr>
-              <w:t>6</w:t>
-            </w:r>
-          </w:p>
-        </w:tc>
-        <w:tc>
-          <w:tcPr>
-            <w:tcW w:w="6360" w:type="dxa"/>
+              <w:t xml:space="preserve"> 5.3</w:t>
+            </w:r>
+          </w:p>
+        </w:tc>
+        <w:tc>
+          <w:tcPr>
+            <w:tcW w:w="5390" w:type="dxa"/>
             <w:shd w:val="clear" w:color="auto" w:fill="FFFFFF" w:themeFill="background1"/>
             <w:tcMar>
               <w:top w:w="80" w:type="dxa"/>
@@ -2923,13 +2966,13 @@
               <w:rPr>
                 <w:rFonts w:ascii="Times New Roman" w:hAnsi="Times New Roman" w:cs="Times New Roman"/>
               </w:rPr>
-              <w:t>Support Level</w:t>
-            </w:r>
-          </w:p>
-        </w:tc>
-        <w:tc>
-          <w:tcPr>
-            <w:tcW w:w="2625" w:type="dxa"/>
+              <w:t>10% against GO LIVE or One Month from completion of implementation.</w:t>
+            </w:r>
+          </w:p>
+        </w:tc>
+        <w:tc>
+          <w:tcPr>
+            <w:tcW w:w="3804" w:type="dxa"/>
             <w:shd w:val="clear" w:color="auto" w:fill="FFFFFF" w:themeFill="background1"/>
             <w:tcMar>
               <w:top w:w="80" w:type="dxa"/>
@@ -2953,7 +2996,7 @@
         </w:trPr>
         <w:tc>
           <w:tcPr>
-            <w:tcW w:w="1007" w:type="dxa"/>
+            <w:tcW w:w="866" w:type="dxa"/>
             <w:shd w:val="clear" w:color="auto" w:fill="FFFFFF" w:themeFill="background1"/>
             <w:tcMar>
               <w:top w:w="80" w:type="dxa"/>
@@ -2972,13 +3015,13 @@
               <w:rPr>
                 <w:rFonts w:ascii="Times New Roman" w:hAnsi="Times New Roman" w:cs="Times New Roman"/>
               </w:rPr>
-              <w:t xml:space="preserve"> 6.1</w:t>
-            </w:r>
-          </w:p>
-        </w:tc>
-        <w:tc>
-          <w:tcPr>
-            <w:tcW w:w="6360" w:type="dxa"/>
+              <w:t>6</w:t>
+            </w:r>
+          </w:p>
+        </w:tc>
+        <w:tc>
+          <w:tcPr>
+            <w:tcW w:w="5390" w:type="dxa"/>
             <w:shd w:val="clear" w:color="auto" w:fill="FFFFFF" w:themeFill="background1"/>
             <w:tcMar>
               <w:top w:w="80" w:type="dxa"/>
@@ -2997,48 +3040,13 @@
               <w:rPr>
                 <w:rFonts w:ascii="Times New Roman" w:hAnsi="Times New Roman" w:cs="Times New Roman"/>
               </w:rPr>
-              <w:t>L1: Telephone Support</w:t>
-            </w:r>
-            <w:r>
-              <w:rPr>
-                <w:rFonts w:ascii="Times New Roman" w:hAnsi="Times New Roman" w:cs="Times New Roman"/>
-                <w:b/>
-                <w:bCs/>
-              </w:rPr>
-              <w:t xml:space="preserve"> </w:t>
-            </w:r>
-            <w:r>
-              <w:rPr>
-                <w:rFonts w:ascii="Times New Roman" w:hAnsi="Times New Roman" w:cs="Times New Roman"/>
-                <w:b/>
-                <w:bCs/>
-              </w:rPr>
-              <w:t>–</w:t>
-            </w:r>
-            <w:r>
-              <w:rPr>
-                <w:rFonts w:ascii="Times New Roman" w:hAnsi="Times New Roman" w:cs="Times New Roman"/>
-              </w:rPr>
-              <w:t xml:space="preserve"> </w:t>
-            </w:r>
-          </w:p>
-          <w:p>
-            <w:pPr>
-              <w:rPr>
-                <w:rFonts w:ascii="Times New Roman" w:hAnsi="Times New Roman" w:cs="Times New Roman"/>
-              </w:rPr>
-            </w:pPr>
-            <w:r>
-              <w:rPr>
-                <w:rFonts w:ascii="Times New Roman" w:hAnsi="Times New Roman" w:cs="Times New Roman"/>
-              </w:rPr>
-              <w:t>Queries, understanding a feature, problem solving, etc.</w:t>
-            </w:r>
-          </w:p>
-        </w:tc>
-        <w:tc>
-          <w:tcPr>
-            <w:tcW w:w="2625" w:type="dxa"/>
+              <w:t>Support Level</w:t>
+            </w:r>
+          </w:p>
+        </w:tc>
+        <w:tc>
+          <w:tcPr>
+            <w:tcW w:w="3804" w:type="dxa"/>
             <w:shd w:val="clear" w:color="auto" w:fill="FFFFFF" w:themeFill="background1"/>
             <w:tcMar>
               <w:top w:w="80" w:type="dxa"/>
@@ -3049,31 +3057,10 @@
           </w:tcPr>
           <w:p>
             <w:pPr>
-              <w:spacing w:line="259" w:lineRule="auto"/>
-              <w:ind w:left="1"/>
-              <w:rPr>
-                <w:rFonts w:ascii="Times New Roman" w:hAnsi="Times New Roman" w:cs="Times New Roman"/>
-              </w:rPr>
-            </w:pPr>
-            <w:r>
-              <w:rPr>
-                <w:rFonts w:ascii="Times New Roman" w:hAnsi="Times New Roman" w:cs="Times New Roman"/>
-              </w:rPr>
-              <w:t xml:space="preserve">Chargeable  </w:t>
-            </w:r>
-          </w:p>
-          <w:p>
-            <w:pPr>
-              <w:rPr>
-                <w:rFonts w:ascii="Times New Roman" w:hAnsi="Times New Roman" w:cs="Times New Roman"/>
-              </w:rPr>
-            </w:pPr>
-            <w:r>
-              <w:rPr>
-                <w:rFonts w:ascii="Times New Roman" w:hAnsi="Times New Roman" w:cs="Times New Roman"/>
-              </w:rPr>
-              <w:t>As per Sr. No. 4</w:t>
-            </w:r>
+              <w:rPr>
+                <w:rFonts w:ascii="Times New Roman" w:hAnsi="Times New Roman" w:cs="Times New Roman"/>
+              </w:rPr>
+            </w:pPr>
           </w:p>
         </w:tc>
       </w:tr>
@@ -3083,7 +3070,7 @@
         </w:trPr>
         <w:tc>
           <w:tcPr>
-            <w:tcW w:w="1007" w:type="dxa"/>
+            <w:tcW w:w="866" w:type="dxa"/>
             <w:shd w:val="clear" w:color="auto" w:fill="FFFFFF" w:themeFill="background1"/>
             <w:tcMar>
               <w:top w:w="80" w:type="dxa"/>
@@ -3102,13 +3089,13 @@
               <w:rPr>
                 <w:rFonts w:ascii="Times New Roman" w:hAnsi="Times New Roman" w:cs="Times New Roman"/>
               </w:rPr>
-              <w:t xml:space="preserve"> 6.2</w:t>
-            </w:r>
-          </w:p>
-        </w:tc>
-        <w:tc>
-          <w:tcPr>
-            <w:tcW w:w="6360" w:type="dxa"/>
+              <w:t xml:space="preserve"> 6.1</w:t>
+            </w:r>
+          </w:p>
+        </w:tc>
+        <w:tc>
+          <w:tcPr>
+            <w:tcW w:w="5390" w:type="dxa"/>
             <w:shd w:val="clear" w:color="auto" w:fill="FFFFFF" w:themeFill="background1"/>
             <w:tcMar>
               <w:top w:w="80" w:type="dxa"/>
@@ -3127,7 +3114,7 @@
               <w:rPr>
                 <w:rFonts w:ascii="Times New Roman" w:hAnsi="Times New Roman" w:cs="Times New Roman"/>
               </w:rPr>
-              <w:t>L2: Bugs</w:t>
+              <w:t>L1: Telephone Support</w:t>
             </w:r>
             <w:r>
               <w:rPr>
@@ -3145,30 +3132,30 @@
               </w:rPr>
               <w:t>–</w:t>
             </w:r>
-          </w:p>
-          <w:p>
-            <w:pPr>
-              <w:rPr>
-                <w:rFonts w:ascii="Times New Roman" w:hAnsi="Times New Roman" w:cs="Times New Roman"/>
-              </w:rPr>
-            </w:pPr>
-            <w:r>
-              <w:rPr>
-                <w:rFonts w:ascii="Times New Roman" w:hAnsi="Times New Roman" w:cs="Times New Roman"/>
-              </w:rPr>
-              <w:t xml:space="preserve">Bugs </w:t>
-            </w:r>
-            <w:r>
-              <w:rPr>
-                <w:rFonts w:ascii="Times New Roman" w:hAnsi="Times New Roman" w:cs="Times New Roman"/>
-              </w:rPr>
-              <w:t>Identified by you or by BlechTek Software Solutions LLP.</w:t>
-            </w:r>
-          </w:p>
-        </w:tc>
-        <w:tc>
-          <w:tcPr>
-            <w:tcW w:w="2625" w:type="dxa"/>
+            <w:r>
+              <w:rPr>
+                <w:rFonts w:ascii="Times New Roman" w:hAnsi="Times New Roman" w:cs="Times New Roman"/>
+              </w:rPr>
+              <w:t xml:space="preserve"> </w:t>
+            </w:r>
+          </w:p>
+          <w:p>
+            <w:pPr>
+              <w:rPr>
+                <w:rFonts w:ascii="Times New Roman" w:hAnsi="Times New Roman" w:cs="Times New Roman"/>
+              </w:rPr>
+            </w:pPr>
+            <w:r>
+              <w:rPr>
+                <w:rFonts w:ascii="Times New Roman" w:hAnsi="Times New Roman" w:cs="Times New Roman"/>
+              </w:rPr>
+              <w:t>Queries, understanding a feature, problem solving, etc.</w:t>
+            </w:r>
+          </w:p>
+        </w:tc>
+        <w:tc>
+          <w:tcPr>
+            <w:tcW w:w="3804" w:type="dxa"/>
             <w:shd w:val="clear" w:color="auto" w:fill="FFFFFF" w:themeFill="background1"/>
             <w:tcMar>
               <w:top w:w="80" w:type="dxa"/>
@@ -3179,15 +3166,30 @@
           </w:tcPr>
           <w:p>
             <w:pPr>
-              <w:rPr>
-                <w:rFonts w:ascii="Times New Roman" w:hAnsi="Times New Roman" w:cs="Times New Roman"/>
-              </w:rPr>
-            </w:pPr>
-            <w:r>
-              <w:rPr>
-                <w:rFonts w:ascii="Times New Roman" w:hAnsi="Times New Roman" w:cs="Times New Roman"/>
-              </w:rPr>
-              <w:t>Free, under License Fee Renewal</w:t>
+              <w:spacing w:line="259" w:lineRule="auto"/>
+              <w:ind w:left="1"/>
+              <w:rPr>
+                <w:rFonts w:ascii="Times New Roman" w:hAnsi="Times New Roman" w:cs="Times New Roman"/>
+              </w:rPr>
+            </w:pPr>
+            <w:r>
+              <w:rPr>
+                <w:rFonts w:ascii="Times New Roman" w:hAnsi="Times New Roman" w:cs="Times New Roman"/>
+              </w:rPr>
+              <w:t xml:space="preserve">Chargeable  </w:t>
+            </w:r>
+          </w:p>
+          <w:p>
+            <w:pPr>
+              <w:rPr>
+                <w:rFonts w:ascii="Times New Roman" w:hAnsi="Times New Roman" w:cs="Times New Roman"/>
+              </w:rPr>
+            </w:pPr>
+            <w:r>
+              <w:rPr>
+                <w:rFonts w:ascii="Times New Roman" w:hAnsi="Times New Roman" w:cs="Times New Roman"/>
+              </w:rPr>
+              <w:t>As per Sr. No. 4</w:t>
             </w:r>
           </w:p>
         </w:tc>
@@ -3198,7 +3200,7 @@
         </w:trPr>
         <w:tc>
           <w:tcPr>
-            <w:tcW w:w="1007" w:type="dxa"/>
+            <w:tcW w:w="866" w:type="dxa"/>
             <w:shd w:val="clear" w:color="auto" w:fill="FFFFFF" w:themeFill="background1"/>
             <w:tcMar>
               <w:top w:w="80" w:type="dxa"/>
@@ -3217,13 +3219,13 @@
               <w:rPr>
                 <w:rFonts w:ascii="Times New Roman" w:hAnsi="Times New Roman" w:cs="Times New Roman"/>
               </w:rPr>
-              <w:t xml:space="preserve"> 6.3</w:t>
-            </w:r>
-          </w:p>
-        </w:tc>
-        <w:tc>
-          <w:tcPr>
-            <w:tcW w:w="6360" w:type="dxa"/>
+              <w:t xml:space="preserve"> 6.2</w:t>
+            </w:r>
+          </w:p>
+        </w:tc>
+        <w:tc>
+          <w:tcPr>
+            <w:tcW w:w="5390" w:type="dxa"/>
             <w:shd w:val="clear" w:color="auto" w:fill="FFFFFF" w:themeFill="background1"/>
             <w:tcMar>
               <w:top w:w="80" w:type="dxa"/>
@@ -3242,7 +3244,7 @@
               <w:rPr>
                 <w:rFonts w:ascii="Times New Roman" w:hAnsi="Times New Roman" w:cs="Times New Roman"/>
               </w:rPr>
-              <w:t>L3: Customer Specific Enhancements</w:t>
+              <w:t>L2: Bugs</w:t>
             </w:r>
             <w:r>
               <w:rPr>
@@ -3250,32 +3252,40 @@
                 <w:b/>
                 <w:bCs/>
               </w:rPr>
-              <w:t xml:space="preserve"> –</w:t>
-            </w:r>
-            <w:r>
-              <w:rPr>
-                <w:rFonts w:ascii="Times New Roman" w:hAnsi="Times New Roman" w:cs="Times New Roman"/>
-              </w:rPr>
               <w:t xml:space="preserve"> </w:t>
             </w:r>
-          </w:p>
-          <w:p>
-            <w:pPr>
-              <w:rPr>
-                <w:rFonts w:ascii="Times New Roman" w:hAnsi="Times New Roman" w:cs="Times New Roman"/>
-              </w:rPr>
-            </w:pPr>
-            <w:r>
-              <w:rPr>
-                <w:rFonts w:ascii="Times New Roman" w:hAnsi="Times New Roman" w:cs="Times New Roman"/>
-              </w:rPr>
-              <w:t>New/Change in Document Prin ng format, New/Changes in Reports, New/Change in Reports</w:t>
-            </w:r>
-          </w:p>
-        </w:tc>
-        <w:tc>
-          <w:tcPr>
-            <w:tcW w:w="2625" w:type="dxa"/>
+            <w:r>
+              <w:rPr>
+                <w:rFonts w:ascii="Times New Roman" w:hAnsi="Times New Roman" w:cs="Times New Roman"/>
+                <w:b/>
+                <w:bCs/>
+              </w:rPr>
+              <w:t>–</w:t>
+            </w:r>
+          </w:p>
+          <w:p>
+            <w:pPr>
+              <w:rPr>
+                <w:rFonts w:ascii="Times New Roman" w:hAnsi="Times New Roman" w:cs="Times New Roman"/>
+              </w:rPr>
+            </w:pPr>
+            <w:r>
+              <w:rPr>
+                <w:rFonts w:ascii="Times New Roman" w:hAnsi="Times New Roman" w:cs="Times New Roman"/>
+              </w:rPr>
+              <w:t xml:space="preserve">Bugs </w:t>
+            </w:r>
+            <w:r>
+              <w:rPr>
+                <w:rFonts w:ascii="Times New Roman" w:hAnsi="Times New Roman" w:cs="Times New Roman"/>
+              </w:rPr>
+              <w:t>Identified by you or by BlechTek Software Solutions LLP.</w:t>
+            </w:r>
+          </w:p>
+        </w:tc>
+        <w:tc>
+          <w:tcPr>
+            <w:tcW w:w="3804" w:type="dxa"/>
             <w:shd w:val="clear" w:color="auto" w:fill="FFFFFF" w:themeFill="background1"/>
             <w:tcMar>
               <w:top w:w="80" w:type="dxa"/>
@@ -3286,30 +3296,15 @@
           </w:tcPr>
           <w:p>
             <w:pPr>
-              <w:spacing w:line="259" w:lineRule="auto"/>
-              <w:ind w:left="1"/>
-              <w:rPr>
-                <w:rFonts w:ascii="Times New Roman" w:hAnsi="Times New Roman" w:cs="Times New Roman"/>
-              </w:rPr>
-            </w:pPr>
-            <w:r>
-              <w:rPr>
-                <w:rFonts w:ascii="Times New Roman" w:hAnsi="Times New Roman" w:cs="Times New Roman"/>
-              </w:rPr>
-              <w:t xml:space="preserve">Chargeable  </w:t>
-            </w:r>
-          </w:p>
-          <w:p>
-            <w:pPr>
-              <w:rPr>
-                <w:rFonts w:ascii="Times New Roman" w:hAnsi="Times New Roman" w:cs="Times New Roman"/>
-              </w:rPr>
-            </w:pPr>
-            <w:r>
-              <w:rPr>
-                <w:rFonts w:ascii="Times New Roman" w:hAnsi="Times New Roman" w:cs="Times New Roman"/>
-              </w:rPr>
-              <w:t>As per Sr. No. 4</w:t>
+              <w:rPr>
+                <w:rFonts w:ascii="Times New Roman" w:hAnsi="Times New Roman" w:cs="Times New Roman"/>
+              </w:rPr>
+            </w:pPr>
+            <w:r>
+              <w:rPr>
+                <w:rFonts w:ascii="Times New Roman" w:hAnsi="Times New Roman" w:cs="Times New Roman"/>
+              </w:rPr>
+              <w:t>Free, under License Fee Renewal</w:t>
             </w:r>
           </w:p>
         </w:tc>
@@ -3320,7 +3315,7 @@
         </w:trPr>
         <w:tc>
           <w:tcPr>
-            <w:tcW w:w="1007" w:type="dxa"/>
+            <w:tcW w:w="866" w:type="dxa"/>
             <w:shd w:val="clear" w:color="auto" w:fill="FFFFFF" w:themeFill="background1"/>
             <w:tcMar>
               <w:top w:w="80" w:type="dxa"/>
@@ -3339,13 +3334,13 @@
               <w:rPr>
                 <w:rFonts w:ascii="Times New Roman" w:hAnsi="Times New Roman" w:cs="Times New Roman"/>
               </w:rPr>
-              <w:t xml:space="preserve"> 6.4</w:t>
-            </w:r>
-          </w:p>
-        </w:tc>
-        <w:tc>
-          <w:tcPr>
-            <w:tcW w:w="6360" w:type="dxa"/>
+              <w:t xml:space="preserve"> 6.3</w:t>
+            </w:r>
+          </w:p>
+        </w:tc>
+        <w:tc>
+          <w:tcPr>
+            <w:tcW w:w="5390" w:type="dxa"/>
             <w:shd w:val="clear" w:color="auto" w:fill="FFFFFF" w:themeFill="background1"/>
             <w:tcMar>
               <w:top w:w="80" w:type="dxa"/>
@@ -3364,7 +3359,7 @@
               <w:rPr>
                 <w:rFonts w:ascii="Times New Roman" w:hAnsi="Times New Roman" w:cs="Times New Roman"/>
               </w:rPr>
-              <w:t>L4: Product Upgrade</w:t>
+              <w:t>L3: Customer Specific Enhancements</w:t>
             </w:r>
             <w:r>
               <w:rPr>
@@ -3391,25 +3386,13 @@
               <w:rPr>
                 <w:rFonts w:ascii="Times New Roman" w:hAnsi="Times New Roman" w:cs="Times New Roman"/>
               </w:rPr>
-              <w:t>Product Upgrade as done by BlechTek So ware Solu</w:t>
-            </w:r>
-            <w:r>
-              <w:rPr>
-                <w:rFonts w:ascii="Times New Roman" w:hAnsi="Times New Roman" w:cs="Times New Roman"/>
-              </w:rPr>
-              <w:t>ti</w:t>
-            </w:r>
-            <w:r>
-              <w:rPr>
-                <w:rFonts w:ascii="Times New Roman" w:hAnsi="Times New Roman" w:cs="Times New Roman"/>
-              </w:rPr>
-              <w:t xml:space="preserve">ons LLP on their own  </w:t>
-            </w:r>
-          </w:p>
-        </w:tc>
-        <w:tc>
-          <w:tcPr>
-            <w:tcW w:w="2625" w:type="dxa"/>
+              <w:t>New/Change in Document Prin ng format, New/Changes in Reports, New/Change in Reports</w:t>
+            </w:r>
+          </w:p>
+        </w:tc>
+        <w:tc>
+          <w:tcPr>
+            <w:tcW w:w="3804" w:type="dxa"/>
             <w:shd w:val="clear" w:color="auto" w:fill="FFFFFF" w:themeFill="background1"/>
             <w:tcMar>
               <w:top w:w="80" w:type="dxa"/>
@@ -3420,15 +3403,30 @@
           </w:tcPr>
           <w:p>
             <w:pPr>
-              <w:rPr>
-                <w:rFonts w:ascii="Times New Roman" w:hAnsi="Times New Roman" w:cs="Times New Roman"/>
-              </w:rPr>
-            </w:pPr>
-            <w:r>
-              <w:rPr>
-                <w:rFonts w:ascii="Times New Roman" w:hAnsi="Times New Roman" w:cs="Times New Roman"/>
-              </w:rPr>
-              <w:t>Free, under License Fee Renewal</w:t>
+              <w:spacing w:line="259" w:lineRule="auto"/>
+              <w:ind w:left="1"/>
+              <w:rPr>
+                <w:rFonts w:ascii="Times New Roman" w:hAnsi="Times New Roman" w:cs="Times New Roman"/>
+              </w:rPr>
+            </w:pPr>
+            <w:r>
+              <w:rPr>
+                <w:rFonts w:ascii="Times New Roman" w:hAnsi="Times New Roman" w:cs="Times New Roman"/>
+              </w:rPr>
+              <w:t xml:space="preserve">Chargeable  </w:t>
+            </w:r>
+          </w:p>
+          <w:p>
+            <w:pPr>
+              <w:rPr>
+                <w:rFonts w:ascii="Times New Roman" w:hAnsi="Times New Roman" w:cs="Times New Roman"/>
+              </w:rPr>
+            </w:pPr>
+            <w:r>
+              <w:rPr>
+                <w:rFonts w:ascii="Times New Roman" w:hAnsi="Times New Roman" w:cs="Times New Roman"/>
+              </w:rPr>
+              <w:t>As per Sr. No. 4</w:t>
             </w:r>
           </w:p>
         </w:tc>
@@ -3439,7 +3437,7 @@
         </w:trPr>
         <w:tc>
           <w:tcPr>
-            <w:tcW w:w="1007" w:type="dxa"/>
+            <w:tcW w:w="866" w:type="dxa"/>
             <w:shd w:val="clear" w:color="auto" w:fill="FFFFFF" w:themeFill="background1"/>
             <w:tcMar>
               <w:top w:w="80" w:type="dxa"/>
@@ -3458,13 +3456,13 @@
               <w:rPr>
                 <w:rFonts w:ascii="Times New Roman" w:hAnsi="Times New Roman" w:cs="Times New Roman"/>
               </w:rPr>
-              <w:t xml:space="preserve"> 6.5</w:t>
-            </w:r>
-          </w:p>
-        </w:tc>
-        <w:tc>
-          <w:tcPr>
-            <w:tcW w:w="6360" w:type="dxa"/>
+              <w:t xml:space="preserve"> 6.4</w:t>
+            </w:r>
+          </w:p>
+        </w:tc>
+        <w:tc>
+          <w:tcPr>
+            <w:tcW w:w="5390" w:type="dxa"/>
             <w:shd w:val="clear" w:color="auto" w:fill="FFFFFF" w:themeFill="background1"/>
             <w:tcMar>
               <w:top w:w="80" w:type="dxa"/>
@@ -3483,7 +3481,7 @@
               <w:rPr>
                 <w:rFonts w:ascii="Times New Roman" w:hAnsi="Times New Roman" w:cs="Times New Roman"/>
               </w:rPr>
-              <w:t>L5: Implementation</w:t>
+              <w:t>L4: Product Upgrade</w:t>
             </w:r>
             <w:r>
               <w:rPr>
@@ -3493,24 +3491,42 @@
               </w:rPr>
               <w:t xml:space="preserve"> –</w:t>
             </w:r>
-          </w:p>
-          <w:p>
-            <w:pPr>
-              <w:rPr>
-                <w:rFonts w:ascii="Times New Roman" w:hAnsi="Times New Roman" w:cs="Times New Roman"/>
-              </w:rPr>
-            </w:pPr>
-            <w:r>
-              <w:rPr>
-                <w:rFonts w:ascii="Times New Roman" w:hAnsi="Times New Roman" w:cs="Times New Roman"/>
-              </w:rPr>
-              <w:t>Master updation, new feature implementation.</w:t>
-            </w:r>
-          </w:p>
-        </w:tc>
-        <w:tc>
-          <w:tcPr>
-            <w:tcW w:w="2625" w:type="dxa"/>
+            <w:r>
+              <w:rPr>
+                <w:rFonts w:ascii="Times New Roman" w:hAnsi="Times New Roman" w:cs="Times New Roman"/>
+              </w:rPr>
+              <w:t xml:space="preserve"> </w:t>
+            </w:r>
+          </w:p>
+          <w:p>
+            <w:pPr>
+              <w:rPr>
+                <w:rFonts w:ascii="Times New Roman" w:hAnsi="Times New Roman" w:cs="Times New Roman"/>
+              </w:rPr>
+            </w:pPr>
+            <w:r>
+              <w:rPr>
+                <w:rFonts w:ascii="Times New Roman" w:hAnsi="Times New Roman" w:cs="Times New Roman"/>
+              </w:rPr>
+              <w:t>Product Upgrade as done by BlechTek So ware Solu</w:t>
+            </w:r>
+            <w:r>
+              <w:rPr>
+                <w:rFonts w:ascii="Times New Roman" w:hAnsi="Times New Roman" w:cs="Times New Roman"/>
+              </w:rPr>
+              <w:t>ti</w:t>
+            </w:r>
+            <w:r>
+              <w:rPr>
+                <w:rFonts w:ascii="Times New Roman" w:hAnsi="Times New Roman" w:cs="Times New Roman"/>
+              </w:rPr>
+              <w:t xml:space="preserve">ons LLP on their own  </w:t>
+            </w:r>
+          </w:p>
+        </w:tc>
+        <w:tc>
+          <w:tcPr>
+            <w:tcW w:w="3804" w:type="dxa"/>
             <w:shd w:val="clear" w:color="auto" w:fill="FFFFFF" w:themeFill="background1"/>
             <w:tcMar>
               <w:top w:w="80" w:type="dxa"/>
@@ -3529,20 +3545,7 @@
               <w:rPr>
                 <w:rFonts w:ascii="Times New Roman" w:hAnsi="Times New Roman" w:cs="Times New Roman"/>
               </w:rPr>
-              <w:t xml:space="preserve">Chargeable  </w:t>
-            </w:r>
-          </w:p>
-          <w:p>
-            <w:pPr>
-              <w:rPr>
-                <w:rFonts w:ascii="Times New Roman" w:hAnsi="Times New Roman" w:cs="Times New Roman"/>
-              </w:rPr>
-            </w:pPr>
-            <w:r>
-              <w:rPr>
-                <w:rFonts w:ascii="Times New Roman" w:hAnsi="Times New Roman" w:cs="Times New Roman"/>
-              </w:rPr>
-              <w:t>As per Sr. No. 4</w:t>
+              <w:t>Free, under License Fee Renewal</w:t>
             </w:r>
           </w:p>
         </w:tc>
@@ -3553,7 +3556,7 @@
         </w:trPr>
         <w:tc>
           <w:tcPr>
-            <w:tcW w:w="1007" w:type="dxa"/>
+            <w:tcW w:w="866" w:type="dxa"/>
             <w:shd w:val="clear" w:color="auto" w:fill="FFFFFF" w:themeFill="background1"/>
             <w:tcMar>
               <w:top w:w="80" w:type="dxa"/>
@@ -3572,13 +3575,13 @@
               <w:rPr>
                 <w:rFonts w:ascii="Times New Roman" w:hAnsi="Times New Roman" w:cs="Times New Roman"/>
               </w:rPr>
-              <w:t>7</w:t>
-            </w:r>
-          </w:p>
-        </w:tc>
-        <w:tc>
-          <w:tcPr>
-            <w:tcW w:w="6360" w:type="dxa"/>
+              <w:t xml:space="preserve"> 6.5</w:t>
+            </w:r>
+          </w:p>
+        </w:tc>
+        <w:tc>
+          <w:tcPr>
+            <w:tcW w:w="5390" w:type="dxa"/>
             <w:shd w:val="clear" w:color="auto" w:fill="FFFFFF" w:themeFill="background1"/>
             <w:tcMar>
               <w:top w:w="80" w:type="dxa"/>
@@ -3597,13 +3600,127 @@
               <w:rPr>
                 <w:rFonts w:ascii="Times New Roman" w:hAnsi="Times New Roman" w:cs="Times New Roman"/>
               </w:rPr>
+              <w:t>L5: Implementation</w:t>
+            </w:r>
+            <w:r>
+              <w:rPr>
+                <w:rFonts w:ascii="Times New Roman" w:hAnsi="Times New Roman" w:cs="Times New Roman"/>
+                <w:b/>
+                <w:bCs/>
+              </w:rPr>
+              <w:t xml:space="preserve"> –</w:t>
+            </w:r>
+          </w:p>
+          <w:p>
+            <w:pPr>
+              <w:rPr>
+                <w:rFonts w:ascii="Times New Roman" w:hAnsi="Times New Roman" w:cs="Times New Roman"/>
+              </w:rPr>
+            </w:pPr>
+            <w:r>
+              <w:rPr>
+                <w:rFonts w:ascii="Times New Roman" w:hAnsi="Times New Roman" w:cs="Times New Roman"/>
+              </w:rPr>
+              <w:t>Master updation, new feature implementation.</w:t>
+            </w:r>
+          </w:p>
+        </w:tc>
+        <w:tc>
+          <w:tcPr>
+            <w:tcW w:w="3804" w:type="dxa"/>
+            <w:shd w:val="clear" w:color="auto" w:fill="FFFFFF" w:themeFill="background1"/>
+            <w:tcMar>
+              <w:top w:w="80" w:type="dxa"/>
+              <w:left w:w="120" w:type="dxa"/>
+              <w:bottom w:w="80" w:type="dxa"/>
+              <w:right w:w="120" w:type="dxa"/>
+            </w:tcMar>
+          </w:tcPr>
+          <w:p>
+            <w:pPr>
+              <w:rPr>
+                <w:rFonts w:ascii="Times New Roman" w:hAnsi="Times New Roman" w:cs="Times New Roman"/>
+              </w:rPr>
+            </w:pPr>
+            <w:r>
+              <w:rPr>
+                <w:rFonts w:ascii="Times New Roman" w:hAnsi="Times New Roman" w:cs="Times New Roman"/>
+              </w:rPr>
+              <w:t xml:space="preserve">Chargeable  </w:t>
+            </w:r>
+          </w:p>
+          <w:p>
+            <w:pPr>
+              <w:rPr>
+                <w:rFonts w:ascii="Times New Roman" w:hAnsi="Times New Roman" w:cs="Times New Roman"/>
+              </w:rPr>
+            </w:pPr>
+            <w:r>
+              <w:rPr>
+                <w:rFonts w:ascii="Times New Roman" w:hAnsi="Times New Roman" w:cs="Times New Roman"/>
+              </w:rPr>
+              <w:t>As per Sr. No. 4</w:t>
+            </w:r>
+          </w:p>
+        </w:tc>
+      </w:tr>
+      <w:tr>
+        <w:trPr>
+          <w:trHeight w:val="20"/>
+        </w:trPr>
+        <w:tc>
+          <w:tcPr>
+            <w:tcW w:w="866" w:type="dxa"/>
+            <w:shd w:val="clear" w:color="auto" w:fill="FFFFFF" w:themeFill="background1"/>
+            <w:tcMar>
+              <w:top w:w="80" w:type="dxa"/>
+              <w:left w:w="120" w:type="dxa"/>
+              <w:bottom w:w="80" w:type="dxa"/>
+              <w:right w:w="120" w:type="dxa"/>
+            </w:tcMar>
+          </w:tcPr>
+          <w:p>
+            <w:pPr>
+              <w:rPr>
+                <w:rFonts w:ascii="Times New Roman" w:hAnsi="Times New Roman" w:cs="Times New Roman"/>
+              </w:rPr>
+            </w:pPr>
+            <w:r>
+              <w:rPr>
+                <w:rFonts w:ascii="Times New Roman" w:hAnsi="Times New Roman" w:cs="Times New Roman"/>
+              </w:rPr>
+              <w:t>7</w:t>
+            </w:r>
+          </w:p>
+        </w:tc>
+        <w:tc>
+          <w:tcPr>
+            <w:tcW w:w="5390" w:type="dxa"/>
+            <w:shd w:val="clear" w:color="auto" w:fill="FFFFFF" w:themeFill="background1"/>
+            <w:tcMar>
+              <w:top w:w="80" w:type="dxa"/>
+              <w:left w:w="120" w:type="dxa"/>
+              <w:bottom w:w="80" w:type="dxa"/>
+              <w:right w:w="120" w:type="dxa"/>
+            </w:tcMar>
+          </w:tcPr>
+          <w:p>
+            <w:pPr>
+              <w:rPr>
+                <w:rFonts w:ascii="Times New Roman" w:hAnsi="Times New Roman" w:cs="Times New Roman"/>
+              </w:rPr>
+            </w:pPr>
+            <w:r>
+              <w:rPr>
+                <w:rFonts w:ascii="Times New Roman" w:hAnsi="Times New Roman" w:cs="Times New Roman"/>
+              </w:rPr>
               <w:t>Taxes</w:t>
             </w:r>
           </w:p>
         </w:tc>
         <w:tc>
           <w:tcPr>
-            <w:tcW w:w="2625" w:type="dxa"/>
+            <w:tcW w:w="3804" w:type="dxa"/>
             <w:shd w:val="clear" w:color="auto" w:fill="FFFFFF" w:themeFill="background1"/>
             <w:tcMar>
               <w:top w:w="80" w:type="dxa"/>
@@ -4632,6 +4749,7 @@
               <w:rPr>
                 <w:rFonts w:ascii="Times New Roman" w:hAnsi="Times New Roman" w:cs="Times New Roman"/>
               </w:rPr>
+              <w:lastRenderedPageBreak/>
               <w:t>Master Preparations</w:t>
             </w:r>
           </w:p>
@@ -5343,7 +5461,6 @@
           <w:rFonts w:ascii="Times New Roman" w:hAnsi="Times New Roman" w:cs="Times New Roman"/>
           <w:w w:val="101"/>
         </w:rPr>
-        <w:lastRenderedPageBreak/>
         <w:t>We</w:t>
       </w:r>
       <w:r>
@@ -5878,6 +5995,7 @@
         <w:rPr>
           <w:rFonts w:ascii="Times New Roman" w:hAnsi="Times New Roman" w:cs="Times New Roman"/>
         </w:rPr>
+        <w:lastRenderedPageBreak/>
         <w:t xml:space="preserve">BlechTek shall not be liable or deemed to be in default for any delay or failure in performance under this Contract or interruption of services due to strike or </w:t>
       </w:r>
       <w:r>
@@ -6015,7 +6133,6 @@
           <w:rFonts w:ascii="Times New Roman" w:hAnsi="Times New Roman" w:cs="Times New Roman"/>
           <w:color w:val="000000" w:themeColor="text1"/>
         </w:rPr>
-        <w:lastRenderedPageBreak/>
         <w:t>8. TDS</w:t>
       </w:r>
     </w:p>
@@ -6032,7 +6149,21 @@
         <w:rPr>
           <w:rFonts w:ascii="Times New Roman" w:hAnsi="Times New Roman" w:cs="Times New Roman"/>
         </w:rPr>
-        <w:t xml:space="preserve">In case of deduction of TDS Amount, You </w:t>
+        <w:t xml:space="preserve">In case of deduction of TDS Amount, </w:t>
+      </w:r>
+      <w:proofErr w:type="gramStart"/>
+      <w:r>
+        <w:rPr>
+          <w:rFonts w:ascii="Times New Roman" w:hAnsi="Times New Roman" w:cs="Times New Roman"/>
+        </w:rPr>
+        <w:t>You</w:t>
+      </w:r>
+      <w:proofErr w:type="gramEnd"/>
+      <w:r>
+        <w:rPr>
+          <w:rFonts w:ascii="Times New Roman" w:hAnsi="Times New Roman" w:cs="Times New Roman"/>
+        </w:rPr>
+        <w:t xml:space="preserve"> </w:t>
       </w:r>
       <w:r>
         <w:rPr>

--- a/QuotationApp.API/Templates/QuotationTemplate_Updated.docx
+++ b/QuotationApp.API/Templates/QuotationTemplate_Updated.docx
@@ -93,18 +93,7 @@
                 <w:szCs w:val="18"/>
                 <w:lang w:val="en-US"/>
               </w:rPr>
-              <w:t xml:space="preserve">Quotation </w:t>
-            </w:r>
-            <w:proofErr w:type="gramStart"/>
-            <w:r>
-              <w:rPr>
-                <w:rFonts w:ascii="Times New Roman" w:hAnsi="Times New Roman" w:cs="Times New Roman"/>
-                <w:color w:val="000000" w:themeColor="text1"/>
-                <w:sz w:val="18"/>
-                <w:szCs w:val="18"/>
-                <w:lang w:val="en-US"/>
-              </w:rPr>
-              <w:t xml:space="preserve">No: </w:t>
+              <w:t xml:space="preserve">Quotation No: </w:t>
             </w:r>
             <w:r>
               <w:rPr>
@@ -113,17 +102,7 @@
                 <w:sz w:val="18"/>
                 <w:szCs w:val="18"/>
               </w:rPr>
-              <w:t>{{</w:t>
-            </w:r>
-            <w:proofErr w:type="gramEnd"/>
-            <w:r>
-              <w:rPr>
-                <w:rFonts w:ascii="Times New Roman" w:hAnsi="Times New Roman" w:cs="Times New Roman"/>
-                <w:color w:val="65AADB"/>
-                <w:sz w:val="18"/>
-                <w:szCs w:val="18"/>
-              </w:rPr>
-              <w:t>QuotationNo}}</w:t>
+              <w:t>{{QuotationNo}}</w:t>
             </w:r>
           </w:p>
         </w:tc>
@@ -170,7 +149,6 @@
               <w:spacing w:line="360" w:lineRule="auto"/>
               <w:jc w:val="both"/>
             </w:pPr>
-            <w:proofErr w:type="gramStart"/>
             <w:r>
               <w:rPr>
                 <w:rFonts w:ascii="Times New Roman" w:hAnsi="Times New Roman" w:cs="Times New Roman"/>
@@ -188,17 +166,7 @@
                 <w:sz w:val="18"/>
                 <w:szCs w:val="18"/>
               </w:rPr>
-              <w:t>{{</w:t>
-            </w:r>
-            <w:proofErr w:type="gramEnd"/>
-            <w:r>
-              <w:rPr>
-                <w:rFonts w:ascii="Times New Roman" w:hAnsi="Times New Roman" w:cs="Times New Roman"/>
-                <w:color w:val="65AADB"/>
-                <w:sz w:val="18"/>
-                <w:szCs w:val="18"/>
-              </w:rPr>
-              <w:t>Date}}</w:t>
+              <w:t>{{Date}}</w:t>
             </w:r>
           </w:p>
         </w:tc>
@@ -457,26 +425,15 @@
           <w:bCs/>
           <w:color w:val="65AADB"/>
         </w:rPr>
-        <w:t>{{ORG_</w:t>
-      </w:r>
-      <w:proofErr w:type="gramStart"/>
-      <w:r>
-        <w:rPr>
-          <w:rFonts w:ascii="Times New Roman" w:hAnsi="Times New Roman" w:cs="Times New Roman"/>
-          <w:b/>
-          <w:bCs/>
+        <w:t>{{ORG_NAME}}</w:t>
+      </w:r>
+      <w:r>
+        <w:rPr>
+          <w:rFonts w:ascii="Times New Roman" w:hAnsi="Times New Roman" w:cs="Times New Roman"/>
           <w:color w:val="65AADB"/>
         </w:rPr>
-        <w:t>NAME}}</w:t>
-      </w:r>
-      <w:r>
-        <w:rPr>
-          <w:rFonts w:ascii="Times New Roman" w:hAnsi="Times New Roman" w:cs="Times New Roman"/>
-          <w:color w:val="65AADB"/>
-        </w:rPr>
         <w:t>.</w:t>
       </w:r>
-      <w:proofErr w:type="gramEnd"/>
     </w:p>
     <w:p>
       <w:pPr>
@@ -1832,12 +1789,6 @@
                 <w:rFonts w:ascii="Times New Roman" w:hAnsi="Times New Roman" w:cs="Times New Roman"/>
               </w:rPr>
             </w:pPr>
-            <w:r>
-              <w:rPr>
-                <w:rFonts w:ascii="Times New Roman" w:hAnsi="Times New Roman" w:cs="Times New Roman"/>
-              </w:rPr>
-              <w:t xml:space="preserve"> 1.1</w:t>
-            </w:r>
           </w:p>
         </w:tc>
         <w:tc>
@@ -6149,21 +6100,7 @@
         <w:rPr>
           <w:rFonts w:ascii="Times New Roman" w:hAnsi="Times New Roman" w:cs="Times New Roman"/>
         </w:rPr>
-        <w:t xml:space="preserve">In case of deduction of TDS Amount, </w:t>
-      </w:r>
-      <w:proofErr w:type="gramStart"/>
-      <w:r>
-        <w:rPr>
-          <w:rFonts w:ascii="Times New Roman" w:hAnsi="Times New Roman" w:cs="Times New Roman"/>
-        </w:rPr>
-        <w:t>You</w:t>
-      </w:r>
-      <w:proofErr w:type="gramEnd"/>
-      <w:r>
-        <w:rPr>
-          <w:rFonts w:ascii="Times New Roman" w:hAnsi="Times New Roman" w:cs="Times New Roman"/>
-        </w:rPr>
-        <w:t xml:space="preserve"> </w:t>
+        <w:t xml:space="preserve">In case of deduction of TDS Amount, You </w:t>
       </w:r>
       <w:r>
         <w:rPr>

--- a/QuotationApp.API/Templates/QuotationTemplate_Updated.docx
+++ b/QuotationApp.API/Templates/QuotationTemplate_Updated.docx
@@ -8,6 +8,8 @@
         <w:jc w:val="both"/>
         <w:rPr>
           <w:rFonts w:ascii="Times New Roman" w:hAnsi="Times New Roman" w:cs="Times New Roman"/>
+          <w:b/>
+          <w:bCs/>
           <w:color w:val="000000" w:themeColor="text1"/>
           <w:sz w:val="22"/>
           <w:szCs w:val="22"/>
@@ -16,6 +18,8 @@
       <w:r>
         <w:rPr>
           <w:rFonts w:ascii="Times New Roman" w:hAnsi="Times New Roman" w:cs="Times New Roman"/>
+          <w:b/>
+          <w:bCs/>
           <w:color w:val="000000" w:themeColor="text1"/>
           <w:sz w:val="22"/>
           <w:szCs w:val="22"/>
@@ -25,6 +29,8 @@
       <w:r>
         <w:rPr>
           <w:rFonts w:ascii="Times New Roman" w:hAnsi="Times New Roman" w:cs="Times New Roman"/>
+          <w:b/>
+          <w:bCs/>
           <w:color w:val="000000" w:themeColor="text1"/>
           <w:sz w:val="22"/>
           <w:szCs w:val="22"/>
@@ -40,8 +46,8 @@
         <w:tblLook w:val="04A0" w:firstRow="1" w:lastRow="0" w:firstColumn="1" w:lastColumn="0" w:noHBand="0" w:noVBand="1"/>
       </w:tblPr>
       <w:tblGrid>
-        <w:gridCol w:w="7019"/>
-        <w:gridCol w:w="3135"/>
+        <w:gridCol w:w="6374"/>
+        <w:gridCol w:w="3780"/>
       </w:tblGrid>
       <w:tr>
         <w:trPr>
@@ -49,16 +55,22 @@
         </w:trPr>
         <w:tc>
           <w:tcPr>
-            <w:tcW w:w="7019" w:type="dxa"/>
+            <w:tcW w:w="6374" w:type="dxa"/>
           </w:tcPr>
           <w:p>
             <w:pPr>
               <w:spacing w:line="360" w:lineRule="auto"/>
               <w:jc w:val="both"/>
-            </w:pPr>
-            <w:r>
-              <w:rPr>
-                <w:rFonts w:ascii="Times New Roman" w:hAnsi="Times New Roman" w:cs="Times New Roman"/>
+              <w:rPr>
+                <w:b/>
+                <w:bCs/>
+              </w:rPr>
+            </w:pPr>
+            <w:r>
+              <w:rPr>
+                <w:rFonts w:ascii="Times New Roman" w:hAnsi="Times New Roman" w:cs="Times New Roman"/>
+                <w:b/>
+                <w:bCs/>
                 <w:color w:val="000000" w:themeColor="text1"/>
                 <w:sz w:val="18"/>
                 <w:szCs w:val="18"/>
@@ -68,6 +80,8 @@
             <w:r>
               <w:rPr>
                 <w:rFonts w:ascii="Times New Roman" w:hAnsi="Times New Roman" w:cs="Times New Roman"/>
+                <w:b/>
+                <w:bCs/>
                 <w:color w:val="65AADB"/>
                 <w:sz w:val="18"/>
                 <w:szCs w:val="18"/>
@@ -78,16 +92,22 @@
         </w:tc>
         <w:tc>
           <w:tcPr>
-            <w:tcW w:w="3135" w:type="dxa"/>
+            <w:tcW w:w="3780" w:type="dxa"/>
           </w:tcPr>
           <w:p>
             <w:pPr>
               <w:spacing w:line="360" w:lineRule="auto"/>
               <w:jc w:val="both"/>
-            </w:pPr>
-            <w:r>
-              <w:rPr>
-                <w:rFonts w:ascii="Times New Roman" w:hAnsi="Times New Roman" w:cs="Times New Roman"/>
+              <w:rPr>
+                <w:b/>
+                <w:bCs/>
+              </w:rPr>
+            </w:pPr>
+            <w:r>
+              <w:rPr>
+                <w:rFonts w:ascii="Times New Roman" w:hAnsi="Times New Roman" w:cs="Times New Roman"/>
+                <w:b/>
+                <w:bCs/>
                 <w:color w:val="000000" w:themeColor="text1"/>
                 <w:sz w:val="18"/>
                 <w:szCs w:val="18"/>
@@ -98,6 +118,8 @@
             <w:r>
               <w:rPr>
                 <w:rFonts w:ascii="Times New Roman" w:hAnsi="Times New Roman" w:cs="Times New Roman"/>
+                <w:b/>
+                <w:bCs/>
                 <w:color w:val="65AADB"/>
                 <w:sz w:val="18"/>
                 <w:szCs w:val="18"/>
@@ -113,16 +135,22 @@
         </w:trPr>
         <w:tc>
           <w:tcPr>
-            <w:tcW w:w="7019" w:type="dxa"/>
+            <w:tcW w:w="6374" w:type="dxa"/>
           </w:tcPr>
           <w:p>
             <w:pPr>
               <w:spacing w:line="360" w:lineRule="auto"/>
               <w:jc w:val="both"/>
-            </w:pPr>
-            <w:r>
-              <w:rPr>
-                <w:rFonts w:ascii="Times New Roman" w:hAnsi="Times New Roman" w:cs="Times New Roman"/>
+              <w:rPr>
+                <w:b/>
+                <w:bCs/>
+              </w:rPr>
+            </w:pPr>
+            <w:r>
+              <w:rPr>
+                <w:rFonts w:ascii="Times New Roman" w:hAnsi="Times New Roman" w:cs="Times New Roman"/>
+                <w:b/>
+                <w:bCs/>
                 <w:color w:val="000000" w:themeColor="text1"/>
                 <w:sz w:val="18"/>
                 <w:szCs w:val="18"/>
@@ -132,6 +160,8 @@
             <w:r>
               <w:rPr>
                 <w:rFonts w:ascii="Times New Roman" w:hAnsi="Times New Roman" w:cs="Times New Roman"/>
+                <w:b/>
+                <w:bCs/>
                 <w:color w:val="65AADB"/>
                 <w:sz w:val="18"/>
                 <w:szCs w:val="18"/>
@@ -142,16 +172,22 @@
         </w:tc>
         <w:tc>
           <w:tcPr>
-            <w:tcW w:w="3135" w:type="dxa"/>
+            <w:tcW w:w="3780" w:type="dxa"/>
           </w:tcPr>
           <w:p>
             <w:pPr>
               <w:spacing w:line="360" w:lineRule="auto"/>
               <w:jc w:val="both"/>
-            </w:pPr>
-            <w:r>
-              <w:rPr>
-                <w:rFonts w:ascii="Times New Roman" w:hAnsi="Times New Roman" w:cs="Times New Roman"/>
+              <w:rPr>
+                <w:b/>
+                <w:bCs/>
+              </w:rPr>
+            </w:pPr>
+            <w:r>
+              <w:rPr>
+                <w:rFonts w:ascii="Times New Roman" w:hAnsi="Times New Roman" w:cs="Times New Roman"/>
+                <w:b/>
+                <w:bCs/>
                 <w:color w:val="000000" w:themeColor="text1"/>
                 <w:sz w:val="18"/>
                 <w:szCs w:val="18"/>
@@ -162,6 +198,8 @@
             <w:r>
               <w:rPr>
                 <w:rFonts w:ascii="Times New Roman" w:hAnsi="Times New Roman" w:cs="Times New Roman"/>
+                <w:b/>
+                <w:bCs/>
                 <w:color w:val="65AADB"/>
                 <w:sz w:val="18"/>
                 <w:szCs w:val="18"/>
@@ -177,7 +215,7 @@
         </w:trPr>
         <w:tc>
           <w:tcPr>
-            <w:tcW w:w="7019" w:type="dxa"/>
+            <w:tcW w:w="6374" w:type="dxa"/>
           </w:tcPr>
           <w:p>
             <w:pPr>
@@ -185,6 +223,8 @@
               <w:jc w:val="both"/>
               <w:rPr>
                 <w:rFonts w:ascii="Times New Roman" w:hAnsi="Times New Roman" w:cs="Times New Roman"/>
+                <w:b/>
+                <w:bCs/>
                 <w:color w:val="000000" w:themeColor="text1"/>
                 <w:sz w:val="18"/>
                 <w:szCs w:val="18"/>
@@ -193,6 +233,8 @@
             <w:r>
               <w:rPr>
                 <w:rFonts w:ascii="Times New Roman" w:hAnsi="Times New Roman" w:cs="Times New Roman"/>
+                <w:b/>
+                <w:bCs/>
                 <w:color w:val="000000" w:themeColor="text1"/>
                 <w:sz w:val="18"/>
                 <w:szCs w:val="18"/>
@@ -202,6 +244,8 @@
             <w:r>
               <w:rPr>
                 <w:rFonts w:ascii="Times New Roman" w:hAnsi="Times New Roman" w:cs="Times New Roman"/>
+                <w:b/>
+                <w:bCs/>
                 <w:color w:val="65AADB"/>
                 <w:sz w:val="18"/>
                 <w:szCs w:val="18"/>
@@ -211,6 +255,8 @@
             <w:r>
               <w:rPr>
                 <w:rFonts w:ascii="Times New Roman" w:hAnsi="Times New Roman" w:cs="Times New Roman"/>
+                <w:b/>
+                <w:bCs/>
                 <w:color w:val="65AADB"/>
                 <w:sz w:val="18"/>
                 <w:szCs w:val="18"/>
@@ -220,6 +266,8 @@
             <w:r>
               <w:rPr>
                 <w:rFonts w:ascii="Times New Roman" w:hAnsi="Times New Roman" w:cs="Times New Roman"/>
+                <w:b/>
+                <w:bCs/>
                 <w:color w:val="000000" w:themeColor="text1"/>
                 <w:sz w:val="18"/>
                 <w:szCs w:val="18"/>
@@ -229,6 +277,8 @@
             <w:r>
               <w:rPr>
                 <w:rFonts w:ascii="Times New Roman" w:hAnsi="Times New Roman" w:cs="Times New Roman"/>
+                <w:b/>
+                <w:bCs/>
                 <w:color w:val="65AADB"/>
                 <w:sz w:val="18"/>
                 <w:szCs w:val="18"/>
@@ -239,7 +289,7 @@
         </w:tc>
         <w:tc>
           <w:tcPr>
-            <w:tcW w:w="3135" w:type="dxa"/>
+            <w:tcW w:w="3780" w:type="dxa"/>
           </w:tcPr>
           <w:p>
             <w:pPr>
@@ -275,17 +325,19 @@
       <w:r>
         <w:rPr>
           <w:rFonts w:ascii="Times New Roman" w:hAnsi="Times New Roman" w:cs="Times New Roman"/>
-          <w:color w:val="000000" w:themeColor="text1"/>
-        </w:rPr>
-        <w:t>Reference:</w:t>
-      </w:r>
-      <w:r>
-        <w:rPr>
-          <w:rFonts w:ascii="Times New Roman" w:hAnsi="Times New Roman" w:cs="Times New Roman"/>
           <w:b/>
           <w:bCs/>
           <w:color w:val="000000" w:themeColor="text1"/>
         </w:rPr>
+        <w:t>Reference:</w:t>
+      </w:r>
+      <w:r>
+        <w:rPr>
+          <w:rFonts w:ascii="Times New Roman" w:hAnsi="Times New Roman" w:cs="Times New Roman"/>
+          <w:b/>
+          <w:bCs/>
+          <w:color w:val="000000" w:themeColor="text1"/>
+        </w:rPr>
         <w:t xml:space="preserve"> </w:t>
       </w:r>
       <w:r>
@@ -293,7 +345,14 @@
           <w:rFonts w:ascii="Times New Roman" w:hAnsi="Times New Roman" w:cs="Times New Roman"/>
           <w:color w:val="000000" w:themeColor="text1"/>
         </w:rPr>
-        <w:t xml:space="preserve">Our discussions on implementation of </w:t>
+        <w:t>Our discussions</w:t>
+      </w:r>
+      <w:r>
+        <w:rPr>
+          <w:rFonts w:ascii="Times New Roman" w:hAnsi="Times New Roman" w:cs="Times New Roman"/>
+          <w:color w:val="000000" w:themeColor="text1"/>
+        </w:rPr>
+        <w:t xml:space="preserve"> on implementation of </w:t>
       </w:r>
       <w:r>
         <w:rPr>
@@ -331,17 +390,19 @@
       <w:r>
         <w:rPr>
           <w:rFonts w:ascii="Times New Roman" w:hAnsi="Times New Roman" w:cs="Times New Roman"/>
-          <w:color w:val="000000" w:themeColor="text1"/>
-        </w:rPr>
-        <w:t>Subject:</w:t>
-      </w:r>
-      <w:r>
-        <w:rPr>
-          <w:rFonts w:ascii="Times New Roman" w:hAnsi="Times New Roman" w:cs="Times New Roman"/>
           <w:b/>
           <w:bCs/>
           <w:color w:val="000000" w:themeColor="text1"/>
         </w:rPr>
+        <w:t>Subject:</w:t>
+      </w:r>
+      <w:r>
+        <w:rPr>
+          <w:rFonts w:ascii="Times New Roman" w:hAnsi="Times New Roman" w:cs="Times New Roman"/>
+          <w:b/>
+          <w:bCs/>
+          <w:color w:val="000000" w:themeColor="text1"/>
+        </w:rPr>
         <w:t xml:space="preserve"> </w:t>
       </w:r>
       <w:r>
@@ -358,14 +419,7 @@
           <w:bCs/>
           <w:color w:val="65AADB"/>
         </w:rPr>
-        <w:t>{{MODULE_LIST}}</w:t>
-      </w:r>
-      <w:r>
-        <w:rPr>
-          <w:rFonts w:ascii="Times New Roman" w:hAnsi="Times New Roman" w:cs="Times New Roman"/>
-          <w:color w:val="65AADB"/>
-        </w:rPr>
-        <w:t>.</w:t>
+        <w:t>{{MODULE_LIST}}.</w:t>
       </w:r>
     </w:p>
     <w:p>
@@ -425,14 +479,7 @@
           <w:bCs/>
           <w:color w:val="65AADB"/>
         </w:rPr>
-        <w:t>{{ORG_NAME}}</w:t>
-      </w:r>
-      <w:r>
-        <w:rPr>
-          <w:rFonts w:ascii="Times New Roman" w:hAnsi="Times New Roman" w:cs="Times New Roman"/>
-          <w:color w:val="65AADB"/>
-        </w:rPr>
-        <w:t>.</w:t>
+        <w:t>{{ORG_NAME}}.</w:t>
       </w:r>
     </w:p>
     <w:p>
@@ -441,6 +488,8 @@
         <w:jc w:val="both"/>
         <w:rPr>
           <w:rFonts w:ascii="Times New Roman" w:hAnsi="Times New Roman" w:cs="Times New Roman"/>
+          <w:b/>
+          <w:bCs/>
           <w:color w:val="000000" w:themeColor="text1"/>
           <w:sz w:val="16"/>
           <w:szCs w:val="16"/>
@@ -450,6 +499,8 @@
       <w:r>
         <w:rPr>
           <w:rFonts w:ascii="Times New Roman" w:hAnsi="Times New Roman" w:cs="Times New Roman"/>
+          <w:b/>
+          <w:bCs/>
           <w:color w:val="000000" w:themeColor="text1"/>
           <w:u w:val="single"/>
         </w:rPr>
@@ -462,6 +513,8 @@
         <w:jc w:val="both"/>
         <w:rPr>
           <w:rFonts w:ascii="Times New Roman" w:hAnsi="Times New Roman" w:cs="Times New Roman"/>
+          <w:b/>
+          <w:bCs/>
         </w:rPr>
       </w:pPr>
       <w:r>
@@ -482,6 +535,8 @@
       <w:r>
         <w:rPr>
           <w:rFonts w:ascii="Times New Roman" w:hAnsi="Times New Roman" w:cs="Times New Roman"/>
+          <w:b/>
+          <w:bCs/>
         </w:rPr>
         <w:t>.</w:t>
       </w:r>
@@ -532,6 +587,8 @@
         <w:jc w:val="both"/>
         <w:rPr>
           <w:rFonts w:ascii="Times New Roman" w:hAnsi="Times New Roman" w:cs="Times New Roman"/>
+          <w:b/>
+          <w:bCs/>
           <w:color w:val="000000" w:themeColor="text1"/>
           <w:u w:val="single"/>
         </w:rPr>
@@ -539,6 +596,8 @@
       <w:r>
         <w:rPr>
           <w:rFonts w:ascii="Times New Roman" w:hAnsi="Times New Roman" w:cs="Times New Roman"/>
+          <w:b/>
+          <w:bCs/>
           <w:color w:val="000000" w:themeColor="text1"/>
           <w:u w:val="single"/>
         </w:rPr>
@@ -547,6 +606,8 @@
       <w:r>
         <w:rPr>
           <w:rFonts w:ascii="Times New Roman" w:hAnsi="Times New Roman" w:cs="Times New Roman"/>
+          <w:b/>
+          <w:bCs/>
           <w:color w:val="000000" w:themeColor="text1"/>
           <w:u w:val="single"/>
         </w:rPr>
@@ -715,120 +776,121 @@
         <w:jc w:val="both"/>
         <w:rPr>
           <w:rFonts w:ascii="Times New Roman" w:hAnsi="Times New Roman" w:cs="Times New Roman"/>
-          <w:lang w:val="en-US"/>
-        </w:rPr>
-      </w:pPr>
-      <w:r>
-        <w:rPr>
-          <w:rFonts w:ascii="Times New Roman" w:hAnsi="Times New Roman" w:cs="Times New Roman"/>
-          <w:lang w:val="en-US"/>
-        </w:rPr>
-        <w:t>For BlechTek Software Solutions LLP.</w:t>
-      </w:r>
-    </w:p>
-    <w:p>
-      <w:pPr>
-        <w:spacing w:line="240" w:lineRule="auto"/>
-        <w:rPr>
-          <w:rFonts w:ascii="Times New Roman" w:hAnsi="Times New Roman" w:cs="Times New Roman"/>
-          <w:noProof/>
-        </w:rPr>
-      </w:pPr>
-    </w:p>
-    <w:p>
-      <w:pPr>
-        <w:spacing w:line="240" w:lineRule="auto"/>
-        <w:rPr>
-          <w:rFonts w:ascii="Times New Roman" w:hAnsi="Times New Roman" w:cs="Times New Roman"/>
-          <w:noProof/>
-        </w:rPr>
-      </w:pPr>
-    </w:p>
-    <w:p>
-      <w:pPr>
-        <w:spacing w:line="240" w:lineRule="auto"/>
-        <w:rPr>
-          <w:rFonts w:ascii="Times New Roman" w:hAnsi="Times New Roman" w:cs="Times New Roman"/>
-          <w:noProof/>
-        </w:rPr>
-      </w:pPr>
-    </w:p>
-    <w:p>
-      <w:pPr>
-        <w:spacing w:line="240" w:lineRule="auto"/>
-        <w:rPr>
-          <w:rFonts w:ascii="Times New Roman" w:hAnsi="Times New Roman" w:cs="Times New Roman"/>
-          <w:noProof/>
-        </w:rPr>
-      </w:pPr>
-    </w:p>
-    <w:p>
-      <w:pPr>
-        <w:spacing w:line="240" w:lineRule="auto"/>
-        <w:rPr>
-          <w:rFonts w:ascii="Times New Roman" w:hAnsi="Times New Roman" w:cs="Times New Roman"/>
           <w:b/>
           <w:bCs/>
           <w:lang w:val="en-US"/>
         </w:rPr>
       </w:pPr>
-    </w:p>
-    <w:p>
-      <w:pPr>
-        <w:spacing w:line="240" w:lineRule="auto"/>
+      <w:r>
         <w:rPr>
           <w:rFonts w:ascii="Times New Roman" w:hAnsi="Times New Roman" w:cs="Times New Roman"/>
           <w:b/>
           <w:bCs/>
           <w:lang w:val="en-US"/>
         </w:rPr>
-      </w:pPr>
+        <w:t>For BlechTek Software Solutions LLP.</w:t>
+      </w:r>
     </w:p>
     <w:p>
       <w:pPr>
-        <w:spacing w:after="200"/>
-        <w:rPr>
-          <w:rFonts w:ascii="Times New Roman" w:hAnsi="Times New Roman" w:cs="Times New Roman"/>
-          <w:lang w:val="en-US"/>
-        </w:rPr>
-      </w:pPr>
-      <w:r>
-        <w:rPr>
-          <w:rFonts w:ascii="Times New Roman" w:hAnsi="Times New Roman" w:cs="Times New Roman"/>
-          <w:lang w:val="en-US"/>
-        </w:rPr>
-        <w:t> </w:t>
-      </w:r>
-      <w:r>
-        <w:rPr>
-          <w:rFonts w:ascii="Times New Roman" w:hAnsi="Times New Roman" w:cs="Times New Roman"/>
-          <w:lang w:val="en-US"/>
-        </w:rPr>
-        <w:t>Sushama Inamdar</w:t>
-      </w:r>
+        <w:spacing w:line="240" w:lineRule="auto"/>
+        <w:rPr>
+          <w:rFonts w:ascii="Times New Roman" w:hAnsi="Times New Roman" w:cs="Times New Roman"/>
+          <w:noProof/>
+        </w:rPr>
+      </w:pPr>
     </w:p>
     <w:p>
       <w:pPr>
+        <w:spacing w:line="240" w:lineRule="auto"/>
+        <w:rPr>
+          <w:rFonts w:ascii="Times New Roman" w:hAnsi="Times New Roman" w:cs="Times New Roman"/>
+          <w:noProof/>
+        </w:rPr>
+      </w:pPr>
+    </w:p>
+    <w:p>
+      <w:pPr>
+        <w:spacing w:line="240" w:lineRule="auto"/>
+        <w:rPr>
+          <w:rFonts w:ascii="Times New Roman" w:hAnsi="Times New Roman" w:cs="Times New Roman"/>
+          <w:noProof/>
+        </w:rPr>
+      </w:pPr>
+    </w:p>
+    <w:p>
+      <w:pPr>
+        <w:spacing w:line="240" w:lineRule="auto"/>
+        <w:rPr>
+          <w:rFonts w:ascii="Times New Roman" w:hAnsi="Times New Roman" w:cs="Times New Roman"/>
+          <w:noProof/>
+        </w:rPr>
+      </w:pPr>
+    </w:p>
+    <w:p>
+      <w:pPr>
+        <w:spacing w:line="240" w:lineRule="auto"/>
+        <w:rPr>
+          <w:rFonts w:ascii="Times New Roman" w:hAnsi="Times New Roman" w:cs="Times New Roman"/>
+          <w:b/>
+          <w:bCs/>
+          <w:lang w:val="en-US"/>
+        </w:rPr>
+      </w:pPr>
+    </w:p>
+    <w:p>
+      <w:pPr>
+        <w:spacing w:line="240" w:lineRule="auto"/>
+        <w:rPr>
+          <w:rFonts w:ascii="Times New Roman" w:hAnsi="Times New Roman" w:cs="Times New Roman"/>
+          <w:b/>
+          <w:bCs/>
+          <w:lang w:val="en-US"/>
+        </w:rPr>
+      </w:pPr>
+    </w:p>
+    <w:p>
+      <w:pPr>
+        <w:spacing w:after="200"/>
+        <w:rPr>
+          <w:rFonts w:ascii="Times New Roman" w:hAnsi="Times New Roman" w:cs="Times New Roman"/>
+          <w:lang w:val="en-US"/>
+        </w:rPr>
+      </w:pPr>
+      <w:r>
+        <w:rPr>
+          <w:rFonts w:ascii="Times New Roman" w:hAnsi="Times New Roman" w:cs="Times New Roman"/>
+          <w:lang w:val="en-US"/>
+        </w:rPr>
+        <w:t> </w:t>
+      </w:r>
+      <w:r>
+        <w:rPr>
+          <w:rFonts w:ascii="Times New Roman" w:hAnsi="Times New Roman" w:cs="Times New Roman"/>
+          <w:lang w:val="en-US"/>
+        </w:rPr>
+        <w:t>Sushama Inamdar</w:t>
+      </w:r>
+    </w:p>
+    <w:p>
+      <w:pPr>
         <w:spacing w:before="300" w:after="150"/>
         <w:rPr>
           <w:rFonts w:ascii="Times New Roman" w:hAnsi="Times New Roman" w:cs="Times New Roman"/>
+          <w:b/>
+          <w:bCs/>
           <w:color w:val="000000" w:themeColor="text1"/>
         </w:rPr>
       </w:pPr>
       <w:r>
         <w:rPr>
           <w:rFonts w:ascii="Times New Roman" w:hAnsi="Times New Roman" w:cs="Times New Roman"/>
+          <w:b/>
+          <w:bCs/>
           <w:color w:val="000000" w:themeColor="text1"/>
         </w:rPr>
         <w:lastRenderedPageBreak/>
-        <w:t>Scope</w:t>
-      </w:r>
-      <w:r>
-        <w:rPr>
-          <w:rFonts w:ascii="Times New Roman" w:hAnsi="Times New Roman" w:cs="Times New Roman"/>
-          <w:color w:val="000000" w:themeColor="text1"/>
-        </w:rPr>
-        <w:t>:</w:t>
+        <w:t>Scope:</w:t>
       </w:r>
     </w:p>
     <w:tbl>
@@ -874,12 +936,16 @@
             <w:pPr>
               <w:rPr>
                 <w:rFonts w:ascii="Times New Roman" w:hAnsi="Times New Roman" w:cs="Times New Roman"/>
+                <w:b/>
+                <w:bCs/>
                 <w:color w:val="000000" w:themeColor="text1"/>
               </w:rPr>
             </w:pPr>
             <w:r>
               <w:rPr>
                 <w:rFonts w:ascii="Times New Roman" w:hAnsi="Times New Roman" w:cs="Times New Roman"/>
+                <w:b/>
+                <w:bCs/>
                 <w:color w:val="000000" w:themeColor="text1"/>
               </w:rPr>
               <w:t>Pillar</w:t>
@@ -905,12 +971,16 @@
             <w:pPr>
               <w:rPr>
                 <w:rFonts w:ascii="Times New Roman" w:hAnsi="Times New Roman" w:cs="Times New Roman"/>
+                <w:b/>
+                <w:bCs/>
                 <w:color w:val="000000" w:themeColor="text1"/>
               </w:rPr>
             </w:pPr>
             <w:r>
               <w:rPr>
                 <w:rFonts w:ascii="Times New Roman" w:hAnsi="Times New Roman" w:cs="Times New Roman"/>
+                <w:b/>
+                <w:bCs/>
                 <w:color w:val="000000" w:themeColor="text1"/>
               </w:rPr>
               <w:t>Module</w:t>
@@ -933,12 +1003,16 @@
             <w:pPr>
               <w:rPr>
                 <w:rFonts w:ascii="Times New Roman" w:hAnsi="Times New Roman" w:cs="Times New Roman"/>
+                <w:b/>
+                <w:bCs/>
                 <w:color w:val="000000" w:themeColor="text1"/>
               </w:rPr>
             </w:pPr>
             <w:r>
               <w:rPr>
                 <w:rFonts w:ascii="Times New Roman" w:hAnsi="Times New Roman" w:cs="Times New Roman"/>
+                <w:b/>
+                <w:bCs/>
               </w:rPr>
               <w:t>Required</w:t>
             </w:r>
@@ -1049,11 +1123,15 @@
         <w:spacing w:after="200"/>
         <w:rPr>
           <w:rFonts w:ascii="Times New Roman" w:hAnsi="Times New Roman" w:cs="Times New Roman"/>
-        </w:rPr>
-      </w:pPr>
-      <w:r>
-        <w:rPr>
-          <w:rFonts w:ascii="Times New Roman" w:hAnsi="Times New Roman" w:cs="Times New Roman"/>
+          <w:b/>
+          <w:bCs/>
+        </w:rPr>
+      </w:pPr>
+      <w:r>
+        <w:rPr>
+          <w:rFonts w:ascii="Times New Roman" w:hAnsi="Times New Roman" w:cs="Times New Roman"/>
+          <w:b/>
+          <w:bCs/>
         </w:rPr>
         <w:t>Additional Scope:</w:t>
       </w:r>
@@ -1087,12 +1165,16 @@
               <w:spacing w:line="276" w:lineRule="auto"/>
               <w:rPr>
                 <w:rFonts w:ascii="Times New Roman" w:hAnsi="Times New Roman" w:cs="Times New Roman"/>
+                <w:b/>
+                <w:bCs/>
                 <w:color w:val="000000" w:themeColor="text1"/>
               </w:rPr>
             </w:pPr>
             <w:r>
               <w:rPr>
                 <w:rFonts w:ascii="Times New Roman" w:hAnsi="Times New Roman" w:cs="Times New Roman"/>
+                <w:b/>
+                <w:bCs/>
                 <w:color w:val="000000" w:themeColor="text1"/>
               </w:rPr>
               <w:t>Requirements</w:t>
@@ -1108,12 +1190,16 @@
               <w:spacing w:line="276" w:lineRule="auto"/>
               <w:rPr>
                 <w:rFonts w:ascii="Times New Roman" w:hAnsi="Times New Roman" w:cs="Times New Roman"/>
+                <w:b/>
+                <w:bCs/>
                 <w:color w:val="000000" w:themeColor="text1"/>
               </w:rPr>
             </w:pPr>
             <w:r>
               <w:rPr>
                 <w:rFonts w:ascii="Times New Roman" w:hAnsi="Times New Roman" w:cs="Times New Roman"/>
+                <w:b/>
+                <w:bCs/>
                 <w:color w:val="000000" w:themeColor="text1"/>
               </w:rPr>
               <w:t>Module</w:t>
@@ -1129,12 +1215,16 @@
               <w:spacing w:line="276" w:lineRule="auto"/>
               <w:rPr>
                 <w:rFonts w:ascii="Times New Roman" w:hAnsi="Times New Roman" w:cs="Times New Roman"/>
+                <w:b/>
+                <w:bCs/>
                 <w:color w:val="000000" w:themeColor="text1"/>
               </w:rPr>
             </w:pPr>
             <w:r>
               <w:rPr>
                 <w:rFonts w:ascii="Times New Roman" w:hAnsi="Times New Roman" w:cs="Times New Roman"/>
+                <w:b/>
+                <w:bCs/>
                 <w:color w:val="000000" w:themeColor="text1"/>
               </w:rPr>
               <w:t>No. of Man Power</w:t>
@@ -1150,12 +1240,16 @@
               <w:spacing w:line="276" w:lineRule="auto"/>
               <w:rPr>
                 <w:rFonts w:ascii="Times New Roman" w:hAnsi="Times New Roman" w:cs="Times New Roman"/>
+                <w:b/>
+                <w:bCs/>
                 <w:color w:val="000000" w:themeColor="text1"/>
               </w:rPr>
             </w:pPr>
             <w:r>
               <w:rPr>
                 <w:rFonts w:ascii="Times New Roman" w:hAnsi="Times New Roman" w:cs="Times New Roman"/>
+                <w:b/>
+                <w:bCs/>
                 <w:color w:val="000000" w:themeColor="text1"/>
               </w:rPr>
               <w:t>No. of Days</w:t>
@@ -1171,12 +1265,16 @@
               <w:spacing w:line="276" w:lineRule="auto"/>
               <w:rPr>
                 <w:rFonts w:ascii="Times New Roman" w:hAnsi="Times New Roman" w:cs="Times New Roman"/>
+                <w:b/>
+                <w:bCs/>
                 <w:color w:val="000000" w:themeColor="text1"/>
               </w:rPr>
             </w:pPr>
             <w:r>
               <w:rPr>
                 <w:rFonts w:ascii="Times New Roman" w:hAnsi="Times New Roman" w:cs="Times New Roman"/>
+                <w:b/>
+                <w:bCs/>
                 <w:color w:val="000000" w:themeColor="text1"/>
               </w:rPr>
               <w:t>Rate</w:t>
@@ -1192,12 +1290,16 @@
               <w:spacing w:line="276" w:lineRule="auto"/>
               <w:rPr>
                 <w:rFonts w:ascii="Times New Roman" w:hAnsi="Times New Roman" w:cs="Times New Roman"/>
+                <w:b/>
+                <w:bCs/>
                 <w:color w:val="000000" w:themeColor="text1"/>
               </w:rPr>
             </w:pPr>
             <w:r>
               <w:rPr>
                 <w:rFonts w:ascii="Times New Roman" w:hAnsi="Times New Roman" w:cs="Times New Roman"/>
+                <w:b/>
+                <w:bCs/>
                 <w:color w:val="000000" w:themeColor="text1"/>
               </w:rPr>
               <w:t>Amount</w:t>
@@ -1371,27 +1473,17 @@
       <w:r>
         <w:rPr>
           <w:rFonts w:ascii="Times New Roman" w:hAnsi="Times New Roman" w:cs="Times New Roman"/>
+          <w:b/>
+          <w:bCs/>
           <w:color w:val="000000" w:themeColor="text1"/>
         </w:rPr>
-        <w:t xml:space="preserve">Price for </w:t>
-      </w:r>
-      <w:r>
-        <w:rPr>
-          <w:rFonts w:ascii="Times New Roman" w:hAnsi="Times New Roman" w:cs="Times New Roman"/>
-          <w:color w:val="000000" w:themeColor="text1"/>
-        </w:rPr>
-        <w:t>I</w:t>
-      </w:r>
-      <w:r>
-        <w:rPr>
-          <w:rFonts w:ascii="Times New Roman" w:hAnsi="Times New Roman" w:cs="Times New Roman"/>
-          <w:color w:val="000000" w:themeColor="text1"/>
-        </w:rPr>
-        <w:t xml:space="preserve">mplementation of </w:t>
-      </w:r>
-      <w:r>
-        <w:rPr>
-          <w:rFonts w:ascii="Times New Roman" w:hAnsi="Times New Roman" w:cs="Times New Roman"/>
+        <w:t xml:space="preserve">Price for Implementation of </w:t>
+      </w:r>
+      <w:r>
+        <w:rPr>
+          <w:rFonts w:ascii="Times New Roman" w:hAnsi="Times New Roman" w:cs="Times New Roman"/>
+          <w:b/>
+          <w:bCs/>
           <w:caps/>
           <w:color w:val="000000" w:themeColor="text1"/>
         </w:rPr>
@@ -1435,9 +1527,9 @@
         <w:tblLook w:val="04A0" w:firstRow="1" w:lastRow="0" w:firstColumn="1" w:lastColumn="0" w:noHBand="0" w:noVBand="1"/>
       </w:tblPr>
       <w:tblGrid>
-        <w:gridCol w:w="866"/>
-        <w:gridCol w:w="5390"/>
-        <w:gridCol w:w="3804"/>
+        <w:gridCol w:w="846"/>
+        <w:gridCol w:w="6289"/>
+        <w:gridCol w:w="2925"/>
       </w:tblGrid>
       <w:tr>
         <w:trPr>
@@ -1446,7 +1538,7 @@
         </w:trPr>
         <w:tc>
           <w:tcPr>
-            <w:tcW w:w="866" w:type="dxa"/>
+            <w:tcW w:w="846" w:type="dxa"/>
             <w:shd w:val="clear" w:color="auto" w:fill="FFFFFF" w:themeFill="background1"/>
             <w:tcMar>
               <w:top w:w="80" w:type="dxa"/>
@@ -1461,12 +1553,16 @@
               <w:spacing w:line="240" w:lineRule="auto"/>
               <w:rPr>
                 <w:rFonts w:ascii="Times New Roman" w:hAnsi="Times New Roman" w:cs="Times New Roman"/>
+                <w:b/>
+                <w:bCs/>
                 <w:color w:val="000000" w:themeColor="text1"/>
               </w:rPr>
             </w:pPr>
             <w:r>
               <w:rPr>
                 <w:rFonts w:ascii="Times New Roman" w:hAnsi="Times New Roman" w:cs="Times New Roman"/>
+                <w:b/>
+                <w:bCs/>
                 <w:color w:val="000000" w:themeColor="text1"/>
               </w:rPr>
               <w:t>Sr. No.</w:t>
@@ -1475,7 +1571,7 @@
         </w:tc>
         <w:tc>
           <w:tcPr>
-            <w:tcW w:w="5390" w:type="dxa"/>
+            <w:tcW w:w="6289" w:type="dxa"/>
             <w:shd w:val="clear" w:color="auto" w:fill="FFFFFF" w:themeFill="background1"/>
             <w:tcMar>
               <w:top w:w="80" w:type="dxa"/>
@@ -1490,12 +1586,16 @@
               <w:spacing w:line="240" w:lineRule="auto"/>
               <w:rPr>
                 <w:rFonts w:ascii="Times New Roman" w:hAnsi="Times New Roman" w:cs="Times New Roman"/>
+                <w:b/>
+                <w:bCs/>
                 <w:color w:val="000000" w:themeColor="text1"/>
               </w:rPr>
             </w:pPr>
             <w:r>
               <w:rPr>
                 <w:rFonts w:ascii="Times New Roman" w:hAnsi="Times New Roman" w:cs="Times New Roman"/>
+                <w:b/>
+                <w:bCs/>
                 <w:color w:val="000000" w:themeColor="text1"/>
               </w:rPr>
               <w:t>Particulars</w:t>
@@ -1504,7 +1604,7 @@
         </w:tc>
         <w:tc>
           <w:tcPr>
-            <w:tcW w:w="3804" w:type="dxa"/>
+            <w:tcW w:w="2925" w:type="dxa"/>
             <w:shd w:val="clear" w:color="auto" w:fill="FFFFFF" w:themeFill="background1"/>
             <w:tcMar>
               <w:top w:w="80" w:type="dxa"/>
@@ -1519,12 +1619,16 @@
               <w:spacing w:line="240" w:lineRule="auto"/>
               <w:rPr>
                 <w:rFonts w:ascii="Times New Roman" w:hAnsi="Times New Roman" w:cs="Times New Roman"/>
+                <w:b/>
+                <w:bCs/>
                 <w:color w:val="000000" w:themeColor="text1"/>
               </w:rPr>
             </w:pPr>
             <w:r>
               <w:rPr>
                 <w:rFonts w:ascii="Times New Roman" w:hAnsi="Times New Roman" w:cs="Times New Roman"/>
+                <w:b/>
+                <w:bCs/>
                 <w:color w:val="000000" w:themeColor="text1"/>
               </w:rPr>
               <w:t xml:space="preserve">Price </w:t>
@@ -1532,6 +1636,8 @@
             <w:r>
               <w:rPr>
                 <w:rFonts w:ascii="Times New Roman" w:hAnsi="Times New Roman" w:cs="Times New Roman"/>
+                <w:b/>
+                <w:bCs/>
                 <w:color w:val="000000" w:themeColor="text1"/>
               </w:rPr>
               <w:t xml:space="preserve">in </w:t>
@@ -1539,6 +1645,8 @@
             <w:r>
               <w:rPr>
                 <w:rFonts w:ascii="Times New Roman" w:hAnsi="Times New Roman" w:cs="Times New Roman"/>
+                <w:b/>
+                <w:bCs/>
                 <w:color w:val="000000" w:themeColor="text1"/>
               </w:rPr>
               <w:t>INR</w:t>
@@ -1552,7 +1660,7 @@
         </w:trPr>
         <w:tc>
           <w:tcPr>
-            <w:tcW w:w="866" w:type="dxa"/>
+            <w:tcW w:w="846" w:type="dxa"/>
             <w:shd w:val="clear" w:color="auto" w:fill="FFFFFF" w:themeFill="background1"/>
             <w:tcMar>
               <w:top w:w="80" w:type="dxa"/>
@@ -1577,7 +1685,7 @@
         </w:tc>
         <w:tc>
           <w:tcPr>
-            <w:tcW w:w="5390" w:type="dxa"/>
+            <w:tcW w:w="6289" w:type="dxa"/>
             <w:shd w:val="clear" w:color="auto" w:fill="FFFFFF" w:themeFill="background1"/>
             <w:tcMar>
               <w:top w:w="80" w:type="dxa"/>
@@ -1663,7 +1771,7 @@
         </w:tc>
         <w:tc>
           <w:tcPr>
-            <w:tcW w:w="3804" w:type="dxa"/>
+            <w:tcW w:w="2925" w:type="dxa"/>
             <w:shd w:val="clear" w:color="auto" w:fill="FFFFFF" w:themeFill="background1"/>
             <w:tcMar>
               <w:top w:w="80" w:type="dxa"/>
@@ -1700,7 +1808,7 @@
         </w:trPr>
         <w:tc>
           <w:tcPr>
-            <w:tcW w:w="866" w:type="dxa"/>
+            <w:tcW w:w="846" w:type="dxa"/>
             <w:shd w:val="clear" w:color="auto" w:fill="FFFFFF" w:themeFill="background1"/>
             <w:tcMar>
               <w:top w:w="80" w:type="dxa"/>
@@ -1719,7 +1827,7 @@
         </w:tc>
         <w:tc>
           <w:tcPr>
-            <w:tcW w:w="5390" w:type="dxa"/>
+            <w:tcW w:w="6289" w:type="dxa"/>
             <w:shd w:val="clear" w:color="auto" w:fill="FFFFFF" w:themeFill="background1"/>
             <w:tcMar>
               <w:top w:w="80" w:type="dxa"/>
@@ -1744,7 +1852,7 @@
         </w:tc>
         <w:tc>
           <w:tcPr>
-            <w:tcW w:w="3804" w:type="dxa"/>
+            <w:tcW w:w="2925" w:type="dxa"/>
             <w:shd w:val="clear" w:color="auto" w:fill="FFFFFF" w:themeFill="background1"/>
             <w:tcMar>
               <w:top w:w="80" w:type="dxa"/>
@@ -1774,7 +1882,7 @@
         </w:trPr>
         <w:tc>
           <w:tcPr>
-            <w:tcW w:w="866" w:type="dxa"/>
+            <w:tcW w:w="846" w:type="dxa"/>
             <w:shd w:val="clear" w:color="auto" w:fill="FFFFFF" w:themeFill="background1"/>
             <w:tcMar>
               <w:top w:w="80" w:type="dxa"/>
@@ -1793,7 +1901,7 @@
         </w:tc>
         <w:tc>
           <w:tcPr>
-            <w:tcW w:w="5390" w:type="dxa"/>
+            <w:tcW w:w="6289" w:type="dxa"/>
             <w:shd w:val="clear" w:color="auto" w:fill="FFFFFF" w:themeFill="background1"/>
             <w:tcMar>
               <w:top w:w="80" w:type="dxa"/>
@@ -1860,7 +1968,7 @@
         </w:tc>
         <w:tc>
           <w:tcPr>
-            <w:tcW w:w="3804" w:type="dxa"/>
+            <w:tcW w:w="2925" w:type="dxa"/>
             <w:shd w:val="clear" w:color="auto" w:fill="FFFFFF" w:themeFill="background1"/>
             <w:tcMar>
               <w:top w:w="80" w:type="dxa"/>
@@ -1890,7 +1998,7 @@
         </w:trPr>
         <w:tc>
           <w:tcPr>
-            <w:tcW w:w="866" w:type="dxa"/>
+            <w:tcW w:w="846" w:type="dxa"/>
             <w:shd w:val="clear" w:color="auto" w:fill="FFFFFF" w:themeFill="background1"/>
             <w:tcMar>
               <w:top w:w="80" w:type="dxa"/>
@@ -1909,7 +2017,7 @@
         </w:tc>
         <w:tc>
           <w:tcPr>
-            <w:tcW w:w="5390" w:type="dxa"/>
+            <w:tcW w:w="6289" w:type="dxa"/>
             <w:shd w:val="clear" w:color="auto" w:fill="FFFFFF" w:themeFill="background1"/>
             <w:tcMar>
               <w:top w:w="80" w:type="dxa"/>
@@ -1940,7 +2048,7 @@
         </w:tc>
         <w:tc>
           <w:tcPr>
-            <w:tcW w:w="3804" w:type="dxa"/>
+            <w:tcW w:w="2925" w:type="dxa"/>
             <w:shd w:val="clear" w:color="auto" w:fill="FFFFFF" w:themeFill="background1"/>
             <w:tcMar>
               <w:top w:w="80" w:type="dxa"/>
@@ -1970,7 +2078,7 @@
         </w:trPr>
         <w:tc>
           <w:tcPr>
-            <w:tcW w:w="866" w:type="dxa"/>
+            <w:tcW w:w="846" w:type="dxa"/>
             <w:shd w:val="clear" w:color="auto" w:fill="FFFFFF" w:themeFill="background1"/>
             <w:tcMar>
               <w:top w:w="80" w:type="dxa"/>
@@ -1989,7 +2097,7 @@
         </w:tc>
         <w:tc>
           <w:tcPr>
-            <w:tcW w:w="5390" w:type="dxa"/>
+            <w:tcW w:w="6289" w:type="dxa"/>
             <w:shd w:val="clear" w:color="auto" w:fill="FFFFFF" w:themeFill="background1"/>
             <w:tcMar>
               <w:top w:w="80" w:type="dxa"/>
@@ -2014,7 +2122,7 @@
         </w:tc>
         <w:tc>
           <w:tcPr>
-            <w:tcW w:w="3804" w:type="dxa"/>
+            <w:tcW w:w="2925" w:type="dxa"/>
             <w:shd w:val="clear" w:color="auto" w:fill="FFFFFF" w:themeFill="background1"/>
             <w:tcMar>
               <w:top w:w="80" w:type="dxa"/>
@@ -2033,7 +2141,7 @@
               <w:rPr>
                 <w:rFonts w:ascii="Times New Roman" w:hAnsi="Times New Roman" w:cs="Times New Roman"/>
               </w:rPr>
-              <w:t>{{ADDITIONAL_SCOPE_SUBTOTAL}}</w:t>
+              <w:t>{{ADD_SCOPE_SUBTOTAL}}</w:t>
             </w:r>
           </w:p>
         </w:tc>
@@ -2044,7 +2152,7 @@
         </w:trPr>
         <w:tc>
           <w:tcPr>
-            <w:tcW w:w="866" w:type="dxa"/>
+            <w:tcW w:w="846" w:type="dxa"/>
             <w:shd w:val="clear" w:color="auto" w:fill="FFFFFF" w:themeFill="background1"/>
             <w:tcMar>
               <w:top w:w="80" w:type="dxa"/>
@@ -2063,7 +2171,7 @@
         </w:tc>
         <w:tc>
           <w:tcPr>
-            <w:tcW w:w="5390" w:type="dxa"/>
+            <w:tcW w:w="6289" w:type="dxa"/>
             <w:shd w:val="clear" w:color="auto" w:fill="FFFFFF" w:themeFill="background1"/>
             <w:tcMar>
               <w:top w:w="80" w:type="dxa"/>
@@ -2088,7 +2196,7 @@
         </w:tc>
         <w:tc>
           <w:tcPr>
-            <w:tcW w:w="3804" w:type="dxa"/>
+            <w:tcW w:w="2925" w:type="dxa"/>
             <w:shd w:val="clear" w:color="auto" w:fill="FFFFFF" w:themeFill="background1"/>
             <w:tcMar>
               <w:top w:w="80" w:type="dxa"/>
@@ -2118,7 +2226,7 @@
         </w:trPr>
         <w:tc>
           <w:tcPr>
-            <w:tcW w:w="866" w:type="dxa"/>
+            <w:tcW w:w="846" w:type="dxa"/>
             <w:shd w:val="clear" w:color="auto" w:fill="FFFFFF" w:themeFill="background1"/>
             <w:tcMar>
               <w:top w:w="80" w:type="dxa"/>
@@ -2143,7 +2251,7 @@
         </w:tc>
         <w:tc>
           <w:tcPr>
-            <w:tcW w:w="5390" w:type="dxa"/>
+            <w:tcW w:w="6289" w:type="dxa"/>
             <w:shd w:val="clear" w:color="auto" w:fill="FFFFFF" w:themeFill="background1"/>
             <w:tcMar>
               <w:top w:w="80" w:type="dxa"/>
@@ -2168,7 +2276,7 @@
         </w:tc>
         <w:tc>
           <w:tcPr>
-            <w:tcW w:w="3804" w:type="dxa"/>
+            <w:tcW w:w="2925" w:type="dxa"/>
             <w:shd w:val="clear" w:color="auto" w:fill="FFFFFF" w:themeFill="background1"/>
             <w:tcMar>
               <w:top w:w="80" w:type="dxa"/>
@@ -2198,7 +2306,7 @@
         </w:trPr>
         <w:tc>
           <w:tcPr>
-            <w:tcW w:w="866" w:type="dxa"/>
+            <w:tcW w:w="846" w:type="dxa"/>
             <w:shd w:val="clear" w:color="auto" w:fill="FFFFFF" w:themeFill="background1"/>
             <w:tcMar>
               <w:top w:w="80" w:type="dxa"/>
@@ -2223,7 +2331,7 @@
         </w:tc>
         <w:tc>
           <w:tcPr>
-            <w:tcW w:w="5390" w:type="dxa"/>
+            <w:tcW w:w="6289" w:type="dxa"/>
             <w:shd w:val="clear" w:color="auto" w:fill="FFFFFF" w:themeFill="background1"/>
             <w:tcMar>
               <w:top w:w="80" w:type="dxa"/>
@@ -2248,7 +2356,7 @@
         </w:tc>
         <w:tc>
           <w:tcPr>
-            <w:tcW w:w="3804" w:type="dxa"/>
+            <w:tcW w:w="2925" w:type="dxa"/>
             <w:shd w:val="clear" w:color="auto" w:fill="FFFFFF" w:themeFill="background1"/>
             <w:tcMar>
               <w:top w:w="80" w:type="dxa"/>
@@ -2272,7 +2380,7 @@
         </w:trPr>
         <w:tc>
           <w:tcPr>
-            <w:tcW w:w="866" w:type="dxa"/>
+            <w:tcW w:w="846" w:type="dxa"/>
             <w:shd w:val="clear" w:color="auto" w:fill="FFFFFF" w:themeFill="background1"/>
             <w:tcMar>
               <w:top w:w="80" w:type="dxa"/>
@@ -2297,7 +2405,7 @@
         </w:tc>
         <w:tc>
           <w:tcPr>
-            <w:tcW w:w="5390" w:type="dxa"/>
+            <w:tcW w:w="6289" w:type="dxa"/>
             <w:shd w:val="clear" w:color="auto" w:fill="FFFFFF" w:themeFill="background1"/>
             <w:tcMar>
               <w:top w:w="80" w:type="dxa"/>
@@ -2322,7 +2430,7 @@
         </w:tc>
         <w:tc>
           <w:tcPr>
-            <w:tcW w:w="3804" w:type="dxa"/>
+            <w:tcW w:w="2925" w:type="dxa"/>
             <w:shd w:val="clear" w:color="auto" w:fill="FFFFFF" w:themeFill="background1"/>
             <w:tcMar>
               <w:top w:w="80" w:type="dxa"/>
@@ -2346,7 +2454,7 @@
         </w:trPr>
         <w:tc>
           <w:tcPr>
-            <w:tcW w:w="866" w:type="dxa"/>
+            <w:tcW w:w="846" w:type="dxa"/>
             <w:shd w:val="clear" w:color="auto" w:fill="FFFFFF" w:themeFill="background1"/>
             <w:tcMar>
               <w:top w:w="80" w:type="dxa"/>
@@ -2383,7 +2491,7 @@
         </w:tc>
         <w:tc>
           <w:tcPr>
-            <w:tcW w:w="5390" w:type="dxa"/>
+            <w:tcW w:w="6289" w:type="dxa"/>
             <w:shd w:val="clear" w:color="auto" w:fill="FFFFFF" w:themeFill="background1"/>
             <w:tcMar>
               <w:top w:w="80" w:type="dxa"/>
@@ -2421,7 +2529,7 @@
         </w:tc>
         <w:tc>
           <w:tcPr>
-            <w:tcW w:w="3804" w:type="dxa"/>
+            <w:tcW w:w="2925" w:type="dxa"/>
             <w:shd w:val="clear" w:color="auto" w:fill="FFFFFF" w:themeFill="background1"/>
             <w:tcMar>
               <w:top w:w="80" w:type="dxa"/>
@@ -2470,7 +2578,7 @@
         </w:trPr>
         <w:tc>
           <w:tcPr>
-            <w:tcW w:w="866" w:type="dxa"/>
+            <w:tcW w:w="846" w:type="dxa"/>
             <w:shd w:val="clear" w:color="auto" w:fill="FFFFFF" w:themeFill="background1"/>
             <w:tcMar>
               <w:top w:w="80" w:type="dxa"/>
@@ -2495,7 +2603,7 @@
         </w:tc>
         <w:tc>
           <w:tcPr>
-            <w:tcW w:w="5390" w:type="dxa"/>
+            <w:tcW w:w="6289" w:type="dxa"/>
             <w:shd w:val="clear" w:color="auto" w:fill="FFFFFF" w:themeFill="background1"/>
             <w:tcMar>
               <w:top w:w="80" w:type="dxa"/>
@@ -2520,7 +2628,7 @@
         </w:tc>
         <w:tc>
           <w:tcPr>
-            <w:tcW w:w="3804" w:type="dxa"/>
+            <w:tcW w:w="2925" w:type="dxa"/>
             <w:shd w:val="clear" w:color="auto" w:fill="FFFFFF" w:themeFill="background1"/>
             <w:tcMar>
               <w:top w:w="80" w:type="dxa"/>
@@ -2550,7 +2658,7 @@
         </w:trPr>
         <w:tc>
           <w:tcPr>
-            <w:tcW w:w="866" w:type="dxa"/>
+            <w:tcW w:w="846" w:type="dxa"/>
             <w:shd w:val="clear" w:color="auto" w:fill="FFFFFF" w:themeFill="background1"/>
             <w:tcMar>
               <w:top w:w="80" w:type="dxa"/>
@@ -2569,14 +2677,13 @@
               <w:rPr>
                 <w:rFonts w:ascii="Times New Roman" w:hAnsi="Times New Roman" w:cs="Times New Roman"/>
               </w:rPr>
-              <w:lastRenderedPageBreak/>
               <w:t xml:space="preserve"> 4.1</w:t>
             </w:r>
           </w:p>
         </w:tc>
         <w:tc>
           <w:tcPr>
-            <w:tcW w:w="5390" w:type="dxa"/>
+            <w:tcW w:w="6289" w:type="dxa"/>
             <w:shd w:val="clear" w:color="auto" w:fill="FFFFFF" w:themeFill="background1"/>
             <w:tcMar>
               <w:top w:w="80" w:type="dxa"/>
@@ -2595,27 +2702,49 @@
               <w:rPr>
                 <w:rFonts w:ascii="Times New Roman" w:hAnsi="Times New Roman" w:cs="Times New Roman"/>
               </w:rPr>
-              <w:t xml:space="preserve">First Year - These Services start a er 1 Month from start of Go Live. Subsequent Years – A er </w:t>
-            </w:r>
-            <w:proofErr w:type="spellStart"/>
-            <w:r>
-              <w:rPr>
-                <w:rFonts w:ascii="Times New Roman" w:hAnsi="Times New Roman" w:cs="Times New Roman"/>
-              </w:rPr>
-              <w:t>comple</w:t>
-            </w:r>
-            <w:proofErr w:type="spellEnd"/>
-            <w:r>
-              <w:rPr>
-                <w:rFonts w:ascii="Times New Roman" w:hAnsi="Times New Roman" w:cs="Times New Roman"/>
-              </w:rPr>
-              <w:t xml:space="preserve"> on of 7 Man Days</w:t>
-            </w:r>
-          </w:p>
-        </w:tc>
-        <w:tc>
-          <w:tcPr>
-            <w:tcW w:w="3804" w:type="dxa"/>
+              <w:t>First Year - These Services start a</w:t>
+            </w:r>
+            <w:r>
+              <w:rPr>
+                <w:rFonts w:ascii="Times New Roman" w:hAnsi="Times New Roman" w:cs="Times New Roman"/>
+              </w:rPr>
+              <w:t>ft</w:t>
+            </w:r>
+            <w:r>
+              <w:rPr>
+                <w:rFonts w:ascii="Times New Roman" w:hAnsi="Times New Roman" w:cs="Times New Roman"/>
+              </w:rPr>
+              <w:t xml:space="preserve">er 1 Month from start of Go Live. Subsequent Years – </w:t>
+            </w:r>
+            <w:r>
+              <w:rPr>
+                <w:rFonts w:ascii="Times New Roman" w:hAnsi="Times New Roman" w:cs="Times New Roman"/>
+              </w:rPr>
+              <w:t>Aft</w:t>
+            </w:r>
+            <w:r>
+              <w:rPr>
+                <w:rFonts w:ascii="Times New Roman" w:hAnsi="Times New Roman" w:cs="Times New Roman"/>
+              </w:rPr>
+              <w:t>er comple</w:t>
+            </w:r>
+            <w:r>
+              <w:rPr>
+                <w:rFonts w:ascii="Times New Roman" w:hAnsi="Times New Roman" w:cs="Times New Roman"/>
+              </w:rPr>
+              <w:t>ti</w:t>
+            </w:r>
+            <w:r>
+              <w:rPr>
+                <w:rFonts w:ascii="Times New Roman" w:hAnsi="Times New Roman" w:cs="Times New Roman"/>
+              </w:rPr>
+              <w:t>on of 7 Man Days</w:t>
+            </w:r>
+          </w:p>
+        </w:tc>
+        <w:tc>
+          <w:tcPr>
+            <w:tcW w:w="2925" w:type="dxa"/>
             <w:shd w:val="clear" w:color="auto" w:fill="FFFFFF" w:themeFill="background1"/>
             <w:tcMar>
               <w:top w:w="80" w:type="dxa"/>
@@ -2639,7 +2768,7 @@
         </w:trPr>
         <w:tc>
           <w:tcPr>
-            <w:tcW w:w="866" w:type="dxa"/>
+            <w:tcW w:w="846" w:type="dxa"/>
             <w:shd w:val="clear" w:color="auto" w:fill="FFFFFF" w:themeFill="background1"/>
             <w:tcMar>
               <w:top w:w="80" w:type="dxa"/>
@@ -2658,13 +2787,14 @@
               <w:rPr>
                 <w:rFonts w:ascii="Times New Roman" w:hAnsi="Times New Roman" w:cs="Times New Roman"/>
               </w:rPr>
+              <w:lastRenderedPageBreak/>
               <w:t>5</w:t>
             </w:r>
           </w:p>
         </w:tc>
         <w:tc>
           <w:tcPr>
-            <w:tcW w:w="5390" w:type="dxa"/>
+            <w:tcW w:w="6289" w:type="dxa"/>
             <w:shd w:val="clear" w:color="auto" w:fill="FFFFFF" w:themeFill="background1"/>
             <w:tcMar>
               <w:top w:w="80" w:type="dxa"/>
@@ -2689,7 +2819,7 @@
         </w:tc>
         <w:tc>
           <w:tcPr>
-            <w:tcW w:w="3804" w:type="dxa"/>
+            <w:tcW w:w="2925" w:type="dxa"/>
             <w:shd w:val="clear" w:color="auto" w:fill="FFFFFF" w:themeFill="background1"/>
             <w:tcMar>
               <w:top w:w="80" w:type="dxa"/>
@@ -2713,7 +2843,7 @@
         </w:trPr>
         <w:tc>
           <w:tcPr>
-            <w:tcW w:w="866" w:type="dxa"/>
+            <w:tcW w:w="846" w:type="dxa"/>
             <w:shd w:val="clear" w:color="auto" w:fill="FFFFFF" w:themeFill="background1"/>
             <w:tcMar>
               <w:top w:w="80" w:type="dxa"/>
@@ -2738,7 +2868,7 @@
         </w:tc>
         <w:tc>
           <w:tcPr>
-            <w:tcW w:w="5390" w:type="dxa"/>
+            <w:tcW w:w="6289" w:type="dxa"/>
             <w:shd w:val="clear" w:color="auto" w:fill="FFFFFF" w:themeFill="background1"/>
             <w:tcMar>
               <w:top w:w="80" w:type="dxa"/>
@@ -2763,7 +2893,7 @@
         </w:tc>
         <w:tc>
           <w:tcPr>
-            <w:tcW w:w="3804" w:type="dxa"/>
+            <w:tcW w:w="2925" w:type="dxa"/>
             <w:shd w:val="clear" w:color="auto" w:fill="FFFFFF" w:themeFill="background1"/>
             <w:tcMar>
               <w:top w:w="80" w:type="dxa"/>
@@ -2787,7 +2917,7 @@
         </w:trPr>
         <w:tc>
           <w:tcPr>
-            <w:tcW w:w="866" w:type="dxa"/>
+            <w:tcW w:w="846" w:type="dxa"/>
             <w:shd w:val="clear" w:color="auto" w:fill="FFFFFF" w:themeFill="background1"/>
             <w:tcMar>
               <w:top w:w="80" w:type="dxa"/>
@@ -2812,7 +2942,7 @@
         </w:tc>
         <w:tc>
           <w:tcPr>
-            <w:tcW w:w="5390" w:type="dxa"/>
+            <w:tcW w:w="6289" w:type="dxa"/>
             <w:shd w:val="clear" w:color="auto" w:fill="FFFFFF" w:themeFill="background1"/>
             <w:tcMar>
               <w:top w:w="80" w:type="dxa"/>
@@ -2849,7 +2979,7 @@
         </w:tc>
         <w:tc>
           <w:tcPr>
-            <w:tcW w:w="3804" w:type="dxa"/>
+            <w:tcW w:w="2925" w:type="dxa"/>
             <w:shd w:val="clear" w:color="auto" w:fill="FFFFFF" w:themeFill="background1"/>
             <w:tcMar>
               <w:top w:w="80" w:type="dxa"/>
@@ -2873,7 +3003,7 @@
         </w:trPr>
         <w:tc>
           <w:tcPr>
-            <w:tcW w:w="866" w:type="dxa"/>
+            <w:tcW w:w="846" w:type="dxa"/>
             <w:shd w:val="clear" w:color="auto" w:fill="FFFFFF" w:themeFill="background1"/>
             <w:tcMar>
               <w:top w:w="80" w:type="dxa"/>
@@ -2898,7 +3028,7 @@
         </w:tc>
         <w:tc>
           <w:tcPr>
-            <w:tcW w:w="5390" w:type="dxa"/>
+            <w:tcW w:w="6289" w:type="dxa"/>
             <w:shd w:val="clear" w:color="auto" w:fill="FFFFFF" w:themeFill="background1"/>
             <w:tcMar>
               <w:top w:w="80" w:type="dxa"/>
@@ -2923,7 +3053,7 @@
         </w:tc>
         <w:tc>
           <w:tcPr>
-            <w:tcW w:w="3804" w:type="dxa"/>
+            <w:tcW w:w="2925" w:type="dxa"/>
             <w:shd w:val="clear" w:color="auto" w:fill="FFFFFF" w:themeFill="background1"/>
             <w:tcMar>
               <w:top w:w="80" w:type="dxa"/>
@@ -2947,7 +3077,7 @@
         </w:trPr>
         <w:tc>
           <w:tcPr>
-            <w:tcW w:w="866" w:type="dxa"/>
+            <w:tcW w:w="846" w:type="dxa"/>
             <w:shd w:val="clear" w:color="auto" w:fill="FFFFFF" w:themeFill="background1"/>
             <w:tcMar>
               <w:top w:w="80" w:type="dxa"/>
@@ -2972,7 +3102,7 @@
         </w:tc>
         <w:tc>
           <w:tcPr>
-            <w:tcW w:w="5390" w:type="dxa"/>
+            <w:tcW w:w="6289" w:type="dxa"/>
             <w:shd w:val="clear" w:color="auto" w:fill="FFFFFF" w:themeFill="background1"/>
             <w:tcMar>
               <w:top w:w="80" w:type="dxa"/>
@@ -2997,7 +3127,7 @@
         </w:tc>
         <w:tc>
           <w:tcPr>
-            <w:tcW w:w="3804" w:type="dxa"/>
+            <w:tcW w:w="2925" w:type="dxa"/>
             <w:shd w:val="clear" w:color="auto" w:fill="FFFFFF" w:themeFill="background1"/>
             <w:tcMar>
               <w:top w:w="80" w:type="dxa"/>
@@ -3021,7 +3151,7 @@
         </w:trPr>
         <w:tc>
           <w:tcPr>
-            <w:tcW w:w="866" w:type="dxa"/>
+            <w:tcW w:w="846" w:type="dxa"/>
             <w:shd w:val="clear" w:color="auto" w:fill="FFFFFF" w:themeFill="background1"/>
             <w:tcMar>
               <w:top w:w="80" w:type="dxa"/>
@@ -3046,7 +3176,7 @@
         </w:tc>
         <w:tc>
           <w:tcPr>
-            <w:tcW w:w="5390" w:type="dxa"/>
+            <w:tcW w:w="6289" w:type="dxa"/>
             <w:shd w:val="clear" w:color="auto" w:fill="FFFFFF" w:themeFill="background1"/>
             <w:tcMar>
               <w:top w:w="80" w:type="dxa"/>
@@ -3106,7 +3236,7 @@
         </w:tc>
         <w:tc>
           <w:tcPr>
-            <w:tcW w:w="3804" w:type="dxa"/>
+            <w:tcW w:w="2925" w:type="dxa"/>
             <w:shd w:val="clear" w:color="auto" w:fill="FFFFFF" w:themeFill="background1"/>
             <w:tcMar>
               <w:top w:w="80" w:type="dxa"/>
@@ -3151,7 +3281,7 @@
         </w:trPr>
         <w:tc>
           <w:tcPr>
-            <w:tcW w:w="866" w:type="dxa"/>
+            <w:tcW w:w="846" w:type="dxa"/>
             <w:shd w:val="clear" w:color="auto" w:fill="FFFFFF" w:themeFill="background1"/>
             <w:tcMar>
               <w:top w:w="80" w:type="dxa"/>
@@ -3176,7 +3306,7 @@
         </w:tc>
         <w:tc>
           <w:tcPr>
-            <w:tcW w:w="5390" w:type="dxa"/>
+            <w:tcW w:w="6289" w:type="dxa"/>
             <w:shd w:val="clear" w:color="auto" w:fill="FFFFFF" w:themeFill="background1"/>
             <w:tcMar>
               <w:top w:w="80" w:type="dxa"/>
@@ -3230,13 +3360,19 @@
               <w:rPr>
                 <w:rFonts w:ascii="Times New Roman" w:hAnsi="Times New Roman" w:cs="Times New Roman"/>
               </w:rPr>
-              <w:t>Identified by you or by BlechTek Software Solutions LLP.</w:t>
-            </w:r>
-          </w:p>
-        </w:tc>
-        <w:tc>
-          <w:tcPr>
-            <w:tcW w:w="3804" w:type="dxa"/>
+              <w:t>i</w:t>
+            </w:r>
+            <w:r>
+              <w:rPr>
+                <w:rFonts w:ascii="Times New Roman" w:hAnsi="Times New Roman" w:cs="Times New Roman"/>
+              </w:rPr>
+              <w:t>dentified by you or by BlechTek Software Solutions LLP.</w:t>
+            </w:r>
+          </w:p>
+        </w:tc>
+        <w:tc>
+          <w:tcPr>
+            <w:tcW w:w="2925" w:type="dxa"/>
             <w:shd w:val="clear" w:color="auto" w:fill="FFFFFF" w:themeFill="background1"/>
             <w:tcMar>
               <w:top w:w="80" w:type="dxa"/>
@@ -3255,7 +3391,20 @@
               <w:rPr>
                 <w:rFonts w:ascii="Times New Roman" w:hAnsi="Times New Roman" w:cs="Times New Roman"/>
               </w:rPr>
-              <w:t>Free, under License Fee Renewal</w:t>
+              <w:t xml:space="preserve">Free, under License Fee </w:t>
+            </w:r>
+          </w:p>
+          <w:p>
+            <w:pPr>
+              <w:rPr>
+                <w:rFonts w:ascii="Times New Roman" w:hAnsi="Times New Roman" w:cs="Times New Roman"/>
+              </w:rPr>
+            </w:pPr>
+            <w:r>
+              <w:rPr>
+                <w:rFonts w:ascii="Times New Roman" w:hAnsi="Times New Roman" w:cs="Times New Roman"/>
+              </w:rPr>
+              <w:t>Renewal</w:t>
             </w:r>
           </w:p>
         </w:tc>
@@ -3266,7 +3415,7 @@
         </w:trPr>
         <w:tc>
           <w:tcPr>
-            <w:tcW w:w="866" w:type="dxa"/>
+            <w:tcW w:w="846" w:type="dxa"/>
             <w:shd w:val="clear" w:color="auto" w:fill="FFFFFF" w:themeFill="background1"/>
             <w:tcMar>
               <w:top w:w="80" w:type="dxa"/>
@@ -3291,7 +3440,7 @@
         </w:tc>
         <w:tc>
           <w:tcPr>
-            <w:tcW w:w="5390" w:type="dxa"/>
+            <w:tcW w:w="6289" w:type="dxa"/>
             <w:shd w:val="clear" w:color="auto" w:fill="FFFFFF" w:themeFill="background1"/>
             <w:tcMar>
               <w:top w:w="80" w:type="dxa"/>
@@ -3337,13 +3486,25 @@
               <w:rPr>
                 <w:rFonts w:ascii="Times New Roman" w:hAnsi="Times New Roman" w:cs="Times New Roman"/>
               </w:rPr>
-              <w:t>New/Change in Document Prin ng format, New/Changes in Reports, New/Change in Reports</w:t>
-            </w:r>
-          </w:p>
-        </w:tc>
-        <w:tc>
-          <w:tcPr>
-            <w:tcW w:w="3804" w:type="dxa"/>
+              <w:t>New/Change in Document Prin</w:t>
+            </w:r>
+            <w:r>
+              <w:rPr>
+                <w:rFonts w:ascii="Times New Roman" w:hAnsi="Times New Roman" w:cs="Times New Roman"/>
+              </w:rPr>
+              <w:t>ti</w:t>
+            </w:r>
+            <w:r>
+              <w:rPr>
+                <w:rFonts w:ascii="Times New Roman" w:hAnsi="Times New Roman" w:cs="Times New Roman"/>
+              </w:rPr>
+              <w:t>ng format, New/Changes in Reports, New/Change in Reports</w:t>
+            </w:r>
+          </w:p>
+        </w:tc>
+        <w:tc>
+          <w:tcPr>
+            <w:tcW w:w="2925" w:type="dxa"/>
             <w:shd w:val="clear" w:color="auto" w:fill="FFFFFF" w:themeFill="background1"/>
             <w:tcMar>
               <w:top w:w="80" w:type="dxa"/>
@@ -3388,7 +3549,7 @@
         </w:trPr>
         <w:tc>
           <w:tcPr>
-            <w:tcW w:w="866" w:type="dxa"/>
+            <w:tcW w:w="846" w:type="dxa"/>
             <w:shd w:val="clear" w:color="auto" w:fill="FFFFFF" w:themeFill="background1"/>
             <w:tcMar>
               <w:top w:w="80" w:type="dxa"/>
@@ -3413,7 +3574,7 @@
         </w:tc>
         <w:tc>
           <w:tcPr>
-            <w:tcW w:w="5390" w:type="dxa"/>
+            <w:tcW w:w="6289" w:type="dxa"/>
             <w:shd w:val="clear" w:color="auto" w:fill="FFFFFF" w:themeFill="background1"/>
             <w:tcMar>
               <w:top w:w="80" w:type="dxa"/>
@@ -3477,7 +3638,7 @@
         </w:tc>
         <w:tc>
           <w:tcPr>
-            <w:tcW w:w="3804" w:type="dxa"/>
+            <w:tcW w:w="2925" w:type="dxa"/>
             <w:shd w:val="clear" w:color="auto" w:fill="FFFFFF" w:themeFill="background1"/>
             <w:tcMar>
               <w:top w:w="80" w:type="dxa"/>
@@ -3496,7 +3657,20 @@
               <w:rPr>
                 <w:rFonts w:ascii="Times New Roman" w:hAnsi="Times New Roman" w:cs="Times New Roman"/>
               </w:rPr>
-              <w:t>Free, under License Fee Renewal</w:t>
+              <w:t xml:space="preserve">Free, under License Fee </w:t>
+            </w:r>
+          </w:p>
+          <w:p>
+            <w:pPr>
+              <w:rPr>
+                <w:rFonts w:ascii="Times New Roman" w:hAnsi="Times New Roman" w:cs="Times New Roman"/>
+              </w:rPr>
+            </w:pPr>
+            <w:r>
+              <w:rPr>
+                <w:rFonts w:ascii="Times New Roman" w:hAnsi="Times New Roman" w:cs="Times New Roman"/>
+              </w:rPr>
+              <w:t>Renewal</w:t>
             </w:r>
           </w:p>
         </w:tc>
@@ -3507,7 +3681,7 @@
         </w:trPr>
         <w:tc>
           <w:tcPr>
-            <w:tcW w:w="866" w:type="dxa"/>
+            <w:tcW w:w="846" w:type="dxa"/>
             <w:shd w:val="clear" w:color="auto" w:fill="FFFFFF" w:themeFill="background1"/>
             <w:tcMar>
               <w:top w:w="80" w:type="dxa"/>
@@ -3532,7 +3706,7 @@
         </w:tc>
         <w:tc>
           <w:tcPr>
-            <w:tcW w:w="5390" w:type="dxa"/>
+            <w:tcW w:w="6289" w:type="dxa"/>
             <w:shd w:val="clear" w:color="auto" w:fill="FFFFFF" w:themeFill="background1"/>
             <w:tcMar>
               <w:top w:w="80" w:type="dxa"/>
@@ -3578,7 +3752,7 @@
         </w:tc>
         <w:tc>
           <w:tcPr>
-            <w:tcW w:w="3804" w:type="dxa"/>
+            <w:tcW w:w="2925" w:type="dxa"/>
             <w:shd w:val="clear" w:color="auto" w:fill="FFFFFF" w:themeFill="background1"/>
             <w:tcMar>
               <w:top w:w="80" w:type="dxa"/>
@@ -3621,7 +3795,7 @@
         </w:trPr>
         <w:tc>
           <w:tcPr>
-            <w:tcW w:w="866" w:type="dxa"/>
+            <w:tcW w:w="846" w:type="dxa"/>
             <w:shd w:val="clear" w:color="auto" w:fill="FFFFFF" w:themeFill="background1"/>
             <w:tcMar>
               <w:top w:w="80" w:type="dxa"/>
@@ -3646,7 +3820,7 @@
         </w:tc>
         <w:tc>
           <w:tcPr>
-            <w:tcW w:w="5390" w:type="dxa"/>
+            <w:tcW w:w="6289" w:type="dxa"/>
             <w:shd w:val="clear" w:color="auto" w:fill="FFFFFF" w:themeFill="background1"/>
             <w:tcMar>
               <w:top w:w="80" w:type="dxa"/>
@@ -3671,7 +3845,7 @@
         </w:tc>
         <w:tc>
           <w:tcPr>
-            <w:tcW w:w="3804" w:type="dxa"/>
+            <w:tcW w:w="2925" w:type="dxa"/>
             <w:shd w:val="clear" w:color="auto" w:fill="FFFFFF" w:themeFill="background1"/>
             <w:tcMar>
               <w:top w:w="80" w:type="dxa"/>
@@ -3709,11 +3883,15 @@
         <w:spacing w:after="200"/>
         <w:rPr>
           <w:rFonts w:ascii="Times New Roman" w:hAnsi="Times New Roman" w:cs="Times New Roman"/>
-        </w:rPr>
-      </w:pPr>
-      <w:r>
-        <w:rPr>
-          <w:rFonts w:ascii="Times New Roman" w:hAnsi="Times New Roman" w:cs="Times New Roman"/>
+          <w:b/>
+          <w:bCs/>
+        </w:rPr>
+      </w:pPr>
+      <w:r>
+        <w:rPr>
+          <w:rFonts w:ascii="Times New Roman" w:hAnsi="Times New Roman" w:cs="Times New Roman"/>
+          <w:b/>
+          <w:bCs/>
         </w:rPr>
         <w:t xml:space="preserve">Price Summary  </w:t>
       </w:r>
@@ -3761,6 +3939,8 @@
               <w:spacing w:line="259" w:lineRule="auto"/>
               <w:rPr>
                 <w:rFonts w:ascii="Times New Roman" w:hAnsi="Times New Roman" w:cs="Times New Roman"/>
+                <w:b/>
+                <w:bCs/>
                 <w:sz w:val="18"/>
                 <w:szCs w:val="18"/>
               </w:rPr>
@@ -3768,6 +3948,8 @@
             <w:r>
               <w:rPr>
                 <w:rFonts w:ascii="Times New Roman" w:hAnsi="Times New Roman" w:cs="Times New Roman"/>
+                <w:b/>
+                <w:bCs/>
                 <w:sz w:val="18"/>
                 <w:szCs w:val="18"/>
               </w:rPr>
@@ -3792,6 +3974,8 @@
               <w:ind w:left="1"/>
               <w:rPr>
                 <w:rFonts w:ascii="Times New Roman" w:hAnsi="Times New Roman" w:cs="Times New Roman"/>
+                <w:b/>
+                <w:bCs/>
                 <w:sz w:val="18"/>
                 <w:szCs w:val="18"/>
               </w:rPr>
@@ -3799,6 +3983,8 @@
             <w:r>
               <w:rPr>
                 <w:rFonts w:ascii="Times New Roman" w:hAnsi="Times New Roman" w:cs="Times New Roman"/>
+                <w:b/>
+                <w:bCs/>
                 <w:sz w:val="18"/>
                 <w:szCs w:val="18"/>
               </w:rPr>
@@ -3824,6 +4010,8 @@
               <w:jc w:val="center"/>
               <w:rPr>
                 <w:rFonts w:ascii="Times New Roman" w:hAnsi="Times New Roman" w:cs="Times New Roman"/>
+                <w:b/>
+                <w:bCs/>
                 <w:sz w:val="18"/>
                 <w:szCs w:val="18"/>
               </w:rPr>
@@ -3831,6 +4019,8 @@
             <w:r>
               <w:rPr>
                 <w:rFonts w:ascii="Times New Roman" w:hAnsi="Times New Roman" w:cs="Times New Roman"/>
+                <w:b/>
+                <w:bCs/>
                 <w:sz w:val="18"/>
                 <w:szCs w:val="18"/>
               </w:rPr>
@@ -3856,6 +4046,8 @@
               <w:jc w:val="center"/>
               <w:rPr>
                 <w:rFonts w:ascii="Times New Roman" w:hAnsi="Times New Roman" w:cs="Times New Roman"/>
+                <w:b/>
+                <w:bCs/>
                 <w:sz w:val="18"/>
                 <w:szCs w:val="18"/>
               </w:rPr>
@@ -3863,6 +4055,8 @@
             <w:r>
               <w:rPr>
                 <w:rFonts w:ascii="Times New Roman" w:hAnsi="Times New Roman" w:cs="Times New Roman"/>
+                <w:b/>
+                <w:bCs/>
                 <w:sz w:val="18"/>
                 <w:szCs w:val="18"/>
               </w:rPr>
@@ -3888,6 +4082,8 @@
               <w:jc w:val="center"/>
               <w:rPr>
                 <w:rFonts w:ascii="Times New Roman" w:hAnsi="Times New Roman" w:cs="Times New Roman"/>
+                <w:b/>
+                <w:bCs/>
                 <w:sz w:val="18"/>
                 <w:szCs w:val="18"/>
               </w:rPr>
@@ -3895,6 +4091,8 @@
             <w:r>
               <w:rPr>
                 <w:rFonts w:ascii="Times New Roman" w:hAnsi="Times New Roman" w:cs="Times New Roman"/>
+                <w:b/>
+                <w:bCs/>
                 <w:sz w:val="18"/>
                 <w:szCs w:val="18"/>
               </w:rPr>
@@ -3920,6 +4118,8 @@
               <w:jc w:val="center"/>
               <w:rPr>
                 <w:rFonts w:ascii="Times New Roman" w:hAnsi="Times New Roman" w:cs="Times New Roman"/>
+                <w:b/>
+                <w:bCs/>
                 <w:sz w:val="18"/>
                 <w:szCs w:val="18"/>
               </w:rPr>
@@ -3927,6 +4127,8 @@
             <w:r>
               <w:rPr>
                 <w:rFonts w:ascii="Times New Roman" w:hAnsi="Times New Roman" w:cs="Times New Roman"/>
+                <w:b/>
+                <w:bCs/>
                 <w:sz w:val="18"/>
                 <w:szCs w:val="18"/>
               </w:rPr>
@@ -3952,6 +4154,8 @@
               <w:jc w:val="center"/>
               <w:rPr>
                 <w:rFonts w:ascii="Times New Roman" w:hAnsi="Times New Roman" w:cs="Times New Roman"/>
+                <w:b/>
+                <w:bCs/>
                 <w:sz w:val="18"/>
                 <w:szCs w:val="18"/>
               </w:rPr>
@@ -3959,6 +4163,8 @@
             <w:r>
               <w:rPr>
                 <w:rFonts w:ascii="Times New Roman" w:hAnsi="Times New Roman" w:cs="Times New Roman"/>
+                <w:b/>
+                <w:bCs/>
                 <w:sz w:val="18"/>
                 <w:szCs w:val="18"/>
               </w:rPr>
@@ -3984,6 +4190,8 @@
               <w:jc w:val="center"/>
               <w:rPr>
                 <w:rFonts w:ascii="Times New Roman" w:hAnsi="Times New Roman" w:cs="Times New Roman"/>
+                <w:b/>
+                <w:bCs/>
                 <w:sz w:val="18"/>
                 <w:szCs w:val="18"/>
               </w:rPr>
@@ -3991,6 +4199,8 @@
             <w:r>
               <w:rPr>
                 <w:rFonts w:ascii="Times New Roman" w:hAnsi="Times New Roman" w:cs="Times New Roman"/>
+                <w:b/>
+                <w:bCs/>
                 <w:sz w:val="18"/>
                 <w:szCs w:val="18"/>
               </w:rPr>
@@ -4016,6 +4226,8 @@
               <w:jc w:val="both"/>
               <w:rPr>
                 <w:rFonts w:ascii="Times New Roman" w:hAnsi="Times New Roman" w:cs="Times New Roman"/>
+                <w:b/>
+                <w:bCs/>
                 <w:sz w:val="18"/>
                 <w:szCs w:val="18"/>
               </w:rPr>
@@ -4023,6 +4235,8 @@
             <w:r>
               <w:rPr>
                 <w:rFonts w:ascii="Times New Roman" w:hAnsi="Times New Roman" w:cs="Times New Roman"/>
+                <w:b/>
+                <w:bCs/>
                 <w:sz w:val="18"/>
                 <w:szCs w:val="18"/>
               </w:rPr>
@@ -4287,12 +4501,16 @@
         <w:spacing w:before="300" w:after="150"/>
         <w:rPr>
           <w:rFonts w:ascii="Times New Roman" w:hAnsi="Times New Roman" w:cs="Times New Roman"/>
+          <w:b/>
+          <w:bCs/>
           <w:w w:val="101"/>
         </w:rPr>
       </w:pPr>
       <w:r>
         <w:rPr>
           <w:rFonts w:ascii="Times New Roman" w:hAnsi="Times New Roman" w:cs="Times New Roman"/>
+          <w:b/>
+          <w:bCs/>
           <w:w w:val="101"/>
         </w:rPr>
         <w:t>Time Estimate</w:t>
@@ -4328,11 +4546,15 @@
             <w:pPr>
               <w:rPr>
                 <w:rFonts w:ascii="Times New Roman" w:hAnsi="Times New Roman" w:cs="Times New Roman"/>
-              </w:rPr>
-            </w:pPr>
-            <w:r>
-              <w:rPr>
-                <w:rFonts w:ascii="Times New Roman" w:hAnsi="Times New Roman" w:cs="Times New Roman"/>
+                <w:b/>
+                <w:bCs/>
+              </w:rPr>
+            </w:pPr>
+            <w:r>
+              <w:rPr>
+                <w:rFonts w:ascii="Times New Roman" w:hAnsi="Times New Roman" w:cs="Times New Roman"/>
+                <w:b/>
+                <w:bCs/>
               </w:rPr>
               <w:t>Main Stages</w:t>
             </w:r>
@@ -4345,13 +4567,18 @@
           </w:tcPr>
           <w:p>
             <w:pPr>
-              <w:rPr>
-                <w:rFonts w:ascii="Times New Roman" w:hAnsi="Times New Roman" w:cs="Times New Roman"/>
-              </w:rPr>
-            </w:pPr>
-            <w:r>
-              <w:rPr>
-                <w:rFonts w:ascii="Times New Roman" w:hAnsi="Times New Roman" w:cs="Times New Roman"/>
+              <w:jc w:val="center"/>
+              <w:rPr>
+                <w:rFonts w:ascii="Times New Roman" w:hAnsi="Times New Roman" w:cs="Times New Roman"/>
+                <w:b/>
+                <w:bCs/>
+              </w:rPr>
+            </w:pPr>
+            <w:r>
+              <w:rPr>
+                <w:rFonts w:ascii="Times New Roman" w:hAnsi="Times New Roman" w:cs="Times New Roman"/>
+                <w:b/>
+                <w:bCs/>
               </w:rPr>
               <w:t>Month 1</w:t>
             </w:r>
@@ -4364,13 +4591,18 @@
           </w:tcPr>
           <w:p>
             <w:pPr>
-              <w:rPr>
-                <w:rFonts w:ascii="Times New Roman" w:hAnsi="Times New Roman" w:cs="Times New Roman"/>
-              </w:rPr>
-            </w:pPr>
-            <w:r>
-              <w:rPr>
-                <w:rFonts w:ascii="Times New Roman" w:hAnsi="Times New Roman" w:cs="Times New Roman"/>
+              <w:jc w:val="center"/>
+              <w:rPr>
+                <w:rFonts w:ascii="Times New Roman" w:hAnsi="Times New Roman" w:cs="Times New Roman"/>
+                <w:b/>
+                <w:bCs/>
+              </w:rPr>
+            </w:pPr>
+            <w:r>
+              <w:rPr>
+                <w:rFonts w:ascii="Times New Roman" w:hAnsi="Times New Roman" w:cs="Times New Roman"/>
+                <w:b/>
+                <w:bCs/>
               </w:rPr>
               <w:t>Month 2</w:t>
             </w:r>
@@ -4402,11 +4634,15 @@
             <w:pPr>
               <w:rPr>
                 <w:rFonts w:ascii="Times New Roman" w:hAnsi="Times New Roman" w:cs="Times New Roman"/>
-              </w:rPr>
-            </w:pPr>
-            <w:r>
-              <w:rPr>
-                <w:rFonts w:ascii="Times New Roman" w:hAnsi="Times New Roman" w:cs="Times New Roman"/>
+                <w:b/>
+                <w:bCs/>
+              </w:rPr>
+            </w:pPr>
+            <w:r>
+              <w:rPr>
+                <w:rFonts w:ascii="Times New Roman" w:hAnsi="Times New Roman" w:cs="Times New Roman"/>
+                <w:b/>
+                <w:bCs/>
               </w:rPr>
               <w:t>WK1</w:t>
             </w:r>
@@ -4420,11 +4656,15 @@
             <w:pPr>
               <w:rPr>
                 <w:rFonts w:ascii="Times New Roman" w:hAnsi="Times New Roman" w:cs="Times New Roman"/>
-              </w:rPr>
-            </w:pPr>
-            <w:r>
-              <w:rPr>
-                <w:rFonts w:ascii="Times New Roman" w:hAnsi="Times New Roman" w:cs="Times New Roman"/>
+                <w:b/>
+                <w:bCs/>
+              </w:rPr>
+            </w:pPr>
+            <w:r>
+              <w:rPr>
+                <w:rFonts w:ascii="Times New Roman" w:hAnsi="Times New Roman" w:cs="Times New Roman"/>
+                <w:b/>
+                <w:bCs/>
               </w:rPr>
               <w:t>WK2</w:t>
             </w:r>
@@ -4438,11 +4678,15 @@
             <w:pPr>
               <w:rPr>
                 <w:rFonts w:ascii="Times New Roman" w:hAnsi="Times New Roman" w:cs="Times New Roman"/>
-              </w:rPr>
-            </w:pPr>
-            <w:r>
-              <w:rPr>
-                <w:rFonts w:ascii="Times New Roman" w:hAnsi="Times New Roman" w:cs="Times New Roman"/>
+                <w:b/>
+                <w:bCs/>
+              </w:rPr>
+            </w:pPr>
+            <w:r>
+              <w:rPr>
+                <w:rFonts w:ascii="Times New Roman" w:hAnsi="Times New Roman" w:cs="Times New Roman"/>
+                <w:b/>
+                <w:bCs/>
               </w:rPr>
               <w:t>WK3</w:t>
             </w:r>
@@ -4456,11 +4700,15 @@
             <w:pPr>
               <w:rPr>
                 <w:rFonts w:ascii="Times New Roman" w:hAnsi="Times New Roman" w:cs="Times New Roman"/>
-              </w:rPr>
-            </w:pPr>
-            <w:r>
-              <w:rPr>
-                <w:rFonts w:ascii="Times New Roman" w:hAnsi="Times New Roman" w:cs="Times New Roman"/>
+                <w:b/>
+                <w:bCs/>
+              </w:rPr>
+            </w:pPr>
+            <w:r>
+              <w:rPr>
+                <w:rFonts w:ascii="Times New Roman" w:hAnsi="Times New Roman" w:cs="Times New Roman"/>
+                <w:b/>
+                <w:bCs/>
               </w:rPr>
               <w:t>WK4</w:t>
             </w:r>
@@ -4474,11 +4722,15 @@
             <w:pPr>
               <w:rPr>
                 <w:rFonts w:ascii="Times New Roman" w:hAnsi="Times New Roman" w:cs="Times New Roman"/>
-              </w:rPr>
-            </w:pPr>
-            <w:r>
-              <w:rPr>
-                <w:rFonts w:ascii="Times New Roman" w:hAnsi="Times New Roman" w:cs="Times New Roman"/>
+                <w:b/>
+                <w:bCs/>
+              </w:rPr>
+            </w:pPr>
+            <w:r>
+              <w:rPr>
+                <w:rFonts w:ascii="Times New Roman" w:hAnsi="Times New Roman" w:cs="Times New Roman"/>
+                <w:b/>
+                <w:bCs/>
               </w:rPr>
               <w:t>WK1</w:t>
             </w:r>
@@ -4492,11 +4744,15 @@
             <w:pPr>
               <w:rPr>
                 <w:rFonts w:ascii="Times New Roman" w:hAnsi="Times New Roman" w:cs="Times New Roman"/>
-              </w:rPr>
-            </w:pPr>
-            <w:r>
-              <w:rPr>
-                <w:rFonts w:ascii="Times New Roman" w:hAnsi="Times New Roman" w:cs="Times New Roman"/>
+                <w:b/>
+                <w:bCs/>
+              </w:rPr>
+            </w:pPr>
+            <w:r>
+              <w:rPr>
+                <w:rFonts w:ascii="Times New Roman" w:hAnsi="Times New Roman" w:cs="Times New Roman"/>
+                <w:b/>
+                <w:bCs/>
               </w:rPr>
               <w:t>WK2</w:t>
             </w:r>
@@ -4510,11 +4766,15 @@
             <w:pPr>
               <w:rPr>
                 <w:rFonts w:ascii="Times New Roman" w:hAnsi="Times New Roman" w:cs="Times New Roman"/>
-              </w:rPr>
-            </w:pPr>
-            <w:r>
-              <w:rPr>
-                <w:rFonts w:ascii="Times New Roman" w:hAnsi="Times New Roman" w:cs="Times New Roman"/>
+                <w:b/>
+                <w:bCs/>
+              </w:rPr>
+            </w:pPr>
+            <w:r>
+              <w:rPr>
+                <w:rFonts w:ascii="Times New Roman" w:hAnsi="Times New Roman" w:cs="Times New Roman"/>
+                <w:b/>
+                <w:bCs/>
               </w:rPr>
               <w:t>WK3</w:t>
             </w:r>
@@ -4528,11 +4788,15 @@
             <w:pPr>
               <w:rPr>
                 <w:rFonts w:ascii="Times New Roman" w:hAnsi="Times New Roman" w:cs="Times New Roman"/>
-              </w:rPr>
-            </w:pPr>
-            <w:r>
-              <w:rPr>
-                <w:rFonts w:ascii="Times New Roman" w:hAnsi="Times New Roman" w:cs="Times New Roman"/>
+                <w:b/>
+                <w:bCs/>
+              </w:rPr>
+            </w:pPr>
+            <w:r>
+              <w:rPr>
+                <w:rFonts w:ascii="Times New Roman" w:hAnsi="Times New Roman" w:cs="Times New Roman"/>
+                <w:b/>
+                <w:bCs/>
               </w:rPr>
               <w:t>WK4</w:t>
             </w:r>
@@ -4552,11 +4816,15 @@
             <w:pPr>
               <w:rPr>
                 <w:rFonts w:ascii="Times New Roman" w:hAnsi="Times New Roman" w:cs="Times New Roman"/>
-              </w:rPr>
-            </w:pPr>
-            <w:r>
-              <w:rPr>
-                <w:rFonts w:ascii="Times New Roman" w:hAnsi="Times New Roman" w:cs="Times New Roman"/>
+                <w:b/>
+                <w:bCs/>
+              </w:rPr>
+            </w:pPr>
+            <w:r>
+              <w:rPr>
+                <w:rFonts w:ascii="Times New Roman" w:hAnsi="Times New Roman" w:cs="Times New Roman"/>
+                <w:b/>
+                <w:bCs/>
               </w:rPr>
               <w:t>{{MODULE_NAME}}</w:t>
             </w:r>
@@ -4700,7 +4968,6 @@
               <w:rPr>
                 <w:rFonts w:ascii="Times New Roman" w:hAnsi="Times New Roman" w:cs="Times New Roman"/>
               </w:rPr>
-              <w:lastRenderedPageBreak/>
               <w:t>Master Preparations</w:t>
             </w:r>
           </w:p>
@@ -4820,7 +5087,13 @@
               <w:rPr>
                 <w:rFonts w:ascii="Times New Roman" w:hAnsi="Times New Roman" w:cs="Times New Roman"/>
               </w:rPr>
-              <w:t>{{MODULE_LIST}} Configuration &amp; Set Up</w:t>
+              <w:t>{{MODULE_LIST}}</w:t>
+            </w:r>
+            <w:r>
+              <w:rPr>
+                <w:rFonts w:ascii="Times New Roman" w:hAnsi="Times New Roman" w:cs="Times New Roman"/>
+              </w:rPr>
+              <w:t xml:space="preserve"> Configuration &amp; Set Up</w:t>
             </w:r>
           </w:p>
         </w:tc>
@@ -5058,6 +5331,7 @@
               <w:rPr>
                 <w:rFonts w:ascii="Times New Roman" w:hAnsi="Times New Roman" w:cs="Times New Roman"/>
               </w:rPr>
+              <w:lastRenderedPageBreak/>
               <w:t>Data Preparation for Go-Live</w:t>
             </w:r>
           </w:p>
@@ -5718,11 +5992,15 @@
         <w:jc w:val="both"/>
         <w:rPr>
           <w:rFonts w:ascii="Times New Roman" w:hAnsi="Times New Roman" w:cs="Times New Roman"/>
-        </w:rPr>
-      </w:pPr>
-      <w:r>
-        <w:rPr>
-          <w:rFonts w:ascii="Times New Roman" w:hAnsi="Times New Roman" w:cs="Times New Roman"/>
+          <w:b/>
+          <w:bCs/>
+        </w:rPr>
+      </w:pPr>
+      <w:r>
+        <w:rPr>
+          <w:rFonts w:ascii="Times New Roman" w:hAnsi="Times New Roman" w:cs="Times New Roman"/>
+          <w:b/>
+          <w:bCs/>
         </w:rPr>
         <w:t xml:space="preserve">Terms and Conditions  </w:t>
       </w:r>
@@ -5733,12 +6011,16 @@
         <w:jc w:val="both"/>
         <w:rPr>
           <w:rFonts w:ascii="Times New Roman" w:hAnsi="Times New Roman" w:cs="Times New Roman"/>
+          <w:b/>
+          <w:bCs/>
           <w:color w:val="000000" w:themeColor="text1"/>
         </w:rPr>
       </w:pPr>
       <w:r>
         <w:rPr>
           <w:rFonts w:ascii="Times New Roman" w:hAnsi="Times New Roman" w:cs="Times New Roman"/>
+          <w:b/>
+          <w:bCs/>
           <w:color w:val="000000" w:themeColor="text1"/>
         </w:rPr>
         <w:t>1. Confidentiality</w:t>
@@ -5765,12 +6047,16 @@
         <w:jc w:val="both"/>
         <w:rPr>
           <w:rFonts w:ascii="Times New Roman" w:hAnsi="Times New Roman" w:cs="Times New Roman"/>
+          <w:b/>
+          <w:bCs/>
           <w:color w:val="000000" w:themeColor="text1"/>
         </w:rPr>
       </w:pPr>
       <w:r>
         <w:rPr>
           <w:rFonts w:ascii="Times New Roman" w:hAnsi="Times New Roman" w:cs="Times New Roman"/>
+          <w:b/>
+          <w:bCs/>
           <w:color w:val="000000" w:themeColor="text1"/>
         </w:rPr>
         <w:t>2. License</w:t>
@@ -5797,12 +6083,16 @@
         <w:jc w:val="both"/>
         <w:rPr>
           <w:rFonts w:ascii="Times New Roman" w:hAnsi="Times New Roman" w:cs="Times New Roman"/>
+          <w:b/>
+          <w:bCs/>
           <w:color w:val="000000" w:themeColor="text1"/>
         </w:rPr>
       </w:pPr>
       <w:r>
         <w:rPr>
           <w:rFonts w:ascii="Times New Roman" w:hAnsi="Times New Roman" w:cs="Times New Roman"/>
+          <w:b/>
+          <w:bCs/>
           <w:color w:val="000000" w:themeColor="text1"/>
         </w:rPr>
         <w:t>3. Ownership of Source Code</w:t>
@@ -5829,12 +6119,16 @@
         <w:jc w:val="both"/>
         <w:rPr>
           <w:rFonts w:ascii="Times New Roman" w:hAnsi="Times New Roman" w:cs="Times New Roman"/>
+          <w:b/>
+          <w:bCs/>
           <w:color w:val="000000" w:themeColor="text1"/>
         </w:rPr>
       </w:pPr>
       <w:r>
         <w:rPr>
           <w:rFonts w:ascii="Times New Roman" w:hAnsi="Times New Roman" w:cs="Times New Roman"/>
+          <w:b/>
+          <w:bCs/>
           <w:color w:val="000000" w:themeColor="text1"/>
         </w:rPr>
         <w:t>4. Warranty</w:t>
@@ -5861,12 +6155,16 @@
         <w:jc w:val="both"/>
         <w:rPr>
           <w:rFonts w:ascii="Times New Roman" w:hAnsi="Times New Roman" w:cs="Times New Roman"/>
+          <w:b/>
+          <w:bCs/>
           <w:color w:val="000000" w:themeColor="text1"/>
         </w:rPr>
       </w:pPr>
       <w:r>
         <w:rPr>
           <w:rFonts w:ascii="Times New Roman" w:hAnsi="Times New Roman" w:cs="Times New Roman"/>
+          <w:b/>
+          <w:bCs/>
           <w:color w:val="000000" w:themeColor="text1"/>
         </w:rPr>
         <w:t>5. Installation of Software</w:t>
@@ -5922,12 +6220,16 @@
         <w:jc w:val="both"/>
         <w:rPr>
           <w:rFonts w:ascii="Times New Roman" w:hAnsi="Times New Roman" w:cs="Times New Roman"/>
+          <w:b/>
+          <w:bCs/>
           <w:color w:val="000000" w:themeColor="text1"/>
         </w:rPr>
       </w:pPr>
       <w:r>
         <w:rPr>
           <w:rFonts w:ascii="Times New Roman" w:hAnsi="Times New Roman" w:cs="Times New Roman"/>
+          <w:b/>
+          <w:bCs/>
           <w:color w:val="000000" w:themeColor="text1"/>
         </w:rPr>
         <w:t>6. Excused Performance</w:t>
@@ -5946,7 +6248,6 @@
         <w:rPr>
           <w:rFonts w:ascii="Times New Roman" w:hAnsi="Times New Roman" w:cs="Times New Roman"/>
         </w:rPr>
-        <w:lastRenderedPageBreak/>
         <w:t xml:space="preserve">BlechTek shall not be liable or deemed to be in default for any delay or failure in performance under this Contract or interruption of services due to strike or </w:t>
       </w:r>
       <w:r>
@@ -5980,14 +6281,19 @@
         <w:jc w:val="both"/>
         <w:rPr>
           <w:rFonts w:ascii="Times New Roman" w:hAnsi="Times New Roman" w:cs="Times New Roman"/>
+          <w:b/>
+          <w:bCs/>
           <w:color w:val="000000" w:themeColor="text1"/>
         </w:rPr>
       </w:pPr>
       <w:r>
         <w:rPr>
           <w:rFonts w:ascii="Times New Roman" w:hAnsi="Times New Roman" w:cs="Times New Roman"/>
+          <w:b/>
+          <w:bCs/>
           <w:color w:val="000000" w:themeColor="text1"/>
         </w:rPr>
+        <w:lastRenderedPageBreak/>
         <w:t>7. Discontinuation of Contract</w:t>
       </w:r>
     </w:p>
@@ -6076,12 +6382,16 @@
         <w:jc w:val="both"/>
         <w:rPr>
           <w:rFonts w:ascii="Times New Roman" w:hAnsi="Times New Roman" w:cs="Times New Roman"/>
+          <w:b/>
+          <w:bCs/>
           <w:color w:val="000000" w:themeColor="text1"/>
         </w:rPr>
       </w:pPr>
       <w:r>
         <w:rPr>
           <w:rFonts w:ascii="Times New Roman" w:hAnsi="Times New Roman" w:cs="Times New Roman"/>
+          <w:b/>
+          <w:bCs/>
           <w:color w:val="000000" w:themeColor="text1"/>
         </w:rPr>
         <w:t>8. TDS</w:t>
@@ -6100,7 +6410,19 @@
         <w:rPr>
           <w:rFonts w:ascii="Times New Roman" w:hAnsi="Times New Roman" w:cs="Times New Roman"/>
         </w:rPr>
-        <w:t xml:space="preserve">In case of deduction of TDS Amount, You </w:t>
+        <w:t xml:space="preserve">In case of deduction of TDS Amount, </w:t>
+      </w:r>
+      <w:r>
+        <w:rPr>
+          <w:rFonts w:ascii="Times New Roman" w:hAnsi="Times New Roman" w:cs="Times New Roman"/>
+        </w:rPr>
+        <w:t>you</w:t>
+      </w:r>
+      <w:r>
+        <w:rPr>
+          <w:rFonts w:ascii="Times New Roman" w:hAnsi="Times New Roman" w:cs="Times New Roman"/>
+        </w:rPr>
+        <w:t xml:space="preserve"> </w:t>
       </w:r>
       <w:r>
         <w:rPr>
@@ -6121,12 +6443,16 @@
         <w:jc w:val="both"/>
         <w:rPr>
           <w:rFonts w:ascii="Times New Roman" w:hAnsi="Times New Roman" w:cs="Times New Roman"/>
+          <w:b/>
+          <w:bCs/>
           <w:color w:val="000000" w:themeColor="text1"/>
         </w:rPr>
       </w:pPr>
       <w:r>
         <w:rPr>
           <w:rFonts w:ascii="Times New Roman" w:hAnsi="Times New Roman" w:cs="Times New Roman"/>
+          <w:b/>
+          <w:bCs/>
           <w:color w:val="000000" w:themeColor="text1"/>
         </w:rPr>
         <w:t>9. Validity of the Offer</w:t>
@@ -6138,13 +6464,23 @@
         <w:jc w:val="both"/>
         <w:rPr>
           <w:rFonts w:ascii="Times New Roman" w:hAnsi="Times New Roman" w:cs="Times New Roman"/>
-        </w:rPr>
-      </w:pPr>
-      <w:r>
-        <w:rPr>
-          <w:rFonts w:ascii="Times New Roman" w:hAnsi="Times New Roman" w:cs="Times New Roman"/>
-        </w:rPr>
-        <w:t>This offer is valid up to {{VALIDATION_DATE}}.</w:t>
+          <w:b/>
+          <w:bCs/>
+        </w:rPr>
+      </w:pPr>
+      <w:r>
+        <w:rPr>
+          <w:rFonts w:ascii="Times New Roman" w:hAnsi="Times New Roman" w:cs="Times New Roman"/>
+        </w:rPr>
+        <w:t xml:space="preserve">This offer is valid up to </w:t>
+      </w:r>
+      <w:r>
+        <w:rPr>
+          <w:rFonts w:ascii="Times New Roman" w:hAnsi="Times New Roman" w:cs="Times New Roman"/>
+          <w:b/>
+          <w:bCs/>
+        </w:rPr>
+        <w:t>{{VALIDATION_DATE}}.</w:t>
       </w:r>
     </w:p>
     <w:p>
@@ -6153,12 +6489,16 @@
         <w:jc w:val="both"/>
         <w:rPr>
           <w:rFonts w:ascii="Times New Roman" w:hAnsi="Times New Roman" w:cs="Times New Roman"/>
+          <w:b/>
+          <w:bCs/>
           <w:color w:val="000000" w:themeColor="text1"/>
         </w:rPr>
       </w:pPr>
       <w:r>
         <w:rPr>
           <w:rFonts w:ascii="Times New Roman" w:hAnsi="Times New Roman" w:cs="Times New Roman"/>
+          <w:b/>
+          <w:bCs/>
           <w:color w:val="000000" w:themeColor="text1"/>
         </w:rPr>
         <w:t>10. Suggestions by Auditors / Consultants</w:t>
@@ -6197,12 +6537,16 @@
         <w:jc w:val="both"/>
         <w:rPr>
           <w:rFonts w:ascii="Times New Roman" w:hAnsi="Times New Roman" w:cs="Times New Roman"/>
+          <w:b/>
+          <w:bCs/>
           <w:color w:val="000000" w:themeColor="text1"/>
         </w:rPr>
       </w:pPr>
       <w:r>
         <w:rPr>
           <w:rFonts w:ascii="Times New Roman" w:hAnsi="Times New Roman" w:cs="Times New Roman"/>
+          <w:b/>
+          <w:bCs/>
           <w:color w:val="000000" w:themeColor="text1"/>
         </w:rPr>
         <w:t>11. Legal</w:t>
@@ -6271,12 +6615,16 @@
         <w:jc w:val="both"/>
         <w:rPr>
           <w:rFonts w:ascii="Times New Roman" w:hAnsi="Times New Roman" w:cs="Times New Roman"/>
+          <w:b/>
+          <w:bCs/>
           <w:color w:val="000000" w:themeColor="text1"/>
         </w:rPr>
       </w:pPr>
       <w:r>
         <w:rPr>
           <w:rFonts w:ascii="Times New Roman" w:hAnsi="Times New Roman" w:cs="Times New Roman"/>
+          <w:b/>
+          <w:bCs/>
           <w:color w:val="000000" w:themeColor="text1"/>
         </w:rPr>
         <w:t>For BlechTek Software Solutions LLP</w:t>
@@ -6340,21 +6688,6 @@
           <w:rFonts w:ascii="Times New Roman" w:hAnsi="Times New Roman" w:cs="Times New Roman"/>
         </w:rPr>
       </w:pPr>
-    </w:p>
-    <w:p>
-      <w:pPr>
-        <w:spacing w:after="20"/>
-        <w:jc w:val="both"/>
-        <w:rPr>
-          <w:rFonts w:ascii="Times New Roman" w:hAnsi="Times New Roman" w:cs="Times New Roman"/>
-        </w:rPr>
-      </w:pPr>
-      <w:r>
-        <w:rPr>
-          <w:rFonts w:ascii="Times New Roman" w:hAnsi="Times New Roman" w:cs="Times New Roman"/>
-        </w:rPr>
-        <w:t>should pay us the deducted TDS amount immediately.</w:t>
-      </w:r>
     </w:p>
     <w:p>
       <w:pPr>
@@ -6497,56 +6830,6 @@
         <w:szCs w:val="18"/>
       </w:rPr>
     </w:pPr>
-  </w:p>
-  <w:p>
-    <w:pPr>
-      <w:jc w:val="center"/>
-      <w:rPr>
-        <w:color w:val="5B6478"/>
-        <w:sz w:val="14"/>
-        <w:szCs w:val="14"/>
-      </w:rPr>
-    </w:pPr>
-    <w:r>
-      <w:rPr>
-        <w:noProof/>
-      </w:rPr>
-      <w:drawing>
-        <wp:inline distT="0" distB="0" distL="0" distR="0" wp14:anchorId="0C7DB755" wp14:editId="4C568021">
-          <wp:extent cx="6375400" cy="47625"/>
-          <wp:effectExtent l="0" t="0" r="6350" b="9525"/>
-          <wp:docPr id="1622519558" name="Footer Line"/>
-          <wp:cNvGraphicFramePr>
-            <a:graphicFrameLocks xmlns:a="http://schemas.openxmlformats.org/drawingml/2006/main" noChangeAspect="1"/>
-          </wp:cNvGraphicFramePr>
-          <a:graphic xmlns:a="http://schemas.openxmlformats.org/drawingml/2006/main">
-            <a:graphicData uri="http://schemas.openxmlformats.org/drawingml/2006/picture">
-              <pic:pic xmlns:pic="http://schemas.openxmlformats.org/drawingml/2006/picture">
-                <pic:nvPicPr>
-                  <pic:cNvPr id="1" name="Footer Line"/>
-                  <pic:cNvPicPr/>
-                </pic:nvPicPr>
-                <pic:blipFill>
-                  <a:blip r:embed="rId1"/>
-                  <a:stretch>
-                    <a:fillRect/>
-                  </a:stretch>
-                </pic:blipFill>
-                <pic:spPr>
-                  <a:xfrm>
-                    <a:off x="0" y="0"/>
-                    <a:ext cx="6375400" cy="47625"/>
-                  </a:xfrm>
-                  <a:prstGeom prst="rect">
-                    <a:avLst/>
-                  </a:prstGeom>
-                </pic:spPr>
-              </pic:pic>
-            </a:graphicData>
-          </a:graphic>
-        </wp:inline>
-      </w:drawing>
-    </w:r>
   </w:p>
   <w:p>
     <w:pPr>
@@ -6656,6 +6939,56 @@
         <w:szCs w:val="18"/>
       </w:rPr>
       <w:t>MSME Certificate No.: UDYAM-MH-26-0746115</w:t>
+    </w:r>
+  </w:p>
+  <w:p>
+    <w:pPr>
+      <w:jc w:val="center"/>
+      <w:rPr>
+        <w:color w:val="5B6478"/>
+        <w:sz w:val="14"/>
+        <w:szCs w:val="14"/>
+      </w:rPr>
+    </w:pPr>
+    <w:r>
+      <w:rPr>
+        <w:noProof/>
+      </w:rPr>
+      <w:drawing>
+        <wp:inline distT="0" distB="0" distL="0" distR="0" wp14:anchorId="0C7DB755" wp14:editId="4C568021">
+          <wp:extent cx="6375400" cy="47625"/>
+          <wp:effectExtent l="0" t="0" r="6350" b="9525"/>
+          <wp:docPr id="1622519558" name="Footer Line"/>
+          <wp:cNvGraphicFramePr>
+            <a:graphicFrameLocks xmlns:a="http://schemas.openxmlformats.org/drawingml/2006/main" noChangeAspect="1"/>
+          </wp:cNvGraphicFramePr>
+          <a:graphic xmlns:a="http://schemas.openxmlformats.org/drawingml/2006/main">
+            <a:graphicData uri="http://schemas.openxmlformats.org/drawingml/2006/picture">
+              <pic:pic xmlns:pic="http://schemas.openxmlformats.org/drawingml/2006/picture">
+                <pic:nvPicPr>
+                  <pic:cNvPr id="1" name="Footer Line"/>
+                  <pic:cNvPicPr/>
+                </pic:nvPicPr>
+                <pic:blipFill>
+                  <a:blip r:embed="rId1"/>
+                  <a:stretch>
+                    <a:fillRect/>
+                  </a:stretch>
+                </pic:blipFill>
+                <pic:spPr>
+                  <a:xfrm>
+                    <a:off x="0" y="0"/>
+                    <a:ext cx="6375400" cy="47625"/>
+                  </a:xfrm>
+                  <a:prstGeom prst="rect">
+                    <a:avLst/>
+                  </a:prstGeom>
+                </pic:spPr>
+              </pic:pic>
+            </a:graphicData>
+          </a:graphic>
+        </wp:inline>
+      </w:drawing>
     </w:r>
   </w:p>
 </w:ftr>

--- a/QuotationApp.API/Templates/QuotationTemplate_Updated.docx
+++ b/QuotationApp.API/Templates/QuotationTemplate_Updated.docx
@@ -1923,22 +1923,25 @@
               <w:t>Implementation (</w:t>
             </w:r>
             <w:r>
-              <w:rPr>
-                <w:rFonts w:ascii="Times New Roman" w:hAnsi="Times New Roman" w:cs="Times New Roman"/>
-              </w:rPr>
-              <w:t>{{NO_OF_USERS</w:t>
-            </w:r>
-            <w:r>
-              <w:rPr>
-                <w:rFonts w:ascii="Times New Roman" w:hAnsi="Times New Roman" w:cs="Times New Roman"/>
-              </w:rPr>
-              <w:t>}}</w:t>
-            </w:r>
-            <w:r>
-              <w:rPr>
-                <w:rFonts w:ascii="Times New Roman" w:hAnsi="Times New Roman" w:cs="Times New Roman"/>
-              </w:rPr>
-              <w:t xml:space="preserve"> Man</w:t>
+              <w:t xml:space="preserve"> </w:t>
+            </w:r>
+            <w:r>
+              <w:rPr>
+                <w:rFonts w:ascii="Times New Roman" w:hAnsi="Times New Roman" w:cs="Times New Roman"/>
+              </w:rPr>
+              <w:t>{{IMPL_EFFORT}}</w:t>
+            </w:r>
+            <w:r>
+              <w:rPr>
+                <w:rFonts w:ascii="Times New Roman" w:hAnsi="Times New Roman" w:cs="Times New Roman"/>
+              </w:rPr>
+              <w:t xml:space="preserve"> </w:t>
+            </w:r>
+            <w:r>
+              <w:rPr>
+                <w:rFonts w:ascii="Times New Roman" w:hAnsi="Times New Roman" w:cs="Times New Roman"/>
+              </w:rPr>
+              <w:t>Man</w:t>
             </w:r>
             <w:r>
               <w:rPr>

--- a/QuotationApp.API/Templates/QuotationTemplate_Updated.docx
+++ b/QuotationApp.API/Templates/QuotationTemplate_Updated.docx
@@ -82,7 +82,6 @@
                 <w:rFonts w:ascii="Times New Roman" w:hAnsi="Times New Roman" w:cs="Times New Roman"/>
                 <w:b/>
                 <w:bCs/>
-                <w:color w:val="65AADB"/>
                 <w:sz w:val="18"/>
                 <w:szCs w:val="18"/>
               </w:rPr>
@@ -113,18 +112,41 @@
                 <w:szCs w:val="18"/>
                 <w:lang w:val="en-US"/>
               </w:rPr>
-              <w:t xml:space="preserve">Quotation No: </w:t>
-            </w:r>
-            <w:r>
-              <w:rPr>
-                <w:rFonts w:ascii="Times New Roman" w:hAnsi="Times New Roman" w:cs="Times New Roman"/>
-                <w:b/>
-                <w:bCs/>
-                <w:color w:val="65AADB"/>
+              <w:t xml:space="preserve">Quotation </w:t>
+            </w:r>
+            <w:proofErr w:type="gramStart"/>
+            <w:r>
+              <w:rPr>
+                <w:rFonts w:ascii="Times New Roman" w:hAnsi="Times New Roman" w:cs="Times New Roman"/>
+                <w:b/>
+                <w:bCs/>
+                <w:color w:val="000000" w:themeColor="text1"/>
                 <w:sz w:val="18"/>
                 <w:szCs w:val="18"/>
-              </w:rPr>
-              <w:t>{{QuotationNo}}</w:t>
+                <w:lang w:val="en-US"/>
+              </w:rPr>
+              <w:t xml:space="preserve">No: </w:t>
+            </w:r>
+            <w:r>
+              <w:rPr>
+                <w:rFonts w:ascii="Times New Roman" w:hAnsi="Times New Roman" w:cs="Times New Roman"/>
+                <w:b/>
+                <w:bCs/>
+                <w:sz w:val="18"/>
+                <w:szCs w:val="18"/>
+              </w:rPr>
+              <w:t>{{</w:t>
+            </w:r>
+            <w:proofErr w:type="gramEnd"/>
+            <w:r>
+              <w:rPr>
+                <w:rFonts w:ascii="Times New Roman" w:hAnsi="Times New Roman" w:cs="Times New Roman"/>
+                <w:b/>
+                <w:bCs/>
+                <w:sz w:val="18"/>
+                <w:szCs w:val="18"/>
+              </w:rPr>
+              <w:t>QuotationNo}}</w:t>
             </w:r>
           </w:p>
         </w:tc>
@@ -162,7 +184,6 @@
                 <w:rFonts w:ascii="Times New Roman" w:hAnsi="Times New Roman" w:cs="Times New Roman"/>
                 <w:b/>
                 <w:bCs/>
-                <w:color w:val="65AADB"/>
                 <w:sz w:val="18"/>
                 <w:szCs w:val="18"/>
               </w:rPr>
@@ -183,6 +204,7 @@
                 <w:bCs/>
               </w:rPr>
             </w:pPr>
+            <w:proofErr w:type="gramStart"/>
             <w:r>
               <w:rPr>
                 <w:rFonts w:ascii="Times New Roman" w:hAnsi="Times New Roman" w:cs="Times New Roman"/>
@@ -200,11 +222,21 @@
                 <w:rFonts w:ascii="Times New Roman" w:hAnsi="Times New Roman" w:cs="Times New Roman"/>
                 <w:b/>
                 <w:bCs/>
-                <w:color w:val="65AADB"/>
                 <w:sz w:val="18"/>
                 <w:szCs w:val="18"/>
               </w:rPr>
-              <w:t>{{Date}}</w:t>
+              <w:t>{{</w:t>
+            </w:r>
+            <w:proofErr w:type="gramEnd"/>
+            <w:r>
+              <w:rPr>
+                <w:rFonts w:ascii="Times New Roman" w:hAnsi="Times New Roman" w:cs="Times New Roman"/>
+                <w:b/>
+                <w:bCs/>
+                <w:sz w:val="18"/>
+                <w:szCs w:val="18"/>
+              </w:rPr>
+              <w:t>Date}}</w:t>
             </w:r>
           </w:p>
         </w:tc>
@@ -246,22 +278,52 @@
                 <w:rFonts w:ascii="Times New Roman" w:hAnsi="Times New Roman" w:cs="Times New Roman"/>
                 <w:b/>
                 <w:bCs/>
-                <w:color w:val="65AADB"/>
                 <w:sz w:val="18"/>
                 <w:szCs w:val="18"/>
               </w:rPr>
               <w:t>{{CONTACT_PHONE</w:t>
             </w:r>
-            <w:r>
-              <w:rPr>
-                <w:rFonts w:ascii="Times New Roman" w:hAnsi="Times New Roman" w:cs="Times New Roman"/>
-                <w:b/>
-                <w:bCs/>
-                <w:color w:val="65AADB"/>
+            <w:proofErr w:type="gramStart"/>
+            <w:r>
+              <w:rPr>
+                <w:rFonts w:ascii="Times New Roman" w:hAnsi="Times New Roman" w:cs="Times New Roman"/>
+                <w:b/>
+                <w:bCs/>
                 <w:sz w:val="18"/>
                 <w:szCs w:val="18"/>
               </w:rPr>
-              <w:t>}} |</w:t>
+              <w:t xml:space="preserve">}} </w:t>
+            </w:r>
+            <w:r>
+              <w:rPr>
+                <w:rFonts w:ascii="Times New Roman" w:hAnsi="Times New Roman" w:cs="Times New Roman"/>
+                <w:b/>
+                <w:bCs/>
+                <w:sz w:val="18"/>
+                <w:szCs w:val="18"/>
+              </w:rPr>
+              <w:t xml:space="preserve"> </w:t>
+            </w:r>
+            <w:r>
+              <w:rPr>
+                <w:rFonts w:ascii="Times New Roman" w:hAnsi="Times New Roman" w:cs="Times New Roman"/>
+                <w:b/>
+                <w:bCs/>
+                <w:sz w:val="18"/>
+                <w:szCs w:val="18"/>
+              </w:rPr>
+              <w:t xml:space="preserve"> </w:t>
+            </w:r>
+            <w:proofErr w:type="gramEnd"/>
+            <w:r>
+              <w:rPr>
+                <w:rFonts w:ascii="Times New Roman" w:hAnsi="Times New Roman" w:cs="Times New Roman"/>
+                <w:b/>
+                <w:bCs/>
+                <w:sz w:val="18"/>
+                <w:szCs w:val="18"/>
+              </w:rPr>
+              <w:t>|</w:t>
             </w:r>
             <w:r>
               <w:rPr>
@@ -279,7 +341,6 @@
                 <w:rFonts w:ascii="Times New Roman" w:hAnsi="Times New Roman" w:cs="Times New Roman"/>
                 <w:b/>
                 <w:bCs/>
-                <w:color w:val="65AADB"/>
                 <w:sz w:val="18"/>
                 <w:szCs w:val="18"/>
               </w:rPr>
@@ -359,14 +420,12 @@
           <w:rFonts w:ascii="Times New Roman" w:hAnsi="Times New Roman" w:cs="Times New Roman"/>
           <w:b/>
           <w:bCs/>
-          <w:color w:val="65AADB"/>
         </w:rPr>
         <w:t>{{MODULE_LIST}}</w:t>
       </w:r>
       <w:r>
         <w:rPr>
           <w:rFonts w:ascii="Times New Roman" w:hAnsi="Times New Roman" w:cs="Times New Roman"/>
-          <w:color w:val="65AADB"/>
         </w:rPr>
         <w:t xml:space="preserve"> </w:t>
       </w:r>
@@ -417,7 +476,6 @@
           <w:rFonts w:ascii="Times New Roman" w:hAnsi="Times New Roman" w:cs="Times New Roman"/>
           <w:b/>
           <w:bCs/>
-          <w:color w:val="65AADB"/>
         </w:rPr>
         <w:t>{{MODULE_LIST}}.</w:t>
       </w:r>
@@ -470,17 +528,44 @@
           <w:color w:val="000000" w:themeColor="text1"/>
           <w:lang w:val="en-US"/>
         </w:rPr>
-        <w:t xml:space="preserve">We discussed the current challenges and solutions CQUAL can provide, based on our brief discussions, please find attached a Preliminary Business Proposal for the required changeover at </w:t>
+        <w:t>We discussed the current challenges and solutions CQUAL can provide</w:t>
+      </w:r>
+      <w:proofErr w:type="gramStart"/>
+      <w:r>
+        <w:rPr>
+          <w:rFonts w:ascii="Times New Roman" w:hAnsi="Times New Roman" w:cs="Times New Roman"/>
+          <w:color w:val="000000" w:themeColor="text1"/>
+          <w:lang w:val="en-US"/>
+        </w:rPr>
+        <w:t>, based</w:t>
+      </w:r>
+      <w:proofErr w:type="gramEnd"/>
+      <w:r>
+        <w:rPr>
+          <w:rFonts w:ascii="Times New Roman" w:hAnsi="Times New Roman" w:cs="Times New Roman"/>
+          <w:color w:val="000000" w:themeColor="text1"/>
+          <w:lang w:val="en-US"/>
+        </w:rPr>
+        <w:t xml:space="preserve"> on our brief discussions, please find attached a Preliminary Business Proposal for the required changeover at </w:t>
       </w:r>
       <w:r>
         <w:rPr>
           <w:rFonts w:ascii="Times New Roman" w:hAnsi="Times New Roman" w:cs="Times New Roman"/>
           <w:b/>
           <w:bCs/>
-          <w:color w:val="65AADB"/>
-        </w:rPr>
-        <w:t>{{ORG_NAME}}.</w:t>
-      </w:r>
+        </w:rPr>
+        <w:t>{{ORG_</w:t>
+      </w:r>
+      <w:proofErr w:type="gramStart"/>
+      <w:r>
+        <w:rPr>
+          <w:rFonts w:ascii="Times New Roman" w:hAnsi="Times New Roman" w:cs="Times New Roman"/>
+          <w:b/>
+          <w:bCs/>
+        </w:rPr>
+        <w:t>NAME}}.</w:t>
+      </w:r>
+      <w:proofErr w:type="gramEnd"/>
     </w:p>
     <w:p>
       <w:pPr>
@@ -528,9 +613,23 @@
           <w:rFonts w:ascii="Times New Roman" w:hAnsi="Times New Roman" w:cs="Times New Roman"/>
           <w:b/>
           <w:bCs/>
-          <w:color w:val="65AADB"/>
-        </w:rPr>
-        <w:t>{{ORG_NAME}}</w:t>
+        </w:rPr>
+        <w:t>{{ORG_NAME}}.</w:t>
+      </w:r>
+    </w:p>
+    <w:p>
+      <w:pPr>
+        <w:spacing w:after="100"/>
+        <w:jc w:val="both"/>
+        <w:rPr>
+          <w:rFonts w:ascii="Times New Roman" w:hAnsi="Times New Roman" w:cs="Times New Roman"/>
+        </w:rPr>
+      </w:pPr>
+      <w:r>
+        <w:rPr>
+          <w:rFonts w:ascii="Times New Roman" w:hAnsi="Times New Roman" w:cs="Times New Roman"/>
+        </w:rPr>
+        <w:t xml:space="preserve">Digitization of </w:t>
       </w:r>
       <w:r>
         <w:rPr>
@@ -538,36 +637,11 @@
           <w:b/>
           <w:bCs/>
         </w:rPr>
-        <w:t>.</w:t>
-      </w:r>
-    </w:p>
-    <w:p>
-      <w:pPr>
-        <w:spacing w:after="100"/>
-        <w:jc w:val="both"/>
-        <w:rPr>
-          <w:rFonts w:ascii="Times New Roman" w:hAnsi="Times New Roman" w:cs="Times New Roman"/>
-        </w:rPr>
-      </w:pPr>
-      <w:r>
-        <w:rPr>
-          <w:rFonts w:ascii="Times New Roman" w:hAnsi="Times New Roman" w:cs="Times New Roman"/>
-        </w:rPr>
-        <w:t xml:space="preserve">Digitization of </w:t>
-      </w:r>
-      <w:r>
-        <w:rPr>
-          <w:rFonts w:ascii="Times New Roman" w:hAnsi="Times New Roman" w:cs="Times New Roman"/>
-          <w:b/>
-          <w:bCs/>
-          <w:color w:val="65AADB"/>
-        </w:rPr>
         <w:t>{{MODULE_LIST}}</w:t>
       </w:r>
       <w:r>
         <w:rPr>
           <w:rFonts w:ascii="Times New Roman" w:hAnsi="Times New Roman" w:cs="Times New Roman"/>
-          <w:color w:val="65AADB"/>
         </w:rPr>
         <w:t xml:space="preserve"> </w:t>
       </w:r>
@@ -698,7 +772,6 @@
           <w:rFonts w:ascii="Times New Roman" w:hAnsi="Times New Roman" w:cs="Times New Roman"/>
           <w:b/>
           <w:bCs/>
-          <w:color w:val="65AADB"/>
         </w:rPr>
         <w:t>{{MODULE_LIST}}</w:t>
       </w:r>
@@ -1519,7 +1592,6 @@
           <w:insideH w:val="single" w:sz="4" w:space="0" w:color="auto"/>
           <w:insideV w:val="single" w:sz="4" w:space="0" w:color="auto"/>
         </w:tblBorders>
-        <w:shd w:val="clear" w:color="auto" w:fill="FFFFFF" w:themeFill="background1"/>
         <w:tblCellMar>
           <w:left w:w="10" w:type="dxa"/>
           <w:right w:w="10" w:type="dxa"/>
@@ -1539,7 +1611,6 @@
         <w:tc>
           <w:tcPr>
             <w:tcW w:w="846" w:type="dxa"/>
-            <w:shd w:val="clear" w:color="auto" w:fill="FFFFFF" w:themeFill="background1"/>
             <w:tcMar>
               <w:top w:w="80" w:type="dxa"/>
               <w:left w:w="120" w:type="dxa"/>
@@ -1572,7 +1643,6 @@
         <w:tc>
           <w:tcPr>
             <w:tcW w:w="6289" w:type="dxa"/>
-            <w:shd w:val="clear" w:color="auto" w:fill="FFFFFF" w:themeFill="background1"/>
             <w:tcMar>
               <w:top w:w="80" w:type="dxa"/>
               <w:left w:w="120" w:type="dxa"/>
@@ -1605,7 +1675,6 @@
         <w:tc>
           <w:tcPr>
             <w:tcW w:w="2925" w:type="dxa"/>
-            <w:shd w:val="clear" w:color="auto" w:fill="FFFFFF" w:themeFill="background1"/>
             <w:tcMar>
               <w:top w:w="80" w:type="dxa"/>
               <w:left w:w="120" w:type="dxa"/>
@@ -1661,7 +1730,6 @@
         <w:tc>
           <w:tcPr>
             <w:tcW w:w="846" w:type="dxa"/>
-            <w:shd w:val="clear" w:color="auto" w:fill="FFFFFF" w:themeFill="background1"/>
             <w:tcMar>
               <w:top w:w="80" w:type="dxa"/>
               <w:left w:w="120" w:type="dxa"/>
@@ -1686,7 +1754,6 @@
         <w:tc>
           <w:tcPr>
             <w:tcW w:w="6289" w:type="dxa"/>
-            <w:shd w:val="clear" w:color="auto" w:fill="FFFFFF" w:themeFill="background1"/>
             <w:tcMar>
               <w:top w:w="80" w:type="dxa"/>
               <w:left w:w="120" w:type="dxa"/>
@@ -1772,7 +1839,6 @@
         <w:tc>
           <w:tcPr>
             <w:tcW w:w="2925" w:type="dxa"/>
-            <w:shd w:val="clear" w:color="auto" w:fill="FFFFFF" w:themeFill="background1"/>
             <w:tcMar>
               <w:top w:w="80" w:type="dxa"/>
               <w:left w:w="120" w:type="dxa"/>
@@ -1809,7 +1875,6 @@
         <w:tc>
           <w:tcPr>
             <w:tcW w:w="846" w:type="dxa"/>
-            <w:shd w:val="clear" w:color="auto" w:fill="FFFFFF" w:themeFill="background1"/>
             <w:tcMar>
               <w:top w:w="80" w:type="dxa"/>
               <w:left w:w="120" w:type="dxa"/>
@@ -1828,7 +1893,6 @@
         <w:tc>
           <w:tcPr>
             <w:tcW w:w="6289" w:type="dxa"/>
-            <w:shd w:val="clear" w:color="auto" w:fill="FFFFFF" w:themeFill="background1"/>
             <w:tcMar>
               <w:top w:w="80" w:type="dxa"/>
               <w:left w:w="120" w:type="dxa"/>
@@ -1853,7 +1917,6 @@
         <w:tc>
           <w:tcPr>
             <w:tcW w:w="2925" w:type="dxa"/>
-            <w:shd w:val="clear" w:color="auto" w:fill="FFFFFF" w:themeFill="background1"/>
             <w:tcMar>
               <w:top w:w="80" w:type="dxa"/>
               <w:left w:w="120" w:type="dxa"/>
@@ -1883,7 +1946,6 @@
         <w:tc>
           <w:tcPr>
             <w:tcW w:w="846" w:type="dxa"/>
-            <w:shd w:val="clear" w:color="auto" w:fill="FFFFFF" w:themeFill="background1"/>
             <w:tcMar>
               <w:top w:w="80" w:type="dxa"/>
               <w:left w:w="120" w:type="dxa"/>
@@ -1902,7 +1964,6 @@
         <w:tc>
           <w:tcPr>
             <w:tcW w:w="6289" w:type="dxa"/>
-            <w:shd w:val="clear" w:color="auto" w:fill="FFFFFF" w:themeFill="background1"/>
             <w:tcMar>
               <w:top w:w="80" w:type="dxa"/>
               <w:left w:w="120" w:type="dxa"/>
@@ -1972,7 +2033,6 @@
         <w:tc>
           <w:tcPr>
             <w:tcW w:w="2925" w:type="dxa"/>
-            <w:shd w:val="clear" w:color="auto" w:fill="FFFFFF" w:themeFill="background1"/>
             <w:tcMar>
               <w:top w:w="80" w:type="dxa"/>
               <w:left w:w="120" w:type="dxa"/>
@@ -2002,7 +2062,6 @@
         <w:tc>
           <w:tcPr>
             <w:tcW w:w="846" w:type="dxa"/>
-            <w:shd w:val="clear" w:color="auto" w:fill="FFFFFF" w:themeFill="background1"/>
             <w:tcMar>
               <w:top w:w="80" w:type="dxa"/>
               <w:left w:w="120" w:type="dxa"/>
@@ -2021,7 +2080,6 @@
         <w:tc>
           <w:tcPr>
             <w:tcW w:w="6289" w:type="dxa"/>
-            <w:shd w:val="clear" w:color="auto" w:fill="FFFFFF" w:themeFill="background1"/>
             <w:tcMar>
               <w:top w:w="80" w:type="dxa"/>
               <w:left w:w="120" w:type="dxa"/>
@@ -2052,7 +2110,6 @@
         <w:tc>
           <w:tcPr>
             <w:tcW w:w="2925" w:type="dxa"/>
-            <w:shd w:val="clear" w:color="auto" w:fill="FFFFFF" w:themeFill="background1"/>
             <w:tcMar>
               <w:top w:w="80" w:type="dxa"/>
               <w:left w:w="120" w:type="dxa"/>
@@ -2082,7 +2139,6 @@
         <w:tc>
           <w:tcPr>
             <w:tcW w:w="846" w:type="dxa"/>
-            <w:shd w:val="clear" w:color="auto" w:fill="FFFFFF" w:themeFill="background1"/>
             <w:tcMar>
               <w:top w:w="80" w:type="dxa"/>
               <w:left w:w="120" w:type="dxa"/>
@@ -2101,7 +2157,6 @@
         <w:tc>
           <w:tcPr>
             <w:tcW w:w="6289" w:type="dxa"/>
-            <w:shd w:val="clear" w:color="auto" w:fill="FFFFFF" w:themeFill="background1"/>
             <w:tcMar>
               <w:top w:w="80" w:type="dxa"/>
               <w:left w:w="120" w:type="dxa"/>
@@ -2126,7 +2181,6 @@
         <w:tc>
           <w:tcPr>
             <w:tcW w:w="2925" w:type="dxa"/>
-            <w:shd w:val="clear" w:color="auto" w:fill="FFFFFF" w:themeFill="background1"/>
             <w:tcMar>
               <w:top w:w="80" w:type="dxa"/>
               <w:left w:w="120" w:type="dxa"/>
@@ -2156,7 +2210,6 @@
         <w:tc>
           <w:tcPr>
             <w:tcW w:w="846" w:type="dxa"/>
-            <w:shd w:val="clear" w:color="auto" w:fill="FFFFFF" w:themeFill="background1"/>
             <w:tcMar>
               <w:top w:w="80" w:type="dxa"/>
               <w:left w:w="120" w:type="dxa"/>
@@ -2175,7 +2228,6 @@
         <w:tc>
           <w:tcPr>
             <w:tcW w:w="6289" w:type="dxa"/>
-            <w:shd w:val="clear" w:color="auto" w:fill="FFFFFF" w:themeFill="background1"/>
             <w:tcMar>
               <w:top w:w="80" w:type="dxa"/>
               <w:left w:w="120" w:type="dxa"/>
@@ -2200,7 +2252,6 @@
         <w:tc>
           <w:tcPr>
             <w:tcW w:w="2925" w:type="dxa"/>
-            <w:shd w:val="clear" w:color="auto" w:fill="FFFFFF" w:themeFill="background1"/>
             <w:tcMar>
               <w:top w:w="80" w:type="dxa"/>
               <w:left w:w="120" w:type="dxa"/>
@@ -2230,7 +2281,6 @@
         <w:tc>
           <w:tcPr>
             <w:tcW w:w="846" w:type="dxa"/>
-            <w:shd w:val="clear" w:color="auto" w:fill="FFFFFF" w:themeFill="background1"/>
             <w:tcMar>
               <w:top w:w="80" w:type="dxa"/>
               <w:left w:w="120" w:type="dxa"/>
@@ -2255,7 +2305,6 @@
         <w:tc>
           <w:tcPr>
             <w:tcW w:w="6289" w:type="dxa"/>
-            <w:shd w:val="clear" w:color="auto" w:fill="FFFFFF" w:themeFill="background1"/>
             <w:tcMar>
               <w:top w:w="80" w:type="dxa"/>
               <w:left w:w="120" w:type="dxa"/>
@@ -2280,7 +2329,6 @@
         <w:tc>
           <w:tcPr>
             <w:tcW w:w="2925" w:type="dxa"/>
-            <w:shd w:val="clear" w:color="auto" w:fill="FFFFFF" w:themeFill="background1"/>
             <w:tcMar>
               <w:top w:w="80" w:type="dxa"/>
               <w:left w:w="120" w:type="dxa"/>
@@ -2310,7 +2358,6 @@
         <w:tc>
           <w:tcPr>
             <w:tcW w:w="846" w:type="dxa"/>
-            <w:shd w:val="clear" w:color="auto" w:fill="FFFFFF" w:themeFill="background1"/>
             <w:tcMar>
               <w:top w:w="80" w:type="dxa"/>
               <w:left w:w="120" w:type="dxa"/>
@@ -2335,7 +2382,6 @@
         <w:tc>
           <w:tcPr>
             <w:tcW w:w="6289" w:type="dxa"/>
-            <w:shd w:val="clear" w:color="auto" w:fill="FFFFFF" w:themeFill="background1"/>
             <w:tcMar>
               <w:top w:w="80" w:type="dxa"/>
               <w:left w:w="120" w:type="dxa"/>
@@ -2360,7 +2406,6 @@
         <w:tc>
           <w:tcPr>
             <w:tcW w:w="2925" w:type="dxa"/>
-            <w:shd w:val="clear" w:color="auto" w:fill="FFFFFF" w:themeFill="background1"/>
             <w:tcMar>
               <w:top w:w="80" w:type="dxa"/>
               <w:left w:w="120" w:type="dxa"/>
@@ -2384,7 +2429,6 @@
         <w:tc>
           <w:tcPr>
             <w:tcW w:w="846" w:type="dxa"/>
-            <w:shd w:val="clear" w:color="auto" w:fill="FFFFFF" w:themeFill="background1"/>
             <w:tcMar>
               <w:top w:w="80" w:type="dxa"/>
               <w:left w:w="120" w:type="dxa"/>
@@ -2409,7 +2453,6 @@
         <w:tc>
           <w:tcPr>
             <w:tcW w:w="6289" w:type="dxa"/>
-            <w:shd w:val="clear" w:color="auto" w:fill="FFFFFF" w:themeFill="background1"/>
             <w:tcMar>
               <w:top w:w="80" w:type="dxa"/>
               <w:left w:w="120" w:type="dxa"/>
@@ -2434,7 +2477,6 @@
         <w:tc>
           <w:tcPr>
             <w:tcW w:w="2925" w:type="dxa"/>
-            <w:shd w:val="clear" w:color="auto" w:fill="FFFFFF" w:themeFill="background1"/>
             <w:tcMar>
               <w:top w:w="80" w:type="dxa"/>
               <w:left w:w="120" w:type="dxa"/>
@@ -2458,7 +2500,6 @@
         <w:tc>
           <w:tcPr>
             <w:tcW w:w="846" w:type="dxa"/>
-            <w:shd w:val="clear" w:color="auto" w:fill="FFFFFF" w:themeFill="background1"/>
             <w:tcMar>
               <w:top w:w="80" w:type="dxa"/>
               <w:left w:w="120" w:type="dxa"/>
@@ -2495,7 +2536,6 @@
         <w:tc>
           <w:tcPr>
             <w:tcW w:w="6289" w:type="dxa"/>
-            <w:shd w:val="clear" w:color="auto" w:fill="FFFFFF" w:themeFill="background1"/>
             <w:tcMar>
               <w:top w:w="80" w:type="dxa"/>
               <w:left w:w="120" w:type="dxa"/>
@@ -2533,7 +2573,6 @@
         <w:tc>
           <w:tcPr>
             <w:tcW w:w="2925" w:type="dxa"/>
-            <w:shd w:val="clear" w:color="auto" w:fill="FFFFFF" w:themeFill="background1"/>
             <w:tcMar>
               <w:top w:w="80" w:type="dxa"/>
               <w:left w:w="120" w:type="dxa"/>
@@ -2582,7 +2621,6 @@
         <w:tc>
           <w:tcPr>
             <w:tcW w:w="846" w:type="dxa"/>
-            <w:shd w:val="clear" w:color="auto" w:fill="FFFFFF" w:themeFill="background1"/>
             <w:tcMar>
               <w:top w:w="80" w:type="dxa"/>
               <w:left w:w="120" w:type="dxa"/>
@@ -2607,7 +2645,6 @@
         <w:tc>
           <w:tcPr>
             <w:tcW w:w="6289" w:type="dxa"/>
-            <w:shd w:val="clear" w:color="auto" w:fill="FFFFFF" w:themeFill="background1"/>
             <w:tcMar>
               <w:top w:w="80" w:type="dxa"/>
               <w:left w:w="120" w:type="dxa"/>
@@ -2632,7 +2669,6 @@
         <w:tc>
           <w:tcPr>
             <w:tcW w:w="2925" w:type="dxa"/>
-            <w:shd w:val="clear" w:color="auto" w:fill="FFFFFF" w:themeFill="background1"/>
             <w:tcMar>
               <w:top w:w="80" w:type="dxa"/>
               <w:left w:w="120" w:type="dxa"/>
@@ -2662,7 +2698,6 @@
         <w:tc>
           <w:tcPr>
             <w:tcW w:w="846" w:type="dxa"/>
-            <w:shd w:val="clear" w:color="auto" w:fill="FFFFFF" w:themeFill="background1"/>
             <w:tcMar>
               <w:top w:w="80" w:type="dxa"/>
               <w:left w:w="120" w:type="dxa"/>
@@ -2687,7 +2722,6 @@
         <w:tc>
           <w:tcPr>
             <w:tcW w:w="6289" w:type="dxa"/>
-            <w:shd w:val="clear" w:color="auto" w:fill="FFFFFF" w:themeFill="background1"/>
             <w:tcMar>
               <w:top w:w="80" w:type="dxa"/>
               <w:left w:w="120" w:type="dxa"/>
@@ -2748,7 +2782,6 @@
         <w:tc>
           <w:tcPr>
             <w:tcW w:w="2925" w:type="dxa"/>
-            <w:shd w:val="clear" w:color="auto" w:fill="FFFFFF" w:themeFill="background1"/>
             <w:tcMar>
               <w:top w:w="80" w:type="dxa"/>
               <w:left w:w="120" w:type="dxa"/>
@@ -2772,7 +2805,6 @@
         <w:tc>
           <w:tcPr>
             <w:tcW w:w="846" w:type="dxa"/>
-            <w:shd w:val="clear" w:color="auto" w:fill="FFFFFF" w:themeFill="background1"/>
             <w:tcMar>
               <w:top w:w="80" w:type="dxa"/>
               <w:left w:w="120" w:type="dxa"/>
@@ -2798,7 +2830,6 @@
         <w:tc>
           <w:tcPr>
             <w:tcW w:w="6289" w:type="dxa"/>
-            <w:shd w:val="clear" w:color="auto" w:fill="FFFFFF" w:themeFill="background1"/>
             <w:tcMar>
               <w:top w:w="80" w:type="dxa"/>
               <w:left w:w="120" w:type="dxa"/>
@@ -2823,7 +2854,6 @@
         <w:tc>
           <w:tcPr>
             <w:tcW w:w="2925" w:type="dxa"/>
-            <w:shd w:val="clear" w:color="auto" w:fill="FFFFFF" w:themeFill="background1"/>
             <w:tcMar>
               <w:top w:w="80" w:type="dxa"/>
               <w:left w:w="120" w:type="dxa"/>
@@ -2847,7 +2877,6 @@
         <w:tc>
           <w:tcPr>
             <w:tcW w:w="846" w:type="dxa"/>
-            <w:shd w:val="clear" w:color="auto" w:fill="FFFFFF" w:themeFill="background1"/>
             <w:tcMar>
               <w:top w:w="80" w:type="dxa"/>
               <w:left w:w="120" w:type="dxa"/>
@@ -2872,7 +2901,6 @@
         <w:tc>
           <w:tcPr>
             <w:tcW w:w="6289" w:type="dxa"/>
-            <w:shd w:val="clear" w:color="auto" w:fill="FFFFFF" w:themeFill="background1"/>
             <w:tcMar>
               <w:top w:w="80" w:type="dxa"/>
               <w:left w:w="120" w:type="dxa"/>
@@ -2897,7 +2925,6 @@
         <w:tc>
           <w:tcPr>
             <w:tcW w:w="2925" w:type="dxa"/>
-            <w:shd w:val="clear" w:color="auto" w:fill="FFFFFF" w:themeFill="background1"/>
             <w:tcMar>
               <w:top w:w="80" w:type="dxa"/>
               <w:left w:w="120" w:type="dxa"/>
@@ -2921,7 +2948,6 @@
         <w:tc>
           <w:tcPr>
             <w:tcW w:w="846" w:type="dxa"/>
-            <w:shd w:val="clear" w:color="auto" w:fill="FFFFFF" w:themeFill="background1"/>
             <w:tcMar>
               <w:top w:w="80" w:type="dxa"/>
               <w:left w:w="120" w:type="dxa"/>
@@ -2946,7 +2972,6 @@
         <w:tc>
           <w:tcPr>
             <w:tcW w:w="6289" w:type="dxa"/>
-            <w:shd w:val="clear" w:color="auto" w:fill="FFFFFF" w:themeFill="background1"/>
             <w:tcMar>
               <w:top w:w="80" w:type="dxa"/>
               <w:left w:w="120" w:type="dxa"/>
@@ -2983,7 +3008,6 @@
         <w:tc>
           <w:tcPr>
             <w:tcW w:w="2925" w:type="dxa"/>
-            <w:shd w:val="clear" w:color="auto" w:fill="FFFFFF" w:themeFill="background1"/>
             <w:tcMar>
               <w:top w:w="80" w:type="dxa"/>
               <w:left w:w="120" w:type="dxa"/>
@@ -3007,7 +3031,6 @@
         <w:tc>
           <w:tcPr>
             <w:tcW w:w="846" w:type="dxa"/>
-            <w:shd w:val="clear" w:color="auto" w:fill="FFFFFF" w:themeFill="background1"/>
             <w:tcMar>
               <w:top w:w="80" w:type="dxa"/>
               <w:left w:w="120" w:type="dxa"/>
@@ -3032,7 +3055,6 @@
         <w:tc>
           <w:tcPr>
             <w:tcW w:w="6289" w:type="dxa"/>
-            <w:shd w:val="clear" w:color="auto" w:fill="FFFFFF" w:themeFill="background1"/>
             <w:tcMar>
               <w:top w:w="80" w:type="dxa"/>
               <w:left w:w="120" w:type="dxa"/>
@@ -3057,7 +3079,6 @@
         <w:tc>
           <w:tcPr>
             <w:tcW w:w="2925" w:type="dxa"/>
-            <w:shd w:val="clear" w:color="auto" w:fill="FFFFFF" w:themeFill="background1"/>
             <w:tcMar>
               <w:top w:w="80" w:type="dxa"/>
               <w:left w:w="120" w:type="dxa"/>
@@ -3081,7 +3102,6 @@
         <w:tc>
           <w:tcPr>
             <w:tcW w:w="846" w:type="dxa"/>
-            <w:shd w:val="clear" w:color="auto" w:fill="FFFFFF" w:themeFill="background1"/>
             <w:tcMar>
               <w:top w:w="80" w:type="dxa"/>
               <w:left w:w="120" w:type="dxa"/>
@@ -3106,7 +3126,6 @@
         <w:tc>
           <w:tcPr>
             <w:tcW w:w="6289" w:type="dxa"/>
-            <w:shd w:val="clear" w:color="auto" w:fill="FFFFFF" w:themeFill="background1"/>
             <w:tcMar>
               <w:top w:w="80" w:type="dxa"/>
               <w:left w:w="120" w:type="dxa"/>
@@ -3131,7 +3150,6 @@
         <w:tc>
           <w:tcPr>
             <w:tcW w:w="2925" w:type="dxa"/>
-            <w:shd w:val="clear" w:color="auto" w:fill="FFFFFF" w:themeFill="background1"/>
             <w:tcMar>
               <w:top w:w="80" w:type="dxa"/>
               <w:left w:w="120" w:type="dxa"/>
@@ -3155,7 +3173,6 @@
         <w:tc>
           <w:tcPr>
             <w:tcW w:w="846" w:type="dxa"/>
-            <w:shd w:val="clear" w:color="auto" w:fill="FFFFFF" w:themeFill="background1"/>
             <w:tcMar>
               <w:top w:w="80" w:type="dxa"/>
               <w:left w:w="120" w:type="dxa"/>
@@ -3180,7 +3197,6 @@
         <w:tc>
           <w:tcPr>
             <w:tcW w:w="6289" w:type="dxa"/>
-            <w:shd w:val="clear" w:color="auto" w:fill="FFFFFF" w:themeFill="background1"/>
             <w:tcMar>
               <w:top w:w="80" w:type="dxa"/>
               <w:left w:w="120" w:type="dxa"/>
@@ -3240,7 +3256,6 @@
         <w:tc>
           <w:tcPr>
             <w:tcW w:w="2925" w:type="dxa"/>
-            <w:shd w:val="clear" w:color="auto" w:fill="FFFFFF" w:themeFill="background1"/>
             <w:tcMar>
               <w:top w:w="80" w:type="dxa"/>
               <w:left w:w="120" w:type="dxa"/>
@@ -3285,7 +3300,6 @@
         <w:tc>
           <w:tcPr>
             <w:tcW w:w="846" w:type="dxa"/>
-            <w:shd w:val="clear" w:color="auto" w:fill="FFFFFF" w:themeFill="background1"/>
             <w:tcMar>
               <w:top w:w="80" w:type="dxa"/>
               <w:left w:w="120" w:type="dxa"/>
@@ -3310,7 +3324,6 @@
         <w:tc>
           <w:tcPr>
             <w:tcW w:w="6289" w:type="dxa"/>
-            <w:shd w:val="clear" w:color="auto" w:fill="FFFFFF" w:themeFill="background1"/>
             <w:tcMar>
               <w:top w:w="80" w:type="dxa"/>
               <w:left w:w="120" w:type="dxa"/>
@@ -3376,7 +3389,6 @@
         <w:tc>
           <w:tcPr>
             <w:tcW w:w="2925" w:type="dxa"/>
-            <w:shd w:val="clear" w:color="auto" w:fill="FFFFFF" w:themeFill="background1"/>
             <w:tcMar>
               <w:top w:w="80" w:type="dxa"/>
               <w:left w:w="120" w:type="dxa"/>
@@ -3419,7 +3431,6 @@
         <w:tc>
           <w:tcPr>
             <w:tcW w:w="846" w:type="dxa"/>
-            <w:shd w:val="clear" w:color="auto" w:fill="FFFFFF" w:themeFill="background1"/>
             <w:tcMar>
               <w:top w:w="80" w:type="dxa"/>
               <w:left w:w="120" w:type="dxa"/>
@@ -3444,7 +3455,6 @@
         <w:tc>
           <w:tcPr>
             <w:tcW w:w="6289" w:type="dxa"/>
-            <w:shd w:val="clear" w:color="auto" w:fill="FFFFFF" w:themeFill="background1"/>
             <w:tcMar>
               <w:top w:w="80" w:type="dxa"/>
               <w:left w:w="120" w:type="dxa"/>
@@ -3508,7 +3518,6 @@
         <w:tc>
           <w:tcPr>
             <w:tcW w:w="2925" w:type="dxa"/>
-            <w:shd w:val="clear" w:color="auto" w:fill="FFFFFF" w:themeFill="background1"/>
             <w:tcMar>
               <w:top w:w="80" w:type="dxa"/>
               <w:left w:w="120" w:type="dxa"/>
@@ -3553,7 +3562,6 @@
         <w:tc>
           <w:tcPr>
             <w:tcW w:w="846" w:type="dxa"/>
-            <w:shd w:val="clear" w:color="auto" w:fill="FFFFFF" w:themeFill="background1"/>
             <w:tcMar>
               <w:top w:w="80" w:type="dxa"/>
               <w:left w:w="120" w:type="dxa"/>
@@ -3578,7 +3586,6 @@
         <w:tc>
           <w:tcPr>
             <w:tcW w:w="6289" w:type="dxa"/>
-            <w:shd w:val="clear" w:color="auto" w:fill="FFFFFF" w:themeFill="background1"/>
             <w:tcMar>
               <w:top w:w="80" w:type="dxa"/>
               <w:left w:w="120" w:type="dxa"/>
@@ -3642,7 +3649,6 @@
         <w:tc>
           <w:tcPr>
             <w:tcW w:w="2925" w:type="dxa"/>
-            <w:shd w:val="clear" w:color="auto" w:fill="FFFFFF" w:themeFill="background1"/>
             <w:tcMar>
               <w:top w:w="80" w:type="dxa"/>
               <w:left w:w="120" w:type="dxa"/>
@@ -3685,7 +3691,6 @@
         <w:tc>
           <w:tcPr>
             <w:tcW w:w="846" w:type="dxa"/>
-            <w:shd w:val="clear" w:color="auto" w:fill="FFFFFF" w:themeFill="background1"/>
             <w:tcMar>
               <w:top w:w="80" w:type="dxa"/>
               <w:left w:w="120" w:type="dxa"/>
@@ -3710,7 +3715,6 @@
         <w:tc>
           <w:tcPr>
             <w:tcW w:w="6289" w:type="dxa"/>
-            <w:shd w:val="clear" w:color="auto" w:fill="FFFFFF" w:themeFill="background1"/>
             <w:tcMar>
               <w:top w:w="80" w:type="dxa"/>
               <w:left w:w="120" w:type="dxa"/>
@@ -3756,7 +3760,6 @@
         <w:tc>
           <w:tcPr>
             <w:tcW w:w="2925" w:type="dxa"/>
-            <w:shd w:val="clear" w:color="auto" w:fill="FFFFFF" w:themeFill="background1"/>
             <w:tcMar>
               <w:top w:w="80" w:type="dxa"/>
               <w:left w:w="120" w:type="dxa"/>
@@ -3799,7 +3802,6 @@
         <w:tc>
           <w:tcPr>
             <w:tcW w:w="846" w:type="dxa"/>
-            <w:shd w:val="clear" w:color="auto" w:fill="FFFFFF" w:themeFill="background1"/>
             <w:tcMar>
               <w:top w:w="80" w:type="dxa"/>
               <w:left w:w="120" w:type="dxa"/>
@@ -3824,7 +3826,6 @@
         <w:tc>
           <w:tcPr>
             <w:tcW w:w="6289" w:type="dxa"/>
-            <w:shd w:val="clear" w:color="auto" w:fill="FFFFFF" w:themeFill="background1"/>
             <w:tcMar>
               <w:top w:w="80" w:type="dxa"/>
               <w:left w:w="120" w:type="dxa"/>
@@ -3849,7 +3850,6 @@
         <w:tc>
           <w:tcPr>
             <w:tcW w:w="2925" w:type="dxa"/>
-            <w:shd w:val="clear" w:color="auto" w:fill="FFFFFF" w:themeFill="background1"/>
             <w:tcMar>
               <w:top w:w="80" w:type="dxa"/>
               <w:left w:w="120" w:type="dxa"/>
@@ -3935,7 +3935,7 @@
               <w:bottom w:val="single" w:sz="5" w:space="0" w:color="000000"/>
               <w:right w:val="single" w:sz="4" w:space="0" w:color="000000"/>
             </w:tcBorders>
-            <w:shd w:val="clear" w:color="auto" w:fill="D9D9D9"/>
+            <w:shd w:val="clear" w:color="auto" w:fill="D1D1D1" w:themeFill="background2" w:themeFillShade="E6"/>
           </w:tcPr>
           <w:p>
             <w:pPr>
@@ -3969,7 +3969,7 @@
               <w:bottom w:val="single" w:sz="5" w:space="0" w:color="000000"/>
               <w:right w:val="single" w:sz="4" w:space="0" w:color="000000"/>
             </w:tcBorders>
-            <w:shd w:val="clear" w:color="auto" w:fill="D9D9D9"/>
+            <w:shd w:val="clear" w:color="auto" w:fill="D1D1D1" w:themeFill="background2" w:themeFillShade="E6"/>
           </w:tcPr>
           <w:p>
             <w:pPr>
@@ -4004,7 +4004,7 @@
               <w:bottom w:val="single" w:sz="5" w:space="0" w:color="000000"/>
               <w:right w:val="single" w:sz="4" w:space="0" w:color="000000"/>
             </w:tcBorders>
-            <w:shd w:val="clear" w:color="auto" w:fill="D9D9D9"/>
+            <w:shd w:val="clear" w:color="auto" w:fill="D1D1D1" w:themeFill="background2" w:themeFillShade="E6"/>
           </w:tcPr>
           <w:p>
             <w:pPr>
@@ -4040,7 +4040,7 @@
               <w:bottom w:val="single" w:sz="5" w:space="0" w:color="000000"/>
               <w:right w:val="single" w:sz="4" w:space="0" w:color="000000"/>
             </w:tcBorders>
-            <w:shd w:val="clear" w:color="auto" w:fill="D9D9D9"/>
+            <w:shd w:val="clear" w:color="auto" w:fill="D1D1D1" w:themeFill="background2" w:themeFillShade="E6"/>
           </w:tcPr>
           <w:p>
             <w:pPr>
@@ -4076,7 +4076,7 @@
               <w:bottom w:val="single" w:sz="5" w:space="0" w:color="000000"/>
               <w:right w:val="single" w:sz="4" w:space="0" w:color="000000"/>
             </w:tcBorders>
-            <w:shd w:val="clear" w:color="auto" w:fill="D9D9D9"/>
+            <w:shd w:val="clear" w:color="auto" w:fill="D1D1D1" w:themeFill="background2" w:themeFillShade="E6"/>
           </w:tcPr>
           <w:p>
             <w:pPr>
@@ -4112,7 +4112,7 @@
               <w:bottom w:val="single" w:sz="5" w:space="0" w:color="000000"/>
               <w:right w:val="single" w:sz="4" w:space="0" w:color="000000"/>
             </w:tcBorders>
-            <w:shd w:val="clear" w:color="auto" w:fill="D9D9D9"/>
+            <w:shd w:val="clear" w:color="auto" w:fill="D1D1D1" w:themeFill="background2" w:themeFillShade="E6"/>
           </w:tcPr>
           <w:p>
             <w:pPr>
@@ -4148,7 +4148,7 @@
               <w:bottom w:val="single" w:sz="5" w:space="0" w:color="000000"/>
               <w:right w:val="single" w:sz="4" w:space="0" w:color="000000"/>
             </w:tcBorders>
-            <w:shd w:val="clear" w:color="auto" w:fill="D9D9D9"/>
+            <w:shd w:val="clear" w:color="auto" w:fill="D1D1D1" w:themeFill="background2" w:themeFillShade="E6"/>
           </w:tcPr>
           <w:p>
             <w:pPr>
@@ -4184,7 +4184,7 @@
               <w:bottom w:val="single" w:sz="5" w:space="0" w:color="000000"/>
               <w:right w:val="single" w:sz="5" w:space="0" w:color="000000"/>
             </w:tcBorders>
-            <w:shd w:val="clear" w:color="auto" w:fill="D9D9D9"/>
+            <w:shd w:val="clear" w:color="auto" w:fill="D1D1D1" w:themeFill="background2" w:themeFillShade="E6"/>
           </w:tcPr>
           <w:p>
             <w:pPr>
@@ -4220,7 +4220,7 @@
               <w:bottom w:val="single" w:sz="5" w:space="0" w:color="000000"/>
               <w:right w:val="single" w:sz="5" w:space="0" w:color="000000"/>
             </w:tcBorders>
-            <w:shd w:val="clear" w:color="auto" w:fill="D9D9D9"/>
+            <w:shd w:val="clear" w:color="auto" w:fill="D1D1D1" w:themeFill="background2" w:themeFillShade="E6"/>
           </w:tcPr>
           <w:p>
             <w:pPr>
@@ -4544,6 +4544,7 @@
           <w:tcPr>
             <w:tcW w:w="4162" w:type="dxa"/>
             <w:vMerge w:val="restart"/>
+            <w:shd w:val="clear" w:color="auto" w:fill="D1D1D1" w:themeFill="background2" w:themeFillShade="E6"/>
           </w:tcPr>
           <w:p>
             <w:pPr>
@@ -4567,6 +4568,7 @@
           <w:tcPr>
             <w:tcW w:w="2977" w:type="dxa"/>
             <w:gridSpan w:val="4"/>
+            <w:shd w:val="clear" w:color="auto" w:fill="D1D1D1" w:themeFill="background2" w:themeFillShade="E6"/>
           </w:tcPr>
           <w:p>
             <w:pPr>
@@ -4591,6 +4593,7 @@
           <w:tcPr>
             <w:tcW w:w="2924" w:type="dxa"/>
             <w:gridSpan w:val="4"/>
+            <w:shd w:val="clear" w:color="auto" w:fill="D1D1D1" w:themeFill="background2" w:themeFillShade="E6"/>
           </w:tcPr>
           <w:p>
             <w:pPr>
@@ -4632,6 +4635,7 @@
         <w:tc>
           <w:tcPr>
             <w:tcW w:w="744" w:type="dxa"/>
+            <w:shd w:val="clear" w:color="auto" w:fill="D1D1D1" w:themeFill="background2" w:themeFillShade="E6"/>
           </w:tcPr>
           <w:p>
             <w:pPr>
@@ -4654,6 +4658,7 @@
         <w:tc>
           <w:tcPr>
             <w:tcW w:w="744" w:type="dxa"/>
+            <w:shd w:val="clear" w:color="auto" w:fill="D1D1D1" w:themeFill="background2" w:themeFillShade="E6"/>
           </w:tcPr>
           <w:p>
             <w:pPr>
@@ -4676,6 +4681,7 @@
         <w:tc>
           <w:tcPr>
             <w:tcW w:w="744" w:type="dxa"/>
+            <w:shd w:val="clear" w:color="auto" w:fill="D1D1D1" w:themeFill="background2" w:themeFillShade="E6"/>
           </w:tcPr>
           <w:p>
             <w:pPr>
@@ -4698,6 +4704,7 @@
         <w:tc>
           <w:tcPr>
             <w:tcW w:w="745" w:type="dxa"/>
+            <w:shd w:val="clear" w:color="auto" w:fill="D1D1D1" w:themeFill="background2" w:themeFillShade="E6"/>
           </w:tcPr>
           <w:p>
             <w:pPr>
@@ -4720,6 +4727,7 @@
         <w:tc>
           <w:tcPr>
             <w:tcW w:w="744" w:type="dxa"/>
+            <w:shd w:val="clear" w:color="auto" w:fill="D1D1D1" w:themeFill="background2" w:themeFillShade="E6"/>
           </w:tcPr>
           <w:p>
             <w:pPr>
@@ -4742,6 +4750,7 @@
         <w:tc>
           <w:tcPr>
             <w:tcW w:w="744" w:type="dxa"/>
+            <w:shd w:val="clear" w:color="auto" w:fill="D1D1D1" w:themeFill="background2" w:themeFillShade="E6"/>
           </w:tcPr>
           <w:p>
             <w:pPr>
@@ -4764,6 +4773,7 @@
         <w:tc>
           <w:tcPr>
             <w:tcW w:w="744" w:type="dxa"/>
+            <w:shd w:val="clear" w:color="auto" w:fill="D1D1D1" w:themeFill="background2" w:themeFillShade="E6"/>
           </w:tcPr>
           <w:p>
             <w:pPr>
@@ -4786,6 +4796,7 @@
         <w:tc>
           <w:tcPr>
             <w:tcW w:w="692" w:type="dxa"/>
+            <w:shd w:val="clear" w:color="auto" w:fill="D1D1D1" w:themeFill="background2" w:themeFillShade="E6"/>
           </w:tcPr>
           <w:p>
             <w:pPr>
@@ -7173,43 +7184,19 @@
     </w:pPr>
     <w:r>
       <w:rPr>
-        <w:sz w:val="36"/>
-      </w:rPr>
-      <w:t xml:space="preserve">                                                             </w:t>
-    </w:r>
-    <w:r>
-      <w:rPr>
-        <w:sz w:val="36"/>
-      </w:rPr>
-      <w:t xml:space="preserve"> </w:t>
-    </w:r>
-    <w:r>
-      <w:rPr>
-        <w:sz w:val="36"/>
-      </w:rPr>
-      <w:t xml:space="preserve"> </w:t>
-    </w:r>
-    <w:r>
-      <w:rPr>
-        <w:sz w:val="36"/>
-      </w:rPr>
-      <w:t xml:space="preserve">   </w:t>
-    </w:r>
-    <w:r>
-      <w:rPr>
         <w:noProof/>
       </w:rPr>
       <w:drawing>
-        <wp:anchor distT="0" distB="0" distL="114300" distR="114300" simplePos="0" relativeHeight="251661312" behindDoc="0" locked="0" layoutInCell="1" allowOverlap="1" wp14:anchorId="666FBD31" wp14:editId="4B3A5522">
+        <wp:anchor distT="0" distB="0" distL="114300" distR="114300" simplePos="0" relativeHeight="251661312" behindDoc="0" locked="0" layoutInCell="1" allowOverlap="1" wp14:anchorId="666FBD31" wp14:editId="1BE3A872">
           <wp:simplePos x="0" y="0"/>
-          <wp:positionH relativeFrom="column">
-            <wp:posOffset>1398021</wp:posOffset>
+          <wp:positionH relativeFrom="margin">
+            <wp:align>center</wp:align>
           </wp:positionH>
           <wp:positionV relativeFrom="paragraph">
-            <wp:posOffset>2949243</wp:posOffset>
+            <wp:posOffset>2376446</wp:posOffset>
           </wp:positionV>
           <wp:extent cx="2912249" cy="3307021"/>
-          <wp:effectExtent l="0" t="0" r="0" b="0"/>
+          <wp:effectExtent l="0" t="0" r="2540" b="8255"/>
           <wp:wrapNone/>
           <wp:docPr id="1233503933" name="Picture 1"/>
           <wp:cNvGraphicFramePr/>
@@ -7240,6 +7227,30 @@
           </a:graphic>
         </wp:anchor>
       </w:drawing>
+    </w:r>
+    <w:r>
+      <w:rPr>
+        <w:sz w:val="36"/>
+      </w:rPr>
+      <w:t xml:space="preserve">                                                             </w:t>
+    </w:r>
+    <w:r>
+      <w:rPr>
+        <w:sz w:val="36"/>
+      </w:rPr>
+      <w:t xml:space="preserve"> </w:t>
+    </w:r>
+    <w:r>
+      <w:rPr>
+        <w:sz w:val="36"/>
+      </w:rPr>
+      <w:t xml:space="preserve"> </w:t>
+    </w:r>
+    <w:r>
+      <w:rPr>
+        <w:sz w:val="36"/>
+      </w:rPr>
+      <w:t xml:space="preserve">   </w:t>
     </w:r>
     <w:r>
       <w:rPr>

--- a/QuotationApp.API/Templates/QuotationTemplate_Updated.docx
+++ b/QuotationApp.API/Templates/QuotationTemplate_Updated.docx
@@ -130,8 +130,6 @@
             <w:r>
               <w:rPr>
                 <w:rFonts w:ascii="Times New Roman" w:hAnsi="Times New Roman" w:cs="Times New Roman"/>
-                <w:b/>
-                <w:bCs/>
                 <w:sz w:val="18"/>
                 <w:szCs w:val="18"/>
               </w:rPr>
@@ -141,8 +139,6 @@
             <w:r>
               <w:rPr>
                 <w:rFonts w:ascii="Times New Roman" w:hAnsi="Times New Roman" w:cs="Times New Roman"/>
-                <w:b/>
-                <w:bCs/>
                 <w:sz w:val="18"/>
                 <w:szCs w:val="18"/>
               </w:rPr>
@@ -220,8 +216,6 @@
             <w:r>
               <w:rPr>
                 <w:rFonts w:ascii="Times New Roman" w:hAnsi="Times New Roman" w:cs="Times New Roman"/>
-                <w:b/>
-                <w:bCs/>
                 <w:sz w:val="18"/>
                 <w:szCs w:val="18"/>
               </w:rPr>
@@ -231,8 +225,6 @@
             <w:r>
               <w:rPr>
                 <w:rFonts w:ascii="Times New Roman" w:hAnsi="Times New Roman" w:cs="Times New Roman"/>
-                <w:b/>
-                <w:bCs/>
                 <w:sz w:val="18"/>
                 <w:szCs w:val="18"/>
               </w:rPr>
@@ -276,8 +268,6 @@
             <w:r>
               <w:rPr>
                 <w:rFonts w:ascii="Times New Roman" w:hAnsi="Times New Roman" w:cs="Times New Roman"/>
-                <w:b/>
-                <w:bCs/>
                 <w:sz w:val="18"/>
                 <w:szCs w:val="18"/>
               </w:rPr>
@@ -287,8 +277,6 @@
             <w:r>
               <w:rPr>
                 <w:rFonts w:ascii="Times New Roman" w:hAnsi="Times New Roman" w:cs="Times New Roman"/>
-                <w:b/>
-                <w:bCs/>
                 <w:sz w:val="18"/>
                 <w:szCs w:val="18"/>
               </w:rPr>
@@ -927,6 +915,8 @@
         <w:spacing w:after="200"/>
         <w:rPr>
           <w:rFonts w:ascii="Times New Roman" w:hAnsi="Times New Roman" w:cs="Times New Roman"/>
+          <w:b/>
+          <w:bCs/>
           <w:lang w:val="en-US"/>
         </w:rPr>
       </w:pPr>
@@ -940,6 +930,8 @@
       <w:r>
         <w:rPr>
           <w:rFonts w:ascii="Times New Roman" w:hAnsi="Times New Roman" w:cs="Times New Roman"/>
+          <w:b/>
+          <w:bCs/>
           <w:lang w:val="en-US"/>
         </w:rPr>
         <w:t>Sushama Inamdar</w:t>
@@ -2822,7 +2814,6 @@
               <w:rPr>
                 <w:rFonts w:ascii="Times New Roman" w:hAnsi="Times New Roman" w:cs="Times New Roman"/>
               </w:rPr>
-              <w:lastRenderedPageBreak/>
               <w:t>5</w:t>
             </w:r>
           </w:p>
@@ -2894,6 +2885,7 @@
               <w:rPr>
                 <w:rFonts w:ascii="Times New Roman" w:hAnsi="Times New Roman" w:cs="Times New Roman"/>
               </w:rPr>
+              <w:lastRenderedPageBreak/>
               <w:t xml:space="preserve"> 5.1</w:t>
             </w:r>
           </w:p>
@@ -5345,7 +5337,6 @@
               <w:rPr>
                 <w:rFonts w:ascii="Times New Roman" w:hAnsi="Times New Roman" w:cs="Times New Roman"/>
               </w:rPr>
-              <w:lastRenderedPageBreak/>
               <w:t>Data Preparation for Go-Live</w:t>
             </w:r>
           </w:p>
@@ -5700,6 +5691,7 @@
           <w:rFonts w:ascii="Times New Roman" w:hAnsi="Times New Roman" w:cs="Times New Roman"/>
           <w:w w:val="101"/>
         </w:rPr>
+        <w:lastRenderedPageBreak/>
         <w:t>We</w:t>
       </w:r>
       <w:r>
@@ -6307,7 +6299,6 @@
           <w:bCs/>
           <w:color w:val="000000" w:themeColor="text1"/>
         </w:rPr>
-        <w:lastRenderedPageBreak/>
         <w:t>7. Discontinuation of Contract</w:t>
       </w:r>
     </w:p>
@@ -6424,6 +6415,7 @@
         <w:rPr>
           <w:rFonts w:ascii="Times New Roman" w:hAnsi="Times New Roman" w:cs="Times New Roman"/>
         </w:rPr>
+        <w:lastRenderedPageBreak/>
         <w:t xml:space="preserve">In case of deduction of TDS Amount, </w:t>
       </w:r>
       <w:r>
@@ -6709,12 +6701,16 @@
         <w:jc w:val="both"/>
         <w:rPr>
           <w:rFonts w:ascii="Times New Roman" w:hAnsi="Times New Roman" w:cs="Times New Roman"/>
+          <w:b/>
+          <w:bCs/>
           <w:color w:val="000000" w:themeColor="text1"/>
         </w:rPr>
       </w:pPr>
       <w:r>
         <w:rPr>
           <w:rFonts w:ascii="Times New Roman" w:hAnsi="Times New Roman" w:cs="Times New Roman"/>
+          <w:b/>
+          <w:bCs/>
           <w:color w:val="000000" w:themeColor="text1"/>
         </w:rPr>
         <w:t>Sushama Inamdar</w:t>
@@ -6783,12 +6779,16 @@
       <w:jc w:val="center"/>
       <w:rPr>
         <w:rFonts w:ascii="Times New Roman" w:hAnsi="Times New Roman" w:cs="Times New Roman"/>
+        <w:b/>
+        <w:bCs/>
         <w:color w:val="000000" w:themeColor="text1"/>
       </w:rPr>
     </w:pPr>
     <w:r>
       <w:rPr>
         <w:rFonts w:ascii="Times New Roman" w:hAnsi="Times New Roman" w:cs="Times New Roman"/>
+        <w:b/>
+        <w:bCs/>
         <w:color w:val="000000" w:themeColor="text1"/>
       </w:rPr>
       <w:t>BlechTek Software Solutions LLP</w:t>
@@ -6807,11 +6807,22 @@
     <w:r>
       <w:rPr>
         <w:rFonts w:ascii="Times New Roman" w:hAnsi="Times New Roman" w:cs="Times New Roman"/>
+        <w:b/>
+        <w:bCs/>
         <w:color w:val="000000" w:themeColor="text1"/>
         <w:sz w:val="18"/>
         <w:szCs w:val="18"/>
       </w:rPr>
-      <w:t xml:space="preserve">Address: S.NO. 257/2/2A/4 ABC Business Center, S Floor, Opp. WindMill Village Road, </w:t>
+      <w:t>Address:</w:t>
+    </w:r>
+    <w:r>
+      <w:rPr>
+        <w:rFonts w:ascii="Times New Roman" w:hAnsi="Times New Roman" w:cs="Times New Roman"/>
+        <w:color w:val="000000" w:themeColor="text1"/>
+        <w:sz w:val="18"/>
+        <w:szCs w:val="18"/>
+      </w:rPr>
+      <w:t xml:space="preserve"> S.NO. 257/2/2A/4 ABC Business Center, S Floor, Opp. WindMill Village Road, </w:t>
     </w:r>
   </w:p>
   <w:p>
@@ -6844,17 +6855,17 @@
         <w:szCs w:val="18"/>
       </w:rPr>
     </w:pPr>
-  </w:p>
-  <w:p>
-    <w:pPr>
-      <w:jc w:val="center"/>
+    <w:r>
       <w:rPr>
         <w:rFonts w:ascii="Times New Roman" w:hAnsi="Times New Roman" w:cs="Times New Roman"/>
+        <w:b/>
+        <w:bCs/>
         <w:color w:val="000000" w:themeColor="text1"/>
         <w:sz w:val="18"/>
         <w:szCs w:val="18"/>
       </w:rPr>
-    </w:pPr>
+      <w:t>LLP No.:</w:t>
+    </w:r>
     <w:r>
       <w:rPr>
         <w:rFonts w:ascii="Times New Roman" w:hAnsi="Times New Roman" w:cs="Times New Roman"/>
@@ -6862,7 +6873,7 @@
         <w:sz w:val="18"/>
         <w:szCs w:val="18"/>
       </w:rPr>
-      <w:t>LLP No.: ACD-6620</w:t>
+      <w:t xml:space="preserve"> ACD-6620</w:t>
     </w:r>
     <w:r>
       <w:rPr>
@@ -6912,11 +6923,22 @@
     <w:r>
       <w:rPr>
         <w:rFonts w:ascii="Times New Roman" w:hAnsi="Times New Roman" w:cs="Times New Roman"/>
+        <w:b/>
+        <w:bCs/>
         <w:color w:val="000000" w:themeColor="text1"/>
         <w:sz w:val="18"/>
         <w:szCs w:val="18"/>
       </w:rPr>
-      <w:t>GST NO.: 27ABCFB0283B1Z0</w:t>
+      <w:t>GST NO.:</w:t>
+    </w:r>
+    <w:r>
+      <w:rPr>
+        <w:rFonts w:ascii="Times New Roman" w:hAnsi="Times New Roman" w:cs="Times New Roman"/>
+        <w:color w:val="000000" w:themeColor="text1"/>
+        <w:sz w:val="18"/>
+        <w:szCs w:val="18"/>
+      </w:rPr>
+      <w:t xml:space="preserve"> 27ABCFB0283B1Z0</w:t>
     </w:r>
     <w:r>
       <w:rPr>
@@ -6948,11 +6970,22 @@
     <w:r>
       <w:rPr>
         <w:rFonts w:ascii="Times New Roman" w:hAnsi="Times New Roman" w:cs="Times New Roman"/>
+        <w:b/>
+        <w:bCs/>
         <w:color w:val="000000" w:themeColor="text1"/>
         <w:sz w:val="18"/>
         <w:szCs w:val="18"/>
       </w:rPr>
-      <w:t>MSME Certificate No.: UDYAM-MH-26-0746115</w:t>
+      <w:t>MSME Certificate No.:</w:t>
+    </w:r>
+    <w:r>
+      <w:rPr>
+        <w:rFonts w:ascii="Times New Roman" w:hAnsi="Times New Roman" w:cs="Times New Roman"/>
+        <w:color w:val="000000" w:themeColor="text1"/>
+        <w:sz w:val="18"/>
+        <w:szCs w:val="18"/>
+      </w:rPr>
+      <w:t xml:space="preserve"> UDYAM-MH-26-0746115</w:t>
     </w:r>
   </w:p>
   <w:p>

--- a/QuotationApp.API/Templates/QuotationTemplate_Updated.docx
+++ b/QuotationApp.API/Templates/QuotationTemplate_Updated.docx
@@ -112,9 +112,72 @@
                 <w:szCs w:val="18"/>
                 <w:lang w:val="en-US"/>
               </w:rPr>
-              <w:t xml:space="preserve">Quotation </w:t>
-            </w:r>
-            <w:proofErr w:type="gramStart"/>
+              <w:t xml:space="preserve">Quotation No: </w:t>
+            </w:r>
+            <w:r>
+              <w:rPr>
+                <w:rFonts w:ascii="Times New Roman" w:hAnsi="Times New Roman" w:cs="Times New Roman"/>
+                <w:sz w:val="18"/>
+                <w:szCs w:val="18"/>
+              </w:rPr>
+              <w:t>{{QuotationNo}}</w:t>
+            </w:r>
+          </w:p>
+        </w:tc>
+      </w:tr>
+      <w:tr>
+        <w:trPr>
+          <w:trHeight w:val="341"/>
+        </w:trPr>
+        <w:tc>
+          <w:tcPr>
+            <w:tcW w:w="6374" w:type="dxa"/>
+          </w:tcPr>
+          <w:p>
+            <w:pPr>
+              <w:spacing w:line="360" w:lineRule="auto"/>
+              <w:jc w:val="both"/>
+              <w:rPr>
+                <w:b/>
+                <w:bCs/>
+              </w:rPr>
+            </w:pPr>
+            <w:r>
+              <w:rPr>
+                <w:rFonts w:ascii="Times New Roman" w:hAnsi="Times New Roman" w:cs="Times New Roman"/>
+                <w:b/>
+                <w:bCs/>
+                <w:color w:val="000000" w:themeColor="text1"/>
+                <w:sz w:val="18"/>
+                <w:szCs w:val="18"/>
+              </w:rPr>
+              <w:t xml:space="preserve">Address: </w:t>
+            </w:r>
+            <w:r>
+              <w:rPr>
+                <w:rFonts w:ascii="Times New Roman" w:hAnsi="Times New Roman" w:cs="Times New Roman"/>
+                <w:b/>
+                <w:bCs/>
+                <w:sz w:val="18"/>
+                <w:szCs w:val="18"/>
+              </w:rPr>
+              <w:t>{{CONTACT_ADDRESS}}</w:t>
+            </w:r>
+          </w:p>
+        </w:tc>
+        <w:tc>
+          <w:tcPr>
+            <w:tcW w:w="3780" w:type="dxa"/>
+          </w:tcPr>
+          <w:p>
+            <w:pPr>
+              <w:spacing w:line="360" w:lineRule="auto"/>
+              <w:jc w:val="both"/>
+              <w:rPr>
+                <w:b/>
+                <w:bCs/>
+              </w:rPr>
+            </w:pPr>
             <w:r>
               <w:rPr>
                 <w:rFonts w:ascii="Times New Roman" w:hAnsi="Times New Roman" w:cs="Times New Roman"/>
@@ -125,7 +188,7 @@
                 <w:szCs w:val="18"/>
                 <w:lang w:val="en-US"/>
               </w:rPr>
-              <w:t xml:space="preserve">No: </w:t>
+              <w:t xml:space="preserve">Date: </w:t>
             </w:r>
             <w:r>
               <w:rPr>
@@ -133,23 +196,14 @@
                 <w:sz w:val="18"/>
                 <w:szCs w:val="18"/>
               </w:rPr>
-              <w:t>{{</w:t>
-            </w:r>
-            <w:proofErr w:type="gramEnd"/>
-            <w:r>
-              <w:rPr>
-                <w:rFonts w:ascii="Times New Roman" w:hAnsi="Times New Roman" w:cs="Times New Roman"/>
-                <w:sz w:val="18"/>
-                <w:szCs w:val="18"/>
-              </w:rPr>
-              <w:t>QuotationNo}}</w:t>
+              <w:t>{{Date}}</w:t>
             </w:r>
           </w:p>
         </w:tc>
       </w:tr>
       <w:tr>
         <w:trPr>
-          <w:trHeight w:val="341"/>
+          <w:trHeight w:val="414"/>
         </w:trPr>
         <w:tc>
           <w:tcPr>
@@ -157,14 +211,8 @@
           </w:tcPr>
           <w:p>
             <w:pPr>
-              <w:spacing w:line="360" w:lineRule="auto"/>
+              <w:spacing w:after="200" w:line="360" w:lineRule="auto"/>
               <w:jc w:val="both"/>
-              <w:rPr>
-                <w:b/>
-                <w:bCs/>
-              </w:rPr>
-            </w:pPr>
-            <w:r>
               <w:rPr>
                 <w:rFonts w:ascii="Times New Roman" w:hAnsi="Times New Roman" w:cs="Times New Roman"/>
                 <w:b/>
@@ -173,34 +221,7 @@
                 <w:sz w:val="18"/>
                 <w:szCs w:val="18"/>
               </w:rPr>
-              <w:t xml:space="preserve">Address: </w:t>
-            </w:r>
-            <w:r>
-              <w:rPr>
-                <w:rFonts w:ascii="Times New Roman" w:hAnsi="Times New Roman" w:cs="Times New Roman"/>
-                <w:b/>
-                <w:bCs/>
-                <w:sz w:val="18"/>
-                <w:szCs w:val="18"/>
-              </w:rPr>
-              <w:t>{{CONTACT_ADDRESS}}</w:t>
-            </w:r>
-          </w:p>
-        </w:tc>
-        <w:tc>
-          <w:tcPr>
-            <w:tcW w:w="3780" w:type="dxa"/>
-          </w:tcPr>
-          <w:p>
-            <w:pPr>
-              <w:spacing w:line="360" w:lineRule="auto"/>
-              <w:jc w:val="both"/>
-              <w:rPr>
-                <w:b/>
-                <w:bCs/>
-              </w:rPr>
-            </w:pPr>
-            <w:proofErr w:type="gramStart"/>
+            </w:pPr>
             <w:r>
               <w:rPr>
                 <w:rFonts w:ascii="Times New Roman" w:hAnsi="Times New Roman" w:cs="Times New Roman"/>
@@ -209,9 +230,8 @@
                 <w:color w:val="000000" w:themeColor="text1"/>
                 <w:sz w:val="18"/>
                 <w:szCs w:val="18"/>
-                <w:lang w:val="en-US"/>
-              </w:rPr>
-              <w:t xml:space="preserve">Date: </w:t>
+              </w:rPr>
+              <w:t xml:space="preserve">Contact No.: </w:t>
             </w:r>
             <w:r>
               <w:rPr>
@@ -219,32 +239,47 @@
                 <w:sz w:val="18"/>
                 <w:szCs w:val="18"/>
               </w:rPr>
-              <w:t>{{</w:t>
-            </w:r>
-            <w:proofErr w:type="gramEnd"/>
+              <w:t>{{CONTACT_PHONE</w:t>
+            </w:r>
             <w:r>
               <w:rPr>
                 <w:rFonts w:ascii="Times New Roman" w:hAnsi="Times New Roman" w:cs="Times New Roman"/>
                 <w:sz w:val="18"/>
                 <w:szCs w:val="18"/>
               </w:rPr>
-              <w:t>Date}}</w:t>
-            </w:r>
-          </w:p>
-        </w:tc>
-      </w:tr>
-      <w:tr>
-        <w:trPr>
-          <w:trHeight w:val="414"/>
-        </w:trPr>
-        <w:tc>
-          <w:tcPr>
-            <w:tcW w:w="6374" w:type="dxa"/>
-          </w:tcPr>
-          <w:p>
-            <w:pPr>
-              <w:spacing w:after="200" w:line="360" w:lineRule="auto"/>
-              <w:jc w:val="both"/>
+              <w:t xml:space="preserve">}} </w:t>
+            </w:r>
+            <w:r>
+              <w:rPr>
+                <w:rFonts w:ascii="Times New Roman" w:hAnsi="Times New Roman" w:cs="Times New Roman"/>
+                <w:b/>
+                <w:bCs/>
+                <w:sz w:val="18"/>
+                <w:szCs w:val="18"/>
+              </w:rPr>
+              <w:t xml:space="preserve"> </w:t>
+            </w:r>
+            <w:r>
+              <w:rPr>
+                <w:rFonts w:ascii="Times New Roman" w:hAnsi="Times New Roman" w:cs="Times New Roman"/>
+                <w:b/>
+                <w:bCs/>
+                <w:sz w:val="18"/>
+                <w:szCs w:val="18"/>
+              </w:rPr>
+              <w:t xml:space="preserve"> </w:t>
+            </w:r>
+            <w:r>
+              <w:rPr>
+                <w:rFonts w:ascii="Times New Roman" w:hAnsi="Times New Roman" w:cs="Times New Roman"/>
+                <w:b/>
+                <w:bCs/>
+                <w:sz w:val="18"/>
+                <w:szCs w:val="18"/>
+              </w:rPr>
+              <w:t>|</w:t>
+            </w:r>
+            <w:r>
               <w:rPr>
                 <w:rFonts w:ascii="Times New Roman" w:hAnsi="Times New Roman" w:cs="Times New Roman"/>
                 <w:b/>
@@ -253,34 +288,7 @@
                 <w:sz w:val="18"/>
                 <w:szCs w:val="18"/>
               </w:rPr>
-            </w:pPr>
-            <w:r>
-              <w:rPr>
-                <w:rFonts w:ascii="Times New Roman" w:hAnsi="Times New Roman" w:cs="Times New Roman"/>
-                <w:b/>
-                <w:bCs/>
-                <w:color w:val="000000" w:themeColor="text1"/>
-                <w:sz w:val="18"/>
-                <w:szCs w:val="18"/>
-              </w:rPr>
-              <w:t xml:space="preserve">Contact No.: </w:t>
-            </w:r>
-            <w:r>
-              <w:rPr>
-                <w:rFonts w:ascii="Times New Roman" w:hAnsi="Times New Roman" w:cs="Times New Roman"/>
-                <w:sz w:val="18"/>
-                <w:szCs w:val="18"/>
-              </w:rPr>
-              <w:t>{{CONTACT_PHONE</w:t>
-            </w:r>
-            <w:proofErr w:type="gramStart"/>
-            <w:r>
-              <w:rPr>
-                <w:rFonts w:ascii="Times New Roman" w:hAnsi="Times New Roman" w:cs="Times New Roman"/>
-                <w:sz w:val="18"/>
-                <w:szCs w:val="18"/>
-              </w:rPr>
-              <w:t xml:space="preserve">}} </w:t>
+              <w:t xml:space="preserve">   Email: </w:t>
             </w:r>
             <w:r>
               <w:rPr>
@@ -290,48 +298,6 @@
                 <w:sz w:val="18"/>
                 <w:szCs w:val="18"/>
               </w:rPr>
-              <w:t xml:space="preserve"> </w:t>
-            </w:r>
-            <w:r>
-              <w:rPr>
-                <w:rFonts w:ascii="Times New Roman" w:hAnsi="Times New Roman" w:cs="Times New Roman"/>
-                <w:b/>
-                <w:bCs/>
-                <w:sz w:val="18"/>
-                <w:szCs w:val="18"/>
-              </w:rPr>
-              <w:t xml:space="preserve"> </w:t>
-            </w:r>
-            <w:proofErr w:type="gramEnd"/>
-            <w:r>
-              <w:rPr>
-                <w:rFonts w:ascii="Times New Roman" w:hAnsi="Times New Roman" w:cs="Times New Roman"/>
-                <w:b/>
-                <w:bCs/>
-                <w:sz w:val="18"/>
-                <w:szCs w:val="18"/>
-              </w:rPr>
-              <w:t>|</w:t>
-            </w:r>
-            <w:r>
-              <w:rPr>
-                <w:rFonts w:ascii="Times New Roman" w:hAnsi="Times New Roman" w:cs="Times New Roman"/>
-                <w:b/>
-                <w:bCs/>
-                <w:color w:val="000000" w:themeColor="text1"/>
-                <w:sz w:val="18"/>
-                <w:szCs w:val="18"/>
-              </w:rPr>
-              <w:t xml:space="preserve">   Email: </w:t>
-            </w:r>
-            <w:r>
-              <w:rPr>
-                <w:rFonts w:ascii="Times New Roman" w:hAnsi="Times New Roman" w:cs="Times New Roman"/>
-                <w:b/>
-                <w:bCs/>
-                <w:sz w:val="18"/>
-                <w:szCs w:val="18"/>
-              </w:rPr>
               <w:t>{{CONTACT_EMAIL}}</w:t>
             </w:r>
           </w:p>
@@ -409,7 +375,23 @@
           <w:b/>
           <w:bCs/>
         </w:rPr>
-        <w:t>{{MODULE_LIST}}</w:t>
+        <w:t>{{</w:t>
+      </w:r>
+      <w:r>
+        <w:rPr>
+          <w:rFonts w:ascii="Times New Roman" w:hAnsi="Times New Roman" w:cs="Times New Roman"/>
+          <w:b/>
+          <w:bCs/>
+        </w:rPr>
+        <w:t>M_</w:t>
+      </w:r>
+      <w:r>
+        <w:rPr>
+          <w:rFonts w:ascii="Times New Roman" w:hAnsi="Times New Roman" w:cs="Times New Roman"/>
+          <w:b/>
+          <w:bCs/>
+        </w:rPr>
+        <w:t>LIST}}</w:t>
       </w:r>
       <w:r>
         <w:rPr>
@@ -465,7 +447,23 @@
           <w:b/>
           <w:bCs/>
         </w:rPr>
-        <w:t>{{MODULE_LIST}}.</w:t>
+        <w:t>{{</w:t>
+      </w:r>
+      <w:r>
+        <w:rPr>
+          <w:rFonts w:ascii="Times New Roman" w:hAnsi="Times New Roman" w:cs="Times New Roman"/>
+          <w:b/>
+          <w:bCs/>
+        </w:rPr>
+        <w:t>M_</w:t>
+      </w:r>
+      <w:r>
+        <w:rPr>
+          <w:rFonts w:ascii="Times New Roman" w:hAnsi="Times New Roman" w:cs="Times New Roman"/>
+          <w:b/>
+          <w:bCs/>
+        </w:rPr>
+        <w:t>LIST}}.</w:t>
       </w:r>
     </w:p>
     <w:p>
@@ -516,25 +514,7 @@
           <w:color w:val="000000" w:themeColor="text1"/>
           <w:lang w:val="en-US"/>
         </w:rPr>
-        <w:t>We discussed the current challenges and solutions CQUAL can provide</w:t>
-      </w:r>
-      <w:proofErr w:type="gramStart"/>
-      <w:r>
-        <w:rPr>
-          <w:rFonts w:ascii="Times New Roman" w:hAnsi="Times New Roman" w:cs="Times New Roman"/>
-          <w:color w:val="000000" w:themeColor="text1"/>
-          <w:lang w:val="en-US"/>
-        </w:rPr>
-        <w:t>, based</w:t>
-      </w:r>
-      <w:proofErr w:type="gramEnd"/>
-      <w:r>
-        <w:rPr>
-          <w:rFonts w:ascii="Times New Roman" w:hAnsi="Times New Roman" w:cs="Times New Roman"/>
-          <w:color w:val="000000" w:themeColor="text1"/>
-          <w:lang w:val="en-US"/>
-        </w:rPr>
-        <w:t xml:space="preserve"> on our brief discussions, please find attached a Preliminary Business Proposal for the required changeover at </w:t>
+        <w:t xml:space="preserve">We discussed the current challenges and solutions CQUAL can provide, based on our brief discussions, please find attached a Preliminary Business Proposal for the required changeover at </w:t>
       </w:r>
       <w:r>
         <w:rPr>
@@ -542,18 +522,8 @@
           <w:b/>
           <w:bCs/>
         </w:rPr>
-        <w:t>{{ORG_</w:t>
-      </w:r>
-      <w:proofErr w:type="gramStart"/>
-      <w:r>
-        <w:rPr>
-          <w:rFonts w:ascii="Times New Roman" w:hAnsi="Times New Roman" w:cs="Times New Roman"/>
-          <w:b/>
-          <w:bCs/>
-        </w:rPr>
-        <w:t>NAME}}.</w:t>
-      </w:r>
-      <w:proofErr w:type="gramEnd"/>
+        <w:t>{{ORG_NAME}}.</w:t>
+      </w:r>
     </w:p>
     <w:p>
       <w:pPr>
@@ -625,7 +595,23 @@
           <w:b/>
           <w:bCs/>
         </w:rPr>
-        <w:t>{{MODULE_LIST}}</w:t>
+        <w:t>{{</w:t>
+      </w:r>
+      <w:r>
+        <w:rPr>
+          <w:rFonts w:ascii="Times New Roman" w:hAnsi="Times New Roman" w:cs="Times New Roman"/>
+          <w:b/>
+          <w:bCs/>
+        </w:rPr>
+        <w:t>M_</w:t>
+      </w:r>
+      <w:r>
+        <w:rPr>
+          <w:rFonts w:ascii="Times New Roman" w:hAnsi="Times New Roman" w:cs="Times New Roman"/>
+          <w:b/>
+          <w:bCs/>
+        </w:rPr>
+        <w:t>LIST}}</w:t>
       </w:r>
       <w:r>
         <w:rPr>
@@ -761,7 +747,23 @@
           <w:b/>
           <w:bCs/>
         </w:rPr>
-        <w:t>{{MODULE_LIST}}</w:t>
+        <w:t>{{</w:t>
+      </w:r>
+      <w:r>
+        <w:rPr>
+          <w:rFonts w:ascii="Times New Roman" w:hAnsi="Times New Roman" w:cs="Times New Roman"/>
+          <w:b/>
+          <w:bCs/>
+        </w:rPr>
+        <w:t>M_</w:t>
+      </w:r>
+      <w:r>
+        <w:rPr>
+          <w:rFonts w:ascii="Times New Roman" w:hAnsi="Times New Roman" w:cs="Times New Roman"/>
+          <w:b/>
+          <w:bCs/>
+        </w:rPr>
+        <w:t>LIST}}</w:t>
       </w:r>
     </w:p>
     <w:p>
@@ -956,285 +958,180 @@
         </w:rPr>
         <w:lastRenderedPageBreak/>
         <w:t>Scope:</w:t>
-      </w:r>
-    </w:p>
-    <w:tbl>
-      <w:tblPr>
-        <w:tblW w:w="9995" w:type="dxa"/>
-        <w:tblBorders>
-          <w:top w:val="single" w:sz="4" w:space="0" w:color="auto"/>
-          <w:left w:val="single" w:sz="4" w:space="0" w:color="auto"/>
-          <w:bottom w:val="single" w:sz="4" w:space="0" w:color="auto"/>
-          <w:right w:val="single" w:sz="4" w:space="0" w:color="auto"/>
-          <w:insideH w:val="single" w:sz="4" w:space="0" w:color="auto"/>
-          <w:insideV w:val="single" w:sz="4" w:space="0" w:color="auto"/>
-        </w:tblBorders>
-        <w:tblCellMar>
-          <w:left w:w="10" w:type="dxa"/>
-          <w:right w:w="10" w:type="dxa"/>
-        </w:tblCellMar>
-        <w:tblLook w:val="04A0" w:firstRow="1" w:lastRow="0" w:firstColumn="1" w:lastColumn="0" w:noHBand="0" w:noVBand="1"/>
-      </w:tblPr>
-      <w:tblGrid>
-        <w:gridCol w:w="1733"/>
-        <w:gridCol w:w="6345"/>
-        <w:gridCol w:w="1917"/>
-      </w:tblGrid>
-      <w:tr>
-        <w:trPr>
-          <w:trHeight w:val="22"/>
-          <w:tblHeader/>
-        </w:trPr>
-        <w:tc>
-          <w:tcPr>
-            <w:tcW w:w="1733" w:type="dxa"/>
-            <w:shd w:val="clear" w:color="auto" w:fill="FFFFFF" w:themeFill="background1"/>
-            <w:tcMar>
-              <w:top w:w="80" w:type="dxa"/>
-              <w:left w:w="120" w:type="dxa"/>
-              <w:bottom w:w="80" w:type="dxa"/>
-              <w:right w:w="120" w:type="dxa"/>
-            </w:tcMar>
-            <w:vAlign w:val="center"/>
-          </w:tcPr>
-          <w:p>
-            <w:pPr>
-              <w:rPr>
-                <w:rFonts w:ascii="Times New Roman" w:hAnsi="Times New Roman" w:cs="Times New Roman"/>
-                <w:b/>
-                <w:bCs/>
-                <w:color w:val="000000" w:themeColor="text1"/>
-              </w:rPr>
-            </w:pPr>
-            <w:r>
-              <w:rPr>
-                <w:rFonts w:ascii="Times New Roman" w:hAnsi="Times New Roman" w:cs="Times New Roman"/>
-                <w:b/>
-                <w:bCs/>
-                <w:color w:val="000000" w:themeColor="text1"/>
-              </w:rPr>
-              <w:t>Pillar</w:t>
-            </w:r>
-          </w:p>
-        </w:tc>
-        <w:tc>
-          <w:tcPr>
-            <w:tcW w:w="6345" w:type="dxa"/>
-            <w:tcBorders>
-              <w:bottom w:val="single" w:sz="4" w:space="0" w:color="auto"/>
-            </w:tcBorders>
-            <w:shd w:val="clear" w:color="auto" w:fill="FFFFFF" w:themeFill="background1"/>
-            <w:tcMar>
-              <w:top w:w="80" w:type="dxa"/>
-              <w:left w:w="120" w:type="dxa"/>
-              <w:bottom w:w="80" w:type="dxa"/>
-              <w:right w:w="120" w:type="dxa"/>
-            </w:tcMar>
-            <w:vAlign w:val="center"/>
-          </w:tcPr>
-          <w:p>
-            <w:pPr>
-              <w:rPr>
-                <w:rFonts w:ascii="Times New Roman" w:hAnsi="Times New Roman" w:cs="Times New Roman"/>
-                <w:b/>
-                <w:bCs/>
-                <w:color w:val="000000" w:themeColor="text1"/>
-              </w:rPr>
-            </w:pPr>
-            <w:r>
-              <w:rPr>
-                <w:rFonts w:ascii="Times New Roman" w:hAnsi="Times New Roman" w:cs="Times New Roman"/>
-                <w:b/>
-                <w:bCs/>
-                <w:color w:val="000000" w:themeColor="text1"/>
-              </w:rPr>
-              <w:t>Module</w:t>
-            </w:r>
-          </w:p>
-        </w:tc>
-        <w:tc>
-          <w:tcPr>
-            <w:tcW w:w="1917" w:type="dxa"/>
-            <w:shd w:val="clear" w:color="auto" w:fill="FFFFFF" w:themeFill="background1"/>
-            <w:tcMar>
-              <w:top w:w="80" w:type="dxa"/>
-              <w:left w:w="120" w:type="dxa"/>
-              <w:bottom w:w="80" w:type="dxa"/>
-              <w:right w:w="120" w:type="dxa"/>
-            </w:tcMar>
-            <w:vAlign w:val="center"/>
-          </w:tcPr>
-          <w:p>
-            <w:pPr>
-              <w:rPr>
-                <w:rFonts w:ascii="Times New Roman" w:hAnsi="Times New Roman" w:cs="Times New Roman"/>
-                <w:b/>
-                <w:bCs/>
-                <w:color w:val="000000" w:themeColor="text1"/>
-              </w:rPr>
-            </w:pPr>
-            <w:r>
-              <w:rPr>
-                <w:rFonts w:ascii="Times New Roman" w:hAnsi="Times New Roman" w:cs="Times New Roman"/>
-                <w:b/>
-                <w:bCs/>
-              </w:rPr>
-              <w:t>Required</w:t>
-            </w:r>
-          </w:p>
-        </w:tc>
-      </w:tr>
-      <w:tr>
-        <w:trPr>
-          <w:trHeight w:val="22"/>
-          <w:tblHeader/>
-        </w:trPr>
-        <w:tc>
-          <w:tcPr>
-            <w:tcW w:w="1733" w:type="dxa"/>
-            <w:shd w:val="clear" w:color="auto" w:fill="FFFFFF" w:themeFill="background1"/>
-            <w:tcMar>
-              <w:top w:w="80" w:type="dxa"/>
-              <w:left w:w="120" w:type="dxa"/>
-              <w:bottom w:w="80" w:type="dxa"/>
-              <w:right w:w="120" w:type="dxa"/>
-            </w:tcMar>
-            <w:vAlign w:val="center"/>
-          </w:tcPr>
-          <w:p>
-            <w:pPr>
-              <w:rPr>
-                <w:rFonts w:ascii="Times New Roman" w:hAnsi="Times New Roman" w:cs="Times New Roman"/>
-                <w:color w:val="FFFFFF"/>
-              </w:rPr>
-            </w:pPr>
-            <w:r>
-              <w:rPr>
-                <w:rFonts w:ascii="Times New Roman" w:hAnsi="Times New Roman" w:cs="Times New Roman"/>
-              </w:rPr>
-              <w:t>{{PILLAR}}</w:t>
-            </w:r>
-          </w:p>
-        </w:tc>
-        <w:tc>
-          <w:tcPr>
-            <w:tcW w:w="6345" w:type="dxa"/>
-            <w:tcBorders>
-              <w:bottom w:val="single" w:sz="4" w:space="0" w:color="auto"/>
-            </w:tcBorders>
-            <w:shd w:val="clear" w:color="auto" w:fill="FFFFFF" w:themeFill="background1"/>
-            <w:tcMar>
-              <w:top w:w="80" w:type="dxa"/>
-              <w:left w:w="120" w:type="dxa"/>
-              <w:bottom w:w="80" w:type="dxa"/>
-              <w:right w:w="120" w:type="dxa"/>
-            </w:tcMar>
-            <w:vAlign w:val="center"/>
-          </w:tcPr>
-          <w:p>
-            <w:pPr>
-              <w:rPr>
-                <w:rFonts w:ascii="Times New Roman" w:hAnsi="Times New Roman" w:cs="Times New Roman"/>
-                <w:color w:val="FFFFFF"/>
-              </w:rPr>
-            </w:pPr>
-            <w:r>
-              <w:rPr>
-                <w:rFonts w:ascii="Times New Roman" w:hAnsi="Times New Roman" w:cs="Times New Roman"/>
-              </w:rPr>
-              <w:t>{{MODULE}}</w:t>
-            </w:r>
-          </w:p>
-        </w:tc>
-        <w:tc>
-          <w:tcPr>
-            <w:tcW w:w="1917" w:type="dxa"/>
-            <w:shd w:val="clear" w:color="auto" w:fill="FFFFFF" w:themeFill="background1"/>
-            <w:tcMar>
-              <w:top w:w="80" w:type="dxa"/>
-              <w:left w:w="120" w:type="dxa"/>
-              <w:bottom w:w="80" w:type="dxa"/>
-              <w:right w:w="120" w:type="dxa"/>
-            </w:tcMar>
-            <w:vAlign w:val="center"/>
-          </w:tcPr>
-          <w:p>
-            <w:pPr>
-              <w:rPr>
-                <w:rFonts w:ascii="Times New Roman" w:hAnsi="Times New Roman" w:cs="Times New Roman"/>
-                <w:color w:val="FFFFFF"/>
-              </w:rPr>
-            </w:pPr>
-            <w:r>
-              <w:rPr>
-                <w:rFonts w:ascii="Times New Roman" w:hAnsi="Times New Roman" w:cs="Times New Roman"/>
-              </w:rPr>
-              <w:t>{{SELECTED}}</w:t>
-            </w:r>
-          </w:p>
-        </w:tc>
-      </w:tr>
-    </w:tbl>
-    <w:p>
-      <w:pPr>
-        <w:spacing w:after="200"/>
-        <w:rPr>
-          <w:rFonts w:ascii="Times New Roman" w:hAnsi="Times New Roman" w:cs="Times New Roman"/>
-        </w:rPr>
-      </w:pPr>
-    </w:p>
-    <w:p>
-      <w:pPr>
-        <w:spacing w:after="200"/>
-        <w:rPr>
-          <w:rFonts w:ascii="Times New Roman" w:hAnsi="Times New Roman" w:cs="Times New Roman"/>
-          <w:b/>
-          <w:bCs/>
-        </w:rPr>
-      </w:pPr>
-      <w:r>
-        <w:rPr>
-          <w:rFonts w:ascii="Times New Roman" w:hAnsi="Times New Roman" w:cs="Times New Roman"/>
-          <w:b/>
-          <w:bCs/>
-        </w:rPr>
-        <w:t>Additional Scope:</w:t>
       </w:r>
     </w:p>
     <w:tbl>
       <w:tblPr>
         <w:tblStyle w:val="TableGrid0"/>
-        <w:tblW w:w="10143" w:type="dxa"/>
-        <w:tblInd w:w="-5" w:type="dxa"/>
+        <w:tblW w:w="10060" w:type="dxa"/>
+        <w:tblLook w:val="04A0" w:firstRow="1" w:lastRow="0" w:firstColumn="1" w:lastColumn="0" w:noHBand="0" w:noVBand="1"/>
+      </w:tblPr>
+      <w:tblGrid>
+        <w:gridCol w:w="1838"/>
+        <w:gridCol w:w="6237"/>
+        <w:gridCol w:w="1985"/>
+      </w:tblGrid>
+      <w:tr>
+        <w:tc>
+          <w:tcPr>
+            <w:tcW w:w="1838" w:type="dxa"/>
+          </w:tcPr>
+          <w:p>
+            <w:r>
+              <w:rPr>
+                <w:rFonts w:ascii="Times New Roman" w:hAnsi="Times New Roman" w:cs="Times New Roman"/>
+                <w:b/>
+                <w:bCs/>
+                <w:color w:val="000000" w:themeColor="text1"/>
+              </w:rPr>
+              <w:t>Pillar</w:t>
+            </w:r>
+          </w:p>
+        </w:tc>
+        <w:tc>
+          <w:tcPr>
+            <w:tcW w:w="6237" w:type="dxa"/>
+          </w:tcPr>
+          <w:p>
+            <w:r>
+              <w:rPr>
+                <w:rFonts w:ascii="Times New Roman" w:hAnsi="Times New Roman" w:cs="Times New Roman"/>
+                <w:b/>
+                <w:bCs/>
+                <w:color w:val="000000" w:themeColor="text1"/>
+              </w:rPr>
+              <w:t>Module</w:t>
+            </w:r>
+          </w:p>
+        </w:tc>
+        <w:tc>
+          <w:tcPr>
+            <w:tcW w:w="1985" w:type="dxa"/>
+          </w:tcPr>
+          <w:p>
+            <w:r>
+              <w:rPr>
+                <w:rFonts w:ascii="Times New Roman" w:hAnsi="Times New Roman" w:cs="Times New Roman"/>
+                <w:b/>
+                <w:bCs/>
+              </w:rPr>
+              <w:t>Required</w:t>
+            </w:r>
+          </w:p>
+        </w:tc>
+      </w:tr>
+      <w:tr>
+        <w:tc>
+          <w:tcPr>
+            <w:tcW w:w="1838" w:type="dxa"/>
+          </w:tcPr>
+          <w:p>
+            <w:r>
+              <w:rPr>
+                <w:rFonts w:ascii="Times New Roman" w:hAnsi="Times New Roman" w:cs="Times New Roman"/>
+              </w:rPr>
+              <w:t>{{PILLAR}}</w:t>
+            </w:r>
+          </w:p>
+        </w:tc>
+        <w:tc>
+          <w:tcPr>
+            <w:tcW w:w="6237" w:type="dxa"/>
+          </w:tcPr>
+          <w:p>
+            <w:r>
+              <w:rPr>
+                <w:rFonts w:ascii="Times New Roman" w:hAnsi="Times New Roman" w:cs="Times New Roman"/>
+              </w:rPr>
+              <w:t>{{MODULE}}</w:t>
+            </w:r>
+          </w:p>
+        </w:tc>
+        <w:tc>
+          <w:tcPr>
+            <w:tcW w:w="1985" w:type="dxa"/>
+          </w:tcPr>
+          <w:p>
+            <w:r>
+              <w:rPr>
+                <w:rFonts w:ascii="Times New Roman" w:hAnsi="Times New Roman" w:cs="Times New Roman"/>
+              </w:rPr>
+              <w:t>{{SELECTED}}</w:t>
+            </w:r>
+          </w:p>
+        </w:tc>
+      </w:tr>
+    </w:tbl>
+    <w:p>
+      <w:pPr>
+        <w:spacing w:after="200"/>
+        <w:rPr>
+          <w:rFonts w:ascii="Times New Roman" w:hAnsi="Times New Roman" w:cs="Times New Roman"/>
+        </w:rPr>
+      </w:pPr>
+    </w:p>
+    <w:p>
+      <w:pPr>
+        <w:spacing w:after="200"/>
+        <w:rPr>
+          <w:rFonts w:ascii="Times New Roman" w:hAnsi="Times New Roman" w:cs="Times New Roman"/>
+          <w:b/>
+          <w:bCs/>
+        </w:rPr>
+      </w:pPr>
+      <w:r>
+        <w:rPr>
+          <w:rFonts w:ascii="Times New Roman" w:hAnsi="Times New Roman" w:cs="Times New Roman"/>
+          <w:b/>
+          <w:bCs/>
+        </w:rPr>
+        <w:t>Additional Scope:</w:t>
+      </w:r>
+    </w:p>
+    <w:tbl>
+      <w:tblPr>
+        <w:tblStyle w:val="TableGrid0"/>
+        <w:tblW w:w="10207" w:type="dxa"/>
+        <w:tblInd w:w="-147" w:type="dxa"/>
+        <w:tblBorders>
+          <w:bottom w:val="single" w:sz="2" w:space="0" w:color="auto"/>
+        </w:tblBorders>
         <w:tblLayout w:type="fixed"/>
         <w:tblLook w:val="04A0" w:firstRow="1" w:lastRow="0" w:firstColumn="1" w:lastColumn="0" w:noHBand="0" w:noVBand="1"/>
       </w:tblPr>
       <w:tblGrid>
-        <w:gridCol w:w="1858"/>
-        <w:gridCol w:w="2288"/>
-        <w:gridCol w:w="1858"/>
-        <w:gridCol w:w="1286"/>
-        <w:gridCol w:w="1429"/>
-        <w:gridCol w:w="1424"/>
+        <w:gridCol w:w="1598"/>
+        <w:gridCol w:w="1805"/>
+        <w:gridCol w:w="1842"/>
+        <w:gridCol w:w="1701"/>
+        <w:gridCol w:w="1701"/>
+        <w:gridCol w:w="1560"/>
       </w:tblGrid>
       <w:tr>
         <w:trPr>
-          <w:trHeight w:val="166"/>
+          <w:trHeight w:val="284"/>
         </w:trPr>
         <w:tc>
           <w:tcPr>
-            <w:tcW w:w="1858" w:type="dxa"/>
-          </w:tcPr>
-          <w:p>
-            <w:pPr>
-              <w:spacing w:line="276" w:lineRule="auto"/>
+            <w:tcW w:w="1598" w:type="dxa"/>
+          </w:tcPr>
+          <w:p>
+            <w:r>
               <w:rPr>
                 <w:rFonts w:ascii="Times New Roman" w:hAnsi="Times New Roman" w:cs="Times New Roman"/>
                 <w:b/>
                 <w:bCs/>
                 <w:color w:val="000000" w:themeColor="text1"/>
               </w:rPr>
-            </w:pPr>
+              <w:t>Requirements</w:t>
+            </w:r>
+          </w:p>
+        </w:tc>
+        <w:tc>
+          <w:tcPr>
+            <w:tcW w:w="1805" w:type="dxa"/>
+          </w:tcPr>
+          <w:p>
             <w:r>
               <w:rPr>
                 <w:rFonts w:ascii="Times New Roman" w:hAnsi="Times New Roman" w:cs="Times New Roman"/>
@@ -1242,24 +1139,31 @@
                 <w:bCs/>
                 <w:color w:val="000000" w:themeColor="text1"/>
               </w:rPr>
-              <w:t>Requirements</w:t>
-            </w:r>
-          </w:p>
-        </w:tc>
-        <w:tc>
-          <w:tcPr>
-            <w:tcW w:w="2288" w:type="dxa"/>
-          </w:tcPr>
-          <w:p>
-            <w:pPr>
-              <w:spacing w:line="276" w:lineRule="auto"/>
+              <w:t>Module</w:t>
+            </w:r>
+          </w:p>
+        </w:tc>
+        <w:tc>
+          <w:tcPr>
+            <w:tcW w:w="1842" w:type="dxa"/>
+          </w:tcPr>
+          <w:p>
+            <w:r>
               <w:rPr>
                 <w:rFonts w:ascii="Times New Roman" w:hAnsi="Times New Roman" w:cs="Times New Roman"/>
                 <w:b/>
                 <w:bCs/>
                 <w:color w:val="000000" w:themeColor="text1"/>
               </w:rPr>
-            </w:pPr>
+              <w:t>No. of Man Power</w:t>
+            </w:r>
+          </w:p>
+        </w:tc>
+        <w:tc>
+          <w:tcPr>
+            <w:tcW w:w="1701" w:type="dxa"/>
+          </w:tcPr>
+          <w:p>
             <w:r>
               <w:rPr>
                 <w:rFonts w:ascii="Times New Roman" w:hAnsi="Times New Roman" w:cs="Times New Roman"/>
@@ -1267,24 +1171,31 @@
                 <w:bCs/>
                 <w:color w:val="000000" w:themeColor="text1"/>
               </w:rPr>
-              <w:t>Module</w:t>
-            </w:r>
-          </w:p>
-        </w:tc>
-        <w:tc>
-          <w:tcPr>
-            <w:tcW w:w="1858" w:type="dxa"/>
-          </w:tcPr>
-          <w:p>
-            <w:pPr>
-              <w:spacing w:line="276" w:lineRule="auto"/>
+              <w:t>No. of Days</w:t>
+            </w:r>
+          </w:p>
+        </w:tc>
+        <w:tc>
+          <w:tcPr>
+            <w:tcW w:w="1701" w:type="dxa"/>
+          </w:tcPr>
+          <w:p>
+            <w:r>
               <w:rPr>
                 <w:rFonts w:ascii="Times New Roman" w:hAnsi="Times New Roman" w:cs="Times New Roman"/>
                 <w:b/>
                 <w:bCs/>
                 <w:color w:val="000000" w:themeColor="text1"/>
               </w:rPr>
-            </w:pPr>
+              <w:t>Rate</w:t>
+            </w:r>
+          </w:p>
+        </w:tc>
+        <w:tc>
+          <w:tcPr>
+            <w:tcW w:w="1560" w:type="dxa"/>
+          </w:tcPr>
+          <w:p>
             <w:r>
               <w:rPr>
                 <w:rFonts w:ascii="Times New Roman" w:hAnsi="Times New Roman" w:cs="Times New Roman"/>
@@ -1292,81 +1203,6 @@
                 <w:bCs/>
                 <w:color w:val="000000" w:themeColor="text1"/>
               </w:rPr>
-              <w:t>No. of Man Power</w:t>
-            </w:r>
-          </w:p>
-        </w:tc>
-        <w:tc>
-          <w:tcPr>
-            <w:tcW w:w="1286" w:type="dxa"/>
-          </w:tcPr>
-          <w:p>
-            <w:pPr>
-              <w:spacing w:line="276" w:lineRule="auto"/>
-              <w:rPr>
-                <w:rFonts w:ascii="Times New Roman" w:hAnsi="Times New Roman" w:cs="Times New Roman"/>
-                <w:b/>
-                <w:bCs/>
-                <w:color w:val="000000" w:themeColor="text1"/>
-              </w:rPr>
-            </w:pPr>
-            <w:r>
-              <w:rPr>
-                <w:rFonts w:ascii="Times New Roman" w:hAnsi="Times New Roman" w:cs="Times New Roman"/>
-                <w:b/>
-                <w:bCs/>
-                <w:color w:val="000000" w:themeColor="text1"/>
-              </w:rPr>
-              <w:t>No. of Days</w:t>
-            </w:r>
-          </w:p>
-        </w:tc>
-        <w:tc>
-          <w:tcPr>
-            <w:tcW w:w="1429" w:type="dxa"/>
-          </w:tcPr>
-          <w:p>
-            <w:pPr>
-              <w:spacing w:line="276" w:lineRule="auto"/>
-              <w:rPr>
-                <w:rFonts w:ascii="Times New Roman" w:hAnsi="Times New Roman" w:cs="Times New Roman"/>
-                <w:b/>
-                <w:bCs/>
-                <w:color w:val="000000" w:themeColor="text1"/>
-              </w:rPr>
-            </w:pPr>
-            <w:r>
-              <w:rPr>
-                <w:rFonts w:ascii="Times New Roman" w:hAnsi="Times New Roman" w:cs="Times New Roman"/>
-                <w:b/>
-                <w:bCs/>
-                <w:color w:val="000000" w:themeColor="text1"/>
-              </w:rPr>
-              <w:t>Rate</w:t>
-            </w:r>
-          </w:p>
-        </w:tc>
-        <w:tc>
-          <w:tcPr>
-            <w:tcW w:w="1424" w:type="dxa"/>
-          </w:tcPr>
-          <w:p>
-            <w:pPr>
-              <w:spacing w:line="276" w:lineRule="auto"/>
-              <w:rPr>
-                <w:rFonts w:ascii="Times New Roman" w:hAnsi="Times New Roman" w:cs="Times New Roman"/>
-                <w:b/>
-                <w:bCs/>
-                <w:color w:val="000000" w:themeColor="text1"/>
-              </w:rPr>
-            </w:pPr>
-            <w:r>
-              <w:rPr>
-                <w:rFonts w:ascii="Times New Roman" w:hAnsi="Times New Roman" w:cs="Times New Roman"/>
-                <w:b/>
-                <w:bCs/>
-                <w:color w:val="000000" w:themeColor="text1"/>
-              </w:rPr>
               <w:t>Amount</w:t>
             </w:r>
           </w:p>
@@ -1374,155 +1210,89 @@
       </w:tr>
       <w:tr>
         <w:trPr>
-          <w:trHeight w:val="512"/>
+          <w:trHeight w:val="370"/>
         </w:trPr>
         <w:tc>
           <w:tcPr>
-            <w:tcW w:w="1858" w:type="dxa"/>
-          </w:tcPr>
-          <w:p>
-            <w:pPr>
-              <w:spacing w:before="240" w:after="240"/>
+            <w:tcW w:w="1598" w:type="dxa"/>
+          </w:tcPr>
+          <w:p>
+            <w:r>
               <w:rPr>
                 <w:rFonts w:ascii="Times New Roman" w:hAnsi="Times New Roman" w:cs="Times New Roman"/>
                 <w:color w:val="000000" w:themeColor="text1"/>
-                <w:sz w:val="18"/>
-                <w:szCs w:val="18"/>
-              </w:rPr>
-            </w:pPr>
+              </w:rPr>
+              <w:t>{{A_S_REQ}}</w:t>
+            </w:r>
+          </w:p>
+        </w:tc>
+        <w:tc>
+          <w:tcPr>
+            <w:tcW w:w="1805" w:type="dxa"/>
+          </w:tcPr>
+          <w:p>
             <w:r>
               <w:rPr>
                 <w:rFonts w:ascii="Times New Roman" w:hAnsi="Times New Roman" w:cs="Times New Roman"/>
                 <w:color w:val="000000" w:themeColor="text1"/>
-                <w:sz w:val="18"/>
-                <w:szCs w:val="18"/>
-              </w:rPr>
-              <w:t>{{ADD_SCOPE_REQUIREMENT}}</w:t>
-            </w:r>
-          </w:p>
-        </w:tc>
-        <w:tc>
-          <w:tcPr>
-            <w:tcW w:w="2288" w:type="dxa"/>
-          </w:tcPr>
-          <w:p>
-            <w:pPr>
-              <w:spacing w:before="240" w:after="240"/>
+              </w:rPr>
+              <w:t>{{A_S_MOD}}</w:t>
+            </w:r>
+          </w:p>
+        </w:tc>
+        <w:tc>
+          <w:tcPr>
+            <w:tcW w:w="1842" w:type="dxa"/>
+          </w:tcPr>
+          <w:p>
+            <w:r>
               <w:rPr>
                 <w:rFonts w:ascii="Times New Roman" w:hAnsi="Times New Roman" w:cs="Times New Roman"/>
                 <w:color w:val="000000" w:themeColor="text1"/>
-                <w:sz w:val="18"/>
-                <w:szCs w:val="18"/>
-              </w:rPr>
-            </w:pPr>
+              </w:rPr>
+              <w:t>{{A_S_MP}}</w:t>
+            </w:r>
+          </w:p>
+        </w:tc>
+        <w:tc>
+          <w:tcPr>
+            <w:tcW w:w="1701" w:type="dxa"/>
+          </w:tcPr>
+          <w:p>
             <w:r>
               <w:rPr>
                 <w:rFonts w:ascii="Times New Roman" w:hAnsi="Times New Roman" w:cs="Times New Roman"/>
                 <w:color w:val="000000" w:themeColor="text1"/>
-                <w:sz w:val="18"/>
-                <w:szCs w:val="18"/>
-              </w:rPr>
-              <w:t>{{ADD_SCOPE_MODULE}}</w:t>
-            </w:r>
-          </w:p>
-        </w:tc>
-        <w:tc>
-          <w:tcPr>
-            <w:tcW w:w="1858" w:type="dxa"/>
-          </w:tcPr>
-          <w:p>
-            <w:pPr>
-              <w:spacing w:before="240" w:after="240"/>
+              </w:rPr>
+              <w:t>{{A_S_DAYS}}</w:t>
+            </w:r>
+          </w:p>
+        </w:tc>
+        <w:tc>
+          <w:tcPr>
+            <w:tcW w:w="1701" w:type="dxa"/>
+          </w:tcPr>
+          <w:p>
+            <w:r>
               <w:rPr>
                 <w:rFonts w:ascii="Times New Roman" w:hAnsi="Times New Roman" w:cs="Times New Roman"/>
                 <w:color w:val="000000" w:themeColor="text1"/>
-                <w:sz w:val="18"/>
-                <w:szCs w:val="18"/>
-              </w:rPr>
-            </w:pPr>
+              </w:rPr>
+              <w:t>{{A_S_RATE}}</w:t>
+            </w:r>
+          </w:p>
+        </w:tc>
+        <w:tc>
+          <w:tcPr>
+            <w:tcW w:w="1560" w:type="dxa"/>
+          </w:tcPr>
+          <w:p>
             <w:r>
               <w:rPr>
                 <w:rFonts w:ascii="Times New Roman" w:hAnsi="Times New Roman" w:cs="Times New Roman"/>
                 <w:color w:val="000000" w:themeColor="text1"/>
-                <w:sz w:val="18"/>
-                <w:szCs w:val="18"/>
-              </w:rPr>
-              <w:t>{{ADD_SCOPE_MANPOWER}}</w:t>
-            </w:r>
-          </w:p>
-        </w:tc>
-        <w:tc>
-          <w:tcPr>
-            <w:tcW w:w="1286" w:type="dxa"/>
-          </w:tcPr>
-          <w:p>
-            <w:pPr>
-              <w:spacing w:before="240" w:after="240"/>
-              <w:rPr>
-                <w:rFonts w:ascii="Times New Roman" w:hAnsi="Times New Roman" w:cs="Times New Roman"/>
-                <w:color w:val="000000" w:themeColor="text1"/>
-                <w:sz w:val="18"/>
-                <w:szCs w:val="18"/>
-              </w:rPr>
-            </w:pPr>
-            <w:r>
-              <w:rPr>
-                <w:rFonts w:ascii="Times New Roman" w:hAnsi="Times New Roman" w:cs="Times New Roman"/>
-                <w:color w:val="000000" w:themeColor="text1"/>
-                <w:sz w:val="18"/>
-                <w:szCs w:val="18"/>
-              </w:rPr>
-              <w:t>{{ADD_SCOPE_DAYS}}</w:t>
-            </w:r>
-          </w:p>
-        </w:tc>
-        <w:tc>
-          <w:tcPr>
-            <w:tcW w:w="1429" w:type="dxa"/>
-          </w:tcPr>
-          <w:p>
-            <w:pPr>
-              <w:spacing w:before="240" w:after="240"/>
-              <w:rPr>
-                <w:rFonts w:ascii="Times New Roman" w:hAnsi="Times New Roman" w:cs="Times New Roman"/>
-                <w:color w:val="000000" w:themeColor="text1"/>
-                <w:sz w:val="18"/>
-                <w:szCs w:val="18"/>
-              </w:rPr>
-            </w:pPr>
-            <w:r>
-              <w:rPr>
-                <w:rFonts w:ascii="Times New Roman" w:hAnsi="Times New Roman" w:cs="Times New Roman"/>
-                <w:color w:val="000000" w:themeColor="text1"/>
-                <w:sz w:val="18"/>
-                <w:szCs w:val="18"/>
-              </w:rPr>
-              <w:t>{{ADD_SCOPE_RATE}}</w:t>
-            </w:r>
-          </w:p>
-        </w:tc>
-        <w:tc>
-          <w:tcPr>
-            <w:tcW w:w="1424" w:type="dxa"/>
-          </w:tcPr>
-          <w:p>
-            <w:pPr>
-              <w:spacing w:before="240" w:after="240"/>
-              <w:rPr>
-                <w:rFonts w:ascii="Times New Roman" w:hAnsi="Times New Roman" w:cs="Times New Roman"/>
-                <w:color w:val="000000" w:themeColor="text1"/>
-                <w:sz w:val="18"/>
-                <w:szCs w:val="18"/>
-              </w:rPr>
-            </w:pPr>
-            <w:r>
-              <w:rPr>
-                <w:rFonts w:ascii="Times New Roman" w:hAnsi="Times New Roman" w:cs="Times New Roman"/>
-                <w:color w:val="000000" w:themeColor="text1"/>
-                <w:sz w:val="18"/>
-                <w:szCs w:val="18"/>
-              </w:rPr>
-              <w:t>{{ADD_SCOPE_AMOUNT}}</w:t>
+              </w:rPr>
+              <w:t>{{A_S_AMT}}</w:t>
             </w:r>
           </w:p>
         </w:tc>
@@ -1568,7 +1338,19 @@
         <w:rPr>
           <w:rFonts w:ascii="Times New Roman" w:hAnsi="Times New Roman" w:cs="Times New Roman"/>
         </w:rPr>
-        <w:t>{{MODULE_LIST}}</w:t>
+        <w:t>{{</w:t>
+      </w:r>
+      <w:r>
+        <w:rPr>
+          <w:rFonts w:ascii="Times New Roman" w:hAnsi="Times New Roman" w:cs="Times New Roman"/>
+        </w:rPr>
+        <w:t>M_</w:t>
+      </w:r>
+      <w:r>
+        <w:rPr>
+          <w:rFonts w:ascii="Times New Roman" w:hAnsi="Times New Roman" w:cs="Times New Roman"/>
+        </w:rPr>
+        <w:t>LIST}}</w:t>
       </w:r>
     </w:p>
     <w:tbl>
@@ -1591,9 +1373,9 @@
         <w:tblLook w:val="04A0" w:firstRow="1" w:lastRow="0" w:firstColumn="1" w:lastColumn="0" w:noHBand="0" w:noVBand="1"/>
       </w:tblPr>
       <w:tblGrid>
-        <w:gridCol w:w="846"/>
-        <w:gridCol w:w="6289"/>
-        <w:gridCol w:w="2925"/>
+        <w:gridCol w:w="842"/>
+        <w:gridCol w:w="6883"/>
+        <w:gridCol w:w="2335"/>
       </w:tblGrid>
       <w:tr>
         <w:trPr>
@@ -1634,7 +1416,7 @@
         </w:tc>
         <w:tc>
           <w:tcPr>
-            <w:tcW w:w="6289" w:type="dxa"/>
+            <w:tcW w:w="6946" w:type="dxa"/>
             <w:tcMar>
               <w:top w:w="80" w:type="dxa"/>
               <w:left w:w="120" w:type="dxa"/>
@@ -1666,7 +1448,7 @@
         </w:tc>
         <w:tc>
           <w:tcPr>
-            <w:tcW w:w="2925" w:type="dxa"/>
+            <w:tcW w:w="2268" w:type="dxa"/>
             <w:tcMar>
               <w:top w:w="80" w:type="dxa"/>
               <w:left w:w="120" w:type="dxa"/>
@@ -1745,7 +1527,7 @@
         </w:tc>
         <w:tc>
           <w:tcPr>
-            <w:tcW w:w="6289" w:type="dxa"/>
+            <w:tcW w:w="6946" w:type="dxa"/>
             <w:tcMar>
               <w:top w:w="80" w:type="dxa"/>
               <w:left w:w="120" w:type="dxa"/>
@@ -1775,7 +1557,13 @@
               <w:rPr>
                 <w:rFonts w:ascii="Times New Roman" w:hAnsi="Times New Roman" w:cs="Times New Roman"/>
               </w:rPr>
-              <w:t>{MODULE_</w:t>
+              <w:t>{</w:t>
+            </w:r>
+            <w:r>
+              <w:rPr>
+                <w:rFonts w:ascii="Times New Roman" w:hAnsi="Times New Roman" w:cs="Times New Roman"/>
+              </w:rPr>
+              <w:t>M_</w:t>
             </w:r>
             <w:r>
               <w:rPr>
@@ -1830,7 +1618,7 @@
         </w:tc>
         <w:tc>
           <w:tcPr>
-            <w:tcW w:w="2925" w:type="dxa"/>
+            <w:tcW w:w="2268" w:type="dxa"/>
             <w:tcMar>
               <w:top w:w="80" w:type="dxa"/>
               <w:left w:w="120" w:type="dxa"/>
@@ -1848,7 +1636,19 @@
               <w:rPr>
                 <w:rFonts w:ascii="Times New Roman" w:hAnsi="Times New Roman" w:cs="Times New Roman"/>
               </w:rPr>
-              <w:t>{{MODULE_PRICE}}</w:t>
+              <w:t>{{</w:t>
+            </w:r>
+            <w:r>
+              <w:rPr>
+                <w:rFonts w:ascii="Times New Roman" w:hAnsi="Times New Roman" w:cs="Times New Roman"/>
+              </w:rPr>
+              <w:t>M_</w:t>
+            </w:r>
+            <w:r>
+              <w:rPr>
+                <w:rFonts w:ascii="Times New Roman" w:hAnsi="Times New Roman" w:cs="Times New Roman"/>
+              </w:rPr>
+              <w:t>PRICE}}</w:t>
             </w:r>
           </w:p>
           <w:p>
@@ -1884,7 +1684,7 @@
         </w:tc>
         <w:tc>
           <w:tcPr>
-            <w:tcW w:w="6289" w:type="dxa"/>
+            <w:tcW w:w="6946" w:type="dxa"/>
             <w:tcMar>
               <w:top w:w="80" w:type="dxa"/>
               <w:left w:w="120" w:type="dxa"/>
@@ -1902,13 +1702,25 @@
               <w:rPr>
                 <w:rFonts w:ascii="Times New Roman" w:hAnsi="Times New Roman" w:cs="Times New Roman"/>
               </w:rPr>
-              <w:t>Discount ({{MODULE_DISCOUNT_PCT}} %):</w:t>
-            </w:r>
-          </w:p>
-        </w:tc>
-        <w:tc>
-          <w:tcPr>
-            <w:tcW w:w="2925" w:type="dxa"/>
+              <w:t>Discount ({{</w:t>
+            </w:r>
+            <w:r>
+              <w:rPr>
+                <w:rFonts w:ascii="Times New Roman" w:hAnsi="Times New Roman" w:cs="Times New Roman"/>
+              </w:rPr>
+              <w:t>M_</w:t>
+            </w:r>
+            <w:r>
+              <w:rPr>
+                <w:rFonts w:ascii="Times New Roman" w:hAnsi="Times New Roman" w:cs="Times New Roman"/>
+              </w:rPr>
+              <w:t>DISCOUNT_PCT}} %):</w:t>
+            </w:r>
+          </w:p>
+        </w:tc>
+        <w:tc>
+          <w:tcPr>
+            <w:tcW w:w="2268" w:type="dxa"/>
             <w:tcMar>
               <w:top w:w="80" w:type="dxa"/>
               <w:left w:w="120" w:type="dxa"/>
@@ -1926,7 +1738,19 @@
               <w:rPr>
                 <w:rFonts w:ascii="Times New Roman" w:hAnsi="Times New Roman" w:cs="Times New Roman"/>
               </w:rPr>
-              <w:t>{{MODULE_DISCOUNT}}</w:t>
+              <w:t>{{</w:t>
+            </w:r>
+            <w:r>
+              <w:rPr>
+                <w:rFonts w:ascii="Times New Roman" w:hAnsi="Times New Roman" w:cs="Times New Roman"/>
+              </w:rPr>
+              <w:t>M_</w:t>
+            </w:r>
+            <w:r>
+              <w:rPr>
+                <w:rFonts w:ascii="Times New Roman" w:hAnsi="Times New Roman" w:cs="Times New Roman"/>
+              </w:rPr>
+              <w:t>DISCOUNT}}</w:t>
             </w:r>
           </w:p>
         </w:tc>
@@ -1955,7 +1779,7 @@
         </w:tc>
         <w:tc>
           <w:tcPr>
-            <w:tcW w:w="6289" w:type="dxa"/>
+            <w:tcW w:w="6946" w:type="dxa"/>
             <w:tcMar>
               <w:top w:w="80" w:type="dxa"/>
               <w:left w:w="120" w:type="dxa"/>
@@ -2024,7 +1848,7 @@
         </w:tc>
         <w:tc>
           <w:tcPr>
-            <w:tcW w:w="2925" w:type="dxa"/>
+            <w:tcW w:w="2268" w:type="dxa"/>
             <w:tcMar>
               <w:top w:w="80" w:type="dxa"/>
               <w:left w:w="120" w:type="dxa"/>
@@ -2071,7 +1895,7 @@
         </w:tc>
         <w:tc>
           <w:tcPr>
-            <w:tcW w:w="6289" w:type="dxa"/>
+            <w:tcW w:w="6946" w:type="dxa"/>
             <w:tcMar>
               <w:top w:w="80" w:type="dxa"/>
               <w:left w:w="120" w:type="dxa"/>
@@ -2101,7 +1925,7 @@
         </w:tc>
         <w:tc>
           <w:tcPr>
-            <w:tcW w:w="2925" w:type="dxa"/>
+            <w:tcW w:w="2268" w:type="dxa"/>
             <w:tcMar>
               <w:top w:w="80" w:type="dxa"/>
               <w:left w:w="120" w:type="dxa"/>
@@ -2119,7 +1943,19 @@
               <w:rPr>
                 <w:rFonts w:ascii="Times New Roman" w:hAnsi="Times New Roman" w:cs="Times New Roman"/>
               </w:rPr>
-              <w:t>{{MODULE_SUBTOTAL}}</w:t>
+              <w:t>{{</w:t>
+            </w:r>
+            <w:r>
+              <w:rPr>
+                <w:rFonts w:ascii="Times New Roman" w:hAnsi="Times New Roman" w:cs="Times New Roman"/>
+              </w:rPr>
+              <w:t>M_</w:t>
+            </w:r>
+            <w:r>
+              <w:rPr>
+                <w:rFonts w:ascii="Times New Roman" w:hAnsi="Times New Roman" w:cs="Times New Roman"/>
+              </w:rPr>
+              <w:t>SUBTOTAL}}</w:t>
             </w:r>
           </w:p>
         </w:tc>
@@ -2148,7 +1984,7 @@
         </w:tc>
         <w:tc>
           <w:tcPr>
-            <w:tcW w:w="6289" w:type="dxa"/>
+            <w:tcW w:w="6946" w:type="dxa"/>
             <w:tcMar>
               <w:top w:w="80" w:type="dxa"/>
               <w:left w:w="120" w:type="dxa"/>
@@ -2172,7 +2008,7 @@
         </w:tc>
         <w:tc>
           <w:tcPr>
-            <w:tcW w:w="2925" w:type="dxa"/>
+            <w:tcW w:w="2268" w:type="dxa"/>
             <w:tcMar>
               <w:top w:w="80" w:type="dxa"/>
               <w:left w:w="120" w:type="dxa"/>
@@ -2190,7 +2026,19 @@
               <w:rPr>
                 <w:rFonts w:ascii="Times New Roman" w:hAnsi="Times New Roman" w:cs="Times New Roman"/>
               </w:rPr>
-              <w:t>{{ADD_SCOPE_SUBTOTAL}}</w:t>
+              <w:t>{{</w:t>
+            </w:r>
+            <w:r>
+              <w:rPr>
+                <w:rFonts w:ascii="Times New Roman" w:hAnsi="Times New Roman" w:cs="Times New Roman"/>
+              </w:rPr>
+              <w:t>A_S_</w:t>
+            </w:r>
+            <w:r>
+              <w:rPr>
+                <w:rFonts w:ascii="Times New Roman" w:hAnsi="Times New Roman" w:cs="Times New Roman"/>
+              </w:rPr>
+              <w:t>SUBTOTAL}}</w:t>
             </w:r>
           </w:p>
         </w:tc>
@@ -2219,7 +2067,7 @@
         </w:tc>
         <w:tc>
           <w:tcPr>
-            <w:tcW w:w="6289" w:type="dxa"/>
+            <w:tcW w:w="6946" w:type="dxa"/>
             <w:tcMar>
               <w:top w:w="80" w:type="dxa"/>
               <w:left w:w="120" w:type="dxa"/>
@@ -2243,7 +2091,7 @@
         </w:tc>
         <w:tc>
           <w:tcPr>
-            <w:tcW w:w="2925" w:type="dxa"/>
+            <w:tcW w:w="2268" w:type="dxa"/>
             <w:tcMar>
               <w:top w:w="80" w:type="dxa"/>
               <w:left w:w="120" w:type="dxa"/>
@@ -2296,7 +2144,7 @@
         </w:tc>
         <w:tc>
           <w:tcPr>
-            <w:tcW w:w="6289" w:type="dxa"/>
+            <w:tcW w:w="6946" w:type="dxa"/>
             <w:tcMar>
               <w:top w:w="80" w:type="dxa"/>
               <w:left w:w="120" w:type="dxa"/>
@@ -2320,7 +2168,7 @@
         </w:tc>
         <w:tc>
           <w:tcPr>
-            <w:tcW w:w="2925" w:type="dxa"/>
+            <w:tcW w:w="2268" w:type="dxa"/>
             <w:tcMar>
               <w:top w:w="80" w:type="dxa"/>
               <w:left w:w="120" w:type="dxa"/>
@@ -2373,7 +2221,7 @@
         </w:tc>
         <w:tc>
           <w:tcPr>
-            <w:tcW w:w="6289" w:type="dxa"/>
+            <w:tcW w:w="6946" w:type="dxa"/>
             <w:tcMar>
               <w:top w:w="80" w:type="dxa"/>
               <w:left w:w="120" w:type="dxa"/>
@@ -2397,7 +2245,7 @@
         </w:tc>
         <w:tc>
           <w:tcPr>
-            <w:tcW w:w="2925" w:type="dxa"/>
+            <w:tcW w:w="2268" w:type="dxa"/>
             <w:tcMar>
               <w:top w:w="80" w:type="dxa"/>
               <w:left w:w="120" w:type="dxa"/>
@@ -2444,7 +2292,7 @@
         </w:tc>
         <w:tc>
           <w:tcPr>
-            <w:tcW w:w="6289" w:type="dxa"/>
+            <w:tcW w:w="6946" w:type="dxa"/>
             <w:tcMar>
               <w:top w:w="80" w:type="dxa"/>
               <w:left w:w="120" w:type="dxa"/>
@@ -2468,7 +2316,7 @@
         </w:tc>
         <w:tc>
           <w:tcPr>
-            <w:tcW w:w="2925" w:type="dxa"/>
+            <w:tcW w:w="2268" w:type="dxa"/>
             <w:tcMar>
               <w:top w:w="80" w:type="dxa"/>
               <w:left w:w="120" w:type="dxa"/>
@@ -2527,7 +2375,7 @@
         </w:tc>
         <w:tc>
           <w:tcPr>
-            <w:tcW w:w="6289" w:type="dxa"/>
+            <w:tcW w:w="6946" w:type="dxa"/>
             <w:tcMar>
               <w:top w:w="80" w:type="dxa"/>
               <w:left w:w="120" w:type="dxa"/>
@@ -2564,7 +2412,7 @@
         </w:tc>
         <w:tc>
           <w:tcPr>
-            <w:tcW w:w="2925" w:type="dxa"/>
+            <w:tcW w:w="2268" w:type="dxa"/>
             <w:tcMar>
               <w:top w:w="80" w:type="dxa"/>
               <w:left w:w="120" w:type="dxa"/>
@@ -2582,7 +2430,13 @@
               <w:rPr>
                 <w:rFonts w:ascii="Times New Roman" w:hAnsi="Times New Roman" w:cs="Times New Roman"/>
               </w:rPr>
-              <w:t>{{MODULE_</w:t>
+              <w:t>{{</w:t>
+            </w:r>
+            <w:r>
+              <w:rPr>
+                <w:rFonts w:ascii="Times New Roman" w:hAnsi="Times New Roman" w:cs="Times New Roman"/>
+              </w:rPr>
+              <w:t>M_</w:t>
             </w:r>
             <w:r>
               <w:rPr>
@@ -2636,7 +2490,7 @@
         </w:tc>
         <w:tc>
           <w:tcPr>
-            <w:tcW w:w="6289" w:type="dxa"/>
+            <w:tcW w:w="6946" w:type="dxa"/>
             <w:tcMar>
               <w:top w:w="80" w:type="dxa"/>
               <w:left w:w="120" w:type="dxa"/>
@@ -2660,7 +2514,7 @@
         </w:tc>
         <w:tc>
           <w:tcPr>
-            <w:tcW w:w="2925" w:type="dxa"/>
+            <w:tcW w:w="2268" w:type="dxa"/>
             <w:tcMar>
               <w:top w:w="80" w:type="dxa"/>
               <w:left w:w="120" w:type="dxa"/>
@@ -2713,7 +2567,7 @@
         </w:tc>
         <w:tc>
           <w:tcPr>
-            <w:tcW w:w="6289" w:type="dxa"/>
+            <w:tcW w:w="6946" w:type="dxa"/>
             <w:tcMar>
               <w:top w:w="80" w:type="dxa"/>
               <w:left w:w="120" w:type="dxa"/>
@@ -2773,7 +2627,7 @@
         </w:tc>
         <w:tc>
           <w:tcPr>
-            <w:tcW w:w="2925" w:type="dxa"/>
+            <w:tcW w:w="2268" w:type="dxa"/>
             <w:tcMar>
               <w:top w:w="80" w:type="dxa"/>
               <w:left w:w="120" w:type="dxa"/>
@@ -2820,7 +2674,7 @@
         </w:tc>
         <w:tc>
           <w:tcPr>
-            <w:tcW w:w="6289" w:type="dxa"/>
+            <w:tcW w:w="6946" w:type="dxa"/>
             <w:tcMar>
               <w:top w:w="80" w:type="dxa"/>
               <w:left w:w="120" w:type="dxa"/>
@@ -2844,7 +2698,7 @@
         </w:tc>
         <w:tc>
           <w:tcPr>
-            <w:tcW w:w="2925" w:type="dxa"/>
+            <w:tcW w:w="2268" w:type="dxa"/>
             <w:tcMar>
               <w:top w:w="80" w:type="dxa"/>
               <w:left w:w="120" w:type="dxa"/>
@@ -2885,14 +2739,13 @@
               <w:rPr>
                 <w:rFonts w:ascii="Times New Roman" w:hAnsi="Times New Roman" w:cs="Times New Roman"/>
               </w:rPr>
-              <w:lastRenderedPageBreak/>
               <w:t xml:space="preserve"> 5.1</w:t>
             </w:r>
           </w:p>
         </w:tc>
         <w:tc>
           <w:tcPr>
-            <w:tcW w:w="6289" w:type="dxa"/>
+            <w:tcW w:w="6946" w:type="dxa"/>
             <w:tcMar>
               <w:top w:w="80" w:type="dxa"/>
               <w:left w:w="120" w:type="dxa"/>
@@ -2916,7 +2769,7 @@
         </w:tc>
         <w:tc>
           <w:tcPr>
-            <w:tcW w:w="2925" w:type="dxa"/>
+            <w:tcW w:w="2268" w:type="dxa"/>
             <w:tcMar>
               <w:top w:w="80" w:type="dxa"/>
               <w:left w:w="120" w:type="dxa"/>
@@ -2963,7 +2816,7 @@
         </w:tc>
         <w:tc>
           <w:tcPr>
-            <w:tcW w:w="6289" w:type="dxa"/>
+            <w:tcW w:w="6946" w:type="dxa"/>
             <w:tcMar>
               <w:top w:w="80" w:type="dxa"/>
               <w:left w:w="120" w:type="dxa"/>
@@ -2999,7 +2852,7 @@
         </w:tc>
         <w:tc>
           <w:tcPr>
-            <w:tcW w:w="2925" w:type="dxa"/>
+            <w:tcW w:w="2268" w:type="dxa"/>
             <w:tcMar>
               <w:top w:w="80" w:type="dxa"/>
               <w:left w:w="120" w:type="dxa"/>
@@ -3040,13 +2893,14 @@
               <w:rPr>
                 <w:rFonts w:ascii="Times New Roman" w:hAnsi="Times New Roman" w:cs="Times New Roman"/>
               </w:rPr>
+              <w:lastRenderedPageBreak/>
               <w:t xml:space="preserve"> 5.3</w:t>
             </w:r>
           </w:p>
         </w:tc>
         <w:tc>
           <w:tcPr>
-            <w:tcW w:w="6289" w:type="dxa"/>
+            <w:tcW w:w="6946" w:type="dxa"/>
             <w:tcMar>
               <w:top w:w="80" w:type="dxa"/>
               <w:left w:w="120" w:type="dxa"/>
@@ -3070,7 +2924,7 @@
         </w:tc>
         <w:tc>
           <w:tcPr>
-            <w:tcW w:w="2925" w:type="dxa"/>
+            <w:tcW w:w="2268" w:type="dxa"/>
             <w:tcMar>
               <w:top w:w="80" w:type="dxa"/>
               <w:left w:w="120" w:type="dxa"/>
@@ -3117,7 +2971,7 @@
         </w:tc>
         <w:tc>
           <w:tcPr>
-            <w:tcW w:w="6289" w:type="dxa"/>
+            <w:tcW w:w="6946" w:type="dxa"/>
             <w:tcMar>
               <w:top w:w="80" w:type="dxa"/>
               <w:left w:w="120" w:type="dxa"/>
@@ -3141,7 +2995,7 @@
         </w:tc>
         <w:tc>
           <w:tcPr>
-            <w:tcW w:w="2925" w:type="dxa"/>
+            <w:tcW w:w="2268" w:type="dxa"/>
             <w:tcMar>
               <w:top w:w="80" w:type="dxa"/>
               <w:left w:w="120" w:type="dxa"/>
@@ -3188,7 +3042,7 @@
         </w:tc>
         <w:tc>
           <w:tcPr>
-            <w:tcW w:w="6289" w:type="dxa"/>
+            <w:tcW w:w="6946" w:type="dxa"/>
             <w:tcMar>
               <w:top w:w="80" w:type="dxa"/>
               <w:left w:w="120" w:type="dxa"/>
@@ -3247,7 +3101,7 @@
         </w:tc>
         <w:tc>
           <w:tcPr>
-            <w:tcW w:w="2925" w:type="dxa"/>
+            <w:tcW w:w="2268" w:type="dxa"/>
             <w:tcMar>
               <w:top w:w="80" w:type="dxa"/>
               <w:left w:w="120" w:type="dxa"/>
@@ -3315,7 +3169,7 @@
         </w:tc>
         <w:tc>
           <w:tcPr>
-            <w:tcW w:w="6289" w:type="dxa"/>
+            <w:tcW w:w="6946" w:type="dxa"/>
             <w:tcMar>
               <w:top w:w="80" w:type="dxa"/>
               <w:left w:w="120" w:type="dxa"/>
@@ -3380,7 +3234,7 @@
         </w:tc>
         <w:tc>
           <w:tcPr>
-            <w:tcW w:w="2925" w:type="dxa"/>
+            <w:tcW w:w="2268" w:type="dxa"/>
             <w:tcMar>
               <w:top w:w="80" w:type="dxa"/>
               <w:left w:w="120" w:type="dxa"/>
@@ -3446,7 +3300,7 @@
         </w:tc>
         <w:tc>
           <w:tcPr>
-            <w:tcW w:w="6289" w:type="dxa"/>
+            <w:tcW w:w="6946" w:type="dxa"/>
             <w:tcMar>
               <w:top w:w="80" w:type="dxa"/>
               <w:left w:w="120" w:type="dxa"/>
@@ -3509,7 +3363,7 @@
         </w:tc>
         <w:tc>
           <w:tcPr>
-            <w:tcW w:w="2925" w:type="dxa"/>
+            <w:tcW w:w="2268" w:type="dxa"/>
             <w:tcMar>
               <w:top w:w="80" w:type="dxa"/>
               <w:left w:w="120" w:type="dxa"/>
@@ -3577,7 +3431,7 @@
         </w:tc>
         <w:tc>
           <w:tcPr>
-            <w:tcW w:w="6289" w:type="dxa"/>
+            <w:tcW w:w="6946" w:type="dxa"/>
             <w:tcMar>
               <w:top w:w="80" w:type="dxa"/>
               <w:left w:w="120" w:type="dxa"/>
@@ -3640,7 +3494,7 @@
         </w:tc>
         <w:tc>
           <w:tcPr>
-            <w:tcW w:w="2925" w:type="dxa"/>
+            <w:tcW w:w="2268" w:type="dxa"/>
             <w:tcMar>
               <w:top w:w="80" w:type="dxa"/>
               <w:left w:w="120" w:type="dxa"/>
@@ -3706,7 +3560,7 @@
         </w:tc>
         <w:tc>
           <w:tcPr>
-            <w:tcW w:w="6289" w:type="dxa"/>
+            <w:tcW w:w="6946" w:type="dxa"/>
             <w:tcMar>
               <w:top w:w="80" w:type="dxa"/>
               <w:left w:w="120" w:type="dxa"/>
@@ -3751,7 +3605,7 @@
         </w:tc>
         <w:tc>
           <w:tcPr>
-            <w:tcW w:w="2925" w:type="dxa"/>
+            <w:tcW w:w="2268" w:type="dxa"/>
             <w:tcMar>
               <w:top w:w="80" w:type="dxa"/>
               <w:left w:w="120" w:type="dxa"/>
@@ -3817,7 +3671,7 @@
         </w:tc>
         <w:tc>
           <w:tcPr>
-            <w:tcW w:w="6289" w:type="dxa"/>
+            <w:tcW w:w="6946" w:type="dxa"/>
             <w:tcMar>
               <w:top w:w="80" w:type="dxa"/>
               <w:left w:w="120" w:type="dxa"/>
@@ -3841,7 +3695,7 @@
         </w:tc>
         <w:tc>
           <w:tcPr>
-            <w:tcW w:w="2925" w:type="dxa"/>
+            <w:tcW w:w="2268" w:type="dxa"/>
             <w:tcMar>
               <w:top w:w="80" w:type="dxa"/>
               <w:left w:w="120" w:type="dxa"/>
@@ -4269,7 +4123,23 @@
                 <w:sz w:val="18"/>
                 <w:szCs w:val="18"/>
               </w:rPr>
-              <w:t>{{MODULE_NAME}}</w:t>
+              <w:t>{{</w:t>
+            </w:r>
+            <w:r>
+              <w:rPr>
+                <w:rFonts w:ascii="Times New Roman" w:hAnsi="Times New Roman" w:cs="Times New Roman"/>
+                <w:sz w:val="18"/>
+                <w:szCs w:val="18"/>
+              </w:rPr>
+              <w:t>M_</w:t>
+            </w:r>
+            <w:r>
+              <w:rPr>
+                <w:rFonts w:ascii="Times New Roman" w:hAnsi="Times New Roman" w:cs="Times New Roman"/>
+                <w:sz w:val="18"/>
+                <w:szCs w:val="18"/>
+              </w:rPr>
+              <w:t>NAME}}</w:t>
             </w:r>
           </w:p>
         </w:tc>
@@ -4832,7 +4702,23 @@
                 <w:b/>
                 <w:bCs/>
               </w:rPr>
-              <w:t>{{MODULE_NAME}}</w:t>
+              <w:t>{{</w:t>
+            </w:r>
+            <w:r>
+              <w:rPr>
+                <w:rFonts w:ascii="Times New Roman" w:hAnsi="Times New Roman" w:cs="Times New Roman"/>
+                <w:b/>
+                <w:bCs/>
+              </w:rPr>
+              <w:t>M_</w:t>
+            </w:r>
+            <w:r>
+              <w:rPr>
+                <w:rFonts w:ascii="Times New Roman" w:hAnsi="Times New Roman" w:cs="Times New Roman"/>
+                <w:b/>
+                <w:bCs/>
+              </w:rPr>
+              <w:t>NAME}}</w:t>
             </w:r>
           </w:p>
         </w:tc>
@@ -5093,7 +4979,19 @@
               <w:rPr>
                 <w:rFonts w:ascii="Times New Roman" w:hAnsi="Times New Roman" w:cs="Times New Roman"/>
               </w:rPr>
-              <w:t>{{MODULE_LIST}}</w:t>
+              <w:t>{{</w:t>
+            </w:r>
+            <w:r>
+              <w:rPr>
+                <w:rFonts w:ascii="Times New Roman" w:hAnsi="Times New Roman" w:cs="Times New Roman"/>
+              </w:rPr>
+              <w:t>M_</w:t>
+            </w:r>
+            <w:r>
+              <w:rPr>
+                <w:rFonts w:ascii="Times New Roman" w:hAnsi="Times New Roman" w:cs="Times New Roman"/>
+              </w:rPr>
+              <w:t>LIST}}</w:t>
             </w:r>
             <w:r>
               <w:rPr>
@@ -5691,7 +5589,363 @@
           <w:rFonts w:ascii="Times New Roman" w:hAnsi="Times New Roman" w:cs="Times New Roman"/>
           <w:w w:val="101"/>
         </w:rPr>
-        <w:lastRenderedPageBreak/>
+        <w:t>Implementation roadmap milestones for above modules will be as per the table presented below.</w:t>
+      </w:r>
+    </w:p>
+    <w:p>
+      <w:pPr>
+        <w:spacing w:before="300" w:after="150"/>
+        <w:jc w:val="both"/>
+        <w:rPr>
+          <w:rFonts w:ascii="Times New Roman" w:hAnsi="Times New Roman" w:cs="Times New Roman"/>
+          <w:b/>
+          <w:bCs/>
+          <w:w w:val="101"/>
+        </w:rPr>
+      </w:pPr>
+      <w:r>
+        <w:rPr>
+          <w:rFonts w:ascii="Times New Roman" w:hAnsi="Times New Roman" w:cs="Times New Roman"/>
+          <w:b/>
+          <w:bCs/>
+          <w:w w:val="101"/>
+        </w:rPr>
+        <w:t>Recommended Quotation Forma</w:t>
+      </w:r>
+      <w:r>
+        <w:rPr>
+          <w:rFonts w:ascii="Times New Roman" w:hAnsi="Times New Roman" w:cs="Times New Roman"/>
+          <w:b/>
+          <w:bCs/>
+          <w:w w:val="101"/>
+        </w:rPr>
+        <w:t>t</w:t>
+      </w:r>
+    </w:p>
+    <w:tbl>
+      <w:tblPr>
+        <w:tblStyle w:val="TableGrid1"/>
+        <w:tblpPr w:leftFromText="180" w:rightFromText="180" w:vertAnchor="text" w:horzAnchor="margin" w:tblpY="57"/>
+        <w:tblW w:w="10060" w:type="dxa"/>
+        <w:tblLook w:val="04A0" w:firstRow="1" w:lastRow="0" w:firstColumn="1" w:lastColumn="0" w:noHBand="0" w:noVBand="1"/>
+      </w:tblPr>
+      <w:tblGrid>
+        <w:gridCol w:w="2830"/>
+        <w:gridCol w:w="2127"/>
+        <w:gridCol w:w="2551"/>
+        <w:gridCol w:w="2552"/>
+      </w:tblGrid>
+      <w:tr>
+        <w:trPr>
+          <w:trHeight w:val="152"/>
+        </w:trPr>
+        <w:tc>
+          <w:tcPr>
+            <w:tcW w:w="2830" w:type="dxa"/>
+          </w:tcPr>
+          <w:p>
+            <w:pPr>
+              <w:rPr>
+                <w:rFonts w:ascii="Times New Roman" w:hAnsi="Times New Roman" w:cs="Times New Roman"/>
+                <w:b/>
+                <w:bCs/>
+                <w:sz w:val="20"/>
+                <w:szCs w:val="20"/>
+              </w:rPr>
+            </w:pPr>
+            <w:r>
+              <w:rPr>
+                <w:rFonts w:ascii="Times New Roman" w:hAnsi="Times New Roman" w:cs="Times New Roman"/>
+                <w:b/>
+                <w:bCs/>
+                <w:sz w:val="20"/>
+                <w:szCs w:val="20"/>
+              </w:rPr>
+              <w:lastRenderedPageBreak/>
+              <w:t>Module</w:t>
+            </w:r>
+          </w:p>
+        </w:tc>
+        <w:tc>
+          <w:tcPr>
+            <w:tcW w:w="2127" w:type="dxa"/>
+          </w:tcPr>
+          <w:p>
+            <w:pPr>
+              <w:rPr>
+                <w:rFonts w:ascii="Times New Roman" w:hAnsi="Times New Roman" w:cs="Times New Roman"/>
+                <w:b/>
+                <w:bCs/>
+                <w:sz w:val="20"/>
+                <w:szCs w:val="20"/>
+              </w:rPr>
+            </w:pPr>
+            <w:r>
+              <w:rPr>
+                <w:rFonts w:ascii="Times New Roman" w:hAnsi="Times New Roman" w:cs="Times New Roman"/>
+                <w:b/>
+                <w:bCs/>
+                <w:sz w:val="20"/>
+                <w:szCs w:val="20"/>
+              </w:rPr>
+              <w:t>Quotation / Price</w:t>
+            </w:r>
+          </w:p>
+        </w:tc>
+        <w:tc>
+          <w:tcPr>
+            <w:tcW w:w="2551" w:type="dxa"/>
+          </w:tcPr>
+          <w:p>
+            <w:pPr>
+              <w:rPr>
+                <w:rFonts w:ascii="Times New Roman" w:hAnsi="Times New Roman" w:cs="Times New Roman"/>
+                <w:b/>
+                <w:bCs/>
+                <w:sz w:val="20"/>
+                <w:szCs w:val="20"/>
+              </w:rPr>
+            </w:pPr>
+            <w:r>
+              <w:rPr>
+                <w:rFonts w:ascii="Times New Roman" w:hAnsi="Times New Roman" w:cs="Times New Roman"/>
+                <w:b/>
+                <w:bCs/>
+                <w:sz w:val="20"/>
+                <w:szCs w:val="20"/>
+              </w:rPr>
+              <w:t>Implementation Timeline</w:t>
+            </w:r>
+          </w:p>
+        </w:tc>
+        <w:tc>
+          <w:tcPr>
+            <w:tcW w:w="2552" w:type="dxa"/>
+          </w:tcPr>
+          <w:p>
+            <w:pPr>
+              <w:rPr>
+                <w:rFonts w:ascii="Times New Roman" w:hAnsi="Times New Roman" w:cs="Times New Roman"/>
+                <w:b/>
+                <w:bCs/>
+                <w:sz w:val="20"/>
+                <w:szCs w:val="20"/>
+              </w:rPr>
+            </w:pPr>
+            <w:r>
+              <w:rPr>
+                <w:rFonts w:ascii="Times New Roman" w:hAnsi="Times New Roman" w:cs="Times New Roman"/>
+                <w:b/>
+                <w:bCs/>
+                <w:sz w:val="20"/>
+                <w:szCs w:val="20"/>
+              </w:rPr>
+              <w:t>Planned Delivery</w:t>
+            </w:r>
+          </w:p>
+        </w:tc>
+      </w:tr>
+      <w:tr>
+        <w:trPr>
+          <w:trHeight w:val="152"/>
+        </w:trPr>
+        <w:tc>
+          <w:tcPr>
+            <w:tcW w:w="2830" w:type="dxa"/>
+          </w:tcPr>
+          <w:p>
+            <w:pPr>
+              <w:rPr>
+                <w:rFonts w:ascii="Times New Roman" w:hAnsi="Times New Roman" w:cs="Times New Roman"/>
+                <w:sz w:val="20"/>
+                <w:szCs w:val="20"/>
+              </w:rPr>
+            </w:pPr>
+            <w:r>
+              <w:rPr>
+                <w:rFonts w:ascii="Times New Roman" w:hAnsi="Times New Roman" w:cs="Times New Roman"/>
+                <w:sz w:val="20"/>
+                <w:szCs w:val="20"/>
+              </w:rPr>
+              <w:t>{{S_MOD}}</w:t>
+            </w:r>
+          </w:p>
+        </w:tc>
+        <w:tc>
+          <w:tcPr>
+            <w:tcW w:w="2127" w:type="dxa"/>
+          </w:tcPr>
+          <w:p>
+            <w:pPr>
+              <w:rPr>
+                <w:rFonts w:ascii="Times New Roman" w:hAnsi="Times New Roman" w:cs="Times New Roman"/>
+                <w:sz w:val="20"/>
+                <w:szCs w:val="20"/>
+              </w:rPr>
+            </w:pPr>
+            <w:r>
+              <w:rPr>
+                <w:rFonts w:ascii="Times New Roman" w:hAnsi="Times New Roman" w:cs="Times New Roman"/>
+                <w:sz w:val="20"/>
+                <w:szCs w:val="20"/>
+              </w:rPr>
+              <w:t>{{S_PRICE}}</w:t>
+            </w:r>
+          </w:p>
+        </w:tc>
+        <w:tc>
+          <w:tcPr>
+            <w:tcW w:w="2551" w:type="dxa"/>
+          </w:tcPr>
+          <w:p>
+            <w:pPr>
+              <w:rPr>
+                <w:rFonts w:ascii="Times New Roman" w:hAnsi="Times New Roman" w:cs="Times New Roman"/>
+                <w:sz w:val="20"/>
+                <w:szCs w:val="20"/>
+              </w:rPr>
+            </w:pPr>
+            <w:r>
+              <w:rPr>
+                <w:rFonts w:ascii="Times New Roman" w:hAnsi="Times New Roman" w:cs="Times New Roman"/>
+                <w:sz w:val="20"/>
+                <w:szCs w:val="20"/>
+              </w:rPr>
+              <w:t>{{S_TIMELINE}}</w:t>
+            </w:r>
+          </w:p>
+        </w:tc>
+        <w:tc>
+          <w:tcPr>
+            <w:tcW w:w="2552" w:type="dxa"/>
+          </w:tcPr>
+          <w:p>
+            <w:pPr>
+              <w:rPr>
+                <w:rFonts w:ascii="Times New Roman" w:hAnsi="Times New Roman" w:cs="Times New Roman"/>
+                <w:sz w:val="20"/>
+                <w:szCs w:val="20"/>
+              </w:rPr>
+            </w:pPr>
+            <w:r>
+              <w:rPr>
+                <w:rFonts w:ascii="Times New Roman" w:hAnsi="Times New Roman" w:cs="Times New Roman"/>
+                <w:sz w:val="20"/>
+                <w:szCs w:val="20"/>
+              </w:rPr>
+              <w:t>{{S_DELIVERY}}</w:t>
+            </w:r>
+          </w:p>
+        </w:tc>
+      </w:tr>
+      <w:tr>
+        <w:trPr>
+          <w:trHeight w:val="315"/>
+        </w:trPr>
+        <w:tc>
+          <w:tcPr>
+            <w:tcW w:w="2830" w:type="dxa"/>
+          </w:tcPr>
+          <w:p>
+            <w:pPr>
+              <w:rPr>
+                <w:rFonts w:ascii="Times New Roman" w:hAnsi="Times New Roman" w:cs="Times New Roman"/>
+                <w:sz w:val="20"/>
+                <w:szCs w:val="20"/>
+              </w:rPr>
+            </w:pPr>
+            <w:r>
+              <w:rPr>
+                <w:rFonts w:ascii="Times New Roman" w:hAnsi="Times New Roman" w:cs="Times New Roman"/>
+                <w:sz w:val="20"/>
+                <w:szCs w:val="20"/>
+              </w:rPr>
+              <w:t>{{S_T_LABEL}}</w:t>
+            </w:r>
+          </w:p>
+        </w:tc>
+        <w:tc>
+          <w:tcPr>
+            <w:tcW w:w="2127" w:type="dxa"/>
+          </w:tcPr>
+          <w:p>
+            <w:pPr>
+              <w:rPr>
+                <w:rFonts w:ascii="Times New Roman" w:hAnsi="Times New Roman" w:cs="Times New Roman"/>
+                <w:sz w:val="20"/>
+                <w:szCs w:val="20"/>
+              </w:rPr>
+            </w:pPr>
+            <w:r>
+              <w:rPr>
+                <w:rFonts w:ascii="Times New Roman" w:hAnsi="Times New Roman" w:cs="Times New Roman"/>
+                <w:sz w:val="20"/>
+                <w:szCs w:val="20"/>
+              </w:rPr>
+              <w:t>{{S_T_PRICE}}</w:t>
+            </w:r>
+          </w:p>
+        </w:tc>
+        <w:tc>
+          <w:tcPr>
+            <w:tcW w:w="2551" w:type="dxa"/>
+          </w:tcPr>
+          <w:p>
+            <w:pPr>
+              <w:rPr>
+                <w:rFonts w:ascii="Times New Roman" w:hAnsi="Times New Roman" w:cs="Times New Roman"/>
+                <w:sz w:val="20"/>
+                <w:szCs w:val="20"/>
+              </w:rPr>
+            </w:pPr>
+            <w:r>
+              <w:rPr>
+                <w:rFonts w:ascii="Times New Roman" w:hAnsi="Times New Roman" w:cs="Times New Roman"/>
+                <w:sz w:val="20"/>
+                <w:szCs w:val="20"/>
+              </w:rPr>
+              <w:t>{{S_T_TIMELINE}}</w:t>
+            </w:r>
+          </w:p>
+        </w:tc>
+        <w:tc>
+          <w:tcPr>
+            <w:tcW w:w="2552" w:type="dxa"/>
+          </w:tcPr>
+          <w:p>
+            <w:pPr>
+              <w:rPr>
+                <w:rFonts w:ascii="Times New Roman" w:hAnsi="Times New Roman" w:cs="Times New Roman"/>
+                <w:sz w:val="20"/>
+                <w:szCs w:val="20"/>
+              </w:rPr>
+            </w:pPr>
+            <w:r>
+              <w:rPr>
+                <w:rFonts w:ascii="Times New Roman" w:hAnsi="Times New Roman" w:cs="Times New Roman"/>
+                <w:sz w:val="20"/>
+                <w:szCs w:val="20"/>
+              </w:rPr>
+              <w:t>{{S_T_DELIVERY}}</w:t>
+            </w:r>
+          </w:p>
+        </w:tc>
+      </w:tr>
+    </w:tbl>
+    <w:p>
+      <w:pPr>
+        <w:spacing w:before="300" w:after="150"/>
+        <w:jc w:val="both"/>
+        <w:rPr>
+          <w:rFonts w:ascii="Times New Roman" w:hAnsi="Times New Roman" w:cs="Times New Roman"/>
+          <w:w w:val="101"/>
+        </w:rPr>
+      </w:pPr>
+      <w:r>
+        <w:rPr>
+          <w:rFonts w:ascii="Times New Roman" w:hAnsi="Times New Roman" w:cs="Times New Roman"/>
+          <w:w w:val="101"/>
+        </w:rPr>
         <w:t>We</w:t>
       </w:r>
       <w:r>
@@ -6314,6 +6568,7 @@
         <w:rPr>
           <w:rFonts w:ascii="Times New Roman" w:hAnsi="Times New Roman" w:cs="Times New Roman"/>
         </w:rPr>
+        <w:lastRenderedPageBreak/>
         <w:t xml:space="preserve">You will be required to pay the balance amount to BlechTek immediately in case of the </w:t>
       </w:r>
       <w:r>
@@ -6415,7 +6670,6 @@
         <w:rPr>
           <w:rFonts w:ascii="Times New Roman" w:hAnsi="Times New Roman" w:cs="Times New Roman"/>
         </w:rPr>
-        <w:lastRenderedPageBreak/>
         <w:t xml:space="preserve">In case of deduction of TDS Amount, </w:t>
       </w:r>
       <w:r>
@@ -8644,6 +8898,34 @@
       </w:tblBorders>
     </w:tblPr>
   </w:style>
+  <w:style w:type="table" w:customStyle="1" w:styleId="TableGrid1">
+    <w:name w:val="Table Grid1"/>
+    <w:basedOn w:val="TableNormal"/>
+    <w:next w:val="TableGrid0"/>
+    <w:uiPriority w:val="39"/>
+    <w:rsid w:val="00B47BF6"/>
+    <w:pPr>
+      <w:spacing w:line="240" w:lineRule="auto"/>
+    </w:pPr>
+    <w:rPr>
+      <w:rFonts w:asciiTheme="minorHAnsi" w:eastAsiaTheme="minorHAnsi" w:hAnsiTheme="minorHAnsi" w:cstheme="minorBidi"/>
+      <w:kern w:val="2"/>
+      <w:sz w:val="24"/>
+      <w:szCs w:val="24"/>
+      <w:lang w:eastAsia="en-US"/>
+      <w14:ligatures w14:val="standardContextual"/>
+    </w:rPr>
+    <w:tblPr>
+      <w:tblBorders>
+        <w:top w:val="single" w:sz="4" w:space="0" w:color="auto"/>
+        <w:left w:val="single" w:sz="4" w:space="0" w:color="auto"/>
+        <w:bottom w:val="single" w:sz="4" w:space="0" w:color="auto"/>
+        <w:right w:val="single" w:sz="4" w:space="0" w:color="auto"/>
+        <w:insideH w:val="single" w:sz="4" w:space="0" w:color="auto"/>
+        <w:insideV w:val="single" w:sz="4" w:space="0" w:color="auto"/>
+      </w:tblBorders>
+    </w:tblPr>
+  </w:style>
 </w:styles>
 </file>
 

--- a/QuotationApp.API/Templates/QuotationTemplate_Updated.docx
+++ b/QuotationApp.API/Templates/QuotationTemplate_Updated.docx
@@ -1091,8 +1091,8 @@
     <w:tbl>
       <w:tblPr>
         <w:tblStyle w:val="TableGrid0"/>
-        <w:tblW w:w="10207" w:type="dxa"/>
-        <w:tblInd w:w="-147" w:type="dxa"/>
+        <w:tblW w:w="10065" w:type="dxa"/>
+        <w:tblInd w:w="-5" w:type="dxa"/>
         <w:tblBorders>
           <w:bottom w:val="single" w:sz="2" w:space="0" w:color="auto"/>
         </w:tblBorders>
@@ -1100,8 +1100,8 @@
         <w:tblLook w:val="04A0" w:firstRow="1" w:lastRow="0" w:firstColumn="1" w:lastColumn="0" w:noHBand="0" w:noVBand="1"/>
       </w:tblPr>
       <w:tblGrid>
-        <w:gridCol w:w="1598"/>
-        <w:gridCol w:w="1805"/>
+        <w:gridCol w:w="1560"/>
+        <w:gridCol w:w="1701"/>
         <w:gridCol w:w="1842"/>
         <w:gridCol w:w="1701"/>
         <w:gridCol w:w="1701"/>
@@ -1113,7 +1113,7 @@
         </w:trPr>
         <w:tc>
           <w:tcPr>
-            <w:tcW w:w="1598" w:type="dxa"/>
+            <w:tcW w:w="1560" w:type="dxa"/>
           </w:tcPr>
           <w:p>
             <w:r>
@@ -1129,7 +1129,7 @@
         </w:tc>
         <w:tc>
           <w:tcPr>
-            <w:tcW w:w="1805" w:type="dxa"/>
+            <w:tcW w:w="1701" w:type="dxa"/>
           </w:tcPr>
           <w:p>
             <w:r>
@@ -1214,7 +1214,7 @@
         </w:trPr>
         <w:tc>
           <w:tcPr>
-            <w:tcW w:w="1598" w:type="dxa"/>
+            <w:tcW w:w="1560" w:type="dxa"/>
           </w:tcPr>
           <w:p>
             <w:r>
@@ -1228,7 +1228,7 @@
         </w:tc>
         <w:tc>
           <w:tcPr>
-            <w:tcW w:w="1805" w:type="dxa"/>
+            <w:tcW w:w="1701" w:type="dxa"/>
           </w:tcPr>
           <w:p>
             <w:r>

--- a/QuotationApp.API/Templates/QuotationTemplate_Updated.docx
+++ b/QuotationApp.API/Templates/QuotationTemplate_Updated.docx
@@ -4117,30 +4117,6 @@
                 <w:szCs w:val="18"/>
               </w:rPr>
             </w:pPr>
-            <w:r>
-              <w:rPr>
-                <w:rFonts w:ascii="Times New Roman" w:hAnsi="Times New Roman" w:cs="Times New Roman"/>
-                <w:sz w:val="18"/>
-                <w:szCs w:val="18"/>
-              </w:rPr>
-              <w:t>{{</w:t>
-            </w:r>
-            <w:r>
-              <w:rPr>
-                <w:rFonts w:ascii="Times New Roman" w:hAnsi="Times New Roman" w:cs="Times New Roman"/>
-                <w:sz w:val="18"/>
-                <w:szCs w:val="18"/>
-              </w:rPr>
-              <w:t>M_</w:t>
-            </w:r>
-            <w:r>
-              <w:rPr>
-                <w:rFonts w:ascii="Times New Roman" w:hAnsi="Times New Roman" w:cs="Times New Roman"/>
-                <w:sz w:val="18"/>
-                <w:szCs w:val="18"/>
-              </w:rPr>
-              <w:t>NAME}}</w:t>
-            </w:r>
           </w:p>
         </w:tc>
         <w:tc>

--- a/QuotationApp.API/Templates/QuotationTemplate_Updated.docx
+++ b/QuotationApp.API/Templates/QuotationTemplate_Updated.docx
@@ -963,18 +963,19 @@
     <w:tbl>
       <w:tblPr>
         <w:tblStyle w:val="TableGrid0"/>
-        <w:tblW w:w="10060" w:type="dxa"/>
+        <w:tblW w:w="10490" w:type="dxa"/>
+        <w:tblInd w:w="-289" w:type="dxa"/>
         <w:tblLook w:val="04A0" w:firstRow="1" w:lastRow="0" w:firstColumn="1" w:lastColumn="0" w:noHBand="0" w:noVBand="1"/>
       </w:tblPr>
       <w:tblGrid>
-        <w:gridCol w:w="1838"/>
+        <w:gridCol w:w="2127"/>
         <w:gridCol w:w="6237"/>
-        <w:gridCol w:w="1985"/>
+        <w:gridCol w:w="2126"/>
       </w:tblGrid>
       <w:tr>
         <w:tc>
           <w:tcPr>
-            <w:tcW w:w="1838" w:type="dxa"/>
+            <w:tcW w:w="2127" w:type="dxa"/>
           </w:tcPr>
           <w:p>
             <w:r>
@@ -1006,7 +1007,7 @@
         </w:tc>
         <w:tc>
           <w:tcPr>
-            <w:tcW w:w="1985" w:type="dxa"/>
+            <w:tcW w:w="2126" w:type="dxa"/>
           </w:tcPr>
           <w:p>
             <w:r>
@@ -1023,7 +1024,7 @@
       <w:tr>
         <w:tc>
           <w:tcPr>
-            <w:tcW w:w="1838" w:type="dxa"/>
+            <w:tcW w:w="2127" w:type="dxa"/>
           </w:tcPr>
           <w:p>
             <w:r>
@@ -1049,7 +1050,7 @@
         </w:tc>
         <w:tc>
           <w:tcPr>
-            <w:tcW w:w="1985" w:type="dxa"/>
+            <w:tcW w:w="2126" w:type="dxa"/>
           </w:tcPr>
           <w:p>
             <w:r>
@@ -1091,8 +1092,8 @@
     <w:tbl>
       <w:tblPr>
         <w:tblStyle w:val="TableGrid0"/>
-        <w:tblW w:w="10065" w:type="dxa"/>
-        <w:tblInd w:w="-5" w:type="dxa"/>
+        <w:tblW w:w="10490" w:type="dxa"/>
+        <w:tblInd w:w="-289" w:type="dxa"/>
         <w:tblBorders>
           <w:bottom w:val="single" w:sz="2" w:space="0" w:color="auto"/>
         </w:tblBorders>
@@ -1100,12 +1101,12 @@
         <w:tblLook w:val="04A0" w:firstRow="1" w:lastRow="0" w:firstColumn="1" w:lastColumn="0" w:noHBand="0" w:noVBand="1"/>
       </w:tblPr>
       <w:tblGrid>
-        <w:gridCol w:w="1560"/>
+        <w:gridCol w:w="1844"/>
         <w:gridCol w:w="1701"/>
         <w:gridCol w:w="1842"/>
         <w:gridCol w:w="1701"/>
         <w:gridCol w:w="1701"/>
-        <w:gridCol w:w="1560"/>
+        <w:gridCol w:w="1701"/>
       </w:tblGrid>
       <w:tr>
         <w:trPr>
@@ -1113,7 +1114,7 @@
         </w:trPr>
         <w:tc>
           <w:tcPr>
-            <w:tcW w:w="1560" w:type="dxa"/>
+            <w:tcW w:w="1844" w:type="dxa"/>
           </w:tcPr>
           <w:p>
             <w:r>
@@ -1193,7 +1194,7 @@
         </w:tc>
         <w:tc>
           <w:tcPr>
-            <w:tcW w:w="1560" w:type="dxa"/>
+            <w:tcW w:w="1701" w:type="dxa"/>
           </w:tcPr>
           <w:p>
             <w:r>
@@ -1214,7 +1215,7 @@
         </w:trPr>
         <w:tc>
           <w:tcPr>
-            <w:tcW w:w="1560" w:type="dxa"/>
+            <w:tcW w:w="1844" w:type="dxa"/>
           </w:tcPr>
           <w:p>
             <w:r>
@@ -1284,7 +1285,7 @@
         </w:tc>
         <w:tc>
           <w:tcPr>
-            <w:tcW w:w="1560" w:type="dxa"/>
+            <w:tcW w:w="1701" w:type="dxa"/>
           </w:tcPr>
           <w:p>
             <w:r>
@@ -1322,7 +1323,7 @@
           <w:caps/>
           <w:color w:val="000000" w:themeColor="text1"/>
         </w:rPr>
-        <w:t>cqual -</w:t>
+        <w:t xml:space="preserve">cqual </w:t>
       </w:r>
       <w:r>
         <w:rPr>
@@ -1332,32 +1333,38 @@
           <w:caps/>
           <w:color w:val="000000" w:themeColor="text1"/>
         </w:rPr>
-        <w:t xml:space="preserve"> </w:t>
-      </w:r>
-      <w:r>
-        <w:rPr>
-          <w:rFonts w:ascii="Times New Roman" w:hAnsi="Times New Roman" w:cs="Times New Roman"/>
+        <w:t xml:space="preserve">- </w:t>
+      </w:r>
+      <w:r>
+        <w:rPr>
+          <w:rFonts w:ascii="Times New Roman" w:hAnsi="Times New Roman" w:cs="Times New Roman"/>
+          <w:b/>
+          <w:bCs/>
         </w:rPr>
         <w:t>{{</w:t>
       </w:r>
       <w:r>
         <w:rPr>
           <w:rFonts w:ascii="Times New Roman" w:hAnsi="Times New Roman" w:cs="Times New Roman"/>
+          <w:b/>
+          <w:bCs/>
         </w:rPr>
         <w:t>M_</w:t>
       </w:r>
       <w:r>
         <w:rPr>
           <w:rFonts w:ascii="Times New Roman" w:hAnsi="Times New Roman" w:cs="Times New Roman"/>
+          <w:b/>
+          <w:bCs/>
         </w:rPr>
         <w:t>LIST}}</w:t>
       </w:r>
     </w:p>
     <w:tbl>
       <w:tblPr>
-        <w:tblpPr w:leftFromText="180" w:rightFromText="180" w:vertAnchor="text" w:tblpY="1"/>
+        <w:tblpPr w:leftFromText="180" w:rightFromText="180" w:vertAnchor="text" w:tblpX="-289" w:tblpY="1"/>
         <w:tblOverlap w:val="never"/>
-        <w:tblW w:w="10060" w:type="dxa"/>
+        <w:tblW w:w="10485" w:type="dxa"/>
         <w:tblBorders>
           <w:top w:val="single" w:sz="4" w:space="0" w:color="auto"/>
           <w:left w:val="single" w:sz="4" w:space="0" w:color="auto"/>
@@ -1373,9 +1380,9 @@
         <w:tblLook w:val="04A0" w:firstRow="1" w:lastRow="0" w:firstColumn="1" w:lastColumn="0" w:noHBand="0" w:noVBand="1"/>
       </w:tblPr>
       <w:tblGrid>
-        <w:gridCol w:w="842"/>
+        <w:gridCol w:w="1131"/>
         <w:gridCol w:w="6883"/>
-        <w:gridCol w:w="2335"/>
+        <w:gridCol w:w="2471"/>
       </w:tblGrid>
       <w:tr>
         <w:trPr>
@@ -1384,7 +1391,7 @@
         </w:trPr>
         <w:tc>
           <w:tcPr>
-            <w:tcW w:w="846" w:type="dxa"/>
+            <w:tcW w:w="1131" w:type="dxa"/>
             <w:tcMar>
               <w:top w:w="80" w:type="dxa"/>
               <w:left w:w="120" w:type="dxa"/>
@@ -1416,7 +1423,7 @@
         </w:tc>
         <w:tc>
           <w:tcPr>
-            <w:tcW w:w="6946" w:type="dxa"/>
+            <w:tcW w:w="6883" w:type="dxa"/>
             <w:tcMar>
               <w:top w:w="80" w:type="dxa"/>
               <w:left w:w="120" w:type="dxa"/>
@@ -1448,7 +1455,7 @@
         </w:tc>
         <w:tc>
           <w:tcPr>
-            <w:tcW w:w="2268" w:type="dxa"/>
+            <w:tcW w:w="2471" w:type="dxa"/>
             <w:tcMar>
               <w:top w:w="80" w:type="dxa"/>
               <w:left w:w="120" w:type="dxa"/>
@@ -1503,7 +1510,7 @@
         </w:trPr>
         <w:tc>
           <w:tcPr>
-            <w:tcW w:w="846" w:type="dxa"/>
+            <w:tcW w:w="1131" w:type="dxa"/>
             <w:tcMar>
               <w:top w:w="80" w:type="dxa"/>
               <w:left w:w="120" w:type="dxa"/>
@@ -1527,7 +1534,7 @@
         </w:tc>
         <w:tc>
           <w:tcPr>
-            <w:tcW w:w="6946" w:type="dxa"/>
+            <w:tcW w:w="6883" w:type="dxa"/>
             <w:tcMar>
               <w:top w:w="80" w:type="dxa"/>
               <w:left w:w="120" w:type="dxa"/>
@@ -1618,7 +1625,7 @@
         </w:tc>
         <w:tc>
           <w:tcPr>
-            <w:tcW w:w="2268" w:type="dxa"/>
+            <w:tcW w:w="2471" w:type="dxa"/>
             <w:tcMar>
               <w:top w:w="80" w:type="dxa"/>
               <w:left w:w="120" w:type="dxa"/>
@@ -1666,7 +1673,7 @@
         </w:trPr>
         <w:tc>
           <w:tcPr>
-            <w:tcW w:w="846" w:type="dxa"/>
+            <w:tcW w:w="1131" w:type="dxa"/>
             <w:tcMar>
               <w:top w:w="80" w:type="dxa"/>
               <w:left w:w="120" w:type="dxa"/>
@@ -1684,7 +1691,7 @@
         </w:tc>
         <w:tc>
           <w:tcPr>
-            <w:tcW w:w="6946" w:type="dxa"/>
+            <w:tcW w:w="6883" w:type="dxa"/>
             <w:tcMar>
               <w:top w:w="80" w:type="dxa"/>
               <w:left w:w="120" w:type="dxa"/>
@@ -1720,7 +1727,7 @@
         </w:tc>
         <w:tc>
           <w:tcPr>
-            <w:tcW w:w="2268" w:type="dxa"/>
+            <w:tcW w:w="2471" w:type="dxa"/>
             <w:tcMar>
               <w:top w:w="80" w:type="dxa"/>
               <w:left w:w="120" w:type="dxa"/>
@@ -1761,7 +1768,7 @@
         </w:trPr>
         <w:tc>
           <w:tcPr>
-            <w:tcW w:w="846" w:type="dxa"/>
+            <w:tcW w:w="1131" w:type="dxa"/>
             <w:tcMar>
               <w:top w:w="80" w:type="dxa"/>
               <w:left w:w="120" w:type="dxa"/>
@@ -1779,7 +1786,7 @@
         </w:tc>
         <w:tc>
           <w:tcPr>
-            <w:tcW w:w="6946" w:type="dxa"/>
+            <w:tcW w:w="6883" w:type="dxa"/>
             <w:tcMar>
               <w:top w:w="80" w:type="dxa"/>
               <w:left w:w="120" w:type="dxa"/>
@@ -1848,7 +1855,7 @@
         </w:tc>
         <w:tc>
           <w:tcPr>
-            <w:tcW w:w="2268" w:type="dxa"/>
+            <w:tcW w:w="2471" w:type="dxa"/>
             <w:tcMar>
               <w:top w:w="80" w:type="dxa"/>
               <w:left w:w="120" w:type="dxa"/>
@@ -1877,7 +1884,7 @@
         </w:trPr>
         <w:tc>
           <w:tcPr>
-            <w:tcW w:w="846" w:type="dxa"/>
+            <w:tcW w:w="1131" w:type="dxa"/>
             <w:tcMar>
               <w:top w:w="80" w:type="dxa"/>
               <w:left w:w="120" w:type="dxa"/>
@@ -1895,7 +1902,7 @@
         </w:tc>
         <w:tc>
           <w:tcPr>
-            <w:tcW w:w="6946" w:type="dxa"/>
+            <w:tcW w:w="6883" w:type="dxa"/>
             <w:tcMar>
               <w:top w:w="80" w:type="dxa"/>
               <w:left w:w="120" w:type="dxa"/>
@@ -1925,7 +1932,7 @@
         </w:tc>
         <w:tc>
           <w:tcPr>
-            <w:tcW w:w="2268" w:type="dxa"/>
+            <w:tcW w:w="2471" w:type="dxa"/>
             <w:tcMar>
               <w:top w:w="80" w:type="dxa"/>
               <w:left w:w="120" w:type="dxa"/>
@@ -1966,7 +1973,7 @@
         </w:trPr>
         <w:tc>
           <w:tcPr>
-            <w:tcW w:w="846" w:type="dxa"/>
+            <w:tcW w:w="1131" w:type="dxa"/>
             <w:tcMar>
               <w:top w:w="80" w:type="dxa"/>
               <w:left w:w="120" w:type="dxa"/>
@@ -1984,7 +1991,7 @@
         </w:tc>
         <w:tc>
           <w:tcPr>
-            <w:tcW w:w="6946" w:type="dxa"/>
+            <w:tcW w:w="6883" w:type="dxa"/>
             <w:tcMar>
               <w:top w:w="80" w:type="dxa"/>
               <w:left w:w="120" w:type="dxa"/>
@@ -2008,7 +2015,7 @@
         </w:tc>
         <w:tc>
           <w:tcPr>
-            <w:tcW w:w="2268" w:type="dxa"/>
+            <w:tcW w:w="2471" w:type="dxa"/>
             <w:tcMar>
               <w:top w:w="80" w:type="dxa"/>
               <w:left w:w="120" w:type="dxa"/>
@@ -2049,7 +2056,7 @@
         </w:trPr>
         <w:tc>
           <w:tcPr>
-            <w:tcW w:w="846" w:type="dxa"/>
+            <w:tcW w:w="1131" w:type="dxa"/>
             <w:tcMar>
               <w:top w:w="80" w:type="dxa"/>
               <w:left w:w="120" w:type="dxa"/>
@@ -2067,7 +2074,7 @@
         </w:tc>
         <w:tc>
           <w:tcPr>
-            <w:tcW w:w="6946" w:type="dxa"/>
+            <w:tcW w:w="6883" w:type="dxa"/>
             <w:tcMar>
               <w:top w:w="80" w:type="dxa"/>
               <w:left w:w="120" w:type="dxa"/>
@@ -2091,7 +2098,7 @@
         </w:tc>
         <w:tc>
           <w:tcPr>
-            <w:tcW w:w="2268" w:type="dxa"/>
+            <w:tcW w:w="2471" w:type="dxa"/>
             <w:tcMar>
               <w:top w:w="80" w:type="dxa"/>
               <w:left w:w="120" w:type="dxa"/>
@@ -2120,7 +2127,7 @@
         </w:trPr>
         <w:tc>
           <w:tcPr>
-            <w:tcW w:w="846" w:type="dxa"/>
+            <w:tcW w:w="1131" w:type="dxa"/>
             <w:tcMar>
               <w:top w:w="80" w:type="dxa"/>
               <w:left w:w="120" w:type="dxa"/>
@@ -2144,7 +2151,7 @@
         </w:tc>
         <w:tc>
           <w:tcPr>
-            <w:tcW w:w="6946" w:type="dxa"/>
+            <w:tcW w:w="6883" w:type="dxa"/>
             <w:tcMar>
               <w:top w:w="80" w:type="dxa"/>
               <w:left w:w="120" w:type="dxa"/>
@@ -2168,7 +2175,7 @@
         </w:tc>
         <w:tc>
           <w:tcPr>
-            <w:tcW w:w="2268" w:type="dxa"/>
+            <w:tcW w:w="2471" w:type="dxa"/>
             <w:tcMar>
               <w:top w:w="80" w:type="dxa"/>
               <w:left w:w="120" w:type="dxa"/>
@@ -2197,7 +2204,7 @@
         </w:trPr>
         <w:tc>
           <w:tcPr>
-            <w:tcW w:w="846" w:type="dxa"/>
+            <w:tcW w:w="1131" w:type="dxa"/>
             <w:tcMar>
               <w:top w:w="80" w:type="dxa"/>
               <w:left w:w="120" w:type="dxa"/>
@@ -2221,7 +2228,7 @@
         </w:tc>
         <w:tc>
           <w:tcPr>
-            <w:tcW w:w="6946" w:type="dxa"/>
+            <w:tcW w:w="6883" w:type="dxa"/>
             <w:tcMar>
               <w:top w:w="80" w:type="dxa"/>
               <w:left w:w="120" w:type="dxa"/>
@@ -2245,7 +2252,7 @@
         </w:tc>
         <w:tc>
           <w:tcPr>
-            <w:tcW w:w="2268" w:type="dxa"/>
+            <w:tcW w:w="2471" w:type="dxa"/>
             <w:tcMar>
               <w:top w:w="80" w:type="dxa"/>
               <w:left w:w="120" w:type="dxa"/>
@@ -2268,7 +2275,7 @@
         </w:trPr>
         <w:tc>
           <w:tcPr>
-            <w:tcW w:w="846" w:type="dxa"/>
+            <w:tcW w:w="1131" w:type="dxa"/>
             <w:tcMar>
               <w:top w:w="80" w:type="dxa"/>
               <w:left w:w="120" w:type="dxa"/>
@@ -2292,7 +2299,7 @@
         </w:tc>
         <w:tc>
           <w:tcPr>
-            <w:tcW w:w="6946" w:type="dxa"/>
+            <w:tcW w:w="6883" w:type="dxa"/>
             <w:tcMar>
               <w:top w:w="80" w:type="dxa"/>
               <w:left w:w="120" w:type="dxa"/>
@@ -2316,7 +2323,7 @@
         </w:tc>
         <w:tc>
           <w:tcPr>
-            <w:tcW w:w="2268" w:type="dxa"/>
+            <w:tcW w:w="2471" w:type="dxa"/>
             <w:tcMar>
               <w:top w:w="80" w:type="dxa"/>
               <w:left w:w="120" w:type="dxa"/>
@@ -2339,7 +2346,7 @@
         </w:trPr>
         <w:tc>
           <w:tcPr>
-            <w:tcW w:w="846" w:type="dxa"/>
+            <w:tcW w:w="1131" w:type="dxa"/>
             <w:tcMar>
               <w:top w:w="80" w:type="dxa"/>
               <w:left w:w="120" w:type="dxa"/>
@@ -2375,7 +2382,7 @@
         </w:tc>
         <w:tc>
           <w:tcPr>
-            <w:tcW w:w="6946" w:type="dxa"/>
+            <w:tcW w:w="6883" w:type="dxa"/>
             <w:tcMar>
               <w:top w:w="80" w:type="dxa"/>
               <w:left w:w="120" w:type="dxa"/>
@@ -2412,7 +2419,7 @@
         </w:tc>
         <w:tc>
           <w:tcPr>
-            <w:tcW w:w="2268" w:type="dxa"/>
+            <w:tcW w:w="2471" w:type="dxa"/>
             <w:tcMar>
               <w:top w:w="80" w:type="dxa"/>
               <w:left w:w="120" w:type="dxa"/>
@@ -2466,7 +2473,7 @@
         </w:trPr>
         <w:tc>
           <w:tcPr>
-            <w:tcW w:w="846" w:type="dxa"/>
+            <w:tcW w:w="1131" w:type="dxa"/>
             <w:tcMar>
               <w:top w:w="80" w:type="dxa"/>
               <w:left w:w="120" w:type="dxa"/>
@@ -2490,7 +2497,7 @@
         </w:tc>
         <w:tc>
           <w:tcPr>
-            <w:tcW w:w="6946" w:type="dxa"/>
+            <w:tcW w:w="6883" w:type="dxa"/>
             <w:tcMar>
               <w:top w:w="80" w:type="dxa"/>
               <w:left w:w="120" w:type="dxa"/>
@@ -2514,7 +2521,7 @@
         </w:tc>
         <w:tc>
           <w:tcPr>
-            <w:tcW w:w="2268" w:type="dxa"/>
+            <w:tcW w:w="2471" w:type="dxa"/>
             <w:tcMar>
               <w:top w:w="80" w:type="dxa"/>
               <w:left w:w="120" w:type="dxa"/>
@@ -2543,7 +2550,7 @@
         </w:trPr>
         <w:tc>
           <w:tcPr>
-            <w:tcW w:w="846" w:type="dxa"/>
+            <w:tcW w:w="1131" w:type="dxa"/>
             <w:tcMar>
               <w:top w:w="80" w:type="dxa"/>
               <w:left w:w="120" w:type="dxa"/>
@@ -2567,7 +2574,7 @@
         </w:tc>
         <w:tc>
           <w:tcPr>
-            <w:tcW w:w="6946" w:type="dxa"/>
+            <w:tcW w:w="6883" w:type="dxa"/>
             <w:tcMar>
               <w:top w:w="80" w:type="dxa"/>
               <w:left w:w="120" w:type="dxa"/>
@@ -2627,7 +2634,7 @@
         </w:tc>
         <w:tc>
           <w:tcPr>
-            <w:tcW w:w="2268" w:type="dxa"/>
+            <w:tcW w:w="2471" w:type="dxa"/>
             <w:tcMar>
               <w:top w:w="80" w:type="dxa"/>
               <w:left w:w="120" w:type="dxa"/>
@@ -2650,7 +2657,7 @@
         </w:trPr>
         <w:tc>
           <w:tcPr>
-            <w:tcW w:w="846" w:type="dxa"/>
+            <w:tcW w:w="1131" w:type="dxa"/>
             <w:tcMar>
               <w:top w:w="80" w:type="dxa"/>
               <w:left w:w="120" w:type="dxa"/>
@@ -2674,7 +2681,7 @@
         </w:tc>
         <w:tc>
           <w:tcPr>
-            <w:tcW w:w="6946" w:type="dxa"/>
+            <w:tcW w:w="6883" w:type="dxa"/>
             <w:tcMar>
               <w:top w:w="80" w:type="dxa"/>
               <w:left w:w="120" w:type="dxa"/>
@@ -2698,7 +2705,7 @@
         </w:tc>
         <w:tc>
           <w:tcPr>
-            <w:tcW w:w="2268" w:type="dxa"/>
+            <w:tcW w:w="2471" w:type="dxa"/>
             <w:tcMar>
               <w:top w:w="80" w:type="dxa"/>
               <w:left w:w="120" w:type="dxa"/>
@@ -2721,7 +2728,7 @@
         </w:trPr>
         <w:tc>
           <w:tcPr>
-            <w:tcW w:w="846" w:type="dxa"/>
+            <w:tcW w:w="1131" w:type="dxa"/>
             <w:tcMar>
               <w:top w:w="80" w:type="dxa"/>
               <w:left w:w="120" w:type="dxa"/>
@@ -2745,7 +2752,7 @@
         </w:tc>
         <w:tc>
           <w:tcPr>
-            <w:tcW w:w="6946" w:type="dxa"/>
+            <w:tcW w:w="6883" w:type="dxa"/>
             <w:tcMar>
               <w:top w:w="80" w:type="dxa"/>
               <w:left w:w="120" w:type="dxa"/>
@@ -2769,7 +2776,7 @@
         </w:tc>
         <w:tc>
           <w:tcPr>
-            <w:tcW w:w="2268" w:type="dxa"/>
+            <w:tcW w:w="2471" w:type="dxa"/>
             <w:tcMar>
               <w:top w:w="80" w:type="dxa"/>
               <w:left w:w="120" w:type="dxa"/>
@@ -2792,7 +2799,7 @@
         </w:trPr>
         <w:tc>
           <w:tcPr>
-            <w:tcW w:w="846" w:type="dxa"/>
+            <w:tcW w:w="1131" w:type="dxa"/>
             <w:tcMar>
               <w:top w:w="80" w:type="dxa"/>
               <w:left w:w="120" w:type="dxa"/>
@@ -2816,7 +2823,7 @@
         </w:tc>
         <w:tc>
           <w:tcPr>
-            <w:tcW w:w="6946" w:type="dxa"/>
+            <w:tcW w:w="6883" w:type="dxa"/>
             <w:tcMar>
               <w:top w:w="80" w:type="dxa"/>
               <w:left w:w="120" w:type="dxa"/>
@@ -2852,7 +2859,7 @@
         </w:tc>
         <w:tc>
           <w:tcPr>
-            <w:tcW w:w="2268" w:type="dxa"/>
+            <w:tcW w:w="2471" w:type="dxa"/>
             <w:tcMar>
               <w:top w:w="80" w:type="dxa"/>
               <w:left w:w="120" w:type="dxa"/>
@@ -2875,7 +2882,7 @@
         </w:trPr>
         <w:tc>
           <w:tcPr>
-            <w:tcW w:w="846" w:type="dxa"/>
+            <w:tcW w:w="1131" w:type="dxa"/>
             <w:tcMar>
               <w:top w:w="80" w:type="dxa"/>
               <w:left w:w="120" w:type="dxa"/>
@@ -2900,7 +2907,7 @@
         </w:tc>
         <w:tc>
           <w:tcPr>
-            <w:tcW w:w="6946" w:type="dxa"/>
+            <w:tcW w:w="6883" w:type="dxa"/>
             <w:tcMar>
               <w:top w:w="80" w:type="dxa"/>
               <w:left w:w="120" w:type="dxa"/>
@@ -2924,7 +2931,7 @@
         </w:tc>
         <w:tc>
           <w:tcPr>
-            <w:tcW w:w="2268" w:type="dxa"/>
+            <w:tcW w:w="2471" w:type="dxa"/>
             <w:tcMar>
               <w:top w:w="80" w:type="dxa"/>
               <w:left w:w="120" w:type="dxa"/>
@@ -2947,7 +2954,7 @@
         </w:trPr>
         <w:tc>
           <w:tcPr>
-            <w:tcW w:w="846" w:type="dxa"/>
+            <w:tcW w:w="1131" w:type="dxa"/>
             <w:tcMar>
               <w:top w:w="80" w:type="dxa"/>
               <w:left w:w="120" w:type="dxa"/>
@@ -2971,7 +2978,7 @@
         </w:tc>
         <w:tc>
           <w:tcPr>
-            <w:tcW w:w="6946" w:type="dxa"/>
+            <w:tcW w:w="6883" w:type="dxa"/>
             <w:tcMar>
               <w:top w:w="80" w:type="dxa"/>
               <w:left w:w="120" w:type="dxa"/>
@@ -2995,7 +3002,7 @@
         </w:tc>
         <w:tc>
           <w:tcPr>
-            <w:tcW w:w="2268" w:type="dxa"/>
+            <w:tcW w:w="2471" w:type="dxa"/>
             <w:tcMar>
               <w:top w:w="80" w:type="dxa"/>
               <w:left w:w="120" w:type="dxa"/>
@@ -3018,7 +3025,7 @@
         </w:trPr>
         <w:tc>
           <w:tcPr>
-            <w:tcW w:w="846" w:type="dxa"/>
+            <w:tcW w:w="1131" w:type="dxa"/>
             <w:tcMar>
               <w:top w:w="80" w:type="dxa"/>
               <w:left w:w="120" w:type="dxa"/>
@@ -3042,7 +3049,7 @@
         </w:tc>
         <w:tc>
           <w:tcPr>
-            <w:tcW w:w="6946" w:type="dxa"/>
+            <w:tcW w:w="6883" w:type="dxa"/>
             <w:tcMar>
               <w:top w:w="80" w:type="dxa"/>
               <w:left w:w="120" w:type="dxa"/>
@@ -3101,7 +3108,7 @@
         </w:tc>
         <w:tc>
           <w:tcPr>
-            <w:tcW w:w="2268" w:type="dxa"/>
+            <w:tcW w:w="2471" w:type="dxa"/>
             <w:tcMar>
               <w:top w:w="80" w:type="dxa"/>
               <w:left w:w="120" w:type="dxa"/>
@@ -3145,7 +3152,7 @@
         </w:trPr>
         <w:tc>
           <w:tcPr>
-            <w:tcW w:w="846" w:type="dxa"/>
+            <w:tcW w:w="1131" w:type="dxa"/>
             <w:tcMar>
               <w:top w:w="80" w:type="dxa"/>
               <w:left w:w="120" w:type="dxa"/>
@@ -3169,7 +3176,7 @@
         </w:tc>
         <w:tc>
           <w:tcPr>
-            <w:tcW w:w="6946" w:type="dxa"/>
+            <w:tcW w:w="6883" w:type="dxa"/>
             <w:tcMar>
               <w:top w:w="80" w:type="dxa"/>
               <w:left w:w="120" w:type="dxa"/>
@@ -3234,7 +3241,7 @@
         </w:tc>
         <w:tc>
           <w:tcPr>
-            <w:tcW w:w="2268" w:type="dxa"/>
+            <w:tcW w:w="2471" w:type="dxa"/>
             <w:tcMar>
               <w:top w:w="80" w:type="dxa"/>
               <w:left w:w="120" w:type="dxa"/>
@@ -3276,7 +3283,7 @@
         </w:trPr>
         <w:tc>
           <w:tcPr>
-            <w:tcW w:w="846" w:type="dxa"/>
+            <w:tcW w:w="1131" w:type="dxa"/>
             <w:tcMar>
               <w:top w:w="80" w:type="dxa"/>
               <w:left w:w="120" w:type="dxa"/>
@@ -3300,7 +3307,7 @@
         </w:tc>
         <w:tc>
           <w:tcPr>
-            <w:tcW w:w="6946" w:type="dxa"/>
+            <w:tcW w:w="6883" w:type="dxa"/>
             <w:tcMar>
               <w:top w:w="80" w:type="dxa"/>
               <w:left w:w="120" w:type="dxa"/>
@@ -3363,7 +3370,7 @@
         </w:tc>
         <w:tc>
           <w:tcPr>
-            <w:tcW w:w="2268" w:type="dxa"/>
+            <w:tcW w:w="2471" w:type="dxa"/>
             <w:tcMar>
               <w:top w:w="80" w:type="dxa"/>
               <w:left w:w="120" w:type="dxa"/>
@@ -3407,7 +3414,7 @@
         </w:trPr>
         <w:tc>
           <w:tcPr>
-            <w:tcW w:w="846" w:type="dxa"/>
+            <w:tcW w:w="1131" w:type="dxa"/>
             <w:tcMar>
               <w:top w:w="80" w:type="dxa"/>
               <w:left w:w="120" w:type="dxa"/>
@@ -3431,7 +3438,7 @@
         </w:tc>
         <w:tc>
           <w:tcPr>
-            <w:tcW w:w="6946" w:type="dxa"/>
+            <w:tcW w:w="6883" w:type="dxa"/>
             <w:tcMar>
               <w:top w:w="80" w:type="dxa"/>
               <w:left w:w="120" w:type="dxa"/>
@@ -3494,7 +3501,7 @@
         </w:tc>
         <w:tc>
           <w:tcPr>
-            <w:tcW w:w="2268" w:type="dxa"/>
+            <w:tcW w:w="2471" w:type="dxa"/>
             <w:tcMar>
               <w:top w:w="80" w:type="dxa"/>
               <w:left w:w="120" w:type="dxa"/>
@@ -3536,7 +3543,7 @@
         </w:trPr>
         <w:tc>
           <w:tcPr>
-            <w:tcW w:w="846" w:type="dxa"/>
+            <w:tcW w:w="1131" w:type="dxa"/>
             <w:tcMar>
               <w:top w:w="80" w:type="dxa"/>
               <w:left w:w="120" w:type="dxa"/>
@@ -3560,7 +3567,7 @@
         </w:tc>
         <w:tc>
           <w:tcPr>
-            <w:tcW w:w="6946" w:type="dxa"/>
+            <w:tcW w:w="6883" w:type="dxa"/>
             <w:tcMar>
               <w:top w:w="80" w:type="dxa"/>
               <w:left w:w="120" w:type="dxa"/>
@@ -3605,7 +3612,7 @@
         </w:tc>
         <w:tc>
           <w:tcPr>
-            <w:tcW w:w="2268" w:type="dxa"/>
+            <w:tcW w:w="2471" w:type="dxa"/>
             <w:tcMar>
               <w:top w:w="80" w:type="dxa"/>
               <w:left w:w="120" w:type="dxa"/>
@@ -3647,7 +3654,7 @@
         </w:trPr>
         <w:tc>
           <w:tcPr>
-            <w:tcW w:w="846" w:type="dxa"/>
+            <w:tcW w:w="1131" w:type="dxa"/>
             <w:tcMar>
               <w:top w:w="80" w:type="dxa"/>
               <w:left w:w="120" w:type="dxa"/>
@@ -3671,7 +3678,7 @@
         </w:tc>
         <w:tc>
           <w:tcPr>
-            <w:tcW w:w="6946" w:type="dxa"/>
+            <w:tcW w:w="6883" w:type="dxa"/>
             <w:tcMar>
               <w:top w:w="80" w:type="dxa"/>
               <w:left w:w="120" w:type="dxa"/>
@@ -3695,7 +3702,7 @@
         </w:tc>
         <w:tc>
           <w:tcPr>
-            <w:tcW w:w="2268" w:type="dxa"/>
+            <w:tcW w:w="2471" w:type="dxa"/>
             <w:tcMar>
               <w:top w:w="80" w:type="dxa"/>
               <w:left w:w="120" w:type="dxa"/>
@@ -3748,8 +3755,8 @@
     <w:tbl>
       <w:tblPr>
         <w:tblStyle w:val="TableGrid"/>
-        <w:tblW w:w="10036" w:type="dxa"/>
-        <w:tblInd w:w="-5" w:type="dxa"/>
+        <w:tblW w:w="10490" w:type="dxa"/>
+        <w:tblInd w:w="-289" w:type="dxa"/>
         <w:tblCellMar>
           <w:top w:w="14" w:type="dxa"/>
           <w:left w:w="28" w:type="dxa"/>
@@ -3758,15 +3765,15 @@
         <w:tblLook w:val="04A0" w:firstRow="1" w:lastRow="0" w:firstColumn="1" w:lastColumn="0" w:noHBand="0" w:noVBand="1"/>
       </w:tblPr>
       <w:tblGrid>
-        <w:gridCol w:w="2029"/>
-        <w:gridCol w:w="1591"/>
-        <w:gridCol w:w="916"/>
-        <w:gridCol w:w="851"/>
-        <w:gridCol w:w="850"/>
-        <w:gridCol w:w="851"/>
+        <w:gridCol w:w="2127"/>
+        <w:gridCol w:w="1276"/>
         <w:gridCol w:w="992"/>
         <w:gridCol w:w="992"/>
-        <w:gridCol w:w="964"/>
+        <w:gridCol w:w="993"/>
+        <w:gridCol w:w="992"/>
+        <w:gridCol w:w="992"/>
+        <w:gridCol w:w="1134"/>
+        <w:gridCol w:w="992"/>
       </w:tblGrid>
       <w:tr>
         <w:trPr>
@@ -3774,7 +3781,7 @@
         </w:trPr>
         <w:tc>
           <w:tcPr>
-            <w:tcW w:w="2029" w:type="dxa"/>
+            <w:tcW w:w="2127" w:type="dxa"/>
             <w:tcBorders>
               <w:top w:val="single" w:sz="4" w:space="0" w:color="000000"/>
               <w:left w:val="single" w:sz="4" w:space="0" w:color="000000"/>
@@ -3808,7 +3815,7 @@
         </w:tc>
         <w:tc>
           <w:tcPr>
-            <w:tcW w:w="1591" w:type="dxa"/>
+            <w:tcW w:w="1276" w:type="dxa"/>
             <w:tcBorders>
               <w:top w:val="single" w:sz="4" w:space="0" w:color="000000"/>
               <w:left w:val="single" w:sz="4" w:space="0" w:color="000000"/>
@@ -3838,150 +3845,6 @@
                 <w:szCs w:val="18"/>
               </w:rPr>
               <w:t>No of Users</w:t>
-            </w:r>
-          </w:p>
-        </w:tc>
-        <w:tc>
-          <w:tcPr>
-            <w:tcW w:w="916" w:type="dxa"/>
-            <w:tcBorders>
-              <w:top w:val="single" w:sz="4" w:space="0" w:color="000000"/>
-              <w:left w:val="single" w:sz="4" w:space="0" w:color="000000"/>
-              <w:bottom w:val="single" w:sz="5" w:space="0" w:color="000000"/>
-              <w:right w:val="single" w:sz="4" w:space="0" w:color="000000"/>
-            </w:tcBorders>
-            <w:shd w:val="clear" w:color="auto" w:fill="D1D1D1" w:themeFill="background2" w:themeFillShade="E6"/>
-          </w:tcPr>
-          <w:p>
-            <w:pPr>
-              <w:spacing w:line="259" w:lineRule="auto"/>
-              <w:ind w:left="28"/>
-              <w:jc w:val="center"/>
-              <w:rPr>
-                <w:rFonts w:ascii="Times New Roman" w:hAnsi="Times New Roman" w:cs="Times New Roman"/>
-                <w:b/>
-                <w:bCs/>
-                <w:sz w:val="18"/>
-                <w:szCs w:val="18"/>
-              </w:rPr>
-            </w:pPr>
-            <w:r>
-              <w:rPr>
-                <w:rFonts w:ascii="Times New Roman" w:hAnsi="Times New Roman" w:cs="Times New Roman"/>
-                <w:b/>
-                <w:bCs/>
-                <w:sz w:val="18"/>
-                <w:szCs w:val="18"/>
-              </w:rPr>
-              <w:t>Y1</w:t>
-            </w:r>
-          </w:p>
-        </w:tc>
-        <w:tc>
-          <w:tcPr>
-            <w:tcW w:w="851" w:type="dxa"/>
-            <w:tcBorders>
-              <w:top w:val="single" w:sz="4" w:space="0" w:color="000000"/>
-              <w:left w:val="single" w:sz="4" w:space="0" w:color="000000"/>
-              <w:bottom w:val="single" w:sz="5" w:space="0" w:color="000000"/>
-              <w:right w:val="single" w:sz="4" w:space="0" w:color="000000"/>
-            </w:tcBorders>
-            <w:shd w:val="clear" w:color="auto" w:fill="D1D1D1" w:themeFill="background2" w:themeFillShade="E6"/>
-          </w:tcPr>
-          <w:p>
-            <w:pPr>
-              <w:spacing w:line="259" w:lineRule="auto"/>
-              <w:ind w:left="32"/>
-              <w:jc w:val="center"/>
-              <w:rPr>
-                <w:rFonts w:ascii="Times New Roman" w:hAnsi="Times New Roman" w:cs="Times New Roman"/>
-                <w:b/>
-                <w:bCs/>
-                <w:sz w:val="18"/>
-                <w:szCs w:val="18"/>
-              </w:rPr>
-            </w:pPr>
-            <w:r>
-              <w:rPr>
-                <w:rFonts w:ascii="Times New Roman" w:hAnsi="Times New Roman" w:cs="Times New Roman"/>
-                <w:b/>
-                <w:bCs/>
-                <w:sz w:val="18"/>
-                <w:szCs w:val="18"/>
-              </w:rPr>
-              <w:t>Y2</w:t>
-            </w:r>
-          </w:p>
-        </w:tc>
-        <w:tc>
-          <w:tcPr>
-            <w:tcW w:w="850" w:type="dxa"/>
-            <w:tcBorders>
-              <w:top w:val="single" w:sz="4" w:space="0" w:color="000000"/>
-              <w:left w:val="single" w:sz="4" w:space="0" w:color="000000"/>
-              <w:bottom w:val="single" w:sz="5" w:space="0" w:color="000000"/>
-              <w:right w:val="single" w:sz="4" w:space="0" w:color="000000"/>
-            </w:tcBorders>
-            <w:shd w:val="clear" w:color="auto" w:fill="D1D1D1" w:themeFill="background2" w:themeFillShade="E6"/>
-          </w:tcPr>
-          <w:p>
-            <w:pPr>
-              <w:spacing w:line="259" w:lineRule="auto"/>
-              <w:ind w:left="33"/>
-              <w:jc w:val="center"/>
-              <w:rPr>
-                <w:rFonts w:ascii="Times New Roman" w:hAnsi="Times New Roman" w:cs="Times New Roman"/>
-                <w:b/>
-                <w:bCs/>
-                <w:sz w:val="18"/>
-                <w:szCs w:val="18"/>
-              </w:rPr>
-            </w:pPr>
-            <w:r>
-              <w:rPr>
-                <w:rFonts w:ascii="Times New Roman" w:hAnsi="Times New Roman" w:cs="Times New Roman"/>
-                <w:b/>
-                <w:bCs/>
-                <w:sz w:val="18"/>
-                <w:szCs w:val="18"/>
-              </w:rPr>
-              <w:t>Y3</w:t>
-            </w:r>
-          </w:p>
-        </w:tc>
-        <w:tc>
-          <w:tcPr>
-            <w:tcW w:w="851" w:type="dxa"/>
-            <w:tcBorders>
-              <w:top w:val="single" w:sz="4" w:space="0" w:color="000000"/>
-              <w:left w:val="single" w:sz="4" w:space="0" w:color="000000"/>
-              <w:bottom w:val="single" w:sz="5" w:space="0" w:color="000000"/>
-              <w:right w:val="single" w:sz="4" w:space="0" w:color="000000"/>
-            </w:tcBorders>
-            <w:shd w:val="clear" w:color="auto" w:fill="D1D1D1" w:themeFill="background2" w:themeFillShade="E6"/>
-          </w:tcPr>
-          <w:p>
-            <w:pPr>
-              <w:spacing w:line="259" w:lineRule="auto"/>
-              <w:ind w:left="31"/>
-              <w:jc w:val="center"/>
-              <w:rPr>
-                <w:rFonts w:ascii="Times New Roman" w:hAnsi="Times New Roman" w:cs="Times New Roman"/>
-                <w:b/>
-                <w:bCs/>
-                <w:sz w:val="18"/>
-                <w:szCs w:val="18"/>
-              </w:rPr>
-            </w:pPr>
-            <w:r>
-              <w:rPr>
-                <w:rFonts w:ascii="Times New Roman" w:hAnsi="Times New Roman" w:cs="Times New Roman"/>
-                <w:b/>
-                <w:bCs/>
-                <w:sz w:val="18"/>
-                <w:szCs w:val="18"/>
-              </w:rPr>
-              <w:t>Y4</w:t>
             </w:r>
           </w:p>
         </w:tc>
@@ -3999,7 +3862,7 @@
           <w:p>
             <w:pPr>
               <w:spacing w:line="259" w:lineRule="auto"/>
-              <w:ind w:left="32"/>
+              <w:ind w:left="28"/>
               <w:jc w:val="center"/>
               <w:rPr>
                 <w:rFonts w:ascii="Times New Roman" w:hAnsi="Times New Roman" w:cs="Times New Roman"/>
@@ -4017,13 +3880,157 @@
                 <w:sz w:val="18"/>
                 <w:szCs w:val="18"/>
               </w:rPr>
+              <w:t>Y1</w:t>
+            </w:r>
+          </w:p>
+        </w:tc>
+        <w:tc>
+          <w:tcPr>
+            <w:tcW w:w="992" w:type="dxa"/>
+            <w:tcBorders>
+              <w:top w:val="single" w:sz="4" w:space="0" w:color="000000"/>
+              <w:left w:val="single" w:sz="4" w:space="0" w:color="000000"/>
+              <w:bottom w:val="single" w:sz="5" w:space="0" w:color="000000"/>
+              <w:right w:val="single" w:sz="4" w:space="0" w:color="000000"/>
+            </w:tcBorders>
+            <w:shd w:val="clear" w:color="auto" w:fill="D1D1D1" w:themeFill="background2" w:themeFillShade="E6"/>
+          </w:tcPr>
+          <w:p>
+            <w:pPr>
+              <w:spacing w:line="259" w:lineRule="auto"/>
+              <w:ind w:left="32"/>
+              <w:jc w:val="center"/>
+              <w:rPr>
+                <w:rFonts w:ascii="Times New Roman" w:hAnsi="Times New Roman" w:cs="Times New Roman"/>
+                <w:b/>
+                <w:bCs/>
+                <w:sz w:val="18"/>
+                <w:szCs w:val="18"/>
+              </w:rPr>
+            </w:pPr>
+            <w:r>
+              <w:rPr>
+                <w:rFonts w:ascii="Times New Roman" w:hAnsi="Times New Roman" w:cs="Times New Roman"/>
+                <w:b/>
+                <w:bCs/>
+                <w:sz w:val="18"/>
+                <w:szCs w:val="18"/>
+              </w:rPr>
+              <w:t>Y2</w:t>
+            </w:r>
+          </w:p>
+        </w:tc>
+        <w:tc>
+          <w:tcPr>
+            <w:tcW w:w="993" w:type="dxa"/>
+            <w:tcBorders>
+              <w:top w:val="single" w:sz="4" w:space="0" w:color="000000"/>
+              <w:left w:val="single" w:sz="4" w:space="0" w:color="000000"/>
+              <w:bottom w:val="single" w:sz="5" w:space="0" w:color="000000"/>
+              <w:right w:val="single" w:sz="4" w:space="0" w:color="000000"/>
+            </w:tcBorders>
+            <w:shd w:val="clear" w:color="auto" w:fill="D1D1D1" w:themeFill="background2" w:themeFillShade="E6"/>
+          </w:tcPr>
+          <w:p>
+            <w:pPr>
+              <w:spacing w:line="259" w:lineRule="auto"/>
+              <w:ind w:left="33"/>
+              <w:jc w:val="center"/>
+              <w:rPr>
+                <w:rFonts w:ascii="Times New Roman" w:hAnsi="Times New Roman" w:cs="Times New Roman"/>
+                <w:b/>
+                <w:bCs/>
+                <w:sz w:val="18"/>
+                <w:szCs w:val="18"/>
+              </w:rPr>
+            </w:pPr>
+            <w:r>
+              <w:rPr>
+                <w:rFonts w:ascii="Times New Roman" w:hAnsi="Times New Roman" w:cs="Times New Roman"/>
+                <w:b/>
+                <w:bCs/>
+                <w:sz w:val="18"/>
+                <w:szCs w:val="18"/>
+              </w:rPr>
+              <w:t>Y3</w:t>
+            </w:r>
+          </w:p>
+        </w:tc>
+        <w:tc>
+          <w:tcPr>
+            <w:tcW w:w="992" w:type="dxa"/>
+            <w:tcBorders>
+              <w:top w:val="single" w:sz="4" w:space="0" w:color="000000"/>
+              <w:left w:val="single" w:sz="4" w:space="0" w:color="000000"/>
+              <w:bottom w:val="single" w:sz="5" w:space="0" w:color="000000"/>
+              <w:right w:val="single" w:sz="4" w:space="0" w:color="000000"/>
+            </w:tcBorders>
+            <w:shd w:val="clear" w:color="auto" w:fill="D1D1D1" w:themeFill="background2" w:themeFillShade="E6"/>
+          </w:tcPr>
+          <w:p>
+            <w:pPr>
+              <w:spacing w:line="259" w:lineRule="auto"/>
+              <w:ind w:left="31"/>
+              <w:jc w:val="center"/>
+              <w:rPr>
+                <w:rFonts w:ascii="Times New Roman" w:hAnsi="Times New Roman" w:cs="Times New Roman"/>
+                <w:b/>
+                <w:bCs/>
+                <w:sz w:val="18"/>
+                <w:szCs w:val="18"/>
+              </w:rPr>
+            </w:pPr>
+            <w:r>
+              <w:rPr>
+                <w:rFonts w:ascii="Times New Roman" w:hAnsi="Times New Roman" w:cs="Times New Roman"/>
+                <w:b/>
+                <w:bCs/>
+                <w:sz w:val="18"/>
+                <w:szCs w:val="18"/>
+              </w:rPr>
+              <w:t>Y4</w:t>
+            </w:r>
+          </w:p>
+        </w:tc>
+        <w:tc>
+          <w:tcPr>
+            <w:tcW w:w="992" w:type="dxa"/>
+            <w:tcBorders>
+              <w:top w:val="single" w:sz="4" w:space="0" w:color="000000"/>
+              <w:left w:val="single" w:sz="4" w:space="0" w:color="000000"/>
+              <w:bottom w:val="single" w:sz="5" w:space="0" w:color="000000"/>
+              <w:right w:val="single" w:sz="4" w:space="0" w:color="000000"/>
+            </w:tcBorders>
+            <w:shd w:val="clear" w:color="auto" w:fill="D1D1D1" w:themeFill="background2" w:themeFillShade="E6"/>
+          </w:tcPr>
+          <w:p>
+            <w:pPr>
+              <w:spacing w:line="259" w:lineRule="auto"/>
+              <w:ind w:left="32"/>
+              <w:jc w:val="center"/>
+              <w:rPr>
+                <w:rFonts w:ascii="Times New Roman" w:hAnsi="Times New Roman" w:cs="Times New Roman"/>
+                <w:b/>
+                <w:bCs/>
+                <w:sz w:val="18"/>
+                <w:szCs w:val="18"/>
+              </w:rPr>
+            </w:pPr>
+            <w:r>
+              <w:rPr>
+                <w:rFonts w:ascii="Times New Roman" w:hAnsi="Times New Roman" w:cs="Times New Roman"/>
+                <w:b/>
+                <w:bCs/>
+                <w:sz w:val="18"/>
+                <w:szCs w:val="18"/>
+              </w:rPr>
               <w:t>Y5</w:t>
             </w:r>
           </w:p>
         </w:tc>
         <w:tc>
           <w:tcPr>
-            <w:tcW w:w="992" w:type="dxa"/>
+            <w:tcW w:w="1134" w:type="dxa"/>
             <w:tcBorders>
               <w:top w:val="single" w:sz="4" w:space="0" w:color="000000"/>
               <w:left w:val="single" w:sz="4" w:space="0" w:color="000000"/>
@@ -4059,7 +4066,7 @@
         </w:tc>
         <w:tc>
           <w:tcPr>
-            <w:tcW w:w="964" w:type="dxa"/>
+            <w:tcW w:w="992" w:type="dxa"/>
             <w:tcBorders>
               <w:top w:val="single" w:sz="4" w:space="0" w:color="000000"/>
               <w:left w:val="single" w:sz="5" w:space="0" w:color="000000"/>
@@ -4100,14 +4107,14 @@
         </w:trPr>
         <w:tc>
           <w:tcPr>
-            <w:tcW w:w="2029" w:type="dxa"/>
+            <w:tcW w:w="2127" w:type="dxa"/>
             <w:tcBorders>
               <w:top w:val="single" w:sz="5" w:space="0" w:color="000000"/>
               <w:left w:val="single" w:sz="4" w:space="0" w:color="000000"/>
               <w:bottom w:val="single" w:sz="5" w:space="0" w:color="000000"/>
               <w:right w:val="single" w:sz="4" w:space="0" w:color="000000"/>
             </w:tcBorders>
-            <w:shd w:val="clear" w:color="auto" w:fill="DAE9F8"/>
+            <w:shd w:val="clear" w:color="auto" w:fill="DAE9F7" w:themeFill="text2" w:themeFillTint="1A"/>
           </w:tcPr>
           <w:p>
             <w:pPr>
@@ -4121,14 +4128,14 @@
         </w:tc>
         <w:tc>
           <w:tcPr>
-            <w:tcW w:w="1591" w:type="dxa"/>
+            <w:tcW w:w="1276" w:type="dxa"/>
             <w:tcBorders>
               <w:top w:val="single" w:sz="5" w:space="0" w:color="000000"/>
               <w:left w:val="single" w:sz="4" w:space="0" w:color="000000"/>
               <w:bottom w:val="single" w:sz="5" w:space="0" w:color="000000"/>
               <w:right w:val="single" w:sz="4" w:space="0" w:color="000000"/>
             </w:tcBorders>
-            <w:shd w:val="clear" w:color="auto" w:fill="DAE9F8"/>
+            <w:shd w:val="clear" w:color="auto" w:fill="DAE9F7" w:themeFill="text2" w:themeFillTint="1A"/>
           </w:tcPr>
           <w:p>
             <w:pPr>
@@ -4149,120 +4156,8 @@
                 <w:sz w:val="18"/>
                 <w:szCs w:val="18"/>
               </w:rPr>
-              <w:t>{{NO_OF_USERS}}</w:t>
-            </w:r>
-          </w:p>
-        </w:tc>
-        <w:tc>
-          <w:tcPr>
-            <w:tcW w:w="916" w:type="dxa"/>
-            <w:tcBorders>
-              <w:top w:val="single" w:sz="5" w:space="0" w:color="000000"/>
-              <w:left w:val="single" w:sz="4" w:space="0" w:color="000000"/>
-              <w:bottom w:val="single" w:sz="5" w:space="0" w:color="000000"/>
-              <w:right w:val="single" w:sz="4" w:space="0" w:color="000000"/>
-            </w:tcBorders>
-            <w:shd w:val="clear" w:color="auto" w:fill="DAE9F8"/>
-          </w:tcPr>
-          <w:p>
-            <w:pPr>
-              <w:spacing w:line="259" w:lineRule="auto"/>
-              <w:ind w:left="25"/>
-              <w:jc w:val="both"/>
-              <w:rPr>
-                <w:rFonts w:ascii="Times New Roman" w:hAnsi="Times New Roman" w:cs="Times New Roman"/>
-                <w:sz w:val="18"/>
-                <w:szCs w:val="18"/>
-              </w:rPr>
-            </w:pPr>
-            <w:r>
-              <w:rPr>
-                <w:rFonts w:ascii="Times New Roman" w:hAnsi="Times New Roman" w:cs="Times New Roman"/>
-                <w:sz w:val="18"/>
-                <w:szCs w:val="18"/>
-              </w:rPr>
-              <w:t xml:space="preserve">    </w:t>
-            </w:r>
-          </w:p>
-        </w:tc>
-        <w:tc>
-          <w:tcPr>
-            <w:tcW w:w="851" w:type="dxa"/>
-            <w:tcBorders>
-              <w:top w:val="single" w:sz="5" w:space="0" w:color="000000"/>
-              <w:left w:val="single" w:sz="4" w:space="0" w:color="000000"/>
-              <w:bottom w:val="single" w:sz="5" w:space="0" w:color="000000"/>
-              <w:right w:val="single" w:sz="4" w:space="0" w:color="000000"/>
-            </w:tcBorders>
-            <w:shd w:val="clear" w:color="auto" w:fill="DAE9F8"/>
-          </w:tcPr>
-          <w:p>
-            <w:pPr>
-              <w:spacing w:line="259" w:lineRule="auto"/>
-              <w:ind w:left="25"/>
-              <w:jc w:val="both"/>
-              <w:rPr>
-                <w:rFonts w:ascii="Times New Roman" w:hAnsi="Times New Roman" w:cs="Times New Roman"/>
-                <w:sz w:val="18"/>
-                <w:szCs w:val="18"/>
-              </w:rPr>
-            </w:pPr>
-            <w:r>
-              <w:rPr>
-                <w:rFonts w:ascii="Times New Roman" w:hAnsi="Times New Roman" w:cs="Times New Roman"/>
-                <w:sz w:val="18"/>
-                <w:szCs w:val="18"/>
-              </w:rPr>
-              <w:t xml:space="preserve"> </w:t>
-            </w:r>
-          </w:p>
-        </w:tc>
-        <w:tc>
-          <w:tcPr>
-            <w:tcW w:w="850" w:type="dxa"/>
-            <w:tcBorders>
-              <w:top w:val="single" w:sz="5" w:space="0" w:color="000000"/>
-              <w:left w:val="single" w:sz="4" w:space="0" w:color="000000"/>
-              <w:bottom w:val="single" w:sz="5" w:space="0" w:color="000000"/>
-              <w:right w:val="single" w:sz="4" w:space="0" w:color="000000"/>
-            </w:tcBorders>
-            <w:shd w:val="clear" w:color="auto" w:fill="DAE9F8"/>
-          </w:tcPr>
-          <w:p>
-            <w:pPr>
-              <w:spacing w:line="259" w:lineRule="auto"/>
-              <w:ind w:left="25"/>
-              <w:jc w:val="both"/>
-              <w:rPr>
-                <w:rFonts w:ascii="Times New Roman" w:hAnsi="Times New Roman" w:cs="Times New Roman"/>
-                <w:sz w:val="18"/>
-                <w:szCs w:val="18"/>
-              </w:rPr>
-            </w:pPr>
-          </w:p>
-        </w:tc>
-        <w:tc>
-          <w:tcPr>
-            <w:tcW w:w="851" w:type="dxa"/>
-            <w:tcBorders>
-              <w:top w:val="single" w:sz="5" w:space="0" w:color="000000"/>
-              <w:left w:val="single" w:sz="4" w:space="0" w:color="000000"/>
-              <w:bottom w:val="single" w:sz="5" w:space="0" w:color="000000"/>
-              <w:right w:val="single" w:sz="4" w:space="0" w:color="000000"/>
-            </w:tcBorders>
-            <w:shd w:val="clear" w:color="auto" w:fill="DAE9F8"/>
-          </w:tcPr>
-          <w:p>
-            <w:pPr>
-              <w:spacing w:line="259" w:lineRule="auto"/>
-              <w:ind w:left="25"/>
-              <w:jc w:val="both"/>
-              <w:rPr>
-                <w:rFonts w:ascii="Times New Roman" w:hAnsi="Times New Roman" w:cs="Times New Roman"/>
-                <w:sz w:val="18"/>
-                <w:szCs w:val="18"/>
-              </w:rPr>
-            </w:pPr>
+              <w:t>{{NO_OF_U}}</w:t>
+            </w:r>
           </w:p>
         </w:tc>
         <w:tc>
@@ -4274,7 +4169,7 @@
               <w:bottom w:val="single" w:sz="5" w:space="0" w:color="000000"/>
               <w:right w:val="single" w:sz="4" w:space="0" w:color="000000"/>
             </w:tcBorders>
-            <w:shd w:val="clear" w:color="auto" w:fill="DAE9F8"/>
+            <w:shd w:val="clear" w:color="auto" w:fill="DAE9F7" w:themeFill="text2" w:themeFillTint="1A"/>
           </w:tcPr>
           <w:p>
             <w:pPr>
@@ -4287,18 +4182,130 @@
                 <w:szCs w:val="18"/>
               </w:rPr>
             </w:pPr>
+            <w:r>
+              <w:rPr>
+                <w:rFonts w:ascii="Times New Roman" w:hAnsi="Times New Roman" w:cs="Times New Roman"/>
+                <w:sz w:val="18"/>
+                <w:szCs w:val="18"/>
+              </w:rPr>
+              <w:t xml:space="preserve">    </w:t>
+            </w:r>
           </w:p>
         </w:tc>
         <w:tc>
           <w:tcPr>
             <w:tcW w:w="992" w:type="dxa"/>
+            <w:tcBorders>
+              <w:top w:val="single" w:sz="5" w:space="0" w:color="000000"/>
+              <w:left w:val="single" w:sz="4" w:space="0" w:color="000000"/>
+              <w:bottom w:val="single" w:sz="5" w:space="0" w:color="000000"/>
+              <w:right w:val="single" w:sz="4" w:space="0" w:color="000000"/>
+            </w:tcBorders>
+            <w:shd w:val="clear" w:color="auto" w:fill="DAE9F7" w:themeFill="text2" w:themeFillTint="1A"/>
+          </w:tcPr>
+          <w:p>
+            <w:pPr>
+              <w:spacing w:line="259" w:lineRule="auto"/>
+              <w:ind w:left="25"/>
+              <w:jc w:val="both"/>
+              <w:rPr>
+                <w:rFonts w:ascii="Times New Roman" w:hAnsi="Times New Roman" w:cs="Times New Roman"/>
+                <w:sz w:val="18"/>
+                <w:szCs w:val="18"/>
+              </w:rPr>
+            </w:pPr>
+            <w:r>
+              <w:rPr>
+                <w:rFonts w:ascii="Times New Roman" w:hAnsi="Times New Roman" w:cs="Times New Roman"/>
+                <w:sz w:val="18"/>
+                <w:szCs w:val="18"/>
+              </w:rPr>
+              <w:t xml:space="preserve"> </w:t>
+            </w:r>
+          </w:p>
+        </w:tc>
+        <w:tc>
+          <w:tcPr>
+            <w:tcW w:w="993" w:type="dxa"/>
+            <w:tcBorders>
+              <w:top w:val="single" w:sz="5" w:space="0" w:color="000000"/>
+              <w:left w:val="single" w:sz="4" w:space="0" w:color="000000"/>
+              <w:bottom w:val="single" w:sz="5" w:space="0" w:color="000000"/>
+              <w:right w:val="single" w:sz="4" w:space="0" w:color="000000"/>
+            </w:tcBorders>
+            <w:shd w:val="clear" w:color="auto" w:fill="DAE9F7" w:themeFill="text2" w:themeFillTint="1A"/>
+          </w:tcPr>
+          <w:p>
+            <w:pPr>
+              <w:spacing w:line="259" w:lineRule="auto"/>
+              <w:ind w:left="25"/>
+              <w:jc w:val="both"/>
+              <w:rPr>
+                <w:rFonts w:ascii="Times New Roman" w:hAnsi="Times New Roman" w:cs="Times New Roman"/>
+                <w:sz w:val="18"/>
+                <w:szCs w:val="18"/>
+              </w:rPr>
+            </w:pPr>
+          </w:p>
+        </w:tc>
+        <w:tc>
+          <w:tcPr>
+            <w:tcW w:w="992" w:type="dxa"/>
+            <w:tcBorders>
+              <w:top w:val="single" w:sz="5" w:space="0" w:color="000000"/>
+              <w:left w:val="single" w:sz="4" w:space="0" w:color="000000"/>
+              <w:bottom w:val="single" w:sz="5" w:space="0" w:color="000000"/>
+              <w:right w:val="single" w:sz="4" w:space="0" w:color="000000"/>
+            </w:tcBorders>
+            <w:shd w:val="clear" w:color="auto" w:fill="DAE9F7" w:themeFill="text2" w:themeFillTint="1A"/>
+          </w:tcPr>
+          <w:p>
+            <w:pPr>
+              <w:spacing w:line="259" w:lineRule="auto"/>
+              <w:ind w:left="25"/>
+              <w:jc w:val="both"/>
+              <w:rPr>
+                <w:rFonts w:ascii="Times New Roman" w:hAnsi="Times New Roman" w:cs="Times New Roman"/>
+                <w:sz w:val="18"/>
+                <w:szCs w:val="18"/>
+              </w:rPr>
+            </w:pPr>
+          </w:p>
+        </w:tc>
+        <w:tc>
+          <w:tcPr>
+            <w:tcW w:w="992" w:type="dxa"/>
+            <w:tcBorders>
+              <w:top w:val="single" w:sz="5" w:space="0" w:color="000000"/>
+              <w:left w:val="single" w:sz="4" w:space="0" w:color="000000"/>
+              <w:bottom w:val="single" w:sz="5" w:space="0" w:color="000000"/>
+              <w:right w:val="single" w:sz="4" w:space="0" w:color="000000"/>
+            </w:tcBorders>
+            <w:shd w:val="clear" w:color="auto" w:fill="DAE9F7" w:themeFill="text2" w:themeFillTint="1A"/>
+          </w:tcPr>
+          <w:p>
+            <w:pPr>
+              <w:spacing w:line="259" w:lineRule="auto"/>
+              <w:ind w:left="25"/>
+              <w:jc w:val="both"/>
+              <w:rPr>
+                <w:rFonts w:ascii="Times New Roman" w:hAnsi="Times New Roman" w:cs="Times New Roman"/>
+                <w:sz w:val="18"/>
+                <w:szCs w:val="18"/>
+              </w:rPr>
+            </w:pPr>
+          </w:p>
+        </w:tc>
+        <w:tc>
+          <w:tcPr>
+            <w:tcW w:w="1134" w:type="dxa"/>
             <w:tcBorders>
               <w:top w:val="single" w:sz="5" w:space="0" w:color="000000"/>
               <w:left w:val="single" w:sz="4" w:space="0" w:color="000000"/>
               <w:bottom w:val="single" w:sz="5" w:space="0" w:color="000000"/>
               <w:right w:val="single" w:sz="5" w:space="0" w:color="000000"/>
             </w:tcBorders>
-            <w:shd w:val="clear" w:color="auto" w:fill="DAE9F8"/>
+            <w:shd w:val="clear" w:color="auto" w:fill="DAE9F7" w:themeFill="text2" w:themeFillTint="1A"/>
           </w:tcPr>
           <w:p>
             <w:pPr>
@@ -4314,14 +4321,14 @@
         </w:tc>
         <w:tc>
           <w:tcPr>
-            <w:tcW w:w="964" w:type="dxa"/>
+            <w:tcW w:w="992" w:type="dxa"/>
             <w:tcBorders>
               <w:top w:val="single" w:sz="5" w:space="0" w:color="000000"/>
               <w:left w:val="single" w:sz="5" w:space="0" w:color="000000"/>
               <w:bottom w:val="single" w:sz="5" w:space="0" w:color="000000"/>
               <w:right w:val="single" w:sz="5" w:space="0" w:color="000000"/>
             </w:tcBorders>
-            <w:shd w:val="clear" w:color="auto" w:fill="DAE9F8"/>
+            <w:shd w:val="clear" w:color="auto" w:fill="DAE9F7" w:themeFill="text2" w:themeFillTint="1A"/>
           </w:tcPr>
           <w:p>
             <w:pPr>
@@ -4360,11 +4367,12 @@
     <w:tbl>
       <w:tblPr>
         <w:tblStyle w:val="TableGrid0"/>
-        <w:tblW w:w="10063" w:type="dxa"/>
+        <w:tblW w:w="10490" w:type="dxa"/>
+        <w:tblInd w:w="-289" w:type="dxa"/>
         <w:tblLook w:val="04A0" w:firstRow="1" w:lastRow="0" w:firstColumn="1" w:lastColumn="0" w:noHBand="0" w:noVBand="1"/>
       </w:tblPr>
       <w:tblGrid>
-        <w:gridCol w:w="4162"/>
+        <w:gridCol w:w="4451"/>
         <w:gridCol w:w="744"/>
         <w:gridCol w:w="744"/>
         <w:gridCol w:w="744"/>
@@ -4372,7 +4380,7 @@
         <w:gridCol w:w="744"/>
         <w:gridCol w:w="744"/>
         <w:gridCol w:w="744"/>
-        <w:gridCol w:w="692"/>
+        <w:gridCol w:w="830"/>
       </w:tblGrid>
       <w:tr>
         <w:trPr>
@@ -4380,9 +4388,9 @@
         </w:trPr>
         <w:tc>
           <w:tcPr>
-            <w:tcW w:w="4162" w:type="dxa"/>
+            <w:tcW w:w="4451" w:type="dxa"/>
             <w:vMerge w:val="restart"/>
-            <w:shd w:val="clear" w:color="auto" w:fill="D1D1D1" w:themeFill="background2" w:themeFillShade="E6"/>
+            <w:shd w:val="clear" w:color="auto" w:fill="DAE9F7" w:themeFill="text2" w:themeFillTint="1A"/>
           </w:tcPr>
           <w:p>
             <w:pPr>
@@ -4406,7 +4414,7 @@
           <w:tcPr>
             <w:tcW w:w="2977" w:type="dxa"/>
             <w:gridSpan w:val="4"/>
-            <w:shd w:val="clear" w:color="auto" w:fill="D1D1D1" w:themeFill="background2" w:themeFillShade="E6"/>
+            <w:shd w:val="clear" w:color="auto" w:fill="DAE9F7" w:themeFill="text2" w:themeFillTint="1A"/>
           </w:tcPr>
           <w:p>
             <w:pPr>
@@ -4429,9 +4437,9 @@
         </w:tc>
         <w:tc>
           <w:tcPr>
-            <w:tcW w:w="2924" w:type="dxa"/>
+            <w:tcW w:w="3062" w:type="dxa"/>
             <w:gridSpan w:val="4"/>
-            <w:shd w:val="clear" w:color="auto" w:fill="D1D1D1" w:themeFill="background2" w:themeFillShade="E6"/>
+            <w:shd w:val="clear" w:color="auto" w:fill="DAE9F7" w:themeFill="text2" w:themeFillTint="1A"/>
           </w:tcPr>
           <w:p>
             <w:pPr>
@@ -4459,7 +4467,7 @@
         </w:trPr>
         <w:tc>
           <w:tcPr>
-            <w:tcW w:w="4162" w:type="dxa"/>
+            <w:tcW w:w="4451" w:type="dxa"/>
             <w:vMerge/>
           </w:tcPr>
           <w:p>
@@ -4473,7 +4481,7 @@
         <w:tc>
           <w:tcPr>
             <w:tcW w:w="744" w:type="dxa"/>
-            <w:shd w:val="clear" w:color="auto" w:fill="D1D1D1" w:themeFill="background2" w:themeFillShade="E6"/>
+            <w:shd w:val="clear" w:color="auto" w:fill="DAE9F7" w:themeFill="text2" w:themeFillTint="1A"/>
           </w:tcPr>
           <w:p>
             <w:pPr>
@@ -4496,7 +4504,7 @@
         <w:tc>
           <w:tcPr>
             <w:tcW w:w="744" w:type="dxa"/>
-            <w:shd w:val="clear" w:color="auto" w:fill="D1D1D1" w:themeFill="background2" w:themeFillShade="E6"/>
+            <w:shd w:val="clear" w:color="auto" w:fill="DAE9F7" w:themeFill="text2" w:themeFillTint="1A"/>
           </w:tcPr>
           <w:p>
             <w:pPr>
@@ -4519,7 +4527,7 @@
         <w:tc>
           <w:tcPr>
             <w:tcW w:w="744" w:type="dxa"/>
-            <w:shd w:val="clear" w:color="auto" w:fill="D1D1D1" w:themeFill="background2" w:themeFillShade="E6"/>
+            <w:shd w:val="clear" w:color="auto" w:fill="DAE9F7" w:themeFill="text2" w:themeFillTint="1A"/>
           </w:tcPr>
           <w:p>
             <w:pPr>
@@ -4542,7 +4550,7 @@
         <w:tc>
           <w:tcPr>
             <w:tcW w:w="745" w:type="dxa"/>
-            <w:shd w:val="clear" w:color="auto" w:fill="D1D1D1" w:themeFill="background2" w:themeFillShade="E6"/>
+            <w:shd w:val="clear" w:color="auto" w:fill="DAE9F7" w:themeFill="text2" w:themeFillTint="1A"/>
           </w:tcPr>
           <w:p>
             <w:pPr>
@@ -4565,7 +4573,7 @@
         <w:tc>
           <w:tcPr>
             <w:tcW w:w="744" w:type="dxa"/>
-            <w:shd w:val="clear" w:color="auto" w:fill="D1D1D1" w:themeFill="background2" w:themeFillShade="E6"/>
+            <w:shd w:val="clear" w:color="auto" w:fill="DAE9F7" w:themeFill="text2" w:themeFillTint="1A"/>
           </w:tcPr>
           <w:p>
             <w:pPr>
@@ -4588,7 +4596,7 @@
         <w:tc>
           <w:tcPr>
             <w:tcW w:w="744" w:type="dxa"/>
-            <w:shd w:val="clear" w:color="auto" w:fill="D1D1D1" w:themeFill="background2" w:themeFillShade="E6"/>
+            <w:shd w:val="clear" w:color="auto" w:fill="DAE9F7" w:themeFill="text2" w:themeFillTint="1A"/>
           </w:tcPr>
           <w:p>
             <w:pPr>
@@ -4611,7 +4619,7 @@
         <w:tc>
           <w:tcPr>
             <w:tcW w:w="744" w:type="dxa"/>
-            <w:shd w:val="clear" w:color="auto" w:fill="D1D1D1" w:themeFill="background2" w:themeFillShade="E6"/>
+            <w:shd w:val="clear" w:color="auto" w:fill="DAE9F7" w:themeFill="text2" w:themeFillTint="1A"/>
           </w:tcPr>
           <w:p>
             <w:pPr>
@@ -4633,8 +4641,8 @@
         </w:tc>
         <w:tc>
           <w:tcPr>
-            <w:tcW w:w="692" w:type="dxa"/>
-            <w:shd w:val="clear" w:color="auto" w:fill="D1D1D1" w:themeFill="background2" w:themeFillShade="E6"/>
+            <w:tcW w:w="830" w:type="dxa"/>
+            <w:shd w:val="clear" w:color="auto" w:fill="DAE9F7" w:themeFill="text2" w:themeFillTint="1A"/>
           </w:tcPr>
           <w:p>
             <w:pPr>
@@ -4661,7 +4669,7 @@
         </w:trPr>
         <w:tc>
           <w:tcPr>
-            <w:tcW w:w="10063" w:type="dxa"/>
+            <w:tcW w:w="10490" w:type="dxa"/>
             <w:gridSpan w:val="9"/>
           </w:tcPr>
           <w:p>
@@ -4705,7 +4713,7 @@
         </w:trPr>
         <w:tc>
           <w:tcPr>
-            <w:tcW w:w="4162" w:type="dxa"/>
+            <w:tcW w:w="4451" w:type="dxa"/>
           </w:tcPr>
           <w:p>
             <w:pPr>
@@ -4807,7 +4815,7 @@
         </w:tc>
         <w:tc>
           <w:tcPr>
-            <w:tcW w:w="692" w:type="dxa"/>
+            <w:tcW w:w="830" w:type="dxa"/>
           </w:tcPr>
           <w:p>
             <w:pPr>
@@ -4824,7 +4832,7 @@
         </w:trPr>
         <w:tc>
           <w:tcPr>
-            <w:tcW w:w="4162" w:type="dxa"/>
+            <w:tcW w:w="4451" w:type="dxa"/>
           </w:tcPr>
           <w:p>
             <w:pPr>
@@ -4926,7 +4934,7 @@
         </w:tc>
         <w:tc>
           <w:tcPr>
-            <w:tcW w:w="692" w:type="dxa"/>
+            <w:tcW w:w="830" w:type="dxa"/>
           </w:tcPr>
           <w:p>
             <w:pPr>
@@ -4943,7 +4951,7 @@
         </w:trPr>
         <w:tc>
           <w:tcPr>
-            <w:tcW w:w="4162" w:type="dxa"/>
+            <w:tcW w:w="4451" w:type="dxa"/>
           </w:tcPr>
           <w:p>
             <w:pPr>
@@ -5063,7 +5071,7 @@
         </w:tc>
         <w:tc>
           <w:tcPr>
-            <w:tcW w:w="692" w:type="dxa"/>
+            <w:tcW w:w="830" w:type="dxa"/>
           </w:tcPr>
           <w:p>
             <w:pPr>
@@ -5080,7 +5088,7 @@
         </w:trPr>
         <w:tc>
           <w:tcPr>
-            <w:tcW w:w="4162" w:type="dxa"/>
+            <w:tcW w:w="4451" w:type="dxa"/>
           </w:tcPr>
           <w:p>
             <w:pPr>
@@ -5182,7 +5190,7 @@
         </w:tc>
         <w:tc>
           <w:tcPr>
-            <w:tcW w:w="692" w:type="dxa"/>
+            <w:tcW w:w="830" w:type="dxa"/>
           </w:tcPr>
           <w:p>
             <w:pPr>
@@ -5199,7 +5207,7 @@
         </w:trPr>
         <w:tc>
           <w:tcPr>
-            <w:tcW w:w="4162" w:type="dxa"/>
+            <w:tcW w:w="4451" w:type="dxa"/>
           </w:tcPr>
           <w:p>
             <w:pPr>
@@ -5301,7 +5309,7 @@
         </w:tc>
         <w:tc>
           <w:tcPr>
-            <w:tcW w:w="692" w:type="dxa"/>
+            <w:tcW w:w="830" w:type="dxa"/>
           </w:tcPr>
           <w:p>
             <w:pPr>
@@ -5318,7 +5326,7 @@
         </w:trPr>
         <w:tc>
           <w:tcPr>
-            <w:tcW w:w="4162" w:type="dxa"/>
+            <w:tcW w:w="4451" w:type="dxa"/>
           </w:tcPr>
           <w:p>
             <w:pPr>
@@ -5420,7 +5428,7 @@
         </w:tc>
         <w:tc>
           <w:tcPr>
-            <w:tcW w:w="692" w:type="dxa"/>
+            <w:tcW w:w="830" w:type="dxa"/>
           </w:tcPr>
           <w:p>
             <w:pPr>
@@ -5437,7 +5445,7 @@
         </w:trPr>
         <w:tc>
           <w:tcPr>
-            <w:tcW w:w="4162" w:type="dxa"/>
+            <w:tcW w:w="4451" w:type="dxa"/>
           </w:tcPr>
           <w:p>
             <w:pPr>
@@ -5539,7 +5547,7 @@
         </w:tc>
         <w:tc>
           <w:tcPr>
-            <w:tcW w:w="692" w:type="dxa"/>
+            <w:tcW w:w="830" w:type="dxa"/>
           </w:tcPr>
           <w:p>
             <w:pPr>
@@ -5601,15 +5609,15 @@
     <w:tbl>
       <w:tblPr>
         <w:tblStyle w:val="TableGrid1"/>
-        <w:tblpPr w:leftFromText="180" w:rightFromText="180" w:vertAnchor="text" w:horzAnchor="margin" w:tblpY="57"/>
-        <w:tblW w:w="10060" w:type="dxa"/>
+        <w:tblpPr w:leftFromText="180" w:rightFromText="180" w:vertAnchor="text" w:horzAnchor="margin" w:tblpX="-289" w:tblpY="57"/>
+        <w:tblW w:w="10485" w:type="dxa"/>
         <w:tblLook w:val="04A0" w:firstRow="1" w:lastRow="0" w:firstColumn="1" w:lastColumn="0" w:noHBand="0" w:noVBand="1"/>
       </w:tblPr>
       <w:tblGrid>
-        <w:gridCol w:w="2830"/>
+        <w:gridCol w:w="3119"/>
         <w:gridCol w:w="2127"/>
         <w:gridCol w:w="2551"/>
-        <w:gridCol w:w="2552"/>
+        <w:gridCol w:w="2688"/>
       </w:tblGrid>
       <w:tr>
         <w:trPr>
@@ -5617,7 +5625,7 @@
         </w:trPr>
         <w:tc>
           <w:tcPr>
-            <w:tcW w:w="2830" w:type="dxa"/>
+            <w:tcW w:w="3119" w:type="dxa"/>
           </w:tcPr>
           <w:p>
             <w:pPr>
@@ -5696,7 +5704,7 @@
         </w:tc>
         <w:tc>
           <w:tcPr>
-            <w:tcW w:w="2552" w:type="dxa"/>
+            <w:tcW w:w="2688" w:type="dxa"/>
           </w:tcPr>
           <w:p>
             <w:pPr>
@@ -5727,7 +5735,7 @@
         </w:trPr>
         <w:tc>
           <w:tcPr>
-            <w:tcW w:w="2830" w:type="dxa"/>
+            <w:tcW w:w="3119" w:type="dxa"/>
           </w:tcPr>
           <w:p>
             <w:pPr>
@@ -5793,7 +5801,7 @@
         </w:tc>
         <w:tc>
           <w:tcPr>
-            <w:tcW w:w="2552" w:type="dxa"/>
+            <w:tcW w:w="2688" w:type="dxa"/>
           </w:tcPr>
           <w:p>
             <w:pPr>
@@ -5820,7 +5828,7 @@
         </w:trPr>
         <w:tc>
           <w:tcPr>
-            <w:tcW w:w="2830" w:type="dxa"/>
+            <w:tcW w:w="3119" w:type="dxa"/>
           </w:tcPr>
           <w:p>
             <w:pPr>
@@ -5886,7 +5894,7 @@
         </w:tc>
         <w:tc>
           <w:tcPr>
-            <w:tcW w:w="2552" w:type="dxa"/>
+            <w:tcW w:w="2688" w:type="dxa"/>
           </w:tcPr>
           <w:p>
             <w:pPr>

--- a/QuotationApp.API/Templates/QuotationTemplate_Updated.docx
+++ b/QuotationApp.API/Templates/QuotationTemplate_Updated.docx
@@ -35,27 +35,51 @@
           <w:sz w:val="22"/>
           <w:szCs w:val="22"/>
         </w:rPr>
-        <w:t xml:space="preserve"> - {{OrganizationName}}</w:t>
+        <w:t xml:space="preserve"> - {{</w:t>
+      </w:r>
+      <w:proofErr w:type="spellStart"/>
+      <w:r>
+        <w:rPr>
+          <w:rFonts w:ascii="Times New Roman" w:hAnsi="Times New Roman" w:cs="Times New Roman"/>
+          <w:b/>
+          <w:bCs/>
+          <w:color w:val="000000" w:themeColor="text1"/>
+          <w:sz w:val="22"/>
+          <w:szCs w:val="22"/>
+        </w:rPr>
+        <w:t>OrganizationName</w:t>
+      </w:r>
+      <w:proofErr w:type="spellEnd"/>
+      <w:r>
+        <w:rPr>
+          <w:rFonts w:ascii="Times New Roman" w:hAnsi="Times New Roman" w:cs="Times New Roman"/>
+          <w:b/>
+          <w:bCs/>
+          <w:color w:val="000000" w:themeColor="text1"/>
+          <w:sz w:val="22"/>
+          <w:szCs w:val="22"/>
+        </w:rPr>
+        <w:t>}}</w:t>
       </w:r>
     </w:p>
     <w:tbl>
       <w:tblPr>
         <w:tblStyle w:val="TableGrid"/>
-        <w:tblW w:w="10154" w:type="dxa"/>
+        <w:tblW w:w="10291" w:type="dxa"/>
         <w:tblInd w:w="5" w:type="dxa"/>
         <w:tblLook w:val="04A0" w:firstRow="1" w:lastRow="0" w:firstColumn="1" w:lastColumn="0" w:noHBand="0" w:noVBand="1"/>
       </w:tblPr>
       <w:tblGrid>
-        <w:gridCol w:w="6374"/>
-        <w:gridCol w:w="3780"/>
+        <w:gridCol w:w="6460"/>
+        <w:gridCol w:w="3831"/>
       </w:tblGrid>
       <w:tr>
         <w:trPr>
-          <w:trHeight w:val="341"/>
+          <w:trHeight w:val="337"/>
         </w:trPr>
         <w:tc>
           <w:tcPr>
-            <w:tcW w:w="6374" w:type="dxa"/>
+            <w:tcW w:w="6460" w:type="dxa"/>
           </w:tcPr>
           <w:p>
             <w:pPr>
@@ -91,7 +115,7 @@
         </w:tc>
         <w:tc>
           <w:tcPr>
-            <w:tcW w:w="3780" w:type="dxa"/>
+            <w:tcW w:w="3831" w:type="dxa"/>
           </w:tcPr>
           <w:p>
             <w:pPr>
@@ -127,11 +151,11 @@
       </w:tr>
       <w:tr>
         <w:trPr>
-          <w:trHeight w:val="341"/>
+          <w:trHeight w:val="337"/>
         </w:trPr>
         <w:tc>
           <w:tcPr>
-            <w:tcW w:w="6374" w:type="dxa"/>
+            <w:tcW w:w="6460" w:type="dxa"/>
           </w:tcPr>
           <w:p>
             <w:pPr>
@@ -167,7 +191,7 @@
         </w:tc>
         <w:tc>
           <w:tcPr>
-            <w:tcW w:w="3780" w:type="dxa"/>
+            <w:tcW w:w="3831" w:type="dxa"/>
           </w:tcPr>
           <w:p>
             <w:pPr>
@@ -203,11 +227,11 @@
       </w:tr>
       <w:tr>
         <w:trPr>
-          <w:trHeight w:val="414"/>
+          <w:trHeight w:val="246"/>
         </w:trPr>
         <w:tc>
           <w:tcPr>
-            <w:tcW w:w="6374" w:type="dxa"/>
+            <w:tcW w:w="6460" w:type="dxa"/>
           </w:tcPr>
           <w:p>
             <w:pPr>
@@ -241,6 +265,7 @@
               </w:rPr>
               <w:t>{{CONTACT_PHONE</w:t>
             </w:r>
+            <w:proofErr w:type="gramStart"/>
             <w:r>
               <w:rPr>
                 <w:rFonts w:ascii="Times New Roman" w:hAnsi="Times New Roman" w:cs="Times New Roman"/>
@@ -269,6 +294,7 @@
               </w:rPr>
               <w:t xml:space="preserve"> </w:t>
             </w:r>
+            <w:proofErr w:type="gramEnd"/>
             <w:r>
               <w:rPr>
                 <w:rFonts w:ascii="Times New Roman" w:hAnsi="Times New Roman" w:cs="Times New Roman"/>
@@ -304,7 +330,7 @@
         </w:tc>
         <w:tc>
           <w:tcPr>
-            <w:tcW w:w="3780" w:type="dxa"/>
+            <w:tcW w:w="3831" w:type="dxa"/>
           </w:tcPr>
           <w:p>
             <w:pPr>
@@ -334,7 +360,7 @@
           <w:szCs w:val="18"/>
         </w:rPr>
         <w:pict w14:anchorId="23C204BC">
-          <v:rect id="_x0000_i1052" style="width:502pt;height:1pt;mso-position-horizontal:absolute;mso-position-horizontal-relative:text;mso-position-vertical:absolute;mso-position-vertical-relative:text" o:hralign="center" o:hrstd="t" o:hrnoshade="t" o:hr="t" fillcolor="#4e95d9 [1631]" stroked="f"/>
+          <v:rect id="_x0000_i1025" style="width:502pt;height:1pt;mso-position-horizontal:absolute;mso-position-horizontal-relative:text;mso-position-vertical:absolute;mso-position-vertical-relative:text" o:hralign="center" o:hrstd="t" o:hrnoshade="t" o:hr="t" fillcolor="#4e95d9 [1631]" stroked="f"/>
         </w:pict>
       </w:r>
       <w:r>
@@ -1807,9 +1833,6 @@
               <w:t>Implementation (</w:t>
             </w:r>
             <w:r>
-              <w:t xml:space="preserve"> </w:t>
-            </w:r>
-            <w:r>
               <w:rPr>
                 <w:rFonts w:ascii="Times New Roman" w:hAnsi="Times New Roman" w:cs="Times New Roman"/>
               </w:rPr>
@@ -6955,12 +6978,8 @@
       </w:r>
     </w:p>
     <w:sectPr>
-      <w:headerReference w:type="even" r:id="rId8"/>
-      <w:headerReference w:type="default" r:id="rId9"/>
-      <w:footerReference w:type="even" r:id="rId10"/>
-      <w:footerReference w:type="default" r:id="rId11"/>
-      <w:headerReference w:type="first" r:id="rId12"/>
-      <w:footerReference w:type="first" r:id="rId13"/>
+      <w:headerReference w:type="default" r:id="rId8"/>
+      <w:footerReference w:type="default" r:id="rId9"/>
       <w:pgSz w:w="12240" w:h="15840"/>
       <w:pgMar w:top="1000" w:right="1100" w:bottom="1000" w:left="1100" w:header="737" w:footer="227" w:gutter="0"/>
       <w:cols w:space="720"/>
@@ -6996,16 +7015,6 @@
 </file>
 
 <file path=word/footer1.xml><?xml version="1.0" encoding="utf-8"?>
-<w:ftr xmlns:wpc="http://schemas.microsoft.com/office/word/2010/wordprocessingCanvas" xmlns:cx="http://schemas.microsoft.com/office/drawing/2014/chartex" xmlns:cx1="http://schemas.microsoft.com/office/drawing/2015/9/8/chartex" xmlns:cx2="http://schemas.microsoft.com/office/drawing/2015/10/21/chartex" xmlns:cx3="http://schemas.microsoft.com/office/drawing/2016/5/9/chartex" xmlns:cx4="http://schemas.microsoft.com/office/drawing/2016/5/10/chartex" xmlns:cx5="http://schemas.microsoft.com/office/drawing/2016/5/11/chartex" xmlns:cx6="http://schemas.microsoft.com/office/drawing/2016/5/12/chartex" xmlns:cx7="http://schemas.microsoft.com/office/drawing/2016/5/13/chartex" xmlns:cx8="http://schemas.microsoft.com/office/drawing/2016/5/14/chartex" xmlns:mc="http://schemas.openxmlformats.org/markup-compatibility/2006" xmlns:aink="http://schemas.microsoft.com/office/drawing/2016/ink" xmlns:am3d="http://schemas.microsoft.com/office/drawing/2017/model3d" xmlns:o="urn:schemas-microsoft-com:office:office" xmlns:oel="http://schemas.microsoft.com/office/2019/extlst" xmlns:r="http://schemas.openxmlformats.org/officeDocument/2006/relationships" xmlns:m="http://schemas.openxmlformats.org/officeDocument/2006/math" xmlns:v="urn:schemas-microsoft-com:vml" xmlns:wp14="http://schemas.microsoft.com/office/word/2010/wordprocessingDrawing" xmlns:wp="http://schemas.openxmlformats.org/drawingml/2006/wordprocessingDrawing" xmlns:w10="urn:schemas-microsoft-com:office:word" xmlns:w="http://schemas.openxmlformats.org/wordprocessingml/2006/main" xmlns:w14="http://schemas.microsoft.com/office/word/2010/wordml" xmlns:w15="http://schemas.microsoft.com/office/word/2012/wordml" xmlns:w16cex="http://schemas.microsoft.com/office/word/2018/wordml/cex" xmlns:w16cid="http://schemas.microsoft.com/office/word/2016/wordml/cid" xmlns:w16="http://schemas.microsoft.com/office/word/2018/wordml" xmlns:w16du="http://schemas.microsoft.com/office/word/2023/wordml/word16du" xmlns:w16sdtdh="http://schemas.microsoft.com/office/word/2020/wordml/sdtdatahash" xmlns:w16sdtfl="http://schemas.microsoft.com/office/word/2024/wordml/sdtformatlock" xmlns:w16se="http://schemas.microsoft.com/office/word/2015/wordml/symex" xmlns:wpg="http://schemas.microsoft.com/office/word/2010/wordprocessingGroup" xmlns:wpi="http://schemas.microsoft.com/office/word/2010/wordprocessingInk" xmlns:wne="http://schemas.microsoft.com/office/word/2006/wordml" xmlns:wps="http://schemas.microsoft.com/office/word/2010/wordprocessingShape" mc:Ignorable="w14 w15 w16se w16cid w16 w16cex w16sdtdh w16sdtfl w16du wp14">
-  <w:p>
-    <w:pPr>
-      <w:pStyle w:val="Footer"/>
-    </w:pPr>
-  </w:p>
-</w:ftr>
-</file>
-
-<file path=word/footer2.xml><?xml version="1.0" encoding="utf-8"?>
 <w:ftr xmlns:wpc="http://schemas.microsoft.com/office/word/2010/wordprocessingCanvas" xmlns:cx="http://schemas.microsoft.com/office/drawing/2014/chartex" xmlns:cx1="http://schemas.microsoft.com/office/drawing/2015/9/8/chartex" xmlns:cx2="http://schemas.microsoft.com/office/drawing/2015/10/21/chartex" xmlns:cx3="http://schemas.microsoft.com/office/drawing/2016/5/9/chartex" xmlns:cx4="http://schemas.microsoft.com/office/drawing/2016/5/10/chartex" xmlns:cx5="http://schemas.microsoft.com/office/drawing/2016/5/11/chartex" xmlns:cx6="http://schemas.microsoft.com/office/drawing/2016/5/12/chartex" xmlns:cx7="http://schemas.microsoft.com/office/drawing/2016/5/13/chartex" xmlns:cx8="http://schemas.microsoft.com/office/drawing/2016/5/14/chartex" xmlns:mc="http://schemas.openxmlformats.org/markup-compatibility/2006" xmlns:aink="http://schemas.microsoft.com/office/drawing/2016/ink" xmlns:am3d="http://schemas.microsoft.com/office/drawing/2017/model3d" xmlns:o="urn:schemas-microsoft-com:office:office" xmlns:oel="http://schemas.microsoft.com/office/2019/extlst" xmlns:r="http://schemas.openxmlformats.org/officeDocument/2006/relationships" xmlns:m="http://schemas.openxmlformats.org/officeDocument/2006/math" xmlns:v="urn:schemas-microsoft-com:vml" xmlns:wp14="http://schemas.microsoft.com/office/word/2010/wordprocessingDrawing" xmlns:wp="http://schemas.openxmlformats.org/drawingml/2006/wordprocessingDrawing" xmlns:w10="urn:schemas-microsoft-com:office:word" xmlns:w="http://schemas.openxmlformats.org/wordprocessingml/2006/main" xmlns:w14="http://schemas.microsoft.com/office/word/2010/wordml" xmlns:w15="http://schemas.microsoft.com/office/word/2012/wordml" xmlns:w16cex="http://schemas.microsoft.com/office/word/2018/wordml/cex" xmlns:w16cid="http://schemas.microsoft.com/office/word/2016/wordml/cid" xmlns:w16="http://schemas.microsoft.com/office/word/2018/wordml" xmlns:w16du="http://schemas.microsoft.com/office/word/2023/wordml/word16du" xmlns:w16sdtdh="http://schemas.microsoft.com/office/word/2020/wordml/sdtdatahash" xmlns:w16sdtfl="http://schemas.microsoft.com/office/word/2024/wordml/sdtformatlock" xmlns:w16se="http://schemas.microsoft.com/office/word/2015/wordml/symex" xmlns:wpg="http://schemas.microsoft.com/office/word/2010/wordprocessingGroup" xmlns:wpi="http://schemas.microsoft.com/office/word/2010/wordprocessingInk" xmlns:wne="http://schemas.microsoft.com/office/word/2006/wordml" xmlns:wps="http://schemas.microsoft.com/office/word/2010/wordprocessingShape" mc:Ignorable="w14 w15 w16se w16cid w16 w16cex w16sdtdh w16sdtfl w16du wp14">
   <w:p>
     <w:pPr>
@@ -7279,16 +7288,6 @@
 </w:ftr>
 </file>
 
-<file path=word/footer3.xml><?xml version="1.0" encoding="utf-8"?>
-<w:ftr xmlns:wpc="http://schemas.microsoft.com/office/word/2010/wordprocessingCanvas" xmlns:cx="http://schemas.microsoft.com/office/drawing/2014/chartex" xmlns:cx1="http://schemas.microsoft.com/office/drawing/2015/9/8/chartex" xmlns:cx2="http://schemas.microsoft.com/office/drawing/2015/10/21/chartex" xmlns:cx3="http://schemas.microsoft.com/office/drawing/2016/5/9/chartex" xmlns:cx4="http://schemas.microsoft.com/office/drawing/2016/5/10/chartex" xmlns:cx5="http://schemas.microsoft.com/office/drawing/2016/5/11/chartex" xmlns:cx6="http://schemas.microsoft.com/office/drawing/2016/5/12/chartex" xmlns:cx7="http://schemas.microsoft.com/office/drawing/2016/5/13/chartex" xmlns:cx8="http://schemas.microsoft.com/office/drawing/2016/5/14/chartex" xmlns:mc="http://schemas.openxmlformats.org/markup-compatibility/2006" xmlns:aink="http://schemas.microsoft.com/office/drawing/2016/ink" xmlns:am3d="http://schemas.microsoft.com/office/drawing/2017/model3d" xmlns:o="urn:schemas-microsoft-com:office:office" xmlns:oel="http://schemas.microsoft.com/office/2019/extlst" xmlns:r="http://schemas.openxmlformats.org/officeDocument/2006/relationships" xmlns:m="http://schemas.openxmlformats.org/officeDocument/2006/math" xmlns:v="urn:schemas-microsoft-com:vml" xmlns:wp14="http://schemas.microsoft.com/office/word/2010/wordprocessingDrawing" xmlns:wp="http://schemas.openxmlformats.org/drawingml/2006/wordprocessingDrawing" xmlns:w10="urn:schemas-microsoft-com:office:word" xmlns:w="http://schemas.openxmlformats.org/wordprocessingml/2006/main" xmlns:w14="http://schemas.microsoft.com/office/word/2010/wordml" xmlns:w15="http://schemas.microsoft.com/office/word/2012/wordml" xmlns:w16cex="http://schemas.microsoft.com/office/word/2018/wordml/cex" xmlns:w16cid="http://schemas.microsoft.com/office/word/2016/wordml/cid" xmlns:w16="http://schemas.microsoft.com/office/word/2018/wordml" xmlns:w16du="http://schemas.microsoft.com/office/word/2023/wordml/word16du" xmlns:w16sdtdh="http://schemas.microsoft.com/office/word/2020/wordml/sdtdatahash" xmlns:w16sdtfl="http://schemas.microsoft.com/office/word/2024/wordml/sdtformatlock" xmlns:w16se="http://schemas.microsoft.com/office/word/2015/wordml/symex" xmlns:wpg="http://schemas.microsoft.com/office/word/2010/wordprocessingGroup" xmlns:wpi="http://schemas.microsoft.com/office/word/2010/wordprocessingInk" xmlns:wne="http://schemas.microsoft.com/office/word/2006/wordml" xmlns:wps="http://schemas.microsoft.com/office/word/2010/wordprocessingShape" mc:Ignorable="w14 w15 w16se w16cid w16 w16cex w16sdtdh w16sdtfl w16du wp14">
-  <w:p>
-    <w:pPr>
-      <w:pStyle w:val="Footer"/>
-    </w:pPr>
-  </w:p>
-</w:ftr>
-</file>
-
 <file path=word/footnotes.xml><?xml version="1.0" encoding="utf-8"?>
 <w:footnotes xmlns:wpc="http://schemas.microsoft.com/office/word/2010/wordprocessingCanvas" xmlns:cx="http://schemas.microsoft.com/office/drawing/2014/chartex" xmlns:cx1="http://schemas.microsoft.com/office/drawing/2015/9/8/chartex" xmlns:cx2="http://schemas.microsoft.com/office/drawing/2015/10/21/chartex" xmlns:cx3="http://schemas.microsoft.com/office/drawing/2016/5/9/chartex" xmlns:cx4="http://schemas.microsoft.com/office/drawing/2016/5/10/chartex" xmlns:cx5="http://schemas.microsoft.com/office/drawing/2016/5/11/chartex" xmlns:cx6="http://schemas.microsoft.com/office/drawing/2016/5/12/chartex" xmlns:cx7="http://schemas.microsoft.com/office/drawing/2016/5/13/chartex" xmlns:cx8="http://schemas.microsoft.com/office/drawing/2016/5/14/chartex" xmlns:mc="http://schemas.openxmlformats.org/markup-compatibility/2006" xmlns:aink="http://schemas.microsoft.com/office/drawing/2016/ink" xmlns:am3d="http://schemas.microsoft.com/office/drawing/2017/model3d" xmlns:o="urn:schemas-microsoft-com:office:office" xmlns:oel="http://schemas.microsoft.com/office/2019/extlst" xmlns:r="http://schemas.openxmlformats.org/officeDocument/2006/relationships" xmlns:m="http://schemas.openxmlformats.org/officeDocument/2006/math" xmlns:v="urn:schemas-microsoft-com:vml" xmlns:wp14="http://schemas.microsoft.com/office/word/2010/wordprocessingDrawing" xmlns:wp="http://schemas.openxmlformats.org/drawingml/2006/wordprocessingDrawing" xmlns:w10="urn:schemas-microsoft-com:office:word" xmlns:w="http://schemas.openxmlformats.org/wordprocessingml/2006/main" xmlns:w14="http://schemas.microsoft.com/office/word/2010/wordml" xmlns:w15="http://schemas.microsoft.com/office/word/2012/wordml" xmlns:w16cex="http://schemas.microsoft.com/office/word/2018/wordml/cex" xmlns:w16cid="http://schemas.microsoft.com/office/word/2016/wordml/cid" xmlns:w16="http://schemas.microsoft.com/office/word/2018/wordml" xmlns:w16du="http://schemas.microsoft.com/office/word/2023/wordml/word16du" xmlns:w16sdtdh="http://schemas.microsoft.com/office/word/2020/wordml/sdtdatahash" xmlns:w16sdtfl="http://schemas.microsoft.com/office/word/2024/wordml/sdtformatlock" xmlns:w16se="http://schemas.microsoft.com/office/word/2015/wordml/symex" xmlns:wpg="http://schemas.microsoft.com/office/word/2010/wordprocessingGroup" xmlns:wpi="http://schemas.microsoft.com/office/word/2010/wordprocessingInk" xmlns:wne="http://schemas.microsoft.com/office/word/2006/wordml" xmlns:wps="http://schemas.microsoft.com/office/word/2010/wordprocessingShape" mc:Ignorable="w14 w15 w16se w16cid w16 w16cex w16sdtdh w16sdtfl w16du wp14">
   <w:footnote w:type="separator" w:id="-1">
@@ -7315,16 +7314,6 @@
 </file>
 
 <file path=word/header1.xml><?xml version="1.0" encoding="utf-8"?>
-<w:hdr xmlns:wpc="http://schemas.microsoft.com/office/word/2010/wordprocessingCanvas" xmlns:cx="http://schemas.microsoft.com/office/drawing/2014/chartex" xmlns:cx1="http://schemas.microsoft.com/office/drawing/2015/9/8/chartex" xmlns:cx2="http://schemas.microsoft.com/office/drawing/2015/10/21/chartex" xmlns:cx3="http://schemas.microsoft.com/office/drawing/2016/5/9/chartex" xmlns:cx4="http://schemas.microsoft.com/office/drawing/2016/5/10/chartex" xmlns:cx5="http://schemas.microsoft.com/office/drawing/2016/5/11/chartex" xmlns:cx6="http://schemas.microsoft.com/office/drawing/2016/5/12/chartex" xmlns:cx7="http://schemas.microsoft.com/office/drawing/2016/5/13/chartex" xmlns:cx8="http://schemas.microsoft.com/office/drawing/2016/5/14/chartex" xmlns:mc="http://schemas.openxmlformats.org/markup-compatibility/2006" xmlns:aink="http://schemas.microsoft.com/office/drawing/2016/ink" xmlns:am3d="http://schemas.microsoft.com/office/drawing/2017/model3d" xmlns:o="urn:schemas-microsoft-com:office:office" xmlns:oel="http://schemas.microsoft.com/office/2019/extlst" xmlns:r="http://schemas.openxmlformats.org/officeDocument/2006/relationships" xmlns:m="http://schemas.openxmlformats.org/officeDocument/2006/math" xmlns:v="urn:schemas-microsoft-com:vml" xmlns:wp14="http://schemas.microsoft.com/office/word/2010/wordprocessingDrawing" xmlns:wp="http://schemas.openxmlformats.org/drawingml/2006/wordprocessingDrawing" xmlns:w10="urn:schemas-microsoft-com:office:word" xmlns:w="http://schemas.openxmlformats.org/wordprocessingml/2006/main" xmlns:w14="http://schemas.microsoft.com/office/word/2010/wordml" xmlns:w15="http://schemas.microsoft.com/office/word/2012/wordml" xmlns:w16cex="http://schemas.microsoft.com/office/word/2018/wordml/cex" xmlns:w16cid="http://schemas.microsoft.com/office/word/2016/wordml/cid" xmlns:w16="http://schemas.microsoft.com/office/word/2018/wordml" xmlns:w16du="http://schemas.microsoft.com/office/word/2023/wordml/word16du" xmlns:w16sdtdh="http://schemas.microsoft.com/office/word/2020/wordml/sdtdatahash" xmlns:w16sdtfl="http://schemas.microsoft.com/office/word/2024/wordml/sdtformatlock" xmlns:w16se="http://schemas.microsoft.com/office/word/2015/wordml/symex" xmlns:wpg="http://schemas.microsoft.com/office/word/2010/wordprocessingGroup" xmlns:wpi="http://schemas.microsoft.com/office/word/2010/wordprocessingInk" xmlns:wne="http://schemas.microsoft.com/office/word/2006/wordml" xmlns:wps="http://schemas.microsoft.com/office/word/2010/wordprocessingShape" mc:Ignorable="w14 w15 w16se w16cid w16 w16cex w16sdtdh w16sdtfl w16du wp14">
-  <w:p>
-    <w:pPr>
-      <w:pStyle w:val="Header"/>
-    </w:pPr>
-  </w:p>
-</w:hdr>
-</file>
-
-<file path=word/header2.xml><?xml version="1.0" encoding="utf-8"?>
 <w:hdr xmlns:wpc="http://schemas.microsoft.com/office/word/2010/wordprocessingCanvas" xmlns:cx="http://schemas.microsoft.com/office/drawing/2014/chartex" xmlns:cx1="http://schemas.microsoft.com/office/drawing/2015/9/8/chartex" xmlns:cx2="http://schemas.microsoft.com/office/drawing/2015/10/21/chartex" xmlns:cx3="http://schemas.microsoft.com/office/drawing/2016/5/9/chartex" xmlns:cx4="http://schemas.microsoft.com/office/drawing/2016/5/10/chartex" xmlns:cx5="http://schemas.microsoft.com/office/drawing/2016/5/11/chartex" xmlns:cx6="http://schemas.microsoft.com/office/drawing/2016/5/12/chartex" xmlns:cx7="http://schemas.microsoft.com/office/drawing/2016/5/13/chartex" xmlns:cx8="http://schemas.microsoft.com/office/drawing/2016/5/14/chartex" xmlns:mc="http://schemas.openxmlformats.org/markup-compatibility/2006" xmlns:aink="http://schemas.microsoft.com/office/drawing/2016/ink" xmlns:am3d="http://schemas.microsoft.com/office/drawing/2017/model3d" xmlns:o="urn:schemas-microsoft-com:office:office" xmlns:oel="http://schemas.microsoft.com/office/2019/extlst" xmlns:r="http://schemas.openxmlformats.org/officeDocument/2006/relationships" xmlns:m="http://schemas.openxmlformats.org/officeDocument/2006/math" xmlns:v="urn:schemas-microsoft-com:vml" xmlns:wp14="http://schemas.microsoft.com/office/word/2010/wordprocessingDrawing" xmlns:wp="http://schemas.openxmlformats.org/drawingml/2006/wordprocessingDrawing" xmlns:w10="urn:schemas-microsoft-com:office:word" xmlns:w="http://schemas.openxmlformats.org/wordprocessingml/2006/main" xmlns:w14="http://schemas.microsoft.com/office/word/2010/wordml" xmlns:w15="http://schemas.microsoft.com/office/word/2012/wordml" xmlns:w16cex="http://schemas.microsoft.com/office/word/2018/wordml/cex" xmlns:w16cid="http://schemas.microsoft.com/office/word/2016/wordml/cid" xmlns:w16="http://schemas.microsoft.com/office/word/2018/wordml" xmlns:w16du="http://schemas.microsoft.com/office/word/2023/wordml/word16du" xmlns:w16sdtdh="http://schemas.microsoft.com/office/word/2020/wordml/sdtdatahash" xmlns:w16sdtfl="http://schemas.microsoft.com/office/word/2024/wordml/sdtformatlock" xmlns:w16se="http://schemas.microsoft.com/office/word/2015/wordml/symex" xmlns:wpg="http://schemas.microsoft.com/office/word/2010/wordprocessingGroup" xmlns:wpi="http://schemas.microsoft.com/office/word/2010/wordprocessingInk" xmlns:wne="http://schemas.microsoft.com/office/word/2006/wordml" xmlns:wps="http://schemas.microsoft.com/office/word/2010/wordprocessingShape" mc:Ignorable="w14 w15 w16se w16cid w16 w16cex w16sdtdh w16sdtfl w16du wp14">
   <w:tbl>
     <w:tblPr>
@@ -7539,16 +7528,6 @@
       </w:rPr>
       <w:t xml:space="preserve">           </w:t>
     </w:r>
-  </w:p>
-</w:hdr>
-</file>
-
-<file path=word/header3.xml><?xml version="1.0" encoding="utf-8"?>
-<w:hdr xmlns:wpc="http://schemas.microsoft.com/office/word/2010/wordprocessingCanvas" xmlns:cx="http://schemas.microsoft.com/office/drawing/2014/chartex" xmlns:cx1="http://schemas.microsoft.com/office/drawing/2015/9/8/chartex" xmlns:cx2="http://schemas.microsoft.com/office/drawing/2015/10/21/chartex" xmlns:cx3="http://schemas.microsoft.com/office/drawing/2016/5/9/chartex" xmlns:cx4="http://schemas.microsoft.com/office/drawing/2016/5/10/chartex" xmlns:cx5="http://schemas.microsoft.com/office/drawing/2016/5/11/chartex" xmlns:cx6="http://schemas.microsoft.com/office/drawing/2016/5/12/chartex" xmlns:cx7="http://schemas.microsoft.com/office/drawing/2016/5/13/chartex" xmlns:cx8="http://schemas.microsoft.com/office/drawing/2016/5/14/chartex" xmlns:mc="http://schemas.openxmlformats.org/markup-compatibility/2006" xmlns:aink="http://schemas.microsoft.com/office/drawing/2016/ink" xmlns:am3d="http://schemas.microsoft.com/office/drawing/2017/model3d" xmlns:o="urn:schemas-microsoft-com:office:office" xmlns:oel="http://schemas.microsoft.com/office/2019/extlst" xmlns:r="http://schemas.openxmlformats.org/officeDocument/2006/relationships" xmlns:m="http://schemas.openxmlformats.org/officeDocument/2006/math" xmlns:v="urn:schemas-microsoft-com:vml" xmlns:wp14="http://schemas.microsoft.com/office/word/2010/wordprocessingDrawing" xmlns:wp="http://schemas.openxmlformats.org/drawingml/2006/wordprocessingDrawing" xmlns:w10="urn:schemas-microsoft-com:office:word" xmlns:w="http://schemas.openxmlformats.org/wordprocessingml/2006/main" xmlns:w14="http://schemas.microsoft.com/office/word/2010/wordml" xmlns:w15="http://schemas.microsoft.com/office/word/2012/wordml" xmlns:w16cex="http://schemas.microsoft.com/office/word/2018/wordml/cex" xmlns:w16cid="http://schemas.microsoft.com/office/word/2016/wordml/cid" xmlns:w16="http://schemas.microsoft.com/office/word/2018/wordml" xmlns:w16du="http://schemas.microsoft.com/office/word/2023/wordml/word16du" xmlns:w16sdtdh="http://schemas.microsoft.com/office/word/2020/wordml/sdtdatahash" xmlns:w16sdtfl="http://schemas.microsoft.com/office/word/2024/wordml/sdtformatlock" xmlns:w16se="http://schemas.microsoft.com/office/word/2015/wordml/symex" xmlns:wpg="http://schemas.microsoft.com/office/word/2010/wordprocessingGroup" xmlns:wpi="http://schemas.microsoft.com/office/word/2010/wordprocessingInk" xmlns:wne="http://schemas.microsoft.com/office/word/2006/wordml" xmlns:wps="http://schemas.microsoft.com/office/word/2010/wordprocessingShape" mc:Ignorable="w14 w15 w16se w16cid w16 w16cex w16sdtdh w16sdtfl w16du wp14">
-  <w:p>
-    <w:pPr>
-      <w:pStyle w:val="Header"/>
-    </w:pPr>
   </w:p>
 </w:hdr>
 </file>
@@ -8404,6 +8383,7 @@
   <w:style w:type="character" w:default="1" w:styleId="DefaultParagraphFont">
     <w:name w:val="Default Paragraph Font"/>
     <w:uiPriority w:val="1"/>
+    <w:semiHidden/>
     <w:unhideWhenUsed/>
   </w:style>
   <w:style w:type="table" w:default="1" w:styleId="TableNormal">

--- a/QuotationApp.API/Templates/QuotationTemplate_Updated.docx
+++ b/QuotationApp.API/Templates/QuotationTemplate_Updated.docx
@@ -7,7 +7,6 @@
         <w:spacing w:after="120"/>
         <w:jc w:val="both"/>
         <w:rPr>
-          <w:rFonts w:ascii="Times New Roman" w:hAnsi="Times New Roman" w:cs="Times New Roman"/>
           <w:b/>
           <w:bCs/>
           <w:color w:val="000000" w:themeColor="text1"/>
@@ -17,7 +16,6 @@
       </w:pPr>
       <w:r>
         <w:rPr>
-          <w:rFonts w:ascii="Times New Roman" w:hAnsi="Times New Roman" w:cs="Times New Roman"/>
           <w:b/>
           <w:bCs/>
           <w:color w:val="000000" w:themeColor="text1"/>
@@ -28,7 +26,6 @@
       </w:r>
       <w:r>
         <w:rPr>
-          <w:rFonts w:ascii="Times New Roman" w:hAnsi="Times New Roman" w:cs="Times New Roman"/>
           <w:b/>
           <w:bCs/>
           <w:color w:val="000000" w:themeColor="text1"/>
@@ -40,7 +37,6 @@
       <w:proofErr w:type="spellStart"/>
       <w:r>
         <w:rPr>
-          <w:rFonts w:ascii="Times New Roman" w:hAnsi="Times New Roman" w:cs="Times New Roman"/>
           <w:b/>
           <w:bCs/>
           <w:color w:val="000000" w:themeColor="text1"/>
@@ -52,7 +48,6 @@
       <w:proofErr w:type="spellEnd"/>
       <w:r>
         <w:rPr>
-          <w:rFonts w:ascii="Times New Roman" w:hAnsi="Times New Roman" w:cs="Times New Roman"/>
           <w:b/>
           <w:bCs/>
           <w:color w:val="000000" w:themeColor="text1"/>
@@ -86,13 +81,14 @@
               <w:spacing w:line="360" w:lineRule="auto"/>
               <w:jc w:val="both"/>
               <w:rPr>
+                <w:rFonts w:ascii="Calibri" w:hAnsi="Calibri" w:cs="Calibri"/>
                 <w:b/>
                 <w:bCs/>
               </w:rPr>
             </w:pPr>
             <w:r>
               <w:rPr>
-                <w:rFonts w:ascii="Times New Roman" w:hAnsi="Times New Roman" w:cs="Times New Roman"/>
+                <w:rFonts w:ascii="Calibri" w:hAnsi="Calibri" w:cs="Calibri"/>
                 <w:b/>
                 <w:bCs/>
                 <w:color w:val="000000" w:themeColor="text1"/>
@@ -103,7 +99,7 @@
             </w:r>
             <w:r>
               <w:rPr>
-                <w:rFonts w:ascii="Times New Roman" w:hAnsi="Times New Roman" w:cs="Times New Roman"/>
+                <w:rFonts w:ascii="Calibri" w:hAnsi="Calibri" w:cs="Calibri"/>
                 <w:b/>
                 <w:bCs/>
                 <w:sz w:val="18"/>
@@ -122,13 +118,14 @@
               <w:spacing w:line="360" w:lineRule="auto"/>
               <w:jc w:val="both"/>
               <w:rPr>
+                <w:rFonts w:ascii="Calibri" w:hAnsi="Calibri" w:cs="Calibri"/>
                 <w:b/>
                 <w:bCs/>
               </w:rPr>
             </w:pPr>
             <w:r>
               <w:rPr>
-                <w:rFonts w:ascii="Times New Roman" w:hAnsi="Times New Roman" w:cs="Times New Roman"/>
+                <w:rFonts w:ascii="Calibri" w:hAnsi="Calibri" w:cs="Calibri"/>
                 <w:b/>
                 <w:bCs/>
                 <w:color w:val="000000" w:themeColor="text1"/>
@@ -140,7 +137,7 @@
             </w:r>
             <w:r>
               <w:rPr>
-                <w:rFonts w:ascii="Times New Roman" w:hAnsi="Times New Roman" w:cs="Times New Roman"/>
+                <w:rFonts w:ascii="Calibri" w:hAnsi="Calibri" w:cs="Calibri"/>
                 <w:sz w:val="18"/>
                 <w:szCs w:val="18"/>
               </w:rPr>
@@ -162,13 +159,14 @@
               <w:spacing w:line="360" w:lineRule="auto"/>
               <w:jc w:val="both"/>
               <w:rPr>
+                <w:rFonts w:ascii="Calibri" w:hAnsi="Calibri" w:cs="Calibri"/>
                 <w:b/>
                 <w:bCs/>
               </w:rPr>
             </w:pPr>
             <w:r>
               <w:rPr>
-                <w:rFonts w:ascii="Times New Roman" w:hAnsi="Times New Roman" w:cs="Times New Roman"/>
+                <w:rFonts w:ascii="Calibri" w:hAnsi="Calibri" w:cs="Calibri"/>
                 <w:b/>
                 <w:bCs/>
                 <w:color w:val="000000" w:themeColor="text1"/>
@@ -179,7 +177,7 @@
             </w:r>
             <w:r>
               <w:rPr>
-                <w:rFonts w:ascii="Times New Roman" w:hAnsi="Times New Roman" w:cs="Times New Roman"/>
+                <w:rFonts w:ascii="Calibri" w:hAnsi="Calibri" w:cs="Calibri"/>
                 <w:b/>
                 <w:bCs/>
                 <w:sz w:val="18"/>
@@ -198,13 +196,14 @@
               <w:spacing w:line="360" w:lineRule="auto"/>
               <w:jc w:val="both"/>
               <w:rPr>
+                <w:rFonts w:ascii="Calibri" w:hAnsi="Calibri" w:cs="Calibri"/>
                 <w:b/>
                 <w:bCs/>
               </w:rPr>
             </w:pPr>
             <w:r>
               <w:rPr>
-                <w:rFonts w:ascii="Times New Roman" w:hAnsi="Times New Roman" w:cs="Times New Roman"/>
+                <w:rFonts w:ascii="Calibri" w:hAnsi="Calibri" w:cs="Calibri"/>
                 <w:b/>
                 <w:bCs/>
                 <w:color w:val="000000" w:themeColor="text1"/>
@@ -216,7 +215,7 @@
             </w:r>
             <w:r>
               <w:rPr>
-                <w:rFonts w:ascii="Times New Roman" w:hAnsi="Times New Roman" w:cs="Times New Roman"/>
+                <w:rFonts w:ascii="Calibri" w:hAnsi="Calibri" w:cs="Calibri"/>
                 <w:sz w:val="18"/>
                 <w:szCs w:val="18"/>
               </w:rPr>
@@ -238,7 +237,7 @@
               <w:spacing w:after="200" w:line="360" w:lineRule="auto"/>
               <w:jc w:val="both"/>
               <w:rPr>
-                <w:rFonts w:ascii="Times New Roman" w:hAnsi="Times New Roman" w:cs="Times New Roman"/>
+                <w:rFonts w:ascii="Calibri" w:hAnsi="Calibri" w:cs="Calibri"/>
                 <w:b/>
                 <w:bCs/>
                 <w:color w:val="000000" w:themeColor="text1"/>
@@ -248,7 +247,7 @@
             </w:pPr>
             <w:r>
               <w:rPr>
-                <w:rFonts w:ascii="Times New Roman" w:hAnsi="Times New Roman" w:cs="Times New Roman"/>
+                <w:rFonts w:ascii="Calibri" w:hAnsi="Calibri" w:cs="Calibri"/>
                 <w:b/>
                 <w:bCs/>
                 <w:color w:val="000000" w:themeColor="text1"/>
@@ -259,7 +258,7 @@
             </w:r>
             <w:r>
               <w:rPr>
-                <w:rFonts w:ascii="Times New Roman" w:hAnsi="Times New Roman" w:cs="Times New Roman"/>
+                <w:rFonts w:ascii="Calibri" w:hAnsi="Calibri" w:cs="Calibri"/>
                 <w:sz w:val="18"/>
                 <w:szCs w:val="18"/>
               </w:rPr>
@@ -268,7 +267,7 @@
             <w:proofErr w:type="gramStart"/>
             <w:r>
               <w:rPr>
-                <w:rFonts w:ascii="Times New Roman" w:hAnsi="Times New Roman" w:cs="Times New Roman"/>
+                <w:rFonts w:ascii="Calibri" w:hAnsi="Calibri" w:cs="Calibri"/>
                 <w:sz w:val="18"/>
                 <w:szCs w:val="18"/>
               </w:rPr>
@@ -276,7 +275,7 @@
             </w:r>
             <w:r>
               <w:rPr>
-                <w:rFonts w:ascii="Times New Roman" w:hAnsi="Times New Roman" w:cs="Times New Roman"/>
+                <w:rFonts w:ascii="Calibri" w:hAnsi="Calibri" w:cs="Calibri"/>
                 <w:b/>
                 <w:bCs/>
                 <w:sz w:val="18"/>
@@ -286,7 +285,7 @@
             </w:r>
             <w:r>
               <w:rPr>
-                <w:rFonts w:ascii="Times New Roman" w:hAnsi="Times New Roman" w:cs="Times New Roman"/>
+                <w:rFonts w:ascii="Calibri" w:hAnsi="Calibri" w:cs="Calibri"/>
                 <w:b/>
                 <w:bCs/>
                 <w:sz w:val="18"/>
@@ -297,7 +296,7 @@
             <w:proofErr w:type="gramEnd"/>
             <w:r>
               <w:rPr>
-                <w:rFonts w:ascii="Times New Roman" w:hAnsi="Times New Roman" w:cs="Times New Roman"/>
+                <w:rFonts w:ascii="Calibri" w:hAnsi="Calibri" w:cs="Calibri"/>
                 <w:b/>
                 <w:bCs/>
                 <w:sz w:val="18"/>
@@ -307,7 +306,7 @@
             </w:r>
             <w:r>
               <w:rPr>
-                <w:rFonts w:ascii="Times New Roman" w:hAnsi="Times New Roman" w:cs="Times New Roman"/>
+                <w:rFonts w:ascii="Calibri" w:hAnsi="Calibri" w:cs="Calibri"/>
                 <w:b/>
                 <w:bCs/>
                 <w:color w:val="000000" w:themeColor="text1"/>
@@ -318,7 +317,7 @@
             </w:r>
             <w:r>
               <w:rPr>
-                <w:rFonts w:ascii="Times New Roman" w:hAnsi="Times New Roman" w:cs="Times New Roman"/>
+                <w:rFonts w:ascii="Calibri" w:hAnsi="Calibri" w:cs="Calibri"/>
                 <w:b/>
                 <w:bCs/>
                 <w:sz w:val="18"/>
@@ -336,6 +335,9 @@
             <w:pPr>
               <w:spacing w:line="360" w:lineRule="auto"/>
               <w:jc w:val="both"/>
+              <w:rPr>
+                <w:rFonts w:ascii="Calibri" w:hAnsi="Calibri" w:cs="Calibri"/>
+              </w:rPr>
             </w:pPr>
           </w:p>
         </w:tc>
@@ -346,7 +348,6 @@
         <w:spacing w:after="200"/>
         <w:jc w:val="both"/>
         <w:rPr>
-          <w:rFonts w:ascii="Times New Roman" w:hAnsi="Times New Roman" w:cs="Times New Roman"/>
           <w:color w:val="000000" w:themeColor="text1"/>
           <w:sz w:val="18"/>
           <w:szCs w:val="18"/>
@@ -354,80 +355,54 @@
       </w:pPr>
       <w:r>
         <w:rPr>
-          <w:rFonts w:ascii="Times New Roman" w:hAnsi="Times New Roman" w:cs="Times New Roman"/>
           <w:color w:val="000000" w:themeColor="text1"/>
           <w:sz w:val="18"/>
           <w:szCs w:val="18"/>
         </w:rPr>
         <w:pict w14:anchorId="23C204BC">
-          <v:rect id="_x0000_i1025" style="width:502pt;height:1pt;mso-position-horizontal:absolute;mso-position-horizontal-relative:text;mso-position-vertical:absolute;mso-position-vertical-relative:text" o:hralign="center" o:hrstd="t" o:hrnoshade="t" o:hr="t" fillcolor="#4e95d9 [1631]" stroked="f"/>
+          <v:rect id="_x0000_i1030" style="width:502pt;height:1pt;mso-position-horizontal:absolute;mso-position-horizontal-relative:text;mso-position-vertical:absolute;mso-position-vertical-relative:text" o:hralign="center" o:hrstd="t" o:hrnoshade="t" o:hr="t" fillcolor="#4e95d9 [1631]" stroked="f"/>
         </w:pict>
       </w:r>
       <w:r>
         <w:rPr>
-          <w:rFonts w:ascii="Times New Roman" w:hAnsi="Times New Roman" w:cs="Times New Roman"/>
           <w:b/>
           <w:bCs/>
           <w:color w:val="000000" w:themeColor="text1"/>
         </w:rPr>
-        <w:t>Reference:</w:t>
-      </w:r>
-      <w:r>
-        <w:rPr>
-          <w:rFonts w:ascii="Times New Roman" w:hAnsi="Times New Roman" w:cs="Times New Roman"/>
-          <w:b/>
-          <w:bCs/>
+        <w:t xml:space="preserve">Reference: </w:t>
+      </w:r>
+      <w:r>
+        <w:rPr>
           <w:color w:val="000000" w:themeColor="text1"/>
         </w:rPr>
+        <w:t xml:space="preserve">Our discussions on implementation of </w:t>
+      </w:r>
+      <w:r>
+        <w:rPr>
+          <w:b/>
+          <w:bCs/>
+        </w:rPr>
+        <w:t>{{</w:t>
+      </w:r>
+      <w:r>
+        <w:rPr>
+          <w:b/>
+          <w:bCs/>
+        </w:rPr>
+        <w:t>M_</w:t>
+      </w:r>
+      <w:r>
+        <w:rPr>
+          <w:b/>
+          <w:bCs/>
+        </w:rPr>
+        <w:t>LIST}}</w:t>
+      </w:r>
+      <w:r>
         <w:t xml:space="preserve"> </w:t>
       </w:r>
       <w:r>
         <w:rPr>
-          <w:rFonts w:ascii="Times New Roman" w:hAnsi="Times New Roman" w:cs="Times New Roman"/>
-          <w:color w:val="000000" w:themeColor="text1"/>
-        </w:rPr>
-        <w:t>Our discussions</w:t>
-      </w:r>
-      <w:r>
-        <w:rPr>
-          <w:rFonts w:ascii="Times New Roman" w:hAnsi="Times New Roman" w:cs="Times New Roman"/>
-          <w:color w:val="000000" w:themeColor="text1"/>
-        </w:rPr>
-        <w:t xml:space="preserve"> on implementation of </w:t>
-      </w:r>
-      <w:r>
-        <w:rPr>
-          <w:rFonts w:ascii="Times New Roman" w:hAnsi="Times New Roman" w:cs="Times New Roman"/>
-          <w:b/>
-          <w:bCs/>
-        </w:rPr>
-        <w:t>{{</w:t>
-      </w:r>
-      <w:r>
-        <w:rPr>
-          <w:rFonts w:ascii="Times New Roman" w:hAnsi="Times New Roman" w:cs="Times New Roman"/>
-          <w:b/>
-          <w:bCs/>
-        </w:rPr>
-        <w:t>M_</w:t>
-      </w:r>
-      <w:r>
-        <w:rPr>
-          <w:rFonts w:ascii="Times New Roman" w:hAnsi="Times New Roman" w:cs="Times New Roman"/>
-          <w:b/>
-          <w:bCs/>
-        </w:rPr>
-        <w:t>LIST}}</w:t>
-      </w:r>
-      <w:r>
-        <w:rPr>
-          <w:rFonts w:ascii="Times New Roman" w:hAnsi="Times New Roman" w:cs="Times New Roman"/>
-        </w:rPr>
-        <w:t xml:space="preserve"> </w:t>
-      </w:r>
-      <w:r>
-        <w:rPr>
-          <w:rFonts w:ascii="Times New Roman" w:hAnsi="Times New Roman" w:cs="Times New Roman"/>
           <w:color w:val="000000" w:themeColor="text1"/>
         </w:rPr>
         <w:t>in your organization.</w:t>
@@ -438,38 +413,25 @@
         <w:spacing w:after="200"/>
         <w:jc w:val="both"/>
         <w:rPr>
-          <w:rFonts w:ascii="Times New Roman" w:hAnsi="Times New Roman" w:cs="Times New Roman"/>
           <w:color w:val="000000" w:themeColor="text1"/>
         </w:rPr>
       </w:pPr>
       <w:r>
         <w:rPr>
-          <w:rFonts w:ascii="Times New Roman" w:hAnsi="Times New Roman" w:cs="Times New Roman"/>
           <w:b/>
           <w:bCs/>
           <w:color w:val="000000" w:themeColor="text1"/>
         </w:rPr>
-        <w:t>Subject:</w:t>
-      </w:r>
-      <w:r>
-        <w:rPr>
-          <w:rFonts w:ascii="Times New Roman" w:hAnsi="Times New Roman" w:cs="Times New Roman"/>
-          <w:b/>
-          <w:bCs/>
+        <w:t xml:space="preserve">Subject: </w:t>
+      </w:r>
+      <w:r>
+        <w:rPr>
           <w:color w:val="000000" w:themeColor="text1"/>
         </w:rPr>
-        <w:t xml:space="preserve"> </w:t>
-      </w:r>
-      <w:r>
-        <w:rPr>
-          <w:rFonts w:ascii="Times New Roman" w:hAnsi="Times New Roman" w:cs="Times New Roman"/>
-          <w:color w:val="000000" w:themeColor="text1"/>
-        </w:rPr>
         <w:t xml:space="preserve">Business proposal for IT &amp; Operations changeover consultancy and implementation of </w:t>
       </w:r>
       <w:r>
         <w:rPr>
-          <w:rFonts w:ascii="Times New Roman" w:hAnsi="Times New Roman" w:cs="Times New Roman"/>
           <w:b/>
           <w:bCs/>
         </w:rPr>
@@ -477,7 +439,6 @@
       </w:r>
       <w:r>
         <w:rPr>
-          <w:rFonts w:ascii="Times New Roman" w:hAnsi="Times New Roman" w:cs="Times New Roman"/>
           <w:b/>
           <w:bCs/>
         </w:rPr>
@@ -485,7 +446,6 @@
       </w:r>
       <w:r>
         <w:rPr>
-          <w:rFonts w:ascii="Times New Roman" w:hAnsi="Times New Roman" w:cs="Times New Roman"/>
           <w:b/>
           <w:bCs/>
         </w:rPr>
@@ -497,13 +457,11 @@
         <w:spacing w:after="160"/>
         <w:jc w:val="both"/>
         <w:rPr>
-          <w:rFonts w:ascii="Times New Roman" w:hAnsi="Times New Roman" w:cs="Times New Roman"/>
           <w:color w:val="000000" w:themeColor="text1"/>
         </w:rPr>
       </w:pPr>
       <w:r>
         <w:rPr>
-          <w:rFonts w:ascii="Times New Roman" w:hAnsi="Times New Roman" w:cs="Times New Roman"/>
           <w:color w:val="000000" w:themeColor="text1"/>
         </w:rPr>
         <w:t>Dear Sir,</w:t>
@@ -514,13 +472,11 @@
         <w:spacing w:after="160"/>
         <w:jc w:val="both"/>
         <w:rPr>
-          <w:rFonts w:ascii="Times New Roman" w:hAnsi="Times New Roman" w:cs="Times New Roman"/>
           <w:color w:val="000000" w:themeColor="text1"/>
         </w:rPr>
       </w:pPr>
       <w:r>
         <w:rPr>
-          <w:rFonts w:ascii="Times New Roman" w:hAnsi="Times New Roman" w:cs="Times New Roman"/>
           <w:color w:val="000000" w:themeColor="text1"/>
         </w:rPr>
         <w:t>This is in reference to our discussions during our visit to your office. We thank you and your team for your valuable time during the presentation of CQUAL.</w:t>
@@ -530,13 +486,9 @@
       <w:pPr>
         <w:spacing w:after="200"/>
         <w:jc w:val="both"/>
-        <w:rPr>
-          <w:rFonts w:ascii="Times New Roman" w:hAnsi="Times New Roman" w:cs="Times New Roman"/>
-        </w:rPr>
-      </w:pPr>
-      <w:r>
-        <w:rPr>
-          <w:rFonts w:ascii="Times New Roman" w:hAnsi="Times New Roman" w:cs="Times New Roman"/>
+      </w:pPr>
+      <w:r>
+        <w:rPr>
           <w:color w:val="000000" w:themeColor="text1"/>
           <w:lang w:val="en-US"/>
         </w:rPr>
@@ -544,7 +496,6 @@
       </w:r>
       <w:r>
         <w:rPr>
-          <w:rFonts w:ascii="Times New Roman" w:hAnsi="Times New Roman" w:cs="Times New Roman"/>
           <w:b/>
           <w:bCs/>
         </w:rPr>
@@ -556,7 +507,6 @@
         <w:spacing w:before="300" w:after="150"/>
         <w:jc w:val="both"/>
         <w:rPr>
-          <w:rFonts w:ascii="Times New Roman" w:hAnsi="Times New Roman" w:cs="Times New Roman"/>
           <w:b/>
           <w:bCs/>
           <w:color w:val="000000" w:themeColor="text1"/>
@@ -567,7 +517,6 @@
       </w:pPr>
       <w:r>
         <w:rPr>
-          <w:rFonts w:ascii="Times New Roman" w:hAnsi="Times New Roman" w:cs="Times New Roman"/>
           <w:b/>
           <w:bCs/>
           <w:color w:val="000000" w:themeColor="text1"/>
@@ -581,20 +530,15 @@
         <w:spacing w:after="120"/>
         <w:jc w:val="both"/>
         <w:rPr>
-          <w:rFonts w:ascii="Times New Roman" w:hAnsi="Times New Roman" w:cs="Times New Roman"/>
-          <w:b/>
-          <w:bCs/>
-        </w:rPr>
-      </w:pPr>
-      <w:r>
-        <w:rPr>
-          <w:rFonts w:ascii="Times New Roman" w:hAnsi="Times New Roman" w:cs="Times New Roman"/>
-        </w:rPr>
+          <w:b/>
+          <w:bCs/>
+        </w:rPr>
+      </w:pPr>
+      <w:r>
         <w:t xml:space="preserve">Our experts will be involved in redefining the operations setup for sustainable growth and required digitalization at </w:t>
       </w:r>
       <w:r>
         <w:rPr>
-          <w:rFonts w:ascii="Times New Roman" w:hAnsi="Times New Roman" w:cs="Times New Roman"/>
           <w:b/>
           <w:bCs/>
         </w:rPr>
@@ -605,19 +549,12 @@
       <w:pPr>
         <w:spacing w:after="100"/>
         <w:jc w:val="both"/>
-        <w:rPr>
-          <w:rFonts w:ascii="Times New Roman" w:hAnsi="Times New Roman" w:cs="Times New Roman"/>
-        </w:rPr>
-      </w:pPr>
-      <w:r>
-        <w:rPr>
-          <w:rFonts w:ascii="Times New Roman" w:hAnsi="Times New Roman" w:cs="Times New Roman"/>
-        </w:rPr>
+      </w:pPr>
+      <w:r>
         <w:t xml:space="preserve">Digitization of </w:t>
       </w:r>
       <w:r>
         <w:rPr>
-          <w:rFonts w:ascii="Times New Roman" w:hAnsi="Times New Roman" w:cs="Times New Roman"/>
           <w:b/>
           <w:bCs/>
         </w:rPr>
@@ -625,7 +562,6 @@
       </w:r>
       <w:r>
         <w:rPr>
-          <w:rFonts w:ascii="Times New Roman" w:hAnsi="Times New Roman" w:cs="Times New Roman"/>
           <w:b/>
           <w:bCs/>
         </w:rPr>
@@ -633,23 +569,13 @@
       </w:r>
       <w:r>
         <w:rPr>
-          <w:rFonts w:ascii="Times New Roman" w:hAnsi="Times New Roman" w:cs="Times New Roman"/>
           <w:b/>
           <w:bCs/>
         </w:rPr>
         <w:t>LIST}}</w:t>
       </w:r>
       <w:r>
-        <w:rPr>
-          <w:rFonts w:ascii="Times New Roman" w:hAnsi="Times New Roman" w:cs="Times New Roman"/>
-        </w:rPr>
-        <w:t xml:space="preserve"> </w:t>
-      </w:r>
-      <w:r>
-        <w:rPr>
-          <w:rFonts w:ascii="Times New Roman" w:hAnsi="Times New Roman" w:cs="Times New Roman"/>
-        </w:rPr>
-        <w:t>replaces manual documentation, significantly accelerates approval process with centralized data management and improved traceability, reduced and lower administrative interfaces.</w:t>
+        <w:t xml:space="preserve"> replaces manual documentation, significantly accelerates approval process with centralized data management and improved traceability, reduced and lower administrative interfaces.</w:t>
       </w:r>
     </w:p>
     <w:p>
@@ -660,7 +586,6 @@
         <w:spacing w:before="300" w:after="150"/>
         <w:jc w:val="both"/>
         <w:rPr>
-          <w:rFonts w:ascii="Times New Roman" w:hAnsi="Times New Roman" w:cs="Times New Roman"/>
           <w:b/>
           <w:bCs/>
           <w:color w:val="000000" w:themeColor="text1"/>
@@ -669,7 +594,6 @@
       </w:pPr>
       <w:r>
         <w:rPr>
-          <w:rFonts w:ascii="Times New Roman" w:hAnsi="Times New Roman" w:cs="Times New Roman"/>
           <w:b/>
           <w:bCs/>
           <w:color w:val="000000" w:themeColor="text1"/>
@@ -679,7 +603,6 @@
       </w:r>
       <w:r>
         <w:rPr>
-          <w:rFonts w:ascii="Times New Roman" w:hAnsi="Times New Roman" w:cs="Times New Roman"/>
           <w:b/>
           <w:bCs/>
           <w:color w:val="000000" w:themeColor="text1"/>
@@ -697,14 +620,8 @@
         </w:numPr>
         <w:spacing w:after="80" w:line="240" w:lineRule="auto"/>
         <w:jc w:val="both"/>
-        <w:rPr>
-          <w:rFonts w:ascii="Times New Roman" w:hAnsi="Times New Roman" w:cs="Times New Roman"/>
-        </w:rPr>
-      </w:pPr>
-      <w:r>
-        <w:rPr>
-          <w:rFonts w:ascii="Times New Roman" w:hAnsi="Times New Roman" w:cs="Times New Roman"/>
-        </w:rPr>
+      </w:pPr>
+      <w:r>
         <w:t>Confirmation of your requirement specifications</w:t>
       </w:r>
     </w:p>
@@ -717,14 +634,8 @@
         </w:numPr>
         <w:spacing w:after="80" w:line="240" w:lineRule="auto"/>
         <w:jc w:val="both"/>
-        <w:rPr>
-          <w:rFonts w:ascii="Times New Roman" w:hAnsi="Times New Roman" w:cs="Times New Roman"/>
-        </w:rPr>
-      </w:pPr>
-      <w:r>
-        <w:rPr>
-          <w:rFonts w:ascii="Times New Roman" w:hAnsi="Times New Roman" w:cs="Times New Roman"/>
-        </w:rPr>
+      </w:pPr>
+      <w:r>
         <w:t>Requirement analysis</w:t>
       </w:r>
     </w:p>
@@ -737,14 +648,8 @@
         </w:numPr>
         <w:spacing w:after="80" w:line="240" w:lineRule="auto"/>
         <w:jc w:val="both"/>
-        <w:rPr>
-          <w:rFonts w:ascii="Times New Roman" w:hAnsi="Times New Roman" w:cs="Times New Roman"/>
-        </w:rPr>
-      </w:pPr>
-      <w:r>
-        <w:rPr>
-          <w:rFonts w:ascii="Times New Roman" w:hAnsi="Times New Roman" w:cs="Times New Roman"/>
-        </w:rPr>
+      </w:pPr>
+      <w:r>
         <w:t>Delivery of the required solution</w:t>
       </w:r>
     </w:p>
@@ -757,19 +662,12 @@
         </w:numPr>
         <w:spacing w:after="200" w:line="240" w:lineRule="auto"/>
         <w:jc w:val="both"/>
-        <w:rPr>
-          <w:rFonts w:ascii="Times New Roman" w:hAnsi="Times New Roman" w:cs="Times New Roman"/>
-        </w:rPr>
-      </w:pPr>
-      <w:r>
-        <w:rPr>
-          <w:rFonts w:ascii="Times New Roman" w:hAnsi="Times New Roman" w:cs="Times New Roman"/>
-        </w:rPr>
+      </w:pPr>
+      <w:r>
         <w:t xml:space="preserve">Training and implementation using CQUAL </w:t>
       </w:r>
       <w:r>
         <w:rPr>
-          <w:rFonts w:ascii="Times New Roman" w:hAnsi="Times New Roman" w:cs="Times New Roman"/>
           <w:b/>
           <w:bCs/>
         </w:rPr>
@@ -777,7 +675,6 @@
       </w:r>
       <w:r>
         <w:rPr>
-          <w:rFonts w:ascii="Times New Roman" w:hAnsi="Times New Roman" w:cs="Times New Roman"/>
           <w:b/>
           <w:bCs/>
         </w:rPr>
@@ -785,7 +682,6 @@
       </w:r>
       <w:r>
         <w:rPr>
-          <w:rFonts w:ascii="Times New Roman" w:hAnsi="Times New Roman" w:cs="Times New Roman"/>
           <w:b/>
           <w:bCs/>
         </w:rPr>
@@ -796,14 +692,8 @@
       <w:pPr>
         <w:spacing w:after="200"/>
         <w:jc w:val="both"/>
-        <w:rPr>
-          <w:rFonts w:ascii="Times New Roman" w:hAnsi="Times New Roman" w:cs="Times New Roman"/>
-        </w:rPr>
-      </w:pPr>
-      <w:r>
-        <w:rPr>
-          <w:rFonts w:ascii="Times New Roman" w:hAnsi="Times New Roman" w:cs="Times New Roman"/>
-        </w:rPr>
+      </w:pPr>
+      <w:r>
         <w:t>Deliverables do not include the source code. Use of the solution is under license from BlechTek Software Solutions LLP.</w:t>
       </w:r>
     </w:p>
@@ -812,13 +702,11 @@
         <w:spacing w:line="240" w:lineRule="auto"/>
         <w:jc w:val="both"/>
         <w:rPr>
-          <w:rFonts w:ascii="Times New Roman" w:hAnsi="Times New Roman" w:cs="Times New Roman"/>
           <w:lang w:val="en-US"/>
         </w:rPr>
       </w:pPr>
       <w:r>
         <w:rPr>
-          <w:rFonts w:ascii="Times New Roman" w:hAnsi="Times New Roman" w:cs="Times New Roman"/>
           <w:lang w:val="en-US"/>
         </w:rPr>
         <w:t>We hope that this Document along with the enclosed Business Proposal is in line with your requirements. In case of any query, please feel free to call us.</w:t>
@@ -828,9 +716,6 @@
       <w:pPr>
         <w:spacing w:line="240" w:lineRule="auto"/>
         <w:jc w:val="both"/>
-        <w:rPr>
-          <w:rFonts w:ascii="Times New Roman" w:hAnsi="Times New Roman" w:cs="Times New Roman"/>
-        </w:rPr>
       </w:pPr>
     </w:p>
     <w:p>
@@ -838,13 +723,11 @@
         <w:spacing w:line="240" w:lineRule="auto"/>
         <w:jc w:val="both"/>
         <w:rPr>
-          <w:rFonts w:ascii="Times New Roman" w:hAnsi="Times New Roman" w:cs="Times New Roman"/>
           <w:lang w:val="en-US"/>
         </w:rPr>
       </w:pPr>
       <w:r>
         <w:rPr>
-          <w:rFonts w:ascii="Times New Roman" w:hAnsi="Times New Roman" w:cs="Times New Roman"/>
           <w:lang w:val="en-US"/>
         </w:rPr>
         <w:t>Sincerely,</w:t>
@@ -854,9 +737,6 @@
       <w:pPr>
         <w:spacing w:line="240" w:lineRule="auto"/>
         <w:jc w:val="both"/>
-        <w:rPr>
-          <w:rFonts w:ascii="Times New Roman" w:hAnsi="Times New Roman" w:cs="Times New Roman"/>
-        </w:rPr>
       </w:pPr>
     </w:p>
     <w:p>
@@ -864,7 +744,6 @@
         <w:spacing w:line="240" w:lineRule="auto"/>
         <w:jc w:val="both"/>
         <w:rPr>
-          <w:rFonts w:ascii="Times New Roman" w:hAnsi="Times New Roman" w:cs="Times New Roman"/>
           <w:b/>
           <w:bCs/>
           <w:lang w:val="en-US"/>
@@ -872,7 +751,6 @@
       </w:pPr>
       <w:r>
         <w:rPr>
-          <w:rFonts w:ascii="Times New Roman" w:hAnsi="Times New Roman" w:cs="Times New Roman"/>
           <w:b/>
           <w:bCs/>
           <w:lang w:val="en-US"/>
@@ -884,7 +762,6 @@
       <w:pPr>
         <w:spacing w:line="240" w:lineRule="auto"/>
         <w:rPr>
-          <w:rFonts w:ascii="Times New Roman" w:hAnsi="Times New Roman" w:cs="Times New Roman"/>
           <w:noProof/>
         </w:rPr>
       </w:pPr>
@@ -893,7 +770,6 @@
       <w:pPr>
         <w:spacing w:line="240" w:lineRule="auto"/>
         <w:rPr>
-          <w:rFonts w:ascii="Times New Roman" w:hAnsi="Times New Roman" w:cs="Times New Roman"/>
           <w:noProof/>
         </w:rPr>
       </w:pPr>
@@ -902,7 +778,6 @@
       <w:pPr>
         <w:spacing w:line="240" w:lineRule="auto"/>
         <w:rPr>
-          <w:rFonts w:ascii="Times New Roman" w:hAnsi="Times New Roman" w:cs="Times New Roman"/>
           <w:noProof/>
         </w:rPr>
       </w:pPr>
@@ -911,7 +786,6 @@
       <w:pPr>
         <w:spacing w:line="240" w:lineRule="auto"/>
         <w:rPr>
-          <w:rFonts w:ascii="Times New Roman" w:hAnsi="Times New Roman" w:cs="Times New Roman"/>
           <w:noProof/>
         </w:rPr>
       </w:pPr>
@@ -920,7 +794,6 @@
       <w:pPr>
         <w:spacing w:line="240" w:lineRule="auto"/>
         <w:rPr>
-          <w:rFonts w:ascii="Times New Roman" w:hAnsi="Times New Roman" w:cs="Times New Roman"/>
           <w:b/>
           <w:bCs/>
           <w:lang w:val="en-US"/>
@@ -929,39 +802,25 @@
     </w:p>
     <w:p>
       <w:pPr>
-        <w:spacing w:line="240" w:lineRule="auto"/>
-        <w:rPr>
-          <w:rFonts w:ascii="Times New Roman" w:hAnsi="Times New Roman" w:cs="Times New Roman"/>
+        <w:spacing w:after="200"/>
+        <w:rPr>
           <w:b/>
           <w:bCs/>
           <w:lang w:val="en-US"/>
         </w:rPr>
       </w:pPr>
-    </w:p>
-    <w:p>
-      <w:pPr>
-        <w:spacing w:after="200"/>
-        <w:rPr>
-          <w:rFonts w:ascii="Times New Roman" w:hAnsi="Times New Roman" w:cs="Times New Roman"/>
-          <w:b/>
-          <w:bCs/>
+      <w:r>
+        <w:rPr>
           <w:lang w:val="en-US"/>
         </w:rPr>
-      </w:pPr>
-      <w:r>
-        <w:rPr>
-          <w:rFonts w:ascii="Times New Roman" w:hAnsi="Times New Roman" w:cs="Times New Roman"/>
+        <w:t> </w:t>
+      </w:r>
+      <w:r>
+        <w:rPr>
+          <w:b/>
+          <w:bCs/>
           <w:lang w:val="en-US"/>
         </w:rPr>
-        <w:t> </w:t>
-      </w:r>
-      <w:r>
-        <w:rPr>
-          <w:rFonts w:ascii="Times New Roman" w:hAnsi="Times New Roman" w:cs="Times New Roman"/>
-          <w:b/>
-          <w:bCs/>
-          <w:lang w:val="en-US"/>
-        </w:rPr>
         <w:t>Sushama Inamdar</w:t>
       </w:r>
     </w:p>
@@ -969,7 +828,6 @@
       <w:pPr>
         <w:spacing w:before="300" w:after="150"/>
         <w:rPr>
-          <w:rFonts w:ascii="Times New Roman" w:hAnsi="Times New Roman" w:cs="Times New Roman"/>
           <w:b/>
           <w:bCs/>
           <w:color w:val="000000" w:themeColor="text1"/>
@@ -977,7 +835,6 @@
       </w:pPr>
       <w:r>
         <w:rPr>
-          <w:rFonts w:ascii="Times New Roman" w:hAnsi="Times New Roman" w:cs="Times New Roman"/>
           <w:b/>
           <w:bCs/>
           <w:color w:val="000000" w:themeColor="text1"/>
@@ -1006,7 +863,6 @@
           <w:p>
             <w:r>
               <w:rPr>
-                <w:rFonts w:ascii="Times New Roman" w:hAnsi="Times New Roman" w:cs="Times New Roman"/>
                 <w:b/>
                 <w:bCs/>
                 <w:color w:val="000000" w:themeColor="text1"/>
@@ -1022,7 +878,6 @@
           <w:p>
             <w:r>
               <w:rPr>
-                <w:rFonts w:ascii="Times New Roman" w:hAnsi="Times New Roman" w:cs="Times New Roman"/>
                 <w:b/>
                 <w:bCs/>
                 <w:color w:val="000000" w:themeColor="text1"/>
@@ -1038,7 +893,6 @@
           <w:p>
             <w:r>
               <w:rPr>
-                <w:rFonts w:ascii="Times New Roman" w:hAnsi="Times New Roman" w:cs="Times New Roman"/>
                 <w:b/>
                 <w:bCs/>
               </w:rPr>
@@ -1054,9 +908,6 @@
           </w:tcPr>
           <w:p>
             <w:r>
-              <w:rPr>
-                <w:rFonts w:ascii="Times New Roman" w:hAnsi="Times New Roman" w:cs="Times New Roman"/>
-              </w:rPr>
               <w:t>{{PILLAR}}</w:t>
             </w:r>
           </w:p>
@@ -1067,9 +918,6 @@
           </w:tcPr>
           <w:p>
             <w:r>
-              <w:rPr>
-                <w:rFonts w:ascii="Times New Roman" w:hAnsi="Times New Roman" w:cs="Times New Roman"/>
-              </w:rPr>
               <w:t>{{MODULE}}</w:t>
             </w:r>
           </w:p>
@@ -1080,9 +928,6 @@
           </w:tcPr>
           <w:p>
             <w:r>
-              <w:rPr>
-                <w:rFonts w:ascii="Times New Roman" w:hAnsi="Times New Roman" w:cs="Times New Roman"/>
-              </w:rPr>
               <w:t>{{SELECTED}}</w:t>
             </w:r>
           </w:p>
@@ -1092,23 +937,18 @@
     <w:p>
       <w:pPr>
         <w:spacing w:after="200"/>
-        <w:rPr>
-          <w:rFonts w:ascii="Times New Roman" w:hAnsi="Times New Roman" w:cs="Times New Roman"/>
-        </w:rPr>
       </w:pPr>
     </w:p>
     <w:p>
       <w:pPr>
         <w:spacing w:after="200"/>
         <w:rPr>
-          <w:rFonts w:ascii="Times New Roman" w:hAnsi="Times New Roman" w:cs="Times New Roman"/>
-          <w:b/>
-          <w:bCs/>
-        </w:rPr>
-      </w:pPr>
-      <w:r>
-        <w:rPr>
-          <w:rFonts w:ascii="Times New Roman" w:hAnsi="Times New Roman" w:cs="Times New Roman"/>
+          <w:b/>
+          <w:bCs/>
+        </w:rPr>
+      </w:pPr>
+      <w:r>
+        <w:rPr>
           <w:b/>
           <w:bCs/>
         </w:rPr>
@@ -1145,7 +985,6 @@
           <w:p>
             <w:r>
               <w:rPr>
-                <w:rFonts w:ascii="Times New Roman" w:hAnsi="Times New Roman" w:cs="Times New Roman"/>
                 <w:b/>
                 <w:bCs/>
                 <w:color w:val="000000" w:themeColor="text1"/>
@@ -1161,7 +1000,6 @@
           <w:p>
             <w:r>
               <w:rPr>
-                <w:rFonts w:ascii="Times New Roman" w:hAnsi="Times New Roman" w:cs="Times New Roman"/>
                 <w:b/>
                 <w:bCs/>
                 <w:color w:val="000000" w:themeColor="text1"/>
@@ -1177,7 +1015,6 @@
           <w:p>
             <w:r>
               <w:rPr>
-                <w:rFonts w:ascii="Times New Roman" w:hAnsi="Times New Roman" w:cs="Times New Roman"/>
                 <w:b/>
                 <w:bCs/>
                 <w:color w:val="000000" w:themeColor="text1"/>
@@ -1193,7 +1030,6 @@
           <w:p>
             <w:r>
               <w:rPr>
-                <w:rFonts w:ascii="Times New Roman" w:hAnsi="Times New Roman" w:cs="Times New Roman"/>
                 <w:b/>
                 <w:bCs/>
                 <w:color w:val="000000" w:themeColor="text1"/>
@@ -1209,7 +1045,6 @@
           <w:p>
             <w:r>
               <w:rPr>
-                <w:rFonts w:ascii="Times New Roman" w:hAnsi="Times New Roman" w:cs="Times New Roman"/>
                 <w:b/>
                 <w:bCs/>
                 <w:color w:val="000000" w:themeColor="text1"/>
@@ -1225,7 +1060,6 @@
           <w:p>
             <w:r>
               <w:rPr>
-                <w:rFonts w:ascii="Times New Roman" w:hAnsi="Times New Roman" w:cs="Times New Roman"/>
                 <w:b/>
                 <w:bCs/>
                 <w:color w:val="000000" w:themeColor="text1"/>
@@ -1246,7 +1080,6 @@
           <w:p>
             <w:r>
               <w:rPr>
-                <w:rFonts w:ascii="Times New Roman" w:hAnsi="Times New Roman" w:cs="Times New Roman"/>
                 <w:color w:val="000000" w:themeColor="text1"/>
               </w:rPr>
               <w:t>{{A_S_REQ}}</w:t>
@@ -1260,7 +1093,6 @@
           <w:p>
             <w:r>
               <w:rPr>
-                <w:rFonts w:ascii="Times New Roman" w:hAnsi="Times New Roman" w:cs="Times New Roman"/>
                 <w:color w:val="000000" w:themeColor="text1"/>
               </w:rPr>
               <w:t>{{A_S_MOD}}</w:t>
@@ -1274,7 +1106,6 @@
           <w:p>
             <w:r>
               <w:rPr>
-                <w:rFonts w:ascii="Times New Roman" w:hAnsi="Times New Roman" w:cs="Times New Roman"/>
                 <w:color w:val="000000" w:themeColor="text1"/>
               </w:rPr>
               <w:t>{{A_S_MP}}</w:t>
@@ -1288,7 +1119,6 @@
           <w:p>
             <w:r>
               <w:rPr>
-                <w:rFonts w:ascii="Times New Roman" w:hAnsi="Times New Roman" w:cs="Times New Roman"/>
                 <w:color w:val="000000" w:themeColor="text1"/>
               </w:rPr>
               <w:t>{{A_S_DAYS}}</w:t>
@@ -1302,7 +1132,6 @@
           <w:p>
             <w:r>
               <w:rPr>
-                <w:rFonts w:ascii="Times New Roman" w:hAnsi="Times New Roman" w:cs="Times New Roman"/>
                 <w:color w:val="000000" w:themeColor="text1"/>
               </w:rPr>
               <w:t>{{A_S_RATE}}</w:t>
@@ -1316,7 +1145,6 @@
           <w:p>
             <w:r>
               <w:rPr>
-                <w:rFonts w:ascii="Times New Roman" w:hAnsi="Times New Roman" w:cs="Times New Roman"/>
                 <w:color w:val="000000" w:themeColor="text1"/>
               </w:rPr>
               <w:t>{{A_S_AMT}}</w:t>
@@ -1328,13 +1156,9 @@
     <w:p>
       <w:pPr>
         <w:spacing w:before="300" w:after="150"/>
-        <w:rPr>
-          <w:rFonts w:ascii="Times New Roman" w:hAnsi="Times New Roman" w:cs="Times New Roman"/>
-        </w:rPr>
-      </w:pPr>
-      <w:r>
-        <w:rPr>
-          <w:rFonts w:ascii="Times New Roman" w:hAnsi="Times New Roman" w:cs="Times New Roman"/>
+      </w:pPr>
+      <w:r>
+        <w:rPr>
           <w:b/>
           <w:bCs/>
           <w:color w:val="000000" w:themeColor="text1"/>
@@ -1343,27 +1167,15 @@
       </w:r>
       <w:r>
         <w:rPr>
-          <w:rFonts w:ascii="Times New Roman" w:hAnsi="Times New Roman" w:cs="Times New Roman"/>
           <w:b/>
           <w:bCs/>
           <w:caps/>
           <w:color w:val="000000" w:themeColor="text1"/>
         </w:rPr>
-        <w:t xml:space="preserve">cqual </w:t>
-      </w:r>
-      <w:r>
-        <w:rPr>
-          <w:rFonts w:ascii="Times New Roman" w:hAnsi="Times New Roman" w:cs="Times New Roman"/>
-          <w:b/>
-          <w:bCs/>
-          <w:caps/>
-          <w:color w:val="000000" w:themeColor="text1"/>
-        </w:rPr>
-        <w:t xml:space="preserve">- </w:t>
-      </w:r>
-      <w:r>
-        <w:rPr>
-          <w:rFonts w:ascii="Times New Roman" w:hAnsi="Times New Roman" w:cs="Times New Roman"/>
+        <w:t xml:space="preserve">cqual - </w:t>
+      </w:r>
+      <w:r>
+        <w:rPr>
           <w:b/>
           <w:bCs/>
         </w:rPr>
@@ -1371,7 +1183,6 @@
       </w:r>
       <w:r>
         <w:rPr>
-          <w:rFonts w:ascii="Times New Roman" w:hAnsi="Times New Roman" w:cs="Times New Roman"/>
           <w:b/>
           <w:bCs/>
         </w:rPr>
@@ -1379,7 +1190,6 @@
       </w:r>
       <w:r>
         <w:rPr>
-          <w:rFonts w:ascii="Times New Roman" w:hAnsi="Times New Roman" w:cs="Times New Roman"/>
           <w:b/>
           <w:bCs/>
         </w:rPr>
@@ -1430,7 +1240,6 @@
             <w:pPr>
               <w:spacing w:line="240" w:lineRule="auto"/>
               <w:rPr>
-                <w:rFonts w:ascii="Times New Roman" w:hAnsi="Times New Roman" w:cs="Times New Roman"/>
                 <w:b/>
                 <w:bCs/>
                 <w:color w:val="000000" w:themeColor="text1"/>
@@ -1438,7 +1247,6 @@
             </w:pPr>
             <w:r>
               <w:rPr>
-                <w:rFonts w:ascii="Times New Roman" w:hAnsi="Times New Roman" w:cs="Times New Roman"/>
                 <w:b/>
                 <w:bCs/>
                 <w:color w:val="000000" w:themeColor="text1"/>
@@ -1462,7 +1270,6 @@
             <w:pPr>
               <w:spacing w:line="240" w:lineRule="auto"/>
               <w:rPr>
-                <w:rFonts w:ascii="Times New Roman" w:hAnsi="Times New Roman" w:cs="Times New Roman"/>
                 <w:b/>
                 <w:bCs/>
                 <w:color w:val="000000" w:themeColor="text1"/>
@@ -1470,7 +1277,6 @@
             </w:pPr>
             <w:r>
               <w:rPr>
-                <w:rFonts w:ascii="Times New Roman" w:hAnsi="Times New Roman" w:cs="Times New Roman"/>
                 <w:b/>
                 <w:bCs/>
                 <w:color w:val="000000" w:themeColor="text1"/>
@@ -1494,7 +1300,6 @@
             <w:pPr>
               <w:spacing w:line="240" w:lineRule="auto"/>
               <w:rPr>
-                <w:rFonts w:ascii="Times New Roman" w:hAnsi="Times New Roman" w:cs="Times New Roman"/>
                 <w:b/>
                 <w:bCs/>
                 <w:color w:val="000000" w:themeColor="text1"/>
@@ -1502,7 +1307,6 @@
             </w:pPr>
             <w:r>
               <w:rPr>
-                <w:rFonts w:ascii="Times New Roman" w:hAnsi="Times New Roman" w:cs="Times New Roman"/>
                 <w:b/>
                 <w:bCs/>
                 <w:color w:val="000000" w:themeColor="text1"/>
@@ -1511,7 +1315,6 @@
             </w:r>
             <w:r>
               <w:rPr>
-                <w:rFonts w:ascii="Times New Roman" w:hAnsi="Times New Roman" w:cs="Times New Roman"/>
                 <w:b/>
                 <w:bCs/>
                 <w:color w:val="000000" w:themeColor="text1"/>
@@ -1520,7 +1323,6 @@
             </w:r>
             <w:r>
               <w:rPr>
-                <w:rFonts w:ascii="Times New Roman" w:hAnsi="Times New Roman" w:cs="Times New Roman"/>
                 <w:b/>
                 <w:bCs/>
                 <w:color w:val="000000" w:themeColor="text1"/>
@@ -1545,15 +1347,7 @@
             </w:tcMar>
           </w:tcPr>
           <w:p>
-            <w:pPr>
-              <w:rPr>
-                <w:rFonts w:ascii="Times New Roman" w:hAnsi="Times New Roman" w:cs="Times New Roman"/>
-              </w:rPr>
-            </w:pPr>
-            <w:r>
-              <w:rPr>
-                <w:rFonts w:ascii="Times New Roman" w:hAnsi="Times New Roman" w:cs="Times New Roman"/>
-              </w:rPr>
+            <w:r>
               <w:t>1</w:t>
             </w:r>
           </w:p>
@@ -1569,83 +1363,31 @@
             </w:tcMar>
           </w:tcPr>
           <w:p>
-            <w:pPr>
-              <w:rPr>
-                <w:rFonts w:ascii="Times New Roman" w:hAnsi="Times New Roman" w:cs="Times New Roman"/>
-              </w:rPr>
-            </w:pPr>
-            <w:r>
-              <w:rPr>
-                <w:rFonts w:ascii="Times New Roman" w:hAnsi="Times New Roman" w:cs="Times New Roman"/>
-              </w:rPr>
-              <w:t xml:space="preserve">CQUAL </w:t>
-            </w:r>
-            <w:r>
-              <w:rPr>
-                <w:rFonts w:ascii="Times New Roman" w:hAnsi="Times New Roman" w:cs="Times New Roman"/>
-              </w:rPr>
+            <w:r>
+              <w:t>CQUAL {</w:t>
+            </w:r>
+            <w:r>
               <w:t>{</w:t>
             </w:r>
             <w:r>
-              <w:rPr>
-                <w:rFonts w:ascii="Times New Roman" w:hAnsi="Times New Roman" w:cs="Times New Roman"/>
-              </w:rPr>
-              <w:t>{</w:t>
-            </w:r>
-            <w:r>
-              <w:rPr>
-                <w:rFonts w:ascii="Times New Roman" w:hAnsi="Times New Roman" w:cs="Times New Roman"/>
-              </w:rPr>
               <w:t>M_</w:t>
             </w:r>
             <w:r>
-              <w:rPr>
-                <w:rFonts w:ascii="Times New Roman" w:hAnsi="Times New Roman" w:cs="Times New Roman"/>
-              </w:rPr>
-              <w:t>NAME</w:t>
-            </w:r>
-            <w:r>
-              <w:rPr>
-                <w:rFonts w:ascii="Times New Roman" w:hAnsi="Times New Roman" w:cs="Times New Roman"/>
-              </w:rPr>
-              <w:t>}}</w:t>
-            </w:r>
-          </w:p>
-          <w:p>
-            <w:pPr>
-              <w:rPr>
-                <w:rFonts w:ascii="Times New Roman" w:hAnsi="Times New Roman" w:cs="Times New Roman"/>
-              </w:rPr>
-            </w:pPr>
-            <w:r>
-              <w:rPr>
-                <w:rFonts w:ascii="Times New Roman" w:hAnsi="Times New Roman" w:cs="Times New Roman"/>
-              </w:rPr>
+              <w:t>NAME}}</w:t>
+            </w:r>
+          </w:p>
+          <w:p>
+            <w:r>
               <w:t>Product License applicable for single site -</w:t>
             </w:r>
             <w:r>
-              <w:rPr>
-                <w:rFonts w:ascii="Times New Roman" w:hAnsi="Times New Roman" w:cs="Times New Roman"/>
-              </w:rPr>
               <w:t xml:space="preserve"> </w:t>
             </w:r>
             <w:r>
-              <w:rPr>
-                <w:rFonts w:ascii="Times New Roman" w:hAnsi="Times New Roman" w:cs="Times New Roman"/>
-              </w:rPr>
               <w:t>{{NO_OF_USERS</w:t>
             </w:r>
             <w:r>
-              <w:rPr>
-                <w:rFonts w:ascii="Times New Roman" w:hAnsi="Times New Roman" w:cs="Times New Roman"/>
-              </w:rPr>
-              <w:t>}}</w:t>
-            </w:r>
-            <w:r>
-              <w:rPr>
-                <w:rFonts w:ascii="Times New Roman" w:hAnsi="Times New Roman" w:cs="Times New Roman"/>
-              </w:rPr>
-              <w:t xml:space="preserve"> Users</w:t>
+              <w:t>}} Users</w:t>
             </w:r>
           </w:p>
         </w:tc>
@@ -1660,37 +1402,17 @@
             </w:tcMar>
           </w:tcPr>
           <w:p>
-            <w:pPr>
-              <w:rPr>
-                <w:rFonts w:ascii="Times New Roman" w:hAnsi="Times New Roman" w:cs="Times New Roman"/>
-              </w:rPr>
-            </w:pPr>
-            <w:r>
-              <w:rPr>
-                <w:rFonts w:ascii="Times New Roman" w:hAnsi="Times New Roman" w:cs="Times New Roman"/>
-              </w:rPr>
+            <w:r>
               <w:t>{{</w:t>
             </w:r>
             <w:r>
-              <w:rPr>
-                <w:rFonts w:ascii="Times New Roman" w:hAnsi="Times New Roman" w:cs="Times New Roman"/>
-              </w:rPr>
               <w:t>M_</w:t>
             </w:r>
             <w:r>
-              <w:rPr>
-                <w:rFonts w:ascii="Times New Roman" w:hAnsi="Times New Roman" w:cs="Times New Roman"/>
-              </w:rPr>
               <w:t>PRICE}}</w:t>
             </w:r>
           </w:p>
-          <w:p>
-            <w:pPr>
-              <w:rPr>
-                <w:rFonts w:ascii="Times New Roman" w:hAnsi="Times New Roman" w:cs="Times New Roman"/>
-              </w:rPr>
-            </w:pPr>
-          </w:p>
+          <w:p/>
         </w:tc>
       </w:tr>
       <w:tr>
@@ -1707,13 +1429,7 @@
               <w:right w:w="120" w:type="dxa"/>
             </w:tcMar>
           </w:tcPr>
-          <w:p>
-            <w:pPr>
-              <w:rPr>
-                <w:rFonts w:ascii="Times New Roman" w:hAnsi="Times New Roman" w:cs="Times New Roman"/>
-              </w:rPr>
-            </w:pPr>
-          </w:p>
+          <w:p/>
         </w:tc>
         <w:tc>
           <w:tcPr>
@@ -1726,27 +1442,13 @@
             </w:tcMar>
           </w:tcPr>
           <w:p>
-            <w:pPr>
-              <w:rPr>
-                <w:rFonts w:ascii="Times New Roman" w:hAnsi="Times New Roman" w:cs="Times New Roman"/>
-              </w:rPr>
-            </w:pPr>
-            <w:r>
-              <w:rPr>
-                <w:rFonts w:ascii="Times New Roman" w:hAnsi="Times New Roman" w:cs="Times New Roman"/>
-              </w:rPr>
+            <w:r>
               <w:t>Discount ({{</w:t>
             </w:r>
             <w:r>
-              <w:rPr>
-                <w:rFonts w:ascii="Times New Roman" w:hAnsi="Times New Roman" w:cs="Times New Roman"/>
-              </w:rPr>
               <w:t>M_</w:t>
             </w:r>
             <w:r>
-              <w:rPr>
-                <w:rFonts w:ascii="Times New Roman" w:hAnsi="Times New Roman" w:cs="Times New Roman"/>
-              </w:rPr>
               <w:t>DISCOUNT_PCT}} %):</w:t>
             </w:r>
           </w:p>
@@ -1762,27 +1464,13 @@
             </w:tcMar>
           </w:tcPr>
           <w:p>
-            <w:pPr>
-              <w:rPr>
-                <w:rFonts w:ascii="Times New Roman" w:hAnsi="Times New Roman" w:cs="Times New Roman"/>
-              </w:rPr>
-            </w:pPr>
-            <w:r>
-              <w:rPr>
-                <w:rFonts w:ascii="Times New Roman" w:hAnsi="Times New Roman" w:cs="Times New Roman"/>
-              </w:rPr>
+            <w:r>
               <w:t>{{</w:t>
             </w:r>
             <w:r>
-              <w:rPr>
-                <w:rFonts w:ascii="Times New Roman" w:hAnsi="Times New Roman" w:cs="Times New Roman"/>
-              </w:rPr>
               <w:t>M_</w:t>
             </w:r>
             <w:r>
-              <w:rPr>
-                <w:rFonts w:ascii="Times New Roman" w:hAnsi="Times New Roman" w:cs="Times New Roman"/>
-              </w:rPr>
               <w:t>DISCOUNT}}</w:t>
             </w:r>
           </w:p>
@@ -1802,13 +1490,7 @@
               <w:right w:w="120" w:type="dxa"/>
             </w:tcMar>
           </w:tcPr>
-          <w:p>
-            <w:pPr>
-              <w:rPr>
-                <w:rFonts w:ascii="Times New Roman" w:hAnsi="Times New Roman" w:cs="Times New Roman"/>
-              </w:rPr>
-            </w:pPr>
-          </w:p>
+          <w:p/>
         </w:tc>
         <w:tc>
           <w:tcPr>
@@ -1821,57 +1503,25 @@
             </w:tcMar>
           </w:tcPr>
           <w:p>
-            <w:pPr>
-              <w:rPr>
-                <w:rFonts w:ascii="Times New Roman" w:hAnsi="Times New Roman" w:cs="Times New Roman"/>
-              </w:rPr>
-            </w:pPr>
-            <w:r>
-              <w:rPr>
-                <w:rFonts w:ascii="Times New Roman" w:hAnsi="Times New Roman" w:cs="Times New Roman"/>
-              </w:rPr>
+            <w:r>
               <w:t>Implementation (</w:t>
             </w:r>
             <w:r>
-              <w:rPr>
-                <w:rFonts w:ascii="Times New Roman" w:hAnsi="Times New Roman" w:cs="Times New Roman"/>
-              </w:rPr>
-              <w:t>{{IMPL_EFFORT}}</w:t>
-            </w:r>
-            <w:r>
-              <w:rPr>
-                <w:rFonts w:ascii="Times New Roman" w:hAnsi="Times New Roman" w:cs="Times New Roman"/>
-              </w:rPr>
+              <w:t xml:space="preserve">{{IMPL_EFFORT}} </w:t>
+            </w:r>
+            <w:r>
+              <w:t>Man</w:t>
+            </w:r>
+            <w:r>
+              <w:t xml:space="preserve"> Day * </w:t>
+            </w:r>
+            <w:r>
+              <w:t>{{IMPL_RATE}}</w:t>
+            </w:r>
+            <w:r>
               <w:t xml:space="preserve"> </w:t>
             </w:r>
             <w:r>
-              <w:rPr>
-                <w:rFonts w:ascii="Times New Roman" w:hAnsi="Times New Roman" w:cs="Times New Roman"/>
-              </w:rPr>
-              <w:t>Man</w:t>
-            </w:r>
-            <w:r>
-              <w:rPr>
-                <w:rFonts w:ascii="Times New Roman" w:hAnsi="Times New Roman" w:cs="Times New Roman"/>
-              </w:rPr>
-              <w:t xml:space="preserve"> Day * </w:t>
-            </w:r>
-            <w:r>
-              <w:rPr>
-                <w:rFonts w:ascii="Times New Roman" w:hAnsi="Times New Roman" w:cs="Times New Roman"/>
-              </w:rPr>
-              <w:t>{{IMPL_RATE}}</w:t>
-            </w:r>
-            <w:r>
-              <w:rPr>
-                <w:rFonts w:ascii="Times New Roman" w:hAnsi="Times New Roman" w:cs="Times New Roman"/>
-              </w:rPr>
-              <w:t xml:space="preserve"> </w:t>
-            </w:r>
-            <w:r>
-              <w:rPr>
-                <w:rFonts w:ascii="Times New Roman" w:hAnsi="Times New Roman" w:cs="Times New Roman"/>
-              </w:rPr>
               <w:t>per Man Day)</w:t>
             </w:r>
           </w:p>
@@ -1887,15 +1537,7 @@
             </w:tcMar>
           </w:tcPr>
           <w:p>
-            <w:pPr>
-              <w:rPr>
-                <w:rFonts w:ascii="Times New Roman" w:hAnsi="Times New Roman" w:cs="Times New Roman"/>
-              </w:rPr>
-            </w:pPr>
-            <w:r>
-              <w:rPr>
-                <w:rFonts w:ascii="Times New Roman" w:hAnsi="Times New Roman" w:cs="Times New Roman"/>
-              </w:rPr>
+            <w:r>
               <w:t>{{IMPL_TOTAL}}</w:t>
             </w:r>
           </w:p>
@@ -1915,13 +1557,7 @@
               <w:right w:w="120" w:type="dxa"/>
             </w:tcMar>
           </w:tcPr>
-          <w:p>
-            <w:pPr>
-              <w:rPr>
-                <w:rFonts w:ascii="Times New Roman" w:hAnsi="Times New Roman" w:cs="Times New Roman"/>
-              </w:rPr>
-            </w:pPr>
-          </w:p>
+          <w:p/>
         </w:tc>
         <w:tc>
           <w:tcPr>
@@ -1934,22 +1570,8 @@
             </w:tcMar>
           </w:tcPr>
           <w:p>
-            <w:pPr>
-              <w:rPr>
-                <w:rFonts w:ascii="Times New Roman" w:hAnsi="Times New Roman" w:cs="Times New Roman"/>
-              </w:rPr>
-            </w:pPr>
-            <w:r>
-              <w:rPr>
-                <w:rFonts w:ascii="Times New Roman" w:hAnsi="Times New Roman" w:cs="Times New Roman"/>
-              </w:rPr>
-              <w:t>Module Subtotal</w:t>
-            </w:r>
-            <w:r>
-              <w:rPr>
-                <w:rFonts w:ascii="Times New Roman" w:hAnsi="Times New Roman" w:cs="Times New Roman"/>
-              </w:rPr>
-              <w:t>:</w:t>
+            <w:r>
+              <w:t>Module Subtotal:</w:t>
             </w:r>
           </w:p>
         </w:tc>
@@ -1964,27 +1586,13 @@
             </w:tcMar>
           </w:tcPr>
           <w:p>
-            <w:pPr>
-              <w:rPr>
-                <w:rFonts w:ascii="Times New Roman" w:hAnsi="Times New Roman" w:cs="Times New Roman"/>
-              </w:rPr>
-            </w:pPr>
-            <w:r>
-              <w:rPr>
-                <w:rFonts w:ascii="Times New Roman" w:hAnsi="Times New Roman" w:cs="Times New Roman"/>
-              </w:rPr>
+            <w:r>
               <w:t>{{</w:t>
             </w:r>
             <w:r>
-              <w:rPr>
-                <w:rFonts w:ascii="Times New Roman" w:hAnsi="Times New Roman" w:cs="Times New Roman"/>
-              </w:rPr>
               <w:t>M_</w:t>
             </w:r>
             <w:r>
-              <w:rPr>
-                <w:rFonts w:ascii="Times New Roman" w:hAnsi="Times New Roman" w:cs="Times New Roman"/>
-              </w:rPr>
               <w:t>SUBTOTAL}}</w:t>
             </w:r>
           </w:p>
@@ -2004,13 +1612,7 @@
               <w:right w:w="120" w:type="dxa"/>
             </w:tcMar>
           </w:tcPr>
-          <w:p>
-            <w:pPr>
-              <w:rPr>
-                <w:rFonts w:ascii="Times New Roman" w:hAnsi="Times New Roman" w:cs="Times New Roman"/>
-              </w:rPr>
-            </w:pPr>
-          </w:p>
+          <w:p/>
         </w:tc>
         <w:tc>
           <w:tcPr>
@@ -2023,15 +1625,7 @@
             </w:tcMar>
           </w:tcPr>
           <w:p>
-            <w:pPr>
-              <w:rPr>
-                <w:rFonts w:ascii="Times New Roman" w:hAnsi="Times New Roman" w:cs="Times New Roman"/>
-              </w:rPr>
-            </w:pPr>
-            <w:r>
-              <w:rPr>
-                <w:rFonts w:ascii="Times New Roman" w:hAnsi="Times New Roman" w:cs="Times New Roman"/>
-              </w:rPr>
+            <w:r>
               <w:t>Additional Scope:</w:t>
             </w:r>
           </w:p>
@@ -2047,27 +1641,13 @@
             </w:tcMar>
           </w:tcPr>
           <w:p>
-            <w:pPr>
-              <w:rPr>
-                <w:rFonts w:ascii="Times New Roman" w:hAnsi="Times New Roman" w:cs="Times New Roman"/>
-              </w:rPr>
-            </w:pPr>
-            <w:r>
-              <w:rPr>
-                <w:rFonts w:ascii="Times New Roman" w:hAnsi="Times New Roman" w:cs="Times New Roman"/>
-              </w:rPr>
+            <w:r>
               <w:t>{{</w:t>
             </w:r>
             <w:r>
-              <w:rPr>
-                <w:rFonts w:ascii="Times New Roman" w:hAnsi="Times New Roman" w:cs="Times New Roman"/>
-              </w:rPr>
               <w:t>A_S_</w:t>
             </w:r>
             <w:r>
-              <w:rPr>
-                <w:rFonts w:ascii="Times New Roman" w:hAnsi="Times New Roman" w:cs="Times New Roman"/>
-              </w:rPr>
               <w:t>SUBTOTAL}}</w:t>
             </w:r>
           </w:p>
@@ -2087,13 +1667,7 @@
               <w:right w:w="120" w:type="dxa"/>
             </w:tcMar>
           </w:tcPr>
-          <w:p>
-            <w:pPr>
-              <w:rPr>
-                <w:rFonts w:ascii="Times New Roman" w:hAnsi="Times New Roman" w:cs="Times New Roman"/>
-              </w:rPr>
-            </w:pPr>
-          </w:p>
+          <w:p/>
         </w:tc>
         <w:tc>
           <w:tcPr>
@@ -2106,15 +1680,7 @@
             </w:tcMar>
           </w:tcPr>
           <w:p>
-            <w:pPr>
-              <w:rPr>
-                <w:rFonts w:ascii="Times New Roman" w:hAnsi="Times New Roman" w:cs="Times New Roman"/>
-              </w:rPr>
-            </w:pPr>
-            <w:r>
-              <w:rPr>
-                <w:rFonts w:ascii="Times New Roman" w:hAnsi="Times New Roman" w:cs="Times New Roman"/>
-              </w:rPr>
+            <w:r>
               <w:t>Total of All Modules Final Price:</w:t>
             </w:r>
           </w:p>
@@ -2130,15 +1696,7 @@
             </w:tcMar>
           </w:tcPr>
           <w:p>
-            <w:pPr>
-              <w:rPr>
-                <w:rFonts w:ascii="Times New Roman" w:hAnsi="Times New Roman" w:cs="Times New Roman"/>
-              </w:rPr>
-            </w:pPr>
-            <w:r>
-              <w:rPr>
-                <w:rFonts w:ascii="Times New Roman" w:hAnsi="Times New Roman" w:cs="Times New Roman"/>
-              </w:rPr>
+            <w:r>
               <w:t>{{OVERALL_VALUE}}</w:t>
             </w:r>
           </w:p>
@@ -2159,15 +1717,7 @@
             </w:tcMar>
           </w:tcPr>
           <w:p>
-            <w:pPr>
-              <w:rPr>
-                <w:rFonts w:ascii="Times New Roman" w:hAnsi="Times New Roman" w:cs="Times New Roman"/>
-              </w:rPr>
-            </w:pPr>
-            <w:r>
-              <w:rPr>
-                <w:rFonts w:ascii="Times New Roman" w:hAnsi="Times New Roman" w:cs="Times New Roman"/>
-              </w:rPr>
+            <w:r>
               <w:t>2</w:t>
             </w:r>
           </w:p>
@@ -2183,15 +1733,7 @@
             </w:tcMar>
           </w:tcPr>
           <w:p>
-            <w:pPr>
-              <w:rPr>
-                <w:rFonts w:ascii="Times New Roman" w:hAnsi="Times New Roman" w:cs="Times New Roman"/>
-              </w:rPr>
-            </w:pPr>
-            <w:r>
-              <w:rPr>
-                <w:rFonts w:ascii="Times New Roman" w:hAnsi="Times New Roman" w:cs="Times New Roman"/>
-              </w:rPr>
+            <w:r>
               <w:t>Customization</w:t>
             </w:r>
           </w:p>
@@ -2207,15 +1749,7 @@
             </w:tcMar>
           </w:tcPr>
           <w:p>
-            <w:pPr>
-              <w:rPr>
-                <w:rFonts w:ascii="Times New Roman" w:hAnsi="Times New Roman" w:cs="Times New Roman"/>
-              </w:rPr>
-            </w:pPr>
-            <w:r>
-              <w:rPr>
-                <w:rFonts w:ascii="Times New Roman" w:hAnsi="Times New Roman" w:cs="Times New Roman"/>
-              </w:rPr>
+            <w:r>
               <w:t>TBD</w:t>
             </w:r>
           </w:p>
@@ -2236,15 +1770,7 @@
             </w:tcMar>
           </w:tcPr>
           <w:p>
-            <w:pPr>
-              <w:rPr>
-                <w:rFonts w:ascii="Times New Roman" w:hAnsi="Times New Roman" w:cs="Times New Roman"/>
-              </w:rPr>
-            </w:pPr>
-            <w:r>
-              <w:rPr>
-                <w:rFonts w:ascii="Times New Roman" w:hAnsi="Times New Roman" w:cs="Times New Roman"/>
-              </w:rPr>
+            <w:r>
               <w:t xml:space="preserve"> 2.1</w:t>
             </w:r>
           </w:p>
@@ -2260,15 +1786,7 @@
             </w:tcMar>
           </w:tcPr>
           <w:p>
-            <w:pPr>
-              <w:rPr>
-                <w:rFonts w:ascii="Times New Roman" w:hAnsi="Times New Roman" w:cs="Times New Roman"/>
-              </w:rPr>
-            </w:pPr>
-            <w:r>
-              <w:rPr>
-                <w:rFonts w:ascii="Times New Roman" w:hAnsi="Times New Roman" w:cs="Times New Roman"/>
-              </w:rPr>
+            <w:r>
               <w:t>In case of any additional development required which will be consider 8000 per man day additional to above proposal.</w:t>
             </w:r>
           </w:p>
@@ -2283,13 +1801,7 @@
               <w:right w:w="120" w:type="dxa"/>
             </w:tcMar>
           </w:tcPr>
-          <w:p>
-            <w:pPr>
-              <w:rPr>
-                <w:rFonts w:ascii="Times New Roman" w:hAnsi="Times New Roman" w:cs="Times New Roman"/>
-              </w:rPr>
-            </w:pPr>
-          </w:p>
+          <w:p/>
         </w:tc>
       </w:tr>
       <w:tr>
@@ -2307,15 +1819,7 @@
             </w:tcMar>
           </w:tcPr>
           <w:p>
-            <w:pPr>
-              <w:rPr>
-                <w:rFonts w:ascii="Times New Roman" w:hAnsi="Times New Roman" w:cs="Times New Roman"/>
-              </w:rPr>
-            </w:pPr>
-            <w:r>
-              <w:rPr>
-                <w:rFonts w:ascii="Times New Roman" w:hAnsi="Times New Roman" w:cs="Times New Roman"/>
-              </w:rPr>
+            <w:r>
               <w:t>3</w:t>
             </w:r>
           </w:p>
@@ -2331,15 +1835,7 @@
             </w:tcMar>
           </w:tcPr>
           <w:p>
-            <w:pPr>
-              <w:rPr>
-                <w:rFonts w:ascii="Times New Roman" w:hAnsi="Times New Roman" w:cs="Times New Roman"/>
-              </w:rPr>
-            </w:pPr>
-            <w:r>
-              <w:rPr>
-                <w:rFonts w:ascii="Times New Roman" w:hAnsi="Times New Roman" w:cs="Times New Roman"/>
-              </w:rPr>
+            <w:r>
               <w:t>Renewal and Support from next year onwards</w:t>
             </w:r>
           </w:p>
@@ -2354,13 +1850,7 @@
               <w:right w:w="120" w:type="dxa"/>
             </w:tcMar>
           </w:tcPr>
-          <w:p>
-            <w:pPr>
-              <w:rPr>
-                <w:rFonts w:ascii="Times New Roman" w:hAnsi="Times New Roman" w:cs="Times New Roman"/>
-              </w:rPr>
-            </w:pPr>
-          </w:p>
+          <w:p/>
         </w:tc>
       </w:tr>
       <w:tr>
@@ -2378,27 +1868,13 @@
             </w:tcMar>
           </w:tcPr>
           <w:p>
-            <w:pPr>
-              <w:rPr>
-                <w:rFonts w:ascii="Times New Roman" w:hAnsi="Times New Roman" w:cs="Times New Roman"/>
-              </w:rPr>
-            </w:pPr>
-            <w:r>
-              <w:rPr>
-                <w:rFonts w:ascii="Times New Roman" w:hAnsi="Times New Roman" w:cs="Times New Roman"/>
-              </w:rPr>
+            <w:r>
               <w:t xml:space="preserve"> </w:t>
             </w:r>
             <w:r>
-              <w:rPr>
-                <w:rFonts w:ascii="Times New Roman" w:hAnsi="Times New Roman" w:cs="Times New Roman"/>
-              </w:rPr>
               <w:t>3</w:t>
             </w:r>
             <w:r>
-              <w:rPr>
-                <w:rFonts w:ascii="Times New Roman" w:hAnsi="Times New Roman" w:cs="Times New Roman"/>
-              </w:rPr>
               <w:t>.1</w:t>
             </w:r>
           </w:p>
@@ -2414,28 +1890,12 @@
             </w:tcMar>
           </w:tcPr>
           <w:p>
-            <w:pPr>
-              <w:rPr>
-                <w:rFonts w:ascii="Times New Roman" w:hAnsi="Times New Roman" w:cs="Times New Roman"/>
-              </w:rPr>
-            </w:pPr>
-            <w:r>
-              <w:rPr>
-                <w:rFonts w:ascii="Times New Roman" w:hAnsi="Times New Roman" w:cs="Times New Roman"/>
-              </w:rPr>
+            <w:r>
               <w:t xml:space="preserve">The License renewal would be required to be done every Year These renewal fees will facilitate to have the Product Upgrades, which would cover improvements, bug fixes, and changes in AIAG VDA compliances. </w:t>
             </w:r>
           </w:p>
           <w:p>
-            <w:pPr>
-              <w:rPr>
-                <w:rFonts w:ascii="Times New Roman" w:hAnsi="Times New Roman" w:cs="Times New Roman"/>
-              </w:rPr>
-            </w:pPr>
-            <w:r>
-              <w:rPr>
-                <w:rFonts w:ascii="Times New Roman" w:hAnsi="Times New Roman" w:cs="Times New Roman"/>
-              </w:rPr>
+            <w:r>
               <w:t xml:space="preserve">Support of 7 Man days is included in this price.  </w:t>
             </w:r>
           </w:p>
@@ -2451,43 +1911,17 @@
             </w:tcMar>
           </w:tcPr>
           <w:p>
-            <w:pPr>
-              <w:rPr>
-                <w:rFonts w:ascii="Times New Roman" w:hAnsi="Times New Roman" w:cs="Times New Roman"/>
-              </w:rPr>
-            </w:pPr>
-            <w:r>
-              <w:rPr>
-                <w:rFonts w:ascii="Times New Roman" w:hAnsi="Times New Roman" w:cs="Times New Roman"/>
-              </w:rPr>
+            <w:r>
               <w:t>{{</w:t>
             </w:r>
             <w:r>
-              <w:rPr>
-                <w:rFonts w:ascii="Times New Roman" w:hAnsi="Times New Roman" w:cs="Times New Roman"/>
-              </w:rPr>
               <w:t>M_</w:t>
             </w:r>
             <w:r>
-              <w:rPr>
-                <w:rFonts w:ascii="Times New Roman" w:hAnsi="Times New Roman" w:cs="Times New Roman"/>
-              </w:rPr>
-              <w:t>NAME</w:t>
-            </w:r>
-            <w:r>
-              <w:rPr>
-                <w:rFonts w:ascii="Times New Roman" w:hAnsi="Times New Roman" w:cs="Times New Roman"/>
-              </w:rPr>
-              <w:t>}}</w:t>
-            </w:r>
-          </w:p>
-          <w:p>
-            <w:pPr>
-              <w:rPr>
-                <w:rFonts w:ascii="Times New Roman" w:hAnsi="Times New Roman" w:cs="Times New Roman"/>
-              </w:rPr>
-            </w:pPr>
-          </w:p>
+              <w:t>NAME}}</w:t>
+            </w:r>
+          </w:p>
+          <w:p/>
         </w:tc>
       </w:tr>
       <w:tr>
@@ -2505,15 +1939,7 @@
             </w:tcMar>
           </w:tcPr>
           <w:p>
-            <w:pPr>
-              <w:rPr>
-                <w:rFonts w:ascii="Times New Roman" w:hAnsi="Times New Roman" w:cs="Times New Roman"/>
-              </w:rPr>
-            </w:pPr>
-            <w:r>
-              <w:rPr>
-                <w:rFonts w:ascii="Times New Roman" w:hAnsi="Times New Roman" w:cs="Times New Roman"/>
-              </w:rPr>
+            <w:r>
               <w:t>4</w:t>
             </w:r>
           </w:p>
@@ -2529,15 +1955,7 @@
             </w:tcMar>
           </w:tcPr>
           <w:p>
-            <w:pPr>
-              <w:rPr>
-                <w:rFonts w:ascii="Times New Roman" w:hAnsi="Times New Roman" w:cs="Times New Roman"/>
-              </w:rPr>
-            </w:pPr>
-            <w:r>
-              <w:rPr>
-                <w:rFonts w:ascii="Times New Roman" w:hAnsi="Times New Roman" w:cs="Times New Roman"/>
-              </w:rPr>
+            <w:r>
               <w:t>Support Services</w:t>
             </w:r>
           </w:p>
@@ -2553,15 +1971,7 @@
             </w:tcMar>
           </w:tcPr>
           <w:p>
-            <w:pPr>
-              <w:rPr>
-                <w:rFonts w:ascii="Times New Roman" w:hAnsi="Times New Roman" w:cs="Times New Roman"/>
-              </w:rPr>
-            </w:pPr>
-            <w:r>
-              <w:rPr>
-                <w:rFonts w:ascii="Times New Roman" w:hAnsi="Times New Roman" w:cs="Times New Roman"/>
-              </w:rPr>
+            <w:r>
               <w:t>8000 per Man Day</w:t>
             </w:r>
           </w:p>
@@ -2582,15 +1992,7 @@
             </w:tcMar>
           </w:tcPr>
           <w:p>
-            <w:pPr>
-              <w:rPr>
-                <w:rFonts w:ascii="Times New Roman" w:hAnsi="Times New Roman" w:cs="Times New Roman"/>
-              </w:rPr>
-            </w:pPr>
-            <w:r>
-              <w:rPr>
-                <w:rFonts w:ascii="Times New Roman" w:hAnsi="Times New Roman" w:cs="Times New Roman"/>
-              </w:rPr>
+            <w:r>
               <w:t xml:space="preserve"> 4.1</w:t>
             </w:r>
           </w:p>
@@ -2606,51 +2008,25 @@
             </w:tcMar>
           </w:tcPr>
           <w:p>
-            <w:pPr>
-              <w:rPr>
-                <w:rFonts w:ascii="Times New Roman" w:hAnsi="Times New Roman" w:cs="Times New Roman"/>
-              </w:rPr>
-            </w:pPr>
-            <w:r>
-              <w:rPr>
-                <w:rFonts w:ascii="Times New Roman" w:hAnsi="Times New Roman" w:cs="Times New Roman"/>
-              </w:rPr>
+            <w:r>
               <w:t>First Year - These Services start a</w:t>
             </w:r>
             <w:r>
-              <w:rPr>
-                <w:rFonts w:ascii="Times New Roman" w:hAnsi="Times New Roman" w:cs="Times New Roman"/>
-              </w:rPr>
               <w:t>ft</w:t>
             </w:r>
             <w:r>
-              <w:rPr>
-                <w:rFonts w:ascii="Times New Roman" w:hAnsi="Times New Roman" w:cs="Times New Roman"/>
-              </w:rPr>
               <w:t xml:space="preserve">er 1 Month from start of Go Live. Subsequent Years – </w:t>
             </w:r>
             <w:r>
-              <w:rPr>
-                <w:rFonts w:ascii="Times New Roman" w:hAnsi="Times New Roman" w:cs="Times New Roman"/>
-              </w:rPr>
               <w:t>Aft</w:t>
             </w:r>
             <w:r>
-              <w:rPr>
-                <w:rFonts w:ascii="Times New Roman" w:hAnsi="Times New Roman" w:cs="Times New Roman"/>
-              </w:rPr>
               <w:t>er comple</w:t>
             </w:r>
             <w:r>
-              <w:rPr>
-                <w:rFonts w:ascii="Times New Roman" w:hAnsi="Times New Roman" w:cs="Times New Roman"/>
-              </w:rPr>
               <w:t>ti</w:t>
             </w:r>
             <w:r>
-              <w:rPr>
-                <w:rFonts w:ascii="Times New Roman" w:hAnsi="Times New Roman" w:cs="Times New Roman"/>
-              </w:rPr>
               <w:t>on of 7 Man Days</w:t>
             </w:r>
           </w:p>
@@ -2665,13 +2041,7 @@
               <w:right w:w="120" w:type="dxa"/>
             </w:tcMar>
           </w:tcPr>
-          <w:p>
-            <w:pPr>
-              <w:rPr>
-                <w:rFonts w:ascii="Times New Roman" w:hAnsi="Times New Roman" w:cs="Times New Roman"/>
-              </w:rPr>
-            </w:pPr>
-          </w:p>
+          <w:p/>
         </w:tc>
       </w:tr>
       <w:tr>
@@ -2689,15 +2059,7 @@
             </w:tcMar>
           </w:tcPr>
           <w:p>
-            <w:pPr>
-              <w:rPr>
-                <w:rFonts w:ascii="Times New Roman" w:hAnsi="Times New Roman" w:cs="Times New Roman"/>
-              </w:rPr>
-            </w:pPr>
-            <w:r>
-              <w:rPr>
-                <w:rFonts w:ascii="Times New Roman" w:hAnsi="Times New Roman" w:cs="Times New Roman"/>
-              </w:rPr>
+            <w:r>
               <w:t>5</w:t>
             </w:r>
           </w:p>
@@ -2713,15 +2075,7 @@
             </w:tcMar>
           </w:tcPr>
           <w:p>
-            <w:pPr>
-              <w:rPr>
-                <w:rFonts w:ascii="Times New Roman" w:hAnsi="Times New Roman" w:cs="Times New Roman"/>
-              </w:rPr>
-            </w:pPr>
-            <w:r>
-              <w:rPr>
-                <w:rFonts w:ascii="Times New Roman" w:hAnsi="Times New Roman" w:cs="Times New Roman"/>
-              </w:rPr>
+            <w:r>
               <w:t>Payment Terms</w:t>
             </w:r>
           </w:p>
@@ -2736,13 +2090,7 @@
               <w:right w:w="120" w:type="dxa"/>
             </w:tcMar>
           </w:tcPr>
-          <w:p>
-            <w:pPr>
-              <w:rPr>
-                <w:rFonts w:ascii="Times New Roman" w:hAnsi="Times New Roman" w:cs="Times New Roman"/>
-              </w:rPr>
-            </w:pPr>
-          </w:p>
+          <w:p/>
         </w:tc>
       </w:tr>
       <w:tr>
@@ -2760,15 +2108,7 @@
             </w:tcMar>
           </w:tcPr>
           <w:p>
-            <w:pPr>
-              <w:rPr>
-                <w:rFonts w:ascii="Times New Roman" w:hAnsi="Times New Roman" w:cs="Times New Roman"/>
-              </w:rPr>
-            </w:pPr>
-            <w:r>
-              <w:rPr>
-                <w:rFonts w:ascii="Times New Roman" w:hAnsi="Times New Roman" w:cs="Times New Roman"/>
-              </w:rPr>
+            <w:r>
               <w:t xml:space="preserve"> 5.1</w:t>
             </w:r>
           </w:p>
@@ -2784,15 +2124,7 @@
             </w:tcMar>
           </w:tcPr>
           <w:p>
-            <w:pPr>
-              <w:rPr>
-                <w:rFonts w:ascii="Times New Roman" w:hAnsi="Times New Roman" w:cs="Times New Roman"/>
-              </w:rPr>
-            </w:pPr>
-            <w:r>
-              <w:rPr>
-                <w:rFonts w:ascii="Times New Roman" w:hAnsi="Times New Roman" w:cs="Times New Roman"/>
-              </w:rPr>
+            <w:r>
               <w:t xml:space="preserve">70% in Advance along with Purchase Order </w:t>
             </w:r>
           </w:p>
@@ -2807,13 +2139,7 @@
               <w:right w:w="120" w:type="dxa"/>
             </w:tcMar>
           </w:tcPr>
-          <w:p>
-            <w:pPr>
-              <w:rPr>
-                <w:rFonts w:ascii="Times New Roman" w:hAnsi="Times New Roman" w:cs="Times New Roman"/>
-              </w:rPr>
-            </w:pPr>
-          </w:p>
+          <w:p/>
         </w:tc>
       </w:tr>
       <w:tr>
@@ -2831,15 +2157,7 @@
             </w:tcMar>
           </w:tcPr>
           <w:p>
-            <w:pPr>
-              <w:rPr>
-                <w:rFonts w:ascii="Times New Roman" w:hAnsi="Times New Roman" w:cs="Times New Roman"/>
-              </w:rPr>
-            </w:pPr>
-            <w:r>
-              <w:rPr>
-                <w:rFonts w:ascii="Times New Roman" w:hAnsi="Times New Roman" w:cs="Times New Roman"/>
-              </w:rPr>
+            <w:r>
               <w:t xml:space="preserve"> 5.2</w:t>
             </w:r>
           </w:p>
@@ -2855,27 +2173,13 @@
             </w:tcMar>
           </w:tcPr>
           <w:p>
-            <w:pPr>
-              <w:rPr>
-                <w:rFonts w:ascii="Times New Roman" w:hAnsi="Times New Roman" w:cs="Times New Roman"/>
-              </w:rPr>
-            </w:pPr>
-            <w:r>
-              <w:rPr>
-                <w:rFonts w:ascii="Times New Roman" w:hAnsi="Times New Roman" w:cs="Times New Roman"/>
-              </w:rPr>
+            <w:r>
               <w:t xml:space="preserve">20% on </w:t>
             </w:r>
             <w:r>
-              <w:rPr>
-                <w:rFonts w:ascii="Times New Roman" w:hAnsi="Times New Roman" w:cs="Times New Roman"/>
-              </w:rPr>
               <w:t>I</w:t>
             </w:r>
             <w:r>
-              <w:rPr>
-                <w:rFonts w:ascii="Times New Roman" w:hAnsi="Times New Roman" w:cs="Times New Roman"/>
-              </w:rPr>
               <w:t>mplementation</w:t>
             </w:r>
           </w:p>
@@ -2890,13 +2194,7 @@
               <w:right w:w="120" w:type="dxa"/>
             </w:tcMar>
           </w:tcPr>
-          <w:p>
-            <w:pPr>
-              <w:rPr>
-                <w:rFonts w:ascii="Times New Roman" w:hAnsi="Times New Roman" w:cs="Times New Roman"/>
-              </w:rPr>
-            </w:pPr>
-          </w:p>
+          <w:p/>
         </w:tc>
       </w:tr>
       <w:tr>
@@ -2914,15 +2212,7 @@
             </w:tcMar>
           </w:tcPr>
           <w:p>
-            <w:pPr>
-              <w:rPr>
-                <w:rFonts w:ascii="Times New Roman" w:hAnsi="Times New Roman" w:cs="Times New Roman"/>
-              </w:rPr>
-            </w:pPr>
-            <w:r>
-              <w:rPr>
-                <w:rFonts w:ascii="Times New Roman" w:hAnsi="Times New Roman" w:cs="Times New Roman"/>
-              </w:rPr>
+            <w:r>
               <w:lastRenderedPageBreak/>
               <w:t xml:space="preserve"> 5.3</w:t>
             </w:r>
@@ -2939,15 +2229,7 @@
             </w:tcMar>
           </w:tcPr>
           <w:p>
-            <w:pPr>
-              <w:rPr>
-                <w:rFonts w:ascii="Times New Roman" w:hAnsi="Times New Roman" w:cs="Times New Roman"/>
-              </w:rPr>
-            </w:pPr>
-            <w:r>
-              <w:rPr>
-                <w:rFonts w:ascii="Times New Roman" w:hAnsi="Times New Roman" w:cs="Times New Roman"/>
-              </w:rPr>
+            <w:r>
               <w:t>10% against GO LIVE or One Month from completion of implementation.</w:t>
             </w:r>
           </w:p>
@@ -2962,13 +2244,7 @@
               <w:right w:w="120" w:type="dxa"/>
             </w:tcMar>
           </w:tcPr>
-          <w:p>
-            <w:pPr>
-              <w:rPr>
-                <w:rFonts w:ascii="Times New Roman" w:hAnsi="Times New Roman" w:cs="Times New Roman"/>
-              </w:rPr>
-            </w:pPr>
-          </w:p>
+          <w:p/>
         </w:tc>
       </w:tr>
       <w:tr>
@@ -2986,15 +2262,7 @@
             </w:tcMar>
           </w:tcPr>
           <w:p>
-            <w:pPr>
-              <w:rPr>
-                <w:rFonts w:ascii="Times New Roman" w:hAnsi="Times New Roman" w:cs="Times New Roman"/>
-              </w:rPr>
-            </w:pPr>
-            <w:r>
-              <w:rPr>
-                <w:rFonts w:ascii="Times New Roman" w:hAnsi="Times New Roman" w:cs="Times New Roman"/>
-              </w:rPr>
+            <w:r>
               <w:t>6</w:t>
             </w:r>
           </w:p>
@@ -3010,15 +2278,7 @@
             </w:tcMar>
           </w:tcPr>
           <w:p>
-            <w:pPr>
-              <w:rPr>
-                <w:rFonts w:ascii="Times New Roman" w:hAnsi="Times New Roman" w:cs="Times New Roman"/>
-              </w:rPr>
-            </w:pPr>
-            <w:r>
-              <w:rPr>
-                <w:rFonts w:ascii="Times New Roman" w:hAnsi="Times New Roman" w:cs="Times New Roman"/>
-              </w:rPr>
+            <w:r>
               <w:t>Support Level</w:t>
             </w:r>
           </w:p>
@@ -3033,13 +2293,7 @@
               <w:right w:w="120" w:type="dxa"/>
             </w:tcMar>
           </w:tcPr>
-          <w:p>
-            <w:pPr>
-              <w:rPr>
-                <w:rFonts w:ascii="Times New Roman" w:hAnsi="Times New Roman" w:cs="Times New Roman"/>
-              </w:rPr>
-            </w:pPr>
-          </w:p>
+          <w:p/>
         </w:tc>
       </w:tr>
       <w:tr>
@@ -3057,15 +2311,7 @@
             </w:tcMar>
           </w:tcPr>
           <w:p>
-            <w:pPr>
-              <w:rPr>
-                <w:rFonts w:ascii="Times New Roman" w:hAnsi="Times New Roman" w:cs="Times New Roman"/>
-              </w:rPr>
-            </w:pPr>
-            <w:r>
-              <w:rPr>
-                <w:rFonts w:ascii="Times New Roman" w:hAnsi="Times New Roman" w:cs="Times New Roman"/>
-              </w:rPr>
+            <w:r>
               <w:t xml:space="preserve"> 6.1</w:t>
             </w:r>
           </w:p>
@@ -3081,20 +2327,11 @@
             </w:tcMar>
           </w:tcPr>
           <w:p>
-            <w:pPr>
-              <w:rPr>
-                <w:rFonts w:ascii="Times New Roman" w:hAnsi="Times New Roman" w:cs="Times New Roman"/>
-              </w:rPr>
-            </w:pPr>
-            <w:r>
-              <w:rPr>
-                <w:rFonts w:ascii="Times New Roman" w:hAnsi="Times New Roman" w:cs="Times New Roman"/>
-              </w:rPr>
+            <w:r>
               <w:t>L1: Telephone Support</w:t>
             </w:r>
             <w:r>
               <w:rPr>
-                <w:rFonts w:ascii="Times New Roman" w:hAnsi="Times New Roman" w:cs="Times New Roman"/>
                 <w:b/>
                 <w:bCs/>
               </w:rPr>
@@ -3102,29 +2339,17 @@
             </w:r>
             <w:r>
               <w:rPr>
-                <w:rFonts w:ascii="Times New Roman" w:hAnsi="Times New Roman" w:cs="Times New Roman"/>
                 <w:b/>
                 <w:bCs/>
               </w:rPr>
               <w:t>–</w:t>
             </w:r>
             <w:r>
-              <w:rPr>
-                <w:rFonts w:ascii="Times New Roman" w:hAnsi="Times New Roman" w:cs="Times New Roman"/>
-              </w:rPr>
               <w:t xml:space="preserve"> </w:t>
             </w:r>
           </w:p>
           <w:p>
-            <w:pPr>
-              <w:rPr>
-                <w:rFonts w:ascii="Times New Roman" w:hAnsi="Times New Roman" w:cs="Times New Roman"/>
-              </w:rPr>
-            </w:pPr>
-            <w:r>
-              <w:rPr>
-                <w:rFonts w:ascii="Times New Roman" w:hAnsi="Times New Roman" w:cs="Times New Roman"/>
-              </w:rPr>
+            <w:r>
               <w:t>Queries, understanding a feature, problem solving, etc.</w:t>
             </w:r>
           </w:p>
@@ -3143,27 +2368,13 @@
             <w:pPr>
               <w:spacing w:line="259" w:lineRule="auto"/>
               <w:ind w:left="1"/>
-              <w:rPr>
-                <w:rFonts w:ascii="Times New Roman" w:hAnsi="Times New Roman" w:cs="Times New Roman"/>
-              </w:rPr>
             </w:pPr>
             <w:r>
-              <w:rPr>
-                <w:rFonts w:ascii="Times New Roman" w:hAnsi="Times New Roman" w:cs="Times New Roman"/>
-              </w:rPr>
               <w:t xml:space="preserve">Chargeable  </w:t>
             </w:r>
           </w:p>
           <w:p>
-            <w:pPr>
-              <w:rPr>
-                <w:rFonts w:ascii="Times New Roman" w:hAnsi="Times New Roman" w:cs="Times New Roman"/>
-              </w:rPr>
-            </w:pPr>
-            <w:r>
-              <w:rPr>
-                <w:rFonts w:ascii="Times New Roman" w:hAnsi="Times New Roman" w:cs="Times New Roman"/>
-              </w:rPr>
+            <w:r>
               <w:t>As per Sr. No. 4</w:t>
             </w:r>
           </w:p>
@@ -3184,15 +2395,7 @@
             </w:tcMar>
           </w:tcPr>
           <w:p>
-            <w:pPr>
-              <w:rPr>
-                <w:rFonts w:ascii="Times New Roman" w:hAnsi="Times New Roman" w:cs="Times New Roman"/>
-              </w:rPr>
-            </w:pPr>
-            <w:r>
-              <w:rPr>
-                <w:rFonts w:ascii="Times New Roman" w:hAnsi="Times New Roman" w:cs="Times New Roman"/>
-              </w:rPr>
+            <w:r>
               <w:t xml:space="preserve"> 6.2</w:t>
             </w:r>
           </w:p>
@@ -3208,20 +2411,11 @@
             </w:tcMar>
           </w:tcPr>
           <w:p>
-            <w:pPr>
-              <w:rPr>
-                <w:rFonts w:ascii="Times New Roman" w:hAnsi="Times New Roman" w:cs="Times New Roman"/>
-              </w:rPr>
-            </w:pPr>
-            <w:r>
-              <w:rPr>
-                <w:rFonts w:ascii="Times New Roman" w:hAnsi="Times New Roman" w:cs="Times New Roman"/>
-              </w:rPr>
+            <w:r>
               <w:t>L2: Bugs</w:t>
             </w:r>
             <w:r>
               <w:rPr>
-                <w:rFonts w:ascii="Times New Roman" w:hAnsi="Times New Roman" w:cs="Times New Roman"/>
                 <w:b/>
                 <w:bCs/>
               </w:rPr>
@@ -3229,7 +2423,6 @@
             </w:r>
             <w:r>
               <w:rPr>
-                <w:rFonts w:ascii="Times New Roman" w:hAnsi="Times New Roman" w:cs="Times New Roman"/>
                 <w:b/>
                 <w:bCs/>
               </w:rPr>
@@ -3237,27 +2430,13 @@
             </w:r>
           </w:p>
           <w:p>
-            <w:pPr>
-              <w:rPr>
-                <w:rFonts w:ascii="Times New Roman" w:hAnsi="Times New Roman" w:cs="Times New Roman"/>
-              </w:rPr>
-            </w:pPr>
-            <w:r>
-              <w:rPr>
-                <w:rFonts w:ascii="Times New Roman" w:hAnsi="Times New Roman" w:cs="Times New Roman"/>
-              </w:rPr>
+            <w:r>
               <w:t xml:space="preserve">Bugs </w:t>
             </w:r>
             <w:r>
-              <w:rPr>
-                <w:rFonts w:ascii="Times New Roman" w:hAnsi="Times New Roman" w:cs="Times New Roman"/>
-              </w:rPr>
               <w:t>i</w:t>
             </w:r>
             <w:r>
-              <w:rPr>
-                <w:rFonts w:ascii="Times New Roman" w:hAnsi="Times New Roman" w:cs="Times New Roman"/>
-              </w:rPr>
               <w:t>dentified by you or by BlechTek Software Solutions LLP.</w:t>
             </w:r>
           </w:p>
@@ -3273,28 +2452,12 @@
             </w:tcMar>
           </w:tcPr>
           <w:p>
-            <w:pPr>
-              <w:rPr>
-                <w:rFonts w:ascii="Times New Roman" w:hAnsi="Times New Roman" w:cs="Times New Roman"/>
-              </w:rPr>
-            </w:pPr>
-            <w:r>
-              <w:rPr>
-                <w:rFonts w:ascii="Times New Roman" w:hAnsi="Times New Roman" w:cs="Times New Roman"/>
-              </w:rPr>
+            <w:r>
               <w:t xml:space="preserve">Free, under License Fee </w:t>
             </w:r>
           </w:p>
           <w:p>
-            <w:pPr>
-              <w:rPr>
-                <w:rFonts w:ascii="Times New Roman" w:hAnsi="Times New Roman" w:cs="Times New Roman"/>
-              </w:rPr>
-            </w:pPr>
-            <w:r>
-              <w:rPr>
-                <w:rFonts w:ascii="Times New Roman" w:hAnsi="Times New Roman" w:cs="Times New Roman"/>
-              </w:rPr>
+            <w:r>
               <w:t>Renewal</w:t>
             </w:r>
           </w:p>
@@ -3315,15 +2478,7 @@
             </w:tcMar>
           </w:tcPr>
           <w:p>
-            <w:pPr>
-              <w:rPr>
-                <w:rFonts w:ascii="Times New Roman" w:hAnsi="Times New Roman" w:cs="Times New Roman"/>
-              </w:rPr>
-            </w:pPr>
-            <w:r>
-              <w:rPr>
-                <w:rFonts w:ascii="Times New Roman" w:hAnsi="Times New Roman" w:cs="Times New Roman"/>
-              </w:rPr>
+            <w:r>
               <w:t xml:space="preserve"> 6.3</w:t>
             </w:r>
           </w:p>
@@ -3339,54 +2494,28 @@
             </w:tcMar>
           </w:tcPr>
           <w:p>
-            <w:pPr>
-              <w:rPr>
-                <w:rFonts w:ascii="Times New Roman" w:hAnsi="Times New Roman" w:cs="Times New Roman"/>
-              </w:rPr>
-            </w:pPr>
-            <w:r>
-              <w:rPr>
-                <w:rFonts w:ascii="Times New Roman" w:hAnsi="Times New Roman" w:cs="Times New Roman"/>
-              </w:rPr>
+            <w:r>
               <w:t>L3: Customer Specific Enhancements</w:t>
             </w:r>
             <w:r>
               <w:rPr>
-                <w:rFonts w:ascii="Times New Roman" w:hAnsi="Times New Roman" w:cs="Times New Roman"/>
                 <w:b/>
                 <w:bCs/>
               </w:rPr>
               <w:t xml:space="preserve"> –</w:t>
             </w:r>
             <w:r>
-              <w:rPr>
-                <w:rFonts w:ascii="Times New Roman" w:hAnsi="Times New Roman" w:cs="Times New Roman"/>
-              </w:rPr>
               <w:t xml:space="preserve"> </w:t>
             </w:r>
           </w:p>
           <w:p>
-            <w:pPr>
-              <w:rPr>
-                <w:rFonts w:ascii="Times New Roman" w:hAnsi="Times New Roman" w:cs="Times New Roman"/>
-              </w:rPr>
-            </w:pPr>
-            <w:r>
-              <w:rPr>
-                <w:rFonts w:ascii="Times New Roman" w:hAnsi="Times New Roman" w:cs="Times New Roman"/>
-              </w:rPr>
+            <w:r>
               <w:t>New/Change in Document Prin</w:t>
             </w:r>
             <w:r>
-              <w:rPr>
-                <w:rFonts w:ascii="Times New Roman" w:hAnsi="Times New Roman" w:cs="Times New Roman"/>
-              </w:rPr>
               <w:t>ti</w:t>
             </w:r>
             <w:r>
-              <w:rPr>
-                <w:rFonts w:ascii="Times New Roman" w:hAnsi="Times New Roman" w:cs="Times New Roman"/>
-              </w:rPr>
               <w:t>ng format, New/Changes in Reports, New/Change in Reports</w:t>
             </w:r>
           </w:p>
@@ -3405,27 +2534,13 @@
             <w:pPr>
               <w:spacing w:line="259" w:lineRule="auto"/>
               <w:ind w:left="1"/>
-              <w:rPr>
-                <w:rFonts w:ascii="Times New Roman" w:hAnsi="Times New Roman" w:cs="Times New Roman"/>
-              </w:rPr>
             </w:pPr>
             <w:r>
-              <w:rPr>
-                <w:rFonts w:ascii="Times New Roman" w:hAnsi="Times New Roman" w:cs="Times New Roman"/>
-              </w:rPr>
               <w:t xml:space="preserve">Chargeable  </w:t>
             </w:r>
           </w:p>
           <w:p>
-            <w:pPr>
-              <w:rPr>
-                <w:rFonts w:ascii="Times New Roman" w:hAnsi="Times New Roman" w:cs="Times New Roman"/>
-              </w:rPr>
-            </w:pPr>
-            <w:r>
-              <w:rPr>
-                <w:rFonts w:ascii="Times New Roman" w:hAnsi="Times New Roman" w:cs="Times New Roman"/>
-              </w:rPr>
+            <w:r>
               <w:t>As per Sr. No. 4</w:t>
             </w:r>
           </w:p>
@@ -3446,15 +2561,7 @@
             </w:tcMar>
           </w:tcPr>
           <w:p>
-            <w:pPr>
-              <w:rPr>
-                <w:rFonts w:ascii="Times New Roman" w:hAnsi="Times New Roman" w:cs="Times New Roman"/>
-              </w:rPr>
-            </w:pPr>
-            <w:r>
-              <w:rPr>
-                <w:rFonts w:ascii="Times New Roman" w:hAnsi="Times New Roman" w:cs="Times New Roman"/>
-              </w:rPr>
+            <w:r>
               <w:t xml:space="preserve"> 6.4</w:t>
             </w:r>
           </w:p>
@@ -3470,54 +2577,28 @@
             </w:tcMar>
           </w:tcPr>
           <w:p>
-            <w:pPr>
-              <w:rPr>
-                <w:rFonts w:ascii="Times New Roman" w:hAnsi="Times New Roman" w:cs="Times New Roman"/>
-              </w:rPr>
-            </w:pPr>
-            <w:r>
-              <w:rPr>
-                <w:rFonts w:ascii="Times New Roman" w:hAnsi="Times New Roman" w:cs="Times New Roman"/>
-              </w:rPr>
+            <w:r>
               <w:t>L4: Product Upgrade</w:t>
             </w:r>
             <w:r>
               <w:rPr>
-                <w:rFonts w:ascii="Times New Roman" w:hAnsi="Times New Roman" w:cs="Times New Roman"/>
                 <w:b/>
                 <w:bCs/>
               </w:rPr>
               <w:t xml:space="preserve"> –</w:t>
             </w:r>
             <w:r>
-              <w:rPr>
-                <w:rFonts w:ascii="Times New Roman" w:hAnsi="Times New Roman" w:cs="Times New Roman"/>
-              </w:rPr>
               <w:t xml:space="preserve"> </w:t>
             </w:r>
           </w:p>
           <w:p>
-            <w:pPr>
-              <w:rPr>
-                <w:rFonts w:ascii="Times New Roman" w:hAnsi="Times New Roman" w:cs="Times New Roman"/>
-              </w:rPr>
-            </w:pPr>
-            <w:r>
-              <w:rPr>
-                <w:rFonts w:ascii="Times New Roman" w:hAnsi="Times New Roman" w:cs="Times New Roman"/>
-              </w:rPr>
+            <w:r>
               <w:t>Product Upgrade as done by BlechTek So ware Solu</w:t>
             </w:r>
             <w:r>
-              <w:rPr>
-                <w:rFonts w:ascii="Times New Roman" w:hAnsi="Times New Roman" w:cs="Times New Roman"/>
-              </w:rPr>
               <w:t>ti</w:t>
             </w:r>
             <w:r>
-              <w:rPr>
-                <w:rFonts w:ascii="Times New Roman" w:hAnsi="Times New Roman" w:cs="Times New Roman"/>
-              </w:rPr>
               <w:t xml:space="preserve">ons LLP on their own  </w:t>
             </w:r>
           </w:p>
@@ -3533,28 +2614,12 @@
             </w:tcMar>
           </w:tcPr>
           <w:p>
-            <w:pPr>
-              <w:rPr>
-                <w:rFonts w:ascii="Times New Roman" w:hAnsi="Times New Roman" w:cs="Times New Roman"/>
-              </w:rPr>
-            </w:pPr>
-            <w:r>
-              <w:rPr>
-                <w:rFonts w:ascii="Times New Roman" w:hAnsi="Times New Roman" w:cs="Times New Roman"/>
-              </w:rPr>
+            <w:r>
               <w:t xml:space="preserve">Free, under License Fee </w:t>
             </w:r>
           </w:p>
           <w:p>
-            <w:pPr>
-              <w:rPr>
-                <w:rFonts w:ascii="Times New Roman" w:hAnsi="Times New Roman" w:cs="Times New Roman"/>
-              </w:rPr>
-            </w:pPr>
-            <w:r>
-              <w:rPr>
-                <w:rFonts w:ascii="Times New Roman" w:hAnsi="Times New Roman" w:cs="Times New Roman"/>
-              </w:rPr>
+            <w:r>
               <w:t>Renewal</w:t>
             </w:r>
           </w:p>
@@ -3575,15 +2640,7 @@
             </w:tcMar>
           </w:tcPr>
           <w:p>
-            <w:pPr>
-              <w:rPr>
-                <w:rFonts w:ascii="Times New Roman" w:hAnsi="Times New Roman" w:cs="Times New Roman"/>
-              </w:rPr>
-            </w:pPr>
-            <w:r>
-              <w:rPr>
-                <w:rFonts w:ascii="Times New Roman" w:hAnsi="Times New Roman" w:cs="Times New Roman"/>
-              </w:rPr>
+            <w:r>
               <w:t xml:space="preserve"> 6.5</w:t>
             </w:r>
           </w:p>
@@ -3599,20 +2656,11 @@
             </w:tcMar>
           </w:tcPr>
           <w:p>
-            <w:pPr>
-              <w:rPr>
-                <w:rFonts w:ascii="Times New Roman" w:hAnsi="Times New Roman" w:cs="Times New Roman"/>
-              </w:rPr>
-            </w:pPr>
-            <w:r>
-              <w:rPr>
-                <w:rFonts w:ascii="Times New Roman" w:hAnsi="Times New Roman" w:cs="Times New Roman"/>
-              </w:rPr>
+            <w:r>
               <w:t>L5: Implementation</w:t>
             </w:r>
             <w:r>
               <w:rPr>
-                <w:rFonts w:ascii="Times New Roman" w:hAnsi="Times New Roman" w:cs="Times New Roman"/>
                 <w:b/>
                 <w:bCs/>
               </w:rPr>
@@ -3620,15 +2668,7 @@
             </w:r>
           </w:p>
           <w:p>
-            <w:pPr>
-              <w:rPr>
-                <w:rFonts w:ascii="Times New Roman" w:hAnsi="Times New Roman" w:cs="Times New Roman"/>
-              </w:rPr>
-            </w:pPr>
-            <w:r>
-              <w:rPr>
-                <w:rFonts w:ascii="Times New Roman" w:hAnsi="Times New Roman" w:cs="Times New Roman"/>
-              </w:rPr>
+            <w:r>
               <w:t>Master updation, new feature implementation.</w:t>
             </w:r>
           </w:p>
@@ -3644,28 +2684,12 @@
             </w:tcMar>
           </w:tcPr>
           <w:p>
-            <w:pPr>
-              <w:rPr>
-                <w:rFonts w:ascii="Times New Roman" w:hAnsi="Times New Roman" w:cs="Times New Roman"/>
-              </w:rPr>
-            </w:pPr>
-            <w:r>
-              <w:rPr>
-                <w:rFonts w:ascii="Times New Roman" w:hAnsi="Times New Roman" w:cs="Times New Roman"/>
-              </w:rPr>
+            <w:r>
               <w:t xml:space="preserve">Chargeable  </w:t>
             </w:r>
           </w:p>
           <w:p>
-            <w:pPr>
-              <w:rPr>
-                <w:rFonts w:ascii="Times New Roman" w:hAnsi="Times New Roman" w:cs="Times New Roman"/>
-              </w:rPr>
-            </w:pPr>
-            <w:r>
-              <w:rPr>
-                <w:rFonts w:ascii="Times New Roman" w:hAnsi="Times New Roman" w:cs="Times New Roman"/>
-              </w:rPr>
+            <w:r>
               <w:t>As per Sr. No. 4</w:t>
             </w:r>
           </w:p>
@@ -3686,15 +2710,7 @@
             </w:tcMar>
           </w:tcPr>
           <w:p>
-            <w:pPr>
-              <w:rPr>
-                <w:rFonts w:ascii="Times New Roman" w:hAnsi="Times New Roman" w:cs="Times New Roman"/>
-              </w:rPr>
-            </w:pPr>
-            <w:r>
-              <w:rPr>
-                <w:rFonts w:ascii="Times New Roman" w:hAnsi="Times New Roman" w:cs="Times New Roman"/>
-              </w:rPr>
+            <w:r>
               <w:t>7</w:t>
             </w:r>
           </w:p>
@@ -3710,15 +2726,7 @@
             </w:tcMar>
           </w:tcPr>
           <w:p>
-            <w:pPr>
-              <w:rPr>
-                <w:rFonts w:ascii="Times New Roman" w:hAnsi="Times New Roman" w:cs="Times New Roman"/>
-              </w:rPr>
-            </w:pPr>
-            <w:r>
-              <w:rPr>
-                <w:rFonts w:ascii="Times New Roman" w:hAnsi="Times New Roman" w:cs="Times New Roman"/>
-              </w:rPr>
+            <w:r>
               <w:t>Taxes</w:t>
             </w:r>
           </w:p>
@@ -3734,15 +2742,7 @@
             </w:tcMar>
           </w:tcPr>
           <w:p>
-            <w:pPr>
-              <w:rPr>
-                <w:rFonts w:ascii="Times New Roman" w:hAnsi="Times New Roman" w:cs="Times New Roman"/>
-              </w:rPr>
-            </w:pPr>
-            <w:r>
-              <w:rPr>
-                <w:rFonts w:ascii="Times New Roman" w:hAnsi="Times New Roman" w:cs="Times New Roman"/>
-              </w:rPr>
+            <w:r>
               <w:t>As Applicable</w:t>
             </w:r>
           </w:p>
@@ -3752,23 +2752,18 @@
     <w:p>
       <w:pPr>
         <w:spacing w:after="200"/>
-        <w:rPr>
-          <w:rFonts w:ascii="Times New Roman" w:hAnsi="Times New Roman" w:cs="Times New Roman"/>
-        </w:rPr>
       </w:pPr>
     </w:p>
     <w:p>
       <w:pPr>
         <w:spacing w:after="200"/>
         <w:rPr>
-          <w:rFonts w:ascii="Times New Roman" w:hAnsi="Times New Roman" w:cs="Times New Roman"/>
-          <w:b/>
-          <w:bCs/>
-        </w:rPr>
-      </w:pPr>
-      <w:r>
-        <w:rPr>
-          <w:rFonts w:ascii="Times New Roman" w:hAnsi="Times New Roman" w:cs="Times New Roman"/>
+          <w:b/>
+          <w:bCs/>
+        </w:rPr>
+      </w:pPr>
+      <w:r>
+        <w:rPr>
           <w:b/>
           <w:bCs/>
         </w:rPr>
@@ -3817,7 +2812,7 @@
             <w:pPr>
               <w:spacing w:line="259" w:lineRule="auto"/>
               <w:rPr>
-                <w:rFonts w:ascii="Times New Roman" w:hAnsi="Times New Roman" w:cs="Times New Roman"/>
+                <w:rFonts w:ascii="Calibri" w:hAnsi="Calibri" w:cs="Calibri"/>
                 <w:b/>
                 <w:bCs/>
                 <w:sz w:val="18"/>
@@ -3826,7 +2821,7 @@
             </w:pPr>
             <w:r>
               <w:rPr>
-                <w:rFonts w:ascii="Times New Roman" w:hAnsi="Times New Roman" w:cs="Times New Roman"/>
+                <w:rFonts w:ascii="Calibri" w:hAnsi="Calibri" w:cs="Calibri"/>
                 <w:b/>
                 <w:bCs/>
                 <w:sz w:val="18"/>
@@ -3852,7 +2847,7 @@
               <w:spacing w:line="259" w:lineRule="auto"/>
               <w:ind w:left="1"/>
               <w:rPr>
-                <w:rFonts w:ascii="Times New Roman" w:hAnsi="Times New Roman" w:cs="Times New Roman"/>
+                <w:rFonts w:ascii="Calibri" w:hAnsi="Calibri" w:cs="Calibri"/>
                 <w:b/>
                 <w:bCs/>
                 <w:sz w:val="18"/>
@@ -3861,7 +2856,7 @@
             </w:pPr>
             <w:r>
               <w:rPr>
-                <w:rFonts w:ascii="Times New Roman" w:hAnsi="Times New Roman" w:cs="Times New Roman"/>
+                <w:rFonts w:ascii="Calibri" w:hAnsi="Calibri" w:cs="Calibri"/>
                 <w:b/>
                 <w:bCs/>
                 <w:sz w:val="18"/>
@@ -3888,7 +2883,7 @@
               <w:ind w:left="28"/>
               <w:jc w:val="center"/>
               <w:rPr>
-                <w:rFonts w:ascii="Times New Roman" w:hAnsi="Times New Roman" w:cs="Times New Roman"/>
+                <w:rFonts w:ascii="Calibri" w:hAnsi="Calibri" w:cs="Calibri"/>
                 <w:b/>
                 <w:bCs/>
                 <w:sz w:val="18"/>
@@ -3897,7 +2892,7 @@
             </w:pPr>
             <w:r>
               <w:rPr>
-                <w:rFonts w:ascii="Times New Roman" w:hAnsi="Times New Roman" w:cs="Times New Roman"/>
+                <w:rFonts w:ascii="Calibri" w:hAnsi="Calibri" w:cs="Calibri"/>
                 <w:b/>
                 <w:bCs/>
                 <w:sz w:val="18"/>
@@ -3924,7 +2919,7 @@
               <w:ind w:left="32"/>
               <w:jc w:val="center"/>
               <w:rPr>
-                <w:rFonts w:ascii="Times New Roman" w:hAnsi="Times New Roman" w:cs="Times New Roman"/>
+                <w:rFonts w:ascii="Calibri" w:hAnsi="Calibri" w:cs="Calibri"/>
                 <w:b/>
                 <w:bCs/>
                 <w:sz w:val="18"/>
@@ -3933,7 +2928,7 @@
             </w:pPr>
             <w:r>
               <w:rPr>
-                <w:rFonts w:ascii="Times New Roman" w:hAnsi="Times New Roman" w:cs="Times New Roman"/>
+                <w:rFonts w:ascii="Calibri" w:hAnsi="Calibri" w:cs="Calibri"/>
                 <w:b/>
                 <w:bCs/>
                 <w:sz w:val="18"/>
@@ -3960,7 +2955,7 @@
               <w:ind w:left="33"/>
               <w:jc w:val="center"/>
               <w:rPr>
-                <w:rFonts w:ascii="Times New Roman" w:hAnsi="Times New Roman" w:cs="Times New Roman"/>
+                <w:rFonts w:ascii="Calibri" w:hAnsi="Calibri" w:cs="Calibri"/>
                 <w:b/>
                 <w:bCs/>
                 <w:sz w:val="18"/>
@@ -3969,7 +2964,7 @@
             </w:pPr>
             <w:r>
               <w:rPr>
-                <w:rFonts w:ascii="Times New Roman" w:hAnsi="Times New Roman" w:cs="Times New Roman"/>
+                <w:rFonts w:ascii="Calibri" w:hAnsi="Calibri" w:cs="Calibri"/>
                 <w:b/>
                 <w:bCs/>
                 <w:sz w:val="18"/>
@@ -3996,7 +2991,7 @@
               <w:ind w:left="31"/>
               <w:jc w:val="center"/>
               <w:rPr>
-                <w:rFonts w:ascii="Times New Roman" w:hAnsi="Times New Roman" w:cs="Times New Roman"/>
+                <w:rFonts w:ascii="Calibri" w:hAnsi="Calibri" w:cs="Calibri"/>
                 <w:b/>
                 <w:bCs/>
                 <w:sz w:val="18"/>
@@ -4005,7 +3000,7 @@
             </w:pPr>
             <w:r>
               <w:rPr>
-                <w:rFonts w:ascii="Times New Roman" w:hAnsi="Times New Roman" w:cs="Times New Roman"/>
+                <w:rFonts w:ascii="Calibri" w:hAnsi="Calibri" w:cs="Calibri"/>
                 <w:b/>
                 <w:bCs/>
                 <w:sz w:val="18"/>
@@ -4032,7 +3027,7 @@
               <w:ind w:left="32"/>
               <w:jc w:val="center"/>
               <w:rPr>
-                <w:rFonts w:ascii="Times New Roman" w:hAnsi="Times New Roman" w:cs="Times New Roman"/>
+                <w:rFonts w:ascii="Calibri" w:hAnsi="Calibri" w:cs="Calibri"/>
                 <w:b/>
                 <w:bCs/>
                 <w:sz w:val="18"/>
@@ -4041,7 +3036,7 @@
             </w:pPr>
             <w:r>
               <w:rPr>
-                <w:rFonts w:ascii="Times New Roman" w:hAnsi="Times New Roman" w:cs="Times New Roman"/>
+                <w:rFonts w:ascii="Calibri" w:hAnsi="Calibri" w:cs="Calibri"/>
                 <w:b/>
                 <w:bCs/>
                 <w:sz w:val="18"/>
@@ -4068,7 +3063,7 @@
               <w:ind w:left="23"/>
               <w:jc w:val="center"/>
               <w:rPr>
-                <w:rFonts w:ascii="Times New Roman" w:hAnsi="Times New Roman" w:cs="Times New Roman"/>
+                <w:rFonts w:ascii="Calibri" w:hAnsi="Calibri" w:cs="Calibri"/>
                 <w:b/>
                 <w:bCs/>
                 <w:sz w:val="18"/>
@@ -4077,7 +3072,7 @@
             </w:pPr>
             <w:r>
               <w:rPr>
-                <w:rFonts w:ascii="Times New Roman" w:hAnsi="Times New Roman" w:cs="Times New Roman"/>
+                <w:rFonts w:ascii="Calibri" w:hAnsi="Calibri" w:cs="Calibri"/>
                 <w:b/>
                 <w:bCs/>
                 <w:sz w:val="18"/>
@@ -4104,7 +3099,7 @@
               <w:ind w:left="26"/>
               <w:jc w:val="both"/>
               <w:rPr>
-                <w:rFonts w:ascii="Times New Roman" w:hAnsi="Times New Roman" w:cs="Times New Roman"/>
+                <w:rFonts w:ascii="Calibri" w:hAnsi="Calibri" w:cs="Calibri"/>
                 <w:b/>
                 <w:bCs/>
                 <w:sz w:val="18"/>
@@ -4113,7 +3108,7 @@
             </w:pPr>
             <w:r>
               <w:rPr>
-                <w:rFonts w:ascii="Times New Roman" w:hAnsi="Times New Roman" w:cs="Times New Roman"/>
+                <w:rFonts w:ascii="Calibri" w:hAnsi="Calibri" w:cs="Calibri"/>
                 <w:b/>
                 <w:bCs/>
                 <w:sz w:val="18"/>
@@ -4142,7 +3137,7 @@
           <w:p>
             <w:pPr>
               <w:rPr>
-                <w:rFonts w:ascii="Times New Roman" w:hAnsi="Times New Roman" w:cs="Times New Roman"/>
+                <w:rFonts w:ascii="Calibri" w:hAnsi="Calibri" w:cs="Calibri"/>
                 <w:sz w:val="18"/>
                 <w:szCs w:val="18"/>
               </w:rPr>
@@ -4166,14 +3161,14 @@
               <w:ind w:left="27"/>
               <w:jc w:val="center"/>
               <w:rPr>
-                <w:rFonts w:ascii="Times New Roman" w:hAnsi="Times New Roman" w:cs="Times New Roman"/>
+                <w:rFonts w:ascii="Calibri" w:hAnsi="Calibri" w:cs="Calibri"/>
                 <w:sz w:val="18"/>
                 <w:szCs w:val="18"/>
               </w:rPr>
             </w:pPr>
             <w:r>
               <w:rPr>
-                <w:rFonts w:ascii="Times New Roman" w:hAnsi="Times New Roman" w:cs="Times New Roman"/>
+                <w:rFonts w:ascii="Calibri" w:hAnsi="Calibri" w:cs="Calibri"/>
                 <w:i/>
                 <w:iCs/>
                 <w:sz w:val="18"/>
@@ -4200,14 +3195,14 @@
               <w:ind w:left="25"/>
               <w:jc w:val="both"/>
               <w:rPr>
-                <w:rFonts w:ascii="Times New Roman" w:hAnsi="Times New Roman" w:cs="Times New Roman"/>
+                <w:rFonts w:ascii="Calibri" w:hAnsi="Calibri" w:cs="Calibri"/>
                 <w:sz w:val="18"/>
                 <w:szCs w:val="18"/>
               </w:rPr>
             </w:pPr>
             <w:r>
               <w:rPr>
-                <w:rFonts w:ascii="Times New Roman" w:hAnsi="Times New Roman" w:cs="Times New Roman"/>
+                <w:rFonts w:ascii="Calibri" w:hAnsi="Calibri" w:cs="Calibri"/>
                 <w:sz w:val="18"/>
                 <w:szCs w:val="18"/>
               </w:rPr>
@@ -4232,14 +3227,14 @@
               <w:ind w:left="25"/>
               <w:jc w:val="both"/>
               <w:rPr>
-                <w:rFonts w:ascii="Times New Roman" w:hAnsi="Times New Roman" w:cs="Times New Roman"/>
+                <w:rFonts w:ascii="Calibri" w:hAnsi="Calibri" w:cs="Calibri"/>
                 <w:sz w:val="18"/>
                 <w:szCs w:val="18"/>
               </w:rPr>
             </w:pPr>
             <w:r>
               <w:rPr>
-                <w:rFonts w:ascii="Times New Roman" w:hAnsi="Times New Roman" w:cs="Times New Roman"/>
+                <w:rFonts w:ascii="Calibri" w:hAnsi="Calibri" w:cs="Calibri"/>
                 <w:sz w:val="18"/>
                 <w:szCs w:val="18"/>
               </w:rPr>
@@ -4264,7 +3259,7 @@
               <w:ind w:left="25"/>
               <w:jc w:val="both"/>
               <w:rPr>
-                <w:rFonts w:ascii="Times New Roman" w:hAnsi="Times New Roman" w:cs="Times New Roman"/>
+                <w:rFonts w:ascii="Calibri" w:hAnsi="Calibri" w:cs="Calibri"/>
                 <w:sz w:val="18"/>
                 <w:szCs w:val="18"/>
               </w:rPr>
@@ -4288,7 +3283,7 @@
               <w:ind w:left="25"/>
               <w:jc w:val="both"/>
               <w:rPr>
-                <w:rFonts w:ascii="Times New Roman" w:hAnsi="Times New Roman" w:cs="Times New Roman"/>
+                <w:rFonts w:ascii="Calibri" w:hAnsi="Calibri" w:cs="Calibri"/>
                 <w:sz w:val="18"/>
                 <w:szCs w:val="18"/>
               </w:rPr>
@@ -4312,7 +3307,7 @@
               <w:ind w:left="25"/>
               <w:jc w:val="both"/>
               <w:rPr>
-                <w:rFonts w:ascii="Times New Roman" w:hAnsi="Times New Roman" w:cs="Times New Roman"/>
+                <w:rFonts w:ascii="Calibri" w:hAnsi="Calibri" w:cs="Calibri"/>
                 <w:sz w:val="18"/>
                 <w:szCs w:val="18"/>
               </w:rPr>
@@ -4335,7 +3330,7 @@
               <w:spacing w:line="259" w:lineRule="auto"/>
               <w:ind w:left="25"/>
               <w:rPr>
-                <w:rFonts w:ascii="Times New Roman" w:hAnsi="Times New Roman" w:cs="Times New Roman"/>
+                <w:rFonts w:ascii="Calibri" w:hAnsi="Calibri" w:cs="Calibri"/>
                 <w:sz w:val="18"/>
                 <w:szCs w:val="18"/>
               </w:rPr>
@@ -4358,7 +3353,7 @@
               <w:spacing w:line="259" w:lineRule="auto"/>
               <w:ind w:left="26"/>
               <w:rPr>
-                <w:rFonts w:ascii="Times New Roman" w:hAnsi="Times New Roman" w:cs="Times New Roman"/>
+                <w:rFonts w:ascii="Calibri" w:hAnsi="Calibri" w:cs="Calibri"/>
                 <w:sz w:val="18"/>
                 <w:szCs w:val="18"/>
               </w:rPr>
@@ -4370,16 +3365,29 @@
     <w:p>
       <w:pPr>
         <w:spacing w:before="300" w:after="150"/>
-        <w:rPr>
-          <w:rFonts w:ascii="Times New Roman" w:hAnsi="Times New Roman" w:cs="Times New Roman"/>
-          <w:b/>
-          <w:bCs/>
+        <w:jc w:val="both"/>
+        <w:rPr>
           <w:w w:val="101"/>
         </w:rPr>
       </w:pPr>
       <w:r>
         <w:rPr>
-          <w:rFonts w:ascii="Times New Roman" w:hAnsi="Times New Roman" w:cs="Times New Roman"/>
+          <w:w w:val="101"/>
+        </w:rPr>
+        <w:t>Implementation roadmap milestones for above modules will be as per the table presented below.</w:t>
+      </w:r>
+    </w:p>
+    <w:p>
+      <w:pPr>
+        <w:spacing w:before="300" w:after="150"/>
+        <w:rPr>
+          <w:b/>
+          <w:bCs/>
+          <w:w w:val="101"/>
+        </w:rPr>
+      </w:pPr>
+      <w:r>
+        <w:rPr>
           <w:b/>
           <w:bCs/>
           <w:w w:val="101"/>
@@ -4418,14 +3426,12 @@
           <w:p>
             <w:pPr>
               <w:rPr>
-                <w:rFonts w:ascii="Times New Roman" w:hAnsi="Times New Roman" w:cs="Times New Roman"/>
                 <w:b/>
                 <w:bCs/>
               </w:rPr>
             </w:pPr>
             <w:r>
               <w:rPr>
-                <w:rFonts w:ascii="Times New Roman" w:hAnsi="Times New Roman" w:cs="Times New Roman"/>
                 <w:b/>
                 <w:bCs/>
               </w:rPr>
@@ -4443,14 +3449,12 @@
             <w:pPr>
               <w:jc w:val="center"/>
               <w:rPr>
-                <w:rFonts w:ascii="Times New Roman" w:hAnsi="Times New Roman" w:cs="Times New Roman"/>
                 <w:b/>
                 <w:bCs/>
               </w:rPr>
             </w:pPr>
             <w:r>
               <w:rPr>
-                <w:rFonts w:ascii="Times New Roman" w:hAnsi="Times New Roman" w:cs="Times New Roman"/>
                 <w:b/>
                 <w:bCs/>
               </w:rPr>
@@ -4468,14 +3472,12 @@
             <w:pPr>
               <w:jc w:val="center"/>
               <w:rPr>
-                <w:rFonts w:ascii="Times New Roman" w:hAnsi="Times New Roman" w:cs="Times New Roman"/>
                 <w:b/>
                 <w:bCs/>
               </w:rPr>
             </w:pPr>
             <w:r>
               <w:rPr>
-                <w:rFonts w:ascii="Times New Roman" w:hAnsi="Times New Roman" w:cs="Times New Roman"/>
                 <w:b/>
                 <w:bCs/>
               </w:rPr>
@@ -4493,13 +3495,7 @@
             <w:tcW w:w="4451" w:type="dxa"/>
             <w:vMerge/>
           </w:tcPr>
-          <w:p>
-            <w:pPr>
-              <w:rPr>
-                <w:rFonts w:ascii="Times New Roman" w:hAnsi="Times New Roman" w:cs="Times New Roman"/>
-              </w:rPr>
-            </w:pPr>
-          </w:p>
+          <w:p/>
         </w:tc>
         <w:tc>
           <w:tcPr>
@@ -4509,14 +3505,12 @@
           <w:p>
             <w:pPr>
               <w:rPr>
-                <w:rFonts w:ascii="Times New Roman" w:hAnsi="Times New Roman" w:cs="Times New Roman"/>
                 <w:b/>
                 <w:bCs/>
               </w:rPr>
             </w:pPr>
             <w:r>
               <w:rPr>
-                <w:rFonts w:ascii="Times New Roman" w:hAnsi="Times New Roman" w:cs="Times New Roman"/>
                 <w:b/>
                 <w:bCs/>
               </w:rPr>
@@ -4532,14 +3526,12 @@
           <w:p>
             <w:pPr>
               <w:rPr>
-                <w:rFonts w:ascii="Times New Roman" w:hAnsi="Times New Roman" w:cs="Times New Roman"/>
                 <w:b/>
                 <w:bCs/>
               </w:rPr>
             </w:pPr>
             <w:r>
               <w:rPr>
-                <w:rFonts w:ascii="Times New Roman" w:hAnsi="Times New Roman" w:cs="Times New Roman"/>
                 <w:b/>
                 <w:bCs/>
               </w:rPr>
@@ -4555,14 +3547,12 @@
           <w:p>
             <w:pPr>
               <w:rPr>
-                <w:rFonts w:ascii="Times New Roman" w:hAnsi="Times New Roman" w:cs="Times New Roman"/>
                 <w:b/>
                 <w:bCs/>
               </w:rPr>
             </w:pPr>
             <w:r>
               <w:rPr>
-                <w:rFonts w:ascii="Times New Roman" w:hAnsi="Times New Roman" w:cs="Times New Roman"/>
                 <w:b/>
                 <w:bCs/>
               </w:rPr>
@@ -4578,14 +3568,12 @@
           <w:p>
             <w:pPr>
               <w:rPr>
-                <w:rFonts w:ascii="Times New Roman" w:hAnsi="Times New Roman" w:cs="Times New Roman"/>
                 <w:b/>
                 <w:bCs/>
               </w:rPr>
             </w:pPr>
             <w:r>
               <w:rPr>
-                <w:rFonts w:ascii="Times New Roman" w:hAnsi="Times New Roman" w:cs="Times New Roman"/>
                 <w:b/>
                 <w:bCs/>
               </w:rPr>
@@ -4601,14 +3589,12 @@
           <w:p>
             <w:pPr>
               <w:rPr>
-                <w:rFonts w:ascii="Times New Roman" w:hAnsi="Times New Roman" w:cs="Times New Roman"/>
                 <w:b/>
                 <w:bCs/>
               </w:rPr>
             </w:pPr>
             <w:r>
               <w:rPr>
-                <w:rFonts w:ascii="Times New Roman" w:hAnsi="Times New Roman" w:cs="Times New Roman"/>
                 <w:b/>
                 <w:bCs/>
               </w:rPr>
@@ -4624,14 +3610,12 @@
           <w:p>
             <w:pPr>
               <w:rPr>
-                <w:rFonts w:ascii="Times New Roman" w:hAnsi="Times New Roman" w:cs="Times New Roman"/>
                 <w:b/>
                 <w:bCs/>
               </w:rPr>
             </w:pPr>
             <w:r>
               <w:rPr>
-                <w:rFonts w:ascii="Times New Roman" w:hAnsi="Times New Roman" w:cs="Times New Roman"/>
                 <w:b/>
                 <w:bCs/>
               </w:rPr>
@@ -4647,14 +3631,12 @@
           <w:p>
             <w:pPr>
               <w:rPr>
-                <w:rFonts w:ascii="Times New Roman" w:hAnsi="Times New Roman" w:cs="Times New Roman"/>
                 <w:b/>
                 <w:bCs/>
               </w:rPr>
             </w:pPr>
             <w:r>
               <w:rPr>
-                <w:rFonts w:ascii="Times New Roman" w:hAnsi="Times New Roman" w:cs="Times New Roman"/>
                 <w:b/>
                 <w:bCs/>
               </w:rPr>
@@ -4670,14 +3652,12 @@
           <w:p>
             <w:pPr>
               <w:rPr>
-                <w:rFonts w:ascii="Times New Roman" w:hAnsi="Times New Roman" w:cs="Times New Roman"/>
                 <w:b/>
                 <w:bCs/>
               </w:rPr>
             </w:pPr>
             <w:r>
               <w:rPr>
-                <w:rFonts w:ascii="Times New Roman" w:hAnsi="Times New Roman" w:cs="Times New Roman"/>
                 <w:b/>
                 <w:bCs/>
               </w:rPr>
@@ -4692,42 +3672,62 @@
         </w:trPr>
         <w:tc>
           <w:tcPr>
-            <w:tcW w:w="10490" w:type="dxa"/>
-            <w:gridSpan w:val="9"/>
-          </w:tcPr>
-          <w:p>
-            <w:pPr>
-              <w:rPr>
-                <w:rFonts w:ascii="Times New Roman" w:hAnsi="Times New Roman" w:cs="Times New Roman"/>
-                <w:b/>
-                <w:bCs/>
-              </w:rPr>
-            </w:pPr>
-            <w:r>
-              <w:rPr>
-                <w:rFonts w:ascii="Times New Roman" w:hAnsi="Times New Roman" w:cs="Times New Roman"/>
-                <w:b/>
-                <w:bCs/>
-              </w:rPr>
-              <w:t>{{</w:t>
-            </w:r>
-            <w:r>
-              <w:rPr>
-                <w:rFonts w:ascii="Times New Roman" w:hAnsi="Times New Roman" w:cs="Times New Roman"/>
-                <w:b/>
-                <w:bCs/>
-              </w:rPr>
-              <w:t>M_</w:t>
-            </w:r>
-            <w:r>
-              <w:rPr>
-                <w:rFonts w:ascii="Times New Roman" w:hAnsi="Times New Roman" w:cs="Times New Roman"/>
-                <w:b/>
-                <w:bCs/>
-              </w:rPr>
-              <w:t>NAME}}</w:t>
-            </w:r>
-          </w:p>
+            <w:tcW w:w="4451" w:type="dxa"/>
+          </w:tcPr>
+          <w:p>
+            <w:r>
+              <w:t>Pre-Implementation Visits</w:t>
+            </w:r>
+          </w:p>
+        </w:tc>
+        <w:tc>
+          <w:tcPr>
+            <w:tcW w:w="744" w:type="dxa"/>
+            <w:shd w:val="clear" w:color="auto" w:fill="4C94D8" w:themeFill="text2" w:themeFillTint="80"/>
+          </w:tcPr>
+          <w:p/>
+        </w:tc>
+        <w:tc>
+          <w:tcPr>
+            <w:tcW w:w="744" w:type="dxa"/>
+          </w:tcPr>
+          <w:p/>
+        </w:tc>
+        <w:tc>
+          <w:tcPr>
+            <w:tcW w:w="744" w:type="dxa"/>
+          </w:tcPr>
+          <w:p/>
+        </w:tc>
+        <w:tc>
+          <w:tcPr>
+            <w:tcW w:w="745" w:type="dxa"/>
+          </w:tcPr>
+          <w:p/>
+        </w:tc>
+        <w:tc>
+          <w:tcPr>
+            <w:tcW w:w="744" w:type="dxa"/>
+          </w:tcPr>
+          <w:p/>
+        </w:tc>
+        <w:tc>
+          <w:tcPr>
+            <w:tcW w:w="744" w:type="dxa"/>
+          </w:tcPr>
+          <w:p/>
+        </w:tc>
+        <w:tc>
+          <w:tcPr>
+            <w:tcW w:w="744" w:type="dxa"/>
+          </w:tcPr>
+          <w:p/>
+        </w:tc>
+        <w:tc>
+          <w:tcPr>
+            <w:tcW w:w="830" w:type="dxa"/>
+          </w:tcPr>
+          <w:p/>
         </w:tc>
       </w:tr>
       <w:tr>
@@ -4739,16 +3739,8 @@
             <w:tcW w:w="4451" w:type="dxa"/>
           </w:tcPr>
           <w:p>
-            <w:pPr>
-              <w:rPr>
-                <w:rFonts w:ascii="Times New Roman" w:hAnsi="Times New Roman" w:cs="Times New Roman"/>
-              </w:rPr>
-            </w:pPr>
-            <w:r>
-              <w:rPr>
-                <w:rFonts w:ascii="Times New Roman" w:hAnsi="Times New Roman" w:cs="Times New Roman"/>
-              </w:rPr>
-              <w:t>Pre-Implementation Visits</w:t>
+            <w:r>
+              <w:t>Master Preparations</w:t>
             </w:r>
           </w:p>
         </w:tc>
@@ -4756,97 +3748,50 @@
           <w:tcPr>
             <w:tcW w:w="744" w:type="dxa"/>
           </w:tcPr>
-          <w:p>
-            <w:pPr>
-              <w:rPr>
-                <w:rFonts w:ascii="Times New Roman" w:hAnsi="Times New Roman" w:cs="Times New Roman"/>
-              </w:rPr>
-            </w:pPr>
-          </w:p>
+          <w:p/>
         </w:tc>
         <w:tc>
           <w:tcPr>
             <w:tcW w:w="744" w:type="dxa"/>
-          </w:tcPr>
-          <w:p>
-            <w:pPr>
-              <w:rPr>
-                <w:rFonts w:ascii="Times New Roman" w:hAnsi="Times New Roman" w:cs="Times New Roman"/>
-              </w:rPr>
-            </w:pPr>
-          </w:p>
+            <w:shd w:val="clear" w:color="auto" w:fill="4C94D8" w:themeFill="text2" w:themeFillTint="80"/>
+          </w:tcPr>
+          <w:p/>
         </w:tc>
         <w:tc>
           <w:tcPr>
             <w:tcW w:w="744" w:type="dxa"/>
           </w:tcPr>
-          <w:p>
-            <w:pPr>
-              <w:rPr>
-                <w:rFonts w:ascii="Times New Roman" w:hAnsi="Times New Roman" w:cs="Times New Roman"/>
-              </w:rPr>
-            </w:pPr>
-          </w:p>
+          <w:p/>
         </w:tc>
         <w:tc>
           <w:tcPr>
             <w:tcW w:w="745" w:type="dxa"/>
           </w:tcPr>
-          <w:p>
-            <w:pPr>
-              <w:rPr>
-                <w:rFonts w:ascii="Times New Roman" w:hAnsi="Times New Roman" w:cs="Times New Roman"/>
-              </w:rPr>
-            </w:pPr>
-          </w:p>
+          <w:p/>
         </w:tc>
         <w:tc>
           <w:tcPr>
             <w:tcW w:w="744" w:type="dxa"/>
           </w:tcPr>
-          <w:p>
-            <w:pPr>
-              <w:rPr>
-                <w:rFonts w:ascii="Times New Roman" w:hAnsi="Times New Roman" w:cs="Times New Roman"/>
-              </w:rPr>
-            </w:pPr>
-          </w:p>
+          <w:p/>
         </w:tc>
         <w:tc>
           <w:tcPr>
             <w:tcW w:w="744" w:type="dxa"/>
           </w:tcPr>
-          <w:p>
-            <w:pPr>
-              <w:rPr>
-                <w:rFonts w:ascii="Times New Roman" w:hAnsi="Times New Roman" w:cs="Times New Roman"/>
-              </w:rPr>
-            </w:pPr>
-          </w:p>
+          <w:p/>
         </w:tc>
         <w:tc>
           <w:tcPr>
             <w:tcW w:w="744" w:type="dxa"/>
           </w:tcPr>
-          <w:p>
-            <w:pPr>
-              <w:rPr>
-                <w:rFonts w:ascii="Times New Roman" w:hAnsi="Times New Roman" w:cs="Times New Roman"/>
-              </w:rPr>
-            </w:pPr>
-          </w:p>
+          <w:p/>
         </w:tc>
         <w:tc>
           <w:tcPr>
             <w:tcW w:w="830" w:type="dxa"/>
           </w:tcPr>
-          <w:p>
-            <w:pPr>
-              <w:rPr>
-                <w:rFonts w:ascii="Times New Roman" w:hAnsi="Times New Roman" w:cs="Times New Roman"/>
-              </w:rPr>
-            </w:pPr>
-          </w:p>
+          <w:p/>
         </w:tc>
       </w:tr>
       <w:tr>
@@ -4858,16 +3803,11 @@
             <w:tcW w:w="4451" w:type="dxa"/>
           </w:tcPr>
           <w:p>
-            <w:pPr>
-              <w:rPr>
-                <w:rFonts w:ascii="Times New Roman" w:hAnsi="Times New Roman" w:cs="Times New Roman"/>
-              </w:rPr>
-            </w:pPr>
-            <w:r>
-              <w:rPr>
-                <w:rFonts w:ascii="Times New Roman" w:hAnsi="Times New Roman" w:cs="Times New Roman"/>
-              </w:rPr>
-              <w:t>Master Preparations</w:t>
+            <w:r>
+              <w:t>PFMEA</w:t>
+            </w:r>
+            <w:r>
+              <w:t xml:space="preserve"> Configuration &amp; Set Up</w:t>
             </w:r>
           </w:p>
         </w:tc>
@@ -4875,97 +3815,51 @@
           <w:tcPr>
             <w:tcW w:w="744" w:type="dxa"/>
           </w:tcPr>
-          <w:p>
-            <w:pPr>
-              <w:rPr>
-                <w:rFonts w:ascii="Times New Roman" w:hAnsi="Times New Roman" w:cs="Times New Roman"/>
-              </w:rPr>
-            </w:pPr>
-          </w:p>
+          <w:p/>
         </w:tc>
         <w:tc>
           <w:tcPr>
             <w:tcW w:w="744" w:type="dxa"/>
           </w:tcPr>
-          <w:p>
-            <w:pPr>
-              <w:rPr>
-                <w:rFonts w:ascii="Times New Roman" w:hAnsi="Times New Roman" w:cs="Times New Roman"/>
-              </w:rPr>
-            </w:pPr>
-          </w:p>
+          <w:p/>
         </w:tc>
         <w:tc>
           <w:tcPr>
             <w:tcW w:w="744" w:type="dxa"/>
-          </w:tcPr>
-          <w:p>
-            <w:pPr>
-              <w:rPr>
-                <w:rFonts w:ascii="Times New Roman" w:hAnsi="Times New Roman" w:cs="Times New Roman"/>
-              </w:rPr>
-            </w:pPr>
-          </w:p>
+            <w:shd w:val="clear" w:color="auto" w:fill="4C94D8" w:themeFill="text2" w:themeFillTint="80"/>
+          </w:tcPr>
+          <w:p/>
         </w:tc>
         <w:tc>
           <w:tcPr>
             <w:tcW w:w="745" w:type="dxa"/>
-          </w:tcPr>
-          <w:p>
-            <w:pPr>
-              <w:rPr>
-                <w:rFonts w:ascii="Times New Roman" w:hAnsi="Times New Roman" w:cs="Times New Roman"/>
-              </w:rPr>
-            </w:pPr>
-          </w:p>
+            <w:shd w:val="clear" w:color="auto" w:fill="4C94D8" w:themeFill="text2" w:themeFillTint="80"/>
+          </w:tcPr>
+          <w:p/>
         </w:tc>
         <w:tc>
           <w:tcPr>
             <w:tcW w:w="744" w:type="dxa"/>
           </w:tcPr>
-          <w:p>
-            <w:pPr>
-              <w:rPr>
-                <w:rFonts w:ascii="Times New Roman" w:hAnsi="Times New Roman" w:cs="Times New Roman"/>
-              </w:rPr>
-            </w:pPr>
-          </w:p>
+          <w:p/>
         </w:tc>
         <w:tc>
           <w:tcPr>
             <w:tcW w:w="744" w:type="dxa"/>
           </w:tcPr>
-          <w:p>
-            <w:pPr>
-              <w:rPr>
-                <w:rFonts w:ascii="Times New Roman" w:hAnsi="Times New Roman" w:cs="Times New Roman"/>
-              </w:rPr>
-            </w:pPr>
-          </w:p>
+          <w:p/>
         </w:tc>
         <w:tc>
           <w:tcPr>
             <w:tcW w:w="744" w:type="dxa"/>
           </w:tcPr>
-          <w:p>
-            <w:pPr>
-              <w:rPr>
-                <w:rFonts w:ascii="Times New Roman" w:hAnsi="Times New Roman" w:cs="Times New Roman"/>
-              </w:rPr>
-            </w:pPr>
-          </w:p>
+          <w:p/>
         </w:tc>
         <w:tc>
           <w:tcPr>
             <w:tcW w:w="830" w:type="dxa"/>
           </w:tcPr>
-          <w:p>
-            <w:pPr>
-              <w:rPr>
-                <w:rFonts w:ascii="Times New Roman" w:hAnsi="Times New Roman" w:cs="Times New Roman"/>
-              </w:rPr>
-            </w:pPr>
-          </w:p>
+          <w:p/>
         </w:tc>
       </w:tr>
       <w:tr>
@@ -4977,34 +3871,8 @@
             <w:tcW w:w="4451" w:type="dxa"/>
           </w:tcPr>
           <w:p>
-            <w:pPr>
-              <w:rPr>
-                <w:rFonts w:ascii="Times New Roman" w:hAnsi="Times New Roman" w:cs="Times New Roman"/>
-              </w:rPr>
-            </w:pPr>
-            <w:r>
-              <w:rPr>
-                <w:rFonts w:ascii="Times New Roman" w:hAnsi="Times New Roman" w:cs="Times New Roman"/>
-              </w:rPr>
-              <w:t>{{</w:t>
-            </w:r>
-            <w:r>
-              <w:rPr>
-                <w:rFonts w:ascii="Times New Roman" w:hAnsi="Times New Roman" w:cs="Times New Roman"/>
-              </w:rPr>
-              <w:t>M_</w:t>
-            </w:r>
-            <w:r>
-              <w:rPr>
-                <w:rFonts w:ascii="Times New Roman" w:hAnsi="Times New Roman" w:cs="Times New Roman"/>
-              </w:rPr>
-              <w:t>LIST}}</w:t>
-            </w:r>
-            <w:r>
-              <w:rPr>
-                <w:rFonts w:ascii="Times New Roman" w:hAnsi="Times New Roman" w:cs="Times New Roman"/>
-              </w:rPr>
-              <w:t xml:space="preserve"> Configuration &amp; Set Up</w:t>
+            <w:r>
+              <w:t>Trainings and Pilot run</w:t>
             </w:r>
           </w:p>
         </w:tc>
@@ -5012,97 +3880,114 @@
           <w:tcPr>
             <w:tcW w:w="744" w:type="dxa"/>
           </w:tcPr>
-          <w:p>
-            <w:pPr>
-              <w:rPr>
-                <w:rFonts w:ascii="Times New Roman" w:hAnsi="Times New Roman" w:cs="Times New Roman"/>
-              </w:rPr>
-            </w:pPr>
-          </w:p>
+          <w:p/>
         </w:tc>
         <w:tc>
           <w:tcPr>
             <w:tcW w:w="744" w:type="dxa"/>
           </w:tcPr>
-          <w:p>
-            <w:pPr>
-              <w:rPr>
-                <w:rFonts w:ascii="Times New Roman" w:hAnsi="Times New Roman" w:cs="Times New Roman"/>
-              </w:rPr>
-            </w:pPr>
-          </w:p>
+          <w:p/>
         </w:tc>
         <w:tc>
           <w:tcPr>
             <w:tcW w:w="744" w:type="dxa"/>
           </w:tcPr>
-          <w:p>
-            <w:pPr>
-              <w:rPr>
-                <w:rFonts w:ascii="Times New Roman" w:hAnsi="Times New Roman" w:cs="Times New Roman"/>
-              </w:rPr>
-            </w:pPr>
-          </w:p>
+          <w:p/>
         </w:tc>
         <w:tc>
           <w:tcPr>
             <w:tcW w:w="745" w:type="dxa"/>
-          </w:tcPr>
-          <w:p>
-            <w:pPr>
-              <w:rPr>
-                <w:rFonts w:ascii="Times New Roman" w:hAnsi="Times New Roman" w:cs="Times New Roman"/>
-              </w:rPr>
-            </w:pPr>
-          </w:p>
+            <w:shd w:val="clear" w:color="auto" w:fill="4C94D8" w:themeFill="text2" w:themeFillTint="80"/>
+          </w:tcPr>
+          <w:p/>
         </w:tc>
         <w:tc>
           <w:tcPr>
             <w:tcW w:w="744" w:type="dxa"/>
           </w:tcPr>
-          <w:p>
-            <w:pPr>
-              <w:rPr>
-                <w:rFonts w:ascii="Times New Roman" w:hAnsi="Times New Roman" w:cs="Times New Roman"/>
-              </w:rPr>
-            </w:pPr>
-          </w:p>
+          <w:p/>
         </w:tc>
         <w:tc>
           <w:tcPr>
             <w:tcW w:w="744" w:type="dxa"/>
           </w:tcPr>
-          <w:p>
-            <w:pPr>
-              <w:rPr>
-                <w:rFonts w:ascii="Times New Roman" w:hAnsi="Times New Roman" w:cs="Times New Roman"/>
-              </w:rPr>
-            </w:pPr>
-          </w:p>
+          <w:p/>
         </w:tc>
         <w:tc>
           <w:tcPr>
             <w:tcW w:w="744" w:type="dxa"/>
           </w:tcPr>
-          <w:p>
-            <w:pPr>
-              <w:rPr>
-                <w:rFonts w:ascii="Times New Roman" w:hAnsi="Times New Roman" w:cs="Times New Roman"/>
-              </w:rPr>
-            </w:pPr>
-          </w:p>
+          <w:p/>
         </w:tc>
         <w:tc>
           <w:tcPr>
             <w:tcW w:w="830" w:type="dxa"/>
           </w:tcPr>
-          <w:p>
-            <w:pPr>
-              <w:rPr>
-                <w:rFonts w:ascii="Times New Roman" w:hAnsi="Times New Roman" w:cs="Times New Roman"/>
-              </w:rPr>
-            </w:pPr>
-          </w:p>
+          <w:p/>
+        </w:tc>
+      </w:tr>
+      <w:tr>
+        <w:trPr>
+          <w:trHeight w:val="322"/>
+        </w:trPr>
+        <w:tc>
+          <w:tcPr>
+            <w:tcW w:w="4451" w:type="dxa"/>
+          </w:tcPr>
+          <w:p>
+            <w:r>
+              <w:t>Data Preparation for Go-Live</w:t>
+            </w:r>
+          </w:p>
+        </w:tc>
+        <w:tc>
+          <w:tcPr>
+            <w:tcW w:w="744" w:type="dxa"/>
+          </w:tcPr>
+          <w:p/>
+        </w:tc>
+        <w:tc>
+          <w:tcPr>
+            <w:tcW w:w="744" w:type="dxa"/>
+          </w:tcPr>
+          <w:p/>
+        </w:tc>
+        <w:tc>
+          <w:tcPr>
+            <w:tcW w:w="744" w:type="dxa"/>
+          </w:tcPr>
+          <w:p/>
+        </w:tc>
+        <w:tc>
+          <w:tcPr>
+            <w:tcW w:w="745" w:type="dxa"/>
+          </w:tcPr>
+          <w:p/>
+        </w:tc>
+        <w:tc>
+          <w:tcPr>
+            <w:tcW w:w="744" w:type="dxa"/>
+            <w:shd w:val="clear" w:color="auto" w:fill="4C94D8" w:themeFill="text2" w:themeFillTint="80"/>
+          </w:tcPr>
+          <w:p/>
+        </w:tc>
+        <w:tc>
+          <w:tcPr>
+            <w:tcW w:w="744" w:type="dxa"/>
+          </w:tcPr>
+          <w:p/>
+        </w:tc>
+        <w:tc>
+          <w:tcPr>
+            <w:tcW w:w="744" w:type="dxa"/>
+          </w:tcPr>
+          <w:p/>
+        </w:tc>
+        <w:tc>
+          <w:tcPr>
+            <w:tcW w:w="830" w:type="dxa"/>
+          </w:tcPr>
+          <w:p/>
         </w:tc>
       </w:tr>
       <w:tr>
@@ -5114,16 +3999,8 @@
             <w:tcW w:w="4451" w:type="dxa"/>
           </w:tcPr>
           <w:p>
-            <w:pPr>
-              <w:rPr>
-                <w:rFonts w:ascii="Times New Roman" w:hAnsi="Times New Roman" w:cs="Times New Roman"/>
-              </w:rPr>
-            </w:pPr>
-            <w:r>
-              <w:rPr>
-                <w:rFonts w:ascii="Times New Roman" w:hAnsi="Times New Roman" w:cs="Times New Roman"/>
-              </w:rPr>
-              <w:t>Trainings and Pilot run</w:t>
+            <w:r>
+              <w:t>Go-Live</w:t>
             </w:r>
           </w:p>
         </w:tc>
@@ -5131,216 +4008,50 @@
           <w:tcPr>
             <w:tcW w:w="744" w:type="dxa"/>
           </w:tcPr>
-          <w:p>
-            <w:pPr>
-              <w:rPr>
-                <w:rFonts w:ascii="Times New Roman" w:hAnsi="Times New Roman" w:cs="Times New Roman"/>
-              </w:rPr>
-            </w:pPr>
-          </w:p>
+          <w:p/>
         </w:tc>
         <w:tc>
           <w:tcPr>
             <w:tcW w:w="744" w:type="dxa"/>
           </w:tcPr>
-          <w:p>
-            <w:pPr>
-              <w:rPr>
-                <w:rFonts w:ascii="Times New Roman" w:hAnsi="Times New Roman" w:cs="Times New Roman"/>
-              </w:rPr>
-            </w:pPr>
-          </w:p>
+          <w:p/>
         </w:tc>
         <w:tc>
           <w:tcPr>
             <w:tcW w:w="744" w:type="dxa"/>
           </w:tcPr>
-          <w:p>
-            <w:pPr>
-              <w:rPr>
-                <w:rFonts w:ascii="Times New Roman" w:hAnsi="Times New Roman" w:cs="Times New Roman"/>
-              </w:rPr>
-            </w:pPr>
-          </w:p>
+          <w:p/>
         </w:tc>
         <w:tc>
           <w:tcPr>
             <w:tcW w:w="745" w:type="dxa"/>
           </w:tcPr>
-          <w:p>
-            <w:pPr>
-              <w:rPr>
-                <w:rFonts w:ascii="Times New Roman" w:hAnsi="Times New Roman" w:cs="Times New Roman"/>
-              </w:rPr>
-            </w:pPr>
-          </w:p>
+          <w:p/>
         </w:tc>
         <w:tc>
           <w:tcPr>
             <w:tcW w:w="744" w:type="dxa"/>
           </w:tcPr>
-          <w:p>
-            <w:pPr>
-              <w:rPr>
-                <w:rFonts w:ascii="Times New Roman" w:hAnsi="Times New Roman" w:cs="Times New Roman"/>
-              </w:rPr>
-            </w:pPr>
-          </w:p>
+          <w:p/>
         </w:tc>
         <w:tc>
           <w:tcPr>
             <w:tcW w:w="744" w:type="dxa"/>
-          </w:tcPr>
-          <w:p>
-            <w:pPr>
-              <w:rPr>
-                <w:rFonts w:ascii="Times New Roman" w:hAnsi="Times New Roman" w:cs="Times New Roman"/>
-              </w:rPr>
-            </w:pPr>
-          </w:p>
+            <w:shd w:val="clear" w:color="auto" w:fill="4C94D8" w:themeFill="text2" w:themeFillTint="80"/>
+          </w:tcPr>
+          <w:p/>
         </w:tc>
         <w:tc>
           <w:tcPr>
             <w:tcW w:w="744" w:type="dxa"/>
           </w:tcPr>
-          <w:p>
-            <w:pPr>
-              <w:rPr>
-                <w:rFonts w:ascii="Times New Roman" w:hAnsi="Times New Roman" w:cs="Times New Roman"/>
-              </w:rPr>
-            </w:pPr>
-          </w:p>
+          <w:p/>
         </w:tc>
         <w:tc>
           <w:tcPr>
             <w:tcW w:w="830" w:type="dxa"/>
           </w:tcPr>
-          <w:p>
-            <w:pPr>
-              <w:rPr>
-                <w:rFonts w:ascii="Times New Roman" w:hAnsi="Times New Roman" w:cs="Times New Roman"/>
-              </w:rPr>
-            </w:pPr>
-          </w:p>
-        </w:tc>
-      </w:tr>
-      <w:tr>
-        <w:trPr>
-          <w:trHeight w:val="322"/>
-        </w:trPr>
-        <w:tc>
-          <w:tcPr>
-            <w:tcW w:w="4451" w:type="dxa"/>
-          </w:tcPr>
-          <w:p>
-            <w:pPr>
-              <w:rPr>
-                <w:rFonts w:ascii="Times New Roman" w:hAnsi="Times New Roman" w:cs="Times New Roman"/>
-              </w:rPr>
-            </w:pPr>
-            <w:r>
-              <w:rPr>
-                <w:rFonts w:ascii="Times New Roman" w:hAnsi="Times New Roman" w:cs="Times New Roman"/>
-              </w:rPr>
-              <w:t>Data Preparation for Go-Live</w:t>
-            </w:r>
-          </w:p>
-        </w:tc>
-        <w:tc>
-          <w:tcPr>
-            <w:tcW w:w="744" w:type="dxa"/>
-          </w:tcPr>
-          <w:p>
-            <w:pPr>
-              <w:rPr>
-                <w:rFonts w:ascii="Times New Roman" w:hAnsi="Times New Roman" w:cs="Times New Roman"/>
-              </w:rPr>
-            </w:pPr>
-          </w:p>
-        </w:tc>
-        <w:tc>
-          <w:tcPr>
-            <w:tcW w:w="744" w:type="dxa"/>
-          </w:tcPr>
-          <w:p>
-            <w:pPr>
-              <w:rPr>
-                <w:rFonts w:ascii="Times New Roman" w:hAnsi="Times New Roman" w:cs="Times New Roman"/>
-              </w:rPr>
-            </w:pPr>
-          </w:p>
-        </w:tc>
-        <w:tc>
-          <w:tcPr>
-            <w:tcW w:w="744" w:type="dxa"/>
-          </w:tcPr>
-          <w:p>
-            <w:pPr>
-              <w:rPr>
-                <w:rFonts w:ascii="Times New Roman" w:hAnsi="Times New Roman" w:cs="Times New Roman"/>
-              </w:rPr>
-            </w:pPr>
-          </w:p>
-        </w:tc>
-        <w:tc>
-          <w:tcPr>
-            <w:tcW w:w="745" w:type="dxa"/>
-          </w:tcPr>
-          <w:p>
-            <w:pPr>
-              <w:rPr>
-                <w:rFonts w:ascii="Times New Roman" w:hAnsi="Times New Roman" w:cs="Times New Roman"/>
-              </w:rPr>
-            </w:pPr>
-          </w:p>
-        </w:tc>
-        <w:tc>
-          <w:tcPr>
-            <w:tcW w:w="744" w:type="dxa"/>
-          </w:tcPr>
-          <w:p>
-            <w:pPr>
-              <w:rPr>
-                <w:rFonts w:ascii="Times New Roman" w:hAnsi="Times New Roman" w:cs="Times New Roman"/>
-              </w:rPr>
-            </w:pPr>
-          </w:p>
-        </w:tc>
-        <w:tc>
-          <w:tcPr>
-            <w:tcW w:w="744" w:type="dxa"/>
-          </w:tcPr>
-          <w:p>
-            <w:pPr>
-              <w:rPr>
-                <w:rFonts w:ascii="Times New Roman" w:hAnsi="Times New Roman" w:cs="Times New Roman"/>
-              </w:rPr>
-            </w:pPr>
-          </w:p>
-        </w:tc>
-        <w:tc>
-          <w:tcPr>
-            <w:tcW w:w="744" w:type="dxa"/>
-          </w:tcPr>
-          <w:p>
-            <w:pPr>
-              <w:rPr>
-                <w:rFonts w:ascii="Times New Roman" w:hAnsi="Times New Roman" w:cs="Times New Roman"/>
-              </w:rPr>
-            </w:pPr>
-          </w:p>
-        </w:tc>
-        <w:tc>
-          <w:tcPr>
-            <w:tcW w:w="830" w:type="dxa"/>
-          </w:tcPr>
-          <w:p>
-            <w:pPr>
-              <w:rPr>
-                <w:rFonts w:ascii="Times New Roman" w:hAnsi="Times New Roman" w:cs="Times New Roman"/>
-              </w:rPr>
-            </w:pPr>
-          </w:p>
+          <w:p/>
         </w:tc>
       </w:tr>
       <w:tr>
@@ -5352,16 +4063,8 @@
             <w:tcW w:w="4451" w:type="dxa"/>
           </w:tcPr>
           <w:p>
-            <w:pPr>
-              <w:rPr>
-                <w:rFonts w:ascii="Times New Roman" w:hAnsi="Times New Roman" w:cs="Times New Roman"/>
-              </w:rPr>
-            </w:pPr>
-            <w:r>
-              <w:rPr>
-                <w:rFonts w:ascii="Times New Roman" w:hAnsi="Times New Roman" w:cs="Times New Roman"/>
-              </w:rPr>
-              <w:t>Go-Live</w:t>
+            <w:r>
+              <w:t>Go-Live Support</w:t>
             </w:r>
           </w:p>
         </w:tc>
@@ -5369,216 +4072,50 @@
           <w:tcPr>
             <w:tcW w:w="744" w:type="dxa"/>
           </w:tcPr>
-          <w:p>
-            <w:pPr>
-              <w:rPr>
-                <w:rFonts w:ascii="Times New Roman" w:hAnsi="Times New Roman" w:cs="Times New Roman"/>
-              </w:rPr>
-            </w:pPr>
-          </w:p>
+          <w:p/>
         </w:tc>
         <w:tc>
           <w:tcPr>
             <w:tcW w:w="744" w:type="dxa"/>
           </w:tcPr>
-          <w:p>
-            <w:pPr>
-              <w:rPr>
-                <w:rFonts w:ascii="Times New Roman" w:hAnsi="Times New Roman" w:cs="Times New Roman"/>
-              </w:rPr>
-            </w:pPr>
-          </w:p>
+          <w:p/>
         </w:tc>
         <w:tc>
           <w:tcPr>
             <w:tcW w:w="744" w:type="dxa"/>
           </w:tcPr>
-          <w:p>
-            <w:pPr>
-              <w:rPr>
-                <w:rFonts w:ascii="Times New Roman" w:hAnsi="Times New Roman" w:cs="Times New Roman"/>
-              </w:rPr>
-            </w:pPr>
-          </w:p>
+          <w:p/>
         </w:tc>
         <w:tc>
           <w:tcPr>
             <w:tcW w:w="745" w:type="dxa"/>
           </w:tcPr>
-          <w:p>
-            <w:pPr>
-              <w:rPr>
-                <w:rFonts w:ascii="Times New Roman" w:hAnsi="Times New Roman" w:cs="Times New Roman"/>
-              </w:rPr>
-            </w:pPr>
-          </w:p>
+          <w:p/>
         </w:tc>
         <w:tc>
           <w:tcPr>
             <w:tcW w:w="744" w:type="dxa"/>
           </w:tcPr>
-          <w:p>
-            <w:pPr>
-              <w:rPr>
-                <w:rFonts w:ascii="Times New Roman" w:hAnsi="Times New Roman" w:cs="Times New Roman"/>
-              </w:rPr>
-            </w:pPr>
-          </w:p>
+          <w:p/>
         </w:tc>
         <w:tc>
           <w:tcPr>
             <w:tcW w:w="744" w:type="dxa"/>
           </w:tcPr>
-          <w:p>
-            <w:pPr>
-              <w:rPr>
-                <w:rFonts w:ascii="Times New Roman" w:hAnsi="Times New Roman" w:cs="Times New Roman"/>
-              </w:rPr>
-            </w:pPr>
-          </w:p>
+          <w:p/>
         </w:tc>
         <w:tc>
           <w:tcPr>
             <w:tcW w:w="744" w:type="dxa"/>
-          </w:tcPr>
-          <w:p>
-            <w:pPr>
-              <w:rPr>
-                <w:rFonts w:ascii="Times New Roman" w:hAnsi="Times New Roman" w:cs="Times New Roman"/>
-              </w:rPr>
-            </w:pPr>
-          </w:p>
+            <w:shd w:val="clear" w:color="auto" w:fill="4C94D8" w:themeFill="text2" w:themeFillTint="80"/>
+          </w:tcPr>
+          <w:p/>
         </w:tc>
         <w:tc>
           <w:tcPr>
             <w:tcW w:w="830" w:type="dxa"/>
           </w:tcPr>
-          <w:p>
-            <w:pPr>
-              <w:rPr>
-                <w:rFonts w:ascii="Times New Roman" w:hAnsi="Times New Roman" w:cs="Times New Roman"/>
-              </w:rPr>
-            </w:pPr>
-          </w:p>
-        </w:tc>
-      </w:tr>
-      <w:tr>
-        <w:trPr>
-          <w:trHeight w:val="305"/>
-        </w:trPr>
-        <w:tc>
-          <w:tcPr>
-            <w:tcW w:w="4451" w:type="dxa"/>
-          </w:tcPr>
-          <w:p>
-            <w:pPr>
-              <w:rPr>
-                <w:rFonts w:ascii="Times New Roman" w:hAnsi="Times New Roman" w:cs="Times New Roman"/>
-              </w:rPr>
-            </w:pPr>
-            <w:r>
-              <w:rPr>
-                <w:rFonts w:ascii="Times New Roman" w:hAnsi="Times New Roman" w:cs="Times New Roman"/>
-              </w:rPr>
-              <w:t>Go-Live Support</w:t>
-            </w:r>
-          </w:p>
-        </w:tc>
-        <w:tc>
-          <w:tcPr>
-            <w:tcW w:w="744" w:type="dxa"/>
-          </w:tcPr>
-          <w:p>
-            <w:pPr>
-              <w:rPr>
-                <w:rFonts w:ascii="Times New Roman" w:hAnsi="Times New Roman" w:cs="Times New Roman"/>
-              </w:rPr>
-            </w:pPr>
-          </w:p>
-        </w:tc>
-        <w:tc>
-          <w:tcPr>
-            <w:tcW w:w="744" w:type="dxa"/>
-          </w:tcPr>
-          <w:p>
-            <w:pPr>
-              <w:rPr>
-                <w:rFonts w:ascii="Times New Roman" w:hAnsi="Times New Roman" w:cs="Times New Roman"/>
-              </w:rPr>
-            </w:pPr>
-          </w:p>
-        </w:tc>
-        <w:tc>
-          <w:tcPr>
-            <w:tcW w:w="744" w:type="dxa"/>
-          </w:tcPr>
-          <w:p>
-            <w:pPr>
-              <w:rPr>
-                <w:rFonts w:ascii="Times New Roman" w:hAnsi="Times New Roman" w:cs="Times New Roman"/>
-              </w:rPr>
-            </w:pPr>
-          </w:p>
-        </w:tc>
-        <w:tc>
-          <w:tcPr>
-            <w:tcW w:w="745" w:type="dxa"/>
-          </w:tcPr>
-          <w:p>
-            <w:pPr>
-              <w:rPr>
-                <w:rFonts w:ascii="Times New Roman" w:hAnsi="Times New Roman" w:cs="Times New Roman"/>
-              </w:rPr>
-            </w:pPr>
-          </w:p>
-        </w:tc>
-        <w:tc>
-          <w:tcPr>
-            <w:tcW w:w="744" w:type="dxa"/>
-          </w:tcPr>
-          <w:p>
-            <w:pPr>
-              <w:rPr>
-                <w:rFonts w:ascii="Times New Roman" w:hAnsi="Times New Roman" w:cs="Times New Roman"/>
-              </w:rPr>
-            </w:pPr>
-          </w:p>
-        </w:tc>
-        <w:tc>
-          <w:tcPr>
-            <w:tcW w:w="744" w:type="dxa"/>
-          </w:tcPr>
-          <w:p>
-            <w:pPr>
-              <w:rPr>
-                <w:rFonts w:ascii="Times New Roman" w:hAnsi="Times New Roman" w:cs="Times New Roman"/>
-              </w:rPr>
-            </w:pPr>
-          </w:p>
-        </w:tc>
-        <w:tc>
-          <w:tcPr>
-            <w:tcW w:w="744" w:type="dxa"/>
-          </w:tcPr>
-          <w:p>
-            <w:pPr>
-              <w:rPr>
-                <w:rFonts w:ascii="Times New Roman" w:hAnsi="Times New Roman" w:cs="Times New Roman"/>
-              </w:rPr>
-            </w:pPr>
-          </w:p>
-        </w:tc>
-        <w:tc>
-          <w:tcPr>
-            <w:tcW w:w="830" w:type="dxa"/>
-          </w:tcPr>
-          <w:p>
-            <w:pPr>
-              <w:rPr>
-                <w:rFonts w:ascii="Times New Roman" w:hAnsi="Times New Roman" w:cs="Times New Roman"/>
-              </w:rPr>
-            </w:pPr>
-          </w:p>
+          <w:p/>
         </w:tc>
       </w:tr>
     </w:tbl>
@@ -5587,46 +4124,18 @@
         <w:spacing w:before="300" w:after="150"/>
         <w:jc w:val="both"/>
         <w:rPr>
-          <w:rFonts w:ascii="Times New Roman" w:hAnsi="Times New Roman" w:cs="Times New Roman"/>
+          <w:b/>
+          <w:bCs/>
           <w:w w:val="101"/>
         </w:rPr>
       </w:pPr>
       <w:r>
         <w:rPr>
-          <w:rFonts w:ascii="Times New Roman" w:hAnsi="Times New Roman" w:cs="Times New Roman"/>
+          <w:b/>
+          <w:bCs/>
           <w:w w:val="101"/>
         </w:rPr>
-        <w:t>Implementation roadmap milestones for above modules will be as per the table presented below.</w:t>
-      </w:r>
-    </w:p>
-    <w:p>
-      <w:pPr>
-        <w:spacing w:before="300" w:after="150"/>
-        <w:jc w:val="both"/>
-        <w:rPr>
-          <w:rFonts w:ascii="Times New Roman" w:hAnsi="Times New Roman" w:cs="Times New Roman"/>
-          <w:b/>
-          <w:bCs/>
-          <w:w w:val="101"/>
-        </w:rPr>
-      </w:pPr>
-      <w:r>
-        <w:rPr>
-          <w:rFonts w:ascii="Times New Roman" w:hAnsi="Times New Roman" w:cs="Times New Roman"/>
-          <w:b/>
-          <w:bCs/>
-          <w:w w:val="101"/>
-        </w:rPr>
-        <w:t>Recommended Quotation Forma</w:t>
-      </w:r>
-      <w:r>
-        <w:rPr>
-          <w:rFonts w:ascii="Times New Roman" w:hAnsi="Times New Roman" w:cs="Times New Roman"/>
-          <w:b/>
-          <w:bCs/>
-          <w:w w:val="101"/>
-        </w:rPr>
-        <w:t>t</w:t>
+        <w:t>Recommended Quotation Format</w:t>
       </w:r>
     </w:p>
     <w:tbl>
@@ -5653,7 +4162,7 @@
           <w:p>
             <w:pPr>
               <w:rPr>
-                <w:rFonts w:ascii="Times New Roman" w:hAnsi="Times New Roman" w:cs="Times New Roman"/>
+                <w:rFonts w:ascii="Calibri" w:hAnsi="Calibri" w:cs="Calibri"/>
                 <w:b/>
                 <w:bCs/>
                 <w:sz w:val="20"/>
@@ -5662,7 +4171,7 @@
             </w:pPr>
             <w:r>
               <w:rPr>
-                <w:rFonts w:ascii="Times New Roman" w:hAnsi="Times New Roman" w:cs="Times New Roman"/>
+                <w:rFonts w:ascii="Calibri" w:hAnsi="Calibri" w:cs="Calibri"/>
                 <w:b/>
                 <w:bCs/>
                 <w:sz w:val="20"/>
@@ -5680,7 +4189,7 @@
           <w:p>
             <w:pPr>
               <w:rPr>
-                <w:rFonts w:ascii="Times New Roman" w:hAnsi="Times New Roman" w:cs="Times New Roman"/>
+                <w:rFonts w:ascii="Calibri" w:hAnsi="Calibri" w:cs="Calibri"/>
                 <w:b/>
                 <w:bCs/>
                 <w:sz w:val="20"/>
@@ -5689,7 +4198,7 @@
             </w:pPr>
             <w:r>
               <w:rPr>
-                <w:rFonts w:ascii="Times New Roman" w:hAnsi="Times New Roman" w:cs="Times New Roman"/>
+                <w:rFonts w:ascii="Calibri" w:hAnsi="Calibri" w:cs="Calibri"/>
                 <w:b/>
                 <w:bCs/>
                 <w:sz w:val="20"/>
@@ -5706,7 +4215,7 @@
           <w:p>
             <w:pPr>
               <w:rPr>
-                <w:rFonts w:ascii="Times New Roman" w:hAnsi="Times New Roman" w:cs="Times New Roman"/>
+                <w:rFonts w:ascii="Calibri" w:hAnsi="Calibri" w:cs="Calibri"/>
                 <w:b/>
                 <w:bCs/>
                 <w:sz w:val="20"/>
@@ -5715,7 +4224,7 @@
             </w:pPr>
             <w:r>
               <w:rPr>
-                <w:rFonts w:ascii="Times New Roman" w:hAnsi="Times New Roman" w:cs="Times New Roman"/>
+                <w:rFonts w:ascii="Calibri" w:hAnsi="Calibri" w:cs="Calibri"/>
                 <w:b/>
                 <w:bCs/>
                 <w:sz w:val="20"/>
@@ -5732,7 +4241,7 @@
           <w:p>
             <w:pPr>
               <w:rPr>
-                <w:rFonts w:ascii="Times New Roman" w:hAnsi="Times New Roman" w:cs="Times New Roman"/>
+                <w:rFonts w:ascii="Calibri" w:hAnsi="Calibri" w:cs="Calibri"/>
                 <w:b/>
                 <w:bCs/>
                 <w:sz w:val="20"/>
@@ -5741,7 +4250,7 @@
             </w:pPr>
             <w:r>
               <w:rPr>
-                <w:rFonts w:ascii="Times New Roman" w:hAnsi="Times New Roman" w:cs="Times New Roman"/>
+                <w:rFonts w:ascii="Calibri" w:hAnsi="Calibri" w:cs="Calibri"/>
                 <w:b/>
                 <w:bCs/>
                 <w:sz w:val="20"/>
@@ -5763,14 +4272,14 @@
           <w:p>
             <w:pPr>
               <w:rPr>
-                <w:rFonts w:ascii="Times New Roman" w:hAnsi="Times New Roman" w:cs="Times New Roman"/>
+                <w:rFonts w:ascii="Calibri" w:hAnsi="Calibri" w:cs="Calibri"/>
                 <w:sz w:val="20"/>
                 <w:szCs w:val="20"/>
               </w:rPr>
             </w:pPr>
             <w:r>
               <w:rPr>
-                <w:rFonts w:ascii="Times New Roman" w:hAnsi="Times New Roman" w:cs="Times New Roman"/>
+                <w:rFonts w:ascii="Calibri" w:hAnsi="Calibri" w:cs="Calibri"/>
                 <w:sz w:val="20"/>
                 <w:szCs w:val="20"/>
               </w:rPr>
@@ -5785,14 +4294,14 @@
           <w:p>
             <w:pPr>
               <w:rPr>
-                <w:rFonts w:ascii="Times New Roman" w:hAnsi="Times New Roman" w:cs="Times New Roman"/>
+                <w:rFonts w:ascii="Calibri" w:hAnsi="Calibri" w:cs="Calibri"/>
                 <w:sz w:val="20"/>
                 <w:szCs w:val="20"/>
               </w:rPr>
             </w:pPr>
             <w:r>
               <w:rPr>
-                <w:rFonts w:ascii="Times New Roman" w:hAnsi="Times New Roman" w:cs="Times New Roman"/>
+                <w:rFonts w:ascii="Calibri" w:hAnsi="Calibri" w:cs="Calibri"/>
                 <w:sz w:val="20"/>
                 <w:szCs w:val="20"/>
               </w:rPr>
@@ -5807,14 +4316,14 @@
           <w:p>
             <w:pPr>
               <w:rPr>
-                <w:rFonts w:ascii="Times New Roman" w:hAnsi="Times New Roman" w:cs="Times New Roman"/>
+                <w:rFonts w:ascii="Calibri" w:hAnsi="Calibri" w:cs="Calibri"/>
                 <w:sz w:val="20"/>
                 <w:szCs w:val="20"/>
               </w:rPr>
             </w:pPr>
             <w:r>
               <w:rPr>
-                <w:rFonts w:ascii="Times New Roman" w:hAnsi="Times New Roman" w:cs="Times New Roman"/>
+                <w:rFonts w:ascii="Calibri" w:hAnsi="Calibri" w:cs="Calibri"/>
                 <w:sz w:val="20"/>
                 <w:szCs w:val="20"/>
               </w:rPr>
@@ -5829,14 +4338,14 @@
           <w:p>
             <w:pPr>
               <w:rPr>
-                <w:rFonts w:ascii="Times New Roman" w:hAnsi="Times New Roman" w:cs="Times New Roman"/>
+                <w:rFonts w:ascii="Calibri" w:hAnsi="Calibri" w:cs="Calibri"/>
                 <w:sz w:val="20"/>
                 <w:szCs w:val="20"/>
               </w:rPr>
             </w:pPr>
             <w:r>
               <w:rPr>
-                <w:rFonts w:ascii="Times New Roman" w:hAnsi="Times New Roman" w:cs="Times New Roman"/>
+                <w:rFonts w:ascii="Calibri" w:hAnsi="Calibri" w:cs="Calibri"/>
                 <w:sz w:val="20"/>
                 <w:szCs w:val="20"/>
               </w:rPr>
@@ -5856,14 +4365,14 @@
           <w:p>
             <w:pPr>
               <w:rPr>
-                <w:rFonts w:ascii="Times New Roman" w:hAnsi="Times New Roman" w:cs="Times New Roman"/>
+                <w:rFonts w:ascii="Calibri" w:hAnsi="Calibri" w:cs="Calibri"/>
                 <w:sz w:val="20"/>
                 <w:szCs w:val="20"/>
               </w:rPr>
             </w:pPr>
             <w:r>
               <w:rPr>
-                <w:rFonts w:ascii="Times New Roman" w:hAnsi="Times New Roman" w:cs="Times New Roman"/>
+                <w:rFonts w:ascii="Calibri" w:hAnsi="Calibri" w:cs="Calibri"/>
                 <w:sz w:val="20"/>
                 <w:szCs w:val="20"/>
               </w:rPr>
@@ -5878,14 +4387,14 @@
           <w:p>
             <w:pPr>
               <w:rPr>
-                <w:rFonts w:ascii="Times New Roman" w:hAnsi="Times New Roman" w:cs="Times New Roman"/>
+                <w:rFonts w:ascii="Calibri" w:hAnsi="Calibri" w:cs="Calibri"/>
                 <w:sz w:val="20"/>
                 <w:szCs w:val="20"/>
               </w:rPr>
             </w:pPr>
             <w:r>
               <w:rPr>
-                <w:rFonts w:ascii="Times New Roman" w:hAnsi="Times New Roman" w:cs="Times New Roman"/>
+                <w:rFonts w:ascii="Calibri" w:hAnsi="Calibri" w:cs="Calibri"/>
                 <w:sz w:val="20"/>
                 <w:szCs w:val="20"/>
               </w:rPr>
@@ -5900,14 +4409,14 @@
           <w:p>
             <w:pPr>
               <w:rPr>
-                <w:rFonts w:ascii="Times New Roman" w:hAnsi="Times New Roman" w:cs="Times New Roman"/>
+                <w:rFonts w:ascii="Calibri" w:hAnsi="Calibri" w:cs="Calibri"/>
                 <w:sz w:val="20"/>
                 <w:szCs w:val="20"/>
               </w:rPr>
             </w:pPr>
             <w:r>
               <w:rPr>
-                <w:rFonts w:ascii="Times New Roman" w:hAnsi="Times New Roman" w:cs="Times New Roman"/>
+                <w:rFonts w:ascii="Calibri" w:hAnsi="Calibri" w:cs="Calibri"/>
                 <w:sz w:val="20"/>
                 <w:szCs w:val="20"/>
               </w:rPr>
@@ -5922,14 +4431,14 @@
           <w:p>
             <w:pPr>
               <w:rPr>
-                <w:rFonts w:ascii="Times New Roman" w:hAnsi="Times New Roman" w:cs="Times New Roman"/>
+                <w:rFonts w:ascii="Calibri" w:hAnsi="Calibri" w:cs="Calibri"/>
                 <w:sz w:val="20"/>
                 <w:szCs w:val="20"/>
               </w:rPr>
             </w:pPr>
             <w:r>
               <w:rPr>
-                <w:rFonts w:ascii="Times New Roman" w:hAnsi="Times New Roman" w:cs="Times New Roman"/>
+                <w:rFonts w:ascii="Calibri" w:hAnsi="Calibri" w:cs="Calibri"/>
                 <w:sz w:val="20"/>
                 <w:szCs w:val="20"/>
               </w:rPr>
@@ -5944,20 +4453,17 @@
         <w:spacing w:before="300" w:after="150"/>
         <w:jc w:val="both"/>
         <w:rPr>
-          <w:rFonts w:ascii="Times New Roman" w:hAnsi="Times New Roman" w:cs="Times New Roman"/>
           <w:w w:val="101"/>
         </w:rPr>
       </w:pPr>
       <w:r>
         <w:rPr>
-          <w:rFonts w:ascii="Times New Roman" w:hAnsi="Times New Roman" w:cs="Times New Roman"/>
           <w:w w:val="101"/>
         </w:rPr>
         <w:t>We</w:t>
       </w:r>
       <w:r>
         <w:rPr>
-          <w:rFonts w:ascii="Times New Roman" w:hAnsi="Times New Roman" w:cs="Times New Roman"/>
           <w:spacing w:val="-5"/>
           <w:w w:val="101"/>
         </w:rPr>
@@ -5965,14 +4471,12 @@
       </w:r>
       <w:r>
         <w:rPr>
-          <w:rFonts w:ascii="Times New Roman" w:hAnsi="Times New Roman" w:cs="Times New Roman"/>
           <w:w w:val="101"/>
         </w:rPr>
         <w:t>agree</w:t>
       </w:r>
       <w:r>
         <w:rPr>
-          <w:rFonts w:ascii="Times New Roman" w:hAnsi="Times New Roman" w:cs="Times New Roman"/>
           <w:spacing w:val="-6"/>
           <w:w w:val="101"/>
         </w:rPr>
@@ -5980,14 +4484,12 @@
       </w:r>
       <w:r>
         <w:rPr>
-          <w:rFonts w:ascii="Times New Roman" w:hAnsi="Times New Roman" w:cs="Times New Roman"/>
           <w:w w:val="101"/>
         </w:rPr>
         <w:t>to</w:t>
       </w:r>
       <w:r>
         <w:rPr>
-          <w:rFonts w:ascii="Times New Roman" w:hAnsi="Times New Roman" w:cs="Times New Roman"/>
           <w:spacing w:val="-2"/>
           <w:w w:val="101"/>
         </w:rPr>
@@ -5995,14 +4497,12 @@
       </w:r>
       <w:r>
         <w:rPr>
-          <w:rFonts w:ascii="Times New Roman" w:hAnsi="Times New Roman" w:cs="Times New Roman"/>
           <w:w w:val="101"/>
         </w:rPr>
         <w:t>maintain</w:t>
       </w:r>
       <w:r>
         <w:rPr>
-          <w:rFonts w:ascii="Times New Roman" w:hAnsi="Times New Roman" w:cs="Times New Roman"/>
           <w:spacing w:val="-5"/>
           <w:w w:val="101"/>
         </w:rPr>
@@ -6010,14 +4510,12 @@
       </w:r>
       <w:r>
         <w:rPr>
-          <w:rFonts w:ascii="Times New Roman" w:hAnsi="Times New Roman" w:cs="Times New Roman"/>
           <w:w w:val="101"/>
         </w:rPr>
         <w:t>the</w:t>
       </w:r>
       <w:r>
         <w:rPr>
-          <w:rFonts w:ascii="Times New Roman" w:hAnsi="Times New Roman" w:cs="Times New Roman"/>
           <w:spacing w:val="-5"/>
           <w:w w:val="101"/>
         </w:rPr>
@@ -6025,14 +4523,12 @@
       </w:r>
       <w:r>
         <w:rPr>
-          <w:rFonts w:ascii="Times New Roman" w:hAnsi="Times New Roman" w:cs="Times New Roman"/>
           <w:w w:val="101"/>
         </w:rPr>
         <w:t>secrecy</w:t>
       </w:r>
       <w:r>
         <w:rPr>
-          <w:rFonts w:ascii="Times New Roman" w:hAnsi="Times New Roman" w:cs="Times New Roman"/>
           <w:spacing w:val="-3"/>
           <w:w w:val="101"/>
         </w:rPr>
@@ -6040,14 +4536,12 @@
       </w:r>
       <w:r>
         <w:rPr>
-          <w:rFonts w:ascii="Times New Roman" w:hAnsi="Times New Roman" w:cs="Times New Roman"/>
           <w:w w:val="101"/>
         </w:rPr>
         <w:t>of</w:t>
       </w:r>
       <w:r>
         <w:rPr>
-          <w:rFonts w:ascii="Times New Roman" w:hAnsi="Times New Roman" w:cs="Times New Roman"/>
           <w:spacing w:val="-5"/>
           <w:w w:val="101"/>
         </w:rPr>
@@ -6055,14 +4549,12 @@
       </w:r>
       <w:r>
         <w:rPr>
-          <w:rFonts w:ascii="Times New Roman" w:hAnsi="Times New Roman" w:cs="Times New Roman"/>
           <w:w w:val="101"/>
         </w:rPr>
         <w:t>insight</w:t>
       </w:r>
       <w:r>
         <w:rPr>
-          <w:rFonts w:ascii="Times New Roman" w:hAnsi="Times New Roman" w:cs="Times New Roman"/>
           <w:spacing w:val="-2"/>
           <w:w w:val="101"/>
         </w:rPr>
@@ -6070,14 +4562,12 @@
       </w:r>
       <w:r>
         <w:rPr>
-          <w:rFonts w:ascii="Times New Roman" w:hAnsi="Times New Roman" w:cs="Times New Roman"/>
           <w:w w:val="101"/>
         </w:rPr>
         <w:t>into</w:t>
       </w:r>
       <w:r>
         <w:rPr>
-          <w:rFonts w:ascii="Times New Roman" w:hAnsi="Times New Roman" w:cs="Times New Roman"/>
           <w:spacing w:val="-5"/>
           <w:w w:val="101"/>
         </w:rPr>
@@ -6085,14 +4575,12 @@
       </w:r>
       <w:r>
         <w:rPr>
-          <w:rFonts w:ascii="Times New Roman" w:hAnsi="Times New Roman" w:cs="Times New Roman"/>
           <w:w w:val="101"/>
         </w:rPr>
         <w:t>your</w:t>
       </w:r>
       <w:r>
         <w:rPr>
-          <w:rFonts w:ascii="Times New Roman" w:hAnsi="Times New Roman" w:cs="Times New Roman"/>
           <w:spacing w:val="-5"/>
           <w:w w:val="101"/>
         </w:rPr>
@@ -6100,7 +4588,6 @@
       </w:r>
       <w:r>
         <w:rPr>
-          <w:rFonts w:ascii="Times New Roman" w:hAnsi="Times New Roman" w:cs="Times New Roman"/>
           <w:w w:val="101"/>
         </w:rPr>
         <w:t>organization</w:t>
@@ -6110,131 +4597,89 @@
       <w:pPr>
         <w:spacing w:before="300" w:after="150"/>
         <w:jc w:val="both"/>
-        <w:rPr>
-          <w:rFonts w:ascii="Times New Roman" w:hAnsi="Times New Roman" w:cs="Times New Roman"/>
-        </w:rPr>
-      </w:pPr>
-      <w:r>
-        <w:rPr>
-          <w:rFonts w:ascii="Times New Roman" w:hAnsi="Times New Roman" w:cs="Times New Roman"/>
-        </w:rPr>
+      </w:pPr>
+      <w:r>
         <w:t>You</w:t>
       </w:r>
       <w:r>
         <w:rPr>
-          <w:rFonts w:ascii="Times New Roman" w:hAnsi="Times New Roman" w:cs="Times New Roman"/>
           <w:spacing w:val="-2"/>
         </w:rPr>
         <w:t xml:space="preserve"> </w:t>
       </w:r>
       <w:r>
-        <w:rPr>
-          <w:rFonts w:ascii="Times New Roman" w:hAnsi="Times New Roman" w:cs="Times New Roman"/>
-        </w:rPr>
         <w:t>should</w:t>
       </w:r>
       <w:r>
         <w:rPr>
-          <w:rFonts w:ascii="Times New Roman" w:hAnsi="Times New Roman" w:cs="Times New Roman"/>
           <w:spacing w:val="-2"/>
         </w:rPr>
         <w:t xml:space="preserve"> </w:t>
       </w:r>
       <w:r>
-        <w:rPr>
-          <w:rFonts w:ascii="Times New Roman" w:hAnsi="Times New Roman" w:cs="Times New Roman"/>
-        </w:rPr>
         <w:t>hold</w:t>
       </w:r>
       <w:r>
         <w:rPr>
-          <w:rFonts w:ascii="Times New Roman" w:hAnsi="Times New Roman" w:cs="Times New Roman"/>
           <w:spacing w:val="-6"/>
         </w:rPr>
         <w:t xml:space="preserve"> </w:t>
       </w:r>
       <w:r>
-        <w:rPr>
-          <w:rFonts w:ascii="Times New Roman" w:hAnsi="Times New Roman" w:cs="Times New Roman"/>
-        </w:rPr>
         <w:t>Licenses</w:t>
       </w:r>
       <w:r>
         <w:rPr>
-          <w:rFonts w:ascii="Times New Roman" w:hAnsi="Times New Roman" w:cs="Times New Roman"/>
           <w:spacing w:val="-3"/>
         </w:rPr>
         <w:t xml:space="preserve"> </w:t>
       </w:r>
       <w:r>
-        <w:rPr>
-          <w:rFonts w:ascii="Times New Roman" w:hAnsi="Times New Roman" w:cs="Times New Roman"/>
-        </w:rPr>
         <w:t>of</w:t>
       </w:r>
       <w:r>
         <w:rPr>
-          <w:rFonts w:ascii="Times New Roman" w:hAnsi="Times New Roman" w:cs="Times New Roman"/>
           <w:spacing w:val="-6"/>
         </w:rPr>
         <w:t xml:space="preserve"> </w:t>
       </w:r>
       <w:r>
-        <w:rPr>
-          <w:rFonts w:ascii="Times New Roman" w:hAnsi="Times New Roman" w:cs="Times New Roman"/>
-        </w:rPr>
         <w:t>any</w:t>
       </w:r>
       <w:r>
         <w:rPr>
-          <w:rFonts w:ascii="Times New Roman" w:hAnsi="Times New Roman" w:cs="Times New Roman"/>
           <w:spacing w:val="-3"/>
         </w:rPr>
         <w:t xml:space="preserve"> </w:t>
       </w:r>
       <w:r>
-        <w:rPr>
-          <w:rFonts w:ascii="Times New Roman" w:hAnsi="Times New Roman" w:cs="Times New Roman"/>
-        </w:rPr>
         <w:t>Operating</w:t>
       </w:r>
       <w:r>
         <w:rPr>
-          <w:rFonts w:ascii="Times New Roman" w:hAnsi="Times New Roman" w:cs="Times New Roman"/>
           <w:spacing w:val="-5"/>
         </w:rPr>
         <w:t xml:space="preserve"> </w:t>
       </w:r>
       <w:r>
-        <w:rPr>
-          <w:rFonts w:ascii="Times New Roman" w:hAnsi="Times New Roman" w:cs="Times New Roman"/>
-        </w:rPr>
         <w:t>System</w:t>
       </w:r>
       <w:r>
         <w:rPr>
-          <w:rFonts w:ascii="Times New Roman" w:hAnsi="Times New Roman" w:cs="Times New Roman"/>
           <w:spacing w:val="-5"/>
         </w:rPr>
         <w:t xml:space="preserve"> </w:t>
       </w:r>
       <w:r>
-        <w:rPr>
-          <w:rFonts w:ascii="Times New Roman" w:hAnsi="Times New Roman" w:cs="Times New Roman"/>
-        </w:rPr>
         <w:t>Software</w:t>
       </w:r>
       <w:r>
         <w:rPr>
-          <w:rFonts w:ascii="Times New Roman" w:hAnsi="Times New Roman" w:cs="Times New Roman"/>
           <w:spacing w:val="-6"/>
         </w:rPr>
         <w:t xml:space="preserve"> </w:t>
       </w:r>
       <w:r>
-        <w:rPr>
-          <w:rFonts w:ascii="Times New Roman" w:hAnsi="Times New Roman" w:cs="Times New Roman"/>
-        </w:rPr>
         <w:t>required.</w:t>
       </w:r>
     </w:p>
@@ -6242,14 +4687,8 @@
       <w:pPr>
         <w:spacing w:before="300" w:after="150"/>
         <w:jc w:val="both"/>
-        <w:rPr>
-          <w:rFonts w:ascii="Times New Roman" w:hAnsi="Times New Roman" w:cs="Times New Roman"/>
-        </w:rPr>
-      </w:pPr>
-      <w:r>
-        <w:rPr>
-          <w:rFonts w:ascii="Times New Roman" w:hAnsi="Times New Roman" w:cs="Times New Roman"/>
-        </w:rPr>
+      </w:pPr>
+      <w:r>
         <w:t>Source Code remains the property of BleckTek Software Solutions LLP. The customer shall not claim any right in or to any patent, copyright, trademark or other proprietary right of the original manufacturer, developer or licensor. The software, hardware or other goods supplies are in accordance with the export laws of the respective countries, and diversion contrary to these laws or regulations is prohibited.</w:t>
       </w:r>
     </w:p>
@@ -6258,14 +4697,12 @@
         <w:spacing w:before="300" w:after="150"/>
         <w:jc w:val="both"/>
         <w:rPr>
-          <w:rFonts w:ascii="Times New Roman" w:hAnsi="Times New Roman" w:cs="Times New Roman"/>
-          <w:b/>
-          <w:bCs/>
-        </w:rPr>
-      </w:pPr>
-      <w:r>
-        <w:rPr>
-          <w:rFonts w:ascii="Times New Roman" w:hAnsi="Times New Roman" w:cs="Times New Roman"/>
+          <w:b/>
+          <w:bCs/>
+        </w:rPr>
+      </w:pPr>
+      <w:r>
+        <w:rPr>
           <w:b/>
           <w:bCs/>
         </w:rPr>
@@ -6277,7 +4714,6 @@
         <w:spacing w:before="160" w:after="40"/>
         <w:jc w:val="both"/>
         <w:rPr>
-          <w:rFonts w:ascii="Times New Roman" w:hAnsi="Times New Roman" w:cs="Times New Roman"/>
           <w:b/>
           <w:bCs/>
           <w:color w:val="000000" w:themeColor="text1"/>
@@ -6285,27 +4721,90 @@
       </w:pPr>
       <w:r>
         <w:rPr>
-          <w:rFonts w:ascii="Times New Roman" w:hAnsi="Times New Roman" w:cs="Times New Roman"/>
           <w:b/>
           <w:bCs/>
           <w:color w:val="000000" w:themeColor="text1"/>
         </w:rPr>
         <w:t>1. Confidentiality</w:t>
+      </w:r>
+    </w:p>
+    <w:p>
+      <w:pPr>
+        <w:spacing w:before="160" w:after="40"/>
+        <w:jc w:val="both"/>
+      </w:pPr>
+      <w:r>
+        <w:t xml:space="preserve">We agree to maintain the secrecy of insight into your </w:t>
+      </w:r>
+      <w:proofErr w:type="gramStart"/>
+      <w:r>
+        <w:t>Organization</w:t>
+      </w:r>
+      <w:proofErr w:type="gramEnd"/>
+      <w:r>
+        <w:t>.</w:t>
+      </w:r>
+      <w:r>
+        <w:t xml:space="preserve"> </w:t>
+      </w:r>
+    </w:p>
+    <w:p>
+      <w:pPr>
+        <w:spacing w:before="160" w:after="40"/>
+        <w:jc w:val="both"/>
+        <w:rPr>
+          <w:b/>
+          <w:bCs/>
+          <w:color w:val="000000" w:themeColor="text1"/>
+        </w:rPr>
+      </w:pPr>
+      <w:r>
+        <w:rPr>
+          <w:b/>
+          <w:bCs/>
+          <w:color w:val="000000" w:themeColor="text1"/>
+        </w:rPr>
+        <w:t>2. License</w:t>
+      </w:r>
+    </w:p>
+    <w:p>
+      <w:pPr>
+        <w:spacing w:before="160" w:after="40"/>
+        <w:jc w:val="both"/>
+      </w:pPr>
+      <w:r>
+        <w:t>You should hold Licenses of any Operating System Software required.</w:t>
+      </w:r>
+    </w:p>
+    <w:p>
+      <w:pPr>
+        <w:spacing w:before="160" w:after="40"/>
+        <w:jc w:val="both"/>
+        <w:rPr>
+          <w:b/>
+          <w:bCs/>
+          <w:color w:val="000000" w:themeColor="text1"/>
+        </w:rPr>
+      </w:pPr>
+      <w:r>
+        <w:rPr>
+          <w:b/>
+          <w:bCs/>
+          <w:color w:val="000000" w:themeColor="text1"/>
+        </w:rPr>
+        <w:t>3. Ownership of Source Code</w:t>
       </w:r>
     </w:p>
     <w:p>
       <w:pPr>
         <w:spacing w:after="60"/>
         <w:jc w:val="both"/>
-        <w:rPr>
-          <w:rFonts w:ascii="Times New Roman" w:hAnsi="Times New Roman" w:cs="Times New Roman"/>
-        </w:rPr>
-      </w:pPr>
-      <w:r>
-        <w:rPr>
-          <w:rFonts w:ascii="Times New Roman" w:hAnsi="Times New Roman" w:cs="Times New Roman"/>
-        </w:rPr>
-        <w:t>BlechTek Software Solutions LLP agrees to maintain the confidentiality of all insights gained into your organization.</w:t>
+      </w:pPr>
+      <w:r>
+        <w:t xml:space="preserve">Ownership of </w:t>
+      </w:r>
+      <w:r>
+        <w:t>Source Code remains the property of BlechTek Software Solutions LLP. The customer shall not claim any right in or to any patent, copyright, trademark or other proprietary right of the original manufacturer, developer or licensor. The software, hardware or other goods supplied are in accordance with the export laws of the respective countries, and diversion contrary to these laws or regulations is prohibited.</w:t>
       </w:r>
     </w:p>
     <w:p>
@@ -6313,7 +4812,6 @@
         <w:spacing w:before="160" w:after="40"/>
         <w:jc w:val="both"/>
         <w:rPr>
-          <w:rFonts w:ascii="Times New Roman" w:hAnsi="Times New Roman" w:cs="Times New Roman"/>
           <w:b/>
           <w:bCs/>
           <w:color w:val="000000" w:themeColor="text1"/>
@@ -6321,274 +4819,147 @@
       </w:pPr>
       <w:r>
         <w:rPr>
-          <w:rFonts w:ascii="Times New Roman" w:hAnsi="Times New Roman" w:cs="Times New Roman"/>
           <w:b/>
           <w:bCs/>
           <w:color w:val="000000" w:themeColor="text1"/>
         </w:rPr>
-        <w:t>2. License</w:t>
+        <w:t>4. Warranty</w:t>
+      </w:r>
+    </w:p>
+    <w:p>
+      <w:pPr>
+        <w:spacing w:before="160" w:after="40"/>
+        <w:jc w:val="both"/>
+      </w:pPr>
+      <w:r>
+        <w:t xml:space="preserve">BlechTek Software Solutions LLP offers a Standard Warranty against Development defects for the period of 3 Months from the Date of Installation. And BlechTek Software Solutions LLP is not responsible for the loss of Data due to any Platform related or Cyber Security Issues or Virus problems. </w:t>
+      </w:r>
+    </w:p>
+    <w:p>
+      <w:pPr>
+        <w:spacing w:before="160" w:after="40"/>
+        <w:jc w:val="both"/>
+        <w:rPr>
+          <w:b/>
+          <w:bCs/>
+          <w:color w:val="000000" w:themeColor="text1"/>
+        </w:rPr>
+      </w:pPr>
+      <w:r>
+        <w:rPr>
+          <w:b/>
+          <w:bCs/>
+          <w:color w:val="000000" w:themeColor="text1"/>
+        </w:rPr>
+        <w:t>5. Installation of Software</w:t>
+      </w:r>
+    </w:p>
+    <w:p>
+      <w:pPr>
+        <w:spacing w:before="160" w:after="40"/>
+        <w:jc w:val="both"/>
+      </w:pPr>
+      <w:r>
+        <w:rPr>
+          <w:u w:val="single" w:color="000000"/>
+        </w:rPr>
+        <w:t>Definition</w:t>
+      </w:r>
+      <w:r>
+        <w:t>: The Software will be considered as installed when it is loaded on the Server.</w:t>
+      </w:r>
+    </w:p>
+    <w:p>
+      <w:pPr>
+        <w:ind w:right="273"/>
+        <w:jc w:val="both"/>
+      </w:pPr>
+      <w:r>
+        <w:rPr>
+          <w:u w:val="single" w:color="000000"/>
+        </w:rPr>
+        <w:t>Installation pre-requisites (in case of on-premise Server)</w:t>
+      </w:r>
+      <w:r>
+        <w:t xml:space="preserve">: We will install the Software only after we receive the Site readiness report from you. A Copy of which will be forwarded to you along with our Order Acceptance / Request for Installation. </w:t>
+      </w:r>
+    </w:p>
+    <w:p>
+      <w:pPr>
+        <w:spacing w:before="160" w:after="40"/>
+        <w:jc w:val="both"/>
+        <w:rPr>
+          <w:b/>
+          <w:bCs/>
+          <w:color w:val="000000" w:themeColor="text1"/>
+        </w:rPr>
+      </w:pPr>
+      <w:r>
+        <w:rPr>
+          <w:b/>
+          <w:bCs/>
+          <w:color w:val="000000" w:themeColor="text1"/>
+        </w:rPr>
+        <w:t>6. Excused Performance</w:t>
+      </w:r>
+    </w:p>
+    <w:p>
+      <w:pPr>
+        <w:spacing w:before="160" w:after="40"/>
+        <w:jc w:val="both"/>
+        <w:rPr>
+          <w:color w:val="000000" w:themeColor="text1"/>
+        </w:rPr>
+      </w:pPr>
+      <w:r>
+        <w:t xml:space="preserve">BlechTek shall not be liable or deemed to be in default for any delay or failure in performance under this Contract or interruption of services due to strike or </w:t>
+      </w:r>
+      <w:r>
+        <w:t>labour</w:t>
+      </w:r>
+      <w:r>
+        <w:t xml:space="preserve"> disputes, riots, war, fire, acts of God or governmental regulations. BlechTek </w:t>
+      </w:r>
+      <w:r>
+        <w:lastRenderedPageBreak/>
+        <w:t xml:space="preserve">should not be held responsible, directly or indirectly for </w:t>
+      </w:r>
+      <w:r>
+        <w:t>non-performance</w:t>
+      </w:r>
+      <w:r>
+        <w:t xml:space="preserve"> of our software due to failure or malfunction of computer or telecommunications hardware, network or related equipment at your installation site.</w:t>
+      </w:r>
+    </w:p>
+    <w:p>
+      <w:pPr>
+        <w:spacing w:before="160" w:after="40"/>
+        <w:jc w:val="both"/>
+        <w:rPr>
+          <w:b/>
+          <w:bCs/>
+          <w:color w:val="000000" w:themeColor="text1"/>
+        </w:rPr>
+      </w:pPr>
+      <w:r>
+        <w:rPr>
+          <w:b/>
+          <w:bCs/>
+          <w:color w:val="000000" w:themeColor="text1"/>
+        </w:rPr>
+        <w:t>7. Discontinuation of Contract</w:t>
       </w:r>
     </w:p>
     <w:p>
       <w:pPr>
         <w:spacing w:after="60"/>
         <w:jc w:val="both"/>
-        <w:rPr>
-          <w:rFonts w:ascii="Times New Roman" w:hAnsi="Times New Roman" w:cs="Times New Roman"/>
-        </w:rPr>
-      </w:pPr>
-      <w:r>
-        <w:rPr>
-          <w:rFonts w:ascii="Times New Roman" w:hAnsi="Times New Roman" w:cs="Times New Roman"/>
-        </w:rPr>
-        <w:t>You are responsible for holding valid licenses for any Operating System software required.</w:t>
-      </w:r>
-    </w:p>
-    <w:p>
-      <w:pPr>
-        <w:spacing w:before="160" w:after="40"/>
-        <w:jc w:val="both"/>
-        <w:rPr>
-          <w:rFonts w:ascii="Times New Roman" w:hAnsi="Times New Roman" w:cs="Times New Roman"/>
-          <w:b/>
-          <w:bCs/>
-          <w:color w:val="000000" w:themeColor="text1"/>
-        </w:rPr>
-      </w:pPr>
-      <w:r>
-        <w:rPr>
-          <w:rFonts w:ascii="Times New Roman" w:hAnsi="Times New Roman" w:cs="Times New Roman"/>
-          <w:b/>
-          <w:bCs/>
-          <w:color w:val="000000" w:themeColor="text1"/>
-        </w:rPr>
-        <w:t>3. Ownership of Source Code</w:t>
-      </w:r>
-    </w:p>
-    <w:p>
-      <w:pPr>
-        <w:spacing w:after="60"/>
-        <w:jc w:val="both"/>
-        <w:rPr>
-          <w:rFonts w:ascii="Times New Roman" w:hAnsi="Times New Roman" w:cs="Times New Roman"/>
-        </w:rPr>
-      </w:pPr>
-      <w:r>
-        <w:rPr>
-          <w:rFonts w:ascii="Times New Roman" w:hAnsi="Times New Roman" w:cs="Times New Roman"/>
-        </w:rPr>
-        <w:t>Source Code remains the property of BlechTek Software Solutions LLP. The customer shall not claim any right in or to any patent, copyright, trademark or other proprietary right of the original manufacturer, developer or licensor. The software, hardware or other goods supplied are in accordance with the export laws of the respective countries, and diversion contrary to these laws or regulations is prohibited.</w:t>
-      </w:r>
-    </w:p>
-    <w:p>
-      <w:pPr>
-        <w:spacing w:before="160" w:after="40"/>
-        <w:jc w:val="both"/>
-        <w:rPr>
-          <w:rFonts w:ascii="Times New Roman" w:hAnsi="Times New Roman" w:cs="Times New Roman"/>
-          <w:b/>
-          <w:bCs/>
-          <w:color w:val="000000" w:themeColor="text1"/>
-        </w:rPr>
-      </w:pPr>
-      <w:r>
-        <w:rPr>
-          <w:rFonts w:ascii="Times New Roman" w:hAnsi="Times New Roman" w:cs="Times New Roman"/>
-          <w:b/>
-          <w:bCs/>
-          <w:color w:val="000000" w:themeColor="text1"/>
-        </w:rPr>
-        <w:t>4. Warranty</w:t>
-      </w:r>
-    </w:p>
-    <w:p>
-      <w:pPr>
-        <w:spacing w:before="160" w:after="40"/>
-        <w:jc w:val="both"/>
-        <w:rPr>
-          <w:rFonts w:ascii="Times New Roman" w:hAnsi="Times New Roman" w:cs="Times New Roman"/>
-        </w:rPr>
-      </w:pPr>
-      <w:r>
-        <w:rPr>
-          <w:rFonts w:ascii="Times New Roman" w:hAnsi="Times New Roman" w:cs="Times New Roman"/>
-        </w:rPr>
-        <w:t xml:space="preserve">BlechTek Software Solutions LLP offers a Standard Warranty against Development defects for the period of 3 Months from the Date of Installation. And BlechTek Software Solutions LLP is not responsible for the loss of Data due to any Platform related or Cyber Security Issues or Virus problems. </w:t>
-      </w:r>
-    </w:p>
-    <w:p>
-      <w:pPr>
-        <w:spacing w:before="160" w:after="40"/>
-        <w:jc w:val="both"/>
-        <w:rPr>
-          <w:rFonts w:ascii="Times New Roman" w:hAnsi="Times New Roman" w:cs="Times New Roman"/>
-          <w:b/>
-          <w:bCs/>
-          <w:color w:val="000000" w:themeColor="text1"/>
-        </w:rPr>
-      </w:pPr>
-      <w:r>
-        <w:rPr>
-          <w:rFonts w:ascii="Times New Roman" w:hAnsi="Times New Roman" w:cs="Times New Roman"/>
-          <w:b/>
-          <w:bCs/>
-          <w:color w:val="000000" w:themeColor="text1"/>
-        </w:rPr>
-        <w:t>5. Installation of Software</w:t>
-      </w:r>
-    </w:p>
-    <w:p>
-      <w:pPr>
-        <w:spacing w:before="160" w:after="40"/>
-        <w:jc w:val="both"/>
-        <w:rPr>
-          <w:rFonts w:ascii="Times New Roman" w:hAnsi="Times New Roman" w:cs="Times New Roman"/>
-        </w:rPr>
-      </w:pPr>
-      <w:r>
-        <w:rPr>
-          <w:rFonts w:ascii="Times New Roman" w:hAnsi="Times New Roman" w:cs="Times New Roman"/>
-          <w:u w:val="single" w:color="000000"/>
-        </w:rPr>
-        <w:t>Definition</w:t>
-      </w:r>
-      <w:r>
-        <w:rPr>
-          <w:rFonts w:ascii="Times New Roman" w:hAnsi="Times New Roman" w:cs="Times New Roman"/>
-        </w:rPr>
-        <w:t>: The Software will be considered as installed when it is loaded on the Server.</w:t>
-      </w:r>
-    </w:p>
-    <w:p>
-      <w:pPr>
-        <w:ind w:right="273"/>
-        <w:jc w:val="both"/>
-        <w:rPr>
-          <w:rFonts w:ascii="Times New Roman" w:hAnsi="Times New Roman" w:cs="Times New Roman"/>
-        </w:rPr>
-      </w:pPr>
-      <w:r>
-        <w:rPr>
-          <w:rFonts w:ascii="Times New Roman" w:hAnsi="Times New Roman" w:cs="Times New Roman"/>
-          <w:u w:val="single" w:color="000000"/>
-        </w:rPr>
-        <w:t>Installation pre-requisites (in case of on-premise Server)</w:t>
-      </w:r>
-      <w:r>
-        <w:rPr>
-          <w:rFonts w:ascii="Times New Roman" w:hAnsi="Times New Roman" w:cs="Times New Roman"/>
-        </w:rPr>
-        <w:t xml:space="preserve">: We will install the Software only after we receive the Site readiness report from you. A Copy of which will be forwarded to you along with our Order Acceptance / Request for Installation. </w:t>
-      </w:r>
-    </w:p>
-    <w:p>
-      <w:pPr>
-        <w:spacing w:before="160" w:after="40"/>
-        <w:jc w:val="both"/>
-        <w:rPr>
-          <w:rFonts w:ascii="Times New Roman" w:hAnsi="Times New Roman" w:cs="Times New Roman"/>
-          <w:b/>
-          <w:bCs/>
-          <w:color w:val="000000" w:themeColor="text1"/>
-        </w:rPr>
-      </w:pPr>
-      <w:r>
-        <w:rPr>
-          <w:rFonts w:ascii="Times New Roman" w:hAnsi="Times New Roman" w:cs="Times New Roman"/>
-          <w:b/>
-          <w:bCs/>
-          <w:color w:val="000000" w:themeColor="text1"/>
-        </w:rPr>
-        <w:t>6. Excused Performance</w:t>
-      </w:r>
-    </w:p>
-    <w:p>
-      <w:pPr>
-        <w:spacing w:before="160" w:after="40"/>
-        <w:jc w:val="both"/>
-        <w:rPr>
-          <w:rFonts w:ascii="Times New Roman" w:hAnsi="Times New Roman" w:cs="Times New Roman"/>
-          <w:color w:val="000000" w:themeColor="text1"/>
-        </w:rPr>
-      </w:pPr>
-      <w:r>
-        <w:rPr>
-          <w:rFonts w:ascii="Times New Roman" w:hAnsi="Times New Roman" w:cs="Times New Roman"/>
-        </w:rPr>
-        <w:t xml:space="preserve">BlechTek shall not be liable or deemed to be in default for any delay or failure in performance under this Contract or interruption of services due to strike or </w:t>
-      </w:r>
-      <w:r>
-        <w:rPr>
-          <w:rFonts w:ascii="Times New Roman" w:hAnsi="Times New Roman" w:cs="Times New Roman"/>
-        </w:rPr>
-        <w:t>labour</w:t>
-      </w:r>
-      <w:r>
-        <w:rPr>
-          <w:rFonts w:ascii="Times New Roman" w:hAnsi="Times New Roman" w:cs="Times New Roman"/>
-        </w:rPr>
-        <w:t xml:space="preserve"> disputes, riots, war, fire, acts of God or governmental regulations. BlechTek should not be held responsible, directly or indirectly for </w:t>
-      </w:r>
-      <w:r>
-        <w:rPr>
-          <w:rFonts w:ascii="Times New Roman" w:hAnsi="Times New Roman" w:cs="Times New Roman"/>
-        </w:rPr>
-        <w:t>non-performance</w:t>
-      </w:r>
-      <w:r>
-        <w:rPr>
-          <w:rFonts w:ascii="Times New Roman" w:hAnsi="Times New Roman" w:cs="Times New Roman"/>
-        </w:rPr>
-        <w:t xml:space="preserve"> of our software due to failure or malfunction of computer or telecommunications hardware, network or related equipment at your installation site.</w:t>
-      </w:r>
-    </w:p>
-    <w:p>
-      <w:pPr>
-        <w:spacing w:before="160" w:after="40"/>
-        <w:jc w:val="both"/>
-        <w:rPr>
-          <w:rFonts w:ascii="Times New Roman" w:hAnsi="Times New Roman" w:cs="Times New Roman"/>
-          <w:b/>
-          <w:bCs/>
-          <w:color w:val="000000" w:themeColor="text1"/>
-        </w:rPr>
-      </w:pPr>
-      <w:r>
-        <w:rPr>
-          <w:rFonts w:ascii="Times New Roman" w:hAnsi="Times New Roman" w:cs="Times New Roman"/>
-          <w:b/>
-          <w:bCs/>
-          <w:color w:val="000000" w:themeColor="text1"/>
-        </w:rPr>
-        <w:t>7. Discontinuation of Contract</w:t>
-      </w:r>
-    </w:p>
-    <w:p>
-      <w:pPr>
-        <w:spacing w:after="60"/>
-        <w:jc w:val="both"/>
-        <w:rPr>
-          <w:rFonts w:ascii="Times New Roman" w:hAnsi="Times New Roman" w:cs="Times New Roman"/>
-        </w:rPr>
-      </w:pPr>
-      <w:r>
-        <w:rPr>
-          <w:rFonts w:ascii="Times New Roman" w:hAnsi="Times New Roman" w:cs="Times New Roman"/>
-        </w:rPr>
-        <w:lastRenderedPageBreak/>
+      </w:pPr>
+      <w:r>
         <w:t xml:space="preserve">You will be required to pay the balance amount to BlechTek immediately in case of the </w:t>
       </w:r>
       <w:r>
-        <w:rPr>
-          <w:rFonts w:ascii="Times New Roman" w:hAnsi="Times New Roman" w:cs="Times New Roman"/>
-        </w:rPr>
-        <w:t>following</w:t>
-      </w:r>
-      <w:r>
-        <w:rPr>
-          <w:rFonts w:ascii="Times New Roman" w:hAnsi="Times New Roman" w:cs="Times New Roman"/>
-        </w:rPr>
-        <w:t>...</w:t>
+        <w:t>following...</w:t>
       </w:r>
     </w:p>
     <w:p>
@@ -6600,21 +4971,9 @@
         </w:numPr>
         <w:spacing w:after="60"/>
         <w:jc w:val="both"/>
-        <w:rPr>
-          <w:rFonts w:ascii="Times New Roman" w:hAnsi="Times New Roman" w:cs="Times New Roman"/>
-        </w:rPr>
-      </w:pPr>
-      <w:r>
-        <w:rPr>
-          <w:rFonts w:ascii="Times New Roman" w:hAnsi="Times New Roman" w:cs="Times New Roman"/>
-        </w:rPr>
-        <w:t>D</w:t>
-      </w:r>
-      <w:r>
-        <w:rPr>
-          <w:rFonts w:ascii="Times New Roman" w:hAnsi="Times New Roman" w:cs="Times New Roman"/>
-        </w:rPr>
-        <w:t>iscontinuation of the contract for reasons that are not related to BlechTek</w:t>
+      </w:pPr>
+      <w:r>
+        <w:t>Discontinuation of the contract for reasons that are not related to BlechTek</w:t>
       </w:r>
     </w:p>
     <w:p>
@@ -6626,21 +4985,9 @@
         </w:numPr>
         <w:spacing w:after="60"/>
         <w:jc w:val="both"/>
-        <w:rPr>
-          <w:rFonts w:ascii="Times New Roman" w:hAnsi="Times New Roman" w:cs="Times New Roman"/>
-        </w:rPr>
-      </w:pPr>
-      <w:r>
-        <w:rPr>
-          <w:rFonts w:ascii="Times New Roman" w:hAnsi="Times New Roman" w:cs="Times New Roman"/>
-        </w:rPr>
-        <w:t xml:space="preserve">If </w:t>
-      </w:r>
-      <w:r>
-        <w:rPr>
-          <w:rFonts w:ascii="Times New Roman" w:hAnsi="Times New Roman" w:cs="Times New Roman"/>
-        </w:rPr>
-        <w:t>the contract is stalled by you at any stage for a period of more than 60 days.</w:t>
+      </w:pPr>
+      <w:r>
+        <w:t>If the contract is stalled by you at any stage for a period of more than 60 days.</w:t>
       </w:r>
     </w:p>
     <w:p>
@@ -6648,7 +4995,6 @@
         <w:spacing w:before="160" w:after="40"/>
         <w:jc w:val="both"/>
         <w:rPr>
-          <w:rFonts w:ascii="Times New Roman" w:hAnsi="Times New Roman" w:cs="Times New Roman"/>
           <w:b/>
           <w:bCs/>
           <w:color w:val="000000" w:themeColor="text1"/>
@@ -6656,7 +5002,6 @@
       </w:pPr>
       <w:r>
         <w:rPr>
-          <w:rFonts w:ascii="Times New Roman" w:hAnsi="Times New Roman" w:cs="Times New Roman"/>
           <w:b/>
           <w:bCs/>
           <w:color w:val="000000" w:themeColor="text1"/>
@@ -6669,38 +5014,22 @@
         <w:spacing w:before="160" w:after="40"/>
         <w:jc w:val="both"/>
         <w:rPr>
-          <w:rFonts w:ascii="Times New Roman" w:hAnsi="Times New Roman" w:cs="Times New Roman"/>
           <w:color w:val="000000" w:themeColor="text1"/>
         </w:rPr>
       </w:pPr>
       <w:r>
-        <w:rPr>
-          <w:rFonts w:ascii="Times New Roman" w:hAnsi="Times New Roman" w:cs="Times New Roman"/>
-        </w:rPr>
         <w:t xml:space="preserve">In case of deduction of TDS Amount, </w:t>
       </w:r>
       <w:r>
-        <w:rPr>
-          <w:rFonts w:ascii="Times New Roman" w:hAnsi="Times New Roman" w:cs="Times New Roman"/>
-        </w:rPr>
         <w:t>you</w:t>
       </w:r>
       <w:r>
-        <w:rPr>
-          <w:rFonts w:ascii="Times New Roman" w:hAnsi="Times New Roman" w:cs="Times New Roman"/>
-        </w:rPr>
         <w:t xml:space="preserve"> </w:t>
       </w:r>
       <w:r>
-        <w:rPr>
-          <w:rFonts w:ascii="Times New Roman" w:hAnsi="Times New Roman" w:cs="Times New Roman"/>
-        </w:rPr>
         <w:t>must</w:t>
       </w:r>
       <w:r>
-        <w:rPr>
-          <w:rFonts w:ascii="Times New Roman" w:hAnsi="Times New Roman" w:cs="Times New Roman"/>
-        </w:rPr>
         <w:t xml:space="preserve"> give us the TDS certificate immediately along with our Payment. If we do not receive the TDS Certificate within 6 months or by the end of the Financial Year, you </w:t>
       </w:r>
     </w:p>
@@ -6709,7 +5038,6 @@
         <w:spacing w:before="160" w:after="40"/>
         <w:jc w:val="both"/>
         <w:rPr>
-          <w:rFonts w:ascii="Times New Roman" w:hAnsi="Times New Roman" w:cs="Times New Roman"/>
           <w:b/>
           <w:bCs/>
           <w:color w:val="000000" w:themeColor="text1"/>
@@ -6717,7 +5045,6 @@
       </w:pPr>
       <w:r>
         <w:rPr>
-          <w:rFonts w:ascii="Times New Roman" w:hAnsi="Times New Roman" w:cs="Times New Roman"/>
           <w:b/>
           <w:bCs/>
           <w:color w:val="000000" w:themeColor="text1"/>
@@ -6730,20 +5057,15 @@
         <w:spacing w:after="60"/>
         <w:jc w:val="both"/>
         <w:rPr>
-          <w:rFonts w:ascii="Times New Roman" w:hAnsi="Times New Roman" w:cs="Times New Roman"/>
-          <w:b/>
-          <w:bCs/>
-        </w:rPr>
-      </w:pPr>
-      <w:r>
-        <w:rPr>
-          <w:rFonts w:ascii="Times New Roman" w:hAnsi="Times New Roman" w:cs="Times New Roman"/>
-        </w:rPr>
+          <w:b/>
+          <w:bCs/>
+        </w:rPr>
+      </w:pPr>
+      <w:r>
         <w:t xml:space="preserve">This offer is valid up to </w:t>
       </w:r>
       <w:r>
         <w:rPr>
-          <w:rFonts w:ascii="Times New Roman" w:hAnsi="Times New Roman" w:cs="Times New Roman"/>
           <w:b/>
           <w:bCs/>
         </w:rPr>
@@ -6755,7 +5077,6 @@
         <w:spacing w:before="160" w:after="40"/>
         <w:jc w:val="both"/>
         <w:rPr>
-          <w:rFonts w:ascii="Times New Roman" w:hAnsi="Times New Roman" w:cs="Times New Roman"/>
           <w:b/>
           <w:bCs/>
           <w:color w:val="000000" w:themeColor="text1"/>
@@ -6763,7 +5084,6 @@
       </w:pPr>
       <w:r>
         <w:rPr>
-          <w:rFonts w:ascii="Times New Roman" w:hAnsi="Times New Roman" w:cs="Times New Roman"/>
           <w:b/>
           <w:bCs/>
           <w:color w:val="000000" w:themeColor="text1"/>
@@ -6775,26 +5095,14 @@
       <w:pPr>
         <w:spacing w:before="160" w:after="40"/>
         <w:jc w:val="both"/>
-        <w:rPr>
-          <w:rFonts w:ascii="Times New Roman" w:hAnsi="Times New Roman" w:cs="Times New Roman"/>
-        </w:rPr>
-      </w:pPr>
-      <w:r>
-        <w:rPr>
-          <w:rFonts w:ascii="Times New Roman" w:hAnsi="Times New Roman" w:cs="Times New Roman"/>
-        </w:rPr>
+      </w:pPr>
+      <w:r>
         <w:t xml:space="preserve">Any suggestions by your Auditors and / or Consultants should be discussed before the finalization of the Order. If any suggestions are made after the finalization of the order, the same will be considered only after the completion of this </w:t>
       </w:r>
       <w:r>
-        <w:rPr>
-          <w:rFonts w:ascii="Times New Roman" w:hAnsi="Times New Roman" w:cs="Times New Roman"/>
-        </w:rPr>
         <w:t>Order and</w:t>
       </w:r>
       <w:r>
-        <w:rPr>
-          <w:rFonts w:ascii="Times New Roman" w:hAnsi="Times New Roman" w:cs="Times New Roman"/>
-        </w:rPr>
         <w:t xml:space="preserve"> would be charged extra. </w:t>
       </w:r>
     </w:p>
@@ -6803,7 +5111,6 @@
         <w:spacing w:before="160" w:after="40"/>
         <w:jc w:val="both"/>
         <w:rPr>
-          <w:rFonts w:ascii="Times New Roman" w:hAnsi="Times New Roman" w:cs="Times New Roman"/>
           <w:b/>
           <w:bCs/>
           <w:color w:val="000000" w:themeColor="text1"/>
@@ -6811,7 +5118,6 @@
       </w:pPr>
       <w:r>
         <w:rPr>
-          <w:rFonts w:ascii="Times New Roman" w:hAnsi="Times New Roman" w:cs="Times New Roman"/>
           <w:b/>
           <w:bCs/>
           <w:color w:val="000000" w:themeColor="text1"/>
@@ -6823,14 +5129,8 @@
       <w:pPr>
         <w:spacing w:after="60"/>
         <w:jc w:val="both"/>
-        <w:rPr>
-          <w:rFonts w:ascii="Times New Roman" w:hAnsi="Times New Roman" w:cs="Times New Roman"/>
-        </w:rPr>
-      </w:pPr>
-      <w:r>
-        <w:rPr>
-          <w:rFonts w:ascii="Times New Roman" w:hAnsi="Times New Roman" w:cs="Times New Roman"/>
-        </w:rPr>
+      </w:pPr>
+      <w:r>
         <w:t>Any disputes arising out of in relation to this order is subject to jurisdiction of courts at Pune, Maharashtra.</w:t>
       </w:r>
     </w:p>
@@ -6838,14 +5138,8 @@
       <w:pPr>
         <w:spacing w:before="300" w:after="40"/>
         <w:jc w:val="both"/>
-        <w:rPr>
-          <w:rFonts w:ascii="Times New Roman" w:hAnsi="Times New Roman" w:cs="Times New Roman"/>
-        </w:rPr>
-      </w:pPr>
-      <w:r>
-        <w:rPr>
-          <w:rFonts w:ascii="Times New Roman" w:hAnsi="Times New Roman" w:cs="Times New Roman"/>
-        </w:rPr>
+      </w:pPr>
+      <w:r>
         <w:t xml:space="preserve">We hope this document aligns with our discussions. Please feel free to reach out for any clarification. </w:t>
       </w:r>
     </w:p>
@@ -6853,26 +5147,14 @@
       <w:pPr>
         <w:spacing w:before="300" w:after="40" w:line="360" w:lineRule="auto"/>
         <w:jc w:val="both"/>
-        <w:rPr>
-          <w:rFonts w:ascii="Times New Roman" w:hAnsi="Times New Roman" w:cs="Times New Roman"/>
-        </w:rPr>
-      </w:pPr>
-      <w:r>
-        <w:rPr>
-          <w:rFonts w:ascii="Times New Roman" w:hAnsi="Times New Roman" w:cs="Times New Roman"/>
-        </w:rPr>
+      </w:pPr>
+      <w:r>
         <w:t>Thanking you in anticipation.</w:t>
       </w:r>
       <w:r>
-        <w:rPr>
-          <w:rFonts w:ascii="Times New Roman" w:hAnsi="Times New Roman" w:cs="Times New Roman"/>
-        </w:rPr>
         <w:t xml:space="preserve"> </w:t>
       </w:r>
       <w:r>
-        <w:rPr>
-          <w:rFonts w:ascii="Times New Roman" w:hAnsi="Times New Roman" w:cs="Times New Roman"/>
-        </w:rPr>
         <w:t>Sincerely,</w:t>
       </w:r>
     </w:p>
@@ -6881,7 +5163,6 @@
         <w:spacing w:after="20" w:line="360" w:lineRule="auto"/>
         <w:jc w:val="both"/>
         <w:rPr>
-          <w:rFonts w:ascii="Times New Roman" w:hAnsi="Times New Roman" w:cs="Times New Roman"/>
           <w:b/>
           <w:bCs/>
           <w:color w:val="000000" w:themeColor="text1"/>
@@ -6889,7 +5170,6 @@
       </w:pPr>
       <w:r>
         <w:rPr>
-          <w:rFonts w:ascii="Times New Roman" w:hAnsi="Times New Roman" w:cs="Times New Roman"/>
           <w:b/>
           <w:bCs/>
           <w:color w:val="000000" w:themeColor="text1"/>
@@ -6902,7 +5182,6 @@
         <w:spacing w:after="20"/>
         <w:jc w:val="both"/>
         <w:rPr>
-          <w:rFonts w:ascii="Times New Roman" w:hAnsi="Times New Roman" w:cs="Times New Roman"/>
           <w:noProof/>
         </w:rPr>
       </w:pPr>
@@ -6912,7 +5191,6 @@
         <w:spacing w:after="20"/>
         <w:jc w:val="both"/>
         <w:rPr>
-          <w:rFonts w:ascii="Times New Roman" w:hAnsi="Times New Roman" w:cs="Times New Roman"/>
           <w:noProof/>
         </w:rPr>
       </w:pPr>
@@ -6922,7 +5200,6 @@
         <w:spacing w:after="20"/>
         <w:jc w:val="both"/>
         <w:rPr>
-          <w:rFonts w:ascii="Times New Roman" w:hAnsi="Times New Roman" w:cs="Times New Roman"/>
           <w:noProof/>
         </w:rPr>
       </w:pPr>
@@ -6932,7 +5209,6 @@
         <w:spacing w:after="20"/>
         <w:jc w:val="both"/>
         <w:rPr>
-          <w:rFonts w:ascii="Times New Roman" w:hAnsi="Times New Roman" w:cs="Times New Roman"/>
           <w:noProof/>
         </w:rPr>
       </w:pPr>
@@ -6942,7 +5218,6 @@
         <w:spacing w:after="20"/>
         <w:jc w:val="both"/>
         <w:rPr>
-          <w:rFonts w:ascii="Times New Roman" w:hAnsi="Times New Roman" w:cs="Times New Roman"/>
           <w:noProof/>
         </w:rPr>
       </w:pPr>
@@ -6951,9 +5226,6 @@
       <w:pPr>
         <w:spacing w:after="20"/>
         <w:jc w:val="both"/>
-        <w:rPr>
-          <w:rFonts w:ascii="Times New Roman" w:hAnsi="Times New Roman" w:cs="Times New Roman"/>
-        </w:rPr>
       </w:pPr>
     </w:p>
     <w:p>
@@ -6961,7 +5233,6 @@
         <w:spacing w:after="20"/>
         <w:jc w:val="both"/>
         <w:rPr>
-          <w:rFonts w:ascii="Times New Roman" w:hAnsi="Times New Roman" w:cs="Times New Roman"/>
           <w:b/>
           <w:bCs/>
           <w:color w:val="000000" w:themeColor="text1"/>
@@ -6969,7 +5240,6 @@
       </w:pPr>
       <w:r>
         <w:rPr>
-          <w:rFonts w:ascii="Times New Roman" w:hAnsi="Times New Roman" w:cs="Times New Roman"/>
           <w:b/>
           <w:bCs/>
           <w:color w:val="000000" w:themeColor="text1"/>
@@ -7399,7 +5669,9 @@
             <w:pStyle w:val="Header"/>
             <w:spacing w:line="276" w:lineRule="auto"/>
             <w:rPr>
-              <w:rFonts w:ascii="Times New Roman" w:hAnsi="Times New Roman" w:cs="Times New Roman"/>
+              <w:rFonts w:ascii="Calibri" w:hAnsi="Calibri" w:cs="Calibri"/>
+              <w:b/>
+              <w:bCs/>
               <w:sz w:val="36"/>
             </w:rPr>
           </w:pPr>
@@ -7426,7 +5698,9 @@
           </w:r>
           <w:r>
             <w:rPr>
-              <w:rFonts w:ascii="Times New Roman" w:hAnsi="Times New Roman" w:cs="Times New Roman"/>
+              <w:rFonts w:ascii="Calibri" w:hAnsi="Calibri" w:cs="Calibri"/>
+              <w:b/>
+              <w:bCs/>
               <w:sz w:val="36"/>
             </w:rPr>
             <w:t>QUOTATION</w:t>
